--- a/Output/Devendra Fadnavis/Devendra Fadnavis_chunk_1.docx
+++ b/Output/Devendra Fadnavis/Devendra Fadnavis_chunk_1.docx
@@ -17,6 +17,45 @@
       </w:pPr>
       <w:r>
         <w:rPr/>
+        <w:t>Title: 'Third Mumbai' to boost metropolitan region development: Fadnavis</w:t>
+      </w:r>
+    </w:p>
+    <w:p>
+      <w:pPr>
+        <w:pStyle w:val="Normal"/>
+      </w:pPr>
+      <w:r>
+        <w:rPr/>
+        <w:t xml:space="preserve">URL: </w:t>
+      </w:r>
+      <w:r>
+        <w:t xml:space="preserve"> https://www.outlookbusiness.com/news/third-mumbai-to-boost-metropolitan-region-development-fadnavis</w:t>
+      </w:r>
+    </w:p>
+    <w:p>
+      <w:pPr>
+        <w:pStyle w:val="Normal"/>
+      </w:pPr>
+      <w:r>
+        <w:rPr/>
+        <w:t>Content: Get magazine delivered to your doorstep Get latest issue delivered instantly Only in Delhi-NCR, Mumbai, Bengaluru, Pune, Lucknow &amp; Kolkata Get magazine delivered to your doorstep Get latest issue delivered instantly Only in Delhi-NCR, Mumbai, Bengaluru, Pune, Lucknow &amp; Kolkata News Fadnavis said at the inauguration of the expanded office of global investment banking giant Goldman Sachs in Worli area here Maharashtra CM Devendra Fadnavis announced plans to develop ‘Third Mumbai’ in Raigad district to boost growth in the Mumbai Metropolitan Region (MMR) The project will include centres of international universities, medical colleges, innovation hubs, and research facilities Research in quantum computing and AI-based systems will be a key feature of the new city Maharashtra Chief Minister Devendra Fadnavis has said his government is developing 'Third Mumbai' in neighbouring Raigad district to boost development in the Mumbai Metropolitan Region (MMR). This would mark a new chapter in the state's economic growth, Fadnavis said on Monday at the inauguration of the expanded office of global investment banking giant Goldman Sachs in Worli area here. The CM also held discussions with investors during the event. "The opening of Goldman Sachs' new facility is a matter of pride for the state. It reaffirms Maharashtra's skilled workforce, robust markets, and investor-friendly environment. This also underlines the state's leadership in the financial sector," he noted. "The state government is committed to development and is working with the private sector to build 'Third Mumbai'. The new city will host centres of international universities and will play a crucial role in the economic growth of both Mumbai and Maharashtra. The project will include medical colleges, innovation hubs, and research facilities," the CM said. Research in areas like quantum computing and AI-based systems will be a key feature, he added. Fadnavis assured that connectivity between Mumbai and 'Third Mumbai' would be seamless, supported by infrastructure projects like the Coastal Road, Atal Setu and the ongoing Worli-Sewri Link Road. BY PTI Appealing to private investors to take an initiative in the development of the new city, the CM said, "Good development happens through public-private partnerships. All necessary clearances for incoming investors will be fast-tracked at the government level. Maharashtra is an investor-friendly state. We are continuously improving our ease-of-doing-business rankings." The state is ensuring no obstacles come in the way of investors, and if any issues arise, they are resolved promptly, he said. Kevin Sneader, president of Goldman Sachs, said opportunities in the Indian market are of great significance to the firm. Goldman Sachs India CEO Sanjay Chatterjee said the new office marks a milestone in the company's journey in India, adding the design of the new space focuses on collaboration, innovation, and employee well-being. A statement from the CM's Office said Goldman Sachs began its services in India in the 1980s and established full ownership presence in Mumbai in 2006. It currently offers investment banking, equity sales and trading, fixed income securities, asset management, and research services, the statement said. Click/Scan to Subscribe Watch | There’s a Reason Gurugram Keeps Flooding WATCH | Ramnath Vaidyanathan on Why Companies Need to Offer Consumers Green Discounts WATCH | Prof. Balaraman Ravindran Unpacks the AI Revolution WATCH | India's Material Revolution: From Metals to Critical Minerals Union Budget 2025: FM Sitharaman Announces No Income Tax Payable Up To Income of Rs 12 Lakh Union Budget 2025: Celebrating India's Economic Tradition With Halwa Ceremony| See Photos Copyright © 2025 Outlook Publishing India Pvt Ltd. Copyright © 2025 Outlook Publishing India Pvt Ltd. All pages of the Website are subject to our terms and conditions and privacy policy. You must not reproduce, duplicate, copy, sell, resell or exploit any material on the Website for any commercial purposes.</w:t>
+      </w:r>
+    </w:p>
+    <w:p>
+      <w:pPr>
+        <w:pStyle w:val="Heading3"/>
+      </w:pPr>
+      <w:r>
+        <w:rPr/>
+        <w:t>Article 2</w:t>
+      </w:r>
+    </w:p>
+    <w:p>
+      <w:pPr>
+        <w:pStyle w:val="Normal"/>
+      </w:pPr>
+      <w:r>
+        <w:rPr/>
         <w:t>Title: Heavy rain lashes Marathwada; 5 missing in Nanded, says CM Devendra Fadnavis</w:t>
       </w:r>
     </w:p>
@@ -47,7 +86,202 @@
       </w:pPr>
       <w:r>
         <w:rPr/>
-        <w:t>Article 2</w:t>
+        <w:t>Article 3</w:t>
+      </w:r>
+    </w:p>
+    <w:p>
+      <w:pPr>
+        <w:pStyle w:val="Normal"/>
+      </w:pPr>
+      <w:r>
+        <w:rPr/>
+        <w:t>Title: Aakar Patel| New Maharashtra Security Law Open To Abuse, Threatens Rights; Say ‘No’ To It</w:t>
+      </w:r>
+    </w:p>
+    <w:p>
+      <w:pPr>
+        <w:pStyle w:val="Normal"/>
+      </w:pPr>
+      <w:r>
+        <w:rPr/>
+        <w:t xml:space="preserve">URL: </w:t>
+      </w:r>
+      <w:r>
+        <w:t xml:space="preserve"> https://www.deccanchronicle.com/opinion/columnists/aakar-patel-new-maharashtra-security-law-open-to-abuse-threatens-rights-say-no-to-it-1898276</w:t>
+      </w:r>
+    </w:p>
+    <w:p>
+      <w:pPr>
+        <w:pStyle w:val="Normal"/>
+      </w:pPr>
+      <w:r>
+        <w:rPr/>
+        <w:t>Content: We celebrated Independence Day earlier this month, to mark the culmination of our freedom struggle. Independence and freedom from what? From alien rule and from all oppressive laws — no matter who imposes them on us. The governor of Maharashtra is currently examining a law passed by the state Assembly called the “Maharashtra Special Public Security Bill”. I have written to the governor, on behalf of Amnesty International India, and asked him to not sign it and instead to deny his assent. Framed as a counter-measure against those who have come to be called “Urban Naxals”, the bill threatens constitutionally and internationally protected human rights. “Naxalism” is seen as a decades-old rural and Communist-inspired movement. “Urban Naxalism” in the present context presumably refers to alleged support for this movement by intellectuals, academics and others. The term “Urban Naxalism” has no legal definition in Indian law. With its vague language, discriminatory focus, absence of judicial oversight, and high potential for misuse, the bill risks criminalising of legitimate dissent in one of our largest states. As may be expected, Maharashtra chief minister Devendra Fadnavis has asserted that the law will not be used to suppress government critics. However, if the term “Urban Naxalism” has no legal definition in India, then what is it? It is a rhetorical and politically charged phrase -- popularised in the media and political discourse, not jurisprudence. Its very vagueness allows it to be weaponised against civil society, often conflating peaceful dissent with sedition or terrorism. There is a troubling precedent. The Bhima Koregaon case, in which 16 activists were arrested under the Unlawful Activities (Prevention) Act, or UAPA, demonstrates how this label has been used to detain individuals for years without trial. Many of those accused were not linked to any act of violence, but merely to the expression of critical views, advocacy for marginalised communities, or the defence of civil liberties. Notably, the arrests began in 2018 during Mr Fadnavis’ earlier tenure as chief minister. Seven years later, trials have yet to commence, bail remains denied to six of the activists, and one of the accused, Father Stan Swamy, died in custody. The “Urban Naxal” narrative has dangerously blurred the line between non-violent political opposition and violent extremism. Such conflation is not only incompatible with India’s constitutional values but also violates its international legal obligations. The law has other troubling elements, such as discrimination. Its opening paragraphs identify “left-wing extremist organisations or similar organisations” as its focus. This singles out ideologies for criminalisation and violates Article 26 of the International Covenant on Civil and Political Rights, which guarantees equal protection under the law regardless of political opinion, and which India is a signatory to. Punishing membership of an organisation solely based on ideas without proof of incitement of or participation in violence is also violative of the human rights of Indians. The law defines “unlawful activity” using imprecise and subjective terms such as “menace to public order” or “tendency to interfere with the administration of law.” These definitions could encompass peaceful protest or civil disobedience, the foundational elements of our freedom struggle. Section 3 empowers the executive to declare organisations “unlawful”, with no provision for prompt and impartial judicial review. The advisory board tasked with reviewing such declarations comprises only government appointees, meaning that they will be kangaroo courts. Sections in the law permitting searches and seizures based on an officer’s “opinion” or “personal knowledge” strip away all judicial safeguards and open the door to arbitrary action. This violates the rights guaranteeing fair trial and due process in searches, protecting individuals against unlawful interference with one’s home, property and privacy. Section 14 prohibits appeals, while Section 17 provides blanket immunity to government officials, even in cases of abuse. Such clauses eliminate accountability. As has become the fashion, colonial-style oppression on jailing people is present in this law also. Section 15 renders all offences under the bill non-bailable and cognisable, despite the vagueness of their definitions. This facilitates prolonged pre-trial detention without judicial scrutiny. On top of everything else, the law isn’t needed: India already possesses very restrictive counter-terrorism and criminal laws, including the UAPA, MCOCA, and Bharatiya Nyaya Sanhita, which criminalise the same or similar alleged conduct. The new bill adds another weapon to suppress dissent, turning the legal process itself into punishment and further eroding civil liberties. If signed and enforced, the law under the guise of security represents a grave and unnecessary expansion of state power at the cost of fundamental rights. Far from safeguarding Maharashtra, it criminalises dissent, debate and accountability. The misuse of vague terms like “Urban Naxal” has already caused immense harm. Assenting to this bill would legitimize a framework that enables abuse and impunity over justice. This is why I have urged the governor, with the utmost respect, to withhold assent to the bill. The observation of Independence Day should not be restricted to the symbolism of flag-hoisting or salutes and long speeches. What should be observed is our continuing commitment to freedom, the protection of civil liberties, the preservation of human rights and access to justice. This law is a clear violation of all of these, and for this reason one hopes that it is not inflicted on Indians. The writer is the chair of Amnesty International India. Twitter: @aakar_patel</w:t>
+      </w:r>
+    </w:p>
+    <w:p>
+      <w:pPr>
+        <w:pStyle w:val="Heading3"/>
+      </w:pPr>
+      <w:r>
+        <w:rPr/>
+        <w:t>Article 4</w:t>
+      </w:r>
+    </w:p>
+    <w:p>
+      <w:pPr>
+        <w:pStyle w:val="Normal"/>
+      </w:pPr>
+      <w:r>
+        <w:rPr/>
+        <w:t>Title: “It is a matter of pride for all of us that Maharashtra Governor CP Radhakrishnan has been nominated for the Vice Presidential elections,” he told reporters here.</w:t>
+      </w:r>
+    </w:p>
+    <w:p>
+      <w:pPr>
+        <w:pStyle w:val="Normal"/>
+      </w:pPr>
+      <w:r>
+        <w:rPr/>
+        <w:t xml:space="preserve">URL: </w:t>
+      </w:r>
+      <w:r>
+        <w:t xml:space="preserve"> https://www.thestatesman.com/india/fadnavis-hails-maha-guvs-nomination-as-vice-presidential-candidate-1503473264.html</w:t>
+      </w:r>
+    </w:p>
+    <w:p>
+      <w:pPr>
+        <w:pStyle w:val="Normal"/>
+      </w:pPr>
+      <w:r>
+        <w:rPr/>
+        <w:t>Content: “It is a matter of pride for all of us that Maharashtra Governor CP Radhakrishnan has been nominated for the Vice Presidential elections,” he told reporters here. Statesman News Service | Mumbai | August 18, 2025 7:40 pm Photo: IANS Maharashtra Chief Minister Devendra Fadnavis on Monday hailed the nomination of Governor C P Radhakrishnan as the Vice Presidential nominee of the ruling NDA. “It is a matter of pride for all of us that Maharashtra Governor CP Radhakrishnan has been nominated for the Vice Presidential elections,” he told reporters here. Advertisement Though Radhakrishnan is from Tamil Nadu, he is registered as a voter in Mumbai. In the Vidhan Sabha elections, he exercised his franchise in Mumbai. As a person from Mumbai nominated for Vice Presidential polls, I will request all MPs from Maharashtra cutting across party lines to support him. Advertisement “It is a matter of pride for Mumbai. Since Sharad Pawar and Uddhav Thackeray represent the cause of Maharashtra, I will request them to support him,” Fadnavis told media persons here on Monday. Meanwhile, Uddhav Thackeray-led Shiv Sena Rajya Sabha MP and chief party spokesperson Sanjay Raut said that his party welcomes the candidacy of Maharashtra Governor C P Radhakrishnan for the post of vice president with an open mind, but he remained non-committal about supporting Radhakrishnan since “he is an NDA candidate”. “We are happy that he is the vice presidential candidate. Before him (then Maharashtra governor) Shankar Dayal Sharma was vice president and went on to become the president. When any person linked to Maharashtra is selected for such a constitutional post, we welcome it with an open mind, but he (Radhakrishnan) is an NDA candidate and the Shiv Sena is part of the INDIA bloc,” Sanjay Raut said. Raut informed that All India Congress Committee general secretary K C Venugopal spoke to Shiv Sena chief Uddhav Thackeray about the opposition’s candidate for the Vice President’s election scheduled for September 9. Raut said that when Uddhav Thackeray was in New Delhi last week, there was a deliberation about the VP candidate and he conveyed his opinion to Congress president Mallikarjun Kharge and Rahul Gandhi. “We will discuss it (the opposition VP candidate) with Kharge. I don’t feel the Uddhav-led Shiv Sena should have any independent stand about this issue because Radhakrishnan is an NDA nominee and we have to take a decision as INDIA bloc with consensus. If the INDIA bloc and NDA develop a consensus then Shiv Sena will also be part of that process,” Raut said. Maharashtra Deputy Chief Minister Eknath Shinde said, “I sincerely thank Prime Minister Narendra Modi for announcing the name of Radhakrishnan as the candidate for Vice President, and I extend my heartfelt best wishes to him. As a constituent of the NDA alliance. Shiv Sena offers full support and cooperation to Radhakrishnan. I am hopeful that he will achieve a significant victory. The experience he has gained as the Governor of Maharashtra will greatly benefit the country”. Maharashtra Deputy Chief Minister Ajit Pawar and NCP President said, “Congratulations to Radhakrishnan on being announced as NDA’s candidate for the Vice Presidential election. I am sure once elected, his long standing experience and dedication will only enrich this high constitutional office. Wishing him the very best”. Advertisement Gowda expressed happiness for Radhakrishnan being selected as the NDA candidate for the post. According to party sources, Singh had spoken to Stalin over the phone a few days ago to enlist the support of the Dravidian major for making CPR a common candidate in the election for Vice-President slated for September 9. In a post on X after the meeting, PM Modi wrote, “Met Thiru CP Radhakrishnan Ji. Conveyed my best wishes on his being the NDA’s Vice Presidential nominee. His long years of public service and experience across domains will greatly enrich our nation. May he continue to serve the nation with the same dedication and resolve he has always demonstrated. @CPRGuv”. Advertisement PEOPLE'S PARLIAMENT, ALWAYS IN SESSION Address The Statesman Net Private Limited Statesman House, First Floor 148 Barakhamba Road New Delhi – 110001 (+91) (011) 41605781, 41605958 © 2025, thestatesman.com | All rights reserved</w:t>
+      </w:r>
+    </w:p>
+    <w:p>
+      <w:pPr>
+        <w:pStyle w:val="Heading3"/>
+      </w:pPr>
+      <w:r>
+        <w:rPr/>
+        <w:t>Article 5</w:t>
+      </w:r>
+    </w:p>
+    <w:p>
+      <w:pPr>
+        <w:pStyle w:val="Normal"/>
+      </w:pPr>
+      <w:r>
+        <w:rPr/>
+        <w:t>Title: Cannot achieve affordable housing with ‘business as usual’ approach: Maharashtra CM Fadnavis tells realtors</w:t>
+      </w:r>
+    </w:p>
+    <w:p>
+      <w:pPr>
+        <w:pStyle w:val="Normal"/>
+      </w:pPr>
+      <w:r>
+        <w:rPr/>
+        <w:t xml:space="preserve">URL: </w:t>
+      </w:r>
+      <w:r>
+        <w:t xml:space="preserve"> https://www.moneycontrol.com/news/business/real-estate/cannot-achieve-affordable-housing-with-business-as-usual-approach-maharashtra-cm-fadnavis-tells-realtors-13462328.html</w:t>
+      </w:r>
+    </w:p>
+    <w:p>
+      <w:pPr>
+        <w:pStyle w:val="Normal"/>
+      </w:pPr>
+      <w:r>
+        <w:rPr/>
+        <w:t>Content: My Account Follow us on: Powered By See the top gainers, losers, invest and get updated what's happening in the crypto market Invest Now Powered By This functionality will provide users with ease of access navigation and enable create a new revenue line by generating leads of potential customers for brokers in a more integrated manner. Invest Now Devendra Fadnavis, the chief minister of Maharashtra told Mumbai’s top real estate developers during an event that governments as well as realtors will not be able to push for affordable housing in the city with the ‘business-as-usual’ approach, as triggers like big-ticket infrastructure projects as well as reduction in construction premiums have not resulted in home prices falling, but instead have only gone higher. CM Fadnavis was addressing an event organised by CREDAI-MCHI, the developer lobby group CREDAI's chapter for the Mumbai metropolitan region over the weekend. "For the last ten years, we have done all the things that you (the developers) said will improve affordable housing, but prices have not reduced. This is not a complaint, but you demanded that premiums be reduced, but when we did so, we saw that home prices did not reduce. We thought that if we built the Coastal Road and Atal Setu, home prices will reduce, but prices reached the skies due to the Coastal Road...If we have to improve affordable housing in real terms, we have to bring in different interventions. We can't do it with a business-as-usual approach," Fadnavis said during his address. Real estate companies in Mumbai pay a construction premium to civic authorities, also known as development charge, for the right to various construction activities. The Chief Minister added property prices rising is not necessarily an adverse outcome as more capital gets injected into the economy. Across major global cities, Mumbai has recorded one of the fastest growth in residential prices, according to property consultants. A recent report by Knight Frank showed that Mumbai's housing prices rose by 8.7 percent on-year during the April-June quarter, ranking sixth out of the 46 major residential markets tracked in the report. According to a report by EY and CREDAI, the share of real estate in India's gross domestic product is expected to reach around 18 percent by 2047. Discover the latest Business News, Budget 2025 News, Sensex, and Nifty updates. Obtain Personal Finance insights, tax queries, and expert opinions on Moneycontrol or download the Moneycontrol App to stay updated! Sensex Today Jerome Powell Speech Live Avadhut Sathe Online Gaming Bill Vikram Solar IPO Allotment ITR Filing PM Modi News Live Jaswinder Bhalla India China News AP DSC Merit List Business Markets Stocks India News City News Economy Mutual Funds Personal Finance IPO News Startups Home Currencies Commodities Pre-Market IPO Global Market Bonds Home Loans up to 50 Lakhs Credit Cards Lifetime Free Finance TrackerNew Fixed Deposits Fixed Deposit Comparison Fixed Income Home MC 30 Top Ranked Funds ETFs Mutual Fund Screener Income Tax Calculator EMI Calculator Retirement Planning Gratuity Calculator Petrol Price in India Diesel Price in India Stock Markets News18 Firstpost CNBC TV18 News18 Hindi Cricketnext Overdrive About Us Contact Us Advisory Alert Advertise with Us SupportDisclaimer Privacy Policy Cookie Policy Terms &amp; Conditions Financial Terms (Glossary) Sitemap Investors Copyright © Network18 Media &amp; Investments Limited. All rights reserved. Reproduction of news articles, photos, videos or any other content in whole or in part in any form or medium without express written permission of moneycontrol.com is prohibited. You are already a Moneycontrol Pro user.</w:t>
+      </w:r>
+    </w:p>
+    <w:p>
+      <w:pPr>
+        <w:pStyle w:val="Heading3"/>
+      </w:pPr>
+      <w:r>
+        <w:rPr/>
+        <w:t>Article 6</w:t>
+      </w:r>
+    </w:p>
+    <w:p>
+      <w:pPr>
+        <w:pStyle w:val="Normal"/>
+      </w:pPr>
+      <w:r>
+        <w:rPr/>
+        <w:t>Title: Shiv Sena (UBT) Welcomes Radhakrishnan’s Nomination, Fadnavis Seeks All-Party Support</w:t>
+      </w:r>
+    </w:p>
+    <w:p>
+      <w:pPr>
+        <w:pStyle w:val="Normal"/>
+      </w:pPr>
+      <w:r>
+        <w:rPr/>
+        <w:t xml:space="preserve">URL: </w:t>
+      </w:r>
+      <w:r>
+        <w:t xml:space="preserve"> https://www.deccanchronicle.com/nation/shiv-sena-ubt-welcomes-rahakrishans-nomination-fadnavis-seeks-all-party-support-1898266</w:t>
+      </w:r>
+    </w:p>
+    <w:p>
+      <w:pPr>
+        <w:pStyle w:val="Normal"/>
+      </w:pPr>
+      <w:r>
+        <w:rPr/>
+        <w:t>Content: Mumbai: Shiv Sena (UBT) on Monday welcomed the nomination of Maharashtra Governor C.P. Radhakrishnan as the NDA’s candidate for the post of Vice President. While the Uddhav Thackeray-led party has not officially declared its support, its open appreciation of his candidacy has sparked unease within the Maha Vikas Aghadi (MVA) alliance. Congress leader and Legislature Party head Vijay Wadettiwar stated that he was hopeful that Mr. Thackeray would refrain from supporting the NDA nominee. “Since Mr. Radhakrishnan has not made any significant contribution to Maharashtra, I don’t believe Uddhav Thackeray will back him,” Mr. Wadettiwar said. A day after his nomination, Mr. Radhakrishnan left for New Delhi to hold discussions with senior BJP leaders. Meanwhile, Maharashtra Chief Minister Devendra Fadnavis appealed to all MPs from the state to support Radhakrishnan’s candidature, emphasizing his ties to Maharashtra. “Though he hails from Tamil Nadu, Mr. Radhakrishnan is a registered voter in Mumbai and cast his vote during last year’s assembly elections. It is a matter of pride for Maharashtra,” Fadnavis said. The Chief Minister specifically reached out to NCP (SP) chief Sharad Pawar and Shiv Sena (UBT) president Uddhav Thackeray, urging them to support the 68-year-old RSS-affiliated leader. Shiv Sena (UBT) MP Sanjay Raut welcomed the candidacy, saying, “We are happy that he has been nominated. Before him, Shankar Dayal Sharma, who had ties to Maharashtra, served as Vice President and later President. When someone linked to Maharashtra is selected for a constitutional post, we welcome it with an open mind.” However, Mr. Raut stopped short of confirming support. “He is an NDA candidate, and Shiv Sena (UBT) is part of the INDIA bloc. A decision will be made collectively within the alliance,” he added. The electoral college for the Vice President’s election includes all members of both Houses of Parliament. The Shiv Sena (UBT) holds nine Lok Sabha and two Rajya Sabha seats, while the NCP (Sharad Pawar faction) has 10 Lok Sabha and two Rajya Sabha members. With the NDA currently enjoying the backing of at least 422 out of 781 members in the electoral college, Mr. Radhakrishnan’s victory appears to be a foregone conclusion.</w:t>
+      </w:r>
+    </w:p>
+    <w:p>
+      <w:pPr>
+        <w:pStyle w:val="Heading3"/>
+      </w:pPr>
+      <w:r>
+        <w:rPr/>
+        <w:t>Article 7</w:t>
+      </w:r>
+    </w:p>
+    <w:p>
+      <w:pPr>
+        <w:pStyle w:val="Normal"/>
+      </w:pPr>
+      <w:r>
+        <w:rPr/>
+        <w:t>Title: Goldman Sachs opens new, expanded office in Mumbai</w:t>
+      </w:r>
+    </w:p>
+    <w:p>
+      <w:pPr>
+        <w:pStyle w:val="Normal"/>
+      </w:pPr>
+      <w:r>
+        <w:rPr/>
+        <w:t xml:space="preserve">URL: </w:t>
+      </w:r>
+      <w:r>
+        <w:t xml:space="preserve"> https://www.thehindu.com/business/Industry/goldman-sachs-opens-new-expanded-office-in-mumbai/article69947256.ece</w:t>
+      </w:r>
+    </w:p>
+    <w:p>
+      <w:pPr>
+        <w:pStyle w:val="Normal"/>
+      </w:pPr>
+      <w:r>
+        <w:rPr/>
+        <w:t>Content: August 18, 2025e-Paper The View From India Looking at World Affairs from the Indian perspective. First Day First Show News and reviews from the world of cinema and streaming. Today's Cache Your download of the top 5 technology stories of the day. Science For All The weekly newsletter from science writers takes the jargon out of science and puts the fun in! Data Point Decoding the headlines with facts, figures, and numbers Health Matters Ramya Kannan writes to you on getting to good health, and staying there The Hindu On Books Books of the week, reviews, excerpts, new titles and features. August 18, 2025e-Paper Updated - August 18, 2025 06:08 pm IST - Mumbai Maharashtra CM Devendra Fadnavis inaugurated the new Goldman Sachs office in Ascent Worli. Photo: Special Arrangement Goldman Sachs has announced the inauguration of a new, expanded office space in Mumbai. Devendra Fadnavis, Chief Minister of Maharashtra, inaugurated the new office in Ascent Worli. Kevin Sneader, President, Asia Pacific Ex-Japan of Goldman Sachs, said, “Our new Mumbai office is the next chapter in our multi-decade growth trajectory in India, underscoring the substantial opportunities we see in the market.” Sonjoy Chatterjee, Chairman and Chief Executive Officer of Goldman Sachs India, said “The opening of our new office represents a milestone in our journey as we continue to grow our India franchise. The design and purpose of this new space reflect our deep commitment to fostering collaboration, innovation, and employee well-being, while delivering world-class service to our clients.” The new office occupies the entire tenth floor and half of the ninth floor of Ascent Worli. The premises are approximately 50% larger than the previous Mumbai location. Goldman Sachs said it has helped issuers raise over $10 billion since 2024 via IPOs and block trades, including India’s largest IPO and block trade year to date. The firm has been serving clients in India since the early 1980s and established a wholly owned onshore presence in Mumbai in 2006. “Goldman Sachs is an active investor in India and has deployed more than $8.5 billion in capital since 2006,” it said. Published - August 18, 2025 05:26 pm IST banking / Mumbai Copyright© 2025, THG PUBLISHING PVT LTD. or its affiliated companies. All rights reserved. BACK TO TOP Terms &amp; conditions | Institutional Subscriber Comments have to be in English, and in full sentences. They cannot be abusive or personal. Please abide by our community guidelines for posting your comments. We have migrated to a new commenting platform. If you are already a registered user of The Hindu and logged in, you may continue to engage with our articles. If you do not have an account please register and login to post comments. Users can access their older comments by logging into their accounts on Vuukle.</w:t>
+      </w:r>
+    </w:p>
+    <w:p>
+      <w:pPr>
+        <w:pStyle w:val="Heading3"/>
+      </w:pPr>
+      <w:r>
+        <w:rPr/>
+        <w:t>Article 8</w:t>
       </w:r>
     </w:p>
     <w:p>
@@ -86,7 +320,7 @@
       </w:pPr>
       <w:r>
         <w:rPr/>
-        <w:t>Article 3</w:t>
+        <w:t>Article 9</w:t>
       </w:r>
     </w:p>
     <w:p>
@@ -125,16 +359,16 @@
       </w:pPr>
       <w:r>
         <w:rPr/>
-        <w:t>Article 4</w:t>
-      </w:r>
-    </w:p>
-    <w:p>
-      <w:pPr>
-        <w:pStyle w:val="Normal"/>
-      </w:pPr>
-      <w:r>
-        <w:rPr/>
-        <w:t>Title: Maharashtra CM Devendra Fadnavis seeks Opposition backing for Radhakrishnan</w:t>
+        <w:t>Article 10</w:t>
+      </w:r>
+    </w:p>
+    <w:p>
+      <w:pPr>
+        <w:pStyle w:val="Normal"/>
+      </w:pPr>
+      <w:r>
+        <w:rPr/>
+        <w:t>Title: ‘Observe precaution’: Maharashtra CM warns about severe weather conditions in State</w:t>
       </w:r>
     </w:p>
     <w:p>
@@ -146,16 +380,16 @@
         <w:t xml:space="preserve">URL: </w:t>
       </w:r>
       <w:r>
-        <w:t xml:space="preserve"> https://www.mid-day.com/mumbai/mumbai-news/article/maharashtra-cm-devendra-fadnavis-seeks-opposition-backing-for-radhakrishnan-23590051</w:t>
-      </w:r>
-    </w:p>
-    <w:p>
-      <w:pPr>
-        <w:pStyle w:val="Normal"/>
-      </w:pPr>
-      <w:r>
-        <w:rPr/>
-        <w:t>Content: Today's E-Paper Web Stories E-Paper Mid-day Gujarati Inquilab Mid-day Hindi Updated on: 19 August,2025 08:34 AM IST | Mumbai Sanjeev Shivadekar | sanjeev.shivadekar@mid-day.com CM urges Uddhav Thackeray, Sharad Pawar to support Maharashtra Governor’s candidature for Vice-President as BJP works on a consensus poll; Fadnavis urged parties that speak of ‘Maharashtra Asmita’ to walk the talk by backing candidate CP Radhakrishnan, who is not only the state’s governor but also a registered voter from Mumbai CP Radhakrishnan (left) met with Prime Minister Narendra Modi in Delhi on Monday. PIC/BY SPECIAL ARRANGEMENT Will the Shiv Sena (UBT) and the Sharad Pawar-led NCP heed Chief Minister Devendra Fadnavis’s appeal as the National Democratic Alliance (NDA) pushes for consensus support for its Vice President (VP) candidate, CP Radhakrishnan? Will the Shiv Sena (UBT) and the Sharad Pawar-led NCP heed Chief Minister Devendra Fadnavis’s appeal as the National Democratic Alliance (NDA) pushes for consensus support for its Vice President (VP) candidate, CP Radhakrishnan? On Sunday, the BJP announced Maharashtra Governor CP Radhakrishnan as the NDA’s candidate for the VP post, which has fallen vacant after Jagdeep Dhankhar resigned citing health reasons. On Monday, speaking to the media in Mumbai, Fadnavis urged parties that speak of ‘Maharashtra Asmita’ to walk the talk by backing candidate CP Radhakrishnan, who is not only the state’s governor but also a registered voter from Mumbai. “It is a moment of pride for the state. All parties, especially Uddhav Thackeray and Sharad Pawar, who often talk about the pride of Maharashtra, should come forward and support the candidature of CP Radhakrishnan for the VP post,” Fadnavis said. Earlier in the day, Radhakrishnan visited Delhi and met Prime Minister Narendra Modi. The electoral college for the post of vice-president of India consists of all members of both Houses of Parliament (Lok Sabha and Rajya Sabha). According to the Election Commission of India (ECI), voting for the VP election will be held on September 9. Despite having the numbers to comfortably win the VP poll, the BJP is reaching out to opposition parties in an effort to ensure an unopposed election. While Thackeray and Pawar have not yet reacted to the development, Shiv Sena (UBT) leaders have said such posts should not be politicised. Speaking on condition of anonymity, a senior UBT leader said, “Ideally, for such a post, the candidate should be elected unopposed. But Uddhavji will take the final call on the issue.” Did you find this article helpful? Help us improve further by providing more detailed feedback and stand a chance to win a 3-month e-paper subscription! Click Here Note: Winners will be selected via a lucky draw. Help us improve further by providing more detailed feedback and stand a chance to win a 3-month e-paper subscription! Click Here Note: Winners will be selected via a lucky draw. &gt; ADVERTISEMENT ADVERTISEMENT ADVERTISEMENT</w:t>
+        <w:t xml:space="preserve"> https://www.thehindubusinessline.com/news/observe-precaution-maharashtra-cm-warns-about-severe-weather-conditions-in-state/article69950172.ece</w:t>
+      </w:r>
+    </w:p>
+    <w:p>
+      <w:pPr>
+        <w:pStyle w:val="Normal"/>
+      </w:pPr>
+      <w:r>
+        <w:rPr/>
+        <w:t>Content: + 141.88 + 32.20 -45.00 + 21.00 -367.00 + 141.88 + 32.20 + 32.20 -45.00 -45.00 + 21.00 Get businessline apps on Connect with us TO ENJOY ADDITIONAL BENEFITS Connect With Us Get BusinessLine apps on Maharashtra Chief Minister Devendra Fadnavis | Photo Credit: EMMANUAL YOGINI Maharashtra Chief Minister Devendra Fadnavis on Monday issued a warning about the severe weather conditions in the State, particularly in Mumbai, due to heavy rainfall. Mumbai received 177 mm of rainfall in just 6-8 hours, prompting the CM to advise citizens to take precautions as more showers are expected along with high tides. A red alert has been issued for Mumbai, Thane and Raigad, with the IMD forecasting extremely heavy rainfall in these areas. "In the last 2 days, Maharashtra has received widespread rainfall. Red Alert and Orange Alert have been issued for several districts. Even for the next three days, until 21st August, half of the districts in Maharashtra have either Red Alert or Orange Alert. We discussed the precautions that need to be taken due to this," Fadnavis said. Fourteen places in Mumbai were waterlogged due to the recent rain, but traffic is moving at 12 locations. Local train services are delayed, but metro services remain unaffected. Schools and colleges in Mumbai have been closed due to the heavy rain, with a decision on Tuesday's classes to be taken later. The Chief Minister added that the state control room has already sent alerts to district centres, and relief measures are underway. "Our Control Room has sent an alert to the Centres in the districts. We are making every effort to provide relief wherever there is any damage. Efforts to further mitigate disasters that can occur in the days to come are being made," Maharashtra CM said. The Maharashtra government is working closely with neighbouring states to monitor the situation and prevent any flood-like situation, especially in Konkan, which has received heavy rainfall. The state government has also requested the Karnataka government to release water from the Almatti Dam to manage the situation. "Talks are being held with neighbouring states, be it Telangana or Karnataka, regarding the proper maintenance of discharge or water from there. Arrangements have been made to prevent a flood-like situation, especially in Konkan, which has received heavy rainfall...Farmers had cultivated crops on about 4 lakh hectares of land. They have suffered loss. It will be assessed and aid will be provided," the CM added. In Nanded's Mukhed area, 206 people were rescued after a cloudburst, and teams of NDRF and the military are working to rescue more people. Fadnavis said, "In Mukramabad, Nanded, there was 206 mm rainfall yesterday. A cloudburst occurred yesterday. People were stuck there. Two hundred six people have been rescued, and more are being rescued. Teams of NDRF and the military are there. Similarly, in Mumbai, there has been widespread rainfall. In the last 8 hours, Mumbai has received 177 mm of rainfall. In the next 8-10 hours, a Red Alert has been issued in Mumbai. So, schools have been closed after noon...People have been told to step out only if it is needed," he said. Citizens were advised to avoid stepping out unless necessary, and offices have been told to let employees leave by 4 pm ahead of the expected high tide. The CM further warned that the next few days could see more disruptions. "There is going to be rainfall in Mumbai for the next 2-3 days. There is going to be a high tide as well. So, people should observe precautions. 14 places were waterlogged due to the recent rain. But traffic is moving at 12 locations. Mumbai's train system is delayed but has not come to a halt..." Published on August 19, 2025 Copyright© 2025, THG PUBLISHING PVT LTD. or its affiliated companies. All rights reserved. BACK TO TOP Comments have to be in English, and in full sentences. They cannot be abusive or personal. Please abide by our community guidelines for posting your comments. We have migrated to a new commenting platform. If you are already a registered user of TheHindu Businessline and logged in, you may continue to engage with our articles. If you do not have an account please register and login to post comments. Users can access their older comments by logging into their accounts on Vuukle. Terms &amp; conditions | Institutional Subscriber</w:t>
       </w:r>
     </w:p>
     <w:p>
@@ -164,16 +398,16 @@
       </w:pPr>
       <w:r>
         <w:rPr/>
-        <w:t>Article 5</w:t>
-      </w:r>
-    </w:p>
-    <w:p>
-      <w:pPr>
-        <w:pStyle w:val="Normal"/>
-      </w:pPr>
-      <w:r>
-        <w:rPr/>
-        <w:t>Title: 'Third Mumbai' to boost metropolitan region development: Fadnavis</w:t>
+        <w:t>Article 11</w:t>
+      </w:r>
+    </w:p>
+    <w:p>
+      <w:pPr>
+        <w:pStyle w:val="Normal"/>
+      </w:pPr>
+      <w:r>
+        <w:rPr/>
+        <w:t>Title: Those who speak of Maharashtra ‘asmita’ should support Radhakrishnan for VP post: Fadnavis</w:t>
       </w:r>
     </w:p>
     <w:p>
@@ -185,16 +419,16 @@
         <w:t xml:space="preserve">URL: </w:t>
       </w:r>
       <w:r>
-        <w:t xml:space="preserve"> https://www.outlookbusiness.com/news/third-mumbai-to-boost-metropolitan-region-development-fadnavis</w:t>
-      </w:r>
-    </w:p>
-    <w:p>
-      <w:pPr>
-        <w:pStyle w:val="Normal"/>
-      </w:pPr>
-      <w:r>
-        <w:rPr/>
-        <w:t>Content: Get magazine delivered to your doorstep Get latest issue delivered instantly Only in Delhi-NCR, Mumbai, Bengaluru, Pune, Lucknow &amp; Kolkata Get magazine delivered to your doorstep Get latest issue delivered instantly Only in Delhi-NCR, Mumbai, Bengaluru, Pune, Lucknow &amp; Kolkata News Fadnavis said at the inauguration of the expanded office of global investment banking giant Goldman Sachs in Worli area here Maharashtra CM Devendra Fadnavis announced plans to develop ‘Third Mumbai’ in Raigad district to boost growth in the Mumbai Metropolitan Region (MMR) The project will include centres of international universities, medical colleges, innovation hubs, and research facilities Research in quantum computing and AI-based systems will be a key feature of the new city Maharashtra Chief Minister Devendra Fadnavis has said his government is developing 'Third Mumbai' in neighbouring Raigad district to boost development in the Mumbai Metropolitan Region (MMR). This would mark a new chapter in the state's economic growth, Fadnavis said on Monday at the inauguration of the expanded office of global investment banking giant Goldman Sachs in Worli area here. The CM also held discussions with investors during the event. "The opening of Goldman Sachs' new facility is a matter of pride for the state. It reaffirms Maharashtra's skilled workforce, robust markets, and investor-friendly environment. This also underlines the state's leadership in the financial sector," he noted. "The state government is committed to development and is working with the private sector to build 'Third Mumbai'. The new city will host centres of international universities and will play a crucial role in the economic growth of both Mumbai and Maharashtra. The project will include medical colleges, innovation hubs, and research facilities," the CM said. Research in areas like quantum computing and AI-based systems will be a key feature, he added. Fadnavis assured that connectivity between Mumbai and 'Third Mumbai' would be seamless, supported by infrastructure projects like the Coastal Road, Atal Setu and the ongoing Worli-Sewri Link Road. BY PTI Appealing to private investors to take an initiative in the development of the new city, the CM said, "Good development happens through public-private partnerships. All necessary clearances for incoming investors will be fast-tracked at the government level. Maharashtra is an investor-friendly state. We are continuously improving our ease-of-doing-business rankings." The state is ensuring no obstacles come in the way of investors, and if any issues arise, they are resolved promptly, he said. Kevin Sneader, president of Goldman Sachs, said opportunities in the Indian market are of great significance to the firm. Goldman Sachs India CEO Sanjay Chatterjee said the new office marks a milestone in the company's journey in India, adding the design of the new space focuses on collaboration, innovation, and employee well-being. A statement from the CM's Office said Goldman Sachs began its services in India in the 1980s and established full ownership presence in Mumbai in 2006. It currently offers investment banking, equity sales and trading, fixed income securities, asset management, and research services, the statement said. Click/Scan to Subscribe Watch | There’s a Reason Gurugram Keeps Flooding WATCH | Ramnath Vaidyanathan on Why Companies Need to Offer Consumers Green Discounts WATCH | Prof. Balaraman Ravindran Unpacks the AI Revolution WATCH | India's Material Revolution: From Metals to Critical Minerals Union Budget 2025: FM Sitharaman Announces No Income Tax Payable Up To Income of Rs 12 Lakh Union Budget 2025: Celebrating India's Economic Tradition With Halwa Ceremony| See Photos Copyright © 2025 Outlook Publishing India Pvt Ltd. Copyright © 2025 Outlook Publishing India Pvt Ltd. All pages of the Website are subject to our terms and conditions and privacy policy. You must not reproduce, duplicate, copy, sell, resell or exploit any material on the Website for any commercial purposes.</w:t>
+        <w:t xml:space="preserve"> https://theprint.in/india/those-who-speak-of-maharashtra-asmita-should-support-radhakrishnan-for-vp-post-fadnavis/2723344/?amp</w:t>
+      </w:r>
+    </w:p>
+    <w:p>
+      <w:pPr>
+        <w:pStyle w:val="Normal"/>
+      </w:pPr>
+      <w:r>
+        <w:rPr/>
+        <w:t>Content: Mumbai, Aug 18 (PTI) Maharashtra Chief Minister Devendra Fadnavis on Monday called upon MPs from the state cutting across party lines, specially from the Shiv Sena (UBT) and NCP (SP), to support Governor CP Radhakrishnan’s candidature for the post of vice president. The ruling National Democratic Alliance (NDA) on Sunday named Radhakrishnan (67), a seasoned BJP leader belonging to a key OBC caste from Tamil Nadu with an RSS background, as its vice-presidential candidate. Talking to reporters, Fadnavis said even though Radhakrishnan belongs to Tamil Nadu, he is a registered voter in Mumbai and cast his vote here in the last year’s Maharashtra assembly polls. “When he files his nomination for the vice president’s post, he will mention that he is a registered voter in Mumbai. It is a matter of great pride for Maharashtra,” he said. Fadnavis said political parties like the opposition Shiv Sena (UBT) and NCP (SP), which espouse Maharashtra’s “asmita” (pride), should support Radhakrishnan’s candidature. Replying to a question, the CM said he would request Sena (UBT) head Uddhav Thackeray and NCP (SP) chief Sharad Pawar to support Radhakrishnan, considering he is the state’s governor and a voter from Mumbai. The electoral college for poll to the post of Vice President of India consists of all members of both Houses of Parliament. The Shiv Sena (UBT) has nine Lok Sabha and two Rajya Sabha members, while the NCP (SP) has 10 Lok Sabha and two Rajya Sabha members. With the NDA enjoying the support of at least 422 members in the electoral college of 781 MPs, Radhakrishnan’s victory in any contest against the Opposition is a foregone conclusion. The majority mark is 391. Earlier in the day, Fadnavis paid a courtesy visit to Radhakrishnan at the Raj Bhavan in Mumbai. Radhakrishnan later left for New Delhi. At the airport here, Fadnavis, accompanied by state Cultural Affairs Minister Ashish Shelar, presented to the governor a book containing the unpublished letters of Maratha king Chhatrapati Shivaji Maharaj, a release from the Raj Bhavan said. BJP president J P Nadda on Sunday made the announcement about Radhakrishnan’s candidature for the vice president’s post following a meeting of the party’s parliamentary board, which included Prime Minister Narendra Modi, and consultation with the party’s allies. Nadda appealed for unanimous election of Radhakrishnan (67), an OBC leader and two-time former Lok Sabha member from Coimbatore, to the constitutional position, saying BJP leaders had spoken to the opposition parties over the last week and will reach out to them again. PTI MR GK This report is auto-generated from PTI news service. ThePrint holds no responsibility for its content.</w:t>
       </w:r>
     </w:p>
     <w:p>
@@ -203,16 +437,16 @@
       </w:pPr>
       <w:r>
         <w:rPr/>
-        <w:t>Article 6</w:t>
-      </w:r>
-    </w:p>
-    <w:p>
-      <w:pPr>
-        <w:pStyle w:val="Normal"/>
-      </w:pPr>
-      <w:r>
-        <w:rPr/>
-        <w:t>Title: Goldman Sachs opens new, expanded office in Mumbai</w:t>
+        <w:t>Article 12</w:t>
+      </w:r>
+    </w:p>
+    <w:p>
+      <w:pPr>
+        <w:pStyle w:val="Normal"/>
+      </w:pPr>
+      <w:r>
+        <w:rPr/>
+        <w:t>Title: Why Eknath Shinde is covering little distance despite frequent visits to Delhi</w:t>
       </w:r>
     </w:p>
     <w:p>
@@ -224,16 +458,16 @@
         <w:t xml:space="preserve">URL: </w:t>
       </w:r>
       <w:r>
-        <w:t xml:space="preserve"> https://www.thehindu.com/business/Industry/goldman-sachs-opens-new-expanded-office-in-mumbai/article69947256.ece</w:t>
-      </w:r>
-    </w:p>
-    <w:p>
-      <w:pPr>
-        <w:pStyle w:val="Normal"/>
-      </w:pPr>
-      <w:r>
-        <w:rPr/>
-        <w:t>Content: August 18, 2025e-Paper The View From India Looking at World Affairs from the Indian perspective. First Day First Show News and reviews from the world of cinema and streaming. Today's Cache Your download of the top 5 technology stories of the day. Science For All The weekly newsletter from science writers takes the jargon out of science and puts the fun in! Data Point Decoding the headlines with facts, figures, and numbers Health Matters Ramya Kannan writes to you on getting to good health, and staying there The Hindu On Books Books of the week, reviews, excerpts, new titles and features. August 18, 2025e-Paper Updated - August 18, 2025 06:08 pm IST - Mumbai Maharashtra CM Devendra Fadnavis inaugurated the new Goldman Sachs office in Ascent Worli. Photo: Special Arrangement Goldman Sachs has announced the inauguration of a new, expanded office space in Mumbai. Devendra Fadnavis, Chief Minister of Maharashtra, inaugurated the new office in Ascent Worli. Kevin Sneader, President, Asia Pacific Ex-Japan of Goldman Sachs, said, “Our new Mumbai office is the next chapter in our multi-decade growth trajectory in India, underscoring the substantial opportunities we see in the market.” Sonjoy Chatterjee, Chairman and Chief Executive Officer of Goldman Sachs India, said “The opening of our new office represents a milestone in our journey as we continue to grow our India franchise. The design and purpose of this new space reflect our deep commitment to fostering collaboration, innovation, and employee well-being, while delivering world-class service to our clients.” The new office occupies the entire tenth floor and half of the ninth floor of Ascent Worli. The premises are approximately 50% larger than the previous Mumbai location. Goldman Sachs said it has helped issuers raise over $10 billion since 2024 via IPOs and block trades, including India’s largest IPO and block trade year to date. The firm has been serving clients in India since the early 1980s and established a wholly owned onshore presence in Mumbai in 2006. “Goldman Sachs is an active investor in India and has deployed more than $8.5 billion in capital since 2006,” it said. Published - August 18, 2025 05:26 pm IST banking / Mumbai Copyright© 2025, THG PUBLISHING PVT LTD. or its affiliated companies. All rights reserved. BACK TO TOP Terms &amp; conditions | Institutional Subscriber Comments have to be in English, and in full sentences. They cannot be abusive or personal. Please abide by our community guidelines for posting your comments. We have migrated to a new commenting platform. If you are already a registered user of The Hindu and logged in, you may continue to engage with our articles. If you do not have an account please register and login to post comments. Users can access their older comments by logging into their accounts on Vuukle.</w:t>
+        <w:t xml:space="preserve"> https://indianexpress.com/article/political-pulse/why-eknath-shinde-is-covering-little-distance-despite-frequent-visits-to-delhi-10197218/</w:t>
+      </w:r>
+    </w:p>
+    <w:p>
+      <w:pPr>
+        <w:pStyle w:val="Normal"/>
+      </w:pPr>
+      <w:r>
+        <w:rPr/>
+        <w:t>Content: Shubhangi Khapre AS his ties with the Maharashtra BJP leadership continue to face turbulence, Deputy Chief Minister Eknath Shinde’s frequent flying trips to Delhi have not gone unnoticed. However, the law of diminishing returns may have caught up with Shinde now. The state BJP appears to have dug its heels in, in response to the “pressure tactics” by the Shiv Sena chief, whose visits to Delhi are usually followed by photographs of him with Prime Minister Narendra Modi and Union Home Minister Amit Shah. The latest such meeting was of Shinde and his entire family with Modi and Shah on August 6, within days of a previous visit by the Deputy CM to Delhi. Days later, the Sena’s demand for guardian ministership of Raigad and Nashik districts for its leaders Bharat Gogawale and Dadasaheb Bhuse was snubbed by CM Devendra Fadnavis. The two consequently stayed away from the Independence Day events in their respective districts, with NCP minister Aditi Tatkare hoisting the Tricolour at Raigad and BJP minister Girish Mahajan doing so at Nashik. Gogawale took a leaf out of Shinde’s book and headed to Delhi, but his reported attempt at an audience with the central leadership went in vain. Shinde himself spent the Independence Day in Kashmir, in what was seen as a protest gesture by him. He also skipped a recent Cabinet meeting. Asked about his trips to Delhi, Shinde recently said: “I often visit the Capital during Parliament sessions. Since we are alliance partners in the NDA, we discuss important issues related to Parliament. I also place before central leaders important issues related to Maharashtra.” Shinde’s son Shrikant Shinde is an MP. However, a senior BJP functionary said Shinde’s strategy was now transparent. “He flies to Delhi whenever the Shiv Sena feels it is at the receiving end of a slight. He tries to defuse challenges on the home turf by getting an audience with the central leadership.” Senior Sena leader Sanjay Shirsat said it was wrong to read meanings into Shinde’s Delhi visits. “Shinde is the Sena chief and the Deputy CM of Maharashtra. So, his visits to Delhi and meetings with top leaders are natural.” Since the Mahayuti’s return to power, Shinde has been at odds with the state BJP leadership. First, he held out hoping he would be made CM again, like in the previous government – in recognition of his role in splitting the Shiv Sena and delivering the numbers to the BJP to come to power. But the BJP did not budge. Shinde was then unhappy with the portfolios that came his way, his unease compounded by the apparently easier chemistry between Fadnavis and his other Deputy CM, Ajit Pawar of the NCP. Fadnavis has refused to lie low in the face of Shinde’s Delhi outreach. A day after Independence Day events, he toured the Mumbai and Thane regions participating in Dahi Handi celebrations; Thane is Shinde’s home turf. BJP minister Ganesh Naik added to the provocation by declaring that there should be “only lotus (the BJP’s poll symbol)” in Thane. Naik, whose rivalry with Shinde is well-known, also said at a recent public event: “Eknath Shinde won a lottery (when he became CM)… What matters is how a person achieves a position and retains it. In his case, he could not.” Another BJP leader, MLC Parinay Phuke, recently declared himself “the father of the Shiv Sena”, leading to the party seeking an apology from him. Over in coastal Konkan too, the feud between the Sena and BJP for political upmanship has intensified. BJP minister Nitish Rane and Sena minister Uday Samant are at loggerheads over control of Sindhudurg and Ratnagiri. The Konkan region was earlier the stronghold of the undivided Sena, particularly its then leader Narayan Rane. Now, Rane and his sons including Nitish are in the BJP. NCP leaders claim the reason Pawar is better placed than Shinde in the power sweepstakes is that he has been quick to act against ministers straying out of line, be it Dhananjay Munde, who was once his close associate, or Manikrao Kokate. In comparison, BJP insiders speak about Shinde’s “reluctance” to act against ministers, attributing this to his “insecurity” that it may lead to a revolt within the Sena. Sena leaders, on the other hand, see charges against the party’s ministers as a deliberate ploy to undermine his stature. A senior Sena MP, requesting anonymity, said: “Why are only Shiv Sena ministers targeted over corruption? Why is the Opposition not exposing any misdeeds of BJP ministers? It is obvious the Opposition is being fed material by insiders to target Sena ministers.”</w:t>
       </w:r>
     </w:p>
     <w:p>
@@ -242,7 +476,553 @@
       </w:pPr>
       <w:r>
         <w:rPr/>
-        <w:t>Article 7</w:t>
+        <w:t>Article 13</w:t>
+      </w:r>
+    </w:p>
+    <w:p>
+      <w:pPr>
+        <w:pStyle w:val="Normal"/>
+      </w:pPr>
+      <w:r>
+        <w:rPr/>
+        <w:t>Title: Mumbai rains: Maharashtra CM says 'observe precautions', warns of heavy rainfall, high tide; check BMC's advisory</w:t>
+      </w:r>
+    </w:p>
+    <w:p>
+      <w:pPr>
+        <w:pStyle w:val="Normal"/>
+      </w:pPr>
+      <w:r>
+        <w:rPr/>
+        <w:t xml:space="preserve">URL: </w:t>
+      </w:r>
+      <w:r>
+        <w:t xml:space="preserve"> https://www.livemint.com/news/mumbai-rains-maharashtra-cm-says-observe-precautions-warns-of-heavy-rainfall-high-tide-check-bmcs-advisory-11755573270369.html</w:t>
+      </w:r>
+    </w:p>
+    <w:p>
+      <w:pPr>
+        <w:pStyle w:val="Normal"/>
+      </w:pPr>
+      <w:r>
+        <w:rPr/>
+        <w:t>Content: As Mumbai rains continue to wreak havoc for the fourth day in a row, Maharashtra Chief Minister Devendra Fadnavis on Monday issued a warning about the severe weather conditions. The India Meteorological Department issued a red alert for several parts of the state, predicting extremely heavy rains on Tuesday, August 19. Mumbai's Forbes Reservoir, F South Office, recorded 109 mm rainfall in just 4 hours between 4:00 AM and 8:00 AM on August 19, Brihanmumbai Municipal Corporation (BMC) said. "In the last 2 days, Maharashtra has received widespread rainfall. Red Alert and Orange Alert have been issued for several districts. Even for the next three days, until 21st August, half of the districts in Maharashtra have either Red Alert or Orange Alert. We discussed the precautions that need to be taken due to this," ANI quoted Maharashtra CM as saying. Several water reservoirs have started overflowing, including Modak Sagar Dam, Tansa Dam, Tulsi lake and Vihar lake. In the 24 hour period before 6:00 AM on August 19, Mumbai recorded 217 mm rain. A total of 14 places in Mumbai were waterlogged following the recent rain, including Hindmata, Gandhi Market, King's Circle, Dadar Railway Station, Hindu Colony, Andheri Subway, Shivdi Railway Station and Na M Joshi Marg, among others. Flight and train operations were disrupted and schools and colleges in Mumbai have been closed due to the heavy rain. Stay updated with the latest Trending, India , World and US news. Celebrate the spirit of Independence Day 2025 by exploring live updates and key moments from the 79th Independence Day celebrations in India. Complement your patriotic mood by sharing heartfelt wishes, quotes, and images for a Happy 79th Independence Day with loved ones. Download the Mint app and read premium stories Log in to our website to save your bookmarks. It'll just take a moment.</w:t>
+      </w:r>
+    </w:p>
+    <w:p>
+      <w:pPr>
+        <w:pStyle w:val="Heading3"/>
+      </w:pPr>
+      <w:r>
+        <w:rPr/>
+        <w:t>Article 14</w:t>
+      </w:r>
+    </w:p>
+    <w:p>
+      <w:pPr>
+        <w:pStyle w:val="Normal"/>
+      </w:pPr>
+      <w:r>
+        <w:rPr/>
+        <w:t>Title: Fadnavis govt’s big Maratha pride push: Legendary sword it ‘bought’ back from London, with a Rs 47L bid</w:t>
+      </w:r>
+    </w:p>
+    <w:p>
+      <w:pPr>
+        <w:pStyle w:val="Normal"/>
+      </w:pPr>
+      <w:r>
+        <w:rPr/>
+        <w:t xml:space="preserve">URL: </w:t>
+      </w:r>
+      <w:r>
+        <w:t xml:space="preserve"> https://theprint.in/politics/fadnavis-govts-big-maratha-pride-push-legendary-sword-it-bought-back-from-london-with-a-rs-47l-bid/2723199/</w:t>
+      </w:r>
+    </w:p>
+    <w:p>
+      <w:pPr>
+        <w:pStyle w:val="Normal"/>
+      </w:pPr>
+      <w:r>
+        <w:rPr/>
+        <w:t>Content: Mumbai: Maharashtra’s BJP-led Mahayuti government will Monday showcase, with much fanfare, how under its leadership the state has, for the first time, brought back a historic Maratha-era artefact, Maratha commander Raghuji Bhosale’s sword, which was once in London after securing it at an auction. The state culture department, under Bharatiya Janata Party (BJP) minister Ashish Shelar, received the sword at the Mumbai airport Monday. Raghuji Bhosale was the founder of the royal house of the Nagpur Bhosale dynasty as well as key commander in the Maratha army during the rule of Chhatrapati Sambhaji’s son Chhatrapati Shahu Maharaj. Show Full Article Mumbai: Maharashtra’s BJP-led Mahayuti government will Monday showcase, with much fanfare, how under its leadership the state has, for the first time, brought back a historic Maratha-era artefact, Maratha commander Raghuji Bhosale’s sword, which was once in London after securing it at an auction. The state culture department, under Bharatiya Janata Party (BJP) minister Ashish Shelar, received the sword at the Mumbai airport Monday. Raghuji Bhosale was the founder of the royal house of the Nagpur Bhosale dynasty as well as key commander in the Maratha army during the rule of Chhatrapati Sambhaji’s son Chhatrapati Shahu Maharaj. Show Full Article The state culture department, under Bharatiya Janata Party (BJP) minister Ashish Shelar, received the sword at the Mumbai airport Monday. Raghuji Bhosale was the founder of the royal house of the Nagpur Bhosale dynasty as well as key commander in the Maratha army during the rule of Chhatrapati Sambhaji’s son Chhatrapati Shahu Maharaj. Show Full Article Raghuji Bhosale was the founder of the royal house of the Nagpur Bhosale dynasty as well as key commander in the Maratha army during the rule of Chhatrapati Sambhaji’s son Chhatrapati Shahu Maharaj. The 18th-century sword will be displayed in Mumbai for the first time. The state government had planned an elaborate show, with the sword to be taken on a decorated chariot accompanied by a motorbike rally from the airport to the P.L. Deshpande Maharashtra Kala Academy in Prabhadevi. However, the rally had to be called off due to heavy rain and waterlogging in parts of the city. On Monday evening, Chief Minister Devendra Fadnavis will formally inaugurate the display of the sword in a ceremony where Raghuji Bhosale’s descendant, Shrimant Mudhoji Raje Bhosale, will also be present, a statement from Shelar’s office said. The event has been kept open to all citizens. The state government has also organised an exhibition featuring the sword and displays of 12 heritage forts at the P.L. Deshpande Academy from 19 August to 25 August. The state government acquired the sword at a Sotheby’s auction for Rs 47.15 lakh. Shelar had earlier said that he heard about the historic sword going under the hammer for an auction on 28 April and immediately brought it to Fadnavis’ attention. The government looped in the Indian embassy in the United Kingdom, and also engaged an intermediary through whom the state government participated in the auction. Shelar took possession of the sword in London last week in the presence of representatives from the Marathi diaspora and completed the legal formalities to bring it back to Mumbai. Getting the historic sword back is the latest in a string of such moves. The BJP-led Mahayuti government has been increasingly deploying its culture and tourism departments in its pursuit of appropriating the legacy of the Maratha empire. Also Read: In Maharashtra, the wrestling mat is political turf, and Rohit Pawar’s bout has just begun The Maratha-style firangi sword The sword of Raghuji Bhosale, which reached the P.L. Deshpande Academy at about noon on Monday, is a rare Maratha-style ‘firangi’ sword with a long European blade and an Indian hilt. It also has a Mulheri-style basket hilt with gold inlay koftgiri work. And there’s a green cloth wrapping the rounded pommel. The European manufacturer’s name is displayed near the hilt, whereas the spine of the blade has an inscription in the Devanagari script that reads, “Shrimant Raghuji Bhosale Senasahib Subha Firang”. Chhatrapati Shahu Maharaj had given Raghuji Bhosale the title of ‘Senasahib Subha.’ The founder of the Nagpur Bhosale dynasty led violent Maratha military campaigns against the Nawab of Bengal in 1745 and 1755. He is also said to have established control over Chanda in Chhattisgarh and Sambalpur in Odisha and defeated the Nawabs of Cuddapah and Kurnool, extending Maratha influence to southern India. “Most medieval Maratha weapons lacked decorative embellishments or inscriptions of their makers or owners. This sword is a rare exception, bearing both intricate ornamentation and the owner’s name,” Shelar said in a statement last week from London. He added that the presence of the European-made blade also pointed to the bustling global arms trade in 18th-century India. In 1817, the Bhosales of Nagpur unsuccessfully fought the British East India Company at Sitalbuldi, following which the Bhosale treasury is said to have been looted. Over time, the Nagpur Bhosales also gave tributes and gifts to the British. The sword could have left India either as loot or as a gift, Shelar said in the statement. Mahayuti’s push to showcase Maratha history Getting the sword of Raghuji Bhosale back to Maharashtra is the latest in a string of such moves by the state culture and tourism departments. Last year, the BJP’s Sudhir Mumgantiwar, the culture minister in the first Mahayuti government—comprising the BJP, the Eknath Shinde-led Shiv Sena and the Ajit Pawar-led Nationalist Congress Party (NCP)—brought back the ‘wagh nakh’ from London’s Victoria and Albert Museum to Maharashtra. The ‘wagh nakh’ is said to have been used by Maratha warrior king Chhatrapati Shivaji to kill the Bijapur Sultanate’s general, Afzal Khan, in 1659. During his trip to London last week, Shelar had a meeting with the director of the Victoria and Albert Museum, after which he said in a statement, “We had received Chhatrapati Shivaji Maharaj’s iconic ‘wagh nakh’ on a three-year loan. However, they will eventually have to be returned. Such situations should not arise in the future. Therefore, we discussed on a positive note, the possibility of obtaining other important artefacts from the Victoria and Albert Museum on a longer-term loan.” The state culture department also pushed a proposal to get UNESCO World Heritage status for 12 forts built by Chhatrapati Shivaji, which came through in July this year. On Sunday, Minister Shelar commemorated Chhatrapati Shivaji Maharaj’s escape from Mughal emperor Aurangzeb’s captivity by performing a ritual at the equestrian statue in front of Agra’s Red Fort with water collected from 101 forts across Maharashtra. Shelar also said that the Maharashtra government will henceforth commemorate this day as ‘Shivchaturya din’ and allocate funds for the celebration. Similarly, the state tourism department plans to build memorials of Chhatrapati Shivaji outside Maharashtra as well by acquiring sites significant in the history of the Maratha empire across different states. Its first attempt is in Agra in Uttar Pradesh, where it is trying to acquire the land where Chhatrapati Shivaji was kept under house arrest by Aurangzeb before his escape. The state government has also been trying to get Chhatrapati Shivaji’s ceremonial ‘Jagdamba sword’, currently housed in St. James’ Palace in London, back to Maharashtra. (Edited by Sugita Katyal) Also Read: With AI, VR and walls that speak, Bandra museum is immortalising legacy of Mumbai dabbawalas The 18th-century sword will be displayed in Mumbai for the first time. The state government had planned an elaborate show, with the sword to be taken on a decorated chariot accompanied by a motorbike rally from the airport to the P.L. Deshpande Maharashtra Kala Academy in Prabhadevi. However, the rally had to be called off due to heavy rain and waterlogging in parts of the city. On Monday evening, Chief Minister Devendra Fadnavis will formally inaugurate the display of the sword in a ceremony where Raghuji Bhosale’s descendant, Shrimant Mudhoji Raje Bhosale, will also be present, a statement from Shelar’s office said. The event has been kept open to all citizens. The state government has also organised an exhibition featuring the sword and displays of 12 heritage forts at the P.L. Deshpande Academy from 19 August to 25 August. The state government acquired the sword at a Sotheby’s auction for Rs 47.15 lakh. Shelar had earlier said that he heard about the historic sword going under the hammer for an auction on 28 April and immediately brought it to Fadnavis’ attention. The government looped in the Indian embassy in the United Kingdom, and also engaged an intermediary through whom the state government participated in the auction. Shelar took possession of the sword in London last week in the presence of representatives from the Marathi diaspora and completed the legal formalities to bring it back to Mumbai. Getting the historic sword back is the latest in a string of such moves. The BJP-led Mahayuti government has been increasingly deploying its culture and tourism departments in its pursuit of appropriating the legacy of the Maratha empire. Also Read: In Maharashtra, the wrestling mat is political turf, and Rohit Pawar’s bout has just begun The Maratha-style firangi sword The sword of Raghuji Bhosale, which reached the P.L. Deshpande Academy at about noon on Monday, is a rare Maratha-style ‘firangi’ sword with a long European blade and an Indian hilt. It also has a Mulheri-style basket hilt with gold inlay koftgiri work. And there’s a green cloth wrapping the rounded pommel. The European manufacturer’s name is displayed near the hilt, whereas the spine of the blade has an inscription in the Devanagari script that reads, “Shrimant Raghuji Bhosale Senasahib Subha Firang”. Chhatrapati Shahu Maharaj had given Raghuji Bhosale the title of ‘Senasahib Subha.’ The founder of the Nagpur Bhosale dynasty led violent Maratha military campaigns against the Nawab of Bengal in 1745 and 1755. He is also said to have established control over Chanda in Chhattisgarh and Sambalpur in Odisha and defeated the Nawabs of Cuddapah and Kurnool, extending Maratha influence to southern India. “Most medieval Maratha weapons lacked decorative embellishments or inscriptions of their makers or owners. This sword is a rare exception, bearing both intricate ornamentation and the owner’s name,” Shelar said in a statement last week from London. He added that the presence of the European-made blade also pointed to the bustling global arms trade in 18th-century India. In 1817, the Bhosales of Nagpur unsuccessfully fought the British East India Company at Sitalbuldi, following which the Bhosale treasury is said to have been looted. Over time, the Nagpur Bhosales also gave tributes and gifts to the British. The sword could have left India either as loot or as a gift, Shelar said in the statement. Mahayuti’s push to showcase Maratha history Getting the sword of Raghuji Bhosale back to Maharashtra is the latest in a string of such moves by the state culture and tourism departments. Last year, the BJP’s Sudhir Mumgantiwar, the culture minister in the first Mahayuti government—comprising the BJP, the Eknath Shinde-led Shiv Sena and the Ajit Pawar-led Nationalist Congress Party (NCP)—brought back the ‘wagh nakh’ from London’s Victoria and Albert Museum to Maharashtra. The ‘wagh nakh’ is said to have been used by Maratha warrior king Chhatrapati Shivaji to kill the Bijapur Sultanate’s general, Afzal Khan, in 1659. During his trip to London last week, Shelar had a meeting with the director of the Victoria and Albert Museum, after which he said in a statement, “We had received Chhatrapati Shivaji Maharaj’s iconic ‘wagh nakh’ on a three-year loan. However, they will eventually have to be returned. Such situations should not arise in the future. Therefore, we discussed on a positive note, the possibility of obtaining other important artefacts from the Victoria and Albert Museum on a longer-term loan.” The state culture department also pushed a proposal to get UNESCO World Heritage status for 12 forts built by Chhatrapati Shivaji, which came through in July this year. On Sunday, Minister Shelar commemorated Chhatrapati Shivaji Maharaj’s escape from Mughal emperor Aurangzeb’s captivity by performing a ritual at the equestrian statue in front of Agra’s Red Fort with water collected from 101 forts across Maharashtra. Shelar also said that the Maharashtra government will henceforth commemorate this day as ‘Shivchaturya din’ and allocate funds for the celebration. Similarly, the state tourism department plans to build memorials of Chhatrapati Shivaji outside Maharashtra as well by acquiring sites significant in the history of the Maratha empire across different states. Its first attempt is in Agra in Uttar Pradesh, where it is trying to acquire the land where Chhatrapati Shivaji was kept under house arrest by Aurangzeb before his escape. The state government has also been trying to get Chhatrapati Shivaji’s ceremonial ‘Jagdamba sword’, currently housed in St. James’ Palace in London, back to Maharashtra. (Edited by Sugita Katyal) Also Read: With AI, VR and walls that speak, Bandra museum is immortalising legacy of Mumbai dabbawalas The state government had planned an elaborate show, with the sword to be taken on a decorated chariot accompanied by a motorbike rally from the airport to the P.L. Deshpande Maharashtra Kala Academy in Prabhadevi. However, the rally had to be called off due to heavy rain and waterlogging in parts of the city. On Monday evening, Chief Minister Devendra Fadnavis will formally inaugurate the display of the sword in a ceremony where Raghuji Bhosale’s descendant, Shrimant Mudhoji Raje Bhosale, will also be present, a statement from Shelar’s office said. The event has been kept open to all citizens. The state government has also organised an exhibition featuring the sword and displays of 12 heritage forts at the P.L. Deshpande Academy from 19 August to 25 August. The state government acquired the sword at a Sotheby’s auction for Rs 47.15 lakh. Shelar had earlier said that he heard about the historic sword going under the hammer for an auction on 28 April and immediately brought it to Fadnavis’ attention. The government looped in the Indian embassy in the United Kingdom, and also engaged an intermediary through whom the state government participated in the auction. Shelar took possession of the sword in London last week in the presence of representatives from the Marathi diaspora and completed the legal formalities to bring it back to Mumbai. Getting the historic sword back is the latest in a string of such moves. The BJP-led Mahayuti government has been increasingly deploying its culture and tourism departments in its pursuit of appropriating the legacy of the Maratha empire. Also Read: In Maharashtra, the wrestling mat is political turf, and Rohit Pawar’s bout has just begun The Maratha-style firangi sword The sword of Raghuji Bhosale, which reached the P.L. Deshpande Academy at about noon on Monday, is a rare Maratha-style ‘firangi’ sword with a long European blade and an Indian hilt. It also has a Mulheri-style basket hilt with gold inlay koftgiri work. And there’s a green cloth wrapping the rounded pommel. The European manufacturer’s name is displayed near the hilt, whereas the spine of the blade has an inscription in the Devanagari script that reads, “Shrimant Raghuji Bhosale Senasahib Subha Firang”. Chhatrapati Shahu Maharaj had given Raghuji Bhosale the title of ‘Senasahib Subha.’ The founder of the Nagpur Bhosale dynasty led violent Maratha military campaigns against the Nawab of Bengal in 1745 and 1755. He is also said to have established control over Chanda in Chhattisgarh and Sambalpur in Odisha and defeated the Nawabs of Cuddapah and Kurnool, extending Maratha influence to southern India. “Most medieval Maratha weapons lacked decorative embellishments or inscriptions of their makers or owners. This sword is a rare exception, bearing both intricate ornamentation and the owner’s name,” Shelar said in a statement last week from London. He added that the presence of the European-made blade also pointed to the bustling global arms trade in 18th-century India. In 1817, the Bhosales of Nagpur unsuccessfully fought the British East India Company at Sitalbuldi, following which the Bhosale treasury is said to have been looted. Over time, the Nagpur Bhosales also gave tributes and gifts to the British. The sword could have left India either as loot or as a gift, Shelar said in the statement. Mahayuti’s push to showcase Maratha history Getting the sword of Raghuji Bhosale back to Maharashtra is the latest in a string of such moves by the state culture and tourism departments. Last year, the BJP’s Sudhir Mumgantiwar, the culture minister in the first Mahayuti government—comprising the BJP, the Eknath Shinde-led Shiv Sena and the Ajit Pawar-led Nationalist Congress Party (NCP)—brought back the ‘wagh nakh’ from London’s Victoria and Albert Museum to Maharashtra. The ‘wagh nakh’ is said to have been used by Maratha warrior king Chhatrapati Shivaji to kill the Bijapur Sultanate’s general, Afzal Khan, in 1659. During his trip to London last week, Shelar had a meeting with the director of the Victoria and Albert Museum, after which he said in a statement, “We had received Chhatrapati Shivaji Maharaj’s iconic ‘wagh nakh’ on a three-year loan. However, they will eventually have to be returned. Such situations should not arise in the future. Therefore, we discussed on a positive note, the possibility of obtaining other important artefacts from the Victoria and Albert Museum on a longer-term loan.” The state culture department also pushed a proposal to get UNESCO World Heritage status for 12 forts built by Chhatrapati Shivaji, which came through in July this year. On Sunday, Minister Shelar commemorated Chhatrapati Shivaji Maharaj’s escape from Mughal emperor Aurangzeb’s captivity by performing a ritual at the equestrian statue in front of Agra’s Red Fort with water collected from 101 forts across Maharashtra. Shelar also said that the Maharashtra government will henceforth commemorate this day as ‘Shivchaturya din’ and allocate funds for the celebration. Similarly, the state tourism department plans to build memorials of Chhatrapati Shivaji outside Maharashtra as well by acquiring sites significant in the history of the Maratha empire across different states. Its first attempt is in Agra in Uttar Pradesh, where it is trying to acquire the land where Chhatrapati Shivaji was kept under house arrest by Aurangzeb before his escape. The state government has also been trying to get Chhatrapati Shivaji’s ceremonial ‘Jagdamba sword’, currently housed in St. James’ Palace in London, back to Maharashtra. (Edited by Sugita Katyal) Also Read: With AI, VR and walls that speak, Bandra museum is immortalising legacy of Mumbai dabbawalas On Monday evening, Chief Minister Devendra Fadnavis will formally inaugurate the display of the sword in a ceremony where Raghuji Bhosale’s descendant, Shrimant Mudhoji Raje Bhosale, will also be present, a statement from Shelar’s office said. The event has been kept open to all citizens. The state government has also organised an exhibition featuring the sword and displays of 12 heritage forts at the P.L. Deshpande Academy from 19 August to 25 August. The state government acquired the sword at a Sotheby’s auction for Rs 47.15 lakh. Shelar had earlier said that he heard about the historic sword going under the hammer for an auction on 28 April and immediately brought it to Fadnavis’ attention. The government looped in the Indian embassy in the United Kingdom, and also engaged an intermediary through whom the state government participated in the auction. Shelar took possession of the sword in London last week in the presence of representatives from the Marathi diaspora and completed the legal formalities to bring it back to Mumbai. Getting the historic sword back is the latest in a string of such moves. The BJP-led Mahayuti government has been increasingly deploying its culture and tourism departments in its pursuit of appropriating the legacy of the Maratha empire. Also Read: In Maharashtra, the wrestling mat is political turf, and Rohit Pawar’s bout has just begun The Maratha-style firangi sword The sword of Raghuji Bhosale, which reached the P.L. Deshpande Academy at about noon on Monday, is a rare Maratha-style ‘firangi’ sword with a long European blade and an Indian hilt. It also has a Mulheri-style basket hilt with gold inlay koftgiri work. And there’s a green cloth wrapping the rounded pommel. The European manufacturer’s name is displayed near the hilt, whereas the spine of the blade has an inscription in the Devanagari script that reads, “Shrimant Raghuji Bhosale Senasahib Subha Firang”. Chhatrapati Shahu Maharaj had given Raghuji Bhosale the title of ‘Senasahib Subha.’ The founder of the Nagpur Bhosale dynasty led violent Maratha military campaigns against the Nawab of Bengal in 1745 and 1755. He is also said to have established control over Chanda in Chhattisgarh and Sambalpur in Odisha and defeated the Nawabs of Cuddapah and Kurnool, extending Maratha influence to southern India. “Most medieval Maratha weapons lacked decorative embellishments or inscriptions of their makers or owners. This sword is a rare exception, bearing both intricate ornamentation and the owner’s name,” Shelar said in a statement last week from London. He added that the presence of the European-made blade also pointed to the bustling global arms trade in 18th-century India. In 1817, the Bhosales of Nagpur unsuccessfully fought the British East India Company at Sitalbuldi, following which the Bhosale treasury is said to have been looted. Over time, the Nagpur Bhosales also gave tributes and gifts to the British. The sword could have left India either as loot or as a gift, Shelar said in the statement. Mahayuti’s push to showcase Maratha history Getting the sword of Raghuji Bhosale back to Maharashtra is the latest in a string of such moves by the state culture and tourism departments. Last year, the BJP’s Sudhir Mumgantiwar, the culture minister in the first Mahayuti government—comprising the BJP, the Eknath Shinde-led Shiv Sena and the Ajit Pawar-led Nationalist Congress Party (NCP)—brought back the ‘wagh nakh’ from London’s Victoria and Albert Museum to Maharashtra. The ‘wagh nakh’ is said to have been used by Maratha warrior king Chhatrapati Shivaji to kill the Bijapur Sultanate’s general, Afzal Khan, in 1659. During his trip to London last week, Shelar had a meeting with the director of the Victoria and Albert Museum, after which he said in a statement, “We had received Chhatrapati Shivaji Maharaj’s iconic ‘wagh nakh’ on a three-year loan. However, they will eventually have to be returned. Such situations should not arise in the future. Therefore, we discussed on a positive note, the possibility of obtaining other important artefacts from the Victoria and Albert Museum on a longer-term loan.” The state culture department also pushed a proposal to get UNESCO World Heritage status for 12 forts built by Chhatrapati Shivaji, which came through in July this year. On Sunday, Minister Shelar commemorated Chhatrapati Shivaji Maharaj’s escape from Mughal emperor Aurangzeb’s captivity by performing a ritual at the equestrian statue in front of Agra’s Red Fort with water collected from 101 forts across Maharashtra. Shelar also said that the Maharashtra government will henceforth commemorate this day as ‘Shivchaturya din’ and allocate funds for the celebration. Similarly, the state tourism department plans to build memorials of Chhatrapati Shivaji outside Maharashtra as well by acquiring sites significant in the history of the Maratha empire across different states. Its first attempt is in Agra in Uttar Pradesh, where it is trying to acquire the land where Chhatrapati Shivaji was kept under house arrest by Aurangzeb before his escape. The state government has also been trying to get Chhatrapati Shivaji’s ceremonial ‘Jagdamba sword’, currently housed in St. James’ Palace in London, back to Maharashtra. (Edited by Sugita Katyal) Also Read: With AI, VR and walls that speak, Bandra museum is immortalising legacy of Mumbai dabbawalas The state government has also organised an exhibition featuring the sword and displays of 12 heritage forts at the P.L. Deshpande Academy from 19 August to 25 August. The state government acquired the sword at a Sotheby’s auction for Rs 47.15 lakh. Shelar had earlier said that he heard about the historic sword going under the hammer for an auction on 28 April and immediately brought it to Fadnavis’ attention. The government looped in the Indian embassy in the United Kingdom, and also engaged an intermediary through whom the state government participated in the auction. Shelar took possession of the sword in London last week in the presence of representatives from the Marathi diaspora and completed the legal formalities to bring it back to Mumbai. Getting the historic sword back is the latest in a string of such moves. The BJP-led Mahayuti government has been increasingly deploying its culture and tourism departments in its pursuit of appropriating the legacy of the Maratha empire. Also Read: In Maharashtra, the wrestling mat is political turf, and Rohit Pawar’s bout has just begun The Maratha-style firangi sword The sword of Raghuji Bhosale, which reached the P.L. Deshpande Academy at about noon on Monday, is a rare Maratha-style ‘firangi’ sword with a long European blade and an Indian hilt. It also has a Mulheri-style basket hilt with gold inlay koftgiri work. And there’s a green cloth wrapping the rounded pommel. The European manufacturer’s name is displayed near the hilt, whereas the spine of the blade has an inscription in the Devanagari script that reads, “Shrimant Raghuji Bhosale Senasahib Subha Firang”. Chhatrapati Shahu Maharaj had given Raghuji Bhosale the title of ‘Senasahib Subha.’ The founder of the Nagpur Bhosale dynasty led violent Maratha military campaigns against the Nawab of Bengal in 1745 and 1755. He is also said to have established control over Chanda in Chhattisgarh and Sambalpur in Odisha and defeated the Nawabs of Cuddapah and Kurnool, extending Maratha influence to southern India. “Most medieval Maratha weapons lacked decorative embellishments or inscriptions of their makers or owners. This sword is a rare exception, bearing both intricate ornamentation and the owner’s name,” Shelar said in a statement last week from London. He added that the presence of the European-made blade also pointed to the bustling global arms trade in 18th-century India. In 1817, the Bhosales of Nagpur unsuccessfully fought the British East India Company at Sitalbuldi, following which the Bhosale treasury is said to have been looted. Over time, the Nagpur Bhosales also gave tributes and gifts to the British. The sword could have left India either as loot or as a gift, Shelar said in the statement. Mahayuti’s push to showcase Maratha history Getting the sword of Raghuji Bhosale back to Maharashtra is the latest in a string of such moves by the state culture and tourism departments. Last year, the BJP’s Sudhir Mumgantiwar, the culture minister in the first Mahayuti government—comprising the BJP, the Eknath Shinde-led Shiv Sena and the Ajit Pawar-led Nationalist Congress Party (NCP)—brought back the ‘wagh nakh’ from London’s Victoria and Albert Museum to Maharashtra. The ‘wagh nakh’ is said to have been used by Maratha warrior king Chhatrapati Shivaji to kill the Bijapur Sultanate’s general, Afzal Khan, in 1659. During his trip to London last week, Shelar had a meeting with the director of the Victoria and Albert Museum, after which he said in a statement, “We had received Chhatrapati Shivaji Maharaj’s iconic ‘wagh nakh’ on a three-year loan. However, they will eventually have to be returned. Such situations should not arise in the future. Therefore, we discussed on a positive note, the possibility of obtaining other important artefacts from the Victoria and Albert Museum on a longer-term loan.” The state culture department also pushed a proposal to get UNESCO World Heritage status for 12 forts built by Chhatrapati Shivaji, which came through in July this year. On Sunday, Minister Shelar commemorated Chhatrapati Shivaji Maharaj’s escape from Mughal emperor Aurangzeb’s captivity by performing a ritual at the equestrian statue in front of Agra’s Red Fort with water collected from 101 forts across Maharashtra. Shelar also said that the Maharashtra government will henceforth commemorate this day as ‘Shivchaturya din’ and allocate funds for the celebration. Similarly, the state tourism department plans to build memorials of Chhatrapati Shivaji outside Maharashtra as well by acquiring sites significant in the history of the Maratha empire across different states. Its first attempt is in Agra in Uttar Pradesh, where it is trying to acquire the land where Chhatrapati Shivaji was kept under house arrest by Aurangzeb before his escape. The state government has also been trying to get Chhatrapati Shivaji’s ceremonial ‘Jagdamba sword’, currently housed in St. James’ Palace in London, back to Maharashtra. (Edited by Sugita Katyal) Also Read: With AI, VR and walls that speak, Bandra museum is immortalising legacy of Mumbai dabbawalas The state government acquired the sword at a Sotheby’s auction for Rs 47.15 lakh. Shelar had earlier said that he heard about the historic sword going under the hammer for an auction on 28 April and immediately brought it to Fadnavis’ attention. The government looped in the Indian embassy in the United Kingdom, and also engaged an intermediary through whom the state government participated in the auction. Shelar took possession of the sword in London last week in the presence of representatives from the Marathi diaspora and completed the legal formalities to bring it back to Mumbai. Getting the historic sword back is the latest in a string of such moves. The BJP-led Mahayuti government has been increasingly deploying its culture and tourism departments in its pursuit of appropriating the legacy of the Maratha empire. Also Read: In Maharashtra, the wrestling mat is political turf, and Rohit Pawar’s bout has just begun The Maratha-style firangi sword The sword of Raghuji Bhosale, which reached the P.L. Deshpande Academy at about noon on Monday, is a rare Maratha-style ‘firangi’ sword with a long European blade and an Indian hilt. It also has a Mulheri-style basket hilt with gold inlay koftgiri work. And there’s a green cloth wrapping the rounded pommel. The European manufacturer’s name is displayed near the hilt, whereas the spine of the blade has an inscription in the Devanagari script that reads, “Shrimant Raghuji Bhosale Senasahib Subha Firang”. Chhatrapati Shahu Maharaj had given Raghuji Bhosale the title of ‘Senasahib Subha.’ The founder of the Nagpur Bhosale dynasty led violent Maratha military campaigns against the Nawab of Bengal in 1745 and 1755. He is also said to have established control over Chanda in Chhattisgarh and Sambalpur in Odisha and defeated the Nawabs of Cuddapah and Kurnool, extending Maratha influence to southern India. “Most medieval Maratha weapons lacked decorative embellishments or inscriptions of their makers or owners. This sword is a rare exception, bearing both intricate ornamentation and the owner’s name,” Shelar said in a statement last week from London. He added that the presence of the European-made blade also pointed to the bustling global arms trade in 18th-century India. In 1817, the Bhosales of Nagpur unsuccessfully fought the British East India Company at Sitalbuldi, following which the Bhosale treasury is said to have been looted. Over time, the Nagpur Bhosales also gave tributes and gifts to the British. The sword could have left India either as loot or as a gift, Shelar said in the statement. Mahayuti’s push to showcase Maratha history Getting the sword of Raghuji Bhosale back to Maharashtra is the latest in a string of such moves by the state culture and tourism departments. Last year, the BJP’s Sudhir Mumgantiwar, the culture minister in the first Mahayuti government—comprising the BJP, the Eknath Shinde-led Shiv Sena and the Ajit Pawar-led Nationalist Congress Party (NCP)—brought back the ‘wagh nakh’ from London’s Victoria and Albert Museum to Maharashtra. The ‘wagh nakh’ is said to have been used by Maratha warrior king Chhatrapati Shivaji to kill the Bijapur Sultanate’s general, Afzal Khan, in 1659. During his trip to London last week, Shelar had a meeting with the director of the Victoria and Albert Museum, after which he said in a statement, “We had received Chhatrapati Shivaji Maharaj’s iconic ‘wagh nakh’ on a three-year loan. However, they will eventually have to be returned. Such situations should not arise in the future. Therefore, we discussed on a positive note, the possibility of obtaining other important artefacts from the Victoria and Albert Museum on a longer-term loan.” The state culture department also pushed a proposal to get UNESCO World Heritage status for 12 forts built by Chhatrapati Shivaji, which came through in July this year. On Sunday, Minister Shelar commemorated Chhatrapati Shivaji Maharaj’s escape from Mughal emperor Aurangzeb’s captivity by performing a ritual at the equestrian statue in front of Agra’s Red Fort with water collected from 101 forts across Maharashtra. Shelar also said that the Maharashtra government will henceforth commemorate this day as ‘Shivchaturya din’ and allocate funds for the celebration. Similarly, the state tourism department plans to build memorials of Chhatrapati Shivaji outside Maharashtra as well by acquiring sites significant in the history of the Maratha empire across different states. Its first attempt is in Agra in Uttar Pradesh, where it is trying to acquire the land where Chhatrapati Shivaji was kept under house arrest by Aurangzeb before his escape. The state government has also been trying to get Chhatrapati Shivaji’s ceremonial ‘Jagdamba sword’, currently housed in St. James’ Palace in London, back to Maharashtra. (Edited by Sugita Katyal) Also Read: With AI, VR and walls that speak, Bandra museum is immortalising legacy of Mumbai dabbawalas The government looped in the Indian embassy in the United Kingdom, and also engaged an intermediary through whom the state government participated in the auction. Shelar took possession of the sword in London last week in the presence of representatives from the Marathi diaspora and completed the legal formalities to bring it back to Mumbai. Getting the historic sword back is the latest in a string of such moves. The BJP-led Mahayuti government has been increasingly deploying its culture and tourism departments in its pursuit of appropriating the legacy of the Maratha empire. Also Read: In Maharashtra, the wrestling mat is political turf, and Rohit Pawar’s bout has just begun The Maratha-style firangi sword The sword of Raghuji Bhosale, which reached the P.L. Deshpande Academy at about noon on Monday, is a rare Maratha-style ‘firangi’ sword with a long European blade and an Indian hilt. It also has a Mulheri-style basket hilt with gold inlay koftgiri work. And there’s a green cloth wrapping the rounded pommel. The European manufacturer’s name is displayed near the hilt, whereas the spine of the blade has an inscription in the Devanagari script that reads, “Shrimant Raghuji Bhosale Senasahib Subha Firang”. Chhatrapati Shahu Maharaj had given Raghuji Bhosale the title of ‘Senasahib Subha.’ The founder of the Nagpur Bhosale dynasty led violent Maratha military campaigns against the Nawab of Bengal in 1745 and 1755. He is also said to have established control over Chanda in Chhattisgarh and Sambalpur in Odisha and defeated the Nawabs of Cuddapah and Kurnool, extending Maratha influence to southern India. “Most medieval Maratha weapons lacked decorative embellishments or inscriptions of their makers or owners. This sword is a rare exception, bearing both intricate ornamentation and the owner’s name,” Shelar said in a statement last week from London. He added that the presence of the European-made blade also pointed to the bustling global arms trade in 18th-century India. In 1817, the Bhosales of Nagpur unsuccessfully fought the British East India Company at Sitalbuldi, following which the Bhosale treasury is said to have been looted. Over time, the Nagpur Bhosales also gave tributes and gifts to the British. The sword could have left India either as loot or as a gift, Shelar said in the statement. Mahayuti’s push to showcase Maratha history Getting the sword of Raghuji Bhosale back to Maharashtra is the latest in a string of such moves by the state culture and tourism departments. Last year, the BJP’s Sudhir Mumgantiwar, the culture minister in the first Mahayuti government—comprising the BJP, the Eknath Shinde-led Shiv Sena and the Ajit Pawar-led Nationalist Congress Party (NCP)—brought back the ‘wagh nakh’ from London’s Victoria and Albert Museum to Maharashtra. The ‘wagh nakh’ is said to have been used by Maratha warrior king Chhatrapati Shivaji to kill the Bijapur Sultanate’s general, Afzal Khan, in 1659. During his trip to London last week, Shelar had a meeting with the director of the Victoria and Albert Museum, after which he said in a statement, “We had received Chhatrapati Shivaji Maharaj’s iconic ‘wagh nakh’ on a three-year loan. However, they will eventually have to be returned. Such situations should not arise in the future. Therefore, we discussed on a positive note, the possibility of obtaining other important artefacts from the Victoria and Albert Museum on a longer-term loan.” The state culture department also pushed a proposal to get UNESCO World Heritage status for 12 forts built by Chhatrapati Shivaji, which came through in July this year. On Sunday, Minister Shelar commemorated Chhatrapati Shivaji Maharaj’s escape from Mughal emperor Aurangzeb’s captivity by performing a ritual at the equestrian statue in front of Agra’s Red Fort with water collected from 101 forts across Maharashtra. Shelar also said that the Maharashtra government will henceforth commemorate this day as ‘Shivchaturya din’ and allocate funds for the celebration. Similarly, the state tourism department plans to build memorials of Chhatrapati Shivaji outside Maharashtra as well by acquiring sites significant in the history of the Maratha empire across different states. Its first attempt is in Agra in Uttar Pradesh, where it is trying to acquire the land where Chhatrapati Shivaji was kept under house arrest by Aurangzeb before his escape. The state government has also been trying to get Chhatrapati Shivaji’s ceremonial ‘Jagdamba sword’, currently housed in St. James’ Palace in London, back to Maharashtra. (Edited by Sugita Katyal) Also Read: With AI, VR and walls that speak, Bandra museum is immortalising legacy of Mumbai dabbawalas Shelar took possession of the sword in London last week in the presence of representatives from the Marathi diaspora and completed the legal formalities to bring it back to Mumbai. Getting the historic sword back is the latest in a string of such moves. The BJP-led Mahayuti government has been increasingly deploying its culture and tourism departments in its pursuit of appropriating the legacy of the Maratha empire. Also Read: In Maharashtra, the wrestling mat is political turf, and Rohit Pawar’s bout has just begun The Maratha-style firangi sword The sword of Raghuji Bhosale, which reached the P.L. Deshpande Academy at about noon on Monday, is a rare Maratha-style ‘firangi’ sword with a long European blade and an Indian hilt. It also has a Mulheri-style basket hilt with gold inlay koftgiri work. And there’s a green cloth wrapping the rounded pommel. The European manufacturer’s name is displayed near the hilt, whereas the spine of the blade has an inscription in the Devanagari script that reads, “Shrimant Raghuji Bhosale Senasahib Subha Firang”. Chhatrapati Shahu Maharaj had given Raghuji Bhosale the title of ‘Senasahib Subha.’ The founder of the Nagpur Bhosale dynasty led violent Maratha military campaigns against the Nawab of Bengal in 1745 and 1755. He is also said to have established control over Chanda in Chhattisgarh and Sambalpur in Odisha and defeated the Nawabs of Cuddapah and Kurnool, extending Maratha influence to southern India. “Most medieval Maratha weapons lacked decorative embellishments or inscriptions of their makers or owners. This sword is a rare exception, bearing both intricate ornamentation and the owner’s name,” Shelar said in a statement last week from London. He added that the presence of the European-made blade also pointed to the bustling global arms trade in 18th-century India. In 1817, the Bhosales of Nagpur unsuccessfully fought the British East India Company at Sitalbuldi, following which the Bhosale treasury is said to have been looted. Over time, the Nagpur Bhosales also gave tributes and gifts to the British. The sword could have left India either as loot or as a gift, Shelar said in the statement. Mahayuti’s push to showcase Maratha history Getting the sword of Raghuji Bhosale back to Maharashtra is the latest in a string of such moves by the state culture and tourism departments. Last year, the BJP’s Sudhir Mumgantiwar, the culture minister in the first Mahayuti government—comprising the BJP, the Eknath Shinde-led Shiv Sena and the Ajit Pawar-led Nationalist Congress Party (NCP)—brought back the ‘wagh nakh’ from London’s Victoria and Albert Museum to Maharashtra. The ‘wagh nakh’ is said to have been used by Maratha warrior king Chhatrapati Shivaji to kill the Bijapur Sultanate’s general, Afzal Khan, in 1659. During his trip to London last week, Shelar had a meeting with the director of the Victoria and Albert Museum, after which he said in a statement, “We had received Chhatrapati Shivaji Maharaj’s iconic ‘wagh nakh’ on a three-year loan. However, they will eventually have to be returned. Such situations should not arise in the future. Therefore, we discussed on a positive note, the possibility of obtaining other important artefacts from the Victoria and Albert Museum on a longer-term loan.” The state culture department also pushed a proposal to get UNESCO World Heritage status for 12 forts built by Chhatrapati Shivaji, which came through in July this year. On Sunday, Minister Shelar commemorated Chhatrapati Shivaji Maharaj’s escape from Mughal emperor Aurangzeb’s captivity by performing a ritual at the equestrian statue in front of Agra’s Red Fort with water collected from 101 forts across Maharashtra. Shelar also said that the Maharashtra government will henceforth commemorate this day as ‘Shivchaturya din’ and allocate funds for the celebration. Similarly, the state tourism department plans to build memorials of Chhatrapati Shivaji outside Maharashtra as well by acquiring sites significant in the history of the Maratha empire across different states. Its first attempt is in Agra in Uttar Pradesh, where it is trying to acquire the land where Chhatrapati Shivaji was kept under house arrest by Aurangzeb before his escape. The state government has also been trying to get Chhatrapati Shivaji’s ceremonial ‘Jagdamba sword’, currently housed in St. James’ Palace in London, back to Maharashtra. (Edited by Sugita Katyal) Also Read: With AI, VR and walls that speak, Bandra museum is immortalising legacy of Mumbai dabbawalas Getting the historic sword back is the latest in a string of such moves. The BJP-led Mahayuti government has been increasingly deploying its culture and tourism departments in its pursuit of appropriating the legacy of the Maratha empire. Also Read: In Maharashtra, the wrestling mat is political turf, and Rohit Pawar’s bout has just begun The Maratha-style firangi sword The sword of Raghuji Bhosale, which reached the P.L. Deshpande Academy at about noon on Monday, is a rare Maratha-style ‘firangi’ sword with a long European blade and an Indian hilt. It also has a Mulheri-style basket hilt with gold inlay koftgiri work. And there’s a green cloth wrapping the rounded pommel. The European manufacturer’s name is displayed near the hilt, whereas the spine of the blade has an inscription in the Devanagari script that reads, “Shrimant Raghuji Bhosale Senasahib Subha Firang”. Chhatrapati Shahu Maharaj had given Raghuji Bhosale the title of ‘Senasahib Subha.’ The founder of the Nagpur Bhosale dynasty led violent Maratha military campaigns against the Nawab of Bengal in 1745 and 1755. He is also said to have established control over Chanda in Chhattisgarh and Sambalpur in Odisha and defeated the Nawabs of Cuddapah and Kurnool, extending Maratha influence to southern India. “Most medieval Maratha weapons lacked decorative embellishments or inscriptions of their makers or owners. This sword is a rare exception, bearing both intricate ornamentation and the owner’s name,” Shelar said in a statement last week from London. He added that the presence of the European-made blade also pointed to the bustling global arms trade in 18th-century India. In 1817, the Bhosales of Nagpur unsuccessfully fought the British East India Company at Sitalbuldi, following which the Bhosale treasury is said to have been looted. Over time, the Nagpur Bhosales also gave tributes and gifts to the British. The sword could have left India either as loot or as a gift, Shelar said in the statement. Mahayuti’s push to showcase Maratha history Getting the sword of Raghuji Bhosale back to Maharashtra is the latest in a string of such moves by the state culture and tourism departments. Last year, the BJP’s Sudhir Mumgantiwar, the culture minister in the first Mahayuti government—comprising the BJP, the Eknath Shinde-led Shiv Sena and the Ajit Pawar-led Nationalist Congress Party (NCP)—brought back the ‘wagh nakh’ from London’s Victoria and Albert Museum to Maharashtra. The ‘wagh nakh’ is said to have been used by Maratha warrior king Chhatrapati Shivaji to kill the Bijapur Sultanate’s general, Afzal Khan, in 1659. During his trip to London last week, Shelar had a meeting with the director of the Victoria and Albert Museum, after which he said in a statement, “We had received Chhatrapati Shivaji Maharaj’s iconic ‘wagh nakh’ on a three-year loan. However, they will eventually have to be returned. Such situations should not arise in the future. Therefore, we discussed on a positive note, the possibility of obtaining other important artefacts from the Victoria and Albert Museum on a longer-term loan.” The state culture department also pushed a proposal to get UNESCO World Heritage status for 12 forts built by Chhatrapati Shivaji, which came through in July this year. On Sunday, Minister Shelar commemorated Chhatrapati Shivaji Maharaj’s escape from Mughal emperor Aurangzeb’s captivity by performing a ritual at the equestrian statue in front of Agra’s Red Fort with water collected from 101 forts across Maharashtra. Shelar also said that the Maharashtra government will henceforth commemorate this day as ‘Shivchaturya din’ and allocate funds for the celebration. Similarly, the state tourism department plans to build memorials of Chhatrapati Shivaji outside Maharashtra as well by acquiring sites significant in the history of the Maratha empire across different states. Its first attempt is in Agra in Uttar Pradesh, where it is trying to acquire the land where Chhatrapati Shivaji was kept under house arrest by Aurangzeb before his escape. The state government has also been trying to get Chhatrapati Shivaji’s ceremonial ‘Jagdamba sword’, currently housed in St. James’ Palace in London, back to Maharashtra. (Edited by Sugita Katyal) Also Read: With AI, VR and walls that speak, Bandra museum is immortalising legacy of Mumbai dabbawalas Also Read: In Maharashtra, the wrestling mat is political turf, and Rohit Pawar’s bout has just begun The Maratha-style firangi sword The sword of Raghuji Bhosale, which reached the P.L. Deshpande Academy at about noon on Monday, is a rare Maratha-style ‘firangi’ sword with a long European blade and an Indian hilt. It also has a Mulheri-style basket hilt with gold inlay koftgiri work. And there’s a green cloth wrapping the rounded pommel. The European manufacturer’s name is displayed near the hilt, whereas the spine of the blade has an inscription in the Devanagari script that reads, “Shrimant Raghuji Bhosale Senasahib Subha Firang”. Chhatrapati Shahu Maharaj had given Raghuji Bhosale the title of ‘Senasahib Subha.’ The founder of the Nagpur Bhosale dynasty led violent Maratha military campaigns against the Nawab of Bengal in 1745 and 1755. He is also said to have established control over Chanda in Chhattisgarh and Sambalpur in Odisha and defeated the Nawabs of Cuddapah and Kurnool, extending Maratha influence to southern India. “Most medieval Maratha weapons lacked decorative embellishments or inscriptions of their makers or owners. This sword is a rare exception, bearing both intricate ornamentation and the owner’s name,” Shelar said in a statement last week from London. He added that the presence of the European-made blade also pointed to the bustling global arms trade in 18th-century India. In 1817, the Bhosales of Nagpur unsuccessfully fought the British East India Company at Sitalbuldi, following which the Bhosale treasury is said to have been looted. Over time, the Nagpur Bhosales also gave tributes and gifts to the British. The sword could have left India either as loot or as a gift, Shelar said in the statement. Mahayuti’s push to showcase Maratha history Getting the sword of Raghuji Bhosale back to Maharashtra is the latest in a string of such moves by the state culture and tourism departments. Last year, the BJP’s Sudhir Mumgantiwar, the culture minister in the first Mahayuti government—comprising the BJP, the Eknath Shinde-led Shiv Sena and the Ajit Pawar-led Nationalist Congress Party (NCP)—brought back the ‘wagh nakh’ from London’s Victoria and Albert Museum to Maharashtra. The ‘wagh nakh’ is said to have been used by Maratha warrior king Chhatrapati Shivaji to kill the Bijapur Sultanate’s general, Afzal Khan, in 1659. During his trip to London last week, Shelar had a meeting with the director of the Victoria and Albert Museum, after which he said in a statement, “We had received Chhatrapati Shivaji Maharaj’s iconic ‘wagh nakh’ on a three-year loan. However, they will eventually have to be returned. Such situations should not arise in the future. Therefore, we discussed on a positive note, the possibility of obtaining other important artefacts from the Victoria and Albert Museum on a longer-term loan.” The state culture department also pushed a proposal to get UNESCO World Heritage status for 12 forts built by Chhatrapati Shivaji, which came through in July this year. On Sunday, Minister Shelar commemorated Chhatrapati Shivaji Maharaj’s escape from Mughal emperor Aurangzeb’s captivity by performing a ritual at the equestrian statue in front of Agra’s Red Fort with water collected from 101 forts across Maharashtra. Shelar also said that the Maharashtra government will henceforth commemorate this day as ‘Shivchaturya din’ and allocate funds for the celebration. Similarly, the state tourism department plans to build memorials of Chhatrapati Shivaji outside Maharashtra as well by acquiring sites significant in the history of the Maratha empire across different states. Its first attempt is in Agra in Uttar Pradesh, where it is trying to acquire the land where Chhatrapati Shivaji was kept under house arrest by Aurangzeb before his escape. The state government has also been trying to get Chhatrapati Shivaji’s ceremonial ‘Jagdamba sword’, currently housed in St. James’ Palace in London, back to Maharashtra. (Edited by Sugita Katyal) Also Read: With AI, VR and walls that speak, Bandra museum is immortalising legacy of Mumbai dabbawalas The sword of Raghuji Bhosale, which reached the P.L. Deshpande Academy at about noon on Monday, is a rare Maratha-style ‘firangi’ sword with a long European blade and an Indian hilt. It also has a Mulheri-style basket hilt with gold inlay koftgiri work. And there’s a green cloth wrapping the rounded pommel. The European manufacturer’s name is displayed near the hilt, whereas the spine of the blade has an inscription in the Devanagari script that reads, “Shrimant Raghuji Bhosale Senasahib Subha Firang”. Chhatrapati Shahu Maharaj had given Raghuji Bhosale the title of ‘Senasahib Subha.’ The founder of the Nagpur Bhosale dynasty led violent Maratha military campaigns against the Nawab of Bengal in 1745 and 1755. He is also said to have established control over Chanda in Chhattisgarh and Sambalpur in Odisha and defeated the Nawabs of Cuddapah and Kurnool, extending Maratha influence to southern India. “Most medieval Maratha weapons lacked decorative embellishments or inscriptions of their makers or owners. This sword is a rare exception, bearing both intricate ornamentation and the owner’s name,” Shelar said in a statement last week from London. He added that the presence of the European-made blade also pointed to the bustling global arms trade in 18th-century India. In 1817, the Bhosales of Nagpur unsuccessfully fought the British East India Company at Sitalbuldi, following which the Bhosale treasury is said to have been looted. Over time, the Nagpur Bhosales also gave tributes and gifts to the British. The sword could have left India either as loot or as a gift, Shelar said in the statement. Mahayuti’s push to showcase Maratha history Getting the sword of Raghuji Bhosale back to Maharashtra is the latest in a string of such moves by the state culture and tourism departments. Last year, the BJP’s Sudhir Mumgantiwar, the culture minister in the first Mahayuti government—comprising the BJP, the Eknath Shinde-led Shiv Sena and the Ajit Pawar-led Nationalist Congress Party (NCP)—brought back the ‘wagh nakh’ from London’s Victoria and Albert Museum to Maharashtra. The ‘wagh nakh’ is said to have been used by Maratha warrior king Chhatrapati Shivaji to kill the Bijapur Sultanate’s general, Afzal Khan, in 1659. During his trip to London last week, Shelar had a meeting with the director of the Victoria and Albert Museum, after which he said in a statement, “We had received Chhatrapati Shivaji Maharaj’s iconic ‘wagh nakh’ on a three-year loan. However, they will eventually have to be returned. Such situations should not arise in the future. Therefore, we discussed on a positive note, the possibility of obtaining other important artefacts from the Victoria and Albert Museum on a longer-term loan.” The state culture department also pushed a proposal to get UNESCO World Heritage status for 12 forts built by Chhatrapati Shivaji, which came through in July this year. On Sunday, Minister Shelar commemorated Chhatrapati Shivaji Maharaj’s escape from Mughal emperor Aurangzeb’s captivity by performing a ritual at the equestrian statue in front of Agra’s Red Fort with water collected from 101 forts across Maharashtra. Shelar also said that the Maharashtra government will henceforth commemorate this day as ‘Shivchaturya din’ and allocate funds for the celebration. Similarly, the state tourism department plans to build memorials of Chhatrapati Shivaji outside Maharashtra as well by acquiring sites significant in the history of the Maratha empire across different states. Its first attempt is in Agra in Uttar Pradesh, where it is trying to acquire the land where Chhatrapati Shivaji was kept under house arrest by Aurangzeb before his escape. The state government has also been trying to get Chhatrapati Shivaji’s ceremonial ‘Jagdamba sword’, currently housed in St. James’ Palace in London, back to Maharashtra. (Edited by Sugita Katyal) Also Read: With AI, VR and walls that speak, Bandra museum is immortalising legacy of Mumbai dabbawalas The European manufacturer’s name is displayed near the hilt, whereas the spine of the blade has an inscription in the Devanagari script that reads, “Shrimant Raghuji Bhosale Senasahib Subha Firang”. Chhatrapati Shahu Maharaj had given Raghuji Bhosale the title of ‘Senasahib Subha.’ The founder of the Nagpur Bhosale dynasty led violent Maratha military campaigns against the Nawab of Bengal in 1745 and 1755. He is also said to have established control over Chanda in Chhattisgarh and Sambalpur in Odisha and defeated the Nawabs of Cuddapah and Kurnool, extending Maratha influence to southern India. “Most medieval Maratha weapons lacked decorative embellishments or inscriptions of their makers or owners. This sword is a rare exception, bearing both intricate ornamentation and the owner’s name,” Shelar said in a statement last week from London. He added that the presence of the European-made blade also pointed to the bustling global arms trade in 18th-century India. In 1817, the Bhosales of Nagpur unsuccessfully fought the British East India Company at Sitalbuldi, following which the Bhosale treasury is said to have been looted. Over time, the Nagpur Bhosales also gave tributes and gifts to the British. The sword could have left India either as loot or as a gift, Shelar said in the statement. Mahayuti’s push to showcase Maratha history Getting the sword of Raghuji Bhosale back to Maharashtra is the latest in a string of such moves by the state culture and tourism departments. Last year, the BJP’s Sudhir Mumgantiwar, the culture minister in the first Mahayuti government—comprising the BJP, the Eknath Shinde-led Shiv Sena and the Ajit Pawar-led Nationalist Congress Party (NCP)—brought back the ‘wagh nakh’ from London’s Victoria and Albert Museum to Maharashtra. The ‘wagh nakh’ is said to have been used by Maratha warrior king Chhatrapati Shivaji to kill the Bijapur Sultanate’s general, Afzal Khan, in 1659. During his trip to London last week, Shelar had a meeting with the director of the Victoria and Albert Museum, after which he said in a statement, “We had received Chhatrapati Shivaji Maharaj’s iconic ‘wagh nakh’ on a three-year loan. However, they will eventually have to be returned. Such situations should not arise in the future. Therefore, we discussed on a positive note, the possibility of obtaining other important artefacts from the Victoria and Albert Museum on a longer-term loan.” The state culture department also pushed a proposal to get UNESCO World Heritage status for 12 forts built by Chhatrapati Shivaji, which came through in July this year. On Sunday, Minister Shelar commemorated Chhatrapati Shivaji Maharaj’s escape from Mughal emperor Aurangzeb’s captivity by performing a ritual at the equestrian statue in front of Agra’s Red Fort with water collected from 101 forts across Maharashtra. Shelar also said that the Maharashtra government will henceforth commemorate this day as ‘Shivchaturya din’ and allocate funds for the celebration. Similarly, the state tourism department plans to build memorials of Chhatrapati Shivaji outside Maharashtra as well by acquiring sites significant in the history of the Maratha empire across different states. Its first attempt is in Agra in Uttar Pradesh, where it is trying to acquire the land where Chhatrapati Shivaji was kept under house arrest by Aurangzeb before his escape. The state government has also been trying to get Chhatrapati Shivaji’s ceremonial ‘Jagdamba sword’, currently housed in St. James’ Palace in London, back to Maharashtra. (Edited by Sugita Katyal) Also Read: With AI, VR and walls that speak, Bandra museum is immortalising legacy of Mumbai dabbawalas The founder of the Nagpur Bhosale dynasty led violent Maratha military campaigns against the Nawab of Bengal in 1745 and 1755. He is also said to have established control over Chanda in Chhattisgarh and Sambalpur in Odisha and defeated the Nawabs of Cuddapah and Kurnool, extending Maratha influence to southern India. “Most medieval Maratha weapons lacked decorative embellishments or inscriptions of their makers or owners. This sword is a rare exception, bearing both intricate ornamentation and the owner’s name,” Shelar said in a statement last week from London. He added that the presence of the European-made blade also pointed to the bustling global arms trade in 18th-century India. In 1817, the Bhosales of Nagpur unsuccessfully fought the British East India Company at Sitalbuldi, following which the Bhosale treasury is said to have been looted. Over time, the Nagpur Bhosales also gave tributes and gifts to the British. The sword could have left India either as loot or as a gift, Shelar said in the statement. Mahayuti’s push to showcase Maratha history Getting the sword of Raghuji Bhosale back to Maharashtra is the latest in a string of such moves by the state culture and tourism departments. Last year, the BJP’s Sudhir Mumgantiwar, the culture minister in the first Mahayuti government—comprising the BJP, the Eknath Shinde-led Shiv Sena and the Ajit Pawar-led Nationalist Congress Party (NCP)—brought back the ‘wagh nakh’ from London’s Victoria and Albert Museum to Maharashtra. The ‘wagh nakh’ is said to have been used by Maratha warrior king Chhatrapati Shivaji to kill the Bijapur Sultanate’s general, Afzal Khan, in 1659. During his trip to London last week, Shelar had a meeting with the director of the Victoria and Albert Museum, after which he said in a statement, “We had received Chhatrapati Shivaji Maharaj’s iconic ‘wagh nakh’ on a three-year loan. However, they will eventually have to be returned. Such situations should not arise in the future. Therefore, we discussed on a positive note, the possibility of obtaining other important artefacts from the Victoria and Albert Museum on a longer-term loan.” The state culture department also pushed a proposal to get UNESCO World Heritage status for 12 forts built by Chhatrapati Shivaji, which came through in July this year. On Sunday, Minister Shelar commemorated Chhatrapati Shivaji Maharaj’s escape from Mughal emperor Aurangzeb’s captivity by performing a ritual at the equestrian statue in front of Agra’s Red Fort with water collected from 101 forts across Maharashtra. Shelar also said that the Maharashtra government will henceforth commemorate this day as ‘Shivchaturya din’ and allocate funds for the celebration. Similarly, the state tourism department plans to build memorials of Chhatrapati Shivaji outside Maharashtra as well by acquiring sites significant in the history of the Maratha empire across different states. Its first attempt is in Agra in Uttar Pradesh, where it is trying to acquire the land where Chhatrapati Shivaji was kept under house arrest by Aurangzeb before his escape. The state government has also been trying to get Chhatrapati Shivaji’s ceremonial ‘Jagdamba sword’, currently housed in St. James’ Palace in London, back to Maharashtra. (Edited by Sugita Katyal) Also Read: With AI, VR and walls that speak, Bandra museum is immortalising legacy of Mumbai dabbawalas “Most medieval Maratha weapons lacked decorative embellishments or inscriptions of their makers or owners. This sword is a rare exception, bearing both intricate ornamentation and the owner’s name,” Shelar said in a statement last week from London. He added that the presence of the European-made blade also pointed to the bustling global arms trade in 18th-century India. In 1817, the Bhosales of Nagpur unsuccessfully fought the British East India Company at Sitalbuldi, following which the Bhosale treasury is said to have been looted. Over time, the Nagpur Bhosales also gave tributes and gifts to the British. The sword could have left India either as loot or as a gift, Shelar said in the statement. Mahayuti’s push to showcase Maratha history Getting the sword of Raghuji Bhosale back to Maharashtra is the latest in a string of such moves by the state culture and tourism departments. Last year, the BJP’s Sudhir Mumgantiwar, the culture minister in the first Mahayuti government—comprising the BJP, the Eknath Shinde-led Shiv Sena and the Ajit Pawar-led Nationalist Congress Party (NCP)—brought back the ‘wagh nakh’ from London’s Victoria and Albert Museum to Maharashtra. The ‘wagh nakh’ is said to have been used by Maratha warrior king Chhatrapati Shivaji to kill the Bijapur Sultanate’s general, Afzal Khan, in 1659. During his trip to London last week, Shelar had a meeting with the director of the Victoria and Albert Museum, after which he said in a statement, “We had received Chhatrapati Shivaji Maharaj’s iconic ‘wagh nakh’ on a three-year loan. However, they will eventually have to be returned. Such situations should not arise in the future. Therefore, we discussed on a positive note, the possibility of obtaining other important artefacts from the Victoria and Albert Museum on a longer-term loan.” The state culture department also pushed a proposal to get UNESCO World Heritage status for 12 forts built by Chhatrapati Shivaji, which came through in July this year. On Sunday, Minister Shelar commemorated Chhatrapati Shivaji Maharaj’s escape from Mughal emperor Aurangzeb’s captivity by performing a ritual at the equestrian statue in front of Agra’s Red Fort with water collected from 101 forts across Maharashtra. Shelar also said that the Maharashtra government will henceforth commemorate this day as ‘Shivchaturya din’ and allocate funds for the celebration. Similarly, the state tourism department plans to build memorials of Chhatrapati Shivaji outside Maharashtra as well by acquiring sites significant in the history of the Maratha empire across different states. Its first attempt is in Agra in Uttar Pradesh, where it is trying to acquire the land where Chhatrapati Shivaji was kept under house arrest by Aurangzeb before his escape. The state government has also been trying to get Chhatrapati Shivaji’s ceremonial ‘Jagdamba sword’, currently housed in St. James’ Palace in London, back to Maharashtra. (Edited by Sugita Katyal) Also Read: With AI, VR and walls that speak, Bandra museum is immortalising legacy of Mumbai dabbawalas He added that the presence of the European-made blade also pointed to the bustling global arms trade in 18th-century India. In 1817, the Bhosales of Nagpur unsuccessfully fought the British East India Company at Sitalbuldi, following which the Bhosale treasury is said to have been looted. Over time, the Nagpur Bhosales also gave tributes and gifts to the British. The sword could have left India either as loot or as a gift, Shelar said in the statement. Mahayuti’s push to showcase Maratha history Getting the sword of Raghuji Bhosale back to Maharashtra is the latest in a string of such moves by the state culture and tourism departments. Last year, the BJP’s Sudhir Mumgantiwar, the culture minister in the first Mahayuti government—comprising the BJP, the Eknath Shinde-led Shiv Sena and the Ajit Pawar-led Nationalist Congress Party (NCP)—brought back the ‘wagh nakh’ from London’s Victoria and Albert Museum to Maharashtra. The ‘wagh nakh’ is said to have been used by Maratha warrior king Chhatrapati Shivaji to kill the Bijapur Sultanate’s general, Afzal Khan, in 1659. During his trip to London last week, Shelar had a meeting with the director of the Victoria and Albert Museum, after which he said in a statement, “We had received Chhatrapati Shivaji Maharaj’s iconic ‘wagh nakh’ on a three-year loan. However, they will eventually have to be returned. Such situations should not arise in the future. Therefore, we discussed on a positive note, the possibility of obtaining other important artefacts from the Victoria and Albert Museum on a longer-term loan.” The state culture department also pushed a proposal to get UNESCO World Heritage status for 12 forts built by Chhatrapati Shivaji, which came through in July this year. On Sunday, Minister Shelar commemorated Chhatrapati Shivaji Maharaj’s escape from Mughal emperor Aurangzeb’s captivity by performing a ritual at the equestrian statue in front of Agra’s Red Fort with water collected from 101 forts across Maharashtra. Shelar also said that the Maharashtra government will henceforth commemorate this day as ‘Shivchaturya din’ and allocate funds for the celebration. Similarly, the state tourism department plans to build memorials of Chhatrapati Shivaji outside Maharashtra as well by acquiring sites significant in the history of the Maratha empire across different states. Its first attempt is in Agra in Uttar Pradesh, where it is trying to acquire the land where Chhatrapati Shivaji was kept under house arrest by Aurangzeb before his escape. The state government has also been trying to get Chhatrapati Shivaji’s ceremonial ‘Jagdamba sword’, currently housed in St. James’ Palace in London, back to Maharashtra. (Edited by Sugita Katyal) Also Read: With AI, VR and walls that speak, Bandra museum is immortalising legacy of Mumbai dabbawalas In 1817, the Bhosales of Nagpur unsuccessfully fought the British East India Company at Sitalbuldi, following which the Bhosale treasury is said to have been looted. Over time, the Nagpur Bhosales also gave tributes and gifts to the British. The sword could have left India either as loot or as a gift, Shelar said in the statement. Mahayuti’s push to showcase Maratha history Getting the sword of Raghuji Bhosale back to Maharashtra is the latest in a string of such moves by the state culture and tourism departments. Last year, the BJP’s Sudhir Mumgantiwar, the culture minister in the first Mahayuti government—comprising the BJP, the Eknath Shinde-led Shiv Sena and the Ajit Pawar-led Nationalist Congress Party (NCP)—brought back the ‘wagh nakh’ from London’s Victoria and Albert Museum to Maharashtra. The ‘wagh nakh’ is said to have been used by Maratha warrior king Chhatrapati Shivaji to kill the Bijapur Sultanate’s general, Afzal Khan, in 1659. During his trip to London last week, Shelar had a meeting with the director of the Victoria and Albert Museum, after which he said in a statement, “We had received Chhatrapati Shivaji Maharaj’s iconic ‘wagh nakh’ on a three-year loan. However, they will eventually have to be returned. Such situations should not arise in the future. Therefore, we discussed on a positive note, the possibility of obtaining other important artefacts from the Victoria and Albert Museum on a longer-term loan.” The state culture department also pushed a proposal to get UNESCO World Heritage status for 12 forts built by Chhatrapati Shivaji, which came through in July this year. On Sunday, Minister Shelar commemorated Chhatrapati Shivaji Maharaj’s escape from Mughal emperor Aurangzeb’s captivity by performing a ritual at the equestrian statue in front of Agra’s Red Fort with water collected from 101 forts across Maharashtra. Shelar also said that the Maharashtra government will henceforth commemorate this day as ‘Shivchaturya din’ and allocate funds for the celebration. Similarly, the state tourism department plans to build memorials of Chhatrapati Shivaji outside Maharashtra as well by acquiring sites significant in the history of the Maratha empire across different states. Its first attempt is in Agra in Uttar Pradesh, where it is trying to acquire the land where Chhatrapati Shivaji was kept under house arrest by Aurangzeb before his escape. The state government has also been trying to get Chhatrapati Shivaji’s ceremonial ‘Jagdamba sword’, currently housed in St. James’ Palace in London, back to Maharashtra. (Edited by Sugita Katyal) Also Read: With AI, VR and walls that speak, Bandra museum is immortalising legacy of Mumbai dabbawalas Getting the sword of Raghuji Bhosale back to Maharashtra is the latest in a string of such moves by the state culture and tourism departments. Last year, the BJP’s Sudhir Mumgantiwar, the culture minister in the first Mahayuti government—comprising the BJP, the Eknath Shinde-led Shiv Sena and the Ajit Pawar-led Nationalist Congress Party (NCP)—brought back the ‘wagh nakh’ from London’s Victoria and Albert Museum to Maharashtra. The ‘wagh nakh’ is said to have been used by Maratha warrior king Chhatrapati Shivaji to kill the Bijapur Sultanate’s general, Afzal Khan, in 1659. During his trip to London last week, Shelar had a meeting with the director of the Victoria and Albert Museum, after which he said in a statement, “We had received Chhatrapati Shivaji Maharaj’s iconic ‘wagh nakh’ on a three-year loan. However, they will eventually have to be returned. Such situations should not arise in the future. Therefore, we discussed on a positive note, the possibility of obtaining other important artefacts from the Victoria and Albert Museum on a longer-term loan.” The state culture department also pushed a proposal to get UNESCO World Heritage status for 12 forts built by Chhatrapati Shivaji, which came through in July this year. On Sunday, Minister Shelar commemorated Chhatrapati Shivaji Maharaj’s escape from Mughal emperor Aurangzeb’s captivity by performing a ritual at the equestrian statue in front of Agra’s Red Fort with water collected from 101 forts across Maharashtra. Shelar also said that the Maharashtra government will henceforth commemorate this day as ‘Shivchaturya din’ and allocate funds for the celebration. Similarly, the state tourism department plans to build memorials of Chhatrapati Shivaji outside Maharashtra as well by acquiring sites significant in the history of the Maratha empire across different states. Its first attempt is in Agra in Uttar Pradesh, where it is trying to acquire the land where Chhatrapati Shivaji was kept under house arrest by Aurangzeb before his escape. The state government has also been trying to get Chhatrapati Shivaji’s ceremonial ‘Jagdamba sword’, currently housed in St. James’ Palace in London, back to Maharashtra. (Edited by Sugita Katyal) Also Read: With AI, VR and walls that speak, Bandra museum is immortalising legacy of Mumbai dabbawalas Last year, the BJP’s Sudhir Mumgantiwar, the culture minister in the first Mahayuti government—comprising the BJP, the Eknath Shinde-led Shiv Sena and the Ajit Pawar-led Nationalist Congress Party (NCP)—brought back the ‘wagh nakh’ from London’s Victoria and Albert Museum to Maharashtra. The ‘wagh nakh’ is said to have been used by Maratha warrior king Chhatrapati Shivaji to kill the Bijapur Sultanate’s general, Afzal Khan, in 1659. During his trip to London last week, Shelar had a meeting with the director of the Victoria and Albert Museum, after which he said in a statement, “We had received Chhatrapati Shivaji Maharaj’s iconic ‘wagh nakh’ on a three-year loan. However, they will eventually have to be returned. Such situations should not arise in the future. Therefore, we discussed on a positive note, the possibility of obtaining other important artefacts from the Victoria and Albert Museum on a longer-term loan.” The state culture department also pushed a proposal to get UNESCO World Heritage status for 12 forts built by Chhatrapati Shivaji, which came through in July this year. On Sunday, Minister Shelar commemorated Chhatrapati Shivaji Maharaj’s escape from Mughal emperor Aurangzeb’s captivity by performing a ritual at the equestrian statue in front of Agra’s Red Fort with water collected from 101 forts across Maharashtra. Shelar also said that the Maharashtra government will henceforth commemorate this day as ‘Shivchaturya din’ and allocate funds for the celebration. Similarly, the state tourism department plans to build memorials of Chhatrapati Shivaji outside Maharashtra as well by acquiring sites significant in the history of the Maratha empire across different states. Its first attempt is in Agra in Uttar Pradesh, where it is trying to acquire the land where Chhatrapati Shivaji was kept under house arrest by Aurangzeb before his escape. The state government has also been trying to get Chhatrapati Shivaji’s ceremonial ‘Jagdamba sword’, currently housed in St. James’ Palace in London, back to Maharashtra. (Edited by Sugita Katyal) Also Read: With AI, VR and walls that speak, Bandra museum is immortalising legacy of Mumbai dabbawalas The ‘wagh nakh’ is said to have been used by Maratha warrior king Chhatrapati Shivaji to kill the Bijapur Sultanate’s general, Afzal Khan, in 1659. During his trip to London last week, Shelar had a meeting with the director of the Victoria and Albert Museum, after which he said in a statement, “We had received Chhatrapati Shivaji Maharaj’s iconic ‘wagh nakh’ on a three-year loan. However, they will eventually have to be returned. Such situations should not arise in the future. Therefore, we discussed on a positive note, the possibility of obtaining other important artefacts from the Victoria and Albert Museum on a longer-term loan.” The state culture department also pushed a proposal to get UNESCO World Heritage status for 12 forts built by Chhatrapati Shivaji, which came through in July this year. On Sunday, Minister Shelar commemorated Chhatrapati Shivaji Maharaj’s escape from Mughal emperor Aurangzeb’s captivity by performing a ritual at the equestrian statue in front of Agra’s Red Fort with water collected from 101 forts across Maharashtra. Shelar also said that the Maharashtra government will henceforth commemorate this day as ‘Shivchaturya din’ and allocate funds for the celebration. Similarly, the state tourism department plans to build memorials of Chhatrapati Shivaji outside Maharashtra as well by acquiring sites significant in the history of the Maratha empire across different states. Its first attempt is in Agra in Uttar Pradesh, where it is trying to acquire the land where Chhatrapati Shivaji was kept under house arrest by Aurangzeb before his escape. The state government has also been trying to get Chhatrapati Shivaji’s ceremonial ‘Jagdamba sword’, currently housed in St. James’ Palace in London, back to Maharashtra. (Edited by Sugita Katyal) Also Read: With AI, VR and walls that speak, Bandra museum is immortalising legacy of Mumbai dabbawalas During his trip to London last week, Shelar had a meeting with the director of the Victoria and Albert Museum, after which he said in a statement, “We had received Chhatrapati Shivaji Maharaj’s iconic ‘wagh nakh’ on a three-year loan. However, they will eventually have to be returned. Such situations should not arise in the future. Therefore, we discussed on a positive note, the possibility of obtaining other important artefacts from the Victoria and Albert Museum on a longer-term loan.” The state culture department also pushed a proposal to get UNESCO World Heritage status for 12 forts built by Chhatrapati Shivaji, which came through in July this year. On Sunday, Minister Shelar commemorated Chhatrapati Shivaji Maharaj’s escape from Mughal emperor Aurangzeb’s captivity by performing a ritual at the equestrian statue in front of Agra’s Red Fort with water collected from 101 forts across Maharashtra. Shelar also said that the Maharashtra government will henceforth commemorate this day as ‘Shivchaturya din’ and allocate funds for the celebration. Similarly, the state tourism department plans to build memorials of Chhatrapati Shivaji outside Maharashtra as well by acquiring sites significant in the history of the Maratha empire across different states. Its first attempt is in Agra in Uttar Pradesh, where it is trying to acquire the land where Chhatrapati Shivaji was kept under house arrest by Aurangzeb before his escape. The state government has also been trying to get Chhatrapati Shivaji’s ceremonial ‘Jagdamba sword’, currently housed in St. James’ Palace in London, back to Maharashtra. (Edited by Sugita Katyal) Also Read: With AI, VR and walls that speak, Bandra museum is immortalising legacy of Mumbai dabbawalas The state culture department also pushed a proposal to get UNESCO World Heritage status for 12 forts built by Chhatrapati Shivaji, which came through in July this year. On Sunday, Minister Shelar commemorated Chhatrapati Shivaji Maharaj’s escape from Mughal emperor Aurangzeb’s captivity by performing a ritual at the equestrian statue in front of Agra’s Red Fort with water collected from 101 forts across Maharashtra. Shelar also said that the Maharashtra government will henceforth commemorate this day as ‘Shivchaturya din’ and allocate funds for the celebration. Similarly, the state tourism department plans to build memorials of Chhatrapati Shivaji outside Maharashtra as well by acquiring sites significant in the history of the Maratha empire across different states. Its first attempt is in Agra in Uttar Pradesh, where it is trying to acquire the land where Chhatrapati Shivaji was kept under house arrest by Aurangzeb before his escape. The state government has also been trying to get Chhatrapati Shivaji’s ceremonial ‘Jagdamba sword’, currently housed in St. James’ Palace in London, back to Maharashtra. (Edited by Sugita Katyal) Also Read: With AI, VR and walls that speak, Bandra museum is immortalising legacy of Mumbai dabbawalas On Sunday, Minister Shelar commemorated Chhatrapati Shivaji Maharaj’s escape from Mughal emperor Aurangzeb’s captivity by performing a ritual at the equestrian statue in front of Agra’s Red Fort with water collected from 101 forts across Maharashtra. Shelar also said that the Maharashtra government will henceforth commemorate this day as ‘Shivchaturya din’ and allocate funds for the celebration. Similarly, the state tourism department plans to build memorials of Chhatrapati Shivaji outside Maharashtra as well by acquiring sites significant in the history of the Maratha empire across different states. Its first attempt is in Agra in Uttar Pradesh, where it is trying to acquire the land where Chhatrapati Shivaji was kept under house arrest by Aurangzeb before his escape. The state government has also been trying to get Chhatrapati Shivaji’s ceremonial ‘Jagdamba sword’, currently housed in St. James’ Palace in London, back to Maharashtra. (Edited by Sugita Katyal) Also Read: With AI, VR and walls that speak, Bandra museum is immortalising legacy of Mumbai dabbawalas Shelar also said that the Maharashtra government will henceforth commemorate this day as ‘Shivchaturya din’ and allocate funds for the celebration. Similarly, the state tourism department plans to build memorials of Chhatrapati Shivaji outside Maharashtra as well by acquiring sites significant in the history of the Maratha empire across different states. Its first attempt is in Agra in Uttar Pradesh, where it is trying to acquire the land where Chhatrapati Shivaji was kept under house arrest by Aurangzeb before his escape. The state government has also been trying to get Chhatrapati Shivaji’s ceremonial ‘Jagdamba sword’, currently housed in St. James’ Palace in London, back to Maharashtra. (Edited by Sugita Katyal) Also Read: With AI, VR and walls that speak, Bandra museum is immortalising legacy of Mumbai dabbawalas Similarly, the state tourism department plans to build memorials of Chhatrapati Shivaji outside Maharashtra as well by acquiring sites significant in the history of the Maratha empire across different states. Its first attempt is in Agra in Uttar Pradesh, where it is trying to acquire the land where Chhatrapati Shivaji was kept under house arrest by Aurangzeb before his escape. The state government has also been trying to get Chhatrapati Shivaji’s ceremonial ‘Jagdamba sword’, currently housed in St. James’ Palace in London, back to Maharashtra. (Edited by Sugita Katyal) Also Read: With AI, VR and walls that speak, Bandra museum is immortalising legacy of Mumbai dabbawalas The state government has also been trying to get Chhatrapati Shivaji’s ceremonial ‘Jagdamba sword’, currently housed in St. James’ Palace in London, back to Maharashtra. (Edited by Sugita Katyal) Also Read: With AI, VR and walls that speak, Bandra museum is immortalising legacy of Mumbai dabbawalas (Edited by Sugita Katyal) Also Read: With AI, VR and walls that speak, Bandra museum is immortalising legacy of Mumbai dabbawalas Also Read: With AI, VR and walls that speak, Bandra museum is immortalising legacy of Mumbai dabbawalas Subscribe to our channels on YouTube, Telegram &amp; WhatsApp Support Our Journalism India needs fair, non-hyphenated and questioning journalism, packed with on-ground reporting. ThePrint – with exceptional reporters, columnists and editors – is doing just that. Sustaining this needs support from wonderful readers like you. Whether you live in India or overseas, you can take a paid subscription by clicking here. Support Our Journalism Save my name, email, and website in this browser for the next time I comment. Δ Required fields are marked * Name * Email * Δ Copyright © 2025 Printline Media Pvt. Ltd. All rights reserved.</w:t>
+      </w:r>
+    </w:p>
+    <w:p>
+      <w:pPr>
+        <w:pStyle w:val="Heading3"/>
+      </w:pPr>
+      <w:r>
+        <w:rPr/>
+        <w:t>Article 15</w:t>
+      </w:r>
+    </w:p>
+    <w:p>
+      <w:pPr>
+        <w:pStyle w:val="Normal"/>
+      </w:pPr>
+      <w:r>
+        <w:rPr/>
+        <w:t>Title: Latest</w:t>
+      </w:r>
+    </w:p>
+    <w:p>
+      <w:pPr>
+        <w:pStyle w:val="Normal"/>
+      </w:pPr>
+      <w:r>
+        <w:rPr/>
+        <w:t xml:space="preserve">URL: </w:t>
+      </w:r>
+      <w:r>
+        <w:t xml:space="preserve"> https://www.daijiworld.com/index.php/news/newsDisplay?newsID=1289652</w:t>
+      </w:r>
+    </w:p>
+    <w:p>
+      <w:pPr>
+        <w:pStyle w:val="Normal"/>
+      </w:pPr>
+      <w:r>
+        <w:rPr/>
+        <w:t>Content: Daijiworld Media Network - Mumbai Mumbai, Aug 18: Maharashtra Chief Minister Devendra Fadnavis on Monday announced that the upcoming urban and economic hub being developed in Raigad district — dubbed ‘Third Mumbai’ — will mark a transformative phase in the state's growth story. Speaking at an investor-focused event, Fadnavis outlined a bold vision for the project, describing it as a next-generation centre of innovation, research, and infrastructure that will complement and expand Mumbai’s existing economic influence. “The ‘Third Mumbai’ will not just be an extension of the city — it will be a futuristic hub for medical, technological, and educational advancement,” said the Chief Minister. “A medical college, an international university centre, and a full-fledged innovation hub with facilities for quantum computing and AI-based research are being planned.” Fadnavis emphasized that the project would thrive on robust public-private partnerships. He called on private investors to take advantage of the state's fast-track approval systems and reiterated Maharashtra’s status as a business-friendly destination. “We are committed to creating an ecosystem where investment can flourish without bureaucratic hurdles,” he assured. Connectivity is expected to be a key strength of ‘Third Mumbai’. The hub will be linked to the existing city through major infrastructure projects including the Coastal Road, the Atal Setu, and the under-construction Worli-Shivadi link road — enabling seamless integration with Mumbai’s commercial core. Positioning Maharashtra as a leader in Ease of Doing Business, Fadnavis said: “Our goal is to make sure investors encounter no roadblocks. When issues arise, we are resolving them immediately.” He also underscored the symbolic and strategic importance of the private banking sector’s involvement in the state, calling the opening of a new private bank office a “milestone for Maharashtra’s economic momentum.” According to him, this reflects the state’s skilled workforce, robust market base, and supportive regulatory environment. As development begins to take shape in Raigad, the ‘Third Mumbai’ is being projected not only as a physical expansion but also as a statement of Maharashtra’s intent to lead the next era of economic and technological innovation in India. Disclaimer: Please write your correct name and email address. Kindly do not post any personal, abusive, defamatory, infringing, obscene, indecent, discriminatory or unlawful or similar comments. Daijiworld.com will not be responsible for any defamatory message posted under this article. Please note that sending false messages to insult, defame, intimidate, mislead or deceive people or to intentionally cause public disorder is punishable under law. It is obligatory on Daijiworld to provide the IP address and other details of senders of such comments, to the authority concerned upon request. Hence, sending offensive comments using daijiworld will be purely at your own risk, and in no way will Daijiworld.com be held responsible.</w:t>
+      </w:r>
+    </w:p>
+    <w:p>
+      <w:pPr>
+        <w:pStyle w:val="Heading3"/>
+      </w:pPr>
+      <w:r>
+        <w:rPr/>
+        <w:t>Article 16</w:t>
+      </w:r>
+    </w:p>
+    <w:p>
+      <w:pPr>
+        <w:pStyle w:val="Normal"/>
+      </w:pPr>
+      <w:r>
+        <w:rPr/>
+        <w:t>Title: Mumbai gets 177mm rain in 6-8 hour period, says CM; all agencies asked to remain alert</w:t>
+      </w:r>
+    </w:p>
+    <w:p>
+      <w:pPr>
+        <w:pStyle w:val="Normal"/>
+      </w:pPr>
+      <w:r>
+        <w:rPr/>
+        <w:t xml:space="preserve">URL: </w:t>
+      </w:r>
+      <w:r>
+        <w:t xml:space="preserve"> https://m.economictimes.com/news/india/mumbai-gets-177mm-rain-in-6-8-hour-period-says-cm-all-agencies-asked-to-remain-alert/articleshow/123365291.cms</w:t>
+      </w:r>
+    </w:p>
+    <w:p>
+      <w:pPr>
+        <w:pStyle w:val="Normal"/>
+      </w:pPr>
+      <w:r>
+        <w:rPr/>
+        <w:t>Content: Mumbai experienced torrential rainfall, with 177 mm recorded in just 6-8 hours, prompting Chief Minister Fadnavis to urge citizens to take precautions. Tragically, seven rain-related deaths have occurred across Maharashtra in the last two days. With a red alert issued for heavy rainfall, authorities are on high alert, and schools may be closed based on weather forecasts. Independence Day 2025 Modi signals new push for tech independence with local chips Before Trump, British used tariffs to kill Indian textile Bank of Azad Hind: When Netaji Subhas Chandra Bose gave India its own currency (Catch all the Business News, Breaking News, Budget 2025 Events and Latest News Updates on The Economic Times.) Subscribe to The Economic Times Prime and read the ET ePaper online. (Catch all the Business News, Breaking News, Budget 2025 Events and Latest News Updates on The Economic Times.) Subscribe to The Economic Times Prime and read the ET ePaper online. IndiGo’s GIFT City unit: Simple expansion or is there more to it than meets the eye? GST cut to benefit; but who gains the most? Good, bad, ugly: How will higher ethanol in petrol play out for you? Why are mid-cap stocks fizzling out? It’s not just about Trump tariffs. Stock Radar: This hotel stock is showing signs of bottoming out; time to buy? Logistics sector: Be tactical in the face of head &amp; tailwinds; 6 logistics stocks with an upside potential of over 30% Chinese Foreign Minister Wang Yi in India amid US tariff squeeze New war brewing in Syria? Sharaa’s strong warning to Israel Putin backs NATO-style security guarantees for Ukraine Lok Sabha live: Bihar SIR | Shubhanshu Shukla’s space mission Trump’s border czar justifies National Guard in DC ‘If you try to destroy govt property,…’: LS Speaker warns Oppn MPs Mumbai rains: Schools, colleges shut as IMD issues red alert European leaders joining Zelenskyy to protect him from Trump’s pressure? 'Vote Chori' row: 'Election Commission's Presser a comedy show' Lok Sabha to hold special discussion on astronaut Shubhanshu Shukla Chinese Foreign Minister Wang Yi in India amid US tariff squeeze New war brewing in Syria? Sharaa’s strong warning to Israel Putin backs NATO-style security guarantees for Ukraine Lok Sabha live: Bihar SIR | Shubhanshu Shukla’s space mission Trump’s border czar justifies National Guard in DC ‘If you try to destroy govt property,…’: LS Speaker warns Oppn MPs Mumbai rains: Schools, colleges shut as IMD issues red alert European leaders joining Zelenskyy to protect him from Trump’s pressure? 'Vote Chori' row: 'Election Commission's Presser a comedy show' Lok Sabha to hold special discussion on astronaut Shubhanshu Shukla Hot on Web In Case you missed it Top Searched Companies Top Calculators Top Definitions Top Prime Articles Top Market Pages Top Story Listing Top Slideshow Private Companies Top Commodities Latest News Follow us on: Find this comment offensive? Choose your reason below and click on the Report button. This will alert our moderators to take action Reason for reporting: Your Reason has been Reported to the admin. Log In/Connect with: Will be displayed Will not be displayed Will be displayed Stories you might be interested in</w:t>
+      </w:r>
+    </w:p>
+    <w:p>
+      <w:pPr>
+        <w:pStyle w:val="Heading3"/>
+      </w:pPr>
+      <w:r>
+        <w:rPr/>
+        <w:t>Article 17</w:t>
+      </w:r>
+    </w:p>
+    <w:p>
+      <w:pPr>
+        <w:pStyle w:val="Normal"/>
+      </w:pPr>
+      <w:r>
+        <w:rPr/>
+        <w:t>Title: Latest</w:t>
+      </w:r>
+    </w:p>
+    <w:p>
+      <w:pPr>
+        <w:pStyle w:val="Normal"/>
+      </w:pPr>
+      <w:r>
+        <w:rPr/>
+        <w:t xml:space="preserve">URL: </w:t>
+      </w:r>
+      <w:r>
+        <w:t xml:space="preserve"> https://www.daijiworld.com/news/newsDisplay?newsID=1289634</w:t>
+      </w:r>
+    </w:p>
+    <w:p>
+      <w:pPr>
+        <w:pStyle w:val="Normal"/>
+      </w:pPr>
+      <w:r>
+        <w:rPr/>
+        <w:t>Content: Daijiworld Media Network - Mumbai Mumbai, Aug 18: With relentless rainfall pounding large parts of Maharashtra and more heavy showers forecast in the coming 48 hours, Deputy Chief Minister Ajit Pawar on Monday chaired a high-level review meeting and directed state and district authorities to stay on high alert and intensify rescue and relief efforts. Citing the ‘Red Alert’ issued by the India Meteorological Department (IMD) for Mumbai and Raigad, Pawar urged citizens to remain indoors unless absolutely necessary, warning that extremely heavy rainfall could pose serious risks. “All administrative agencies must coordinate closely during this period,” Pawar said, adding that rescue, safety, and relief should be the topmost priorities for all local and state authorities. He also reminded state employees and local bodies to take appropriate precautions while performing their duties during this weather emergency. In Mumbai, persistent rainfall led to waterlogging across multiple localities. Guardian Minister Ashish Shelar visited the emergency control room of the BrihanMumbai Municipal Corporation (BMC) to assess the situation and monitor the city's emergency preparedness. Mumbai Police Commissioner Deven Bharti took to social media platform X (formerly Twitter) to issue a public advisory. “Dear Mumbaikars, caution is advised as heavy rainfall continues under 'Orange Alert.' Incidents of waterlogging and reduced visibility are being reported. Please avoid non-essential travel. Our teams are on high alert and ready to assist,” he posted, urging people to contact emergency numbers 100, 112, or 103 if needed. Meanwhile, Chief Minister Devendra Fadnavis is closely monitoring the worsening flood situation in Mukhed taluka of Nanded district, where torrential rain has caused the Lendi Dam to swell dangerously. The area recorded 206 mm of rain in a single day, resulting in flash floods that disrupted life in Ravangaon, Bhaswadi, Bhingeli, and Hasnal. In his own post on X, Fadnavis revealed that 225 people are stranded in Ravangaon, and evacuation efforts are underway. “Eight citizens have been rescued in Hasnal. Twenty are stranded in Bhaswadi and forty in Bhingeli, but all are safe,” the Chief Minister stated.“Five people are still missing. A search operation is in progress.” He added that he is in constant contact with the Nanded District Collector, and that collectors from Nanded, Latur, and Bidar are working together to streamline rescue operations. Rescue efforts are being jointly carried out by teams from the National Disaster Response Force (NDRF), the Army, and the Maharashtra Police, with additional military units dispatched from Chhatrapati Sambhajinagar to assist on the ground. With the downpour showing no signs of letting up, the state government has urged residents in vulnerable areas to cooperate with authorities, stay updated via official channels, and prioritise safety above all else. Disclaimer: Please write your correct name and email address. Kindly do not post any personal, abusive, defamatory, infringing, obscene, indecent, discriminatory or unlawful or similar comments. Daijiworld.com will not be responsible for any defamatory message posted under this article. Please note that sending false messages to insult, defame, intimidate, mislead or deceive people or to intentionally cause public disorder is punishable under law. It is obligatory on Daijiworld to provide the IP address and other details of senders of such comments, to the authority concerned upon request. Hence, sending offensive comments using daijiworld will be purely at your own risk, and in no way will Daijiworld.com be held responsible.</w:t>
+      </w:r>
+    </w:p>
+    <w:p>
+      <w:pPr>
+        <w:pStyle w:val="Heading3"/>
+      </w:pPr>
+      <w:r>
+        <w:rPr/>
+        <w:t>Article 18</w:t>
+      </w:r>
+    </w:p>
+    <w:p>
+      <w:pPr>
+        <w:pStyle w:val="Normal"/>
+      </w:pPr>
+      <w:r>
+        <w:rPr/>
+        <w:t>Title: Fadnavis meets Guv Radhakrishnan presents him book of Shivaji Maharaj's letters</w:t>
+      </w:r>
+    </w:p>
+    <w:p>
+      <w:pPr>
+        <w:pStyle w:val="Normal"/>
+      </w:pPr>
+      <w:r>
+        <w:rPr/>
+        <w:t xml:space="preserve">URL: </w:t>
+      </w:r>
+      <w:r>
+        <w:t xml:space="preserve"> https://www.theweek.in/wire-updates/national/2025/08/18/bom20-mh-governor-fadnavis.html</w:t>
+      </w:r>
+    </w:p>
+    <w:p>
+      <w:pPr>
+        <w:pStyle w:val="Normal"/>
+      </w:pPr>
+      <w:r>
+        <w:rPr/>
+        <w:t>Content: Mumbai, Aug 18 (PTI) Maharashtra Chief Minister Devendra Fadnavis on Monday paid a courtesy visit to Governor C P Radhakrishnan, who has been named as the NDA's vice-presidential candidate, at the Raj Bhavan in Mumbai. Radhakrishnan later left for New Delhi. At the airport here, Fadnavis, accompanied by state Cultural Affairs Minister Ashish Shelar, presented to the governor a book containing the unpublished letters of Maratha king Chhatrapati Shivaji Maharaj, a release from the Raj Bhavan said. The ruling National Democratic Alliance (NDA) on Sunday named Radhakrishnan, a seasoned BJP leader belonging to a key OBC caste from Tamil Nadu with an RSS background, as its vice-presidential candidate. BJP president J P Nadda made the announcement following a meeting of the party's parliamentary board, which included Prime Minister Narendra Modi, and consultation with the party's allies. Nadda appealed for unanimous election of Radhakrishnan (67), an OBC leader and two-time former Lok Sabha member from Coimbatore, to the constitutional position, saying BJP leaders had spoken to the opposition parties over the last week and will reach out to them again. (This story has not been edited by THE WEEK and is auto-generated from PTI) Where did it rain the most in Mumbai today? BMC reveals how much rainfall did Chembur, Dadar receive on Monday Durand Cup 2025 quarterfinal update: East Bengal win iconic Kolkata Derby; rookies Diamond Harbour FC shock Jamshedpur FC Prime Video announces new series 'Raakh' from 'Paatal Lok' co-director; Ali Fazal to star Tariff relief hopes dashed? US team cancels India trip as trade dispute deepens 100-year plan to reach a black hole? Italian scientist discusses tiny spacecraft that could achieve this feat | INTERVIEW Copyright © 2024 All rights reserved</w:t>
+      </w:r>
+    </w:p>
+    <w:p>
+      <w:pPr>
+        <w:pStyle w:val="Heading3"/>
+      </w:pPr>
+      <w:r>
+        <w:rPr/>
+        <w:t>Article 19</w:t>
+      </w:r>
+    </w:p>
+    <w:p>
+      <w:pPr>
+        <w:pStyle w:val="Normal"/>
+      </w:pPr>
+      <w:r>
+        <w:rPr/>
+        <w:t>Title: Maharashtra rain: Mumbai flooded, 5 missing in Nanded, more showers in store</w:t>
+      </w:r>
+    </w:p>
+    <w:p>
+      <w:pPr>
+        <w:pStyle w:val="Normal"/>
+      </w:pPr>
+      <w:r>
+        <w:rPr/>
+        <w:t xml:space="preserve">URL: </w:t>
+      </w:r>
+      <w:r>
+        <w:t xml:space="preserve"> https://thefederal.com/category/states/west/maharashtra/mumbai-flooded-nanded-5-missing-maharashtra-rain-202350</w:t>
+      </w:r>
+    </w:p>
+    <w:p>
+      <w:pPr>
+        <w:pStyle w:val="Normal"/>
+      </w:pPr>
+      <w:r>
+        <w:rPr/>
+        <w:t>Content: Mumbai received 177 mm of rain within six to eight hours on Monday (August 18), sending vast areas under water and affecting flight and train operations. Airlines such as Akasa Air and IndiGo issued advisories for travellers, asking them to keep additional time in hand as some routes leading to the Mumbai airport reported traffic congestion. Chief Minister Devendra Fadnavis has asked citizens to observe all precautions since more rain is expected through the day along with high tides. Talking to reporters after reviewing the rain and flood situation across Maharashtra, Fadnavis said 14 places in the metropolis were waterlogged. Suburban train services were slightly delayed but are functioning well, while Metro Rail services remain unaffected, Fadnavis added. “Offices have been told to allow workers to leave for home at 4pm. After 6.30 pm, 3m to 4m tides are expected. The decision to close schools on Tuesday will be taken at an appropriate time. Citizens must not venture out without reason,” he said. BMC workers stand near a barricade on a waterlogged road amid rainfall, in Mumbai, on Monday | PTI Photo In light of the incessant showers lashing Mumbai and a “red alert” issued by the IMD, the Brihanmumbai Municipal Corporation declared a holiday for all schools and colleges in the city operating in the second shift (post-12 noon). But a private school bus carrying six children and two staffers got stuck on a waterlogged road in Matunga of central Mumbai for more than half an hour and had to be rescued by the police. The children were taken to the Matunga Police Station for safety. In view of the heavy rain causing waterlogging and reduced visibility in some areas, the Mumbai Police also appealed to the people through a post on X to avoid non-essential travel, plan commute with care and step out only if necessary. “Our officials and staff are on high alert and ready to assist. In case of any emergency, please dial 100 / 112 / 103. Your safety always comes first,” the police said. Also read: Kishtwar cloudburst: Rs 2 lakh ex-gratia announced; people angry over rescue work Roads in several areas of the city got inundated after the heavy downpour for the third consecutive day. Some low-lying areas like the Andheri Subway and Lokhandwala Complex reported water accumulation at a few locations, affecting traffic movement. Local trains, considered the lifeline of the metropolis, were running late by around 10 minutes. However, there was no suspension of services, according to officials. The suburban services on the Central Railway route were affected as water accumulated on tracks in a few low-lying areas on the Harbour Line, and due to failure of track changing points between Kurla and Tilak Nagar stations. Owing to waterlogging, both lanes of the Andheri subway were shut for vehicular movement for the day. The Mumbai Traffic Police informed that traffic will be routed via Thackeray bridge and Gokhale bridge. Waterlogging was also reported along the Vakola bridge, Hyatt Junction as well as Khar subway, leading to slow traffic movement, police said. An IndiGo aircraft stationed at Chhatrapati Shivaji Maharaj International Airport amid rising water level of the nearby Mithi River due to heavy rainfall, at Kurla, in Mumbai, on Monday | PTI Photo Airlines such as Akasa Air and IndiGo issued advisories for travellers. In a post on X, Akasa Air wrote: “Due to heavy rainfall in certain parts of Mumbai, Bengaluru, Goa, and Pune, we anticipate slow moving traffic and congestion on roads leading to the airport. To ensure a seamless travel experience, we request you to plan for additional travel time to reach the airport well in time for your flight.” IndiGo said its airport staff would help the travellers along the way. “The rain continues to make its presence felt across Mumbai, and road travel has been affected in parts. Traffic is moving slowly on some routes to the airport due to persistent showers and pooling water. “If you are catching a flight today, we recommend heading out early and keeping an eye on your flight updates via our app and website. Our airport teams are standing by and ready to help you along the way,” IndiGo posted on X. Also read: Kathua cloudburst: 7 dead; army deploys choppers into rescue operation Mumbai Suburban District Guardian Minister Ashish Shelar said he had reviewed the situation in the metropolis through the disaster management cell of the BMC and taken stock of the rainfall, flooding, school conditions, and public transport. “Local train services were functional with some disruptions, while BEST has been instructed to operate additional bus services if passengers are stranded at major (railway) terminals such as Dadar and Mumbai Central,” he said. All top civic and police officials are on the ground, the minister and senior BJP leader said. Trees and branches have fallen in some 30 to 40 locations in the city and instructions have been issued to remove such hurdles and restore vehicular traffic speedily, Shelar informed. A train moves through a waterlogged track from Tilak Nagar to Kurla in Mumbai, on Monday | PTI Photo He said one person was injured at Napean Sea Road in south Mumbai after a protection wall fell on a tree due to heavy rains. Another protection wall constructed by the Mumbai Metropolitan Region Development Authority (MMRDA) collapsed too, damaging seven shanties in the eastern suburbs. There were no reports of injuries in the incident that took place in the New Ashok Nagar locality of Chembur on Sunday evening. However, seven huts were damaged. Shelar said pumping stations are functioning optimally across the city, and authorities are reviewing how much water is receding with the help of the pumps. Also read: DGCA to probe IndiGo aircraft tail strike at Mumbai airport Crops spread across 4 lakh hectares have been affected statewide, and district collectors have been authorized to take decisions regarding relief and rescue operations, Fadnavis said. In Mukhed taluka of Nanded district, five persons are missing and several others stranded due to heavy rain, he added. There has been a significant rise in the water level of Lendi dam, an inter-state irrigation project between Maharashtra and Telangana, located in the taluka, more than 600 km from Mumbai, while large amounts of water are flowing into the area from Latur, Udgir and neighbouring Karnataka, he said. Talks are on with Karnataka regarding the discharge of water from the Allmatti dam, Fadnavis said. Commuters wade through a waterlogged road following rainfall, near Vandana Cinema, in Thane, on Monday | PTI Photo “Yesterday, the rainfall here was approximately 206 mm. As a result, daily life in Ravangaon, Bhaswadi, Bhingeli, and Hasnal has been affected. In Ravangaon (in Mukhed taluka), 225 persons are trapped in floodwaters; those in extremely adverse conditions have been evacuated. Efforts are underway to relocate the remaining citizens to safer locations,” Fadnavis said in a post on X. In Hasnal, eight citizens have been rescued, while in Bhaswadi, 20 citizens are stranded but are safe. In Bhingeli, 40 citizens are stranded but are safe, the CM added. The CM said he was in constant contact with the collectors of Nanded, Latur and Bidar (in Karnataka) and all authorities are coordinating with each other for rescue operations. “One NDRF team, one military unit, and a police team are working in coordination for the rescue efforts. A military unit from Chhatrapati Sambhajinagar has also been dispatched. The local administration has been instructed to stay in the affected areas and coordinate continuously,” said the CM who also reviewed the flood and rain situation across the state from the Mantralaya control room here in the afternoon. Also read: IMD issues red alert for Mumbai as heavy rain batters city Earlier in the day, Nanded collector Rahul Kardile told PTI that an Army team of 15 members would be deployed in Mukhed. “Water discharge from dams is also underway. I have also called the irrigation department secretary of neighbouring Telangana state and requested them to manage water discharge from Pochampad Dam in their jurisdiction if needed. The State Disaster Response Force (SDRF) rescued 21 people stranded in Ravangaon and Hasnal villages of Mukhed taluka amid heavy rains on Sunday,” the collector said. A vegetable vendor pushes his cart through a waterlogged road amid rainfall, in Mumbai, on Monday | PTI Photo Deputy Chief Minister Ajit Pawar, too, reviewed the situation and directed the administration to remain on high alert and prioritise rescue and relief operations. “The state and district machinery must work in close coordination to ensure timely assistance to citizens. Relief and rescue work should be given the highest priority,” Pawar said, instructing officials to take immediate steps to mitigate the impact of the downpour. The deputy chief minister also appealed to civic officials and emergency response teams to carry out their duties diligently while ensuring their own safety. Also read: Mumbai rain: Landslide leaves two dead; city on high alert Besides Mumbai, the IMD has issued a “red” alert for Thane, and Raigad districts for both Monday and Tuesday, too, and for Palghar on Tuesday. Heavy rain affected normal life in Thane and Palghar districts, too, since the early hours of Monday. Waterlogging on the potholed Ghodbunder Road, an arterial route in the region, brought traffic to a crawl. The rise in water levels was also affecting traffic on Chena bridge in Bhayander, while a man was swept away after he fell into a nullah (major drain) at Blue Diamond Square in Navi Mumbai’s Sector 28 around noon. The man could not be traced despite efforts by the local fire brigade and police personnel due to the strong current in the nullah and continuous rain, a Navi Mumbai Municipal Corporation disaster control room official said. Commuters wade through a waterlogged road near Navi Mumbai International Airport on Monday | PTI Photo “There has been flooding in several areas but there is no report of any untoward incident so far,” Thane Municipal Corporation disaster management cell chief Yasin Tadvi. Deputy Commissioner of Police (Traffic) Pankaj Shirsat said stretches at Karpe Compound in Varsova and some other places developed potholes due to heavy rains over the past few days, leading to traffic disruptions. Single-line traffic is being monitored to bring relief to motorists, the DCP added. (With agency inputs)</w:t>
+      </w:r>
+    </w:p>
+    <w:p>
+      <w:pPr>
+        <w:pStyle w:val="Heading3"/>
+      </w:pPr>
+      <w:r>
+        <w:rPr/>
+        <w:t>Article 20</w:t>
+      </w:r>
+    </w:p>
+    <w:p>
+      <w:pPr>
+        <w:pStyle w:val="Normal"/>
+      </w:pPr>
+      <w:r>
+        <w:rPr/>
+        <w:t>Title: Mumbai rain: 177 mm recorded in 6-8 hours, public advised to reach homes before 6.30 pm</w:t>
+      </w:r>
+    </w:p>
+    <w:p>
+      <w:pPr>
+        <w:pStyle w:val="Normal"/>
+      </w:pPr>
+      <w:r>
+        <w:rPr/>
+        <w:t xml:space="preserve">URL: </w:t>
+      </w:r>
+      <w:r>
+        <w:t xml:space="preserve"> https://www.onmanorama.com/news/india/2025/08/18/mumbai-rains-flooding-high-tide-warning-live.html</w:t>
+      </w:r>
+    </w:p>
+    <w:p>
+      <w:pPr>
+        <w:pStyle w:val="Normal"/>
+      </w:pPr>
+      <w:r>
+        <w:rPr/>
+        <w:t>Content: Onmanorama Lite App Onmanorama Staff Published: August 18, 2025 04:13 PM IST 2 minute Read Link Copied Mumbai: Heavy rains lashed Mumbai and several parts of Maharashtra on Monday, bringing the financial capital to a near standstill in several pockets and triggering floods in Nanded, Thane and Palghar. Chief Minister Devendra Fadnavis said Mumbai recorded 177 mm of rainfall in a span of 6–8 hours, causing waterlogging in at least 14 locations. “Suburban train services are functioning with slight delays, while metro services remain unaffected despite the intensity of the downpour. Offices have been advised to let employees leave by 4 pm, as 3–4 metre high tides are expected after 6.30 pm. Citizens must avoid stepping out unless absolutely necessary,” the CM said after reviewing the situation. Schools and colleges in the city were given a half-day on Monday, and a decision on Tuesday’s classes will be taken later, he added. The chief minister also said standing crops on nearly 4 lakh hectares across Maharashtra have been damaged. Guardian minister Ashish Shelar said the BMC’s disaster management cell was closely monitoring rainfall, flooding, and transport disruptions. While local train services were mostly operational, BEST buses were asked to run additional services to clear crowds at key railway stations. “Around 30–40 incidents of tree falls have been reported. Teams are clearing debris to restore traffic. A person was injured in south Mumbai after a wall collapse,” Shelar said. In Chembur, a protection wall built by the Mumbai Metropolitan Region Development Authority (MMRDA) gave way, damaging seven shanties in New Ashok Nagar. Fortunately, no casualties were reported, though videos of the collapse circulated widely on social media. Elsewhere in Maharashtra, heavy rain wreaked havoc in Nanded district’s Mukhed taluka, where five people went missing after a sharp rise in the water level of Lendi dam, an interstate project shared with Telangana. “In Ravangaon, 225 citizens were trapped, and evacuations are ongoing. In Hasnal and Bhaswadi, people stranded in floodwaters have been rescued. Efforts are on to trace the missing persons,” CM Fadnavis said. One NDRF unit, an Army team, and local police are conducting joint rescue operations. Nanded collector Rahul Kardile said water discharge from dams was being coordinated with Telangana authorities. The SDRF rescued 21 people from Ravangaon and Hasnal on Sunday. Thane and Palghar districts also witnessed relentless rainfall since early morning, leading to severe waterlogging and traffic snarls. Flooding was reported on Ghodbunder Road and Chena bridge in Bhayander, while potholes slowed down movement at Varsova and other stretches. A man was swept away after slipping into a drain in Navi Mumbai’s Sector 28 and remained untraced despite rescue efforts, officials said. The India Meteorological Department (IMD) has issued a red alert for Thane on Monday and Tuesday, and for Palghar on Tuesday, warning of extremely heavy rain at isolated places. Civic and disaster response teams remain on high alert. © Copyright 2025 Onmanorama. All rights reserved.</w:t>
+      </w:r>
+    </w:p>
+    <w:p>
+      <w:pPr>
+        <w:pStyle w:val="Heading3"/>
+      </w:pPr>
+      <w:r>
+        <w:rPr/>
+        <w:t>Article 21</w:t>
+      </w:r>
+    </w:p>
+    <w:p>
+      <w:pPr>
+        <w:pStyle w:val="Normal"/>
+      </w:pPr>
+      <w:r>
+        <w:rPr/>
+        <w:t>Title: Heavy rains lash Nanded Five missing scores stranded says CM Fadnavis Army unit deployed</w:t>
+      </w:r>
+    </w:p>
+    <w:p>
+      <w:pPr>
+        <w:pStyle w:val="Normal"/>
+      </w:pPr>
+      <w:r>
+        <w:rPr/>
+        <w:t xml:space="preserve">URL: </w:t>
+      </w:r>
+      <w:r>
+        <w:t xml:space="preserve"> https://www.theweek.in/wire-updates/national/2025/08/18/bom17-mh-rains-nanded.html</w:t>
+      </w:r>
+    </w:p>
+    <w:p>
+      <w:pPr>
+        <w:pStyle w:val="Normal"/>
+      </w:pPr>
+      <w:r>
+        <w:rPr/>
+        <w:t>Content: Mumbai, Aug 18 (PTI) Five persons are missing and several others stranded due to heavy rains in Mukhed taluka of Maharashtra's Nanded district, Chief Minister Devendra Fadnavis said on Monday.There has been a significant rise in the water level of Lendi dam, an inter state irrigation project between Maharashtra and Telangana, located in the taluka, more than 600 kilometres from here, while large amount of water is flowing into the area from Latur, Udgir and neighbouring Karnataka, the CM informed."Yesterday, the rainfall here was approximately 206 mm. As a result, daily life in Ravangaon, Bhaswadi, Bhingeli, and Hasnal has been affected. In Ravangaon (in Mukhed taluka), 225 persons are trapped in floodwaters, those in extremely adverse conditions have been evacuated. Efforts are underway to relocate the remaining citizens to safer locations," Fadnavis said in a post on X.In Hasnal, eight citizens have been rescued, while in Bhaswadi, 20 citizens are stranded but are safe. In Bhingeli, 40 citizens are stranded but are safe, the CM added.Five persons are missing and a search is being conducted for them, the chief minister said.The CM said he was in constant contact with the collectors of Nanded, Latur and Bidar (in Karnataka) and all authorities are coordinating with each other for rescue operations."One NDRF team, one military unit, and a police team are working in coordination for the rescue efforts. A military unit from Chhatrapati Sambhajinagar has also been dispatched. The local administration has been instructed to stay in the affected areas and coordinate continuously," said the CM who also reviewed the flood and rain situation across the state from the Mantralaya control room here in the afternoon.Earlier in the day, Nanded collector Rahul Kardile told PTI an Army team of 15 members will be deployed in Mukhed, he said."Water discharge from dams is also underway. I have also called the irrigation department secretary of neighbouring Telangana state and requested them to manage water discharge from Pochampad Dam in their jurisdiction if needed. The State Disaster Response Force (SDRF) rescued 21 people stranded in Ravangaon and Hasnal villages of Mukhed taluka amid heavy rains on Sunday," the collector said. (This story has not been edited by THE WEEK and is auto-generated from PTI) Where did it rain the most in Mumbai today? BMC reveals how much rainfall did Chembur, Dadar receive on Monday Durand Cup 2025 quarterfinal update: East Bengal win iconic Kolkata Derby; rookies Diamond Harbour FC shock Jamshedpur FC Prime Video announces new series 'Raakh' from 'Paatal Lok' co-director; Ali Fazal to star Tariff relief hopes dashed? US team cancels India trip as trade dispute deepens 100-year plan to reach a black hole? Italian scientist discusses tiny spacecraft that could achieve this feat | INTERVIEW Copyright © 2024 All rights reserved</w:t>
+      </w:r>
+    </w:p>
+    <w:p>
+      <w:pPr>
+        <w:pStyle w:val="Heading3"/>
+      </w:pPr>
+      <w:r>
+        <w:rPr/>
+        <w:t>Article 22</w:t>
+      </w:r>
+    </w:p>
+    <w:p>
+      <w:pPr>
+        <w:pStyle w:val="Normal"/>
+      </w:pPr>
+      <w:r>
+        <w:rPr/>
+        <w:t>Title: Rain fury leaves 7 dead in Maharashtra 200 villagers stranded</w:t>
+      </w:r>
+    </w:p>
+    <w:p>
+      <w:pPr>
+        <w:pStyle w:val="Normal"/>
+      </w:pPr>
+      <w:r>
+        <w:rPr/>
+        <w:t xml:space="preserve">URL: </w:t>
+      </w:r>
+      <w:r>
+        <w:t xml:space="preserve"> https://www.theweek.in/wire-updates/national/2025/08/18/bom50-mh-2nd-ldall-rains.html</w:t>
+      </w:r>
+    </w:p>
+    <w:p>
+      <w:pPr>
+        <w:pStyle w:val="Normal"/>
+      </w:pPr>
+      <w:r>
+        <w:rPr/>
+        <w:t>Content: Mumbai, Aug 18 (PTI) Seven persons have lost their lives in the incessant rains that continued to batter many parts of Maharashtra, Chief Minister Devendra Fadnavis said on Monday.More than 200 villagers were stranded in Nanded district amid incessant rains, prompting authorities to deploy the army for rescue and relief efforts.“So far, 7 lives have been lost. Some rivers in Konkan have risen to an alarming level, and Jalgaon has reported extensive losses,” Fadnavis posted on X after reviewing the rainfall situation at a meeting in the state secretariat.“Continuous coordination is underway with Karnataka government on Almatti dam. Though no immediate threat exists, directions are given to remain alert,” he said.Fadnavis said he reviewed the rainfall situation across the state at the State Emergency Operation Centre in Mantralaya.“All Divisional Commissioners and District Collectors joined the meeting through video conferencing and shared updates from their respective regions. Instructed that citizens staying in relief shelters must be provided with food, clean drinking water, blankets and other essential facilities on priority. “Heavy rains have been recorded in Ratnagiri, Raigad and Hingoli. The Meteorological Department has warned of heavy rainfall from August 17–21, and instructions have been issued to remain fully vigilant&lt;’ he said.In Chhatrapati Sambhajinagar division, 800 villages are affected by heavy rains, he said. Vidarbha has reported crop damage over nearly two lakh hectares. The situation in Mukhed is under control, while Gadchiroli, Akola, Chandur Railway, Mehkar and Washim are stabilising, he added.“Mumbai received 170 mm rainfall in 8 hours. Water-logging occurred in 14 locations, but traffic was disrupted only in 2 places. Railways and metro services are running smoothly. The next 10–12 hours are crucial. Delegated the powers to declare holidays to local bodies,” he said.“Issued directions to ensure coordination with neighbouring states, maintain alertness in tourist and landslide-prone areas and keep relief systems in a state of advance readiness,” Fadnavis said.Five persons are reported missing from Mukhed taluka of Nanded district, around 600 km from Mumbai, Fadnavis told reporters earlier.There has been a significant rise in the water level of Lendi dam, an inter-state irrigation project between Maharashtra and Telangana located in the taluka, while a large amount of water is flowing into the area from Latur, Udgir and neighbouring Karnataka, he said.Nanded collector Rahul Kardile told PTI that the district administration has called in a unit of the army to rescue people stranded in the floods.The State Disaster Response Force (SDRF) rescued 21 people stranded in Ravangaon and Hasnal villages of Mukhed taluka amid heavy rains on Sunday, he said.Six persons have died along with 205 animals in seven districts of Maharashtra's Marathwada region in the past five days, officials said on Monday.A loss survey report of rainfall since August 14, which was released during the day by the Divisional Commissioner's office, said six persons died in Hingoli, Nanded and Beed districts.Three died in Nanded, two in Hingoli and one in Beed in the past five days, the report stated."A total of 205 animals have died since August 14. This includes 105 in Nanded. The number of villages affected by heavy rains stands at 1001, of which the highest, 844, are in Nanded. Moreover, 457 kuccha houses and 20 pucca houses have been damaged," an official said.Excess rainfall has impacted over 2.80 lac hectares of agricultural land, he said citing the report. (This story has not been edited by THE WEEK and is auto-generated from PTI) Kerala weather update: Flood warning in Wayanad as shutters of Banasura Sagar dam raised again; orange alert in 3 districts on Aug 19 amid heavy rains 17 years of Virat Kohli: Here are 5 of his unique achievements in international cricket What is Zakir Khan's net worth? Comedian becomes first Indian to perform Hindi show at Madison Square Garden | VIDEO How the middle class will gain from GST regime overhaul 100-year plan to reach a black hole? Italian scientist discusses tiny spacecraft that could achieve this feat | INTERVIEW Copyright © 2024 All rights reserved</w:t>
+      </w:r>
+    </w:p>
+    <w:p>
+      <w:pPr>
+        <w:pStyle w:val="Heading3"/>
+      </w:pPr>
+      <w:r>
+        <w:rPr/>
+        <w:t>Article 23</w:t>
+      </w:r>
+    </w:p>
+    <w:p>
+      <w:pPr>
+        <w:pStyle w:val="Normal"/>
+      </w:pPr>
+      <w:r>
+        <w:rPr/>
+        <w:t>Title: Mumbai got 177mm rain in 6-8 hour period says CM more to come amid high tides</w:t>
+      </w:r>
+    </w:p>
+    <w:p>
+      <w:pPr>
+        <w:pStyle w:val="Normal"/>
+      </w:pPr>
+      <w:r>
+        <w:rPr/>
+        <w:t xml:space="preserve">URL: </w:t>
+      </w:r>
+      <w:r>
+        <w:t xml:space="preserve"> https://www.theweek.in/wire-updates/national/2025/08/18/bom21-mh-rains-mumbai-cm.html</w:t>
+      </w:r>
+    </w:p>
+    <w:p>
+      <w:pPr>
+        <w:pStyle w:val="Normal"/>
+      </w:pPr>
+      <w:r>
+        <w:rPr/>
+        <w:t>Content: Mumbai, Aug 18 (PTI) Maharashtra Chief Minister Devendra Fadnavis said Mumbai received 177 millimetres of rain in a 6-8 hour period on Monday and asked citizens to observe all precautions since more is expected through the day along with high tides.Talking to reporters here after reviewing the rain and flood situation across Maharashtra, he said waterlogging is being witnessed in 14 places in the metropolis.Suburban train services were slightly delayed but are functioning well, while metro rail services remain unaffected despite such heavy rains, Fadnavis added."Offices have been told to allow workers to leave for home at 4pm. After 6.30 pm, 3m to 4m tides are expected. The decision on closure of schools on Tuesday will be taken at an appropriate time. Citizens must not venture out without reason," he said.The CM said crops spread across 4 lakh hectares have been affected statewide and district collectors have been authorized to take decisions regarding relief and rescue operations.Talks are on with Karnataka regarding discharge of Allmatti dam water from that state, Fadnavis said.Meanwhile, Mumbai suburban district guardian minister Ashish Shelar said he had reviewed the situation in the metropolis through the disaster management cell of the BMC and had taken stock of the rainfall, flooding, school conditions and public transport."Local train services were functional with some disruptions, while BEST has been instructed to operate additional bus services if passengers are stranded at major (railway) terminals such as Dadar and Mumbai Central," he said.All top civic and police officials are on the ground, the minister and senior BJP leader said.Trees and branches have fallen in some 30 to 40 locations in the city and instructions have been issued to remove such hurdles and restore vehicular traffic speedily, Shelar informed.He said one person was injured at Napean Sea Road in south Mumbai after a protection wall fell on a tree due to heavy rains."The BMC commissioner and Mumbai police commissioner have appealed to people that they should step out of their homes only if required. Holidays have been declared for schools in the noon sessions and for colleges," Shelar said.Pumping stations are functioning optimally across the city, and authorities are reviewing how much water is receding with the help of the pumps, he said. (This story has not been edited by THE WEEK and is auto-generated from PTI) Bihar SIR | After CEC Gyanesh Kumar's '0' address for homeless claim, CPI(M) MP John Brittas asks does 'ABCDEFG' for parents' name mean... Durand Cup 2025 quarterfinal update: East Bengal win iconic Kolkata Derby; rookies Diamond Harbour FC shock Jamshedpur FC Rajinikanth's 'Coolie' sets all-time record, beats Vijay's 'Leo' for THIS landmark milestone at the worldwide box office and nears 400 crores gross How the middle class will gain from GST regime overhaul 100-year plan to reach a black hole? Italian scientist discusses tiny spacecraft that could achieve this feat | INTERVIEW Copyright © 2024 All rights reserved</w:t>
+      </w:r>
+    </w:p>
+    <w:p>
+      <w:pPr>
+        <w:pStyle w:val="Heading3"/>
+      </w:pPr>
+      <w:r>
+        <w:rPr/>
+        <w:t>Article 24</w:t>
+      </w:r>
+    </w:p>
+    <w:p>
+      <w:pPr>
+        <w:pStyle w:val="Normal"/>
+      </w:pPr>
+      <w:r>
+        <w:rPr/>
+        <w:t>Title: CM Devendra Fadnavis Meets Netherlands Yogasana Chief on Global Initiatives</w:t>
+      </w:r>
+    </w:p>
+    <w:p>
+      <w:pPr>
+        <w:pStyle w:val="Normal"/>
+      </w:pPr>
+      <w:r>
+        <w:rPr/>
+        <w:t xml:space="preserve">URL: </w:t>
+      </w:r>
+      <w:r>
+        <w:t xml:space="preserve"> https://www.transcontinentaltimes.com/netherlands-yogasana-sports-nysa/</w:t>
+      </w:r>
+    </w:p>
+    <w:p>
+      <w:pPr>
+        <w:pStyle w:val="Normal"/>
+      </w:pPr>
+      <w:r>
+        <w:rPr/>
+        <w:t>Content: Adv. Pranita Adwait Deshpande presents books, cultural symbols, and shares initiatives on promoting Yogasana in the Netherlands Published: INDIA: The Chief Minister of Maharashtra, Shri Devendra Fadnavis, held a meeting at Mantralaya in Mumbai with Adv. Pranita Adwait Deshpande, President of the Netherlands Yogasana Sports Association (NYSA). Deshpande, who has been instrumental in bringing Indian Yogasana to an international platform, was accompanied by her husband, Adwait Deshpande, an International Cricket Council (ICC) and Koninklijke Nederlandse Cricket Bond (KNCB) umpire, along with their son, Ansh Deshpande. During the meeting, Adv. Deshpande presented the Chief Minister with three of her published books, each reflecting her literary and academic pursuits. Alongside the books, she gifted a replica of the celebrated Dutch Golden Age painting Girl with a Pearl Earring by Johannes Vermeer, dating to around 1665. The gesture, she explained, symbolized her cultural bond with the Netherlands, where she has lived and worked since 2017. She also presented a memento from the Netherlands Yogasana Sports Association, an organization she founded and continues to lead. Also Read: Hollywood Meets Bollywood: Steven Seagal’s Steamroller Productions Expands Into India The interaction provided an opportunity for Adv. Deshpande to outline the work of NYSA. The association has been active in promoting Yogasana as a competitive sport across the Netherlands, drawing on India’s ancient traditions of yoga while adapting them for a modern sporting framework. Under her leadership, NYSA has worked to introduce Yogasana into community life, schools, and events in the Netherlands, helping to build bridges between Indian cultural heritage and European audiences. She also spoke about her professional work at the International Criminal Court (ICC), where she has been engaged in matters concerning global justice and human rights. The discussion highlighted how her dual roles in law and cultural promotion have allowed her to represent Indian values on both legal and social platforms internationally. Another part of the meeting was devoted to her entrepreneurial activity. In recent years, Adv. Deshpande established Ansh Overseas B.V., an import-export company based in the Netherlands, with the aim of representing Indian agricultural products in European markets. The initiative, she noted, was designed to strengthen trade connections and open up opportunities for Indian producers in a wider market. Since moving to the Netherlands in 2017, she has focused on building cultural and business linkages while also fully integrating into Dutch society, including gaining proficiency in the Dutch language. This personal journey, she explained, has been one of balancing family, professional responsibilities, and a commitment to advancing Indian traditions abroad. The meeting also included a more personal note. Adv. Deshpande recalled the influence of her grandfather, the late Shri Vasudeorao Manbhekar, who served as Vidarbha Pramukh of the Rashtriya Swayamsevak Sangh (RSS). She shared memories of his role in shaping her values and sense of cultural identity. The recollection highlighted how personal history and family heritage often form the foundation for public and professional achievements. For Chief Minister Fadnavis, the occasion offered insight into the ways in which members of the Indian diaspora continue to play a role in carrying forward Indian traditions while contributing meaningfully to their adopted countries. The meeting underscored the growing importance of cultural diplomacy, where individuals act as bridges between societies through their professional, entrepreneurial, and social contributions. By the conclusion of the exchange, both sides had reflected on the interconnectedness of cultural heritage, international law, sport, and commerce. The gathering illustrated how personal initiatives and institutional support can come together to enhance India’s visibility and influence abroad. As global interest in yoga continues to expand, efforts such as those led by NYSA provide a structured path for Yogasana to be recognized not only as a practice of well-being but also as a legitimate sport. Adv. Deshpande’s meeting with the Chief Minister added momentum to this vision, reinforcing the broader narrative of India’s cultural reach in the modern world. Also Read: National Summit Focuses on ESG Integration for India’s 2047 Vision Covering trending topics in India with a focus on education, entrepreneurship, and employment Copyright © Transcontinental Times | All Rights Reserved</w:t>
+      </w:r>
+    </w:p>
+    <w:p>
+      <w:pPr>
+        <w:pStyle w:val="Heading3"/>
+      </w:pPr>
+      <w:r>
+        <w:rPr/>
+        <w:t>Article 25</w:t>
+      </w:r>
+    </w:p>
+    <w:p>
+      <w:pPr>
+        <w:pStyle w:val="Normal"/>
+      </w:pPr>
+      <w:r>
+        <w:rPr/>
+        <w:t>Title: Goldman Sachs Expands In Mumbai, Devendra Fadnavis Inaugurates New Worli Office</w:t>
+      </w:r>
+    </w:p>
+    <w:p>
+      <w:pPr>
+        <w:pStyle w:val="Normal"/>
+      </w:pPr>
+      <w:r>
+        <w:rPr/>
+        <w:t xml:space="preserve">URL: </w:t>
+      </w:r>
+      <w:r>
+        <w:t xml:space="preserve"> https://www.freepressjournal.in/business/goldman-sachs-expands-in-mumbai-devendra-fadnavis-inaugurates-new-worli-office</w:t>
+      </w:r>
+    </w:p>
+    <w:p>
+      <w:pPr>
+        <w:pStyle w:val="Normal"/>
+      </w:pPr>
+      <w:r>
+        <w:rPr/>
+        <w:t>Content: Mumbai: Goldman Sachs, the global investment banking leader, has opened a brand-new office in Mumbai’s Worli business hub. The new space is almost 50 percent bigger than its earlier office in the city, showing the firm’s rising focus on India. Inside the New Office The Mumbai office is spread across the entire 10th floor and part of the 9th floor of Ascent Worli. It comes with modern facilities such as: - Large conference centers - Open collaboration areas - Well-designed meeting rooms One special highlight is that a meeting room has been named ‘Mumbai Baithak’, giving a local touch to the global firm. Inauguration by Chief Minister The new office was inaugurated by Maharashtra Chief Minister Devendra Fadnavis. His presence at the event signals the state government’s strong support for global financial firms investing and expanding in Mumbai. Inaugurated the Mumbai office of Goldman Sachs India Securities Pvt. Ltd. today and was delighted to see that their meeting room is named ‘Mumbai Baithak’.गोल्डमन सॅक्स इंडिया सिक्युरिटिज प्रा. लि.च्या मुंबई कार्यालयाचे आज उद्घाटन केले, तेव्हा त्यांच्या कार्यालयातील बैठकीच्या… pic.twitter.com/yizQwOgFMo Goldman Sachs in India – A Long Journey Goldman Sachs has had a presence in India since the 1980s. A key step came in 2006, when the company set up its wholly owned onshore operations in Mumbai. Over the years, it has steadily built a bigger role in India’s financial markets. Big Investments in the Country Since 2006, Goldman Sachs has invested more than USD 8.5 billion across different sectors in India. This shows its confidence in the country’s economic growth and long-term potential. Why the Expansion Matters This expansion shows that India is becoming a much bigger part of Goldman Sachs’ global strategy. With its larger office and growing workforce in Mumbai, the firm is expected to contribute more to India’s financial services industry and economic growth.</w:t>
+      </w:r>
+    </w:p>
+    <w:p>
+      <w:pPr>
+        <w:pStyle w:val="Heading3"/>
+      </w:pPr>
+      <w:r>
+        <w:rPr/>
+        <w:t>Article 26</w:t>
+      </w:r>
+    </w:p>
+    <w:p>
+      <w:pPr>
+        <w:pStyle w:val="Normal"/>
+      </w:pPr>
+      <w:r>
+        <w:rPr/>
+        <w:t>Title: Mumbai: CM Devendra Fadnavis meets C.P. Radhakrishnan #Gallery</w:t>
+      </w:r>
+    </w:p>
+    <w:p>
+      <w:pPr>
+        <w:pStyle w:val="Normal"/>
+      </w:pPr>
+      <w:r>
+        <w:rPr/>
+        <w:t xml:space="preserve">URL: </w:t>
+      </w:r>
+      <w:r>
+        <w:t xml:space="preserve"> https://www.socialnews.xyz/2025/08/18/mumbai-cm-devendra-fadnavis-meets-c-p-radhakrishnan-gallery/</w:t>
+      </w:r>
+    </w:p>
+    <w:p>
+      <w:pPr>
+        <w:pStyle w:val="Normal"/>
+      </w:pPr>
+      <w:r>
+        <w:rPr/>
+        <w:t>Content: Home » Gallery » Politics » Mumbai: CM Devendra Fadnavis meets C.P. Radhakrishnan #Gallery Posted By: Social News XYZ August 18, 2025 An Indo-American News website. It covers Gossips, Politics, Movies, Technolgy, and Sports News and Photo Galleries and Live Coverage of Events via Youtube. The website is established in 2015 and is owned by AGK FIRE INC. Copyright 2025 | AGK FIRE INC| Terms of Service / Privacy Policy | Contact Us</w:t>
+      </w:r>
+    </w:p>
+    <w:p>
+      <w:pPr>
+        <w:pStyle w:val="Heading3"/>
+      </w:pPr>
+      <w:r>
+        <w:rPr/>
+        <w:t>Article 27</w:t>
       </w:r>
     </w:p>
     <w:p>
@@ -272,7 +1052,7 @@
       </w:pPr>
       <w:r>
         <w:rPr/>
-        <w:t>Content: Devendra Fadnavis at National Stem Challenge 2025 Mumbai. Photo: India CSR MUMBAI (India CSR): Maharashtra Chief Minister on Monday underlined the importance of developing interest in science, technology, engineering and mathematics (STEM) among children, saying it was vital for preparing the country for future challenges posed by climate change and disruptive technologies. Speaking at the prize distribution ceremony of the Brillio National STEM Challenge in Ravindra Natya Mandir, Mumbai, the Chief Minister said that the world is witnessing rapid changes, and India must equip its youth with the knowledge and skills required to stay ahead. “The kind of challenges that we are facing due to climate change are questions of existence. Disruptive technologies are reshaping the world, and in this new era, India must be ready,” he said. He emphasised that artificial intelligence, combined with quantum computing, will transform industries and lifestyles, making nations more powerful. “If India has to move one step ahead, as our Prime Minister says, and become truly ‘Atmanirbhar’, then all knowledge must be created within the country,” the CM noted. National STEM Challenge 2025 | नई तकनीकी के माध्यम से बदलती दुनिया के लिए देश को तैयार करना आवश्यक! The Chief Minister said innovation and human resource development are the need of the hour, and nurturing curiosity for STEM among children is essential. “We must also create awareness about green technologies, and such events provide an excellent platform,” he added. He appreciated the exhibition organised as part of the event, noting that the informative models on display would help spread awareness. Congratulating the winners, he said, “I extend my best wishes to all three winning teams — first, second and third — and to their teachers. You are the ones who can make India self-reliant and take the country ahead.” Expressing gratitude for the invitation, the Chief Minister called on participants to continue their efforts in innovation and STEM Learning and its Founder, Ashutosh Pandit, reaffirmed the government’s commitment to fostering scientific talent and sustainability-driven education. Now in its fifth year, the Challenge is Brillio’s flagship CSR initiative, designed to bridge India’s skills gap by equipping government school students with future-ready STEM skills, hands-on tech experience, and the confidence to become innovators of tomorrow. This year’s edition brought together over 2,500 students and 200 teachers from underserved schools in 26+ states, trained in new-age technologies through a year-long series of workshops, mentoring sessions, and competitions run by Brillio in partnership with STEM Learning. From more than 90 cluster and zonal rounds, the top teams from Maharashtra, Karnataka, Uttar Pradesh, Delhi, West Bengal, Madhya Pradesh, Telangana, Rajasthan, Odisha, Andhra Pradesh, and Haryana made it to the national stage at Mumbai’s Ravindra Natya Mandir. The finale was judged by an esteemed panel of mentors and industry experts, and attended by distinguished guests. Abhishek Ranjan, Managing Trustee, Brillio Foundation, and Global Head – ESG, Brillio: “The Brillio STEM Challenge puts science and technology into action for students in more than 20 states. Their creativity and problem-solving skills are inspiring reminders of India’s potential. This is how we build a future where diverse minds drive real innovation, and we’re committed to reaching a million children by 2030.” Ashutosh Pandit, Managing Director, STEM Learning: “We’re proud to bring the 5th Edition of the National STEM Challenge to Mumbai for the first time, and to see it reach Ladakh and the North East. In five years, we’ve impacted over 10,000 students nationwide. With support from Brillio, we’re inspiring curiosity and building critical STEM skills that drive innovation and opportunity for the next generation.” Brillio is one of the fastest growing digital technology service providers and the partner of choice for many Fortune 1000 companies seeking to turn disruption into a competitive advantage through innovative digital adoption. We help clients harness the transformative potential of the four superpowers of technology: cloud computing, Internet of Things (IoT), artificial intelligence (AI) and mobility. Born digital in 2014, we apply our expertise in customer experience solutions, dataanalytics and AI, digital infrastructure and security, and platform and product engineering to help clients quickly innovate for growth, create digital products, build service platforms, and drive smarter, data-driven performance. With 12 locations across the U.S., the UK, Romania, Canada, Mexico, and India, our growing global workforce of nearly 6,000 Brillians blends the latest technology and design thinking with digital fluency to solve complex business problems and drive competitive differentiation for our clients. Brillio has been certified by Great Place to Work since STEM Learning, established in 2011, is a social enterprise dedicated to transforming science, technology, engineering, and mathematics (STEM) education across rural and urban India. By addressing the lack of practical learning and infrastructure in schools, STEM Learning bridges critical gaps through engaging, hands-on science education. Collaborating with corporates, PSUs, and NGOs, we drive impactful CSR initiatives that make quality STEM education accessible to all. Our mission is to build a strong foundation in STEM by reaching over 5 lakh underprivileged students with discovery-based learning that sparks curiosity, nurtures critical thinking, and connects classroom concepts to real-world applications. We empower children to explore future career possibilities while equipping educators with practical teaching tools to create inclusive, sustainable learning environments. Through partnerships with volunteers and stakeholders, STEM Learning is fostering scientific thinking, technological skills, and problem solving abilities that prepare the next generation for a rapidly evolving world. Learn more at Launched in 2019, the Brillio National STEM Challenge runs year-round, with students participating in hands-on projects, quizzes, and model-making, supported by science labs and DIY kits. More than 100 Brillio volunteers engaged weekly with students — sharing tech news, running quizzes, and guiding them in building models like laser security alarms, vacuum cleaners, and hydraulic bridges. The impact goes beyond innovation: participating schools have reported higher attendance, more active classroom engagement, and improved digital literacy. For many students, it’s their first real step into a future where they can shape India’s innovation story. (India CSR) India CSR is the largest media on CSR and sustainability offering diverse content across multisectoral issues on business responsibility. It covers Sustainable Development, Corporate Social Responsibility (CSR), Sustainability, and related issues in India. Founded in 2009, the organisation aspires to become a globally admired media that offers valuable information to its readers through responsible reporting. With mentors from Colombia, Spain, Japan, and India, Elevate offers a unique platform for holistic growth. India CSR is the largest tech-led platform for information on CSR and sustainability in India offering diverse content across multisectoral issues. It covers Sustainable Development, Corporate Social Responsibility (CSR), Sustainability, and related issues in India. Founded in 2009, the organisation aspires to become a globally admired media that offers valuable information to its readers through responsible reporting. To enjoy the premium services, we invite you to partner with us. Follow us on social media: India CSR is a free media platform that provides up-to-date information on CSR, Sustainability, ESG, and SDGs. They need reader support to continue delivering honest news. Donations of any amount are appreciated. Help save India CSR. Copyright © 2025 - India CSR | All Rights Reserved Login to your account below Remember Me Please enter your username or email address to reset your password. Copyright © 2025 - India CSR | All Rights Reserved</w:t>
+        <w:t>Content: Devendra Fadnavis at National Stem Challenge 2025 Mumbai. Photo: India CSR MUMBAI (India CSR): Maharashtra Chief Minister on Monday underlined the importance of developing interest in science, technology, engineering and mathematics (STEM) among children, saying it was vital for preparing the country for future challenges posed by climate change and disruptive technologies. Speaking at the prize distribution ceremony of the Brillio National STEM Challenge in Ravindra Natya Mandir, Mumbai, the Chief Minister said that the world is witnessing rapid changes, and India must equip its youth with the knowledge and skills required to stay ahead. “The kind of challenges that we are facing due to climate change are questions of existence. Disruptive technologies are reshaping the world, and in this new era, India must be ready,” he said. He emphasised that artificial intelligence, combined with quantum computing, will transform industries and lifestyles, making nations more powerful. “If India has to move one step ahead, as our Prime Minister says, and become truly ‘Atmanirbhar’, then all knowledge must be created within the country,” the CM noted. National STEM Challenge 2025 | नई तकनीकी के माध्यम से बदलती दुनिया के लिए देश को तैयार करना आवश्यक! The Chief Minister said innovation and human resource development are the need of the hour, and nurturing curiosity for STEM among children is essential. “We must also create awareness about green technologies, and such events provide an excellent platform,” he added. He appreciated the exhibition organised as part of the event, noting that the informative models on display would help spread awareness. Congratulating the winners, he said, “I extend my best wishes to all three winning teams — first, second and third — and to their teachers. You are the ones who can make India self-reliant and take the country ahead.” Expressing gratitude for the invitation, the Chief Minister called on participants to continue their efforts in innovation and STEM Learning and its Founder, Ashutosh Pandit, reaffirmed the government’s commitment to fostering scientific talent and sustainability-driven education. Now in its fifth year, the Challenge is Brillio’s flagship CSR initiative, designed to bridge India’s skills gap by equipping government school students with future-ready STEM skills, hands-on tech experience, and the confidence to become innovators of tomorrow. This year’s edition brought together over 2,500 students and 200 teachers from underserved schools in 26+ states, trained in new-age technologies through a year-long series of workshops, mentoring sessions, and competitions run by Brillio in partnership with STEM Learning. From more than 90 cluster and zonal rounds, the top teams from Maharashtra, Karnataka, Uttar Pradesh, Delhi, West Bengal, Madhya Pradesh, Telangana, Rajasthan, Odisha, Andhra Pradesh, and Haryana made it to the national stage at Mumbai’s Ravindra Natya Mandir. The finale was judged by an esteemed panel of mentors and industry experts, and attended by distinguished guests. Abhishek Ranjan, Managing Trustee, Brillio Foundation, and Global Head – ESG, Brillio: “The Brillio STEM Challenge puts science and technology into action for students in more than 20 states. Their creativity and problem-solving skills are inspiring reminders of India’s potential. This is how we build a future where diverse minds drive real innovation, and we’re committed to reaching a million children by 2030.” Ashutosh Pandit, Managing Director, STEM Learning: “We’re proud to bring the 5th Edition of the National STEM Challenge to Mumbai for the first time, and to see it reach Ladakh and the North East. In five years, we’ve impacted over 10,000 students nationwide. With support from Brillio, we’re inspiring curiosity and building critical STEM skills that drive innovation and opportunity for the next generation.” Brillio is one of the fastest growing digital technology service providers and the partner of choice for many Fortune 1000 companies seeking to turn disruption into a competitive advantage through innovative digital adoption. We help clients harness the transformative potential of the four superpowers of technology: cloud computing, Internet of Things (IoT), artificial intelligence (AI) and mobility. Born digital in 2014, we apply our expertise in customer experience solutions, dataanalytics and AI, digital infrastructure and security, and platform and product engineering to help clients quickly innovate for growth, create digital products, build service platforms, and drive smarter, data-driven performance. With 12 locations across the U.S., the UK, Romania, Canada, Mexico, and India, our growing global workforce of nearly 6,000 Brillians blends the latest technology and design thinking with digital fluency to solve complex business problems and drive competitive differentiation for our clients. Brillio has been certified by Great Place to Work since STEM Learning, established in 2011, is a social enterprise dedicated to transforming science, technology, engineering, and mathematics (STEM) education across rural and urban India. By addressing the lack of practical learning and infrastructure in schools, STEM Learning bridges critical gaps through engaging, hands-on science education. Collaborating with corporates, PSUs, and NGOs, we drive impactful CSR initiatives that make quality STEM education accessible to all. Our mission is to build a strong foundation in STEM by reaching over 5 lakh underprivileged students with discovery-based learning that sparks curiosity, nurtures critical thinking, and connects classroom concepts to real-world applications. We empower children to explore future career possibilities while equipping educators with practical teaching tools to create inclusive, sustainable learning environments. Through partnerships with volunteers and stakeholders, STEM Learning is fostering scientific thinking, technological skills, and problem solving abilities that prepare the next generation for a rapidly evolving world. Learn more at Launched in 2019, the Brillio National STEM Challenge runs year-round, with students participating in hands-on projects, quizzes, and model-making, supported by science labs and DIY kits. More than 100 Brillio volunteers engaged weekly with students — sharing tech news, running quizzes, and guiding them in building models like laser security alarms, vacuum cleaners, and hydraulic bridges. The impact goes beyond innovation: participating schools have reported higher attendance, more active classroom engagement, and improved digital literacy. For many students, it’s their first real step into a future where they can shape India’s innovation story. (India CSR) India CSR is the largest media on CSR and sustainability offering diverse content across multisectoral issues on business responsibility. It covers Sustainable Development, Corporate Social Responsibility (CSR), Sustainability, and related issues in India. Founded in 2009, the organisation aspires to become a globally admired media that offers valuable information to its readers through responsible reporting. The Lodha Mathematical Sciences Institute (LMSI) in Mumbai has been established by the Lodha Foundation, the philanthropic arm of Abhishek... India CSR is the largest tech-led platform for information on CSR and sustainability in India offering diverse content across multisectoral issues. It covers Sustainable Development, Corporate Social Responsibility (CSR), Sustainability, and related issues in India. Founded in 2009, the organisation aspires to become a globally admired media that offers valuable information to its readers through responsible reporting. To enjoy the premium services, we invite you to partner with us. Follow us on social media: India CSR is a free media platform that provides up-to-date information on CSR, Sustainability, ESG, and SDGs. They need reader support to continue delivering honest news. Donations of any amount are appreciated. Help save India CSR. Copyright © 2025 - India CSR | All Rights Reserved Login to your account below Remember Me Please enter your username or email address to reset your password. Copyright © 2025 - India CSR | All Rights Reserved</w:t>
       </w:r>
     </w:p>
     <w:p>
@@ -281,16 +1061,16 @@
       </w:pPr>
       <w:r>
         <w:rPr/>
-        <w:t>Article 8</w:t>
-      </w:r>
-    </w:p>
-    <w:p>
-      <w:pPr>
-        <w:pStyle w:val="Normal"/>
-      </w:pPr>
-      <w:r>
-        <w:rPr/>
-        <w:t>Title: CM Devendra Fadnavis Meets Netherlands Yogasana Chief on Global Initiatives</w:t>
+        <w:t>Article 28</w:t>
+      </w:r>
+    </w:p>
+    <w:p>
+      <w:pPr>
+        <w:pStyle w:val="Normal"/>
+      </w:pPr>
+      <w:r>
+        <w:rPr/>
+        <w:t>Title: Mumbai Rains: Maharashtra CM Devendra Fadnavis Chairs Review Meeting On Excessive Rainfall At Mantralaya |VIDEO</w:t>
       </w:r>
     </w:p>
     <w:p>
@@ -302,16 +1082,16 @@
         <w:t xml:space="preserve">URL: </w:t>
       </w:r>
       <w:r>
-        <w:t xml:space="preserve"> https://www.transcontinentaltimes.com/netherlands-yogasana-sports-nysa/</w:t>
-      </w:r>
-    </w:p>
-    <w:p>
-      <w:pPr>
-        <w:pStyle w:val="Normal"/>
-      </w:pPr>
-      <w:r>
-        <w:rPr/>
-        <w:t>Content: Adv. Pranita Adwait Deshpande presents books, cultural symbols, and shares initiatives on promoting Yogasana in the Netherlands Published: INDIA: The Chief Minister of Maharashtra, Shri Devendra Fadnavis, held a meeting at Mantralaya in Mumbai with Adv. Pranita Adwait Deshpande, President of the Netherlands Yogasana Sports Association (NYSA). Deshpande, who has been instrumental in bringing Indian Yogasana to an international platform, was accompanied by her husband, Adwait Deshpande, an International Cricket Council (ICC) and Koninklijke Nederlandse Cricket Bond (KNCB) umpire, along with their son, Ansh Deshpande. During the meeting, Adv. Deshpande presented the Chief Minister with three of her published books, each reflecting her literary and academic pursuits. Alongside the books, she gifted a replica of the celebrated Dutch Golden Age painting Girl with a Pearl Earring by Johannes Vermeer, dating to around 1665. The gesture, she explained, symbolized her cultural bond with the Netherlands, where she has lived and worked since 2017. She also presented a memento from the Netherlands Yogasana Sports Association, an organization she founded and continues to lead. Also Read: Hollywood Meets Bollywood: Steven Seagal’s Steamroller Productions Expands Into India The interaction provided an opportunity for Adv. Deshpande to outline the work of NYSA. The association has been active in promoting Yogasana as a competitive sport across the Netherlands, drawing on India’s ancient traditions of yoga while adapting them for a modern sporting framework. Under her leadership, NYSA has worked to introduce Yogasana into community life, schools, and events in the Netherlands, helping to build bridges between Indian cultural heritage and European audiences. She also spoke about her professional work at the International Criminal Court (ICC), where she has been engaged in matters concerning global justice and human rights. The discussion highlighted how her dual roles in law and cultural promotion have allowed her to represent Indian values on both legal and social platforms internationally. Another part of the meeting was devoted to her entrepreneurial activity. In recent years, Adv. Deshpande established Ansh Overseas B.V., an import-export company based in the Netherlands, with the aim of representing Indian agricultural products in European markets. The initiative, she noted, was designed to strengthen trade connections and open up opportunities for Indian producers in a wider market. Since moving to the Netherlands in 2017, she has focused on building cultural and business linkages while also fully integrating into Dutch society, including gaining proficiency in the Dutch language. This personal journey, she explained, has been one of balancing family, professional responsibilities, and a commitment to advancing Indian traditions abroad. The meeting also included a more personal note. Adv. Deshpande recalled the influence of her grandfather, the late Shri Vasudeorao Manbhekar, who served as Vidarbha Pramukh of the Rashtriya Swayamsevak Sangh (RSS). She shared memories of his role in shaping her values and sense of cultural identity. The recollection highlighted how personal history and family heritage often form the foundation for public and professional achievements. For Chief Minister Fadnavis, the occasion offered insight into the ways in which members of the Indian diaspora continue to play a role in carrying forward Indian traditions while contributing meaningfully to their adopted countries. The meeting underscored the growing importance of cultural diplomacy, where individuals act as bridges between societies through their professional, entrepreneurial, and social contributions. By the conclusion of the exchange, both sides had reflected on the interconnectedness of cultural heritage, international law, sport, and commerce. The gathering illustrated how personal initiatives and institutional support can come together to enhance India’s visibility and influence abroad. As global interest in yoga continues to expand, efforts such as those led by NYSA provide a structured path for Yogasana to be recognized not only as a practice of well-being but also as a legitimate sport. Adv. Deshpande’s meeting with the Chief Minister added momentum to this vision, reinforcing the broader narrative of India’s cultural reach in the modern world. Also Read: National Summit Focuses on ESG Integration for India’s 2047 Vision Covering trending topics in India with a focus on education, entrepreneurship, and employment Copyright © Transcontinental Times | All Rights Reserved</w:t>
+        <w:t xml:space="preserve"> https://www.freepressjournal.in/mumbai/mumbai-rains-cm-devendra-fadnavis-chairs-review-meeting-on-excessive-rainfall-at-mantralaya-video</w:t>
+      </w:r>
+    </w:p>
+    <w:p>
+      <w:pPr>
+        <w:pStyle w:val="Normal"/>
+      </w:pPr>
+      <w:r>
+        <w:rPr/>
+        <w:t>Content: Mumbai: Amid continued heavy rainfall across Mumbai and several parts of Maharashtra, Chief Minister Devendra Fadnavis chaired a high-level review meeting on Monday to assess the ongoing weather situation and response measures. The meeting was held at the Mantralaya Control Room, where senior officials from disaster management, police, municipal bodies, and other key departments were present. The discussion focused on areas worst affected by waterlogging, traffic disruption, and delayed transport services, including airport and suburban train operations. Authorities were instructed to remain on high alert and ensure swift coordination among agencies to respond to emergencies. Let us know! 👂What type of content would you like to see from us this year? Let us know! 👂What type of content would you like to see from us this year? Maharashtra CM Devendra Fadnavis mentioned, "Maharashtra has experienced heavy rainfall over the past two days. Several districts are under red and orange alerts, and by 21st August, more districts will face similar alerts. We discussed necessary precautionary measures..." Retaining Wall Collapse Damages 7 Homes in Chembur Amid Heavy Rains Heavy rainfall over the past two days triggered a landslide-like incident in Mumbai’s Chembur area on Sunday evening, when a retaining wall on a hillside collapsed onto several hutments in Ashok Nagar near Vashi Naka. The incident occurred around 7 pm, damaging at least seven houses. Thankfully, no injuries were reported. A dramatic video capturing the exact moment of the wall collapse has since gone viral on social media. According to officials, the wall constructed by the Mumbai Metropolitan Region Development Authority (MMRDA) gave way due to the pressure caused by continuous heavy showers. Residents reportedly noticed cracks and falling debris just in time and rushed out of their homes, narrowly avoiding what could have been a serious tragedy. “Luckily, people managed to get out quickly. Otherwise, the collapse could have led to casualties,” an official said. Emergency teams from the Mumbai Fire Brigade and the Brihanmumbai Municipal Corporation (BMC) reached the site promptly after being alerted. Debris was cleared, and rescue operations were carried out to ensure no one was trapped. The BMC later arranged temporary shelter for the displaced families at Marvali Church in Chembur, where basic facilities such as food and water have been provided. Local MLA Sana Malik visited the affected site to assess the situation and assured residents of further assistance.</w:t>
       </w:r>
     </w:p>
     <w:p>
@@ -320,7 +1100,7 @@
       </w:pPr>
       <w:r>
         <w:rPr/>
-        <w:t>Article 9</w:t>
+        <w:t>Article 29</w:t>
       </w:r>
     </w:p>
     <w:p>
@@ -359,16 +1139,16 @@
       </w:pPr>
       <w:r>
         <w:rPr/>
-        <w:t>Article 10</w:t>
-      </w:r>
-    </w:p>
-    <w:p>
-      <w:pPr>
-        <w:pStyle w:val="Normal"/>
-      </w:pPr>
-      <w:r>
-        <w:rPr/>
-        <w:t>Title: Goldman Sachs Expands In Mumbai, Devendra Fadnavis Inaugurates New Worli Office</w:t>
+        <w:t>Article 30</w:t>
+      </w:r>
+    </w:p>
+    <w:p>
+      <w:pPr>
+        <w:pStyle w:val="Normal"/>
+      </w:pPr>
+      <w:r>
+        <w:rPr/>
+        <w:t>Title: VIDEO: 'Historic Sword Of Raghuji Bhonsle Connects Youth With Maharashtra’s Glorious History,' Says CM Devendra Fadnavis</w:t>
       </w:r>
     </w:p>
     <w:p>
@@ -380,16 +1160,16 @@
         <w:t xml:space="preserve">URL: </w:t>
       </w:r>
       <w:r>
-        <w:t xml:space="preserve"> https://www.freepressjournal.in/business/goldman-sachs-expands-in-mumbai-devendra-fadnavis-inaugurates-new-worli-office</w:t>
-      </w:r>
-    </w:p>
-    <w:p>
-      <w:pPr>
-        <w:pStyle w:val="Normal"/>
-      </w:pPr>
-      <w:r>
-        <w:rPr/>
-        <w:t>Content: Mumbai: Goldman Sachs, the global investment banking leader, has opened a brand-new office in Mumbai’s Worli business hub. The new space is almost 50 percent bigger than its earlier office in the city, showing the firm’s rising focus on India. Inside the New Office The Mumbai office is spread across the entire 10th floor and part of the 9th floor of Ascent Worli. It comes with modern facilities such as: - Large conference centers - Open collaboration areas - Well-designed meeting rooms One special highlight is that a meeting room has been named ‘Mumbai Baithak’, giving a local touch to the global firm. Inauguration by Chief Minister The new office was inaugurated by Maharashtra Chief Minister Devendra Fadnavis. His presence at the event signals the state government’s strong support for global financial firms investing and expanding in Mumbai. Inaugurated the Mumbai office of Goldman Sachs India Securities Pvt. Ltd. today and was delighted to see that their meeting room is named ‘Mumbai Baithak’.गोल्डमन सॅक्स इंडिया सिक्युरिटिज प्रा. लि.च्या मुंबई कार्यालयाचे आज उद्घाटन केले, तेव्हा त्यांच्या कार्यालयातील बैठकीच्या… pic.twitter.com/yizQwOgFMo Goldman Sachs in India – A Long Journey Goldman Sachs has had a presence in India since the 1980s. A key step came in 2006, when the company set up its wholly owned onshore operations in Mumbai. Over the years, it has steadily built a bigger role in India’s financial markets. Big Investments in the Country Since 2006, Goldman Sachs has invested more than USD 8.5 billion across different sectors in India. This shows its confidence in the country’s economic growth and long-term potential. Why the Expansion Matters This expansion shows that India is becoming a much bigger part of Goldman Sachs’ global strategy. With its larger office and growing workforce in Mumbai, the firm is expected to contribute more to India’s financial services industry and economic growth.</w:t>
+        <w:t xml:space="preserve"> https://www.freepressjournal.in/mumbai/video-historic-sword-of-raghuji-bhonsle-connects-youth-with-maharashtras-glorious-history-says-cm-devendra-fadnavis</w:t>
+      </w:r>
+    </w:p>
+    <w:p>
+      <w:pPr>
+        <w:pStyle w:val="Normal"/>
+      </w:pPr>
+      <w:r>
+        <w:rPr/>
+        <w:t>Content: Mumbai: Chief Minister Devendra Fadnavis said that the historic sword of Shrimant Raje Raghuji Bhonsle has played a significant role in connecting the younger generation with history. “Through this sword, we have reconnected with our glorious past. As it reaches Nagpur and other parts of the state, it will remind the youth of how Hindavi Swarajya expanded,” he stated at a grand ceremony held today. Grand Ceremony at P. L. Deshpande Maharashtra Kala Academy The event, organized at the P. L. Deshpande Maharashtra Kala Academy in Prabhadevi, marked the official unveiling and exhibition of the legendary sword in the presence of CM Fadnavis. The program was also attended by Cultural Affairs Minister Adv. Ashish Shelar, Mudhoji Raje Bhonsle, along with a large gathering of citizens. 🔸मुख्यमंत्री देवेंद्र फडणवीस इनके करकमलों से 'सेनासाहिबसुभा श्रीमंत राजे रघुजी भोसले इनके ऐतिहासिक तलवार के प्रदर्शन' का उदघाटन व लोकार्पण। इस अवसर पर मंत्री एड. आशिष शेलार, श्रीमंत राजे रघुजी भोसले इनके वंशज श्रीमंत राजे मुधोजी भोसले, विधायक राणाजगजितसिंह पाटील, विधायक डॉ. संजय… pic.twitter.com/JnieGa5KjJ CM Highlights Valor of Bhonsle Dynasty Highlighting the valorous legacy of the Bhonsle dynasty of Nagpur, CM Fadnavis said, “It is necessary to take this proud history to as many people as possible. UNESCO’s recognition of 12 forts, the return of Chhatrapati Shivaji Maharaj’s ‘Wagh Nakh’, and other such heritage symbols have allowed us to reconnect with history. Efforts to bring back relics and treasures of the Maratha Empire will continue. Under Prime Minister Narendra Modi’s leadership, thousands of historical artifacts have been restored to India, and Maharashtra will also reclaim its legacy.” The Historic Sword Returns to Maharashtra, Reviving the Legacy of Our Glorious History!Dedicated and inaugurated the Exhibition of the Historic Sword of Senasahibsubha Shrimant Raje Raghuji Bhonsle in Mumbai today.This sword is not just an artifact; it is a living connection… https://t.co/cdHieZiQaw pic.twitter.com/ey53yg3sPo LIVE | 'सेनासाहिबसुभा श्रीमंत राजे रघुजी भोसले यांच्या ऐतिहासिक तलवारीचे प्रदर्शन व गौरव समारंभ' 🕢 संध्या. ७.१७ वा. | १८-८-२०२५📍मुंबई. #Maharashtra #Mumbai #HistoricSword https://t.co/JWEBbGoWdh अनेक शतकांनंतर संपूर्ण हिंदुस्थानावर एकछत्री अंमल मराठा साम्राज्याने उभे केले!अनेक शतकों के बाद संपूर्ण हिन्दुस्तान पर मराठा साम्राज्य ने एकछत्र राज स्थापित किया !(श्रीमंत राजे रघुजी भोसले यांच्या ऐतिहासिक तलवारीचे प्रदर्शन | मुंबई | 18-8-2025)#Maharashtra #MarathaHistory… pic.twitter.com/pvkWcmbJzl Cultural Affairs Minister Calls Sword a Symbol of Swarajya Cultural Affairs Minister Adv. Ashish Shelar, speaking on the occasion, called the sword a symbol of Swarajya that will inspire generations to come. “This is not merely an object but a testimony to our valor and the grandeur of the Maratha Empire looted during British rule. Raghuji Raje Bhonsle, following the ideals of Chhatrapati Shivaji Maharaj, expanded the Maratha Empire from Bengal to Odisha and Telangana. Bringing back this sword is not just the return of valor but a cultural rebirth,” he said emotionally. Initiatives Highlight Maharashtra’s Cultural Legacy Shelar further added that initiatives like securing global heritage status for forts of Chhatrapati Shivaji Maharaj and reclaiming historic treasures reflect the true spirit of ‘Virasat Se Vikas Tak’ (from heritage to development). “Our commitment is to carry Maharashtra’s cultural legacy, valor, and festivals like Ganeshotsav to the global stage,” he emphasized. Also Watch: Descendant’s Tribute and Book Release On the occasion, Mudhoji Raje Bhonsle, descendant of Raghuji Raje Bhonsle, also expressed his sentiments, while CM Fadnavis released the book ‘Marathyacha Darara’ (The Pride of the Marathas).</w:t>
       </w:r>
     </w:p>
     <w:p>
@@ -398,16 +1178,16 @@
       </w:pPr>
       <w:r>
         <w:rPr/>
-        <w:t>Article 11</w:t>
-      </w:r>
-    </w:p>
-    <w:p>
-      <w:pPr>
-        <w:pStyle w:val="Normal"/>
-      </w:pPr>
-      <w:r>
-        <w:rPr/>
-        <w:t>Title: VIDEO: 'Historic Sword Of Raghuji Bhonsle Connects Youth With Maharashtra’s Glorious History,' Says CM Devendra Fadnavis</w:t>
+        <w:t>Article 31</w:t>
+      </w:r>
+    </w:p>
+    <w:p>
+      <w:pPr>
+        <w:pStyle w:val="Normal"/>
+      </w:pPr>
+      <w:r>
+        <w:rPr/>
+        <w:t>Title: "Observe precaution": Maharashtra CM warns about severe weather conditions in state</w:t>
       </w:r>
     </w:p>
     <w:p>
@@ -419,16 +1199,16 @@
         <w:t xml:space="preserve">URL: </w:t>
       </w:r>
       <w:r>
-        <w:t xml:space="preserve"> https://www.freepressjournal.in/mumbai/video-historic-sword-of-raghuji-bhonsle-connects-youth-with-maharashtras-glorious-history-says-cm-devendra-fadnavis</w:t>
-      </w:r>
-    </w:p>
-    <w:p>
-      <w:pPr>
-        <w:pStyle w:val="Normal"/>
-      </w:pPr>
-      <w:r>
-        <w:rPr/>
-        <w:t>Content: Mumbai: Chief Minister Devendra Fadnavis said that the historic sword of Shrimant Raje Raghuji Bhonsle has played a significant role in connecting the younger generation with history. “Through this sword, we have reconnected with our glorious past. As it reaches Nagpur and other parts of the state, it will remind the youth of how Hindavi Swarajya expanded,” he stated at a grand ceremony held today. Grand Ceremony at P. L. Deshpande Maharashtra Kala Academy The event, organized at the P. L. Deshpande Maharashtra Kala Academy in Prabhadevi, marked the official unveiling and exhibition of the legendary sword in the presence of CM Fadnavis. The program was also attended by Cultural Affairs Minister Adv. Ashish Shelar, Mudhoji Raje Bhonsle, along with a large gathering of citizens. 🔸मुख्यमंत्री देवेंद्र फडणवीस इनके करकमलों से 'सेनासाहिबसुभा श्रीमंत राजे रघुजी भोसले इनके ऐतिहासिक तलवार के प्रदर्शन' का उदघाटन व लोकार्पण। इस अवसर पर मंत्री एड. आशिष शेलार, श्रीमंत राजे रघुजी भोसले इनके वंशज श्रीमंत राजे मुधोजी भोसले, विधायक राणाजगजितसिंह पाटील, विधायक डॉ. संजय… pic.twitter.com/JnieGa5KjJ CM Highlights Valor of Bhonsle Dynasty Highlighting the valorous legacy of the Bhonsle dynasty of Nagpur, CM Fadnavis said, “It is necessary to take this proud history to as many people as possible. UNESCO’s recognition of 12 forts, the return of Chhatrapati Shivaji Maharaj’s ‘Wagh Nakh’, and other such heritage symbols have allowed us to reconnect with history. Efforts to bring back relics and treasures of the Maratha Empire will continue. Under Prime Minister Narendra Modi’s leadership, thousands of historical artifacts have been restored to India, and Maharashtra will also reclaim its legacy.” The Historic Sword Returns to Maharashtra, Reviving the Legacy of Our Glorious History!Dedicated and inaugurated the Exhibition of the Historic Sword of Senasahibsubha Shrimant Raje Raghuji Bhonsle in Mumbai today.This sword is not just an artifact; it is a living connection… https://t.co/cdHieZiQaw pic.twitter.com/ey53yg3sPo LIVE | 'सेनासाहिबसुभा श्रीमंत राजे रघुजी भोसले यांच्या ऐतिहासिक तलवारीचे प्रदर्शन व गौरव समारंभ' 🕢 संध्या. ७.१७ वा. | १८-८-२०२५📍मुंबई. #Maharashtra #Mumbai #HistoricSword https://t.co/JWEBbGoWdh अनेक शतकांनंतर संपूर्ण हिंदुस्थानावर एकछत्री अंमल मराठा साम्राज्याने उभे केले!अनेक शतकों के बाद संपूर्ण हिन्दुस्तान पर मराठा साम्राज्य ने एकछत्र राज स्थापित किया !(श्रीमंत राजे रघुजी भोसले यांच्या ऐतिहासिक तलवारीचे प्रदर्शन | मुंबई | 18-8-2025)#Maharashtra #MarathaHistory… pic.twitter.com/pvkWcmbJzl Cultural Affairs Minister Calls Sword a Symbol of Swarajya Cultural Affairs Minister Adv. Ashish Shelar, speaking on the occasion, called the sword a symbol of Swarajya that will inspire generations to come. “This is not merely an object but a testimony to our valor and the grandeur of the Maratha Empire looted during British rule. Raghuji Raje Bhonsle, following the ideals of Chhatrapati Shivaji Maharaj, expanded the Maratha Empire from Bengal to Odisha and Telangana. Bringing back this sword is not just the return of valor but a cultural rebirth,” he said emotionally. Initiatives Highlight Maharashtra’s Cultural Legacy Shelar further added that initiatives like securing global heritage status for forts of Chhatrapati Shivaji Maharaj and reclaiming historic treasures reflect the true spirit of ‘Virasat Se Vikas Tak’ (from heritage to development). “Our commitment is to carry Maharashtra’s cultural legacy, valor, and festivals like Ganeshotsav to the global stage,” he emphasized. Also Watch: Descendant’s Tribute and Book Release On the occasion, Mudhoji Raje Bhonsle, descendant of Raghuji Raje Bhonsle, also expressed his sentiments, while CM Fadnavis released the book ‘Marathyacha Darara’ (The Pride of the Marathas).</w:t>
+        <w:t xml:space="preserve"> https://english.newsnationtv.com/national/general-news/observe-precaution-maharashtra-cm-warns-about-severe-weather-conditions-in-state20250819025510</w:t>
+      </w:r>
+    </w:p>
+    <w:p>
+      <w:pPr>
+        <w:pStyle w:val="Normal"/>
+      </w:pPr>
+      <w:r>
+        <w:rPr/>
+        <w:t>Content: 0 By clicking the button, I accept the Terms of Use of the service and its Privacy Policy, as well as consent to the processing of personal data. Don’t have an account? Signup Powered by : Follow Us (source : ANI) ( Photo Credit : ani) Mumbai (Maharashtra) [India], August 19 (ANI): Maharashtra Chief Minister Devendra Fadnavis on Monday issued a warning about the severe weather conditions in the state, particularly in Mumbai, due to heavy rainfall. Mumbai received 177 mm of rainfall in just 6-8 hours, prompting the CM to advise citizens to take precautions as more showers are expected along with high tides. A red alert has been issued for Mumbai, Thane, and Raigad, with the IMD forecasting extremely heavy rainfall in these areas. In the last 2 days, Maharashtra has received widespread rainfall. Red Alert and Orange Alert have been issued for several districts. Even for the next three days, until 21st August, half of the districts in Maharashtra have either Red Alert or Orange Alert. We discussed the precautions that need to be taken due to this, Fadnavis said. 14 places in Mumbai were waterlogged due to the recent rain, but traffic is moving at 12 locations. Local train services are delayed, but metro services remain unaffected. Schools and colleges in Mumbai have been closed due to the heavy rain, with a decision on Tuesday classes to be taken later. The Chief Minister added that the state control room has already sent alerts to district centres, and relief measures are underway. Our Control Room has sent an alert to the Centres in the districts. We are making every effort to provide relief wherever there is any damage. Efforts to further mitigate disasters that can occur in the days to come are being made, Maharashtra CM said. The Maharashtra government is working closely with neighbouring states to monitor the situation and prevent any flood-like situation, especially in Konkan, which has received heavy rainfall. The state government has also requested the Karnataka government to release water from the Almatti Dam to manage the situation. Talks are being held with neighbouring states, be it Telangana or Karnataka, regarding the proper maintenance of discharge or water from there. Arrangements have been made to prevent a flood-like situation, especially in Konkan, which has received heavy rainfall...Farmers had cultivated crops on about 4 lakh hectares of land. They have suffered loss. It will be assessed and aid will be provided, the CM added. In Nanded Mukhed area, 206 people were rescued after a cloudburst, and teams of NDRF and the military are working to rescue more people. Fadnavis said, In Mukramabad, Nanded, there was 206 mm rainfall yesterday. A cloudburst occurred yesterday. People were stuck there. Two hundred six people have been rescued, and more are being rescued. Teams of NDRF and the military are there. Similarly, in Mumbai, there has been widespread rainfall. In the last 8 hours, Mumbai has received 177 mm of rainfall. In the next 8-10 hours, a Red Alert has been issued in Mumbai. So, schools have been closed after noon...People have been told to step out only if it is needed, he said. Citizens were advised to avoid stepping out unless necessary, and offices have been told to let employees leave by 4 pm ahead of the expected high tide. The CM further warned that the next few days could see more disruptions. There is going to be rainfall in Mumbai for the next 2-3 days. There is going to be a high tide as well. So, people should observe precautions. 14 places were waterlogged due to the recent rain. But traffic is moving at 12 locations. Mumbai train system is delayed but has not come to a halt... (ANI) Disclaimer: This news article is a direct feed from ANI and has not been edited by the News Nation team. The news agency is solely responsible for its content. Subscribe to our Newsletter! Share this article If you liked this article share it with your friends.they will thank you later</w:t>
       </w:r>
     </w:p>
     <w:p>
@@ -437,16 +1217,16 @@
       </w:pPr>
       <w:r>
         <w:rPr/>
-        <w:t>Article 12</w:t>
-      </w:r>
-    </w:p>
-    <w:p>
-      <w:pPr>
-        <w:pStyle w:val="Normal"/>
-      </w:pPr>
-      <w:r>
-        <w:rPr/>
-        <w:t>Title: ‘Observe precaution’: Maharashtra CM warns about severe weather conditions in State</w:t>
+        <w:t>Article 32</w:t>
+      </w:r>
+    </w:p>
+    <w:p>
+      <w:pPr>
+        <w:pStyle w:val="Normal"/>
+      </w:pPr>
+      <w:r>
+        <w:rPr/>
+        <w:t>Title: Heavy Rain Forecast for Mumbai: CM Fadnavis Reviews Flood Situation Across Maharashtra, with the Next 12 Hours Critical</w:t>
       </w:r>
     </w:p>
     <w:p>
@@ -458,16 +1238,16 @@
         <w:t xml:space="preserve">URL: </w:t>
       </w:r>
       <w:r>
-        <w:t xml:space="preserve"> https://www.thehindubusinessline.com/news/observe-precaution-maharashtra-cm-warns-about-severe-weather-conditions-in-state/article69950172.ece</w:t>
-      </w:r>
-    </w:p>
-    <w:p>
-      <w:pPr>
-        <w:pStyle w:val="Normal"/>
-      </w:pPr>
-      <w:r>
-        <w:rPr/>
-        <w:t>Content: + 141.88 + 32.20 -45.00 + 21.00 -367.00 + 141.88 + 32.20 + 32.20 -45.00 -45.00 + 21.00 Get businessline apps on Connect with us TO ENJOY ADDITIONAL BENEFITS Connect With Us Get BusinessLine apps on Maharashtra Chief Minister Devendra Fadnavis | Photo Credit: EMMANUAL YOGINI Maharashtra Chief Minister Devendra Fadnavis on Monday issued a warning about the severe weather conditions in the State, particularly in Mumbai, due to heavy rainfall. Mumbai received 177 mm of rainfall in just 6-8 hours, prompting the CM to advise citizens to take precautions as more showers are expected along with high tides. A red alert has been issued for Mumbai, Thane and Raigad, with the IMD forecasting extremely heavy rainfall in these areas. "In the last 2 days, Maharashtra has received widespread rainfall. Red Alert and Orange Alert have been issued for several districts. Even for the next three days, until 21st August, half of the districts in Maharashtra have either Red Alert or Orange Alert. We discussed the precautions that need to be taken due to this," Fadnavis said. Fourteen places in Mumbai were waterlogged due to the recent rain, but traffic is moving at 12 locations. Local train services are delayed, but metro services remain unaffected. Schools and colleges in Mumbai have been closed due to the heavy rain, with a decision on Tuesday's classes to be taken later. The Chief Minister added that the state control room has already sent alerts to district centres, and relief measures are underway. "Our Control Room has sent an alert to the Centres in the districts. We are making every effort to provide relief wherever there is any damage. Efforts to further mitigate disasters that can occur in the days to come are being made," Maharashtra CM said. The Maharashtra government is working closely with neighbouring states to monitor the situation and prevent any flood-like situation, especially in Konkan, which has received heavy rainfall. The state government has also requested the Karnataka government to release water from the Almatti Dam to manage the situation. "Talks are being held with neighbouring states, be it Telangana or Karnataka, regarding the proper maintenance of discharge or water from there. Arrangements have been made to prevent a flood-like situation, especially in Konkan, which has received heavy rainfall...Farmers had cultivated crops on about 4 lakh hectares of land. They have suffered loss. It will be assessed and aid will be provided," the CM added. In Nanded's Mukhed area, 206 people were rescued after a cloudburst, and teams of NDRF and the military are working to rescue more people. Fadnavis said, "In Mukramabad, Nanded, there was 206 mm rainfall yesterday. A cloudburst occurred yesterday. People were stuck there. Two hundred six people have been rescued, and more are being rescued. Teams of NDRF and the military are there. Similarly, in Mumbai, there has been widespread rainfall. In the last 8 hours, Mumbai has received 177 mm of rainfall. In the next 8-10 hours, a Red Alert has been issued in Mumbai. So, schools have been closed after noon...People have been told to step out only if it is needed," he said. Citizens were advised to avoid stepping out unless necessary, and offices have been told to let employees leave by 4 pm ahead of the expected high tide. The CM further warned that the next few days could see more disruptions. "There is going to be rainfall in Mumbai for the next 2-3 days. There is going to be a high tide as well. So, people should observe precautions. 14 places were waterlogged due to the recent rain. But traffic is moving at 12 locations. Mumbai's train system is delayed but has not come to a halt..." Published on August 19, 2025 Copyright© 2025, THG PUBLISHING PVT LTD. or its affiliated companies. All rights reserved. BACK TO TOP Comments have to be in English, and in full sentences. They cannot be abusive or personal. Please abide by our community guidelines for posting your comments. We have migrated to a new commenting platform. If you are already a registered user of TheHindu Businessline and logged in, you may continue to engage with our articles. If you do not have an account please register and login to post comments. Users can access their older comments by logging into their accounts on Vuukle. Terms &amp; conditions | Institutional Subscriber</w:t>
+        <w:t xml:space="preserve"> https://www.lokmattimes.com/mumbai/heavy-rain-forecast-for-mumbai-cm-fadnavis-reviews-flood-situation-across-maharashtra-with-the-next-12-hours-critical-a475/</w:t>
+      </w:r>
+    </w:p>
+    <w:p>
+      <w:pPr>
+        <w:pStyle w:val="Normal"/>
+      </w:pPr>
+      <w:r>
+        <w:rPr/>
+        <w:t>Content: Marathi | Hindi FOLLOW US : City By Lokmat Times Desk | Updated: August 18, 2025 16:38 IST2025-08-18T16:36:46+5:302025-08-18T16:38:04+5:30 Maharashtra Chief Minister Devendra Fadnavis has issued a warning of heavy rainfall in Mumbai over the next two days, urging the public to stay cautious. He highlighted that the high tide is expected around 6:30 PM, and the next 12 hours are crucial. To assess the situation, CM Fadnavis visited the Disaster Management Department and held discussions with district collectors and divisional commissioners from across the state. During the meeting, CM Fadnavis took stock of the ongoing rainfall and flood conditions. He was joined by district collectors and the Municipal Commissioner of Mumbai, Bhushan Gagri. The Chief Minister shared that Mumbai had received 170 mm of rainfall in the last six hours, with Chembur recording the highest rainfall. Traffic is slow at 14 locations, and while local trains have not been suspended, their speed has reduced, resulting in delays. Fadnavis mentioned that heavy rainfall may continue in Mumbai for the next 10 to 12 hours. He also stated that after 4 PM, government employees will be allowed to leave work early. With the high tide expected at 6:30 PM, the public is urged to remain vigilant. The municipal corporation has made preparations based on the rainfall forecast, and decisions regarding school closures will be made after reviewing evening alerts. For the past two days, several regions in the state have experienced intense rainfall. Red and orange alerts have been issued for 15 to 16 districts. Authorities are closely monitoring water levels in major rivers such as Vashishti, Amba, and Kundalika. The state has also been focusing on the damage caused in Nashik's Raver taluka, which has reported the highest impact. The Maharashtra government has requested the Karnataka government to release water from the Almatti Dam to manage the situation. In the Pune division's Ghats section, a red alert has been issued, and flooding is expected in parts of Marathwada, including Beed, Latur, and Nanded. In Nanded's Mukhed area, Vikramabad has recorded 206 mm of rainfall. NDRF and SDRF teams are on the ground, as nearly 100,000 hectares of crops have been damaged, affecting around 200 villages. FOLLOW US : Copyright ©2025 Lokmat Media Pvt Ltd</w:t>
       </w:r>
     </w:p>
     <w:p>
@@ -476,16 +1256,16 @@
       </w:pPr>
       <w:r>
         <w:rPr/>
-        <w:t>Article 13</w:t>
-      </w:r>
-    </w:p>
-    <w:p>
-      <w:pPr>
-        <w:pStyle w:val="Normal"/>
-      </w:pPr>
-      <w:r>
-        <w:rPr/>
-        <w:t>Title: Shiv Sena (UBT) Welcomes Radhakrishnan’s Nomination, Fadnavis Seeks All-Party Support</w:t>
+        <w:t>Article 33</w:t>
+      </w:r>
+    </w:p>
+    <w:p>
+      <w:pPr>
+        <w:pStyle w:val="Normal"/>
+      </w:pPr>
+      <w:r>
+        <w:rPr/>
+        <w:t>Title: Those who speak of Maharashtra 'asmita' should support Radhakrishnan for VP post: Fadnavis</w:t>
       </w:r>
     </w:p>
     <w:p>
@@ -497,16 +1277,16 @@
         <w:t xml:space="preserve">URL: </w:t>
       </w:r>
       <w:r>
-        <w:t xml:space="preserve"> https://www.deccanchronicle.com/nation/shiv-sena-ubt-welcomes-rahakrishans-nomination-fadnavis-seeks-all-party-support-1898266</w:t>
-      </w:r>
-    </w:p>
-    <w:p>
-      <w:pPr>
-        <w:pStyle w:val="Normal"/>
-      </w:pPr>
-      <w:r>
-        <w:rPr/>
-        <w:t>Content: Mumbai: Shiv Sena (UBT) on Monday welcomed the nomination of Maharashtra Governor C.P. Radhakrishnan as the NDA’s candidate for the post of Vice President. While the Uddhav Thackeray-led party has not officially declared its support, its open appreciation of his candidacy has sparked unease within the Maha Vikas Aghadi (MVA) alliance. Congress leader and Legislature Party head Vijay Wadettiwar stated that he was hopeful that Mr. Thackeray would refrain from supporting the NDA nominee. “Since Mr. Radhakrishnan has not made any significant contribution to Maharashtra, I don’t believe Uddhav Thackeray will back him,” Mr. Wadettiwar said. A day after his nomination, Mr. Radhakrishnan left for New Delhi to hold discussions with senior BJP leaders. Meanwhile, Maharashtra Chief Minister Devendra Fadnavis appealed to all MPs from the state to support Radhakrishnan’s candidature, emphasizing his ties to Maharashtra. “Though he hails from Tamil Nadu, Mr. Radhakrishnan is a registered voter in Mumbai and cast his vote during last year’s assembly elections. It is a matter of pride for Maharashtra,” Fadnavis said. The Chief Minister specifically reached out to NCP (SP) chief Sharad Pawar and Shiv Sena (UBT) president Uddhav Thackeray, urging them to support the 68-year-old RSS-affiliated leader. Shiv Sena (UBT) MP Sanjay Raut welcomed the candidacy, saying, “We are happy that he has been nominated. Before him, Shankar Dayal Sharma, who had ties to Maharashtra, served as Vice President and later President. When someone linked to Maharashtra is selected for a constitutional post, we welcome it with an open mind.” However, Mr. Raut stopped short of confirming support. “He is an NDA candidate, and Shiv Sena (UBT) is part of the INDIA bloc. A decision will be made collectively within the alliance,” he added. The electoral college for the Vice President’s election includes all members of both Houses of Parliament. The Shiv Sena (UBT) holds nine Lok Sabha and two Rajya Sabha seats, while the NCP (Sharad Pawar faction) has 10 Lok Sabha and two Rajya Sabha members. With the NDA currently enjoying the backing of at least 422 out of 781 members in the electoral college, Mr. Radhakrishnan’s victory appears to be a foregone conclusion.</w:t>
+        <w:t xml:space="preserve"> https://www.newsdrum.in/national/those-who-speak-of-maharashtra-asmita-should-support-radhakrishnan-for-vp-post-fadnavis-9672630</w:t>
+      </w:r>
+    </w:p>
+    <w:p>
+      <w:pPr>
+        <w:pStyle w:val="Normal"/>
+      </w:pPr>
+      <w:r>
+        <w:rPr/>
+        <w:t>Content: Follow Us Mumbai, Aug 18 (PTI) Maharashtra Chief Minister Devendra Fadnavis on Monday called upon MPs from the state cutting across party lines, specially from the Shiv Sena (UBT) and NCP (SP), to support Governor CP Radhakrishnan's candidature for the post of vice president. The ruling National Democratic Alliance (NDA) on Sunday named Radhakrishnan (67), a seasoned BJP leader belonging to a key OBC caste from Tamil Nadu with an RSS background, as its vice-presidential candidate. Talking to reporters, Fadnavis said even though Radhakrishnan belongs to Tamil Nadu, he is a registered voter in Mumbai and cast his vote here in the last year's Maharashtra assembly polls. "When he files his nomination for the vice president's post, he will mention that he is a registered voter in Mumbai. It is a matter of great pride for Maharashtra," he said. Fadnavis said political parties like the opposition Shiv Sena (UBT) and NCP (SP), which espouse Maharashtra's "asmita" (pride), should support Radhakrishnan's candidature. Replying to a question, the CM said he would request Sena (UBT) head Uddhav Thackeray and NCP (SP) chief Sharad Pawar to support Radhakrishnan, considering he is the state's governor and a voter from Mumbai. The electoral college for poll to the post of Vice President of India consists of all members of both Houses of Parliament. The Shiv Sena (UBT) has nine Lok Sabha and two Rajya Sabha members, while the NCP (SP) has 10 Lok Sabha and two Rajya Sabha members. With the NDA enjoying the support of at least 422 members in the electoral college of 781 MPs, Radhakrishnan’s victory in any contest against the Opposition is a foregone conclusion. The majority mark is 391. Earlier in the day, Fadnavis paid a courtesy visit to Radhakrishnan at the Raj Bhavan in Mumbai. Radhakrishnan later left for New Delhi. At the airport here, Fadnavis, accompanied by state Cultural Affairs Minister Ashish Shelar, presented to the governor a book containing the unpublished letters of Maratha king Chhatrapati Shivaji Maharaj, a release from the Raj Bhavan said. BJP president J P Nadda on Sunday made the announcement about Radhakrishnan's candidature for the vice president's post following a meeting of the party's parliamentary board, which included Prime Minister Narendra Modi, and consultation with the party's allies. Nadda appealed for unanimous election of Radhakrishnan (67), an OBC leader and two-time former Lok Sabha member from Coimbatore, to the constitutional position, saying BJP leaders had spoken to the opposition parties over the last week and will reach out to them again. PTI MR GK Subscribe to our Newsletter! Share this article If you liked this article share it with your friends.they will thank you later</w:t>
       </w:r>
     </w:p>
     <w:p>
@@ -515,16 +1295,16 @@
       </w:pPr>
       <w:r>
         <w:rPr/>
-        <w:t>Article 14</w:t>
-      </w:r>
-    </w:p>
-    <w:p>
-      <w:pPr>
-        <w:pStyle w:val="Normal"/>
-      </w:pPr>
-      <w:r>
-        <w:rPr/>
-        <w:t>Title: Aakar Patel| New Maharashtra Security Law Open To Abuse, Threatens Rights; Say ‘No’ To It</w:t>
+        <w:t>Article 34</w:t>
+      </w:r>
+    </w:p>
+    <w:p>
+      <w:pPr>
+        <w:pStyle w:val="Normal"/>
+      </w:pPr>
+      <w:r>
+        <w:rPr/>
+        <w:t>Title: Amid heavy rains in Maharashtra, CM Fadnavis directs all agencies to be on alert</w:t>
       </w:r>
     </w:p>
     <w:p>
@@ -536,16 +1316,16 @@
         <w:t xml:space="preserve">URL: </w:t>
       </w:r>
       <w:r>
-        <w:t xml:space="preserve"> https://www.deccanchronicle.com/opinion/columnists/aakar-patel-new-maharashtra-security-law-open-to-abuse-threatens-rights-say-no-to-it-1898276</w:t>
-      </w:r>
-    </w:p>
-    <w:p>
-      <w:pPr>
-        <w:pStyle w:val="Normal"/>
-      </w:pPr>
-      <w:r>
-        <w:rPr/>
-        <w:t>Content: We celebrated Independence Day earlier this month, to mark the culmination of our freedom struggle. Independence and freedom from what? From alien rule and from all oppressive laws — no matter who imposes them on us. The governor of Maharashtra is currently examining a law passed by the state Assembly called the “Maharashtra Special Public Security Bill”. I have written to the governor, on behalf of Amnesty International India, and asked him to not sign it and instead to deny his assent. Framed as a counter-measure against those who have come to be called “Urban Naxals”, the bill threatens constitutionally and internationally protected human rights. “Naxalism” is seen as a decades-old rural and Communist-inspired movement. “Urban Naxalism” in the present context presumably refers to alleged support for this movement by intellectuals, academics and others. The term “Urban Naxalism” has no legal definition in Indian law. With its vague language, discriminatory focus, absence of judicial oversight, and high potential for misuse, the bill risks criminalising of legitimate dissent in one of our largest states. As may be expected, Maharashtra chief minister Devendra Fadnavis has asserted that the law will not be used to suppress government critics. However, if the term “Urban Naxalism” has no legal definition in India, then what is it? It is a rhetorical and politically charged phrase -- popularised in the media and political discourse, not jurisprudence. Its very vagueness allows it to be weaponised against civil society, often conflating peaceful dissent with sedition or terrorism. There is a troubling precedent. The Bhima Koregaon case, in which 16 activists were arrested under the Unlawful Activities (Prevention) Act, or UAPA, demonstrates how this label has been used to detain individuals for years without trial. Many of those accused were not linked to any act of violence, but merely to the expression of critical views, advocacy for marginalised communities, or the defence of civil liberties. Notably, the arrests began in 2018 during Mr Fadnavis’ earlier tenure as chief minister. Seven years later, trials have yet to commence, bail remains denied to six of the activists, and one of the accused, Father Stan Swamy, died in custody. The “Urban Naxal” narrative has dangerously blurred the line between non-violent political opposition and violent extremism. Such conflation is not only incompatible with India’s constitutional values but also violates its international legal obligations. The law has other troubling elements, such as discrimination. Its opening paragraphs identify “left-wing extremist organisations or similar organisations” as its focus. This singles out ideologies for criminalisation and violates Article 26 of the International Covenant on Civil and Political Rights, which guarantees equal protection under the law regardless of political opinion, and which India is a signatory to. Punishing membership of an organisation solely based on ideas without proof of incitement of or participation in violence is also violative of the human rights of Indians. The law defines “unlawful activity” using imprecise and subjective terms such as “menace to public order” or “tendency to interfere with the administration of law.” These definitions could encompass peaceful protest or civil disobedience, the foundational elements of our freedom struggle. Section 3 empowers the executive to declare organisations “unlawful”, with no provision for prompt and impartial judicial review. The advisory board tasked with reviewing such declarations comprises only government appointees, meaning that they will be kangaroo courts. Sections in the law permitting searches and seizures based on an officer’s “opinion” or “personal knowledge” strip away all judicial safeguards and open the door to arbitrary action. This violates the rights guaranteeing fair trial and due process in searches, protecting individuals against unlawful interference with one’s home, property and privacy. Section 14 prohibits appeals, while Section 17 provides blanket immunity to government officials, even in cases of abuse. Such clauses eliminate accountability. As has become the fashion, colonial-style oppression on jailing people is present in this law also. Section 15 renders all offences under the bill non-bailable and cognisable, despite the vagueness of their definitions. This facilitates prolonged pre-trial detention without judicial scrutiny. On top of everything else, the law isn’t needed: India already possesses very restrictive counter-terrorism and criminal laws, including the UAPA, MCOCA, and Bharatiya Nyaya Sanhita, which criminalise the same or similar alleged conduct. The new bill adds another weapon to suppress dissent, turning the legal process itself into punishment and further eroding civil liberties. If signed and enforced, the law under the guise of security represents a grave and unnecessary expansion of state power at the cost of fundamental rights. Far from safeguarding Maharashtra, it criminalises dissent, debate and accountability. The misuse of vague terms like “Urban Naxal” has already caused immense harm. Assenting to this bill would legitimize a framework that enables abuse and impunity over justice. This is why I have urged the governor, with the utmost respect, to withhold assent to the bill. The observation of Independence Day should not be restricted to the symbolism of flag-hoisting or salutes and long speeches. What should be observed is our continuing commitment to freedom, the protection of civil liberties, the preservation of human rights and access to justice. This law is a clear violation of all of these, and for this reason one hopes that it is not inflicted on Indians. The writer is the chair of Amnesty International India. Twitter: @aakar_patel</w:t>
+        <w:t xml:space="preserve"> https://www.thehawk.in/news/india/amid-heavy-rains-in-maharashtra-cm-fadnavis-directs-all-agencies-to-be-on-alert</w:t>
+      </w:r>
+    </w:p>
+    <w:p>
+      <w:pPr>
+        <w:pStyle w:val="Normal"/>
+      </w:pPr>
+      <w:r>
+        <w:rPr/>
+        <w:t>Content: Mumbai, Aug 19 (IANS) Amid heavy and incessant rains and floods across Maharashtra, Chief Minister Devendra Fadnavis on Tuesday instructed all agencies to be on alert mode to control the situation. “The district collectors have been asked to provide immediate assistance in case of loss of life, livestock and damage to houses. Panchnamas should also be done immediately for the damage to agriculture, and action has been taken to provide compensation as per the norms of NDRF,” he told reporters after the weekly cabinet meeting to review the situation arising out of heavy rains. Fadnavis said that there is prima facie information that crops on about 12 to 14 lakh acres in the state have been affected. “The intensity of the rains has not subsided yet. Therefore, instructions have been given to NDRF, SDRF and various disaster management agencies to be alert and coordinate. In accordance with the information received from the weather stations, alerts are being given to the citizens of the state about the rain every three hours. A cloudburst-like situation has arisen in the Nanded district. Initial reports indicate that eight people have died. All disaster control rooms in the state have been instructed to remain alert and maintain coordination regarding information sharing,” he added. “The state is experiencing heavy rainfall. Due to this, the discharge from various irrigation projects is being monitored. For this, coordination is being maintained with projects in neighbouring states regarding the discharge of water. We are also getting a good response from those states. Contact has been made, especially for more discharge from Hippargi. Coordination is also being made with the water resources departments of Telangana,” said the Chief Minister. Fadnavis stated that the Mumbai Metropolitan Region has been hit the hardest by the heavy rains. The rains have been continuing since Monday. “It is a fact that water has accumulated in many low-lying areas. But all the systems of the Brihanmumbai Municipal Corporation, along with the state machinery, are working in coordination. The services of suburban local trains were disrupted for a few hours. All agencies concerned are doing their utmost to control this entire situation. As a precaution, offices in the Mumbai city area were also given a holiday,” he added. A red alert had already been issued for Vasai and Palghar due to a low-pressure area in the Bay of Bengal. This low-pressure area will cause heavy rainfall. But where and how much rainfall is falling on it? A system has been set up to send alerts in this regard every three hours, said a government release. “There is heavy rain in the catchment areas of many rivers in the state. Due to this, some rivers have reached the danger mark. However, in Mumbai, the Mithi River crossed the danger level. Due to this, about 400 people had to be shifted to a safe place. But now the situation is under control. Deputy Chief Minister Eknath Shinde is keeping an eye on the situation in Mumbai city. He has also visited the Mithi River area. It is a fact that there has been a mess in removing silt from the Mithi River. Now, strange and miraculous things are coming out about it. The Brihanmumbai Municipal Corporation will now have to take action to remove the silt again, and orders have also been given in this regard,” said the Chief Minister. --IANS sj/uk</w:t>
       </w:r>
     </w:p>
     <w:p>
@@ -554,16 +1334,16 @@
       </w:pPr>
       <w:r>
         <w:rPr/>
-        <w:t>Article 15</w:t>
-      </w:r>
-    </w:p>
-    <w:p>
-      <w:pPr>
-        <w:pStyle w:val="Normal"/>
-      </w:pPr>
-      <w:r>
-        <w:rPr/>
-        <w:t>Title: Cannot achieve affordable housing with ‘business as usual’ approach: Maharashtra CM Fadnavis tells realtors</w:t>
+        <w:t>Article 35</w:t>
+      </w:r>
+    </w:p>
+    <w:p>
+      <w:pPr>
+        <w:pStyle w:val="Normal"/>
+      </w:pPr>
+      <w:r>
+        <w:rPr/>
+        <w:t>Title: Maharashtra Rains: 5 Missing in Nanded, Over 200 Stranded Across Several Districts; Army, NDRF Deployed</w:t>
       </w:r>
     </w:p>
     <w:p>
@@ -575,16 +1355,16 @@
         <w:t xml:space="preserve">URL: </w:t>
       </w:r>
       <w:r>
-        <w:t xml:space="preserve"> https://www.moneycontrol.com/news/business/real-estate/cannot-achieve-affordable-housing-with-business-as-usual-approach-maharashtra-cm-fadnavis-tells-realtors-13462328.html</w:t>
-      </w:r>
-    </w:p>
-    <w:p>
-      <w:pPr>
-        <w:pStyle w:val="Normal"/>
-      </w:pPr>
-      <w:r>
-        <w:rPr/>
-        <w:t>Content: My Account Follow us on: Powered By See the top gainers, losers, invest and get updated what's happening in the crypto market Invest Now Powered By This functionality will provide users with ease of access navigation and enable create a new revenue line by generating leads of potential customers for brokers in a more integrated manner. Invest Now Devendra Fadnavis, the chief minister of Maharashtra told Mumbai’s top real estate developers during an event that governments as well as realtors will not be able to push for affordable housing in the city with the ‘business-as-usual’ approach, as triggers like big-ticket infrastructure projects as well as reduction in construction premiums have not resulted in home prices falling, but instead have only gone higher. CM Fadnavis was addressing an event organised by CREDAI-MCHI, the developer lobby group CREDAI's chapter for the Mumbai metropolitan region over the weekend. "For the last ten years, we have done all the things that you (the developers) said will improve affordable housing, but prices have not reduced. This is not a complaint, but you demanded that premiums be reduced, but when we did so, we saw that home prices did not reduce. We thought that if we built the Coastal Road and Atal Setu, home prices will reduce, but prices reached the skies due to the Coastal Road...If we have to improve affordable housing in real terms, we have to bring in different interventions. We can't do it with a business-as-usual approach," Fadnavis said during his address. Real estate companies in Mumbai pay a construction premium to civic authorities, also known as development charge, for the right to various construction activities. The Chief Minister added property prices rising is not necessarily an adverse outcome as more capital gets injected into the economy. Across major global cities, Mumbai has recorded one of the fastest growth in residential prices, according to property consultants. A recent report by Knight Frank showed that Mumbai's housing prices rose by 8.7 percent on-year during the April-June quarter, ranking sixth out of the 46 major residential markets tracked in the report. According to a report by EY and CREDAI, the share of real estate in India's gross domestic product is expected to reach around 18 percent by 2047. Discover the latest Business News, Budget 2025 News, Sensex, and Nifty updates. Obtain Personal Finance insights, tax queries, and expert opinions on Moneycontrol or download the Moneycontrol App to stay updated! Sensex Today Jerome Powell Speech Live Avadhut Sathe Online Gaming Bill Vikram Solar IPO Allotment ITR Filing PM Modi News Live Jaswinder Bhalla India China News AP DSC Merit List Business Markets Stocks India News City News Economy Mutual Funds Personal Finance IPO News Startups Home Currencies Commodities Pre-Market IPO Global Market Bonds Home Loans up to 50 Lakhs Credit Cards Lifetime Free Finance TrackerNew Fixed Deposits Fixed Deposit Comparison Fixed Income Home MC 30 Top Ranked Funds ETFs Mutual Fund Screener Income Tax Calculator EMI Calculator Retirement Planning Gratuity Calculator Petrol Price in India Diesel Price in India Stock Markets News18 Firstpost CNBC TV18 News18 Hindi Cricketnext Overdrive About Us Contact Us Advisory Alert Advertise with Us SupportDisclaimer Privacy Policy Cookie Policy Terms &amp; Conditions Financial Terms (Glossary) Sitemap Investors Copyright © Network18 Media &amp; Investments Limited. All rights reserved. Reproduction of news articles, photos, videos or any other content in whole or in part in any form or medium without express written permission of moneycontrol.com is prohibited. You are already a Moneycontrol Pro user.</w:t>
+        <w:t xml:space="preserve"> https://www.lokmattimes.com/maharashtra/maharashtra-rains-5-missing-in-nanded-over-200-stranded-across-several-districts-army-ndrf-deployed-a517/</w:t>
+      </w:r>
+    </w:p>
+    <w:p>
+      <w:pPr>
+        <w:pStyle w:val="Normal"/>
+      </w:pPr>
+      <w:r>
+        <w:rPr/>
+        <w:t>Content: Marathi | Hindi FOLLOW US : City By Lokmat Times Desk | Updated: August 18, 2025 14:06 IST2025-08-18T14:05:57+5:302025-08-18T14:06:00+5:30 Maharashtra Chief Minister Devendra Fadnavis on Monday shared an update on the rain-hit state as heavy rainfall battered several districts, including Nanded, Mumbai, and Pune. At least five people went missing in Nanded district due to flooding caused by torrential rains in the early hours. “Five citizens are missing, and a search operation is underway,” said Fadnavis in a post on X. Giving further details on the relief and rescue operations, he said he had reviewed the situation with the district collector. The National Disaster Response Force (NDRF), the Indian Army, and other rescue teams have been deployed at the site for relief work. नांदेड जिल्ह्यातील मुखेड तालुक्यात अतिवृष्टीने लेंडी धरणाच्या पाणी पातळीत मोठी वाढ झाली आहे. शिवाय लातूर, उदगीर आणि कर्नाटकातून मोठ्या प्रमाणात पाणी येत आहे. काल येथे झालेला पाऊस सुमारे 206 मि.मी. इतका होता. त्यामुळे रावनगाव, भासवाडी, भिंगेली, हासनाळ येथील जनजीवन प्रभावित झाले…— Devendra Fadnavis (@Dev_Fadnavis) August 18, 2025“I am personally in constant contact with the Nanded District Collector, and the District Collectors of Nanded, Latur, and Bidar are coordinating with each other to carry out rescue operations,” he added.Also Read | Mumbai Local Train Update: Harbour Line Services Delayed Due to Waterlogging Between These Stations Amid Heavy Rains.“A military unit from Chhatrapati Sambhajinagar has also been dispatched. The local administration has been instructed to remain in the affected areas and coordinate continuously,” he said further.Over 200 people were reported stranded in different villages of Maharashtra amid heavy rainfall. The India Meteorological Department (IMD) has issued a yellow alert for Nanded district, forecasting heavy rains on Monday and Tuesday, according to news agency PTI.Nanded Collector Rahul Kardile confirmed that the district administration had called in a unit of the Indian Army to rescue people stranded in the floods.Fadnavis also said that due to heavy rains in Mukhed taluka of Nanded district, there has been a significant rise in the water level of the Lendi Dam.“Additionally, a large amount of water is flowing in from Latur, Udgir, and Karnataka. Yesterday, the rainfall here was approximately 206 mm. As a result, daily life in Ravangaon, Bhaswadi, Bhingeli, and Hasnal has been severely affected,” he said.“In Ravangaon, 225 citizens are trapped in floodwaters, and those in extremely adverse conditions have been evacuated. Efforts are underway to relocate the remaining citizens to safer locations. In Hasnal, eight citizens have been rescued. In Bhaswadi, 20 citizens are stranded but safe. In Bhingeli, 40 citizens are stranded but safe,” the CM added.More than 65 mm of rainfall was recorded in 80 revenue circles of Chhatrapati Sambhajinagar, Jalna, Nanded, and Parbhani districts on Sunday. A low-pressure area is forming over Central India, and under its influence, Konkan, Madhya Maharashtra (mainly the ghat areas), Mumbai, and Marathwada (mainly western and southern parts) are likely to receive heavy rainfall between August 18 and 19. This includes districts across Konkan, Nashik, Pune, Satara, Sangli, Kolhapur, Palghar, Thane, the Mumbai Metropolitan Region, Solapur, Dharashiv, and parts of Latur.नांदेड: मुखेड तालुक्यातील सहा गावांत पाणी शिरले; बेपत्ता १२ जणांचा शोध घेण्यासाठी एनडीआरएफ दलाला केले पाचारण #Nanded#marathwada#rainwaterpic.twitter.com/AI6w7MFoR3— Lokmat Chhatrapati Sambhajinagar (@milokmatabd) August 18, 2025In Dharashiv, heavy rains over the last three to four days have put 38,000 acres of crops at risk, with 108 villages affected during the kharif season. According to a preliminary report by the district administration, around 38,315 hectares of crops have been destroyed. Meanwhile, 53 animals, both large and small, were washed away in the floods in streams and rivers.Open in app नांदेड जिल्ह्यातील मुखेड तालुक्यात अतिवृष्टीने लेंडी धरणाच्या पाणी पातळीत मोठी वाढ झाली आहे. शिवाय लातूर, उदगीर आणि कर्नाटकातून मोठ्या प्रमाणात पाणी येत आहे. काल येथे झालेला पाऊस सुमारे 206 मि.मी. इतका होता. त्यामुळे रावनगाव, भासवाडी, भिंगेली, हासनाळ येथील जनजीवन प्रभावित झाले… “I am personally in constant contact with the Nanded District Collector, and the District Collectors of Nanded, Latur, and Bidar are coordinating with each other to carry out rescue operations,” he added. Also Read | Mumbai Local Train Update: Harbour Line Services Delayed Due to Waterlogging Between These Stations Amid Heavy Rains. “A military unit from Chhatrapati Sambhajinagar has also been dispatched. The local administration has been instructed to remain in the affected areas and coordinate continuously,” he said further. Over 200 people were reported stranded in different villages of Maharashtra amid heavy rainfall. The India Meteorological Department (IMD) has issued a yellow alert for Nanded district, forecasting heavy rains on Monday and Tuesday, according to news agency PTI. Nanded Collector Rahul Kardile confirmed that the district administration had called in a unit of the Indian Army to rescue people stranded in the floods. Fadnavis also said that due to heavy rains in Mukhed taluka of Nanded district, there has been a significant rise in the water level of the Lendi Dam. “Additionally, a large amount of water is flowing in from Latur, Udgir, and Karnataka. Yesterday, the rainfall here was approximately 206 mm. As a result, daily life in Ravangaon, Bhaswadi, Bhingeli, and Hasnal has been severely affected,” he said. “In Ravangaon, 225 citizens are trapped in floodwaters, and those in extremely adverse conditions have been evacuated. Efforts are underway to relocate the remaining citizens to safer locations. In Hasnal, eight citizens have been rescued. In Bhaswadi, 20 citizens are stranded but safe. In Bhingeli, 40 citizens are stranded but safe,” the CM added. More than 65 mm of rainfall was recorded in 80 revenue circles of Chhatrapati Sambhajinagar, Jalna, Nanded, and Parbhani districts on Sunday. A low-pressure area is forming over Central India, and under its influence, Konkan, Madhya Maharashtra (mainly the ghat areas), Mumbai, and Marathwada (mainly western and southern parts) are likely to receive heavy rainfall between August 18 and 19. This includes districts across Konkan, Nashik, Pune, Satara, Sangli, Kolhapur, Palghar, Thane, the Mumbai Metropolitan Region, Solapur, Dharashiv, and parts of Latur. नांदेड: मुखेड तालुक्यातील सहा गावांत पाणी शिरले; बेपत्ता १२ जणांचा शोध घेण्यासाठी एनडीआरएफ दलाला केले पाचारण #Nanded#marathwada#rainwaterpic.twitter.com/AI6w7MFoR3— Lokmat Chhatrapati Sambhajinagar (@milokmatabd) August 18, 2025In Dharashiv, heavy rains over the last three to four days have put 38,000 acres of crops at risk, with 108 villages affected during the kharif season. According to a preliminary report by the district administration, around 38,315 hectares of crops have been destroyed. Meanwhile, 53 animals, both large and small, were washed away in the floods in streams and rivers.Open in app नांदेड: मुखेड तालुक्यातील सहा गावांत पाणी शिरले; बेपत्ता १२ जणांचा शोध घेण्यासाठी एनडीआरएफ दलाला केले पाचारण #Nanded#marathwada#rainwaterpic.twitter.com/AI6w7MFoR3 In Dharashiv, heavy rains over the last three to four days have put 38,000 acres of crops at risk, with 108 villages affected during the kharif season. According to a preliminary report by the district administration, around 38,315 hectares of crops have been destroyed. Meanwhile, 53 animals, both large and small, were washed away in the floods in streams and rivers. FOLLOW US : Copyright ©2025 Lokmat Media Pvt Ltd</w:t>
       </w:r>
     </w:p>
     <w:p>
@@ -593,16 +1373,16 @@
       </w:pPr>
       <w:r>
         <w:rPr/>
-        <w:t>Article 16</w:t>
-      </w:r>
-    </w:p>
-    <w:p>
-      <w:pPr>
-        <w:pStyle w:val="Normal"/>
-      </w:pPr>
-      <w:r>
-        <w:rPr/>
-        <w:t>Title: Mumbai rains: Maharashtra CM says 'observe precautions', warns of heavy rainfall, high tide; check BMC's advisory</w:t>
+        <w:t>Article 36</w:t>
+      </w:r>
+    </w:p>
+    <w:p>
+      <w:pPr>
+        <w:pStyle w:val="Normal"/>
+      </w:pPr>
+      <w:r>
+        <w:rPr/>
+        <w:t>Title: Mumbai To Welcome Historic Sword Of Shrimant Raje Raghuji Bhonsale On August 18; To Be Ceremoniously Unveiled By CM Fadnavis</w:t>
       </w:r>
     </w:p>
     <w:p>
@@ -614,16 +1394,16 @@
         <w:t xml:space="preserve">URL: </w:t>
       </w:r>
       <w:r>
-        <w:t xml:space="preserve"> https://www.livemint.com/news/mumbai-rains-maharashtra-cm-says-observe-precautions-warns-of-heavy-rainfall-high-tide-check-bmcs-advisory-11755573270369.html</w:t>
-      </w:r>
-    </w:p>
-    <w:p>
-      <w:pPr>
-        <w:pStyle w:val="Normal"/>
-      </w:pPr>
-      <w:r>
-        <w:rPr/>
-        <w:t>Content: As Mumbai rains continue to wreak havoc for the fourth day in a row, Maharashtra Chief Minister Devendra Fadnavis on Monday issued a warning about the severe weather conditions. The India Meteorological Department issued a red alert for several parts of the state, predicting extremely heavy rains on Tuesday, August 19. Mumbai's Forbes Reservoir, F South Office, recorded 109 mm rainfall in just 4 hours between 4:00 AM and 8:00 AM on August 19, Brihanmumbai Municipal Corporation (BMC) said. "In the last 2 days, Maharashtra has received widespread rainfall. Red Alert and Orange Alert have been issued for several districts. Even for the next three days, until 21st August, half of the districts in Maharashtra have either Red Alert or Orange Alert. We discussed the precautions that need to be taken due to this," ANI quoted Maharashtra CM as saying. Several water reservoirs have started overflowing, including Modak Sagar Dam, Tansa Dam, Tulsi lake and Vihar lake. In the 24 hour period before 6:00 AM on August 19, Mumbai recorded 217 mm rain. A total of 14 places in Mumbai were waterlogged following the recent rain, including Hindmata, Gandhi Market, King's Circle, Dadar Railway Station, Hindu Colony, Andheri Subway, Shivdi Railway Station and Na M Joshi Marg, among others. Flight and train operations were disrupted and schools and colleges in Mumbai have been closed due to the heavy rain. Stay updated with the latest Trending, India , World and US news. Celebrate the spirit of Independence Day 2025 by exploring live updates and key moments from the 79th Independence Day celebrations in India. Complement your patriotic mood by sharing heartfelt wishes, quotes, and images for a Happy 79th Independence Day with loved ones. Download the Mint app and read premium stories Log in to our website to save your bookmarks. It'll just take a moment.</w:t>
+        <w:t xml:space="preserve"> https://www.freepressjournal.in/mumbai/mumbai-to-welcome-historic-sword-of-shrimant-raje-raghuji-bhonsale-on-august-18-to-be-ceremoniously-unveiled-by-cm-fadnavis</w:t>
+      </w:r>
+    </w:p>
+    <w:p>
+      <w:pPr>
+        <w:pStyle w:val="Normal"/>
+      </w:pPr>
+      <w:r>
+        <w:rPr/>
+        <w:t>Content: Mumbai: The historic sword of Shrimant Raje Raghuji Bhonsle will arrive in Mumbai tomorrow, August 18, where it will be given a grand welcome by the Government of Maharashtra at the Mumbai International Airport. Later in the evening, it will be ceremoniously unveiled in the august presence of Chief Minister Devendra Fadnavis. Sword Secured The legendary sword of Shrimant Raje Raghuji Bhonsle was recently secured by the Government of Maharashtra through an auction. Cultural Affairs Minister Adv. Ashish Shelar took possession of the sword in London, and it will arrive in Mumbai tomorrow, August 18. At 10 a.m., Minister Adv. Ashish Shelar will formally receive the historic sword at the international airport. After paying homage to the statue of Chhatrapati Shivaji Maharaj at the airport, a bike rally will be held, after which the sword will be carried on a decorated chariot and taken to the P. L. Deshpande Maharashtra Kala Academy. Meanwhile, at 6 p.m., the Departments of Cultural Affairs, Archaeology and Museums, and the Directorate of Cultural Affairs, along with PL Deshpande Maharashtra Kala Academy, have organized the ‘Sena Saheb Subha Parakram Darshan’ ceremony. During the program, the exhibition and inauguration of the historic sword of Shrimant Raje Raghuji Bhonsle will be carried out at the hands of Chief Minister Devendra Fadnavis. Deputy Chief Ministers Eknath Shinde and Ajit Pawar, Minister for Cultural Affairs and IT and Guardian Minister of Suburban District Adv. Ashish Shelar will be present. Shrimant Mudhoji Raje Bhonsle, descendant of Shrimant Raje Raghuji Bhonsle, will also grace the occasion with his special presence. The event will also be attended by Dr. Kiran Kulkarni (IAS), Secretary, Department of Cultural Affairs, local MP Anil Desai, and MLA Mahesh Sawant, among others. 📌 Historic sword of legendary Maratha Commander Raghuji Bhosale returns to India!Cultural Affairs Minister Adv. Ashish Shelar received it from an intermediary in London. It will reach Mumbai on Monday, August 18. pic.twitter.com/i7ASFiowcu The program will be held on Monday, August 18, 2025, at 6:00 p.m. at the P. L. Deshpande Maharashtra Kala Academy, Prabhadevi, Mumbai. The event is open to all, and the Archaeology and Museums Directorate’s Director Dr. Tejas Madan Garge, PL Deshpande Maharashtra Kala Academy’s Director Meenal Joglekar, and Directorate of Cultural Affairs’ Director Vibhishan Chavare have appealed to citizens to attend in large numbers.</w:t>
       </w:r>
     </w:p>
     <w:p>
@@ -632,16 +1412,16 @@
       </w:pPr>
       <w:r>
         <w:rPr/>
-        <w:t>Article 17</w:t>
-      </w:r>
-    </w:p>
-    <w:p>
-      <w:pPr>
-        <w:pStyle w:val="Normal"/>
-      </w:pPr>
-      <w:r>
-        <w:rPr/>
-        <w:t>Title: Maharashtra rains: Five missing, several stranded as heavy rains lash Nanded, rescue operations underway</w:t>
+        <w:t>Article 37</w:t>
+      </w:r>
+    </w:p>
+    <w:p>
+      <w:pPr>
+        <w:pStyle w:val="Normal"/>
+      </w:pPr>
+      <w:r>
+        <w:rPr/>
+        <w:t>Title: Fadnavis meets Guv Radhakrishnan, presents him book of Shivaji Maharaj's letters</w:t>
       </w:r>
     </w:p>
     <w:p>
@@ -653,16 +1433,16 @@
         <w:t xml:space="preserve">URL: </w:t>
       </w:r>
       <w:r>
-        <w:t xml:space="preserve"> https://www.indiatvnews.com/maharashtra/maharashtra-rains-five-missing-several-stranded-as-heavy-rains-lash-nanded-rescue-operations-underway-2025-08-18-1004046</w:t>
-      </w:r>
-    </w:p>
-    <w:p>
-      <w:pPr>
-        <w:pStyle w:val="Normal"/>
-      </w:pPr>
-      <w:r>
-        <w:rPr/>
-        <w:t>Content: Five people are missing and several others are stranded as heavy rains continue to lash Mukhed taluka of Maharashtra's Nanded district, Chief Minister Devendra Fadnavis said on Monday. He added that there has been a significant rise in the water level of Lendi dam, an inter state irrigation project between Maharashtra and Telangana, located in the taluka, more than 600 kilometres from Mumbai, while large amount of water is flowing into the area from Latur, Udgir and neighbouring Karnataka. Taking to X, Fadnavis said in a post, "Yesterday, the rainfall here was approximately 206 mm. As a result, daily life in Ravangaon, Bhaswadi, Bhingeli, and Hasnal has been affected. In Ravangaon (in Mukhed taluka), 225 persons are trapped in floodwaters, those in extremely adverse conditions have been evacuated. Efforts are underway to relocate the remaining citizens to safer locations," In total eight people have been rescued in Hasnal, while in Bhaswadi, 20 locals are stranded but are safe. In Bhingeli, 40 citizens are stranded but are safe, the CM added. Five persons are missing and a search is being conducted for them, the chief minister said. According to chief minister, he was in constant contact with the collectors of Nanded, Latur and Bidar (in Karnataka) and all authorities are coordinating with each other for rescue operations. "One NDRF team, one military unit, and a police team are working in coordination for the rescue efforts. A military unit from Chhatrapati Sambhajinagar has also been dispatched. The local administration has been instructed to stay in the affected areas and coordinate continuously," said the CM who also reviewed the flood and rain situation across the state from the Mantralaya control room here in the afternoon. Earlier in the day, Nanded collector Rahul Kardile told PTI an Army team of 15 members will be deployed in Mukhed, he said. "Water discharge from dams is also underway. I have also called the irrigation department secretary of neighbouring Telangana state and requested them to manage water discharge from Pochampad Dam in their jurisdiction if needed. The State Disaster Response Force (SDRF) rescued 21 people stranded in Ravangaon and Hasnal villages of Mukhed taluka amid heavy rains on Sunday," the collector said. With inputs from PTI Also Read: Mumbai weather update: IMD issues orange alert as heavy rain continues © 2009-2025 Independent News Service. All rights reserved.</w:t>
+        <w:t xml:space="preserve"> https://www.newsdrum.in/national/fadnavis-meets-guv-radhakrishnan-presents-him-book-of-shivaji-maharajs-letters-9672415</w:t>
+      </w:r>
+    </w:p>
+    <w:p>
+      <w:pPr>
+        <w:pStyle w:val="Normal"/>
+      </w:pPr>
+      <w:r>
+        <w:rPr/>
+        <w:t>Content: Follow Us Mumbai, Aug 18 (PTI) Maharashtra Chief Minister Devendra Fadnavis on Monday paid a courtesy visit to Governor C P Radhakrishnan, who has been named as the NDA's vice-presidential candidate, at the Raj Bhavan in Mumbai. Radhakrishnan later left for New Delhi. At the airport here, Fadnavis, accompanied by state Cultural Affairs Minister Ashish Shelar, presented to the governor a book containing the unpublished letters of Maratha king Chhatrapati Shivaji Maharaj, a release from the Raj Bhavan said. The ruling National Democratic Alliance (NDA) on Sunday named Radhakrishnan, a seasoned BJP leader belonging to a key OBC caste from Tamil Nadu with an RSS background, as its vice-presidential candidate. BJP president J P Nadda made the announcement following a meeting of the party's parliamentary board, which included Prime Minister Narendra Modi, and consultation with the party's allies. Nadda appealed for unanimous election of Radhakrishnan (67), an OBC leader and two-time former Lok Sabha member from Coimbatore, to the constitutional position, saying BJP leaders had spoken to the opposition parties over the last week and will reach out to them again. PTI MR GK Subscribe to our Newsletter! Share this article If you liked this article share it with your friends.they will thank you later</w:t>
       </w:r>
     </w:p>
     <w:p>
@@ -671,7 +1451,3205 @@
       </w:pPr>
       <w:r>
         <w:rPr/>
-        <w:t>Article 18</w:t>
+        <w:t>Article 38</w:t>
+      </w:r>
+    </w:p>
+    <w:p>
+      <w:pPr>
+        <w:pStyle w:val="Normal"/>
+      </w:pPr>
+      <w:r>
+        <w:rPr/>
+        <w:t>Title: Rain fury leaves 7 dead in Maharashtra, 200 villagers stranded</w:t>
+      </w:r>
+    </w:p>
+    <w:p>
+      <w:pPr>
+        <w:pStyle w:val="Normal"/>
+      </w:pPr>
+      <w:r>
+        <w:rPr/>
+        <w:t xml:space="preserve">URL: </w:t>
+      </w:r>
+      <w:r>
+        <w:t xml:space="preserve"> https://www.newsdrum.in/national/rain-fury-leaves-7-dead-in-maharashtra-200-villagers-stranded-9674070</w:t>
+      </w:r>
+    </w:p>
+    <w:p>
+      <w:pPr>
+        <w:pStyle w:val="Normal"/>
+      </w:pPr>
+      <w:r>
+        <w:rPr/>
+        <w:t>Content: Follow Us Mumbai, Aug 18 (PTI) Seven persons have lost their lives in the incessant rains that continued to batter many parts of Maharashtra, Chief Minister Devendra Fadnavis said on Monday. More than 200 villagers were stranded in Nanded district amid incessant rains, prompting authorities to deploy the army for rescue and relief efforts. “So far, 7 lives have been lost. Some rivers in Konkan have risen to an alarming level, and Jalgaon has reported extensive losses,” Fadnavis posted on X after reviewing the rainfall situation at a meeting in the state secretariat. “Continuous coordination is underway with Karnataka government on Almatti dam. Though no immediate threat exists, directions are given to remain alert,” he said. Fadnavis said he reviewed the rainfall situation across the state at the State Emergency Operation Centre in Mantralaya. “All Divisional Commissioners and District Collectors joined the meeting through video conferencing and shared updates from their respective regions. Instructed that citizens staying in relief shelters must be provided with food, clean drinking water, blankets and other essential facilities on priority. “Heavy rains have been recorded in Ratnagiri, Raigad and Hingoli. The Meteorological Department has warned of heavy rainfall from August 17–21, and instructions have been issued to remain fully vigilant&lt;’ he said. In Chhatrapati Sambhajinagar division, 800 villages are affected by heavy rains, he said. Vidarbha has reported crop damage over nearly two lakh hectares. The situation in Mukhed is under control, while Gadchiroli, Akola, Chandur Railway, Mehkar and Washim are stabilising, he added. “Mumbai received 170 mm rainfall in 8 hours. Water-logging occurred in 14 locations, but traffic was disrupted only in 2 places. Railways and metro services are running smoothly. The next 10–12 hours are crucial. Delegated the powers to declare holidays to local bodies,” he said. “Issued directions to ensure coordination with neighbouring states, maintain alertness in tourist and landslide-prone areas and keep relief systems in a state of advance readiness,” Fadnavis said. Five persons are reported missing from Mukhed taluka of Nanded district, around 600 km from Mumbai, Fadnavis told reporters earlier. There has been a significant rise in the water level of Lendi dam, an inter-state irrigation project between Maharashtra and Telangana located in the taluka, while a large amount of water is flowing into the area from Latur, Udgir and neighbouring Karnataka, he said. Nanded collector Rahul Kardile told PTI that the district administration has called in a unit of the army to rescue people stranded in the floods. The State Disaster Response Force (SDRF) rescued 21 people stranded in Ravangaon and Hasnal villages of Mukhed taluka amid heavy rains on Sunday, he said. Six persons have died along with 205 animals in seven districts of Maharashtra's Marathwada region in the past five days, officials said on Monday. A loss survey report of rainfall since August 14, which was released during the day by the Divisional Commissioner's office, said six persons died in Hingoli, Nanded and Beed districts. Three died in Nanded, two in Hingoli and one in Beed in the past five days, the report stated. "A total of 205 animals have died since August 14. This includes 105 in Nanded. The number of villages affected by heavy rains stands at 1001, of which the highest, 844, are in Nanded. Moreover, 457 kuccha houses and 20 pucca houses have been damaged," an official said. Excess rainfall has impacted over 2.80 lac hectares of agricultural land, he said citing the report. PTI MR AW BNM GK VT VT Subscribe to our Newsletter! Share this article If you liked this article share it with your friends.they will thank you later</w:t>
+      </w:r>
+    </w:p>
+    <w:p>
+      <w:pPr>
+        <w:pStyle w:val="Heading3"/>
+      </w:pPr>
+      <w:r>
+        <w:rPr/>
+        <w:t>Article 39</w:t>
+      </w:r>
+    </w:p>
+    <w:p>
+      <w:pPr>
+        <w:pStyle w:val="Normal"/>
+      </w:pPr>
+      <w:r>
+        <w:rPr/>
+        <w:t>Title: CM Fadnavis unveils emblem for Ganeshotsav to be celebrated as Rajya Mahotsav</w:t>
+      </w:r>
+    </w:p>
+    <w:p>
+      <w:pPr>
+        <w:pStyle w:val="Normal"/>
+      </w:pPr>
+      <w:r>
+        <w:rPr/>
+        <w:t xml:space="preserve">URL: </w:t>
+      </w:r>
+      <w:r>
+        <w:t xml:space="preserve"> https://www.thehawk.in/news/india/cm-fadnavis-unveils-emblem-for-ganeshotsav-to-be-celebrated-as-rajya-mahotsav</w:t>
+      </w:r>
+    </w:p>
+    <w:p>
+      <w:pPr>
+        <w:pStyle w:val="Normal"/>
+      </w:pPr>
+      <w:r>
+        <w:rPr/>
+        <w:t>Content: Mumbai, Aug 19 (IANS) Maharashtra Chief Minister Devendra Fadnavis, on Tuesday, after the weekly cabinet meeting, unveiled the emblem for Ganeshotsav, which will be celebrated as ‘Rajya Mahotsav’ from this year onwards. A fund of around Rs 11 crore has been allocated for a series of diverse cultural programmes, including competitions, illuminations, lectures and folk-art performances. This year, through the direct participation of the state government, Ganeshotsav will be showcased on national and international platforms, informed Cultural Affairs Minister Ashish Shelar. He added that the emblem will be prominently used as the official identity of the festival across all celebrations. From this year onwards, the Maharashtra Government will directly participate in the celebrations and take steps to elevate the festival to national and international prominence. This year, two themes – ‘Operation Sindoor’, a tribute to the valour of the Indian Army and ‘Swadeshi Jagar’, a call for building a self-reliant and Atmanirbhar Bharat- have been woven into the celebrations of Ganeshotsav, which has now been accorded the status of ‘Rajya Mahotsav’, said a government release. Minister Shelar said, “Maharashtra is a land rich in art, culture and tradition. It is blessed with the legacy of saints, social reformers, great leaders, warriors, spiritual thinkers and an inclusive heritage. This sacred land of the Deccan has been intellectually vibrant and socially united, laying the foundation for the state’s economic, social and cultural progress. Ganeshotsav has played a crucial role in fostering this unity. The centuries-old tradition of domestic Ganesh celebrations, and the decades-old public Ganeshotsav culture, are proud symbols of Maharashtra’s cultural and social harmony.” Minister Shelar further stated, “It is time that the importance and recognition of this proud heritage gets showcased to the world. By blending tradition with modernity, strengthening the festival’s social and cultural significance, bringing together all stakeholders, boosting tourism, preserving and promoting the rich traditions and rituals, we will establish Maharashtra on the global map.” He pointed out that the social and cultural significance of Ganeshotsav must be known to the world. “To keep the traditional essence of the festival intact while embracing modern elements, and to ensure every citizen of the state, directly or indirectly, feels connected to the celebrations, it is essential to declare Ganeshotsav as a state festival. The Government of Maharashtra will play a facilitative and enabling role in this,” he said. --IANS sj/uk</w:t>
+      </w:r>
+    </w:p>
+    <w:p>
+      <w:pPr>
+        <w:pStyle w:val="Heading3"/>
+      </w:pPr>
+      <w:r>
+        <w:rPr/>
+        <w:t>Article 40</w:t>
+      </w:r>
+    </w:p>
+    <w:p>
+      <w:pPr>
+        <w:pStyle w:val="Normal"/>
+      </w:pPr>
+      <w:r>
+        <w:rPr/>
+        <w:t>Title: Mumbai Weather Today LIVE Updates: Mithi River Crosses Danger Mark; Santacruz Records Highest Rainfall; '300 MM Rainfall In City, Next 48 Hours Critical,' Says CM Fadnavis</w:t>
+      </w:r>
+    </w:p>
+    <w:p>
+      <w:pPr>
+        <w:pStyle w:val="Normal"/>
+      </w:pPr>
+      <w:r>
+        <w:rPr/>
+        <w:t xml:space="preserve">URL: </w:t>
+      </w:r>
+      <w:r>
+        <w:t xml:space="preserve"> https://www.freepressjournal.in/mumbai/mumbai-rains-live-updates-heavy-showers-wreak-havoc-in-city-schools-colleges-shut-as-imd-issues-red-alert-sion-matunga-dadar-vile-parle-waterlogged-andheri-subway-closed</w:t>
+      </w:r>
+    </w:p>
+    <w:p>
+      <w:pPr>
+        <w:pStyle w:val="Normal"/>
+      </w:pPr>
+      <w:r>
+        <w:rPr/>
+        <w:t>Content: Mumbai: A relentless spell of overnight rain paralysed Mumbai on Tuesday morning, leaving large parts of the city waterlogged. The India Meteorological Department (IMD) issued a red alert for Mumbai as well as other districts including Raigad, Ratnagiri, Satara, Kolhapur and Pune, warning of continued heavy to very heavy rainfall. Check LIVE updates below for rainfall status and other news updates in the city: That’s all for today’s live updates. Stay tuned for more breaking news, analysis, and ground reports from across Maharashtra. 05:45 Maharashtra | Central Railway has cancelled 14 long-distance trains (7 pairs) due to heavy rainfall and waterlogging across the state. Maharashtra | Due to heavy rainfall and waterlogging in the state, 14 long-distance trains (7 pairs) have been cancelled by the Central Railway. pic.twitter.com/OKZZFAOpkN 05:15 During the ongoing heavy rains, citizens in Mumbai who find themselves stranded between Colaba and Bandra can seek temporary accommodation at the nearest Rashtriya Swayamsevak Sangh (RSS) office. For assistance, they may contact:Santosh Naik: +91 91679 24748Sandesh Shirdhankar: +91 99200 22186Niketan Todankar: +91 87794 30142Reena Thakur: +91 90048 22983 04:45 PM Maharashtra Flood Alert: Six Dead, Hundreds Rescued As Rivers Overflow, CM Devendra Fadnavis Says Next 48 Hours Are 'Crucial' Maharashtra is reeling under the impact of torrential rains, with Chief Minister Devendra Fadnavis warning that the next 48 hours will be “crucial” for the state. After reviewing the situation with the disaster management department, he placed Mumbai, Thane, Raigad, Ratnagiri, and Sindhudurg on high alert. “The administration is keeping a close watch and taking proactive steps to evacuate citizens from low-lying areas,” he assured. Read Full Report 04:20 PM Relentless Downpour Leads to Waterlogging on Khairani Road, Asalpha #WATCH | #MumbaiRains: Non-Stop Rain Causes Waterlogging In Khairani Road, AsalphaFollow #LIVE 🌧️ updates:https://t.co/FZgxfEI5uI#MumbaiRain #mumbainews #Mumbai pic.twitter.com/myAlUGc1Wl 04:05 PM Santacruz Records Highest Rainfall in Mumbai Today Santacruz witnessed the heaviest rainfall on Tuesday, with 151.4 mm recorded between 8:30 am and 2:30 pm, according to the India Meteorological Department (IMD). Vikhroli followed closely with 141.5 mm, while Juhu received 110.5 mm during the same period. Other parts of the city also saw significant downpours — Byculla recorded 92 mm, Bandra 89 mm, and Colaba 29 mm of rainfall. Rainfall information over Mumbai from 0830 hrs IST to 1430 hrs IST of 19.08.25#imd #MumbaiWeather #Monsoon2025 #WeatherUpdate #MumbaiRains #RainfallData #mausam@moesgoi @airnewsalerts @DDNational @ndmaindia @RMC_Mumbai pic.twitter.com/EApN1aXYeB 03:45 PM 400 Families Evacuated As Mithi River Crosses Danger Mark As heavy rain continues to batter Mumbai, hundreds of families living near the swollen Mithi River have been forced to leave their homes. Around 400 residents from Kranti Nagar slum in Kurla were evacuated on Tuesday after the river crossed the danger mark, following hours of relentless downpour. Read Full Story 3:30 PM BMC Provides Food, Water, &amp; Tea To Stranded Commuters At Railway Stations, Local Trains, &amp; Waterlogged Roads Continuous heavy rainfall on Tuesday caused severe waterlogging across several areas of the city, disrupting both road and rail traffic. Local train services, the city's lifeline, were heavily impacted, leaving many commuters stranded at railway stations for hours. Read Full Story 2:55 PM Western Railway Locals Moving Slowly On Waterlogged Tracks Waterlogging on railway tracks between Bandra and Dadar stations due to heavy rainfall, train services affected and commuters face delays. VIDEO | Mumbai: Waterlogging on railway tracks between Bandra and Dadar stations due to heavy rainfall, train services affected, commuters face delays.(Full video available on PTI Videos- https://t.co/n147TvrpG7) pic.twitter.com/1yjJj6s1Mh 2:35 PM Maharashtra CM Devendra Fadnavis Briefs Media On Rainfall Situation Maharashtra Chief Minister Devendra Fadnavis interacted with media after taking stock of the rainfall conditions. "Due to heavy rainfall in the state, there has been loss of life and property at some places. SDRF and NDRF personnel are deployed at certain locations. Mumbai has received around 300mm of rainfall due to which there have been a few disruptions. The water level in the Mithi River is going down gradually. Red alert is valid for Konkan and Ghat areas for the next few hours," said Fadnavis. Let us know! 👂What type of content would you like to see from us this year? #WATCH | On heavy rainfall in the state, Maharashtra CM Devendra Fadnavis says, "Due to heavy rainfall in the state, there has been loss of life and property at some places. SDRF and NDRF personnel are deployed at certain locations. Mumbai has received around 300mm of rainfall… pic.twitter.com/wqymRiqv41 02:15 PM Heavy rains have disrupted Mumbai’s suburban train services. To assist stranded passengers, the Brihanmumbai Municipal Corporation (BMC) is distributing water, tea, biscuits, and other food supplies at several railway stations. 🔹अतिमुसळधार पावसामुळे मुंबईतील उपनगरीय रेल्वे सेवा विस्कळीत झाली. परिणामी विविध रेल्वे स्थानकांवर अडकलेल्या प्रवाशांना बृहन्मुंबई महानगरपालिकेच्या वतीने पाणी, चहा, बिस्कीट व इतर खाद्यपदार्थ पुरवण्यात येत आहेत.___🔹Mumbai's suburban train services are disrupted due to heavy… pic.twitter.com/HXMPlZHZkv 12:50 PM Mumbai Rains: Thane Youths Swim Through Floodwaters To Rescue Car-Trapped Passengers | Video In yet another display of courage and compassion during the monsoon, two youngsters in Thane risked their lives to rescue two people trapped inside a car submerged in floodwaters. The dramatic incident, caught on camera and widely shared on X, is a reminder of how Mumbaikars stand by each other in times of crisis. Read Full Story 12:40 PM Roads Turn Into Rivers As Relentless Showers Wreak Havoc In Mumbai Mumbai woke up to yet another rain-drenched morning on Tuesday as heavy showers continued for the third consecutive day, leaving vast swathes of the city submerged and daily life in disarray. With relentless downpour lashing the metropolis overnight, waterlogging and traffic snarls were reported across several areas in city, forcing commuters to wade through knee-deep water or abandon vehicles altogether. Read Full Story #WATCH | Continuous heavy rainfall causes severe waterlogging in parts of Mumbai, with knee-deep water levels in some partsVisuals from outside Kurla railway station pic.twitter.com/TS0yQ7Q5p4 12:20 PM Travel Advisory by Air India Heavy rains in Mumbai may impact flight schedules. Passengers are advised to check their flight status here before leaving for the airport and allow extra time for travel. 12:10 PM Traffic is moving slowly at Oberoi Junction due to waterlogging. Police personnel and BMC staff are present at the site, and water pumps have been activated. ओबेरॉय जंक्शन येथे पाणी साचल्यामुळे वाहतूक संथ गतीने सुरू आहे. सदर ठिकाणी पोलीस अंमलदार तसेच @mybmc चे कर्मचारी उपस्थित असून वॉटर पंप सुरू आहेत.#MTPTrafficUpdates pic.twitter.com/2gOgTKD0px 11:39 AM Harbour Line Update Train services between CLA and CSMT have been suspended until further notice due to heavy rainfall and waterlogging at Chunnabhatti station. Harbour Train Update Due to heavy rains in Mumbai and #Waterlogging at Chunnabhatti station, train services on the Harbour Line between CLA and CSMT are suspended until further notice. 11:20 AM Torrential rain triggers heavy waterlogging and major traffic snarls across Mumbai; security personnel stationed at Hindmata and Parel. VIDEO | Mumbai: Heavy rain causes severe waterlogging and traffic jam across the city. Security personnel deployed at Hindmata, Parel area.(Full video available on PTI Videos- https://t.co/n147TvqRQz) pic.twitter.com/fQf07jx6xE 11:05 AM The relentless downpour since Monday has triggered a rise in the Mithi River’s water level by Tuesday morning, sparking panic among nearby residents who rushed to seek safer ground. Civic officials from L Ward, supported by the National Disaster Response Force (NDRF), quickly reached the spot to begin evacuation efforts. Over 140 slum structures have been identified for immediate relocation as authorities work to ensure the safety of those living in the low-lying areas. The heavy downpour from Monday has caused a rise in the water level of the Mithi River on Tuesday morning. #Mumbai #mumbainews #mithiriver #FPJ pic.twitter.com/Q4RjDKQf9y 10:40 AM Deputy Chief Minister Ajit Pawar recently visited the state emergency control room at the secretariat to review the situation caused by heavy rainfall in Mumbai city, its suburbs, and other parts of the state, and issued necessary instructions. 9:55 AM BMC Declares Holiday For Govt &amp; Semi-Govt Offices, Along With Private Offices BMC has declared a holiday today for all private offices and establishments in its jurisdiction, except for essential/emergency services. The concerned offices and establishments should immediately instruct their employees to work from home, depending on the nature of their work. Read Full Story 📢All Government and Semi-Government Offices in Mumbai will remain closed today, 19th August 2025🔹Private offices / institutions / establishments are advised to instruct their employees to work from home🌧️The India Meteorological Department has issued a Red Alert today, i.e.… 9:40 AM Waterlogging At Bandra Khar Link Road Waterlogging reported in various parts of Mumbai's western suburbs as heavy rain lashes the city. Visuals from Bandra Khar Link Road show vehicles wading through water. #WATCH | Mumbai, Maharashtra: Waterlogging can be seen in various parts of Mumbai as heavy rain lashes the city.Visuals from Bandra Khar Link Road pic.twitter.com/cP7WCZmXiA 9:20 AM Malad &amp; Poisar Subway Closed For Vehiclar Movement As Rains Wreak Havoc पाणी साचल्याने मालाड सबवे बंद.Malad Subway closed Due To Water Logging. #MTPTrafficUpdate पोईसर सबवे समतानगर. येथे पाणी साचल्याने सदरची वाहतूक बंद केलेली आहे. 9:15 AM Mumbai Police Commissioner Issues Advisory Mumbai Police Commissioner took to X and shared an advirosy following extreme weather in the city. "Please take care, step out only if necessary, prevent going near the shore during high tide and don’t forget, you will find us around the corner for help, in case of any emergency," he said in a post. He also urged private sector offices to enable work from home today. Good Morning Mumbai. Hope you are adhering to the safety guidelines in wake of the heavy showers expected today. Please take care, step out only if necessary, prevent going near the shore during high tide and don’t forget, you will find us around the corner for help, in case of… 9:00 AM City's Water Stock Rises Above 92% Of Full Capacity Amid Heavy Rains 🚰 मुंबईला पाणीपुरवठा करणाऱ्या ७ जलाशयांचा आज सकाळी ६ वाजेपर्यंतचा अहवाल---🚰 Report of water stock in the seven lakes, supplying water to Mumbai, till 6am today.#MumbaiRains#MyBMCUpdates pic.twitter.com/QuiNKFtIcf 8:45 AM Mumbai Traffic Police Shares Updates On Waterlogging In Several Areas Mumbai Traffic Police shared a series of updates informing the citizens of waterlogging in several areas. At Dadar TT in particular, waterlogging of nearly two feet left traffic crawling, with buses and cars inching forward through flooded roads. दीड ते दोन फुटापर्यंत दादर टी .टी. येथे पाणी साठले असल्याने वाहतूक संथ गतीने चालू आहे . Areas such as Gol Deul, Gulalwadi, Wadala, Shivdi, Nawab Tank, Nagpada, Maratha Mandir, Byculla, Bawla Compound, Bhoiwada, Wadala Station Four Roads, Hindmata Junction, Matunga, and Mahatma Gandhi Market were among the worst affected, with vehicles struggling to pass through submerged stretches. दादर टीटी, ट्रॉम्बे, महाराष्ट्र नगर सबवे ,अँटॉप हील ,या ठिकाणी एमजी आर चौक, कानेकर नगर, सरदार नगर, प्रतीक्षा नगर, त्याचप्रमाणे दादर टीटी , या भागात सकाळपासून पडत असलेल्या पावसामुळे दीड ते दोन फुटापर्यंत पाणी साठले असल्याने वाहतूक संत गतीने चालू आहे . Similar conditions were reported from Dadar TT, Trombay, Maharashtra Nagar Subway, and Antop Hill, as well as MG Road Chowk, Kanekar Nagar, Sardar Nagar, and Pratiksha Nagar. Here too, continuous rainfall since morning led to water accumulation of up to two feet, slowing down vehicular movement. गोल देऊळ, गुलालवाडी, वडाळा, शिवडी, नबाब टॅन्क , नागपाडा ,मराठा मंदिर, भायखळा,बावला कंपाऊंड, भोईवाडा,वडाळा स्टेशन चार रस्ता, हिंदमाता जंक्शन, माटुंगा ,गांधी मार्केट या भागात सकाळपासून पडत असलेल्या पावसामुळे दीड ते दोन फुटापर्यंत पाणी साठले असल्याने वाहतूक संत गतीने चालू आहे 8:30 AM Western Express Highway &amp; Andheri Battered By Heavy Rains Heavy rains lashed the Western Express Highway in the morning, leading to waterlogging at some spots. Andheri also saw flooding in several areas with both citizens and vehicles wading through waterlogged roads. Mumbai, Maharashtra: Heavy rain causes waterlogging (Visuals from Western Express Highway) pic.twitter.com/VTO07ICg70 Mumbai, Maharashtra: Heavy rainfall continues(Visuals from Andheri) pic.twitter.com/Gktf7Agf6J 8:15 AM Over 170 mm Rainfall Recorded Overnight In Several Areas The overnight showers were particularly intense, with the city recording massive volumes between 8:30 pm Monday and 5:30 am Tuesday. Vikhroli topped the chart with 194.5 mm, followed by Santacruz at 185 mm, Juhu at 173.5 mm, Byculla at 167 mm, Bandra at 157 mm, Colaba at 79.8 mm, and Mahalaxmi at 71.9 mm. 8:00 AM Mumbai woke up to heavy rains on Tuesday after continuous overnight rainfall since yesterday. The Brihanmumbai Municipal Corporation (BMC) declared Tuesday a holiday for all schools and colleges. Offices were advised to let staff leave early, while authorities urged citizens to remain indoors unless absolutely necessary. Disaster management teams have been kept on high alert, with state agencies coordinating response efforts. 📢 All schools and colleges in Mumbai (City and Suburbs) will remain closed tomorrow, 19th August 2025 (Tuesday).🌧 The India Meteorological Department has issued a Red Alert warning (extremely heavy rainfall), for Mumbai City and Suburbs tomorrow i.e. Tuesday, 19th August… Waterlogging Reported In Several Areas The downpour caused severe waterlogging across the city. Areas such as Byculla, Gandhi Market in Sion, Dadar, Andheri and Vile Parle reported knee-deep flooding, disrupting traffic and forcing residents to wade through inundated streets. Visuals circulating online showed vehicles stranded and markets submerged. VIDEO | Mumbai: Heavy overnight rainfall triggers waterlogging in several areas. Relentless downpours brought the Maharashtra city to a standstill, prompting the civic body to declare a holiday for schools and colleges on Monday. Several parts of the country's financial capital… pic.twitter.com/4ddfjxqhRR #WATCH | Maharashtra: Waterlogging is seen as heavy rain lashes Mumbai. Visuals from Gandhi Market area. pic.twitter.com/fjP52Cs1Lu #WATCH | Mumbai, Maharashtra: Rain lashes parts of the city(Visuals from Western Express Highway, Vile Parle) pic.twitter.com/b2lqwrYfjn VIDEO | Mumbai, Maharashtra: Heavy rainfall triggers waterlogging in several parts of Dadar; disrupts daily commute.(Full video available on PTI Videos- https://t.co/dv5TRAShcC) pic.twitter.com/M1pagALmla Local Trains Running Late Mumbai’s suburban train services, the city’s lifeline, were badly affected. Central Railway trains ran 30–40 minutes late, while Harbour Line services towards CSMT also reported delays. VIDEO | Maharashtra: Rainfall lashes parts of Mumbai. Night visuals from Mira Road. (Full video available on PTI Videos- https://t.co/dv5TRARJn4) pic.twitter.com/JQOyhQvghc Andheri Subway Closed For Traffic Mumbai's Andheri Subway was closed for vehicular movement on Tuesday morning amid heavy rains. The subway was closed late in the evening on Monday and was reportedly not opened for traffic today due to relentless overnight showers. Mumbai, Maharashtra: The Andheri subway remains closed following heavy rainfall pic.twitter.com/RnjNSIGRPH IndiGo Airlines Issues Advisory Air travel was not spared either. Indigo Airlines issued a travel advisory cautioning passengers about delays. “With Mumbai drenched in heavy showers, several routes to the airport are witnessing waterlogging and sluggish traffic. This has, in turn, led to operational challenges, with delays in both departures and arrivals. We truly regret the inconvenience,” the airline said in a post on X. Travel Advisory⛈️ With Mumbai drenched in heavy showers, several routes to the airport are witnessing waterlogging and sluggish traffic.This has, in turn, led to operational challenges, with delays in both departures and arrivals and we truly regret the inconvenience this may… Check for latest updates on all the happenings in Mumbai &amp; MMR areas.</w:t>
+      </w:r>
+    </w:p>
+    <w:p>
+      <w:pPr>
+        <w:pStyle w:val="Heading3"/>
+      </w:pPr>
+      <w:r>
+        <w:rPr/>
+        <w:t>Article 41</w:t>
+      </w:r>
+    </w:p>
+    <w:p>
+      <w:pPr>
+        <w:pStyle w:val="Normal"/>
+      </w:pPr>
+      <w:r>
+        <w:rPr/>
+        <w:t>Title: Maharashtra government approves major infra projects</w:t>
+      </w:r>
+    </w:p>
+    <w:p>
+      <w:pPr>
+        <w:pStyle w:val="Normal"/>
+      </w:pPr>
+      <w:r>
+        <w:rPr/>
+        <w:t xml:space="preserve">URL: </w:t>
+      </w:r>
+      <w:r>
+        <w:t xml:space="preserve"> https://www.thehawk.in/news/india/maharashtra-government-approves-major-infra-projects</w:t>
+      </w:r>
+    </w:p>
+    <w:p>
+      <w:pPr>
+        <w:pStyle w:val="Normal"/>
+      </w:pPr>
+      <w:r>
+        <w:rPr/>
+        <w:t>Content: Mumbai, Aug 19 (IANS) Chief Minister Devendra Fadnavis on Tuesday chaired the cabinet sub committee on infrastructure and took a slew of decisions about third and fourth tracks on the Pune-Lonavala suburban railway line, purchase of 268 new AC trains for Mumbai under Mumbai Urban Transport Project (MUTP), elevated road between Thane and Navi Mumbai International Airport, Metro Line 11 project and a new city in Nagpur. These decisions are expected to provide a modern transport system and a new direction and pace of development to the cities of Mumbai, Pune, Thane, Navi Mumbai and Nagpur, said the government release. “In today's meeting, approval has been given for the construction of the third and fourth tracks on the Pune-Lonavala suburban railway line. This decision will make the Pune-Lonavala corridor more efficient and provide the necessary connectivity for industrial, residential and commercial development in the area. It will also help in reducing the increasing traffic pressure in Pune city. Along with this, approval has been given for two new stations, Balajinagar-Bibwewadi and Swargate-Katraj, under Phase I of Pune Metro,” said the Chief Minister. In order to modernise the suburban railway service, approval has been given for the purchase of new trains under Phases 3 and 3A of the Mumbai Metropolitan Region Development Plan (MUTP). In the first phase, as many as 268 fully AC trains will be purchased. These trains will be equipped with closed doors and high-quality amenities like the metro. The old doorless trains will be phased out in phases, and these modern trains will be made available to the passengers instead, said CM Fadnavis. He clarified that after shifting to AC trains, there will be no change in the ticket prices. He also said that the purchase of trains will start after the approval of the Central Government. The cabinet subcommittee also cleared the construction of a 25-km elevated road between Thane and Navi Mumbai International Airport. This project will provide a fast and dedicated communication route to Thane, Navi Mumbai and the adjoining industrial areas. “The ambitious project of Metro Line 11 in Mumbai has got the green light. A 16-km-long, completely underground line will be constructed from Wadala Depot to the Gateway of India. This metro will run from important places like Shyama Prasad Mukherjee Chowk and Hornimal Circle. This project is worth about Rs 24,000 crore, and funds will be made available for this from the Japan International Cooperation Agency (JICA). This line will provide great relief to Mumbaikars in terms of transportation,” said the Chief Minister. In addition, a commercial complex will be set up under a joint development project with BEST, from which BEST will get additional income. The cabinet subcommittee also cleared a new development corridor in Nagpur. Fadnavis said that approval has been given for the construction of a new ring road in the city and the creation of a new city in Nagpur. --IANS sj/dan</w:t>
+      </w:r>
+    </w:p>
+    <w:p>
+      <w:pPr>
+        <w:pStyle w:val="Heading3"/>
+      </w:pPr>
+      <w:r>
+        <w:rPr/>
+        <w:t>Article 42</w:t>
+      </w:r>
+    </w:p>
+    <w:p>
+      <w:pPr>
+        <w:pStyle w:val="Normal"/>
+      </w:pPr>
+      <w:r>
+        <w:rPr/>
+        <w:t>Title: उप-राष्ट्रपति चुनाव: देवेंद्र फडणवीस का 'मराठी अस्मिता' वाला दांव, क्या करेंगे उद्धव ठाकरे और शरद पवार?</w:t>
+      </w:r>
+    </w:p>
+    <w:p>
+      <w:pPr>
+        <w:pStyle w:val="Normal"/>
+      </w:pPr>
+      <w:r>
+        <w:rPr/>
+        <w:t xml:space="preserve">URL: </w:t>
+      </w:r>
+      <w:r>
+        <w:t xml:space="preserve"> https://www.abplive.com/states/maharashtra/vice-president-election-2025-maharashtra-cm-devendra-fadnavis-request-uddhav-thackeray-and-sharad-pawar-2997542</w:t>
+      </w:r>
+    </w:p>
+    <w:p>
+      <w:pPr>
+        <w:pStyle w:val="Normal"/>
+      </w:pPr>
+      <w:r>
+        <w:rPr/>
+        <w:t>Content: उप-राष्ट्रपति चुनाव में बीजेपी ने राष्ट्रीय जनतांत्रिक गठबंधन (एनडीए) की तरफ से महाराष्ट्र के राज्यपाल सीपी राधाकृष्णन को उम्मीदवार बनाया है. तमिलनाडु के रहने वाले सीपी राधाकृष्णन सोमवार (18 अगस्त) को दिल्ली पहुंचे और पीएम मोदी से मुलाकात की. इस बीच महाराष्ट्र के मुख्यमंत्री देवेंद्र फडणवीस ने मराठी अस्मिता वाला दांव चला है. उन्होंने राज्य के सभी सांसदों से सीपी राधाकृष्णन की उम्मीदवारी का समर्थन करने की अपील की. फडणवीस ने विपक्षी पार्टी से कहा, ''शिवसेना (यूबीटी) और एनसीपी (एसपी) जैसी राजनीतिक पार्टियां महाराष्ट्र की अस्मिता (गौरव) की बात करती हैं, उन्हें राधाकृष्णन की उम्मीदवारी का समर्थन करना चाहिए.'' शिवसेना (यूबीटी) के अध्यक्ष उद्धव ठाकरे और एनसीपी (एसपी) के अध्यक्ष शरद पवार हैं. एक सवाल के जवाब में मुख्यमंत्री ने कहा कि वे उद्धव ठाकरे और शरद पवार से अपील करेंगे कि वे राधाकृष्णन का समर्थन करें, क्योंकि वे राज्यपाल हैं और मुंबई के मतदाता भी हैं. अब देखना दिलचस्प होगा कि उद्धव और पवार इसपर क्या रुख रखते हैं. फडणवीस ने सोमवार को मुंबई में कहा, ''भले ही राधाकृष्णन तमिलनाडु से ताल्लुक रखते हैं, लेकिन वे मुंबई में पंजीकृत मतदाता हैं और पिछले साल के महाराष्ट्र विधानसभा चुनाव में उन्होंने यहां अपना वोट डाला था. जब वे उपराष्ट्रपति पद के लिए नामांकन दाखिल करेंगे तो इसमें उल्लेख करेंगे कि वे मुंबई के पंजीकृत मतदाता हैं. यह महाराष्ट्र के लिए गर्व की बात है.'' उपराष्ट्रपति पद के चुनाव के लिए निर्वाचन मंडल में लोकसभा और राज्यसभा के सभी सदस्य शामिल होते हैं. शिवसेना (यूबीटी) के पास लोकसभा में नौ और राज्यसभा में दो सदस्य हैं, जबकि एनसीपी (एसपी) के पास लोकसभा में 10 और राज्यसभा में दो सदस्य हैं. 781 सांसदों वाले निर्वाचन मंडल में NDA को कम से कम 422 सदस्यों का समर्थन प्राप्त है, ऐसे में विपक्ष के किसी भी उम्मीदवार के खिलाफ राधाकृष्णन की जीत तय मानी जा रही है. बहुमत का आंकड़ा 391 है. जगदीप धनखड़ के अचानक इस्तीफे के बाद खाली हुए उप-राष्ट्रपति पद के लिए 9 सितंबर को वोटिंग होगी. Source: IOCL We use cookies to improve your experience, analyze traffic, and personalize content. By clicking "Allow All Cookies", you agree to our use of cookies.</w:t>
+      </w:r>
+    </w:p>
+    <w:p>
+      <w:pPr>
+        <w:pStyle w:val="Heading3"/>
+      </w:pPr>
+      <w:r>
+        <w:rPr/>
+        <w:t>Article 43</w:t>
+      </w:r>
+    </w:p>
+    <w:p>
+      <w:pPr>
+        <w:pStyle w:val="Normal"/>
+      </w:pPr>
+      <w:r>
+        <w:rPr/>
+        <w:t>Title: मुख्यमंत्री देवेंद्र फडणवीस ने राज्य में भारी बारिश के मद्देनजर सभी एजेंसियों को सतर्क रहने के निर्देश दिए</w:t>
+      </w:r>
+    </w:p>
+    <w:p>
+      <w:pPr>
+        <w:pStyle w:val="Normal"/>
+      </w:pPr>
+      <w:r>
+        <w:rPr/>
+        <w:t xml:space="preserve">URL: </w:t>
+      </w:r>
+      <w:r>
+        <w:t xml:space="preserve"> https://www.mumbailive.com/hi/civic/chief-minister-devendra-fadnavis-directed-all-agencies-to-remain-alert-in-view-of-heavy-rains-in-the-state-89633</w:t>
+      </w:r>
+    </w:p>
+    <w:p>
+      <w:pPr>
+        <w:pStyle w:val="Normal"/>
+      </w:pPr>
+      <w:r>
+        <w:rPr/>
+        <w:t>Content: मुख्यमंत्री देवेंद्र फडणवीस ने सोमवार को मंत्रालय स्थित राज्य आपदा प्रबंधन कक्ष में पूरे राज्य में बारिश की स्थिति की समीक्षा की। इस मौके पर आपदा प्रबंधन मंत्री गिरीश महाजन, सूचना एवं प्रौद्योगिकी मंत्री एडवोकेट आशीष शेलार, मुख्य सचिव राजेश कुमार, जल संसाधन विभाग के अतिरिक्त मुख्य सचिव दीपक कपूर, आपदा प्रबंधन विभाग की अतिरिक्त मुख्य सचिव सोनिया सेठी, कृषि विभाग के प्रमुख सचिव विकास चंद्र रस्तोगी, लोक निर्माण विभाग के सचिव संजय दशपुते और वरिष्ठ अधिकारी उपस्थित थे। इस अवसर पर सभी संभागीय आयुक्तों और जिला कलेक्टरों ने वीडियो कॉन्फ्रेंसिंग के माध्यम से बैठक में भाग लिया। (Chief Minister Devendra Fadnavis directed all agencies to remain alert in view of heavy rains in the state) संभागीय आयुक्तों ने अपने विभागों में हुई बारिश की जानकारी प्रस्तुत की बैठक में संभागीय आयुक्तों ने अपने विभागों में हुई बारिश की जानकारी प्रस्तुत की। रत्नागिरी, रायगढ़ और हिंगोली जिलों में अधिक बारिश हुई है और मौसम विभाग ने 17 से 21 अगस्त के बीच भारी बारिश की चेतावनी दी है। इसलिए, मुख्यमंत्री ने अगले कुछ दिनों तक सतर्क रहने के आदेश दिए। सात लोगों की मौत पिछले दो दिनों में राज्य में विभिन्न घटनाओं में सात लोगों की मौत हो चुकी है। कोंकण की कुछ नदियाँ खतरे के निशान को पार कर गई हैं और जलगाँव में भारी नुकसान हुआ है। अलमट्टी के संबंध में कर्नाटक सरकार से लगातार संपर्क बनाए रखा जा रहा है और हालाँकि फिलहाल कोई खतरा नहीं है, फिर भी मुख्यमंत्री ने व्यवस्था को अलर्ट पर रखने के आदेश दिए हैं। मुखेड़ में स्थिति नियंत्रण में है और विष्णुपुरी पर विशेष ध्यान दिया जा रहा है। छत्रपति संभाजीनगर संभाग के 800 गाँव प्रभावित हुए हैं। दक्षिण गढ़चिरौली में प्रशासन अलर्ट पर है। अकोला, चंदूर रेलवे, मेहकर, वाशिम में स्थिति सामान्य हो रही है। प्रारंभिक अनुमान के अनुसार, विदर्भ में 2 लाख हेक्टेयर में फसलों को नुकसान पहुँचा है। एसएमएस अलर्ट मुख्यमंत्री द्वारा नागरिकों को दिए गए निर्देशों में, उनसे एसएमएस अलर्ट भेजते समय सटीक समय का उल्लेख करने, आने वाले अलर्ट को गंभीरता से लेने और अपना ध्यान रखने की अपील की गई है। उन्होंने स्पष्ट किया कि तत्काल सहायता के लिए मंत्रालय से संपर्क करने की आवश्यकता नहीं है, स्थानीय स्तर पर धनराशि और अधिकार दिए गए हैं। यह भी पढ़े- मुंबई, थाने, पालघर में आज रेड अलर्ट Loading next story...</w:t>
+      </w:r>
+    </w:p>
+    <w:p>
+      <w:pPr>
+        <w:pStyle w:val="Heading3"/>
+      </w:pPr>
+      <w:r>
+        <w:rPr/>
+        <w:t>Article 44</w:t>
+      </w:r>
+    </w:p>
+    <w:p>
+      <w:pPr>
+        <w:pStyle w:val="Normal"/>
+      </w:pPr>
+      <w:r>
+        <w:rPr/>
+        <w:t>Title: मुंबई में भारी भारिश ने मचाई तबाही, CM देवेंद्र फडणवीस ने बुलाई बैठक</w:t>
+      </w:r>
+    </w:p>
+    <w:p>
+      <w:pPr>
+        <w:pStyle w:val="Normal"/>
+      </w:pPr>
+      <w:r>
+        <w:rPr/>
+        <w:t xml:space="preserve">URL: </w:t>
+      </w:r>
+      <w:r>
+        <w:t xml:space="preserve"> https://www.patrika.com/videos/mumbai-news/heavy-rain-wreaks-havoc-in-mumbai-cm-devendra-fadnavis-calls-a-meeting-19874343</w:t>
+      </w:r>
+    </w:p>
+    <w:p>
+      <w:pPr>
+        <w:pStyle w:val="Normal"/>
+      </w:pPr>
+      <w:r>
+        <w:rPr/>
+        <w:t>Content: ताजा खबरें राज्य मौसम बिहार चुनाव 2025 कुलिश जन्मशती वर्ष पत्रिका स्पेशल राष्ट्रीय मनोरंजन ज्योतिष स्वास्थ्य खेल धर्म राजनीति विश्व OTT शिक्षा ओपिनियन ऑटो टेक गैजेट लाइफस्टाइल ब्यूटी महिला बिजनेस क्राइम जॉब्स ई-पेपर मेरी खबर शॉर्ट्स ई-पेपर मुंबई • Pankaj Meghwal • Aug 18, 2025 मुंबई और महाराष्ट्र के कई हिस्सों में लगातार हो रही भारी बारिश ने हालात बिगाड़ दिए हैं। मौसम विभाग ने अगले तीन दिनों तक और तेज़ बारिश की चेतावनी जारी की है। इस बीच, सोमवार को मुख्यमंत्री देवेंद्र फडणवीस ने मुंबई के मंत्रालय स्थित कंट्रोल रूम में एक उच्चस्तरीय बैठक की। बैठक का मकसद राज्य में बाढ़ और बारिश से बनी स्थिति की समीक्षा करना था। सावधानी के तौर पर, मंत्रालय में काम कर रहे कर्मचारियों को सोमवार को शाम 4 बजे से पहले ही घर भेज दिया गया। राज्य सरकार ने नागरिकों से सतर्क रहने की अपील की है। साथ ही ज़िला कलेक्टरों को यह अधिकार दिया गया है कि वो स्थानीय हालात को देखते हुए मंगलवार को स्कूल बंद रखने पर निर्णय लें। यह फैसला सोमवार देर शाम तक लिया जाएगा। भारी बारिश के बीच समुद्र में ऊंची लहरें उठने की भी संभावना है। 6:30 बजे के बाद से हाई टाइड की चेतावनी दी गई है, जो मंगलवार तक असर दिखा सकती है। राहत और बचाव कार्यों में अब सेना भी शामिल हो गई है। एनडीआरएफ की टीमों के साथ मिलकर सेना राज्य के बाढ़ प्रभावित इलाकों में राहत कार्य चला रही है। नांदेड ज़िले के मुखेड़ इलाके में बादल फटने की घटना के बाद पांच लोग लापता हैं। उन्हें ढूंढने और ग्रामीणों को सुरक्षित स्थानों पर पहुंचाने के लिए राहत अभियान जारी है। बारिश के कारण मुंबई में बुनियादी ढांचे पर भी असर पड़ा है। रविवार शाम चेंबूर के न्यू अशोक नगर इलाके में एमएमआरडीए द्वारा बनाई गई एक सुरक्षा दीवार ढह गई। इस हादसे में सात झोपड़ियों को नुकसान पहुंचा, हालांकि कोई घायल नहीं हुआ। निगम अधिकारियों ने इसके लिए लगातार हो रही बारिश को ज़िम्मेदार ठहराया है। मलबा हटाने का काम फिलहाल जारी है। ट्रैफिक व्यवस्था भी बुरी तरह प्रभावित हुई है। अंधेरी सबवे में जलभराव के चलते दोनों लेन पूरी तरह बंद कर दी गई हैं। ट्रैफिक पुलिस ने वाहनों को ठाकरे ब्रिज और गोखले ब्रिज की ओर मोड़ दिया है। इसके अलावा, वाकोला ब्रिज, हयात जंक्शन और खार सबवे में भी पानी भरने की वजह से ट्रैफिक धीमा हो गया है। राज्य सरकार और प्रशासन स्थिति पर लगातार नज़र रखे हुए हैं। आने वाले घंटों और दिनों में हालात और बिगड़ सकते हैं, इसलिए सभी ज़रूरी सेवाएं अलर्ट पर हैं। खबर शेयर करें: संबंधित विषय: #WeatherNews Published on: 18 Aug 2025 10:43 pm बड़ी खबरें मुंबई महाराष्ट्र न्यूज़ महिलाएं अपनी दिव्यता को पहचानें, मां की असली पहचान उसकी दिव्यता: गुलाब कोठारी चिराग पासवान की इस यूट्यूबर संग फोटो हुई वायरल, लोगों को आई युजवेंद्र चहल की याद RSS का शताब्दी वर्ष: 2 अक्टूबर को नागपुर में होगा विजयादशमी उत्सव, ये होंगे मुख्य अतिथि Bigg Boss 12 से फेमस हुई सबा खान ने चुपके-चुपके किया निकाह, सोशल मीडिया पर वायरल हो रही है फोटो 37 साल की शादी के बाद सुनीता आहूजा ले सकती हैं गोविंदा से तलाक, लगाया था दूसरी औरत से अफेयर का आरोप DOWNLOAD ON Play Store DOWNLOAD ON App Store Trending Topics Bihar Elections 2025 PM Modi Asia Cup 2025 Top Categories राष्ट्रीय मनोरंजन स्वास्थ्य राजस्थान मध्य प्रदेश Legal Privacy Policy Statutory provisions on reporting (sexual offenses) This website follows the DNPA’s code of conduct Code of Conduct About Us Grievance Policy RSS Copyright © 2025 Patrika Group. All Rights Reserved.</w:t>
+      </w:r>
+    </w:p>
+    <w:p>
+      <w:pPr>
+        <w:pStyle w:val="Heading3"/>
+      </w:pPr>
+      <w:r>
+        <w:rPr/>
+        <w:t>Article 45</w:t>
+      </w:r>
+    </w:p>
+    <w:p>
+      <w:pPr>
+        <w:pStyle w:val="Normal"/>
+      </w:pPr>
+      <w:r>
+        <w:rPr/>
+        <w:t>Title: फडणवीस ने कहा, ‘तीसरी मुंबई’ से एमएमआर का होगा विकास</w:t>
+      </w:r>
+    </w:p>
+    <w:p>
+      <w:pPr>
+        <w:pStyle w:val="Normal"/>
+      </w:pPr>
+      <w:r>
+        <w:rPr/>
+        <w:t xml:space="preserve">URL: </w:t>
+      </w:r>
+      <w:r>
+        <w:t xml:space="preserve"> https://hindi.theprint.in/india/economy/fadnavis-said-third-mumbai-will-lead-to-development-of-mmr/856867/</w:t>
+      </w:r>
+    </w:p>
+    <w:p>
+      <w:pPr>
+        <w:pStyle w:val="Normal"/>
+      </w:pPr>
+      <w:r>
+        <w:rPr/>
+        <w:t>Content: मुंबई, 18 अगस्त (भाषा) महाराष्ट्र के मुख्यमंत्री देवेंद्र फडणवीस ने सोमवार को कहा कि उनकी सरकार मुंबई महानगर क्षेत्र (एमएमआर) के विकास को बढ़ावा देने के लिए पड़ोसी रायगढ़ जिले में ‘तीसरी मुंबई’ विकसित कर रही है। उन्होंने कहा कि यह परियोजना राज्य के आर्थिक विकास में एक नया अध्याय लिखेगी। मुख्यमंत्री वर्ली में वैश्विक निवेश बैंकिंग कंपनी गोल्डमैन शैक्स के विस्तारित कार्यालय के उद्घाटन के अवसर पर बोल रहे थे। इस दौरान उन्होंने निवेशकों के साथ चर्चा भी की। फडणवीस ने कहा, ”गोल्डमैन शैक्स के नये केंद्र का उद्घाटन राज्य के लिए गर्व की बात है। यह महाराष्ट्र के कुशल कार्यबल, मजबूत बाजारों और निवेशक अनुकूल वातावरण की पुष्टि करता है। यह वित्तीय क्षेत्र में राज्य के नेतृत्व को भी दर्शाता है।” उन्होंने कहा कि राज्य सरकार विकास के लिए प्रतिबद्ध है और ‘तीसरी मुंबई’ के निर्माण के लिए निजी क्षेत्र के साथ मिलकर काम कर रही है। नए शहर में अंतरराष्ट्रीय विश्वविद्यालयों के केंद्र होंगे और यह मुंबई और महाराष्ट्र दोनों के आर्थिक विकास में महत्वपूर्ण भूमिका निभाएगा। मुख्यमंत्री ने कहा कि इस परियोजना में मेडिकल कॉलेज, नवाचार केंद्र और अनुसंधान सुविधाएं शामिल होंगी। भाषा पाण्डेय रमण रमण यह खबर ‘भाषा’ न्यूज़ एजेंसी से ‘ऑटो-फीड’ द्वारा ली गई है. इसके कंटेंट के लिए दिप्रिंट जिम्मेदार नहीं है. प्रिंट का विश्वास, डिजिटल की रफ़्तार हमें संपर्क करें: feedback@theprint.in Copyright © 2025 Printline Media Pvt. Ltd. All rights reserved.</w:t>
+      </w:r>
+    </w:p>
+    <w:p>
+      <w:pPr>
+        <w:pStyle w:val="Heading3"/>
+      </w:pPr>
+      <w:r>
+        <w:rPr/>
+        <w:t>Article 46</w:t>
+      </w:r>
+    </w:p>
+    <w:p>
+      <w:pPr>
+        <w:pStyle w:val="Normal"/>
+      </w:pPr>
+      <w:r>
+        <w:rPr/>
+        <w:t>Title: महाराष्ट्र के नांदेड़ में फटा बादल, 15-16 जिलो में अलर्ट, CM फडणवीस बोले- फसलों को नुकसान</w:t>
+      </w:r>
+    </w:p>
+    <w:p>
+      <w:pPr>
+        <w:pStyle w:val="Normal"/>
+      </w:pPr>
+      <w:r>
+        <w:rPr/>
+        <w:t xml:space="preserve">URL: </w:t>
+      </w:r>
+      <w:r>
+        <w:t xml:space="preserve"> https://www.abplive.com/states/maharashtra/weather-mumbai-rains-local-train-cloudburst-nanded-alert-in-15-16-districts-in-maharashtra-cm-devendra-fadnavis-said-damage-to-crops-2997472</w:t>
+      </w:r>
+    </w:p>
+    <w:p>
+      <w:pPr>
+        <w:pStyle w:val="Normal"/>
+      </w:pPr>
+      <w:r>
+        <w:rPr/>
+        <w:t>Content: महाराष्ट्र के नांदेड़ में मौसम का कहर देखने को मिला. सीएम देवेंद्र फडणवीस ने मीडिया से बातचीत में सोमवार (18 अगस्त) को कहा कि नांदेड़ के मुखेड तालुका में बादल फटने जैसी घटना हुई. मौके पर NDRF और SDRF की मदद ली जा रही हैं. उन्होंने कहा कि कुछ जगहों पर फसलों को भी काफी नुकसान हुआ है. नदियों के जलस्तर पर विशेष ध्यान दिया जा रहा है. 1 लाख हेक्टर से ज्यादा फसलों को नुकसान पहुंचा. 200 से ज्यादा गांव बाढ़ की चपेट में हैं. उन्होंने बताया कि मुंबई के कुछ जगहों पर 170 mm से ज्यादा बारिश हुई. सीएम ने कहा कि लोकल ट्रेनें बंद नहीं हुईं लेकिन उनकी गति धीमी हो गई. महाराष्ट्र के इमरजेंसी मैनेजमेंट मिनिस्टर गिरीश महाजन ने कहा कि राज्य में कल दोपहर से हो रही है. 4-5 लोग नहीं मिल रहे हैं. छानबीन जारी है. वो भी मिल जाएंगे. कुछ जिलों में रेड अलर्ट है. कही ऑरेंज अलर्ट भी है. नांदेड़ में ज्यादा बारिश हुई है. गांव पानी से घिरे हैं और रेस्क्यू जारी है. एक जगह सेना को भी लगाया गया है. मुख्यमंत्री ने कहा कि राज्य के अलग-अलग हिस्सों में भारी बारिश के संदर्भ में कंट्रोल रूम से संवाद साधा गया. 18 से 21 अगस्त के बीच और अधिक बारिश होने की संभावना है. अंबा-जगबुडी नदी चेतावनी स्तर तक पहुंच गई है. वशिष्टी नदी पर भी कड़ी नजर रखी जा रही है. तापी और हतनूर में अधिक पानी आने से रावेर क्षेत्र में पानी घुस गया है. जलगांव सबसे अधिक प्रभावित जिला है. Source: IOCL We use cookies to improve your experience, analyze traffic, and personalize content. By clicking "Allow All Cookies", you agree to our use of cookies.</w:t>
+      </w:r>
+    </w:p>
+    <w:p>
+      <w:pPr>
+        <w:pStyle w:val="Heading3"/>
+      </w:pPr>
+      <w:r>
+        <w:rPr/>
+        <w:t>Article 47</w:t>
+      </w:r>
+    </w:p>
+    <w:p>
+      <w:pPr>
+        <w:pStyle w:val="Normal"/>
+      </w:pPr>
+      <w:r>
+        <w:rPr/>
+        <w:t>Title: CP Radhakrishnan को लेकर CM फडणवीस ने बड़ा खुलासा कर चल दिया दांव, अब क्‍या करेंगे उद्धव ठाकरे और शरद पवार?</w:t>
+      </w:r>
+    </w:p>
+    <w:p>
+      <w:pPr>
+        <w:pStyle w:val="Normal"/>
+      </w:pPr>
+      <w:r>
+        <w:rPr/>
+        <w:t xml:space="preserve">URL: </w:t>
+      </w:r>
+      <w:r>
+        <w:t xml:space="preserve"> https://hindi.oneindia.com/news/maharashtra/vice-presidential-election-cm-devendra-fadnavis-said-cp-radhakrishnan-is-a-mumbai-voter-support-him-1365243.html</w:t>
+      </w:r>
+    </w:p>
+    <w:p>
+      <w:pPr>
+        <w:pStyle w:val="Normal"/>
+      </w:pPr>
+      <w:r>
+        <w:rPr/>
+        <w:t>Content: CP Radhakrishnan: महाराष्ट्र के राज्यपाल सी.पी. राधाकृष्णन को उप-राष्ट्रपति चुनाव 2025 में भारतीय जनता पार्टी (BJP) ने राष्ट्रीय जनतांत्रिक गठबंधन (NDA) का उम्‍मीदवार घोषित कर दिया है। राधाकृष्‍णन को उपराष्‍ट्रपति पद का उम्‍मीदवार घाेषित किए जाने के बाद महाराष्ट्र के मुख्यमंत्री देवेंद्र फडणवीस ने उन्‍हें लेकर बड़ा खुलासा किया है करते हुए एक बड़ा राजनीतिक दांव चल दिया है। दरअसल, सीएम देवेंद्र फडणवीस ने सभी सांसदों से राधाकृष्णन की उम्मीदवारी का समर्थन करने की अपील की है। उन्‍होंने खासताैर पर शिवसेना (यूबीटी) और एनसीपी (एसपी) से राधाकृष्णन का समर्थन करने का अनुरोध करके उद्धव ठाकरे और शरद पवार को बुरी तरह से फंसा दिया है। सीएम देवेंद्र फडणवीस ने सोमवार को कहा, "शिवसेना (यूबीटी) और एनसीपी (एसपी) जैसी राजनीतिक पार्टियां अक्सर महाराष्ट्र की अस्मिता और गौरव की बात करती हैं। ऐसे में उन्हें राधाकृष्णन की उम्मीदवारी का समर्थन करना चाहिए।" ध्‍यान रहे शिवसेना (यूबीटी) का मुखिया उद्धव ठाकरे और एनसीपी (एसपी) के मुखिया शरद पवार हैं। मुख्यमंत्री फडणवीस ने मीडिया से बात करते हुए, उद्धव ठाकरे और शरद पवार से व्यक्तिगत रूप से राधाकृष्णन का समर्थन करने की अपील करेंगे। उन्होंने जोर देकर कहा कि भले ही राधाकृष्णन तमिलनाडु से हैं, लेकिन वे मुंबई में रजिस्‍टर्ड वोटर मतदाता हैं और उन्होंने पिछले साल के महाराष्ट्र विधानसभा चुनाव में यहीं अपना वोट डाला था। फडणवीस ने कहा "जब वे उपराष्ट्रपति पद के लिए नामांकन दाखिल करेंगे, तो इसमें उल्लेख किया जाएगा कि वे मुंबई के रजिस्‍टर्ड वोटर हैं। यह महाराष्ट्र के लिए गर्व की बात होगी।" हालांकि उद्धव ठाकरे और शरद पवार ने इस पर कोई प्रतिक्रिया नहीं दी है। उपराष्ट्रपति पद के चुनाव में लोकसभा और राज्यसभा के सभी सदस्य शामिल होते हैं। शिवसेना (यूबीटी) के पास लोकसभा में नौ और राज्यसभा में दो सदस्य हैं, जबकि एनसीपी (एसपी) के पास लोकसभा में 10 और राज्यसभा में दो सदस्य हैं। कुल 781 सांसदों वाले निर्वाचक मंडल में एनडीए को कम से कम 422 सदस्यों का समर्थन प्राप्त है, जबकि बहुमत का आंकड़ा 391 है। उपराष्ट्रपति जगदीप धनखड़ के अचानक इस्तीफे के बाद खाली हुए इस पद के लिए 9 सितंबर को मतदान होगा। आँकड़ों के अनुसार, विपक्ष के किसी भी उम्मीदवार के खिलाफ राधाकृष्णन की जीत तय मानी जा रही है।</w:t>
+      </w:r>
+    </w:p>
+    <w:p>
+      <w:pPr>
+        <w:pStyle w:val="Heading3"/>
+      </w:pPr>
+      <w:r>
+        <w:rPr/>
+        <w:t>Article 48</w:t>
+      </w:r>
+    </w:p>
+    <w:p>
+      <w:pPr>
+        <w:pStyle w:val="Normal"/>
+      </w:pPr>
+      <w:r>
+        <w:rPr/>
+        <w:t>Title: मराठा सेनापति रघुजी भोंसले की 200 साल पुरानी तलवार पहुंची मुंबई, CM फडणवीस बोले- 'शौर्यगाथा का प्रतीक'</w:t>
+      </w:r>
+    </w:p>
+    <w:p>
+      <w:pPr>
+        <w:pStyle w:val="Normal"/>
+      </w:pPr>
+      <w:r>
+        <w:rPr/>
+        <w:t xml:space="preserve">URL: </w:t>
+      </w:r>
+      <w:r>
+        <w:t xml:space="preserve"> https://www.abplive.com/states/maharashtra/london-auction-historic-raghuji-bhosale-sword-brought-to-mumbai-devendra-fadnavis-says-indias-heritage-restored-2997814</w:t>
+      </w:r>
+    </w:p>
+    <w:p>
+      <w:pPr>
+        <w:pStyle w:val="Normal"/>
+      </w:pPr>
+      <w:r>
+        <w:rPr/>
+        <w:t>Content: महाराष्ट्र सरकार ने मराठा साम्राज्य के महान सेनापति रघुजी भोंसले प्रथम की मशहूर तलवार को लंदन की नीलामी से वापस लाकर एक ऐतिहासिक पहल की है. सोमवार सुबह यह तलवार मुंबई लाई गई. मुख्यमंत्री देवेंद्र फडणवीस ने इसे “भारत की विरासत को पुनर्स्थापित करने का प्रयास” बताया. सांस्कृतिक मामलों के मंत्री आशीष शेलार ने बताया कि तलवार को सुबह लगभग 10 बजे छत्रपति शिवाजी महाराज अंतरराष्ट्रीय हवाई अड्डे पर उतारा गया. इसके बाद कड़ी सुरक्षा के बीच इसे प्रभादेवी स्थित पी.एल. देशपांडे अकादमी में रखा गया. योजना थी कि तलवार को हवाई अड्डे से बाइक रैली निकालकर अकादमी तक लाया जाएगा, लेकिन भारी बारिश और ट्रैफिक जाम के कारण इस कार्यक्रम को रद्द करना पड़ा. तलवार की आगमन पर आयोजित कार्यक्रम को संबोधित करते हुए मुख्यमंत्री फडणवीस ने कहा कि यह सिर्फ एक हथियार नहीं, बल्कि मराठा साम्राज्य की शौर्यगाथा का प्रतीक है. उन्होंने कहा, “यह तलवार हमसे एक तरह से छीन ली गई थी, और अब फिर से महाराष्ट्र में लौट आई है. यह हमारी आने वाली पीढ़ियों को हमारे इतिहास और गौरव से जोड़ने का जरिया बनेगी.” फडणवीस ने यह भी याद दिलाया कि जब सरकार को नीलामी की जानकारी मिली, तो कितनी तेजी से कदम उठाया गया. उन्होंने प्रधानमंत्री नरेंद्र मोदी का भी जिक्र करते हुए कहा कि केंद्र सरकार ने भी कई ऐतिहासिक धरोहरें विदेशों से वापस लाने में अहम भूमिका निभाई है. नागपुर भोंसले राजवंश के संस्थापक और छत्रपति शाहू महाराज के शासनकाल में एक प्रमुख सेनापति रहे रघुजी भोंसले प्रथम की तलवार को इस साल की शुरुआत में लंदन की एक अंतरराष्ट्रीय नीलामी से खरीदा गया. महाराष्ट्र सरकार ने इसे 47.15 लाख रुपये में अधिग्रहित किया. इतिहासकार मानते हैं कि यह तलवार 1817 की सीताबुल्दी की लड़ाई के दौरान भारत से बाहर चली गई थी, जब ब्रिटिश ईस्ट इंडिया कंपनी ने नागपुर के भोंसले शासकों को पराजित किया था. मुख्यमंत्री ने इस तलवार को मराठा साम्राज्य की आन-बान-शान बताते हुए कहा कि यह सिर्फ महाराष्ट्र के लिए नहीं बल्कि पूरे भारत के लिए गौरव का क्षण है. उन्होंने कहा कि जिस तरह से राज्य ने अपनी धरोहर वापस पाई है, उसी तरह और भी ऐतिहासिक धरोहरें विदेशों से लाई जानी चाहिए. Source: IOCL We use cookies to improve your experience, analyze traffic, and personalize content. By clicking "Allow All Cookies", you agree to our use of cookies.</w:t>
+      </w:r>
+    </w:p>
+    <w:p>
+      <w:pPr>
+        <w:pStyle w:val="Heading3"/>
+      </w:pPr>
+      <w:r>
+        <w:rPr/>
+        <w:t>Article 49</w:t>
+      </w:r>
+    </w:p>
+    <w:p>
+      <w:pPr>
+        <w:pStyle w:val="Normal"/>
+      </w:pPr>
+      <w:r>
+        <w:rPr/>
+        <w:t>Title: मुंबई में 6-8 घंटे में 177 मिलीमीटर बारिश हुई: फडणवीस</w:t>
+      </w:r>
+    </w:p>
+    <w:p>
+      <w:pPr>
+        <w:pStyle w:val="Normal"/>
+      </w:pPr>
+      <w:r>
+        <w:rPr/>
+        <w:t xml:space="preserve">URL: </w:t>
+      </w:r>
+      <w:r>
+        <w:t xml:space="preserve"> https://hindi.theprint.in/india/mumbai-received-177-mm-of-rain-in-6-8-hours-fadnavis/856688/</w:t>
+      </w:r>
+    </w:p>
+    <w:p>
+      <w:pPr>
+        <w:pStyle w:val="Normal"/>
+      </w:pPr>
+      <w:r>
+        <w:rPr/>
+        <w:t>Content: मुंबई, 18 अगस्त (भाषा) महाराष्ट्र के मुख्यमंत्री देवेंद्र फडणवीस ने कहा कि मुंबई में सोमवार को छह से आठ घंटे की अवधि में 177 मिलीमीटर बारिश हुई। उन्होंने नागरिकों से सभी एहतियात बरतने को कहा क्योंकि दिन में और अधिक बारिश होने और समुद्र में ऊंची लहरें उठने की आशंका है। मुख्यमंत्री फडणवीस ने बारिश और बाढ़ की स्थिति की समीक्षा के बाद यहां पत्रकारों से बात करते हुए कहा कि मुंबई महानगर में 14 स्थानों पर जलभराव देखा गया है। उन्होंने कहा कि उपनगरीय ट्रेन सेवाएं थोड़ी विलंबित हैं, लेकिन सुचारु रूप से चल रही हैं, जबकि इतनी भारी बारिश के बावजूद मेट्रो रेल सेवाएं प्रभावित नहीं हुई हैं और सामान्य रूप से चालू हैं। उन्होंने कहा, ‘‘दफ्तरों को निर्देश दिया गया है कि वे कर्मचारियों को शाम चार बजे के बाद घर जाने की अनुमति दें। शाम 6:30 बजे के बाद 3 से 4 मीटर तक के ज्वार (हाई टाइड) की आशंका है। मंगलवार को स्कूल बंद करने का निर्णय उचित समय पर लिया जाएगा। नागरिकों से अनुरोध है कि वे बिना आवश्यक कारण के घर से बाहर न निकलें।’’ मुख्यमंत्री ने कहा कि राज्यभर में लगभग 4 लाख हेक्टेयर में फसलें प्रभावित हुई हैं और जिलाधिकारियों को राहत और बचाव कार्यों से संबंधित निर्णय लेने के लिए अधिकृत किया गया है। फडणवीस ने कहा कि कर्नाटक राज्य से अलमट्टी बांध से पानी छोड़े जाने को लेकर बातचीत जारी है। इस बीच, मुंबई उपनगरीय जिले के प्रभारी मंत्री आशीष शेलार ने कहा कि उन्होंने बृहन्मुंबई महानगरपालिका (बीएमसी) की आपदा प्रबंधन इकाई के माध्यम से मुंबई महानगर की स्थिति की समीक्षा की है और वर्षा, जलभराव, विद्यालयों की स्थिति तथा सार्वजनिक परिवहन की स्थिति का जायजा लिया है। उन्होंने कहा, ‘‘लोकल ट्रेन सेवाएं कुछ व्यवधानों के साथ चालू रहीं, जबकि बेस्ट को दादर और मुंबई सेंट्रल जैसे प्रमुख (रेलवे) टर्मिनल पर यात्रियों के फंसे रहने पर अतिरिक्त बस सेवाएं संचालित करने का निर्देश दिया गया है।’’ मंत्री एवं भारतीय जनता पार्टी (भाजपा) के वरिष्ठ नेता ने कहा कि सभी शीर्ष नागरिक और पुलिस अधिकारी मौके पर मौजूद हैं। शेलार ने बताया कि शहर में लगभग 30 से 40 स्थानों पर पेड़ और उनकी शाखाएं गिर गई हैं और ऐसी बाधाओं को दूर करने और यातायात को तेजी से बहाल करने के निर्देश जारी किए गए हैं। उन्होंने कहा कि भारी बारिश के कारण दक्षिण मुंबई के नेपियन सी रोड पर एक पेड़ पर सुरक्षा दीवार गिरने से एक व्यक्ति घायल हो गया। शेलार ने कहा, ‘बीएमसी आयुक्त और मुंबई पुलिस आयुक्त ने लोगों से अपील की है कि वे जरूरत पड़ने पर ही अपने घरों से बाहर निकलें। दोपहर के सत्र में विद्यालयों और महाविद्यालयों में छुट्टियां घोषित कर दी गई हैं।’’ उन्होंने कहा कि शहर भर में पंपिंग स्टेशन बेहतर ढंग से काम कर रहे हैं और अधिकारी इस बात की समीक्षा कर रहे हैं कि पंपों की मदद से कितना पानी कम हो रहा है। भाषा अमित प्रशांत प्रशांत यह खबर ‘भाषा’ न्यूज़ एजेंसी से ‘ऑटो-फीड’ द्वारा ली गई है. इसके कंटेंट के लिए दिप्रिंट जिम्मेदार नहीं है. प्रिंट का विश्वास, डिजिटल की रफ़्तार हमें संपर्क करें: feedback@theprint.in Copyright © 2025 Printline Media Pvt. Ltd. All rights reserved.</w:t>
+      </w:r>
+    </w:p>
+    <w:p>
+      <w:pPr>
+        <w:pStyle w:val="Heading3"/>
+      </w:pPr>
+      <w:r>
+        <w:rPr/>
+        <w:t>Article 50</w:t>
+      </w:r>
+    </w:p>
+    <w:p>
+      <w:pPr>
+        <w:pStyle w:val="Normal"/>
+      </w:pPr>
+      <w:r>
+        <w:rPr/>
+        <w:t>Title: नांदेड़ में भारी बारिश के कारण पांच लोग लापता, कई व्यक्ति फंसे : मुख्यमंत्री फडणवीस</w:t>
+      </w:r>
+    </w:p>
+    <w:p>
+      <w:pPr>
+        <w:pStyle w:val="Normal"/>
+      </w:pPr>
+      <w:r>
+        <w:rPr/>
+        <w:t xml:space="preserve">URL: </w:t>
+      </w:r>
+      <w:r>
+        <w:t xml:space="preserve"> https://hindi.theprint.in/india/five-people-missing-many-people-stranded-due-to-heavy-rains-in-nanded-chief-minister-fadnavis/856679/</w:t>
+      </w:r>
+    </w:p>
+    <w:p>
+      <w:pPr>
+        <w:pStyle w:val="Normal"/>
+      </w:pPr>
+      <w:r>
+        <w:rPr/>
+        <w:t>Content: मुंबई, 18 अगस्त (भाषा) महाराष्ट्र के मुख्यमंत्री देवेंद्र फडणवीस ने सोमवार को बताया कि नांदेड़ जिले के मुखेड तालुका में भारी बारिश के कारण पांच लोग लापता हैं और कई अन्य व्यक्ति फंसे हुए हैं। मुख्यमंत्री ने बताया कि मुंबई से 600 किलोमीटर से अधिक दूर तालुका में स्थित लेंडी बांध के जलस्तर में उल्लेखनीय वृद्धि हुई है, जबकि लातूर, उदगीर और पड़ोसी कर्नाटक से बड़ी मात्रा में इस क्षेत्र में पानी छोड़ा जा रहा है। लेंडी बांध महाराष्ट्र और तेलंगाना के बीच एक अंतरराज्यीय सिंचाई परियोजना है। फडणवीस ने सोशल मीडिया मंच ‘एक्स’ पर एक पोस्ट में कहा, ‘‘कल यहां लगभग 206 मिमी बारिश हुई। परिणामस्वरूप, रावणगांव, भसवाडी, भिंगेली और हसनाल में दैनिक जीवन प्रभावित हुआ है। मुखेड तालुका के रावणगांव में बाढ़ के पानी में 225 लोग फंसे हुए है। वहीं, फंसे हुए कुछ लोगों को सुरक्षित स्थानों पर पहुंचाया गया है। शेष नागरिकों को सुरक्षित स्थानों पर पहुंचाने के प्रयास जारी हैं।’’ मुख्यमंत्री ने बताया कि हसनाल में आठ नागरिकों को बचा लिया गया है, जबकि भसवाडी में 20 लोग फंसे हुए हैं, हालांकि वे सुरक्षित हैं। वहीं, भिंगेली में 40 व्यक्ति फंसे हुए हैं और वे भी सुरक्षित हैं। उन्होंने बताया कि पांच लोग लापता हैं और उनकी तलाश की जा रही है। मुख्यमंत्री ने कहा कि वह नांदेड़, लातूर और बीदर (कर्नाटक) के जिलाधिकारियों के साथ लगातार संपर्क में हैं और सभी अधिकारी राहत एवं बचाव कार्यों के लिए एक-दूसरे के साथ समन्वय कर रहे हैं। मुख्यमंत्री ने दोपहर को मंत्रालय नियंत्रण कक्ष से राज्य भर में बाढ़ और बारिश की स्थिति की समीक्षा की। उन्होंने कहा, ‘‘राष्ट्रीय आपदा मोचन बल (एनडीआरएफ) की एक टीम, एक सैन्य इकाई और एक पुलिस दल समन्वय के साथ राहत एवं बचाव कार्यों में लगे हुए हैं। छत्रपति संभाजीनगर से एक सैन्य इकाई भी भेजी गई है। स्थानीय प्रशासन को प्रभावित क्षेत्रों में रहने और लगातार समन्वय करने के निर्देश दिए गए हैं।’’ इससे पहले दिन में नांदेड़ के जिलाधिकारी राहुल कार्डिले ने ‘पीटीआई-भाषा’ को बताया कि नांदेड़ के मुखेड इलाके में 15 सदस्यों वाली सेना की एक टुकड़ी तैनात की जाएगी। उन्होंने कहा, ‘‘बांधों से पानी छोड़ा जा रहा है। मैंने पड़ोसी राज्य तेलंगाना के सिंचाई विभाग के सचिव से फोन पर बात की है और उनसे अनुरोध किया कि वे जरूरत पड़ने पर अपने अधिकार क्षेत्र में पोचम्पाद बांध से पानी छोड़ने का प्रबंध करें। राज्य आपदा प्रतिक्रिया बल (एसडीआरएफ) ने रविवार को भारी बारिश के बीच मुखेड तालुका के रावणगांव और हसनाल गांवों में फंसे 21 लोगों को बचाया।’’ भाषा प्रीति दिलीप दिलीप यह खबर ‘भाषा’ न्यूज़ एजेंसी से ‘ऑटो-फीड’ द्वारा ली गई है. इसके कंटेंट के लिए दिप्रिंट जिम्मेदार नहीं है. प्रिंट का विश्वास, डिजिटल की रफ़्तार हमें संपर्क करें: feedback@theprint.in Copyright © 2025 Printline Media Pvt. Ltd. All rights reserved.</w:t>
+      </w:r>
+    </w:p>
+    <w:p>
+      <w:pPr>
+        <w:pStyle w:val="Heading3"/>
+      </w:pPr>
+      <w:r>
+        <w:rPr/>
+        <w:t>Article 51</w:t>
+      </w:r>
+    </w:p>
+    <w:p>
+      <w:pPr>
+        <w:pStyle w:val="Normal"/>
+      </w:pPr>
+      <w:r>
+        <w:rPr/>
+        <w:t>Title: Mumbai Rain: 24 घंटे की बारिश से मुंबई की सांस फूली, CM देवेंद्र फडणवीस ने पड़ोसी राज्यों से किया संपर्क</w:t>
+      </w:r>
+    </w:p>
+    <w:p>
+      <w:pPr>
+        <w:pStyle w:val="Normal"/>
+      </w:pPr>
+      <w:r>
+        <w:rPr/>
+        <w:t xml:space="preserve">URL: </w:t>
+      </w:r>
+      <w:r>
+        <w:t xml:space="preserve"> https://zeenews.india.com/hindi/india/mumbai-rains-today-imd-red-alert-warning-waterlogging-traffic-update/2886161</w:t>
+      </w:r>
+    </w:p>
+    <w:p>
+      <w:pPr>
+        <w:pStyle w:val="Normal"/>
+      </w:pPr>
+      <w:r>
+        <w:rPr/>
+        <w:t>Content: Heavy Rains in Mumbai: मुंबई समेत महाराष्ट्र के कई शहर भारी बारिश की चपेट में हैं. कई इलाकों में पानी जमा हो गया है. सड़कों पर गाड़ियों का रेला लग गया. हवाई और रेल यातायात भी प्रभावित हुआ है. इस बीच, सीएम देवेंद्र फडणवीस ने पड़ोसी राज्यों से संपर्क किया है. Trending Photos Maharashtra Weather Update: मुंबई में बारिश से कई इलाकों में पानी जमा हो गया है. लोग परेशान हैं. प्रशासन अपील कर रहा है कि बाहर मत निकलिए. महाराष्ट्र के मुख्यमंत्री देवेंद्र फडणवीस ने कहा है कि पिछले 2 दिनों में महाराष्ट्र में भारी बारिश हुई है, कई जिलों में रेड और ऑरेंज अलर्ट हैं. महाराष्ट्र के आधे जिलों में अगले 3 दिनों के लिए रेड और ऑरेंज अलर्ट हैं... हम पड़ोसी राज्यों से भी बात कर रहे हैं, चाहे वह तेलंगाना हो या कर्नाटक, जिससे पानी का डिस्चार्ज ठीक रहे और बाढ़ की स्थिति न बने... कोंकण में भी बाढ़ नियंत्रण के इंतजाम किए गए हैं... नांदेड़ में काफी बारिश हुई है, बादल फटने जैसी स्थिति थी, कई लोग वहां फंस गए थे, 206 लोगों को निकाला जा चुका है व और लोगों को निकाला जा रहा है. NDRF और सेना की टीमें वहां पहुंच गई हैं... मुंबई में भी भारी बारिश हुई है और 8-10 घंटे की भारी बारिश का रेड अलर्ट है... मुंबई में ट्रेनें थोड़ी देरी से चल रही हैं, आवाजाही में कोई दिक्कत नहीं है, थोड़ी बाधाएं हैं लेकिन ट्रेनें चल रही हैं. #WATCH | मुंबई: महाराष्ट्र के मुख्यमंत्री देवेंद्र फडणवीस ने महाराष्ट्र में हो रही भारी बारिश पर कहा, "पिछले 2 दिनों में महाराष्ट्र में भारी बारिश हुई है, कई जिलों में रेड और ऑरेंज अलर्ट हैं। महाराष्ट्र के आधे जिलों में अगले 3 दिनों के लिए रेड और ऑरेंज अलर्ट हैं... हम पड़ोसी… pic.twitter.com/o2LcASMUz4 — ANI_HindiNews (@AHindinews) August 18, 2025 Mumbai Traffic Update: दोपहर बाद मुंबई के ट्रैफिक का हाल दोपहर बाद की स्थिति यह थी कि अगर आप अंधेरी में हैं और आपको वेस्ट साइड से ईस्ट साइड जाना है तो अंधेरी सबवे का इस्तेमाल ना करें क्योंकि वो बंद हो चुका है. इसके बजाय आप स्टेशन के आगे के फ्लाईओवर का इस्तेमाल कर सकते हैं. Andheri वेस्ट से अगर आप बांद्रा की तरफ जा रहे हैं तो SV रोड ना लें क्योकि वहां कई जगहों पर आपको पानी भरा हुआ मिलेगा. आप लिंक रोड ले सकते हैं या फिर वेस्टर्न एक्सप्रेस हाईवे का इस्तेमाल करें. इसी तरह अंधेरी के वीरा देसाई रोड को बिल्कुल भी ना लें, ये पूरी रोड दोपहर तक पानी में डूबी हुई थी. इसके बजाय आप लिंक रोड से होते हुए, सर्विस रोड का इस्तेमाल करके अपने गंतव्य तक पहुंच सकते हैं. - एस.वी.पी रोड (कालबादेवी) पर आधा फुट पानी जमा होने के कारण वहां यातायात धीमी गति से चल रहा है. - ओबेरॉय मॉल (डिंडोशी) गोरेगांव के सामने बारिश का पानी जमा होने के कारण यातायात धीमी गति से चल रहा है. - कल्पक नाका से पद्मश्री वसंतदादा पाटिल चौक, सीजीएस कॉलोनी (एंटॉप हिल) तक जाने वाली दोनों नहरों पर लगभग दो फीट पानी जमा हो गया है और सड़क यातायात के लिए बंद है. - साइन से माटुंगा हिन्दू कॉलोनी में जबरदस्त जल जमाव, साइन थाना रोड पर भारी ट्रैफिक. - चुन्नभाती से एवंरॉट नगर तक ट्रैफिक. - मानखुर्द सुरंग (ट्रॉम्बे) में लगभग 10 से 15 फीट पानी जमा हो गया है और सुरंग को यातायात के लिए बंद कर दिया गया है. - एमजीआर चौक से केन नगर (एंटॉप हिल) जाने वाली सड़क पर लगभग डेढ़ फीट पानी जमा होने के कारण यातायात बंद कर दिया गया है. Mumbai Rain Status: मौसम विभाग ने 18 अगस्त यानी आज और 19 अगस्त 2025 के लिए मुंबई में बहुत ज्यादा बारिश की आशंका जताई है. ऐसे में लोगों को सतर्क रहने और बेवजह बाहर न निकलने को कहा जा रहा है. देश की आर्थिक राजधानी मुंबई कुछ घंटे की बारिश में ही पानी-पानी हो गई है. कई इलाके डूबने लगे हैं. उड़ानों और ट्रेनों पर भी असर पड़ा है. स्कूलों की छुट्टी कर दी गई है. बोरीवली, ठाणे, कल्याण, पवई समेत तमाम इलाकों में रहने वाले लोगों के लिए रेड अलर्ट जारी किया गया है. मौसम विभाग का अनुमान है कि अगले कुछ घंटों में भारी बारिश हो सकती है. अगर आप मुंबई में रहते हैं तो बहुत जरूरी न हो तो आज के सारे प्लान कैंसल कर दीजिए और घर पर ही रहिए. खुद, मुंबई कमिश्नर ने एडवाइजरी जारी करते हुए लोगों से अपील की है कि आज बेवजह यात्रा करने से बचें. मुंबई के अंधेरी सबवे में पानी भर गया है. मुंबई एयरपोर्ट का हाल मुंबई में भारी बारिश के चलते हवाई और सड़क यातायात बुरी तरह से प्रभावित हुआ है. दोपहर 2 बजे तक 9 फ्लाइटों की लैंडिंग रोकनी पड़ी. विजिबिलिटी काफी कम है. एयरलाइंस ने यात्रियों के लिए ट्रवेल एडवाइजरी जारी करते हुए कहा है कि प्लीज, एयरपोर्ट पर थोड़ा ज्यादा समय लेकर निकलें. कई एयरलाइंस ने यात्रियों को पहले ही अलर्ट कर दिया है. मुंबई एयरपोर्ट प्रशासन ने भी अपनी तरफ से कहा है कि मुंबई में भारी बारिश के पूर्वानुमान के चलते यात्रियों को सलाह दी जाती है कि वे अपनी फ्लाइट का स्टेटस संबंधित एयरलाइंस के साथ चेक करते रहें और एयरपोर्ट पहुंचने के लिए थोड़ा ज्यादा समय लेकर निकलें. दरअसल, ऐसा इसलिए कहा जा रहा है क्योंकि पानी जमा होने से ट्रैफिक काफी स्लो है. कई जगहों पर जाम की स्थिति बनी हुई है. उधर, कुछ लोकल ट्रेनें भी देरी से चल रही हैं. #BreakingNews : मुंबई के अंधेरी सबवे में भरा पानी, मुंबई कमिश्नर ने जारी की एडवाइजरी, 'बेवजह यात्रा करने से बचें..'#Mumbai #Rain #Alert #IMD | @pratyushkkhare @ashwinipande pic.twitter.com/Yudxx6SOdj — Zee News (@ZeeNews) August 18, 2025 मौसम का ताजा अपडेट - IMD ने सोमवार को बारिश को लेकर रेड अलर्ट घोषित किया है जिसके बाद शहर के सारे स्कूलों को बंद कर दिया गया है. BMC ने बारिश के बीच सभी स्कूलों की छुट्टी कर दी है. - मुंबई में भी बोरीवली, ठाणे, कल्याण, मुलुंड, पवई, सांताक्रूज, चेंबूर, वर्ली, नवी मुंबई और कोलाबा में रहने वाले लोगों को ज्यादा सतर्क रहने की जरूरत है. शहर के कई इलाकों जलभराव देखा जा रहा है. इससे ट्रैफिक बुरी तरह से प्रभावित है. माटुंगा का वीडियो देखिए. #WATCH | Mumbai, Maharashtra: Heavy rains in Mumbai led to waterlogging in several areas (Visuals from the Matunga area.) pic.twitter.com/Si9Db6HP9H — ANI (@ANI) August 18, 2025 सबसे ज्यादा वर्षा दर्ज करने वाले 10 स्थानों की लिस्ट आज सुबह 8 बजे से दोपहर 12 बजे तक (केवल 4 घंटे में) मुंबई के कई हिस्सों में भारी बारिश दर्ज की गई. बीएमसी ने सबसे अधिक वर्षा दर्ज करने वाले 10 प्रमुख स्थानों की सूची जारी की है. (वर्षा माप मिलीमीटर में) चेंबूर अग्निशमन केंद्र – 140.80 मि.मी. वर्षा जलवाहिनी कार्यशाला, दादर – 139.60 मि.मी. बी. नाडकर्णी पार्क नगर पालिका शाला, वडाला – 133.20 मि.मी. वरली सी फेस नगर पालिका शाला, वरली – 133.20 मि.मी. सावित्रीबाई फुले नगर पालिका शाला, वरली नाका – 130.40 मि.मी. आदर्श नगर शाला, वरली – 128.80 मि.मी. फ्रॉजबेरी जलाशय, एफ दक्षिण कार्यालय – 118.80 मि.मी. सिटी इंस्टीट्यूट ऑफ डिजास्टर मैनेजमेंट, परेल – 116.80 मि.मी. जिलाधिकारी आवास नगर पालिका शाला, चेंबूर – 116.80 मि.मी. एफ दक्षिण विभाग कार्यालय, परेल – 113.53 मि.मी. #WATCH | Maharashtra: Severe waterlogging witnessed in Mumbai as the region receives heavy rainfall; visuals from Veera Desai Road, Andheri West pic.twitter.com/IMWfQsNLBo — ANI (@ANI) August 18, 2025 पहले जारी हुआ था ऑरेंज अलर्ट फिर क्या हुआ? हां, आईएमडी ने ऑरेंज अलर्ट जारी किया था. इसके बाद मुंबई में तेज हवाओं के साथ भारी बारिश शुरू हो गई, जो लगातार हो रही है. ऐसे में मौसम विभाग ने अगले 24 घंटों में पुणे में अत्यधिक भारी बारिश को लेकर रेड अलर्ट जारी किया है. इतना ही नहीं. पालघर, ठाणे, मुंबई शहर और उपनगरों, रायगढ़, रत्नागिरी, सिंधुदुर्ग, यवतमाल, चंद्रपुर, गढ़चिरौली, सतारा घाट और कोल्हापुर घाट क्षेत्रों में भी भारी बारिश की संभावना है. प्रशासन ने मछुआरों को समुद्र में न जाने की सलाह दी है. #WATCH | मुंबई: महाराष्ट्र के मुख्यमंत्री देवेंद्र फडणवीस ने महाराष्ट्र में हो रही भारी बारिश पर कहा, "पिछले 2 दिनों में महाराष्ट्र में भारी बारिश हुई है, कई जिलों में रेड और ऑरेंज अलर्ट हैं। महाराष्ट्र के आधे जिलों में अगले 3 दिनों के लिए रेड और ऑरेंज अलर्ट हैं... हम पड़ोसी… pic.twitter.com/o2LcASMUz4 — ANI_HindiNews (@AHindinews) August 18, 2025 — ANI_HindiNews (@AHindinews) August 18, 2025 Mumbai Traffic Update: दोपहर बाद मुंबई के ट्रैफिक का हाल दोपहर बाद की स्थिति यह थी कि अगर आप अंधेरी में हैं और आपको वेस्ट साइड से ईस्ट साइड जाना है तो अंधेरी सबवे का इस्तेमाल ना करें क्योंकि वो बंद हो चुका है. इसके बजाय आप स्टेशन के आगे के फ्लाईओवर का इस्तेमाल कर सकते हैं. Andheri वेस्ट से अगर आप बांद्रा की तरफ जा रहे हैं तो SV रोड ना लें क्योकि वहां कई जगहों पर आपको पानी भरा हुआ मिलेगा. आप लिंक रोड ले सकते हैं या फिर वेस्टर्न एक्सप्रेस हाईवे का इस्तेमाल करें. इसी तरह अंधेरी के वीरा देसाई रोड को बिल्कुल भी ना लें, ये पूरी रोड दोपहर तक पानी में डूबी हुई थी. इसके बजाय आप लिंक रोड से होते हुए, सर्विस रोड का इस्तेमाल करके अपने गंतव्य तक पहुंच सकते हैं. - एस.वी.पी रोड (कालबादेवी) पर आधा फुट पानी जमा होने के कारण वहां यातायात धीमी गति से चल रहा है. - ओबेरॉय मॉल (डिंडोशी) गोरेगांव के सामने बारिश का पानी जमा होने के कारण यातायात धीमी गति से चल रहा है. - कल्पक नाका से पद्मश्री वसंतदादा पाटिल चौक, सीजीएस कॉलोनी (एंटॉप हिल) तक जाने वाली दोनों नहरों पर लगभग दो फीट पानी जमा हो गया है और सड़क यातायात के लिए बंद है. - साइन से माटुंगा हिन्दू कॉलोनी में जबरदस्त जल जमाव, साइन थाना रोड पर भारी ट्रैफिक. - चुन्नभाती से एवंरॉट नगर तक ट्रैफिक. - मानखुर्द सुरंग (ट्रॉम्बे) में लगभग 10 से 15 फीट पानी जमा हो गया है और सुरंग को यातायात के लिए बंद कर दिया गया है. - एमजीआर चौक से केन नगर (एंटॉप हिल) जाने वाली सड़क पर लगभग डेढ़ फीट पानी जमा होने के कारण यातायात बंद कर दिया गया है. Mumbai Rain Status: मौसम विभाग ने 18 अगस्त यानी आज और 19 अगस्त 2025 के लिए मुंबई में बहुत ज्यादा बारिश की आशंका जताई है. ऐसे में लोगों को सतर्क रहने और बेवजह बाहर न निकलने को कहा जा रहा है. देश की आर्थिक राजधानी मुंबई कुछ घंटे की बारिश में ही पानी-पानी हो गई है. कई इलाके डूबने लगे हैं. उड़ानों और ट्रेनों पर भी असर पड़ा है. स्कूलों की छुट्टी कर दी गई है. बोरीवली, ठाणे, कल्याण, पवई समेत तमाम इलाकों में रहने वाले लोगों के लिए रेड अलर्ट जारी किया गया है. मौसम विभाग का अनुमान है कि अगले कुछ घंटों में भारी बारिश हो सकती है. अगर आप मुंबई में रहते हैं तो बहुत जरूरी न हो तो आज के सारे प्लान कैंसल कर दीजिए और घर पर ही रहिए. खुद, मुंबई कमिश्नर ने एडवाइजरी जारी करते हुए लोगों से अपील की है कि आज बेवजह यात्रा करने से बचें. मुंबई के अंधेरी सबवे में पानी भर गया है. मुंबई एयरपोर्ट का हाल मुंबई में भारी बारिश के चलते हवाई और सड़क यातायात बुरी तरह से प्रभावित हुआ है. दोपहर 2 बजे तक 9 फ्लाइटों की लैंडिंग रोकनी पड़ी. विजिबिलिटी काफी कम है. एयरलाइंस ने यात्रियों के लिए ट्रवेल एडवाइजरी जारी करते हुए कहा है कि प्लीज, एयरपोर्ट पर थोड़ा ज्यादा समय लेकर निकलें. कई एयरलाइंस ने यात्रियों को पहले ही अलर्ट कर दिया है. मुंबई एयरपोर्ट प्रशासन ने भी अपनी तरफ से कहा है कि मुंबई में भारी बारिश के पूर्वानुमान के चलते यात्रियों को सलाह दी जाती है कि वे अपनी फ्लाइट का स्टेटस संबंधित एयरलाइंस के साथ चेक करते रहें और एयरपोर्ट पहुंचने के लिए थोड़ा ज्यादा समय लेकर निकलें. दरअसल, ऐसा इसलिए कहा जा रहा है क्योंकि पानी जमा होने से ट्रैफिक काफी स्लो है. कई जगहों पर जाम की स्थिति बनी हुई है. उधर, कुछ लोकल ट्रेनें भी देरी से चल रही हैं. #BreakingNews : मुंबई के अंधेरी सबवे में भरा पानी, मुंबई कमिश्नर ने जारी की एडवाइजरी, 'बेवजह यात्रा करने से बचें..'#Mumbai #Rain #Alert #IMD | @pratyushkkhare @ashwinipande pic.twitter.com/Yudxx6SOdj — Zee News (@ZeeNews) August 18, 2025 मौसम का ताजा अपडेट - IMD ने सोमवार को बारिश को लेकर रेड अलर्ट घोषित किया है जिसके बाद शहर के सारे स्कूलों को बंद कर दिया गया है. BMC ने बारिश के बीच सभी स्कूलों की छुट्टी कर दी है. - मुंबई में भी बोरीवली, ठाणे, कल्याण, मुलुंड, पवई, सांताक्रूज, चेंबूर, वर्ली, नवी मुंबई और कोलाबा में रहने वाले लोगों को ज्यादा सतर्क रहने की जरूरत है. शहर के कई इलाकों जलभराव देखा जा रहा है. इससे ट्रैफिक बुरी तरह से प्रभावित है. माटुंगा का वीडियो देखिए. #WATCH | Mumbai, Maharashtra: Heavy rains in Mumbai led to waterlogging in several areas (Visuals from the Matunga area.) pic.twitter.com/Si9Db6HP9H — ANI (@ANI) August 18, 2025 सबसे ज्यादा वर्षा दर्ज करने वाले 10 स्थानों की लिस्ट आज सुबह 8 बजे से दोपहर 12 बजे तक (केवल 4 घंटे में) मुंबई के कई हिस्सों में भारी बारिश दर्ज की गई. बीएमसी ने सबसे अधिक वर्षा दर्ज करने वाले 10 प्रमुख स्थानों की सूची जारी की है. (वर्षा माप मिलीमीटर में) चेंबूर अग्निशमन केंद्र – 140.80 मि.मी. वर्षा जलवाहिनी कार्यशाला, दादर – 139.60 मि.मी. बी. नाडकर्णी पार्क नगर पालिका शाला, वडाला – 133.20 मि.मी. वरली सी फेस नगर पालिका शाला, वरली – 133.20 मि.मी. सावित्रीबाई फुले नगर पालिका शाला, वरली नाका – 130.40 मि.मी. आदर्श नगर शाला, वरली – 128.80 मि.मी. फ्रॉजबेरी जलाशय, एफ दक्षिण कार्यालय – 118.80 मि.मी. सिटी इंस्टीट्यूट ऑफ डिजास्टर मैनेजमेंट, परेल – 116.80 मि.मी. जिलाधिकारी आवास नगर पालिका शाला, चेंबूर – 116.80 मि.मी. एफ दक्षिण विभाग कार्यालय, परेल – 113.53 मि.मी. #WATCH | Maharashtra: Severe waterlogging witnessed in Mumbai as the region receives heavy rainfall; visuals from Veera Desai Road, Andheri West pic.twitter.com/IMWfQsNLBo — ANI (@ANI) August 18, 2025 पहले जारी हुआ था ऑरेंज अलर्ट फिर क्या हुआ? हां, आईएमडी ने ऑरेंज अलर्ट जारी किया था. इसके बाद मुंबई में तेज हवाओं के साथ भारी बारिश शुरू हो गई, जो लगातार हो रही है. ऐसे में मौसम विभाग ने अगले 24 घंटों में पुणे में अत्यधिक भारी बारिश को लेकर रेड अलर्ट जारी किया है. इतना ही नहीं. पालघर, ठाणे, मुंबई शहर और उपनगरों, रायगढ़, रत्नागिरी, सिंधुदुर्ग, यवतमाल, चंद्रपुर, गढ़चिरौली, सतारा घाट और कोल्हापुर घाट क्षेत्रों में भी भारी बारिश की संभावना है. प्रशासन ने मछुआरों को समुद्र में न जाने की सलाह दी है. दोपहर बाद की स्थिति यह थी कि अगर आप अंधेरी में हैं और आपको वेस्ट साइड से ईस्ट साइड जाना है तो अंधेरी सबवे का इस्तेमाल ना करें क्योंकि वो बंद हो चुका है. इसके बजाय आप स्टेशन के आगे के फ्लाईओवर का इस्तेमाल कर सकते हैं. Andheri वेस्ट से अगर आप बांद्रा की तरफ जा रहे हैं तो SV रोड ना लें क्योकि वहां कई जगहों पर आपको पानी भरा हुआ मिलेगा. आप लिंक रोड ले सकते हैं या फिर वेस्टर्न एक्सप्रेस हाईवे का इस्तेमाल करें. इसी तरह अंधेरी के वीरा देसाई रोड को बिल्कुल भी ना लें, ये पूरी रोड दोपहर तक पानी में डूबी हुई थी. इसके बजाय आप लिंक रोड से होते हुए, सर्विस रोड का इस्तेमाल करके अपने गंतव्य तक पहुंच सकते हैं. - एस.वी.पी रोड (कालबादेवी) पर आधा फुट पानी जमा होने के कारण वहां यातायात धीमी गति से चल रहा है. - ओबेरॉय मॉल (डिंडोशी) गोरेगांव के सामने बारिश का पानी जमा होने के कारण यातायात धीमी गति से चल रहा है. - कल्पक नाका से पद्मश्री वसंतदादा पाटिल चौक, सीजीएस कॉलोनी (एंटॉप हिल) तक जाने वाली दोनों नहरों पर लगभग दो फीट पानी जमा हो गया है और सड़क यातायात के लिए बंद है. - साइन से माटुंगा हिन्दू कॉलोनी में जबरदस्त जल जमाव, साइन थाना रोड पर भारी ट्रैफिक. - चुन्नभाती से एवंरॉट नगर तक ट्रैफिक. - मानखुर्द सुरंग (ट्रॉम्बे) में लगभग 10 से 15 फीट पानी जमा हो गया है और सुरंग को यातायात के लिए बंद कर दिया गया है. - एमजीआर चौक से केन नगर (एंटॉप हिल) जाने वाली सड़क पर लगभग डेढ़ फीट पानी जमा होने के कारण यातायात बंद कर दिया गया है. Mumbai Rain Status: मौसम विभाग ने 18 अगस्त यानी आज और 19 अगस्त 2025 के लिए मुंबई में बहुत ज्यादा बारिश की आशंका जताई है. ऐसे में लोगों को सतर्क रहने और बेवजह बाहर न निकलने को कहा जा रहा है. देश की आर्थिक राजधानी मुंबई कुछ घंटे की बारिश में ही पानी-पानी हो गई है. कई इलाके डूबने लगे हैं. उड़ानों और ट्रेनों पर भी असर पड़ा है. स्कूलों की छुट्टी कर दी गई है. बोरीवली, ठाणे, कल्याण, पवई समेत तमाम इलाकों में रहने वाले लोगों के लिए रेड अलर्ट जारी किया गया है. मौसम विभाग का अनुमान है कि अगले कुछ घंटों में भारी बारिश हो सकती है. अगर आप मुंबई में रहते हैं तो बहुत जरूरी न हो तो आज के सारे प्लान कैंसल कर दीजिए और घर पर ही रहिए. खुद, मुंबई कमिश्नर ने एडवाइजरी जारी करते हुए लोगों से अपील की है कि आज बेवजह यात्रा करने से बचें. मुंबई के अंधेरी सबवे में पानी भर गया है. मुंबई एयरपोर्ट का हाल मुंबई में भारी बारिश के चलते हवाई और सड़क यातायात बुरी तरह से प्रभावित हुआ है. दोपहर 2 बजे तक 9 फ्लाइटों की लैंडिंग रोकनी पड़ी. विजिबिलिटी काफी कम है. एयरलाइंस ने यात्रियों के लिए ट्रवेल एडवाइजरी जारी करते हुए कहा है कि प्लीज, एयरपोर्ट पर थोड़ा ज्यादा समय लेकर निकलें. कई एयरलाइंस ने यात्रियों को पहले ही अलर्ट कर दिया है. मुंबई एयरपोर्ट प्रशासन ने भी अपनी तरफ से कहा है कि मुंबई में भारी बारिश के पूर्वानुमान के चलते यात्रियों को सलाह दी जाती है कि वे अपनी फ्लाइट का स्टेटस संबंधित एयरलाइंस के साथ चेक करते रहें और एयरपोर्ट पहुंचने के लिए थोड़ा ज्यादा समय लेकर निकलें. दरअसल, ऐसा इसलिए कहा जा रहा है क्योंकि पानी जमा होने से ट्रैफिक काफी स्लो है. कई जगहों पर जाम की स्थिति बनी हुई है. उधर, कुछ लोकल ट्रेनें भी देरी से चल रही हैं. #BreakingNews : मुंबई के अंधेरी सबवे में भरा पानी, मुंबई कमिश्नर ने जारी की एडवाइजरी, 'बेवजह यात्रा करने से बचें..'#Mumbai #Rain #Alert #IMD | @pratyushkkhare @ashwinipande pic.twitter.com/Yudxx6SOdj — Zee News (@ZeeNews) August 18, 2025 मौसम का ताजा अपडेट - IMD ने सोमवार को बारिश को लेकर रेड अलर्ट घोषित किया है जिसके बाद शहर के सारे स्कूलों को बंद कर दिया गया है. BMC ने बारिश के बीच सभी स्कूलों की छुट्टी कर दी है. - मुंबई में भी बोरीवली, ठाणे, कल्याण, मुलुंड, पवई, सांताक्रूज, चेंबूर, वर्ली, नवी मुंबई और कोलाबा में रहने वाले लोगों को ज्यादा सतर्क रहने की जरूरत है. शहर के कई इलाकों जलभराव देखा जा रहा है. इससे ट्रैफिक बुरी तरह से प्रभावित है. माटुंगा का वीडियो देखिए. #WATCH | Mumbai, Maharashtra: Heavy rains in Mumbai led to waterlogging in several areas (Visuals from the Matunga area.) pic.twitter.com/Si9Db6HP9H — ANI (@ANI) August 18, 2025 सबसे ज्यादा वर्षा दर्ज करने वाले 10 स्थानों की लिस्ट आज सुबह 8 बजे से दोपहर 12 बजे तक (केवल 4 घंटे में) मुंबई के कई हिस्सों में भारी बारिश दर्ज की गई. बीएमसी ने सबसे अधिक वर्षा दर्ज करने वाले 10 प्रमुख स्थानों की सूची जारी की है. (वर्षा माप मिलीमीटर में) चेंबूर अग्निशमन केंद्र – 140.80 मि.मी. वर्षा जलवाहिनी कार्यशाला, दादर – 139.60 मि.मी. बी. नाडकर्णी पार्क नगर पालिका शाला, वडाला – 133.20 मि.मी. वरली सी फेस नगर पालिका शाला, वरली – 133.20 मि.मी. सावित्रीबाई फुले नगर पालिका शाला, वरली नाका – 130.40 मि.मी. आदर्श नगर शाला, वरली – 128.80 मि.मी. फ्रॉजबेरी जलाशय, एफ दक्षिण कार्यालय – 118.80 मि.मी. सिटी इंस्टीट्यूट ऑफ डिजास्टर मैनेजमेंट, परेल – 116.80 मि.मी. जिलाधिकारी आवास नगर पालिका शाला, चेंबूर – 116.80 मि.मी. एफ दक्षिण विभाग कार्यालय, परेल – 113.53 मि.मी. #WATCH | Maharashtra: Severe waterlogging witnessed in Mumbai as the region receives heavy rainfall; visuals from Veera Desai Road, Andheri West pic.twitter.com/IMWfQsNLBo — ANI (@ANI) August 18, 2025 पहले जारी हुआ था ऑरेंज अलर्ट फिर क्या हुआ? हां, आईएमडी ने ऑरेंज अलर्ट जारी किया था. इसके बाद मुंबई में तेज हवाओं के साथ भारी बारिश शुरू हो गई, जो लगातार हो रही है. ऐसे में मौसम विभाग ने अगले 24 घंटों में पुणे में अत्यधिक भारी बारिश को लेकर रेड अलर्ट जारी किया है. इतना ही नहीं. पालघर, ठाणे, मुंबई शहर और उपनगरों, रायगढ़, रत्नागिरी, सिंधुदुर्ग, यवतमाल, चंद्रपुर, गढ़चिरौली, सतारा घाट और कोल्हापुर घाट क्षेत्रों में भी भारी बारिश की संभावना है. प्रशासन ने मछुआरों को समुद्र में न जाने की सलाह दी है. - एस.वी.पी रोड (कालबादेवी) पर आधा फुट पानी जमा होने के कारण वहां यातायात धीमी गति से चल रहा है. - ओबेरॉय मॉल (डिंडोशी) गोरेगांव के सामने बारिश का पानी जमा होने के कारण यातायात धीमी गति से चल रहा है. - कल्पक नाका से पद्मश्री वसंतदादा पाटिल चौक, सीजीएस कॉलोनी (एंटॉप हिल) तक जाने वाली दोनों नहरों पर लगभग दो फीट पानी जमा हो गया है और सड़क यातायात के लिए बंद है. - साइन से माटुंगा हिन्दू कॉलोनी में जबरदस्त जल जमाव, साइन थाना रोड पर भारी ट्रैफिक. - चुन्नभाती से एवंरॉट नगर तक ट्रैफिक. - मानखुर्द सुरंग (ट्रॉम्बे) में लगभग 10 से 15 फीट पानी जमा हो गया है और सुरंग को यातायात के लिए बंद कर दिया गया है. - एमजीआर चौक से केन नगर (एंटॉप हिल) जाने वाली सड़क पर लगभग डेढ़ फीट पानी जमा होने के कारण यातायात बंद कर दिया गया है. Mumbai Rain Status: मौसम विभाग ने 18 अगस्त यानी आज और 19 अगस्त 2025 के लिए मुंबई में बहुत ज्यादा बारिश की आशंका जताई है. ऐसे में लोगों को सतर्क रहने और बेवजह बाहर न निकलने को कहा जा रहा है. देश की आर्थिक राजधानी मुंबई कुछ घंटे की बारिश में ही पानी-पानी हो गई है. कई इलाके डूबने लगे हैं. उड़ानों और ट्रेनों पर भी असर पड़ा है. स्कूलों की छुट्टी कर दी गई है. बोरीवली, ठाणे, कल्याण, पवई समेत तमाम इलाकों में रहने वाले लोगों के लिए रेड अलर्ट जारी किया गया है. मौसम विभाग का अनुमान है कि अगले कुछ घंटों में भारी बारिश हो सकती है. अगर आप मुंबई में रहते हैं तो बहुत जरूरी न हो तो आज के सारे प्लान कैंसल कर दीजिए और घर पर ही रहिए. खुद, मुंबई कमिश्नर ने एडवाइजरी जारी करते हुए लोगों से अपील की है कि आज बेवजह यात्रा करने से बचें. मुंबई के अंधेरी सबवे में पानी भर गया है. मुंबई एयरपोर्ट का हाल मुंबई में भारी बारिश के चलते हवाई और सड़क यातायात बुरी तरह से प्रभावित हुआ है. दोपहर 2 बजे तक 9 फ्लाइटों की लैंडिंग रोकनी पड़ी. विजिबिलिटी काफी कम है. एयरलाइंस ने यात्रियों के लिए ट्रवेल एडवाइजरी जारी करते हुए कहा है कि प्लीज, एयरपोर्ट पर थोड़ा ज्यादा समय लेकर निकलें. कई एयरलाइंस ने यात्रियों को पहले ही अलर्ट कर दिया है. मुंबई एयरपोर्ट प्रशासन ने भी अपनी तरफ से कहा है कि मुंबई में भारी बारिश के पूर्वानुमान के चलते यात्रियों को सलाह दी जाती है कि वे अपनी फ्लाइट का स्टेटस संबंधित एयरलाइंस के साथ चेक करते रहें और एयरपोर्ट पहुंचने के लिए थोड़ा ज्यादा समय लेकर निकलें. दरअसल, ऐसा इसलिए कहा जा रहा है क्योंकि पानी जमा होने से ट्रैफिक काफी स्लो है. कई जगहों पर जाम की स्थिति बनी हुई है. उधर, कुछ लोकल ट्रेनें भी देरी से चल रही हैं. #BreakingNews : मुंबई के अंधेरी सबवे में भरा पानी, मुंबई कमिश्नर ने जारी की एडवाइजरी, 'बेवजह यात्रा करने से बचें..'#Mumbai #Rain #Alert #IMD | @pratyushkkhare @ashwinipande pic.twitter.com/Yudxx6SOdj — Zee News (@ZeeNews) August 18, 2025 मौसम का ताजा अपडेट - IMD ने सोमवार को बारिश को लेकर रेड अलर्ट घोषित किया है जिसके बाद शहर के सारे स्कूलों को बंद कर दिया गया है. BMC ने बारिश के बीच सभी स्कूलों की छुट्टी कर दी है. - मुंबई में भी बोरीवली, ठाणे, कल्याण, मुलुंड, पवई, सांताक्रूज, चेंबूर, वर्ली, नवी मुंबई और कोलाबा में रहने वाले लोगों को ज्यादा सतर्क रहने की जरूरत है. शहर के कई इलाकों जलभराव देखा जा रहा है. इससे ट्रैफिक बुरी तरह से प्रभावित है. माटुंगा का वीडियो देखिए. #WATCH | Mumbai, Maharashtra: Heavy rains in Mumbai led to waterlogging in several areas (Visuals from the Matunga area.) pic.twitter.com/Si9Db6HP9H — ANI (@ANI) August 18, 2025 सबसे ज्यादा वर्षा दर्ज करने वाले 10 स्थानों की लिस्ट आज सुबह 8 बजे से दोपहर 12 बजे तक (केवल 4 घंटे में) मुंबई के कई हिस्सों में भारी बारिश दर्ज की गई. बीएमसी ने सबसे अधिक वर्षा दर्ज करने वाले 10 प्रमुख स्थानों की सूची जारी की है. (वर्षा माप मिलीमीटर में) चेंबूर अग्निशमन केंद्र – 140.80 मि.मी. वर्षा जलवाहिनी कार्यशाला, दादर – 139.60 मि.मी. बी. नाडकर्णी पार्क नगर पालिका शाला, वडाला – 133.20 मि.मी. वरली सी फेस नगर पालिका शाला, वरली – 133.20 मि.मी. सावित्रीबाई फुले नगर पालिका शाला, वरली नाका – 130.40 मि.मी. आदर्श नगर शाला, वरली – 128.80 मि.मी. फ्रॉजबेरी जलाशय, एफ दक्षिण कार्यालय – 118.80 मि.मी. सिटी इंस्टीट्यूट ऑफ डिजास्टर मैनेजमेंट, परेल – 116.80 मि.मी. जिलाधिकारी आवास नगर पालिका शाला, चेंबूर – 116.80 मि.मी. एफ दक्षिण विभाग कार्यालय, परेल – 113.53 मि.मी. #WATCH | Maharashtra: Severe waterlogging witnessed in Mumbai as the region receives heavy rainfall; visuals from Veera Desai Road, Andheri West pic.twitter.com/IMWfQsNLBo — ANI (@ANI) August 18, 2025 पहले जारी हुआ था ऑरेंज अलर्ट फिर क्या हुआ? हां, आईएमडी ने ऑरेंज अलर्ट जारी किया था. इसके बाद मुंबई में तेज हवाओं के साथ भारी बारिश शुरू हो गई, जो लगातार हो रही है. ऐसे में मौसम विभाग ने अगले 24 घंटों में पुणे में अत्यधिक भारी बारिश को लेकर रेड अलर्ट जारी किया है. इतना ही नहीं. पालघर, ठाणे, मुंबई शहर और उपनगरों, रायगढ़, रत्नागिरी, सिंधुदुर्ग, यवतमाल, चंद्रपुर, गढ़चिरौली, सतारा घाट और कोल्हापुर घाट क्षेत्रों में भी भारी बारिश की संभावना है. प्रशासन ने मछुआरों को समुद्र में न जाने की सलाह दी है. - ओबेरॉय मॉल (डिंडोशी) गोरेगांव के सामने बारिश का पानी जमा होने के कारण यातायात धीमी गति से चल रहा है. - कल्पक नाका से पद्मश्री वसंतदादा पाटिल चौक, सीजीएस कॉलोनी (एंटॉप हिल) तक जाने वाली दोनों नहरों पर लगभग दो फीट पानी जमा हो गया है और सड़क यातायात के लिए बंद है. - साइन से माटुंगा हिन्दू कॉलोनी में जबरदस्त जल जमाव, साइन थाना रोड पर भारी ट्रैफिक. - चुन्नभाती से एवंरॉट नगर तक ट्रैफिक. - मानखुर्द सुरंग (ट्रॉम्बे) में लगभग 10 से 15 फीट पानी जमा हो गया है और सुरंग को यातायात के लिए बंद कर दिया गया है. - एमजीआर चौक से केन नगर (एंटॉप हिल) जाने वाली सड़क पर लगभग डेढ़ फीट पानी जमा होने के कारण यातायात बंद कर दिया गया है. Mumbai Rain Status: मौसम विभाग ने 18 अगस्त यानी आज और 19 अगस्त 2025 के लिए मुंबई में बहुत ज्यादा बारिश की आशंका जताई है. ऐसे में लोगों को सतर्क रहने और बेवजह बाहर न निकलने को कहा जा रहा है. देश की आर्थिक राजधानी मुंबई कुछ घंटे की बारिश में ही पानी-पानी हो गई है. कई इलाके डूबने लगे हैं. उड़ानों और ट्रेनों पर भी असर पड़ा है. स्कूलों की छुट्टी कर दी गई है. बोरीवली, ठाणे, कल्याण, पवई समेत तमाम इलाकों में रहने वाले लोगों के लिए रेड अलर्ट जारी किया गया है. मौसम विभाग का अनुमान है कि अगले कुछ घंटों में भारी बारिश हो सकती है. अगर आप मुंबई में रहते हैं तो बहुत जरूरी न हो तो आज के सारे प्लान कैंसल कर दीजिए और घर पर ही रहिए. खुद, मुंबई कमिश्नर ने एडवाइजरी जारी करते हुए लोगों से अपील की है कि आज बेवजह यात्रा करने से बचें. मुंबई के अंधेरी सबवे में पानी भर गया है. मुंबई एयरपोर्ट का हाल मुंबई में भारी बारिश के चलते हवाई और सड़क यातायात बुरी तरह से प्रभावित हुआ है. दोपहर 2 बजे तक 9 फ्लाइटों की लैंडिंग रोकनी पड़ी. विजिबिलिटी काफी कम है. एयरलाइंस ने यात्रियों के लिए ट्रवेल एडवाइजरी जारी करते हुए कहा है कि प्लीज, एयरपोर्ट पर थोड़ा ज्यादा समय लेकर निकलें. कई एयरलाइंस ने यात्रियों को पहले ही अलर्ट कर दिया है. मुंबई एयरपोर्ट प्रशासन ने भी अपनी तरफ से कहा है कि मुंबई में भारी बारिश के पूर्वानुमान के चलते यात्रियों को सलाह दी जाती है कि वे अपनी फ्लाइट का स्टेटस संबंधित एयरलाइंस के साथ चेक करते रहें और एयरपोर्ट पहुंचने के लिए थोड़ा ज्यादा समय लेकर निकलें. दरअसल, ऐसा इसलिए कहा जा रहा है क्योंकि पानी जमा होने से ट्रैफिक काफी स्लो है. कई जगहों पर जाम की स्थिति बनी हुई है. उधर, कुछ लोकल ट्रेनें भी देरी से चल रही हैं. #BreakingNews : मुंबई के अंधेरी सबवे में भरा पानी, मुंबई कमिश्नर ने जारी की एडवाइजरी, 'बेवजह यात्रा करने से बचें..'#Mumbai #Rain #Alert #IMD | @pratyushkkhare @ashwinipande pic.twitter.com/Yudxx6SOdj — Zee News (@ZeeNews) August 18, 2025 मौसम का ताजा अपडेट - IMD ने सोमवार को बारिश को लेकर रेड अलर्ट घोषित किया है जिसके बाद शहर के सारे स्कूलों को बंद कर दिया गया है. BMC ने बारिश के बीच सभी स्कूलों की छुट्टी कर दी है. - मुंबई में भी बोरीवली, ठाणे, कल्याण, मुलुंड, पवई, सांताक्रूज, चेंबूर, वर्ली, नवी मुंबई और कोलाबा में रहने वाले लोगों को ज्यादा सतर्क रहने की जरूरत है. शहर के कई इलाकों जलभराव देखा जा रहा है. इससे ट्रैफिक बुरी तरह से प्रभावित है. माटुंगा का वीडियो देखिए. #WATCH | Mumbai, Maharashtra: Heavy rains in Mumbai led to waterlogging in several areas (Visuals from the Matunga area.) pic.twitter.com/Si9Db6HP9H — ANI (@ANI) August 18, 2025 सबसे ज्यादा वर्षा दर्ज करने वाले 10 स्थानों की लिस्ट आज सुबह 8 बजे से दोपहर 12 बजे तक (केवल 4 घंटे में) मुंबई के कई हिस्सों में भारी बारिश दर्ज की गई. बीएमसी ने सबसे अधिक वर्षा दर्ज करने वाले 10 प्रमुख स्थानों की सूची जारी की है. (वर्षा माप मिलीमीटर में) चेंबूर अग्निशमन केंद्र – 140.80 मि.मी. वर्षा जलवाहिनी कार्यशाला, दादर – 139.60 मि.मी. बी. नाडकर्णी पार्क नगर पालिका शाला, वडाला – 133.20 मि.मी. वरली सी फेस नगर पालिका शाला, वरली – 133.20 मि.मी. सावित्रीबाई फुले नगर पालिका शाला, वरली नाका – 130.40 मि.मी. आदर्श नगर शाला, वरली – 128.80 मि.मी. फ्रॉजबेरी जलाशय, एफ दक्षिण कार्यालय – 118.80 मि.मी. सिटी इंस्टीट्यूट ऑफ डिजास्टर मैनेजमेंट, परेल – 116.80 मि.मी. जिलाधिकारी आवास नगर पालिका शाला, चेंबूर – 116.80 मि.मी. एफ दक्षिण विभाग कार्यालय, परेल – 113.53 मि.मी. #WATCH | Maharashtra: Severe waterlogging witnessed in Mumbai as the region receives heavy rainfall; visuals from Veera Desai Road, Andheri West pic.twitter.com/IMWfQsNLBo — ANI (@ANI) August 18, 2025 पहले जारी हुआ था ऑरेंज अलर्ट फिर क्या हुआ? हां, आईएमडी ने ऑरेंज अलर्ट जारी किया था. इसके बाद मुंबई में तेज हवाओं के साथ भारी बारिश शुरू हो गई, जो लगातार हो रही है. ऐसे में मौसम विभाग ने अगले 24 घंटों में पुणे में अत्यधिक भारी बारिश को लेकर रेड अलर्ट जारी किया है. इतना ही नहीं. पालघर, ठाणे, मुंबई शहर और उपनगरों, रायगढ़, रत्नागिरी, सिंधुदुर्ग, यवतमाल, चंद्रपुर, गढ़चिरौली, सतारा घाट और कोल्हापुर घाट क्षेत्रों में भी भारी बारिश की संभावना है. प्रशासन ने मछुआरों को समुद्र में न जाने की सलाह दी है. - कल्पक नाका से पद्मश्री वसंतदादा पाटिल चौक, सीजीएस कॉलोनी (एंटॉप हिल) तक जाने वाली दोनों नहरों पर लगभग दो फीट पानी जमा हो गया है और सड़क यातायात के लिए बंद है. - साइन से माटुंगा हिन्दू कॉलोनी में जबरदस्त जल जमाव, साइन थाना रोड पर भारी ट्रैफिक. - चुन्नभाती से एवंरॉट नगर तक ट्रैफिक. - मानखुर्द सुरंग (ट्रॉम्बे) में लगभग 10 से 15 फीट पानी जमा हो गया है और सुरंग को यातायात के लिए बंद कर दिया गया है. - एमजीआर चौक से केन नगर (एंटॉप हिल) जाने वाली सड़क पर लगभग डेढ़ फीट पानी जमा होने के कारण यातायात बंद कर दिया गया है. Mumbai Rain Status: मौसम विभाग ने 18 अगस्त यानी आज और 19 अगस्त 2025 के लिए मुंबई में बहुत ज्यादा बारिश की आशंका जताई है. ऐसे में लोगों को सतर्क रहने और बेवजह बाहर न निकलने को कहा जा रहा है. देश की आर्थिक राजधानी मुंबई कुछ घंटे की बारिश में ही पानी-पानी हो गई है. कई इलाके डूबने लगे हैं. उड़ानों और ट्रेनों पर भी असर पड़ा है. स्कूलों की छुट्टी कर दी गई है. बोरीवली, ठाणे, कल्याण, पवई समेत तमाम इलाकों में रहने वाले लोगों के लिए रेड अलर्ट जारी किया गया है. मौसम विभाग का अनुमान है कि अगले कुछ घंटों में भारी बारिश हो सकती है. अगर आप मुंबई में रहते हैं तो बहुत जरूरी न हो तो आज के सारे प्लान कैंसल कर दीजिए और घर पर ही रहिए. खुद, मुंबई कमिश्नर ने एडवाइजरी जारी करते हुए लोगों से अपील की है कि आज बेवजह यात्रा करने से बचें. मुंबई के अंधेरी सबवे में पानी भर गया है. मुंबई एयरपोर्ट का हाल मुंबई में भारी बारिश के चलते हवाई और सड़क यातायात बुरी तरह से प्रभावित हुआ है. दोपहर 2 बजे तक 9 फ्लाइटों की लैंडिंग रोकनी पड़ी. विजिबिलिटी काफी कम है. एयरलाइंस ने यात्रियों के लिए ट्रवेल एडवाइजरी जारी करते हुए कहा है कि प्लीज, एयरपोर्ट पर थोड़ा ज्यादा समय लेकर निकलें. कई एयरलाइंस ने यात्रियों को पहले ही अलर्ट कर दिया है. मुंबई एयरपोर्ट प्रशासन ने भी अपनी तरफ से कहा है कि मुंबई में भारी बारिश के पूर्वानुमान के चलते यात्रियों को सलाह दी जाती है कि वे अपनी फ्लाइट का स्टेटस संबंधित एयरलाइंस के साथ चेक करते रहें और एयरपोर्ट पहुंचने के लिए थोड़ा ज्यादा समय लेकर निकलें. दरअसल, ऐसा इसलिए कहा जा रहा है क्योंकि पानी जमा होने से ट्रैफिक काफी स्लो है. कई जगहों पर जाम की स्थिति बनी हुई है. उधर, कुछ लोकल ट्रेनें भी देरी से चल रही हैं. #BreakingNews : मुंबई के अंधेरी सबवे में भरा पानी, मुंबई कमिश्नर ने जारी की एडवाइजरी, 'बेवजह यात्रा करने से बचें..'#Mumbai #Rain #Alert #IMD | @pratyushkkhare @ashwinipande pic.twitter.com/Yudxx6SOdj — Zee News (@ZeeNews) August 18, 2025 मौसम का ताजा अपडेट - IMD ने सोमवार को बारिश को लेकर रेड अलर्ट घोषित किया है जिसके बाद शहर के सारे स्कूलों को बंद कर दिया गया है. BMC ने बारिश के बीच सभी स्कूलों की छुट्टी कर दी है. - मुंबई में भी बोरीवली, ठाणे, कल्याण, मुलुंड, पवई, सांताक्रूज, चेंबूर, वर्ली, नवी मुंबई और कोलाबा में रहने वाले लोगों को ज्यादा सतर्क रहने की जरूरत है. शहर के कई इलाकों जलभराव देखा जा रहा है. इससे ट्रैफिक बुरी तरह से प्रभावित है. माटुंगा का वीडियो देखिए. #WATCH | Mumbai, Maharashtra: Heavy rains in Mumbai led to waterlogging in several areas (Visuals from the Matunga area.) pic.twitter.com/Si9Db6HP9H — ANI (@ANI) August 18, 2025 सबसे ज्यादा वर्षा दर्ज करने वाले 10 स्थानों की लिस्ट आज सुबह 8 बजे से दोपहर 12 बजे तक (केवल 4 घंटे में) मुंबई के कई हिस्सों में भारी बारिश दर्ज की गई. बीएमसी ने सबसे अधिक वर्षा दर्ज करने वाले 10 प्रमुख स्थानों की सूची जारी की है. (वर्षा माप मिलीमीटर में) चेंबूर अग्निशमन केंद्र – 140.80 मि.मी. वर्षा जलवाहिनी कार्यशाला, दादर – 139.60 मि.मी. बी. नाडकर्णी पार्क नगर पालिका शाला, वडाला – 133.20 मि.मी. वरली सी फेस नगर पालिका शाला, वरली – 133.20 मि.मी. सावित्रीबाई फुले नगर पालिका शाला, वरली नाका – 130.40 मि.मी. आदर्श नगर शाला, वरली – 128.80 मि.मी. फ्रॉजबेरी जलाशय, एफ दक्षिण कार्यालय – 118.80 मि.मी. सिटी इंस्टीट्यूट ऑफ डिजास्टर मैनेजमेंट, परेल – 116.80 मि.मी. जिलाधिकारी आवास नगर पालिका शाला, चेंबूर – 116.80 मि.मी. एफ दक्षिण विभाग कार्यालय, परेल – 113.53 मि.मी. #WATCH | Maharashtra: Severe waterlogging witnessed in Mumbai as the region receives heavy rainfall; visuals from Veera Desai Road, Andheri West pic.twitter.com/IMWfQsNLBo — ANI (@ANI) August 18, 2025 पहले जारी हुआ था ऑरेंज अलर्ट फिर क्या हुआ? हां, आईएमडी ने ऑरेंज अलर्ट जारी किया था. इसके बाद मुंबई में तेज हवाओं के साथ भारी बारिश शुरू हो गई, जो लगातार हो रही है. ऐसे में मौसम विभाग ने अगले 24 घंटों में पुणे में अत्यधिक भारी बारिश को लेकर रेड अलर्ट जारी किया है. इतना ही नहीं. पालघर, ठाणे, मुंबई शहर और उपनगरों, रायगढ़, रत्नागिरी, सिंधुदुर्ग, यवतमाल, चंद्रपुर, गढ़चिरौली, सतारा घाट और कोल्हापुर घाट क्षेत्रों में भी भारी बारिश की संभावना है. प्रशासन ने मछुआरों को समुद्र में न जाने की सलाह दी है. - साइन से माटुंगा हिन्दू कॉलोनी में जबरदस्त जल जमाव, साइन थाना रोड पर भारी ट्रैफिक. - चुन्नभाती से एवंरॉट नगर तक ट्रैफिक. - मानखुर्द सुरंग (ट्रॉम्बे) में लगभग 10 से 15 फीट पानी जमा हो गया है और सुरंग को यातायात के लिए बंद कर दिया गया है. - एमजीआर चौक से केन नगर (एंटॉप हिल) जाने वाली सड़क पर लगभग डेढ़ फीट पानी जमा होने के कारण यातायात बंद कर दिया गया है. Mumbai Rain Status: मौसम विभाग ने 18 अगस्त यानी आज और 19 अगस्त 2025 के लिए मुंबई में बहुत ज्यादा बारिश की आशंका जताई है. ऐसे में लोगों को सतर्क रहने और बेवजह बाहर न निकलने को कहा जा रहा है. देश की आर्थिक राजधानी मुंबई कुछ घंटे की बारिश में ही पानी-पानी हो गई है. कई इलाके डूबने लगे हैं. उड़ानों और ट्रेनों पर भी असर पड़ा है. स्कूलों की छुट्टी कर दी गई है. बोरीवली, ठाणे, कल्याण, पवई समेत तमाम इलाकों में रहने वाले लोगों के लिए रेड अलर्ट जारी किया गया है. मौसम विभाग का अनुमान है कि अगले कुछ घंटों में भारी बारिश हो सकती है. अगर आप मुंबई में रहते हैं तो बहुत जरूरी न हो तो आज के सारे प्लान कैंसल कर दीजिए और घर पर ही रहिए. खुद, मुंबई कमिश्नर ने एडवाइजरी जारी करते हुए लोगों से अपील की है कि आज बेवजह यात्रा करने से बचें. मुंबई के अंधेरी सबवे में पानी भर गया है. मुंबई एयरपोर्ट का हाल मुंबई में भारी बारिश के चलते हवाई और सड़क यातायात बुरी तरह से प्रभावित हुआ है. दोपहर 2 बजे तक 9 फ्लाइटों की लैंडिंग रोकनी पड़ी. विजिबिलिटी काफी कम है. एयरलाइंस ने यात्रियों के लिए ट्रवेल एडवाइजरी जारी करते हुए कहा है कि प्लीज, एयरपोर्ट पर थोड़ा ज्यादा समय लेकर निकलें. कई एयरलाइंस ने यात्रियों को पहले ही अलर्ट कर दिया है. मुंबई एयरपोर्ट प्रशासन ने भी अपनी तरफ से कहा है कि मुंबई में भारी बारिश के पूर्वानुमान के चलते यात्रियों को सलाह दी जाती है कि वे अपनी फ्लाइट का स्टेटस संबंधित एयरलाइंस के साथ चेक करते रहें और एयरपोर्ट पहुंचने के लिए थोड़ा ज्यादा समय लेकर निकलें. दरअसल, ऐसा इसलिए कहा जा रहा है क्योंकि पानी जमा होने से ट्रैफिक काफी स्लो है. कई जगहों पर जाम की स्थिति बनी हुई है. उधर, कुछ लोकल ट्रेनें भी देरी से चल रही हैं. #BreakingNews : मुंबई के अंधेरी सबवे में भरा पानी, मुंबई कमिश्नर ने जारी की एडवाइजरी, 'बेवजह यात्रा करने से बचें..'#Mumbai #Rain #Alert #IMD | @pratyushkkhare @ashwinipande pic.twitter.com/Yudxx6SOdj — Zee News (@ZeeNews) August 18, 2025 मौसम का ताजा अपडेट - IMD ने सोमवार को बारिश को लेकर रेड अलर्ट घोषित किया है जिसके बाद शहर के सारे स्कूलों को बंद कर दिया गया है. BMC ने बारिश के बीच सभी स्कूलों की छुट्टी कर दी है. - मुंबई में भी बोरीवली, ठाणे, कल्याण, मुलुंड, पवई, सांताक्रूज, चेंबूर, वर्ली, नवी मुंबई और कोलाबा में रहने वाले लोगों को ज्यादा सतर्क रहने की जरूरत है. शहर के कई इलाकों जलभराव देखा जा रहा है. इससे ट्रैफिक बुरी तरह से प्रभावित है. माटुंगा का वीडियो देखिए. #WATCH | Mumbai, Maharashtra: Heavy rains in Mumbai led to waterlogging in several areas (Visuals from the Matunga area.) pic.twitter.com/Si9Db6HP9H — ANI (@ANI) August 18, 2025 सबसे ज्यादा वर्षा दर्ज करने वाले 10 स्थानों की लिस्ट आज सुबह 8 बजे से दोपहर 12 बजे तक (केवल 4 घंटे में) मुंबई के कई हिस्सों में भारी बारिश दर्ज की गई. बीएमसी ने सबसे अधिक वर्षा दर्ज करने वाले 10 प्रमुख स्थानों की सूची जारी की है. (वर्षा माप मिलीमीटर में) चेंबूर अग्निशमन केंद्र – 140.80 मि.मी. वर्षा जलवाहिनी कार्यशाला, दादर – 139.60 मि.मी. बी. नाडकर्णी पार्क नगर पालिका शाला, वडाला – 133.20 मि.मी. वरली सी फेस नगर पालिका शाला, वरली – 133.20 मि.मी. सावित्रीबाई फुले नगर पालिका शाला, वरली नाका – 130.40 मि.मी. आदर्श नगर शाला, वरली – 128.80 मि.मी. फ्रॉजबेरी जलाशय, एफ दक्षिण कार्यालय – 118.80 मि.मी. सिटी इंस्टीट्यूट ऑफ डिजास्टर मैनेजमेंट, परेल – 116.80 मि.मी. जिलाधिकारी आवास नगर पालिका शाला, चेंबूर – 116.80 मि.मी. एफ दक्षिण विभाग कार्यालय, परेल – 113.53 मि.मी. #WATCH | Maharashtra: Severe waterlogging witnessed in Mumbai as the region receives heavy rainfall; visuals from Veera Desai Road, Andheri West pic.twitter.com/IMWfQsNLBo — ANI (@ANI) August 18, 2025 पहले जारी हुआ था ऑरेंज अलर्ट फिर क्या हुआ? हां, आईएमडी ने ऑरेंज अलर्ट जारी किया था. इसके बाद मुंबई में तेज हवाओं के साथ भारी बारिश शुरू हो गई, जो लगातार हो रही है. ऐसे में मौसम विभाग ने अगले 24 घंटों में पुणे में अत्यधिक भारी बारिश को लेकर रेड अलर्ट जारी किया है. इतना ही नहीं. पालघर, ठाणे, मुंबई शहर और उपनगरों, रायगढ़, रत्नागिरी, सिंधुदुर्ग, यवतमाल, चंद्रपुर, गढ़चिरौली, सतारा घाट और कोल्हापुर घाट क्षेत्रों में भी भारी बारिश की संभावना है. प्रशासन ने मछुआरों को समुद्र में न जाने की सलाह दी है. - चुन्नभाती से एवंरॉट नगर तक ट्रैफिक. - मानखुर्द सुरंग (ट्रॉम्बे) में लगभग 10 से 15 फीट पानी जमा हो गया है और सुरंग को यातायात के लिए बंद कर दिया गया है. - एमजीआर चौक से केन नगर (एंटॉप हिल) जाने वाली सड़क पर लगभग डेढ़ फीट पानी जमा होने के कारण यातायात बंद कर दिया गया है. Mumbai Rain Status: मौसम विभाग ने 18 अगस्त यानी आज और 19 अगस्त 2025 के लिए मुंबई में बहुत ज्यादा बारिश की आशंका जताई है. ऐसे में लोगों को सतर्क रहने और बेवजह बाहर न निकलने को कहा जा रहा है. देश की आर्थिक राजधानी मुंबई कुछ घंटे की बारिश में ही पानी-पानी हो गई है. कई इलाके डूबने लगे हैं. उड़ानों और ट्रेनों पर भी असर पड़ा है. स्कूलों की छुट्टी कर दी गई है. बोरीवली, ठाणे, कल्याण, पवई समेत तमाम इलाकों में रहने वाले लोगों के लिए रेड अलर्ट जारी किया गया है. मौसम विभाग का अनुमान है कि अगले कुछ घंटों में भारी बारिश हो सकती है. अगर आप मुंबई में रहते हैं तो बहुत जरूरी न हो तो आज के सारे प्लान कैंसल कर दीजिए और घर पर ही रहिए. खुद, मुंबई कमिश्नर ने एडवाइजरी जारी करते हुए लोगों से अपील की है कि आज बेवजह यात्रा करने से बचें. मुंबई के अंधेरी सबवे में पानी भर गया है. मुंबई एयरपोर्ट का हाल मुंबई में भारी बारिश के चलते हवाई और सड़क यातायात बुरी तरह से प्रभावित हुआ है. दोपहर 2 बजे तक 9 फ्लाइटों की लैंडिंग रोकनी पड़ी. विजिबिलिटी काफी कम है. एयरलाइंस ने यात्रियों के लिए ट्रवेल एडवाइजरी जारी करते हुए कहा है कि प्लीज, एयरपोर्ट पर थोड़ा ज्यादा समय लेकर निकलें. कई एयरलाइंस ने यात्रियों को पहले ही अलर्ट कर दिया है. मुंबई एयरपोर्ट प्रशासन ने भी अपनी तरफ से कहा है कि मुंबई में भारी बारिश के पूर्वानुमान के चलते यात्रियों को सलाह दी जाती है कि वे अपनी फ्लाइट का स्टेटस संबंधित एयरलाइंस के साथ चेक करते रहें और एयरपोर्ट पहुंचने के लिए थोड़ा ज्यादा समय लेकर निकलें. दरअसल, ऐसा इसलिए कहा जा रहा है क्योंकि पानी जमा होने से ट्रैफिक काफी स्लो है. कई जगहों पर जाम की स्थिति बनी हुई है. उधर, कुछ लोकल ट्रेनें भी देरी से चल रही हैं. #BreakingNews : मुंबई के अंधेरी सबवे में भरा पानी, मुंबई कमिश्नर ने जारी की एडवाइजरी, 'बेवजह यात्रा करने से बचें..'#Mumbai #Rain #Alert #IMD | @pratyushkkhare @ashwinipande pic.twitter.com/Yudxx6SOdj — Zee News (@ZeeNews) August 18, 2025 मौसम का ताजा अपडेट - IMD ने सोमवार को बारिश को लेकर रेड अलर्ट घोषित किया है जिसके बाद शहर के सारे स्कूलों को बंद कर दिया गया है. BMC ने बारिश के बीच सभी स्कूलों की छुट्टी कर दी है. - मुंबई में भी बोरीवली, ठाणे, कल्याण, मुलुंड, पवई, सांताक्रूज, चेंबूर, वर्ली, नवी मुंबई और कोलाबा में रहने वाले लोगों को ज्यादा सतर्क रहने की जरूरत है. शहर के कई इलाकों जलभराव देखा जा रहा है. इससे ट्रैफिक बुरी तरह से प्रभावित है. माटुंगा का वीडियो देखिए. #WATCH | Mumbai, Maharashtra: Heavy rains in Mumbai led to waterlogging in several areas (Visuals from the Matunga area.) pic.twitter.com/Si9Db6HP9H — ANI (@ANI) August 18, 2025 सबसे ज्यादा वर्षा दर्ज करने वाले 10 स्थानों की लिस्ट आज सुबह 8 बजे से दोपहर 12 बजे तक (केवल 4 घंटे में) मुंबई के कई हिस्सों में भारी बारिश दर्ज की गई. बीएमसी ने सबसे अधिक वर्षा दर्ज करने वाले 10 प्रमुख स्थानों की सूची जारी की है. (वर्षा माप मिलीमीटर में) चेंबूर अग्निशमन केंद्र – 140.80 मि.मी. वर्षा जलवाहिनी कार्यशाला, दादर – 139.60 मि.मी. बी. नाडकर्णी पार्क नगर पालिका शाला, वडाला – 133.20 मि.मी. वरली सी फेस नगर पालिका शाला, वरली – 133.20 मि.मी. सावित्रीबाई फुले नगर पालिका शाला, वरली नाका – 130.40 मि.मी. आदर्श नगर शाला, वरली – 128.80 मि.मी. फ्रॉजबेरी जलाशय, एफ दक्षिण कार्यालय – 118.80 मि.मी. सिटी इंस्टीट्यूट ऑफ डिजास्टर मैनेजमेंट, परेल – 116.80 मि.मी. जिलाधिकारी आवास नगर पालिका शाला, चेंबूर – 116.80 मि.मी. एफ दक्षिण विभाग कार्यालय, परेल – 113.53 मि.मी. #WATCH | Maharashtra: Severe waterlogging witnessed in Mumbai as the region receives heavy rainfall; visuals from Veera Desai Road, Andheri West pic.twitter.com/IMWfQsNLBo — ANI (@ANI) August 18, 2025 पहले जारी हुआ था ऑरेंज अलर्ट फिर क्या हुआ? हां, आईएमडी ने ऑरेंज अलर्ट जारी किया था. इसके बाद मुंबई में तेज हवाओं के साथ भारी बारिश शुरू हो गई, जो लगातार हो रही है. ऐसे में मौसम विभाग ने अगले 24 घंटों में पुणे में अत्यधिक भारी बारिश को लेकर रेड अलर्ट जारी किया है. इतना ही नहीं. पालघर, ठाणे, मुंबई शहर और उपनगरों, रायगढ़, रत्नागिरी, सिंधुदुर्ग, यवतमाल, चंद्रपुर, गढ़चिरौली, सतारा घाट और कोल्हापुर घाट क्षेत्रों में भी भारी बारिश की संभावना है. प्रशासन ने मछुआरों को समुद्र में न जाने की सलाह दी है. - मानखुर्द सुरंग (ट्रॉम्बे) में लगभग 10 से 15 फीट पानी जमा हो गया है और सुरंग को यातायात के लिए बंद कर दिया गया है. - एमजीआर चौक से केन नगर (एंटॉप हिल) जाने वाली सड़क पर लगभग डेढ़ फीट पानी जमा होने के कारण यातायात बंद कर दिया गया है. Mumbai Rain Status: मौसम विभाग ने 18 अगस्त यानी आज और 19 अगस्त 2025 के लिए मुंबई में बहुत ज्यादा बारिश की आशंका जताई है. ऐसे में लोगों को सतर्क रहने और बेवजह बाहर न निकलने को कहा जा रहा है. देश की आर्थिक राजधानी मुंबई कुछ घंटे की बारिश में ही पानी-पानी हो गई है. कई इलाके डूबने लगे हैं. उड़ानों और ट्रेनों पर भी असर पड़ा है. स्कूलों की छुट्टी कर दी गई है. बोरीवली, ठाणे, कल्याण, पवई समेत तमाम इलाकों में रहने वाले लोगों के लिए रेड अलर्ट जारी किया गया है. मौसम विभाग का अनुमान है कि अगले कुछ घंटों में भारी बारिश हो सकती है. अगर आप मुंबई में रहते हैं तो बहुत जरूरी न हो तो आज के सारे प्लान कैंसल कर दीजिए और घर पर ही रहिए. खुद, मुंबई कमिश्नर ने एडवाइजरी जारी करते हुए लोगों से अपील की है कि आज बेवजह यात्रा करने से बचें. मुंबई के अंधेरी सबवे में पानी भर गया है. मुंबई एयरपोर्ट का हाल मुंबई में भारी बारिश के चलते हवाई और सड़क यातायात बुरी तरह से प्रभावित हुआ है. दोपहर 2 बजे तक 9 फ्लाइटों की लैंडिंग रोकनी पड़ी. विजिबिलिटी काफी कम है. एयरलाइंस ने यात्रियों के लिए ट्रवेल एडवाइजरी जारी करते हुए कहा है कि प्लीज, एयरपोर्ट पर थोड़ा ज्यादा समय लेकर निकलें. कई एयरलाइंस ने यात्रियों को पहले ही अलर्ट कर दिया है. मुंबई एयरपोर्ट प्रशासन ने भी अपनी तरफ से कहा है कि मुंबई में भारी बारिश के पूर्वानुमान के चलते यात्रियों को सलाह दी जाती है कि वे अपनी फ्लाइट का स्टेटस संबंधित एयरलाइंस के साथ चेक करते रहें और एयरपोर्ट पहुंचने के लिए थोड़ा ज्यादा समय लेकर निकलें. दरअसल, ऐसा इसलिए कहा जा रहा है क्योंकि पानी जमा होने से ट्रैफिक काफी स्लो है. कई जगहों पर जाम की स्थिति बनी हुई है. उधर, कुछ लोकल ट्रेनें भी देरी से चल रही हैं. #BreakingNews : मुंबई के अंधेरी सबवे में भरा पानी, मुंबई कमिश्नर ने जारी की एडवाइजरी, 'बेवजह यात्रा करने से बचें..'#Mumbai #Rain #Alert #IMD | @pratyushkkhare @ashwinipande pic.twitter.com/Yudxx6SOdj — Zee News (@ZeeNews) August 18, 2025 मौसम का ताजा अपडेट - IMD ने सोमवार को बारिश को लेकर रेड अलर्ट घोषित किया है जिसके बाद शहर के सारे स्कूलों को बंद कर दिया गया है. BMC ने बारिश के बीच सभी स्कूलों की छुट्टी कर दी है. - मुंबई में भी बोरीवली, ठाणे, कल्याण, मुलुंड, पवई, सांताक्रूज, चेंबूर, वर्ली, नवी मुंबई और कोलाबा में रहने वाले लोगों को ज्यादा सतर्क रहने की जरूरत है. शहर के कई इलाकों जलभराव देखा जा रहा है. इससे ट्रैफिक बुरी तरह से प्रभावित है. माटुंगा का वीडियो देखिए. #WATCH | Mumbai, Maharashtra: Heavy rains in Mumbai led to waterlogging in several areas (Visuals from the Matunga area.) pic.twitter.com/Si9Db6HP9H — ANI (@ANI) August 18, 2025 सबसे ज्यादा वर्षा दर्ज करने वाले 10 स्थानों की लिस्ट आज सुबह 8 बजे से दोपहर 12 बजे तक (केवल 4 घंटे में) मुंबई के कई हिस्सों में भारी बारिश दर्ज की गई. बीएमसी ने सबसे अधिक वर्षा दर्ज करने वाले 10 प्रमुख स्थानों की सूची जारी की है. (वर्षा माप मिलीमीटर में) चेंबूर अग्निशमन केंद्र – 140.80 मि.मी. वर्षा जलवाहिनी कार्यशाला, दादर – 139.60 मि.मी. बी. नाडकर्णी पार्क नगर पालिका शाला, वडाला – 133.20 मि.मी. वरली सी फेस नगर पालिका शाला, वरली – 133.20 मि.मी. सावित्रीबाई फुले नगर पालिका शाला, वरली नाका – 130.40 मि.मी. आदर्श नगर शाला, वरली – 128.80 मि.मी. फ्रॉजबेरी जलाशय, एफ दक्षिण कार्यालय – 118.80 मि.मी. सिटी इंस्टीट्यूट ऑफ डिजास्टर मैनेजमेंट, परेल – 116.80 मि.मी. जिलाधिकारी आवास नगर पालिका शाला, चेंबूर – 116.80 मि.मी. एफ दक्षिण विभाग कार्यालय, परेल – 113.53 मि.मी. #WATCH | Maharashtra: Severe waterlogging witnessed in Mumbai as the region receives heavy rainfall; visuals from Veera Desai Road, Andheri West pic.twitter.com/IMWfQsNLBo — ANI (@ANI) August 18, 2025 पहले जारी हुआ था ऑरेंज अलर्ट फिर क्या हुआ? हां, आईएमडी ने ऑरेंज अलर्ट जारी किया था. इसके बाद मुंबई में तेज हवाओं के साथ भारी बारिश शुरू हो गई, जो लगातार हो रही है. ऐसे में मौसम विभाग ने अगले 24 घंटों में पुणे में अत्यधिक भारी बारिश को लेकर रेड अलर्ट जारी किया है. इतना ही नहीं. पालघर, ठाणे, मुंबई शहर और उपनगरों, रायगढ़, रत्नागिरी, सिंधुदुर्ग, यवतमाल, चंद्रपुर, गढ़चिरौली, सतारा घाट और कोल्हापुर घाट क्षेत्रों में भी भारी बारिश की संभावना है. प्रशासन ने मछुआरों को समुद्र में न जाने की सलाह दी है. - एमजीआर चौक से केन नगर (एंटॉप हिल) जाने वाली सड़क पर लगभग डेढ़ फीट पानी जमा होने के कारण यातायात बंद कर दिया गया है. Mumbai Rain Status: मौसम विभाग ने 18 अगस्त यानी आज और 19 अगस्त 2025 के लिए मुंबई में बहुत ज्यादा बारिश की आशंका जताई है. ऐसे में लोगों को सतर्क रहने और बेवजह बाहर न निकलने को कहा जा रहा है. देश की आर्थिक राजधानी मुंबई कुछ घंटे की बारिश में ही पानी-पानी हो गई है. कई इलाके डूबने लगे हैं. उड़ानों और ट्रेनों पर भी असर पड़ा है. स्कूलों की छुट्टी कर दी गई है. बोरीवली, ठाणे, कल्याण, पवई समेत तमाम इलाकों में रहने वाले लोगों के लिए रेड अलर्ट जारी किया गया है. मौसम विभाग का अनुमान है कि अगले कुछ घंटों में भारी बारिश हो सकती है. अगर आप मुंबई में रहते हैं तो बहुत जरूरी न हो तो आज के सारे प्लान कैंसल कर दीजिए और घर पर ही रहिए. खुद, मुंबई कमिश्नर ने एडवाइजरी जारी करते हुए लोगों से अपील की है कि आज बेवजह यात्रा करने से बचें. मुंबई के अंधेरी सबवे में पानी भर गया है. मुंबई एयरपोर्ट का हाल मुंबई में भारी बारिश के चलते हवाई और सड़क यातायात बुरी तरह से प्रभावित हुआ है. दोपहर 2 बजे तक 9 फ्लाइटों की लैंडिंग रोकनी पड़ी. विजिबिलिटी काफी कम है. एयरलाइंस ने यात्रियों के लिए ट्रवेल एडवाइजरी जारी करते हुए कहा है कि प्लीज, एयरपोर्ट पर थोड़ा ज्यादा समय लेकर निकलें. कई एयरलाइंस ने यात्रियों को पहले ही अलर्ट कर दिया है. मुंबई एयरपोर्ट प्रशासन ने भी अपनी तरफ से कहा है कि मुंबई में भारी बारिश के पूर्वानुमान के चलते यात्रियों को सलाह दी जाती है कि वे अपनी फ्लाइट का स्टेटस संबंधित एयरलाइंस के साथ चेक करते रहें और एयरपोर्ट पहुंचने के लिए थोड़ा ज्यादा समय लेकर निकलें. दरअसल, ऐसा इसलिए कहा जा रहा है क्योंकि पानी जमा होने से ट्रैफिक काफी स्लो है. कई जगहों पर जाम की स्थिति बनी हुई है. उधर, कुछ लोकल ट्रेनें भी देरी से चल रही हैं. #BreakingNews : मुंबई के अंधेरी सबवे में भरा पानी, मुंबई कमिश्नर ने जारी की एडवाइजरी, 'बेवजह यात्रा करने से बचें..'#Mumbai #Rain #Alert #IMD | @pratyushkkhare @ashwinipande pic.twitter.com/Yudxx6SOdj — Zee News (@ZeeNews) August 18, 2025 मौसम का ताजा अपडेट - IMD ने सोमवार को बारिश को लेकर रेड अलर्ट घोषित किया है जिसके बाद शहर के सारे स्कूलों को बंद कर दिया गया है. BMC ने बारिश के बीच सभी स्कूलों की छुट्टी कर दी है. - मुंबई में भी बोरीवली, ठाणे, कल्याण, मुलुंड, पवई, सांताक्रूज, चेंबूर, वर्ली, नवी मुंबई और कोलाबा में रहने वाले लोगों को ज्यादा सतर्क रहने की जरूरत है. शहर के कई इलाकों जलभराव देखा जा रहा है. इससे ट्रैफिक बुरी तरह से प्रभावित है. माटुंगा का वीडियो देखिए. #WATCH | Mumbai, Maharashtra: Heavy rains in Mumbai led to waterlogging in several areas (Visuals from the Matunga area.) pic.twitter.com/Si9Db6HP9H — ANI (@ANI) August 18, 2025 सबसे ज्यादा वर्षा दर्ज करने वाले 10 स्थानों की लिस्ट आज सुबह 8 बजे से दोपहर 12 बजे तक (केवल 4 घंटे में) मुंबई के कई हिस्सों में भारी बारिश दर्ज की गई. बीएमसी ने सबसे अधिक वर्षा दर्ज करने वाले 10 प्रमुख स्थानों की सूची जारी की है. (वर्षा माप मिलीमीटर में) चेंबूर अग्निशमन केंद्र – 140.80 मि.मी. वर्षा जलवाहिनी कार्यशाला, दादर – 139.60 मि.मी. बी. नाडकर्णी पार्क नगर पालिका शाला, वडाला – 133.20 मि.मी. वरली सी फेस नगर पालिका शाला, वरली – 133.20 मि.मी. सावित्रीबाई फुले नगर पालिका शाला, वरली नाका – 130.40 मि.मी. आदर्श नगर शाला, वरली – 128.80 मि.मी. फ्रॉजबेरी जलाशय, एफ दक्षिण कार्यालय – 118.80 मि.मी. सिटी इंस्टीट्यूट ऑफ डिजास्टर मैनेजमेंट, परेल – 116.80 मि.मी. जिलाधिकारी आवास नगर पालिका शाला, चेंबूर – 116.80 मि.मी. एफ दक्षिण विभाग कार्यालय, परेल – 113.53 मि.मी. #WATCH | Maharashtra: Severe waterlogging witnessed in Mumbai as the region receives heavy rainfall; visuals from Veera Desai Road, Andheri West pic.twitter.com/IMWfQsNLBo — ANI (@ANI) August 18, 2025 पहले जारी हुआ था ऑरेंज अलर्ट फिर क्या हुआ? हां, आईएमडी ने ऑरेंज अलर्ट जारी किया था. इसके बाद मुंबई में तेज हवाओं के साथ भारी बारिश शुरू हो गई, जो लगातार हो रही है. ऐसे में मौसम विभाग ने अगले 24 घंटों में पुणे में अत्यधिक भारी बारिश को लेकर रेड अलर्ट जारी किया है. इतना ही नहीं. पालघर, ठाणे, मुंबई शहर और उपनगरों, रायगढ़, रत्नागिरी, सिंधुदुर्ग, यवतमाल, चंद्रपुर, गढ़चिरौली, सतारा घाट और कोल्हापुर घाट क्षेत्रों में भी भारी बारिश की संभावना है. प्रशासन ने मछुआरों को समुद्र में न जाने की सलाह दी है. Mumbai Rain Status: मौसम विभाग ने 18 अगस्त यानी आज और 19 अगस्त 2025 के लिए मुंबई में बहुत ज्यादा बारिश की आशंका जताई है. ऐसे में लोगों को सतर्क रहने और बेवजह बाहर न निकलने को कहा जा रहा है. देश की आर्थिक राजधानी मुंबई कुछ घंटे की बारिश में ही पानी-पानी हो गई है. कई इलाके डूबने लगे हैं. उड़ानों और ट्रेनों पर भी असर पड़ा है. स्कूलों की छुट्टी कर दी गई है. बोरीवली, ठाणे, कल्याण, पवई समेत तमाम इलाकों में रहने वाले लोगों के लिए रेड अलर्ट जारी किया गया है. मौसम विभाग का अनुमान है कि अगले कुछ घंटों में भारी बारिश हो सकती है. अगर आप मुंबई में रहते हैं तो बहुत जरूरी न हो तो आज के सारे प्लान कैंसल कर दीजिए और घर पर ही रहिए. खुद, मुंबई कमिश्नर ने एडवाइजरी जारी करते हुए लोगों से अपील की है कि आज बेवजह यात्रा करने से बचें. मुंबई के अंधेरी सबवे में पानी भर गया है. मुंबई एयरपोर्ट का हाल मुंबई में भारी बारिश के चलते हवाई और सड़क यातायात बुरी तरह से प्रभावित हुआ है. दोपहर 2 बजे तक 9 फ्लाइटों की लैंडिंग रोकनी पड़ी. विजिबिलिटी काफी कम है. एयरलाइंस ने यात्रियों के लिए ट्रवेल एडवाइजरी जारी करते हुए कहा है कि प्लीज, एयरपोर्ट पर थोड़ा ज्यादा समय लेकर निकलें. कई एयरलाइंस ने यात्रियों को पहले ही अलर्ट कर दिया है. मुंबई एयरपोर्ट प्रशासन ने भी अपनी तरफ से कहा है कि मुंबई में भारी बारिश के पूर्वानुमान के चलते यात्रियों को सलाह दी जाती है कि वे अपनी फ्लाइट का स्टेटस संबंधित एयरलाइंस के साथ चेक करते रहें और एयरपोर्ट पहुंचने के लिए थोड़ा ज्यादा समय लेकर निकलें. दरअसल, ऐसा इसलिए कहा जा रहा है क्योंकि पानी जमा होने से ट्रैफिक काफी स्लो है. कई जगहों पर जाम की स्थिति बनी हुई है. उधर, कुछ लोकल ट्रेनें भी देरी से चल रही हैं. #BreakingNews : मुंबई के अंधेरी सबवे में भरा पानी, मुंबई कमिश्नर ने जारी की एडवाइजरी, 'बेवजह यात्रा करने से बचें..'#Mumbai #Rain #Alert #IMD | @pratyushkkhare @ashwinipande pic.twitter.com/Yudxx6SOdj — Zee News (@ZeeNews) August 18, 2025 मौसम का ताजा अपडेट - IMD ने सोमवार को बारिश को लेकर रेड अलर्ट घोषित किया है जिसके बाद शहर के सारे स्कूलों को बंद कर दिया गया है. BMC ने बारिश के बीच सभी स्कूलों की छुट्टी कर दी है. - मुंबई में भी बोरीवली, ठाणे, कल्याण, मुलुंड, पवई, सांताक्रूज, चेंबूर, वर्ली, नवी मुंबई और कोलाबा में रहने वाले लोगों को ज्यादा सतर्क रहने की जरूरत है. शहर के कई इलाकों जलभराव देखा जा रहा है. इससे ट्रैफिक बुरी तरह से प्रभावित है. माटुंगा का वीडियो देखिए. #WATCH | Mumbai, Maharashtra: Heavy rains in Mumbai led to waterlogging in several areas (Visuals from the Matunga area.) pic.twitter.com/Si9Db6HP9H — ANI (@ANI) August 18, 2025 सबसे ज्यादा वर्षा दर्ज करने वाले 10 स्थानों की लिस्ट आज सुबह 8 बजे से दोपहर 12 बजे तक (केवल 4 घंटे में) मुंबई के कई हिस्सों में भारी बारिश दर्ज की गई. बीएमसी ने सबसे अधिक वर्षा दर्ज करने वाले 10 प्रमुख स्थानों की सूची जारी की है. (वर्षा माप मिलीमीटर में) चेंबूर अग्निशमन केंद्र – 140.80 मि.मी. वर्षा जलवाहिनी कार्यशाला, दादर – 139.60 मि.मी. बी. नाडकर्णी पार्क नगर पालिका शाला, वडाला – 133.20 मि.मी. वरली सी फेस नगर पालिका शाला, वरली – 133.20 मि.मी. सावित्रीबाई फुले नगर पालिका शाला, वरली नाका – 130.40 मि.मी. आदर्श नगर शाला, वरली – 128.80 मि.मी. फ्रॉजबेरी जलाशय, एफ दक्षिण कार्यालय – 118.80 मि.मी. सिटी इंस्टीट्यूट ऑफ डिजास्टर मैनेजमेंट, परेल – 116.80 मि.मी. जिलाधिकारी आवास नगर पालिका शाला, चेंबूर – 116.80 मि.मी. एफ दक्षिण विभाग कार्यालय, परेल – 113.53 मि.मी. #WATCH | Maharashtra: Severe waterlogging witnessed in Mumbai as the region receives heavy rainfall; visuals from Veera Desai Road, Andheri West pic.twitter.com/IMWfQsNLBo — ANI (@ANI) August 18, 2025 पहले जारी हुआ था ऑरेंज अलर्ट फिर क्या हुआ? हां, आईएमडी ने ऑरेंज अलर्ट जारी किया था. इसके बाद मुंबई में तेज हवाओं के साथ भारी बारिश शुरू हो गई, जो लगातार हो रही है. ऐसे में मौसम विभाग ने अगले 24 घंटों में पुणे में अत्यधिक भारी बारिश को लेकर रेड अलर्ट जारी किया है. इतना ही नहीं. पालघर, ठाणे, मुंबई शहर और उपनगरों, रायगढ़, रत्नागिरी, सिंधुदुर्ग, यवतमाल, चंद्रपुर, गढ़चिरौली, सतारा घाट और कोल्हापुर घाट क्षेत्रों में भी भारी बारिश की संभावना है. प्रशासन ने मछुआरों को समुद्र में न जाने की सलाह दी है. मुंबई एयरपोर्ट का हाल मुंबई में भारी बारिश के चलते हवाई और सड़क यातायात बुरी तरह से प्रभावित हुआ है. दोपहर 2 बजे तक 9 फ्लाइटों की लैंडिंग रोकनी पड़ी. विजिबिलिटी काफी कम है. एयरलाइंस ने यात्रियों के लिए ट्रवेल एडवाइजरी जारी करते हुए कहा है कि प्लीज, एयरपोर्ट पर थोड़ा ज्यादा समय लेकर निकलें. कई एयरलाइंस ने यात्रियों को पहले ही अलर्ट कर दिया है. मुंबई एयरपोर्ट प्रशासन ने भी अपनी तरफ से कहा है कि मुंबई में भारी बारिश के पूर्वानुमान के चलते यात्रियों को सलाह दी जाती है कि वे अपनी फ्लाइट का स्टेटस संबंधित एयरलाइंस के साथ चेक करते रहें और एयरपोर्ट पहुंचने के लिए थोड़ा ज्यादा समय लेकर निकलें. दरअसल, ऐसा इसलिए कहा जा रहा है क्योंकि पानी जमा होने से ट्रैफिक काफी स्लो है. कई जगहों पर जाम की स्थिति बनी हुई है. उधर, कुछ लोकल ट्रेनें भी देरी से चल रही हैं. #BreakingNews : मुंबई के अंधेरी सबवे में भरा पानी, मुंबई कमिश्नर ने जारी की एडवाइजरी, 'बेवजह यात्रा करने से बचें..'#Mumbai #Rain #Alert #IMD | @pratyushkkhare @ashwinipande pic.twitter.com/Yudxx6SOdj — Zee News (@ZeeNews) August 18, 2025 मौसम का ताजा अपडेट - IMD ने सोमवार को बारिश को लेकर रेड अलर्ट घोषित किया है जिसके बाद शहर के सारे स्कूलों को बंद कर दिया गया है. BMC ने बारिश के बीच सभी स्कूलों की छुट्टी कर दी है. - मुंबई में भी बोरीवली, ठाणे, कल्याण, मुलुंड, पवई, सांताक्रूज, चेंबूर, वर्ली, नवी मुंबई और कोलाबा में रहने वाले लोगों को ज्यादा सतर्क रहने की जरूरत है. शहर के कई इलाकों जलभराव देखा जा रहा है. इससे ट्रैफिक बुरी तरह से प्रभावित है. माटुंगा का वीडियो देखिए. #WATCH | Mumbai, Maharashtra: Heavy rains in Mumbai led to waterlogging in several areas (Visuals from the Matunga area.) pic.twitter.com/Si9Db6HP9H — ANI (@ANI) August 18, 2025 सबसे ज्यादा वर्षा दर्ज करने वाले 10 स्थानों की लिस्ट आज सुबह 8 बजे से दोपहर 12 बजे तक (केवल 4 घंटे में) मुंबई के कई हिस्सों में भारी बारिश दर्ज की गई. बीएमसी ने सबसे अधिक वर्षा दर्ज करने वाले 10 प्रमुख स्थानों की सूची जारी की है. (वर्षा माप मिलीमीटर में) चेंबूर अग्निशमन केंद्र – 140.80 मि.मी. वर्षा जलवाहिनी कार्यशाला, दादर – 139.60 मि.मी. बी. नाडकर्णी पार्क नगर पालिका शाला, वडाला – 133.20 मि.मी. वरली सी फेस नगर पालिका शाला, वरली – 133.20 मि.मी. सावित्रीबाई फुले नगर पालिका शाला, वरली नाका – 130.40 मि.मी. आदर्श नगर शाला, वरली – 128.80 मि.मी. फ्रॉजबेरी जलाशय, एफ दक्षिण कार्यालय – 118.80 मि.मी. सिटी इंस्टीट्यूट ऑफ डिजास्टर मैनेजमेंट, परेल – 116.80 मि.मी. जिलाधिकारी आवास नगर पालिका शाला, चेंबूर – 116.80 मि.मी. एफ दक्षिण विभाग कार्यालय, परेल – 113.53 मि.मी. #WATCH | Maharashtra: Severe waterlogging witnessed in Mumbai as the region receives heavy rainfall; visuals from Veera Desai Road, Andheri West pic.twitter.com/IMWfQsNLBo — ANI (@ANI) August 18, 2025 पहले जारी हुआ था ऑरेंज अलर्ट फिर क्या हुआ? हां, आईएमडी ने ऑरेंज अलर्ट जारी किया था. इसके बाद मुंबई में तेज हवाओं के साथ भारी बारिश शुरू हो गई, जो लगातार हो रही है. ऐसे में मौसम विभाग ने अगले 24 घंटों में पुणे में अत्यधिक भारी बारिश को लेकर रेड अलर्ट जारी किया है. इतना ही नहीं. पालघर, ठाणे, मुंबई शहर और उपनगरों, रायगढ़, रत्नागिरी, सिंधुदुर्ग, यवतमाल, चंद्रपुर, गढ़चिरौली, सतारा घाट और कोल्हापुर घाट क्षेत्रों में भी भारी बारिश की संभावना है. प्रशासन ने मछुआरों को समुद्र में न जाने की सलाह दी है. मुंबई में भारी बारिश के चलते हवाई और सड़क यातायात बुरी तरह से प्रभावित हुआ है. दोपहर 2 बजे तक 9 फ्लाइटों की लैंडिंग रोकनी पड़ी. विजिबिलिटी काफी कम है. एयरलाइंस ने यात्रियों के लिए ट्रवेल एडवाइजरी जारी करते हुए कहा है कि प्लीज, एयरपोर्ट पर थोड़ा ज्यादा समय लेकर निकलें. कई एयरलाइंस ने यात्रियों को पहले ही अलर्ट कर दिया है. मुंबई एयरपोर्ट प्रशासन ने भी अपनी तरफ से कहा है कि मुंबई में भारी बारिश के पूर्वानुमान के चलते यात्रियों को सलाह दी जाती है कि वे अपनी फ्लाइट का स्टेटस संबंधित एयरलाइंस के साथ चेक करते रहें और एयरपोर्ट पहुंचने के लिए थोड़ा ज्यादा समय लेकर निकलें. दरअसल, ऐसा इसलिए कहा जा रहा है क्योंकि पानी जमा होने से ट्रैफिक काफी स्लो है. कई जगहों पर जाम की स्थिति बनी हुई है. उधर, कुछ लोकल ट्रेनें भी देरी से चल रही हैं. #BreakingNews : मुंबई के अंधेरी सबवे में भरा पानी, मुंबई कमिश्नर ने जारी की एडवाइजरी, 'बेवजह यात्रा करने से बचें..'#Mumbai #Rain #Alert #IMD | @pratyushkkhare @ashwinipande pic.twitter.com/Yudxx6SOdj — Zee News (@ZeeNews) August 18, 2025 मौसम का ताजा अपडेट - IMD ने सोमवार को बारिश को लेकर रेड अलर्ट घोषित किया है जिसके बाद शहर के सारे स्कूलों को बंद कर दिया गया है. BMC ने बारिश के बीच सभी स्कूलों की छुट्टी कर दी है. - मुंबई में भी बोरीवली, ठाणे, कल्याण, मुलुंड, पवई, सांताक्रूज, चेंबूर, वर्ली, नवी मुंबई और कोलाबा में रहने वाले लोगों को ज्यादा सतर्क रहने की जरूरत है. शहर के कई इलाकों जलभराव देखा जा रहा है. इससे ट्रैफिक बुरी तरह से प्रभावित है. माटुंगा का वीडियो देखिए. #WATCH | Mumbai, Maharashtra: Heavy rains in Mumbai led to waterlogging in several areas (Visuals from the Matunga area.) pic.twitter.com/Si9Db6HP9H — ANI (@ANI) August 18, 2025 सबसे ज्यादा वर्षा दर्ज करने वाले 10 स्थानों की लिस्ट आज सुबह 8 बजे से दोपहर 12 बजे तक (केवल 4 घंटे में) मुंबई के कई हिस्सों में भारी बारिश दर्ज की गई. बीएमसी ने सबसे अधिक वर्षा दर्ज करने वाले 10 प्रमुख स्थानों की सूची जारी की है. (वर्षा माप मिलीमीटर में) चेंबूर अग्निशमन केंद्र – 140.80 मि.मी. वर्षा जलवाहिनी कार्यशाला, दादर – 139.60 मि.मी. बी. नाडकर्णी पार्क नगर पालिका शाला, वडाला – 133.20 मि.मी. वरली सी फेस नगर पालिका शाला, वरली – 133.20 मि.मी. सावित्रीबाई फुले नगर पालिका शाला, वरली नाका – 130.40 मि.मी. आदर्श नगर शाला, वरली – 128.80 मि.मी. फ्रॉजबेरी जलाशय, एफ दक्षिण कार्यालय – 118.80 मि.मी. सिटी इंस्टीट्यूट ऑफ डिजास्टर मैनेजमेंट, परेल – 116.80 मि.मी. जिलाधिकारी आवास नगर पालिका शाला, चेंबूर – 116.80 मि.मी. एफ दक्षिण विभाग कार्यालय, परेल – 113.53 मि.मी. #WATCH | Maharashtra: Severe waterlogging witnessed in Mumbai as the region receives heavy rainfall; visuals from Veera Desai Road, Andheri West pic.twitter.com/IMWfQsNLBo — ANI (@ANI) August 18, 2025 पहले जारी हुआ था ऑरेंज अलर्ट फिर क्या हुआ? हां, आईएमडी ने ऑरेंज अलर्ट जारी किया था. इसके बाद मुंबई में तेज हवाओं के साथ भारी बारिश शुरू हो गई, जो लगातार हो रही है. ऐसे में मौसम विभाग ने अगले 24 घंटों में पुणे में अत्यधिक भारी बारिश को लेकर रेड अलर्ट जारी किया है. इतना ही नहीं. पालघर, ठाणे, मुंबई शहर और उपनगरों, रायगढ़, रत्नागिरी, सिंधुदुर्ग, यवतमाल, चंद्रपुर, गढ़चिरौली, सतारा घाट और कोल्हापुर घाट क्षेत्रों में भी भारी बारिश की संभावना है. प्रशासन ने मछुआरों को समुद्र में न जाने की सलाह दी है. #BreakingNews : मुंबई के अंधेरी सबवे में भरा पानी, मुंबई कमिश्नर ने जारी की एडवाइजरी, 'बेवजह यात्रा करने से बचें..'#Mumbai #Rain #Alert #IMD | @pratyushkkhare @ashwinipande pic.twitter.com/Yudxx6SOdj — Zee News (@ZeeNews) August 18, 2025 — Zee News (@ZeeNews) August 18, 2025 मौसम का ताजा अपडेट - IMD ने सोमवार को बारिश को लेकर रेड अलर्ट घोषित किया है जिसके बाद शहर के सारे स्कूलों को बंद कर दिया गया है. BMC ने बारिश के बीच सभी स्कूलों की छुट्टी कर दी है. - मुंबई में भी बोरीवली, ठाणे, कल्याण, मुलुंड, पवई, सांताक्रूज, चेंबूर, वर्ली, नवी मुंबई और कोलाबा में रहने वाले लोगों को ज्यादा सतर्क रहने की जरूरत है. शहर के कई इलाकों जलभराव देखा जा रहा है. इससे ट्रैफिक बुरी तरह से प्रभावित है. माटुंगा का वीडियो देखिए. #WATCH | Mumbai, Maharashtra: Heavy rains in Mumbai led to waterlogging in several areas (Visuals from the Matunga area.) pic.twitter.com/Si9Db6HP9H — ANI (@ANI) August 18, 2025 सबसे ज्यादा वर्षा दर्ज करने वाले 10 स्थानों की लिस्ट आज सुबह 8 बजे से दोपहर 12 बजे तक (केवल 4 घंटे में) मुंबई के कई हिस्सों में भारी बारिश दर्ज की गई. बीएमसी ने सबसे अधिक वर्षा दर्ज करने वाले 10 प्रमुख स्थानों की सूची जारी की है. (वर्षा माप मिलीमीटर में) चेंबूर अग्निशमन केंद्र – 140.80 मि.मी. वर्षा जलवाहिनी कार्यशाला, दादर – 139.60 मि.मी. बी. नाडकर्णी पार्क नगर पालिका शाला, वडाला – 133.20 मि.मी. वरली सी फेस नगर पालिका शाला, वरली – 133.20 मि.मी. सावित्रीबाई फुले नगर पालिका शाला, वरली नाका – 130.40 मि.मी. आदर्श नगर शाला, वरली – 128.80 मि.मी. फ्रॉजबेरी जलाशय, एफ दक्षिण कार्यालय – 118.80 मि.मी. सिटी इंस्टीट्यूट ऑफ डिजास्टर मैनेजमेंट, परेल – 116.80 मि.मी. जिलाधिकारी आवास नगर पालिका शाला, चेंबूर – 116.80 मि.मी. एफ दक्षिण विभाग कार्यालय, परेल – 113.53 मि.मी. #WATCH | Maharashtra: Severe waterlogging witnessed in Mumbai as the region receives heavy rainfall; visuals from Veera Desai Road, Andheri West pic.twitter.com/IMWfQsNLBo — ANI (@ANI) August 18, 2025 पहले जारी हुआ था ऑरेंज अलर्ट फिर क्या हुआ? हां, आईएमडी ने ऑरेंज अलर्ट जारी किया था. इसके बाद मुंबई में तेज हवाओं के साथ भारी बारिश शुरू हो गई, जो लगातार हो रही है. ऐसे में मौसम विभाग ने अगले 24 घंटों में पुणे में अत्यधिक भारी बारिश को लेकर रेड अलर्ट जारी किया है. इतना ही नहीं. पालघर, ठाणे, मुंबई शहर और उपनगरों, रायगढ़, रत्नागिरी, सिंधुदुर्ग, यवतमाल, चंद्रपुर, गढ़चिरौली, सतारा घाट और कोल्हापुर घाट क्षेत्रों में भी भारी बारिश की संभावना है. प्रशासन ने मछुआरों को समुद्र में न जाने की सलाह दी है. - IMD ने सोमवार को बारिश को लेकर रेड अलर्ट घोषित किया है जिसके बाद शहर के सारे स्कूलों को बंद कर दिया गया है. BMC ने बारिश के बीच सभी स्कूलों की छुट्टी कर दी है. - मुंबई में भी बोरीवली, ठाणे, कल्याण, मुलुंड, पवई, सांताक्रूज, चेंबूर, वर्ली, नवी मुंबई और कोलाबा में रहने वाले लोगों को ज्यादा सतर्क रहने की जरूरत है. शहर के कई इलाकों जलभराव देखा जा रहा है. इससे ट्रैफिक बुरी तरह से प्रभावित है. माटुंगा का वीडियो देखिए. #WATCH | Mumbai, Maharashtra: Heavy rains in Mumbai led to waterlogging in several areas (Visuals from the Matunga area.) pic.twitter.com/Si9Db6HP9H — ANI (@ANI) August 18, 2025 सबसे ज्यादा वर्षा दर्ज करने वाले 10 स्थानों की लिस्ट आज सुबह 8 बजे से दोपहर 12 बजे तक (केवल 4 घंटे में) मुंबई के कई हिस्सों में भारी बारिश दर्ज की गई. बीएमसी ने सबसे अधिक वर्षा दर्ज करने वाले 10 प्रमुख स्थानों की सूची जारी की है. (वर्षा माप मिलीमीटर में) चेंबूर अग्निशमन केंद्र – 140.80 मि.मी. वर्षा जलवाहिनी कार्यशाला, दादर – 139.60 मि.मी. बी. नाडकर्णी पार्क नगर पालिका शाला, वडाला – 133.20 मि.मी. वरली सी फेस नगर पालिका शाला, वरली – 133.20 मि.मी. सावित्रीबाई फुले नगर पालिका शाला, वरली नाका – 130.40 मि.मी. आदर्श नगर शाला, वरली – 128.80 मि.मी. फ्रॉजबेरी जलाशय, एफ दक्षिण कार्यालय – 118.80 मि.मी. सिटी इंस्टीट्यूट ऑफ डिजास्टर मैनेजमेंट, परेल – 116.80 मि.मी. जिलाधिकारी आवास नगर पालिका शाला, चेंबूर – 116.80 मि.मी. एफ दक्षिण विभाग कार्यालय, परेल – 113.53 मि.मी. #WATCH | Maharashtra: Severe waterlogging witnessed in Mumbai as the region receives heavy rainfall; visuals from Veera Desai Road, Andheri West pic.twitter.com/IMWfQsNLBo — ANI (@ANI) August 18, 2025 पहले जारी हुआ था ऑरेंज अलर्ट फिर क्या हुआ? हां, आईएमडी ने ऑरेंज अलर्ट जारी किया था. इसके बाद मुंबई में तेज हवाओं के साथ भारी बारिश शुरू हो गई, जो लगातार हो रही है. ऐसे में मौसम विभाग ने अगले 24 घंटों में पुणे में अत्यधिक भारी बारिश को लेकर रेड अलर्ट जारी किया है. इतना ही नहीं. पालघर, ठाणे, मुंबई शहर और उपनगरों, रायगढ़, रत्नागिरी, सिंधुदुर्ग, यवतमाल, चंद्रपुर, गढ़चिरौली, सतारा घाट और कोल्हापुर घाट क्षेत्रों में भी भारी बारिश की संभावना है. प्रशासन ने मछुआरों को समुद्र में न जाने की सलाह दी है. #WATCH | Mumbai, Maharashtra: Heavy rains in Mumbai led to waterlogging in several areas (Visuals from the Matunga area.) pic.twitter.com/Si9Db6HP9H — ANI (@ANI) August 18, 2025 (Visuals from the Matunga area.) pic.twitter.com/Si9Db6HP9H — ANI (@ANI) August 18, 2025 — ANI (@ANI) August 18, 2025 सबसे ज्यादा वर्षा दर्ज करने वाले 10 स्थानों की लिस्ट आज सुबह 8 बजे से दोपहर 12 बजे तक (केवल 4 घंटे में) मुंबई के कई हिस्सों में भारी बारिश दर्ज की गई. बीएमसी ने सबसे अधिक वर्षा दर्ज करने वाले 10 प्रमुख स्थानों की सूची जारी की है. (वर्षा माप मिलीमीटर में) चेंबूर अग्निशमन केंद्र – 140.80 मि.मी. वर्षा जलवाहिनी कार्यशाला, दादर – 139.60 मि.मी. बी. नाडकर्णी पार्क नगर पालिका शाला, वडाला – 133.20 मि.मी. वरली सी फेस नगर पालिका शाला, वरली – 133.20 मि.मी. सावित्रीबाई फुले नगर पालिका शाला, वरली नाका – 130.40 मि.मी. आदर्श नगर शाला, वरली – 128.80 मि.मी. फ्रॉजबेरी जलाशय, एफ दक्षिण कार्यालय – 118.80 मि.मी. सिटी इंस्टीट्यूट ऑफ डिजास्टर मैनेजमेंट, परेल – 116.80 मि.मी. जिलाधिकारी आवास नगर पालिका शाला, चेंबूर – 116.80 मि.मी. एफ दक्षिण विभाग कार्यालय, परेल – 113.53 मि.मी. #WATCH | Maharashtra: Severe waterlogging witnessed in Mumbai as the region receives heavy rainfall; visuals from Veera Desai Road, Andheri West pic.twitter.com/IMWfQsNLBo — ANI (@ANI) August 18, 2025 पहले जारी हुआ था ऑरेंज अलर्ट फिर क्या हुआ? हां, आईएमडी ने ऑरेंज अलर्ट जारी किया था. इसके बाद मुंबई में तेज हवाओं के साथ भारी बारिश शुरू हो गई, जो लगातार हो रही है. ऐसे में मौसम विभाग ने अगले 24 घंटों में पुणे में अत्यधिक भारी बारिश को लेकर रेड अलर्ट जारी किया है. इतना ही नहीं. पालघर, ठाणे, मुंबई शहर और उपनगरों, रायगढ़, रत्नागिरी, सिंधुदुर्ग, यवतमाल, चंद्रपुर, गढ़चिरौली, सतारा घाट और कोल्हापुर घाट क्षेत्रों में भी भारी बारिश की संभावना है. प्रशासन ने मछुआरों को समुद्र में न जाने की सलाह दी है. आज सुबह 8 बजे से दोपहर 12 बजे तक (केवल 4 घंटे में) मुंबई के कई हिस्सों में भारी बारिश दर्ज की गई. बीएमसी ने सबसे अधिक वर्षा दर्ज करने वाले 10 प्रमुख स्थानों की सूची जारी की है. (वर्षा माप मिलीमीटर में) चेंबूर अग्निशमन केंद्र – 140.80 मि.मी. वर्षा जलवाहिनी कार्यशाला, दादर – 139.60 मि.मी. बी. नाडकर्णी पार्क नगर पालिका शाला, वडाला – 133.20 मि.मी. वरली सी फेस नगर पालिका शाला, वरली – 133.20 मि.मी. सावित्रीबाई फुले नगर पालिका शाला, वरली नाका – 130.40 मि.मी. आदर्श नगर शाला, वरली – 128.80 मि.मी. फ्रॉजबेरी जलाशय, एफ दक्षिण कार्यालय – 118.80 मि.मी. सिटी इंस्टीट्यूट ऑफ डिजास्टर मैनेजमेंट, परेल – 116.80 मि.मी. जिलाधिकारी आवास नगर पालिका शाला, चेंबूर – 116.80 मि.मी. एफ दक्षिण विभाग कार्यालय, परेल – 113.53 मि.मी. #WATCH | Maharashtra: Severe waterlogging witnessed in Mumbai as the region receives heavy rainfall; visuals from Veera Desai Road, Andheri West pic.twitter.com/IMWfQsNLBo — ANI (@ANI) August 18, 2025 पहले जारी हुआ था ऑरेंज अलर्ट फिर क्या हुआ? हां, आईएमडी ने ऑरेंज अलर्ट जारी किया था. इसके बाद मुंबई में तेज हवाओं के साथ भारी बारिश शुरू हो गई, जो लगातार हो रही है. ऐसे में मौसम विभाग ने अगले 24 घंटों में पुणे में अत्यधिक भारी बारिश को लेकर रेड अलर्ट जारी किया है. इतना ही नहीं. पालघर, ठाणे, मुंबई शहर और उपनगरों, रायगढ़, रत्नागिरी, सिंधुदुर्ग, यवतमाल, चंद्रपुर, गढ़चिरौली, सतारा घाट और कोल्हापुर घाट क्षेत्रों में भी भारी बारिश की संभावना है. प्रशासन ने मछुआरों को समुद्र में न जाने की सलाह दी है. चेंबूर अग्निशमन केंद्र – 140.80 मि.मी. वर्षा जलवाहिनी कार्यशाला, दादर – 139.60 मि.मी. बी. नाडकर्णी पार्क नगर पालिका शाला, वडाला – 133.20 मि.मी. वरली सी फेस नगर पालिका शाला, वरली – 133.20 मि.मी. सावित्रीबाई फुले नगर पालिका शाला, वरली नाका – 130.40 मि.मी. आदर्श नगर शाला, वरली – 128.80 मि.मी. फ्रॉजबेरी जलाशय, एफ दक्षिण कार्यालय – 118.80 मि.मी. सिटी इंस्टीट्यूट ऑफ डिजास्टर मैनेजमेंट, परेल – 116.80 मि.मी. जिलाधिकारी आवास नगर पालिका शाला, चेंबूर – 116.80 मि.मी. एफ दक्षिण विभाग कार्यालय, परेल – 113.53 मि.मी. #WATCH | Maharashtra: Severe waterlogging witnessed in Mumbai as the region receives heavy rainfall; visuals from Veera Desai Road, Andheri West pic.twitter.com/IMWfQsNLBo — ANI (@ANI) August 18, 2025 पहले जारी हुआ था ऑरेंज अलर्ट फिर क्या हुआ? हां, आईएमडी ने ऑरेंज अलर्ट जारी किया था. इसके बाद मुंबई में तेज हवाओं के साथ भारी बारिश शुरू हो गई, जो लगातार हो रही है. ऐसे में मौसम विभाग ने अगले 24 घंटों में पुणे में अत्यधिक भारी बारिश को लेकर रेड अलर्ट जारी किया है. इतना ही नहीं. पालघर, ठाणे, मुंबई शहर और उपनगरों, रायगढ़, रत्नागिरी, सिंधुदुर्ग, यवतमाल, चंद्रपुर, गढ़चिरौली, सतारा घाट और कोल्हापुर घाट क्षेत्रों में भी भारी बारिश की संभावना है. प्रशासन ने मछुआरों को समुद्र में न जाने की सलाह दी है. वर्षा जलवाहिनी कार्यशाला, दादर – 139.60 मि.मी. बी. नाडकर्णी पार्क नगर पालिका शाला, वडाला – 133.20 मि.मी. वरली सी फेस नगर पालिका शाला, वरली – 133.20 मि.मी. सावित्रीबाई फुले नगर पालिका शाला, वरली नाका – 130.40 मि.मी. आदर्श नगर शाला, वरली – 128.80 मि.मी. फ्रॉजबेरी जलाशय, एफ दक्षिण कार्यालय – 118.80 मि.मी. सिटी इंस्टीट्यूट ऑफ डिजास्टर मैनेजमेंट, परेल – 116.80 मि.मी. जिलाधिकारी आवास नगर पालिका शाला, चेंबूर – 116.80 मि.मी. एफ दक्षिण विभाग कार्यालय, परेल – 113.53 मि.मी. #WATCH | Maharashtra: Severe waterlogging witnessed in Mumbai as the region receives heavy rainfall; visuals from Veera Desai Road, Andheri West pic.twitter.com/IMWfQsNLBo — ANI (@ANI) August 18, 2025 पहले जारी हुआ था ऑरेंज अलर्ट फिर क्या हुआ? हां, आईएमडी ने ऑरेंज अलर्ट जारी किया था. इसके बाद मुंबई में तेज हवाओं के साथ भारी बारिश शुरू हो गई, जो लगातार हो रही है. ऐसे में मौसम विभाग ने अगले 24 घंटों में पुणे में अत्यधिक भारी बारिश को लेकर रेड अलर्ट जारी किया है. इतना ही नहीं. पालघर, ठाणे, मुंबई शहर और उपनगरों, रायगढ़, रत्नागिरी, सिंधुदुर्ग, यवतमाल, चंद्रपुर, गढ़चिरौली, सतारा घाट और कोल्हापुर घाट क्षेत्रों में भी भारी बारिश की संभावना है. प्रशासन ने मछुआरों को समुद्र में न जाने की सलाह दी है. बी. नाडकर्णी पार्क नगर पालिका शाला, वडाला – 133.20 मि.मी. वरली सी फेस नगर पालिका शाला, वरली – 133.20 मि.मी. सावित्रीबाई फुले नगर पालिका शाला, वरली नाका – 130.40 मि.मी. आदर्श नगर शाला, वरली – 128.80 मि.मी. फ्रॉजबेरी जलाशय, एफ दक्षिण कार्यालय – 118.80 मि.मी. सिटी इंस्टीट्यूट ऑफ डिजास्टर मैनेजमेंट, परेल – 116.80 मि.मी. जिलाधिकारी आवास नगर पालिका शाला, चेंबूर – 116.80 मि.मी. एफ दक्षिण विभाग कार्यालय, परेल – 113.53 मि.मी. #WATCH | Maharashtra: Severe waterlogging witnessed in Mumbai as the region receives heavy rainfall; visuals from Veera Desai Road, Andheri West pic.twitter.com/IMWfQsNLBo — ANI (@ANI) August 18, 2025 पहले जारी हुआ था ऑरेंज अलर्ट फिर क्या हुआ? हां, आईएमडी ने ऑरेंज अलर्ट जारी किया था. इसके बाद मुंबई में तेज हवाओं के साथ भारी बारिश शुरू हो गई, जो लगातार हो रही है. ऐसे में मौसम विभाग ने अगले 24 घंटों में पुणे में अत्यधिक भारी बारिश को लेकर रेड अलर्ट जारी किया है. इतना ही नहीं. पालघर, ठाणे, मुंबई शहर और उपनगरों, रायगढ़, रत्नागिरी, सिंधुदुर्ग, यवतमाल, चंद्रपुर, गढ़चिरौली, सतारा घाट और कोल्हापुर घाट क्षेत्रों में भी भारी बारिश की संभावना है. प्रशासन ने मछुआरों को समुद्र में न जाने की सलाह दी है. वरली सी फेस नगर पालिका शाला, वरली – 133.20 मि.मी. सावित्रीबाई फुले नगर पालिका शाला, वरली नाका – 130.40 मि.मी. आदर्श नगर शाला, वरली – 128.80 मि.मी. फ्रॉजबेरी जलाशय, एफ दक्षिण कार्यालय – 118.80 मि.मी. सिटी इंस्टीट्यूट ऑफ डिजास्टर मैनेजमेंट, परेल – 116.80 मि.मी. जिलाधिकारी आवास नगर पालिका शाला, चेंबूर – 116.80 मि.मी. एफ दक्षिण विभाग कार्यालय, परेल – 113.53 मि.मी. #WATCH | Maharashtra: Severe waterlogging witnessed in Mumbai as the region receives heavy rainfall; visuals from Veera Desai Road, Andheri West pic.twitter.com/IMWfQsNLBo — ANI (@ANI) August 18, 2025 पहले जारी हुआ था ऑरेंज अलर्ट फिर क्या हुआ? हां, आईएमडी ने ऑरेंज अलर्ट जारी किया था. इसके बाद मुंबई में तेज हवाओं के साथ भारी बारिश शुरू हो गई, जो लगातार हो रही है. ऐसे में मौसम विभाग ने अगले 24 घंटों में पुणे में अत्यधिक भारी बारिश को लेकर रेड अलर्ट जारी किया है. इतना ही नहीं. पालघर, ठाणे, मुंबई शहर और उपनगरों, रायगढ़, रत्नागिरी, सिंधुदुर्ग, यवतमाल, चंद्रपुर, गढ़चिरौली, सतारा घाट और कोल्हापुर घाट क्षेत्रों में भी भारी बारिश की संभावना है. प्रशासन ने मछुआरों को समुद्र में न जाने की सलाह दी है. सावित्रीबाई फुले नगर पालिका शाला, वरली नाका – 130.40 मि.मी. आदर्श नगर शाला, वरली – 128.80 मि.मी. फ्रॉजबेरी जलाशय, एफ दक्षिण कार्यालय – 118.80 मि.मी. सिटी इंस्टीट्यूट ऑफ डिजास्टर मैनेजमेंट, परेल – 116.80 मि.मी. जिलाधिकारी आवास नगर पालिका शाला, चेंबूर – 116.80 मि.मी. एफ दक्षिण विभाग कार्यालय, परेल – 113.53 मि.मी. #WATCH | Maharashtra: Severe waterlogging witnessed in Mumbai as the region receives heavy rainfall; visuals from Veera Desai Road, Andheri West pic.twitter.com/IMWfQsNLBo — ANI (@ANI) August 18, 2025 पहले जारी हुआ था ऑरेंज अलर्ट फिर क्या हुआ? हां, आईएमडी ने ऑरेंज अलर्ट जारी किया था. इसके बाद मुंबई में तेज हवाओं के साथ भारी बारिश शुरू हो गई, जो लगातार हो रही है. ऐसे में मौसम विभाग ने अगले 24 घंटों में पुणे में अत्यधिक भारी बारिश को लेकर रेड अलर्ट जारी किया है. इतना ही नहीं. पालघर, ठाणे, मुंबई शहर और उपनगरों, रायगढ़, रत्नागिरी, सिंधुदुर्ग, यवतमाल, चंद्रपुर, गढ़चिरौली, सतारा घाट और कोल्हापुर घाट क्षेत्रों में भी भारी बारिश की संभावना है. प्रशासन ने मछुआरों को समुद्र में न जाने की सलाह दी है. आदर्श नगर शाला, वरली – 128.80 मि.मी. फ्रॉजबेरी जलाशय, एफ दक्षिण कार्यालय – 118.80 मि.मी. सिटी इंस्टीट्यूट ऑफ डिजास्टर मैनेजमेंट, परेल – 116.80 मि.मी. जिलाधिकारी आवास नगर पालिका शाला, चेंबूर – 116.80 मि.मी. एफ दक्षिण विभाग कार्यालय, परेल – 113.53 मि.मी. #WATCH | Maharashtra: Severe waterlogging witnessed in Mumbai as the region receives heavy rainfall; visuals from Veera Desai Road, Andheri West pic.twitter.com/IMWfQsNLBo — ANI (@ANI) August 18, 2025 पहले जारी हुआ था ऑरेंज अलर्ट फिर क्या हुआ? हां, आईएमडी ने ऑरेंज अलर्ट जारी किया था. इसके बाद मुंबई में तेज हवाओं के साथ भारी बारिश शुरू हो गई, जो लगातार हो रही है. ऐसे में मौसम विभाग ने अगले 24 घंटों में पुणे में अत्यधिक भारी बारिश को लेकर रेड अलर्ट जारी किया है. इतना ही नहीं. पालघर, ठाणे, मुंबई शहर और उपनगरों, रायगढ़, रत्नागिरी, सिंधुदुर्ग, यवतमाल, चंद्रपुर, गढ़चिरौली, सतारा घाट और कोल्हापुर घाट क्षेत्रों में भी भारी बारिश की संभावना है. प्रशासन ने मछुआरों को समुद्र में न जाने की सलाह दी है. फ्रॉजबेरी जलाशय, एफ दक्षिण कार्यालय – 118.80 मि.मी. सिटी इंस्टीट्यूट ऑफ डिजास्टर मैनेजमेंट, परेल – 116.80 मि.मी. जिलाधिकारी आवास नगर पालिका शाला, चेंबूर – 116.80 मि.मी. एफ दक्षिण विभाग कार्यालय, परेल – 113.53 मि.मी. #WATCH | Maharashtra: Severe waterlogging witnessed in Mumbai as the region receives heavy rainfall; visuals from Veera Desai Road, Andheri West pic.twitter.com/IMWfQsNLBo — ANI (@ANI) August 18, 2025 पहले जारी हुआ था ऑरेंज अलर्ट फिर क्या हुआ? हां, आईएमडी ने ऑरेंज अलर्ट जारी किया था. इसके बाद मुंबई में तेज हवाओं के साथ भारी बारिश शुरू हो गई, जो लगातार हो रही है. ऐसे में मौसम विभाग ने अगले 24 घंटों में पुणे में अत्यधिक भारी बारिश को लेकर रेड अलर्ट जारी किया है. इतना ही नहीं. पालघर, ठाणे, मुंबई शहर और उपनगरों, रायगढ़, रत्नागिरी, सिंधुदुर्ग, यवतमाल, चंद्रपुर, गढ़चिरौली, सतारा घाट और कोल्हापुर घाट क्षेत्रों में भी भारी बारिश की संभावना है. प्रशासन ने मछुआरों को समुद्र में न जाने की सलाह दी है. सिटी इंस्टीट्यूट ऑफ डिजास्टर मैनेजमेंट, परेल – 116.80 मि.मी. जिलाधिकारी आवास नगर पालिका शाला, चेंबूर – 116.80 मि.मी. एफ दक्षिण विभाग कार्यालय, परेल – 113.53 मि.मी. #WATCH | Maharashtra: Severe waterlogging witnessed in Mumbai as the region receives heavy rainfall; visuals from Veera Desai Road, Andheri West pic.twitter.com/IMWfQsNLBo — ANI (@ANI) August 18, 2025 पहले जारी हुआ था ऑरेंज अलर्ट फिर क्या हुआ? हां, आईएमडी ने ऑरेंज अलर्ट जारी किया था. इसके बाद मुंबई में तेज हवाओं के साथ भारी बारिश शुरू हो गई, जो लगातार हो रही है. ऐसे में मौसम विभाग ने अगले 24 घंटों में पुणे में अत्यधिक भारी बारिश को लेकर रेड अलर्ट जारी किया है. इतना ही नहीं. पालघर, ठाणे, मुंबई शहर और उपनगरों, रायगढ़, रत्नागिरी, सिंधुदुर्ग, यवतमाल, चंद्रपुर, गढ़चिरौली, सतारा घाट और कोल्हापुर घाट क्षेत्रों में भी भारी बारिश की संभावना है. प्रशासन ने मछुआरों को समुद्र में न जाने की सलाह दी है. जिलाधिकारी आवास नगर पालिका शाला, चेंबूर – 116.80 मि.मी. एफ दक्षिण विभाग कार्यालय, परेल – 113.53 मि.मी. #WATCH | Maharashtra: Severe waterlogging witnessed in Mumbai as the region receives heavy rainfall; visuals from Veera Desai Road, Andheri West pic.twitter.com/IMWfQsNLBo — ANI (@ANI) August 18, 2025 पहले जारी हुआ था ऑरेंज अलर्ट फिर क्या हुआ? हां, आईएमडी ने ऑरेंज अलर्ट जारी किया था. इसके बाद मुंबई में तेज हवाओं के साथ भारी बारिश शुरू हो गई, जो लगातार हो रही है. ऐसे में मौसम विभाग ने अगले 24 घंटों में पुणे में अत्यधिक भारी बारिश को लेकर रेड अलर्ट जारी किया है. इतना ही नहीं. पालघर, ठाणे, मुंबई शहर और उपनगरों, रायगढ़, रत्नागिरी, सिंधुदुर्ग, यवतमाल, चंद्रपुर, गढ़चिरौली, सतारा घाट और कोल्हापुर घाट क्षेत्रों में भी भारी बारिश की संभावना है. प्रशासन ने मछुआरों को समुद्र में न जाने की सलाह दी है. एफ दक्षिण विभाग कार्यालय, परेल – 113.53 मि.मी. #WATCH | Maharashtra: Severe waterlogging witnessed in Mumbai as the region receives heavy rainfall; visuals from Veera Desai Road, Andheri West pic.twitter.com/IMWfQsNLBo — ANI (@ANI) August 18, 2025 पहले जारी हुआ था ऑरेंज अलर्ट फिर क्या हुआ? हां, आईएमडी ने ऑरेंज अलर्ट जारी किया था. इसके बाद मुंबई में तेज हवाओं के साथ भारी बारिश शुरू हो गई, जो लगातार हो रही है. ऐसे में मौसम विभाग ने अगले 24 घंटों में पुणे में अत्यधिक भारी बारिश को लेकर रेड अलर्ट जारी किया है. इतना ही नहीं. पालघर, ठाणे, मुंबई शहर और उपनगरों, रायगढ़, रत्नागिरी, सिंधुदुर्ग, यवतमाल, चंद्रपुर, गढ़चिरौली, सतारा घाट और कोल्हापुर घाट क्षेत्रों में भी भारी बारिश की संभावना है. प्रशासन ने मछुआरों को समुद्र में न जाने की सलाह दी है. #WATCH | Maharashtra: Severe waterlogging witnessed in Mumbai as the region receives heavy rainfall; visuals from Veera Desai Road, Andheri West pic.twitter.com/IMWfQsNLBo — ANI (@ANI) August 18, 2025 — ANI (@ANI) August 18, 2025 पहले जारी हुआ था ऑरेंज अलर्ट फिर क्या हुआ? हां, आईएमडी ने ऑरेंज अलर्ट जारी किया था. इसके बाद मुंबई में तेज हवाओं के साथ भारी बारिश शुरू हो गई, जो लगातार हो रही है. ऐसे में मौसम विभाग ने अगले 24 घंटों में पुणे में अत्यधिक भारी बारिश को लेकर रेड अलर्ट जारी किया है. इतना ही नहीं. पालघर, ठाणे, मुंबई शहर और उपनगरों, रायगढ़, रत्नागिरी, सिंधुदुर्ग, यवतमाल, चंद्रपुर, गढ़चिरौली, सतारा घाट और कोल्हापुर घाट क्षेत्रों में भी भारी बारिश की संभावना है. प्रशासन ने मछुआरों को समुद्र में न जाने की सलाह दी है. हां, आईएमडी ने ऑरेंज अलर्ट जारी किया था. इसके बाद मुंबई में तेज हवाओं के साथ भारी बारिश शुरू हो गई, जो लगातार हो रही है. ऐसे में मौसम विभाग ने अगले 24 घंटों में पुणे में अत्यधिक भारी बारिश को लेकर रेड अलर्ट जारी किया है. इतना ही नहीं. पालघर, ठाणे, मुंबई शहर और उपनगरों, रायगढ़, रत्नागिरी, सिंधुदुर्ग, यवतमाल, चंद्रपुर, गढ़चिरौली, सतारा घाट और कोल्हापुर घाट क्षेत्रों में भी भारी बारिश की संभावना है. प्रशासन ने मछुआरों को समुद्र में न जाने की सलाह दी है. Breaking News in Hindi और Latest News in Hindi सबसे पहले मिलेगी आपको सिर्फ Zee News Hindi पर. Hindi News और India News in Hindi के लिए जुड़े रहें हमारे साथ. अनुराग मिश्र ज़ी न्यूज डिजिटल में एसोसिएट न्यूज एडिटर हैं. वह दिसंबर 2023 में ज़ी न्यूज से जुड़े. देश और दुनिया की राजनीतिक खबरों पर अच्छी पकड़ रखते हैं. 18 साल से पत्रकारिता के क्षेत्र में काम कर ...और पढ़ें Thank you By clicking “Accept All Cookies”, you agree to the storing of cookies on your device to enhance site navigation, analyze site usage, and assist in our marketing efforts.</w:t>
+      </w:r>
+    </w:p>
+    <w:p>
+      <w:pPr>
+        <w:pStyle w:val="Heading3"/>
+      </w:pPr>
+      <w:r>
+        <w:rPr/>
+        <w:t>Article 52</w:t>
+      </w:r>
+    </w:p>
+    <w:p>
+      <w:pPr>
+        <w:pStyle w:val="Normal"/>
+      </w:pPr>
+      <w:r>
+        <w:rPr/>
+        <w:t>Title: Raghuji Bhosale: आज मुंबई आएगी रघुजी भोसले की की ऐतिहासिक तलवार, सीएम फडणवीस करेंगे स्वागत</w:t>
+      </w:r>
+    </w:p>
+    <w:p>
+      <w:pPr>
+        <w:pStyle w:val="Normal"/>
+      </w:pPr>
+      <w:r>
+        <w:rPr/>
+        <w:t xml:space="preserve">URL: </w:t>
+      </w:r>
+      <w:r>
+        <w:t xml:space="preserve"> https://zeenews.india.com/hindi/india/raghuji-bhosale-historic-sword-will-arrive-in-mumbai-today-cm-fadnavis-will-welcome-it/2886138</w:t>
+      </w:r>
+    </w:p>
+    <w:p>
+      <w:pPr>
+        <w:pStyle w:val="Normal"/>
+      </w:pPr>
+      <w:r>
+        <w:rPr/>
+        <w:t>Content: Raghuji Bhosale: रघुजी भोसले की ऐतिहासिक तलवार आज मुंबई लाई जा रही है, जिसका अनावरण सीएम देवेंद्र फडणवीस करेंगे. नीलामी से लाई गई यह तलवार मराठा शौर्य और वैभव की पहचान है. इसे 19 से 25 अगस्त तक प्रदर्शनी में आम लोग देख सकेंगे. Trending Photos Raghuji Bhosale: आज मुंबई में इतिहास का एक खास पल देखने को मिलेगा. रघुजी भोसले की ऐतिहासिक तलवार शहर में लाई जा रही है. इस मौके पर मुख्यमंत्री देवेंद्र फडणवीस खुद मौजूद रहेंगे और इस तलवार का स्वागत करेंगे. रघुजी भोसले मराठा साम्राज्य के बड़े योद्धा और नेता माने जाते थे. उनकी तलवार वीरता और पराक्रम की पहचान है. इस तलवार के आने से मुंबई में ऐतिहासिक और सांस्कृतिक माहौल देखने को मिलेगा. लोगों में भी इसे देखने को लेकर उत्साह है. माना जा रहा है कि यह तलवार आने वाली पीढ़ियों को मराठा गौरव और वीरता की याद दिलाती रहेगी. आज शाम होगा भव्य अनावरण मीडिया रिपोर्ट के मुताबिक, आज यानी सोमवार शाम को मुख्यमंत्री देवेंद्र फडणवीस इस तलवार का अनावरण करेंगे. इस खास मौके पर डिप्टी सीएम एकनाथ शिंदे और अजीत पवार भी मौजूद रहेंगे. सेना साहेब सुब्हा पराक्रम दर्शन' नामक इस समारोह का आयोजन सांस्कृतिक कार्य विभाग, पुरातत्व और संग्रहालय विभाग तथा पी.एल. देशपांडे कला अकादमी ने किया है. इस कार्यक्रम में रघुजी भोसले के वंशज श्रीमंत मुदोजी राजे भोसले भी शामिल होंगे. तलवार की खासियत और ऐतिहासिक महत्व यह तलवार कई मायनों में खास है. ज्यादातर मराठा हथियारों पर सजावट या शिलालेख नहीं मिलते, लेकिन इस तलवार पर बारीक नक्काशी और मालिक का नाम दर्ज है. इसकी यूरोप में बनी ब्लेड उस दौर के अंतरराष्ट्रीय हथियार व्यापार की गवाही देती है. महाराष्ट्र सरकार ने हाल ही में एक नीलामी में इस तलवार को खरीदा और इसे वापस देश लाया गया. यह तलवार न केवल मराठा शौर्य का प्रतीक है बल्कि उस दौर की कलात्मकता और वैभव को भी दर्शाती है. प्रदर्शनी में दिखेगी धरोहर तलवार को जनता के दर्शन के लिए भी रखा जाएगा. 19 अगस्त से 25 अगस्त 2025 तक पी.एल. देशपांडे महाराष्ट्र कला अकादमी, प्रभादेवी में सुबह 11 बजे से शाम 7 बजे तक प्रदर्शनी का आयोजन होगा. इस प्रदर्शनी में रघुजी भोसले की तलवार के साथ 12 ऐतिहासिक किलों से जुड़ी जानकारियां भी दिखाई जाएंगी. यह प्रदर्शनी सभी के लिए नि:शुल्क होगी. गौरतलब है कि रघुजी भोसले प्रथम (1695-1755) नागपुर भोसले वंश के संस्थापक और छत्रपति शाहू महाराज के दौर के बहादुर सेनापति थे. उनका साम्राज्य लौह और तांबे के भंडारों के लिए प्रसिद्ध था, जिनसे हथियार और औजार बनाए जाते थे. उनकी यह तलवार मराठा इतिहास और शौर्य की जीवंत मिसाल मानी जाती है. आज शाम होगा भव्य अनावरण मीडिया रिपोर्ट के मुताबिक, आज यानी सोमवार शाम को मुख्यमंत्री देवेंद्र फडणवीस इस तलवार का अनावरण करेंगे. इस खास मौके पर डिप्टी सीएम एकनाथ शिंदे और अजीत पवार भी मौजूद रहेंगे. सेना साहेब सुब्हा पराक्रम दर्शन' नामक इस समारोह का आयोजन सांस्कृतिक कार्य विभाग, पुरातत्व और संग्रहालय विभाग तथा पी.एल. देशपांडे कला अकादमी ने किया है. इस कार्यक्रम में रघुजी भोसले के वंशज श्रीमंत मुदोजी राजे भोसले भी शामिल होंगे. तलवार की खासियत और ऐतिहासिक महत्व यह तलवार कई मायनों में खास है. ज्यादातर मराठा हथियारों पर सजावट या शिलालेख नहीं मिलते, लेकिन इस तलवार पर बारीक नक्काशी और मालिक का नाम दर्ज है. इसकी यूरोप में बनी ब्लेड उस दौर के अंतरराष्ट्रीय हथियार व्यापार की गवाही देती है. महाराष्ट्र सरकार ने हाल ही में एक नीलामी में इस तलवार को खरीदा और इसे वापस देश लाया गया. यह तलवार न केवल मराठा शौर्य का प्रतीक है बल्कि उस दौर की कलात्मकता और वैभव को भी दर्शाती है. प्रदर्शनी में दिखेगी धरोहर तलवार को जनता के दर्शन के लिए भी रखा जाएगा. 19 अगस्त से 25 अगस्त 2025 तक पी.एल. देशपांडे महाराष्ट्र कला अकादमी, प्रभादेवी में सुबह 11 बजे से शाम 7 बजे तक प्रदर्शनी का आयोजन होगा. इस प्रदर्शनी में रघुजी भोसले की तलवार के साथ 12 ऐतिहासिक किलों से जुड़ी जानकारियां भी दिखाई जाएंगी. यह प्रदर्शनी सभी के लिए नि:शुल्क होगी. गौरतलब है कि रघुजी भोसले प्रथम (1695-1755) नागपुर भोसले वंश के संस्थापक और छत्रपति शाहू महाराज के दौर के बहादुर सेनापति थे. उनका साम्राज्य लौह और तांबे के भंडारों के लिए प्रसिद्ध था, जिनसे हथियार और औजार बनाए जाते थे. उनकी यह तलवार मराठा इतिहास और शौर्य की जीवंत मिसाल मानी जाती है. मीडिया रिपोर्ट के मुताबिक, आज यानी सोमवार शाम को मुख्यमंत्री देवेंद्र फडणवीस इस तलवार का अनावरण करेंगे. इस खास मौके पर डिप्टी सीएम एकनाथ शिंदे और अजीत पवार भी मौजूद रहेंगे. सेना साहेब सुब्हा पराक्रम दर्शन' नामक इस समारोह का आयोजन सांस्कृतिक कार्य विभाग, पुरातत्व और संग्रहालय विभाग तथा पी.एल. देशपांडे कला अकादमी ने किया है. इस कार्यक्रम में रघुजी भोसले के वंशज श्रीमंत मुदोजी राजे भोसले भी शामिल होंगे. तलवार की खासियत और ऐतिहासिक महत्व यह तलवार कई मायनों में खास है. ज्यादातर मराठा हथियारों पर सजावट या शिलालेख नहीं मिलते, लेकिन इस तलवार पर बारीक नक्काशी और मालिक का नाम दर्ज है. इसकी यूरोप में बनी ब्लेड उस दौर के अंतरराष्ट्रीय हथियार व्यापार की गवाही देती है. महाराष्ट्र सरकार ने हाल ही में एक नीलामी में इस तलवार को खरीदा और इसे वापस देश लाया गया. यह तलवार न केवल मराठा शौर्य का प्रतीक है बल्कि उस दौर की कलात्मकता और वैभव को भी दर्शाती है. प्रदर्शनी में दिखेगी धरोहर तलवार को जनता के दर्शन के लिए भी रखा जाएगा. 19 अगस्त से 25 अगस्त 2025 तक पी.एल. देशपांडे महाराष्ट्र कला अकादमी, प्रभादेवी में सुबह 11 बजे से शाम 7 बजे तक प्रदर्शनी का आयोजन होगा. इस प्रदर्शनी में रघुजी भोसले की तलवार के साथ 12 ऐतिहासिक किलों से जुड़ी जानकारियां भी दिखाई जाएंगी. यह प्रदर्शनी सभी के लिए नि:शुल्क होगी. गौरतलब है कि रघुजी भोसले प्रथम (1695-1755) नागपुर भोसले वंश के संस्थापक और छत्रपति शाहू महाराज के दौर के बहादुर सेनापति थे. उनका साम्राज्य लौह और तांबे के भंडारों के लिए प्रसिद्ध था, जिनसे हथियार और औजार बनाए जाते थे. उनकी यह तलवार मराठा इतिहास और शौर्य की जीवंत मिसाल मानी जाती है. तलवार की खासियत और ऐतिहासिक महत्व यह तलवार कई मायनों में खास है. ज्यादातर मराठा हथियारों पर सजावट या शिलालेख नहीं मिलते, लेकिन इस तलवार पर बारीक नक्काशी और मालिक का नाम दर्ज है. इसकी यूरोप में बनी ब्लेड उस दौर के अंतरराष्ट्रीय हथियार व्यापार की गवाही देती है. महाराष्ट्र सरकार ने हाल ही में एक नीलामी में इस तलवार को खरीदा और इसे वापस देश लाया गया. यह तलवार न केवल मराठा शौर्य का प्रतीक है बल्कि उस दौर की कलात्मकता और वैभव को भी दर्शाती है. प्रदर्शनी में दिखेगी धरोहर तलवार को जनता के दर्शन के लिए भी रखा जाएगा. 19 अगस्त से 25 अगस्त 2025 तक पी.एल. देशपांडे महाराष्ट्र कला अकादमी, प्रभादेवी में सुबह 11 बजे से शाम 7 बजे तक प्रदर्शनी का आयोजन होगा. इस प्रदर्शनी में रघुजी भोसले की तलवार के साथ 12 ऐतिहासिक किलों से जुड़ी जानकारियां भी दिखाई जाएंगी. यह प्रदर्शनी सभी के लिए नि:शुल्क होगी. गौरतलब है कि रघुजी भोसले प्रथम (1695-1755) नागपुर भोसले वंश के संस्थापक और छत्रपति शाहू महाराज के दौर के बहादुर सेनापति थे. उनका साम्राज्य लौह और तांबे के भंडारों के लिए प्रसिद्ध था, जिनसे हथियार और औजार बनाए जाते थे. उनकी यह तलवार मराठा इतिहास और शौर्य की जीवंत मिसाल मानी जाती है. यह तलवार कई मायनों में खास है. ज्यादातर मराठा हथियारों पर सजावट या शिलालेख नहीं मिलते, लेकिन इस तलवार पर बारीक नक्काशी और मालिक का नाम दर्ज है. इसकी यूरोप में बनी ब्लेड उस दौर के अंतरराष्ट्रीय हथियार व्यापार की गवाही देती है. महाराष्ट्र सरकार ने हाल ही में एक नीलामी में इस तलवार को खरीदा और इसे वापस देश लाया गया. यह तलवार न केवल मराठा शौर्य का प्रतीक है बल्कि उस दौर की कलात्मकता और वैभव को भी दर्शाती है. प्रदर्शनी में दिखेगी धरोहर तलवार को जनता के दर्शन के लिए भी रखा जाएगा. 19 अगस्त से 25 अगस्त 2025 तक पी.एल. देशपांडे महाराष्ट्र कला अकादमी, प्रभादेवी में सुबह 11 बजे से शाम 7 बजे तक प्रदर्शनी का आयोजन होगा. इस प्रदर्शनी में रघुजी भोसले की तलवार के साथ 12 ऐतिहासिक किलों से जुड़ी जानकारियां भी दिखाई जाएंगी. यह प्रदर्शनी सभी के लिए नि:शुल्क होगी. गौरतलब है कि रघुजी भोसले प्रथम (1695-1755) नागपुर भोसले वंश के संस्थापक और छत्रपति शाहू महाराज के दौर के बहादुर सेनापति थे. उनका साम्राज्य लौह और तांबे के भंडारों के लिए प्रसिद्ध था, जिनसे हथियार और औजार बनाए जाते थे. उनकी यह तलवार मराठा इतिहास और शौर्य की जीवंत मिसाल मानी जाती है. प्रदर्शनी में दिखेगी धरोहर तलवार को जनता के दर्शन के लिए भी रखा जाएगा. 19 अगस्त से 25 अगस्त 2025 तक पी.एल. देशपांडे महाराष्ट्र कला अकादमी, प्रभादेवी में सुबह 11 बजे से शाम 7 बजे तक प्रदर्शनी का आयोजन होगा. इस प्रदर्शनी में रघुजी भोसले की तलवार के साथ 12 ऐतिहासिक किलों से जुड़ी जानकारियां भी दिखाई जाएंगी. यह प्रदर्शनी सभी के लिए नि:शुल्क होगी. गौरतलब है कि रघुजी भोसले प्रथम (1695-1755) नागपुर भोसले वंश के संस्थापक और छत्रपति शाहू महाराज के दौर के बहादुर सेनापति थे. उनका साम्राज्य लौह और तांबे के भंडारों के लिए प्रसिद्ध था, जिनसे हथियार और औजार बनाए जाते थे. उनकी यह तलवार मराठा इतिहास और शौर्य की जीवंत मिसाल मानी जाती है. तलवार को जनता के दर्शन के लिए भी रखा जाएगा. 19 अगस्त से 25 अगस्त 2025 तक पी.एल. देशपांडे महाराष्ट्र कला अकादमी, प्रभादेवी में सुबह 11 बजे से शाम 7 बजे तक प्रदर्शनी का आयोजन होगा. इस प्रदर्शनी में रघुजी भोसले की तलवार के साथ 12 ऐतिहासिक किलों से जुड़ी जानकारियां भी दिखाई जाएंगी. यह प्रदर्शनी सभी के लिए नि:शुल्क होगी. गौरतलब है कि रघुजी भोसले प्रथम (1695-1755) नागपुर भोसले वंश के संस्थापक और छत्रपति शाहू महाराज के दौर के बहादुर सेनापति थे. उनका साम्राज्य लौह और तांबे के भंडारों के लिए प्रसिद्ध था, जिनसे हथियार और औजार बनाए जाते थे. उनकी यह तलवार मराठा इतिहास और शौर्य की जीवंत मिसाल मानी जाती है. Breaking News in Hindi और Latest News in Hindi सबसे पहले मिलेगी आपको सिर्फ Zee News Hindi पर. Hindi News और India News in Hindi के लिए जुड़े रहें हमारे साथ. वायरल न्यूज़ का फैक्ट चेक कर पाठकों तक सही जानकारी पहुंचाते हैं. अजब-गजब से लेकर हेल्थ, लाइफस्टाइल की दुनिया में गहरी दिलचस्पी. ABP न्यूज से यात्रा शुरू की. एक साल से पत्रकारिता में सक्रिय....और पढ़ें Thank you By clicking “Accept All Cookies”, you agree to the storing of cookies on your device to enhance site navigation, analyze site usage, and assist in our marketing efforts.</w:t>
+      </w:r>
+    </w:p>
+    <w:p>
+      <w:pPr>
+        <w:pStyle w:val="Heading3"/>
+      </w:pPr>
+      <w:r>
+        <w:rPr/>
+        <w:t>Article 53</w:t>
+      </w:r>
+    </w:p>
+    <w:p>
+      <w:pPr>
+        <w:pStyle w:val="Normal"/>
+      </w:pPr>
+      <w:r>
+        <w:rPr/>
+        <w:t>Title: महाराष्ट्र में बन रही है तीसरी मुंबई, इस जिले का होगा आर्थिक विकास, जानें पूरी जानकारी</w:t>
+      </w:r>
+    </w:p>
+    <w:p>
+      <w:pPr>
+        <w:pStyle w:val="Normal"/>
+      </w:pPr>
+      <w:r>
+        <w:rPr/>
+        <w:t xml:space="preserve">URL: </w:t>
+      </w:r>
+      <w:r>
+        <w:t xml:space="preserve"> https://newstrack.com/india/third-mumbai-being-built-maharashtra-district-have-economic-development-know-full-details-534715</w:t>
+      </w:r>
+    </w:p>
+    <w:p>
+      <w:pPr>
+        <w:pStyle w:val="Normal"/>
+      </w:pPr>
+      <w:r>
+        <w:rPr/>
+        <w:t>Content: महाराष्ट्र के मुख्यमंत्री देवेंद्र फडणवीस ने सोमवार को बताया कि उनकी सरकार मुंबई महानगर क्षेत्र (MMR) में विकास बढ़ाने के लिए रायगढ़ जिले में 'तीसरी मुंबई' बना रही है, जो राज्य के आर्थिक विकास में नया मोड़ लाएगा। मुख्यमंत्री ने वर्ली में गोल्डमैन सैक्स के नए ऑफिस का उद्घाटन किया, और इसके बाद निवेशकों के साथ चर्चा करते हुए तीसरी मुंबई के बारे में बात की। राज्य सरकार प्राइवेट सेक्टर के साथ करेगी विकास मुख्यमंत्री देवेंद्र फडणवीस ने कहा, "राज्य सरकार विकास के लिए प्रतिबद्ध है और 'तीसरी मुंबई' के निर्माण के लिए प्राइवेट सेक्टर के साथ मिलकर काम कर रही है। यह नया शहर अंतरराष्ट्रीय विश्वविद्यालयों, मेडिकल कॉलेज, इनोवेशन सेंटर और रिसर्च फैसिलिटी का केंद्र बनेगा, जो मुंबई और महाराष्ट्र के आर्थिक विकास में अहम भूमिका निभाएगा।" उन्होंने यह भी कहा, "गोल्डमैन सैक्स के नए ऑफिस का उद्घाटन महाराष्ट्र के लिए गर्व की बात है। यह राज्य के कुशल कार्यबल, मजबूत बाजार और निवेशक-अनुकूल वातावरण को दर्शाता है, साथ ही वित्तीय क्षेत्र में महाराष्ट्र की नेतृत्व क्षमता को भी सामने लाता है। सरी मुंबई में रिसर्च और इंफ्रास्ट्रक्चर का होगा जोर मुख्यमंत्री देवेंद्र फडणवीस ने कहा कि 'तीसरी मुंबई' में क्वांटम कंप्यूटिंग और एआई-बेस्ड सिस्टम जैसे सेक्टर में रिसर्च एक महत्वपूर्ण हिस्सा होगा। उन्होंने यह भी बताया कि मुंबई और 'तीसरी मुंबई' के बीच सीधी कनेक्टिविटी होगी, जिसे कोस्टल रोड, अटल सेतु और वर्ली-सिवरी लिंक रोड जैसे इंफ्रास्ट्रक्चर प्रोजेक्ट्स से मदद मिलेगी। नई शहर की विकास प्रक्रिया में प्राइवेट इंवेस्टर्स को आगे आने का आग्रह करते हुए मुख्यमंत्री ने कहा, "सार्वजनिक-निजी भागीदारी से बेहतर विकास संभव है। सभी जरूरी मंजूरी सरकारी स्तर पर तेजी से पूरी की जाएंगी। महाराष्ट्र एक निवेशक-अनुकूल राज्य है और हम अपनी व्यापार सुगमता रैंकिंग में लगातार सुधार कर रहे हैं। समस्याओं का त्वरित समाधान उन्होंने यह भी कहा कि राज्य यह सुनिश्चित कर रहा है कि निवेशकों के रास्ते में कोई रुकावट न हो और अगर कोई समस्या आती है तो उसका तुरंत समाधान किया जाएगा। गोल्डमैन सैक्स के अध्यक्ष केविन स्नीडर ने कहा कि भारतीय बाजार में अवसर कंपनी के लिए बहुत महत्वपूर्ण हैं। वहीं, गोल्डमैन सैक्स इंडिया के सीईओ संजय चटर्जी ने कहा कि नया ऑफिस कंपनी के भारत में सफर का एक अहम हिस्सा है। गोल्डमैन सैक्स ने 1980 के दशक में भारत में अपनी सेवाएं शुरू कीं और 2006 में मुंबई में पूर्ण स्वामित्व स्थापित किया। This Quiz helps us to increase our knowledge Content Writer I'm your AI assistant. Feel free to ask me anything!</w:t>
+      </w:r>
+    </w:p>
+    <w:p>
+      <w:pPr>
+        <w:pStyle w:val="Heading3"/>
+      </w:pPr>
+      <w:r>
+        <w:rPr/>
+        <w:t>Article 54</w:t>
+      </w:r>
+    </w:p>
+    <w:p>
+      <w:pPr>
+        <w:pStyle w:val="Normal"/>
+      </w:pPr>
+      <w:r>
+        <w:rPr/>
+        <w:t>Title: CM फडणवीस ने खेला ‘मराठी अस्मिता’ का दांव, उपराष्ट्रपति चुनाव में उद्धव-पवार पर बना दबाव</w:t>
+      </w:r>
+    </w:p>
+    <w:p>
+      <w:pPr>
+        <w:pStyle w:val="Normal"/>
+      </w:pPr>
+      <w:r>
+        <w:rPr/>
+        <w:t xml:space="preserve">URL: </w:t>
+      </w:r>
+      <w:r>
+        <w:t xml:space="preserve"> https://navbharatlive.com/maharashtra/political-battle-over-nda-candidate-radhakrishnan-cm-fadnavis-seeks-support-from-uddhav-thackeray-and-sharad-pawar-1321873.html</w:t>
+      </w:r>
+    </w:p>
+    <w:p>
+      <w:pPr>
+        <w:pStyle w:val="Normal"/>
+      </w:pPr>
+      <w:r>
+        <w:rPr/>
+        <w:t>Content: सीएम फडणवीस, उद्धव ठाकरे, शरद पवार (pic credit; social media) Maharashtra Politics: उपराष्ट्रपति चुनाव को लेकर महाराष्ट्र में सियासत गरमा गई है। भारतीय जनता पार्टी (भाजपा) ने राष्ट्रीय जनतांत्रिक गठबंधन (एनडीए) की ओर से महाराष्ट्र के राज्यपाल सी.पी. राधाकृष्णन को उम्मीदवार घोषित किया है। तमिलनाडु से ताल्लुक रखने वाले राधाकृष्णन सोमवार (18 अगस्त) को दिल्ली पहुंचे और प्रधानमंत्री नरेंद्र मोदी से मुलाकात की। इस बीच महाराष्ट्र के मुख्यमंत्री देवेंद्र फडणवीस ने चुनावी जंग में ‘मराठी अस्मिता’ का दांव चल दिया है। उन्होंने राज्य के सभी सांसदों से अपील की कि वे राधाकृष्णन की उम्मीदवारी का समर्थन करें। फडणवीस ने कहा कि शिवसेना (यूबीटी) और एनसीपी (एसपी) जैसी पार्टियां जब-तब महाराष्ट्र की अस्मिता की बात करती हैं, तो अब उन्हें भी इस उम्मीदवार के समर्थन में आगे आना चाहिए। सीएम फडणवीस ने दावा किया कि राधाकृष्णन केवल महाराष्ट्र के राज्यपाल ही नहीं बल्कि मुंबई में पंजीकृत मतदाता भी हैं। उन्होंने कहा, “भले ही राधाकृष्णन का मूल निवास तमिलनाडु में है, लेकिन वे मुंबई में वोट डालते हैं। पिछले विधानसभा चुनाव में उन्होंने मुंबई से ही मतदान किया था। यह महाराष्ट्र के लिए गर्व की बात है कि देश के सर्वोच्च संवैधानिक पदों में से एक पर यहां के मतदाता को उम्मीदवार बनाया गया है।” यह भी पढ़ें- दिल्ली की राजनीति में महाराष्ट्र की गूंज, CP राधाकृष्णन होंगे NDA के उपराष्ट्रपति दावेदार मुख्यमंत्री ने स्पष्ट किया कि नामांकन दाखिल करते समय राधाकृष्णन इस तथ्य का उल्लेख भी करेंगे। यही वजह है कि उन्होंने विपक्षी नेताओं उद्धव ठाकरे और शरद पवार से समर्थन की अपील की है। उपराष्ट्रपति चुनाव में निर्वाचन मंडल में लोकसभा और राज्यसभा के सभी सांसद शामिल होते हैं। वर्तमान में निर्वाचन मंडल की कुल संख्या 781 है, जिसमें बहुमत का आंकड़ा 391 है। एनडीए के पास पहले से ही लगभग 422 सांसदों का समर्थन मौजूद है। ऐसे में विपक्ष चाहे तो उम्मीदवार उतार सकता है, लेकिन राधाकृष्णन की जीत लगभग तय मानी जा रही है। शिवसेना (यूबीटी) के पास लोकसभा में नौ और राज्यसभा में दो सांसद हैं, जबकि एनसीपी (एसपी) के पास लोकसभा में 10 और राज्यसभा में दो सांसद हैं। इनकी संख्या नतीजे को प्रभावित करने में सक्षम नहीं है, लेकिन राजनीतिक संदेश और ‘मराठी अस्मिता’ का मुद्दा इसे खास बना देता है। जगदीप धनखड़ के अचानक इस्तीफे के बाद उपराष्ट्रपति का पद खाली हुआ है। निर्वाचन आयोग ने इस पद के लिए 9 सितंबर को मतदान की घोषणा की है। भाजपा और एनडीए पहले ही इसे औपचारिक मुकाबला मान रहे हैं। अब निगाहें इस बात पर टिकी हैं कि उद्धव ठाकरे और शरद पवार फडणवीस की अपील को किस तरह लेते हैं—क्या वे ‘मराठी अस्मिता’ के नाम पर समर्थन देंगे या फिर विपक्षी एकजुटता बनाए रखेंगे। Follow Us On © Copyright Navbharatlive 2025 All rights reserved.</w:t>
+      </w:r>
+    </w:p>
+    <w:p>
+      <w:pPr>
+        <w:pStyle w:val="Heading3"/>
+      </w:pPr>
+      <w:r>
+        <w:rPr/>
+        <w:t>Article 55</w:t>
+      </w:r>
+    </w:p>
+    <w:p>
+      <w:pPr>
+        <w:pStyle w:val="Normal"/>
+      </w:pPr>
+      <w:r>
+        <w:rPr/>
+        <w:t>Title: महाराष्ट्र किसानों को मिलेगी बड़ी राहत, CM फडणवीस जल्द करेंगे कर्जमाफी की घोषणा</w:t>
+      </w:r>
+    </w:p>
+    <w:p>
+      <w:pPr>
+        <w:pStyle w:val="Normal"/>
+      </w:pPr>
+      <w:r>
+        <w:rPr/>
+        <w:t xml:space="preserve">URL: </w:t>
+      </w:r>
+      <w:r>
+        <w:t xml:space="preserve"> https://navbharatlive.com/maharashtra/guardian-minister-sanjay-rathore-claims-cm-fadnavis-may-announce-a-loan-waiver-for-farmers-1322081.html</w:t>
+      </w:r>
+    </w:p>
+    <w:p>
+      <w:pPr>
+        <w:pStyle w:val="Normal"/>
+      </w:pPr>
+      <w:r>
+        <w:rPr/>
+        <w:t>Content: सीएम फडणवीस (pic credit; social media) Farmers of Maharashtra: महाराष्ट्र के किसानों के लिए जल्द ही एक बड़ी राहत भरी घोषणा होने की संभावना है। लंबे समय से कर्जमाफी की मांग कर रहे राज्य के किसानों को आखिरकार खुशखबरी मिल सकती है। यवतमाल जिले के पालकमंत्री संजय राठौड़ ने संकेत दिए हैं कि मुख्यमंत्री देवेंद्र फडणवीस निकट भविष्य में किसानों के लिए ऋण माफी की घोषणा कर सकते हैं। रविवार को यवतमाल में आयोजित एक कार्यक्रम में राठौड़ ने कहा कि राज्य मंत्रिमंडल में इस विषय पर चर्चा जारी है और जल्द ही मुख्यमंत्री इस पर निर्णायक कदम उठाएंगे। दरअसल, वसंतराव नाईक कृषि प्रतिष्ठान द्वारा पूर्व मुख्यमंत्री वसंतराव नाईक की 46वीं पुण्यतिथि पर आयोजित कार्यक्रम में 13 प्रगतिशील किसानों को कृषि गौरव पुरस्कार से सम्मानित किया गया। इसी मंच पर राठौड़ ने किसानों को कर्जमाफी को लेकर यह भरोसा दिलाया। राज्य के किसानों पर प्राकृतिक आपदाओं और बेमौसम बारिश का लगातार प्रहार हुआ है। कभी सूखा, कभी ओलावृष्टि और अब लगातार बारिश ने किसानों की फसलों को बर्बाद कर दिया है। ऐसे में किसानों के ऊपर कर्ज का बोझ और भी बढ़ता जा रहा है। खाद-बीज की बढ़ती कीमतें और न्यूनतम समर्थन मूल्य (एमएसपी) को लेकर असंतोष ने किसानों को और परेशान किया है। यही वजह है कि किसान संगठन और विपक्ष लगातार कर्जमाफी की मांग करते आ रहे हैं। यह भी पढ़ें- किसानों के कर्ज माफी पर महायुति में रार, राज्य की खाली तिजोरी को देख अजित पवार ने किया इनकार यह पहली बार नहीं है जब सरकार की तरफ से कर्जमाफी को लेकर संकेत दिए गए हैं। कुछ दिन पहले ही राजस्व मंत्री चंद्रशेखर बावनकुले ने भी कहा था कि मुख्यमंत्री जल्द ही कर्जमाफी पर बड़ा निर्णय लेंगे। वहीं उपमुख्यमंत्री अजित पवार ने भी भरोसा दिलाया था कि सरकार अपने चुनावी घोषणापत्र के अनुसार किसानों को राहत देगी। अब जबकि मंत्रिमंडल स्तर पर इस मुद्दे पर चर्चा हो रही है, किसानों को जल्द ही सरकार की ओर से ठोस कदम की उम्मीद है। संजय राठौड़ के बयान के बाद किसानों में एक नई आशा जगी है कि उनका वर्षों पुराना बोझ उतर सकता है। यदि मुख्यमंत्री देवेंद्र फडणवीस कर्जमाफी की घोषणा करते हैं, तो यह राज्य के लाखों किसानों के लिए बड़ी राहत साबित होगी। कुल मिलाकर, महाराष्ट्र सरकार की इस संभावित घोषणा से किसानों की उम्मीदें और बढ़ गई हैं। अब सभी की निगाहें मुख्यमंत्री की ओर टिकी हैं कि वे कब और किस तरह से किसानों को यह बड़ी सौगात देते हैं। Follow Us On © Copyright Navbharatlive 2025 All rights reserved.</w:t>
+      </w:r>
+    </w:p>
+    <w:p>
+      <w:pPr>
+        <w:pStyle w:val="Heading3"/>
+      </w:pPr>
+      <w:r>
+        <w:rPr/>
+        <w:t>Article 56</w:t>
+      </w:r>
+    </w:p>
+    <w:p>
+      <w:pPr>
+        <w:pStyle w:val="Normal"/>
+      </w:pPr>
+      <w:r>
+        <w:rPr/>
+        <w:t>Title: बाढ़ संकट पर अबू आजमी का CM फडणवीस को पत्र, प्रभावितों तक तुरंत राहत पहुंचाने की मांग</w:t>
+      </w:r>
+    </w:p>
+    <w:p>
+      <w:pPr>
+        <w:pStyle w:val="Normal"/>
+      </w:pPr>
+      <w:r>
+        <w:rPr/>
+        <w:t xml:space="preserve">URL: </w:t>
+      </w:r>
+      <w:r>
+        <w:t xml:space="preserve"> https://navbharatlive.com/latest-news/abu-azmi-wrote-a-letter-to-cm-devendra-fadnavis-asking-him-to-send-relief-supplies-to-flood-affected-region-1322005.html</w:t>
+      </w:r>
+    </w:p>
+    <w:p>
+      <w:pPr>
+        <w:pStyle w:val="Normal"/>
+      </w:pPr>
+      <w:r>
+        <w:rPr/>
+        <w:t>Content: सपा विधायक अबू आजमी (pic credit; social media) Abu Azmi letter to CM Fadnavis: महाराष्ट्र समाजवादी पार्टी (सपा) के अध्यक्ष और विधायक अबू आजमी ने राज्य में लगातार हो रही भारी बारिश और बाढ़ के हालात को लेकर चिंता जताई है। सोमवार को उन्होंने मुख्यमंत्री देवेंद्र फडणवीस को पत्र लिखकर प्रभावित इलाकों के लोगों तक तत्काल राहत सामग्री और जरूरी सुविधाएं पहुँचाने की मांग की। अबू आजमी ने अपने पत्र में कहा कि मुंबई समेत पूरे महाराष्ट्र में लगातार हो रही बारिश ने हालात को चिंताजनक बना दिया है। मौसम विभाग ने अगले 48 घंटों के लिए भारी बारिश का अलर्ट जारी किया है। ऐसी स्थिति में सरकार को तुरंत कदम उठाने चाहिए ताकि आम जनता को कठिनाई न झेलनी पड़े। सपा विधायक ने पत्र में सुझाव दिया कि संभावित बाढ़ प्रभावित इलाकों में नाइट शेल्टर की व्यवस्था की जाए। उन्होंने कहा कि कई परिवारों के पास बारिश और बाढ़ के कारण रहने के लिए सुरक्षित जगह नहीं है। ऐसे लोगों को बीएमसी के स्कूलों या सरकारी सुरक्षित इमारतों में तुरंत स्थानांतरित किया जाना चाहिए। यह भी पढ़ें- नांदेड़ में मूसलधार बारिश से हाहाकार, CM फडणवीस की निगरानी में राहत कार्य तेज उन्होंने यह भी कहा कि मुंबई की कई इमारतें और झोपड़पट्टियाँ जर्जर हालत में हैं, जिनके ढहने का खतरा है। इन इलाकों से लोगों को समय रहते सुरक्षित स्थानों पर शिफ्ट किया जाए। अबू आजमी ने गरीब और झुग्गी बस्तियों में रहने वाले परिवारों की हालत पर भी चिंता जताई। उनका कहना था कि भारी बारिश से इन परिवारों के घरों में पानी घुस गया है, जिससे उनका जरूरी सामान, कपड़े और अनाज खराब हो गया है। ऐसे में मुख्यमंत्री सहायता निधि से उन्हें तुरंत आर्थिक मदद और नकद सहायता दी जाए, ताकि वे अपनी मूलभूत जरूरतें पूरी कर सकें। आजमी ने सीएम से अपील की कि आपदा की इस घड़ी में प्रभावित परिवारों तक राहत सामग्री, दवाइयाँ और नकद मदद तत्काल पहुँचाई जाए। उन्होंने कहा कि बारिश और बाढ़ से जूझ रहे लोगों को इस समय सरकार की मदद की सबसे ज्यादा जरूरत है। सपा नेता ने उम्मीद जताई कि मुख्यमंत्री फडणवीस उनकी मांगों पर गंभीरता से विचार करेंगे और जल्द से जल्द राहत कार्य शुरू करवाएँगे। Follow Us On © Copyright Navbharatlive 2025 All rights reserved.</w:t>
+      </w:r>
+    </w:p>
+    <w:p>
+      <w:pPr>
+        <w:pStyle w:val="Heading3"/>
+      </w:pPr>
+      <w:r>
+        <w:rPr/>
+        <w:t>Article 57</w:t>
+      </w:r>
+    </w:p>
+    <w:p>
+      <w:pPr>
+        <w:pStyle w:val="Normal"/>
+      </w:pPr>
+      <w:r>
+        <w:rPr/>
+        <w:t>Title: नांदेड़ में मूसलधार बारिश से हाहाकार, CM फडणवीस की निगरानी में राहत कार्य तेज</w:t>
+      </w:r>
+    </w:p>
+    <w:p>
+      <w:pPr>
+        <w:pStyle w:val="Normal"/>
+      </w:pPr>
+      <w:r>
+        <w:rPr/>
+        <w:t xml:space="preserve">URL: </w:t>
+      </w:r>
+      <w:r>
+        <w:t xml:space="preserve"> https://navbharatlive.com/maharashtra/heavy-rains-cause-havoc-in-nanded-rescue-operation-intensified-under-the-supervision-of-cm-fadnavis-1321752.html</w:t>
+      </w:r>
+    </w:p>
+    <w:p>
+      <w:pPr>
+        <w:pStyle w:val="Normal"/>
+      </w:pPr>
+      <w:r>
+        <w:rPr/>
+        <w:t>Content: सीएम फडणवीस (pic credit; social media) Heavy Rains in Nanded: महाराष्ट्र के कई जिलों में लगातार हो रही भारी बारिश ने जनजीवन अस्त-व्यस्त कर दिया है। नांदेड़ जिले में स्थिति सबसे ज्यादा गंभीर बनी हुई है। रविवार को जिले में 206 मिमी बारिश दर्ज की गई, जिसके कारण निचले इलाकों में जलभराव हो गया और कई गांव बाढ़ की चपेट में आ गए। नांदेड़ के मुखेड़ तालुका में लेंडी बांध का जलस्तर काफी बढ़ गया है, साथ ही लातूर, उदगीर और कर्नाटक से भी बड़ी मात्रा में पानी आने से स्थिति और अधिक बिगड़ गई है। मुख्यमंत्री देवेंद्र फडणवीस ने सोशल मीडिया प्लेटफॉर्म ‘एक्स’ पर पोस्ट कर स्थिति की जानकारी साझा की और बताया कि प्रशासन पूरी मुस्तैदी से राहत और बचाव कार्य में जुटा हुआ है। सीएम फडणवीस ने कहा कि नांदेड़ जिले के रावणगाव में लगभग 225 नागरिक बाढ़ के पानी में फंस गए थे। इनमें से कई लोगों को निकाल लिया गया है जबकि शेष को सुरक्षित स्थानों पर पहुंचाने का प्रयास किया जा रहा है। इसके अलावा हसनाल में 8 नागरिकों को सुरक्षित बचा लिया गया है। भसवाड़ी गांव में 20 और भिंगेली गांव में 40 नागरिक पानी से घिरे हुए हैं, लेकिन वे सुरक्षित हैं। मुख्यमंत्री ने बताया कि पांच लोग अब भी लापता हैं और उनकी तलाश युद्धस्तर पर जारी है। नांदेड जिल्ह्यातील मुखेड तालुक्यात अतिवृष्टीने लेंडी धरणाच्या पाणी पातळीत मोठी वाढ झाली आहे. शिवाय लातूर, उदगीर आणि कर्नाटकातून मोठ्या प्रमाणात पाणी येत आहे. काल येथे झालेला पाऊस सुमारे 206 मि.मी. इतका होता. त्यामुळे रावनगाव, भासवाडी, भिंगेली, हासनाळ येथील जनजीवन प्रभावित झाले… — Devendra Fadnavis (@Dev_Fadnavis) August 18, 2025 सीएम फडणवीस ने स्पष्ट किया कि वे व्यक्तिगत रूप से नांदेड़ जिला कलेक्टर के लगातार संपर्क में हैं और राहत कार्यों की निगरानी कर रहे हैं। नांदेड़, लातूर और बीदर के जिला कलेक्टर आपसी समन्वय से बचाव अभियान चला रहे हैं। एनडीआरएफ की एक टीम, सेना की इकाई और पुलिस बल को भी राहत कार्यों में लगाया गया है। वहीं छत्रपति संभाजीनगर से भी सेना की एक टुकड़ी प्रभावित क्षेत्रों में भेजी गई है। यह भी पढ़ें- मुंबई में झमाझम बारिश का असर, BMC ने ऑरेंज अलर्ट के बीच स्कूल-कॉलेज किए बंद बारिश और बाढ़ से प्रभावित इलाकों में प्रशासन की टीम राहत और बचाव अभियान में जुटी हुई है। प्रभावित गांवों में फंसे लोगों को सुरक्षित निकालने के लिए नावों और मशीनरी की मदद ली जा रही है। मुख्यमंत्री ने प्रशासन को प्रभावित क्षेत्रों में लगातार मौजूद रहने और हर स्थिति पर निगरानी बनाए रखने के निर्देश दिए हैं। भारी बारिश और बाढ़ ने लोगों की रोजमर्रा की जिंदगी पर गहरा असर डाला है। कई गांवों का संपर्क टूट गया है, सड़कों पर पानी भर गया है और बिजली आपूर्ति भी बाधित हुई है। राहत दल लगातार लोगों को सुरक्षित स्थानों पर पहुंचा रहे हैं। मुख्यमंत्री फडणवीस ने लोगों से अपील की है कि वे सतर्क रहें और प्रशासन के निर्देशों का पालन करें। Follow Us On © Copyright Navbharatlive 2025 All rights reserved.</w:t>
+      </w:r>
+    </w:p>
+    <w:p>
+      <w:pPr>
+        <w:pStyle w:val="Heading3"/>
+      </w:pPr>
+      <w:r>
+        <w:rPr/>
+        <w:t>Article 58</w:t>
+      </w:r>
+    </w:p>
+    <w:p>
+      <w:pPr>
+        <w:pStyle w:val="Normal"/>
+      </w:pPr>
+      <w:r>
+        <w:rPr/>
+        <w:t>Title: Maharashtra Live News Updates: एक क्लिक में पढ़े महाराष्ट्र की दिन भर की बड़ी खब़रें…</w:t>
+      </w:r>
+    </w:p>
+    <w:p>
+      <w:pPr>
+        <w:pStyle w:val="Normal"/>
+      </w:pPr>
+      <w:r>
+        <w:rPr/>
+        <w:t xml:space="preserve">URL: </w:t>
+      </w:r>
+      <w:r>
+        <w:t xml:space="preserve"> https://navbharatlive.com/maharashtra/latest-live-updates-maharashtra-politics-crime-nagpur-news-mumbai-pune-18-august-1321138.html</w:t>
+      </w:r>
+    </w:p>
+    <w:p>
+      <w:pPr>
+        <w:pStyle w:val="Normal"/>
+      </w:pPr>
+      <w:r>
+        <w:rPr/>
+        <w:t>Content: महाराष्ट्र लाइव ब्लॉग (डिजाइन फोटो) Maharashtra Breaking News LIVE Updates: मंत्री संजय राठौड़ ने कहा, “राज्य मंत्रिमंडल संकटग्रस्त किसानों के लिए ऋण माफी पर चर्चा कर रहा है, और मुख्यमंत्री देवेंद्र फडणवीस जल्द ही किसानों के लिए ऋण माफी की घोषणा करेंगे।” 18 Aug 2025 09:58 PM (IST) 18 Aug 2025 09:58 PM (IST) भारी बारिश के बाद भिवंडी-ठाणे मार्ग पर जलभराव भारी बारिश के बाद भिवंडी-ठाणे मार्ग पर जलभराव हो गया है। यातायात पूरी तरह से ठप्प हो गई है। नागरिकों को भारी परेशानियों का सामना करना पड़ रहा है। Bhiwandi, Maharashtra: After heavy rain, waterlogging has occurred on the Bhiwandi-Thane road pic.twitter.com/aFKoiYwQeM — IANS (@ians_india) August 18, 2025 भारी बारिश के बाद भिवंडी-ठाणे मार्ग पर जलभराव हो गया है। यातायात पूरी तरह से ठप्प हो गई है। नागरिकों को भारी परेशानियों का सामना करना पड़ रहा है। Bhiwandi, Maharashtra: After heavy rain, waterlogging has occurred on the Bhiwandi-Thane road pic.twitter.com/aFKoiYwQeM — IANS (@ians_india) August 18, 2025 भारी बारिश के बाद भिवंडी-ठाणे मार्ग पर जलभराव हो गया है। यातायात पूरी तरह से ठप्प हो गई है। नागरिकों को भारी परेशानियों का सामना करना पड़ रहा है। Bhiwandi, Maharashtra: After heavy rain, waterlogging has occurred on the Bhiwandi-Thane road pic.twitter.com/aFKoiYwQeM — IANS (@ians_india) August 18, 2025 18 Aug 2025 09:56 PM (IST) 18 Aug 2025 09:56 PM (IST) कल्याण में पिछले दो दिनों से लगातार बारिश कल्याण में पिछले दो दिनों से लगातार बारिश हो रही है और इस भारी बारिश के कारण शहर की सड़कों पर पानी भर गया है। Maharashtra: Continuous rainfall has been occurring in Kalyan for the past two days, and due to this heavy rain, the city’s streets have been waterlogged pic.twitter.com/0SMvDvcaUA — IANS (@ians_india) August 18, 2025 कल्याण में पिछले दो दिनों से लगातार बारिश हो रही है और इस भारी बारिश के कारण शहर की सड़कों पर पानी भर गया है। Maharashtra: Continuous rainfall has been occurring in Kalyan for the past two days, and due to this heavy rain, the city’s streets have been waterlogged pic.twitter.com/0SMvDvcaUA — IANS (@ians_india) August 18, 2025 कल्याण में पिछले दो दिनों से लगातार बारिश हो रही है और इस भारी बारिश के कारण शहर की सड़कों पर पानी भर गया है। Maharashtra: Continuous rainfall has been occurring in Kalyan for the past two days, and due to this heavy rain, the city’s streets have been waterlogged pic.twitter.com/0SMvDvcaUA — IANS (@ians_india) August 18, 2025 18 Aug 2025 09:40 PM (IST) 18 Aug 2025 09:40 PM (IST) ट्रेन में 27.50 लाख का सोना बरामद दक्षिण-पूर्व-मध्य रेल नागपुर मंडल के रेलवे सुरक्षा बल, सीआईबी और मंडल टास्क टीम की संयुक्त कार्रवाई में ट्रेन 12834 अहमदाबाद-हावड़ा एक्सप्रेस से यात्रा कर रहे फरार आरोपी को दबोचकर उसके पास से 275.93 ग्राम सोना बरामद किया गया। इसकी अनुमानित कीमत 27,50,000 रुपए आंकी गई है। पकड़ा गया युवक ग्राम वलवन, तहसील आटपाडी, जिला सांगली निवासी अतुल सत्यवान उर्फ सतीश जाधव (24) बताया गया है। ट्रेन में उसके साथ पत्नी रोहिणी, पिता सत्यवान जाधव (50) और नानी सास सिंधुताई जाधव (55) थीं। पूछताछ में उसने खुलासा किया कि वह नैहाटी (हावड़ा) में सोना कारीगर का काम करता है और बरामद सोना उसी मामले से संबंधित है। दक्षिण-पूर्व-मध्य रेल नागपुर मंडल के रेलवे सुरक्षा बल, सीआईबी और मंडल टास्क टीम की संयुक्त कार्रवाई में ट्रेन 12834 अहमदाबाद-हावड़ा एक्सप्रेस से यात्रा कर रहे फरार आरोपी को दबोचकर उसके पास से 275.93 ग्राम सोना बरामद किया गया। इसकी अनुमानित कीमत 27,50,000 रुपए आंकी गई है। पकड़ा गया युवक ग्राम वलवन, तहसील आटपाडी, जिला सांगली निवासी अतुल सत्यवान उर्फ सतीश जाधव (24) बताया गया है। ट्रेन में उसके साथ पत्नी रोहिणी, पिता सत्यवान जाधव (50) और नानी सास सिंधुताई जाधव (55) थीं। पूछताछ में उसने खुलासा किया कि वह नैहाटी (हावड़ा) में सोना कारीगर का काम करता है और बरामद सोना उसी मामले से संबंधित है। दक्षिण-पूर्व-मध्य रेल नागपुर मंडल के रेलवे सुरक्षा बल, सीआईबी और मंडल टास्क टीम की संयुक्त कार्रवाई में ट्रेन 12834 अहमदाबाद-हावड़ा एक्सप्रेस से यात्रा कर रहे फरार आरोपी को दबोचकर उसके पास से 275.93 ग्राम सोना बरामद किया गया। इसकी अनुमानित कीमत 27,50,000 रुपए आंकी गई है। पकड़ा गया युवक ग्राम वलवन, तहसील आटपाडी, जिला सांगली निवासी अतुल सत्यवान उर्फ सतीश जाधव (24) बताया गया है। ट्रेन में उसके साथ पत्नी रोहिणी, पिता सत्यवान जाधव (50) और नानी सास सिंधुताई जाधव (55) थीं। पूछताछ में उसने खुलासा किया कि वह नैहाटी (हावड़ा) में सोना कारीगर का काम करता है और बरामद सोना उसी मामले से संबंधित है। 18 Aug 2025 08:56 PM (IST) 18 Aug 2025 08:56 PM (IST) मुंबई में भारी बारिश, स्कूलों में दो दिन की छुट्टी; मराठवाड़ा में 6 लोगों की मौत भारी बारिश ने राज्य के अधिकांश जिलों में सामान्य जनजीवन अस्त-व्यस्त कर दिया है और कृषि फसलों को भारी नुकसान पहुंचाया है। नांदेड़ जिले के मुखेड़ में एक किसान की गौशाला में पानी भर गया, जिससे 50 भैंसों की मौत हो गई। मराठवाड़ा, विदर्भ और पश्चिमी महाराष्ट्र में भी नदियां और नहरें उफान पर हैं। दूसरी ओर, कोंकण समेत मुंबई में भारी बारिश जारी है और सड़कें नदियों में तब्दील हो रही हैं। मुंबई, उपनगरों, ठाणे और नवी मुंबई में भी सुबह से भारी बारिश हो रही है। ठाणे में मात्र 4 घंटों में 31.22 मिमी बारिश दर्ज की गई है और ठाणे के जिलाधिकारी ने स्कूलों में छुट्टी घोषित कर दी है। ठाणे में 18 और 19 अगस्त को स्कूलों में छुट्टी घोषित कर दी गई है। इस बीच, नवी मुंबई में भी स्कूलों की छुट्टी कर दी गई है। भारी बारिश ने राज्य के अधिकांश जिलों में सामान्य जनजीवन अस्त-व्यस्त कर दिया है और कृषि फसलों को भारी नुकसान पहुंचाया है। नांदेड़ जिले के मुखेड़ में एक किसान की गौशाला में पानी भर गया, जिससे 50 भैंसों की मौत हो गई। मराठवाड़ा, विदर्भ और पश्चिमी महाराष्ट्र में भी नदियां और नहरें उफान पर हैं। दूसरी ओर, कोंकण समेत मुंबई में भारी बारिश जारी है और सड़कें नदियों में तब्दील हो रही हैं। मुंबई, उपनगरों, ठाणे और नवी मुंबई में भी सुबह से भारी बारिश हो रही है। ठाणे में मात्र 4 घंटों में 31.22 मिमी बारिश दर्ज की गई है और ठाणे के जिलाधिकारी ने स्कूलों में छुट्टी घोषित कर दी है। ठाणे में 18 और 19 अगस्त को स्कूलों में छुट्टी घोषित कर दी गई है। इस बीच, नवी मुंबई में भी स्कूलों की छुट्टी कर दी गई है। भारी बारिश ने राज्य के अधिकांश जिलों में सामान्य जनजीवन अस्त-व्यस्त कर दिया है और कृषि फसलों को भारी नुकसान पहुंचाया है। नांदेड़ जिले के मुखेड़ में एक किसान की गौशाला में पानी भर गया, जिससे 50 भैंसों की मौत हो गई। मराठवाड़ा, विदर्भ और पश्चिमी महाराष्ट्र में भी नदियां और नहरें उफान पर हैं। दूसरी ओर, कोंकण समेत मुंबई में भारी बारिश जारी है और सड़कें नदियों में तब्दील हो रही हैं। मुंबई, उपनगरों, ठाणे और नवी मुंबई में भी सुबह से भारी बारिश हो रही है। ठाणे में मात्र 4 घंटों में 31.22 मिमी बारिश दर्ज की गई है और ठाणे के जिलाधिकारी ने स्कूलों में छुट्टी घोषित कर दी है। ठाणे में 18 और 19 अगस्त को स्कूलों में छुट्टी घोषित कर दी गई है। इस बीच, नवी मुंबई में भी स्कूलों की छुट्टी कर दी गई है। 18 Aug 2025 08:54 PM (IST) 18 Aug 2025 08:54 PM (IST) मुंबई से मराठवाड़ा तक... हर जगह पानी ही पानी महाराष्ट्र भर में भारी बारिश जारी है। मुंबई, कोंकण, विदर्भ और मराठवाड़ा में कई जगहों पर बाढ़ आ गई है। नवी मुंबई और ठाणे में भी भारी बारिश जारी है। मराठवाड़ा में बारिश से अब तक 6 लोगों की मौत हो चुकी है। मुंबई, ठाणे, रायगढ़, पालघर और नासिक के घाट इलाकों में सोमवार और मंगलवार, 2 दिनों के लिए रेड अलर्ट जारी किया गया है। रत्नागिरी-सिंधुदुर्ग जिलों के लिए ऑरेंज अलर्ट जारी किया गया है। मुंबई के निचले इलाकों में पानी जमा हो रहा है। बारिश के कारण सड़क यातायात धीमा हो गया है। स्थानीय परिवहन भी देरी से चल रहा है। बारिश के कारण मुंबई के स्कूलों में छुट्टी कर दी गई है। अगले 48 घंटों के लिए मुंबई, ठाणे और कोंकण में रेड अलर्ट जारी किया गया है। यह खब़र विस्तार से पढ़नें के लिए यहां क्लिक करें... महाराष्ट्र भर में भारी बारिश जारी है। मुंबई, कोंकण, विदर्भ और मराठवाड़ा में कई जगहों पर बाढ़ आ गई है। नवी मुंबई और ठाणे में भी भारी बारिश जारी है। मराठवाड़ा में बारिश से अब तक 6 लोगों की मौत हो चुकी है। मुंबई, ठाणे, रायगढ़, पालघर और नासिक के घाट इलाकों में सोमवार और मंगलवार, 2 दिनों के लिए रेड अलर्ट जारी किया गया है। रत्नागिरी-सिंधुदुर्ग जिलों के लिए ऑरेंज अलर्ट जारी किया गया है। मुंबई के निचले इलाकों में पानी जमा हो रहा है। बारिश के कारण सड़क यातायात धीमा हो गया है। स्थानीय परिवहन भी देरी से चल रहा है। बारिश के कारण मुंबई के स्कूलों में छुट्टी कर दी गई है। अगले 48 घंटों के लिए मुंबई, ठाणे और कोंकण में रेड अलर्ट जारी किया गया है। यह खब़र विस्तार से पढ़नें के लिए यहां क्लिक करें... महाराष्ट्र भर में भारी बारिश जारी है। मुंबई, कोंकण, विदर्भ और मराठवाड़ा में कई जगहों पर बाढ़ आ गई है। नवी मुंबई और ठाणे में भी भारी बारिश जारी है। मराठवाड़ा में बारिश से अब तक 6 लोगों की मौत हो चुकी है। मुंबई, ठाणे, रायगढ़, पालघर और नासिक के घाट इलाकों में सोमवार और मंगलवार, 2 दिनों के लिए रेड अलर्ट जारी किया गया है। रत्नागिरी-सिंधुदुर्ग जिलों के लिए ऑरेंज अलर्ट जारी किया गया है। मुंबई के निचले इलाकों में पानी जमा हो रहा है। बारिश के कारण सड़क यातायात धीमा हो गया है। स्थानीय परिवहन भी देरी से चल रहा है। बारिश के कारण मुंबई के स्कूलों में छुट्टी कर दी गई है। अगले 48 घंटों के लिए मुंबई, ठाणे और कोंकण में रेड अलर्ट जारी किया गया है। यह खब़र विस्तार से पढ़नें के लिए यहां क्लिक करें... 18 Aug 2025 07:27 PM (IST) 18 Aug 2025 07:27 PM (IST) मुख्यमंत्री जल्द ही किसानों के लिए ऋण माफी की घोषणा करेंगे: संजय राठौड़ मंत्री संजय राठौड़ ने कहा, "राज्य मंत्रिमंडल संकटग्रस्त किसानों के लिए ऋण माफी पर चर्चा कर रहा है, और मुख्यमंत्री देवेंद्र फडणवीस जल्द ही किसानों के लिए ऋण माफी की घोषणा करेंगे।" Maharashtra: Minister Sanjay Rathod says, "The state cabinet is discussing loan waiver for distressed farmers, and Chief Minister Devendra Fadnavis will soon announce loan waiver for the farmers" pic.twitter.com/MoxiUtG5H4 — IANS (@ians_india) August 18, 2025 मंत्री संजय राठौड़ ने कहा, "राज्य मंत्रिमंडल संकटग्रस्त किसानों के लिए ऋण माफी पर चर्चा कर रहा है, और मुख्यमंत्री देवेंद्र फडणवीस जल्द ही किसानों के लिए ऋण माफी की घोषणा करेंगे।" Maharashtra: Minister Sanjay Rathod says, "The state cabinet is discussing loan waiver for distressed farmers, and Chief Minister Devendra Fadnavis will soon announce loan waiver for the farmers" pic.twitter.com/MoxiUtG5H4 — IANS (@ians_india) August 18, 2025 मंत्री संजय राठौड़ ने कहा, "राज्य मंत्रिमंडल संकटग्रस्त किसानों के लिए ऋण माफी पर चर्चा कर रहा है, और मुख्यमंत्री देवेंद्र फडणवीस जल्द ही किसानों के लिए ऋण माफी की घोषणा करेंगे।" Maharashtra: Minister Sanjay Rathod says, "The state cabinet is discussing loan waiver for distressed farmers, and Chief Minister Devendra Fadnavis will soon announce loan waiver for the farmers" pic.twitter.com/MoxiUtG5H4 — IANS (@ians_india) August 18, 2025 18 Aug 2025 07:26 PM (IST) 18 Aug 2025 07:26 PM (IST) पुणे के लिए बारिश का येलो अलर्ट जारी आईएमडी के वैज्ञानिक एस. डी. सनप ने कहा, "पुणे शहर और जिले के लिए येलो अलर्ट जारी किया गया है, जबकि घाट क्षेत्रों को रेड अलर्ट पर रखा गया है। यह स्थिति अगले 48 घंटों तक जारी रहने की उम्मीद है..." Pune, Maharashtra: IMD scientist S. D. Sanap says, "A yellow alert has been issued for Pune city and district, while the ghat areas have been placed under a red alert. This situation is expected to continue for the next 48 hours..." pic.twitter.com/dajuEg2SUe — IANS (@ians_india) August 18, 2025 आईएमडी के वैज्ञानिक एस. डी. सनप ने कहा, "पुणे शहर और जिले के लिए येलो अलर्ट जारी किया गया है, जबकि घाट क्षेत्रों को रेड अलर्ट पर रखा गया है। यह स्थिति अगले 48 घंटों तक जारी रहने की उम्मीद है..." Pune, Maharashtra: IMD scientist S. D. Sanap says, "A yellow alert has been issued for Pune city and district, while the ghat areas have been placed under a red alert. This situation is expected to continue for the next 48 hours..." pic.twitter.com/dajuEg2SUe — IANS (@ians_india) August 18, 2025 आईएमडी के वैज्ञानिक एस. डी. सनप ने कहा, "पुणे शहर और जिले के लिए येलो अलर्ट जारी किया गया है, जबकि घाट क्षेत्रों को रेड अलर्ट पर रखा गया है। यह स्थिति अगले 48 घंटों तक जारी रहने की उम्मीद है..." Pune, Maharashtra: IMD scientist S. D. Sanap says, "A yellow alert has been issued for Pune city and district, while the ghat areas have been placed under a red alert. This situation is expected to continue for the next 48 hours..." pic.twitter.com/dajuEg2SUe — IANS (@ians_india) August 18, 2025 18 Aug 2025 06:12 PM (IST) 18 Aug 2025 06:12 PM (IST) 21 वर्षीय बांग्लादेशी महिला कैदी फिर से गिरफ्तार मुंबई पुलिस ने 21 वर्षीय बांग्लादेशी महिला कैदी रुबीना इरशाद शेख को फिर से गिरफ्तार कर लिया है, जो 14 अगस्त को भीड़ का फायदा उठाकर जेजे अस्पताल से भाग गई थी। भारत में अवैध रूप से रहने के आरोप में जेल में बंद शेख को इलाज के लिए लाया गया था, जब वह भागी थी। तीन दिनों की सीसीटीवी जांच और खुफिया सूचनाओं के बाद, उसे नवी मुंबई में पकड़ा गया। पुलिस संभावित बाहरी मदद की जांच कर रही है। #BREAKING Mumbai Police have re-arrested 21-year-old Bangladeshi woman prisoner Rubina Irshad Sheikh, who escaped from JJ Hospital on August 14 by exploiting a crowd. Sheikh, jailed for illegally staying in India, had been brought for treatment when she fled. After three days of… pic.twitter.com/0ik74eTUka — IANS (@ians_india) August 18, 2025 मुंबई पुलिस ने 21 वर्षीय बांग्लादेशी महिला कैदी रुबीना इरशाद शेख को फिर से गिरफ्तार कर लिया है, जो 14 अगस्त को भीड़ का फायदा उठाकर जेजे अस्पताल से भाग गई थी। भारत में अवैध रूप से रहने के आरोप में जेल में बंद शेख को इलाज के लिए लाया गया था, जब वह भागी थी। तीन दिनों की सीसीटीवी जांच और खुफिया सूचनाओं के बाद, उसे नवी मुंबई में पकड़ा गया। पुलिस संभावित बाहरी मदद की जांच कर रही है। #BREAKING Mumbai Police have re-arrested 21-year-old Bangladeshi woman prisoner Rubina Irshad Sheikh, who escaped from JJ Hospital on August 14 by exploiting a crowd. Sheikh, jailed for illegally staying in India, had been brought for treatment when she fled. After three days of… pic.twitter.com/0ik74eTUka — IANS (@ians_india) August 18, 2025 मुंबई पुलिस ने 21 वर्षीय बांग्लादेशी महिला कैदी रुबीना इरशाद शेख को फिर से गिरफ्तार कर लिया है, जो 14 अगस्त को भीड़ का फायदा उठाकर जेजे अस्पताल से भाग गई थी। भारत में अवैध रूप से रहने के आरोप में जेल में बंद शेख को इलाज के लिए लाया गया था, जब वह भागी थी। तीन दिनों की सीसीटीवी जांच और खुफिया सूचनाओं के बाद, उसे नवी मुंबई में पकड़ा गया। पुलिस संभावित बाहरी मदद की जांच कर रही है। #BREAKING Mumbai Police have re-arrested 21-year-old Bangladeshi woman prisoner Rubina Irshad Sheikh, who escaped from JJ Hospital on August 14 by exploiting a crowd. Sheikh, jailed for illegally staying in India, had been brought for treatment when she fled. After three days of… pic.twitter.com/0ik74eTUka — IANS (@ians_india) August 18, 2025 18 Aug 2025 06:12 PM (IST) 18 Aug 2025 06:12 PM (IST) बीएमसी का प्रशासन पूरी तरह से चरमरा गया: महेश तपासे मुंबई के मौजूदा मौसम की स्थिति पर एनसीपी-एससीपी नेता और प्रवक्ता महेश तपासे कहते हैं, "मुंबई में बारिश की वजह से मुंबई का जलस्तर सूख गया है, बाढ़ आ गई है और यहां शहर, जिसे हम बीएमसी कहते हैं, उसका प्रशासन पूरी तरह से चरमरा गया है। अब इतने सालों में बीएमसी के चुनाव नहीं हुए, कोई सिटी मैनेजर नहीं है, पूरा प्रशासन महाराष्ट्र सरकार के हाथ में है..." Mumbai, Maharashtra: On Mumbai's current weather condition, NCP-SCP leader and spokesperson Mahesh Tapase says, "Due to rain in Mumbai, the water level of Mumbai has dried up, it is flooded and here the city, which we call BMC, its administration has completely collapsed. Now in… pic.twitter.com/lfSEh5DFoS — IANS (@ians_india) August 18, 2025 मुंबई के मौजूदा मौसम की स्थिति पर एनसीपी-एससीपी नेता और प्रवक्ता महेश तपासे कहते हैं, "मुंबई में बारिश की वजह से मुंबई का जलस्तर सूख गया है, बाढ़ आ गई है और यहां शहर, जिसे हम बीएमसी कहते हैं, उसका प्रशासन पूरी तरह से चरमरा गया है। अब इतने सालों में बीएमसी के चुनाव नहीं हुए, कोई सिटी मैनेजर नहीं है, पूरा प्रशासन महाराष्ट्र सरकार के हाथ में है..." Mumbai, Maharashtra: On Mumbai's current weather condition, NCP-SCP leader and spokesperson Mahesh Tapase says, "Due to rain in Mumbai, the water level of Mumbai has dried up, it is flooded and here the city, which we call BMC, its administration has completely collapsed. Now in… pic.twitter.com/lfSEh5DFoS — IANS (@ians_india) August 18, 2025 मुंबई के मौजूदा मौसम की स्थिति पर एनसीपी-एससीपी नेता और प्रवक्ता महेश तपासे कहते हैं, "मुंबई में बारिश की वजह से मुंबई का जलस्तर सूख गया है, बाढ़ आ गई है और यहां शहर, जिसे हम बीएमसी कहते हैं, उसका प्रशासन पूरी तरह से चरमरा गया है। अब इतने सालों में बीएमसी के चुनाव नहीं हुए, कोई सिटी मैनेजर नहीं है, पूरा प्रशासन महाराष्ट्र सरकार के हाथ में है..." Mumbai, Maharashtra: On Mumbai's current weather condition, NCP-SCP leader and spokesperson Mahesh Tapase says, "Due to rain in Mumbai, the water level of Mumbai has dried up, it is flooded and here the city, which we call BMC, its administration has completely collapsed. Now in… pic.twitter.com/lfSEh5DFoS — IANS (@ians_india) August 18, 2025 18 Aug 2025 06:08 PM (IST) 18 Aug 2025 06:08 PM (IST) संग्राम बापू भंडारे संगमने के कीर्तन के दौरान हुए हंगामा संग्राम बापू भंडारे संगमने के कीर्तन के दौरान हुए हंगामे पर विधायक अमोल खताल ने कहा, "करीब एक घंटे के कीर्तन के बाद, जैसे ही महाराज ने हिंदुत्व विचारधारा, खासकर अफ़ज़ल खान और औरंगज़ेब जैसे ऐतिहासिक लोगों द्वारा किए गए अत्याचारों के बारे में बोलना शुरू किया, कुछ स्थानीय राजनीतिक तत्वों ने हंगामा करना शुरू कर दिया। इनमें इलाके के एक पूर्व विधायक के वर्तमान निजी सहायक (पीए) और उनके कुछ सहयोगी भी शामिल थे..." Shirdi, Maharashtra: On commotion during the kirtan of Sangram Bapu Bhandare Sangamne, MLA Amol Khatal, says, "About an hour into his kirtan, as Maharaj began to speak about Hindutva ideology especially recounting the atrocities committed by historical figures like Afzal Khan and… pic.twitter.com/sVPWpf7Do2 — IANS (@ians_india) August 18, 2025 संग्राम बापू भंडारे संगमने के कीर्तन के दौरान हुए हंगामे पर विधायक अमोल खताल ने कहा, "करीब एक घंटे के कीर्तन के बाद, जैसे ही महाराज ने हिंदुत्व विचारधारा, खासकर अफ़ज़ल खान और औरंगज़ेब जैसे ऐतिहासिक लोगों द्वारा किए गए अत्याचारों के बारे में बोलना शुरू किया, कुछ स्थानीय राजनीतिक तत्वों ने हंगामा करना शुरू कर दिया। इनमें इलाके के एक पूर्व विधायक के वर्तमान निजी सहायक (पीए) और उनके कुछ सहयोगी भी शामिल थे..." Shirdi, Maharashtra: On commotion during the kirtan of Sangram Bapu Bhandare Sangamne, MLA Amol Khatal, says, "About an hour into his kirtan, as Maharaj began to speak about Hindutva ideology especially recounting the atrocities committed by historical figures like Afzal Khan and… pic.twitter.com/sVPWpf7Do2 — IANS (@ians_india) August 18, 2025 संग्राम बापू भंडारे संगमने के कीर्तन के दौरान हुए हंगामे पर विधायक अमोल खताल ने कहा, "करीब एक घंटे के कीर्तन के बाद, जैसे ही महाराज ने हिंदुत्व विचारधारा, खासकर अफ़ज़ल खान और औरंगज़ेब जैसे ऐतिहासिक लोगों द्वारा किए गए अत्याचारों के बारे में बोलना शुरू किया, कुछ स्थानीय राजनीतिक तत्वों ने हंगामा करना शुरू कर दिया। इनमें इलाके के एक पूर्व विधायक के वर्तमान निजी सहायक (पीए) और उनके कुछ सहयोगी भी शामिल थे..." Shirdi, Maharashtra: On commotion during the kirtan of Sangram Bapu Bhandare Sangamne, MLA Amol Khatal, says, "About an hour into his kirtan, as Maharaj began to speak about Hindutva ideology especially recounting the atrocities committed by historical figures like Afzal Khan and… pic.twitter.com/sVPWpf7Do2 — IANS (@ians_india) August 18, 2025 18 Aug 2025 06:06 PM (IST) 18 Aug 2025 06:06 PM (IST) देश को एक योग्य नेता-उपराष्ट्रपति मिलने वाले है: संजय उपाध्याय एनडीए द्वारा महाराष्ट्र के राज्यपाल सी.पी. राधाकृष्णन को उपराष्ट्रपति पद का उम्मीदवार घोषित करने पर भाजपा विधायक संजय उपाध्याय ने कहा, "एनडीए ने सर्वसम्मति से माननीय सी.पी. राधाकृष्णन को भारत के उपराष्ट्रपति पद के लिए अपना उम्मीदवार नामित किया है। हम महाराष्ट्रवासियों और पूरे देशवासियों को गर्व है कि देश को एक योग्य नेता मिलने वाला है। मुझे पूरा विश्वास है कि एकजुट होकर हम यह चुनाव जीतेंगे..." Mumbai, Maharashtra: On NDA announcing Maharashtra Governor C.P. Radhakrishnan as Vice Presidential candidate, BJP MLA Sanjay Upadhyay says, "The NDA have unanimously nominated the honorable CP Radhakrishnan as their candidate for the Vice President of India. We, the residents of… pic.twitter.com/PF7lQSGjnp — IANS (@ians_india) August 18, 2025 एनडीए द्वारा महाराष्ट्र के राज्यपाल सी.पी. राधाकृष्णन को उपराष्ट्रपति पद का उम्मीदवार घोषित करने पर भाजपा विधायक संजय उपाध्याय ने कहा, "एनडीए ने सर्वसम्मति से माननीय सी.पी. राधाकृष्णन को भारत के उपराष्ट्रपति पद के लिए अपना उम्मीदवार नामित किया है। हम महाराष्ट्रवासियों और पूरे देशवासियों को गर्व है कि देश को एक योग्य नेता मिलने वाला है। मुझे पूरा विश्वास है कि एकजुट होकर हम यह चुनाव जीतेंगे..." Mumbai, Maharashtra: On NDA announcing Maharashtra Governor C.P. Radhakrishnan as Vice Presidential candidate, BJP MLA Sanjay Upadhyay says, "The NDA have unanimously nominated the honorable CP Radhakrishnan as their candidate for the Vice President of India. We, the residents of… pic.twitter.com/PF7lQSGjnp — IANS (@ians_india) August 18, 2025 एनडीए द्वारा महाराष्ट्र के राज्यपाल सी.पी. राधाकृष्णन को उपराष्ट्रपति पद का उम्मीदवार घोषित करने पर भाजपा विधायक संजय उपाध्याय ने कहा, "एनडीए ने सर्वसम्मति से माननीय सी.पी. राधाकृष्णन को भारत के उपराष्ट्रपति पद के लिए अपना उम्मीदवार नामित किया है। हम महाराष्ट्रवासियों और पूरे देशवासियों को गर्व है कि देश को एक योग्य नेता मिलने वाला है। मुझे पूरा विश्वास है कि एकजुट होकर हम यह चुनाव जीतेंगे..." Mumbai, Maharashtra: On NDA announcing Maharashtra Governor C.P. Radhakrishnan as Vice Presidential candidate, BJP MLA Sanjay Upadhyay says, "The NDA have unanimously nominated the honorable CP Radhakrishnan as their candidate for the Vice President of India. We, the residents of… pic.twitter.com/PF7lQSGjnp — IANS (@ians_india) August 18, 2025 18 Aug 2025 06:04 PM (IST) 18 Aug 2025 06:04 PM (IST) पिंपरी-चिंचवड़ के कुछ हिस्सों में बारिश पुणे जिले के पिंपरी-चिंचवड़ के कुछ हिस्सों में बारिश हुई। #WATCH पिंपरी-चिंचवड़ (महाराष्ट्र): पुणे जिले के पिंपरी-चिंचवड़ के कुछ हिस्सों में बारिश हुई। pic.twitter.com/Qq4rtmKS7K — ANI_HindiNews (@AHindinews) August 18, 2025 पुणे जिले के पिंपरी-चिंचवड़ के कुछ हिस्सों में बारिश हुई। #WATCH पिंपरी-चिंचवड़ (महाराष्ट्र): पुणे जिले के पिंपरी-चिंचवड़ के कुछ हिस्सों में बारिश हुई। pic.twitter.com/Qq4rtmKS7K — ANI_HindiNews (@AHindinews) August 18, 2025 पुणे जिले के पिंपरी-चिंचवड़ के कुछ हिस्सों में बारिश हुई। #WATCH पिंपरी-चिंचवड़ (महाराष्ट्र): पुणे जिले के पिंपरी-चिंचवड़ के कुछ हिस्सों में बारिश हुई। pic.twitter.com/Qq4rtmKS7K — ANI_HindiNews (@AHindinews) August 18, 2025 18 Aug 2025 05:07 PM (IST) 18 Aug 2025 05:07 PM (IST) ...यह सब चुनाव आयोग की कार्यप्रणाली को दर्शाता है: अरविंद सावंत शिवसेना (यूबीटी) सांसद अरविंद सावंत ने कहा, "...वे झूठ बोलते हैं उन्होंने हमारी सदस्य की जानकारी मांगी, फिर पदाधिकारियों की जानकारी मांगी तभी फॉर्म हमने भर दिए लेकिन हमें वो कुछ नहीं बता रहे हैं...यह सब चुनाव आयोग की कार्यप्रणाली को दर्शाता है।" डीएमके सांसद तिरुचि शिवा को विपक्ष का उपराष्ट्रपति पद का उम्मीदवार बनाए जाने की अटकलों पर उन्होंने कहा, "विपक्षी नेता एक साथ बैठेंगे। मैं इस पर कुछ नहीं कह सकता।" #WATCH शिवसेना (यूबीटी) सांसद अरविंद सावंत ने कहा, "...वे झूठ बोलते हैं उन्होंने हमारी सदस्य की जानकारी मांगी, फिर पदाधिकारियों की जानकारी मांगी तभी फॉर्म हमने भर दिए लेकिन हमें वो कुछ नहीं बता रहे हैं...यह सब चुनाव आयोग की कार्यप्रणाली को दर्शाता है।" डीएमके सांसद तिरुचि शिवा… pic.twitter.com/8FK6jgm5Lj — ANI_HindiNews (@AHindinews) August 18, 2025 शिवसेना (यूबीटी) सांसद अरविंद सावंत ने कहा, "...वे झूठ बोलते हैं उन्होंने हमारी सदस्य की जानकारी मांगी, फिर पदाधिकारियों की जानकारी मांगी तभी फॉर्म हमने भर दिए लेकिन हमें वो कुछ नहीं बता रहे हैं...यह सब चुनाव आयोग की कार्यप्रणाली को दर्शाता है।" डीएमके सांसद तिरुचि शिवा को विपक्ष का उपराष्ट्रपति पद का उम्मीदवार बनाए जाने की अटकलों पर उन्होंने कहा, "विपक्षी नेता एक साथ बैठेंगे। मैं इस पर कुछ नहीं कह सकता।" #WATCH शिवसेना (यूबीटी) सांसद अरविंद सावंत ने कहा, "...वे झूठ बोलते हैं उन्होंने हमारी सदस्य की जानकारी मांगी, फिर पदाधिकारियों की जानकारी मांगी तभी फॉर्म हमने भर दिए लेकिन हमें वो कुछ नहीं बता रहे हैं...यह सब चुनाव आयोग की कार्यप्रणाली को दर्शाता है।" डीएमके सांसद तिरुचि शिवा… pic.twitter.com/8FK6jgm5Lj — ANI_HindiNews (@AHindinews) August 18, 2025 शिवसेना (यूबीटी) सांसद अरविंद सावंत ने कहा, "...वे झूठ बोलते हैं उन्होंने हमारी सदस्य की जानकारी मांगी, फिर पदाधिकारियों की जानकारी मांगी तभी फॉर्म हमने भर दिए लेकिन हमें वो कुछ नहीं बता रहे हैं...यह सब चुनाव आयोग की कार्यप्रणाली को दर्शाता है।" डीएमके सांसद तिरुचि शिवा को विपक्ष का उपराष्ट्रपति पद का उम्मीदवार बनाए जाने की अटकलों पर उन्होंने कहा, "विपक्षी नेता एक साथ बैठेंगे। मैं इस पर कुछ नहीं कह सकता।" #WATCH शिवसेना (यूबीटी) सांसद अरविंद सावंत ने कहा, "...वे झूठ बोलते हैं उन्होंने हमारी सदस्य की जानकारी मांगी, फिर पदाधिकारियों की जानकारी मांगी तभी फॉर्म हमने भर दिए लेकिन हमें वो कुछ नहीं बता रहे हैं...यह सब चुनाव आयोग की कार्यप्रणाली को दर्शाता है।" डीएमके सांसद तिरुचि शिवा… pic.twitter.com/8FK6jgm5Lj — ANI_HindiNews (@AHindinews) August 18, 2025 18 Aug 2025 04:59 PM (IST) 18 Aug 2025 04:59 PM (IST) महाराष्ट्र के आधे जिलों में अगले 3 दिनों के लिए रेड और ऑरेंज अलर्ट महाराष्ट्र के मुख्यमंत्री देवेंद्र फडणवीस ने महाराष्ट्र में हो रही भारी बारिश पर कहा, "पिछले 2 दिनों में महाराष्ट्र में भारी बारिश हुई है, कई जिलों में रेड और ऑरेंज अलर्ट हैं। महाराष्ट्र के आधे जिलों में अगले 3 दिनों के लिए रेड और ऑरेंज अलर्ट हैं... हम पड़ोसी राज्यों से भी बात कर रहे हैं, चाहे वह तेलंगाना हो या कर्नाटक, जिससे पानी का डिस्चार्ज ठीक रहे और बाढ़ की स्थिति न बने... कोंकण में भी बाढ़ नियंत्रण के इंतजाम किए गए हैं... नांदेड़ में काफी बारिश हुई है, बादल फटने जैसी स्थिति थी, कई लोग वहां फंस गए थे, 206 लोगों को निकाला जा चुका है व और लोगों को निकाला जा रहा है। NDRF और सेना की टीमें वहां पहुंच गई हैं... मुंबई में भी भारी बारिश हुई है और 8-10 घंटे की भारी बारिश का रेड अलर्ट है... मुंबई में ट्रेनें थोड़ी देरी से चल रही हैं, आवाजाही में कोई दिक्कत नहीं है, थोड़ी बाधाएं हैं लेकिन ट्रेनें चल रही हैं।" #WATCH | मुंबई: महाराष्ट्र के मुख्यमंत्री देवेंद्र फडणवीस ने महाराष्ट्र में हो रही भारी बारिश पर कहा, "पिछले 2 दिनों में महाराष्ट्र में भारी बारिश हुई है, कई जिलों में रेड और ऑरेंज अलर्ट हैं। महाराष्ट्र के आधे जिलों में अगले 3 दिनों के लिए रेड और ऑरेंज अलर्ट हैं... हम पड़ोसी… pic.twitter.com/o2LcASMUz4 — ANI_HindiNews (@AHindinews) August 18, 2025 महाराष्ट्र के मुख्यमंत्री देवेंद्र फडणवीस ने महाराष्ट्र में हो रही भारी बारिश पर कहा, "पिछले 2 दिनों में महाराष्ट्र में भारी बारिश हुई है, कई जिलों में रेड और ऑरेंज अलर्ट हैं। महाराष्ट्र के आधे जिलों में अगले 3 दिनों के लिए रेड और ऑरेंज अलर्ट हैं... हम पड़ोसी राज्यों से भी बात कर रहे हैं, चाहे वह तेलंगाना हो या कर्नाटक, जिससे पानी का डिस्चार्ज ठीक रहे और बाढ़ की स्थिति न बने... कोंकण में भी बाढ़ नियंत्रण के इंतजाम किए गए हैं... नांदेड़ में काफी बारिश हुई है, बादल फटने जैसी स्थिति थी, कई लोग वहां फंस गए थे, 206 लोगों को निकाला जा चुका है व और लोगों को निकाला जा रहा है। NDRF और सेना की टीमें वहां पहुंच गई हैं... मुंबई में भी भारी बारिश हुई है और 8-10 घंटे की भारी बारिश का रेड अलर्ट है... मुंबई में ट्रेनें थोड़ी देरी से चल रही हैं, आवाजाही में कोई दिक्कत नहीं है, थोड़ी बाधाएं हैं लेकिन ट्रेनें चल रही हैं।" #WATCH | मुंबई: महाराष्ट्र के मुख्यमंत्री देवेंद्र फडणवीस ने महाराष्ट्र में हो रही भारी बारिश पर कहा, "पिछले 2 दिनों में महाराष्ट्र में भारी बारिश हुई है, कई जिलों में रेड और ऑरेंज अलर्ट हैं। महाराष्ट्र के आधे जिलों में अगले 3 दिनों के लिए रेड और ऑरेंज अलर्ट हैं... हम पड़ोसी… pic.twitter.com/o2LcASMUz4 — ANI_HindiNews (@AHindinews) August 18, 2025 महाराष्ट्र के मुख्यमंत्री देवेंद्र फडणवीस ने महाराष्ट्र में हो रही भारी बारिश पर कहा, "पिछले 2 दिनों में महाराष्ट्र में भारी बारिश हुई है, कई जिलों में रेड और ऑरेंज अलर्ट हैं। महाराष्ट्र के आधे जिलों में अगले 3 दिनों के लिए रेड और ऑरेंज अलर्ट हैं... हम पड़ोसी राज्यों से भी बात कर रहे हैं, चाहे वह तेलंगाना हो या कर्नाटक, जिससे पानी का डिस्चार्ज ठीक रहे और बाढ़ की स्थिति न बने... कोंकण में भी बाढ़ नियंत्रण के इंतजाम किए गए हैं... नांदेड़ में काफी बारिश हुई है, बादल फटने जैसी स्थिति थी, कई लोग वहां फंस गए थे, 206 लोगों को निकाला जा चुका है व और लोगों को निकाला जा रहा है। NDRF और सेना की टीमें वहां पहुंच गई हैं... मुंबई में भी भारी बारिश हुई है और 8-10 घंटे की भारी बारिश का रेड अलर्ट है... मुंबई में ट्रेनें थोड़ी देरी से चल रही हैं, आवाजाही में कोई दिक्कत नहीं है, थोड़ी बाधाएं हैं लेकिन ट्रेनें चल रही हैं।" #WATCH | मुंबई: महाराष्ट्र के मुख्यमंत्री देवेंद्र फडणवीस ने महाराष्ट्र में हो रही भारी बारिश पर कहा, "पिछले 2 दिनों में महाराष्ट्र में भारी बारिश हुई है, कई जिलों में रेड और ऑरेंज अलर्ट हैं। महाराष्ट्र के आधे जिलों में अगले 3 दिनों के लिए रेड और ऑरेंज अलर्ट हैं... हम पड़ोसी… pic.twitter.com/o2LcASMUz4 — ANI_HindiNews (@AHindinews) August 18, 2025 18 Aug 2025 04:42 PM (IST) 18 Aug 2025 04:42 PM (IST) तेज़ बारिश के कारण ठाणे में सड़कों पर जलभराव देखने को मिला तेज़ बारिश के कारण ठाणे में सड़कों पर जलभराव देखने को मिला। #WATCH ठाणे (महाराष्ट्र): तेज़ बारिश के कारण ठाणे में सड़कों पर जलभराव देखने को मिला। pic.twitter.com/ROpIBQb0MC — ANI_HindiNews (@AHindinews) August 18, 2025 तेज़ बारिश के कारण ठाणे में सड़कों पर जलभराव देखने को मिला। #WATCH ठाणे (महाराष्ट्र): तेज़ बारिश के कारण ठाणे में सड़कों पर जलभराव देखने को मिला। pic.twitter.com/ROpIBQb0MC — ANI_HindiNews (@AHindinews) August 18, 2025 तेज़ बारिश के कारण ठाणे में सड़कों पर जलभराव देखने को मिला। #WATCH ठाणे (महाराष्ट्र): तेज़ बारिश के कारण ठाणे में सड़कों पर जलभराव देखने को मिला। pic.twitter.com/ROpIBQb0MC — ANI_HindiNews (@AHindinews) August 18, 2025 18 Aug 2025 04:05 PM (IST) 18 Aug 2025 04:05 PM (IST) मुंबई के कुछ हिस्सों में भारी बारिश, जनजीवन अस्तव्यस्त मुंबई शहर में भारी बारिश के कारण विले पार्ले के पास वेस्टर्न एक्सप्रेस हाईवे पर यातायात धीमा हुआ। #WATCH | मुंबई, महाराष्ट्र: शहर के कुछ हिस्सों में बारिश हुई। वीडियो नरीमन पॉइंट से है। pic.twitter.com/aKtc8hLUjO — ANI_HindiNews (@AHindinews) August 18, 2025 #WATCH | महाराष्ट्र: मुंबई शहर में भारी बारिश के कारण विले पार्ले के पास वेस्टर्न एक्सप्रेस हाईवे पर यातायात धीमा हुआ। pic.twitter.com/KPUdQExFhR — ANI_HindiNews (@AHindinews) August 18, 2025 मुंबई शहर में भारी बारिश के कारण विले पार्ले के पास वेस्टर्न एक्सप्रेस हाईवे पर यातायात धीमा हुआ। #WATCH | मुंबई, महाराष्ट्र: शहर के कुछ हिस्सों में बारिश हुई। वीडियो नरीमन पॉइंट से है। pic.twitter.com/aKtc8hLUjO — ANI_HindiNews (@AHindinews) August 18, 2025 #WATCH | महाराष्ट्र: मुंबई शहर में भारी बारिश के कारण विले पार्ले के पास वेस्टर्न एक्सप्रेस हाईवे पर यातायात धीमा हुआ। pic.twitter.com/KPUdQExFhR — ANI_HindiNews (@AHindinews) August 18, 2025 मुंबई शहर में भारी बारिश के कारण विले पार्ले के पास वेस्टर्न एक्सप्रेस हाईवे पर यातायात धीमा हुआ। #WATCH | मुंबई, महाराष्ट्र: शहर के कुछ हिस्सों में बारिश हुई। वीडियो नरीमन पॉइंट से है। pic.twitter.com/aKtc8hLUjO — ANI_HindiNews (@AHindinews) August 18, 2025 #WATCH | महाराष्ट्र: मुंबई शहर में भारी बारिश के कारण विले पार्ले के पास वेस्टर्न एक्सप्रेस हाईवे पर यातायात धीमा हुआ। pic.twitter.com/KPUdQExFhR — ANI_HindiNews (@AHindinews) August 18, 2025 18 Aug 2025 04:03 PM (IST) 18 Aug 2025 04:03 PM (IST) उम्मीद है पराष्ट्रपति पद की गरिमा वापस आएगी:प्रियंका चतुर्वेदी शिवसेना(UBT) सांसद प्रियंका चतुर्वेदी ने NDA द्वारा महाराष्ट्र के राज्यपाल सी.पी. राधाकृष्णन को उपराष्ट्रपति पद का उम्मीदवार घोषित किए जाने पर कहा, "सी.पी. राधाकृष्णन पिछले एक साल से महाराष्ट्र के राज्यपाल हैं... वे झारखंड के राज्यपाल, सांसद भी रहे हैं और मुझे उम्मीद है कि अगर वे चुने जाते हैं तो इस कुर्सी की गरिमा पूरी तरह से वापस आएगी, हमने इस कुर्सी को बहुत कमज़ोर होते देखा है... जहां तक INDIA गठबंधन का सवाल है, INDIA गठबंधन एक साथ मिलकर इसपर निर्णय लेगा।" #WATCH | दिल्ली: शिवसेना(UBT) सांसद प्रियंका चतुर्वेदी ने NDA द्वारा महाराष्ट्र के राज्यपाल सी.पी. राधाकृष्णन को उपराष्ट्रपति पद का उम्मीदवार घोषित किए जाने पर कहा, "सी.पी. राधाकृष्णन पिछले एक साल से महाराष्ट्र के राज्यपाल हैं... वे झारखंड के राज्यपाल, सांसद भी रहे हैं और मुझे… pic.twitter.com/A3cgTvLLsR — ANI_HindiNews (@AHindinews) August 18, 2025 शिवसेना(UBT) सांसद प्रियंका चतुर्वेदी ने NDA द्वारा महाराष्ट्र के राज्यपाल सी.पी. राधाकृष्णन को उपराष्ट्रपति पद का उम्मीदवार घोषित किए जाने पर कहा, "सी.पी. राधाकृष्णन पिछले एक साल से महाराष्ट्र के राज्यपाल हैं... वे झारखंड के राज्यपाल, सांसद भी रहे हैं और मुझे उम्मीद है कि अगर वे चुने जाते हैं तो इस कुर्सी की गरिमा पूरी तरह से वापस आएगी, हमने इस कुर्सी को बहुत कमज़ोर होते देखा है... जहां तक INDIA गठबंधन का सवाल है, INDIA गठबंधन एक साथ मिलकर इसपर निर्णय लेगा।" #WATCH | दिल्ली: शिवसेना(UBT) सांसद प्रियंका चतुर्वेदी ने NDA द्वारा महाराष्ट्र के राज्यपाल सी.पी. राधाकृष्णन को उपराष्ट्रपति पद का उम्मीदवार घोषित किए जाने पर कहा, "सी.पी. राधाकृष्णन पिछले एक साल से महाराष्ट्र के राज्यपाल हैं... वे झारखंड के राज्यपाल, सांसद भी रहे हैं और मुझे… pic.twitter.com/A3cgTvLLsR — ANI_HindiNews (@AHindinews) August 18, 2025 शिवसेना(UBT) सांसद प्रियंका चतुर्वेदी ने NDA द्वारा महाराष्ट्र के राज्यपाल सी.पी. राधाकृष्णन को उपराष्ट्रपति पद का उम्मीदवार घोषित किए जाने पर कहा, "सी.पी. राधाकृष्णन पिछले एक साल से महाराष्ट्र के राज्यपाल हैं... वे झारखंड के राज्यपाल, सांसद भी रहे हैं और मुझे उम्मीद है कि अगर वे चुने जाते हैं तो इस कुर्सी की गरिमा पूरी तरह से वापस आएगी, हमने इस कुर्सी को बहुत कमज़ोर होते देखा है... जहां तक INDIA गठबंधन का सवाल है, INDIA गठबंधन एक साथ मिलकर इसपर निर्णय लेगा।" #WATCH | दिल्ली: शिवसेना(UBT) सांसद प्रियंका चतुर्वेदी ने NDA द्वारा महाराष्ट्र के राज्यपाल सी.पी. राधाकृष्णन को उपराष्ट्रपति पद का उम्मीदवार घोषित किए जाने पर कहा, "सी.पी. राधाकृष्णन पिछले एक साल से महाराष्ट्र के राज्यपाल हैं... वे झारखंड के राज्यपाल, सांसद भी रहे हैं और मुझे… pic.twitter.com/A3cgTvLLsR — ANI_HindiNews (@AHindinews) August 18, 2025 18 Aug 2025 04:01 PM (IST) 18 Aug 2025 04:01 PM (IST) उपराष्ट्रपति चुनाव पर इंडिया गठबंधन चर्चा करेगी संजय राउत विपक्षी (यूबीटी) के वरिष्ठ नेता एन.डी.ए. द्वारा महाराष्ट्र के राज्यपाल सी.पी. राधाकृष्णन को उपराष्ट्रपति पद का दावेदार घोषित करने पर कहा गया, "...सी.पी. राधाकृष्णन निश्चित रूप से महाराष्ट्र के राज्यपाल के रूप में हैं, एक बहुत ही प्रतिष्ठित व्यक्तित्व हैं... अगर महाराष्ट्र के राज्यपाल हैं, तो हमें खुशी है लेकिन चुनाव करना होगा। भारत गठबंधन एक निर्णय चाहता है, मैं नहीं कह सकता कि वह क्या निर्णय लेंगे...लेकिन आज हम इस पर चर्चा करेंगे और पद पर निर्णय लेंगे। देश में और भी गंभीर कंपनियां चल रही हैं, वोट की पूंजी, हम इस पर ध्यान नहीं भटकाना चाहते हैं..." #WATCH | दिल्ली: शिवसेना (UBT) सांसद संजय राउत ने NDA द्वारा महाराष्ट्र के राज्यपाल सी.पी. राधाकृष्णन को उपराष्ट्रपति पद का उम्मीदवार घोषित किए जाने पर कहा, "...सी.पी. राधाकृष्णन निश्चित रूप से महाराष्ट्र के राज्यपाल हैं, एक बहुत ही संतुलित व्यक्तित्व हैं... अगर महाराष्ट्र के… pic.twitter.com/4M9Gp7NyXT — ANI_HindiNews (@AHindinews) August 18, 2025 विपक्षी (यूबीटी) के वरिष्ठ नेता एन.डी.ए. द्वारा महाराष्ट्र के राज्यपाल सी.पी. राधाकृष्णन को उपराष्ट्रपति पद का दावेदार घोषित करने पर कहा गया, "...सी.पी. राधाकृष्णन निश्चित रूप से महाराष्ट्र के राज्यपाल के रूप में हैं, एक बहुत ही प्रतिष्ठित व्यक्तित्व हैं... अगर महाराष्ट्र के राज्यपाल हैं, तो हमें खुशी है लेकिन चुनाव करना होगा। भारत गठबंधन एक निर्णय चाहता है, मैं नहीं कह सकता कि वह क्या निर्णय लेंगे...लेकिन आज हम इस पर चर्चा करेंगे और पद पर निर्णय लेंगे। देश में और भी गंभीर कंपनियां चल रही हैं, वोट की पूंजी, हम इस पर ध्यान नहीं भटकाना चाहते हैं..." #WATCH | दिल्ली: शिवसेना (UBT) सांसद संजय राउत ने NDA द्वारा महाराष्ट्र के राज्यपाल सी.पी. राधाकृष्णन को उपराष्ट्रपति पद का उम्मीदवार घोषित किए जाने पर कहा, "...सी.पी. राधाकृष्णन निश्चित रूप से महाराष्ट्र के राज्यपाल हैं, एक बहुत ही संतुलित व्यक्तित्व हैं... अगर महाराष्ट्र के… pic.twitter.com/4M9Gp7NyXT — ANI_HindiNews (@AHindinews) August 18, 2025 विपक्षी (यूबीटी) के वरिष्ठ नेता एन.डी.ए. द्वारा महाराष्ट्र के राज्यपाल सी.पी. राधाकृष्णन को उपराष्ट्रपति पद का दावेदार घोषित करने पर कहा गया, "...सी.पी. राधाकृष्णन निश्चित रूप से महाराष्ट्र के राज्यपाल के रूप में हैं, एक बहुत ही प्रतिष्ठित व्यक्तित्व हैं... अगर महाराष्ट्र के राज्यपाल हैं, तो हमें खुशी है लेकिन चुनाव करना होगा। भारत गठबंधन एक निर्णय चाहता है, मैं नहीं कह सकता कि वह क्या निर्णय लेंगे...लेकिन आज हम इस पर चर्चा करेंगे और पद पर निर्णय लेंगे। देश में और भी गंभीर कंपनियां चल रही हैं, वोट की पूंजी, हम इस पर ध्यान नहीं भटकाना चाहते हैं..." #WATCH | दिल्ली: शिवसेना (UBT) सांसद संजय राउत ने NDA द्वारा महाराष्ट्र के राज्यपाल सी.पी. राधाकृष्णन को उपराष्ट्रपति पद का उम्मीदवार घोषित किए जाने पर कहा, "...सी.पी. राधाकृष्णन निश्चित रूप से महाराष्ट्र के राज्यपाल हैं, एक बहुत ही संतुलित व्यक्तित्व हैं... अगर महाराष्ट्र के… pic.twitter.com/4M9Gp7NyXT — ANI_HindiNews (@AHindinews) August 18, 2025 18 Aug 2025 03:57 PM (IST) 18 Aug 2025 03:57 PM (IST) नई मुंबई में लगातार भारी बारिश के कारण सड़कें जलमग्न महाराष्ट्र: नवी मुंबई में लगातार भारी बारिश के कारण सड़कें जलमग्न हुई। #WATCH | नवी मुंबई, महाराष्ट्र: नवी मुंबई में लगातार भारी बारिश के कारण सड़कें जलमग्न हुई। pic.twitter.com/xfnIEn2xsQ — ANI_HindiNews (@AHindinews) August 18, 2025 महाराष्ट्र: नवी मुंबई में लगातार भारी बारिश के कारण सड़कें जलमग्न हुई। #WATCH | नवी मुंबई, महाराष्ट्र: नवी मुंबई में लगातार भारी बारिश के कारण सड़कें जलमग्न हुई। pic.twitter.com/xfnIEn2xsQ — ANI_HindiNews (@AHindinews) August 18, 2025 महाराष्ट्र: नवी मुंबई में लगातार भारी बारिश के कारण सड़कें जलमग्न हुई। #WATCH | नवी मुंबई, महाराष्ट्र: नवी मुंबई में लगातार भारी बारिश के कारण सड़कें जलमग्न हुई। pic.twitter.com/xfnIEn2xsQ — ANI_HindiNews (@AHindinews) August 18, 2025 18 Aug 2025 03:23 PM (IST) 18 Aug 2025 03:23 PM (IST) सी.पी. राधाकृष्णन RSS और भाजपा के करीबी: रोहित पवार NDA द्वारा महाराष्ट्र के राज्यपाल सी.पी. राधाकृष्णन को उपराष्ट्रपति पद का उम्मीदवार घोषित किए जाने पर NCP-SCP विधायक रोहित पवार ने कहा, "सी.पी. राधाकृष्णन RSS और भाजपा के करीबी हैं। महाराष्ट्र में उनको जानबूझ कर भेजा गया था... अभी उनको उपराष्ट्रपति बनाया जा रहा है। हम उसका अभिनंदन करते हैं। लेकिन धनखड़ साहब के साथ क्या हुआ वो भी उनको देखना चाहिए..." #WATCH मुंबई: NDA द्वारा महाराष्ट्र के राज्यपाल सी.पी. राधाकृष्णन को उपराष्ट्रपति पद का उम्मीदवार घोषित किए जाने पर NCP-SCP विधायक रोहित पवार ने कहा, "सी.पी. राधाकृष्णन RSS और भाजपा के करीबी हैं। महाराष्ट्र में उनको जानबूझ कर भेजा गया था... अभी उनको उपराष्ट्रपति बनाया जा रहा है।… pic.twitter.com/o38CaCj0Tm — ANI_HindiNews (@AHindinews) August 18, 2025 NDA द्वारा महाराष्ट्र के राज्यपाल सी.पी. राधाकृष्णन को उपराष्ट्रपति पद का उम्मीदवार घोषित किए जाने पर NCP-SCP विधायक रोहित पवार ने कहा, "सी.पी. राधाकृष्णन RSS और भाजपा के करीबी हैं। महाराष्ट्र में उनको जानबूझ कर भेजा गया था... अभी उनको उपराष्ट्रपति बनाया जा रहा है। हम उसका अभिनंदन करते हैं। लेकिन धनखड़ साहब के साथ क्या हुआ वो भी उनको देखना चाहिए..." #WATCH मुंबई: NDA द्वारा महाराष्ट्र के राज्यपाल सी.पी. राधाकृष्णन को उपराष्ट्रपति पद का उम्मीदवार घोषित किए जाने पर NCP-SCP विधायक रोहित पवार ने कहा, "सी.पी. राधाकृष्णन RSS और भाजपा के करीबी हैं। महाराष्ट्र में उनको जानबूझ कर भेजा गया था... अभी उनको उपराष्ट्रपति बनाया जा रहा है।… pic.twitter.com/o38CaCj0Tm — ANI_HindiNews (@AHindinews) August 18, 2025 NDA द्वारा महाराष्ट्र के राज्यपाल सी.पी. राधाकृष्णन को उपराष्ट्रपति पद का उम्मीदवार घोषित किए जाने पर NCP-SCP विधायक रोहित पवार ने कहा, "सी.पी. राधाकृष्णन RSS और भाजपा के करीबी हैं। महाराष्ट्र में उनको जानबूझ कर भेजा गया था... अभी उनको उपराष्ट्रपति बनाया जा रहा है। हम उसका अभिनंदन करते हैं। लेकिन धनखड़ साहब के साथ क्या हुआ वो भी उनको देखना चाहिए..." #WATCH मुंबई: NDA द्वारा महाराष्ट्र के राज्यपाल सी.पी. राधाकृष्णन को उपराष्ट्रपति पद का उम्मीदवार घोषित किए जाने पर NCP-SCP विधायक रोहित पवार ने कहा, "सी.पी. राधाकृष्णन RSS और भाजपा के करीबी हैं। महाराष्ट्र में उनको जानबूझ कर भेजा गया था... अभी उनको उपराष्ट्रपति बनाया जा रहा है।… pic.twitter.com/o38CaCj0Tm — ANI_HindiNews (@AHindinews) August 18, 2025 18 Aug 2025 03:22 PM (IST) 18 Aug 2025 03:22 PM (IST) नागपुर-संभाजी नगर राजमार्ग पर जलभराव की स्थिति भारी बारिश के कारण वाशिम के नागपुर-संभाजी नगर राजमार्ग पर जलभराव की स्थिति उत्पन्न हुई। वाहनों की लंबी कतार देखी जा रही है। #WATCH वाशिम, महाराष्ट्र: भारी बारिश के कारण नागपुर-संभाजी नगर राजमार्ग पर जलभराव की स्थिति उत्पन्न हुई। वाहनों की लंबी कतार देखी जा रही है। pic.twitter.com/j9WjUwKoB8 — ANI_HindiNews (@AHindinews) August 18, 2025 भारी बारिश के कारण वाशिम के नागपुर-संभाजी नगर राजमार्ग पर जलभराव की स्थिति उत्पन्न हुई। वाहनों की लंबी कतार देखी जा रही है। #WATCH वाशिम, महाराष्ट्र: भारी बारिश के कारण नागपुर-संभाजी नगर राजमार्ग पर जलभराव की स्थिति उत्पन्न हुई। वाहनों की लंबी कतार देखी जा रही है। pic.twitter.com/j9WjUwKoB8 — ANI_HindiNews (@AHindinews) August 18, 2025 भारी बारिश के कारण वाशिम के नागपुर-संभाजी नगर राजमार्ग पर जलभराव की स्थिति उत्पन्न हुई। वाहनों की लंबी कतार देखी जा रही है। #WATCH वाशिम, महाराष्ट्र: भारी बारिश के कारण नागपुर-संभाजी नगर राजमार्ग पर जलभराव की स्थिति उत्पन्न हुई। वाहनों की लंबी कतार देखी जा रही है। pic.twitter.com/j9WjUwKoB8 — ANI_HindiNews (@AHindinews) August 18, 2025 18 Aug 2025 03:20 PM (IST) 18 Aug 2025 03:20 PM (IST) मुंबई में रेलवे ट्रैक और सड़कें जलमग्न मुंबई में सुबह से हो रही लगातार बारिश के कारण रेलवे ट्रैक और सड़कें जलमग्न हैं। #WATCH | मुंबई, महाराष्ट्र: मुंबई में सुबह से हो रही लगातार बारिश के कारण रेलवे ट्रैक और सड़कें जलमग्न हैं। (वीडियो माटुंगा इलाके से है।) pic.twitter.com/2NBXs0qAhg — ANI_HindiNews (@AHindinews) August 18, 2025 मुंबई में सुबह से हो रही लगातार बारिश के कारण रेलवे ट्रैक और सड़कें जलमग्न हैं। #WATCH | मुंबई, महाराष्ट्र: मुंबई में सुबह से हो रही लगातार बारिश के कारण रेलवे ट्रैक और सड़कें जलमग्न हैं। (वीडियो माटुंगा इलाके से है।) pic.twitter.com/2NBXs0qAhg — ANI_HindiNews (@AHindinews) August 18, 2025 मुंबई में सुबह से हो रही लगातार बारिश के कारण रेलवे ट्रैक और सड़कें जलमग्न हैं। #WATCH | मुंबई, महाराष्ट्र: मुंबई में सुबह से हो रही लगातार बारिश के कारण रेलवे ट्रैक और सड़कें जलमग्न हैं। (वीडियो माटुंगा इलाके से है।) pic.twitter.com/2NBXs0qAhg — ANI_HindiNews (@AHindinews) August 18, 2025 18 Aug 2025 02:41 PM (IST) 18 Aug 2025 02:41 PM (IST) बारिश के कारण मध्य रेलवे CPRO पर लगातार निगरानी मध्य रेलवे CPRO स्वप्निल धनराज नीला ने कहा, "छत्रपति शिवाजी महाराज टर्मिनस से कल्याण, कसारा, कर्जत की तरफ जाने वाली ट्रेनों की गति बारिश की वजह से धीमी हो गई है, जिसकी वजह से अप और डाउन दोनों लाइनों पर ट्रेनें 5-6 मिनट देरी से चल रही हैं। इसके अलावा हार्बर लाइन पर कुर्ला, चेंबूर और चुनाभट्टी इलाकों में जलभराव की समस्या है... हार्बर लाइन की ट्रेनें 12-15 मिनट देरी से चल रही हैं, ट्रांस हार्बर की ट्रेनें 6-7 मिनट देरी से चल रही हैं... लगातार निगरानी की जा रही है ताकि कहीं कोई समस्या न हो..." #WATCH | मुंबई: मध्य रेलवे CPRO स्वप्निल धनराज नीला ने कहा, "छत्रपति शिवाजी महाराज टर्मिनस से कल्याण, कसारा, कर्जत की तरफ जाने वाली ट्रेनों की गति बारिश की वजह से धीमी हो गई है, जिसकी वजह से अप और डाउन दोनों लाइनों पर ट्रेनें 5-6 मिनट देरी से चल रही हैं। इसके अलावा हार्बर लाइन पर… pic.twitter.com/dgJKLQGb85 — ANI_HindiNews (@AHindinews) August 18, 2025 मध्य रेलवे CPRO स्वप्निल धनराज नीला ने कहा, "छत्रपति शिवाजी महाराज टर्मिनस से कल्याण, कसारा, कर्जत की तरफ जाने वाली ट्रेनों की गति बारिश की वजह से धीमी हो गई है, जिसकी वजह से अप और डाउन दोनों लाइनों पर ट्रेनें 5-6 मिनट देरी से चल रही हैं। इसके अलावा हार्बर लाइन पर कुर्ला, चेंबूर और चुनाभट्टी इलाकों में जलभराव की समस्या है... हार्बर लाइन की ट्रेनें 12-15 मिनट देरी से चल रही हैं, ट्रांस हार्बर की ट्रेनें 6-7 मिनट देरी से चल रही हैं... लगातार निगरानी की जा रही है ताकि कहीं कोई समस्या न हो..." #WATCH | मुंबई: मध्य रेलवे CPRO स्वप्निल धनराज नीला ने कहा, "छत्रपति शिवाजी महाराज टर्मिनस से कल्याण, कसारा, कर्जत की तरफ जाने वाली ट्रेनों की गति बारिश की वजह से धीमी हो गई है, जिसकी वजह से अप और डाउन दोनों लाइनों पर ट्रेनें 5-6 मिनट देरी से चल रही हैं। इसके अलावा हार्बर लाइन पर… pic.twitter.com/dgJKLQGb85 — ANI_HindiNews (@AHindinews) August 18, 2025 मध्य रेलवे CPRO स्वप्निल धनराज नीला ने कहा, "छत्रपति शिवाजी महाराज टर्मिनस से कल्याण, कसारा, कर्जत की तरफ जाने वाली ट्रेनों की गति बारिश की वजह से धीमी हो गई है, जिसकी वजह से अप और डाउन दोनों लाइनों पर ट्रेनें 5-6 मिनट देरी से चल रही हैं। इसके अलावा हार्बर लाइन पर कुर्ला, चेंबूर और चुनाभट्टी इलाकों में जलभराव की समस्या है... हार्बर लाइन की ट्रेनें 12-15 मिनट देरी से चल रही हैं, ट्रांस हार्बर की ट्रेनें 6-7 मिनट देरी से चल रही हैं... लगातार निगरानी की जा रही है ताकि कहीं कोई समस्या न हो..." #WATCH | मुंबई: मध्य रेलवे CPRO स्वप्निल धनराज नीला ने कहा, "छत्रपति शिवाजी महाराज टर्मिनस से कल्याण, कसारा, कर्जत की तरफ जाने वाली ट्रेनों की गति बारिश की वजह से धीमी हो गई है, जिसकी वजह से अप और डाउन दोनों लाइनों पर ट्रेनें 5-6 मिनट देरी से चल रही हैं। इसके अलावा हार्बर लाइन पर… pic.twitter.com/dgJKLQGb85 — ANI_HindiNews (@AHindinews) August 18, 2025 18 Aug 2025 02:39 PM (IST) 18 Aug 2025 02:39 PM (IST) पुणे के कई हिस्सों में बारिश हुई पुणे के कई हिस्सों में बारिश हुई। #WATCH | पुणे, महाराष्ट्र: पुणे के कई हिस्सों में बारिश हुई। pic.twitter.com/lUxolbgBTt — ANI_HindiNews (@AHindinews) August 18, 2025 पुणे के कई हिस्सों में बारिश हुई। #WATCH | पुणे, महाराष्ट्र: पुणे के कई हिस्सों में बारिश हुई। pic.twitter.com/lUxolbgBTt — ANI_HindiNews (@AHindinews) August 18, 2025 पुणे के कई हिस्सों में बारिश हुई। #WATCH | पुणे, महाराष्ट्र: पुणे के कई हिस्सों में बारिश हुई। pic.twitter.com/lUxolbgBTt — ANI_HindiNews (@AHindinews) August 18, 2025 18 Aug 2025 02:38 PM (IST) 18 Aug 2025 02:38 PM (IST) मुंबई महानगरपालिका के आपदा नियंत्रण कक्ष में आए आशीष शेलार महाराष्ट्र सरकार में मंत्री आशीष शेलार ने मुंबई में हो रही भारी बारिश पर कहा, "मैं स्वयं मुंबई महानगरपालिका के आपदा नियंत्रण कक्ष में आया हूं... हमने अभी एक बैठक भी की है। मुख्यमंत्री के निर्देशानुसार आयुक्त से चर्चा की गई है... दोपहर में स्कूल-कॉलेज बंद कर दिए गए हैं। ट्रेन, लोकल ट्रेन थोड़ी देरी से चल रही हैं... दादर टर्मिनल, CSMT, कुर्ला, सायन में अगर यात्रियों की संख्या बढ़ती है तो उन्हें BST की वैकल्पिक व्यवस्था उपलब्ध कराने के निर्देश दिए गए हैं... कुछ जगहों पर पेड़ गिरने की भी जानकारी मिली है, उन्हें जल्द से जल्द हटाने के निर्देश दिए गए हैं ताकि यातायात में कोई दिक्कत न हो..." #WATCH | मुंबई: महाराष्ट्र सरकार में मंत्री आशीष शेलार ने मुंबई में हो रही भारी बारिश पर कहा, "मैं स्वयं मुंबई महानगरपालिका के आपदा नियंत्रण कक्ष में आया हूं... हमने अभी एक बैठक भी की है। मुख्यमंत्री के निर्देशानुसार आयुक्त से चर्चा की गई है... दोपहर में स्कूल-कॉलेज बंद कर दिए गए… pic.twitter.com/zo2gDqh6Un — ANI_HindiNews (@AHindinews) August 18, 2025 महाराष्ट्र सरकार में मंत्री आशीष शेलार ने मुंबई में हो रही भारी बारिश पर कहा, "मैं स्वयं मुंबई महानगरपालिका के आपदा नियंत्रण कक्ष में आया हूं... हमने अभी एक बैठक भी की है। मुख्यमंत्री के निर्देशानुसार आयुक्त से चर्चा की गई है... दोपहर में स्कूल-कॉलेज बंद कर दिए गए हैं। ट्रेन, लोकल ट्रेन थोड़ी देरी से चल रही हैं... दादर टर्मिनल, CSMT, कुर्ला, सायन में अगर यात्रियों की संख्या बढ़ती है तो उन्हें BST की वैकल्पिक व्यवस्था उपलब्ध कराने के निर्देश दिए गए हैं... कुछ जगहों पर पेड़ गिरने की भी जानकारी मिली है, उन्हें जल्द से जल्द हटाने के निर्देश दिए गए हैं ताकि यातायात में कोई दिक्कत न हो..." #WATCH | मुंबई: महाराष्ट्र सरकार में मंत्री आशीष शेलार ने मुंबई में हो रही भारी बारिश पर कहा, "मैं स्वयं मुंबई महानगरपालिका के आपदा नियंत्रण कक्ष में आया हूं... हमने अभी एक बैठक भी की है। मुख्यमंत्री के निर्देशानुसार आयुक्त से चर्चा की गई है... दोपहर में स्कूल-कॉलेज बंद कर दिए गए… pic.twitter.com/zo2gDqh6Un — ANI_HindiNews (@AHindinews) August 18, 2025 महाराष्ट्र सरकार में मंत्री आशीष शेलार ने मुंबई में हो रही भारी बारिश पर कहा, "मैं स्वयं मुंबई महानगरपालिका के आपदा नियंत्रण कक्ष में आया हूं... हमने अभी एक बैठक भी की है। मुख्यमंत्री के निर्देशानुसार आयुक्त से चर्चा की गई है... दोपहर में स्कूल-कॉलेज बंद कर दिए गए हैं। ट्रेन, लोकल ट्रेन थोड़ी देरी से चल रही हैं... दादर टर्मिनल, CSMT, कुर्ला, सायन में अगर यात्रियों की संख्या बढ़ती है तो उन्हें BST की वैकल्पिक व्यवस्था उपलब्ध कराने के निर्देश दिए गए हैं... कुछ जगहों पर पेड़ गिरने की भी जानकारी मिली है, उन्हें जल्द से जल्द हटाने के निर्देश दिए गए हैं ताकि यातायात में कोई दिक्कत न हो..." #WATCH | मुंबई: महाराष्ट्र सरकार में मंत्री आशीष शेलार ने मुंबई में हो रही भारी बारिश पर कहा, "मैं स्वयं मुंबई महानगरपालिका के आपदा नियंत्रण कक्ष में आया हूं... हमने अभी एक बैठक भी की है। मुख्यमंत्री के निर्देशानुसार आयुक्त से चर्चा की गई है... दोपहर में स्कूल-कॉलेज बंद कर दिए गए… pic.twitter.com/zo2gDqh6Un — ANI_HindiNews (@AHindinews) August 18, 2025 18 Aug 2025 02:37 PM (IST) 18 Aug 2025 02:37 PM (IST) भारी बारिश के हम हालात पर नज़र बनाए हुए हैं: गिरीश महाजन महाराष्ट्र सरकार में मंत्री गिरीश महाजन ने मुंबई में हो रही भारी बारिश पर कहा, "राज्य में भारी बारिश हो रही है। कल दोपहर से ही बारिश शुरू हो गई थी। 5-6 जिले ऐसे हैं जहां बारिश के लिए रेड और ऑरेंज अलर्ट है। नांदेड़ में भारी बारिश हुई है, जलमग्न इलाकों से लोगों को निकाला जा रहा है। SDRF की टीमें भी बुलाई गई हैं, प्रशासन की ओर से काम जारी है... 4-5 लोग लापता हैं लेकिन उनकी तलाश जारी है... हम हालात पर नज़र बनाए हुए हैं। लोगों के खाने-पीने का भी इंतजाम किया गया है।" #WATCH | मुंबई: महाराष्ट्र सरकार में मंत्री गिरीश महाजन ने मुंबई में हो रही भारी बारिश पर कहा, "राज्य में भारी बारिश हो रही है। कल दोपहर से ही बारिश शुरू हो गई थी। 5-6 जिले ऐसे हैं जहां बारिश के लिए रेड और ऑरेंज अलर्ट है। नांदेड़ में भारी बारिश हुई है, जलमग्न इलाकों से लोगों को… pic.twitter.com/M1oltxSBko — ANI_HindiNews (@AHindinews) August 18, 2025 महाराष्ट्र सरकार में मंत्री गिरीश महाजन ने मुंबई में हो रही भारी बारिश पर कहा, "राज्य में भारी बारिश हो रही है। कल दोपहर से ही बारिश शुरू हो गई थी। 5-6 जिले ऐसे हैं जहां बारिश के लिए रेड और ऑरेंज अलर्ट है। नांदेड़ में भारी बारिश हुई है, जलमग्न इलाकों से लोगों को निकाला जा रहा है। SDRF की टीमें भी बुलाई गई हैं, प्रशासन की ओर से काम जारी है... 4-5 लोग लापता हैं लेकिन उनकी तलाश जारी है... हम हालात पर नज़र बनाए हुए हैं। लोगों के खाने-पीने का भी इंतजाम किया गया है।" #WATCH | मुंबई: महाराष्ट्र सरकार में मंत्री गिरीश महाजन ने मुंबई में हो रही भारी बारिश पर कहा, "राज्य में भारी बारिश हो रही है। कल दोपहर से ही बारिश शुरू हो गई थी। 5-6 जिले ऐसे हैं जहां बारिश के लिए रेड और ऑरेंज अलर्ट है। नांदेड़ में भारी बारिश हुई है, जलमग्न इलाकों से लोगों को… pic.twitter.com/M1oltxSBko — ANI_HindiNews (@AHindinews) August 18, 2025 महाराष्ट्र सरकार में मंत्री गिरीश महाजन ने मुंबई में हो रही भारी बारिश पर कहा, "राज्य में भारी बारिश हो रही है। कल दोपहर से ही बारिश शुरू हो गई थी। 5-6 जिले ऐसे हैं जहां बारिश के लिए रेड और ऑरेंज अलर्ट है। नांदेड़ में भारी बारिश हुई है, जलमग्न इलाकों से लोगों को निकाला जा रहा है। SDRF की टीमें भी बुलाई गई हैं, प्रशासन की ओर से काम जारी है... 4-5 लोग लापता हैं लेकिन उनकी तलाश जारी है... हम हालात पर नज़र बनाए हुए हैं। लोगों के खाने-पीने का भी इंतजाम किया गया है।" #WATCH | मुंबई: महाराष्ट्र सरकार में मंत्री गिरीश महाजन ने मुंबई में हो रही भारी बारिश पर कहा, "राज्य में भारी बारिश हो रही है। कल दोपहर से ही बारिश शुरू हो गई थी। 5-6 जिले ऐसे हैं जहां बारिश के लिए रेड और ऑरेंज अलर्ट है। नांदेड़ में भारी बारिश हुई है, जलमग्न इलाकों से लोगों को… pic.twitter.com/M1oltxSBko — ANI_HindiNews (@AHindinews) August 18, 2025 18 Aug 2025 02:35 PM (IST) 18 Aug 2025 02:35 PM (IST) उपराष्ट्रपति पद के उम्मीदवार सी.पी. राधाकृष्णन दिल्ली पहुंचे महाराष्ट्र के राज्यपाल और भारत के उपराष्ट्रपति पद के लिए NDA उम्मीदवार सी.पी. राधाकृष्णन दिल्ली हवाई अड्डे पर पहुंचे। केंद्रीय मंत्री किरेन रिजिजू, प्रह्लाद जोशी, भूपेंद्र यादव, किंजरापु राम मोहन नायडू, दिल्ली की मुख्यमंत्री रेखा गुप्ता और अन्य नेताओं ने हवाई अड्डे पर उनका स्वागत किया। #WATCH | दिल्ली: महाराष्ट्र के राज्यपाल और भारत के उपराष्ट्रपति पद के लिए NDA उम्मीदवार सी.पी. राधाकृष्णन दिल्ली हवाई अड्डे पर पहुंचे। केंद्रीय मंत्री किरेन रिजिजू, प्रह्लाद जोशी, भूपेंद्र यादव, किंजरापु राम मोहन नायडू, दिल्ली की मुख्यमंत्री रेखा गुप्ता और अन्य नेताओं ने हवाई… pic.twitter.com/fIOEhhOl9W — ANI_HindiNews (@AHindinews) August 18, 2025 महाराष्ट्र के राज्यपाल और भारत के उपराष्ट्रपति पद के लिए NDA उम्मीदवार सी.पी. राधाकृष्णन दिल्ली हवाई अड्डे पर पहुंचे। केंद्रीय मंत्री किरेन रिजिजू, प्रह्लाद जोशी, भूपेंद्र यादव, किंजरापु राम मोहन नायडू, दिल्ली की मुख्यमंत्री रेखा गुप्ता और अन्य नेताओं ने हवाई अड्डे पर उनका स्वागत किया। #WATCH | दिल्ली: महाराष्ट्र के राज्यपाल और भारत के उपराष्ट्रपति पद के लिए NDA उम्मीदवार सी.पी. राधाकृष्णन दिल्ली हवाई अड्डे पर पहुंचे। केंद्रीय मंत्री किरेन रिजिजू, प्रह्लाद जोशी, भूपेंद्र यादव, किंजरापु राम मोहन नायडू, दिल्ली की मुख्यमंत्री रेखा गुप्ता और अन्य नेताओं ने हवाई… pic.twitter.com/fIOEhhOl9W — ANI_HindiNews (@AHindinews) August 18, 2025 महाराष्ट्र के राज्यपाल और भारत के उपराष्ट्रपति पद के लिए NDA उम्मीदवार सी.पी. राधाकृष्णन दिल्ली हवाई अड्डे पर पहुंचे। केंद्रीय मंत्री किरेन रिजिजू, प्रह्लाद जोशी, भूपेंद्र यादव, किंजरापु राम मोहन नायडू, दिल्ली की मुख्यमंत्री रेखा गुप्ता और अन्य नेताओं ने हवाई अड्डे पर उनका स्वागत किया। #WATCH | दिल्ली: महाराष्ट्र के राज्यपाल और भारत के उपराष्ट्रपति पद के लिए NDA उम्मीदवार सी.पी. राधाकृष्णन दिल्ली हवाई अड्डे पर पहुंचे। केंद्रीय मंत्री किरेन रिजिजू, प्रह्लाद जोशी, भूपेंद्र यादव, किंजरापु राम मोहन नायडू, दिल्ली की मुख्यमंत्री रेखा गुप्ता और अन्य नेताओं ने हवाई… pic.twitter.com/fIOEhhOl9W — ANI_HindiNews (@AHindinews) August 18, 2025 18 Aug 2025 01:46 PM (IST) 18 Aug 2025 01:46 PM (IST) ठाणे में ऑनलाइन ‘ट्रेडिंग' के नाम पर धोखाधड़ी, शख्स ने 41 लाख रुपये गंवाए महाराष्ट्र के ठाणे शहर में एक ऑनलाइन ‘ट्रेडिंग' योजना में निवेश करने के नाम पर दो लोगों ने 48 वर्षीय एक व्यक्ति के साथ कथित तौर पर धोखाधड़ी की। पीड़ित द्वारा दर्ज कराई गई शिकायत के अनुसार, उसने सोशल मीड़िया मंच फेसबुक पर इस ‘ट्रेडिंग' योजना का विज्ञापन देखा था। उसे एक व्हॉट्सऐप ग्रुप में जोड़ा गया, जहां धोखेबाज ‘आईपीओ' में निवेश करने के लिए उकसाया करते थे। पीड़ित ने इस वर्ष मई और जून महीने में कुछ बैंक खातों में 40,99,814 रुपये भेजे जिसके बाद उसके ऐसा दर्शाया गया कि उसका निवेश बढ़कर 88,39,072 रुपये हो गया है लेकिन वह यह पैसे निकाल नहीं पाया। महाराष्ट्र के ठाणे शहर में एक ऑनलाइन ‘ट्रेडिंग' योजना में निवेश करने के नाम पर दो लोगों ने 48 वर्षीय एक व्यक्ति के साथ कथित तौर पर धोखाधड़ी की। पीड़ित द्वारा दर्ज कराई गई शिकायत के अनुसार, उसने सोशल मीड़िया मंच फेसबुक पर इस ‘ट्रेडिंग' योजना का विज्ञापन देखा था। उसे एक व्हॉट्सऐप ग्रुप में जोड़ा गया, जहां धोखेबाज ‘आईपीओ' में निवेश करने के लिए उकसाया करते थे। पीड़ित ने इस वर्ष मई और जून महीने में कुछ बैंक खातों में 40,99,814 रुपये भेजे जिसके बाद उसके ऐसा दर्शाया गया कि उसका निवेश बढ़कर 88,39,072 रुपये हो गया है लेकिन वह यह पैसे निकाल नहीं पाया। महाराष्ट्र के ठाणे शहर में एक ऑनलाइन ‘ट्रेडिंग' योजना में निवेश करने के नाम पर दो लोगों ने 48 वर्षीय एक व्यक्ति के साथ कथित तौर पर धोखाधड़ी की। पीड़ित द्वारा दर्ज कराई गई शिकायत के अनुसार, उसने सोशल मीड़िया मंच फेसबुक पर इस ‘ट्रेडिंग' योजना का विज्ञापन देखा था। उसे एक व्हॉट्सऐप ग्रुप में जोड़ा गया, जहां धोखेबाज ‘आईपीओ' में निवेश करने के लिए उकसाया करते थे। पीड़ित ने इस वर्ष मई और जून महीने में कुछ बैंक खातों में 40,99,814 रुपये भेजे जिसके बाद उसके ऐसा दर्शाया गया कि उसका निवेश बढ़कर 88,39,072 रुपये हो गया है लेकिन वह यह पैसे निकाल नहीं पाया। 18 Aug 2025 01:30 PM (IST) 18 Aug 2025 01:30 PM (IST) मुंबई में भारी बारिश; IMD के रेड अलर्ट के बाद स्कूल-कॉलेजों में छुट्टी का ऐलान भारत मौसम विज्ञान विभाग (आईएमडी) ने सोमवार को मुंबई और आसपास के इलाकों में कुछ जगहों पर अत्यधिक भारी बारिश का पूर्वानुमान जताते हुए ‘रेड अलर्ट' जारी किया, जिसके बाद महानगर के सभी स्कूलों और कॉलेजों में अवकाश घोषित कर दिया गया। बृहन्मुंबई महानगर पालिक (बीएमसी) ने भी लोगों से अपील की है कि वे केवल आवश्यक कार्य के लिए ही घरों से बाहर निकलें। सोमवार को लगातार तीसरे दिन हुई भारी बारिश के बाद कई इलाकों में सड़कों पर जलभराव हो गया। भारत मौसम विज्ञान विभाग (आईएमडी) ने सोमवार को मुंबई और आसपास के इलाकों में कुछ जगहों पर अत्यधिक भारी बारिश का पूर्वानुमान जताते हुए ‘रेड अलर्ट' जारी किया, जिसके बाद महानगर के सभी स्कूलों और कॉलेजों में अवकाश घोषित कर दिया गया। बृहन्मुंबई महानगर पालिक (बीएमसी) ने भी लोगों से अपील की है कि वे केवल आवश्यक कार्य के लिए ही घरों से बाहर निकलें। सोमवार को लगातार तीसरे दिन हुई भारी बारिश के बाद कई इलाकों में सड़कों पर जलभराव हो गया। 18 Aug 2025 12:23 PM (IST) 18 Aug 2025 12:23 PM (IST) बेस्ट क्रेडिट सोसाइटी चुनाव: मनसे ने प्रतिद्वंद्वियों पर मतदाताओं को रुपये बांटने का आरोप महाराष्ट्र नवनिर्माण सेना (मनसे) नेता संदीप देशपांडे ने सोमवार को बृहन्मुंबई इलेक्ट्रिक सप्लाई एंड ट्रांसपोर्ट (बेस्ट) क्रेडिट सोसाइटी के चुनाव में प्रतिद्वंद्वियों पर रुपये बांटने का आरोप लगाया। यह चुनाव मनसे और शिवसेना (यूबीटी) गठबंधन में लड़ रहे हैं। बेस्ट क्रेडिट सोसाइटी के लिए चुनाव सोमवार को हो रहे हैं जिस पर अब तक शिवसेना (यूबीटी) का कब्जा है। देशपांडे ने ‘एक्स' पर साझा किए गए एक वीडियो में दावा किया कि बेस्ट क्रेडिट सोसाइटी के एक सदस्य को एक पर्चा मिला जिसमें छिपाकर रखे गए एक लिफाफे में 500 रुपये के दो नोट थे। उन्होंने आरोप लगाया कि यह वोट खरीदने का खेल है। देशपांडे ने कहा कि इस बारे में निर्वाचन अधिकारी के पास औपचारिक शिकायत दर्ज कराई जाएगी। हा खेळ मत विकत घेण्याचा pic.twitter.com/ubikC9u6LS — Sandeep Deshpande (@SandeepDadarMNS) August 18, 2025 महाराष्ट्र नवनिर्माण सेना (मनसे) नेता संदीप देशपांडे ने सोमवार को बृहन्मुंबई इलेक्ट्रिक सप्लाई एंड ट्रांसपोर्ट (बेस्ट) क्रेडिट सोसाइटी के चुनाव में प्रतिद्वंद्वियों पर रुपये बांटने का आरोप लगाया। यह चुनाव मनसे और शिवसेना (यूबीटी) गठबंधन में लड़ रहे हैं। बेस्ट क्रेडिट सोसाइटी के लिए चुनाव सोमवार को हो रहे हैं जिस पर अब तक शिवसेना (यूबीटी) का कब्जा है। देशपांडे ने ‘एक्स' पर साझा किए गए एक वीडियो में दावा किया कि बेस्ट क्रेडिट सोसाइटी के एक सदस्य को एक पर्चा मिला जिसमें छिपाकर रखे गए एक लिफाफे में 500 रुपये के दो नोट थे। उन्होंने आरोप लगाया कि यह वोट खरीदने का खेल है। देशपांडे ने कहा कि इस बारे में निर्वाचन अधिकारी के पास औपचारिक शिकायत दर्ज कराई जाएगी। हा खेळ मत विकत घेण्याचा pic.twitter.com/ubikC9u6LS — Sandeep Deshpande (@SandeepDadarMNS) August 18, 2025 महाराष्ट्र नवनिर्माण सेना (मनसे) नेता संदीप देशपांडे ने सोमवार को बृहन्मुंबई इलेक्ट्रिक सप्लाई एंड ट्रांसपोर्ट (बेस्ट) क्रेडिट सोसाइटी के चुनाव में प्रतिद्वंद्वियों पर रुपये बांटने का आरोप लगाया। यह चुनाव मनसे और शिवसेना (यूबीटी) गठबंधन में लड़ रहे हैं। बेस्ट क्रेडिट सोसाइटी के लिए चुनाव सोमवार को हो रहे हैं जिस पर अब तक शिवसेना (यूबीटी) का कब्जा है। देशपांडे ने ‘एक्स' पर साझा किए गए एक वीडियो में दावा किया कि बेस्ट क्रेडिट सोसाइटी के एक सदस्य को एक पर्चा मिला जिसमें छिपाकर रखे गए एक लिफाफे में 500 रुपये के दो नोट थे। उन्होंने आरोप लगाया कि यह वोट खरीदने का खेल है। देशपांडे ने कहा कि इस बारे में निर्वाचन अधिकारी के पास औपचारिक शिकायत दर्ज कराई जाएगी। हा खेळ मत विकत घेण्याचा pic.twitter.com/ubikC9u6LS — Sandeep Deshpande (@SandeepDadarMNS) August 18, 2025 18 Aug 2025 11:52 AM (IST) 18 Aug 2025 11:52 AM (IST) मुंबई में मूसलाधार बारिश, अंधेरी सबवे बंद किया गया मुंबई शहर के कई हिस्सों में सोमवार सुबह से भारी बारिश हो रही है। मौसम विभाग ने बारिश का ऑरेंज अलर्ट जारी किया है। मूसलाधार बारिश के कारण कई जगहों पर जलभराव की स्थिति है। इसे देखते हुए अंधेरी सबवे बंद कर दिया गया। #WATCH Mumbai: Andheri Subway closed due to waterlogging amid heavy rainfall in many parts of the city. pic.twitter.com/YogIDMXxGt — ANI (@ANI) August 18, 2025 मुंबई शहर के कई हिस्सों में सोमवार सुबह से भारी बारिश हो रही है। मौसम विभाग ने बारिश का ऑरेंज अलर्ट जारी किया है। मूसलाधार बारिश के कारण कई जगहों पर जलभराव की स्थिति है। इसे देखते हुए अंधेरी सबवे बंद कर दिया गया। #WATCH Mumbai: Andheri Subway closed due to waterlogging amid heavy rainfall in many parts of the city. pic.twitter.com/YogIDMXxGt — ANI (@ANI) August 18, 2025 मुंबई शहर के कई हिस्सों में सोमवार सुबह से भारी बारिश हो रही है। मौसम विभाग ने बारिश का ऑरेंज अलर्ट जारी किया है। मूसलाधार बारिश के कारण कई जगहों पर जलभराव की स्थिति है। इसे देखते हुए अंधेरी सबवे बंद कर दिया गया। #WATCH Mumbai: Andheri Subway closed due to waterlogging amid heavy rainfall in many parts of the city. pic.twitter.com/YogIDMXxGt — ANI (@ANI) August 18, 2025 18 Aug 2025 11:50 AM (IST) 18 Aug 2025 11:50 AM (IST) नांदेड़ में भारी बारिश से बाढ़ की हालात महाराष्ट्र के नांदेड़ के मुखेड़ तालुका में सोमवार सुबह से भारी बारिश जारी है। भिंगोली, भेंडेगांव, हसनाल, रावनगांव, भसवाड़ी और सांगवी भदेव जैसे गांवों में बाढ़ जैसे हालात हैं। स्थानीय प्रशासन ने एनडीआरएफ की टीमें मौके पर भेज दी हैं और बुजुर्गों को सुरक्षित स्थानों पर पहुंचाया जा रहा है। गांवों में घरों में पानी घुस गया है और खेतों में खड़ी फसलें बर्बाद हो रही हैं। ग्रामीणों का कहना है कि उन्होंने सालों बाद ऐसी बारिश देखी है। प्रशासन ने राहत और बचाव कार्य तेज कर दिया है। महाराष्ट्र के नांदेड़ के मुखेड़ तालुका में सोमवार सुबह से भारी बारिश जारी है। भिंगोली, भेंडेगांव, हसनाल, रावनगांव, भसवाड़ी और सांगवी भदेव जैसे गांवों में बाढ़ जैसे हालात हैं। स्थानीय प्रशासन ने एनडीआरएफ की टीमें मौके पर भेज दी हैं और बुजुर्गों को सुरक्षित स्थानों पर पहुंचाया जा रहा है। गांवों में घरों में पानी घुस गया है और खेतों में खड़ी फसलें बर्बाद हो रही हैं। ग्रामीणों का कहना है कि उन्होंने सालों बाद ऐसी बारिश देखी है। प्रशासन ने राहत और बचाव कार्य तेज कर दिया है। महाराष्ट्र के नांदेड़ के मुखेड़ तालुका में सोमवार सुबह से भारी बारिश जारी है। भिंगोली, भेंडेगांव, हसनाल, रावनगांव, भसवाड़ी और सांगवी भदेव जैसे गांवों में बाढ़ जैसे हालात हैं। स्थानीय प्रशासन ने एनडीआरएफ की टीमें मौके पर भेज दी हैं और बुजुर्गों को सुरक्षित स्थानों पर पहुंचाया जा रहा है। गांवों में घरों में पानी घुस गया है और खेतों में खड़ी फसलें बर्बाद हो रही हैं। ग्रामीणों का कहना है कि उन्होंने सालों बाद ऐसी बारिश देखी है। प्रशासन ने राहत और बचाव कार्य तेज कर दिया है। 18 Aug 2025 11:30 AM (IST) 18 Aug 2025 11:30 AM (IST) सीपी राधाकृष्णन की उम्मीदवारी पर संजय राउत बोले- हम क्यों सपोर्ट करें एनडीए द्वारा महाराष्ट्र के राज्यपाल सीपी राधाकृष्णन को उपराष्ट्रपति पद का उम्मीदवार बनाए जाने पर शिवसेना नेता संजय राउत ने कहा कि इसे लेकर इंडिया ब्लॉक फैसला लेगा और चुनाव होंगे। मैं अभी आपको फैसला नहीं बता सकता, लेकिन हां, नेता आज एक साथ बैठेंगे। हम मिलेंगे और इस मुद्दे पर चर्चा करेंगे। सीपी राधाकृष्णन के समर्थन के सवाल पर उन्होंने कहा कि हम क्यों सपोर्ट करें। VIDEO | Delhi: On NDA naming CP Radhakrishnan, Governor of Maharashtra, as their Vice Presidential candidate, Shiv Sena (UBT) leader Sanjay Raut says, “... Election will happen. INDIA bloc will take a decision. I cannot tell you the decision right now, but yes, leaders will sit… pic.twitter.com/KyekiOy9kH — Press Trust of India (@PTI_News) August 18, 2025 पूरी खबर यहां पढ़ें एनडीए द्वारा महाराष्ट्र के राज्यपाल सीपी राधाकृष्णन को उपराष्ट्रपति पद का उम्मीदवार बनाए जाने पर शिवसेना नेता संजय राउत ने कहा कि इसे लेकर इंडिया ब्लॉक फैसला लेगा और चुनाव होंगे। मैं अभी आपको फैसला नहीं बता सकता, लेकिन हां, नेता आज एक साथ बैठेंगे। हम मिलेंगे और इस मुद्दे पर चर्चा करेंगे। सीपी राधाकृष्णन के समर्थन के सवाल पर उन्होंने कहा कि हम क्यों सपोर्ट करें। VIDEO | Delhi: On NDA naming CP Radhakrishnan, Governor of Maharashtra, as their Vice Presidential candidate, Shiv Sena (UBT) leader Sanjay Raut says, “... Election will happen. INDIA bloc will take a decision. I cannot tell you the decision right now, but yes, leaders will sit… pic.twitter.com/KyekiOy9kH — Press Trust of India (@PTI_News) August 18, 2025 पूरी खबर यहां पढ़ें एनडीए द्वारा महाराष्ट्र के राज्यपाल सीपी राधाकृष्णन को उपराष्ट्रपति पद का उम्मीदवार बनाए जाने पर शिवसेना नेता संजय राउत ने कहा कि इसे लेकर इंडिया ब्लॉक फैसला लेगा और चुनाव होंगे। मैं अभी आपको फैसला नहीं बता सकता, लेकिन हां, नेता आज एक साथ बैठेंगे। हम मिलेंगे और इस मुद्दे पर चर्चा करेंगे। सीपी राधाकृष्णन के समर्थन के सवाल पर उन्होंने कहा कि हम क्यों सपोर्ट करें। VIDEO | Delhi: On NDA naming CP Radhakrishnan, Governor of Maharashtra, as their Vice Presidential candidate, Shiv Sena (UBT) leader Sanjay Raut says, “... Election will happen. INDIA bloc will take a decision. I cannot tell you the decision right now, but yes, leaders will sit… pic.twitter.com/KyekiOy9kH — Press Trust of India (@PTI_News) August 18, 2025 पूरी खबर यहां पढ़ें 18 Aug 2025 09:59 AM (IST) 18 Aug 2025 09:59 AM (IST) मुंबई में भारी का असर, सड़क पर लगी वाहनों की लंबी कतार मुंबई शहर में भारी बारिश हो रही है। इसके कारण यातायात पर असर पड़ा हैं। विले पार्ले के पास वेस्टर्न एक्सप्रेस हाईवे पर यातायात धीमा हो गया और जाम की स्थिति बनी हुई है। सड़क पर वाहनों की लंबी-लबीं कतारें लगी हुई है। #WATCH | Maharashtra: The traffic slows down on Western Express Highway near Vile Parle as heavy rain lashes Mumbai city. pic.twitter.com/RXfqj5UpXP — ANI (@ANI) August 18, 2025 मुंबई शहर में भारी बारिश हो रही है। इसके कारण यातायात पर असर पड़ा हैं। विले पार्ले के पास वेस्टर्न एक्सप्रेस हाईवे पर यातायात धीमा हो गया और जाम की स्थिति बनी हुई है। सड़क पर वाहनों की लंबी-लबीं कतारें लगी हुई है। #WATCH | Maharashtra: The traffic slows down on Western Express Highway near Vile Parle as heavy rain lashes Mumbai city. pic.twitter.com/RXfqj5UpXP — ANI (@ANI) August 18, 2025 मुंबई शहर में भारी बारिश हो रही है। इसके कारण यातायात पर असर पड़ा हैं। विले पार्ले के पास वेस्टर्न एक्सप्रेस हाईवे पर यातायात धीमा हो गया और जाम की स्थिति बनी हुई है। सड़क पर वाहनों की लंबी-लबीं कतारें लगी हुई है। #WATCH | Maharashtra: The traffic slows down on Western Express Highway near Vile Parle as heavy rain lashes Mumbai city. pic.twitter.com/RXfqj5UpXP — ANI (@ANI) August 18, 2025 18 Aug 2025 09:46 AM (IST) 18 Aug 2025 09:46 AM (IST) रायगड, रत्नागिरी, पुणे, कोल्हापुर, सातारा में बारिश का रेड अलर्ट जारी बंगाल की खाड़ी के साथ विदर्भ में सक्रिय निम्न दबाव के क्षेत्र के कारण महाराष्ट्र में बारिश फिर बढ़ जाएगी। रायगड, रत्नागिरी, पुणे, कोल्हापुर, सातारा में रेड अलर्ट जारी किया है। अगले 48 घंटों में मुख्य रूप से पश्चिमी महाराष्ट्र और कोंकण घाट में बारिश का रेड अलर्ट जारी किया गया है। पूरी खबर यहां पढ़ें बंगाल की खाड़ी के साथ विदर्भ में सक्रिय निम्न दबाव के क्षेत्र के कारण महाराष्ट्र में बारिश फिर बढ़ जाएगी। रायगड, रत्नागिरी, पुणे, कोल्हापुर, सातारा में रेड अलर्ट जारी किया है। अगले 48 घंटों में मुख्य रूप से पश्चिमी महाराष्ट्र और कोंकण घाट में बारिश का रेड अलर्ट जारी किया गया है। पूरी खबर यहां पढ़ें बंगाल की खाड़ी के साथ विदर्भ में सक्रिय निम्न दबाव के क्षेत्र के कारण महाराष्ट्र में बारिश फिर बढ़ जाएगी। रायगड, रत्नागिरी, पुणे, कोल्हापुर, सातारा में रेड अलर्ट जारी किया है। अगले 48 घंटों में मुख्य रूप से पश्चिमी महाराष्ट्र और कोंकण घाट में बारिश का रेड अलर्ट जारी किया गया है। पूरी खबर यहां पढ़ें 18 Aug 2025 09:08 AM (IST) 18 Aug 2025 09:08 AM (IST) कोल्हापुर सर्किट बेंच के लिए 4 न्यायाधीशों की नियुक्ति बंबई उच्च न्यायालय की कोल्हापुर सर्किट बेंच के लिए चार न्यायाधीशों की नियुक्ति की गई है। इस नियुक्ति के आदेश मुंबई उच्च न्यायालय के रजिस्ट्रार एचएम भोसले ने जारी किए हैं। न्यायाधीश एमएस कर्णिक और न्यायाधीश शर्मिला देशमुख को डिवीजन बेंच के रूप में नियुक्त किया गया है। न्यायाधीश शिवकुमार दिघे और न्यायाधीश एसजी चपलगावकर को सिंगल बेंच न्यायाधीश के रूप में कार्यभार संभालने के लिए नियुक्त किया गया है। मुंबई उच्च न्यायालय की कोल्हापुर सर्किट बेंच का वास्तविक कामकाज सोमवार, 18 अगस्त से नियमित रूप से शुरू हो रहा है। पूरी खबर यहां पढ़ें बंबई उच्च न्यायालय की कोल्हापुर सर्किट बेंच के लिए चार न्यायाधीशों की नियुक्ति की गई है। इस नियुक्ति के आदेश मुंबई उच्च न्यायालय के रजिस्ट्रार एचएम भोसले ने जारी किए हैं। न्यायाधीश एमएस कर्णिक और न्यायाधीश शर्मिला देशमुख को डिवीजन बेंच के रूप में नियुक्त किया गया है। न्यायाधीश शिवकुमार दिघे और न्यायाधीश एसजी चपलगावकर को सिंगल बेंच न्यायाधीश के रूप में कार्यभार संभालने के लिए नियुक्त किया गया है। मुंबई उच्च न्यायालय की कोल्हापुर सर्किट बेंच का वास्तविक कामकाज सोमवार, 18 अगस्त से नियमित रूप से शुरू हो रहा है। पूरी खबर यहां पढ़ें बंबई उच्च न्यायालय की कोल्हापुर सर्किट बेंच के लिए चार न्यायाधीशों की नियुक्ति की गई है। इस नियुक्ति के आदेश मुंबई उच्च न्यायालय के रजिस्ट्रार एचएम भोसले ने जारी किए हैं। न्यायाधीश एमएस कर्णिक और न्यायाधीश शर्मिला देशमुख को डिवीजन बेंच के रूप में नियुक्त किया गया है। न्यायाधीश शिवकुमार दिघे और न्यायाधीश एसजी चपलगावकर को सिंगल बेंच न्यायाधीश के रूप में कार्यभार संभालने के लिए नियुक्त किया गया है। मुंबई उच्च न्यायालय की कोल्हापुर सर्किट बेंच का वास्तविक कामकाज सोमवार, 18 अगस्त से नियमित रूप से शुरू हो रहा है। पूरी खबर यहां पढ़ें 18 Aug 2025 08:06 AM (IST) 18 Aug 2025 08:06 AM (IST) मुंबई में इमारत की सीढ़ी का एक हिस्सा गिरा, तीन लोग घायल मुंबई के चीरा बाज़ार इलाके में एक इमारत की सीढ़ी का एक हिस्सा गिरने से तीन लोग घायल हो गए। प्रशासन ने राहत व बचाव कार्य शुरू कर दिया है। #WATCH | Mumbai: Three injured after a portion of the staircase of a building collapsed in the Chira Bazaar area. Further details awaited. (17.08) pic.twitter.com/i27KybuZAQ — ANI (@ANI) August 18, 2025 मुंबई के चीरा बाज़ार इलाके में एक इमारत की सीढ़ी का एक हिस्सा गिरने से तीन लोग घायल हो गए। प्रशासन ने राहत व बचाव कार्य शुरू कर दिया है। #WATCH | Mumbai: Three injured after a portion of the staircase of a building collapsed in the Chira Bazaar area. Further details awaited. (17.08) pic.twitter.com/i27KybuZAQ — ANI (@ANI) August 18, 2025 मुंबई के चीरा बाज़ार इलाके में एक इमारत की सीढ़ी का एक हिस्सा गिरने से तीन लोग घायल हो गए। प्रशासन ने राहत व बचाव कार्य शुरू कर दिया है। #WATCH | Mumbai: Three injured after a portion of the staircase of a building collapsed in the Chira Bazaar area. Further details awaited. (17.08) pic.twitter.com/i27KybuZAQ — ANI (@ANI) August 18, 2025 18 Aug 2025 07:12 AM (IST) 18 Aug 2025 07:12 AM (IST) सीएम फडणवीस ने कोल्हापुर सर्किट बेंच के भवन की अनुमोदन आदेश प्रति सौंपी मुख्यमंत्री देवेंद्र फडणवीस ने बॉम्बे उच्च न्यायालय की कोल्हापुर सर्किट बेंच के उद्घाटन समारोह में शेंडा पार्क में बेंच के लिए मुख्य भवन के अनुमोदन आदेश की एक प्रति बॉम्बे उच्च न्यायालय के मुख्य न्यायाधीश आलोक आराधे को सौंपी। मुख्यमंत्री देवेंद्र फडणवीस यांनी मुंबई उच्च न्यायालयाच्या कोल्हापूर सर्किट बेंचच्या उदघाटन कार्यक्रमामध्ये खंडपीठासाठी शेंडा पार्क येथे मुख्य इमारतीसाठी मंजुरीच्या आदेशाची प्रत मुंबई उच्च न्यायालयाचे मुख्य न्यायमूर्ती आलोक आराधे यांना सुपूर्द केली.@Dev_Fadnavis#Maharashtra… pic.twitter.com/WXUHWMhkio — CMO Maharashtra (@CMOMaharashtra) August 17, 2025 मुख्यमंत्री देवेंद्र फडणवीस ने बॉम्बे उच्च न्यायालय की कोल्हापुर सर्किट बेंच के उद्घाटन समारोह में शेंडा पार्क में बेंच के लिए मुख्य भवन के अनुमोदन आदेश की एक प्रति बॉम्बे उच्च न्यायालय के मुख्य न्यायाधीश आलोक आराधे को सौंपी। मुख्यमंत्री देवेंद्र फडणवीस यांनी मुंबई उच्च न्यायालयाच्या कोल्हापूर सर्किट बेंचच्या उदघाटन कार्यक्रमामध्ये खंडपीठासाठी शेंडा पार्क येथे मुख्य इमारतीसाठी मंजुरीच्या आदेशाची प्रत मुंबई उच्च न्यायालयाचे मुख्य न्यायमूर्ती आलोक आराधे यांना सुपूर्द केली.@Dev_Fadnavis#Maharashtra… pic.twitter.com/WXUHWMhkio — CMO Maharashtra (@CMOMaharashtra) August 17, 2025 मुख्यमंत्री देवेंद्र फडणवीस ने बॉम्बे उच्च न्यायालय की कोल्हापुर सर्किट बेंच के उद्घाटन समारोह में शेंडा पार्क में बेंच के लिए मुख्य भवन के अनुमोदन आदेश की एक प्रति बॉम्बे उच्च न्यायालय के मुख्य न्यायाधीश आलोक आराधे को सौंपी। मुख्यमंत्री देवेंद्र फडणवीस यांनी मुंबई उच्च न्यायालयाच्या कोल्हापूर सर्किट बेंचच्या उदघाटन कार्यक्रमामध्ये खंडपीठासाठी शेंडा पार्क येथे मुख्य इमारतीसाठी मंजुरीच्या आदेशाची प्रत मुंबई उच्च न्यायालयाचे मुख्य न्यायमूर्ती आलोक आराधे यांना सुपूर्द केली.@Dev_Fadnavis#Maharashtra… pic.twitter.com/WXUHWMhkio — CMO Maharashtra (@CMOMaharashtra) August 17, 2025 18 Aug 2025 07:09 AM (IST) 18 Aug 2025 07:09 AM (IST) बॉम्बे हाई कोर्ट की काेल्हापुर सर्किट बेंच का हुआ उद्घाटन भारत के मुख्य न्यायाधीश बीआर गवई ने कोल्हापुर में बॉम्बे हाई कोर्ट की सर्किट बेंच का उद्घाटन किया। इस अवसर पर बॉम्बे हाई कोर्ट के मुख्य न्यायाधीश आलोक आराधे, मुख्यमंत्री देवेंद्र फडणवीस, उपमुख्यमंत्री एकनाथ शिंदे, मंत्री चंद्रकांतदादा पाटिल, मंत्री नितेश राणे, मंत्री उदय सामंत, मंत्री प्रकाश अबितकर, सांसद धैर्यशील माने, बॉम्बे हाई कोर्ट के वरिष्ठ न्यायाधीश और अन्य गणमान्य व्यक्ति उपस्थित थे। Ensuring Justice Reaches Every Citizen with the Circuit Bench! Attended the inauguration of the Circuit Bench of the Bombay High Court at Kolhapur, at the hands of Hon Chief Justice of India, Bhushan Gavai ji. It was a privilege to work alongside Hon Chief Justice of India,… https://t.co/R2XVCGf7Ta pic.twitter.com/U1EiH2cVQs — Devendra Fadnavis (@Dev_Fadnavis) August 17, 2025 भारत के मुख्य न्यायाधीश बीआर गवई ने कोल्हापुर में बॉम्बे हाई कोर्ट की सर्किट बेंच का उद्घाटन किया। इस अवसर पर बॉम्बे हाई कोर्ट के मुख्य न्यायाधीश आलोक आराधे, मुख्यमंत्री देवेंद्र फडणवीस, उपमुख्यमंत्री एकनाथ शिंदे, मंत्री चंद्रकांतदादा पाटिल, मंत्री नितेश राणे, मंत्री उदय सामंत, मंत्री प्रकाश अबितकर, सांसद धैर्यशील माने, बॉम्बे हाई कोर्ट के वरिष्ठ न्यायाधीश और अन्य गणमान्य व्यक्ति उपस्थित थे। Ensuring Justice Reaches Every Citizen with the Circuit Bench! Attended the inauguration of the Circuit Bench of the Bombay High Court at Kolhapur, at the hands of Hon Chief Justice of India, Bhushan Gavai ji. It was a privilege to work alongside Hon Chief Justice of India,… https://t.co/R2XVCGf7Ta pic.twitter.com/U1EiH2cVQs — Devendra Fadnavis (@Dev_Fadnavis) August 17, 2025 भारत के मुख्य न्यायाधीश बीआर गवई ने कोल्हापुर में बॉम्बे हाई कोर्ट की सर्किट बेंच का उद्घाटन किया। इस अवसर पर बॉम्बे हाई कोर्ट के मुख्य न्यायाधीश आलोक आराधे, मुख्यमंत्री देवेंद्र फडणवीस, उपमुख्यमंत्री एकनाथ शिंदे, मंत्री चंद्रकांतदादा पाटिल, मंत्री नितेश राणे, मंत्री उदय सामंत, मंत्री प्रकाश अबितकर, सांसद धैर्यशील माने, बॉम्बे हाई कोर्ट के वरिष्ठ न्यायाधीश और अन्य गणमान्य व्यक्ति उपस्थित थे। Ensuring Justice Reaches Every Citizen with the Circuit Bench! Attended the inauguration of the Circuit Bench of the Bombay High Court at Kolhapur, at the hands of Hon Chief Justice of India, Bhushan Gavai ji. It was a privilege to work alongside Hon Chief Justice of India,… https://t.co/R2XVCGf7Ta pic.twitter.com/U1EiH2cVQs — Devendra Fadnavis (@Dev_Fadnavis) August 17, 2025 18 Aug 2025 07:04 AM (IST) 18 Aug 2025 07:04 AM (IST) CM फडणवीस ने राज्यपाल सीपी राधाकृष्णन दी बधाई मुख्यमंत्री देवेंद्र फडणवीस ने मुंबई के राजभवन में राज्यपाल सीपी राधाकृष्णन से मुलाकात की। सीएम ने राधाकृष्णन को भारत के उपराष्ट्रपति पद के लिए राष्ट्रीय जनतांत्रिक गठबंधन (NDA) के उम्मीदवार घोषित किए जाने पर बधाई दी। सीएम ने उन्हें शॉल ओढ़ाकर और पुष्पगुच्छ देकर सम्मानित किया। On returning back from Kolhapur, CM Devendra Fadnavis greeted and congratulated Governor CP Radhakrishnan at Raj Bhavan, Mumbai, for being announced as the National Democratic Alliance (NDA) candidate for the Vice President of India. मुख्यमंत्री श्री देवेंद्र फडणवीस यांनी… pic.twitter.com/7fSNCJFuK3 — CMO Maharashtra (@CMOMaharashtra) August 17, 2025 मुख्यमंत्री देवेंद्र फडणवीस ने मुंबई के राजभवन में राज्यपाल सीपी राधाकृष्णन से मुलाकात की। सीएम ने राधाकृष्णन को भारत के उपराष्ट्रपति पद के लिए राष्ट्रीय जनतांत्रिक गठबंधन (NDA) के उम्मीदवार घोषित किए जाने पर बधाई दी। सीएम ने उन्हें शॉल ओढ़ाकर और पुष्पगुच्छ देकर सम्मानित किया। On returning back from Kolhapur, CM Devendra Fadnavis greeted and congratulated Governor CP Radhakrishnan at Raj Bhavan, Mumbai, for being announced as the National Democratic Alliance (NDA) candidate for the Vice President of India. मुख्यमंत्री श्री देवेंद्र फडणवीस यांनी… pic.twitter.com/7fSNCJFuK3 — CMO Maharashtra (@CMOMaharashtra) August 17, 2025 मुख्यमंत्री देवेंद्र फडणवीस ने मुंबई के राजभवन में राज्यपाल सीपी राधाकृष्णन से मुलाकात की। सीएम ने राधाकृष्णन को भारत के उपराष्ट्रपति पद के लिए राष्ट्रीय जनतांत्रिक गठबंधन (NDA) के उम्मीदवार घोषित किए जाने पर बधाई दी। सीएम ने उन्हें शॉल ओढ़ाकर और पुष्पगुच्छ देकर सम्मानित किया। On returning back from Kolhapur, CM Devendra Fadnavis greeted and congratulated Governor CP Radhakrishnan at Raj Bhavan, Mumbai, for being announced as the National Democratic Alliance (NDA) candidate for the Vice President of India. मुख्यमंत्री श्री देवेंद्र फडणवीस यांनी… pic.twitter.com/7fSNCJFuK3 — CMO Maharashtra (@CMOMaharashtra) August 17, 2025 Follow Us On © Copyright Navbharatlive 2025 All rights reserved.</w:t>
+      </w:r>
+    </w:p>
+    <w:p>
+      <w:pPr>
+        <w:pStyle w:val="Heading3"/>
+      </w:pPr>
+      <w:r>
+        <w:rPr/>
+        <w:t>Article 59</w:t>
+      </w:r>
+    </w:p>
+    <w:p>
+      <w:pPr>
+        <w:pStyle w:val="Normal"/>
+      </w:pPr>
+      <w:r>
+        <w:rPr/>
+        <w:t>Title: CM फडणवीस लगा रहे जोर, अधिकारी कर रहे मनामानी, FIA ने जतायी नाराजगी</w:t>
+      </w:r>
+    </w:p>
+    <w:p>
+      <w:pPr>
+        <w:pStyle w:val="Normal"/>
+      </w:pPr>
+      <w:r>
+        <w:rPr/>
+        <w:t xml:space="preserve">URL: </w:t>
+      </w:r>
+      <w:r>
+        <w:t xml:space="preserve"> https://navbharatlive.com/maharashtra/federation-of-industries-association-is-angry-due-to-ignorance-of-msme-sector-in-vidarbha-1322498.html</w:t>
+      </w:r>
+    </w:p>
+    <w:p>
+      <w:pPr>
+        <w:pStyle w:val="Normal"/>
+      </w:pPr>
+      <w:r>
+        <w:rPr/>
+        <w:t>Content: नागपुर एमएसएमई सेक्टर (सौ. सोशल मीडिया ) MSME Sector On Industrial Development In Vidharbha: महाराष्ट्र के मुख्यमंत्री देवेंद्र फडणवीस तमाम कोशिशों के साथ इंडस्ट्री को विदर्भ की ओर खींच कर ला रहे हैं। ऐसा पहली बार हुआ है, जब विदर्भ में इंडस्ट्रियल डेवलपमेंट को लेकर ऐसा पॉजिटिव माहौल देखने के लिए मिला है। लेकिन बेहद अफसोस की बात तो ये है कि मुख्यमंत्री के आदेश को अधिकारी गंभीरता से नहीं ले रहे हैं और इसका खामियाजा सीधे-सीधे विदर्भभर के उद्यमियों को उठाना पड़ रहा है। खासकर छोटे उद्यमी अधिकारियों की लालफीताशाही से काफी परेशान हो चुके हैं। यह आरोप फेडरेशन ऑफ इंडस्ट्रीज एसोसिएशन यानी एफआईए के पदाधिकारियों ने लगाया और अपनी नाराजगी व्यक्त की है। एफआईए के पदाधकारियों ने कहा कि विदर्भ के अधिकारियों के पास छोटे-छोटे उद्यमियों को सुनने का समय ही नहीं है। एक ओर जहां बड़े उद्योग के लिए ‘लाल कॉरपेट’ बिछाया जा रहा है वहीं छोटे यानी एमएमएमई के लिए ‘रेड टैप’ लगाए जा रहे हैं। इस अवसर पर परेश राजा, कैलाश खंडेलवाल, प्रदीप खंडेलवाल, पी मोहन, किशोर मालवीय, चंदर खोसला, नितिन लोणकर, मधुसूदन रुंगटा, किरण पातुरकर उपस्थित थे। उद्यमियों ने कहा कि ऑनलाइन प्रणाली भी इसमें सहायक नहीं है। उद्योग विभाग हो या फिर एमआईडीसी की ऑनलाइन सेवा। एमएसएमई के लिए उपयोगी नहीं है। एमआईडीसी की साइट सालों तक नहीं खुलती। केवल दिखावे के लिए काम किया जा रहा है। छोटे उद्योगों के लिए ‘इज ऑफ डुइंग बिजनेस’ केवल कागजों तक ही सीमित रह गया है। उनका कहना है कि उद्योग लगाने के लिए भी विद्युत विभाग इंफ्रास्ट्रक्चर के लिए पैसा लेता है। इससे छोटे उद्योगों की लागत बढ़ जाती है। मेंटेनेंस नहीं होने से अलग नुकसान उठाना पड़ता है। एमआईडीसी में जिस प्रकार पानी, सड़क का इंफ्रास्ट्रक्चर तैयार रहता है उस प्रकार से बिजली के लिए कोई व्यवस्था नहीं है। प्रदीप खंडेलवाल ने कहा कि सब्सिडी का पैसा नहीं मिल रहा है। यह बहुत बड़ा झटका है। विदर्भ और मराठवाड़ा के लिए सब्सिडी की घोषणा की गई थी परंतु कब क्या होगा किसी को पता नहीं है। ‘प्रॉम्प्ट पेमेंट डे’ की शर्त जोड़ दी गयी है। जो समय पर पमेंट नहीं करते हैं उन्हें सब्सिडी से बाहर कर दिया जाता है। रुंगटा ने कहा कि आज विदर्भ में संतरा, कपास, सोयाबीन, चावल मुख्य फसलें हैं। इनके आधार पर उद्योग लगे हैं लेकिन इन उद्योगों को जीएसटी आधारित सब्सिडी योजना का कोई लाभ नहीं होता है। इस पर सरकार को गंभीरता से विचार करना होगा और सब्सिडी योजना को पुन: नये सिरे से पेश करना होगा, ताकि विदर्भ के उद्योग आगे बढ़ सकें। भ्रामक योजनाओं के कारण विदर्भ के उद्योग फलफूल नहीं पा रहे हैं। ये भी पढ़ें :- चुनाव के बाद होगा महामंडलों का वितरण, महायुति के इच्छुक नेताओं पर प्रदर्शन का दबाव नितिन लोणकर ने कहा कि अब तक उद्योग नीति नहीं बन पाई है। केवल बातें हो रही हैं लेकिन नीति का अता-पता नहीं है। इस प्रकार एमएसएमई को लाभ नहीं मिल रहा है। सरकार को बड़े उद्योग के साथ-साथ एमएसएमई की ओर भी ध्यान देने की जरूरत है। Follow Us On © Copyright Navbharatlive 2025 All rights reserved.</w:t>
+      </w:r>
+    </w:p>
+    <w:p>
+      <w:pPr>
+        <w:pStyle w:val="Heading3"/>
+      </w:pPr>
+      <w:r>
+        <w:rPr/>
+        <w:t>Article 60</w:t>
+      </w:r>
+    </w:p>
+    <w:p>
+      <w:pPr>
+        <w:pStyle w:val="Normal"/>
+      </w:pPr>
+      <w:r>
+        <w:rPr/>
+        <w:t>Title: अबू आजमी ने सीएम देवेंद्र फडणवीस को लिखा पत्र, बाढ़ प्रभावित इलाकों में राहत सामग्री पहुंचाने की मांग की</w:t>
+      </w:r>
+    </w:p>
+    <w:p>
+      <w:pPr>
+        <w:pStyle w:val="Normal"/>
+      </w:pPr>
+      <w:r>
+        <w:rPr/>
+        <w:t xml:space="preserve">URL: </w:t>
+      </w:r>
+      <w:r>
+        <w:t xml:space="preserve"> https://www.newsnationtv.com/abu-azmi-ne-cm-devendra-fadnavis-ko-likha-patra-badh-prabhavit-ilakon-mein-rahat-pahunchane-ki-mang-ki--20250818191027/</w:t>
+      </w:r>
+    </w:p>
+    <w:p>
+      <w:pPr>
+        <w:pStyle w:val="Normal"/>
+      </w:pPr>
+      <w:r>
+        <w:rPr/>
+        <w:t>Content: 0 By clicking the button, I accept the Terms of Use of the service and its Privacy Policy, as well as consent to the processing of personal data. Don’t have an account? Signup Powered by : अबू आजमी ने सीएम देवेंद्र फडणवीस को लिखा पत्र, बाढ़ प्रभावित इलाकों में राहत सामग्री पहुंचाने की मांग की Follow Us (source : IANS) ( Photo Credit : IANS) मुंबई, 18 अगस्त (आईएएनएस)। महाराष्ट्र समाजवादी पार्टी के अध्यक्ष और विधायक अबू आजमी ने मुख्यमंत्री देवेंद्र फडणवीस को पत्र लिखा। उन्होंने सीएम से मुंबई सहित पूरे राज्य के बाढ़ प्रभावित और बाढ़ संभावित क्षेत्रों के लोगों को तत्काल राहत सामग्री पहुंचाने की मांग की। अबू आजमी ने सीएम देवेंद्र फडणवीस को लिखे पत्र में कहा कि मुंबई समेत पूरे राज्य में लगातार बारिश हो रही है, जिससे चिंताजनक स्थिति उत्पन्न हो गई है। मौसम विभाग ने मुंबई शहर और आसपास के क्षेत्रों में अगले 48 घंटों में भारी बारिश का अलर्ट जारी किया है। ऐसी स्थिति में मुंबई के नागरिकों की ओर से हम आपसे कुछ आवश्यक मांगें करते हैं। उन्होंने सीएम देवेंद्र फडणवीस से मांग की है कि संभावित बाढ़ प्रभावित इलाकों में नाइट शेल्टर की व्यवस्था की जाए। कई जगह बाढ़ जैसी स्थिति है। ऐसे में जिनके पास रहने के लिए जगह नहीं है, उनके लिए सरकार तुरंत अस्थायी नाइट शेल्टर बनाए, ताकि वे सुरक्षित रह सकें। अबू आजमी ने आगे कहा कि खतरनाक इमारतों से लोगों को सुरक्षित जगह पर शिफ्ट किया जाए। मुंबई में कई इमारतें और झोपड़पट्टियां टूटने की हालत में हैं। वहां रहने वाले परिवारों को तुरंत बीएमसी के स्कूलों या सुरक्षित इमारतों में स्थानांतरित किया जाए। उन्होंने गरीब और झुग्गी बस्तियों में आर्थिक मदद पहुंचाने की मांग करते हुए कहा कि बारिश से गरीब बस्तियों के घरों में पानी घुस गया है और उनका जरूरी सामान, कपड़े और अनाज खराब हो गया है। इन परिवारों को मुख्यमंत्री सहायता निधि से तुरंत आर्थिक मदद दी जाए। साथ ही सपा नेता ने यह भी मांग की कि आपदा की इस घड़ी में प्रभावित परिवारों तक राहत सामग्री के साथ-साथ नकद सहायता भी पहुंचाई जाए, ताकि वे अपनी जरूरतें पूरी कर सकें। --आईएएनएस डीकेपी/ डिस्क्लेमरः यह आईएएनएस न्यूज फीड से सीधे पब्लिश हुई खबर है. इसके साथ न्यूज नेशन टीम ने किसी तरह की कोई एडिटिंग नहीं की है. ऐसे में संबंधित खबर को लेकर कोई भी जिम्मेदारी न्यूज एजेंसी की ही होगी. Subscribe to our Newsletter! इस लेख को साझा करें यदि आपको यह लेख पसंद आया है, तो इसे अपने दोस्तों के साथ साझा करें।वे आपको बाद में धन्यवाद देंगे</w:t>
+      </w:r>
+    </w:p>
+    <w:p>
+      <w:pPr>
+        <w:pStyle w:val="Heading3"/>
+      </w:pPr>
+      <w:r>
+        <w:rPr/>
+        <w:t>Article 61</w:t>
+      </w:r>
+    </w:p>
+    <w:p>
+      <w:pPr>
+        <w:pStyle w:val="Normal"/>
+      </w:pPr>
+      <w:r>
+        <w:rPr/>
+        <w:t>Title: Mumbai News: महाराष्ट्र में मूसलाधार बारिश से हाहाकार, मुख्यमंत्री की हाईलेवल बैठक, विशेष सत्र बुलाने की मांग</w:t>
+      </w:r>
+    </w:p>
+    <w:p>
+      <w:pPr>
+        <w:pStyle w:val="Normal"/>
+      </w:pPr>
+      <w:r>
+        <w:rPr/>
+        <w:t xml:space="preserve">URL: </w:t>
+      </w:r>
+      <w:r>
+        <w:t xml:space="preserve"> https://www.bhaskarhindi.com/city/mumbai/mumbai-news-heavy-rains-cause-havoc-in-maharashtra-high-level-meeting-of-chief-minister-demand-for-calling-special-session-1174171</w:t>
+      </w:r>
+    </w:p>
+    <w:p>
+      <w:pPr>
+        <w:pStyle w:val="Normal"/>
+      </w:pPr>
+      <w:r>
+        <w:rPr/>
+        <w:t>Content: Download App from Mumbai News. मुंबई समेत महाराष्ट्र में पिछले कई दिनों से हो रही मूसलाधार बारिश से जनजीवन अस्त-व्यस्त हो गया है। सोमवार को सड़कों पर भारी मात्रा में जलजमाव हो गया। मराठवाड़ा और विदर्भ क्षेत्र में भारी बारिश के कारण किसानों की फसलें बर्बाद हो गई हैं। जबकि कई जानवर पानी के तेज बहाव में बह गए हैं। इस बीच मुख्यमंत्री देवेंद्र फडणवीस ने सोमवार को मंत्रालय स्थित राज्य आपदा प्रबंधन नियंत्रण कक्ष में राज्य के हालातों की स्थिति की समीक्षा की। वीडियो कांफ्रेंसिंग के जरिए विभागीय आयुक्तों के साथ बैठक में फडणवीस ने बारिश के हालातों का जायजा लिया। मुख्यमंत्री ने अगले कुछ दिनों तक अत्यधिक सतर्क रहने के निर्देश भी दिए। इस बीच राकांपा (शरद) प्रदेशाध्यक्ष शशिकांत शिंदे ने किसानों की फसलों का तुरंत पंचनामा कर 50 हजार रुपए प्रति एकड़ मुआवजा देने की मांग की है। इसके साथ ही शिंदे ने राज्य के हालातों पर चर्चा करने के लिए विधानमंडल का विशेष सत्र बुलाने की मांग की है। मुख्यमंत्री फडणवीस सोमवार दोपहर मंत्रालय में राज्य आपदा प्रबंधन नियंत्रण कक्ष पहुंचे, जहां उन्होंने राज्य में हो रही भारी बारिश के कारण हुए नुकसान का जायजा लिया। फडणवीस ने राज्य के विभागीय आयुक्तों के साथ बैठक में सभी जरुरी उपाय उठाने के भी आदेश दिए। फडणवीस ने कहा कि पिछले दो दिनों में राज्य में विभिन्न घटनाओं में 7 लोगों की मृत्यु हुई है। कोकण क्षेत्र की कुछ नदियों ने खतरे का निशान पार कर लिया है, वहीं जलगांव में बड़ा नुकसान हुआ है। अलमट्टी बांध को लेकर कर्नाटक सरकार से निरंतर संपर्क में हैं। इसके साथ ही फडणवीस ने राज्यभर में किसानों की फसलों को हुए नुकसान का पंचनामे करने के भी आदेश दिए। अधिकारियों को आपात स्थिति में कदम उठाने के लिए उचित आदेश भी दिए गए हैं। बारिश से कहां क्या है स्थिति - छत्रपती संभाजीनगर विभाग के लगभग 800 गांव बारिश से प्रभावित हुए हैं। - दक्षिण गडचिरोली में प्रशासन सतर्क है। - अकोला, चांदूर रेल्वे, मेहकर और वाशिम में स्थिति धीरे-धीरे सामान्य हो रही है। - विदर्भ क्षेत्र में प्रारंभिक अनुमान के अनुसार 2 लाख हेक्टेयर क्षेत्र में फसलों को नुकसान पहुंचा है। - मुंबई में 8 घंटे में 170 मिमी बारिश, प्रशासन को सतर्क रहने के निर्देश दिए हैं। मुख्यमंत्री ने नागरिकों से की अपील मुख्यमंत्री फडणवीस ने राज्य के नागरिकों से अपील करते हुए कहा कि मैसेज अलर्ट भेजते समय सटीक समय का उल्लेख करें। प्रशासन द्वारा जारी किए गए सभी अलर्ट को गंभीरता से लें। स्वयं की सुरक्षा और सावधानी अवश्य बरतें। जरूरी न हो तो घर से बाहर न निकलें।आपातकालीन स्थिति में स्थानीय प्रशासन से संपर्क में रहें। राज्य में हालात खराब, सरकार बुलाए विशेष सत्र- शशिकांत शिंदे उधर राकांपा (शरद) प्रदेशाध्यक्ष शशिकांत शिंदे ने राज्य सरकार से मांग की है कि महाराष्ट्र में भारी बारिश से हालत बहुत खराब हो गए हैं। राज्य के मराठवाड़ा, विदर्भ और पश्चिम महाराष्ट्र के कई हिस्सों में भारी बारिश से किसान बुरी तरह प्रभावित हुए हैं। किसानों की लाखों एकड़ फसल बर्बाद हो गई है। सरकार किसानों की फसलों का तुरंत पंचनामा कर 50 हजार रुपए प्रति एकड़ के हिसाब से मुआवजा दे। इसके साथ ही शिंदे ने राज्य के हालातों पर चर्चा करने के लिए विधानमंडल का विशेष सत्र बुलाने की मांग की है। Created On : 18 Aug 2025 10:47 PM IST</w:t>
+      </w:r>
+    </w:p>
+    <w:p>
+      <w:pPr>
+        <w:pStyle w:val="Heading3"/>
+      </w:pPr>
+      <w:r>
+        <w:rPr/>
+        <w:t>Article 62</w:t>
+      </w:r>
+    </w:p>
+    <w:p>
+      <w:pPr>
+        <w:pStyle w:val="Normal"/>
+      </w:pPr>
+      <w:r>
+        <w:rPr/>
+        <w:t>Title: उपराष्ट्रपति चुनाव में भाजपा का दांव, सीपी राधाकृष्णन उम्मीदवार, महाराष्ट्र की राजनीति में बढ़ी हलचल</w:t>
+      </w:r>
+    </w:p>
+    <w:p>
+      <w:pPr>
+        <w:pStyle w:val="Normal"/>
+      </w:pPr>
+      <w:r>
+        <w:rPr/>
+        <w:t xml:space="preserve">URL: </w:t>
+      </w:r>
+      <w:r>
+        <w:t xml:space="preserve"> https://mpbreakingnews.in/maharashtra/vice-president-election-bjp-candidate-cp-radhakrishnan-devendra-fadnavis-54-803924</w:t>
+      </w:r>
+    </w:p>
+    <w:p>
+      <w:pPr>
+        <w:pStyle w:val="Normal"/>
+      </w:pPr>
+      <w:r>
+        <w:rPr/>
+        <w:t>Content: भारतीय जनता पार्टी (भाजपा) ने उपराष्ट्रपति पद के चुनाव के लिए सी. पी. राधाकृष्णन को उम्मीदवार बनाया है। जगदीप धनखड़ के अचानक इस्तीफे के कारण यह चुनाव हो रहा है। भाजपा ने इस चुनाव को विपक्षी दलों की एकजुटता तोड़ने के अवसर के रूप में इस्तेमाल करने की रणनीति अपनाई है। राधाकृष्णन के नाम की घोषणा के साथ ही महाराष्ट्र के दो प्रमुख क्षेत्रीय दलों को कठिनाई में डाल दिया गया है। मुख्यमंत्री देवेंद्र फडणवीस ने शिवसेना (उद्धव ठाकरे गुट) और राष्ट्रवादी कांग्रेस पार्टी (शरद पवार गुट) से राधाकृष्णन का समर्थन करने की अपील की है, जिससे यह चुनाव बेहद दिलचस्प बन गया है। सी. पी. राधाकृष्णन मूल रूप से तमिलनाडु के हैं और वर्तमान में महाराष्ट्र के राज्यपाल के रूप में कार्यरत हैं। प्रधानमंत्री नरेंद्र मोदी और भाजपा अध्यक्ष जे. पी. नड्डा ने मिलकर उनके नाम पर सहमति जताई। राजनीतिक विश्लेषकों का मानना है कि राधाकृष्णन का चयन भी मोदी की रणनीतिक सोच का हिस्सा है। उनके नाम से न केवल महाराष्ट्र की राजनीति में असर पड़ेगा, बल्कि तमिलनाडु में भी डीएमके और एमडीएमके जैसे दलों में हलचल मच गई है, क्योंकि राधाकृष्णन के इन दलों से अच्छे संबंध रहे हैं। भाजपा का इतिहास रहा है कि राष्ट्रपति और उपराष्ट्रपति चुनावों में उसने विपक्षी खेमे को बांटने की कोशिश की है। 2007 में जब प्रतिभा पाटिल को राष्ट्रपति पद का उम्मीदवार बनाया गया था, तब शिवसेना ने भाजपा-एनडीए का हिस्सा होते हुए भी उन्हें समर्थन दिया था क्योंकि वे मराठी थीं। इसी तरह 2012 में शिवसेना ने यूपीए उम्मीदवार प्रणब मुखर्जी को भी वोट दिया था। अब एक बार फिर इस बात पर निगाहें टिकी हैं कि क्या उद्धव ठाकरे और शरद पवार की पार्टियां भाजपा के उम्मीदवार को समर्थन देंगी। मुख्यमंत्री फडणवीस ने कहा कि महाराष्ट्र के राज्यपाल को उपराष्ट्रपति पद के लिए उम्मीदवार बनाए जाना गर्व की बात है। राधाकृष्णन महाराष्ट्र के मतदाता भी हैं और उन्होंने विधानसभा चुनाव में मुंबई में मतदान किया था। फडणवीस ने मराठी अस्मिता का हवाला देते हुए कहा कि ठाकरे और पवार जैसे दलों को उनका समर्थन करना चाहिए। उन्होंने महाराष्ट्र के सभी सांसदों से अपील की कि वे राधाकृष्णन के पक्ष में वोट दें। अब यह देखना दिलचस्प होगा कि ठाकरे और पवार इस राजनीतिक दांव पर क्या कदम उठाते हैं। MP Breaking News is the leading Hindi News portal in Madhya Pradesh, a digital news platform of INTUITIVE NEWS &amp; MEDIA PRIVATE LIMITED, providing news from every segment/category for its readers. Fast and Latest news updates with authenticating content are the prime objective that we seek towards creating a milestone for ourselves. Contact us: mpbreakingnews (at) gmail.com Bhopal News Indore News Jabalpur News Gwalior News Play Store Apple Store © 2025 Intuitive News &amp; Media Pvt. Ltd. | Powered By Parshva Web Home | Contact Us | Policies | Terms and Conditions</w:t>
+      </w:r>
+    </w:p>
+    <w:p>
+      <w:pPr>
+        <w:pStyle w:val="Heading3"/>
+      </w:pPr>
+      <w:r>
+        <w:rPr/>
+        <w:t>Article 63</w:t>
+      </w:r>
+    </w:p>
+    <w:p>
+      <w:pPr>
+        <w:pStyle w:val="Normal"/>
+      </w:pPr>
+      <w:r>
+        <w:rPr/>
+        <w:t>Title: महाराष्ट्र : भारी बारिश के बाद नांदेड़ में राहत कार्य तेज, प्रशासन के संपर्क में सीएम फडणवीस</w:t>
+      </w:r>
+    </w:p>
+    <w:p>
+      <w:pPr>
+        <w:pStyle w:val="Normal"/>
+      </w:pPr>
+      <w:r>
+        <w:rPr/>
+        <w:t xml:space="preserve">URL: </w:t>
+      </w:r>
+      <w:r>
+        <w:t xml:space="preserve"> https://www.newsnationtv.com/maharashtra-bhari-barish-ke-baad-nanded-mein-rahat-bachav-karya-tez-jiladhikariyon-ke-sampark-mein-cm-fadnavis--20250818144516/</w:t>
+      </w:r>
+    </w:p>
+    <w:p>
+      <w:pPr>
+        <w:pStyle w:val="Normal"/>
+      </w:pPr>
+      <w:r>
+        <w:rPr/>
+        <w:t>Content: 0 By clicking the button, I accept the Terms of Use of the service and its Privacy Policy, as well as consent to the processing of personal data. Don’t have an account? Signup Powered by : महाराष्ट्र : भारी बारिश के बाद नांदेड़ में राहत कार्य तेज, प्रशासन के संपर्क में सीएम फडणवीस Follow Us (source : IANS) ( Photo Credit : IANS) नांदेड़, 18 अगस्त (आईएएनएस)। महाराष्ट्र के कई इलाकों में भारी बारिश जारी है। नांदेड़ में भी बारिश का असर देखने को मिला, जिसके कारण जनजीवन अस्त-व्यस्त हो गया है। प्रशासन की टीम राहत और बचाव कार्य में जुटी हुई है। मुख्यमंत्री देवेंद्र फडणवीस स्वयं कई जिलों के जिलाधिकारियों के संपर्क में हैं। मुख्यमंत्री देवेंद्र फडणवीस ने सोशल मीडिया प्लेटफॉर्म एक्स पर पोस्ट करके जिले में जलस्तर बढ़ने के बारे में जानकारी दी। उन्होंने लिखा, नांदेड़ जिले के मुखेड़ तालुका में भारी बारिश के कारण लेंडी बांध का जलस्तर काफी बढ़ गया है। इसके अलावा, लातूर, उदगीर और कर्नाटक से भी भारी मात्रा में पानी आ रहा है। रविवार को यहां लगभग 206 मिमी बारिश हुई। इसके परिणामस्वरूप, रावणगाव, भसवाड़ी, भिंगेली और हसनाल में दैनिक जीवन प्रभावित हुआ है। उन्होंने आगे लिखा, रावणगाव में, 225 नागरिक बाढ़ के पानी में फंसे हुए हैं, और अत्यंत प्रतिकूल परिस्थितियों में फंसे लोगों को निकाला गया है। शेष नागरिकों को सुरक्षित स्थानों पर पहुंचाने के प्रयास जारी हैं। उन्होंने बताया, हसनाल में 8 नागरिकों को बचाया गया है। भसवाड़ी में 20 नागरिक फंसे हुए हैं, लेकिन सुरक्षित हैं। भिंगेली में 40 नागरिक फंसे हुए हैं, लेकिन सुरक्षित हैं। पांच नागरिक लापता हैं और उनकी तलाश की जा रही है। कई जिलाधिकारी आपसी समन्वय से राहत और बचाव अभियान चलाकर लोगों को मदद पहुंचा रहे हैं। मुख्यमंत्री खुद जिलाधिकारियों के साथ संपर्क में हैं। सीएम फडणवीस ने बताया, मैं व्यक्तिगत रूप से नांदेड़ के जिला कलेक्टर के लगातार संपर्क में हूं, और नांदेड़, लातूर और बीदर के जिला कलेक्टर बचाव अभियान चलाने के लिए आपस में समन्वय कर रहे हैं। बचाव कार्यों के लिए एनडीआरएफ की एक टीम, एक सैन्य इकाई और एक पुलिस दल समन्वय से काम कर रहे हैं। छत्रपति संभाजीनगर से एक सैन्य इकाई भी भेजी गई है। प्रशासन को प्रभावित क्षेत्रों में रहने और निरंतर समन्वय बनाए रखने के निर्देश दिए गए हैं। --आईएएनएस एससीएच/एबीएम डिस्क्लेमरः यह आईएएनएस न्यूज फीड से सीधे पब्लिश हुई खबर है. इसके साथ न्यूज नेशन टीम ने किसी तरह की कोई एडिटिंग नहीं की है. ऐसे में संबंधित खबर को लेकर कोई भी जिम्मेदारी न्यूज एजेंसी की ही होगी. Subscribe to our Newsletter! इस लेख को साझा करें यदि आपको यह लेख पसंद आया है, तो इसे अपने दोस्तों के साथ साझा करें।वे आपको बाद में धन्यवाद देंगे</w:t>
+      </w:r>
+    </w:p>
+    <w:p>
+      <w:pPr>
+        <w:pStyle w:val="Heading3"/>
+      </w:pPr>
+      <w:r>
+        <w:rPr/>
+        <w:t>Article 64</w:t>
+      </w:r>
+    </w:p>
+    <w:p>
+      <w:pPr>
+        <w:pStyle w:val="Normal"/>
+      </w:pPr>
+      <w:r>
+        <w:rPr/>
+        <w:t>Title: किसानों को जल्द मिल सकता है कर्जमाफी का तोहफा, मंत्री संजय राठोड़ का बड़ा बयान</w:t>
+      </w:r>
+    </w:p>
+    <w:p>
+      <w:pPr>
+        <w:pStyle w:val="Normal"/>
+      </w:pPr>
+      <w:r>
+        <w:rPr/>
+        <w:t xml:space="preserve">URL: </w:t>
+      </w:r>
+      <w:r>
+        <w:t xml:space="preserve"> https://mpbreakingnews.in/maharashtra/farmer-loan-waiver-maharashtra-sanjay-rathod-devendra-fadnavis-54-804134</w:t>
+      </w:r>
+    </w:p>
+    <w:p>
+      <w:pPr>
+        <w:pStyle w:val="Normal"/>
+      </w:pPr>
+      <w:r>
+        <w:rPr/>
+        <w:t>Content: महाराष्ट्र के किसान लंबे समय से कर्जमाफी की प्रतीक्षा कर रहे हैं। किसानों और किसान संगठनों ने इस मुद्दे पर बार-बार सरकार से मांग की है। अब मृदा और जलसंधारण मंत्री संजय राठोड़ ने इस पर बड़ा बयान दिया है। उनके मुताबिक, आने वाले समय में किसानों को बड़ी राहत मिलने वाली है और राज्य सरकार कर्जमाफी की घोषणा कर सकती है। इससे किसानों में नई उम्मीद जगी है। यवतमाल जिले के पुसद में हरितक्रांति के प्रणेता और पूर्व मुख्यमंत्री वसंतराव नाईक की 46वीं पुण्यतिथि पर एक सम्मान समारोह आयोजित किया गया। इस मौके पर राज्य के 13 किसानों को वसंतराव नाईक कृषि प्रतिष्ठान की ओर से कृषि गौरव पुरस्कार प्रदान किया गया। इस कार्यक्रम में मंत्री संजय राठोड़ विशेष रूप से मौजूद थे। उन्होंने पुरस्कार प्राप्त किसानों को बधाई देते हुए कहा कि यह सम्मान केवल पुरस्कार नहीं, बल्कि नई पीढ़ी को दिया गया एक अमूल्य धरोहर है। इसी दौरान उन्होंने कर्जमाफी को लेकर राज्य सरकार की मंशा स्पष्ट की। संजय राठोड़ ने कहा कि संकटग्रस्त किसानों को कर्जमाफी देने पर राज्य मंत्रिमंडल में चर्चा चल रही है। मुख्यमंत्री देवेंद्र फडणवीस जल्द ही किसानों के लिए कर्जमाफी की घोषणा करेंगे। उन्होंने यह भी कहा कि महायुति के चुनावी घोषणा पत्र में कर्जमाफी का वादा किया गया था और अब उसे पूरा करने की दिशा में कदम बढ़ाए जा रहे हैं। राठोड़ ने भरोसा दिलाया कि राज्य के नेतृत्व की ओर से जल्द ही इस संबंध में आधिकारिक घोषणा की जाएगी। इससे पहले कृषि मंत्री दत्तात्रय भरणे ने भी कर्जमाफी के संकेत दिए थे। उन्होंने कहा था कि वे खुद किसान पुत्र हैं और किसानों की समस्याओं को गहराई से समझते हैं। भरणे ने आश्वस्त किया था कि मुख्यमंत्री और दोनों उपमुख्यमंत्री उचित समय पर कर्जमाफी पर फैसला लेंगे। दरअसल, कई किसानों ने पीक कर्ज लेकर खेती की थी, लेकिन सूखे और प्राकृतिक आपदाओं के कारण फसलें चौपट हो गईं। इसी वजह से किसान लगातार कर्जमाफी की मांग कर रहे हैं। अब सरकार की ओर से मिले संकेतों के बाद किसानों को जल्द राहत मिलने की उम्मीद है। MP Breaking News is the leading Hindi News portal in Madhya Pradesh, a digital news platform of INTUITIVE NEWS &amp; MEDIA PRIVATE LIMITED, providing news from every segment/category for its readers. Fast and Latest news updates with authenticating content are the prime objective that we seek towards creating a milestone for ourselves. Contact us: mpbreakingnews (at) gmail.com Bhopal News Indore News Jabalpur News Gwalior News Play Store Apple Store © 2025 Intuitive News &amp; Media Pvt. Ltd. | Powered By Parshva Web Home | Contact Us | Policies | Terms and Conditions</w:t>
+      </w:r>
+    </w:p>
+    <w:p>
+      <w:pPr>
+        <w:pStyle w:val="Heading3"/>
+      </w:pPr>
+      <w:r>
+        <w:rPr/>
+        <w:t>Article 65</w:t>
+      </w:r>
+    </w:p>
+    <w:p>
+      <w:pPr>
+        <w:pStyle w:val="Normal"/>
+      </w:pPr>
+      <w:r>
+        <w:rPr/>
+        <w:t>Title: Mumbai: राज्यपाल की उपराष्ट्रपति पद की उम्मीदवारी पर मुख्यमंत्री ने जताया हर्ष</w:t>
+      </w:r>
+    </w:p>
+    <w:p>
+      <w:pPr>
+        <w:pStyle w:val="Normal"/>
+      </w:pPr>
+      <w:r>
+        <w:rPr/>
+        <w:t xml:space="preserve">URL: </w:t>
+      </w:r>
+      <w:r>
+        <w:t xml:space="preserve"> https://jantaserishta.com/local/maharashtra/mumbai-chief-minister-expressed-happiness-over-the-candidature-of-the-governor-for-the-post-of-vice-president-mumbai--4218462</w:t>
+      </w:r>
+    </w:p>
+    <w:p>
+      <w:pPr>
+        <w:pStyle w:val="Normal"/>
+      </w:pPr>
+      <w:r>
+        <w:rPr/>
+        <w:t>Content: मुंबई: मुख्यमंत्री देवेंद्र फडणवीस ने सोमवार को राज्यपाल सीपी राधाकृष्णन को उपराष्ट्रपति पद का उम्मीदवार चुने जाने पर बधाई दी है। मुख्यमंत्री ने कहा रिक सीपी राधाकृष्णन महाराष्ट्र के मतदाता हैं, इसलिए उन्हें बहुत खुशी हुई है। मुख्यमंत्री देवेंद्र फडणवीस ने आज राजभवन में राज्यपाल से मुलाकात के बाद पत्रकारों को बताया कि विभिन्न राज्यों में सांसद और राज्यपाल के रूप में कार्य करते हुए राज्यपाल राधाकृष्णन ने विभिन्न कानूनी और संवैधानिक मामलों में व्यापक विशेषज्ञता हासिल की है। उपराष्ट्रपति पद के उम्मीदवार के रूप में उनका चयन हम सभी महाराष्ट्रवासियों के लिए गर्व की बात हैै। मुख्यमंत्री ने कहा कि अगर मतदान की नौबत आती है तो महाराष्ट्र के सभी सांसदों को उपराष्ट्रपति पद के लिए ही मतदान करना चाहिए।</w:t>
+      </w:r>
+    </w:p>
+    <w:p>
+      <w:pPr>
+        <w:pStyle w:val="Heading3"/>
+      </w:pPr>
+      <w:r>
+        <w:rPr/>
+        <w:t>Article 66</w:t>
+      </w:r>
+    </w:p>
+    <w:p>
+      <w:pPr>
+        <w:pStyle w:val="Normal"/>
+      </w:pPr>
+      <w:r>
+        <w:rPr/>
+        <w:t>Title: महाराष्ट्र की ‘अस्मिता’ की बात करने वाले उपराष्ट्रपति पद के लिए राधाकृष्णन का समर्थन करें : फडणवीस</w:t>
+      </w:r>
+    </w:p>
+    <w:p>
+      <w:pPr>
+        <w:pStyle w:val="Normal"/>
+      </w:pPr>
+      <w:r>
+        <w:rPr/>
+        <w:t xml:space="preserve">URL: </w:t>
+      </w:r>
+      <w:r>
+        <w:t xml:space="preserve"> https://navabharat.news/support-radhakrishnan-for-the-post-of-vice-president-who-talks-about-maharashtras-identity-fadnavis/</w:t>
+      </w:r>
+    </w:p>
+    <w:p>
+      <w:pPr>
+        <w:pStyle w:val="Normal"/>
+      </w:pPr>
+      <w:r>
+        <w:rPr/>
+        <w:t>Content: मुंबई. महाराष्ट्र के मुख्यमंत्री देवेन्द्र फडणवीस ने राज्य के विभिन्न दलों के सांसदों, खासकर शिवसेना (उबाठा) और राकांपा (एसपी) के सांसदों से उपराष्ट्रपति पद के लिए राज्यपाल सी.पी. राधाकृष्णन की उम्मीदवारी का समर्थन करने का सोमवार को आह्वान किया. सत्तारूढ़ राष्ट्रीय जनतांत्रिक गठबंधन (राजग) ने रविवार को 67 वर्षीय राधाकृष्णन को उपराष्ट्रपति पद के लिए अपना उम्मीदवार घोषित किया. उनका ताल्लुक तमिलनाडु की एक प्रमुख ओबीसी जाति से है और वह आरएसएस की पृष्ठभूमि से आने वाले भाजपा के अनुभवी नेता हैं. फडणवीस ने पत्रकारों से बात करते हुए कहा कि हालांकि राधाकृष्णन तमिलनाडु से हैं, लेकिन वह मुंबई में पंजीकृत मतदाता हैं और पिछले साल महाराष्ट्र विधानसभा चुनाव में उन्होंने यहां वोट डाला था. उन्होंने कहा, “जब वह उपराष्ट्रपति पद के लिए नामांकन दाखिल करेंगे, तो उसमें यह उल्लेख करेंगे कि वह मुंबई में पंजीकृत मतदाता हैं. यह महाराष्ट्र के लिए गर्व की बात है.” फडणवीस ने कहा कि विपक्षी शिवसेना (उबाठा) और राष्ट्रवादी कांग्रेस पार्टी (एसपी) जैसे राजनीतिक दल महाराष्ट्र की “अस्मिता” का समर्थन करते हैं, इसलिए उन्हें राधाकृष्णन की उम्मीदवारी का समर्थन करना चाहिए. एक प्रश्न के उत्तर में मुख्यमंत्री ने कहा कि वह शिवसेना (उबाठा) प्रमुख उद्धव ठाकरे और राकांपा (एसपी) प्रमुख शरद पवार से राधाकृष्णन का समर्थन करने का अनुरोध करेंगे, क्योंकि वह राज्य के राज्यपाल हैं और मुंबई के मतदाता हैं. भारत के उपराष्ट्रपति पद के लिए निर्वाचन मंडल में संसद के दोनों सदनों के सभी सदस्य शामिल होते हैं. शिवसेना (उबाठा) के पास नौ लोकसभा सदस्य और दो राज्यसभा सदस्य हैं, जबकि राकांपा (एसपी) के पास 10 लोकसभा सदस्य और दो राज्यसभा सदस्य हैं. राजग को 781 सांसदों वाले निर्वाचक मंडल में कम से कम 422 सदस्यों का समर्थन प्राप्त है, इसलिए विपक्ष के खिलाफ किसी भी मुकाबले में राधाकृष्णन की जीत लगभग तय है. बहुमत का आंकड़ा 391 है. इससे पहले दिन में फडणवीस ने मुंबई स्थित राजभवन में राधाकृष्णन से शिष्टाचार भेंट की. राधाकृष्णन बाद में दिल्ली के लिए रवाना हो गए. राजभवन की ओर से जारी एक विज्ञप्ति में कहा गया कि यहां हवाई अड्डे पर फडणवीस ने राज्य के सांस्कृतिक मामलों के मंत्री आशीष शेलार के साथ राज्यपाल को मराठा राजा छत्रपति शिवाजी महाराज के अप्रकाशित पत्रों की एक पुस्तक भेंट की. Your email address will not be published. Required fields are marked * Comment * Name * Email * Website Save my name, email, and website in this browser for the next time I comment.</w:t>
+      </w:r>
+    </w:p>
+    <w:p>
+      <w:pPr>
+        <w:pStyle w:val="Heading3"/>
+      </w:pPr>
+      <w:r>
+        <w:rPr/>
+        <w:t>Article 67</w:t>
+      </w:r>
+    </w:p>
+    <w:p>
+      <w:pPr>
+        <w:pStyle w:val="Normal"/>
+      </w:pPr>
+      <w:r>
+        <w:rPr/>
+        <w:t>Title: Mumbai got 177mm rain in 6-8 hour period, says CM; more to come amid high tides</w:t>
+      </w:r>
+    </w:p>
+    <w:p>
+      <w:pPr>
+        <w:pStyle w:val="Normal"/>
+      </w:pPr>
+      <w:r>
+        <w:rPr/>
+        <w:t xml:space="preserve">URL: </w:t>
+      </w:r>
+      <w:r>
+        <w:t xml:space="preserve"> https://www.newsdrum.in/national/mumbai-got-177mm-rain-in-6-8-hour-period-says-cm-more-to-come-amid-high-tides-9672488</w:t>
+      </w:r>
+    </w:p>
+    <w:p>
+      <w:pPr>
+        <w:pStyle w:val="Normal"/>
+      </w:pPr>
+      <w:r>
+        <w:rPr/>
+        <w:t>Content: Follow Us BMC workers stand near a barricade on a waterlogged road amid rainfall, in Mumbai Mumbai: Maharashtra Chief Minister Devendra Fadnavis said Mumbai received 177 millimetres of rain in a 6-8 hour period on Monday and asked citizens to observe all precautions since more is expected through the day along with high tides. Talking to reporters here after reviewing the rain and flood situation across Maharashtra, he said waterlogging is being witnessed in 14 places in the metropolis. Suburban train services were slightly delayed but are functioning well, while metro rail services remain unaffected despite such heavy rains, Fadnavis added. "Offices have been told to allow workers to leave for home at 4pm. After 6.30 pm, 3m to 4m tides are expected. The decision on closure of schools on Tuesday will be taken at an appropriate time. Citizens must not venture out without reason," he said. The CM said crops spread across 4 lakh hectares have been affected statewide and district collectors have been authorized to take decisions regarding relief and rescue operations. Talks are on with Karnataka regarding discharge of Allmatti dam water from that state, Fadnavis said. Meanwhile, Mumbai suburban district guardian minister Ashish Shelar said he had reviewed the situation in the metropolis through the disaster management cell of the BMC and had taken stock of the rainfall, flooding, school conditions and public transport. "Local train services were functional with some disruptions, while BEST has been instructed to operate additional bus services if passengers are stranded at major (railway) terminals such as Dadar and Mumbai Central," he said. All top civic and police officials are on the ground, the minister and senior BJP leader said. Trees and branches have fallen in some 30 to 40 locations in the city and instructions have been issued to remove such hurdles and restore vehicular traffic speedily, Shelar informed. He said one person was injured at Napean Sea Road in south Mumbai after a protection wall fell on a tree due to heavy rains. "The BMC commissioner and Mumbai police commissioner have appealed to people that they should step out of their homes only if required. Holidays have been declared for schools in the noon sessions and for colleges," Shelar said. Pumping stations are functioning optimally across the city, and authorities are reviewing how much water is receding with the help of the pumps, he said. Subscribe to our Newsletter! Share this article If you liked this article share it with your friends.they will thank you later</w:t>
+      </w:r>
+    </w:p>
+    <w:p>
+      <w:pPr>
+        <w:pStyle w:val="Heading3"/>
+      </w:pPr>
+      <w:r>
+        <w:rPr/>
+        <w:t>Article 68</w:t>
+      </w:r>
+    </w:p>
+    <w:p>
+      <w:pPr>
+        <w:pStyle w:val="Normal"/>
+      </w:pPr>
+      <w:r>
+        <w:rPr/>
+        <w:t>Title: CM देवेंद्र फडणवीस लवकरच कर्जमाफीची घोषणा करतील; महायुतीच्या मंत्र्यांनी दिली माहिती</w:t>
+      </w:r>
+    </w:p>
+    <w:p>
+      <w:pPr>
+        <w:pStyle w:val="Normal"/>
+      </w:pPr>
+      <w:r>
+        <w:rPr/>
+        <w:t xml:space="preserve">URL: </w:t>
+      </w:r>
+      <w:r>
+        <w:t xml:space="preserve"> https://marathi.abplive.com/news/politics/cm-devendra-fadnavis-will-soon-announce-loan-waiver-farmers-mahayuti-ministers-sanjay-rathod-gave-information-yavatmal-1377983</w:t>
+      </w:r>
+    </w:p>
+    <w:p>
+      <w:pPr>
+        <w:pStyle w:val="Normal"/>
+      </w:pPr>
+      <w:r>
+        <w:rPr/>
+        <w:t>Content: यवतमाळ : राज्यात एकीकडे शेतकऱ्यांना कर्जमाफी (Farmer) कधी मिळणार असा सवाल उपस्थित होत असताना दुसरीकडे मुसळधार पावसामुळे शेतकऱ्यांचे अतोनात नुकसान झाल्याचे चित्र आहे. त्यामुळे, शेतकरी कर्जमाफीची मागणी जोर धरत असतानाच आता राज्यात ओला दुष्काळ जाहीर करण्याचीही मागणी केली जात आहे. दरम्यान, कर्जमाफीसंदर्भात मुख्यमंत्री लवकरच निर्णय घेतील, असे महसूलमंत्री चंद्रशेखर बावनकुळे यांनी म्हटले होते. तर, आमच्या जाहीरनाम्याप्रमाणे कर्जमाफी करू, असेही उपमुख्यमंत्री अजित पवारांनी सांगितले होते. आता, मुख्यमंत्री देवेंद्र फडणवीस (Devendra Fadnavis) लवकरच कर्जमाफीची घोषणा करतील, अशी माहिती महायुती सरकारमधील मंत्री संजय राठोड यांनी दिली आहे. हरितक्रांतीचे प्रणेते व माजी मुख्यमंत्री वसंतराव नाईक यांच्या 46 व्या स्मृतिदिनी यवतमाळच्या पुसद येथे राज्यातील प्रयोगशील 13 शेतकऱ्यांना वसंतराव नाईक कृषि प्रतिष्ठानच्या वतीने कृषी गौरव पुरस्कार देऊन सन्मानित करण्यात आले. यावेळी बोलताना संकटग्रस्त शेतकऱ्यांना कर्जमाफी देण्यासंदर्भात राज्य मंत्रिमंडळात चर्चा सुरू असून मुख्यमंत्री देवेंद्र फडणवीस हे लवकरच शेतकऱ्यांसाठी कर्जमाफीची घोषणा करतील, अशी माहिती पालकमंत्री संजय राठोड यांनी दिली. तर, पुसदच्या माळ पठारावरील दुष्काळग्रस्त 40 गावांना पाण्याची उपलब्धता निर्माण करून तेथील दुष्काळ कायमस्वरूपी दूर करू, असे वचन मृद व जलसंधारण मंत्री संजय राठोड व राज्यमंत्री इंद्रनील नाईक यांनी दिले. दरम्यान, राज्यातील शेतकऱ्यांचा सात बारा कोरा करा, अशी मागणी विरोधकांकडून सातत्याने होत आहे. त्याच पार्श्वभूमीवर प्रहार संघटनेचे संस्थापक बच्चू कडू यांनीही आंदोलन करत सरकारचे लक्ष वेधले होते. त्यामुळे, शासन स्तरावर शेतकरी कर्जमाफीसाठी प्रयत्न सुरू असल्याचे पाहायला मिळत आहे. त्यात, मंत्री संजय राठोड यांनी तसे सूतोवाचही केले आहे. मी शेतकरी पुत्र, माझा जन्म शेतकरी घरात झाला आहे. सकाळी उठलो तरी मला शेती दिसते, रात्री झोपायला गेल्यावर ही शेती दिसते. त्यामुळे शेतकऱ्यांच्या अडचणी मला माहित आहेत, असे म्हणत शेतकरी कर्जमाफीबाबत मुख्यमंत्री आणि दोन्ही उपमुख्यमंत्री योग्यवेळी निर्णय घेतील, असे नव्याने कृषि खात्याचा पदभार स्वीकारलेले कृषिमंत्री दत्तात्रय भरणे यांनी म्हटले होते. धाराशिव येथे शेती नुकसान पाहणीसाठी आले असता त्यांनी कर्जमाफीबाबत वक्तव्य केलं. एक शेतकरी म्हणून कर्जमाफीची गरज असल्याचे मत देखील त्यांनी व्यक्त केलं होतं. मुंबई ते मराठवाडा... जिकडे तिकडे पाणीच पाणी, धबधबा वाहिला तर कुठं अख्ख पीक पाण्यात, जीवघेणी कसरत We use cookies to improve your experience, analyze traffic, and personalize content. By clicking "Allow All Cookies", you agree to our use of cookies.</w:t>
+      </w:r>
+    </w:p>
+    <w:p>
+      <w:pPr>
+        <w:pStyle w:val="Heading3"/>
+      </w:pPr>
+      <w:r>
+        <w:rPr/>
+        <w:t>Article 69</w:t>
+      </w:r>
+    </w:p>
+    <w:p>
+      <w:pPr>
+        <w:pStyle w:val="Normal"/>
+      </w:pPr>
+      <w:r>
+        <w:rPr/>
+        <w:t>Title: राज्यात अतिवृष्टीच्या पार्श्वभूमीवर प्रशासन अलर्ट मोडवर! मुख्यमंत्री देवेंद्र फडणवीस यांचे सतर्कतेचे निर्देश</w:t>
+      </w:r>
+    </w:p>
+    <w:p>
+      <w:pPr>
+        <w:pStyle w:val="Normal"/>
+      </w:pPr>
+      <w:r>
+        <w:rPr/>
+        <w:t xml:space="preserve">URL: </w:t>
+      </w:r>
+      <w:r>
+        <w:t xml:space="preserve"> https://www.navarashtra.com/maharashtra/cm-devendra-fadnavis-took-review-of-rain-situation-at-state-disaster-management-centre-in-the-ministry-963383.html</w:t>
+      </w:r>
+    </w:p>
+    <w:p>
+      <w:pPr>
+        <w:pStyle w:val="Normal"/>
+      </w:pPr>
+      <w:r>
+        <w:rPr/>
+        <w:t>Content: मंत्रालयातील राज्य आपत्ती व्यवस्थापन कक्षात मुख्यमंत्री देवेंद्र फडणवीसांनी पाऊस परिस्थितीचा आढावा घेतला (फोटो - सोशल मीडिया) Maharashtra Rain Update : मुंबई : संपूर्ण राज्यामध्ये तुफान पावसाने हजेरी लावली आहे. मुंबईला तर पावसाने अक्षरशः झोडपून काढले असून रस्त्यांना नाल्याचे स्वरुप आले आहे. मुंबईतील जवळपास सर्वच भागांमध्ये रस्त्यांवर गुडघाभर पाणी साचले आहे. यामुळे शालेय विद्यार्थ्यांपासून चाकरमान्यांपर्यंत सर्वांचे हाल झाले आहेत. याच पार्श्वभूमीवर मुख्यमंत्री देवेंद्र फडणवीस यांनी आज मंत्रालयातील राज्य आपत्ती व्यवस्थापन कक्षात संपूर्ण राज्यातील पावसाच्या स्थितीचा आढावा घेतला. बैठकीत विभागीय आयुक्तांनी आपल्या विभागातील पावसाबाबतची माहिती सादर केली. रत्नागिरी, रायगड आणि हिंगोली जिल्ह्यांत अधिक पाऊस झाला असून, हवामान खात्याने 17 ते 21 ऑगस्टदरम्यान अतिवृष्टीचा इशारा दिला आहे. त्यामुळे पुढील काही दिवस सतर्क राहण्याचे आदेश मुख्यमंत्र्यांनी दिले. मागील दोन दिवसांत राज्यात विविध घटनांमध्ये सात जणांचा मृत्यू झाला आहे. कोकणातील काही नद्यांनी धोकापातळी ओलांडली असून जळगावमध्ये मोठे नुकसान झाले आहे. अलमट्टीबाबत कर्नाटक सरकारशी सातत्याने संपर्क ठेवला जात असून, सध्या धोका नसला तरी यंत्रणा सतर्क ठेवण्याचे आदेश मुख्यमंत्री यांनी दिले. मुखेडमधील परिस्थिती नियंत्रणात आली असून, विष्णुपुरीकडे विशेष लक्ष देण्याचे निर्देश देण्यात आले आहेत. राजकीय बातम्या वाचण्यासाठी क्लिक करा छत्रपती संभाजीनगर विभागातील 800 गावे बाधित झाली आहेत. दक्षिण गडचिरोलीत प्रशासन सतर्क आहे. अकोला, चांदूररेल्वे, मेहकर, वाशिम येथे परिस्थिती पूर्वपदावर येत आहे. विदर्भात प्राथमिक अंदाजानुसार 2 लाख हेक्टर क्षेत्रावर पिकांचे नुकसान झाले आहे. मुंबईमध्ये पावसाचा जोर अधिक मुंबईत आज (दि.18) सकाळपासून अवघ्या आठ तासांत 170 मिमी पाऊस झाला आहे. शहरात पाणी तुंबल्यामुळे दोन ठिकाणी वाहतूक प्रभावित झाली. रेल्वे, मेट्रो व इतर वाहतूक सुरळीत सुरू आहे. पुढील 10 ते 12 तास मुंबईसाठी अत्यंत महत्वाचे असून, प्रशासनाने काळजी घेण्याचे आदेश मुख्यमंत्र्यांनी दिले आहेत. उद्याच्या हवामानाचा अंदाज लक्षात घेऊन शाळांना सुटी जाहीर करण्याचा अधिकार स्थानिक प्रशासन व महापालिकांना देण्यात आला आहे. मुख्यमंत्र्यांनी नागरिकांना दिलेल्या सूचनांमध्ये, एसएमएस ॲलर्ट पाठवताना वेळेचा अचूक उल्लेख करावा, येणारे अलर्ट गांभीर्याने घ्यावेत, स्वतःची काळजी घ्यावी, असे आवाहन करण्यात आले. तातडीच्या मदतीसाठी मंत्रालय गाठण्याची गरज नाही, स्थानिक पातळीवरच निधी व अधिकार देण्यात आले आहेत, असे मुख्यमंत्री देवेंद्र फडणवीस यांनी स्पष्ट केले आहे. राजकीय बातम्या वाचण्यासाठी क्लिक करा घरांच्या पडझडीसाठीची मदत, पंचनामे योग्य पद्धतीने करण्याचे निर्देशही देण्यात आले. धोक्याची पातळी वाढण्यापूर्वी अन्य राज्यांशी संपर्क साधण्यास सांगण्यात आले. पर्यटकांच्या ठिकाणी पोलिसांनी सतर्क रहावे, दरडी कोसळणाऱ्या भागात आधीच यंत्रणा कार्यरत करावी, तसेच निवारा केंद्रात भोजन, शुद्ध पाणी व पांघरूण यांची पुरेशी सोय करावी, असे आदेश मुख्यमंत्री देवेंद्र फडणवीस यांनी दिले. Follow Us On © Copyright Navarashtra 2025 All rights reserved.</w:t>
+      </w:r>
+    </w:p>
+    <w:p>
+      <w:pPr>
+        <w:pStyle w:val="Heading3"/>
+      </w:pPr>
+      <w:r>
+        <w:rPr/>
+        <w:t>Article 70</w:t>
+      </w:r>
+    </w:p>
+    <w:p>
+      <w:pPr>
+        <w:pStyle w:val="Normal"/>
+      </w:pPr>
+      <w:r>
+        <w:rPr/>
+        <w:t>Title: राज्यात अतिवृष्टीमुळे मुख्यमंत्री देवेंद्र फडणवीस यांचे सर्व यंत्रणांना सतर्कतेचे निर्देश; नांदेड जिल्ह्यात लष्कराची मदत</w:t>
+      </w:r>
+    </w:p>
+    <w:p>
+      <w:pPr>
+        <w:pStyle w:val="Normal"/>
+      </w:pPr>
+      <w:r>
+        <w:rPr/>
+        <w:t xml:space="preserve">URL: </w:t>
+      </w:r>
+      <w:r>
+        <w:t xml:space="preserve"> https://www.loksatta.com/mumbai/chief-minister-devendra-fadnavis-has-directed-all-agencies-to-be-on-alert-due-to-heavy-rains-in-the-maharashtra-mumbai-print-news-amy-95-5313479/</w:t>
+      </w:r>
+    </w:p>
+    <w:p>
+      <w:pPr>
+        <w:pStyle w:val="Normal"/>
+      </w:pPr>
+      <w:r>
+        <w:rPr/>
+        <w:t>Content: मुंबई : राज्यात अतिवृष्टी सुरू असल्याने मुख्यमंत्री देवेंद्र फडणवीस यांनी महसूल, आपत्कालीन व पोलिस यंत्रणेला सतर्कतेचे आणि मदतकार्यात सहभागी होण्याचे आदेश दिले आहेत. नांदेड जिल्ह्यात ढगफुटीसदृश अतिवृष्टी झाल्याने मदतीसाठी लष्कराची तुकडी पाठविण्यात आली आहे. पावसाने मुंबई, ठाणे, रायगडसह संपूर्ण कोकणपट्टी, पश्चिम महाराष्ट्र, विदर्भ व मराठवाड्यासह राज्यातील बहुतांश भागात सोमवारी अक्षरश: थैमान घातले. नांदेड, चिपळूण, कोल्हापूरसह अनेक भागांमध्ये नद्यांना पूर आला आहे. मुंबई, ठाणे जिल्ह्याला पावसाने झोडपून काढल्याने माटुंगा व अन्य ठिकाणी रेल्वे रूळावर पाणी साचले. त्यामुळे उपनगरी रेल्वेसेवाही रडतखडत सुरू होती. फडणवीस यांनी सोमवारी दुपारी मंत्रालयातील राज्य आपत्ती व्यवस्थापन कक्षात राज्यातील पावसाच्या स्थितीचा आढावा घेतला. यावेळी आपत्ती व्यवस्थापन मंत्री गिरीश महाजन, माहिती तंत्रज्ञान मंत्री ॲड. आशिष शेलार, मुख्य सचिव राजेशकुमार, जलसंपदा विभागाचे अपर मुख्य सचिव दीपक कपूर, आपत्ती व्यवस्थापन अपर मुख्य सचिव सोनिया सेठी, कृषी विभागाचे प्रधान सचिव विकासचंद्र रस्तोगी, सार्वजनिक बांधकाम विभागाचे सचिव संजय दशपुते तसेच वरिष्ठ अधिकारी उपस्थित होते. यावेळी सर्व विभागीय आयुक्त, जिल्हाधिकारी दूरदृश्य संवाद प्रणालीद्वारे बैठकीत सहभागी झाले. या बैठकीत विभागीय आयुक्तांनी आपल्या विभागातील पावसामुळे निर्माण झालेल्या आपत्कालीन परिस्थितीची माहिती सादर केली. रत्नागिरी, रायगड आणि हिंगोली जिल्ह्यांत अधिक पाऊस झाला असून, हवामान खात्याने १७ ते २१ ऑगस्टदरम्यान अतिवृष्टीचा इशारा दिला आहे. त्यामुळे पुढील काही दिवस सर्व शासकीय यंत्रणांना सतर्क राहण्याचे आदेश फडणवीस यांनी दिले. मागील दोन दिवसांत राज्यात विविध घटनांमध्ये सात जणांचा मृत्यू झाला आहे. कोकणातील काही नद्यांनी धोकापातळी ओलांडली असून जळगावमध्ये मोठे नुकसान झाले आहे. अलमट्टीबाबत कर्नाटक सरकारशी सातत्याने संपर्क ठेवला जात असून, सध्या धोका नसला तरी आपत्कालीन परिस्थितीला तोंड देण्यासाठी सर्व यंत्रणा सज्ज ठेवण्याचे आदेश फडणवीस यांनी दिले. मुखेडमधील परिस्थिती नियंत्रणात आली असून, विष्णुपुरीकडे विशेष लक्ष देण्याचे निर्देश देण्यात आले आहेत. छत्रपती संभाजीनगर विभागातील ८०० गावे बाधित झाली आहेत. दक्षिण गडचिरोलीत प्रशासन सतर्क आहे. अकोला, चांदूररेल्वे, मेहकर, वाशिम येथे परिस्थिती पूर्वपदावर येत आहे. विदर्भात प्राथमिक अंदाजानुसार दोन लाख हेक्टर क्षेत्रावर पिकांचे नुकसान झाले आहे. मुंबईत आज सकाळपासून अवघ्या आठ तासांत १७० मिमी पाऊस झाला आहे. शहरात पाणी तुंबल्यामुळे दोन ठिकाणी वाहतूक प्रभावित झाली. रेल्वे, मेट्रो व इतर वाहतूक सुरळीत सुरू आहे. पुढील १० ते १२ तास मुंबईसाठी अत्यंत महत्वाचे असून, प्रशासनाने काळजी घेण्याचे आदेश फडणवीस यांनी दिले आहेत. राज्यात मंगळवारसाठी हवामानाचा अंदाज लक्षात घेऊन शाळांना सुटी जाहीर करण्याचा अधिकार स्थानिक प्रशासन व महापालिकांना देण्यात आला आहे. मुख्यमंत्र्यांनी नागरिकांना दिलेल्या सूचनांमध्ये, एसएमएस अलर्ट पाठवताना वेळेचा अचूक उल्लेख करावा, येणारे अलर्ट गांभीर्याने घ्यावेत, स्वतःची काळजी घ्यावी, असे आवाहन करण्यात आले. तातडीच्या मदतीसाठी मंत्रालय गाठण्याची गरज नाही, स्थानिक पातळीवरच निधी व अधिकार देण्यात आले आहेत, असे त्यांनी स्पष्ट केले. घरांच्या पडझडीसाठीची मदत, पंचनामे योग्य पद्धतीने करण्याचे निर्देशही देण्यात आले. धोक्याची पातळी वाढण्यापूर्वी अन्य राज्यांशी संपर्क साधण्यास सांगण्यात आले. पर्यटकांच्या ठिकाणी पोलिसांनी सतर्क रहावे, दरडी कोसळणाऱ्या भागात आधीच यंत्रणा कार्यरत करावी, तसेच निवारा केंद्रात भोजन, शुद्ध पाणी व पांघरूण यांची पुरेशी सोय करावी, असे आदेश मुख्यमंत्री फडणवीस यांनी दिले. नांदेड जिल्ह्यातील मुखेड तालुक्यात अतिवृष्टीने लेंडी धरणाच्या पाणी पातळीत मोठी वाढ झाली आहे. शिवाय लातूर, उदगीर आणि कर्नाटकातून मोठ्या प्रमाणात पाणी येत आहे. काल येथे झालेला पाऊस सुमारे २०६ मि.मी. इतका होता. त्यामुळे रावनगाव, भासवाडी, भिंगेली, हासनाळ येथील जनजीवन प्रभावित झाले आहे. रावनगाव येथे २२५ नागरिक पुराच्या पाण्यात अडकले असून, त्यापैकी अत्यंत प्रतिकूल असलेल्या ठिकाणाहून नागरिकांना बाहेर काढण्यात आले आहे. उर्वरित नागरिकांना सुरक्षित … सर्वोच्च न्यायालयाने भटक्या कुत्र्यांच्या समस्येवर महत्त्वपूर्ण आदेश दिले आहेत. दिल्ली एनसीआरमधील भटक्या कुत्र्यांना निवारा केंद्रांमध्ये ठेवण्याचे निर्देश दिले होते, परंतु आता हे निर्देश देशभर लागू असतील. रस्त्यावर भटक्या कुत्र्यांना खाऊ घालण्यावर बंदी घालण्यात आली आहे. कुत्र्यांचे निबिजीकरण व लसीकरण करून त्यांना सोडण्यात येईल. प्राणीप्रेमींना कुत्रे दत्तक घेण्याची परवानगी आहे. सर्व याचिकांची एकत्रित सुनावणी होईल.</w:t>
+      </w:r>
+    </w:p>
+    <w:p>
+      <w:pPr>
+        <w:pStyle w:val="Heading3"/>
+      </w:pPr>
+      <w:r>
+        <w:rPr/>
+        <w:t>Article 71</w:t>
+      </w:r>
+    </w:p>
+    <w:p>
+      <w:pPr>
+        <w:pStyle w:val="Normal"/>
+      </w:pPr>
+      <w:r>
+        <w:rPr/>
+        <w:t>Title: Mumbai Rain Update : समुद्रातून येतंय मुंबईवर मोठं संकट, पुढच्या 12 तासांत तुफान पाऊस, फडणवीस काय म्हणाले?</w:t>
+      </w:r>
+    </w:p>
+    <w:p>
+      <w:pPr>
+        <w:pStyle w:val="Normal"/>
+      </w:pPr>
+      <w:r>
+        <w:rPr/>
+        <w:t xml:space="preserve">URL: </w:t>
+      </w:r>
+      <w:r>
+        <w:t xml:space="preserve"> https://www.tv9marathi.com/maharashtra/mumbai-rain-alert-cm-devendra-fadnavis-said-mumbai-have-red-alert-school-holiday-declared-know-detail-information-in-marathi-1472488.html</w:t>
+      </w:r>
+    </w:p>
+    <w:p>
+      <w:pPr>
+        <w:pStyle w:val="Normal"/>
+      </w:pPr>
+      <w:r>
+        <w:rPr/>
+        <w:t>Content: By signing in or creating an account, you agree with Associated Broadcasting Company's Terms &amp; Conditions and Privacy Policy. Mumbai Rain Alert : संपूर्ण महाराष्ट्राला मुसळधार पावसाने अक्षरश: झोडपून काढले आहे. मराठवाडा, विदर्भ, पश्चिम महाराष्ट्र, कोकण अशा सर्वच भागांत पावसाने जोर धरला आहे. विशेष म्हणजे आगामी काही दिवसांत पाऊस कायम राहणार असून नागरिकांना काळजी घेण्याचे आवाहन करण्यात आले आहे. मुंबईत तर स्थिती यापेक्षाही भयंकर आहे. मुंबईत जागोजागी रस्ते पाण्याने तुंबले आहेत. दरम्यान, याच मुंबईच्या पावसासंदर्भात मुख्यमंत्री देवेंद्र फडणवीस यांनी महत्त्वाची माहिती दिली आहे. आगामी काही तास मुंबईत पावसाचा जोर वाढणार असल्याचे त्यांनी सांगितले. देवेंद्र फडणवीस आज माध्यम प्रतिनिधींशी बोलत होते. यावेळी त्यांनी राज्यभरात पावसाची स्थिती कशी आहे? याची माहिती दिली. तसेच मुसळधार पावसामुळे होणारे नुकसान आणि त्यासाठी राज्य सरकारची तयारी याबाबतही त्यांनी सविस्तर सांगितले. यावेळी बोलताना त्यांनी मुंबईच्या पावसावरही भाष्य केले. मुंबईचा विचार करायचा झाल्यास आज सकाळी सहा वाजेपूर्वीच्या 48 तासांत जवळपास 200 एमएम पाऊस पडला. आणि आज सकाळपासून सहा ते आठ तासांत तब्बल 170 एमएम पाऊस पडला आहे. म्हणजेच मुंबईत प्रचंड पाऊस पडला आहे, अशी माहिती फडणवीस यांनी दिली. चेंबूर भागात सर्वाधिक म्हणजेच 177 एमएम पाऊस पाडलेला आहे. यावेळी पावसाचा विशेष जोर हा शहरभाग आणि पूर्वी उपनगरात दिसतो आहे. एकूण 14 ठिकाणी पाणी तुंबलेले आहे. यापैकी 2 ठिकाणचे ट्रॅफिक थांबवण्यात आले आहे. बाकीच्या ठिकाणचे ट्रॅफिक चालू आहे. संपूर्ण मुंबईत ट्रॅफिक स्लो झालेले आहे, असेही यावेळी फडणवीस यांनी सांगितले. आज मुंबईला रेड अलर्ट देण्यात आला आहे. याबाबत बोलताना, कुठेही लोकल पूर्णपणे बंद झालेल्या नाहीत. काही गोष्टींमुळे लोकलचा वेग कमी झालेला आहे. लोकल लेट चालू आहेत. डॉप्लरने आलेल्या माहितीनुसार पुढच्या 10 ते 12 तास पावसाचा तीव्र जोर असण्याची शक्यता आहे. मुंबईला रेड अलर्ट मिळालेला आहे. हीच बाब लक्षात घेता दुपारच्या सत्रांत शाळांना आपण सुट्टी दिलेली आहे. मंत्रालयातही दुपारी चार वाजेनंतर लोकांना निघून जाण्याची परवानगी आपण देत आहोत, अशी माहिती फडणवीस यांनी दिली. आज संध्याकाळी सहा-साडेसहानंतर समुद्रात किमान तीन मीटरच्या लाटा असतील. उद्या चार मीटरपर्यंत लाटा उसळण्याची शक्यता आहे. त्यामुळे सध्या भरतीचा काळ आहे. या काळात मोठ्या प्रमाणात पाऊस असेल. त्यामुळे समुद्राची आणि नाल्यांची पातळी सारखी असेल. आपल्याला मोठ्या प्रमाणात पाणी पंपिंग करावे लागेल. याची व्यवस्था मुंबई पालिकेने तयार केली आहे. लोकांनी काळजी घ्यावी. लाटा पाहण्याच्या मोहापाई लोक अडचणीत येतात, असे म्हण त्यांनी नागरिकांनी योग्य काळजी घ्यावी असे आवाहन केले. तसेच, आज संध्याकाळी डॉप्लर तसेच इतर माध्यमातून जे अलर्ट येतील त्याचा अभ्यास करून शाळांना सुट्टी द्यायची की नाही याचा निर्णय घेतला जाईल, असेही त्यांनी सांगितले.</w:t>
+      </w:r>
+    </w:p>
+    <w:p>
+      <w:pPr>
+        <w:pStyle w:val="Heading3"/>
+      </w:pPr>
+      <w:r>
+        <w:rPr/>
+        <w:t>Article 72</w:t>
+      </w:r>
+    </w:p>
+    <w:p>
+      <w:pPr>
+        <w:pStyle w:val="Normal"/>
+      </w:pPr>
+      <w:r>
+        <w:rPr/>
+        <w:t>Title: Third Mumbai: महाराष्ट्राच्या विकासाचे नवे ग्रोथ सेंटर! काय म्हणाले CM फडणवीस?</w:t>
+      </w:r>
+    </w:p>
+    <w:p>
+      <w:pPr>
+        <w:pStyle w:val="Normal"/>
+      </w:pPr>
+      <w:r>
+        <w:rPr/>
+        <w:t xml:space="preserve">URL: </w:t>
+      </w:r>
+      <w:r>
+        <w:t xml:space="preserve"> https://www.tendernama.com/tender-news/third-mumbai-new-growth-center-for-maharashtras-development-what-did-cm-fadnavis-say</w:t>
+      </w:r>
+    </w:p>
+    <w:p>
+      <w:pPr>
+        <w:pStyle w:val="Normal"/>
+      </w:pPr>
+      <w:r>
+        <w:rPr/>
+        <w:t>Content: मुंबई (Mumbai): मुंबई महानगरक्षेत्राच्या (MMR) विकासासाठी रायगड जिल्ह्यात तिसरी मुंबई (Third Mumbai) विकसित करण्यात येत आहे. ही तिसरी मुंबई म्हणजे आर्थिक विकासाचा नवा अध्याय असेल, असे प्रतिपादन मुख्यमंत्री देवेंद्र फडणवीस (Devendra Fadnavis) यांनी केले. वरळी येथे गोल्डमन सॅक्स या आंतरराष्ट्रीय गुंतवणूक बँकेच्या नव्या, विस्तारित मुंबई कार्यालयाचे उद्घाटन मुख्यमंत्री फडणवीस यांच्या हस्ते झाले. त्यावेळी गुंतवणूकदारांशी चर्चा करताना ते बोलत होते. फडणवीस म्हणाले की, गोल्डमन सॅक्ससारख्या जागतिक वित्तसंस्थेचे नवे कार्यालय महाराष्ट्रात उघडले जाणे ही राज्यासाठी अभिमानास्पद बाब आहे. यामुळे महाराष्ट्रातील कुशल मनुष्यबळ, भक्कम बाजारपेठा आणि गुंतवणूक-अनुकूल वातावरणाची पुष्टी होते. ही घटना महाराष्ट्राच्या आर्थिक क्षेत्रातील नेतृत्वाला अधोरेखित करणारी आहे. महाराष्ट्र शासन विकासासाठी कटिबद्ध असून, खासगी क्षेत्रासोबत भागीदारीतून ‘तिसरी मुंबई’ घडवण्यासाठी कार्यरत आहे. तिसऱ्या मुंबईमध्ये आंतरराष्ट्रीय विद्यापीठांची केंद्रे उभारण्यात येत आहेत. मुंबई आणि महाराष्ट्राच्या आर्थिक प्रगतीसाठी हे अत्यंत महत्त्वाचे पाऊल असल्याचेही त्यांनी सांगितले. वैद्यकीय महाविद्यालये उभारली जाणार असून या ठिकाणी इनोवेशन हब होणार आहे. त्यामध्ये संशोधनासाठीच्या सर्व सुविधा असतील. तसेच क्वांटम कम्प्युटिंग क्षेत्रातील संशोधन व ‘एआय’ आधारीत व्यवस्था असेल. तिसऱ्या मुंबईची सध्याच्या मुंबईसोबत कनेक्टिव्हिटी उत्तम असेल. कोस्टल रोड, अटल सेतू सोबतच सध्या काम सुरू असलेला वरळी - शिवडी लिंक रोड असेल. मुंबईच्या विकासाला आणखी गती देण्याचे काम ही तिसरी मुंबई करेल, असेही मुख्यमंत्री म्हणाले. या क्षेत्राच्या विकासामध्ये खासगी गुंतवणूकदारांनी गुंतवणुकीसाठी पुढाकार घ्यावा. खासगी आणि सरकारी भागीदारीतूनच चांगला विकास होतो. येथे येणाऱ्या गुंतवणूकदारांना लागणाऱ्या सर्व मंजुऱ्या देण्याचे काम शासनस्तरावरून जलद पूर्ण करण्यात येईल. महाराष्ट्र गुंतवणूक स्नेही राज्य आहे. इज ऑफ ड्यूइंग बिसनेससाठी सध्या काम सुरू आहे. गुंतवणूकदारांना कोणत्याही अडचणी येणार नाहीत यासाठी आम्ही काम करत आहोत. कोणतीही अडचण आल्यास ती तत्परतेने सोडवण्यात येत आहे. त्यामुळे तिसऱ्या मुंबईच्या विकासात गुंतवणूकदारांनी योगदान द्यावे, असे आवाहनही त्यांनी केले. यावेळी मुख्यमंत्र्यांनी गोल्डमन सॅक्सचे नव्या कार्यालयासाठी अभिनंदन केले. गोल्डमन सॅक्सचे अध्यक्ष केविन स्नेडर म्हणाले की, भारतीय बाजारपेठेतील संधी आमच्यासाठी अत्यंत महत्त्वाची आहे. गोल्डमन सॅक्स इंडियाचे मुख्य कार्यकारी अधिकारी संजय चॅटर्जी म्हणाले की, हे नवे कार्यालय आमच्या भारतातील प्रवासातील एक मैलाचा दगड आहे. या नव्या जागेच्या रचनेत सहकार्य, नवोपक्रम आणि कर्मचाऱ्यांच्या कल्याणावर भर देण्यात आला आहे. असे आहे नवे कार्यालय... या कार्यालयात जागतिक दर्जाच्या सुविधा उपलब्ध आहेत, जसे की – अत्याधुनिक कॉन्फरन्स सेंटर झूम-सक्षम मीटिंग रूम्स माहिती सहयोग जागा (information collaboration space) फोकस रूम्स आणि टीम रूम्स उंची समायोजित करता येणारे डेस्क बहुउद्देशीय जागा आणि ऑन-साइट केटरिंगसह कॅफे गोल्डमन सॅक्सची भारतातली कामगिरी २०२१ पासून Dealogic नुसार भारतात गुंतवणूक बँक म्हणून मान्यता. २०२४ पासून आयपीओ आणि ब्लॉक ट्रेड्सद्वारे $10 अब्जांहून अधिक निधी उभारणारे प्रकल्प पूर्ण. यामध्ये भारतातील सर्वात मोठ्या आयपीओ आणि ब्लॉक ट्रेडचा समावेश. २००६ पासून भारतात $8.5 अब्जांहून अधिक भांडवली गुंतवणूक. गोल्डमन सॅक्सने भारतात आपली सेवा १९८० च्या दशकात सुरू केली होती. २००६ मध्ये मुंबईत पूर्ण मालकीची उपस्थिती प्रस्थापित केली. सध्या कंपनी भारतात गुंतवणूक बँकिंग, इक्विटी विक्री आणि ट्रेडिंग, फिक्स्ड इनकम सिक्युरिटीज, अ‍ॅसेट मॅनेजमेंट आणि संशोधन अशा विविध सेवा पुरवते. © tendernama 2025</w:t>
+      </w:r>
+    </w:p>
+    <w:p>
+      <w:pPr>
+        <w:pStyle w:val="Heading3"/>
+      </w:pPr>
+      <w:r>
+        <w:rPr/>
+        <w:t>Article 73</w:t>
+      </w:r>
+    </w:p>
+    <w:p>
+      <w:pPr>
+        <w:pStyle w:val="Normal"/>
+      </w:pPr>
+      <w:r>
+        <w:rPr/>
+        <w:t>Title: Farmers Loan Waiver: बावनकुळेंनंतर महायुती सरकारमधील 'या' मंत्र्याची कर्जमाफीबाबत मोठी अपडेट; म्हणाले,'CM फडणवीस लवकरच...'</w:t>
+      </w:r>
+    </w:p>
+    <w:p>
+      <w:pPr>
+        <w:pStyle w:val="Normal"/>
+      </w:pPr>
+      <w:r>
+        <w:rPr/>
+        <w:t xml:space="preserve">URL: </w:t>
+      </w:r>
+      <w:r>
+        <w:t xml:space="preserve"> https://sarkarnama.esakal.com/amp/story/maharashtra/vidarbha/sanjay-rathod-update-farmer-loan-waiver-devendra-fadnavis-dk88</w:t>
+      </w:r>
+    </w:p>
+    <w:p>
+      <w:pPr>
+        <w:pStyle w:val="Normal"/>
+      </w:pPr>
+      <w:r>
+        <w:rPr/>
+        <w:t>Content: थोडक्यात बातमी: महायुती सरकारनं शेतकरी कर्जमाफीचं आश्वासन दिलं होतं, मात्र ८ महिने उलटूनही निर्णय प्रलंबित आहे. मंत्री संजय राठोड यांनी राज्य मंत्रिमंडळात कर्जमाफीवर चर्चा सुरू असल्याचं सांगितलं आणि मुख्यमंत्री देवेंद्र फडणवीस लवकरच घोषणा करतील असे संकेत दिले. शेतकऱ्यांची कर्जमाफीची मागणी तीव्र होत असून विरोधकांकडून सरकारवर सातत्याने दबाव टाकला जात आहे. Yavatmal News : महायुतीनं विधानसभा निवडणुकीआधी शेतकरी कर्जमाफीचं आश्वासन दिलं होतं.पण महायुतीचं सरकार येऊन आता आठ महिन्यांचा कालावधी लोटला आहे. मात्र,अद्याप कर्जमाफी (Loan Waiver Farmers) करण्याबाबत सरकारनं कोणताही मोठा निर्णय घेतलेला नाही.त्याचमुळे विरोधकांकडून सातत्यानं सरकारवर धारेवर धरले जाते. याचदरम्यान,काही दिवसांपूर्वी भाजप नेते आणि मंत्री चंद्रशेखर बावनकुळे यांनी कर्जमाफीविषयीचे संकेत दिले होते. आता एकनाथ शिंदेंच्या मंत्र्यांनं आता मोठं विधान केल्याचं समोर आलं आहे. After Chandrashekhar Bawankule, Minister Sanjay Rathod confirmed that Maharashtra CM Devendra Fadnavis will soon announce a major farmer loan waiver. Get the latest updates on MahaYuti government’s decision एकीकडे राज्यातील शेतकरी वर्गाचं सरकारच्या कर्जमाफीच्या घोषणेकडे लक्ष लागलेले असताना मृदा आणि जलसंधारण मंत्री संजय राठोड यांनी मोठं विधान केलं आहे.कर्जमाफीसंदर्भात राज्य मंत्रिमंडळात चर्चा सुरू असल्याची मोठी अपडेट दिली आहे. तसेच मुख्यमंत्री देवेंद्र फडणवीस हे लवकरच शेतकऱ्यांसाठी कर्जमाफीची घोषणा करणार असल्याचं राठोड यांनी म्हटलं आहे. माजी मुख्यमंत्री व हरितक्रांतीचे प्रणेते वसंतराव नाईक यांच्या 46 व्या स्मृतीदिनानिमित्त यवतमाळ जिल्ह्यातील पुसदमध्ये एका विशेष कार्यक्रमाचं आयोजन करण्यात आले होते.याच कार्यक्रमात मृद व जलसंधारण मंत्री संजय राठोड यांनी शेतकऱ्यांच्या कर्जमाफीबाबत मोठं विधान केलं आहे. मंत्री संजय राठोड म्हणाले,संकटग्रस्त शेतकऱ्यांना कर्जमाफी देण्यासंदर्भात राज्य मंत्रिमंडळात चर्चा सुरू असून मुख्यमंत्री देवेंद्र फडणवीस हे लवकरच शेतकऱ्यांसाठी कर्जमाफीची घोषणा करतील. महायुतीच्या जाहीरनाम्यात कर्जमाफीचा उल्लेख आहे.राज्याच्या प्रमुखांकडून लवकरच याबाबत घोषणा करण्यात येईल,असे संकेत राठोड यांनी या कार्यक्रमात दिले. या कार्यक्रमाला मुख्यमंत्री आणि कृषिमंत्री उपस्थित राहू शकले नाही याबद्दलही राठोड यांनी दिलगिरी व्यक्त केली. यावेळी हा कृषिसन्मान हा पुरस्कार नसून नव्या पिढीसाठी ठेवा असल्याचंही नमूद केलं होतं. मंत्री चंद्रशेखर बावनकुळे यांनी कर्जमाफीबाबत सूचक वक्तव्य केलं आहे. त्यामुळे शेतकऱ्यांच्या आशा पल्लवित झाल्या आहेत. यावेळी बावनकुळे यांनी सरसकट कर्जमाफी होणार नाही. फक्त गरजूंसाठी होईल, असं म्हणाले आहेत. तसेच फार्महाऊस आणि बंगले बांधणाऱ्यांना कर्जमाफी कशाला? असा सवालही चंद्रशेखर बावनकुळे यांनी केला आहे. यामुळे सरकार राज्यात गरीब शेतकऱ्यांसाठी सरकार कर्जमाफी करण्याच्या तयारीत असल्याचं बोललं जात आहेत. राज्यात गेल्या काही दिवसांपासून शेतकरी कर्जमाफीची चर्चा आहे. राज्यभरातील शेतकऱ्यांकडून कर्जमाफीची मागणी केली जात आहे. कर्जमाफीसाठी विरोधी पक्षांकडून सरकारला सातत्याने घेरलं जात आहे. माजी आमदार बच्चू कडू यांच्याकडून विविध शहरांमध्ये मोर्चा काढला जात आहे. विधिमंडळाच्या पावसाळी अधिवेशनातही विरोधकांनी महायुती सरकारला घेरताना कर्जमाफी कधी करणार? असा जाब विचारला होता. त्याला उत्तर सरकारनं कर्जमाफी करावी का आणि ती कशी करावी? याबाबतचा अभ्यास करण्यासाठी एक समिती नेमली असल्याची माहिती सभागृहात दिली होती. या समितीचा कर्जमाफीबाबतचा अहवाल आल्यानंतर सरकार कर्जमाफीबाबत अंतिम निर्णय घेईल,असंही सभागृहात सत्ताधारी पक्षाकडून सांगण्यात आलं होतं. प्रश्न 1: महायुती सरकारनं शेतकऱ्यांना काय आश्वासन दिलं होतं?👉 शेतकरी कर्जमाफीचं आश्वासन दिलं होतं. प्रश्न 2: मंत्री संजय राठोड यांनी काय विधान केलं?👉 कर्जमाफीवर मंत्रिमंडळात चर्चा सुरू असून लवकरच घोषणा होईल, असे ते म्हणाले. प्रश्न 3: विरोधक सरकारवर का टीका करत आहेत?👉 कारण आठ महिने झाले तरी कर्जमाफीचा निर्णय झालेला नाही. प्रश्न 4: कर्जमाफीसाठी सरकारनं काय पावले उचलली आहेत?👉 कर्जमाफीबाबत अभ्यास करण्यासाठी एक समिती नेमली आहे. सरकारनामाचे सदस्य व्हा शॉपिंगसाठी 'सकाळ प्राईम डील्स'च्या भन्नाट ऑफर्स पाहण्यासाठी क्लिक करा. Read Latest Marathi Political News, Breaking Political News from Maharashtra, India, Pune &amp; Mumbai at Sarkarnama. To Get Live Political Marathi News on Mobile, Download the Sarkarnama Mobile App for Android and IOS. सरकारनामा आता सर्व सोशल मीडिया प्लॅटफॉर्मवर. ताज्या राजकीय घडामोडींसाठी फेसबुक, ट्विटर, इन्स्टाग्राम, शेअर चॅट, टेलिग्रामवर आणि व्हॉट्सॲप आम्हाला फॉलो करा. तसेच, सरकारनामा यूट्यूब चॅनेलला आजच सबस्क्राइब करा. Copyright © 2025 Sakal Media Group – All Rights Reserved</w:t>
+      </w:r>
+    </w:p>
+    <w:p>
+      <w:pPr>
+        <w:pStyle w:val="Heading3"/>
+      </w:pPr>
+      <w:r>
+        <w:rPr/>
+        <w:t>Article 74</w:t>
+      </w:r>
+    </w:p>
+    <w:p>
+      <w:pPr>
+        <w:pStyle w:val="Normal"/>
+      </w:pPr>
+      <w:r>
+        <w:rPr/>
+        <w:t>Title: नवीन पिढीला इतिहासाशी जोडण्याचे कार्य सुरू; मुख्यमंत्री देवेंद्र फडणवीस यांचे प्रतिपादन</w:t>
+      </w:r>
+    </w:p>
+    <w:p>
+      <w:pPr>
+        <w:pStyle w:val="Normal"/>
+      </w:pPr>
+      <w:r>
+        <w:rPr/>
+        <w:t xml:space="preserve">URL: </w:t>
+      </w:r>
+      <w:r>
+        <w:t xml:space="preserve"> https://www.loksatta.com/mumbai/devendra-fadnavis-asserts-that-the-work-of-connecting-the-new-generation-with-history-is-underway-mumbai-print-news-amy-95-5313830/</w:t>
+      </w:r>
+    </w:p>
+    <w:p>
+      <w:pPr>
+        <w:pStyle w:val="Normal"/>
+      </w:pPr>
+      <w:r>
+        <w:rPr/>
+        <w:t>Content: मुंबई : नवीन पिढीला इतिहासाशी जोडण्याची भूमिका श्रीमंत राजे रघुजी भोसले यांच्या ऐतिहासिक तलवारीने पार पाडली जाणार आहे. नागपूरसह राज्यभरात ही तलवार नेण्यात येईल आणि आपल्या हिंदवी स्वराज्याचा विस्तार कसा झाला, हे नवीन पिढीपर्यंत पोचेल, असे प्रतिपादन मुख्यमंत्री देवेंद्र फडणवीस यांनी सोमवारी येथे केले.श्रीमंत सेना साहिब सुभा श्री राजे रघुजी भोसले यांच्या ऐतिहासिक तलवार प्रदर्शन आणि लोकार्पण सोहळा प्रभादेवीतील पु.ल.देशपांडे महाराष्ट्र कला अकादमीत सोमवारी पार पडला. यावेळी सांस्कृतिक कार्य मंत्री ॲड.आशिष शेलार, रघुजीराजे यांचे वंशज मुधोजी राजे भोसले, सचिव डॉ.किरण कुलकर्णी, संचालक मीनल जोगळेकर, संचालक डॉ.तेजस गर्गे आदी उपस्थित होते. नागपूरच्या भोसल्यांचा इतिहास हा पराक्रमाचा इतिहास असून, तो जास्तीत जास्त लोकांपर्यंत पोचविण्याची गरज असल्याचे सांगून फडणवीस म्हणाले की, युनेस्कोचे १२ किल्ले, छत्रपती शिवाजी महाराजांचे वाघनखे, अशा विविध ऐतिहासिक वारशांद्वारे आपण आपल्या इतिहासाशी पुन्हा जोडले जात आहोत. हा दैदिप्यमान इतिहास पुढील पिढ्यांपर्यंत पोचविण्याचे हे प्रयत्न कौतुकास्पद आहेत. मराठा साम्राज्याच्या खुणा, वस्तू आणि वारसा परत मिळवण्याचा प्रयत्न सुरू राहील. पंतप्रधान नरेंद्र मोदी यांच्या नेतृत्वाखाली हजारो ऐतिहासिक वस्तू परत मिळविण्यात आल्या आहेत. त्याच धर्तीवर इंग्रजांच्या काळात लुटून नेलेल्या आपल्या ऐतिहासिक वस्तू व बहुमूल्य वारसा चिन्हे परत आणण्याचा राज्य शासनही निश्चितपणे प्रयत्न करील, असा विश्वास फडणवीस यांनी व्यक्त केला. इंग्रजांच्या काळात लुटून नेलेल्या आपल्याच शौर्याच्या, पराक्रमाच्या, मराठा साम्राज्याच्या वैभवाची साक्ष देणारी प्रथम रघुजी राजे भोसले यांची तलवार अखेर महाराष्ट्रात परत आली आहे. ही केवळ एक वस्तू नाही, तर आपल्या पिढ्यांना प्रेरणा देणारे स्वराज्याचे प्रतीक आहे, असे प्रतिपादन शेलार यांनी यावेळी केले. छत्रपती शिवाजी महाराजांच्या आदर्शावर उभे राहून रघुजी राजे भोसले यांनी मराठा साम्राज्य बंगालपासून ओडिसा, तेलंगणापर्यंत विस्तारले, याची आठवण करून देवून शेलार म्हणाले, ही तलवार परत मिळविणे म्हणजे केवळ शौर्याचे पुनरागमन नाही, तर सांस्कृतिक पुनर्जन्म आहे. उद्याच्या पिढ्यांना ती प्रेरणा देणारी ठरणार आहे. छत्रपतींच्या गड-किल्ल्यांना जागतिक वारसा दर्जा मिळवून देणे किंवा रघुजी राजे भोसले यांची तलवार परत आणणे, हीच खरी ‘विरासत से विकास तक’ची संकल्पना आहे. महाराष्ट्राची सांस्कृतिक परंपरा, शौर्य आणि गणेशोत्सवासारखे उत्सव जागतिक पातळीवर पोचविणे हा आमचा संकल्प आहे.यावेळी श्रीमंत रघुजी राजे भोसले यांचे वंशज मुधोजी राजे भोसले यांनीही आपले मनोगत व्यक्त केले. तसेच मुख्यमंत्र्यांच्या हस्ते ‘ मराठ्यांचा दरारा ‘ या पुस्तकांचे प्रकाशन करण्यात आले. Ganesh Chaturthi Mahashubh Yog: दरवर्षी १० दिवसांसाठी सुख-समृद्धी देणारे भगवान गणेश पृथ्वीवर येतात आणि आपल्या भक्तांमध्ये राहतात. गणपती बाप्पा भक्तांचे विघ्न दूर करतात आणि त्यांना सुख-समृद्धीचे आशीर्वाद देतात. या वर्षी गणेश चतुर्थीला एक-दोन नव्हे तर पाच अतिशय शुभ योग तयार होत आहेत. सुख आणि समृद्धीचा दाता गणपती बाप्पा येताच ते ५ राशीच्या लोकांवर धनाचा वर्षाव करेल.</w:t>
+      </w:r>
+    </w:p>
+    <w:p>
+      <w:pPr>
+        <w:pStyle w:val="Heading3"/>
+      </w:pPr>
+      <w:r>
+        <w:rPr/>
+        <w:t>Article 75</w:t>
+      </w:r>
+    </w:p>
+    <w:p>
+      <w:pPr>
+        <w:pStyle w:val="Normal"/>
+      </w:pPr>
+      <w:r>
+        <w:rPr/>
+        <w:t>Title: Mumbai Rain : मुंबईत संध्याकाळी समुद्राला भरती, पुढील 12 तास महत्त्वाचे, पावसाच्या थैमानानंतर मुख्यमंत्री देवेंद्र फडणवीस काय म्हणाले?</w:t>
+      </w:r>
+    </w:p>
+    <w:p>
+      <w:pPr>
+        <w:pStyle w:val="Normal"/>
+      </w:pPr>
+      <w:r>
+        <w:rPr/>
+        <w:t xml:space="preserve">URL: </w:t>
+      </w:r>
+      <w:r>
+        <w:t xml:space="preserve"> https://marathi.abplive.com/news/mumbai/devendra-fadnavis-on-mumbai-maharashtra-rain-today-visit-disaster-management-department-bmc-marathi-news-1377962</w:t>
+      </w:r>
+    </w:p>
+    <w:p>
+      <w:pPr>
+        <w:pStyle w:val="Normal"/>
+      </w:pPr>
+      <w:r>
+        <w:rPr/>
+        <w:t>Content: मुंबई : मुंबईत पुढील दोन दिवसात मोठा पाऊस होण्याची शक्यता असून लोकांनी काळजी घ्यावी असं आवाहन राज्याचे मुख्यमंत्री देवेंद्र फडणवीस यांनी केलं. समुद्राला संध्याकाळी साडे सहा वाजल्यानंतर भरती येणार आहे, त्यामुळे पुढील 12 तास अत्यंत महत्त्वाचे आहेत असंही मुख्यमंत्री म्हणाले. मुंबईतील पावसाचा आढावा घेण्यासाठी मुख्यमंत्री देवेंद्र फडणवीसांनी आपत्ती व्यवस्थापन विभागाला भेट दिली. तसेच राज्यातील सर्व जिल्हाधिकारी आणि विभागिय आयुक्तांशी चर्चा केली. मुख्यमंत्र्यांनी राज्यातील पाऊस आणि पूरपरिस्थितीचा आढावा घेतला. या या बैठकीला राज्यातील सर्व जिल्हाधिकारी आणि मुंबई महापालिका आयुक्त भूषण गगराणी उपस्थित होते. मुख्यमंत्री देवेंद्र फडणवीस म्हणाले की, "मुंबईत मागील 6 तासात 170 मिमी पाऊस झाला आहे. चेंबूरमध्ये 6 तासात सर्वाधिक 170 मिमी पाऊस झाला. 14 ठिकाणी वाहतूक धीम्या गतीनं होत आहे. पावसामुळे लोकल ट्रेन बंद झाल्या नाहीत, मात्र स्पीड कमी झाला आहे. ट्रेन लेट आहेत पण थांबल्या नाहीत." मुख्यमंत्री देवेंद्र फडणवीस म्हणाले की, "पुढील 10 ते 12 तास तीव्र पाऊस मुंबईत होऊ शकतो. दुपारी 4 नंतर लोकांना मंत्रालयातून जाण्याची परवानगी देत आहोत. संध्याकाळी 6.30 नंतर हायटाईड आहे. त्यामुळे लोकांनी देखील काळजी घ्यावी. मुंबईतील संभाव्य पावसाच्या धर्तीवर पालिकेनं देखील तयारी केली आहे. जे अलर्ट संध्याकाळी येतील त्या आधारे शाळेसंदर्भात निर्णय होईल." गेल्या दोन दिवसांपासून राज्यात अनेक ठिकाणी अतिवृष्टी आहे. राज्यात 15 ते 16 जिल्हे असे आहेत ज्यामधे रेड आणि ऑरेंज अलर्ट जाहीर करण्यात आला आहे. वशिष्टी, अंबा, कुंडलिका या सगळ्या नद्यांच्या पाणीपाताळीवर प्रशासनाची नजर आहे. नाशिकमधे रावेर तालुक्यात सगळ्यात जास्त नुकसान झालं आहे. अलमट्टी धरणाच्या पाणीपातळीवर नजर आहे. हिप्परगी धरणातून पाण्याचा विसर्ग करावा याची विनंती राज्य सरकारने कर्नाटक सरकारला केली आहे. पुणे विभागातील घाट सेक्शनला रेड अलर्ट आहे. संभाजीनगर विभागात बीड, लातूर, नांदेडमधे पूरपरिस्थिती संभावित आहे. नांदेड जिल्ह्यातील मुखेडमधील विक्रमाबादमधे 206 मिमी पाऊस आहे. एऩडीआरएफ, एसडीआरएफची टीम तिथे आहे. जवळपास एक लाख हेक्टर शेतीचं नुकसान झालं असून 200 गावं बाधित झाली आहेत. 🔸CM Devendra Fadnavis chaired a detailed review of excessive rainfall in Maharashtra at Mantralaya Control Room, Mumbai.🔸मुख्यमंत्री देवेंद्र फडणवीस यांच्या अध्यक्षतेखाली मंत्रालय नियंत्रण कक्षात महाराष्ट्रातील अतिवृष्टीसंदर्भात सविस्तर बैठक.🕑 2pm | 18-8-2025📍Mantralaya,… pic.twitter.com/jaQNp6VcY3 We use cookies to improve your experience, analyze traffic, and personalize content. By clicking "Allow All Cookies", you agree to our use of cookies.</w:t>
+      </w:r>
+    </w:p>
+    <w:p>
+      <w:pPr>
+        <w:pStyle w:val="Heading3"/>
+      </w:pPr>
+      <w:r>
+        <w:rPr/>
+        <w:t>Article 76</w:t>
+      </w:r>
+    </w:p>
+    <w:p>
+      <w:pPr>
+        <w:pStyle w:val="Normal"/>
+      </w:pPr>
+      <w:r>
+        <w:rPr/>
+        <w:t>Title: लाटा पाहण्याच्या मोहापाई लोक अडचणीत येतात….: तुफान पावसामुळे मुख्यमंत्री फडणवीसांनी केले आवाहन</w:t>
+      </w:r>
+    </w:p>
+    <w:p>
+      <w:pPr>
+        <w:pStyle w:val="Normal"/>
+      </w:pPr>
+      <w:r>
+        <w:rPr/>
+        <w:t xml:space="preserve">URL: </w:t>
+      </w:r>
+      <w:r>
+        <w:t xml:space="preserve"> https://www.navarashtra.com/maharashtra/cm-devendra-fadnavis-live-press-on-mumbai-rain-update-red-alert-963319.html</w:t>
+      </w:r>
+    </w:p>
+    <w:p>
+      <w:pPr>
+        <w:pStyle w:val="Normal"/>
+      </w:pPr>
+      <w:r>
+        <w:rPr/>
+        <w:t>Content: मुख्यमंत्री देवेंद्र फडणवीस यांनी मुंबईच्या पावसाचा आढावा घेतला आहे (फोटो - सोशल मीडिया) CM Fadnavis on Mumbai Rain : मुंबई : राज्यामध्ये तुफान पावसाने हजेरी लावली आहे. मुंबईसह मराठवाडा, पश्चिम महाराष्ट्र, कोकण आणि विदर्भ अशा सर्वच भागांमध्ये पावसाचा जोर वाढला आहे. यामुळे जनजीवन विस्कळीत झाले असून पिकांचे देखील नुकसान झाले आहे. मुंबईमध्ये अतिशय मुसळधार पाऊस पडला असून मुंबईकरांचे मोठे हाल झाले आहेत. मुंबईतील रस्ते पाण्याखाली गेले असून रस्त्यांना नाल्याचे स्वरुप आले आहे. मुंबईतील लोकल सेवेवर देखील याचा परिणाम झाला आहे. या परिस्थितीवर मुख्यमंत्री देवेंद्र फडणवीस हे लक्ष ठेवून आहेत. मुख्यमंत्री देवेंद्र फडणवीस यांनी मुंबईच्या पावसाची पाहणी केली आहे. तसेच आढावा देखील घेतला आहे. आपत्ती व्यवस्थापन मंत्री गिरीश महाजन यांनी मुंबईतील स्थितीचा आढावा घेत महत्त्वाच्या सूचना देखील दिल्या आहेत. यावेळी मुख्यमंत्री देवेंद्र फडणवीस यांनी माध्यमांशी संवाद साधला. यावेळी त्यांनी पावसाच्या परिस्थितीवर भाष्य केले आहे. मुख्यमंत्री फडणवीस म्हणाले की, “मुंबईचा विचार केला तर आज सकाळी सहा वाजेपूर्वीच्या 48 तासांत जवळपास 200 एमएम पाऊस पडला. आणि आज सकाळपासून सहा ते आठ तासांत तब्बल 170 एमएम पाऊस पडला आहे. म्हणजेच मुंबईत प्रचंड पाऊस पडला आहे,” अशी पावसाची माहिती मुख्यमंत्र्यांनी दिली आहे. राजकीय बातम्या वाचण्यासाठी क्लिक करा मुख्यमंत्री देवेंद्र फडणवीस यांनी प्रशासनाकडून घेण्यात आलेल्या उपाययोजना सांगत नागरिकांना आवाहन केले आहे. मुख्यमंत्री फडणवीस म्हणाले की, “आज मुंबईला रेड अलर्ट देण्यात आला आहे. संपूर्ण मुंबईत ट्रॅफिक स्लो झालेले आहे. मात्र कुठेही लोकल पूर्णपणे बंद झालेल्या नाहीत. काही गोष्टींमुळे लोकलचा वेग कमी झालेला आहे. लोकल लेट चालू आहेत. डॉप्लरने आलेल्या माहितीनुसार पुढच्या 10 ते 12 तास पावसाचा तीव्र जोर असण्याची शक्यता आहे. मुंबईला रेड अलर्ट मिळालेला आहे. हीच बाब लक्षात घेता दुपारच्या सत्रांत शाळांना आपण सुट्टी दिलेली आहे. मंत्रालयातही दुपारी चार वाजेनंतर लोकांना निघून जाण्याची परवानगी आपण देत आहोत,” अशी माहिती मुख्यमंत्री देवेंद्र फडणवीसांनी दिली आहे. महाराष्ट्रसंबंधित बातम्या वाचण्यासाठी क्लिक करा पुढे फडणवीस म्हणाले की, “संध्याकाळी सहा-साडेसहानंतर समुद्रात किमान तीन मीटरच्या लाटा असतील. उद्या चार मीटरपर्यंत लाटा उसळण्याची शक्यता आहे. त्यामुळे सध्या भरतीचा काळ आहे. या काळात मोठ्या प्रमाणात पाऊस असेल. त्यामुळे समुद्राची आणि नाल्यांची पातळी सारखी असेल. आपल्याला मोठ्या प्रमाणात पाणी पंपिंग करावे लागेल. याची व्यवस्था मुंबई पालिकेने तयार केली आहे. लोकांनी काळजी घ्यावी. लाटा पाहण्याच्या मोहापाई लोक अडचणीत येतात, असे म्हणत नागरिकांनी काळजी घ्यावी,” असे आवाहन मुख्यमंत्री देवेंद्र फडणवीस यांनी केले आहे. Follow Us On © Copyright Navarashtra 2025 All rights reserved.</w:t>
+      </w:r>
+    </w:p>
+    <w:p>
+      <w:pPr>
+        <w:pStyle w:val="Heading3"/>
+      </w:pPr>
+      <w:r>
+        <w:rPr/>
+        <w:t>Article 77</w:t>
+      </w:r>
+    </w:p>
+    <w:p>
+      <w:pPr>
+        <w:pStyle w:val="Normal"/>
+      </w:pPr>
+      <w:r>
+        <w:rPr/>
+        <w:t>Title: गौरवशाली इतिहासाशी नव्या पीढीला जोडण्याचं काम; रघुजीराजे भोसल्यांची ऐतिहासिक तलवारीचे प्रदर्शनावेळी मुख्यमंत्र्यांची भावना</w:t>
+      </w:r>
+    </w:p>
+    <w:p>
+      <w:pPr>
+        <w:pStyle w:val="Normal"/>
+      </w:pPr>
+      <w:r>
+        <w:rPr/>
+        <w:t xml:space="preserve">URL: </w:t>
+      </w:r>
+      <w:r>
+        <w:t xml:space="preserve"> https://marathi.abplive.com/news/mumbai/devendra-fadnavis-mumbai-exhibition-of-nagpur-raghuji-raje-bhosle-historical-sword-marathi-news-1378075</w:t>
+      </w:r>
+    </w:p>
+    <w:p>
+      <w:pPr>
+        <w:pStyle w:val="Normal"/>
+      </w:pPr>
+      <w:r>
+        <w:rPr/>
+        <w:t>Content: मुंबई : नागपूरच्या भोसले घराण्याचे संस्थापक राजे रघुजी भोसले यांची लंडनहून आणलेल्या ऐतिहासिक तलवारीच्या प्रदर्शनाचे उद्घाटन आणि लोकार्पणाचा कार्यक्रम मुख्यमंत्री देवेंद्र फडणवीस यांच्या हस्ते पार पडला. या माध्यमातून नवीन पीढीला आपल्यागौरवशाली इतिहासाशी जोडण्याचे कार्य सुरू असल्याची भावना मुख्यमंत्र्यांनी व्यक्त केली. मुंबईत झालेल्या या कार्यक्रमाला सांस्कृतिक मंत्री ॲड. आशिष शेलार, श्रीमंत राजे रघुजी भोसले यांचे वंशज श्रीमंत राजे मुधोजी भोसले उपस्थित होते. सेनासाहिबसुभा श्रीमंत राजे रघुजी भोसले यांच्या ऐतिहासिक तलवारीला महाराष्ट्रामध्ये आणून आपण आपल्या गौरवशाली इतिहासाशी नवीन पिढीला जोडण्याची भूमिका पार पाडली आहे. या तलवारीमुळे समाज इतिहासाशी अधिक घट्टपणे जोडला गेला आहे असं देवेंद्र फडणवीस म्हणाले. नागपूरसह राज्यातील विविध ठिकाणी या तलवारीचे प्रदर्शन होणार असून, त्यामुळे हिंदवी स्वराज्याचा विस्तार कसा झाला, हे नवीन पिढीपर्यंत पोहोचेल. नागपूरकर भोसले घराण्याचा समृद्ध इतिहास हा पराक्रमाचा इतिहास आहे. तो अधिकाधिक लोकांपर्यंत पोहोचवण्याची आवश्यकता असल्याचे, मुख्यमंत्री फडणवीस यांनी यावेळी नमूद केले. हिंदवी स्वराज्याचे प्रतीक असलेली सेनासाहिबसुभा श्रीमंत राजे रघुजी भोसले यांची ऐतिहासिक तलवार 'अशाप्रकारे' महाराष्ट्रात परत आली...हिंदवी स्वराज्य की प्रतीक रूपि सेनासाहिबसुभा श्रीमंत राजे रघुजी भोसले इनकी तलवार 'इस प्रकार' से महाराष्ट्र में वापस आयी...(श्रीमंत राजे रघुजी भोसले… pic.twitter.com/3Aa2a34C0R युनेस्को मान्यताप्राप्त 12 किल्ले, छत्रपती शिवाजी महाराज यांची वाघनखे अशा विविध ऐतिहासिक वारशांद्वारे आपण आपल्या इतिहासाशी पुन्हा जोडले जात आहोत. हा दैदिप्यमान इतिहास पुढील पिढ्यांपर्यंत पोहोचवण्याचे सांस्कृतिक विभागाचे हे प्रयत्न खरोखरच कौतुकास्पद आहेत. मराठा साम्राज्याच्या खुणा, वस्तू आणि वारसा परत मिळवण्याचे आपले प्रयत्न सातत्याने सुरू राहतील. पंतप्रधान नरेंद्र मोदी यांच्या नेतृत्वाखाली हजारो ऐतिहासिक वस्तू भारतात परत आणण्यात आल्या आहेत. त्याच धर्तीवर महाराष्ट्राचाही वारसा परत आणला जाईल, असा विश्वास मुख्यमंत्री फडणवीस यांनी याप्रसंगी व्यक्त केला. नव्या पिढीला आपल्या गौरवशाली इतिहासाशी जोडण्याचे कार्य सेनासाहिबसुभा श्रीमंत राजे रघुजी भोसले यांची तलवार करेल...नये पीढ़ी को अपने गौरवशाली इतिहास से जोड़ने का कार्य सेनासाहिबसुभा श्रीमंत राजे रघुजी भोसले इनकी तलवार करेगी।(श्रीमंत राजे रघुजी भोसले यांच्या ऐतिहासिक तलवारीचे… pic.twitter.com/XQcF50qWtF ही बातमी वाचा: We use cookies to improve your experience, analyze traffic, and personalize content. By clicking "Allow All Cookies", you agree to our use of cookies.</w:t>
+      </w:r>
+    </w:p>
+    <w:p>
+      <w:pPr>
+        <w:pStyle w:val="Heading3"/>
+      </w:pPr>
+      <w:r>
+        <w:rPr/>
+        <w:t>Article 78</w:t>
+      </w:r>
+    </w:p>
+    <w:p>
+      <w:pPr>
+        <w:pStyle w:val="Normal"/>
+      </w:pPr>
+      <w:r>
+        <w:rPr/>
+        <w:t>Title: CM Relief Fund: रुग्णांसाठी सरकारचा ‘हा’ विभाग ठरतोय मदतशीर; अमरावती विभागात तब्बल १०.६१ कोटींची मदत</w:t>
+      </w:r>
+    </w:p>
+    <w:p>
+      <w:pPr>
+        <w:pStyle w:val="Normal"/>
+      </w:pPr>
+      <w:r>
+        <w:rPr/>
+        <w:t xml:space="preserve">URL: </w:t>
+      </w:r>
+      <w:r>
+        <w:t xml:space="preserve"> https://www.navarashtra.com/maharashtra/amravati/cm-devendra-fadnavis-cm-relief-fund-help-amravati-1187-patients-for-10-crore-rs-health-marathi-news-963412.html</w:t>
+      </w:r>
+    </w:p>
+    <w:p>
+      <w:pPr>
+        <w:pStyle w:val="Normal"/>
+      </w:pPr>
+      <w:r>
+        <w:rPr/>
+        <w:t>Content: मुख्यमंत्री सहाय्यता कक्ष रुग्णांसाठी ठरतोय आधार (फोटो- टीम नवराष्ट्र/istockphoto) मुंबई: राज्यातील आर्थिकदृष्ट्या दुर्बल व गरीब रुग्णांसाठी मुख्यमंत्री सहाय्यता निधी व धर्मादाय रूग्णालय मदत कक्ष हा आधार ठरत आहे. अमरावती विभागात मागील सात महिन्यांमध्ये तब्बल १,१८७ रुग्णांना १० कोटी ६१ लाख ११ हजार रुपयांची वैद्यकीय मदत मुख्यमंत्री सहाय्यता निधी कक्षातून प्रदान करण्यात आली आहे. मुख्यमंत्री देवेंद्र फडणवीस यांच्या सूचनेनुसार पेपरलेस आणि डिजिटल प्रणाली तसेच जिल्हा कक्षांची स्थापना करण्यात आली आहे. त्यामुळे रुग्णांना मंत्रालयात येण्याची गरज भासत नाही. प्रथम रुग्णांनी महात्मा ज्योतिबा फुले जन आरोग्य योजना, आयुष्मान भारत, राष्ट्रीय बाल स्वास्थ्य कार्यक्रम किंवा धर्मादाय रुग्णालयांच्या योजनांचा लाभ घ्यावा. जर या योजनांद्वारे उपचार शक्य नसतील, तर मुख्यमंत्री वैद्यकीय सहाय्यता निधी कक्षाकडे संलग्न रुग्णालयातून अर्ज करता येतो. यामुळे शासकीय योजनांचा सुयोग्य वापर होतो आणि निधी खऱ्या गरजूंपर्यंत पोहोचतो, अशी माहिती मुख्यमंत्री सहाय्यता निधी व धर्मादाय रुग्णालय मदत कक्षाचे प्रमुख रामेश्वर नाईक यांनी दिली. अमरावती विभागातील मदतीचा आढावा (१ जानेवारी ते ३१ जुलै २०२५) जिल्हा रुग्णसंख्या मदत रक्कम बुलढाणा 443 3,67,89,000 अकोला 265 2,36,44,000 अमरावती 231 2,21,45,000 वाशीम 139 1,35,80,000 यवतमाळ 109 99,53,000 या आजारांसाठी मिळते मदत आवश्यक कागदपत्रे सर्व कागदपत्रे PDF स्वरूपात पुढील ईमेलवर पाठवा: aao.cmrf-mh@gov.in CM Relief Fund: रुग्णांसाठी ‘मुख्यमंत्री सहाय्यता निधी’ ठरतोय आधार; 3,542 रुग्णांना 32 कोटींची मदत अधिक माहितीसाठी टोल फ्री क्रमांक : 9321 103 103 वर संपर्क साधावा. “संपूर्ण राज्यातील गरजू, गरीब रूग्णांना वेळेत मदत पोहचवणे हे कक्षाचे उद्दीष्ट आहे. मुख्यमंत्री देवेंद्र फडणवीस यांच्या दूरदृष्टीतून जिल्हा कक्ष सुरू करण्यात आले. त्यामुळे लाभार्थी रूग्णसंख्येत झपाट्याने वाढ होत आहे. कक्षात केलेल्या विविध सकारात्मक बदलांमुळे गरजू रुग्णांपर्यंत वेळेत आणि खऱ्या गरजूंपर्यंत निधी पोहोचत आहे.” — रामेश्वर नाईक, कक्ष प्रमुख, मुख्यमंत्री सहाय्यता निधी व धर्मादाय रुग्णालय मदत कक्ष, महाराष्ट्र Follow Us On © Copyright Navarashtra 2025 All rights reserved.</w:t>
+      </w:r>
+    </w:p>
+    <w:p>
+      <w:pPr>
+        <w:pStyle w:val="Heading3"/>
+      </w:pPr>
+      <w:r>
+        <w:rPr/>
+        <w:t>Article 79</w:t>
+      </w:r>
+    </w:p>
+    <w:p>
+      <w:pPr>
+        <w:pStyle w:val="Normal"/>
+      </w:pPr>
+      <w:r>
+        <w:rPr/>
+        <w:t>Title: मुंबई झोपडपट्टीमुक्त होणार का? जलद पुनर्विकासाचा मुख्यमंत्र्यांनी काय सांगितला प्लॅन?</w:t>
+      </w:r>
+    </w:p>
+    <w:p>
+      <w:pPr>
+        <w:pStyle w:val="Normal"/>
+      </w:pPr>
+      <w:r>
+        <w:rPr/>
+        <w:t xml:space="preserve">URL: </w:t>
+      </w:r>
+      <w:r>
+        <w:t xml:space="preserve"> https://www.tendernama.com/mahatender/mumbai/will-mumbai-become-slum-free-what-is-the-chief-ministers-plan-for-rapid-redevelopment</w:t>
+      </w:r>
+    </w:p>
+    <w:p>
+      <w:pPr>
+        <w:pStyle w:val="Normal"/>
+      </w:pPr>
+      <w:r>
+        <w:rPr/>
+        <w:t>Content: मुंबई (Mumbai): मुंबई स्लम-फ्री करायची असेल, पुनर्विकास वेगाने करायचा असेल, तर आपल्याला दशकानुदशके चालणारे प्रकल्प नकोत. प्रकल्प सुरू करून वर्ष-सव्वावर्षात प्लॉट तयार करून पुढील एका वर्षात पुनर्वसन इमारत उभी करावी, तरच स्लम-फ्री मुंबईचे स्वप्न साकार होईल. तसेच नव्या कल्पना, नवे तंत्रज्ञान आणि नवनिर्मितीच्या दृष्टिकोनातून हे परिवर्तन साध्य होऊ शकत असल्याचे प्रतिपादन मुख्यमंत्री देवेंद्र फडणवीस (Devendra Fadnavis) यांनी केले. मुख्यमंत्री फडणवीस यांच्या उपस्थितीत क्रेडाई-एमसीएचआयचे अध्यक्ष म्हणून सुखराज नाहर यांनी कार्यभार स्वीकारला. यावेळी झालेल्या क्रेडाई-एमसीएचआय आयोजित ‘चेंज ऑफ गार्ड’ सोहळ्यात मुख्यमंत्री बोलत होते. यावेळी क्रेडाईचे माजी अध्यक्ष डॉमिनिक रोमल, सचिव ऋषी मेहता, माजी सचिव धवल अजमेरा, मुख्य कार्यकारी अधिकारी केवल वलांभिया तसेच रिअल इस्टेट व्यवसायातील मान्यवर उपस्थित होते. फडणवीस म्हणाले की, सध्या मुंबईत पुनर्विकास मोठ्या प्रमाणावर सुरू आहे. बीडीडी चाळ पुनर्विकासाचा पहिला टप्पा लोकांना सुपूर्द केला आहे. यामध्ये जवळपास १०० वर्षं १६१ चौ. फूट घरात राहणाऱ्यांना आता ५०० चौ. फूट जागा मिळत आहे. हा आशियातील सर्वात मोठा शहरी पुनर्विकास प्रकल्प आहे. मुंबईत पुनर्विकासाबरोबरच स्लम पुनर्विकास हा दुसरा मोठा संधीचा मार्ग आहे. तसेच क्लस्टर डेव्हलपमेंट देखील नवीन संधी निर्माण करत आहे. आज मुंबईत जगातील सर्वोत्तम वास्तुकला, आयकॉनिक इमारती, उत्कृष्ट सुविधा दिसत असल्याचे त्यांनी सांगितले. फडणवीस म्हणाले की, जगभरात उपलब्ध असलेली नवीन तंत्रज्ञान मुंबईत आणायला हवीत. आज बांधकाम क्षेत्रात अशा तंत्रज्ञानामुळे ८० मजली इमारत केवळ १२० दिवसांत बांधली जाऊ शकते. आज मुंबईत मोठ्या प्रमाणात पायाभूत सुविधेची कामे सुरू आहेत. सध्या बांद्रा–वर्सोवा सी-लिंक प्रकल्प ६० टक्के पूर्ण झाला आहे आणि पुढील दोन वर्षांत तो पूर्ण होईल. यासोबत सी-लिंकला दहिसरपर्यंत आणि नंतर भाईंदरपर्यंत वाढवण्याचे काम सुरू आहे. त्याचबरोबर वेस्टर्न एक्सप्रेस-वे हा मुंबईतील ६० टक्के वाहतूक उचलत आहे. त्याला समांतर अशी जोडणी सी-लिंकपासून भायंदर -विरारपर्यंत तयार होत असून तो पुढे वाढवण पोर्टपर्यंत करण्यात येणार आहे. या सर्वामुळे उत्तरेकडील संपूर्ण भाग रिअल इस्टेट उद्योगासाठी खुला होणार असल्याचे मुख्यमंत्र्यांनी सांगितले. महाराष्ट्र हे रेरा लागू करणारे पहिले राज्य असल्याचे सांगत फडणवीस म्हणाले की, एमसीएचआयने दिलेल्या अनेक योग्य सूचनांमुळे आम्ही रेरा कायद्यामध्ये सुधारणा केल्या आणि रेरा कायदा अधिक कार्यक्षम बनवला. रेरा लागू झाल्यामुळे लोकांचा रिअल इस्टेट उद्योगावरचा विश्वास वाढला आहे. रेरा अस्तित्वात आल्यानंतर क्रेडाई एमसीएचआयने दरवर्षी प्रदर्शन आयोजित करण्याची परंपरा सुरू केली, ज्यामध्ये नियामक, वित्तीय संस्था आणि रिअल इस्टेट क्षेत्र एकत्र येतात, त्यामुळे ग्राहकांना विश्वासार्ह व्यवहाराची संधी मिळते. मुंबईत एमसीएचआयचे प्रदर्शन हे देशातील सर्वोत्तम प्रदर्शनांपैकी एक असून यामुळे ग्राहकांशी नातेसंबंध अधिक घट्ट झाले असल्याचे गौरवोद्गार मुख्यमंत्र्यांनी काढले. मुंबईसाठी नवीन विकास आराखडा तयार करतेवेळी मुंबईच्या विविधतेमुळे आणि किनारपट्टीवरील शहर असल्याने येथे सीआरझेड, लष्कर, नौदल, वन विभाग अशा अनेक नियमांचा प्रभाव आहे. या सर्व अडचणींमधून एक विकास आराखडा तयार करणे आवश्यक होते. यामध्ये संपूर्ण उद्योगक्षेत्र एकत्र आले आणि क्रेडाई-एमसीएचआयने या प्रक्रियेत अग्रणी भूमिका बजावली आहे, असे फडणवीस यांनी सांगितले. मुख्यमंत्री म्हणाले की, अटल सेतूमुळे तिसरी मुंबई उभारण्याची संधी खुली झाली आहे. तिसऱ्या मुंबईत एज्यु सिटी उभारण्यात येणार आहे. ही नवीन मुंबई विमानतळापासून काही मिनिटांच्या अंतरावर असेल. केंद्र सरकारने परदेशी विद्यापीठांना भारतात येण्याची परवानगी दिल्यामुळे जागतिक दर्जाचे शिक्षण येथे देता येणार आहे. येथे ३०० एकर जमिनीवर जगातील सर्वोच्च १२ विद्यापीठांना वसवण्याची योजना असून त्यांना जमिन आणि काही सामायिक पायाभूत सुविधा शासनाकडून दिल्या जातील. आज सात विद्यापीठांशी सामंजस्य करार झाले आहेत, त्यापैकी काही विद्यापीठ आपली कॅम्पसेस सुरू करत आहेत. एकूण एक लाख निवासी विद्यार्थी येथे राहतील, त्यामुळे येथे प्रचंड आर्थिक आणि सामाजिक चैतन्य निर्माण होणार असल्याचेही त्यांनी यावेळी सांगितले. © tendernama 2025</w:t>
+      </w:r>
+    </w:p>
+    <w:p>
+      <w:pPr>
+        <w:pStyle w:val="Heading3"/>
+      </w:pPr>
+      <w:r>
+        <w:rPr/>
+        <w:t>Article 80</w:t>
+      </w:r>
+    </w:p>
+    <w:p>
+      <w:pPr>
+        <w:pStyle w:val="Normal"/>
+      </w:pPr>
+      <w:r>
+        <w:rPr/>
+        <w:t>Title: CM Devendra Fadnavis: राज्यातील चार लाख हेक्टर क्षेत्रावरील पिकांना फटका; पिकांचे पंचनामे करण्याचे आदेश</w:t>
+      </w:r>
+    </w:p>
+    <w:p>
+      <w:pPr>
+        <w:pStyle w:val="Normal"/>
+      </w:pPr>
+      <w:r>
+        <w:rPr/>
+        <w:t xml:space="preserve">URL: </w:t>
+      </w:r>
+      <w:r>
+        <w:t xml:space="preserve"> https://deshdoot.com/crops-affected-on-four-lakh-hectares-of-land-in-the-state-orders-to-conduct-crop-surveys/</w:t>
+      </w:r>
+    </w:p>
+    <w:p>
+      <w:pPr>
+        <w:pStyle w:val="Normal"/>
+      </w:pPr>
+      <w:r>
+        <w:rPr/>
+        <w:t>Content: मुंबई | प्रतिनिधीमुंबईसह राज्याच्या विविध भागात सुरू असलेल्या मुसळधार पावसाचा मोठा फटका शेतकऱ्यांना बसला आहे. या पावसामुळे जवळपास चार लाख हेक्टर क्षेत्रातील पिके बाधित झाली असून पिकांच्या नुकसानीचे पंचनामे करण्याचे आदेश देण्यात आले आहेत. राज्यात १८ ते २१ ऑगस्ट दरम्यान विविध भागात पुन्हा अतिवृष्टी होण्याची शक्यता वर्तविण्यात आली असून १५ ते १६ जिल्ह्यात रेड ॲलर्ट तर काही जिल्ह्यात ऑरेंज ॲलर्ट देण्यात आला आहे. मुख्यमंत्री देवेंद्र फडणवीस यांनी सोमवारी मंत्रालयातील राज्य आपत्ती व्यवस्थापन कक्षात संपूर्ण राज्यातील पावसाच्या स्थितीचा आढावा घेतला. त्यानंतर प्रसार माध्यमांच्या प्रतिनिधींशी बोलताना फडणवीस यांनी अतिवृष्टीमुळे झालेल्या नुकसानीची माहिती दिली. अतवृष्टीच्या पार्श्वभूमीवर राज्य सरकारने विविध उपाययोजना केल्या आहेत. नांदेड विभागात त२०६ मिमी इतका ढगफुटीसदृश पाऊस झाला असून तिथे एनडीआरएफ,एसडीआरएफसोबत आता सैन्यदलाला देखील मदतीसाठी पाचारण करण्यात आले आहे. मुंबईत सोमवारी सकाळी ६ नंतरच्या सहा तासात १७० मिमी पाऊस झाला. मुंबईत मंगळवारी चार मीटरपर्यंतच्या लाटा उसळणार आहेत. त्यामुळे मुंबईकरांनी काळजी घ्यावी. तसेच राज्यातील ज्या भागात रेड ॲलर्ट जाहीर करण्यात आला आहे, तेथील नागरिकांनी आवश्यकता असेल तरच घराबाहेर पडावे, असे आवाहन फडणवीस यांनी यावेळी केले. राज्यात छत्रपती संभाजीनगर विभागात बीड,लातूर आणि नांदेड जिल्ह्यात मोठ्या प्रमाणात पूरस्थिती आहे. पुढचे तीन दिवस बीड,लातूर,नांदेडमध्ये पूरस्थिती संभावित आहे. मुखेड भागात २०६ मिमी पाऊस झाला असून पाच लोक बेपत्ता आहेत. तसेच १५० पेक्षा जास्त जनावरे मृत अथवा वाहून गेली आहेत. छत्रपती संभाजीनगर मधील तीन जिल्ह्यांचा विचार केला तर ८०० गावे बाधित असून एक लाख हेक्टर शेतीचे नुकसान झाले आहे, असे फडणवीस यांनी सांगितले. कोकणात जगबुडी,अंबा,कुंडलिका या नद्या इशारा पातळीपर्यंत पोहोचल्या आहेत. वशिष्ठीमुळे चिपळूणमध्ये पूर असल्याने त्यावरही लक्ष आहे. कोल्हापूर,सातारा घाट विभागात रेड ॲलर्ट आहे. पुणे जिल्ह्यातील सर्व धरणात चांगले पाणी आहे. पण कुठलेच धरण इशारा पातळीपर्यंत नाही. अलमट्टीचा धोका कोल्हापूरला होण्याची शक्यता असल्याने कर्नाटक सरकारसोबत वरिष्ठ स्तरावरून चर्चा सुरू असल्याचे मुख्यमंत्री म्हणाले. नुकसानभरपाईचे अधिकार जिल्हाधिकाऱ्यांनाघरांचे नुकसान, माणसे, जनारांचे मृत्यू याबाबत नुकसान भरपाईचे अधिकार हे जिल्हाधिकाऱ्यांना देण्यात आले आहेत. त्यासाठीचा निधीही उपलब्ध करून देण्यात आला आहे. घरांचे नुकसान झालेल्यांना तात्पुरते निवारे उभारण्याचे आणि तेथील लोकांना जेवण आणि पिण्याचे स्वच्छ पाणी पुरविण्याचे आदेश देण्यात आल्याचेही देवेंद्र फडणवीस यांनी सांगितले. मुंबईतील मेट्रो सेवा सुरळीतमुंबईला बसलेल्या पावसाच्या तडाख्याने लोकल सेवेवर परिणाम झाला. काही ठिकाणी लोकल उशीराने धावत होत्या. मात्र लोकल सेवा कुठेही ठप्प पडलेली नाही. मेट्रो सेवा मात्र सुरळीत होती, ही समाधानाची बाब आहे. मुंबईकरांना भविष्यात मेट्रोच्या रुपाने सुकर प्रवास मिळणार आहे हे यातून दिसून आल्याचे फडणवीस म्हणाले. देशदूतच्या व्हाट्सॲप ग्रुपला जॉईन होण्यासाठी लिंकवर क्लिक करा</w:t>
+      </w:r>
+    </w:p>
+    <w:p>
+      <w:pPr>
+        <w:pStyle w:val="Heading3"/>
+      </w:pPr>
+      <w:r>
+        <w:rPr/>
+        <w:t>Article 81</w:t>
+      </w:r>
+    </w:p>
+    <w:p>
+      <w:pPr>
+        <w:pStyle w:val="Normal"/>
+      </w:pPr>
+      <w:r>
+        <w:rPr/>
+        <w:t>Title: Maharashtra Rain : राज्यासाठी पुढचे दोन दिवस चिंतेचे, 15-16 जिल्ह्यांना अलर्ट, कुठे होणार अतिवृष्टी? मुख्यमंत्र्यांनी आढाव्यानंतर दिली मोठी माहिती</w:t>
+      </w:r>
+    </w:p>
+    <w:p>
+      <w:pPr>
+        <w:pStyle w:val="Normal"/>
+      </w:pPr>
+      <w:r>
+        <w:rPr/>
+        <w:t xml:space="preserve">URL: </w:t>
+      </w:r>
+      <w:r>
+        <w:t xml:space="preserve"> https://www.tv9marathi.com/videos/maharashtra-imd-issues-red-alert-for-16-districts-big-information-by-cm-devendra-fadnavis-reviews-heavy-rains-in-1472606.html</w:t>
+      </w:r>
+    </w:p>
+    <w:p>
+      <w:pPr>
+        <w:pStyle w:val="Normal"/>
+      </w:pPr>
+      <w:r>
+        <w:rPr/>
+        <w:t>Content: By signing in or creating an account, you agree with Associated Broadcasting Company's Terms &amp; Conditions and Privacy Policy. गेल्या दोन दिवसांपासून राज्यात मुसळधार पावसाने चांगलंच झोपडपून काढलंय. अशातच मुंबईसह राज्यातील पावसासंदर्भातील परिस्थितीचा आढावा राज्याचे मुख्यमंत्री देवेंद्र फडणवीस यांच्याकडून घेण्यात आला आहे. राज्यातील पावसाबाबत राज्यातील अधिकाऱ्यांसोबत संवाद साधला. 18 ऑगस्ट ते 21 ऑगस्टपर्यंत मुसळधार पाऊस आणि अतिवृष्टी होण्याची शक्यता आहे. राज्यातील 15 ते 16 जिल्ह्यांना हवामान खात्याकडून रेड आणि ऑरेंज अलर्ट देण्यात आला आहे. यापार्श्वभूमीवर जिथे रेड अलर्ट आहे त्या जिल्ह्यांमध्ये उपाययोजना केल्या जात असल्याची माहिती मुख्यमंत्री देवेंद्र फडणवीस यांच्याकडून देण्यात आलीये. दरम्यान, कोकणात रेड अलर्ट जारी करण्यात आल्याची माहिती मुख्यमंत्री देवेंद्र फडणवीस यांच्याकडून देण्यात आली. पुढे ते असेही म्हणाले की कोकणातील अंबा, कुंडलिका, जगबुडी या नद्यांनी इशारा पातळी ओलंडली आहे, त्यामुळे या भागातील परिस्थितीवर विशेष लक्ष असल्याचे त्यांनी सांगितले.</w:t>
+      </w:r>
+    </w:p>
+    <w:p>
+      <w:pPr>
+        <w:pStyle w:val="Heading3"/>
+      </w:pPr>
+      <w:r>
+        <w:rPr/>
+        <w:t>Article 82</w:t>
+      </w:r>
+    </w:p>
+    <w:p>
+      <w:pPr>
+        <w:pStyle w:val="Normal"/>
+      </w:pPr>
+      <w:r>
+        <w:rPr/>
+        <w:t>Title: महाराष्ट्रातील खासदारांनी राधाकृष्णन यांना समर्थन द्यावे:मुख्यमंत्री देवेंद्र फडणवीसांचे आवाहन; ठाकरे गट अन् शरद पवार गटाला लगावला टोला</w:t>
+      </w:r>
+    </w:p>
+    <w:p>
+      <w:pPr>
+        <w:pStyle w:val="Normal"/>
+      </w:pPr>
+      <w:r>
+        <w:rPr/>
+        <w:t xml:space="preserve">URL: </w:t>
+      </w:r>
+      <w:r>
+        <w:t xml:space="preserve"> https://divyamarathi.bhaskar.com/local/maharashtra/mumbai/news/c-p-radhakrishnan-vice-president-candidate-fadnavis-urges-support-135703533.html</w:t>
+      </w:r>
+    </w:p>
+    <w:p>
+      <w:pPr>
+        <w:pStyle w:val="Normal"/>
+      </w:pPr>
+      <w:r>
+        <w:rPr/>
+        <w:t>Content: महाराष्ट्राचे राज्यपाल सी. पी. राधाकृष्णन यांना एनडीएने उपराष्ट्रपतीपदाचा उमेदवार म्हणून घोषित केले आहे. ही महाराष्ट्रासाठी अभिमानाची गोष्ट असल्याचे मुख्यमंत्री देवेंद्र फडणवीस यांनी म्हटले आहे. मूळचे तामिळनाडूचे असले तरी, सी. पी. राधाकृष्णन हे महारा जयदीप धनखड यांच्या राजीनाम्यानंतर रिक्त झालेल्या उपराष्ट्रपतीपदासाठी आता लवकरच निवडणूक होणार आहे. या निवडणुकीसाठी एनडीएकडून महाराष्ट्राचे राज्यपाल सी.पी. राधाकृष्णन यांना उमेदवारी देण्यात आली आहे. रविवारी झालेल्या एनडीएच्या महत्त्वाच्या बैठकीत हा निर्णय घेण्यात आला, या बैठकीला पंतप्रधान नरेंद्र मोदी यांच्यासह भाजपचे आणि मित्रपक्षांचे वरिष्ठ नेते उपस्थित होते. या बैठकीनंतर उपराष्ट्रपती पदाचे उमेदवार म्हणून सी. पी. राधाकृष्णन यांच्या नावाची घोषणा करण्यात आली. ते सध्या महाराष्ट्राचे राज्यपाल म्हणून जबाबदारी सांभाळत आहेत. नेमके काय म्हणाले मुख्यमंत्री देवेंद्र फडणवीस? महाराष्ट्राचे राज्यपाल सी. पी. राधाकृष्णन यांना उपराष्ट्रपती पदाचा उमेदवार म्हणून एनडीएने घोषित केले, ही आपल्या सर्वांसाठी आनंदाची गोष्ट आहे. सी. पी. राधाकृष्णन हे मूळचे तमिळनाडूचे असले, तरी महाराष्ट्राचे राज्यपाल आणि मतदार असल्याचे फडणवीस म्हणालेत. विधानसभेच्या निवडणुकीत त्यांनी महाराष्ट्रात मतदान केले आहे. मुंबईतील मतदारयादीत त्यांचे नाव आहे. ते उपराष्ट्रपती पदाचा फॉर्म भरताना, त्यात कुठले मतदार आहेत, याचा पुरावा लावावा लागतो. त्यात ते महाराष्ट्राचे उमेदवार किंवा महाराष्ट्राचे मतदार म्हणून हा पुरावा लावणार आहे. त्यामुळे महाराष्ट्रासाठी ही विशेष आनंदाची गोष्ट आहे, असे ते म्हणाले. ठाकरे गट, शरद पवारांच्या एनसीपीला टोला यावेळी बोलताना देवेंद्र फडणवीस यांनी महाराष्ट्रातील सर्व खासदारांना राधाकृष्णन यांच्या बाजूने मतदान करण्याचे आवाहन केले. ते म्हणाले, सर्व पक्षांनी आपआपसातील मतभेद विसरून, विशेषत: महाराष्ट्राची अस्मिता सांगणारे उद्धव ठाकरे यांची शिवसेना, शरद पवार यांचा राष्ट्रवादी या दोन्ही नेत्यांनी सी. पी. राधाकृष्णन यांना समर्थन दिले पाहिजे, असे म्हणत देवेंद्र फडणवीस यांनी उद्धव ठाकरे आणि शरद पवार यांना टोला लगावला. आपल्या महाराष्ट्रातील एक मतदार उपराष्ट्रपती होतोय, त्याकरिता सगळ्यांनी त्यांना मदत केली पाहिजे, असे आवाहन मुख्यमंत्री देवेंद्र फडणवीस यांनी केले. , असे आवाहनही त्यांनी केले. हे ही वाचा... मुख्यमंत्री देवेंद्र फडणवीसांकडून राज्यातील पावसाचा आढावा:मराठवाड्यात 800 गावे बाधित, कोकण व विदर्भात रेड अलर्ट मुख्यमंत्री देवेंद्र फडणवीस यांनी कंट्रोलमधून राज्यातील पावसाच्या परिस्थितीचा आढावा घेतला. राज्यभरातील जिल्हाधिकारी, विभागीय आयुक्त यांच्याशी मुख्यमंत्र्यांनी संवाद साधला. संपूर्ण महाराष्ट्रात 4 लाख हेक्टर पिके पावसामुळे बाधित झालेली आहेत. यवतमाळ, नांदेड, वर्धा, बीड, वाशीम या परिसरात जास्त नुकसान झालेले आहे. नुकसानग्रस्त भागातील उपाययोजनांसाठी जिल्हाधिकाऱ्यांना अधिकार देण्यात आलेले आहेत, अशी माहिती मुख्यमंत्री देवेंद्र फडणवीस यांनी दिली. सविस्तर वाचा... सीपी राधाकृष्णन वयाच्या 16 व्या वर्षी RSS मध्ये सामील:2 वेळा खासदार, तमिळनाडू भाजप अध्यक्ष होते; कॉलेजमध्ये टेबल टेनिस चॅम्पियन होते महाराष्ट्राचे राज्यपाल सी.पी. राधाकृष्णन हे उपराष्ट्रपती पदासाठी एनडीएचे उमेदवार असतील. रविवारी झालेल्या भाजप संसदीय पक्षाच्या बैठकीत त्यांच्या नावावर एकमत झाले. नड्डा यांनी पत्रकार परिषदेत राधाकृष्णन यांचे नाव जाहीर केले. राधाकृष्णन हे जुलै २०२४ पासून महाराष्ट्राचे राज्यपाल आहेत. याआधी ते झारखंडचे राज्यपाल होते आणि तेलंगणा आणि पुद्दुचेरीचा अतिरिक्त कार्यभारही त्यांनी सांभाळला होता. २० ऑक्टोबर १९५७ रोजी तामिळनाडूतील तिरुपूर येथे जन्मलेल्या राधाकृष्णन यांनी बीबीएचे शिक्षण घेतले. सविस्तर वाचा... Copyright © 2024-25 DB Corp ltd., All Rights Reserved This website follows the DNPA Code of Ethics.</w:t>
+      </w:r>
+    </w:p>
+    <w:p>
+      <w:pPr>
+        <w:pStyle w:val="Heading3"/>
+      </w:pPr>
+      <w:r>
+        <w:rPr/>
+        <w:t>Article 83</w:t>
+      </w:r>
+    </w:p>
+    <w:p>
+      <w:pPr>
+        <w:pStyle w:val="Normal"/>
+      </w:pPr>
+      <w:r>
+        <w:rPr/>
+        <w:t>Title: 16 जिल्ह्यांना रेड अलर्ट! राज्याच्या ‘या’ भागात अतिवृष्टी, बचाव पथक सज्ज; CM फडणवीसांची माहिती</w:t>
+      </w:r>
+    </w:p>
+    <w:p>
+      <w:pPr>
+        <w:pStyle w:val="Normal"/>
+      </w:pPr>
+      <w:r>
+        <w:rPr/>
+        <w:t xml:space="preserve">URL: </w:t>
+      </w:r>
+      <w:r>
+        <w:t xml:space="preserve"> https://www.tv9marathi.com/maharashtra/rain-alert-in-16-districts-heavy-rainfall-in-this-part-of-state-cm-fadnavis-give-information-1472499.html</w:t>
+      </w:r>
+    </w:p>
+    <w:p>
+      <w:pPr>
+        <w:pStyle w:val="Normal"/>
+      </w:pPr>
+      <w:r>
+        <w:rPr/>
+        <w:t>Content: By signing in or creating an account, you agree with Associated Broadcasting Company's Terms &amp; Conditions and Privacy Policy. राज्यात सर्वत्र मुसळधार पाऊस पडत आहे. त्यामुळे राज्यातील जनजीवन विस्कळीत झालं आहे. अनेक ठिकाणी पूरस्थिती निर्माण झाली आहे. शेतीचे आणि पशुधनाचेही मोठे नुकसान झाले आहे. पुढील काही दिवस पावसाचा जोर कायम राहणार आहे. राज्याचे मुख्यमंत्री देवेंद्र फडणवीस यांनी या पावसाबाबत माहिती दिली आहे. तसेच सरकारकडून केल्या जाणाऱ्या उपाययोजनांचीही माहिती दिली आहे. पावसाबाबत मुख्यमंत्री काय म्हणाले ते जाणून घेऊयात. मुख्यमंत्री फडणवीस म्हणाले की, राज्यातील पावसाबाबत राज्यातील अधिकाऱ्यांसोबत संवाद साधला. 21 तारखेपर्यंत मुसळधार पावसाची शक्यता आहे. 15-16 जिल्ह्यांना रेड आणि ऑरेंज अलर्ट देण्यात आला आहे. या जिल्ह्यांमध्ये उपाययोजना केल्या जात आहे. कोकणात रेड अलर्ट आहे. अंबा, कुंडलिका, जगबुडीने इशारा पातळी ओलंडली आहे, त्यामुळे या भागातील परिस्थितीवर लक्ष आहे. नाशिक विभागात तापी आणि हतनूर नदीच्या पाणी पातळीत वाढ झाली आहे. रावेरच्या काही भागात पाणी शिरले आहे. जळगाव जिल्ह्यात बिकट परिस्थिती आहे. 2-3 दिवसांमध्ये मुसळधार पावसामुळे मोठे नुकसान झाले आहे. घरांचे आणि गुरांचे नुकसान झालेले आहे. पुण्यात पाऊस पडत आहे मात्र कोणत्याही नदीने धोक्याची पातळी ओलांडलेली नाही. नांदेड जिल्ह्यातील मुखेड तालुक्यात अतिवृष्टीने लेंडी धरणाच्या पाणी पातळीत मोठी वाढ झाली आहे. शिवाय लातूर, उदगीर आणि कर्नाटकातून मोठ्या प्रमाणात पाणी येत आहे. काल येथे झालेला पाऊस सुमारे 206 मि.मी. इतका होता. त्यामुळे रावनगाव, भासवाडी, भिंगेली, हासनाळ येथील जनजीवन प्रभावित झाले आहे. रावनगाव येथे 225 नागरिक पुराच्या पाण्यात अडकले असून, त्यापैकी अत्यंत प्रतिकूल असलेल्या ठिकाणाहून नागरिकांना बाहेर काढण्यात आले आहे. उर्वरित नागरिकांना सुरक्षित स्थळी हलविण्याचे प्रयत्न सुरु आहेत. हसनाळ येथे 8 नागरिकांना बाहेर काढण्यात आले आहे. भासवाडी येथे 20 नागरिक अडकले असून, ते सुरक्षित आहेत. भिंगेली येथे 40 नागरिक अडकले असून, ते सुरक्षित आहेत. 5 नागरिक बेपत्ता असून, त्यांचा शोध घेतला जात आहे. मी स्वत: नांदेड जिल्हाधिकार्‍यांशी सातत्याने संपर्कात असून, नांदेड, लातूर आणि बिदर असे तिन्ही जिल्हाधिकारी एकमेकांशी संपर्कात राहून बचाव कार्य करीत आहेत. एनडीआरएफची 1 चमू, एक लष्करी पथक आणि पोलिसांची चमू समन्वयातून बचाव कार्य करीत आहेत. छत्रपती संभाजीनगर येथून सैन्याची एक तुकडी सुद्धा रवाना झाली आहे. स्थानिक प्रशासनाला सातत्याने प्रभावित भागात राहून समन्वय साधण्यास सांगण्यात आले आहे.</w:t>
+      </w:r>
+    </w:p>
+    <w:p>
+      <w:pPr>
+        <w:pStyle w:val="Heading3"/>
+      </w:pPr>
+      <w:r>
+        <w:rPr/>
+        <w:t>Article 84</w:t>
+      </w:r>
+    </w:p>
+    <w:p>
+      <w:pPr>
+        <w:pStyle w:val="Normal"/>
+      </w:pPr>
+      <w:r>
+        <w:rPr/>
+        <w:t>Title: सरदार रघुजी भोसले यांची ऐतिहासिक तलवार मुंबईत दाखल; मुख्यमंत्र्यांच्या हस्ते होणार लोकार्पण - RAGHUJI BHOSALE SWORD</w:t>
+      </w:r>
+    </w:p>
+    <w:p>
+      <w:pPr>
+        <w:pStyle w:val="Normal"/>
+      </w:pPr>
+      <w:r>
+        <w:rPr/>
+        <w:t xml:space="preserve">URL: </w:t>
+      </w:r>
+      <w:r>
+        <w:t xml:space="preserve"> https://www.etvbharat.com/mr/!state/sword-of-maratha-commander-raghuji-bhosale-returns-to-mumbai-to-be-unveiled-at-exhibition-by-cm-fadnavis-maharashtra-news-mhs25081803521</w:t>
+      </w:r>
+    </w:p>
+    <w:p>
+      <w:pPr>
+        <w:pStyle w:val="Normal"/>
+      </w:pPr>
+      <w:r>
+        <w:rPr/>
+        <w:t>Content: महाराष्ट्र maharashtra ETV Bharat / state By ETV Bharat Marathi Team Published : August 18, 2025 at 3:59 PM IST मुंबई : काही दिवसांपूर्वी छत्रपती शिवाजी महाराज यांची वाघनखं महाराष्ट्रात दाखल झाल्यानंतर आता मराठा सैन्यातील महत्वाचे सरदार रघुजी भोसले यांची तलवार लंडनहून मुंबईत दाखल झालीय. सांस्कृतिक कार्य विभाग, पुरातत्त्व व वस्तुसंग्रहालये संचालनालय, सांस्कृतिक कार्य संचालनालय, पु.ल. देशपांडे कला अकादमीतर्फे आयोजित कार्यक्रमात मुख्यमंत्री देवेंद्र फडणवीस यांच्या हस्ते या ऐतिहासिक तलवारीचा लोकार्पण सोहळा पार पडणार आहे. 'सेना साहेब सुभा पराक्रम दर्शन' सोहळा : नागपूरकरच्या भोसले घराण्याचे संस्थापक आणि छत्रपती शाहू महाराजांच्या काळातील महत्त्वाचे सरदार रघुजी भोसले यांची ही तलवार राज्य सरकारनं लंडनमध्ये झालेल्या लिलावात मिळवली होती. सांस्कृतिक कार्यमंत्री आशिष शेलार यांनी सकाळी विमानतळ प्राधिकरणाकडून तलवारीचा ताबा घेतला. त्यानंतर विमानतळावरील छत्रपती शिवाजी महाराजांच्या पुतळ्याला अभिवादन करून ही तलवार पु. ल. देशपांडे कला अकादमीमध्ये आणण्यात आली. सांस्कृतिक कार्य विभाग, पुरातत्त्व व वस्तुसंग्रहालये संचालनालय, सांस्कृतिक कार्य संचालनालय, पु.ल. देशपांडे कला अकादमीतर्फे संध्याकाळी 6 वाजता 'सेना साहेब सुभा पराक्रम दर्शन' सोहळा आयोजित करण्यात आलाय. मुख्यमंत्र्यांच्या हस्ते होणार लोकार्पण : या कार्यक्रमात सरदार रघुजी भोसले यांच्या ऐतिहासिक तलवार प्रदर्शनाचं उद्घाटन आणि लोकार्पण मुख्यमंत्री देवेंद्र फडणवीस यांच्या हस्ते करण्यात येणार आहे. उपमुख्यमंत्री एकनाथ शिंदे, अजित पवार यांच्यासह भोसले यांचे वंशज मुधोजीराजे भोसले यावेळी उपस्थित राहणार आहेत. सांस्कृतिक कार्य विभागाचे सचिव डॉ. किरण कुलकर्णी, यांच्यासह स्थानिक खासदार अनिल देसाई, स्थानिक आमदार महेश सावंत यांनाही या कार्यक्रमाला आमंत्रित करण्यात आले आहे. प्रदर्शन सर्वांसाठी विनामूल्य असणार : "सरदार भोसले यांच्या तलवारीसोबत 12 वारसा मानांकित गडकिल्ल्यांच्या माहितीचं प्रदर्शन 19 ते 25 ऑगस्टदरम्यान सकाळी 11 ते सायं 7 या वेळेत पु. ल. देशपांडे महाराष्ट्र कला अकादमीच्या कला दालनात सुरू राहणार आहे. हे प्रदर्शन सर्वांसाठी विनामूल्य असणार असून त्यामध्ये आपल्या ऐतिहासिक वारशाची माहिती तरुण पिढीला मिळावी, असा प्रयत्न आहे," असं पुरातत्त्व व वस्तुसंग्रहालय संचालनालयाचे उपसंचालक हेमंत दळवी यांनी सांगितलं. महाराष्ट्र सरकारनं जिंकला लिलाव : दरम्यान, ऐतिहासिक दस्तऐवज असलेली ही तलवार लिलावात निघाल्याची बातमी 28 एप्रिल 2025 रोजी कळल्यानंतर सांस्कृतिक कार्यमंत्री आशिष शेलार यांनी तातडीनं मुख्यमंत्री देवेंद्र फडणवीस यांच्याशी चर्चा करुन तलवार शासनाला मिळावी, या दृष्टीनं नियोजन केलं. तसंच दूतावासाशी संपर्क करुन स्वतः मुख्यमंत्री देवेंद्र फडणवीस आणि मंत्री शेलार यांनी याबाबतचं नियोजन व संपर्क यंत्रणा उभी केली. तातडीनं एक मध्यस्थ उभा करुन या लिलावात शासनानं सहभाग घेतला आणि लिलाव जिंकला. ज्या मध्यस्थीनं हा लिलाव जिंकला होता, त्यांना लंडन येथे प्रत्यक्ष भेटून आणि कायदेशीर बाबी पूर्ण करुन आज मंत्री आशिष शेलार यांनी ही तलवार ताब्यात घेतली. तलवारीचं ऐतिहासिक महत्त्व : रघुजी भोसले प्रथम हे नागपूरकर भोसले घराण्याचे संस्थापक आणि छत्रपती शाहू महाराज यांच्या काळातील मराठा सैन्यातील एक महत्त्वाचे सरदार होते. रघुजी भोसले यांचं शौर्य आणि युद्धनीती यावर प्रसन्न होऊन छत्रपती शाहू महाराजांनी त्यांना 'सेनासाहिबसुभा' ही पदवी दिली होती. रघुजी भोसले प्रथम यांनी 1745 आणि 1755 मध्ये बंगालच्या नवाबाविरुद्ध युद्धमोहिमांचं नेतृत्व करून मराठा साम्राज्याचा बंगाल, ओडिशापर्यंत विस्तार केला. याचबरोबर त्यांनी त्यांच्या कारकिर्दीमध्ये चांदा, छत्तीसगड, संबळपूर याही प्रदेशांवर आपले वर्चस्व प्रस्थापित केलं. दक्षिण भारतातील कुड्डाप्पाचा नवाब, कर्नूलचा नवाब यांचाही पराभव करून दक्षिण भारतात आपला लष्करी आणि राजकीय दबदबा निर्माण केला. अठराव्या शतकातील एक अत्यंत धाडसी मराठा सेनानी म्हणून रघुजी भोसले यांच्याकडे बघितलं जातं. नागपूरकर भोसलेंच्या भौगोलिक सीमांमध्ये लोखंड, तांबे यांच्या खाणी मुबलक प्रमाणात उपलब्ध होत्या. यांचा वापर वस्तूंसोबतच शस्त्रे बनवण्यासाठीही केला जात असे. नागपूरकर भोसले घराण्यातील राजशस्त्रे निर्मिती आणि सौंदर्य यांचा अजोड मिलाफ आहे. तलवार लंडनमध्ये कशी गेली? : नागपूरकर भोसलेंची 1817 मध्ये सीताबर्डी येथे ईस्ट इंडिया कंपनीविरुद्ध लढाई झाली. या लढाईमध्ये ईस्ट इंडिया कंपनीचा विजय झाल्यावर कंपनीनं नागपूरकर भोसल्यांच्या खजिन्याची लूट केली. यामध्ये अनेक मौल्यवान वस्तू, दागिने तसंच शस्त्रांचाही समावेश होता. नागपूरचे संस्थान खालसा झाल्यावर ईस्ट इंडिया कंपनीला वेळोवेळी नजराणे आणि भेटीही मिळाल्या होत्या. दरम्यान, रघुजी भोसलेंची तलवार युद्धानंतरच्या लुटीमध्ये अथवा ब्रिटिशांना दिलेल्या भेटींमध्ये देशाबाहेर गेल्याची शक्यता आशिष शेलार यांनी वर्तवली होती. हेही वाचा : मुंबई : काही दिवसांपूर्वी छत्रपती शिवाजी महाराज यांची वाघनखं महाराष्ट्रात दाखल झाल्यानंतर आता मराठा सैन्यातील महत्वाचे सरदार रघुजी भोसले यांची तलवार लंडनहून मुंबईत दाखल झालीय. सांस्कृतिक कार्य विभाग, पुरातत्त्व व वस्तुसंग्रहालये संचालनालय, सांस्कृतिक कार्य संचालनालय, पु.ल. देशपांडे कला अकादमीतर्फे आयोजित कार्यक्रमात मुख्यमंत्री देवेंद्र फडणवीस यांच्या हस्ते या ऐतिहासिक तलवारीचा लोकार्पण सोहळा पार पडणार आहे.'सेना साहेब सुभा पराक्रम दर्शन' सोहळा : नागपूरकरच्या भोसले घराण्याचे संस्थापक आणि छत्रपती शाहू महाराजांच्या काळातील महत्त्वाचे सरदार रघुजी भोसले यांची ही तलवार राज्य सरकारनं लंडनमध्ये झालेल्या लिलावात मिळवली होती. सांस्कृतिक कार्यमंत्री आशिष शेलार यांनी सकाळी विमानतळ प्राधिकरणाकडून तलवारीचा ताबा घेतला. त्यानंतर विमानतळावरील छत्रपती शिवाजी महाराजांच्या पुतळ्याला अभिवादन करून ही तलवार पु. ल. देशपांडे कला अकादमीमध्ये आणण्यात आली. सांस्कृतिक कार्य विभाग, पुरातत्त्व व वस्तुसंग्रहालये संचालनालय, सांस्कृतिक कार्य संचालनालय, पु.ल. देशपांडे कला अकादमीतर्फे संध्याकाळी 6 वाजता 'सेना साहेब सुभा पराक्रम दर्शन' सोहळा आयोजित करण्यात आलाय. सरदार रघुजी भोसले यांची ऐतिहासिक तलवार मुंबईत दाखल (ETV Bharat Reporter)मुख्यमंत्र्यांच्या हस्ते होणार लोकार्पण : या कार्यक्रमात सरदार रघुजी भोसले यांच्या ऐतिहासिक तलवार प्रदर्शनाचं उद्घाटन आणि लोकार्पण मुख्यमंत्री देवेंद्र फडणवीस यांच्या हस्ते करण्यात येणार आहे. उपमुख्यमंत्री एकनाथ शिंदे, अजित पवार यांच्यासह भोसले यांचे वंशज मुधोजीराजे भोसले यावेळी उपस्थित राहणार आहेत. सांस्कृतिक कार्य विभागाचे सचिव डॉ. किरण कुलकर्णी, यांच्यासह स्थानिक खासदार अनिल देसाई, स्थानिक आमदार महेश सावंत यांनाही या कार्यक्रमाला आमंत्रित करण्यात आले आहे. प्रदर्शन सर्वांसाठी विनामूल्य असणार : "सरदार भोसले यांच्या तलवारीसोबत 12 वारसा मानांकित गडकिल्ल्यांच्या माहितीचं प्रदर्शन 19 ते 25 ऑगस्टदरम्यान सकाळी 11 ते सायं 7 या वेळेत पु. ल. देशपांडे महाराष्ट्र कला अकादमीच्या कला दालनात सुरू राहणार आहे. हे प्रदर्शन सर्वांसाठी विनामूल्य असणार असून त्यामध्ये आपल्या ऐतिहासिक वारशाची माहिती तरुण पिढीला मिळावी, असा प्रयत्न आहे," असं पुरातत्त्व व वस्तुसंग्रहालय संचालनालयाचे उपसंचालक हेमंत दळवी यांनी सांगितलं.सरदार रघुजी भोसले यांची ऐतिहासिक तलवार मुंबईत दाखल (ETV Bharat Reporter)महाराष्ट्र सरकारनं जिंकला लिलाव : दरम्यान, ऐतिहासिक दस्तऐवज असलेली ही तलवार लिलावात निघाल्याची बातमी 28 एप्रिल 2025 रोजी कळल्यानंतर सांस्कृतिक कार्यमंत्री आशिष शेलार यांनी तातडीनं मुख्यमंत्री देवेंद्र फडणवीस यांच्याशी चर्चा करुन तलवार शासनाला मिळावी, या दृष्टीनं नियोजन केलं. तसंच दूतावासाशी संपर्क करुन स्वतः मुख्यमंत्री देवेंद्र फडणवीस आणि मंत्री शेलार यांनी याबाबतचं नियोजन व संपर्क यंत्रणा उभी केली. तातडीनं एक मध्यस्थ उभा करुन या लिलावात शासनानं सहभाग घेतला आणि लिलाव जिंकला. ज्या मध्यस्थीनं हा लिलाव जिंकला होता, त्यांना लंडन येथे प्रत्यक्ष भेटून आणि कायदेशीर बाबी पूर्ण करुन आज मंत्री आशिष शेलार यांनी ही तलवार ताब्यात घेतली.तलवारीचं ऐतिहासिक महत्त्व : रघुजी भोसले प्रथम हे नागपूरकर भोसले घराण्याचे संस्थापक आणि छत्रपती शाहू महाराज यांच्या काळातील मराठा सैन्यातील एक महत्त्वाचे सरदार होते. रघुजी भोसले यांचं शौर्य आणि युद्धनीती यावर प्रसन्न होऊन छत्रपती शाहू महाराजांनी त्यांना 'सेनासाहिबसुभा' ही पदवी दिली होती. रघुजी भोसले प्रथम यांनी 1745 आणि 1755 मध्ये बंगालच्या नवाबाविरुद्ध युद्धमोहिमांचं नेतृत्व करून मराठा साम्राज्याचा बंगाल, ओडिशापर्यंत विस्तार केला. याचबरोबर त्यांनी त्यांच्या कारकिर्दीमध्ये चांदा, छत्तीसगड, संबळपूर याही प्रदेशांवर आपले वर्चस्व प्रस्थापित केलं. दक्षिण भारतातील कुड्डाप्पाचा नवाब, कर्नूलचा नवाब यांचाही पराभव करून दक्षिण भारतात आपला लष्करी आणि राजकीय दबदबा निर्माण केला. अठराव्या शतकातील एक अत्यंत धाडसी मराठा सेनानी म्हणून रघुजी भोसले यांच्याकडे बघितलं जातं. नागपूरकर भोसलेंच्या भौगोलिक सीमांमध्ये लोखंड, तांबे यांच्या खाणी मुबलक प्रमाणात उपलब्ध होत्या. यांचा वापर वस्तूंसोबतच शस्त्रे बनवण्यासाठीही केला जात असे. नागपूरकर भोसले घराण्यातील राजशस्त्रे निर्मिती आणि सौंदर्य यांचा अजोड मिलाफ आहे.तलवार लंडनमध्ये कशी गेली? : नागपूरकर भोसलेंची 1817 मध्ये सीताबर्डी येथे ईस्ट इंडिया कंपनीविरुद्ध लढाई झाली. या लढाईमध्ये ईस्ट इंडिया कंपनीचा विजय झाल्यावर कंपनीनं नागपूरकर भोसल्यांच्या खजिन्याची लूट केली. यामध्ये अनेक मौल्यवान वस्तू, दागिने तसंच शस्त्रांचाही समावेश होता. नागपूरचे संस्थान खालसा झाल्यावर ईस्ट इंडिया कंपनीला वेळोवेळी नजराणे आणि भेटीही मिळाल्या होत्या. दरम्यान, रघुजी भोसलेंची तलवार युद्धानंतरच्या लुटीमध्ये अथवा ब्रिटिशांना दिलेल्या भेटींमध्ये देशाबाहेर गेल्याची शक्यता आशिष शेलार यांनी वर्तवली होती. हेही वाचा :मुखेड तालुक्यात ढगफुटी सदृश्य पाऊस; लेंडी धरणाचं पाणी शिरलं गावात, एसडीआरएफ पथकाकडून मदत कार्य सुरूनाशिकला मोकाट कुत्र्यांचा विळखा, 6 महिन्यात 7 हजार जणांना घेतला चावा, तत्काळ बंदोबस्त करण्याची मागणीमुंबईत सकाळपासून मुसळधार पाऊस, दुपारच्या सर्व शाळांसह महाविद्यालयांना सुट्टी जाहीर मुंबई : काही दिवसांपूर्वी छत्रपती शिवाजी महाराज यांची वाघनखं महाराष्ट्रात दाखल झाल्यानंतर आता मराठा सैन्यातील महत्वाचे सरदार रघुजी भोसले यांची तलवार लंडनहून मुंबईत दाखल झालीय. सांस्कृतिक कार्य विभाग, पुरातत्त्व व वस्तुसंग्रहालये संचालनालय, सांस्कृतिक कार्य संचालनालय, पु.ल. देशपांडे कला अकादमीतर्फे आयोजित कार्यक्रमात मुख्यमंत्री देवेंद्र फडणवीस यांच्या हस्ते या ऐतिहासिक तलवारीचा लोकार्पण सोहळा पार पडणार आहे. 'सेना साहेब सुभा पराक्रम दर्शन' सोहळा : नागपूरकरच्या भोसले घराण्याचे संस्थापक आणि छत्रपती शाहू महाराजांच्या काळातील महत्त्वाचे सरदार रघुजी भोसले यांची ही तलवार राज्य सरकारनं लंडनमध्ये झालेल्या लिलावात मिळवली होती. सांस्कृतिक कार्यमंत्री आशिष शेलार यांनी सकाळी विमानतळ प्राधिकरणाकडून तलवारीचा ताबा घेतला. त्यानंतर विमानतळावरील छत्रपती शिवाजी महाराजांच्या पुतळ्याला अभिवादन करून ही तलवार पु. ल. देशपांडे कला अकादमीमध्ये आणण्यात आली. सांस्कृतिक कार्य विभाग, पुरातत्त्व व वस्तुसंग्रहालये संचालनालय, सांस्कृतिक कार्य संचालनालय, पु.ल. देशपांडे कला अकादमीतर्फे संध्याकाळी 6 वाजता 'सेना साहेब सुभा पराक्रम दर्शन' सोहळा आयोजित करण्यात आलाय. मुख्यमंत्र्यांच्या हस्ते होणार लोकार्पण : या कार्यक्रमात सरदार रघुजी भोसले यांच्या ऐतिहासिक तलवार प्रदर्शनाचं उद्घाटन आणि लोकार्पण मुख्यमंत्री देवेंद्र फडणवीस यांच्या हस्ते करण्यात येणार आहे. उपमुख्यमंत्री एकनाथ शिंदे, अजित पवार यांच्यासह भोसले यांचे वंशज मुधोजीराजे भोसले यावेळी उपस्थित राहणार आहेत. सांस्कृतिक कार्य विभागाचे सचिव डॉ. किरण कुलकर्णी, यांच्यासह स्थानिक खासदार अनिल देसाई, स्थानिक आमदार महेश सावंत यांनाही या कार्यक्रमाला आमंत्रित करण्यात आले आहे. प्रदर्शन सर्वांसाठी विनामूल्य असणार : "सरदार भोसले यांच्या तलवारीसोबत 12 वारसा मानांकित गडकिल्ल्यांच्या माहितीचं प्रदर्शन 19 ते 25 ऑगस्टदरम्यान सकाळी 11 ते सायं 7 या वेळेत पु. ल. देशपांडे महाराष्ट्र कला अकादमीच्या कला दालनात सुरू राहणार आहे. हे प्रदर्शन सर्वांसाठी विनामूल्य असणार असून त्यामध्ये आपल्या ऐतिहासिक वारशाची माहिती तरुण पिढीला मिळावी, असा प्रयत्न आहे," असं पुरातत्त्व व वस्तुसंग्रहालय संचालनालयाचे उपसंचालक हेमंत दळवी यांनी सांगितलं. महाराष्ट्र सरकारनं जिंकला लिलाव : दरम्यान, ऐतिहासिक दस्तऐवज असलेली ही तलवार लिलावात निघाल्याची बातमी 28 एप्रिल 2025 रोजी कळल्यानंतर सांस्कृतिक कार्यमंत्री आशिष शेलार यांनी तातडीनं मुख्यमंत्री देवेंद्र फडणवीस यांच्याशी चर्चा करुन तलवार शासनाला मिळावी, या दृष्टीनं नियोजन केलं. तसंच दूतावासाशी संपर्क करुन स्वतः मुख्यमंत्री देवेंद्र फडणवीस आणि मंत्री शेलार यांनी याबाबतचं नियोजन व संपर्क यंत्रणा उभी केली. तातडीनं एक मध्यस्थ उभा करुन या लिलावात शासनानं सहभाग घेतला आणि लिलाव जिंकला. ज्या मध्यस्थीनं हा लिलाव जिंकला होता, त्यांना लंडन येथे प्रत्यक्ष भेटून आणि कायदेशीर बाबी पूर्ण करुन आज मंत्री आशिष शेलार यांनी ही तलवार ताब्यात घेतली. तलवारीचं ऐतिहासिक महत्त्व : रघुजी भोसले प्रथम हे नागपूरकर भोसले घराण्याचे संस्थापक आणि छत्रपती शाहू महाराज यांच्या काळातील मराठा सैन्यातील एक महत्त्वाचे सरदार होते. रघुजी भोसले यांचं शौर्य आणि युद्धनीती यावर प्रसन्न होऊन छत्रपती शाहू महाराजांनी त्यांना 'सेनासाहिबसुभा' ही पदवी दिली होती. रघुजी भोसले प्रथम यांनी 1745 आणि 1755 मध्ये बंगालच्या नवाबाविरुद्ध युद्धमोहिमांचं नेतृत्व करून मराठा साम्राज्याचा बंगाल, ओडिशापर्यंत विस्तार केला. याचबरोबर त्यांनी त्यांच्या कारकिर्दीमध्ये चांदा, छत्तीसगड, संबळपूर याही प्रदेशांवर आपले वर्चस्व प्रस्थापित केलं. दक्षिण भारतातील कुड्डाप्पाचा नवाब, कर्नूलचा नवाब यांचाही पराभव करून दक्षिण भारतात आपला लष्करी आणि राजकीय दबदबा निर्माण केला. अठराव्या शतकातील एक अत्यंत धाडसी मराठा सेनानी म्हणून रघुजी भोसले यांच्याकडे बघितलं जातं. नागपूरकर भोसलेंच्या भौगोलिक सीमांमध्ये लोखंड, तांबे यांच्या खाणी मुबलक प्रमाणात उपलब्ध होत्या. यांचा वापर वस्तूंसोबतच शस्त्रे बनवण्यासाठीही केला जात असे. नागपूरकर भोसले घराण्यातील राजशस्त्रे निर्मिती आणि सौंदर्य यांचा अजोड मिलाफ आहे. तलवार लंडनमध्ये कशी गेली? : नागपूरकर भोसलेंची 1817 मध्ये सीताबर्डी येथे ईस्ट इंडिया कंपनीविरुद्ध लढाई झाली. या लढाईमध्ये ईस्ट इंडिया कंपनीचा विजय झाल्यावर कंपनीनं नागपूरकर भोसल्यांच्या खजिन्याची लूट केली. यामध्ये अनेक मौल्यवान वस्तू, दागिने तसंच शस्त्रांचाही समावेश होता. नागपूरचे संस्थान खालसा झाल्यावर ईस्ट इंडिया कंपनीला वेळोवेळी नजराणे आणि भेटीही मिळाल्या होत्या. दरम्यान, रघुजी भोसलेंची तलवार युद्धानंतरच्या लुटीमध्ये अथवा ब्रिटिशांना दिलेल्या भेटींमध्ये देशाबाहेर गेल्याची शक्यता आशिष शेलार यांनी वर्तवली होती. हेही वाचा : For All Latest Updates TAGGED: गेमिंगसाठी सर्वोत्तम स्मार्टफोन्स: प्रीमियम वैशिष्ट्यांसह उत्कृष्ट पर्याय ऑनलाईन गेमिंग विधेयकाला राष्ट्रपति मुर्मू यांची मंजुरी, कायदा मोडल्यास काय शिक्षा होईल? काय आहे आजचा शुभ मुहूर्त, योग आणि राहूकाळ, वाचा पंचांग मंत्र्यांचे अवैध धंद्यांवरील छाप्याचे पोलीस दलात पडसाद, कणकवली पोलीस निरीक्षक अतुल जाधव निलंबित बापरे! चक्क कुत्र्याचा बिबट्यावर हल्ला, 200 मीटर नेलं फरफटत Kawasaki KLX230R S 2026 भारतात 1.94 लाखात लॉंच फॅटी लिव्हरच्या समस्येनं त्रस्त आहात? आहारात समावेश करा 'ही' फळ होंडाची नवीन इलेक्ट्रिक मोटरसायकल 2 सप्टेंबरला होणार सादर पावसाळ्यातील आजारांपासून मुलांचा बचाव कसा करायचा? फॉलो करा या टिप्स Copyright © 2025 Ushodaya Enterprises Pvt. Ltd., All Rights Reserved.</w:t>
+      </w:r>
+    </w:p>
+    <w:p>
+      <w:pPr>
+        <w:pStyle w:val="Heading3"/>
+      </w:pPr>
+      <w:r>
+        <w:rPr/>
+        <w:t>Article 85</w:t>
+      </w:r>
+    </w:p>
+    <w:p>
+      <w:pPr>
+        <w:pStyle w:val="Normal"/>
+      </w:pPr>
+      <w:r>
+        <w:rPr/>
+        <w:t>Title: CM Devendra Fadnavis: मुख्यमंत्र्यांनी राज्यातील पावसाचा घेतला आढावा; ‘इतक्या’ जिल्ह्यांना पावसाचा रेड अलर्ट, सतर्क राहण्याचे केले आवाहन</w:t>
+      </w:r>
+    </w:p>
+    <w:p>
+      <w:pPr>
+        <w:pStyle w:val="Normal"/>
+      </w:pPr>
+      <w:r>
+        <w:rPr/>
+        <w:t xml:space="preserve">URL: </w:t>
+      </w:r>
+      <w:r>
+        <w:t xml:space="preserve"> https://deshdoot.com/cm-fadnavis-takes-reiew-situation-ndrf-and-army-deployed-16-districts-on-red-alert/</w:t>
+      </w:r>
+    </w:p>
+    <w:p>
+      <w:pPr>
+        <w:pStyle w:val="Normal"/>
+      </w:pPr>
+      <w:r>
+        <w:rPr/>
+        <w:t>Content: मुंबई | Mumbaiगेल्या काही दिवसांपासून राज्यत दडी मारलेल्या पावसाने पुन्हा एकदा जोरदार पुनरागमन केले आहे. राज्यातील बहुतांश जिल्ह्यात मुसळधार पाऊस पडत आहे. त्यामुळे राज्यातील जनजीवन विस्कळीत झाले आहे. अनेक ठिकाणी पूरस्थिती निर्माण झाली आहे. शेतीचे आणि पशुधनाचेही मोठे नुकसान झाले आहे. पुढील काही दिवस पावसाचा जोर असाच कायम राहणार असल्याचे हवामान विभागाने सांगितले आहे. राज्याचे मुख्यमंत्री देवेंद्र फडणवीस यांनी या पावसाबाबत माहिती दिली आहे. मुख्यमंत्री देवेंद्र फडणवीस यांनी आज आपत्ती व्यवस्थापन विभागात जाऊन राज्यातील पावसाच्या परिस्थितीचा आढावा घेतला. यावेळी त्यांनी मुंबईतील पाऊस आणि त्याचसोबत महाराष्ट्रात झालेल्या पावसामुळे किती नुकसान झाले आहे याची देखील माहिती घेतली. त्यानंतर त्यांनी माध्यमांशी संवाद साधत राज्यातील पावसाची परिस्थिती आणि सरकारकडून केल्या जाणाऱ्या उपाययोजनांची माहिती दिली. काय म्हणाले मुख्यमंत्री?मुख्यमंत्री देवेंद्र फडणवीसांनी सांगितले की, ‘ २१ ऑगस्टपर्यंत राज्यात मुसळधार पावसाची शक्यता आहे. १५ ते १६ जिल्ह्यांना पावसाचा रेड आणि ऑरेंज अलर्ट देण्यात आला आहे. या सर्व जिल्ह्यांमध्ये सरकारकडून उपाययोजना केल्या जात आहेत. अतिवृष्टीमुळे महाराष्ट्रात काही ठिकाणी पिकांचे मोठे नुकसान झाले आहे. कोकण विभागात जास्त पाऊस झाला आहे. कोकणाला रेड अलर्ट देण्यात आला आहे. कुंडलिका, जगबुडीने इशारापातळी ओलांडली आहे. वशिष्ठी नदीच्या पाणी पातळीवर लक्ष ठेवून आहोत.’ महाराष्ट्र में भारी बारिश से निपटने के लिए विभिन्न प्रकार की व्यवस्था, कई जिलों में रेड व ऑरेंज अलर्ट, आपदा प्रबंधन, किसानों को नुकसान भरपाई, मा. राज्यपाल सीपी राधाकृष्णन जी इनका उप राष्ट्रपति पद के लिए एनडीए के उम्मीदवार हेतु चुने जाना एवं विविध मुद्दों पर मीडिया से संवाद…… pic.twitter.com/iDPIJj93Bz मुख्यमंत्र्यांनी पुढे सांगितले की, ‘नांदेड जिल्ह्यातील मुखेड तालुक्यात अतिवृष्टीने लेंडी धरणाच्या पाणी पातळीत मोठी वाढ झाली आहे. शिवाय लातूर, उदगीर आणि कर्नाटकातून मोठ्या प्रमाणात पाणी येत आहे. काल येथे झालेला पाऊस सुमारे २०६ मिमी इतका होता. त्यामुळे रावनगाव, भासवाडी, भिंगेली, हासनाळ येथील जनजीवन प्रभावित झाले आहे. रावनगाव येथे २२५ नागरिक पुराच्या पाण्यात अडकले असून त्यापैकी अत्यंत प्रतिकूल असलेल्या ठिकाणाहून नागरिकांना बाहेर काढण्यात आले आहे. उर्वरित नागरिकांना सुरक्षित स्थळी हलविण्याचे प्रयत्न सुरु आहेत.’ तसंच, ‘हसनाळ येथे ८ नागरिकांना बाहेर काढण्यात आले आहे. भासवाडी येथे २० नागरिक अडकले असून ते सुरक्षित आहेत. भिंगेली येथे ४० नागरिक अडकले असून ते देखील सुरक्षित आहेत. ५ नागरिक बेपत्ता असून त्यांचा शोध घेतला जात आहे. मी स्वत: नांदेड जिल्हाधिकार्‍यांशी सातत्याने संपर्कात असून नांदेड, लातूर आणि बिदर असे तिन्ही जिल्हाधिकारी एकमेकांशी संपर्कात राहून बचावकार्य करत आहेत.’ नाशिक विभागात तापी आणि हतनूर नदीच्या पाणी पातळीत वाढ झाली आहे. रावेरच्या काही भागात पाणी शिरले आहे. जळगाव जिल्ह्यात बिकट परिस्थिती आहे. 2-3 दिवसांमध्ये मुसळधार पावसामुळे मोठे नुकसान झाले आहे. घरांचे आणि गुरांचे नुकसान झालेले आहे. पुण्यात पाऊस पडत आहे मात्र कोणत्याही नदीने धोक्याची पातळी ओलांडलेली नाही. देशदूतच्या व्हाट्सॲप ग्रुपला जॉईन होण्यासाठी लिंकवर क्लिक करा</w:t>
+      </w:r>
+    </w:p>
+    <w:p>
+      <w:pPr>
+        <w:pStyle w:val="Heading3"/>
+      </w:pPr>
+      <w:r>
+        <w:rPr/>
+        <w:t>Article 86</w:t>
+      </w:r>
+    </w:p>
+    <w:p>
+      <w:pPr>
+        <w:pStyle w:val="Normal"/>
+      </w:pPr>
+      <w:r>
+        <w:rPr/>
+        <w:t>Title: Mumbai Rain: मुंबईत उद्या शाळांना सुट्टी? पुढचे १२ तास महत्वाचे, मुख्यमंत्री नेमकं काय म्हणाले?</w:t>
+      </w:r>
+    </w:p>
+    <w:p>
+      <w:pPr>
+        <w:pStyle w:val="Normal"/>
+      </w:pPr>
+      <w:r>
+        <w:rPr/>
+        <w:t xml:space="preserve">URL: </w:t>
+      </w:r>
+      <w:r>
+        <w:t xml:space="preserve"> https://saamtv.esakal.com/mumbai-pune/mumbai-rain-alert-cm-devendra-fadnavis-said-mumbai-schools-declared-holiday-on-tomorrow-bmc-to-decide-pvm91</w:t>
+      </w:r>
+    </w:p>
+    <w:p>
+      <w:pPr>
+        <w:pStyle w:val="Normal"/>
+      </w:pPr>
+      <w:r>
+        <w:rPr/>
+        <w:t>Content: मुंबईत मुसळधार पाऊस पडत आहे. पुढचे १२ तास अतिमुसळधार पावसाचे असणार असल्याचा अंदाज हवामान खात्याने वर्तवला. उद्या शाळांना सुट्टी द्यायची की नाही याचा निर्णय बीएमसी संध्याकाळपर्यंत घेणार आहे. मुख्यमंत्री देवेंद्र फडणवीस यांनी परिस्थितीचा आढावा घेऊन नागरिकांना सतर्क राहण्याचे आवाहन केले. मुंबईमध्ये मुसळधार पाऊस पडत आहे. या पावसामुळे मुंबईची तुंबई झाली आहे. मुंबईतील अनेक ठिकाणी पाणी साचले आहे. याचा फटका रस्ते वाहतुकीसह रेल्वे वाहतुकीवर झाला आहे. मुसळधार पावसामुळे आज मुंबईतील शाळांना दुपारच्या सत्रात सुट्टी देण्यात आली. अशातच मुंबईसाठी पुढचे १२ तास महत्वाचे असणार आहे. कारण हवामान खात्याने मुंबईला रेड अलर्ट दिला असून अतिमुसळधार पावसाची शक्यता वर्तवण्यात आली आहे. त्यामुळे उद्या मुंबईतील शाळा बंद राहणार असल्याचा अंदाज वर्तवला जात आहे. याबाबत मुख्यमंत्र्यांनी नेमकी काय माहिती दिली ते जाणून घ्या... मुख्यमंत्री देवेंद्र फडणवीस यांनी आज मुंबईसह महाराष्ट्रातील पावसाचा आढावा घेतला. त्यांनी आज राज्याच्या आपत्ती व्यवस्थापन विभागाला भेट देत संपूर्ण माहिती घेतली. त्यानंतर माध्यमांशी संवाद साधताना त्यांनी सांगितले की, 'मुंबईमध्ये आज सकाळी ६ वाजेपूर्वीच्या ४८ तासांत जवळपास २०० एमएम पाऊस पडला. आज सकाळी सहापासून ते पुढच्या आठ तासांत तब्बल १७० एमएम पाऊस पडला आहे. म्हणजे मुंबईत प्रचंड पाऊस झाला. चेंबूर भागात सर्वाधिक म्हणजेच १७७ एमएम पाऊस पडलेला आहे. यावेळी पावसाचा विशेष जोर हा शहरीभागात आणि पूर्वी उपनगरात दिसतो आहे.' मुख्यमंत्र्यांनी पुढे सांगितले की, 'मुंबईत एकूण १४ ठिकाणी पाणी तुंबलेले होते. यापैकी २ ठिकाणचे ट्रॅफिक पूर्णपणे थांबवण्यात आले होते. बाकीच्या ठिकाणचे ट्रॅफिक व्यवस्थित सुरू आहे. संपूर्ण मुंबईत ट्रॅफिक स्लो झालेले आहे. पण ट्रॅफिक पूर्णपणे थांबले नाही. ट्रेन्स पूर्णपणे बंद झालेल्या नाहीत. पावसाच्या जोरामुळे ट्रेनचा स्पीड स्लो झाला आहे.' तसंच, 'मुंबईत पुढचे १० ते १२ तास अतिमुसळधार पाऊस पडण्याची शक्यता आहे. मुंबईला रेड अलर्ट देण्यात आला आहे. दुपारच्या सत्रात शाळांना सुट्टी दिली आहे. मंत्रालयातील कर्मचाऱ्यांना दुपारी ४ वाजल्यानंतर निघून जाण्याची परवानगी देण्यात आली आहे. उद्या भरती येण्याची शक्यता आहे. चार मीटरपर्यंत लाटा येण्याची शक्यता आहे त्यामुळे नागरिकांनी काळजी घ्यावी. उद्या मोठ्याप्रमाणात पाऊस असेल. समुद्राची आणि नाल्याची पातळी सारखी असेल. पालिकेकडून उपाययोजना केल्या जात आहेत. आज संध्याकाळी हवामानाचा अंदाज आल्यानंतर उद्या शाळांना सुट्टी द्यायची की नाही? हे बीएमसीकडून सांगितले जाईल.', असे मुख्यमंत्री म्हणाले. सकाळ+चे सदस्य व्हा शॉपिंगसाठी 'सकाळ प्राईम डील्स'च्या भन्नाट ऑफर्स पाहण्यासाठी क्लिक करा. Read Marathi news and watch Live TV. Breaking news from Maharashtra, India, Pune, Mumbai, Politics, Entertainment, Sports, Lifestyle at SaamTV. Get Live Marathi news on Mobile. Download the Saam Tv app for Android and IOS. Follow Us Copyright © 2025 Sakal Media Group – All Rights Reserved Powered by Quintype</w:t>
+      </w:r>
+    </w:p>
+    <w:p>
+      <w:pPr>
+        <w:pStyle w:val="Heading3"/>
+      </w:pPr>
+      <w:r>
+        <w:rPr/>
+        <w:t>Article 87</w:t>
+      </w:r>
+    </w:p>
+    <w:p>
+      <w:pPr>
+        <w:pStyle w:val="Normal"/>
+      </w:pPr>
+      <w:r>
+        <w:rPr/>
+        <w:t>Title: Mumbai Rain Updates : सात जणांचा मृत्यू ते शेकडो गावे बाधित; राज्यभरात अतिवृष्टीमुळे कुठे काय घडलं?</w:t>
+      </w:r>
+    </w:p>
+    <w:p>
+      <w:pPr>
+        <w:pStyle w:val="Normal"/>
+      </w:pPr>
+      <w:r>
+        <w:rPr/>
+        <w:t xml:space="preserve">URL: </w:t>
+      </w:r>
+      <w:r>
+        <w:t xml:space="preserve"> https://www.loksatta.com/maharashtra/maharashtra-news-live-updates-18-august-heavy-rainfall-mumbai-navi-mumbai-kolhapur-raigad-sindhudurag-local-train-latest-updates-traffic-news-rak-94-5312079/</w:t>
+      </w:r>
+    </w:p>
+    <w:p>
+      <w:pPr>
+        <w:pStyle w:val="Normal"/>
+      </w:pPr>
+      <w:r>
+        <w:rPr/>
+        <w:t>Content: Maharashtra Rain News Updates, 18 August 2025 : राष्ट्रवादी काँग्रेस (शरद पवार) पक्षाचे नेते रोहित पवार यांनी शिवसेनेचे नेते आणि मंत्री संजय शिरसाट यांच्यावर बिवलकर कुटुंबाच्या ५ हजार कोटी रुपये किमतीच्या जमीनीवरून गंभीर आरोप केले आहे. यावरून राजकीय आरोप- प्रत्यारोप होण्याची शक्यता आहे. याबरोबरच मुंबई-पुण्यासह राज्यातील अनेक भागात जोरदार पाऊस कोसळत आहे. पुढील चार ते पाच दिवस राज्यात सर्वदूर मुसळधार ते अतिमुसळधार पावसाची शक्यता वर्तविण्यात आली आहे. या कालावधीत काही भागात अतिवृष्टीचीही शक्यता आहे. या पार्शवभूमीवर मुंबई-पुण्यासह राज्यातील पावसासंबंधी तसचे इतर राजकीय घडामोडींकडे आपले लक्ष असणार आहे. महाराष्ट्रातील अतिवृष्टीच्या परिस्थितीचा आढावा! मुख्यमंत्री देवेंद्र फडणवीस यांनी आज मंत्रालयातील राज्य आपत्ती व्यवस्थापन कक्षात संपूर्ण राज्यातील पावसाच्या स्थितीचा आढावा घेतला. सर्व विभागीय आयुक्त, सर्व जिल्हाधिकारी व्हिडिओ कॉन्फरन्सिंगच्या माध्यमातून यात सहभागी झाले. सर्व विभागीय आयुक्तांनी त्यांच्या विभागातील माहिती यावेळी सादर केली. निवारा केंद्रात राहणाऱ्या नागरिकांना भोजन, शुद्ध पाणी, पांघरूण इत्यादी सोयी प्राधान्याने द्या, असेही मुख्यमंत्री फडणवीस यांनी निर्देश दिले. रत्नागिरी, रायगड, हिंगोली येथे अधिक पाऊस झाला आहे. 17 ते 21 ऑगस्ट या काळात अतिवृष्टीचा इशारा हवामान खात्याने दिलेला आहे. त्यामुळे यापुढच्या काळात सुद्धा सतर्क राहण्याचे आदेश मुख्यमंत्री देवेंद्र फडणवीस यांनी दिले. आतापर्यंत विविध घटनांमध्ये 7 लोकांचा मृत्यू झालेला आहे. कोकणातील काही नद्यांनी धोकापातळी ओलांडली आहे. जळगावमध्ये नुकसान अधिक आहे. अलमट्टीबाबत सातत्याने कर्नाटक सरकारशी चर्चा सुरू आहे. सद्या धोका नाही, पण यंत्रणा सतर्क ठेवण्याचे आदेश मुख्यमंत्री देवेंद्र फडणवीस यांनी दिले. मुखेडमधील परिस्थिती आता नियंत्रणात आहे. विष्णुपुरीकडे लक्ष देण्यास सांगण्यात आले आहे. छत्रपती संभाजीनगर विभागामध्ये 800 गावे बाधित आहेत. दक्षिण गडचिरोलीत जिल्हा प्रशासन परिस्थितीवर लक्ष ठेवून आहे. अकोला, चांदूररेल्वे, मेहकर, वाशिम येथे आता परिस्थिती पूर्वपदावर येत आहे. विदर्भामध्ये 2 लाख हेक्टरवर नुकसान झाल्याचा प्राथमिक अंदाज आहे. मुंबईमध्ये आज सकाळपासून 8 तासात 170 मिमी पाऊस झालेला आहे. 14 ठिकाणी पाणी तुंबले आहे, पण केवळ 2 ठिकाणी वाहतूक प्रभावित झाली आहे. रेल्वे व इतर वाहतूक सुरळीत सुरू आहे. मेट्रो वाहतूक सुद्धा सुरळीत आहे. मुंबईत पुढचे 10 ते 12 तास महत्वाचे आहेत. त्यामुळे काळजी घेण्यास प्रशासनाला सांगण्यात आले आहे. उद्याचे अंदाज लक्षात घेता सुटी जाहीर करण्याचे अधिकार स्थानिक प्रशासन आणि महापालिका यांना दिले गेले. नागरिकांना एसएमएस पाठवताना त्यात नेमकी वेळ नमूद करावी. येणारा प्रत्येक अलर्ट गांभीर्याने घ्या, असे निर्देश मुख्यमंत्री देवेंद्र फडणवीस यांनी दिले. नागरिकांनी सुद्धा स्वत:ची काळजी घ्यावी, असे आवाहन त्यांनी केले आहे. तातडीने मदत देण्यासाठी मंत्रालयापर्यंत येऊ नका. तुम्हाला निधी आणि अधिकार देण्यात आले आहेत. घरांच्या पडझडसाठीची मदत देण्यासाठी सुद्धा स्थानिक पातळीवर अधिकार देण्यात आले आहेत. यासाठी निधीची कोणतीही कमतरता नाही. पंचनामे योग्य प्रकारे करा, त्यासाठी वरिष्ठांनी लक्ष घालावे, असे निर्देश मुख्यमंत्री देवेंद्र फडणवीस यांनी यावेळी दिले. धोकापातळी वाढण्यापूर्वी तत्काळ अन्य राज्यांशी संपर्कात रहा. पर्यटक जेथे जातात, तेथे पोलिसांनी सतर्क राहावे. जेथे दरडी कोसळण्याच्या घटना घडतात, तेथे आधीच यंत्रणा कार्यरत करा असे निर्देश मुख्यमंत्री देवेंद्र फडणवीस यांनी दिले. यावेळी मंत्री गिरीश महाजन, मंत्री ॲड. आशिष शेलार मुख्य सचिव, जलसंपदा, आपत्ती व्यवस्थापन, कृषि विभागांचे सचिव आणि वरिष्ठ अधिकारी उपस्थित होते. मुख्यमंत्री देवेंद्र फडणवीस यांच्या अध्यक्षतेखाली मंत्रालय नियंत्रण कक्षात महाराष्ट्रातील अतिवृष्टीसंदर्भात बैठक झाल्यानंतर ही अशी मुख्यमंत्री कार्यालयाकडून देण्यात आली आहे. https://twitter.com/CMOMaharashtra/status/1957413326901960966 "सतर्क रहा, काळजी घ्या….. मुंबई शहर, उपनगरासह ठाणे, पालघर आणि मुंबई महानगर क्षेत्रात गेल्या दोन दिवसांपासून मुसळधार पाऊस आहे. आज पावसाची तीव्रता वाढली असून मुंबईसह राज्यातील परिस्थितीचा आढावा घेतला. ठाणे जिल्ह्याधिकाऱ्यांशी चर्चा केली असून प्रशासनाला सतर्क राहण्याचे निर्देश दिले आहेत. हवामान खात्याने मुंबई, ठाणे,रायगड जिल्ह्यांसाठी रेड अलर्ट जारी केले असून पुढील ४८ तासात मुसळधार आणि अत‍िमुसळधार पावसाची शक्यता आहे. या परिस्थिती काळजी घ्यावी, गरज असल्यासच घराबाहेर पडावे." असे एकनाथ शिंदे म्हणाले आहेत. https://twitter.com/mieknathshinde/status/1957409565227594069 मुसळधार पावसानंतर मुंबईतील रस्ते जलमय झाले आहेत. यांमुळे शहरातील शाळांना सुट्टी देण्यात आली आहे. दरम्यान सकाळी शाळेत आलेल्या विद्यार्थ्यांना सुखरुपपणे घरी परत पाठवण्यासाठी पोलीस दल मैदानात उतरल्याचे पाहायला मिळाले. रस्त्यावरील पाण्यातून पोलीस कर्मचाऱ्यांन लहान मुलांना पोलिसांनी उचलून बाहेर काढलं. अशाच एका पोलीस कर्मचाऱ्याचा फोटो रोहित पवारांनी सोशल मीडियावर पोस्ट केला आहे. याबरोबरच त्यांनी पोलीस दलाचं कौतुक केलं आहे. "मुंबईतील पावसाची भीषणता आणि दक्ष पोलीस दल…! नैसर्गिक आपत्ती असो की मानवनिर्मित…. पोलिसकाका मुंबईत तुमच्यामुळंच आम्ही सुरक्षित आहोत, असंच ही शाळेतली चिमुकली मुलं या पोलीस कर्मचाऱ्याला म्हणत असतील ना! म्हणूनच महाराष्ट्र पोलीस दल सदैव आदरास पात्र ठरतं…!" असं कॅप्शन रोहित पवारांनी या फोटोला दिले आहे. https://twitter.com/RRPSpeaks/status/1957383513667461611 चुनाभट्टी विभागातील स्वदेशी मिल कामगाराच्या घरात पावसाचे पाणी शिरल्याची घटना समोर आली आहे. या कामगाराच्या घरातील अत्यावश्यक वस्तूंचे यामुळे नुकसान झाले. याबरोबरच चेंबूरमध्ये पालिकेच्या रुग्णालयात मोठ्या प्रमाणांत पाणी भरले आहे. यामुळे रुग्णांना सुमारे चार ते पाच फूट पाण्यातून वाट काढत रुग्णालयात जावे लागत आहे. मुंबईत पडत असलेल्या मुसळधार पावसामुळे काल दिनांक १७ ऑगस्ट रोजी सायंकाळी सहाच्या सुमारास चेंबूर वाशी नाका मधील न्यू अशोक नगर येथील एमएमआरडी संरक्षणभिंत कोसळून 7 झोपड्यांचे नुकसान झाले आहे यात प्रभावित कुटुंबांची तात्पुरती व्यवस्था मरवली चर्च येथे करण्यात आली आहे. राज्यात विविध भागात जी अतिवृष्टी होत आहे, त्यासंबंधित राज्याच्या कंट्रोल रुममधून संपूर्ण राज्यात संवाद साधला. गेले दोन दिवस काही भागात अतिवृष्टी होत आहे. १८ ते २१ या दरम्यान पुन्हा अतिवृष्टी होण्याची शक्यता आहे. १५ ते १६ जिल्हे असे आहेत ज्यापैकी काही जिल्ह्यात रेड तर काही जिल्ह्यात ऑरेंज अलर्ट आहे. कोकण विभागात जास्त रेड अलर्ट पाहायला मिळत आहेत. जगबुडी, हंबा, कुंडलीका या इशारा पातळीपर्यंत पोहचल्या आहेत, असे राज्याचे मुख्यमंत्री देवेंद्र फडणवीस यांनी सांगितले. https://twitter.com/Dev_Fadnavis/status/1957366469118832823 मुंबईतील पावसात रस्त्यांवर वाहतूक कोंडीच्या घटना समोर येत आहेत, यादमरम्यान मुंबई मेट्रोकडून खास पोस्ट करण्यात आली आहेय https://twitter.com/MMMOCL_Official/status/1957343852341170588 १८ ऑगस्ट २०२५ रोजी सकाळी ८.३० ते रात्री ११.३० पर्यंत मुंबईत कुठे किती पाऊस झाला? याबद्दल भारतीय हवमान विभागाने दिलेल्या माहितीनुसार - https://twitter.com/Indiametdept/status/1957336207525863855 "नांदेड जिल्ह्यातील मुखेड तालुक्यात अतिवृष्टीने लेंडी धरणाच्या पाणी पातळीत मोठी वाढ झाली आहे. शिवाय लातूर, उदगीर आणि कर्नाटकातून मोठ्या प्रमाणात पाणी येत आहे. काल येथे झालेला पाऊस सुमारे 206 मि.मी. इतका होता. त्यामुळे रावनगाव, भासवाडी, भिंगेली, हासनाळ येथील जनजीवन प्रभावित झाले आहे. रावनगाव येथे 225 नागरिक पुराच्या पाण्यात अडकले असून, त्यापैकी अत्यंत प्रतिकूल असलेल्या ठिकाणाहून नागरिकांना बाहेर काढण्यात आले आहे. उर्वरित नागरिकांना सुरक्षित स्थळी हलविण्याचे प्रयत्न सुरु आहेत. हसनाळ येथे 8 नागरिकांना बाहेर काढण्यात आले आहे. भासवाडी येथे 20 नागरिक अडकले असून, ते सुरक्षित आहेत. भिंगेली येथे 40 नागरिक अडकले असून, ते सुरक्षित आहेत. 5 नागरिक बेपत्ता असून, त्यांचा शोध घेतला जात आहे. मी स्वत: नांदेड जिल्हाधिकार्‍यांशी सातत्याने संपर्कात असून, नांदेड, लातूर आणि बिदर असे तिन्ही जिल्हाधिकारी एकमेकांशी संपर्कात राहून बचाव कार्य करीत आहेत. एनडीआरएफची 1 चमू, एक लष्करी पथक आणि पोलिसांची चमू समन्वयातून बचाव कार्य करीत आहेत. छत्रपती संभाजीनगर येथून सैन्याची एक तुकडी सुद्धा रवाना झाली आहे. स्थानिक प्रशासनाला सातत्याने प्रभावित भागात राहून समन्वय साधण्यास सांगण्यात आले आहे," अशी माहिती मुख्यमंत्र्यांनी दिली आहे. https://twitter.com/dev_fadnavis/status/1957343009567367587?s=46&amp;t=S0m9fgIBggcpst3bZGqn1g स्वानंदी बेर्डे, दिवंगत अभिनेते लक्ष्मीकांत बेर्डे यांची लेक, हिने व्यवसाय क्षेत्रात पदार्पण केले आहे. तिने 'कांतप्रिया' नावाचा ज्वेलरी ब्रँड सुरू केला आहे. या ब्रँडचे नाव तिच्या आईवडिलांच्या नावांवरून ठेवले आहे. स्वानंदीने सोशल मीडियावर ही आनंदाची बातमी शेअर केली असून, तिच्या नव्या व्यवसायासाठी चाहत्यांनी आणि कलाकारांनी तिला शुभेच्छा दिल्या आहेत.</w:t>
+      </w:r>
+    </w:p>
+    <w:p>
+      <w:pPr>
+        <w:pStyle w:val="Heading3"/>
+      </w:pPr>
+      <w:r>
+        <w:rPr/>
+        <w:t>Article 88</w:t>
+      </w:r>
+    </w:p>
+    <w:p>
+      <w:pPr>
+        <w:pStyle w:val="Normal"/>
+      </w:pPr>
+      <w:r>
+        <w:rPr/>
+        <w:t>Title: मोठी बातमी! शेतकऱ्यांची कर्जमाफी होणार, मुख्यमंत्री घोषणा करणार, बड्या मंत्र्याने दिली माहिती</w:t>
+      </w:r>
+    </w:p>
+    <w:p>
+      <w:pPr>
+        <w:pStyle w:val="Normal"/>
+      </w:pPr>
+      <w:r>
+        <w:rPr/>
+        <w:t xml:space="preserve">URL: </w:t>
+      </w:r>
+      <w:r>
+        <w:t xml:space="preserve"> https://www.tv9marathi.com/maharashtra/big-update-on-farmer-loan-waiver-cm-fadnavis-will-do-announcement-says-minister-sanjay-rathod-1472819.html</w:t>
+      </w:r>
+    </w:p>
+    <w:p>
+      <w:pPr>
+        <w:pStyle w:val="Normal"/>
+      </w:pPr>
+      <w:r>
+        <w:rPr/>
+        <w:t>Content: By signing in or creating an account, you agree with Associated Broadcasting Company's Terms &amp; Conditions and Privacy Policy. राज्यातील शेतकरी कर्जमाफीच्या प्रतिक्षेत आहेत. शेतकऱ्यांनी व शेतकरी नेत्यांनी याबाबत वारंवार मागणी केली आहे. अशातच आता शेतकरी कर्जमाफीबाबत मृदा आणि जलसंधारण मंत्री संजय राठोड यांनी मोठ विधान केल आहे. त्यामुळे आगामी काळात शेतकऱ्यांना दिलासा मिळणार असून कर्जमाफी होणार असल्याचे समोर आले आहे. मंत्री संजय राठोड यांनी नेमकं काय म्हटलं ते सविस्तर जाणून घेऊयात. हरितक्रांतीचे प्रणेते व माजी मुख्यमंत्री वसंतराव नाईक यांच्या 46 व्या स्मृतिदिनी यवतमाळच्या पुसद येथे एका पुरस्कार सोहळ्याचे आयोजन करण्यात आले होते. राज्यातील 13 शेतकऱ्यांना वसंतराव नाईक कृषि प्रतिष्ठानच्या वतीने कृषी गौरव पुरस्कार देण्यात आला. या कार्यक्रमाला मृद व जलसंधारण मंत्री संजय राठोड हे उपस्थित होते. यावेळी त्यांनी शेतकऱ्यांच्या कर्जमाफीबाबत मोठं विधान केलं आहे. मंत्री संजय राठोड यांनी कृषी गौरव पुरस्कार प्राप्त शेतकऱ्यांचे अभिनंदन केले. ते म्हणाले, हा पुरस्कार नसून नव्या पिढीला दिलेला ठेवा आहे. मुख्यमंत्री आणि कृषीमंत्री कार्यक्रमाला येऊ शकले नाही त्याबद्दल दिलगिरी व्यक्त करतो. संकटग्रस्त शेतकऱ्यांना कर्जमाफी देण्यासंदर्भात राज्य मंत्रिमंडळात चर्चा सुरू असून मुख्यमंत्री देवेंद्र फडणवीस हे लवकरच शेतकऱ्यांसाठी कर्जमाफीची घोषणा करतील. महायुतीच्या जाहीरनाम्यात कर्जमाफीचा उल्लेख आहे. राज्याच्या प्रमुखांकडून लवकरच याची घोषणा केली जाईल. याआधी कृषीमंत्री दत्तात्रय भरणे यांनीही शेतकरी कर्जमाफीबाबत भाष्य केलं होतं. मी शेतकरी पुत्र आहे. माझा जन्म शेतकऱ्याच्या घरात झाला आहे. सकाळी उठलो तरी मला शेती दिसते, त्यामुळे शेतकऱ्यांच्या अडचणी मला माहिती आहेत. शेतकरी कर्जमाफीबाबत मुख्यमंत्री आणि दोन्ही उपमुख्यमंत्री योग्यवेळी निर्णय घेतील असं भरणे यांनी म्हटलं होतं. त्यामुळे आता आगामी काळात कर्जमाफीचे संकेत मिळाले आहेत. कर्जमाफी झाल्याने शेतकऱ्यांना फायदा होणार आहे. बऱ्याच शेतकऱ्यांनी पीककर्ज काढून पिकांची लागवड केली होती, मात्र दुष्काळामुळे अनेकांच्या पिकांचे नुकसान झाले होते. त्यामुळे शेतकरी अडचणीत सापडले आहेत, त्यामुळेच वारंवार कर्जमाफीची मागणी करण्यात येत आहे.</w:t>
+      </w:r>
+    </w:p>
+    <w:p>
+      <w:pPr>
+        <w:pStyle w:val="Heading3"/>
+      </w:pPr>
+      <w:r>
+        <w:rPr/>
+        <w:t>Article 89</w:t>
+      </w:r>
+    </w:p>
+    <w:p>
+      <w:pPr>
+        <w:pStyle w:val="Normal"/>
+      </w:pPr>
+      <w:r>
+        <w:rPr/>
+        <w:t>Title: Nagpur News - Latest Updates and Breaking Headlines</w:t>
+      </w:r>
+    </w:p>
+    <w:p>
+      <w:pPr>
+        <w:pStyle w:val="Normal"/>
+      </w:pPr>
+      <w:r>
+        <w:rPr/>
+        <w:t xml:space="preserve">URL: </w:t>
+      </w:r>
+      <w:r>
+        <w:t xml:space="preserve"> https://www.nagpurtoday.in/great-news-for-youth-it-park-will-be-set-up-at-this-place-chief-ministers-announcement/08181712</w:t>
+      </w:r>
+    </w:p>
+    <w:p>
+      <w:pPr>
+        <w:pStyle w:val="Normal"/>
+      </w:pPr>
+      <w:r>
+        <w:rPr/>
+        <w:t>Content: सोलापूर : सोलापूर जिल्ह्यातील तरुणांसाठी रोजगाराच्या असंख्य संधींचा मार्ग मोकळा करणारा निर्णय मुख्यमंत्री देवेंद्र फडणवीस यांनी घेतला आहे. त्यांनी सोलापुरात आयटी पार्क स्थापन होणार असल्याचे जाहीर केले. त्यामुळे नोकरीच्या शोधात तरुणांना मुंबई-पुण्यासारख्या शहरांकडे स्थलांतर करण्याची गरज राहणार नाही. सोलापूर दौऱ्यावर असताना मुख्यमंत्र्यांनी ही घोषणा केली. जिल्हा प्रशासनाने योग्य ठिकाण निश्चित केल्यावर महाराष्ट्र औद्योगिक विकास महामंडळाच्या माध्यमातून आयटी पार्क उभारले जाणार आहे, असे त्यांनी स्पष्ट केले. या पार्कमुळे हजारो युवक-युवतींना रोजगार मिळणार असून आयटी कंपन्या, स्टार्टअप्स आणि तंत्रज्ञान क्षेत्रातील उद्योगांना उत्तेजन मिळणार आहे. सोलापूरमध्ये आधीच रस्ते व विमानतळ सुविधा विकसित झाल्याने औद्योगिक वाढीसाठी योग्य पायाभूत सुविधा उपलब्ध असल्याचेही फडणवीस म्हणाले. सोलापूरच्या सर्वांगीण विकासासाठी पावले- मुख्यमंत्र्यांनी आयटी पार्कसोबतच इतरही महत्वाचे प्रकल्प जाहीर केले. शहरातील बंद जलवाहिनी योजना सुरू करण्यात आली असून सांडपाणी शुद्धीकरण प्रकल्पाला गती देण्यात आली आहे. नागरिकांना शुद्ध पाणी मिळावे यासाठी 850 कोटींच्या जल वितरण वाहिनी प्रकल्पालाही मंजुरी देण्यात आली आहे. तसेच, सोलापूर विमानतळाचा विस्तार लवकरच सुरू होईल, असेही त्यांनी सांगितले. या सर्व उपक्रमांमुळे शहराच्या विकासाला नवे बळ मिळेल. प्रधानमंत्री आवास योजनेतून हजारो घरकुलं- सोलापुरातील नागरिकांना परवडणाऱ्या घरांची सोय व्हावी यासाठी प्रधानमंत्री आवास योजना (शहरी) अंतर्गत 1,348 घरांचे वितरण करण्यात आले. पीपीपी मॉडेलवर उभारलेल्या या घरांना केंद्र सरकारकडून थेट आर्थिक सहाय्य मिळाले असून सर्वसामान्यांना कमी किमतीत घरकुल उपलब्ध झाले आहे. या योजनेअंतर्गत सोलापुरात तब्बल 48 हजार घरांचे नियोजन करण्यात आले असून आतापर्यंत 25 हजार घरांचे बांधकाम पूर्ण झाले आहे आणि 20 हजारांहून अधिक घरांचे वितरण झाले आहे. उर्वरित घरांची कामे वेगाने सुरू आहेत. पंतप्रधान नरेंद्र मोदी यांनी या योजनासाठी 1,000 कोटी रुपयांचा निधी उपलब्ध करून दिला असून गरीबांना स्वतःच्या घराचे स्वप्न पूर्ण करण्याची ही मोठी मदत ठरणार आहे.</w:t>
+      </w:r>
+    </w:p>
+    <w:p>
+      <w:pPr>
+        <w:pStyle w:val="Heading3"/>
+      </w:pPr>
+      <w:r>
+        <w:rPr/>
+        <w:t>Article 90</w:t>
+      </w:r>
+    </w:p>
+    <w:p>
+      <w:pPr>
+        <w:pStyle w:val="Normal"/>
+      </w:pPr>
+      <w:r>
+        <w:rPr/>
+        <w:t>Title: मोठी बातमी! नाराजी भोवली, शिवसेना शिंदे गटाला सर्वात मोठा धक्का, बड्या नेत्यानं सोडली एकनाथ शिंदेंची साथ</w:t>
+      </w:r>
+    </w:p>
+    <w:p>
+      <w:pPr>
+        <w:pStyle w:val="Normal"/>
+      </w:pPr>
+      <w:r>
+        <w:rPr/>
+        <w:t xml:space="preserve">URL: </w:t>
+      </w:r>
+      <w:r>
+        <w:t xml:space="preserve"> https://www.tv9marathi.com/maharashtra/big-blow-to-eknath-shinde-big-leader-of-shiv-sena-shinde-group-will-join-bjp-1472541.html</w:t>
+      </w:r>
+    </w:p>
+    <w:p>
+      <w:pPr>
+        <w:pStyle w:val="Normal"/>
+      </w:pPr>
+      <w:r>
+        <w:rPr/>
+        <w:t>Content: By signing in or creating an account, you agree with Associated Broadcasting Company's Terms &amp; Conditions and Privacy Policy. पुढील काही महिन्यांमध्ये राज्यात स्थानिक स्वाराज्य संस्थांच्या निवडणुका होणार आहेत, स्थानिक स्वाराज्य संस्थाच्या निवडणुकीच्या पार्श्वभूमीवर महाविकास आघाडी आणि महायुतीमधील घटक पक्षांनी आपआपल्या स्थरावर निवडणुकीची तयारी सुरू केली आहे. याच दरम्यान पक्षांतराला देखील वेग आला आहे. अनेक नेते सध्या एका पक्षातून दुसऱ्या पक्षात जात आहेत. महाविकास आघाडीमधील अनेक दिग्गज नेत्यांनी विधानसभा निवडणुकीनंतर महायुतीमध्ये प्रवेश केला आहे. मात्र आता राजकीय वर्तुळातून मोठी बातमी समोर येत आहे. ती म्हणजे शिवसेना शिंदे गटाला राज्यात मोठा धक्का बसला आहे. शिवसेना शिंदे गटाचे जिल्हा संपर्क प्रमुख शिवाजी सावंत आपल्या गटासह भाजपत प्रवेश करणार आहेत. शिवाजी सावंत हे शिवसेना शिंदे गटाचे आमदार तानाजी सावंत यांचे बंधू आहेत. मात्र पक्षांतर्गत राजकारणाला कंटाळून शिवाजी सावंत यांनी आपल्या पदाचा राजीनामा देत भाजपात जाण्याचा निर्णय घेतला आहे. येत्या दोन दिवसांत शिवाजी सावंत आपल्या समर्थकांसह भाजपमध्ये प्रवेश करणार आहेत. मुख्यमंत्री देवेंद्र फडणवीस काल सोलापूर जिल्ह्याच्या दौऱ्यावर होते, त्यावेळी शिवाजी सावंत यांनी फडणवीस यांची गुप्त भेट घेतली, या भेटीनंतर त्यांनी आज भाजपात जाणार असल्याची घोषणा केली आहे. मुख्यमंत्री देवेंद्र फडणवीस यांच्या उपस्थितीत दोन दिवसात शिवाजी सावंत, माजी उपमहापौर दिलीप कोल्हे यांच्यासह शिवसेना पदाधिकारी , युवासेनेचे पदाधिकारी आणि महिला आघाडीचे पदाधिकारी भाजपमध्ये प्रवेश करणार आहेत. जिल्ह्यात शिवसेना शिंदे गटाला अंतर्गत गटबाजीचा मोठा फटका आहे. आगामी सोलापूर महानगरपालिका, पंचायत समिती आणि झेडपी निवडणुकीच्या पार्श्वभूमीवर भाजपाची सोलापूर जिल्ह्यात ताकद वाढणार आहे. दरम्यान शिवसेना शिंदे गटाचे जिल्हाप्रमुख अमोल शिंदे यांनी भाजपमध्ये प्रवेश करणाऱ्या पदाधिकाऱ्यांचा सत्कार करत दिल्या घरी सुखी राहा असा उपरोधिक टोला लगावला आहे. शिवाजी सावंत आणि त्यांच्यासह भाजपात जाणाऱ्या पदाधिकाऱ्यांचा हा वैयक्तीत निर्णय असल्याचं यावर प्रतिक्रिया देताना जिल्हाप्रमुख अमोल शिंदे यांनी म्हटलं आहे. दरम्यान सोलापूर जिल्ह्यात हा एकनाथ शिंदे यांच्यासाठी मोठा धक्का मानला जात आहे.</w:t>
+      </w:r>
+    </w:p>
+    <w:p>
+      <w:pPr>
+        <w:pStyle w:val="Heading3"/>
+      </w:pPr>
+      <w:r>
+        <w:rPr/>
+        <w:t>Article 91</w:t>
+      </w:r>
+    </w:p>
+    <w:p>
+      <w:pPr>
+        <w:pStyle w:val="Normal"/>
+      </w:pPr>
+      <w:r>
+        <w:rPr/>
+        <w:t>Title: 'उपराष्ट्रपती'साठी महाराष्ट्राच्या राज्यपालांचे नाव; फडणवीसांचे खासदारांना आवाहन, पवार-ठाकरेंना टोला</w:t>
+      </w:r>
+    </w:p>
+    <w:p>
+      <w:pPr>
+        <w:pStyle w:val="Normal"/>
+      </w:pPr>
+      <w:r>
+        <w:rPr/>
+        <w:t xml:space="preserve">URL: </w:t>
+      </w:r>
+      <w:r>
+        <w:t xml:space="preserve"> https://marathi.oneindia.com/maharashtra/devendra-fadnavis-urges-mps-to-support-radhakrishnan-targets-uddhav-thackeray-and-sharad-pawar-035137.html?ref_source=OI-MR&amp;ref_medium=Home-Page&amp;ref_campaign=News-Cards</w:t>
+      </w:r>
+    </w:p>
+    <w:p>
+      <w:pPr>
+        <w:pStyle w:val="Normal"/>
+      </w:pPr>
+      <w:r>
+        <w:rPr/>
+        <w:t>Content: महाराष्ट्राचे राज्यपाल सी.पी. राधाकृष्णन यांना एनडीएने उपराष्ट्रपतीपदाचे उमेदवार म्हणून घोषित केले आहे. हा महाराष्ट्रासाठी अभिमानाचा क्षण असल्याचे सांगत, मुख्यमंत्री देवेंद्र फडणवीस यांनी राज्यातील सर्व खासदारांना राधाकृष्णन यांना पाठिंबा देण्याचे आवाहन केले आहे. या आवाहनात त्यांनी उद्धव ठाकरे आणि शरद पवार यांच्या नेतृत्वाखालील पक्षांना उद्देशून अप्रत्यक्ष टोलाही लगावला आहे. जयदीप धनखड यांच्या राजीनाम्यानंतर रिक्त झालेल्या उपराष्ट्रपतीपदासाठी आता लवकरच निवडणूक होणार आहे. यासाठी एनडीएने राधाकृष्णन यांच्या नावाची घोषणा केली आहे. या निर्णयावर बोलताना फडणवीस म्हणाले की, मूळचे तामिळनाडूचे असले तरी, राधाकृष्णन हे महाराष्ट्राचे राज्यपाल आहेत. महत्त्वाचे म्हणजे, ते मुंबईचे मतदार असून त्यांनी महाराष्ट्रात विधानसभा निवडणुकीसाठी मतदान केले आहे. उपराष्ट्रपतीपदाचा फॉर्म भरताना ते महाराष्ट्राचे मतदार म्हणून पुरावा सादर करणार असल्याने, ही महाराष्ट्रासाठी विशेष आनंदाची बाब आहे, असे फडणवीस यांनी सांगितले. सर्व पक्षांनी मतभेद विसरून राधाकृष्णन यांना पाठिंबा द्यावा, असे आवाहन करताना फडणवीस यांनी विशेषतः उद्धव ठाकरे आणि शरद पवार यांच्यावर निशाणा साधला. "महाराष्ट्राची अस्मिता सांगणारे उद्धव ठाकरे यांची शिवसेना आणि शरद पवार यांचा राष्ट्रवादी या दोन्ही नेत्यांनी सी.पी. राधाकृष्णन यांना समर्थन दिले पाहिजे," असे सांगत त्यांनी दोन्ही नेत्यांना अप्रत्यक्ष टोला लगावला. आपल्या महाराष्ट्रातील एक मतदार उपराष्ट्रपती होत आहे, त्यामुळे सर्वांनी त्यांना मदत करावी, असे आवाहनही त्यांनी केले. या निवडणुकीमुळे महाराष्ट्राच्या राजकारणात एक नवीन अध्याय सुरू झाला असून, आता विरोधी पक्ष यावर कशी प्रतिक्रिया देतात, हे पाहणे महत्त्वाचे ठरेल.</w:t>
+      </w:r>
+    </w:p>
+    <w:p>
+      <w:pPr>
+        <w:pStyle w:val="Heading3"/>
+      </w:pPr>
+      <w:r>
+        <w:rPr/>
+        <w:t>Article 92</w:t>
+      </w:r>
+    </w:p>
+    <w:p>
+      <w:pPr>
+        <w:pStyle w:val="Normal"/>
+      </w:pPr>
+      <w:r>
+        <w:rPr/>
+        <w:t>Title: प्रशासन सतर्क : नागरिकांनी घराबाहेर पडू नये: मुख्यमंत्री फडणवीस !</w:t>
+      </w:r>
+    </w:p>
+    <w:p>
+      <w:pPr>
+        <w:pStyle w:val="Normal"/>
+      </w:pPr>
+      <w:r>
+        <w:rPr/>
+        <w:t xml:space="preserve">URL: </w:t>
+      </w:r>
+      <w:r>
+        <w:t xml:space="preserve"> https://vishwanewsmarathi.com/administrator-citizens-should-not-stay-home-chief-minister/</w:t>
+      </w:r>
+    </w:p>
+    <w:p>
+      <w:pPr>
+        <w:pStyle w:val="Normal"/>
+      </w:pPr>
+      <w:r>
+        <w:rPr/>
+        <w:t>Content: Welcome, Login to your account. Recover your password. A password will be e-mailed to you. Vishwa News Marathi - ध्यास विश्वसार्ह बातमीचा मुंबई : वृत्तसंस्था गेल्या दोन दिवसांत राज्यातील अनेक भागांत अतिवृष्टीचा जोर वाढला आहे. सध्या १५ जिल्ह्यांमध्ये रेड आणि ऑरेंज अलर्ट जारी करण्यात आला असून, कोकणात विशेष मदतीचे निर्देश देण्यात आले आहेत. नांदेड, हिंगोली, परभणी या भागांत पावसाचा जोर अधिक असून, नांदेडच्या मुखेड येथे २०६ मिमी पावसाची नोंद झाली आहे. मुंबईतही २०० मिमी पावसाची नोंद झाली असून, चेंबूर भागात सर्वाधिक पाऊस पडला आहे. राज्यातील अनेक भागांत घरांचे नुकसान आणि जनावरे दगावली आहेत. सुमारे दोन लाख हेक्टर शेतीचे नुकसान झाल्याची माहिती मुख्यमंत्री देवेंद्र फडणवीस यांनी आज (दि.१८) पत्रकारांशी बोलताना दिली. मुख्यमंत्री फडणवीस यांनी सांगितले की, अडकलेल्या नागरिकांना सुरक्षित बाहेर काढण्यासाठी लष्कर, NDRF आणि SDRFच्या टीम तैनात करण्यात आल्या आहेत. नांदेडमध्ये पूरस्थिती निर्माण झाली असून, रावणगावातून २०६ लोकांना बाहेर काढण्यात आले आहे. मराठवाड्यात ६ नागरिकांचा मृत्यू झाला असून, नांदेडमध्ये ३, बीडमध्ये २ आणि हिंगोलीमध्ये १ मृत्यू झाला आहे. बीड जिल्ह्यात NDRF, तर नांदेडमध्ये SDRFची टीम कार्यरत आहे. पुण्यातून लष्कराची २० जणांची टीम नांदेडला रवाना करण्यात आली आहे. मुंबईत १४ ठिकाणी वॉटर लॉगिंग झाले असून, लोकल ट्रेनची गती कमी करण्यात आली आहे, मात्र कुठेही ट्रेन्स थांबलेल्या नाहीत. मुख्यमंत्री फडणवीस यांनी स्पष्ट केले की, हिप्परगी धरण पूर्ण भरल्याने त्याचा विसर्ग करण्याचे आदेश कर्नाटक सरकारला दिले आहेत. तसेच, इसाठपूर आणि विष्णुपुरी धरणांचा विसर्ग वाढवण्यात आला आहे. मुंबईत पुढील १०-१२ तास अतिवृष्टीचा इशारा देण्यात आला असून, संध्याकाळी साडेसहा नंतर हाय टाइड आहे. नागरिकांनी आवश्यकतेनुसारच बाहेर पडावे, तसेच ज्या भागात रेड अलर्ट आहे, त्या ठिकाणी विशेष काळजी घ्यावी, असे आवाहन करण्यात आले आहे. समुद्रकिनाऱ्यावर ४ मीटरपर्यंत लाटा येण्याचा अंदाज आहे. त्यामुळे नागरिकांनी समुद्र किनारी जाण्याचे टाळावे. नुकसान भरपाई देण्याचे अधिकार जिल्हाधिकाऱ्यांना देण्यात आले आहेत. शाळांना सुट्टीबाबत निर्णय हवामानाचा अंदाज पाहून घेतला जाईल, असेही मुख्यमंत्र्यांनी सांगितले. Prev Post सरकारने तात्काळ पंचनामे करण्याचे आदेश द्यावेत ; वडेट्टीवारांची मागणी ! Next Post एकनाथ शिंदेंना सोलापुरात मोठा धक्का : नेत्यांने सोडली साथ ! भाविकाची श्रद्धा : तिरुपती बालाजीच्या चरणी तब्बल इतके किलो सोने दान ! शेतकऱ्यांच्या कर्जमाफीवर अजित पवारांचे मोठे विधान ! पंतप्रधान मोदींचा हल्लाबोल : “भ्रष्टाचारी तुरुंगात तर जाईलच पण खुर्चीही गमवावी… सोलापूर : भरधाव वाहनाची दुचाकीला जबर धडक : तरुण जागीच ठार ! Your email address will not be published. Save my name, email, and website in this browser for the next time I comment. Hits Of Bollywood नमस्कार, विश्व न्यूज मराठी हे वेब पोर्टल आणि यूट्यूब न्यूज चॅनेल संपूर्ण जगभरातील ताज्या बातम्या देणारे न्यूज पोर्टल आहे. या माध्यमातून सर्वच क्षेत्रातल्या बातम्या आपल्याला मिळाव्यात आणि त्या केवळ ताज्या नसून विश्वासार्ह असाव्यात हा त्या पाठीमागे उद्देश आहे. सामाजिक, सांस्कृतिक,शैक्षणिक,राजकिय, आरोग्य, क्रीडा, मनोरंजन, बॉलीवूड यासह अनेक क्षेत्रातील ताज्या घडामोडी या माध्यमातुन आपल्यापर्यंत पोहचविण्यात येतील.जगात माध्यमे अनेक आहेत परंतु लोकांना विश्वासार्ह बातम्या देणारी माध्यमे हवीत. ही गरज ओळखूनच आम्ही या वेबपोर्टलची निर्मिती केली आहे.सहभागाबद्दल आणि प्रतिसादाबद्दल. धन्यवाद. मुख्य संपादक – मारुती बावडे कार्यालय – राजे फत्तेसिंह चौक, आयडीबीआय बँक शेजारी, मेन रोड अक्कलकोट संपर्क क्रमांक -९९६०१३११७४ ई – मेल – [email protected] Welcome, Login to your account. Recover your password. A password will be e-mailed to you.</w:t>
+      </w:r>
+    </w:p>
+    <w:p>
+      <w:pPr>
+        <w:pStyle w:val="Heading3"/>
+      </w:pPr>
+      <w:r>
+        <w:rPr/>
+        <w:t>Article 93</w:t>
+      </w:r>
+    </w:p>
+    <w:p>
+      <w:pPr>
+        <w:pStyle w:val="Normal"/>
+      </w:pPr>
+      <w:r>
+        <w:rPr/>
+        <w:t>Title: मुख्यमंत्री लवकरच शेतकरी कर्जमाफीची घोषणा करणार ; शिंदेंच्या मंत्र्यांचा दावा !</w:t>
+      </w:r>
+    </w:p>
+    <w:p>
+      <w:pPr>
+        <w:pStyle w:val="Normal"/>
+      </w:pPr>
+      <w:r>
+        <w:rPr/>
+        <w:t xml:space="preserve">URL: </w:t>
+      </w:r>
+      <w:r>
+        <w:t xml:space="preserve"> https://vishwanewsmarathi.com/chief-minister-will-soon-announce-farmer-loan-waiver-shindes-ministers-claim/</w:t>
+      </w:r>
+    </w:p>
+    <w:p>
+      <w:pPr>
+        <w:pStyle w:val="Normal"/>
+      </w:pPr>
+      <w:r>
+        <w:rPr/>
+        <w:t>Content: Welcome, Login to your account. Recover your password. A password will be e-mailed to you. Vishwa News Marathi - ध्यास विश्वसार्ह बातमीचा मुंबई : वृत्तसंस्था राज्यातील महायुती सरकार सत्तेत आल्यापासून अनेक महत्वपूर्ण निर्णय घेत असतांना आता राज्यात एकीकडे मुसळधार पावसामुळे शेतकऱ्यांचे मोठे नुकसान झाले असताना, दुसरीकडे शेतकरी कर्जमाफीचा मुद्दा पुन्हा एकदा चर्चेत आला आहे. याच पार्श्वभूमीवर, महायुती सरकारमधील मंत्री संजय राठोड यांनी शेतकऱ्यांसाठी एक मोठी बातमी दिली आहे. मुख्यमंत्री देवेंद्र फडणवीस लवकरच शेतकरी कर्जमाफीची घोषणा करतील, असे संकेत त्यांनी दिले आहेत. आज ते यवतमाळमधील पुसद येथे एका कार्यक्रमात बोलत होते. महसूलमंत्री चंद्रशेखर बावनकुळे यांनी काही दिवसांपूर्वी “कर्जमाफीसंदर्भात मुख्यमंत्री लवकरच निर्णय घेतील” असे आश्वासन दिले होते. उपमुख्यमंत्री अजित पवार यांनीही “आमच्या जाहीरनाम्यानुसार कर्जमाफी केली जाईल” असे स्पष्ट केले होते. त्यात आता मंत्री संजय राठोड यांनीही शेतकरी कर्जमाफीसंदर्भात सूतोवाच केल्यामुळे, गेल्या अनेक दिवसांपासून कर्जमाफीच्या प्रतीक्षेत असलेल्या शेतकऱ्यांमध्ये आशेचा किरण निर्माण झाला आहे. हरितक्रांतीचे प्रणेते व माजी मुख्यमंत्री वसंतराव नाईक यांच्या 46 व्या स्मृतिदिनानिमित्त यवतमाळच्या पुसद येथे वसंतराव नाईक कृषी प्रतिष्ठानतर्फे राज्यातील प्रयोगशील 13 शेतकऱ्यांना कृषी गौरव पुरस्कार प्रदान करण्यात आला. या सोहळ्यात बोलताना यवतमाळचे पालकमंत्री संजय राठोड यांनी उपरोक्त विधान केले. संकटग्रस्त शेतकऱ्यांना कर्जमाफी देण्यासंदर्भात राज्य मंत्रिमंडळात चर्चा सुरू आहे. मुख्यमंत्री देवेंद्र फडणवीस हे लवकरच शेतकऱ्यांसाठी कर्जमाफीची घोषणा करतील, अशी माहिती त्यांनी दिली. तसेच, पुसदच्या माळ पठारावरील दुष्काळग्रस्त 40 गावांना पाणी उपलब्ध करून देऊन तेथील दुष्काळ कायमचा दूर करण्याचे आश्वासनही त्यांनी दिले. यापूर्वी राज्याचे कृषी मंत्री दत्तात्रय भरणे यांनीही शेतकऱ्यांच्या कर्जमाफीची गरज असल्याचे मान्य केले होते. “मी शेतकरीपुत्र असल्याने शेतकऱ्यांच्या अडचणी मला चांगल्या प्रकारे माहित आहेत. एक शेतकरी म्हणून कर्जमाफीची गरज असल्याचे मत त्यांनी व्यक्त केले होते. मुख्यमंत्री आणि दोन्ही उपमुख्यमंत्री मिळून यावर योग्य वेळी निर्णय घेतील, असे त्यांनी स्पष्ट केले होते. दरम्यान, “राज्यातील शेतकऱ्यांचा सातबारा कोरा करा” अशी मागणी विरोधकांकडून सातत्याने होत आहे. प्रहार संघटनेचे संस्थापक बच्चू कडू यांनीही या मागणीसाठी आंदोलन छेडले होते. या सर्व मागण्यांच्या पार्श्वभूमीवर मंत्री संजय राठोड यांनी दिलेले संकेत महत्त्वपूर्ण मानले जात आहेत. Prev Post पावसाने घेतला रौद्र अवतार: सोलापुरात पूरसदृश्य परिस्थिती, प्रशासन अलर्ट मोडमध्ये ! Next Post ‘आम्हाला नथुराम गोडसे व्हावे लागेल,’ ; कॉंग्रेस नेते थोरातांना जीवे मारण्याची धमकी ! भाविकाची श्रद्धा : तिरुपती बालाजीच्या चरणी तब्बल इतके किलो सोने दान ! शेतकऱ्यांच्या कर्जमाफीवर अजित पवारांचे मोठे विधान ! पंतप्रधान मोदींचा हल्लाबोल : “भ्रष्टाचारी तुरुंगात तर जाईलच पण खुर्चीही गमवावी… सोलापूर : भरधाव वाहनाची दुचाकीला जबर धडक : तरुण जागीच ठार ! Your email address will not be published. Save my name, email, and website in this browser for the next time I comment. Hits Of Bollywood नमस्कार, विश्व न्यूज मराठी हे वेब पोर्टल आणि यूट्यूब न्यूज चॅनेल संपूर्ण जगभरातील ताज्या बातम्या देणारे न्यूज पोर्टल आहे. या माध्यमातून सर्वच क्षेत्रातल्या बातम्या आपल्याला मिळाव्यात आणि त्या केवळ ताज्या नसून विश्वासार्ह असाव्यात हा त्या पाठीमागे उद्देश आहे. सामाजिक, सांस्कृतिक,शैक्षणिक,राजकिय, आरोग्य, क्रीडा, मनोरंजन, बॉलीवूड यासह अनेक क्षेत्रातील ताज्या घडामोडी या माध्यमातुन आपल्यापर्यंत पोहचविण्यात येतील.जगात माध्यमे अनेक आहेत परंतु लोकांना विश्वासार्ह बातम्या देणारी माध्यमे हवीत. ही गरज ओळखूनच आम्ही या वेबपोर्टलची निर्मिती केली आहे.सहभागाबद्दल आणि प्रतिसादाबद्दल. धन्यवाद. मुख्य संपादक – मारुती बावडे कार्यालय – राजे फत्तेसिंह चौक, आयडीबीआय बँक शेजारी, मेन रोड अक्कलकोट संपर्क क्रमांक -९९६०१३११७४ ई – मेल – [email protected] Welcome, Login to your account. Recover your password. A password will be e-mailed to you.</w:t>
+      </w:r>
+    </w:p>
+    <w:p>
+      <w:pPr>
+        <w:pStyle w:val="Heading3"/>
+      </w:pPr>
+      <w:r>
+        <w:rPr/>
+        <w:t>Article 94</w:t>
+      </w:r>
+    </w:p>
+    <w:p>
+      <w:pPr>
+        <w:pStyle w:val="Normal"/>
+      </w:pPr>
+      <w:r>
+        <w:rPr/>
+        <w:t>Title: लवकरच कर्जमाफीची घोषणा होणार? महायुती सरकारमधील मंत्र्यांनी दिले संकेत</w:t>
+      </w:r>
+    </w:p>
+    <w:p>
+      <w:pPr>
+        <w:pStyle w:val="Normal"/>
+      </w:pPr>
+      <w:r>
+        <w:rPr/>
+        <w:t xml:space="preserve">URL: </w:t>
+      </w:r>
+      <w:r>
+        <w:t xml:space="preserve"> https://marathi.oneindia.com/maharashtra/maharashtra-cm-fadnavis-loan-waiver-announcement-035127.html</w:t>
+      </w:r>
+    </w:p>
+    <w:p>
+      <w:pPr>
+        <w:pStyle w:val="Normal"/>
+      </w:pPr>
+      <w:r>
+        <w:rPr/>
+        <w:t>Content: राज्यातील शेतकऱ्यांसाठी एक मोठी दिलासा देणारी बातमी समोर येत आहे. मुख्यमंत्री देवेंद्र फडणवीस लवकरच शेतकऱ्यांसाठी कर्जमाफीची घोषणा करतील, असे संकेत महायुती सरकारमधील मंत्री संजय राठोड यांनी दिले आहेत. यामुळे गेल्या अनेक दिवसांपासून कर्जमाफीच्या प्रतीक्षेत असलेल्या शेतकऱ्यांमध्ये आशेचा किरण निर्माण झाला आहे. कर्जमाफीबाबत मंत्रिमंडळात चर्चा सुरू पुसद येथे आयोजित एका कार्यक्रमात बोलताना पालकमंत्री संजय राठोड म्हणाले की, "संकटग्रस्त शेतकऱ्यांना कर्जमाफी देण्यासंदर्भात राज्य मंत्रिमंडळात सध्या चर्चा सुरू आहे. मुख्यमंत्री देवेंद्र फडणवीस लवकरच यासंदर्भात निर्णय घेऊन कर्जमाफीची घोषणा करतील." वसंतराव नाईक कृषी प्रतिष्ठानच्या वतीने आयोजित या कार्यक्रमात राज्यातील १३ प्रयोगशील शेतकऱ्यांचा 'कृषी गौरव पुरस्कार' देऊन सन्मान करण्यात आला. राज्यात एकीकडे मुसळधार पावसामुळे शेतकऱ्यांचे मोठे नुकसान झाले आहे, तर दुसरीकडे विरोधकांनी 'सात-बारा कोरा करा' अशी मागणी लावून धरली आहे. प्रहार संघटनेचे बच्चू कडू यांनीही यासाठी आंदोलन केले होते. त्यामुळे, सरकारवर वाढलेला दबाव लक्षात घेता कर्जमाफीचा निर्णय लवकर होण्याची शक्यता आहे. कृषिमंत्र्यांचेही सूतोवाच यापूर्वी राज्याचे कृषी मंत्री दत्तात्रय भरणे यांनीही शेतकऱ्यांच्या कर्जमाफीची गरज असल्याचे मान्य केले होते. "मी शेतकरीपुत्र असल्याने शेतकऱ्यांच्या अडचणी मला चांगल्या प्रकारे माहित आहेत," असे ते म्हणाले होते. मुख्यमंत्री आणि दोन्ही उपमुख्यमंत्री मिळून यावर योग्य वेळी निर्णय घेतील, असे त्यांनी स्पष्ट केले होते. सध्याच्या परिस्थितीत ओला दुष्काळ जाहीर करण्याची मागणीही जोर धरत आहे. या सर्व मागण्यांच्या पार्श्वभूमीवर मंत्री संजय राठोड यांनी दिलेले संकेत महत्त्वपूर्ण मानले जात आहेत.</w:t>
+      </w:r>
+    </w:p>
+    <w:p>
+      <w:pPr>
+        <w:pStyle w:val="Heading3"/>
+      </w:pPr>
+      <w:r>
+        <w:rPr/>
+        <w:t>Article 95</w:t>
+      </w:r>
+    </w:p>
+    <w:p>
+      <w:pPr>
+        <w:pStyle w:val="Normal"/>
+      </w:pPr>
+      <w:r>
+        <w:rPr/>
+        <w:t>Title: 10 रुपयांत ‘शिवभोजन थाळी’ योजना थांबणार? शिवभोजन केंद्र चालकांची कोट्यवधींची बिलं थकली</w:t>
+      </w:r>
+    </w:p>
+    <w:p>
+      <w:pPr>
+        <w:pStyle w:val="Normal"/>
+      </w:pPr>
+      <w:r>
+        <w:rPr/>
+        <w:t xml:space="preserve">URL: </w:t>
+      </w:r>
+      <w:r>
+        <w:t xml:space="preserve"> https://mpbreakingnews.in/marathi/maharashtra/will-the-shiv-bhojan-thali-scheme-for-10-rupees-stop-shiv-bhojan-center-operators-are-facing-bills-worth-crores-02-692694</w:t>
+      </w:r>
+    </w:p>
+    <w:p>
+      <w:pPr>
+        <w:pStyle w:val="Normal"/>
+      </w:pPr>
+      <w:r>
+        <w:rPr/>
+        <w:t>Content: मुंबई- ठाकरे सरकारच्या काळात राज्यातील गरीब आणि कामगारांसाठी सुरू करण्यात आलेल्या 10 रुपयांत शिवभोजन थाळी योजनेचा पुरता बोजवारा उडालाय. गेल्या 7 महिन्यांपासून शिवभोजन केंद्र चालकांना एक रुपयाही सरकारकडून मिळालेला नाही. राज्य सरकारनं शिवभोजन केंद्र चालकांची कोट्यवधी रुपयांची बिलं थकवलीत. त्यामुळं या योजनेची आणि योजना चालकांचीच उपासमार होण्याची वेळ आलीय. हे सुरुच राहिल्यास शिभोजन थाळी यासारखी चांगली योजना बंद होण्याची शक्यता आता वर्तवण्यात येतेय. 15 फेब्रुवारी 2025 पासून शिवभोजन केंद्र चालकांची कोट्यवधी रुपयांची बिलं राज्य सरकारनं थकवली आहेत. राज्यात सध्या शिवभोजन केंद्रांची संख्या 1800 च्या घरात आहे. थकीत अनुदानामुळे 10 पेक्षा जास्त शिवभोजन केंद्रे बंद पडली आहेत. इतर शिवभोजन केंद्रही बंद होण्याच्या मार्गावर आहेत. थकीत पैसे त्वरित न दिल्यास सर्व केंद्रे बंद करण्याचा इशारा केंद्र चालकांनी दिलाय. राज्यातील शिवभोजन केंद्र चालक याबाबत मुख्यमंत्री देवेंद्र फडणवीस आणि अर्थमंत्री अजित पवार यांची भेट घेणार आहेत सरकारच्या दिरंगाईमुळं आणखी एका चांगल्या योजनेचा बोजवारा उडण्याची शक्यता निर्माण झालीय. त्यामुळं विरोधकांनी सरकारवर टीका केलीय. लाडकी बहीण योजनेमुळे राज्याच्या तिजोरीत पैसे नाहीयेत. अशा स्थितीत गरीब माणसांसाठीच्या अनेक योजनांना सरकार कात्री लावत असल्याचा गंभीर आरोप विरोधक करतायेत. तर याबाबत चर्चेनं तोडगा काढला जाईल असं सत्ताधारी मंत्र्यांकडून सांगण्यात येतंय. लाडकी बहीण योजनेमुळे शिवभोजन थाळी आणि आनंदाचा शिधा या सरकारी योजना अडचणीत आल्याचं सांगण्यात येतंय. राज्य शासनाने तातडीने थकीत अनुदान दिलं नाही, तर 1800 शिवभोजन थाळी केंद्रं बंद होतील आणि लाखो गरीब,कामगारांच्या पोटाचा प्रश्न आणखी गंभीर होईल. आता ही चांगली योजना सुरु ठेवायची की बंद करायची, याचा निर्णय सरकारला करावा लागणार आहे. 1995 साली शिवसेना-भाजपा युती सरकारनं एक रुपयांत झुणका भाकर ही योजना सुरु केली होती, त्या योजनेचं प्रचंड स्वागत करण्यात आलं. मात्र कालांतरानं ही योजना गुंडाळली गेली. उद्धव ठाकरेंच्या नेतृत्वात मविआ सरकार आल्यानंतर शिवभोजन थाळीची योजना सुरु करण्यात आली होती. आता त्याही योजनेलर गंडातर येतंय की काय असा प्रश्न विचारण्यात येतोय. MP Breaking Marathi News is a dedicated Marathi digital news platform by INTUITIVE NEWS &amp; MEDIA PRIVATE LIMITED. Launched as a subdomain of the leading Hindi news portal MP Breaking News, our goal is to deliver fast, accurate, and trustworthy news in Marathi.From politics to entertainment, sports to lifestyle—we bring updates from every segment, tailored for our Marathi-speaking audience. With a strong commitment to authenticity and speed, we aim to become your most reliable source of regional, national, and global news in Marathi. Contact us: mpbreakingnews (at) gmail.com Bhopal News Indore News Jabalpur News Gwalior News Play Store Apple Store © 2025 Intuitive News &amp; Media Pvt. Ltd. | Powered By Parshva Web Home | Contact Us | Policies | Terms and Conditions</w:t>
+      </w:r>
+    </w:p>
+    <w:p>
+      <w:pPr>
+        <w:pStyle w:val="Heading3"/>
+      </w:pPr>
+      <w:r>
+        <w:rPr/>
+        <w:t>Article 96</w:t>
+      </w:r>
+    </w:p>
+    <w:p>
+      <w:pPr>
+        <w:pStyle w:val="Normal"/>
+      </w:pPr>
+      <w:r>
+        <w:rPr/>
+        <w:t>Title: Mumbai Rains : गुडघाभर पाणी, समोर रस्ताही दिसेना, लोकल रखडल्या आठवड्याच्या सुरुवातीला पावसानं मुंबईकरांची दाणादाण, पहा PHOTO</w:t>
+      </w:r>
+    </w:p>
+    <w:p>
+      <w:pPr>
+        <w:pStyle w:val="Normal"/>
+      </w:pPr>
+      <w:r>
+        <w:rPr/>
+        <w:t xml:space="preserve">URL: </w:t>
+      </w:r>
+      <w:r>
+        <w:t xml:space="preserve"> https://marathi.asianetnews.com/mumbai/mumbai-heavy-rain-waterlogging-local-delays-school-shutdown/photoshow-at2tgam</w:t>
+      </w:r>
+    </w:p>
+    <w:p>
+      <w:pPr>
+        <w:pStyle w:val="Normal"/>
+      </w:pPr>
+      <w:r>
+        <w:rPr/>
+        <w:t>Content: मुंबई : सलग तीन दिवसांपासून सुरू असलेल्या पावसानं आज मुंबईची तुंबई झाली. पहाटेपासून पावसाचा जोर वाढला आहे. सलग पाऊस कोसळत आहे. आज मुंबईत रेड अलर्ट देण्यात आला असून सतर्क राहण्याचं आवाहन केलं आहे. मध्यरात्रीपासून सुरू असलेल्या पावसामुळे सायनमध्येही आता पाणी भरण्यास सुरुवात झाली आहे. सायन आणि गांधीमार्केटमध्ये पावसामुळे आता रस्त्यांवर काही प्रमाणात पाणी साचण्यात सुरुवात झाली आहे. दरम्यान रस्ते जलमय झाल्याने वाहतूक धीम्यागतीने सुरू झाली आहे. मुख्यमंत्री देवेंद्र फडणवीस राज्यातील पावसाच्या परिस्थितीवर लक्ष ठेऊन आहेत. राज्यातील पूरग्रस्त भागाचा देखील मुख्यमंत्री देवेंद्र फडणवीस आढावा घेत आहे. राज्यातील विविध जिल्ह्यांतील जिल्हाधिकारी यांच्या सोबत मुख्यमंत्री देवेंद्र फडणवीस यांचा संवाद सुरू आहे. दादर ते कुर्ला दरम्यान ट्रॅकवर पाणी साचलं आहे. त्यामुळे सकाळपासून लोकल वाहतूक देखील उशिराने सुरू आहे. आठवड्याच्या पहिल्याच दिवशी दाणादाण उडाली आहे. मुसळधार पावसानं टेन्शन दिलं आहे. कुर्ल्यात सकाळपासून मुसळधार पाऊस सुरू आहे. कुर्ला रेल्वे स्थानक परिसरात पाणी साचायला सुरुवात झाली आहे. ऐन गर्दीच्या वेळी मुंबईकरांचे हाल झाले आहेत. काही ठिकाणी गुडघाभर पाणी साचलं आहे. त्याच पाण्यातून ट्रॅफिक पोलीस, विद्यार्थी आणि प्रवाशांना वाट काढत जावं लागत आहे. साचलेल्या पाण्यातून प्रवाशांना प्रवास करावा लागत आहे. वरळी आणि बोरीवलीतही सकाळपासून जोरदार पाऊस झालाय. पावसामुळे सखल भागात पाणी साचल्याने वाहतूक धीम्यागतीने सुरू आहे. वरळी कोळीवाड्यात पाणी साचलं असून दादरमधील काही ठिकाणी पाणी साचलंय. मुंबईतील शाळांना सुट्टी जाहीर करण्यात आली आहे. मुंबईत पुढचे चार तास अतिवृष्टीचा इशारा देण्यात आला आहे. तर समुद्रालाही उधाण आलं असून १३ फूट उंच लाटा उसळत आहेत.</w:t>
+      </w:r>
+    </w:p>
+    <w:p>
+      <w:pPr>
+        <w:pStyle w:val="Heading3"/>
+      </w:pPr>
+      <w:r>
+        <w:rPr/>
+        <w:t>Article 97</w:t>
+      </w:r>
+    </w:p>
+    <w:p>
+      <w:pPr>
+        <w:pStyle w:val="Normal"/>
+      </w:pPr>
+      <w:r>
+        <w:rPr/>
+        <w:t>Title: “मुंबईत पुढच्या १२ तासांत तुफान पाऊस, रेड अलर्ट आणि…”; मुख्यमंत्री देवेंद्र फडणवीस यांनी काय माहिती दिली?</w:t>
+      </w:r>
+    </w:p>
+    <w:p>
+      <w:pPr>
+        <w:pStyle w:val="Normal"/>
+      </w:pPr>
+      <w:r>
+        <w:rPr/>
+        <w:t xml:space="preserve">URL: </w:t>
+      </w:r>
+      <w:r>
+        <w:t xml:space="preserve"> https://www.loksatta.com/maharashtra/mumbai-rain-alert-cm-devendra-fadnavis-said-mumbai-have-red-alert-school-holiday-declared-know-details-scj-81-5312934/</w:t>
+      </w:r>
+    </w:p>
+    <w:p>
+      <w:pPr>
+        <w:pStyle w:val="Normal"/>
+      </w:pPr>
+      <w:r>
+        <w:rPr/>
+        <w:t>Content: महाराष्ट्रातल्या विविध भागांमध्ये जी अतिवृष्टी होते आहे, त्यासंदर्भात आपल्या राज्याच्या कंट्रोल रुमवरुन राज्यात संवाद साधला. जिल्हाधिकारी, विभागीय आयुक्त ऑनलाइन उपलब्ध होते. मागचे दोन दिवस काही भागांमध्ये अतिवृष्टी होते आहे. तसंच १८ ते २१ या दिवसांमध्येही १५ ते १६ जिल्ह्यांमध्ये रेड आणि ऑरेंज अलर्ट आहे. लोकांची गैरसोय होणार नाही याकडे आम्ही लक्ष देत आहोत, असं मुख्यमंत्री देवेंद्र फडणवीस यांनी म्हटलं आहे. देवेंद्र फडणवीस यांनी काही वेळापूर्वीच माध्यमांशी संवाद साधला. आम्ही कोकण भागात कुंडलिका, वसिष्ठी नदीच्या पतळीवर नजर ठेवली आहे. आवश्यक ते प्लानिंगही करण्यास सांगितलं आहे. नाशिक विभागात तापी आणि हतनूरला मोठ्या प्रमाणात पाणी रावेरमध्ये शिरलं आहे. जळगाव जिल्ह्यात सर्वाधिक फटका बसला आहे. घरांचं नुकसान, प्राण्याचं नुकसान झालं आहे. पुणे जिल्ह्यात सगळ्या धरणांमध्ये पाणी आहे, पण धरण इशारा पातळीवर नाही असंही देवेंद्र फडणवीस यांनी म्हटलं आहे. आपण छत्रपती संभाजीनगर भागात पाहिलं तर बीड, लातूर आणि नांदेड या ठिकाणी पूरस्थिती आहे. नांदेड जिल्ह्यातील मुखेडच्या भागात ढगफुटी सदृश पाऊस झाला. पाच लोक बेपत्ता झाले. १५० हून अधिक प्राण्यांचा मृत्यू झाला. त्या ठिकाणी एसडीआरएफ, एनडीआरएफची टीम कार्यरत आहेत. रेड आणि अलर्ट असेल त्या भागांमध्ये लोकांनी गरज असेल तरच बाहेर पडलं पाहिजे. धबधबे, तलाव या ठिकाणी उत्साहाने जाण्याची इच्छा अनेक तरुणांना असते. असं वाटणं काही गैर नाही. पण सावधगिरी बाळगली पाहिजे असंही आवाहन देवेंद्र फडणवीस यांनी केलं. पावसाच्या जोरामुळे किंवा इतर काही समस्यांमुळे ट्रेन लेट आहेत. पण ट्रेन्स पूर्णपणे कुठेही थांबलेलल्या नाहीत. मुंबईत पुढच्या दहा ते बारा तास पावसाचा रेड अलर्ट देण्यात आला आहे. दुपारच्या सत्रात आपण शाळांना सुट्टी दिली आहे. तसंच मंत्रालयातील कर्मचाऱ्यांनाही लवकर घरी जाण्याची मुभा देण्यात आली आहे. आज तीन मीटर तर उद्या चार मीटर लाटा भरतीमुळे उसळलतील असा अंदाज आहे. लोकांना मी आवाहन करु इच्छितो लाटा पाहण्यासाठी वगैरे य़ेऊ नका. मोठ्या प्रमाणात पाऊस असेल, त्यामुळे समुद्राची पातळी आणि नाल्यांची पातळी सारखी असेल. पाणी पंपिग करावं लागणार आहे त्याची व्यवस्था मुंबई महापालिकेने केली आहे. आज जे काही अलर्ट येतील त्यानुसार उद्या शाळांना सुट्टी द्यायची की नाही याचा निर्णय घेतला जाईल असंही मुख्यमंत्री देवेंद्र फडणवीस म्हणाले. बॉलीवूडची 'धकधक गर्ल' माधुरी दीक्षितने तिच्या अभिनय, सौंदर्य आणि नृत्य कौशल्याने अनेकांना मोहित केलं आहे. 'दिल तो पागल है' या चित्रपटात तिच्याबरोबर काम करण्यासाठी अनेक अभिनेत्रींनी नकार दिला होता. करिश्मा कपूरने सांगितलं की, माधुरीच्या उत्कृष्ट नृत्यकौशल्यामुळे कोणीही तिच्याबरोबर नृत्य करायला तयार नव्हतं. अखेर करिश्माने हा चित्रपट स्वीकारला आणि तो आयकॉनिक ठरला.</w:t>
+      </w:r>
+    </w:p>
+    <w:p>
+      <w:pPr>
+        <w:pStyle w:val="Heading3"/>
+      </w:pPr>
+      <w:r>
+        <w:rPr/>
+        <w:t>Article 98</w:t>
+      </w:r>
+    </w:p>
+    <w:p>
+      <w:pPr>
+        <w:pStyle w:val="Normal"/>
+      </w:pPr>
+      <w:r>
+        <w:rPr/>
+        <w:t>Title: Pune News : मुख्यमंत्री फडणवीसांमुळे पुणेकरांना रोज मनस्ताप? काँग्रेसचा गंभीर आरोप</w:t>
+      </w:r>
+    </w:p>
+    <w:p>
+      <w:pPr>
+        <w:pStyle w:val="Normal"/>
+      </w:pPr>
+      <w:r>
+        <w:rPr/>
+        <w:t xml:space="preserve">URL: </w:t>
+      </w:r>
+      <w:r>
+        <w:t xml:space="preserve"> https://sarkarnama.esakal.com/pune/devendra-fadnavis-pune-flyover-inauguration-delay-dk88-sm89</w:t>
+      </w:r>
+    </w:p>
+    <w:p>
+      <w:pPr>
+        <w:pStyle w:val="Normal"/>
+      </w:pPr>
+      <w:r>
+        <w:rPr/>
+        <w:t>Content: Pune News : पुणे शहरात दिवसेंदिवस वाढत चाललेल्या वाहतूक कोंडीच्या समस्येनं पुणेकरांना मोठा मनस्ताप सहन करावा लागत आहे. ही वाहतुक कोंडी सोडवण्यासाठी सावित्रीबाई फुले पुणे विद्यापीठ चौक आणि सिंहगड रस्त्यावरील उड्डाणपूलांचं काम हे पूर्ण झालं आहे. मात्र, भाजपला या दोन्ही उड्डाणपूलाच्या उद्घाटनाचा इव्हेंट करायचा असल्यानं अद्याप हे पूल नागरिकांसाठी खुले करण्यात आले नसल्याचा आरोप काँग्रेसकडून करण्यात आला आहे. याबाबत महापालिका आयुक्तांना पत्र देखील देण्यात आला आहे. मुख्यमंत्री देवेंद्र फडणवीस (Devendra Fadnavis) यांना वेळ मिळत नसल्याने या दोन पुलांचे उद्घाटन थांबले आहे, अशी माहिती समोर येत आहे. हा प्रकार पुणेकरांचा मनःस्ताप वाढविणारा आहे. सिंहगड रस्त्यावरील गंगा भाग्योदय चौक ते विठ्ठलवाडी या मार्गांवर उड्डाणपुलाचे काम पूर्ण झालेले आहे तसेच विद्यापीठ चौकातील उड्डाणपुलाचे कामही पूर्ण झालेले असल्याने हे दोन्ही पूल वाहतुकीसाठी तातडीने खुले करून वाहनचालकांची कोंडीतून मुक्तता करून, त्यांना दिलासा द्यायला हवा, असे पत्र काँग्रेसने महापालिका आयुक्त नवल किशोर राम यांना दिले आहे. या दोन्ही ठिकाणी नागरी वस्ती वाढली आहे. त्यामुळे रहदारीही वाढली आहे. या दोन्ही ठिकाणांवरून दिवसभरात अक्षरशः हजारो वाहने येत जात असतात. गर्दीच्या वेळी तीन-तीन तास वाहतूक कोंडी होते. आता गणेशोत्सव काळात वाहतुकीत अजून भरच पडेल. मग, पुणेकरांची कोंडी कशासाठी करत आहात? असा सवाल काँग्रेस नेते मोहन जोशी यांनी केला आहे. सत्ताधाऱ्यांना उदघाटनाच्या निमित्ताने एक 'इव्हेंट' करून निवडणुकीत राजकारण साधायचे आहे. या वृत्तीला काँग्रेस (Congress) पक्षाचा विरोध आहे. प्रशासनाने हे पूल वाहतुकीसाठी खुले करावेत, अन्यथा काँग्रेस आंदोलन करेल, असा इशारा देखील देण्यात आला आहे. सरकारनामाचे सदस्य व्हा शॉपिंगसाठी 'सकाळ प्राईम डील्स'च्या भन्नाट ऑफर्स पाहण्यासाठी क्लिक करा. Read Latest Marathi Political News, Breaking Political News from Maharashtra, India, Pune &amp; Mumbai at Sarkarnama. To Get Live Political Marathi News on Mobile, Download the Sarkarnama Mobile App for Android and IOS. सरकारनामा आता सर्व सोशल मीडिया प्लॅटफॉर्मवर. ताज्या राजकीय घडामोडींसाठी फेसबुक, ट्विटर, इन्स्टाग्राम, शेअर चॅट, टेलिग्रामवर आणि व्हॉट्सॲप आम्हाला फॉलो करा. तसेच, सरकारनामा यूट्यूब चॅनेलला आजच सबस्क्राइब करा. Follow Us Copyright © 2025 Sakal Media Group – All Rights Reserved Powered by Quintype वेबसाईटवर ब्राउझिंगचा अनुभव सर्वोत्तम असावा, यासाठी आम्ही कुकीजचा वापर करतो. कुकीजमुळे तुम्हाला तुमच्या आवडत्या मजकुराची शिफारस करता येते. आमचे गोपनीयता आणि कुकीजसंदर्भातील धोरण तुम्हाला मान्य आहे.</w:t>
+      </w:r>
+    </w:p>
+    <w:p>
+      <w:pPr>
+        <w:pStyle w:val="Heading3"/>
+      </w:pPr>
+      <w:r>
+        <w:rPr/>
+        <w:t>Article 99</w:t>
+      </w:r>
+    </w:p>
+    <w:p>
+      <w:pPr>
+        <w:pStyle w:val="Normal"/>
+      </w:pPr>
+      <w:r>
+        <w:rPr/>
+        <w:t>Title: महाराष्ट्रात महाभयानक पाऊस! मुख्यमंत्री देवेंद्र फडणवीस यांनी तातडीने साधला शेजारील राज्यांशी संपर्क? कारण अतिशय चिंताजनक</w:t>
+      </w:r>
+    </w:p>
+    <w:p>
+      <w:pPr>
+        <w:pStyle w:val="Normal"/>
+      </w:pPr>
+      <w:r>
+        <w:rPr/>
+        <w:t xml:space="preserve">URL: </w:t>
+      </w:r>
+      <w:r>
+        <w:t xml:space="preserve"> https://zeenews.india.com/marathi/maharashtra/maharashtra-mumbai-rain-alert-update-chief-minister-devendra-fadnavis-immediately-contacted-the-neighboring-states/933328</w:t>
+      </w:r>
+    </w:p>
+    <w:p>
+      <w:pPr>
+        <w:pStyle w:val="Normal"/>
+      </w:pPr>
+      <w:r>
+        <w:rPr/>
+        <w:t>Content: Mumbai Rain Alert Update: महाराष्ट्र महाभयानक पाऊस पडत आहे. पावसामुळे मुंबईचे जनजीवन विस्कळीत झाले आहे. प्रशासनाकडून बाहेर न पडण्याचे आवाहन केले जात आहे. गेल्या दोन दिवसांत महाराष्ट्रात मुसळधार पाऊस पडला आहे, अनेक जिल्ह्यांमध्ये रेड आणि ऑरेंज अलर्ट आहेत. महाराष्ट्रातील अर्ध्या जिल्ह्यांमध्ये पुढील 3 दिवसांसाठी रेड आणि ऑरेंज अलर्ट जारी करण्या आले आहेत अशातच महाराष्ट्राचे मुख्यमंत्री देवेंद्र फडणवीस यांनी शेजारील राज्यांशी संपर्क साधला आहे. सातत्याने पडत असलेल्या पावसामुळे मुंबईत अनेक भागात पाणी साचले आहे. लोक चिंतेत आहेत. प्रशासनाकडून बाहेर न पडण्याचे आवाहन केले जात आहे. महाराष्ट्राचे मुख्यमंत्री देवेंद्र फडणवीस यांनी म्हटले आहे की गेल्या 2 दिवसांत महाराष्ट्रात मुसळधार पाऊस पडला आहे, अनेक जिल्ह्यांमध्ये रेड आणि ऑरेंज अलर्ट आहेत. महाराष्ट्रातील अर्ध्या जिल्ह्यांमध्ये पुढील 3 दिवसांसाठी रेड आणि ऑरेंज अलर्ट आहेत. अशातच महाराष्ट्र सरकार शेजारील तेलंगणा तसेच कर्नाटक राज्यांशी संपर्क साधत आहे. नांदेडमध्ये खूप पाऊस पडला आहे, ढगफुटीसारखी परिस्थिती निर्माण झाली आहे, अनेक लोक तिथे अडकले होते, 206 लोकांना बाहेर काढण्यात आले आहे आणि आणखी लोकांना बाहेर काढण्यात येत आहे. एनडीआरएफ आणि लष्कराच्या तुकड्या तिथे पोहोचल्या आहेत. मुंबईतही मुसळधार पाऊस पडला आहे आणि 8 ते 10 तासांच्या मुसळधार पावसामुळे रेड अलर्ट आहे. महाराष्ट्रात पावसामुळे डेंजर स्थिती निर्माण झाली आहे. असे असताना तेलंगणा आणि कर्नाटक राज्यातून पाण्याचा विसर्ग झाल्यास पूर परिस्थिती निर्माण होऊ नये यामुळे या राज्यांकडून अचानक पाण्याचा विसर्ग होऊ नये म्हणून या राज्यांशी संपर्क साधण्यात येत असल्याची माहिती मुख्यमंत्री देवेंद्र फडणवीस यांनी दिली. आयएमडीने ऑरेंज अलर्ट जारी केला होता. त्यानंतर मुंबईत जोरदार वाऱ्यांसह मुसळधार पाऊस सुरू झाला, जो सुरूच आहे. अशा परिस्थितीत, हवामान खात्याने पुढील 24 तासांत पुण्यात अति मुसळधार पावसाबाबत रेड अलर्ट जारी केला आहे. इतकेच नाही तर पालघर, ठाणे, मुंबई शहर आणि उपनगरे, रायगड, रत्नागिरी, सिंधुदुर्ग, यवतमाळ, चंद्रपूर, गडचिरोली, सातारा घाट आणि कोल्हापूर घाट परिसरातही मुसळधार पाऊस पडण्याची शक्यता आहे. प्रशासनाने मच्छिमारांना समुद्रात न जाण्याचा सल्ला दिला आहे. ...Read More By accepting cookies, you agree to the storing of cookies on your device to enhance site navigation, analyze site usage, and assist in our marketing efforts. By continuing to use the site, you agree to the use of cookies. You can find out more by clicking this link</w:t>
+      </w:r>
+    </w:p>
+    <w:p>
+      <w:pPr>
+        <w:pStyle w:val="Heading3"/>
+      </w:pPr>
+      <w:r>
+        <w:rPr/>
+        <w:t>Article 100</w:t>
+      </w:r>
+    </w:p>
+    <w:p>
+      <w:pPr>
+        <w:pStyle w:val="Normal"/>
+      </w:pPr>
+      <w:r>
+        <w:rPr/>
+        <w:t>Title: Devendra Fadanvis on Rain Update : मुंबईला रेड अलर्ट ! मुख्यमंत्री देवेंद्र फडणवीस यांनी पावसाबद्दल दिली महत्त्वाची अपडेट</w:t>
+      </w:r>
+    </w:p>
+    <w:p>
+      <w:pPr>
+        <w:pStyle w:val="Normal"/>
+      </w:pPr>
+      <w:r>
+        <w:rPr/>
+        <w:t xml:space="preserve">URL: </w:t>
+      </w:r>
+      <w:r>
+        <w:t xml:space="preserve"> https://www.jaimaharashtranews.com/maharashtra-marathi-news/maharashtra-hevey-rain-update-cm-devendra-fadanvis-gives-important-information-know-about-more-/40070</w:t>
+      </w:r>
+    </w:p>
+    <w:p>
+      <w:pPr>
+        <w:pStyle w:val="Normal"/>
+      </w:pPr>
+      <w:r>
+        <w:rPr/>
+        <w:t>Content: Saturday, August 23, 2025 08:21:49 AM मुंबईत सध्या स्थिती भयंकर आहे. याच मुंबईच्या पावसासंदर्भात मुख्यमंत्री देवेंद्र फडणवीस यांनी महत्त्वाची माहिती दिली आहे. Shamal Sawant Monday, August 18 2025 04:37:36 PM महाराष्ट्रामध्ये पावसाने थैमान घातले आहे. पश्चिम उपनगरात अंधेरी, जोगेश्वरी, गोरेगाव, मालाड, कांदिवली, बोरिवली, दहिसर, विलेपार्ले, सांताक्रुझ, वांद्रे परिसरामध्ये सध्या जोरदार पाऊस सुरू आहे. येत्या काही दिवसांत पाऊस कायम राहणार असून नागरिकांना काळजी घेण्याचे आवाहन करण्यात आले आहे. मुंबईत तर स्थिती यापेक्षाही भयंकर आहे. याच मुंबईच्या पावसासंदर्भात मुख्यमंत्री देवेंद्र फडणवीस यांनी महत्त्वाची माहिती दिली आहे. पावसासंदर्भात राज्याचे मुख्यमंत्री देवेंद्र फडणवीस यांनी राज्यभरातील पावसाचा आढावा घेतला. माध्यमांशी बोलताना यावेळी त्यांनी राज्यभरात पावसाची स्थिती कशी आहे? याची माहिती दिली. तसेच मुसळधार पावसामुळे होणारे नुकसान आणि त्यासाठी राज्य सरकारची तयारी याबाबतही त्यांनी सविस्तर सांगितले. यावेळी बोलताना त्यांनी मुंबईच्या पावसावरही भाष्य केले. हेही वाचा - Rain Update : मुंबईमध्ये पावसाचे थैमान ! जाणून घ्या कुठे किती पाऊस झाला ? मुंबईमध्ये किती पाऊस झाला ? सकाळी सहा वाजेपूर्वीच्या 48 तासांत जवळपास 200 एमएम पाऊस पडला. आणि आज सकाळपासून सहा ते आठ तासांत तब्बल 170 एमएम पाऊस पडला, असे देवेंद्र फडणवीस यांनी सांगितले. हेही वाचा -Mumbai Heavy Rain Alert : मुंबईत 'कोसळधार'; तज्ञांनी सांगितलं ढगफुटीसदृश्य पावसाचं नेमकं कारण लोकल बंद पडल्या नाहीत : त्याचप्रमाणे, लोकलबद्दल फडणवीस म्हणाले की, कुठेही लोकल पूर्णपणे बंद झालेल्या नाहीत. काही गोष्टींमुळे लोकलचा वेग कमी झालेला आहे. पुढच्या 10 ते 12 तास पावसाचा तीव्र जोर असण्याची शक्यता आहे. मुंबईला रेड अलर्ट मिळालेला आहे. हीच बाब लक्षात घेता दुपारच्या सत्रांत शाळांना आपण सुट्टी दिलेली आहे. Monday, August 18 2025 03:38:53 PM 5 विमानात अतिरिक्त सामान नेण्यासाठी प्रवाशाला जास्त पैसे खर्च करावे लागतात. त्याचप्रमाणे आता भारतीय रेल्वेही जास्त सामान वाहून नेण्यासाठी अधिक शुल्क आकारेल का, असे विचारले असता रेल्वे मंत्री म्हणाले,.. Amrita Joshi Friday, August 22 2025 12:24:16 PM हिमाचल प्रदेशात 20 जूनपासून एकूण मान्सून मृतांची संख्या 276 वर पोहोचली आहे. Rashmi Mane Thursday, August 21 2025 09:19:24 AM हुल्लडबाजी करणाऱ्या तरुणांना पोलिसांनी चोप दिला आहे. याचा व्हिडीओ सध्या सोशल मीडियावर व्हायरल झाला आहे. Apeksha Bhandare Wednesday, August 20 2025 05:34:57 PM पुण्यातील एकता नगर सोसायटीमध्ये मुठा नदीपात्रातील पाणी शिरले असल्याने नागरिकांची तारांबळ उडाली असल्याचे पाहायला मिळत आहे. नागरिकांनी सुरक्षित ठिकाणी जाण्यासाठी सुरुवात केली आहे. Apeksha Bhandare Wednesday, August 20 2025 04:32:32 PM कल्याण ग्रामीण भागात जोरदार पाऊस सुरु आहे. त्यामुळे काळू नदीवरील पूल पाण्याखाली गेला आहे. पूल पाण्याखाली गेल्याने 10 ते 12 गावांचा संपर्क तुटला आहे. Apeksha Bhandare Wednesday, August 20 2025 04:05:58 PM दिन घन्टा मिनेट पुणे नाशिक नागपूर संभाजीनगर कोल्हापुर जय महाराष्ट्र मुनाफा वितरण नगर्ने सञ्चार माध्यम हो । प्रबन्ध सञ्चालक: आमोद नाथ प्याकुरेल प्रबन्ध सञ्चालक: आमोद नाथ प्याकुरेल । प्रधान सम्पादक: अजय भद्र खनाल सूचना विभाग दर्ता नं. ३४३४-२०७८/७९ । हाँडीगाउँ, काठमाडौँ । फोन नं. +९७७ ०१ ५९१६७८८ सूचना विभाग दर्ता नं. ३४३४-२०७८/७९ । हाँडीगाउँ, काठमाडौँ । फोन नं. +९७७ ०१ ५९१६७८८ info@jaimaharashtranews.com</w:t>
+      </w:r>
+    </w:p>
+    <w:p>
+      <w:pPr>
+        <w:pStyle w:val="Heading3"/>
+      </w:pPr>
+      <w:r>
+        <w:rPr/>
+        <w:t>Article 101</w:t>
+      </w:r>
+    </w:p>
+    <w:p>
+      <w:pPr>
+        <w:pStyle w:val="Normal"/>
+      </w:pPr>
+      <w:r>
+        <w:rPr/>
+        <w:t>Title: पुण्यात नवीन महापालिकांवरून देवेंद्र फडणवीस आणि अजित पवार यांच्यात मतभेद का?</w:t>
+      </w:r>
+    </w:p>
+    <w:p>
+      <w:pPr>
+        <w:pStyle w:val="Normal"/>
+      </w:pPr>
+      <w:r>
+        <w:rPr/>
+        <w:t xml:space="preserve">URL: </w:t>
+      </w:r>
+      <w:r>
+        <w:t xml:space="preserve"> https://www.loksatta.com/politics/devendra-fadnavis-ajit-pawar-dispute-over-new-municipal-corporations-in-pune-district-print-politics-news-css-98-5314697/</w:t>
+      </w:r>
+    </w:p>
+    <w:p>
+      <w:pPr>
+        <w:pStyle w:val="Normal"/>
+      </w:pPr>
+      <w:r>
+        <w:rPr/>
+        <w:t>Content: पुणे : पुणे जिल्ह्यात आणखी तीन महापालिका असाव्यात की एकच, यावरून मुख्यमंत्री देवेंद्र फडणवीस आणि उपमुख्यमंत्री अजित पवार यांच्यात मतभेद असल्याचे स्पष्ट झाले आहे. अजित पवार यांनी सुचवलेल्या तीन महापालिकांच्या परिसरात अजित पवार यांच्या राष्ट्रवादी काँग्रेसचे प्राबल्य असून, सध्या हा परिसर पुणे महानगर क्षेत्र विकास प्राधिकरणच्या (पीएमआरडीए) हद्दीत आहे. ‘पीएमआरडीए’चे अध्यक्ष हे मुख्यमंत्री फडणवीस असून, महापालिका झाल्यास अजित पवारांच्या ‘राष्ट्रवादी’ला जिल्ह्यात आणखी ताकद मिळण्याची शक्यता आहे. त्यामुळे मुख्यमंत्री फडणवीस यांनी आगामी स्थानिक स्वराज्य संस्थांच्या निवडणुकीत प्रचाराचा मुद्दा हेण्यापूर्वीच या चर्चेतील हवा काढून घेतल्याची चर्चा राजकीय वर्तुळात सुरू झाली आहे. पुणे जिल्ह्यात चाकण, हिंजवडी आणि उरळी देवाची-फुरसुंगी-मांजरी अशा तीन महापालिका करण्याची घोषणा उपमुख्यमंत्री अजित पवार यांनी आठ ऑगस्टला केली. ही घोषणा करताना पवार यांनी ‘कोणाला आवडो न आवडो, तीन महापालिका स्थापन करणारच’ असे जाहीरपणे आव्हान दिले. त्याच दिवशी मुख्यमंत्री देवेंद्र फडणवीस यांनी ‘फार तर एक महापालिका होऊ शकेल’ असे वक्तव्य करून उपमख्यमंत्री पवार यांच्या घोषणेतील हवा काढून घेतली. फडणवीस आणि पवार हे कोणताही निर्णय घेताना आपापसात चर्चा करून जाहीर करत आले आहेत. मात्र, नवीन महापालिकांवरून त्यांच्यात मतभेद असल्याचे दोघांच्या वक्तव्यावरून स्पष्ट झाले आहे. चाकण, हिंजवडी आणि उरळी देवाची-फुरसुंगी-मांजरी या तिन्ही क्षेत्रांमध्ये सध्या राष्ट्रवादी काँग्रेस (अजित पवार) पक्षाची ताकद आहे. चाकण परिसराची नगरपरिषद असून, या भागात अजित पवार यांना मानणारा मतदार मोठ्या प्रमाणात आहे. हिंजवडी परिसरातील गावांमध्ये राष्ट्रवादी काँग्रेस (अजित पवार) पक्षाची ताकद आहे. भोर विधानसभा मतदार संघामध्ये या परिसराचा समावेश होतो. त्या ठिकाणी या पक्षाचे शंकर मांडेकर हे आमदार आहेत. उरळी देवाची, फुरसुंगी ही नगरपरिषद करण्याचा निर्णय झाला असला, तरी या गावांतील विकासकामे ही प्रत्यक्ष नगरपरिषदेचा कारभार सुरू होईपर्यंत पुणे महापालिका पाहणार आहे. ही गावे कायम अजित पवार यांना साथ देत आली आहेत. पुरंदरचे शिवसेना (शिंदे) पक्षाचे आमदार विजय शिवतारे यांचाही या भागात लोकसंपर्क आहे. पवार आणि शिवतारे यांच्यात सख्य नसल्याने पवार यांनी मांजरी गावाचा समावेश करून नवीन महापालिका स्थापन करण्याचे सुचविले आहे. मांजरी गावाचा परिसर हा अजित पवार यांंच्या ‘राष्ट्रवादी’ची ताकद असलेला आहे. मुख्यमंत्री हे ‘पीएमआरडीए’चे अध्यक्ष असतात. सध्या हा परिसर ‘पीएमआरडीए’च्या हद्दीत येतो. तीन महापालिका स्थापन केल्यास त्याचा फायदा हा राष्ट्रवादी काँग्रेस (अजित पवार) पक्षाला होण्याची शक्यता आहे. सध्या पिंपरी-चिंचवड महापालिकेवर भाजपचे प्राबल्य आहे. हिंजवडीच्या परिसराचा समावेश या महापालिकेत करण्याची मागणी होत आहे. चाकणचा परिसर हा पिंपरी-चिंचवड महापालिका लगत आहे. या महापालिकेत २० गावांचा समावेश करण्यात आला. त्यामध्ये चाकणही होते. मात्र, चाकणकरांनी विरोध केल्याने २०१५ मध्ये स्वतंत्र नगरपरिषद तयार करण्यात आली. पहिल्या निवडणुकीत तत्कालीन शिवसेना आणि राष्ट्रवादी काँग्रेस यांच्यात लढत झाली. शिवसेनेला आठ जागा, तर राष्ट्रवादी काँग्रेसला सात जागा मिळाल्या. सहा जागांवर अपक्ष निवडून आले. भाजपला एक जागा मिळाली. त्यानंतर पुन्हा निवडणूक झाली नाही. हिंजवडी आणि चाकण या महापालिका करण्यास भाजपचा विरोध आहे. उरळी देवाची-फुरसुंगी-मांजरी या भागात भाजपची फारशी ताकद नाही. त्यामुळे या भागाची महापालिका झाल्यास राष्ट्रवादी काँग्रेस (अजित पवार) आणि शिवसेना (शिंदे) या महायुतीतील मित्रपक्षांमध्ये जुंपण्याची शक्यता निर्माण झाली आहे. त्यामुळे भाजपचा या महापालिकेला विरोध नाही. मुख्यमंत्री फडणवीस यांनीही ‘फार तर एक महापालिका होऊ शकेल’ असे वक्तव्य करून अप्रत्यक्ष उरळी देवाची-फुरसुंगी-मांजरी या महापालिकेसाठी सुतोवाच केले आहे. आगामी स्वराज्य संस्थांच्या निवडणुकांमध्ये नवीन महापालिका हा प्रचाराचा मुद्दा राष्ट्रवादी काँग्रेस (अजित पवार) पक्षाकडून केला जाण्याची शक्यता आहे. मात्र, मुख्यमंत्री फडणवीस यांनी तीन महापालिका करण्यास विरोध दर्शवला असल्याने महायुतीतील भाजप, राष्ट्रवादी काँग्रेस (अजित पवार) आणि शिवसेना (शिंदे) या तिन्ही पक्षांमध्ये संघर्ष होण्याची शक्यता वर्तवण्यात येत आहे. सर्वोच्च न्यायालयाने भटक्या कुत्र्यांच्या समस्येवर महत्त्वपूर्ण आदेश दिले आहेत. दिल्ली एनसीआरमधील भटक्या कुत्र्यांना निवारा केंद्रांमध्ये ठेवण्याचे निर्देश दिले होते, परंतु आता हे निर्देश देशभर लागू असतील. रस्त्यावर भटक्या कुत्र्यांना खाऊ घालण्यावर बंदी घालण्यात आली आहे. कुत्र्यांचे निबिजीकरण व लसीकरण करून त्यांना सोडण्यात येईल. प्राणीप्रेमींना कुत्रे दत्तक घेण्याची परवानगी आहे. सर्व याचिकांची एकत्रित सुनावणी होईल.</w:t>
+      </w:r>
+    </w:p>
+    <w:p>
+      <w:pPr>
+        <w:pStyle w:val="Heading3"/>
+      </w:pPr>
+      <w:r>
+        <w:rPr/>
+        <w:t>Article 102</w:t>
+      </w:r>
+    </w:p>
+    <w:p>
+      <w:pPr>
+        <w:pStyle w:val="Normal"/>
+      </w:pPr>
+      <w:r>
+        <w:rPr/>
+        <w:t>Title: Cji Bhushan Gavai : सरन्यायाधीशांनी केले शिवेंद्रसिंहराजेंचे जाहीरपणे कौतुक; म्हणाले, ‘गिनिज बुकमध्ये नोंद करण्यासारखे काम...’</w:t>
+      </w:r>
+    </w:p>
+    <w:p>
+      <w:pPr>
+        <w:pStyle w:val="Normal"/>
+      </w:pPr>
+      <w:r>
+        <w:rPr/>
+        <w:t xml:space="preserve">URL: </w:t>
+      </w:r>
+      <w:r>
+        <w:t xml:space="preserve"> https://sarkarnama.esakal.com/maharashtra/paschim-maharashtra/chief-justice-bhushan-gavai-praised-shivendrasinghraje-bhosale-vd83</w:t>
+      </w:r>
+    </w:p>
+    <w:p>
+      <w:pPr>
+        <w:pStyle w:val="Normal"/>
+      </w:pPr>
+      <w:r>
+        <w:rPr/>
+        <w:t>Content: Satara, 19 August : सार्वजनिक बांधकाम विभागाचे मंत्री शिवेंद्रसिंहराजे भोसले यांच्या कामाचे सर्वोच्च न्यायालयाचे सरन्याधीश भूषण गवई यांनी कोल्हापूच्या कार्यक्रमात जाहीरपणे कौतुक केले. सार्वजनिक बांधकाम विभागाचे काम गिनिज बुकमध्ये नोंद करण्यासारखे आहे, असे गौरवोद्‌गार सरन्यायाधीशांनी काढले. सरन्यायाधीशांसोबतच मुख्यमंत्री देवेंद्र फडणवीस यांनीही मंत्रिमंडळातील आपल्या लाडक्या सहकाऱ्याचे कौतुक करून त्यांनी केलेल्या कामाबद्दल पाठ थोपटली आहे. सर्वोच्च न्यायालयाचे सरन्यायाधीश भूषण गवई (Bhushan Gavai ), मुख्यमंत्री देवेंद्र फडणवीस, उपमुख्यमंत्री एकनाथ शिंदे आणि विविध मान्यवरांच्या उपस्थितीत मुंबई उच्च न्यायालयाच्या कोल्हापूर सर्किट बेंचचे उद्‌घाटन करण्यात आले. त्या कार्यक्रमात मंत्री शिवेंद्रसिंहराजे भोसले यांच्या कामाबद्दल अनेक वक्त्यांनी गौरवोद्‌गार काढले. महाराष्ट्राचे सार्वजनिक बांधकाम विभागाचे मंत्री शिवेंद्रसिंहराजे भोसले (Shivendrsinghraje Bhosale) यांच्या नेतृत्वाखाली बांधकाम विभाग आणि अतुल चव्हाण यांच्या संपूर्ण टीमने जे अशक्य आहे, ते शक्य करून दाखवले आहे. मी तर म्हणतो, गिनिज बुक ऑफ वर्ल्ड रेकॉर्डमध्ये नोंद करावी, अशीही ही बाब आहे, असे सरन्यायाधीश भूषण गवई यांनी म्हटले आहे. सरन्यायाधीश म्हणाले, सुमारे कोल्हापूर सर्किट बेंचच्या संपूर्ण इमारतीचे अवघ्या २० ते २५ दिवसांत रुपडे बदलविण्याचे काम बांधकाम विभागाने केले आहे. अगदी सर्वोच्च न्यायालयाला साजेशी अशी सुंदर इमारत उभारण्याचे काम करण्यात आले आहे, त्याबद्दल सार्वजनिक बांधकाम विभागाचे अभिनंदन करून आभार मानतो. मुख्यमंत्री देवेंद्र फडणवीस यांनीही बांधकाम मंत्री शिवेंद्रसिंहराजे भोसले आणि बांधकाम विभागाचे मुख्य अभियंता यांचेही अभिनंदन केले. ते म्हणाले, आमचे सार्वजनिक बांधकाम विभागाचे मंत्री शिवेंद्रसिंहराजे भोसले यांचे मी विशेष अभिनंदन करतो. त्यांनी उठावदार असे काम केलेले आहे. तसेच, मुख्य अभियंता अतुल चव्हाण यांचेही अभिनंदन करतो. हेरिटेजसारखा लूक ठेवून कोल्हापूर सर्किट बेंचच्या इमारतीचे काम अतिशय नेटके झाले आहे. त्याबद्दल बांधकाम विभागाचे मंत्री शिवेंद्रसिंहराजे भोसले व त्यांच्या टीमचे मी मनापासून अभिनंदन करतो, असे गौरवोद्‌गार काढले आहेत. सरन्यायाधीश भूषण गवई, मुख्यमंत्री देवेंद्र फडणवीस, उपमुख्यमंत्री एकनाथ शिंदे यांच्याकडून मिळालेल्या शाबासकीमुळे आणि कौतुकामुळे काम अधिक जोमाने आणि जिद्दीने करण्याची प्रेरणा मिळाली आहे. जनतेच्या हिताचे प्रत्येक काम प्रामाणिकपणे केले जाईल, अशी ग्वाही सार्वजनिक बांधकाममंत्री शिवेंद्रसिंहराजे भोसले यांनी या कौतुक सोहळ्यानंतर दिली. सरकारनामाचे सदस्य व्हा शॉपिंगसाठी 'सकाळ प्राईम डील्स'च्या भन्नाट ऑफर्स पाहण्यासाठी क्लिक करा. Read Latest Marathi Political News, Breaking Political News from Maharashtra, India, Pune &amp; Mumbai at Sarkarnama. To Get Live Political Marathi News on Mobile, Download the Sarkarnama Mobile App for Android and IOS. सरकारनामा आता सर्व सोशल मीडिया प्लॅटफॉर्मवर. ताज्या राजकीय घडामोडींसाठी फेसबुक, ट्विटर, इन्स्टाग्राम, शेअर चॅट, टेलिग्रामवर आणि व्हॉट्सॲप आम्हाला फॉलो करा. तसेच, सरकारनामा यूट्यूब चॅनेलला आजच सबस्क्राइब करा. Follow Us Copyright © 2025 Sakal Media Group – All Rights Reserved Powered by Quintype वेबसाईटवर ब्राउझिंगचा अनुभव सर्वोत्तम असावा, यासाठी आम्ही कुकीजचा वापर करतो. कुकीजमुळे तुम्हाला तुमच्या आवडत्या मजकुराची शिफारस करता येते. आमचे गोपनीयता आणि कुकीजसंदर्भातील धोरण तुम्हाला मान्य आहे.</w:t>
+      </w:r>
+    </w:p>
+    <w:p>
+      <w:pPr>
+        <w:pStyle w:val="Heading3"/>
+      </w:pPr>
+      <w:r>
+        <w:rPr/>
+        <w:t>Article 103</w:t>
+      </w:r>
+    </w:p>
+    <w:p>
+      <w:pPr>
+        <w:pStyle w:val="Normal"/>
+      </w:pPr>
+      <w:r>
+        <w:rPr/>
+        <w:t>Title: Crop damage : 4 लाख हेक्टर क्षेत्रावरील पिकांची हानी</w:t>
+      </w:r>
+    </w:p>
+    <w:p>
+      <w:pPr>
+        <w:pStyle w:val="Normal"/>
+      </w:pPr>
+      <w:r>
+        <w:rPr/>
+        <w:t xml:space="preserve">URL: </w:t>
+      </w:r>
+      <w:r>
+        <w:t xml:space="preserve"> https://pudhari.news/maharashtra/mumbai/crop-damage-4-lakh-hectares-ab96</w:t>
+      </w:r>
+    </w:p>
+    <w:p>
+      <w:pPr>
+        <w:pStyle w:val="Normal"/>
+      </w:pPr>
+      <w:r>
+        <w:rPr/>
+        <w:t>Content: मुंबई : राज्याच्या विविध भागांतील मुसळधार पावसामुळे शेतपिकांचे मोठ्या प्रमाणावर नुकसान झाले आहे. राज्यभरात पावसामुळे चार लाख हेक्टर क्षेत्रातील पिके बाधित झाली असून पिकांच्या नुकसानीचे पंचनामे करण्याचे आदेश देण्यात आल्याची माहिती मुख्यमंत्री देवेंद्र फडणवीस यांनी दिली. मुख्यमंत्री देवेंद्र फडणवीस यांनी सोमवारी मंत्रालयातील राज्य आपत्ती व्यवस्थापन कक्षात संपूर्ण राज्यातील पावसाच्या स्थितीचा आढावा घेतला. त्यानंतर माध्यमांशी बोलताना फडणवीस यांनी अतिवृष्टीमुळे झालेल्या नुकसानाची माहिती दिली. राज्यात छत्रपती संभाजीनगर विभागात बीड, लातूर आणि नांदेड जिल्ह्यात मोठ्या प्रमाणात पूरस्थिती आहे. पुढचे तीन दिवस बीड, लातूर, नांदेडमध्ये पूरस्थिती संभावित आहे. मुखेड भागात 206 मिमी पाऊस झाला असून पाच लोक बेपत्ता आहेत. तसेच 150 पेक्षा जास्त जनावरे मृत अथवा वाहून गेली आहेत. छत्रपती संभाजीनगरमधील तीन जिल्ह्यांचा विचार केला तर 800 गावे बाधित असून एक लाख हेक्टर शेतीचे नुकसान झाले आहे, असे फडणवीस यांनी सांगितले. कोकणात जगबुडी, अंबा, कुंडलिका या नद्या इशारा पातळीपर्यंत पोहोचल्या आहेत. वशिष्ठीमुळे चिपळूणमध्ये पूर आल्याने त्यावरही लक्ष आहे. कोल्हापूर, सातारा घाट विभागात रेड अ‍ॅलर्ट आहे. पुणे जिल्ह्यातील सर्व धरणांत चांगले पाणी आहे. अलमट्टीचा धोका कोल्हापूरला होण्याची शक्यता असल्याने कर्नाटक सरकारसोबत वरिष्ठ स्तरावरून चर्चा सुरू असल्याचे मुख्यमंत्री म्हणाले. 'Pudhari' is excited to announce the relaunch of its Android and iOS apps. Stay updated with the latest news at your fingertips. Android and iOS Download now and stay updated, anytime, anywhere. Pudhari Publications Private Limited</w:t>
+      </w:r>
+    </w:p>
+    <w:p>
+      <w:pPr>
+        <w:pStyle w:val="Heading3"/>
+      </w:pPr>
+      <w:r>
+        <w:rPr/>
+        <w:t>Article 104</w:t>
+      </w:r>
+    </w:p>
+    <w:p>
+      <w:pPr>
+        <w:pStyle w:val="Normal"/>
+      </w:pPr>
+      <w:r>
+        <w:rPr/>
+        <w:t>Title: Devendra Fadnavis| मुख्यमंत्री देवेंद्र फडणवीस १९ रोजी पैठण तालुक्यात</w:t>
+      </w:r>
+    </w:p>
+    <w:p>
+      <w:pPr>
+        <w:pStyle w:val="Normal"/>
+      </w:pPr>
+      <w:r>
+        <w:rPr/>
+        <w:t xml:space="preserve">URL: </w:t>
+      </w:r>
+      <w:r>
+        <w:t xml:space="preserve"> https://pudhari.news/maharashtra/marathwada/chhatrapati-sambhajinagar/devendra-fadnavis-visit-paithan-taluka-19-august-ng81</w:t>
+      </w:r>
+    </w:p>
+    <w:p>
+      <w:pPr>
+        <w:pStyle w:val="Normal"/>
+      </w:pPr>
+      <w:r>
+        <w:rPr/>
+        <w:t>Content: Devendra Fadnvis | Chief Minister Devendra Fadnavis in Paithan taluka on 19th पैठण :- राज्याचे मुख्यमंत्री देवेंद्र फडवणीस हे उद्या मंगळवारी दि.१९ रोजी फारोळा ता. पैठण येथील जल शुद्धीकरण केंद्राला भेट देऊन उद्घाटन करणार असल्याने जिल्हा पोलीस यंत्रणाने सोमवार रोजी प्रभारी पोलीस अधीक्षक अन्नपूर्णा सिंह यांच्या उपस्थितीत आगाऊ सुरक्षा व्यवस्थेचा आढावा घेऊन तयारीला लागले आहे पण मुख्यमंत्री कुठं कुठं भेट देणार या चर्चेचा विषय तालुक्यात झाला आहे. राज्याचे मुख्यमंत्री देवेंद्र फडणवीस यांचा तातडीने पैठण तालुक्यातील फारोळा येथील जलशुद्धीकरण केंद्राच्या शुभारंभासाठी मंगळवारी दि.१९ रोजी सायंकाळी पाच वाजता दौऱ्यावर येणार आहेत. सोमवार रोजी जिल्हा पोलीस अधीक्षक डॉ. विनयकुमार राठोड यांच्या मार्गदर्शनाखाली प्रभारी पोलीस अधीक्षक अन्नपूर्णा सिंह, पैठण उपविभागीय पोलिस अधिकारी सुनील पाटील, सपोनि निलेश शेळके यांच्यासह गुप्तचर विभाग, वाहतूक शाखा, वैद्यकीय सेवा, सार्वजनिक बांधकाम, महावितरण विभाग या विविध पोलीस विभागातील अधिकारी कर्मचारी यांच्याकडून आगाऊ सुरक्षाव्यवस्थाचा आढावा घेतला. दरम्यान मुख्यमंत्री देवेंद्र फडणवीस हे पैठण तालुक्यात कुठे कुठे भेट देणार यासंदर्भात चर्चेचा विषय सुरू झालेला आहे. 'Pudhari' is excited to announce the relaunch of its Android and iOS apps. Stay updated with the latest news at your fingertips. Android and iOS Download now and stay updated, anytime, anywhere. Pudhari Publications Private Limited</w:t>
+      </w:r>
+    </w:p>
+    <w:p>
+      <w:pPr>
+        <w:pStyle w:val="Heading3"/>
+      </w:pPr>
+      <w:r>
+        <w:rPr/>
+        <w:t>Article 105</w:t>
+      </w:r>
+    </w:p>
+    <w:p>
+      <w:pPr>
+        <w:pStyle w:val="Normal"/>
+      </w:pPr>
+      <w:r>
+        <w:rPr/>
+        <w:t>Title: तिसरी मुंबई आर्थिक विकासाचा नवा अध्याय – मुख्यमंत्री देवेंद्र फडणवीस</w:t>
+      </w:r>
+    </w:p>
+    <w:p>
+      <w:pPr>
+        <w:pStyle w:val="Normal"/>
+      </w:pPr>
+      <w:r>
+        <w:rPr/>
+        <w:t xml:space="preserve">URL: </w:t>
+      </w:r>
+      <w:r>
+        <w:t xml:space="preserve"> https://mahasamvad.in/176127/</w:t>
+      </w:r>
+    </w:p>
+    <w:p>
+      <w:pPr>
+        <w:pStyle w:val="Normal"/>
+      </w:pPr>
+      <w:r>
+        <w:rPr/>
+        <w:t>Content: गोल्डमन सॅक्सच्या नव्या मुंबई कार्यालयाचे मुख्यमंत्र्यांच्या हस्ते उद्घाटन मुंबई, दि. १८: मुंबई महानगरक्षेत्राच्या विकासासाठी रायगड जिल्ह्यात तिसरी मुंबई विकसित करण्यात येत आहे. ही तिसरी मुंबई म्हणजे आर्थिक विकासाचा नवा अध्याय असेल, असे प्रतिपादन मुख्यमंत्री देवेंद्र फडणवीस यांनी केले. वरळी येथे गोल्डमन सॅक्स या आंतरराष्ट्रीय गुंतवणूक बँकेच्या नव्या, विस्तारित मुंबई कार्यालयाचे उद्घाटन आज मुख्यमंत्री फडणवीस यांच्या हस्ते झाले. त्यावेळी गुंतवणूकदारांशी चर्चा करताना मुख्यमंत्री फडणवीस बोलत होते. मुख्यमंत्री फडणवीस म्हणाले की, गोल्डमन सॅक्ससारख्या जागतिक वित्तसंस्थेचे नवे कार्यालय महाराष्ट्रात उघडले जाणे, ही राज्यासाठी अभिमानास्पद बाब आहे. यामुळे महाराष्ट्रातील कुशल मनुष्यबळ, भक्कम बाजारपेठा आणि गुंतवणूक-अनुकूल वातावरणाची पुष्टी होते. ही घटना महाराष्ट्राच्या आर्थिक क्षेत्रातील नेतृत्वाला अधोरेखित करणारी आहे. महाराष्ट्र शासन विकासासाठी कटिबद्ध असून, खासगी क्षेत्रासोबत भागीदारीतून ‘तिसरी मुंबई’ घडवण्यासाठी कार्यरत आहे. तिसऱ्या मुंबईमध्ये आंतरराष्ट्रीय विद्यापीठांची केंद्रे उभारण्यात येत आहेत. मुंबई आणि महाराष्ट्राच्या आर्थिक प्रगतीसाठी हे अत्यंत महत्त्वाचे पाऊल आहे. वैद्यकीय महाविद्यालये उभारली जाणार असून या ठिकाणी इनोवेशन हब होणार आहे. त्यामध्ये संशोधनासाठीच्या सर्व सुविधा असतील. तसेच क्वांटम कम्प्युटिंग क्षेत्रातील संशोधन व ‘एआय’ आधारीत व्यवस्था असेल. तिसऱ्या मुंबईची सध्याच्या मुंबईसोबत कनेक्टिव्हिटी उत्तम असेल. कोस्टल रोड, अटल सेतूसोबतच सध्या काम सुरू असलेला वरळी – शिवडी लिंक रोड असेल, मुंबईच्या विकासाला आणखी गती देण्याचे काम ही तिसरी मुंबई करेल, असेही मुख्यमंत्री म्हणाले. या क्षेत्राच्या विकासामध्ये खासगी गुंतवणूकदारांनी गुंतवणुकीसाठी पुढाकार घ्यावा. खासगी आणि सरकारी भागीदारीतूनच चांगला विकास होतो. येथे येणाऱ्या गुंतवणुकदारांना लागणाऱ्या सर्व मंजुऱ्या देण्याचे काम शासनस्तरावरून जलद पूर्ण करण्यात येईल. महाराष्ट्र गुंतवणूक स्नेही राज्य आहे. इज ऑफ ड्यूइंग बिसनेससाठी सध्या काम सुरू आहे. गुंतवणूकदारांना कोणत्याही अडचणी येणार नाहीत यासाठी आम्ही काम करत आहोत. कोणतीही अडचण आल्यास ती तत्परतेने सोडवण्यात येत आहे. त्यामुळे तिसऱ्या मुंबईच्या विकासात गुंतवणुकदारांनी योगदान द्यावे, असे आवाहनही त्यांनी केले. यावेळी मुख्यमंत्र्यांनी गोल्डमन सॅक्सचे नव्या कार्यालयासाठी अभिनंदन केले. गोल्डमन सॅक्सचे अध्यक्ष केविन स्नेडर म्हणाले की, भारतीय बाजारपेठेतील संधी आमच्यासाठी अत्यंत महत्त्वाच्या आहेत. गोल्डमन सॅक्स इंडियाचे मुख्य कार्यकारी अधिकारी संजय चॅटर्जी म्हणाले की, हे नवे कार्यालय आमच्या भारतातील प्रवासातील एक मैलाचा दगड आहे. या नव्या जागेच्या रचनेत सहकार्य, नवोपक्रम आणि कर्मचाऱ्यांच्या कल्याणावर भर देण्यात आला आहे. या कार्यालयाची थोडक्यात माहिती या कार्यालयात जागतिक दर्जाच्या सुविधा उपलब्ध आहेत, जसे की – गोल्डमन सॅक्सची भारतातली कामगिरी २०२१ पासून Dealogic नुसार भारतात गुंतवणूक बँक म्हणून मान्यता. २०२४ पासून आयपीओ आणि ब्लॉक ट्रेड्सद्वारे $10 अब्जांहून अधिक निधी उभारणारे प्रकल्प पूर्ण. यामध्ये भारतातील सर्वात मोठ्या आयपीओ आणि ब्लॉक ट्रेडचा समावेश. २००६ पासून भारतात $8.5 अब्जांहून अधिक भांडवली गुंतवणूक. गोल्डमन सॅक्सने भारतात आपली सेवा १९८० च्या दशकात सुरू केली होती. २००६ मध्ये मुंबईत पूर्ण मालकीची उपस्थिती प्रस्थापित केली. सध्या कंपनी भारतात गुंतवणूक बँकिंग, इक्विटी विक्री आणि ट्रेडिंग, फिक्स्ड इनकम सिक्युरिटीज, अ‍ॅसेट मॅनेजमेंट आणि संशोधन अशा विविध सेवा पुरवते. ००० हेमंतकुमार चव्हाण/विसंअ/</w:t>
+      </w:r>
+    </w:p>
+    <w:p>
+      <w:pPr>
+        <w:pStyle w:val="Heading3"/>
+      </w:pPr>
+      <w:r>
+        <w:rPr/>
+        <w:t>Article 106</w:t>
+      </w:r>
+    </w:p>
+    <w:p>
+      <w:pPr>
+        <w:pStyle w:val="Normal"/>
+      </w:pPr>
+      <w:r>
+        <w:rPr/>
+        <w:t>Title: Mumbai Rain: मुंबईत उद्या शाळांना सुट्टी? पुढचे १२ तास महत्वाचे, मुख्यमंत्री नेमकं काय म्हणाले?</w:t>
+      </w:r>
+    </w:p>
+    <w:p>
+      <w:pPr>
+        <w:pStyle w:val="Normal"/>
+      </w:pPr>
+      <w:r>
+        <w:rPr/>
+        <w:t xml:space="preserve">URL: </w:t>
+      </w:r>
+      <w:r>
+        <w:t xml:space="preserve"> https://saamtv.esakal.com/amp/story/mumbai-pune/mumbai-rain-alert-cm-devendra-fadnavis-said-mumbai-schools-declared-holiday-on-tomorrow-bmc-to-decide-pvm91</w:t>
+      </w:r>
+    </w:p>
+    <w:p>
+      <w:pPr>
+        <w:pStyle w:val="Normal"/>
+      </w:pPr>
+      <w:r>
+        <w:rPr/>
+        <w:t>Content: मुंबईत मुसळधार पाऊस पडत आहे. पुढचे १२ तास अतिमुसळधार पावसाचे असणार असल्याचा अंदाज हवामान खात्याने वर्तवला. उद्या शाळांना सुट्टी द्यायची की नाही याचा निर्णय बीएमसी संध्याकाळपर्यंत घेणार आहे. मुख्यमंत्री देवेंद्र फडणवीस यांनी परिस्थितीचा आढावा घेऊन नागरिकांना सतर्क राहण्याचे आवाहन केले. मुंबईमध्ये मुसळधार पाऊस पडत आहे. या पावसामुळे मुंबईची तुंबई झाली आहे. मुंबईतील अनेक ठिकाणी पाणी साचले आहे. याचा फटका रस्ते वाहतुकीसह रेल्वे वाहतुकीवर झाला आहे. मुसळधार पावसामुळे आज मुंबईतील शाळांना दुपारच्या सत्रात सुट्टी देण्यात आली. अशातच मुंबईसाठी पुढचे १२ तास महत्वाचे असणार आहे. कारण हवामान खात्याने मुंबईला रेड अलर्ट दिला असून अतिमुसळधार पावसाची शक्यता वर्तवण्यात आली आहे. त्यामुळे उद्या मुंबईतील शाळा बंद राहणार असल्याचा अंदाज वर्तवला जात आहे. याबाबत मुख्यमंत्र्यांनी नेमकी काय माहिती दिली ते जाणून घ्या... मुख्यमंत्री देवेंद्र फडणवीस यांनी आज मुंबईसह महाराष्ट्रातील पावसाचा आढावा घेतला. त्यांनी आज राज्याच्या आपत्ती व्यवस्थापन विभागाला भेट देत संपूर्ण माहिती घेतली. त्यानंतर माध्यमांशी संवाद साधताना त्यांनी सांगितले की, 'मुंबईमध्ये आज सकाळी ६ वाजेपूर्वीच्या ४८ तासांत जवळपास २०० एमएम पाऊस पडला. आज सकाळी सहापासून ते पुढच्या आठ तासांत तब्बल १७० एमएम पाऊस पडला आहे. म्हणजे मुंबईत प्रचंड पाऊस झाला. चेंबूर भागात सर्वाधिक म्हणजेच १७७ एमएम पाऊस पडलेला आहे. यावेळी पावसाचा विशेष जोर हा शहरीभागात आणि पूर्वी उपनगरात दिसतो आहे.' मुख्यमंत्र्यांनी पुढे सांगितले की, 'मुंबईत एकूण १४ ठिकाणी पाणी तुंबलेले होते. यापैकी २ ठिकाणचे ट्रॅफिक पूर्णपणे थांबवण्यात आले होते. बाकीच्या ठिकाणचे ट्रॅफिक व्यवस्थित सुरू आहे. संपूर्ण मुंबईत ट्रॅफिक स्लो झालेले आहे. पण ट्रॅफिक पूर्णपणे थांबले नाही. ट्रेन्स पूर्णपणे बंद झालेल्या नाहीत. पावसाच्या जोरामुळे ट्रेनचा स्पीड स्लो झाला आहे.' तसंच, 'मुंबईत पुढचे १० ते १२ तास अतिमुसळधार पाऊस पडण्याची शक्यता आहे. मुंबईला रेड अलर्ट देण्यात आला आहे. दुपारच्या सत्रात शाळांना सुट्टी दिली आहे. मंत्रालयातील कर्मचाऱ्यांना दुपारी ४ वाजल्यानंतर निघून जाण्याची परवानगी देण्यात आली आहे. उद्या भरती येण्याची शक्यता आहे. चार मीटरपर्यंत लाटा येण्याची शक्यता आहे त्यामुळे नागरिकांनी काळजी घ्यावी. उद्या मोठ्याप्रमाणात पाऊस असेल. समुद्राची आणि नाल्याची पातळी सारखी असेल. पालिकेकडून उपाययोजना केल्या जात आहेत. आज संध्याकाळी हवामानाचा अंदाज आल्यानंतर उद्या शाळांना सुट्टी द्यायची की नाही? हे बीएमसीकडून सांगितले जाईल.', असे मुख्यमंत्री म्हणाले. सकाळ+चे सदस्य व्हा शॉपिंगसाठी 'सकाळ प्राईम डील्स'च्या भन्नाट ऑफर्स पाहण्यासाठी क्लिक करा. Read Marathi news and watch Live TV. Breaking news from Maharashtra, India, Pune, Mumbai, Politics, Entertainment, Sports, Lifestyle at SaamTV. Get Live Marathi news on Mobile. Download the Saam Tv app for Android and IOS. Copyright © 2025 Sakal Media Group – All Rights Reserved</w:t>
+      </w:r>
+    </w:p>
+    <w:p>
+      <w:pPr>
+        <w:pStyle w:val="Heading3"/>
+      </w:pPr>
+      <w:r>
+        <w:rPr/>
+        <w:t>Article 107</w:t>
+      </w:r>
+    </w:p>
+    <w:p>
+      <w:pPr>
+        <w:pStyle w:val="Normal"/>
+      </w:pPr>
+      <w:r>
+        <w:rPr/>
+        <w:t>Title: Maharashtra Heavy Rainfall | राज्यभरात अतिवृष्टीचा कहर; १५ जिल्ह्यांत रेड आणि ऑरेंज अलर्ट, नागरिकांनी घराबाहेर पडू नये: मुख्यमंत्री फडणवीस</w:t>
+      </w:r>
+    </w:p>
+    <w:p>
+      <w:pPr>
+        <w:pStyle w:val="Normal"/>
+      </w:pPr>
+      <w:r>
+        <w:rPr/>
+        <w:t xml:space="preserve">URL: </w:t>
+      </w:r>
+      <w:r>
+        <w:t xml:space="preserve"> https://pudhari.news/maharashtra/mumbai/maharashtra-heavy-rainfall-red-orange-alert-15-districts-cm-fadnavis-advisory-as80</w:t>
+      </w:r>
+    </w:p>
+    <w:p>
+      <w:pPr>
+        <w:pStyle w:val="Normal"/>
+      </w:pPr>
+      <w:r>
+        <w:rPr/>
+        <w:t>Content: Maharashtra flood warning CM Devendra Fadnavis rain advisory मुंबई : राज्यात मागील दोन दिवसांत अनेक भागांत अतिवृष्टीचा जोर वाढला आहे. सध्या १५ जिल्ह्यांमध्ये रेड आणि ऑरेंज अलर्ट जारी करण्यात आला असून, कोकणात विशेष मदतीचे निर्देश देण्यात आले आहेत. नांदेड, हिंगोली, परभणी या भागांत पावसाचा जोर अधिक असून, नांदेडच्या मुखेड येथे २०६ मिमी पावसाची नोंद झाली आहे. मुंबईतही २०० मिमी पावसाची नोंद झाली असून, चेंबूर भागात सर्वाधिक पाऊस पडला आहे. राज्यातील अनेक भागांत घरांचे नुकसान आणि जनावरे दगावली आहेत. सुमारे दोन लाख हेक्टर शेतीचे नुकसान झाल्याची माहिती मुख्यमंत्री देवेंद्र फडणवीस यांनी आज (दि.१८) पत्रकारांशी बोलताना दिली. बचाव आणि मदतकार्य वेगात; लष्कर, NDRF, SDRF तैनात मुख्यमंत्री फडणवीस यांनी सांगितले की, अडकलेल्या नागरिकांना सुरक्षित बाहेर काढण्यासाठी लष्कर, NDRF आणि SDRFच्या टीम तैनात करण्यात आल्या आहेत. नांदेडमध्ये पूरस्थिती निर्माण झाली असून, रावणगावातून २०६ लोकांना बाहेर काढण्यात आले आहे. मराठवाड्यात ६ नागरिकांचा मृत्यू झाला असून, नांदेडमध्ये ३, बीडमध्ये २ आणि हिंगोलीमध्ये १ मृत्यू झाला आहे. बीड जिल्ह्यात NDRF, तर नांदेडमध्ये SDRFची टीम कार्यरत आहे. पुण्यातून लष्कराची २० जणांची टीम नांदेडला रवाना करण्यात आली आहे. मुंबईत १४ ठिकाणी वॉटर लॉगिंग झाले असून, लोकल ट्रेनची गती कमी करण्यात आली आहे, मात्र कुठेही ट्रेन्स थांबलेल्या नाहीत. 🔸CM Devendra Fadnavis chaired a detailed review of excessive rainfall in Maharashtra at Mantralaya Control Room, Mumbai.🔸मुख्यमंत्री देवेंद्र फडणवीस यांच्या अध्यक्षतेखाली मंत्रालय नियंत्रण कक्षात महाराष्ट्रातील अतिवृष्टीसंदर्भात सविस्तर बैठक.🕑 2pm | 18-8-2025📍Mantralaya,… pic.twitter.com/jaQNp6VcY3 प्रशासन सतर्क; धरणे सुरक्षित, नागरिकांना सतर्कतेचे आवाहन मुख्यमंत्री फडणवीस यांनी स्पष्ट केले की, हिप्परगी धरण पूर्ण भरल्याने त्याचा विसर्ग करण्याचे आदेश कर्नाटक सरकारला दिले आहेत. तसेच, इसाठपूर आणि विष्णुपुरी धरणांचा विसर्ग वाढवण्यात आला आहे. मुंबईत पुढील १०-१२ तास अतिवृष्टीचा इशारा देण्यात आला असून, संध्याकाळी साडेसहा नंतर हाय टाइड आहे. नागरिकांनी आवश्यकतेनुसारच बाहेर पडावे, तसेच ज्या भागात रेड अलर्ट आहे, त्या ठिकाणी विशेष काळजी घ्यावी, असे आवाहन करण्यात आले आहे. समुद्रकिनाऱ्यावर ४ मीटरपर्यंत लाटा येण्याचा अंदाज आहे. त्यामुळे नागरिकांनी समुद्र किनारी जाण्याचे टाळावे. नुकसान भरपाई देण्याचे अधिकार जिल्हाधिकाऱ्यांना देण्यात आले आहेत. शाळांना सुट्टीबाबत निर्णय हवामानाचा अंदाज पाहून घेतला जाईल, असेही मुख्यमंत्र्यांनी सांगितले. 'Pudhari' is excited to announce the relaunch of its Android and iOS apps. Stay updated with the latest news at your fingertips. Android and iOS Download now and stay updated, anytime, anywhere. Pudhari Publications Private Limited</w:t>
+      </w:r>
+    </w:p>
+    <w:p>
+      <w:pPr>
+        <w:pStyle w:val="Heading3"/>
+      </w:pPr>
+      <w:r>
+        <w:rPr/>
+        <w:t>Article 108</w:t>
+      </w:r>
+    </w:p>
+    <w:p>
+      <w:pPr>
+        <w:pStyle w:val="Normal"/>
+      </w:pPr>
+      <w:r>
+        <w:rPr/>
+        <w:t>Title: Nanded Breaking : मोठी बातमी! नांदेडमध्ये अनेक गाव पाण्याखाली, 15 जण अडकले तर 40 ते 50 म्हशीचा पाण्यात बुडून मृत्यू</w:t>
+      </w:r>
+    </w:p>
+    <w:p>
+      <w:pPr>
+        <w:pStyle w:val="Normal"/>
+      </w:pPr>
+      <w:r>
+        <w:rPr/>
+        <w:t xml:space="preserve">URL: </w:t>
+      </w:r>
+      <w:r>
+        <w:t xml:space="preserve"> https://www.lokshahi.com/news/rains-in-nandeds-mukhed-taluka-have-caused-flash-floods-in-many-villages-and-information-has-emerged-that-15-people-from-the-village-are-stranded</w:t>
+      </w:r>
+    </w:p>
+    <w:p>
+      <w:pPr>
+        <w:pStyle w:val="Normal"/>
+      </w:pPr>
+      <w:r>
+        <w:rPr/>
+        <w:t>Content: नांदेडच्या मुखेड तालुक्यात पावसाचा हाहाकार पाहायला मिळत आहे. मुखेड तालुक्यातील मुक्रमाबाद गावात पुराच्या पाण्यात बुडुन 40 ते 50 म्हशीचा मृत्यू झाल्याची माहिती समोर आली असून लेंडी धरणाच्या बुडीत क्षेत्रातील अनेक गावात पाणी साचले आहे. ज्यामुळे लेंडी धरणाच्या बॅकवॉटरमुळे गंभीर परिस्थिती निर्माण झाली आहे. अशातच नांदेडमधून धक्कादायक घटना समोर आली आहे. नांदेडच्या हसनाळ गाव पाण्याखाली गेले असून नांदेडच्या मुखेड तालुक्यात पाच ते सहा गावांना पुराने वेढा घातला आहे. गावातील 15 जण अडकल्याची माहिती समोर आली आहे. त्याचसोबत देगलूर मुक्राबाद रस्त्याला तळ्याचे स्वरूप आले आहे. यावेळी रस्त्यावर असलेली कार पाण्याखाली गेली आहे. दोरीच्या साह्याने पुराच्या पाण्यातून कार बाहेर काढण्याचा प्रयत्न सुरु आहे. त्याचसोबत एनडीआरएफ टीमच्या वतीने युद्धपातळीवर बचाव कार्य सुरू आहे. याचपार्श्वभूमिवर मुख्यमंत्री देवेंद्र फडणवीसांनी ट्वीट करत माहिती दिली आहे. ट्वीट करत मुख्यमंत्री देवेंद्र फडणवीस म्हणाले की, "नांदेड जिल्ह्यातील मुखेड तालुक्यात अतिवृष्टीने लेंडी धरणाच्या पाणी पातळीत मोठी वाढ झाली आहे. शिवाय लातूर, उदगीर आणि कर्नाटकातून मोठ्या प्रमाणात पाणी येत आहे. काल येथे झालेला पाऊस सुमारे 206 मि.मी. इतका होता. त्यामुळे रावनगाव, भासवाडी, भिंगेली, हासनाळ येथील जनजीवन प्रभावित झाले आहे". "रावनगाव येथे 225 नागरिक पुराच्या पाण्यात अडकले असून, त्यापैकी अत्यंत प्रतिकूल असलेल्या ठिकाणाहून नागरिकांना बाहेर काढण्यात आले आहे. उर्वरित नागरिकांना सुरक्षित स्थळी हलविण्याचे प्रयत्न सुरु आहेत. हसनाळ येथे 8 नागरिकांना बाहेर काढण्यात आले आहे. भासवाडी येथे 20 नागरिक अडकले असून, ते सुरक्षित आहेत. भिंगेली येथे 40 नागरिक अडकले असून, ते सुरक्षित आहेत". 5 नागरिक बेपत्ता असून, त्यांचा शोध घेतला जात आहे". "मी स्वत: नांदेड जिल्हाधिकार्‍यांशी सातत्याने संपर्कात असून, नांदेड, लातूर आणि बिदर असे तिन्ही जिल्हाधिकारी एकमेकांशी संपर्कात राहून बचाव कार्य करीत आहेत. एनडीआरएफची 1 चमू, एक लष्करी पथक आणि पोलिसांची चमू समन्वयातून बचाव कार्य करीत आहेत. छत्रपती संभाजीनगर येथून सैन्याची एक तुकडी सुद्धा रवाना झाली आहे. स्थानिक प्रशासनाला सातत्याने प्रभावित भागात राहून समन्वय साधण्यास सांगण्यात आले आहे". नांदेड जिल्ह्यातील मुखेड तालुक्यात अतिवृष्टीने लेंडी धरणाच्या पाणी पातळीत मोठी वाढ झाली आहे. शिवाय लातूर, उदगीर आणि कर्नाटकातून मोठ्या प्रमाणात पाणी येत आहे. काल येथे झालेला पाऊस सुमारे 206 मि.मी. इतका होता. त्यामुळे रावनगाव, भासवाडी, भिंगेली, हासनाळ येथील जनजीवन प्रभावित झाले… Lokshahi Marathi Ⓒcopyright2022</w:t>
+      </w:r>
+    </w:p>
+    <w:p>
+      <w:pPr>
+        <w:pStyle w:val="Heading3"/>
+      </w:pPr>
+      <w:r>
+        <w:rPr/>
+        <w:t>Article 109</w:t>
+      </w:r>
+    </w:p>
+    <w:p>
+      <w:pPr>
+        <w:pStyle w:val="Normal"/>
+      </w:pPr>
+      <w:r>
+        <w:rPr/>
+        <w:t>Title: Maharashtra Politics Live Updates : जगनमोहन रेड्डींच्या पक्षाचा सीपी राधाकृष्णन यांना जाहीर पाठिंबा</w:t>
+      </w:r>
+    </w:p>
+    <w:p>
+      <w:pPr>
+        <w:pStyle w:val="Normal"/>
+      </w:pPr>
+      <w:r>
+        <w:rPr/>
+        <w:t xml:space="preserve">URL: </w:t>
+      </w:r>
+      <w:r>
+        <w:t xml:space="preserve"> https://sarkarnama.esakal.com/maharashtra/maharashtra-18-august-2025-latest-marathi-political-news-eknath-shinde-mumbai-mahayuti-rahul-gandhi-congress-india-aghadi-election-commission-devendra-fadnavis-uddhav-thackeray-india-alliance-mumbai-pune-ajit-pawar-ncp-local-elections-rahul-gandhi-vote-adhikar-yatra-nda-cp-radhakrishnan-vice-presidential-candidat</w:t>
+      </w:r>
+    </w:p>
+    <w:p>
+      <w:pPr>
+        <w:pStyle w:val="Normal"/>
+      </w:pPr>
+      <w:r>
+        <w:rPr/>
+        <w:t>Content: पुढील महिन्यात होणाऱ्या उपराष्ट्रपती पदाच्या निवडणुकीसाठी राष्ट्रीय लोकशाही आघाडीने महाराष्ट्राचे राज्यपाल सीपी राधाकृष्णन यांची उमेदवार म्हणून निवड केली आहे. दरम्यान राधाकृष्णन यांना जगनमोहन रेड्डींच्या वायएसआर काँग्रेस पक्षातील 11 खासदारांनी पाठिंबा देण्याचा निर्णय घेतला आहे. यामुळे सत्ताधारी आघाडीला उपराष्ट्रपती पदाच्या निवडणडणुकीसाठी आता आणखीन बळकटी मिळाली आहे. सध्या रत्नागिरीत मुसळधार पाऊस पडत असून हवामान विभागाने कोकण विभागाला रेड अलर्ट जारी केला आहे. तर रत्नागिरी जिल्ह्याला ऑरेंज अलर्ट देण्यात आला आहे. तसेच अतिवृष्टीची शक्यताही वर्तविण्यात आली आहे. या पार्श्वभूमीवर रत्नागिरी जिल्हा प्रशासनाने विद्यार्थ्यांची सुरक्षितता लक्षात घेता मंगळवारी (दि.19) सर्व प्राथमिक, माध्यमिक शाळांना सुट्टी जाहीर केली आहे. महायुतीतील भाजप आणि एकनाथ शिंदे यांची शिवसेनेकडून तळ कोकणात मोठ्या राजकीय हालचाली केल्या जात आहेत. भाजपसह शिवसेनेकडून मोठ्या प्रमाणात पक्ष प्रवेश करून घेतले जात आहेत. यामुळे शिवसेना उद्धव बाळासाहेब ठाकरे पक्षाला गळती लागली आहे. त्यापाठोपाठ आता राष्ट्रवादी काँग्रेस शरद पवार पक्षाला गळती लागली असून पक्षाचे प्रदेश सरचिटणीस प्रशांत यादव आता भाजपमध्ये प्रवेश करणार आहेत. यामुळे शरद पवार यांना जबर धक्का बसला असून शरद पवार गटाचे कोकणातील उरलेसुरले अस्तित्वही संपुष्टात आल्याची चर्चा सुरू आहे. हा पक्ष प्रवेश मंगळवारी (ता.19) मुख्यमंत्री देवेंद्र फडणवीस आणि प्रदेशाध्यक्ष रवींद्र चव्हाण यांच्या उपस्थितीत होणार आहे. उत्तर प्रदेशातील सत्ताधारी पक्षाचे आमदार भगवान शर्मा उर्फ गुड्डू पंडित यांच्यावर एका महिलेनं बलात्काराचा प्रयत्न आणि जीवे मारण्याची धमकी दिल्याचा आरोप केला आहे. या प्रकरणी बेंगलुरू येथील केम्पेगौडा आंतरराष्ट्रीय विमानतळ पोलिसांनी आमदाराविरुद्ध एफआयआर दाखल केली आहे. साताऱ्यात रिक्षाचालकाने महिला पोलीस कॉन्स्टेबलला फरफटत नेल्याची धक्कादायक घटना समोर आली आहे. ही घटना सीसीटीव्हीमध्ये कैद झाली असून आहे. दारुच्या नशेत रिक्षा चालवत असलेल्या चालकाला थांबवण्याचा प्रयत्न करताच त्याने महिला पोलीस कॉन्स्टेबलला फरफटत नेले. या घटनेत महिला पोलीस कॉन्स्टेबल गंभीर जखमी झाली असून तिच्यावर उपचार सुरू आहेत. पावसाने राज्यात धुमाकुळ घातला आहे. त्यामुळे अनेक जिल्ह्यांत शाळा बंद असणार आहेत. मुंबईतील सध्याची पावसाची स्थिती पाहता मुंबई महापालिका परिक्षेत्रातील खासगी, विनाअनुदानित, खासगी अनुदानित अशा सर्वच प्रकारच्या माध्यमिक व प्राथमिक शाळांना 19 ऑगस्ट रोजी सुट्टी जाहीर करण्यात आली आहे. सध्याचा पाऊस पाहता आणि विद्यार्थ्यांची सुरक्षा लक्षात घेता अनेक जिल्ह्यांत शाळा बंद ठेवण्यात आल्या आहेत. याबाबत सरकारी आदेश निघाले आहेत. संतोष देशमुख यांचे बंधु धनंजय देशमुख यांनी आरोपीच्या वकिलांनी हे आरोपी कसे नाहीत आणि त्यांना जामीन का देण्यात यावा यावर युक्तिवाद केला. त्याला उज्वल निकमसाहेबांनी जोरदार प्रत्युत्तर दिले. पुढच्या तारखेत चार्ज फ्रेम होईल अशी आम्हाला अपेक्षा आहे, नियती कोणालाही सुटू देणार नाही. ही संघटीत गुन्हेगारी आहे, असंही देशमुख यांनी यावेळी म्हटलं. राज्यभरात मुसळधार पावसाने हाहाकार माजवलाय. मुंबई, कोकण आणि विदर्भात धुवाधार पावसाची संततधार सुरू असून मराठवाड्यात ढगफुटीसदृश्य पावसामुळे पूरस्थिती निर्माण झाली आहे. मराठवाड्यात आतापर्यंत 6 जणांचा मृत्यू झाल्याचं समोर आलंय. नवी मुंबई आणि ठाण्यातही पावसाने जोर धरला आहे. हवामान विभागाने मुंबई, ठाणे, रायगड, पालघर आणि नाशिकच्या घाट परिसरासाठी सोमवार आणि मंगळवारी रेड अलर्ट जारी केला आहे. तर रत्नागिरी आणि सिंधुदुर्ग जिल्ह्यांसाठी ऑरेंज अलर्ट जारी करण्यात आलाय. पावसामुळे नद्या तुडुंब भरून वाहत असून नागरिकांना सतर्कतेचा इशारा देण्यात आलाय. मराठवाड्यात गेल्या तीन दिवसांपासून सुरू असलेल्या मुसळधार पावसाने जनजीवन विस्कळीत केले आहे. आतापर्यंत सहा जणांचा मृत्यू झाला असून 107 जनावरं दगावली आहेत. 350 हून अधिक घरं-गोठ्यांची पडझड झाली. 698 गावांना फटका बसला असून 1.19 लाख शेतकरी बाधित, तर 1.11 लाख हेक्टरवरील पिकांचं मोठं नुकसान झालं आहे. पुणे शहराला पाणीपुरवठा करणाऱ्या खडकवासला धरण साखळीत सध्या 91.94 टक्के म्हणजेच 26.80 टीएमसी पाणीसाठा उपलब्ध आहे. मागील वर्षी याच दिवशी 28.38 टीएमसी साठा होता. यंदा 2 टीएमसीने कमी पाणी असूनही साठा समाधानकारक आहे. धरणातून आतापर्यंत 12.84 टीएमसी पाणी मुठा नदीत सोडले गेले. ठाणे जिल्ह्यात मुसळधार पावसामुळे जिल्हाधिकाऱ्यांनी 18 आणि 19 ऑगस्ट रोजी सर्व शाळांना सुट्टी जाहीर केली आहे. नवी मुंबईतही शाळांना दोन दिवसांची सुट्टी देण्यात आली आहे. प्रशासनाने पालक व विद्यार्थ्यांना सुरक्षित राहण्याचे आवाहन केले असून हवामान विभागाने पुढील पावसाचा इशारा दिला आहे. महाराष्ट्रात आजपासून पावसाला पुन्हा सुरुवात झाली आहे. आज मुंबई, पुणे, कोल्हापूर, मराठवाडा, विदर्भात पावसाची जोरदार बॅटिंग सुरु आहे. मुंबई, ठाणे, पुणे, कोल्हापूर, सातारा या जिल्ह्यांना उद्याही रेड अलर्ट देण्यात आला आहे. मुंबईसह महाराष्ट्रातील अनेक भागांत मुसळधार पाऊस कोसळत आहे. या पार्श्वभूमीवर मुख्यमंत्री देेवेंद्र फडणवीस मंत्रालयातील आपत्ती व्यवस्थापन विभागात दाखल झाले आहे. ते राज्यातील पावसाचा आढावा घेत आहेत. प्रामुख्याने मुंबई अनेक भागातील रस्ते पाण्याखाली गेल्याने संपूर्ण जनजीवन विस्कळीत झाले आहे. मुंबईतील शाळांना सुटी देण्यात आली असून रेल्वे तसेच विमानसेवेवरही विपरीत परिणाम झाला आहे. मंत्री आशिष शेलार यांनी दिलेल्या माहितीनुसार, लंडनवरुन निघालेली मराठा साम्राज्याच्या शौर्याची साक्ष देणारी श्रीमंत प्रथम रघुजीराजे भोसले यांची तलवार आता महाराष्ट्रात, मुंबईतील पु, लं. देशपांडे महाराष्ट्र कला अकादमीच्या प्रांगणात आलेली आहे. याचे आता दस्तावेजीकरण होईल. सायंकाळी मुख्यमंत्री देवेंद्र फडणवीस, उपमुख्यमंत्री एकनाथ शिंदे, उपमुख्यमंत्री अजितदादा पवार यांच्या उपस्थितीत या तलवारीच्या लोकार्पणाचा सोहळा होईल. त्यानंतर महाराष्ट्रातल्या तमाम नागरिकांना, शिवप्रेमींना दर्शनासाठी ही तलवार खुली होईल. राज्याचे मंत्री चंद्रकांत पाटील यांनी म्हटले आहे की, कोयना धरणाच्या पाणलोट क्षेत्रातील पाऊस वाढल्यामुळे धरणातील पाणीपातळी नियंत्रित ठेवण्यासाठी आज दि. १८ ऑगस्ट २०२५ रोजी सायं ४:०० वा. कोयना धरणाचे सहा वक्र दरवाजे १ फूट ६ इंचांवरून ३ फुटापर्यंत उघडून १९,२०० क्युसेक विसर्ग कोयना नदीपात्रात सोडण्यात येणार आहे. कोयना धरण पायथा विद्युतगृहाचे दोन्ही युनिट सुरू असून त्याद्वारे २१०० क्युसेक्स विसर्ग सुरू आहे. कोयना नदीमध्ये एकूण २१,३०० क्युसेक विसर्ग सुरू होईल. त्यामुळे कृष्णा नदीकाठच्या गावातील नागरिकांनी खबरदारी बाळगावी. राष्ट्रवादी काँग्रेस शरदचंद्र पवार पक्षाचे आमदार रोहित पवार यांनी सोशल मीडियात पोस्ट केली आहे. त्यांनी म्हटले आहे की, नवी मुंबई परिसरातील गरीब आणि सामान्य आगरी समाजातील नागरिकांच्या घरांसाठीची सिडकोची सुमारे ५ हजार कोटी रुपये बाजारभाव असलेली १५ एकर जमीन मंत्री संजय शिरसाठ यांनी इंग्रजांना मदत करणाऱ्या बिवलकर कुटुंबाच्या वारसांच्या घशात घातली. याविरोधात महाविकास आघाडीच्या वतीने बुधवारी (दि. २० ऑगस्ट) सकाळी ११ वाजता नवी मुंबई येथील सिडको कार्यालयावर मोर्चा काढण्यात येणार आहे. स्थानिक नागरिकांनी अधिकाधिक संख्येने यामध्ये सहभागी व्हावं, असं मी आवाहन करतो. उपराष्ट्रपतीपदासाठी एनडीएकडून महाराष्ट्राचे राज्यपाल सी. पी. राधाकृष्णन यांची उमेदवारी जाहीर केली आहे. एनडीएकडे आवश्यक बहुमत असल्याने राधाकृष्णन यांची निवड निश्चित मानली जात आहे. दरम्यान, उमेदवारी जाहीर होताच राधाकृष्णन आज दिल्लीला रवाना झाले. पुढील एक-दोन दिवसांत ते उमेदवारी अर्ज दाखल करण्याची शक्यता आहे. मुंबईत पावसाचा जोर वाढल्याने शाळांना आज सुट्टी जाहीर करण्यात आली आहे. मुंबई उपनगरचे पालकमंत्री आशिष शेलार यांनी याबाबतचे आदेश महापालिका आयुक्तांना दिला आहे. सकाळच्या सत्रात आलेल्या विद्यार्थ्यांना ही सुखरूप घरी सोडा, असे त्यांनी आदेशात म्हटलं आहे. मराठवाड्यातील मुखेड तालुक्यातील मुक्रमाबाद गावात पुर आला आहे. पुराच्या पाण्यात बुडून 50 म्हशी दगावल्या असल्याची माहिती समोर येत आहे. यामुळे पशु पालकांचं मोठं नुकसान झालं आहे. अजूनही मेलेल्या म्हशी या पाण्यातच आहेत. मूक्रमाबाद गावात सध्या पुरजन्य परिस्थिती असून सततच्या पावसामुळे जनजीवन विस्कळीत झालं आहे. पालघरचे पालकमंत्री गणेश नाईक यांचा जनता दरबार पुन्हा एकदा उपमुख्यमंत्री एकनाथ शिंदे यांच्या बालेकिल्ल्यात भरणार आहे. नवी मुंबईत सोमवारी, 20 ऑगस्ट रोजी जव्हार आणि ठाण्यातील गडकरी रंगायतनमध्ये 22 ऑगस्ट रोजी जनता दरबार होणार आहे. उपराष्ट्रपतीपदासाठी एनडीएने सीपी राधाकृष्णन यांना उमेदवारी जाहीर केली आहे. एनडीए उमेदवारासाठी विरोधकांचा पाठिंबा मिळावा यासाठी संरक्षण मंत्री राजनाथ सिंह यांनी काँग्रेस अध्यक्ष मल्लिकार्जुन खर्गे यांना फोन केला आहे. उपराष्ट्रपतीपदाच्या निवडणुकीसाठी एनडीएतर्फे संरक्षण मंत्री राजनाथ सिंह यांच्या देखरेखीखाली होणार आहे. केंद्रीय मंत्री किरण रिजिजू यांची निवडणूक प्रतिनिधी (एजंट) म्हणून नियुक्ती करण्यात आली आहे. संजय शिरसाट यांनी तब्बल पाच हजार कोटीची चार हजार एकर जमीन ते सिडकोचे अध्यक्ष असताना बिलवकर या कुटुंबाला दिली. ही एकप्रकारे भूमिपुत्रांच्या बाबतीतही गद्दारीच आहे. त्यामुळं बेकायदा पद्धतीने बिवलकर कुटुंबाला दिलेल्या या जमिनीसह राज्यातील अशा प्रकारच्या सर्वच जमिनी सरकारने परत घ्याव्यात आणि मंत्री संजय शिरसाठ यांचा राजीनामा घ्यावा, अशी मागणी रोहित पवार यांनी केली आहे. उपराष्ट्रपतीपदासाठी एनडीएने सीपी राधाकृष्णन यांना उमेदवारी जाहीर केली आहे. इंडिया आघाडीकडून उमेदवार कोण असणार हे ठरवण्यासाठी आज इंडिया आघाडीची बैठक होणार आहे. या बैठकीत उमेदवाराच्या नावावर शिक्कामोर्तब होणार आहे. आपल्या घरात जशी आपली लेक लाडकी असते तशीच सूनही लाडकी असायला हवी. तिला योग्य वागणूक देऊन सन्मानाने वागवायला हवे, आणि जे असे करणार नाहीत त्यांना आता शिवसेना महिला आघाडी योग्य पद्धतीने धडा शिकवणार आहे, असा इशारा देत उपमुख्यमंत्री एकनाथ शिंदे यांनी 'लाडक्या सुनेचे रक्षण हेच शिवसेनेचे वचन' हे अभियान हाती घेणार असल्याचे जाहीर केले. सीसीटिव्हीवर लावण्यावर निवडणूक आयोगाचे स्पष्टीकरण हास्यास्पद आहे.माझा मुख्य निवडणूक आयुक्तांना एक प्रश्न आहे, जर CCTV चे फुटेज सार्वजनिक करण्यास आपल्याला महिलांची प्रायव्हसी आडवी येत असेल तर,ते निवडणुकीच्या दिवशी घेताना तुम्ही त्या तमाम महिलांची परवानगी घेतली होती का..?, असा सवाल जितेंद्र आव्हाड यांनी केला आहे. मराठा आरक्षणासंदर्भात टोकाची भूमिका घेऊ नये, असे गोपीचंद पडळकर यांनी म्हटले आहे. ते म्हणाले, मराठा आरक्षणासाठी सरकारने संवेदनशीलतेने 10 टक्के स्वतंत्र आरक्षण दिलं आहे. ज्यांच्या कुणबी नोंदी सापडल्या, त्यांना कुणबी दाखले मिळाले आहेत. यापलीकडे टोकाची भूमिका मराठा समाजाच्या हिताची नाही. संभाजीनगरमध्ये रविवारी रात्री भीषण अपघात झाला. मद्यधुंद कारचालकाने 6 जणांना उडवले. या अपघातामध्ये एक महिला आणि मुलगी गंभीर जखमी आहेत. नागरिकांनी कारचालाकाला पकडून पोलिसांच्या स्वाधीन केले. कारचालकाचे नाव संकेत अंबोरे असे आहे. या प्रकरणी गुन्हा दाखल करण्यात आला आहे. सरकारनामाचे सदस्य व्हा शॉपिंगसाठी 'सकाळ प्राईम डील्स'च्या भन्नाट ऑफर्स पाहण्यासाठी क्लिक करा. Read Latest Marathi Political News, Breaking Political News from Maharashtra, India, Pune &amp; Mumbai at Sarkarnama. To Get Live Political Marathi News on Mobile, Download the Sarkarnama Mobile App for Android and IOS. सरकारनामा आता सर्व सोशल मीडिया प्लॅटफॉर्मवर. ताज्या राजकीय घडामोडींसाठी फेसबुक, ट्विटर, इन्स्टाग्राम, शेअर चॅट, टेलिग्रामवर आणि व्हॉट्सॲप आम्हाला फॉलो करा. तसेच, सरकारनामा यूट्यूब चॅनेलला आजच सबस्क्राइब करा. Follow Us Copyright © 2025 Sakal Media Group – All Rights Reserved Powered by Quintype वेबसाईटवर ब्राउझिंगचा अनुभव सर्वोत्तम असावा, यासाठी आम्ही कुकीजचा वापर करतो. कुकीजमुळे तुम्हाला तुमच्या आवडत्या मजकुराची शिफारस करता येते. आमचे गोपनीयता आणि कुकीजसंदर्भातील धोरण तुम्हाला मान्य आहे.</w:t>
+      </w:r>
+    </w:p>
+    <w:p>
+      <w:pPr>
+        <w:pStyle w:val="Heading3"/>
+      </w:pPr>
+      <w:r>
+        <w:rPr/>
+        <w:t>Article 110</w:t>
+      </w:r>
+    </w:p>
+    <w:p>
+      <w:pPr>
+        <w:pStyle w:val="Normal"/>
+      </w:pPr>
+      <w:r>
+        <w:rPr/>
+        <w:t>Title: Shivaji Sawant : तानाजी सावंतांचे बंधू शिवाजी सावंतांचा भाजप प्रवेश निश्चित; मुख्यमंत्र्यांच्या भेटीनंतर जाहीर केला निर्णय</w:t>
+      </w:r>
+    </w:p>
+    <w:p>
+      <w:pPr>
+        <w:pStyle w:val="Normal"/>
+      </w:pPr>
+      <w:r>
+        <w:rPr/>
+        <w:t xml:space="preserve">URL: </w:t>
+      </w:r>
+      <w:r>
+        <w:t xml:space="preserve"> https://sarkarnama.esakal.com/maharashtra/paschim-maharashtra/shivaji-sawants-entry-into-bjp-confirmed-decision-announced-after-meeting-with-chief-minister-vd83</w:t>
+      </w:r>
+    </w:p>
+    <w:p>
+      <w:pPr>
+        <w:pStyle w:val="Normal"/>
+      </w:pPr>
+      <w:r>
+        <w:rPr/>
+        <w:t>Content: Solapur, 18 August : शिवसेनेचे माजी जिल्हा संपर्कप्रमुख शिवाजी सावंत, माजी उपमहापौर दिलीप कोल्हे यांच्यासह समर्थकांनी रविवारी (ता. 17 ऑगस्ट) मुख्यमंत्री देवेंद्र फडणवीस यांची भेट घेतली. त्या भेटीत सावंत आणि समर्थकांचा भाजप प्रवेश निश्चित झाला आहे. मुख्यमंत्र्यांनी सावंतांना मुंबई भेटीचे निमंत्रण दिले आहे. येत्या दोन ते तीन दिवसांत मुख्यमंत्र्यांच्या भेटीची वेळ मिळणार असून त्याचवेळी पक्षप्रवेशाची तारीख निश्चित केली जाणार आहे. माजी उपमहापौर कोल्हे यांनी याबाबतची माहिती दिली आहे. शिवसेनेच्या कामकाजात विश्वासात घेतले जात नाही, माढा मतदारसंघातील पक्षसंघटनेतील नियुक्त्या परस्पर न सांगता केल्या जात असल्याने संपर्कप्रमुख शिवाजी सावंत (Shivaji Sawant) यांनी आपल्या पदाचा राजीनामा दिला होता. राजीनाम्यानंतरही पक्षश्रेष्ठींकडून साधी विचारणाही न झाल्याने चिडलेल्या सावंतांनी शिवसेना सोडण्याचा निर्णय पक्का केला आहे. शिवाजी सावंत यांनी शनिवारी (ता. 16 ऑगस्ट) पालकमंत्री जयकुमार गोरे यांची सोलापुरात वाडिया हॉस्पिटलमध्ये भेट घेतली होती. त्या दोघांमध्ये बंद दाराआड चर्चा झाली होती. त्यानंतर रविवारी (ता. 17 ऑगस्ट) सोलापूरच्या दौऱ्यावर आलेले मुख्यमंत्री देवेंद्र फडणवीस (Devendra Fadnavis) यांची शिवाजी सावंत आणि त्यांच्या समर्थकांची भेट घेतली. त्या भेटीत सावंतांनी भाजपमध्ये प्रवेश करण्याची तयारी दाखवली आहे. शिवाजी सावंत आणि त्यांच्या समर्थकांना मुख्यमंत्र्यांनी मुंबई भेटीसाठी येण्याची सूचना दिली आहे. त्यानुसार येत्या काही दिवसांत सावंत समर्थक हे मुख्यमंत्र्यांच्या भेटीसाठी मुंबईला जाणार आहेत, त्यानंतर भाजप प्रवेशाचा कार्यक्रम हा मुंबई, सोलापूर की माढ्यात करायचा, याचा निर्णय होणार आहे. दरम्यान, माजी उपमहापौर दिलीप कोल्हे यांनी आज (ता. १८ ऑगस्ट) सोलापुरात पत्रकार परिषद घेऊन भाजप प्रवेशाचा निर्णय जाहीर केला आहे. त्यात त्यांनी शिवाजी सावंत, त्यांचे सुपुत्र ऋतुराज सावंत, स्वतः कोल्हे यांच्यासह प्रवेश करणाऱ्या शेकडो कार्यकर्त्यांची यादी दिली आहे. त्यानुसार माजी आरोग्य मंत्री तानाजी सावंत यांचे बंधू शिवाजी सावंत यांनी भाजप प्रवेशाचा निर्णय जाहीर केला आहे. भाजप प्रवेशाचा निर्णय जाहीर करताना माजी उपमहापौर दिलीप कोल्हे यांनी सोलापूर संपर्कप्रमुख महेश साठे यांच्यावर टीकास्त्र सोडले. साठे हे तुम्हाला भारी पडले का, असे विचारले असता साठे हे टायगर आहेत, त्यामुळे ते भारी पडणारच ना. साठेंची आता शिकार होईल ना. दोन-तीन महिन्यांत, अशी बोचरी कोल्हे यांनी शिवसेना नेते साठे यांच्यावर केली आहे. सरकारनामाचे सदस्य व्हा शॉपिंगसाठी 'सकाळ प्राईम डील्स'च्या भन्नाट ऑफर्स पाहण्यासाठी क्लिक करा. Read Latest Marathi Political News, Breaking Political News from Maharashtra, India, Pune &amp; Mumbai at Sarkarnama. To Get Live Political Marathi News on Mobile, Download the Sarkarnama Mobile App for Android and IOS. सरकारनामा आता सर्व सोशल मीडिया प्लॅटफॉर्मवर. ताज्या राजकीय घडामोडींसाठी फेसबुक, ट्विटर, इन्स्टाग्राम, शेअर चॅट, टेलिग्रामवर आणि व्हॉट्सॲप आम्हाला फॉलो करा. तसेच, सरकारनामा यूट्यूब चॅनेलला आजच सबस्क्राइब करा. Follow Us Copyright © 2025 Sakal Media Group – All Rights Reserved Powered by Quintype वेबसाईटवर ब्राउझिंगचा अनुभव सर्वोत्तम असावा, यासाठी आम्ही कुकीजचा वापर करतो. कुकीजमुळे तुम्हाला तुमच्या आवडत्या मजकुराची शिफारस करता येते. आमचे गोपनीयता आणि कुकीजसंदर्भातील धोरण तुम्हाला मान्य आहे.</w:t>
+      </w:r>
+    </w:p>
+    <w:p>
+      <w:pPr>
+        <w:pStyle w:val="Heading3"/>
+      </w:pPr>
+      <w:r>
+        <w:rPr/>
+        <w:t>Article 111</w:t>
+      </w:r>
+    </w:p>
+    <w:p>
+      <w:pPr>
+        <w:pStyle w:val="Normal"/>
+      </w:pPr>
+      <w:r>
+        <w:rPr/>
+        <w:t>Title: महायुतीच्या ‘या’ मंत्र्यावर 5 हजार कोटींच्या भ्रष्टाचाराचा आरोप; रोहित पवारांची मुख्यमंत्री फडणवीसांकडे राजीनाम्याची मागणी</w:t>
+      </w:r>
+    </w:p>
+    <w:p>
+      <w:pPr>
+        <w:pStyle w:val="Normal"/>
+      </w:pPr>
+      <w:r>
+        <w:rPr/>
+        <w:t xml:space="preserve">URL: </w:t>
+      </w:r>
+      <w:r>
+        <w:t xml:space="preserve"> https://puneprimenews.com/mumbai/this-minister-of-mahayuti-accused-of-corruption-worth-rs-5000-crores-rohit-pawar-demands-resignation-from-chief-minister-fadnavis/</w:t>
+      </w:r>
+    </w:p>
+    <w:p>
+      <w:pPr>
+        <w:pStyle w:val="Normal"/>
+      </w:pPr>
+      <w:r>
+        <w:rPr/>
+        <w:t>Content: मुंबई : राष्ट्रवादी काँग्रेस (शरद पवार गट) चे आमदार रोहित पवार यांनी सामाजिक न्यायमंत्री संजय शिरसाट यांच्यावर 5 हजार कोटी रुपयांच्या भ्रष्टाचाराचे गंभीर आरोप केले आहेत. नवी मुंबईतील 150 एकर जमीन बिवलकर कुटुंबाला देण्याचा निर्णय घेऊन संजय शिरसाट यांनी स्थानिक भूमिपुत्रांशी गद्दारी केली असल्याचा ठपका पवार यांनी ठेवला आहे. रोहित पवारांनी एका पत्रकार परिषदेत आरोप केला की, 2024 साली सिडकोचे अध्यक्ष होताच संजय शिरसाट यांनी बिवलकर कुटुंबाला ही वादग्रस्त जमीन देण्याच्या आदेशावर स्वाक्षरी केली. हे प्रकरण तब्बल 5 हजार कोटींचे असून, त्यामागे सत्ताधाऱ्यांची मोठी सौदेबाजी असल्याचा आरोपही त्यांनी केला. पवार म्हणाले, ” गँग्स ऑफ गद्दार” या विषयावर मी बोलत आहे. बिवलकर कुटुंबाने ब्रिटिश काळात मराठा साम्राज्याशी गद्दारी करत इंग्रजांना साथ दिली होती. त्याबदल्यात रोहा, पनवेल, अलिबाग भागात त्यांना 4 हजार एकर जमीन बक्षीस मिळाली. 1971 साली ही जमीन सरकारकडे जमा झाली होती, पण आता पुन्हा खासगी व्यक्तींना ती परत दिली जात आहे.” तसेच, 1990 साली बिवलकर कुटुंबाने ही जमीन परत मागितली असता, तत्कालीन जिल्हाधिकाऱ्यांनी अर्ज फेटाळला होता. यानंतर कोर्टातही प्रकरण सुरू होते. परंतु आता, शिरसाट यांनी थेट आदेश देवून ही जमीन वादग्रस्तरित्या परत दिल्याचा दावा करण्यात आला आहे. रोहित पवारांनी मुख्यमंत्री देवेंद्र फडणवीस यांच्याकडे, “मुख्यमंत्र्यांनी संजय शिरसाट यांचा तात्काळ राजीनामा घ्यावा, तसेच या प्रकरणाची निवृत्त न्यायाधीशांच्या मार्फत चौकशी किंवा स्पेशल टास्क फोर्समार्फत तपास करावा,” अशी जोरदार मागणी केली. दरम्यान, संजय शिरसाट किंवा सरकारकडून अद्याप या आरोपांवर अधिकृत प्रतिक्रिया देण्यात आलेली नाही. मात्र, रोहित पवारांच्या या आरोपांमुळे राजकीय वर्तुळात खळबळ उडाली आहे. © 2022 ContentOcean Infotech Pvt Ltd. Login to your account below Remember Me Please enter your username or email address to reset your password. © 2022 ContentOcean Infotech Pvt Ltd.</w:t>
+      </w:r>
+    </w:p>
+    <w:p>
+      <w:pPr>
+        <w:pStyle w:val="Heading3"/>
+      </w:pPr>
+      <w:r>
+        <w:rPr/>
+        <w:t>Article 112</w:t>
+      </w:r>
+    </w:p>
+    <w:p>
+      <w:pPr>
+        <w:pStyle w:val="Normal"/>
+      </w:pPr>
+      <w:r>
+        <w:rPr/>
+        <w:t>Title: Maharashtra Rain Update : शाळांना सुट्टी आहे की नाही? नेमका निर्णय काय? फडणवीसांनीच संभ्रम संपवला; सगळं सांगितलं!</w:t>
+      </w:r>
+    </w:p>
+    <w:p>
+      <w:pPr>
+        <w:pStyle w:val="Normal"/>
+      </w:pPr>
+      <w:r>
+        <w:rPr/>
+        <w:t xml:space="preserve">URL: </w:t>
+      </w:r>
+      <w:r>
+        <w:t xml:space="preserve"> https://www.tv9marathi.com/photo-gallery/maharashtra-rain-update-mumbai-rain-school-and-college-holiday-decision-will-be-taken-after-weather-forecast-1472649.html</w:t>
+      </w:r>
+    </w:p>
+    <w:p>
+      <w:pPr>
+        <w:pStyle w:val="Normal"/>
+      </w:pPr>
+      <w:r>
+        <w:rPr/>
+        <w:t>Content: By signing in or creating an account, you agree with Associated Broadcasting Company's Terms &amp; Conditions and Privacy Policy. सध्या संपूर्ण महाराष्ट्रात तुफान पाऊस पडतोय. कोकण, पश्चिम महाराष्ट्र, मराठवाडा, विदर्भासह मुंबईलाही पावसाने झोडपून काढले आहे. मुंबईत तर रस्त्यांवर पाणी तुंबले असून काही रस्ते बंद करण्यात आले आहेत. लोकल सेवा मंदावली असून रस्त्यांवरील ट्रॅफिकही स्लो झाले आहे. दरम्यान, आता मुंबई, उपनगरांत तुफान पाऊस कोसळत असल्याने शाळा, महाविद्यालये बंद असणार की चालू राहणार? असा प्रश्न पालक तसेच विद्यार्थ्यांकडून विचारला जात आहे. याबाबत आता खुद्द मुख्यमंत्री देवेंद्र फडणवीस यांनीच माहिती देत संभ्रम संपवला आहे. मुंबई तसेच संपूर्ण महाराष्ट्रात होत असलेल्या पावसाचा फडणवीस यांनी आढावा घेतला आहे. मुंबईत पुढच्या दहा ते बारा तासांत पावसाचा जोर वाढणार असल्याचे फडणवीस यांनी सांगितले आहे. तसेच मुंईला रेड अलर्ट देण्यात आल्याचंही त्यांनी नमूद केलं असून नागरिकांनी योग्य ती काळजी घ्यावी असे आवाहन केले आहे. सध्या मुंबईतील पावसाची स्थिती लक्षात घेता आम्ही मंत्रालयातील कर्मचाऱ्यांना लवकर घरी सोडण्याचा आदेश दिला आहे, अशीही माहिती फडणवीस यांनी दिली. तसेच आजच्या पावसाची स्थिती लक्षात घेता दुपारच्या सत्रातील शाळांना सुट्टी देण्याचा आदेश महापालिकेने दिल्याचेही फडणवीसांनी सांगितले. तसेच, आगामी 10 ते 12 तासांत मुंबईत पावसाचा जोर वाढणार आहे. समुद्रात तीन ते चार मीटर उंचीच्या लाटा उसळणार आहेत. त्यामुळे संध्याकाळी आलेल्या हवामान खात्याचा अंदाज लक्षात घेऊन शाळांना सुट्टी द्यायची की नाही हे ठरवले जाईल. संध्याकाळी मुंबई पालिकेकडून तसे आदेश देण्यात येतील, अशी माहिती फडणवीसांनी दिलेली आहे.</w:t>
+      </w:r>
+    </w:p>
+    <w:p>
+      <w:pPr>
+        <w:pStyle w:val="Heading3"/>
+      </w:pPr>
+      <w:r>
+        <w:rPr/>
+        <w:t>Article 113</w:t>
+      </w:r>
+    </w:p>
+    <w:p>
+      <w:pPr>
+        <w:pStyle w:val="Normal"/>
+      </w:pPr>
+      <w:r>
+        <w:rPr/>
+        <w:t>Title: राजधानीत पावसाचा कहर! मुंबई विद्यापीठाचा परीक्षांबाबत तडकाफडकी मोठा निर्णय!</w:t>
+      </w:r>
+    </w:p>
+    <w:p>
+      <w:pPr>
+        <w:pStyle w:val="Normal"/>
+      </w:pPr>
+      <w:r>
+        <w:rPr/>
+        <w:t xml:space="preserve">URL: </w:t>
+      </w:r>
+      <w:r>
+        <w:t xml:space="preserve"> https://www.tv9marathi.com/maharashtra/mumbai-university-postponed-its-all-exam-to-be-held-on-19-august-due-to-heavy-rain-marathi-news-1472932.html/amp</w:t>
+      </w:r>
+    </w:p>
+    <w:p>
+      <w:pPr>
+        <w:pStyle w:val="Normal"/>
+      </w:pPr>
+      <w:r>
+        <w:rPr/>
+        <w:t>Content: Mumbai Exams Postponed : संपूर्ण राज्यात पावसाने अक्षरश: धुमाकूळ घातला आहे. नदी, नाले ओसंडून वाहात आहेत. मराठवाड्यात लाखो हेक्टरवरील पिकं पाण्याखाली गेले आहेत. पुढील काही तासांत पावसाचा जोर आणखी वाढण्याची शक्यता व्यक्त केली जात आहे. मुख्यमंत्री देवेंद्र फडणवीस यांनी पावसाचा आढावा घेतला असून स्थानिक प्रशासनाला योग्य त्या उपाययोजना करण्याचा आदेश दिला आहे. मुंबई, उपनगर परिसरातील शाळांनाही सुट्टी जाहीर करण्यात आली आहे. असे असतानच आता मुंबई विद्यापीठाचा मोठा निर्णय समोर आला आहे. विद्यापीठाने मुंबईतील पावसाची स्थिती लक्षात घेता हा निर्णय घेतला आहे. मिळालेल्या माहितीनुसार मुंबईतील अतिमुसळधार पावसाचा इशारा लक्षात घेता विद्यार्थीहित व संभाव्य गैरसोय टाळण्यासाठी मुंबई विद्यापीठाच्या 19 ऑगस्ट 2025 रोजीच्या सर्व परीक्षा पुढे ढकलण्यात आल्या आहेत. सुधारीत वेळापत्रकानुसार आता या परीक्षा 23 ऑगस्ट 2025 रोजी नियोजित वेळेनुसार होणार आहेत. 19 ऑगस्ट रोजी आयोजित असलेल्या परीक्षांमध्ये मास्टर ऑफ आर्ट कम्युनिकेशन जर्नालिझम सत्र ३, पीआर सत्र ३, टेलेव्हिजन स्टडीज सत्र ३, इलेक्ट्रॉनिक मीडिया सत्र ३, फिल्म स्टडीज सत्र ३, एमपीएड सत्र २, बीपीएड सत्र २, बीफार्म सत्र २, एमफार्म सत्र २, एमएड सत्र २, एमकॉम (ईकॉमर्स) सत्र ४, एमए (सीडीओई), बीई ( कम्प्युटर सायन्स अँड डिजाईन, ऑटोमेशन अँड रोबोटिक्स) यासह अन्य परीक्षांचा समावेश आहे. या परीक्षांना बसणाऱ्या सर्व संबंधित विद्यार्थी आणि महाविद्यालयांनी सुधारित वेळापत्रकाची नोंद घेण्याचे आवाहन संचालक परीक्षा व मूल्यमापन मंडळ डॉ. पूजा रौंदळे यांनी केले आहे. दुसरीकडे मुंबईत पुढील 12 तासांत पावसाचा जोर वाढणार असल्याचे बोलले जात आहे. तसेच येत्या 48 तासांसाठी मुंबईला रेड अलर्ट जारी करण्यात आलाय. उपनगरांतही पावसाने झोडपून काढले आहे. त्यामुळे मुंबई, पालघर जिल्हा, ठाणे महापालिका हद्द, मीरा भाईंदर, कल्याण डोंबिवली इथल्या शाळांना 19 ऑगस्ट रोजी सुट्टी जाहीर करण्यात आली आहे. तसेच अन्य जिल्ह्यांतील तसेच गाव खेड्यातील शाळांबाबत तेथील अधिकाऱ्यांनी तसेच मुख्याध्यापकांनी परिस्थितीचा आढावा घेऊन शाळांना सुट्टी देण्याबाबत निर्णय घ्यावा, असे राज्य सरकारने सांगितले आहे. Copyright © 2025 TV9Marathi. All rights reserved.</w:t>
+      </w:r>
+    </w:p>
+    <w:p>
+      <w:pPr>
+        <w:pStyle w:val="Heading3"/>
+      </w:pPr>
+      <w:r>
+        <w:rPr/>
+        <w:t>Article 114</w:t>
+      </w:r>
+    </w:p>
+    <w:p>
+      <w:pPr>
+        <w:pStyle w:val="Normal"/>
+      </w:pPr>
+      <w:r>
+        <w:rPr/>
+        <w:t>Title: Sambhajinagar News : आता शहरवासीयांना मिळणार अतिरिक्त २६ एमएलडी पाणी</w:t>
+      </w:r>
+    </w:p>
+    <w:p>
+      <w:pPr>
+        <w:pStyle w:val="Normal"/>
+      </w:pPr>
+      <w:r>
+        <w:rPr/>
+        <w:t xml:space="preserve">URL: </w:t>
+      </w:r>
+      <w:r>
+        <w:t xml:space="preserve"> https://pudhari.news/maharashtra/marathwada/chhatrapati-sambhajinagar/now-city-residents-will-get-additional-26-mld-of-water-np88</w:t>
+      </w:r>
+    </w:p>
+    <w:p>
+      <w:pPr>
+        <w:pStyle w:val="Normal"/>
+      </w:pPr>
+      <w:r>
+        <w:rPr/>
+        <w:t>Content: Now city residents will get additional 26 MLD of water छत्रपती संभाजीनगर, पुढारी वृत्तसेवा : शहराचा पाणीपुरवठा सुरळीत करण्यासाठी ९०० मिमी व्यासाची जलवाहिनी पूर्ण क्षमतेने (७५ एमएलडी) पाणीपुरवठा सुरू केला जाणार आहे. यामुळे शहराला अतिरिक्त २६ एमएलडी पाणी मिळणार असून, या पाण्याचे आज (दि.१९) मुख्यमंत्री देवेंद्र फडणवीस यांच्या हस्ते फारोळा जलशुद्धीकरण केंद्रात जलपूजन होणार आहे. या वाढीव पाण्यामुळे शहरातील पाण्याचा खंड एक दिवसाने कमी होणार आहे. फारोळा जलशुद्धीकरण केंद्रामध्ये राज्य शासनाच्या १९२ कोटी रुपयांच्या योजनेतून २६ एमएलडी क्षमतेचे नवे जलशुद्धीकरण केंद्र तयार करण्यात आले आहे. या केंद्राच्या कामासाठी मागील सहा महिन्यांपासून महाराष्ट्र जीवन प्राधिकरण आणि महापालिका प्रशासनाकडून सतत कंत्राटदार एजन्सीकडे पाठपुरवठा केला जात होता. गेल्या महिन्याभरात प्रशासक जी. श्रीकांत यांनी ४ वेळा फारोळा जलशुद्धीकरण केंद्राचा दौरा केला. कामाची पाणी करून कंत्राटदाराला सूचना केल्या. या नव्या जलशुद्धीकरण केंद्राची चाचणी यशस्वी झाली असून, नक्षत्रवाडी येथील एमबीआरमध्ये पाणी आले आहे. फारोळा येथील दोन पंप सुरू ठेवण्यात आले आहे. नक्षत्रवाडीच्या एमबीआरमधून पाणी वितरण केले जात आहे. मनपा प्रशासक जी. श्रीकांत यांच्यासह वरिष्ठ अधिकारी आणि महाराष्ट्र जीवन प्राधिकरणाचे अधिकारी फारोळा येथे तळ ठोकून आहेत. सध्या शहराला ५६ दललि, १०० दललि योजनेतून १३३ एमएलडी पाणी मिळत आहे. आता ९०० तून ६८ एमएलडी मिळणार आहे. शहरातील ६० टक्के वसाहतींना सध्या ५ दिवसांआड, २० टक्के वसाहतींना ७ ते ८ दिवसांआड आणि उर्वरित २० टक्के वसाहतींना १० ते १२ दिवसांआड पाणीपुरावठा होतो, तेथे आता एक दिवसाने खंडकाळ कमी होणार आहे. शहराला पाणीपुरवठा करणाऱ्या जुन्या दोन्ही योजनेचे ३० जलकुंभ आहेत. या जलकुंभाची पाणी साठवण क्षमता साधारणपणे ६० लाख लिटर इतकी आहे. एमजेपीने ५३ पैकी ४ जलकुंभ मनपाच्या ताब्यात दिले असून, उर्वरित ६ जलकुंभांची महापालिकेला प्रतीक्षा आहे. 'Pudhari' is excited to announce the relaunch of its Android and iOS apps. Stay updated with the latest news at your fingertips. Android and iOS Download now and stay updated, anytime, anywhere. Pudhari Publications Private Limited</w:t>
+      </w:r>
+    </w:p>
+    <w:p>
+      <w:pPr>
+        <w:pStyle w:val="Heading3"/>
+      </w:pPr>
+      <w:r>
+        <w:rPr/>
+        <w:t>Article 115</w:t>
+      </w:r>
+    </w:p>
+    <w:p>
+      <w:pPr>
+        <w:pStyle w:val="Normal"/>
+      </w:pPr>
+      <w:r>
+        <w:rPr/>
+        <w:t>Title: अन्वयार्थ : राजकीयीकरणाचा उत्सवी अधर्म</w:t>
+      </w:r>
+    </w:p>
+    <w:p>
+      <w:pPr>
+        <w:pStyle w:val="Normal"/>
+      </w:pPr>
+      <w:r>
+        <w:rPr/>
+        <w:t xml:space="preserve">URL: </w:t>
+      </w:r>
+      <w:r>
+        <w:t xml:space="preserve"> https://www.loksatta.com/sampadkiya/columns/dahi-handi-2025-political-grip-on-dahi-handi-festival-10-thar-human-pyramid-25-lakh-cash-prize-zws-70-5314039/</w:t>
+      </w:r>
+    </w:p>
+    <w:p>
+      <w:pPr>
+        <w:pStyle w:val="Normal"/>
+      </w:pPr>
+      <w:r>
+        <w:rPr/>
+        <w:t>Content: ‘दहीहंडी उत्सव नेहमीप्रमाणेच उत्साहात साजरा झाला. दिवसभर पाऊस असल्याने गोविंदांनी या पारंपरिक उत्सवाचा आनंद लुटला’ इतका साधासरळ हा उत्सव राहिलेला नाही, उलट त्याचे बाजारीकरण आणि राजकीयीकरण वर्षागणिक वाढते आहे, हेच यंदाही दिसले. अलीकडे दहीहंड्या फोडण्यासाठी पाच लाखांपासून २५ लाखांपर्यंतच्या बक्षिसांची खैरात करण्यात येते. जेवढी बक्षिसाची रक्कम जास्त तेवढी हंडीची उंची अधिक. त्यासाठी थर लावण्याच्या जीवघेण्या स्पर्धेत यंदा दोघांचा जीव गेला तर ३०० च्या आसपास गोविंदा जखमी झाले. हंडी बांधताना पडून एका गोविंदाचा मृत्यू झाला तर अन्य एक चक्कर येऊन पडल्यामुळे दगावला. दरवर्षी गोविंदा जखमी होण्याचे प्रमाण वाढू लागले आहे. न्यायालयाने १४ वर्षांखालील मुलांना गोविंदामध्ये सहभागी होण्यास बंदी केली आहे. दहीहंडीची ‘साहसी खेळ’ अशी भलामण करणाऱ्या राजकीय नेत्यांनाही, सरकारतर्फे तसा नियम करावा लागलेला आहे. तरीही लहान मुले मानवी मनोऱ्यात दिसत होती. काही ठिकाणी सर्वात वरच्या थरावर लहान मुलांना चढवण्यात येते. ही मुले संयोजकांना सलाम ठोकतात. पोलिसांसमक्ष सारे सुरू होते. पण पोलिसांनी आणि उपस्थित नेत्यांनीही बघ्याचीच भूमिका घेतली. हंडी लावताना उंचावरून पडून यापूर्वी जखमी झालेले अनेक जण कायमचे जायबंदी झाले. मंडळे या युवकांची नंतर काळजी घेतातच असे नाही. त्यांच्या घरच्यांनाच सारे सोसावे लागते. जखमींपैकी अद्याप सहा -सात जण अत्यवस्थ आहेत. वास्तविक हे विकतचे दुखणे. पण नेत्यांचेच त्याला अभय. ध्वनिप्रदूषणाच्या मर्यादेचे सर्रासपणे उल्लंघन केले जाते. अगदी मुख्यमंत्री देवेंद्र फडणवीस आणि उपमुख्यमंत्री एकनाथ शिंदे यांनी भेटी दिल्या त्या दहीहंडीच्या ठिकाणी आवाजाच्या मर्यादेचे पालन केले गेले नाही, अशी टीका होत आहे. मुख्यमंत्री व उपमुख्यमंत्री भेटी देतात तेथेच नियमांचे उल्लंन होत असल्यास अन्यत्र होणाऱ्या गोंगाटाबद्दल न बोललेलेच बरे. सणासुदीसाठी रस्ते बंद करू नयेत, असे न्यायालयाचे आदेश असले तरी पोलिसांनीच रस्ते रोखून धरले होते. दहीहंडी की तमाशा, असे म्हणण्याची वेळ या उत्सवाचे पावित्र्य घालवून टाकणाऱ्यांनी आणली आहे. व्यासपीठावर बीभत्स नृत्ये करून करमणूक करण्याचा चुकीचा पायंडा पडला आहे. दुय्यम दर्जाच्या नट्यांना लाखो रुपये मोजून नाचण्यासाठी आणायचे व त्यांनी उत्तान नृत्ये करायची ही कुठली संस्कृती ? पण दाद मिळते म्हणून असे कायर्क्रम आयोजित केले जाऊ लागले. दहीहंडी म्हणजे गर्दी, तीही बहुतांश तरुणांची गर्दी. या तरुणांना सरकार आणखी काही देऊ शकत नाही, म्हणून अशा कानठळी उत्सवांना सवलती देते. आयोजकही छोटेमोठे नेतेच. त्यांचीही सोय होते. यातून रात्री १० ते १२ या वेळेत हंड्या फोडण्याचा नवीनच प्रकार उदयास आला आहे. दिवसभर नाच-गाण्यांचा धांगडधिंगा सुरू असतो. सरकारी यंत्रणा साऱ्यांकडे कानाडोळा करते. २५ लाखांचे पारितोषिक देण्यासाठी मंडळांकडे एवढे पैसे येतात कुठून ? वर्गणीसाठी व्यापारी, दुकानदारांना धमकावले जाते का, हा साधा प्रश्नही कुणालाच पडत नाही. मुंबई, ठाण्याचे हे लोण आता पुणे व हळूहळू पुढे सरकू लागले आहे. गणेशोत्सवासाठी प्रसिद्ध असलेल्या पुण्यातही विविध मंडळे आता दहीहंड्या आयोजित करू लागली आहेत. मुंबईसारखी दहीहंडीला गर्दी पुण्यातही होऊ लागली. तीही इतकी की, चेंगराचेंगरीसारखे नकोसे प्रसंग आता अशा उत्सवांमध्येही घडणार की काय, ही भीती बळावते. रखडलेल्या महानगरपालिकेच्या निवडणुका लवकरच अपेक्षित आहेत. यामुळे यंदा जरा जास्तच उत्साह जाणवला. इच्छुकांनी जास्तीत जास्त लोकांपर्यंत पोहचण्यासाठी या सणाचा वापर करून घेतला. हंड्यांची संख्या आणि बक्षिसांची रक्कमही वाढली. जागोजागी छोट्यामोठ्या नेत्यांच्या छब्या झळकत होत्या. लवकरच गणेशोत्सवाला सुरुवात होईल. राजकीय आशीर्वादामुळे मंडळेही निर्ढावली आहेत. रस्त्यावर खड्डा केल्यास दंड आकारण्याची शिक्षा ठोठावण्याचे पालिकेने जाहीर करताच सत्ताधारी पक्षच खोडा घालतात. ठाण्यात तर महानगरपालिकेच्या मुख्यालयासमोर भर रस्त्यात कमान उभारण्यात आली आहे. महानगरपालिकेला त्याचे काहीही देणेघेणे नाही. गणेशोत्सवानंतर दांडियाचा गोंधळ सुरू होईल. मुख्यमंत्री, उपमुख्यमंत्रीच प्रोत्साहन देत असल्यास शासकीय यंत्रणा मूग गिळून गप्प बसण्याशिवाय काहीही करू शकत नाही. मंडळेच उद्याोगपतींच्या दावणीला बांधली जाणार असल्यास त्यांना बाजारी स्वरूप येणारच. सामान्य जनता संघटित विरोध करू शकत नसल्याने राजकीय नेते सोकावतात. एकट्यादुकट्याने विरोध केल्यास ‘हिंदूंचेच उत्सव दिसतात का?’ यासारख्या प्रतिप्रश्नाने राजकीयीकरणाच्या उत्सवी अधर्माला वाव मिळत राहातो. Ganesh Chaturthi Mahashubh Yog: दरवर्षी १० दिवसांसाठी सुख-समृद्धी देणारे भगवान गणेश पृथ्वीवर येतात आणि आपल्या भक्तांमध्ये राहतात. गणपती बाप्पा भक्तांचे विघ्न दूर करतात आणि त्यांना सुख-समृद्धीचे आशीर्वाद देतात. या वर्षी गणेश चतुर्थीला एक-दोन नव्हे तर पाच अतिशय शुभ योग तयार होत आहेत. सुख आणि समृद्धीचा दाता गणपती बाप्पा येताच ते ५ राशीच्या लोकांवर धनाचा वर्षाव करेल.</w:t>
+      </w:r>
+    </w:p>
+    <w:p>
+      <w:pPr>
+        <w:pStyle w:val="Heading3"/>
+      </w:pPr>
+      <w:r>
+        <w:rPr/>
+        <w:t>Article 116</w:t>
+      </w:r>
+    </w:p>
+    <w:p>
+      <w:pPr>
+        <w:pStyle w:val="Normal"/>
+      </w:pPr>
+      <w:r>
+        <w:rPr/>
+        <w:t>Title: Mumbai Rains News: मुंबईसह महाराष्ट्रात 3 जिल्ह्यात शाळा-कॉलेज बंद, पावसाने सामान्यांचे झाले हाल; तलाव भरले</w:t>
+      </w:r>
+    </w:p>
+    <w:p>
+      <w:pPr>
+        <w:pStyle w:val="Normal"/>
+      </w:pPr>
+      <w:r>
+        <w:rPr/>
+        <w:t xml:space="preserve">URL: </w:t>
+      </w:r>
+      <w:r>
+        <w:t xml:space="preserve"> https://www.navarashtra.com/maharashtra/mumbai-rains-news-updates-school-college-closed-due-to-heavy-rains-thane-palghar-has-problem-963739.html</w:t>
+      </w:r>
+    </w:p>
+    <w:p>
+      <w:pPr>
+        <w:pStyle w:val="Normal"/>
+      </w:pPr>
+      <w:r>
+        <w:rPr/>
+        <w:t>Content: मुंबईतील पावसाची स्थिती (फोटो सौजन्य - RNO) मंगळवारी (१९ ऑगस्ट) महाराष्ट्रातील मुंबई, ठाणे आणि पालघर येथे शाळा आणि महाविद्यालये बंद राहतील. मुसळधार पावसाच्या पार्श्वभूमीवर प्रशासनाने हा निर्णय घेतला आहे. राज्यातील बहुतेक भागात सतत पाऊस पडत आहे. हवामान खात्याने पुढील ४८ तासांसाठी अनेक जिल्ह्यांमध्ये पावसाचा रेड अलर्ट जारी केला आहे. हवामान खात्याने सकाळी ११ वाजता जारी केलेल्या बुलेटिननुसार, ठाणे, मुंबई, रायगड, रत्नागिरी, पुणे, कोल्हापूर आणि सातारा येथे रेड अलर्ट आहे. हे लक्षात घेता प्रशासनाने लोकांना घराबाहेर न पडण्याचे आवाहन केले आहे. तसंच शासकीय कार्यालयांनाही सुट्टी जाहीर करण्यात आली आहे आणि याशिवाय गरज असल्यास घराबाहेर पडण्याचा इशारा देण्यात आलाय. BMC ने काय म्हटले? सोमवारी (१८ ऑगस्ट) संध्याकाळी बीएमसीने एक निवेदन जारी केले की, “भारतीय हवामान खात्याने, मंगळवार १९ ऑगस्ट २०२५ रोजी मुंबई शहर आणि उपनगरांसाठी रेड अलर्ट (अत्यंत मुसळधार पावसाचा इशारा) जारी केला आहे. हे लक्षात घेऊन, जिल्हा आपत्ती व्यवस्थापन प्राधिकरण अर्थात बीएमसीकडून जाहीर केले जाते की मुंबईतील (शहर आणि उपनगरे) सर्व सरकारी, खाजगी आणि महानगरपालिका शाळा आणि महाविद्यालये बंद राहतील.” मुंबईत शनिवारपासून पाऊस पडत आहे आणि सध्या तरी आराम मिळण्याची आशा नाही. अनेक भागात पाणी साचले आहे आणि अनेक ठिकाणी वाहतूक कोंडी झाली आहे. आज सकाळपासूनही अत्यंत भयानक पाऊस पडत असून ठिकठिकाणी पाणी साचले आहे आणि चाकरमान्यांचे प्रचंड हाल होताना दिसून येत आहे. मुख्यमंत्र्यांनी ताजी माहिती दिली मुख्यमंत्री देवेंद्र फडणवीस म्हणाले की, पावसाबाबत राज्य अधिकाऱ्यांशी चर्चा झाली आहे. २१ तारखेपर्यंत मुसळधार पावसाची शक्यता आहे. १५-१६ जिल्ह्यांमध्ये रेड आणि ऑरेंज अलर्ट जारी करण्यात आला आहे. या जिल्ह्यांमध्ये आवश्यक पावले उचलली जात आहेत. कोकण क्षेत्रात रेड अलर्ट आहे. अंबा, कुंडलिका आणि जगबुडी नद्यांचे पाणी धोक्याची पातळी ओलांडले आहे, त्यामुळे या भागात पाणी साचले आहे. विशेष देखरेखीखाली ठेवण्यात आले आहे. Maharashtra Rain Alert: महाराष्ट्रात पावसाचा कहर! धोका वाढला; काळाकुट्ट अंधार अन्…. , काही तास अत्यंत महत्वाचे नद्यांची पातळी वाढली तापी आणि हतनूर नद्यांच्या पाण्याची पातळी वाढली आहे. रावेरच्या काही भागात पाणी शिरले आहे. जळगाव जिल्ह्यात परिस्थिती गंभीर आहे. गेल्या २-३ दिवसांपासून झालेल्या मुसळधार पावसामुळे मोठे नुकसान झाले आहे. घरे आणि जनावरांचे नुकसान झाले आहे. पुण्यात पाऊस पडत आहे पण तिथल्या कोणत्याही नदीची पाणी पातळी धोक्याच्या पातळीपेक्षा जास्त गेलेली नाही. नांदेड जिल्ह्यातील मुखेड तहसीलमध्ये झालेल्या मुसळधार पावसामुळे लेंडी धरणाच्या पाण्याची पातळी लक्षणीय वाढली आहे. याशिवाय लातूर, उदगीर आणि कर्नाटकातूनही मोठ्या प्रमाणात पाणी येत आहे. काल येथे सुमारे २०६ मिमी पाऊस पडला. त्यामुळे रावणगाव, भासवाडी, भिंगेली आणि हसनाळ गावातील जनजीवन विस्कळीत झाले आहे. Konkan Rain Update : ‘या’ जिल्ह्यात पुढील 48 तासांसाठी ‘रेड अलर्ट’; नागरिकांना सर्तक राहण्याचे आवाहन तलाव भरले बृहन्मुंबई महानगरपालिका क्षेत्राला पाणीपुरवठा करणाऱ्या ७ तलावांपैकी विहार तलाव १८ ऑगस्ट २०२५ रोजी दुपारी २:४५ वाजता भरू लागला आणि ओसंडून वाहू लागला. या वर्षीच्या पावसाळ्यात, बृहन्मुंबई महानगरपालिका क्षेत्राला पाणीपुरवठा करणाऱ्या ७ तलावांपैकी ६ तलाव आतापर्यंत भरले आहेत आणि ओसंडून वाहत आहेत. Follow Us On © Copyright Navarashtra 2025 All rights reserved.</w:t>
+      </w:r>
+    </w:p>
+    <w:p>
+      <w:pPr>
+        <w:pStyle w:val="Heading3"/>
+      </w:pPr>
+      <w:r>
+        <w:rPr/>
+        <w:t>Article 117</w:t>
+      </w:r>
+    </w:p>
+    <w:p>
+      <w:pPr>
+        <w:pStyle w:val="Normal"/>
+      </w:pPr>
+      <w:r>
+        <w:rPr/>
+        <w:t>Title: लातूर जिल्ह्यात मुसळधार पाऊस; लेंडी नदीला पूर आल्यानं तेलंगाणातील चार प्रवासी गेले वाहून; मुख्यमंत्र्यांनी घेतला आढावा - HEAVY RAIN IN LATUR</w:t>
+      </w:r>
+    </w:p>
+    <w:p>
+      <w:pPr>
+        <w:pStyle w:val="Normal"/>
+      </w:pPr>
+      <w:r>
+        <w:rPr/>
+        <w:t xml:space="preserve">URL: </w:t>
+      </w:r>
+      <w:r>
+        <w:t xml:space="preserve"> https://www.etvbharat.com/mr/!state/heavy-rains-in-latur-district-cause-flooding-in-many-rivers-cm-devendra-fadnavis-took-a-review-lendi-river-flood-maharashtra-news-mhs25081802447</w:t>
+      </w:r>
+    </w:p>
+    <w:p>
+      <w:pPr>
+        <w:pStyle w:val="Normal"/>
+      </w:pPr>
+      <w:r>
+        <w:rPr/>
+        <w:t>Content: महाराष्ट्र maharashtra ETV Bharat / state By ETV Bharat Marathi Team Published : August 18, 2025 at 1:34 PM IST लातूर : रविवारी मध्यरात्री झालेल्या मुसळधार पावसामुळं नांदेड-लातूर जिल्ह्याच्या सीमेवर असलेल्या लेंडी नदीला मोठा पूर आलाय. उदगीर- मुक्रमाबाद- देगलूर मार्गावर प्रवास करणाऱया तीन वाहनातील सात प्रवासी पुरात वाहून गेले होते. त्यातील तिघांना वाचवण्यात लातूर व नांदेड जिल्हा प्रशासनाला यश आलंय. लातूर जिल्ह्यात मुसळधार पाऊस : सध्या मराठवाड्यासह राज्यभरात मुसळधार पाऊस सुरू आहे. नांदेड, लातूर जिल्ह्यातही पावसानं जोरदार बॅटिग सुरू केली आहे. नदी, नाले, तलाव ओसंडून वाहत आहेत. दडी मारलेल्या पावसानं आता हजेरी लावल्यामुळं बळीराजा सुखावलाय. पावसाचा जोर असाच कायम राहिला तर पिकांचंही नुकसान होण्याची शक्यता वर्तवण्यात येत आहे. दरम्यान, मुसळधार पावसानं लातूर आणि नांदेड जिल्ह्यात पूरस्थिती निर्माण झाली आहे. नद्यांना पूर आल्यानं वाहतुकीवर परिणाम झालाय. नांदेड जिल्ह्यातील मुखेड तालुक्यात अतिवृष्टीने लेंडी धरणाच्या पाणी पातळीत मोठी वाढ झाली आहे. शिवाय लातूर, उदगीर आणि कर्नाटकातून मोठ्या प्रमाणात पाणी येत आहे. काल येथे झालेला पाऊस सुमारे 206 मि.मी. इतका होता. त्यामुळे रावनगाव, भासवाडी, भिंगेली, हासनाळ येथील जनजीवन प्रभावित झाले… लेंडी नदीला पूर : रविवारी मध्यरात्री मोठा पाऊस झाल्यानं लातूर, नांदेड जिल्ह्यासह तेलंगाणा राज्याच्या सीमेवर असलेल्या लेंडी नदीला मोठा पूर आलाय. लातूर-मुक्रमाबाद-देगलूर मार्गावर प्रवास करणाऱया दोन चार चाकी व एक ऑटो रिक्षा यातील तब्बल सात प्रवासी लेंडी नदीच्या पुरात नांदेड जिल्ह्यातील मुखेड तालुक्यातील रावी या ठिकाणाहून वाहून गेली होती. लातूर व नांदेड जिल्हा प्रशासनाने शोध मोहीम हाती घेतल्यानंतर सात पैकी तिघांना वाचवण्यात प्रशासनाला यश आले आहे. वाहून गेलेल्या प्रवाशांचा शोध सुरू : पुराच्या पाण्यात वाहून गेलेल्या चौघांची माहिती प्रशासनाकडं उपलब्ध नसून, बचाव केलेल्या तिघांमध्ये नारायण (रा.गौडगाव, कर्नाटक), असिफ शेख (रा. उदगीर, लातूर), मोहम्मद शोएब (रा. निजामाबाद, तेलंगाणा) यांचा समावेश आहे. "पुराच्या पाण्यात वाहून गेलेल्यांमध्ये तीन महिला आणि एक पुरुष असून, सर्वजण निजामाबाद येथील रहिवासी असल्याची माहिती समोर येत आहे. वाहून गेलेले चौघे एकमेकांचे नातेवाईक असल्याचे समजत असून, प्रशासनाकडून त्या चौघांचा शोध घेतला जात आहे," अशी माहिती उदगीरचे उपविभागीय अधिकारी सुशांत शिंदे यांनी 'ई टीव्ही भारत' शी दूरध्वनीवरून बोलताना दिली आहे. मुख्यमंत्र्यांनी दिली माहिती : "नांदेड जिल्ह्यातील मुखेड तालुक्यात अतिवृष्टीने लेंडी धरणाच्या पाणी पातळीत मोठी वाढ झालीय. शिवाय लातूर, उदगीर आणि कर्नाटकातून मोठ्या प्रमाणात पाणी येत आहे. रविवारी येथे झालेला पाऊस सुमारे 206 मि.मी. इतका होता. त्यामुळे रावनगाव, भासवाडी, भिंगेली, हासनाळ येथील जनजीवन प्रभावित झाले आहे," अशी माहिती मुख्यमंत्री देवेंद्र फडणवीस यांनी दिली. हेही वाचा - लातूर : रविवारी मध्यरात्री झालेल्या मुसळधार पावसामुळं नांदेड-लातूर जिल्ह्याच्या सीमेवर असलेल्या लेंडी नदीला मोठा पूर आलाय. उदगीर- मुक्रमाबाद- देगलूर मार्गावर प्रवास करणाऱया तीन वाहनातील सात प्रवासी पुरात वाहून गेले होते. त्यातील तिघांना वाचवण्यात लातूर व नांदेड जिल्हा प्रशासनाला यश आलंय.लातूर जिल्ह्यात मुसळधार पाऊस : सध्या मराठवाड्यासह राज्यभरात मुसळधार पाऊस सुरू आहे. नांदेड, लातूर जिल्ह्यातही पावसानं जोरदार बॅटिग सुरू केली आहे. नदी, नाले, तलाव ओसंडून वाहत आहेत. दडी मारलेल्या पावसानं आता हजेरी लावल्यामुळं बळीराजा सुखावलाय. पावसाचा जोर असाच कायम राहिला तर पिकांचंही नुकसान होण्याची शक्यता वर्तवण्यात येत आहे. दरम्यान, मुसळधार पावसानं लातूर आणि नांदेड जिल्ह्यात पूरस्थिती निर्माण झाली आहे. नद्यांना पूर आल्यानं वाहतुकीवर परिणाम झालाय.नांदेड जिल्ह्यातील मुखेड तालुक्यात अतिवृष्टीने लेंडी धरणाच्या पाणी पातळीत मोठी वाढ झाली आहे. शिवाय लातूर, उदगीर आणि कर्नाटकातून मोठ्या प्रमाणात पाणी येत आहे. काल येथे झालेला पाऊस सुमारे 206 मि.मी. इतका होता. त्यामुळे रावनगाव, भासवाडी, भिंगेली, हासनाळ येथील जनजीवन प्रभावित झाले…— Devendra Fadnavis (@Dev_Fadnavis) August 18, 2025 लेंडी नदीला पूर : रविवारी मध्यरात्री मोठा पाऊस झाल्यानं लातूर, नांदेड जिल्ह्यासह तेलंगाणा राज्याच्या सीमेवर असलेल्या लेंडी नदीला मोठा पूर आलाय. लातूर-मुक्रमाबाद-देगलूर मार्गावर प्रवास करणाऱया दोन चार चाकी व एक ऑटो रिक्षा यातील तब्बल सात प्रवासी लेंडी नदीच्या पुरात नांदेड जिल्ह्यातील मुखेड तालुक्यातील रावी या ठिकाणाहून वाहून गेली होती. लातूर व नांदेड जिल्हा प्रशासनाने शोध मोहीम हाती घेतल्यानंतर सात पैकी तिघांना वाचवण्यात प्रशासनाला यश आले आहे. वाहून गेलेल्या प्रवाशांचा शोध सुरू : पुराच्या पाण्यात वाहून गेलेल्या चौघांची माहिती प्रशासनाकडं उपलब्ध नसून, बचाव केलेल्या तिघांमध्ये नारायण (रा.गौडगाव, कर्नाटक), असिफ शेख (रा. उदगीर, लातूर), मोहम्मद शोएब (रा. निजामाबाद, तेलंगाणा) यांचा समावेश आहे. "पुराच्या पाण्यात वाहून गेलेल्यांमध्ये तीन महिला आणि एक पुरुष असून, सर्वजण निजामाबाद येथील रहिवासी असल्याची माहिती समोर येत आहे. वाहून गेलेले चौघे एकमेकांचे नातेवाईक असल्याचे समजत असून, प्रशासनाकडून त्या चौघांचा शोध घेतला जात आहे," अशी माहिती उदगीरचे उपविभागीय अधिकारी सुशांत शिंदे यांनी 'ई टीव्ही भारत' शी दूरध्वनीवरून बोलताना दिली आहे.मुख्यमंत्र्यांनी दिली माहिती : "नांदेड जिल्ह्यातील मुखेड तालुक्यात अतिवृष्टीने लेंडी धरणाच्या पाणी पातळीत मोठी वाढ झालीय. शिवाय लातूर, उदगीर आणि कर्नाटकातून मोठ्या प्रमाणात पाणी येत आहे. रविवारी येथे झालेला पाऊस सुमारे 206 मि.मी. इतका होता. त्यामुळे रावनगाव, भासवाडी, भिंगेली, हासनाळ येथील जनजीवन प्रभावित झाले आहे," अशी माहिती मुख्यमंत्री देवेंद्र फडणवीस यांनी दिली.हेही वाचा -मुंबईत सकाळपासून मुसळधार पाऊस, दुपारच्या सर्व शाळांसह महाविद्यालयांना सुट्टी जाहीरबीड जिल्ह्यात मुसळधार पावसाचा शेतकऱ्यांना फटका, कपाशी पिकांचं मोठं नुकसान लातूर : रविवारी मध्यरात्री झालेल्या मुसळधार पावसामुळं नांदेड-लातूर जिल्ह्याच्या सीमेवर असलेल्या लेंडी नदीला मोठा पूर आलाय. उदगीर- मुक्रमाबाद- देगलूर मार्गावर प्रवास करणाऱया तीन वाहनातील सात प्रवासी पुरात वाहून गेले होते. त्यातील तिघांना वाचवण्यात लातूर व नांदेड जिल्हा प्रशासनाला यश आलंय. लातूर जिल्ह्यात मुसळधार पाऊस : सध्या मराठवाड्यासह राज्यभरात मुसळधार पाऊस सुरू आहे. नांदेड, लातूर जिल्ह्यातही पावसानं जोरदार बॅटिग सुरू केली आहे. नदी, नाले, तलाव ओसंडून वाहत आहेत. दडी मारलेल्या पावसानं आता हजेरी लावल्यामुळं बळीराजा सुखावलाय. पावसाचा जोर असाच कायम राहिला तर पिकांचंही नुकसान होण्याची शक्यता वर्तवण्यात येत आहे. दरम्यान, मुसळधार पावसानं लातूर आणि नांदेड जिल्ह्यात पूरस्थिती निर्माण झाली आहे. नद्यांना पूर आल्यानं वाहतुकीवर परिणाम झालाय. नांदेड जिल्ह्यातील मुखेड तालुक्यात अतिवृष्टीने लेंडी धरणाच्या पाणी पातळीत मोठी वाढ झाली आहे. शिवाय लातूर, उदगीर आणि कर्नाटकातून मोठ्या प्रमाणात पाणी येत आहे. काल येथे झालेला पाऊस सुमारे 206 मि.मी. इतका होता. त्यामुळे रावनगाव, भासवाडी, भिंगेली, हासनाळ येथील जनजीवन प्रभावित झाले… लेंडी नदीला पूर : रविवारी मध्यरात्री मोठा पाऊस झाल्यानं लातूर, नांदेड जिल्ह्यासह तेलंगाणा राज्याच्या सीमेवर असलेल्या लेंडी नदीला मोठा पूर आलाय. लातूर-मुक्रमाबाद-देगलूर मार्गावर प्रवास करणाऱया दोन चार चाकी व एक ऑटो रिक्षा यातील तब्बल सात प्रवासी लेंडी नदीच्या पुरात नांदेड जिल्ह्यातील मुखेड तालुक्यातील रावी या ठिकाणाहून वाहून गेली होती. लातूर व नांदेड जिल्हा प्रशासनाने शोध मोहीम हाती घेतल्यानंतर सात पैकी तिघांना वाचवण्यात प्रशासनाला यश आले आहे. वाहून गेलेल्या प्रवाशांचा शोध सुरू : पुराच्या पाण्यात वाहून गेलेल्या चौघांची माहिती प्रशासनाकडं उपलब्ध नसून, बचाव केलेल्या तिघांमध्ये नारायण (रा.गौडगाव, कर्नाटक), असिफ शेख (रा. उदगीर, लातूर), मोहम्मद शोएब (रा. निजामाबाद, तेलंगाणा) यांचा समावेश आहे. "पुराच्या पाण्यात वाहून गेलेल्यांमध्ये तीन महिला आणि एक पुरुष असून, सर्वजण निजामाबाद येथील रहिवासी असल्याची माहिती समोर येत आहे. वाहून गेलेले चौघे एकमेकांचे नातेवाईक असल्याचे समजत असून, प्रशासनाकडून त्या चौघांचा शोध घेतला जात आहे," अशी माहिती उदगीरचे उपविभागीय अधिकारी सुशांत शिंदे यांनी 'ई टीव्ही भारत' शी दूरध्वनीवरून बोलताना दिली आहे. मुख्यमंत्र्यांनी दिली माहिती : "नांदेड जिल्ह्यातील मुखेड तालुक्यात अतिवृष्टीने लेंडी धरणाच्या पाणी पातळीत मोठी वाढ झालीय. शिवाय लातूर, उदगीर आणि कर्नाटकातून मोठ्या प्रमाणात पाणी येत आहे. रविवारी येथे झालेला पाऊस सुमारे 206 मि.मी. इतका होता. त्यामुळे रावनगाव, भासवाडी, भिंगेली, हासनाळ येथील जनजीवन प्रभावित झाले आहे," अशी माहिती मुख्यमंत्री देवेंद्र फडणवीस यांनी दिली. हेही वाचा - For All Latest Updates TAGGED: गेमिंगसाठी सर्वोत्तम स्मार्टफोन्स: प्रीमियम वैशिष्ट्यांसह उत्कृष्ट पर्याय ऑनलाईन गेमिंग विधेयकाला राष्ट्रपति मुर्मू यांची मंजुरी, कायदा मोडल्यास काय शिक्षा होईल? काय आहे आजचा शुभ मुहूर्त, योग आणि राहूकाळ, वाचा पंचांग मंत्र्यांचे अवैध धंद्यांवरील छाप्याचे पोलीस दलात पडसाद, कणकवली पोलीस निरीक्षक अतुल जाधव निलंबित बापरे! चक्क कुत्र्याचा बिबट्यावर हल्ला, 200 मीटर नेलं फरफटत Kawasaki KLX230R S 2026 भारतात 1.94 लाखात लॉंच फॅटी लिव्हरच्या समस्येनं त्रस्त आहात? आहारात समावेश करा 'ही' फळ होंडाची नवीन इलेक्ट्रिक मोटरसायकल 2 सप्टेंबरला होणार सादर पावसाळ्यातील आजारांपासून मुलांचा बचाव कसा करायचा? फॉलो करा या टिप्स Copyright © 2025 Ushodaya Enterprises Pvt. Ltd., All Rights Reserved.</w:t>
+      </w:r>
+    </w:p>
+    <w:p>
+      <w:pPr>
+        <w:pStyle w:val="Heading3"/>
+      </w:pPr>
+      <w:r>
+        <w:rPr/>
+        <w:t>Article 118</w:t>
+      </w:r>
+    </w:p>
+    <w:p>
+      <w:pPr>
+        <w:pStyle w:val="Normal"/>
+      </w:pPr>
+      <w:r>
+        <w:rPr/>
+        <w:t>Title: Jalgaon mob lynching Case: जामनेर मॉब लिंचिंग: युवकाच्या हत्येत मंत्री गिरीश महाजनांच्या ड्रायव्हरचा मुलगा मास्टर माईंड?</w:t>
+      </w:r>
+    </w:p>
+    <w:p>
+      <w:pPr>
+        <w:pStyle w:val="Normal"/>
+      </w:pPr>
+      <w:r>
+        <w:rPr/>
+        <w:t xml:space="preserve">URL: </w:t>
+      </w:r>
+      <w:r>
+        <w:t xml:space="preserve"> https://sarkarnama.esakal.com/maharashtra/uttar-maharashtra/maharashtra-news-jalgaon-jamner-mob-lynching-girish-mahajan-driver-son-mastermind-youth-killed-mm76-sd67</w:t>
+      </w:r>
+    </w:p>
+    <w:p>
+      <w:pPr>
+        <w:pStyle w:val="Normal"/>
+      </w:pPr>
+      <w:r>
+        <w:rPr/>
+        <w:t>Content: जामनेर हत्याकांड – अल्पसंख्यांक युवकाच्या अपहरणानंतर झालेल्या हत्येच्या प्रकरणाला राजकीय वळण मिळाले असून पोलिस तपासावर गंभीर प्रश्न उपस्थित झाले आहेत. गिरीश महाजन यांच्यावर आरोप – समाजवादी पार्टीचे आमदार अबू आझमी यांनी थेट जलसंपदा मंत्री गिरीश महाजन यांच्या ड्रायव्हरच्या मुलासह भाजप कार्यकर्त्यांवर हत्येत सहभागाचा आरोप केला. राजकीय प्रतिक्रिया – काँग्रेस, राष्ट्रवादी (शरद पवार गट) आणि समाजवादी पक्षासह अनेक विरोधी नेत्यांनी पीडित कुटुंबीयांची भेट घेऊन सरकारवर तपास दडपण्याचा आरोप केला आहे. Jalgaon News: जामनेर (जळगाव): येथील अल्पसंख्यांक समाजाच्या युवकाचा जमावाकडून अपहरण करून खून करण्यात आल्याची घटना चार दिवसापूर्वी घडली आहे. या प्रकरणात विरोधी पक्षाच्या विविध नेत्यांनी पोलिसांच्या तपासावर गंभीर आरोप केले होते. आता मात्र थेट जलसंपदा मंत्री गिरीश महाजन यांच्यावर गंभीर आरोप करण्यात आले आहेत. समाजवादी पार्टीचे नेते अबू आझमी यांनीही या प्रकरणात उडी घेतली आहे. काँग्रेस आणि राष्ट्रवादी काँग्रेस शरदचंद्र पवार पक्षासह विविध राजकीय पक्षांच्या नेत्यांनी पीडित कुटुंबीयांची भेट घेतली होती. आता समाजवादी पार्टीचे आमदार आझमी यांनीही जामनेर येथे पिडीत कुटुंबाची भेट घेतली. आझमी यांनी थेट मुख्यमंत्री देवेंद्र फडणवीस यांना या प्रकरणात ओढले आहे. संबंधित युवकाच्या हत्येचा मास्टरमाइंड मंत्री गिरीश महाजन यांच्या ड्रायव्हरचा मुलगा आहे. भाजपच्या काही कार्यकर्त्यांचाही त्यात सहभाग आहे, असा गंभीर आरोप आझमी यांनी केला. जामनेर हा जलसंपदा मंत्री महाजन यांचा मतदारसंघ आहे. या प्रकरणातील तपासात पोलिसांवर यापूर्वीच गंभीर आरोप करण्यात आले आहेत. पोलीस पीडित कुटुंबीयांना अतिशय वाईट वागणूक देत असल्याचा आरोप यापूर्वी काँग्रेसच्या प्रदेशाध्यक्ष हर्षवर्धन सपकाळ यांनी केला होता. या पार्श्वभूमीवर आमदार आझमी यांनी मंत्री महाजन हे मुख्यमंत्र्यांचे जवळचे आहेत. अशा परिस्थितीत मुख्यमंत्री देवेंद्र फडणवीस या प्रकरणात लक्ष घालतील का? पीडित कुटुंबीयांना न्याय देतील का? असे प्रश्न करून मुख्यमंत्र्यांनी यामध्ये पिढी त्यांना न्याय द्यावा, अशी मागणी आझमी यांनी केली. गेल्या आठवड्यात झालेल्या 21 वर्षीय युवकाच्या हत्येला आता राजकीय वळण मिळाले आहे. विरोधी पक्षाच्या विविध नेत्यांनी पीडित कुटुंबीयांची भेट घेऊन याबाबत प्रशासन आणि तपासावर प्रश्नचिन्ह निर्माण केले आहे. जमावाकडून अतिशय क्रूर पद्धतीने या युवकाची हत्या झाली. त्या दृष्टीने हा तपास आयपीएस अधिकाऱ्यांकडे सोपविण्याची गरज आहे. याबाबत राज्य शासनाने एसआयटीची घोषणा करणे अपेक्षित आहे. मात्र तसे काहीही घडलेले नाही. त्यामुळे या प्रकरणात राज्य सरकार काही लपविण्याचा प्रयत्न तर करत नाही ना? असा प्रश्न विरोधी पक्षांनी उपस्थित केला होता. आता याबाबत प्रकरणाची धागेदोरे आमदार आझमी यांनी थेट मंत्री गिरीश महाजन यांच्या ड्रायव्हरच्या मुलासह भाजप कार्यकर्त्यांवर आरोप केला आहे. त्यामुळे आझमी यांच्या आरोपांनी या प्रकरणाला पुन्हा एकदा राजकीय फोडणी मिळण्याची चिन्हे आहेत. पोलीस भरतीच्या ऑनलाईन फॉर्मबाबत माहिती घेण्यासाठी सुलेमान खान हा जामनेरला आला होता.तो एका कॅफेमध्ये एका 17 वर्षीय मुलीसोबत बसला होता. पोलिस ठाण्याच्या जवळच असलेल्या त्या कॅफेमध्ये 10-15 स्थानिक तरुण आले आणि त्यांनी दोघांना तिथून जबरदस्तीने घेऊन गेले. सुलेमानला जंगलात नेऊन दीर्घकाळ अमानुष मारहाण करण्यात आली. यात त्याचा मृत्यू झाला. त्याचा मृतदेह गावात नेऊन त्याच्या घरासमोर टाकण्यात आला. त्यावेळी त्याची आई, बहीण आणि वडील घराबाहेर आले असता, त्यांनाही मारहाण करण्यात आली. Q1: जामनेर प्रकरणात काय घडले?👉 अल्पसंख्यांक युवकाचे अपहरण करून त्याचा जमावाकडून खून करण्यात आला. Q2: गिरीश महाजन यांच्यावर कोणता आरोप झाला आहे?👉 त्यांच्या ड्रायव्हरच्या मुलासह भाजप कार्यकर्ते या प्रकरणातील मास्टरमाइंड असल्याचा आरोप करण्यात आला. Q3: विरोधकांची मागणी काय आहे?👉 तपास आयपीएस अधिकाऱ्याकडे सोपवून एसआयटी स्थापन करण्याची मागणी झाली आहे. Q4: या प्रकरणाला राजकीय वळण का मिळाले?👉 कारण विविध विरोधी नेत्यांनी मुख्यमंत्री फडणवीस व गिरीश महाजन यांना थेट या प्रकरणात जबाबदार धरले आहे. सरकारनामाचे सदस्य व्हा शॉपिंगसाठी 'सकाळ प्राईम डील्स'च्या भन्नाट ऑफर्स पाहण्यासाठी क्लिक करा. Read Latest Marathi Political News, Breaking Political News from Maharashtra, India, Pune &amp; Mumbai at Sarkarnama. To Get Live Political Marathi News on Mobile, Download the Sarkarnama Mobile App for Android and IOS. सरकारनामा आता सर्व सोशल मीडिया प्लॅटफॉर्मवर. ताज्या राजकीय घडामोडींसाठी फेसबुक, ट्विटर, इन्स्टाग्राम, शेअर चॅट, टेलिग्रामवर आणि व्हॉट्सॲप आम्हाला फॉलो करा. तसेच, सरकारनामा यूट्यूब चॅनेलला आजच सबस्क्राइब करा. Follow Us Copyright © 2025 Sakal Media Group – All Rights Reserved Powered by Quintype वेबसाईटवर ब्राउझिंगचा अनुभव सर्वोत्तम असावा, यासाठी आम्ही कुकीजचा वापर करतो. कुकीजमुळे तुम्हाला तुमच्या आवडत्या मजकुराची शिफारस करता येते. आमचे गोपनीयता आणि कुकीजसंदर्भातील धोरण तुम्हाला मान्य आहे.</w:t>
+      </w:r>
+    </w:p>
+    <w:p>
+      <w:pPr>
+        <w:pStyle w:val="Heading3"/>
+      </w:pPr>
+      <w:r>
+        <w:rPr/>
+        <w:t>Article 119</w:t>
+      </w:r>
+    </w:p>
+    <w:p>
+      <w:pPr>
+        <w:pStyle w:val="Normal"/>
+      </w:pPr>
+      <w:r>
+        <w:rPr/>
+        <w:t>Title: महाराष्ट्रात सर्वदूर पावसामुळे हाहाकार; मोठ्या प्रमाणात जीवित आणि वित्तहानी, बळीराज अडचणीत!</w:t>
+      </w:r>
+    </w:p>
+    <w:p>
+      <w:pPr>
+        <w:pStyle w:val="Normal"/>
+      </w:pPr>
+      <w:r>
+        <w:rPr/>
+        <w:t xml:space="preserve">URL: </w:t>
+      </w:r>
+      <w:r>
+        <w:t xml:space="preserve"> https://mpbreakingnews.in/marathi/maharashtra/rains-wreak-havoc-across-maharashtra-massive-loss-of-life-and-property-farmers-in-trouble-06-692619</w:t>
+      </w:r>
+    </w:p>
+    <w:p>
+      <w:pPr>
+        <w:pStyle w:val="Normal"/>
+      </w:pPr>
+      <w:r>
+        <w:rPr/>
+        <w:t>Content: महाराष्ट्राच्या सर्वच भागात पावसाचे आज दिवसभरात धुमशान पाहायला मिळाले. राज्यात सध्या तुफान पाऊस कोसळत आहे. पश्चिम महाराष्ट्र, कोकण, मुंबई, विदर्भासह मराठवाड्यातही पावसाने तांडव घातले. लाखो हेक्टर शेतीचे पावसामुळे मोठे नुकसान झालेले आहे. दरम्यान, मराठवाड्याच्या काही जिल्ह्यांत तर पावसाने अक्षरश: धुमाकूळ घातला आहे. काही जिल्ह्यांत अनेक लोकांचा मृत्यू झाला असून छत्रपती संभाजीनगरात बचावकार्यासाठी एनडीआरएफ टीमसोबत मिलिटरही दाखल झाली आहे. या पावसामध्ये जीवित आणि वित्तहानी मोठ्या प्रमाणात झाली आहे. मराठवाड्याच्या काही जिल्ह्यांत तर पावसाने अक्षरश: धुमाकूळ घातला आहे. काही जिल्ह्यांत अनेक लोकांचा मृत्यू झाला असून छत्रपती संभाजीनगरात बचावकार्यासाठी एनडीआरएफ टीमसोबत मिलिटरही दाखल झाली आहे. ज्या ठिकाणी पाणी असेल त्या ठिकाणी शाळेच्या सुट्टीबाबत सूचना फडणवीसांनी सूचना दिल्या आहेत. तसेच अडकलेल्या लोकांना राहण्या खाण्याची सोय करण्याचाही सूचना फडणवीसांनी दिलेल्या आहेत. मराठवाड्यातील पावसाच्या स्थितीबाबत विभागीय आयुक्त जितेंद्र पापळकर यांनी सविस्तर माहिती दिली आहे. त्यांनी दिलेल्या या माहितीनुसार बचावकार्यासाठी मराठवाड्यात एनडीआरएफ एसडीआरएफसोबत मिलिटरीलाही पाचारण करण्यात आले आहे. मिलिटरीचे 20 जवान मतदाकार्यासाठी मराठवाड्यात दाखल झाले आहेत. जितेंद्र पापळकर यांची नुकतीच मुख्यमंत्री देवेंद्र फडणवीस यांच्यासोबत बैठक झाली आहे. या बैठकीत फडणीसांनी पावसाचा आढवा घेतला असून आवश्यक ते सर्व निर्देश दिले आहेत. या काळात मुख्यमंत्री देवेंद्र फडणवीस अॅक्शन मोडमध्ये आले आहेत. ज्या ठिकाणी पाणी असेल त्या ठिकाणी शाळेच्या सुट्टीबाबत सूचना फडणवीसांनी सूचना दिल्या आहेत. तसेच अडकलेल्या लोकांना राहण्या खाण्याची सोय करण्याचाही सूचना फडणवीसांनी दिलेल्या आहेत. सध्या नांदेडमध्ये पूर परिस्थिती निर्माण झाली आहे. नागरिकांचे बचावकार्य सुरू आहे. सर्व नागरिक सुरक्षित असल्याची माहिती असली तरी या पावसामुळे जनावरांचा मृत्यू झाला आहे. पशुधनाची मोठी हानी झाल्याने बळीराजा हवालदिल झाला आहे. मिळालेल्या ताज्या माहितीनुसार पावसामुळे मराठवाड्यात आतापर्यंत एकूण सहा जणांचा मृत्यू झाला आहे. यात नांदेडमध्ये तिघांचा, बीडमध्ये दोघांचा तर हिंगोलीत एका व्यक्तीचा मृत्यू झालाय. पुण्यातून मागविलेली मिलिटरीची 20 लोकांची टीम नांदेडला रवाना झाली आहे. बीड जिल्ह्यातही एनडीआर एफची टीम तैनात करण्यात आली आहे. पावसामुळे मराठवाड्यातील सव्वालाख हेक्टर शेतीक्षेत्र बाधित झाले आहे. MP Breaking Marathi News is a dedicated Marathi digital news platform by INTUITIVE NEWS &amp; MEDIA PRIVATE LIMITED. Launched as a subdomain of the leading Hindi news portal MP Breaking News, our goal is to deliver fast, accurate, and trustworthy news in Marathi.From politics to entertainment, sports to lifestyle—we bring updates from every segment, tailored for our Marathi-speaking audience. With a strong commitment to authenticity and speed, we aim to become your most reliable source of regional, national, and global news in Marathi. Contact us: mpbreakingnews (at) gmail.com Bhopal News Indore News Jabalpur News Gwalior News Play Store Apple Store © 2025 Intuitive News &amp; Media Pvt. Ltd. | Powered By Parshva Web Home | Contact Us | Policies | Terms and Conditions</w:t>
+      </w:r>
+    </w:p>
+    <w:p>
+      <w:pPr>
+        <w:pStyle w:val="Heading3"/>
+      </w:pPr>
+      <w:r>
+        <w:rPr/>
+        <w:t>Article 120</w:t>
       </w:r>
     </w:p>
     <w:p>
@@ -710,16 +4688,16 @@
       </w:pPr>
       <w:r>
         <w:rPr/>
-        <w:t>Article 19</w:t>
-      </w:r>
-    </w:p>
-    <w:p>
-      <w:pPr>
-        <w:pStyle w:val="Normal"/>
-      </w:pPr>
-      <w:r>
-        <w:rPr/>
-        <w:t>Title: Fadnavis govt’s big Maratha pride push: Legendary sword it ‘bought’ back from London, with a Rs 47L bid</w:t>
+        <w:t>Article 121</w:t>
+      </w:r>
+    </w:p>
+    <w:p>
+      <w:pPr>
+        <w:pStyle w:val="Normal"/>
+      </w:pPr>
+      <w:r>
+        <w:rPr/>
+        <w:t>Title: Nanded rains latest UPDATES: Water from Karnataka reach district; Indian Army, SDRF deployed for rescue missions as villagers trapped</w:t>
       </w:r>
     </w:p>
     <w:p>
@@ -731,16 +4709,16 @@
         <w:t xml:space="preserve">URL: </w:t>
       </w:r>
       <w:r>
-        <w:t xml:space="preserve"> https://theprint.in/politics/fadnavis-govts-big-maratha-pride-push-legendary-sword-it-bought-back-from-london-with-a-rs-47l-bid/2723199/</w:t>
-      </w:r>
-    </w:p>
-    <w:p>
-      <w:pPr>
-        <w:pStyle w:val="Normal"/>
-      </w:pPr>
-      <w:r>
-        <w:rPr/>
-        <w:t>Content: Mumbai: Maharashtra’s BJP-led Mahayuti government will Monday showcase, with much fanfare, how under its leadership the state has, for the first time, brought back a historic Maratha-era artefact, Maratha commander Raghuji Bhosale’s sword, which was once in London after securing it at an auction. The state culture department, under Bharatiya Janata Party (BJP) minister Ashish Shelar, received the sword at the Mumbai airport Monday. Raghuji Bhosale was the founder of the royal house of the Nagpur Bhosale dynasty as well as key commander in the Maratha army during the rule of Chhatrapati Sambhaji’s son Chhatrapati Shahu Maharaj. Show Full Article Mumbai: Maharashtra’s BJP-led Mahayuti government will Monday showcase, with much fanfare, how under its leadership the state has, for the first time, brought back a historic Maratha-era artefact, Maratha commander Raghuji Bhosale’s sword, which was once in London after securing it at an auction. The state culture department, under Bharatiya Janata Party (BJP) minister Ashish Shelar, received the sword at the Mumbai airport Monday. Raghuji Bhosale was the founder of the royal house of the Nagpur Bhosale dynasty as well as key commander in the Maratha army during the rule of Chhatrapati Sambhaji’s son Chhatrapati Shahu Maharaj. Show Full Article The state culture department, under Bharatiya Janata Party (BJP) minister Ashish Shelar, received the sword at the Mumbai airport Monday. Raghuji Bhosale was the founder of the royal house of the Nagpur Bhosale dynasty as well as key commander in the Maratha army during the rule of Chhatrapati Sambhaji’s son Chhatrapati Shahu Maharaj. Show Full Article Raghuji Bhosale was the founder of the royal house of the Nagpur Bhosale dynasty as well as key commander in the Maratha army during the rule of Chhatrapati Sambhaji’s son Chhatrapati Shahu Maharaj. The 18th-century sword will be displayed in Mumbai for the first time. The state government had planned an elaborate show, with the sword to be taken on a decorated chariot accompanied by a motorbike rally from the airport to the P.L. Deshpande Maharashtra Kala Academy in Prabhadevi. However, the rally had to be called off due to heavy rain and waterlogging in parts of the city. On Monday evening, Chief Minister Devendra Fadnavis will formally inaugurate the display of the sword in a ceremony where Raghuji Bhosale’s descendant, Shrimant Mudhoji Raje Bhosale, will also be present, a statement from Shelar’s office said. The event has been kept open to all citizens. The state government has also organised an exhibition featuring the sword and displays of 12 heritage forts at the P.L. Deshpande Academy from 19 August to 25 August. The state government acquired the sword at a Sotheby’s auction for Rs 47.15 lakh. Shelar had earlier said that he heard about the historic sword going under the hammer for an auction on 28 April and immediately brought it to Fadnavis’ attention. The government looped in the Indian embassy in the United Kingdom, and also engaged an intermediary through whom the state government participated in the auction. Shelar took possession of the sword in London last week in the presence of representatives from the Marathi diaspora and completed the legal formalities to bring it back to Mumbai. Getting the historic sword back is the latest in a string of such moves. The BJP-led Mahayuti government has been increasingly deploying its culture and tourism departments in its pursuit of appropriating the legacy of the Maratha empire. Also Read: In Maharashtra, the wrestling mat is political turf, and Rohit Pawar’s bout has just begun The Maratha-style firangi sword The sword of Raghuji Bhosale, which reached the P.L. Deshpande Academy at about noon on Monday, is a rare Maratha-style ‘firangi’ sword with a long European blade and an Indian hilt. It also has a Mulheri-style basket hilt with gold inlay koftgiri work. And there’s a green cloth wrapping the rounded pommel. The European manufacturer’s name is displayed near the hilt, whereas the spine of the blade has an inscription in the Devanagari script that reads, “Shrimant Raghuji Bhosale Senasahib Subha Firang”. Chhatrapati Shahu Maharaj had given Raghuji Bhosale the title of ‘Senasahib Subha.’ The founder of the Nagpur Bhosale dynasty led violent Maratha military campaigns against the Nawab of Bengal in 1745 and 1755. He is also said to have established control over Chanda in Chhattisgarh and Sambalpur in Odisha and defeated the Nawabs of Cuddapah and Kurnool, extending Maratha influence to southern India. “Most medieval Maratha weapons lacked decorative embellishments or inscriptions of their makers or owners. This sword is a rare exception, bearing both intricate ornamentation and the owner’s name,” Shelar said in a statement last week from London. He added that the presence of the European-made blade also pointed to the bustling global arms trade in 18th-century India. In 1817, the Bhosales of Nagpur unsuccessfully fought the British East India Company at Sitalbuldi, following which the Bhosale treasury is said to have been looted. Over time, the Nagpur Bhosales also gave tributes and gifts to the British. The sword could have left India either as loot or as a gift, Shelar said in the statement. Mahayuti’s push to showcase Maratha history Getting the sword of Raghuji Bhosale back to Maharashtra is the latest in a string of such moves by the state culture and tourism departments. Last year, the BJP’s Sudhir Mumgantiwar, the culture minister in the first Mahayuti government—comprising the BJP, the Eknath Shinde-led Shiv Sena and the Ajit Pawar-led Nationalist Congress Party (NCP)—brought back the ‘wagh nakh’ from London’s Victoria and Albert Museum to Maharashtra. The ‘wagh nakh’ is said to have been used by Maratha warrior king Chhatrapati Shivaji to kill the Bijapur Sultanate’s general, Afzal Khan, in 1659. During his trip to London last week, Shelar had a meeting with the director of the Victoria and Albert Museum, after which he said in a statement, “We had received Chhatrapati Shivaji Maharaj’s iconic ‘wagh nakh’ on a three-year loan. However, they will eventually have to be returned. Such situations should not arise in the future. Therefore, we discussed on a positive note, the possibility of obtaining other important artefacts from the Victoria and Albert Museum on a longer-term loan.” The state culture department also pushed a proposal to get UNESCO World Heritage status for 12 forts built by Chhatrapati Shivaji, which came through in July this year. On Sunday, Minister Shelar commemorated Chhatrapati Shivaji Maharaj’s escape from Mughal emperor Aurangzeb’s captivity by performing a ritual at the equestrian statue in front of Agra’s Red Fort with water collected from 101 forts across Maharashtra. Shelar also said that the Maharashtra government will henceforth commemorate this day as ‘Shivchaturya din’ and allocate funds for the celebration. Similarly, the state tourism department plans to build memorials of Chhatrapati Shivaji outside Maharashtra as well by acquiring sites significant in the history of the Maratha empire across different states. Its first attempt is in Agra in Uttar Pradesh, where it is trying to acquire the land where Chhatrapati Shivaji was kept under house arrest by Aurangzeb before his escape. The state government has also been trying to get Chhatrapati Shivaji’s ceremonial ‘Jagdamba sword’, currently housed in St. James’ Palace in London, back to Maharashtra. (Edited by Sugita Katyal) Also Read: With AI, VR and walls that speak, Bandra museum is immortalising legacy of Mumbai dabbawalas The 18th-century sword will be displayed in Mumbai for the first time. The state government had planned an elaborate show, with the sword to be taken on a decorated chariot accompanied by a motorbike rally from the airport to the P.L. Deshpande Maharashtra Kala Academy in Prabhadevi. However, the rally had to be called off due to heavy rain and waterlogging in parts of the city. On Monday evening, Chief Minister Devendra Fadnavis will formally inaugurate the display of the sword in a ceremony where Raghuji Bhosale’s descendant, Shrimant Mudhoji Raje Bhosale, will also be present, a statement from Shelar’s office said. The event has been kept open to all citizens. The state government has also organised an exhibition featuring the sword and displays of 12 heritage forts at the P.L. Deshpande Academy from 19 August to 25 August. The state government acquired the sword at a Sotheby’s auction for Rs 47.15 lakh. Shelar had earlier said that he heard about the historic sword going under the hammer for an auction on 28 April and immediately brought it to Fadnavis’ attention. The government looped in the Indian embassy in the United Kingdom, and also engaged an intermediary through whom the state government participated in the auction. Shelar took possession of the sword in London last week in the presence of representatives from the Marathi diaspora and completed the legal formalities to bring it back to Mumbai. Getting the historic sword back is the latest in a string of such moves. The BJP-led Mahayuti government has been increasingly deploying its culture and tourism departments in its pursuit of appropriating the legacy of the Maratha empire. Also Read: In Maharashtra, the wrestling mat is political turf, and Rohit Pawar’s bout has just begun The Maratha-style firangi sword The sword of Raghuji Bhosale, which reached the P.L. Deshpande Academy at about noon on Monday, is a rare Maratha-style ‘firangi’ sword with a long European blade and an Indian hilt. It also has a Mulheri-style basket hilt with gold inlay koftgiri work. And there’s a green cloth wrapping the rounded pommel. The European manufacturer’s name is displayed near the hilt, whereas the spine of the blade has an inscription in the Devanagari script that reads, “Shrimant Raghuji Bhosale Senasahib Subha Firang”. Chhatrapati Shahu Maharaj had given Raghuji Bhosale the title of ‘Senasahib Subha.’ The founder of the Nagpur Bhosale dynasty led violent Maratha military campaigns against the Nawab of Bengal in 1745 and 1755. He is also said to have established control over Chanda in Chhattisgarh and Sambalpur in Odisha and defeated the Nawabs of Cuddapah and Kurnool, extending Maratha influence to southern India. “Most medieval Maratha weapons lacked decorative embellishments or inscriptions of their makers or owners. This sword is a rare exception, bearing both intricate ornamentation and the owner’s name,” Shelar said in a statement last week from London. He added that the presence of the European-made blade also pointed to the bustling global arms trade in 18th-century India. In 1817, the Bhosales of Nagpur unsuccessfully fought the British East India Company at Sitalbuldi, following which the Bhosale treasury is said to have been looted. Over time, the Nagpur Bhosales also gave tributes and gifts to the British. The sword could have left India either as loot or as a gift, Shelar said in the statement. Mahayuti’s push to showcase Maratha history Getting the sword of Raghuji Bhosale back to Maharashtra is the latest in a string of such moves by the state culture and tourism departments. Last year, the BJP’s Sudhir Mumgantiwar, the culture minister in the first Mahayuti government—comprising the BJP, the Eknath Shinde-led Shiv Sena and the Ajit Pawar-led Nationalist Congress Party (NCP)—brought back the ‘wagh nakh’ from London’s Victoria and Albert Museum to Maharashtra. The ‘wagh nakh’ is said to have been used by Maratha warrior king Chhatrapati Shivaji to kill the Bijapur Sultanate’s general, Afzal Khan, in 1659. During his trip to London last week, Shelar had a meeting with the director of the Victoria and Albert Museum, after which he said in a statement, “We had received Chhatrapati Shivaji Maharaj’s iconic ‘wagh nakh’ on a three-year loan. However, they will eventually have to be returned. Such situations should not arise in the future. Therefore, we discussed on a positive note, the possibility of obtaining other important artefacts from the Victoria and Albert Museum on a longer-term loan.” The state culture department also pushed a proposal to get UNESCO World Heritage status for 12 forts built by Chhatrapati Shivaji, which came through in July this year. On Sunday, Minister Shelar commemorated Chhatrapati Shivaji Maharaj’s escape from Mughal emperor Aurangzeb’s captivity by performing a ritual at the equestrian statue in front of Agra’s Red Fort with water collected from 101 forts across Maharashtra. Shelar also said that the Maharashtra government will henceforth commemorate this day as ‘Shivchaturya din’ and allocate funds for the celebration. Similarly, the state tourism department plans to build memorials of Chhatrapati Shivaji outside Maharashtra as well by acquiring sites significant in the history of the Maratha empire across different states. Its first attempt is in Agra in Uttar Pradesh, where it is trying to acquire the land where Chhatrapati Shivaji was kept under house arrest by Aurangzeb before his escape. The state government has also been trying to get Chhatrapati Shivaji’s ceremonial ‘Jagdamba sword’, currently housed in St. James’ Palace in London, back to Maharashtra. (Edited by Sugita Katyal) Also Read: With AI, VR and walls that speak, Bandra museum is immortalising legacy of Mumbai dabbawalas The state government had planned an elaborate show, with the sword to be taken on a decorated chariot accompanied by a motorbike rally from the airport to the P.L. Deshpande Maharashtra Kala Academy in Prabhadevi. However, the rally had to be called off due to heavy rain and waterlogging in parts of the city. On Monday evening, Chief Minister Devendra Fadnavis will formally inaugurate the display of the sword in a ceremony where Raghuji Bhosale’s descendant, Shrimant Mudhoji Raje Bhosale, will also be present, a statement from Shelar’s office said. The event has been kept open to all citizens. The state government has also organised an exhibition featuring the sword and displays of 12 heritage forts at the P.L. Deshpande Academy from 19 August to 25 August. The state government acquired the sword at a Sotheby’s auction for Rs 47.15 lakh. Shelar had earlier said that he heard about the historic sword going under the hammer for an auction on 28 April and immediately brought it to Fadnavis’ attention. The government looped in the Indian embassy in the United Kingdom, and also engaged an intermediary through whom the state government participated in the auction. Shelar took possession of the sword in London last week in the presence of representatives from the Marathi diaspora and completed the legal formalities to bring it back to Mumbai. Getting the historic sword back is the latest in a string of such moves. The BJP-led Mahayuti government has been increasingly deploying its culture and tourism departments in its pursuit of appropriating the legacy of the Maratha empire. Also Read: In Maharashtra, the wrestling mat is political turf, and Rohit Pawar’s bout has just begun The Maratha-style firangi sword The sword of Raghuji Bhosale, which reached the P.L. Deshpande Academy at about noon on Monday, is a rare Maratha-style ‘firangi’ sword with a long European blade and an Indian hilt. It also has a Mulheri-style basket hilt with gold inlay koftgiri work. And there’s a green cloth wrapping the rounded pommel. The European manufacturer’s name is displayed near the hilt, whereas the spine of the blade has an inscription in the Devanagari script that reads, “Shrimant Raghuji Bhosale Senasahib Subha Firang”. Chhatrapati Shahu Maharaj had given Raghuji Bhosale the title of ‘Senasahib Subha.’ The founder of the Nagpur Bhosale dynasty led violent Maratha military campaigns against the Nawab of Bengal in 1745 and 1755. He is also said to have established control over Chanda in Chhattisgarh and Sambalpur in Odisha and defeated the Nawabs of Cuddapah and Kurnool, extending Maratha influence to southern India. “Most medieval Maratha weapons lacked decorative embellishments or inscriptions of their makers or owners. This sword is a rare exception, bearing both intricate ornamentation and the owner’s name,” Shelar said in a statement last week from London. He added that the presence of the European-made blade also pointed to the bustling global arms trade in 18th-century India. In 1817, the Bhosales of Nagpur unsuccessfully fought the British East India Company at Sitalbuldi, following which the Bhosale treasury is said to have been looted. Over time, the Nagpur Bhosales also gave tributes and gifts to the British. The sword could have left India either as loot or as a gift, Shelar said in the statement. Mahayuti’s push to showcase Maratha history Getting the sword of Raghuji Bhosale back to Maharashtra is the latest in a string of such moves by the state culture and tourism departments. Last year, the BJP’s Sudhir Mumgantiwar, the culture minister in the first Mahayuti government—comprising the BJP, the Eknath Shinde-led Shiv Sena and the Ajit Pawar-led Nationalist Congress Party (NCP)—brought back the ‘wagh nakh’ from London’s Victoria and Albert Museum to Maharashtra. The ‘wagh nakh’ is said to have been used by Maratha warrior king Chhatrapati Shivaji to kill the Bijapur Sultanate’s general, Afzal Khan, in 1659. During his trip to London last week, Shelar had a meeting with the director of the Victoria and Albert Museum, after which he said in a statement, “We had received Chhatrapati Shivaji Maharaj’s iconic ‘wagh nakh’ on a three-year loan. However, they will eventually have to be returned. Such situations should not arise in the future. Therefore, we discussed on a positive note, the possibility of obtaining other important artefacts from the Victoria and Albert Museum on a longer-term loan.” The state culture department also pushed a proposal to get UNESCO World Heritage status for 12 forts built by Chhatrapati Shivaji, which came through in July this year. On Sunday, Minister Shelar commemorated Chhatrapati Shivaji Maharaj’s escape from Mughal emperor Aurangzeb’s captivity by performing a ritual at the equestrian statue in front of Agra’s Red Fort with water collected from 101 forts across Maharashtra. Shelar also said that the Maharashtra government will henceforth commemorate this day as ‘Shivchaturya din’ and allocate funds for the celebration. Similarly, the state tourism department plans to build memorials of Chhatrapati Shivaji outside Maharashtra as well by acquiring sites significant in the history of the Maratha empire across different states. Its first attempt is in Agra in Uttar Pradesh, where it is trying to acquire the land where Chhatrapati Shivaji was kept under house arrest by Aurangzeb before his escape. The state government has also been trying to get Chhatrapati Shivaji’s ceremonial ‘Jagdamba sword’, currently housed in St. James’ Palace in London, back to Maharashtra. (Edited by Sugita Katyal) Also Read: With AI, VR and walls that speak, Bandra museum is immortalising legacy of Mumbai dabbawalas On Monday evening, Chief Minister Devendra Fadnavis will formally inaugurate the display of the sword in a ceremony where Raghuji Bhosale’s descendant, Shrimant Mudhoji Raje Bhosale, will also be present, a statement from Shelar’s office said. The event has been kept open to all citizens. The state government has also organised an exhibition featuring the sword and displays of 12 heritage forts at the P.L. Deshpande Academy from 19 August to 25 August. The state government acquired the sword at a Sotheby’s auction for Rs 47.15 lakh. Shelar had earlier said that he heard about the historic sword going under the hammer for an auction on 28 April and immediately brought it to Fadnavis’ attention. The government looped in the Indian embassy in the United Kingdom, and also engaged an intermediary through whom the state government participated in the auction. Shelar took possession of the sword in London last week in the presence of representatives from the Marathi diaspora and completed the legal formalities to bring it back to Mumbai. Getting the historic sword back is the latest in a string of such moves. The BJP-led Mahayuti government has been increasingly deploying its culture and tourism departments in its pursuit of appropriating the legacy of the Maratha empire. Also Read: In Maharashtra, the wrestling mat is political turf, and Rohit Pawar’s bout has just begun The Maratha-style firangi sword The sword of Raghuji Bhosale, which reached the P.L. Deshpande Academy at about noon on Monday, is a rare Maratha-style ‘firangi’ sword with a long European blade and an Indian hilt. It also has a Mulheri-style basket hilt with gold inlay koftgiri work. And there’s a green cloth wrapping the rounded pommel. The European manufacturer’s name is displayed near the hilt, whereas the spine of the blade has an inscription in the Devanagari script that reads, “Shrimant Raghuji Bhosale Senasahib Subha Firang”. Chhatrapati Shahu Maharaj had given Raghuji Bhosale the title of ‘Senasahib Subha.’ The founder of the Nagpur Bhosale dynasty led violent Maratha military campaigns against the Nawab of Bengal in 1745 and 1755. He is also said to have established control over Chanda in Chhattisgarh and Sambalpur in Odisha and defeated the Nawabs of Cuddapah and Kurnool, extending Maratha influence to southern India. “Most medieval Maratha weapons lacked decorative embellishments or inscriptions of their makers or owners. This sword is a rare exception, bearing both intricate ornamentation and the owner’s name,” Shelar said in a statement last week from London. He added that the presence of the European-made blade also pointed to the bustling global arms trade in 18th-century India. In 1817, the Bhosales of Nagpur unsuccessfully fought the British East India Company at Sitalbuldi, following which the Bhosale treasury is said to have been looted. Over time, the Nagpur Bhosales also gave tributes and gifts to the British. The sword could have left India either as loot or as a gift, Shelar said in the statement. Mahayuti’s push to showcase Maratha history Getting the sword of Raghuji Bhosale back to Maharashtra is the latest in a string of such moves by the state culture and tourism departments. Last year, the BJP’s Sudhir Mumgantiwar, the culture minister in the first Mahayuti government—comprising the BJP, the Eknath Shinde-led Shiv Sena and the Ajit Pawar-led Nationalist Congress Party (NCP)—brought back the ‘wagh nakh’ from London’s Victoria and Albert Museum to Maharashtra. The ‘wagh nakh’ is said to have been used by Maratha warrior king Chhatrapati Shivaji to kill the Bijapur Sultanate’s general, Afzal Khan, in 1659. During his trip to London last week, Shelar had a meeting with the director of the Victoria and Albert Museum, after which he said in a statement, “We had received Chhatrapati Shivaji Maharaj’s iconic ‘wagh nakh’ on a three-year loan. However, they will eventually have to be returned. Such situations should not arise in the future. Therefore, we discussed on a positive note, the possibility of obtaining other important artefacts from the Victoria and Albert Museum on a longer-term loan.” The state culture department also pushed a proposal to get UNESCO World Heritage status for 12 forts built by Chhatrapati Shivaji, which came through in July this year. On Sunday, Minister Shelar commemorated Chhatrapati Shivaji Maharaj’s escape from Mughal emperor Aurangzeb’s captivity by performing a ritual at the equestrian statue in front of Agra’s Red Fort with water collected from 101 forts across Maharashtra. Shelar also said that the Maharashtra government will henceforth commemorate this day as ‘Shivchaturya din’ and allocate funds for the celebration. Similarly, the state tourism department plans to build memorials of Chhatrapati Shivaji outside Maharashtra as well by acquiring sites significant in the history of the Maratha empire across different states. Its first attempt is in Agra in Uttar Pradesh, where it is trying to acquire the land where Chhatrapati Shivaji was kept under house arrest by Aurangzeb before his escape. The state government has also been trying to get Chhatrapati Shivaji’s ceremonial ‘Jagdamba sword’, currently housed in St. James’ Palace in London, back to Maharashtra. (Edited by Sugita Katyal) Also Read: With AI, VR and walls that speak, Bandra museum is immortalising legacy of Mumbai dabbawalas The state government has also organised an exhibition featuring the sword and displays of 12 heritage forts at the P.L. Deshpande Academy from 19 August to 25 August. The state government acquired the sword at a Sotheby’s auction for Rs 47.15 lakh. Shelar had earlier said that he heard about the historic sword going under the hammer for an auction on 28 April and immediately brought it to Fadnavis’ attention. The government looped in the Indian embassy in the United Kingdom, and also engaged an intermediary through whom the state government participated in the auction. Shelar took possession of the sword in London last week in the presence of representatives from the Marathi diaspora and completed the legal formalities to bring it back to Mumbai. Getting the historic sword back is the latest in a string of such moves. The BJP-led Mahayuti government has been increasingly deploying its culture and tourism departments in its pursuit of appropriating the legacy of the Maratha empire. Also Read: In Maharashtra, the wrestling mat is political turf, and Rohit Pawar’s bout has just begun The Maratha-style firangi sword The sword of Raghuji Bhosale, which reached the P.L. Deshpande Academy at about noon on Monday, is a rare Maratha-style ‘firangi’ sword with a long European blade and an Indian hilt. It also has a Mulheri-style basket hilt with gold inlay koftgiri work. And there’s a green cloth wrapping the rounded pommel. The European manufacturer’s name is displayed near the hilt, whereas the spine of the blade has an inscription in the Devanagari script that reads, “Shrimant Raghuji Bhosale Senasahib Subha Firang”. Chhatrapati Shahu Maharaj had given Raghuji Bhosale the title of ‘Senasahib Subha.’ The founder of the Nagpur Bhosale dynasty led violent Maratha military campaigns against the Nawab of Bengal in 1745 and 1755. He is also said to have established control over Chanda in Chhattisgarh and Sambalpur in Odisha and defeated the Nawabs of Cuddapah and Kurnool, extending Maratha influence to southern India. “Most medieval Maratha weapons lacked decorative embellishments or inscriptions of their makers or owners. This sword is a rare exception, bearing both intricate ornamentation and the owner’s name,” Shelar said in a statement last week from London. He added that the presence of the European-made blade also pointed to the bustling global arms trade in 18th-century India. In 1817, the Bhosales of Nagpur unsuccessfully fought the British East India Company at Sitalbuldi, following which the Bhosale treasury is said to have been looted. Over time, the Nagpur Bhosales also gave tributes and gifts to the British. The sword could have left India either as loot or as a gift, Shelar said in the statement. Mahayuti’s push to showcase Maratha history Getting the sword of Raghuji Bhosale back to Maharashtra is the latest in a string of such moves by the state culture and tourism departments. Last year, the BJP’s Sudhir Mumgantiwar, the culture minister in the first Mahayuti government—comprising the BJP, the Eknath Shinde-led Shiv Sena and the Ajit Pawar-led Nationalist Congress Party (NCP)—brought back the ‘wagh nakh’ from London’s Victoria and Albert Museum to Maharashtra. The ‘wagh nakh’ is said to have been used by Maratha warrior king Chhatrapati Shivaji to kill the Bijapur Sultanate’s general, Afzal Khan, in 1659. During his trip to London last week, Shelar had a meeting with the director of the Victoria and Albert Museum, after which he said in a statement, “We had received Chhatrapati Shivaji Maharaj’s iconic ‘wagh nakh’ on a three-year loan. However, they will eventually have to be returned. Such situations should not arise in the future. Therefore, we discussed on a positive note, the possibility of obtaining other important artefacts from the Victoria and Albert Museum on a longer-term loan.” The state culture department also pushed a proposal to get UNESCO World Heritage status for 12 forts built by Chhatrapati Shivaji, which came through in July this year. On Sunday, Minister Shelar commemorated Chhatrapati Shivaji Maharaj’s escape from Mughal emperor Aurangzeb’s captivity by performing a ritual at the equestrian statue in front of Agra’s Red Fort with water collected from 101 forts across Maharashtra. Shelar also said that the Maharashtra government will henceforth commemorate this day as ‘Shivchaturya din’ and allocate funds for the celebration. Similarly, the state tourism department plans to build memorials of Chhatrapati Shivaji outside Maharashtra as well by acquiring sites significant in the history of the Maratha empire across different states. Its first attempt is in Agra in Uttar Pradesh, where it is trying to acquire the land where Chhatrapati Shivaji was kept under house arrest by Aurangzeb before his escape. The state government has also been trying to get Chhatrapati Shivaji’s ceremonial ‘Jagdamba sword’, currently housed in St. James’ Palace in London, back to Maharashtra. (Edited by Sugita Katyal) Also Read: With AI, VR and walls that speak, Bandra museum is immortalising legacy of Mumbai dabbawalas The state government acquired the sword at a Sotheby’s auction for Rs 47.15 lakh. Shelar had earlier said that he heard about the historic sword going under the hammer for an auction on 28 April and immediately brought it to Fadnavis’ attention. The government looped in the Indian embassy in the United Kingdom, and also engaged an intermediary through whom the state government participated in the auction. Shelar took possession of the sword in London last week in the presence of representatives from the Marathi diaspora and completed the legal formalities to bring it back to Mumbai. Getting the historic sword back is the latest in a string of such moves. The BJP-led Mahayuti government has been increasingly deploying its culture and tourism departments in its pursuit of appropriating the legacy of the Maratha empire. Also Read: In Maharashtra, the wrestling mat is political turf, and Rohit Pawar’s bout has just begun The Maratha-style firangi sword The sword of Raghuji Bhosale, which reached the P.L. Deshpande Academy at about noon on Monday, is a rare Maratha-style ‘firangi’ sword with a long European blade and an Indian hilt. It also has a Mulheri-style basket hilt with gold inlay koftgiri work. And there’s a green cloth wrapping the rounded pommel. The European manufacturer’s name is displayed near the hilt, whereas the spine of the blade has an inscription in the Devanagari script that reads, “Shrimant Raghuji Bhosale Senasahib Subha Firang”. Chhatrapati Shahu Maharaj had given Raghuji Bhosale the title of ‘Senasahib Subha.’ The founder of the Nagpur Bhosale dynasty led violent Maratha military campaigns against the Nawab of Bengal in 1745 and 1755. He is also said to have established control over Chanda in Chhattisgarh and Sambalpur in Odisha and defeated the Nawabs of Cuddapah and Kurnool, extending Maratha influence to southern India. “Most medieval Maratha weapons lacked decorative embellishments or inscriptions of their makers or owners. This sword is a rare exception, bearing both intricate ornamentation and the owner’s name,” Shelar said in a statement last week from London. He added that the presence of the European-made blade also pointed to the bustling global arms trade in 18th-century India. In 1817, the Bhosales of Nagpur unsuccessfully fought the British East India Company at Sitalbuldi, following which the Bhosale treasury is said to have been looted. Over time, the Nagpur Bhosales also gave tributes and gifts to the British. The sword could have left India either as loot or as a gift, Shelar said in the statement. Mahayuti’s push to showcase Maratha history Getting the sword of Raghuji Bhosale back to Maharashtra is the latest in a string of such moves by the state culture and tourism departments. Last year, the BJP’s Sudhir Mumgantiwar, the culture minister in the first Mahayuti government—comprising the BJP, the Eknath Shinde-led Shiv Sena and the Ajit Pawar-led Nationalist Congress Party (NCP)—brought back the ‘wagh nakh’ from London’s Victoria and Albert Museum to Maharashtra. The ‘wagh nakh’ is said to have been used by Maratha warrior king Chhatrapati Shivaji to kill the Bijapur Sultanate’s general, Afzal Khan, in 1659. During his trip to London last week, Shelar had a meeting with the director of the Victoria and Albert Museum, after which he said in a statement, “We had received Chhatrapati Shivaji Maharaj’s iconic ‘wagh nakh’ on a three-year loan. However, they will eventually have to be returned. Such situations should not arise in the future. Therefore, we discussed on a positive note, the possibility of obtaining other important artefacts from the Victoria and Albert Museum on a longer-term loan.” The state culture department also pushed a proposal to get UNESCO World Heritage status for 12 forts built by Chhatrapati Shivaji, which came through in July this year. On Sunday, Minister Shelar commemorated Chhatrapati Shivaji Maharaj’s escape from Mughal emperor Aurangzeb’s captivity by performing a ritual at the equestrian statue in front of Agra’s Red Fort with water collected from 101 forts across Maharashtra. Shelar also said that the Maharashtra government will henceforth commemorate this day as ‘Shivchaturya din’ and allocate funds for the celebration. Similarly, the state tourism department plans to build memorials of Chhatrapati Shivaji outside Maharashtra as well by acquiring sites significant in the history of the Maratha empire across different states. Its first attempt is in Agra in Uttar Pradesh, where it is trying to acquire the land where Chhatrapati Shivaji was kept under house arrest by Aurangzeb before his escape. The state government has also been trying to get Chhatrapati Shivaji’s ceremonial ‘Jagdamba sword’, currently housed in St. James’ Palace in London, back to Maharashtra. (Edited by Sugita Katyal) Also Read: With AI, VR and walls that speak, Bandra museum is immortalising legacy of Mumbai dabbawalas The government looped in the Indian embassy in the United Kingdom, and also engaged an intermediary through whom the state government participated in the auction. Shelar took possession of the sword in London last week in the presence of representatives from the Marathi diaspora and completed the legal formalities to bring it back to Mumbai. Getting the historic sword back is the latest in a string of such moves. The BJP-led Mahayuti government has been increasingly deploying its culture and tourism departments in its pursuit of appropriating the legacy of the Maratha empire. Also Read: In Maharashtra, the wrestling mat is political turf, and Rohit Pawar’s bout has just begun The Maratha-style firangi sword The sword of Raghuji Bhosale, which reached the P.L. Deshpande Academy at about noon on Monday, is a rare Maratha-style ‘firangi’ sword with a long European blade and an Indian hilt. It also has a Mulheri-style basket hilt with gold inlay koftgiri work. And there’s a green cloth wrapping the rounded pommel. The European manufacturer’s name is displayed near the hilt, whereas the spine of the blade has an inscription in the Devanagari script that reads, “Shrimant Raghuji Bhosale Senasahib Subha Firang”. Chhatrapati Shahu Maharaj had given Raghuji Bhosale the title of ‘Senasahib Subha.’ The founder of the Nagpur Bhosale dynasty led violent Maratha military campaigns against the Nawab of Bengal in 1745 and 1755. He is also said to have established control over Chanda in Chhattisgarh and Sambalpur in Odisha and defeated the Nawabs of Cuddapah and Kurnool, extending Maratha influence to southern India. “Most medieval Maratha weapons lacked decorative embellishments or inscriptions of their makers or owners. This sword is a rare exception, bearing both intricate ornamentation and the owner’s name,” Shelar said in a statement last week from London. He added that the presence of the European-made blade also pointed to the bustling global arms trade in 18th-century India. In 1817, the Bhosales of Nagpur unsuccessfully fought the British East India Company at Sitalbuldi, following which the Bhosale treasury is said to have been looted. Over time, the Nagpur Bhosales also gave tributes and gifts to the British. The sword could have left India either as loot or as a gift, Shelar said in the statement. Mahayuti’s push to showcase Maratha history Getting the sword of Raghuji Bhosale back to Maharashtra is the latest in a string of such moves by the state culture and tourism departments. Last year, the BJP’s Sudhir Mumgantiwar, the culture minister in the first Mahayuti government—comprising the BJP, the Eknath Shinde-led Shiv Sena and the Ajit Pawar-led Nationalist Congress Party (NCP)—brought back the ‘wagh nakh’ from London’s Victoria and Albert Museum to Maharashtra. The ‘wagh nakh’ is said to have been used by Maratha warrior king Chhatrapati Shivaji to kill the Bijapur Sultanate’s general, Afzal Khan, in 1659. During his trip to London last week, Shelar had a meeting with the director of the Victoria and Albert Museum, after which he said in a statement, “We had received Chhatrapati Shivaji Maharaj’s iconic ‘wagh nakh’ on a three-year loan. However, they will eventually have to be returned. Such situations should not arise in the future. Therefore, we discussed on a positive note, the possibility of obtaining other important artefacts from the Victoria and Albert Museum on a longer-term loan.” The state culture department also pushed a proposal to get UNESCO World Heritage status for 12 forts built by Chhatrapati Shivaji, which came through in July this year. On Sunday, Minister Shelar commemorated Chhatrapati Shivaji Maharaj’s escape from Mughal emperor Aurangzeb’s captivity by performing a ritual at the equestrian statue in front of Agra’s Red Fort with water collected from 101 forts across Maharashtra. Shelar also said that the Maharashtra government will henceforth commemorate this day as ‘Shivchaturya din’ and allocate funds for the celebration. Similarly, the state tourism department plans to build memorials of Chhatrapati Shivaji outside Maharashtra as well by acquiring sites significant in the history of the Maratha empire across different states. Its first attempt is in Agra in Uttar Pradesh, where it is trying to acquire the land where Chhatrapati Shivaji was kept under house arrest by Aurangzeb before his escape. The state government has also been trying to get Chhatrapati Shivaji’s ceremonial ‘Jagdamba sword’, currently housed in St. James’ Palace in London, back to Maharashtra. (Edited by Sugita Katyal) Also Read: With AI, VR and walls that speak, Bandra museum is immortalising legacy of Mumbai dabbawalas Shelar took possession of the sword in London last week in the presence of representatives from the Marathi diaspora and completed the legal formalities to bring it back to Mumbai. Getting the historic sword back is the latest in a string of such moves. The BJP-led Mahayuti government has been increasingly deploying its culture and tourism departments in its pursuit of appropriating the legacy of the Maratha empire. Also Read: In Maharashtra, the wrestling mat is political turf, and Rohit Pawar’s bout has just begun The Maratha-style firangi sword The sword of Raghuji Bhosale, which reached the P.L. Deshpande Academy at about noon on Monday, is a rare Maratha-style ‘firangi’ sword with a long European blade and an Indian hilt. It also has a Mulheri-style basket hilt with gold inlay koftgiri work. And there’s a green cloth wrapping the rounded pommel. The European manufacturer’s name is displayed near the hilt, whereas the spine of the blade has an inscription in the Devanagari script that reads, “Shrimant Raghuji Bhosale Senasahib Subha Firang”. Chhatrapati Shahu Maharaj had given Raghuji Bhosale the title of ‘Senasahib Subha.’ The founder of the Nagpur Bhosale dynasty led violent Maratha military campaigns against the Nawab of Bengal in 1745 and 1755. He is also said to have established control over Chanda in Chhattisgarh and Sambalpur in Odisha and defeated the Nawabs of Cuddapah and Kurnool, extending Maratha influence to southern India. “Most medieval Maratha weapons lacked decorative embellishments or inscriptions of their makers or owners. This sword is a rare exception, bearing both intricate ornamentation and the owner’s name,” Shelar said in a statement last week from London. He added that the presence of the European-made blade also pointed to the bustling global arms trade in 18th-century India. In 1817, the Bhosales of Nagpur unsuccessfully fought the British East India Company at Sitalbuldi, following which the Bhosale treasury is said to have been looted. Over time, the Nagpur Bhosales also gave tributes and gifts to the British. The sword could have left India either as loot or as a gift, Shelar said in the statement. Mahayuti’s push to showcase Maratha history Getting the sword of Raghuji Bhosale back to Maharashtra is the latest in a string of such moves by the state culture and tourism departments. Last year, the BJP’s Sudhir Mumgantiwar, the culture minister in the first Mahayuti government—comprising the BJP, the Eknath Shinde-led Shiv Sena and the Ajit Pawar-led Nationalist Congress Party (NCP)—brought back the ‘wagh nakh’ from London’s Victoria and Albert Museum to Maharashtra. The ‘wagh nakh’ is said to have been used by Maratha warrior king Chhatrapati Shivaji to kill the Bijapur Sultanate’s general, Afzal Khan, in 1659. During his trip to London last week, Shelar had a meeting with the director of the Victoria and Albert Museum, after which he said in a statement, “We had received Chhatrapati Shivaji Maharaj’s iconic ‘wagh nakh’ on a three-year loan. However, they will eventually have to be returned. Such situations should not arise in the future. Therefore, we discussed on a positive note, the possibility of obtaining other important artefacts from the Victoria and Albert Museum on a longer-term loan.” The state culture department also pushed a proposal to get UNESCO World Heritage status for 12 forts built by Chhatrapati Shivaji, which came through in July this year. On Sunday, Minister Shelar commemorated Chhatrapati Shivaji Maharaj’s escape from Mughal emperor Aurangzeb’s captivity by performing a ritual at the equestrian statue in front of Agra’s Red Fort with water collected from 101 forts across Maharashtra. Shelar also said that the Maharashtra government will henceforth commemorate this day as ‘Shivchaturya din’ and allocate funds for the celebration. Similarly, the state tourism department plans to build memorials of Chhatrapati Shivaji outside Maharashtra as well by acquiring sites significant in the history of the Maratha empire across different states. Its first attempt is in Agra in Uttar Pradesh, where it is trying to acquire the land where Chhatrapati Shivaji was kept under house arrest by Aurangzeb before his escape. The state government has also been trying to get Chhatrapati Shivaji’s ceremonial ‘Jagdamba sword’, currently housed in St. James’ Palace in London, back to Maharashtra. (Edited by Sugita Katyal) Also Read: With AI, VR and walls that speak, Bandra museum is immortalising legacy of Mumbai dabbawalas Getting the historic sword back is the latest in a string of such moves. The BJP-led Mahayuti government has been increasingly deploying its culture and tourism departments in its pursuit of appropriating the legacy of the Maratha empire. Also Read: In Maharashtra, the wrestling mat is political turf, and Rohit Pawar’s bout has just begun The Maratha-style firangi sword The sword of Raghuji Bhosale, which reached the P.L. Deshpande Academy at about noon on Monday, is a rare Maratha-style ‘firangi’ sword with a long European blade and an Indian hilt. It also has a Mulheri-style basket hilt with gold inlay koftgiri work. And there’s a green cloth wrapping the rounded pommel. The European manufacturer’s name is displayed near the hilt, whereas the spine of the blade has an inscription in the Devanagari script that reads, “Shrimant Raghuji Bhosale Senasahib Subha Firang”. Chhatrapati Shahu Maharaj had given Raghuji Bhosale the title of ‘Senasahib Subha.’ The founder of the Nagpur Bhosale dynasty led violent Maratha military campaigns against the Nawab of Bengal in 1745 and 1755. He is also said to have established control over Chanda in Chhattisgarh and Sambalpur in Odisha and defeated the Nawabs of Cuddapah and Kurnool, extending Maratha influence to southern India. “Most medieval Maratha weapons lacked decorative embellishments or inscriptions of their makers or owners. This sword is a rare exception, bearing both intricate ornamentation and the owner’s name,” Shelar said in a statement last week from London. He added that the presence of the European-made blade also pointed to the bustling global arms trade in 18th-century India. In 1817, the Bhosales of Nagpur unsuccessfully fought the British East India Company at Sitalbuldi, following which the Bhosale treasury is said to have been looted. Over time, the Nagpur Bhosales also gave tributes and gifts to the British. The sword could have left India either as loot or as a gift, Shelar said in the statement. Mahayuti’s push to showcase Maratha history Getting the sword of Raghuji Bhosale back to Maharashtra is the latest in a string of such moves by the state culture and tourism departments. Last year, the BJP’s Sudhir Mumgantiwar, the culture minister in the first Mahayuti government—comprising the BJP, the Eknath Shinde-led Shiv Sena and the Ajit Pawar-led Nationalist Congress Party (NCP)—brought back the ‘wagh nakh’ from London’s Victoria and Albert Museum to Maharashtra. The ‘wagh nakh’ is said to have been used by Maratha warrior king Chhatrapati Shivaji to kill the Bijapur Sultanate’s general, Afzal Khan, in 1659. During his trip to London last week, Shelar had a meeting with the director of the Victoria and Albert Museum, after which he said in a statement, “We had received Chhatrapati Shivaji Maharaj’s iconic ‘wagh nakh’ on a three-year loan. However, they will eventually have to be returned. Such situations should not arise in the future. Therefore, we discussed on a positive note, the possibility of obtaining other important artefacts from the Victoria and Albert Museum on a longer-term loan.” The state culture department also pushed a proposal to get UNESCO World Heritage status for 12 forts built by Chhatrapati Shivaji, which came through in July this year. On Sunday, Minister Shelar commemorated Chhatrapati Shivaji Maharaj’s escape from Mughal emperor Aurangzeb’s captivity by performing a ritual at the equestrian statue in front of Agra’s Red Fort with water collected from 101 forts across Maharashtra. Shelar also said that the Maharashtra government will henceforth commemorate this day as ‘Shivchaturya din’ and allocate funds for the celebration. Similarly, the state tourism department plans to build memorials of Chhatrapati Shivaji outside Maharashtra as well by acquiring sites significant in the history of the Maratha empire across different states. Its first attempt is in Agra in Uttar Pradesh, where it is trying to acquire the land where Chhatrapati Shivaji was kept under house arrest by Aurangzeb before his escape. The state government has also been trying to get Chhatrapati Shivaji’s ceremonial ‘Jagdamba sword’, currently housed in St. James’ Palace in London, back to Maharashtra. (Edited by Sugita Katyal) Also Read: With AI, VR and walls that speak, Bandra museum is immortalising legacy of Mumbai dabbawalas Also Read: In Maharashtra, the wrestling mat is political turf, and Rohit Pawar’s bout has just begun The Maratha-style firangi sword The sword of Raghuji Bhosale, which reached the P.L. Deshpande Academy at about noon on Monday, is a rare Maratha-style ‘firangi’ sword with a long European blade and an Indian hilt. It also has a Mulheri-style basket hilt with gold inlay koftgiri work. And there’s a green cloth wrapping the rounded pommel. The European manufacturer’s name is displayed near the hilt, whereas the spine of the blade has an inscription in the Devanagari script that reads, “Shrimant Raghuji Bhosale Senasahib Subha Firang”. Chhatrapati Shahu Maharaj had given Raghuji Bhosale the title of ‘Senasahib Subha.’ The founder of the Nagpur Bhosale dynasty led violent Maratha military campaigns against the Nawab of Bengal in 1745 and 1755. He is also said to have established control over Chanda in Chhattisgarh and Sambalpur in Odisha and defeated the Nawabs of Cuddapah and Kurnool, extending Maratha influence to southern India. “Most medieval Maratha weapons lacked decorative embellishments or inscriptions of their makers or owners. This sword is a rare exception, bearing both intricate ornamentation and the owner’s name,” Shelar said in a statement last week from London. He added that the presence of the European-made blade also pointed to the bustling global arms trade in 18th-century India. In 1817, the Bhosales of Nagpur unsuccessfully fought the British East India Company at Sitalbuldi, following which the Bhosale treasury is said to have been looted. Over time, the Nagpur Bhosales also gave tributes and gifts to the British. The sword could have left India either as loot or as a gift, Shelar said in the statement. Mahayuti’s push to showcase Maratha history Getting the sword of Raghuji Bhosale back to Maharashtra is the latest in a string of such moves by the state culture and tourism departments. Last year, the BJP’s Sudhir Mumgantiwar, the culture minister in the first Mahayuti government—comprising the BJP, the Eknath Shinde-led Shiv Sena and the Ajit Pawar-led Nationalist Congress Party (NCP)—brought back the ‘wagh nakh’ from London’s Victoria and Albert Museum to Maharashtra. The ‘wagh nakh’ is said to have been used by Maratha warrior king Chhatrapati Shivaji to kill the Bijapur Sultanate’s general, Afzal Khan, in 1659. During his trip to London last week, Shelar had a meeting with the director of the Victoria and Albert Museum, after which he said in a statement, “We had received Chhatrapati Shivaji Maharaj’s iconic ‘wagh nakh’ on a three-year loan. However, they will eventually have to be returned. Such situations should not arise in the future. Therefore, we discussed on a positive note, the possibility of obtaining other important artefacts from the Victoria and Albert Museum on a longer-term loan.” The state culture department also pushed a proposal to get UNESCO World Heritage status for 12 forts built by Chhatrapati Shivaji, which came through in July this year. On Sunday, Minister Shelar commemorated Chhatrapati Shivaji Maharaj’s escape from Mughal emperor Aurangzeb’s captivity by performing a ritual at the equestrian statue in front of Agra’s Red Fort with water collected from 101 forts across Maharashtra. Shelar also said that the Maharashtra government will henceforth commemorate this day as ‘Shivchaturya din’ and allocate funds for the celebration. Similarly, the state tourism department plans to build memorials of Chhatrapati Shivaji outside Maharashtra as well by acquiring sites significant in the history of the Maratha empire across different states. Its first attempt is in Agra in Uttar Pradesh, where it is trying to acquire the land where Chhatrapati Shivaji was kept under house arrest by Aurangzeb before his escape. The state government has also been trying to get Chhatrapati Shivaji’s ceremonial ‘Jagdamba sword’, currently housed in St. James’ Palace in London, back to Maharashtra. (Edited by Sugita Katyal) Also Read: With AI, VR and walls that speak, Bandra museum is immortalising legacy of Mumbai dabbawalas The sword of Raghuji Bhosale, which reached the P.L. Deshpande Academy at about noon on Monday, is a rare Maratha-style ‘firangi’ sword with a long European blade and an Indian hilt. It also has a Mulheri-style basket hilt with gold inlay koftgiri work. And there’s a green cloth wrapping the rounded pommel. The European manufacturer’s name is displayed near the hilt, whereas the spine of the blade has an inscription in the Devanagari script that reads, “Shrimant Raghuji Bhosale Senasahib Subha Firang”. Chhatrapati Shahu Maharaj had given Raghuji Bhosale the title of ‘Senasahib Subha.’ The founder of the Nagpur Bhosale dynasty led violent Maratha military campaigns against the Nawab of Bengal in 1745 and 1755. He is also said to have established control over Chanda in Chhattisgarh and Sambalpur in Odisha and defeated the Nawabs of Cuddapah and Kurnool, extending Maratha influence to southern India. “Most medieval Maratha weapons lacked decorative embellishments or inscriptions of their makers or owners. This sword is a rare exception, bearing both intricate ornamentation and the owner’s name,” Shelar said in a statement last week from London. He added that the presence of the European-made blade also pointed to the bustling global arms trade in 18th-century India. In 1817, the Bhosales of Nagpur unsuccessfully fought the British East India Company at Sitalbuldi, following which the Bhosale treasury is said to have been looted. Over time, the Nagpur Bhosales also gave tributes and gifts to the British. The sword could have left India either as loot or as a gift, Shelar said in the statement. Mahayuti’s push to showcase Maratha history Getting the sword of Raghuji Bhosale back to Maharashtra is the latest in a string of such moves by the state culture and tourism departments. Last year, the BJP’s Sudhir Mumgantiwar, the culture minister in the first Mahayuti government—comprising the BJP, the Eknath Shinde-led Shiv Sena and the Ajit Pawar-led Nationalist Congress Party (NCP)—brought back the ‘wagh nakh’ from London’s Victoria and Albert Museum to Maharashtra. The ‘wagh nakh’ is said to have been used by Maratha warrior king Chhatrapati Shivaji to kill the Bijapur Sultanate’s general, Afzal Khan, in 1659. During his trip to London last week, Shelar had a meeting with the director of the Victoria and Albert Museum, after which he said in a statement, “We had received Chhatrapati Shivaji Maharaj’s iconic ‘wagh nakh’ on a three-year loan. However, they will eventually have to be returned. Such situations should not arise in the future. Therefore, we discussed on a positive note, the possibility of obtaining other important artefacts from the Victoria and Albert Museum on a longer-term loan.” The state culture department also pushed a proposal to get UNESCO World Heritage status for 12 forts built by Chhatrapati Shivaji, which came through in July this year. On Sunday, Minister Shelar commemorated Chhatrapati Shivaji Maharaj’s escape from Mughal emperor Aurangzeb’s captivity by performing a ritual at the equestrian statue in front of Agra’s Red Fort with water collected from 101 forts across Maharashtra. Shelar also said that the Maharashtra government will henceforth commemorate this day as ‘Shivchaturya din’ and allocate funds for the celebration. Similarly, the state tourism department plans to build memorials of Chhatrapati Shivaji outside Maharashtra as well by acquiring sites significant in the history of the Maratha empire across different states. Its first attempt is in Agra in Uttar Pradesh, where it is trying to acquire the land where Chhatrapati Shivaji was kept under house arrest by Aurangzeb before his escape. The state government has also been trying to get Chhatrapati Shivaji’s ceremonial ‘Jagdamba sword’, currently housed in St. James’ Palace in London, back to Maharashtra. (Edited by Sugita Katyal) Also Read: With AI, VR and walls that speak, Bandra museum is immortalising legacy of Mumbai dabbawalas The European manufacturer’s name is displayed near the hilt, whereas the spine of the blade has an inscription in the Devanagari script that reads, “Shrimant Raghuji Bhosale Senasahib Subha Firang”. Chhatrapati Shahu Maharaj had given Raghuji Bhosale the title of ‘Senasahib Subha.’ The founder of the Nagpur Bhosale dynasty led violent Maratha military campaigns against the Nawab of Bengal in 1745 and 1755. He is also said to have established control over Chanda in Chhattisgarh and Sambalpur in Odisha and defeated the Nawabs of Cuddapah and Kurnool, extending Maratha influence to southern India. “Most medieval Maratha weapons lacked decorative embellishments or inscriptions of their makers or owners. This sword is a rare exception, bearing both intricate ornamentation and the owner’s name,” Shelar said in a statement last week from London. He added that the presence of the European-made blade also pointed to the bustling global arms trade in 18th-century India. In 1817, the Bhosales of Nagpur unsuccessfully fought the British East India Company at Sitalbuldi, following which the Bhosale treasury is said to have been looted. Over time, the Nagpur Bhosales also gave tributes and gifts to the British. The sword could have left India either as loot or as a gift, Shelar said in the statement. Mahayuti’s push to showcase Maratha history Getting the sword of Raghuji Bhosale back to Maharashtra is the latest in a string of such moves by the state culture and tourism departments. Last year, the BJP’s Sudhir Mumgantiwar, the culture minister in the first Mahayuti government—comprising the BJP, the Eknath Shinde-led Shiv Sena and the Ajit Pawar-led Nationalist Congress Party (NCP)—brought back the ‘wagh nakh’ from London’s Victoria and Albert Museum to Maharashtra. The ‘wagh nakh’ is said to have been used by Maratha warrior king Chhatrapati Shivaji to kill the Bijapur Sultanate’s general, Afzal Khan, in 1659. During his trip to London last week, Shelar had a meeting with the director of the Victoria and Albert Museum, after which he said in a statement, “We had received Chhatrapati Shivaji Maharaj’s iconic ‘wagh nakh’ on a three-year loan. However, they will eventually have to be returned. Such situations should not arise in the future. Therefore, we discussed on a positive note, the possibility of obtaining other important artefacts from the Victoria and Albert Museum on a longer-term loan.” The state culture department also pushed a proposal to get UNESCO World Heritage status for 12 forts built by Chhatrapati Shivaji, which came through in July this year. On Sunday, Minister Shelar commemorated Chhatrapati Shivaji Maharaj’s escape from Mughal emperor Aurangzeb’s captivity by performing a ritual at the equestrian statue in front of Agra’s Red Fort with water collected from 101 forts across Maharashtra. Shelar also said that the Maharashtra government will henceforth commemorate this day as ‘Shivchaturya din’ and allocate funds for the celebration. Similarly, the state tourism department plans to build memorials of Chhatrapati Shivaji outside Maharashtra as well by acquiring sites significant in the history of the Maratha empire across different states. Its first attempt is in Agra in Uttar Pradesh, where it is trying to acquire the land where Chhatrapati Shivaji was kept under house arrest by Aurangzeb before his escape. The state government has also been trying to get Chhatrapati Shivaji’s ceremonial ‘Jagdamba sword’, currently housed in St. James’ Palace in London, back to Maharashtra. (Edited by Sugita Katyal) Also Read: With AI, VR and walls that speak, Bandra museum is immortalising legacy of Mumbai dabbawalas The founder of the Nagpur Bhosale dynasty led violent Maratha military campaigns against the Nawab of Bengal in 1745 and 1755. He is also said to have established control over Chanda in Chhattisgarh and Sambalpur in Odisha and defeated the Nawabs of Cuddapah and Kurnool, extending Maratha influence to southern India. “Most medieval Maratha weapons lacked decorative embellishments or inscriptions of their makers or owners. This sword is a rare exception, bearing both intricate ornamentation and the owner’s name,” Shelar said in a statement last week from London. He added that the presence of the European-made blade also pointed to the bustling global arms trade in 18th-century India. In 1817, the Bhosales of Nagpur unsuccessfully fought the British East India Company at Sitalbuldi, following which the Bhosale treasury is said to have been looted. Over time, the Nagpur Bhosales also gave tributes and gifts to the British. The sword could have left India either as loot or as a gift, Shelar said in the statement. Mahayuti’s push to showcase Maratha history Getting the sword of Raghuji Bhosale back to Maharashtra is the latest in a string of such moves by the state culture and tourism departments. Last year, the BJP’s Sudhir Mumgantiwar, the culture minister in the first Mahayuti government—comprising the BJP, the Eknath Shinde-led Shiv Sena and the Ajit Pawar-led Nationalist Congress Party (NCP)—brought back the ‘wagh nakh’ from London’s Victoria and Albert Museum to Maharashtra. The ‘wagh nakh’ is said to have been used by Maratha warrior king Chhatrapati Shivaji to kill the Bijapur Sultanate’s general, Afzal Khan, in 1659. During his trip to London last week, Shelar had a meeting with the director of the Victoria and Albert Museum, after which he said in a statement, “We had received Chhatrapati Shivaji Maharaj’s iconic ‘wagh nakh’ on a three-year loan. However, they will eventually have to be returned. Such situations should not arise in the future. Therefore, we discussed on a positive note, the possibility of obtaining other important artefacts from the Victoria and Albert Museum on a longer-term loan.” The state culture department also pushed a proposal to get UNESCO World Heritage status for 12 forts built by Chhatrapati Shivaji, which came through in July this year. On Sunday, Minister Shelar commemorated Chhatrapati Shivaji Maharaj’s escape from Mughal emperor Aurangzeb’s captivity by performing a ritual at the equestrian statue in front of Agra’s Red Fort with water collected from 101 forts across Maharashtra. Shelar also said that the Maharashtra government will henceforth commemorate this day as ‘Shivchaturya din’ and allocate funds for the celebration. Similarly, the state tourism department plans to build memorials of Chhatrapati Shivaji outside Maharashtra as well by acquiring sites significant in the history of the Maratha empire across different states. Its first attempt is in Agra in Uttar Pradesh, where it is trying to acquire the land where Chhatrapati Shivaji was kept under house arrest by Aurangzeb before his escape. The state government has also been trying to get Chhatrapati Shivaji’s ceremonial ‘Jagdamba sword’, currently housed in St. James’ Palace in London, back to Maharashtra. (Edited by Sugita Katyal) Also Read: With AI, VR and walls that speak, Bandra museum is immortalising legacy of Mumbai dabbawalas “Most medieval Maratha weapons lacked decorative embellishments or inscriptions of their makers or owners. This sword is a rare exception, bearing both intricate ornamentation and the owner’s name,” Shelar said in a statement last week from London. He added that the presence of the European-made blade also pointed to the bustling global arms trade in 18th-century India. In 1817, the Bhosales of Nagpur unsuccessfully fought the British East India Company at Sitalbuldi, following which the Bhosale treasury is said to have been looted. Over time, the Nagpur Bhosales also gave tributes and gifts to the British. The sword could have left India either as loot or as a gift, Shelar said in the statement. Mahayuti’s push to showcase Maratha history Getting the sword of Raghuji Bhosale back to Maharashtra is the latest in a string of such moves by the state culture and tourism departments. Last year, the BJP’s Sudhir Mumgantiwar, the culture minister in the first Mahayuti government—comprising the BJP, the Eknath Shinde-led Shiv Sena and the Ajit Pawar-led Nationalist Congress Party (NCP)—brought back the ‘wagh nakh’ from London’s Victoria and Albert Museum to Maharashtra. The ‘wagh nakh’ is said to have been used by Maratha warrior king Chhatrapati Shivaji to kill the Bijapur Sultanate’s general, Afzal Khan, in 1659. During his trip to London last week, Shelar had a meeting with the director of the Victoria and Albert Museum, after which he said in a statement, “We had received Chhatrapati Shivaji Maharaj’s iconic ‘wagh nakh’ on a three-year loan. However, they will eventually have to be returned. Such situations should not arise in the future. Therefore, we discussed on a positive note, the possibility of obtaining other important artefacts from the Victoria and Albert Museum on a longer-term loan.” The state culture department also pushed a proposal to get UNESCO World Heritage status for 12 forts built by Chhatrapati Shivaji, which came through in July this year. On Sunday, Minister Shelar commemorated Chhatrapati Shivaji Maharaj’s escape from Mughal emperor Aurangzeb’s captivity by performing a ritual at the equestrian statue in front of Agra’s Red Fort with water collected from 101 forts across Maharashtra. Shelar also said that the Maharashtra government will henceforth commemorate this day as ‘Shivchaturya din’ and allocate funds for the celebration. Similarly, the state tourism department plans to build memorials of Chhatrapati Shivaji outside Maharashtra as well by acquiring sites significant in the history of the Maratha empire across different states. Its first attempt is in Agra in Uttar Pradesh, where it is trying to acquire the land where Chhatrapati Shivaji was kept under house arrest by Aurangzeb before his escape. The state government has also been trying to get Chhatrapati Shivaji’s ceremonial ‘Jagdamba sword’, currently housed in St. James’ Palace in London, back to Maharashtra. (Edited by Sugita Katyal) Also Read: With AI, VR and walls that speak, Bandra museum is immortalising legacy of Mumbai dabbawalas He added that the presence of the European-made blade also pointed to the bustling global arms trade in 18th-century India. In 1817, the Bhosales of Nagpur unsuccessfully fought the British East India Company at Sitalbuldi, following which the Bhosale treasury is said to have been looted. Over time, the Nagpur Bhosales also gave tributes and gifts to the British. The sword could have left India either as loot or as a gift, Shelar said in the statement. Mahayuti’s push to showcase Maratha history Getting the sword of Raghuji Bhosale back to Maharashtra is the latest in a string of such moves by the state culture and tourism departments. Last year, the BJP’s Sudhir Mumgantiwar, the culture minister in the first Mahayuti government—comprising the BJP, the Eknath Shinde-led Shiv Sena and the Ajit Pawar-led Nationalist Congress Party (NCP)—brought back the ‘wagh nakh’ from London’s Victoria and Albert Museum to Maharashtra. The ‘wagh nakh’ is said to have been used by Maratha warrior king Chhatrapati Shivaji to kill the Bijapur Sultanate’s general, Afzal Khan, in 1659. During his trip to London last week, Shelar had a meeting with the director of the Victoria and Albert Museum, after which he said in a statement, “We had received Chhatrapati Shivaji Maharaj’s iconic ‘wagh nakh’ on a three-year loan. However, they will eventually have to be returned. Such situations should not arise in the future. Therefore, we discussed on a positive note, the possibility of obtaining other important artefacts from the Victoria and Albert Museum on a longer-term loan.” The state culture department also pushed a proposal to get UNESCO World Heritage status for 12 forts built by Chhatrapati Shivaji, which came through in July this year. On Sunday, Minister Shelar commemorated Chhatrapati Shivaji Maharaj’s escape from Mughal emperor Aurangzeb’s captivity by performing a ritual at the equestrian statue in front of Agra’s Red Fort with water collected from 101 forts across Maharashtra. Shelar also said that the Maharashtra government will henceforth commemorate this day as ‘Shivchaturya din’ and allocate funds for the celebration. Similarly, the state tourism department plans to build memorials of Chhatrapati Shivaji outside Maharashtra as well by acquiring sites significant in the history of the Maratha empire across different states. Its first attempt is in Agra in Uttar Pradesh, where it is trying to acquire the land where Chhatrapati Shivaji was kept under house arrest by Aurangzeb before his escape. The state government has also been trying to get Chhatrapati Shivaji’s ceremonial ‘Jagdamba sword’, currently housed in St. James’ Palace in London, back to Maharashtra. (Edited by Sugita Katyal) Also Read: With AI, VR and walls that speak, Bandra museum is immortalising legacy of Mumbai dabbawalas In 1817, the Bhosales of Nagpur unsuccessfully fought the British East India Company at Sitalbuldi, following which the Bhosale treasury is said to have been looted. Over time, the Nagpur Bhosales also gave tributes and gifts to the British. The sword could have left India either as loot or as a gift, Shelar said in the statement. Mahayuti’s push to showcase Maratha history Getting the sword of Raghuji Bhosale back to Maharashtra is the latest in a string of such moves by the state culture and tourism departments. Last year, the BJP’s Sudhir Mumgantiwar, the culture minister in the first Mahayuti government—comprising the BJP, the Eknath Shinde-led Shiv Sena and the Ajit Pawar-led Nationalist Congress Party (NCP)—brought back the ‘wagh nakh’ from London’s Victoria and Albert Museum to Maharashtra. The ‘wagh nakh’ is said to have been used by Maratha warrior king Chhatrapati Shivaji to kill the Bijapur Sultanate’s general, Afzal Khan, in 1659. During his trip to London last week, Shelar had a meeting with the director of the Victoria and Albert Museum, after which he said in a statement, “We had received Chhatrapati Shivaji Maharaj’s iconic ‘wagh nakh’ on a three-year loan. However, they will eventually have to be returned. Such situations should not arise in the future. Therefore, we discussed on a positive note, the possibility of obtaining other important artefacts from the Victoria and Albert Museum on a longer-term loan.” The state culture department also pushed a proposal to get UNESCO World Heritage status for 12 forts built by Chhatrapati Shivaji, which came through in July this year. On Sunday, Minister Shelar commemorated Chhatrapati Shivaji Maharaj’s escape from Mughal emperor Aurangzeb’s captivity by performing a ritual at the equestrian statue in front of Agra’s Red Fort with water collected from 101 forts across Maharashtra. Shelar also said that the Maharashtra government will henceforth commemorate this day as ‘Shivchaturya din’ and allocate funds for the celebration. Similarly, the state tourism department plans to build memorials of Chhatrapati Shivaji outside Maharashtra as well by acquiring sites significant in the history of the Maratha empire across different states. Its first attempt is in Agra in Uttar Pradesh, where it is trying to acquire the land where Chhatrapati Shivaji was kept under house arrest by Aurangzeb before his escape. The state government has also been trying to get Chhatrapati Shivaji’s ceremonial ‘Jagdamba sword’, currently housed in St. James’ Palace in London, back to Maharashtra. (Edited by Sugita Katyal) Also Read: With AI, VR and walls that speak, Bandra museum is immortalising legacy of Mumbai dabbawalas Getting the sword of Raghuji Bhosale back to Maharashtra is the latest in a string of such moves by the state culture and tourism departments. Last year, the BJP’s Sudhir Mumgantiwar, the culture minister in the first Mahayuti government—comprising the BJP, the Eknath Shinde-led Shiv Sena and the Ajit Pawar-led Nationalist Congress Party (NCP)—brought back the ‘wagh nakh’ from London’s Victoria and Albert Museum to Maharashtra. The ‘wagh nakh’ is said to have been used by Maratha warrior king Chhatrapati Shivaji to kill the Bijapur Sultanate’s general, Afzal Khan, in 1659. During his trip to London last week, Shelar had a meeting with the director of the Victoria and Albert Museum, after which he said in a statement, “We had received Chhatrapati Shivaji Maharaj’s iconic ‘wagh nakh’ on a three-year loan. However, they will eventually have to be returned. Such situations should not arise in the future. Therefore, we discussed on a positive note, the possibility of obtaining other important artefacts from the Victoria and Albert Museum on a longer-term loan.” The state culture department also pushed a proposal to get UNESCO World Heritage status for 12 forts built by Chhatrapati Shivaji, which came through in July this year. On Sunday, Minister Shelar commemorated Chhatrapati Shivaji Maharaj’s escape from Mughal emperor Aurangzeb’s captivity by performing a ritual at the equestrian statue in front of Agra’s Red Fort with water collected from 101 forts across Maharashtra. Shelar also said that the Maharashtra government will henceforth commemorate this day as ‘Shivchaturya din’ and allocate funds for the celebration. Similarly, the state tourism department plans to build memorials of Chhatrapati Shivaji outside Maharashtra as well by acquiring sites significant in the history of the Maratha empire across different states. Its first attempt is in Agra in Uttar Pradesh, where it is trying to acquire the land where Chhatrapati Shivaji was kept under house arrest by Aurangzeb before his escape. The state government has also been trying to get Chhatrapati Shivaji’s ceremonial ‘Jagdamba sword’, currently housed in St. James’ Palace in London, back to Maharashtra. (Edited by Sugita Katyal) Also Read: With AI, VR and walls that speak, Bandra museum is immortalising legacy of Mumbai dabbawalas Last year, the BJP’s Sudhir Mumgantiwar, the culture minister in the first Mahayuti government—comprising the BJP, the Eknath Shinde-led Shiv Sena and the Ajit Pawar-led Nationalist Congress Party (NCP)—brought back the ‘wagh nakh’ from London’s Victoria and Albert Museum to Maharashtra. The ‘wagh nakh’ is said to have been used by Maratha warrior king Chhatrapati Shivaji to kill the Bijapur Sultanate’s general, Afzal Khan, in 1659. During his trip to London last week, Shelar had a meeting with the director of the Victoria and Albert Museum, after which he said in a statement, “We had received Chhatrapati Shivaji Maharaj’s iconic ‘wagh nakh’ on a three-year loan. However, they will eventually have to be returned. Such situations should not arise in the future. Therefore, we discussed on a positive note, the possibility of obtaining other important artefacts from the Victoria and Albert Museum on a longer-term loan.” The state culture department also pushed a proposal to get UNESCO World Heritage status for 12 forts built by Chhatrapati Shivaji, which came through in July this year. On Sunday, Minister Shelar commemorated Chhatrapati Shivaji Maharaj’s escape from Mughal emperor Aurangzeb’s captivity by performing a ritual at the equestrian statue in front of Agra’s Red Fort with water collected from 101 forts across Maharashtra. Shelar also said that the Maharashtra government will henceforth commemorate this day as ‘Shivchaturya din’ and allocate funds for the celebration. Similarly, the state tourism department plans to build memorials of Chhatrapati Shivaji outside Maharashtra as well by acquiring sites significant in the history of the Maratha empire across different states. Its first attempt is in Agra in Uttar Pradesh, where it is trying to acquire the land where Chhatrapati Shivaji was kept under house arrest by Aurangzeb before his escape. The state government has also been trying to get Chhatrapati Shivaji’s ceremonial ‘Jagdamba sword’, currently housed in St. James’ Palace in London, back to Maharashtra. (Edited by Sugita Katyal) Also Read: With AI, VR and walls that speak, Bandra museum is immortalising legacy of Mumbai dabbawalas The ‘wagh nakh’ is said to have been used by Maratha warrior king Chhatrapati Shivaji to kill the Bijapur Sultanate’s general, Afzal Khan, in 1659. During his trip to London last week, Shelar had a meeting with the director of the Victoria and Albert Museum, after which he said in a statement, “We had received Chhatrapati Shivaji Maharaj’s iconic ‘wagh nakh’ on a three-year loan. However, they will eventually have to be returned. Such situations should not arise in the future. Therefore, we discussed on a positive note, the possibility of obtaining other important artefacts from the Victoria and Albert Museum on a longer-term loan.” The state culture department also pushed a proposal to get UNESCO World Heritage status for 12 forts built by Chhatrapati Shivaji, which came through in July this year. On Sunday, Minister Shelar commemorated Chhatrapati Shivaji Maharaj’s escape from Mughal emperor Aurangzeb’s captivity by performing a ritual at the equestrian statue in front of Agra’s Red Fort with water collected from 101 forts across Maharashtra. Shelar also said that the Maharashtra government will henceforth commemorate this day as ‘Shivchaturya din’ and allocate funds for the celebration. Similarly, the state tourism department plans to build memorials of Chhatrapati Shivaji outside Maharashtra as well by acquiring sites significant in the history of the Maratha empire across different states. Its first attempt is in Agra in Uttar Pradesh, where it is trying to acquire the land where Chhatrapati Shivaji was kept under house arrest by Aurangzeb before his escape. The state government has also been trying to get Chhatrapati Shivaji’s ceremonial ‘Jagdamba sword’, currently housed in St. James’ Palace in London, back to Maharashtra. (Edited by Sugita Katyal) Also Read: With AI, VR and walls that speak, Bandra museum is immortalising legacy of Mumbai dabbawalas During his trip to London last week, Shelar had a meeting with the director of the Victoria and Albert Museum, after which he said in a statement, “We had received Chhatrapati Shivaji Maharaj’s iconic ‘wagh nakh’ on a three-year loan. However, they will eventually have to be returned. Such situations should not arise in the future. Therefore, we discussed on a positive note, the possibility of obtaining other important artefacts from the Victoria and Albert Museum on a longer-term loan.” The state culture department also pushed a proposal to get UNESCO World Heritage status for 12 forts built by Chhatrapati Shivaji, which came through in July this year. On Sunday, Minister Shelar commemorated Chhatrapati Shivaji Maharaj’s escape from Mughal emperor Aurangzeb’s captivity by performing a ritual at the equestrian statue in front of Agra’s Red Fort with water collected from 101 forts across Maharashtra. Shelar also said that the Maharashtra government will henceforth commemorate this day as ‘Shivchaturya din’ and allocate funds for the celebration. Similarly, the state tourism department plans to build memorials of Chhatrapati Shivaji outside Maharashtra as well by acquiring sites significant in the history of the Maratha empire across different states. Its first attempt is in Agra in Uttar Pradesh, where it is trying to acquire the land where Chhatrapati Shivaji was kept under house arrest by Aurangzeb before his escape. The state government has also been trying to get Chhatrapati Shivaji’s ceremonial ‘Jagdamba sword’, currently housed in St. James’ Palace in London, back to Maharashtra. (Edited by Sugita Katyal) Also Read: With AI, VR and walls that speak, Bandra museum is immortalising legacy of Mumbai dabbawalas The state culture department also pushed a proposal to get UNESCO World Heritage status for 12 forts built by Chhatrapati Shivaji, which came through in July this year. On Sunday, Minister Shelar commemorated Chhatrapati Shivaji Maharaj’s escape from Mughal emperor Aurangzeb’s captivity by performing a ritual at the equestrian statue in front of Agra’s Red Fort with water collected from 101 forts across Maharashtra. Shelar also said that the Maharashtra government will henceforth commemorate this day as ‘Shivchaturya din’ and allocate funds for the celebration. Similarly, the state tourism department plans to build memorials of Chhatrapati Shivaji outside Maharashtra as well by acquiring sites significant in the history of the Maratha empire across different states. Its first attempt is in Agra in Uttar Pradesh, where it is trying to acquire the land where Chhatrapati Shivaji was kept under house arrest by Aurangzeb before his escape. The state government has also been trying to get Chhatrapati Shivaji’s ceremonial ‘Jagdamba sword’, currently housed in St. James’ Palace in London, back to Maharashtra. (Edited by Sugita Katyal) Also Read: With AI, VR and walls that speak, Bandra museum is immortalising legacy of Mumbai dabbawalas On Sunday, Minister Shelar commemorated Chhatrapati Shivaji Maharaj’s escape from Mughal emperor Aurangzeb’s captivity by performing a ritual at the equestrian statue in front of Agra’s Red Fort with water collected from 101 forts across Maharashtra. Shelar also said that the Maharashtra government will henceforth commemorate this day as ‘Shivchaturya din’ and allocate funds for the celebration. Similarly, the state tourism department plans to build memorials of Chhatrapati Shivaji outside Maharashtra as well by acquiring sites significant in the history of the Maratha empire across different states. Its first attempt is in Agra in Uttar Pradesh, where it is trying to acquire the land where Chhatrapati Shivaji was kept under house arrest by Aurangzeb before his escape. The state government has also been trying to get Chhatrapati Shivaji’s ceremonial ‘Jagdamba sword’, currently housed in St. James’ Palace in London, back to Maharashtra. (Edited by Sugita Katyal) Also Read: With AI, VR and walls that speak, Bandra museum is immortalising legacy of Mumbai dabbawalas Shelar also said that the Maharashtra government will henceforth commemorate this day as ‘Shivchaturya din’ and allocate funds for the celebration. Similarly, the state tourism department plans to build memorials of Chhatrapati Shivaji outside Maharashtra as well by acquiring sites significant in the history of the Maratha empire across different states. Its first attempt is in Agra in Uttar Pradesh, where it is trying to acquire the land where Chhatrapati Shivaji was kept under house arrest by Aurangzeb before his escape. The state government has also been trying to get Chhatrapati Shivaji’s ceremonial ‘Jagdamba sword’, currently housed in St. James’ Palace in London, back to Maharashtra. (Edited by Sugita Katyal) Also Read: With AI, VR and walls that speak, Bandra museum is immortalising legacy of Mumbai dabbawalas Similarly, the state tourism department plans to build memorials of Chhatrapati Shivaji outside Maharashtra as well by acquiring sites significant in the history of the Maratha empire across different states. Its first attempt is in Agra in Uttar Pradesh, where it is trying to acquire the land where Chhatrapati Shivaji was kept under house arrest by Aurangzeb before his escape. The state government has also been trying to get Chhatrapati Shivaji’s ceremonial ‘Jagdamba sword’, currently housed in St. James’ Palace in London, back to Maharashtra. (Edited by Sugita Katyal) Also Read: With AI, VR and walls that speak, Bandra museum is immortalising legacy of Mumbai dabbawalas The state government has also been trying to get Chhatrapati Shivaji’s ceremonial ‘Jagdamba sword’, currently housed in St. James’ Palace in London, back to Maharashtra. (Edited by Sugita Katyal) Also Read: With AI, VR and walls that speak, Bandra museum is immortalising legacy of Mumbai dabbawalas (Edited by Sugita Katyal) Also Read: With AI, VR and walls that speak, Bandra museum is immortalising legacy of Mumbai dabbawalas Also Read: With AI, VR and walls that speak, Bandra museum is immortalising legacy of Mumbai dabbawalas Subscribe to our channels on YouTube, Telegram &amp; WhatsApp Support Our Journalism India needs fair, non-hyphenated and questioning journalism, packed with on-ground reporting. ThePrint – with exceptional reporters, columnists and editors – is doing just that. Sustaining this needs support from wonderful readers like you. Whether you live in India or overseas, you can take a paid subscription by clicking here. Support Our Journalism Save my name, email, and website in this browser for the next time I comment. Δ Required fields are marked * Name * Email * Δ Copyright © 2025 Printline Media Pvt. Ltd. All rights reserved.</w:t>
+        <w:t xml:space="preserve"> https://www.theweek.in/news/india/2025/08/18/mumbai-rain-news-nanded-rains-latest-updates-water-from-karnataka-reach-district-indian-army-sdrf-deployed-for-rescue-missions-and-villagers-trapped.html</w:t>
+      </w:r>
+    </w:p>
+    <w:p>
+      <w:pPr>
+        <w:pStyle w:val="Normal"/>
+      </w:pPr>
+      <w:r>
+        <w:rPr/>
+        <w:t>Content: There has been a significant rise in the water level of Lendi dam, an inter-state irrigation project between Maharashtra and Telangana located in the taluka, while a large amount of water is flowing into the area from Latur, Udgir and neighbouring Karnataka Amid heavy rains across Maharashtra, Nanded district also witnessed showers on Monday, forcing the India Meteorological Department (IMD) to issue a "Yellow Alert". District officials reached out to the Indian Army for rescue and relief operations as more than 200 people have been trapped due to the heavy showers across various villages of Nanded, news reports said. ALSO READ | Mumbai: Schools closed, local rail services delayed as heavy rains to continue for 3-4 hours 🚨 Maharashtra Update:CM Shri Devendra Fadnavis visited SEOC today to review the rain situation.Div. Commissioners, District Collectors &amp; Municipal Commissioners joined virtually.▶️ Critical focus: Latur, Nanded, Beed and other districts ▶️Relief work to be actioned… pic.twitter.com/Tx144KOIWf According to the IMD, heavy rains are likely to continue in Nanded at least until Tuesday, August 19. Meanwhile, reports suggest that a cloudburst in Nanded has left at least five people missing. The State Disaster Response Force (SDRF) on Sunday rescued 21 people trapped in heavy rains in Ravangaon and Hasnal villages of Mukhed taluka. The local administration has been instructed by Chief Minister Devendra Fadnavis to remain stationed in affected areas and continue coordination until the situation stabilizes. District Collector Rahul Kardile told news agency PTI that a unit of the Indian Army had been called in to help rescue those stranded by the floods. “A 15-member Army team will be deployed in the Mukhed area of Nanded. Water is being released from the dams. I have also spoken to the irrigation secretary of neighbouring Telangana over the phone,” he said. ALSO READ | Where did it rain the most in Mumbai today? BMC reveals how much rainfall did Chembur, Dadar receive on Monday Here are the latest updates from rain-ravaged Nanded of Maharashtra: Godavari River passing through Nanded city is currently witnessing a heavy flow.Video - Pradeep pic.twitter.com/uQKGGjmVaO Join our WhatsApp Channel to get the latest news, exclusives and videos on WhatsApp This is Europe's secret weapon to influence Donald Trump to side with Zelenskyy against Russia Durand Cup 2025 quarterfinal update: East Bengal win iconic Kolkata Derby; rookies Diamond Harbour FC shock Jamshedpur FC Rajinikanth's 'Coolie' sets all-time record, beats Vijay's 'Leo' for THIS landmark milestone at the worldwide box office and nears 400 crores gross How the middle class will gain from GST regime overhaul 100-year plan to reach a black hole? Italian scientist discusses tiny spacecraft that could achieve this feat | INTERVIEW From East India Company to Big Tech: Why corporations keep seeking colonies How Indian women filmmakers are reshaping global cinema landscape A near-death experience transforms a couple's life Evolving luxury *Articles appearing as INFOCUS/THE WEEK FOCUS are marketing initiatives Copyright © 2024 All rights reserved</w:t>
       </w:r>
     </w:p>
     <w:p>
@@ -749,16 +4727,16 @@
       </w:pPr>
       <w:r>
         <w:rPr/>
-        <w:t>Article 20</w:t>
-      </w:r>
-    </w:p>
-    <w:p>
-      <w:pPr>
-        <w:pStyle w:val="Normal"/>
-      </w:pPr>
-      <w:r>
-        <w:rPr/>
-        <w:t>Title: Those who speak of Maharashtra ‘asmita’ should support Radhakrishnan for VP post: Fadnavis</w:t>
+        <w:t>Article 122</w:t>
+      </w:r>
+    </w:p>
+    <w:p>
+      <w:pPr>
+        <w:pStyle w:val="Normal"/>
+      </w:pPr>
+      <w:r>
+        <w:rPr/>
+        <w:t>Title: CREDAI-MCHI appoints Sukhraj Nahar as 18th President</w:t>
       </w:r>
     </w:p>
     <w:p>
@@ -770,16 +4748,16 @@
         <w:t xml:space="preserve">URL: </w:t>
       </w:r>
       <w:r>
-        <w:t xml:space="preserve"> https://theprint.in/india/those-who-speak-of-maharashtra-asmita-should-support-radhakrishnan-for-vp-post-fadnavis/2723344/?amp</w:t>
-      </w:r>
-    </w:p>
-    <w:p>
-      <w:pPr>
-        <w:pStyle w:val="Normal"/>
-      </w:pPr>
-      <w:r>
-        <w:rPr/>
-        <w:t>Content: Mumbai, Aug 18 (PTI) Maharashtra Chief Minister Devendra Fadnavis on Monday called upon MPs from the state cutting across party lines, specially from the Shiv Sena (UBT) and NCP (SP), to support Governor CP Radhakrishnan’s candidature for the post of vice president. The ruling National Democratic Alliance (NDA) on Sunday named Radhakrishnan (67), a seasoned BJP leader belonging to a key OBC caste from Tamil Nadu with an RSS background, as its vice-presidential candidate. Talking to reporters, Fadnavis said even though Radhakrishnan belongs to Tamil Nadu, he is a registered voter in Mumbai and cast his vote here in the last year’s Maharashtra assembly polls. “When he files his nomination for the vice president’s post, he will mention that he is a registered voter in Mumbai. It is a matter of great pride for Maharashtra,” he said. Fadnavis said political parties like the opposition Shiv Sena (UBT) and NCP (SP), which espouse Maharashtra’s “asmita” (pride), should support Radhakrishnan’s candidature. Replying to a question, the CM said he would request Sena (UBT) head Uddhav Thackeray and NCP (SP) chief Sharad Pawar to support Radhakrishnan, considering he is the state’s governor and a voter from Mumbai. The electoral college for poll to the post of Vice President of India consists of all members of both Houses of Parliament. The Shiv Sena (UBT) has nine Lok Sabha and two Rajya Sabha members, while the NCP (SP) has 10 Lok Sabha and two Rajya Sabha members. With the NDA enjoying the support of at least 422 members in the electoral college of 781 MPs, Radhakrishnan’s victory in any contest against the Opposition is a foregone conclusion. The majority mark is 391. Earlier in the day, Fadnavis paid a courtesy visit to Radhakrishnan at the Raj Bhavan in Mumbai. Radhakrishnan later left for New Delhi. At the airport here, Fadnavis, accompanied by state Cultural Affairs Minister Ashish Shelar, presented to the governor a book containing the unpublished letters of Maratha king Chhatrapati Shivaji Maharaj, a release from the Raj Bhavan said. BJP president J P Nadda on Sunday made the announcement about Radhakrishnan’s candidature for the vice president’s post following a meeting of the party’s parliamentary board, which included Prime Minister Narendra Modi, and consultation with the party’s allies. Nadda appealed for unanimous election of Radhakrishnan (67), an OBC leader and two-time former Lok Sabha member from Coimbatore, to the constitutional position, saying BJP leaders had spoken to the opposition parties over the last week and will reach out to them again. PTI MR GK This report is auto-generated from PTI news service. ThePrint holds no responsibility for its content.</w:t>
+        <w:t xml:space="preserve"> https://housing.com/news/credai-mchi-appoints-sukhraj-nahar-as-president/</w:t>
+      </w:r>
+    </w:p>
+    <w:p>
+      <w:pPr>
+        <w:pStyle w:val="Normal"/>
+      </w:pPr>
+      <w:r>
+        <w:rPr/>
+        <w:t>Content: Home » Current News » CREDAI-MCHI appoints Sukhraj Nahar as 18th President August 14, 2025: CREDAI-MCHI, the apex body representing real estate developers in the Mumbai Metropolitan Region (MMR), has announced the appointment of Sukhraj Nahar, chairman of Nahar Group, as its 18th president for the 2025–2027 term in a grand Change of Guard ceremony held at Jio World Centre. The event was graced by the chief minister of Maharashtra, Devendra Fadnavis, along with distinguished past presidents, the new management committee and various members of the association. Nahar succeeds Domnic Romell who has served the association with distinction over the past two years. This change of guard marks not only a leadership transition but also the beginning of a transformational phase for the real estate ecosystem in the MMR. CREDAI-MCHI also announced the new management committee comprising of Bandish Ajmera – president elect, Rushi Mehta – secretary and Nikunj Sanghavi – treasurer. The ceremony marked not only a leadership transition but also the formal pledge to drive the organisation’s new strategic framework. CREDAI-MCHI is setting its sights on Mission CARES, a comprehensive blueprint to bring Compassion, Affordability, Reforestation, Empowerment, and Skilling to the forefront of urban development. Devendra Fadnavis, chief minister of Maharashtra said, “CREDAI-MCHI family has been an indispensable partner in shaping Mumbai’s real estate future. Together, we pioneered the country’s most successful RERA implementation, streamlined ease of doing business, and co-created the Mumbai Development Plan with unprecedented industry-government collaboration. Today, Mumbai stands at the cusp of a massive transformation — from Asia’s largest urban renewal at BDD Chawls to slum-free, technology-driven redevelopment, and the creation of the Third and Fourth Mumbai as new economic growth engines. With world-class infrastructure, high-speed connectivity, an upcoming Innovation City that can rival global hubs, and the potential to build cities even better than Dubai, we have a once-in-a-generation opportunity. Over the next 10 years, we can transform Mumbai and the MMR into a global benchmark for urban living. The government is fully committed to working hand-in-hand with the real estate sector to make this vision a reality.” Speaking on his vision for 2025 – 2027, Sukhraj Nahar, president of CREDAI-MCHI stated, “Our sector has always built Mumbai’s skyline. Now, we must also build its soul. Mission CARES is our declaration to the government, home buyers, and our own conscience—that we will develop with empathy, digitise with purpose, green our cities with urgency, and ensure every home is accessible and dignified. This is a pivotal moment to move beyond rhetoric and deliver real, measurable impact.” Rushi Mehta, secretary, CREDAI-MCHI emphasised, “The real estate sector touches lives in every square foot it creates. We are not just asking the government to act—we are showing them that the industry is ready to co-create better policies, embrace tech, and uplift every worker, homebuyer, and citizen. Mission CARES represents CREDAI-MCHI’s renewed commitment to building with compassion, ensuring access for all, restoring green spaces, driving economic growth through innovation, and skilling the workforce that shapes the region’s skylines. The five pillars will guide all member initiatives over the next two years.” Domnic Romell, immediate past president, CREDAI-MCHI extended his full support to the new leadership. He said, “Over the last two years, we’ve set the stage for deeper collaboration between government bodies, developers, and civil society. I am confident that under Nahar’s leadership, CREDAI-MCHI will now scale new heights—not just in construction, but in conscience as well.” While handing over the baton to the incoming president, Romell further elaborated, “Our tenure was about turning challenges into opportunities and building a more transparent, inclusive ecosystem. Mission CARES is the natural evolution of that journey — a moral compass for the next era of real estate, ensuring that growth and responsibility go hand in hand.” Dhaval Ajmera, outgoing secretary, CREDAI-MCHI, stated, “We have always been builders; now we choose to be healers too. Mission CARES is not just a vision — it is a call to action for governments, civil society, and every stakeholder in the urban ecosystem to create a future where development is measured by the dignity, equity, and sustainability it brings. Real change in our sector comes from consistent, well-calibrated policy interventions. Mission CARES strengthens our resolve to embed inclusion, green growth, and technology adoption into the governance framework, ensuring that ambition transforms into action.” Mumbai’s developers currently pay an average of 54,221 per square meter as approval costs, among the highest in the country. Premiums, duties, and levies often constitute 35–40% of the total project cost, placing a significant financial burden on homebuyers and delaying project timelines. “Compliance costs are one of the biggest roadblocks to affordable housing,” noted Keval Valambhia, chief operating officer, CREDAI-MCHI. He added, “At CREDAI-MCHI, we are pushing for single-window clearances, rationalized premiums, and tech-led approvals. Prop Tech will enable AI-driven project tracking and blockchain-backed compliance, making the process faster and more transparent. The shift from paperwork to real-time systems is critical. Every rupee saved in friction is a rupee that builds scale, trust, and better homes. Because at the end, building better homes is about building a stronger India together.” The CARES framework commits the organisation to 5 pillars: The new leadership has outlined an ambitious but pragmatic roadmap for the next 24 months: Under its CSR vision, CREDAI-MCHI has committed to organising 100+ free health camps annually, supporting over 1,000 students with scholarships (especially girls), operating 25 daycare centres for construction workers’ families, maintaining zero child labour across all member sites, and mobilising 10 crore+ for disaster relief and social programmes. The affordable housing mandate aims to promote 10,000+ affordable units through member projects by 2026, publish a policy white paper on regulatory reforms for faster approvals, create an Affordable Housing Innovation Cell, and conduct three regional workshops with urban bodies on rental and worker housing. The focus is on ensuring affordability without compromising on quality, sustainability, or access to civic amenities. In line with its environmental commitments, the reforestation agenda targets the planting of 1 million trees across 50+ urban locations by 2026, integrating minimum green buffers in all new member projects, and creating five model biodiversity parks in partnership with local authorities. The economic growth and innovation pillar will see 70% of member developers adopt at least one PropTech solution, 20+ startups onboarded to the new PropTech Lab, and the listing of 10+ REIT-ready assets. On skilling, CREDAI-MCHI will train 10,000+ construction workers annually, issue 2,500+ Green Job Cards, and deploy three mobile skilling labs across the Mumbai Metropolitan Region to deliver on-site training in green construction, safety, and emerging technologies. With over 2,200 member developers, CREDAI-MCHI’s Change of Guard 2025–2027 marks the beginning of a decisive chapter — one where the industry pledges to build not only for today’s cities but for tomorrow’s generations, guided by measurable goals that blend economic growth, environmental stewardship, and social equity. With 16+ years of experience in various sectors, of which more than ten years in real estate, Anuradha Ramamirtham excels in tracking property trends and simplifying housing-related topics such as Rera, housing lottery, etc. Her diverse background includes roles at Times Property, Tech Target India, Indiantelevision.com and ITNation. Anuradha holds a PG Diploma degree in Journalism from KC College and has done BSc (IT) from SIES. In her leisure time, she enjoys singing and travelling. Email: anuradha.ramamirtham@housing.com These articles, the information therein and their other contents are for information purposes only. All views and/or recommendations are those of the concerned author personally and made purely for information purposes. Nothing contained in the articles should be construed as business, legal, tax, accounting, investment or other advice or as an advertisement or promotion of any project or developer or locality. Housing.com does not offer any such advice. No warranties, guarantees, promises and/or representations of any kind, express or implied, are given as to (a) the nature, standard, quality, reliability, accuracy or otherwise of the information and views provided in (and other contents of) the articles or (b) the suitability, applicability or otherwise of such information, views, or other contents for any person’s circumstances. Housing.com shall not be liable in any manner (whether in law, contract, tort, by negligence, products liability or otherwise) for any losses, injury or damage (whether direct or indirect, special, incidental or consequential) suffered by such person as a result of anyone applying the information (or any other contents) in these articles or making any investment decision on the basis of such information (or any such contents), or otherwise. The users should exercise due caution and/or seek independent advice before they make any decision or take any action on the basis of such information or other contents.</w:t>
       </w:r>
     </w:p>
     <w:p>
@@ -788,16 +4766,16 @@
       </w:pPr>
       <w:r>
         <w:rPr/>
-        <w:t>Article 21</w:t>
-      </w:r>
-    </w:p>
-    <w:p>
-      <w:pPr>
-        <w:pStyle w:val="Normal"/>
-      </w:pPr>
-      <w:r>
-        <w:rPr/>
-        <w:t>Title: Mumbai received 177mm rain in just 6-8 hour period, says CM Fadnavis; more to come amid high tides</w:t>
+        <w:t>Article 123</w:t>
+      </w:r>
+    </w:p>
+    <w:p>
+      <w:pPr>
+        <w:pStyle w:val="Normal"/>
+      </w:pPr>
+      <w:r>
+        <w:rPr/>
+        <w:t>Title: हवामानाचा अंदाज: आजही पावसाचा कहर? मुंबई, पुण्यासह 7 जिल्ह्यांना रेड अलर्ट; गडचिरोलीसह 4 जिल्ह्यांना यलो अलर्ट</w:t>
       </w:r>
     </w:p>
     <w:p>
@@ -809,16 +4787,16 @@
         <w:t xml:space="preserve">URL: </w:t>
       </w:r>
       <w:r>
-        <w:t xml:space="preserve"> https://www.mid-day.com/mumbai/mumbai-news/article/red-alert-for-mumbai-mumbai-got-177mm-rain-in-just-6-8-hour-period-says-cm-fadnavis-more-to-come-amid-high-tides-23589990</w:t>
-      </w:r>
-    </w:p>
-    <w:p>
-      <w:pPr>
-        <w:pStyle w:val="Normal"/>
-      </w:pPr>
-      <w:r>
-        <w:rPr/>
-        <w:t>Content: Today's E-Paper Web Stories E-Paper Mid-day Gujarati Inquilab Mid-day Hindi Updated on: 18 August,2025 04:39 PM IST | Mumbai mid-day online correspondent | Talking to reporters in Mumbai after reviewing the rain and flood situation across Maharashtra, CM Fadnavis said that waterlogging is being witnessed in 14 places in the metropolis Mumbai on Monday continued to witness heavy rains. Pic/Shadab Khan Maharashtra Chief Minister Devendra Fadnavis said Mumbai received 177 millimetres (mm) of rain in a 6-8 hour period on Monday and asked citizens to observe all precautions since more is expected through the day along with high tides, reported the PTI. Maharashtra Chief Minister Devendra Fadnavis said Mumbai received 177 millimetres (mm) of rain in a 6-8 hour period on Monday and asked citizens to observe all precautions since more is expected through the day along with high tides, reported the PTI. Talking to reporters in Mumbai after reviewing the rain and flood situation across Maharashtra, CM Fadnavis said that waterlogging is being witnessed in 14 places in the metropolis. CM has appealed to residents to exercise caution and avoid stepping out unnecessarily. In light of the worsening weather, government offices were instructed to allow employees to leave by 4 pm, ahead of expected high tides between 6:30 pm and 7 pm, likely to reach 3 to 4 metres. A decision regarding school closures on Tuesday will be made depending on conditions, the CM added, according to the PTI. CM Fadnavis also noted that agricultural damage had been reported across 4 lakh hectares in Maharashtra, and district collectors have been given the authority to manage rescue and relief operations. Discussions are ongoing with Karnataka regarding the discharge of water from the Almatti Dam, which could impact downstream areas. Meanwhile, Mumbai suburban district guardian minister Ashish Shelar said he had reviewed the situation through the BMC disaster management cell. He confirmed local train services were operating with some disruptions, and extra BEST buses had been deployed to assist stranded passengers at key railway stations like Dadar and Mumbai Central, as per the PTI. Ashish Shelar also reported that 30 to 40 incidents of fallen trees or branches had been recorded across the city. Municipal teams have been ordered to remove debris and restore traffic at the earliest. One person was injured on Napean Sea Road after a protective wall collapsed onto a tree. He reiterated that schools running afternoon sessions and colleges had been given a holiday, and both the BMC Commissioner and the Mumbai Police Commissioner have urged residents to venture out only when absolutely necessary. Pumping stations are operating at full capacity to manage the water levels, and officials are closely monitoring water recession with the help of these systems, officials said. (with PTI inputs) Did you find this article helpful? Help us improve further by providing more detailed feedback and stand a chance to win a 3-month e-paper subscription! Click Here Note: Winners will be selected via a lucky draw. Help us improve further by providing more detailed feedback and stand a chance to win a 3-month e-paper subscription! Click Here Note: Winners will be selected via a lucky draw. &gt; ADVERTISEMENT ADVERTISEMENT ADVERTISEMENT</w:t>
+        <w:t xml:space="preserve"> https://thefocusindia.com/national-news/maharashtra-weather-red-alert-mumbai-pune-7-districts-281414/amp/</w:t>
+      </w:r>
+    </w:p>
+    <w:p>
+      <w:pPr>
+        <w:pStyle w:val="Normal"/>
+      </w:pPr>
+      <w:r>
+        <w:rPr/>
+        <w:t>Content: विशेष प्रतिनिधी मुंबई : मुंबई, मराठवाड्यासह थेट विदर्भापर्यंत रविवारी रात्रीपासून पावसाने धूमशान घातले. आता आज मंगळवार, 19 ऑगस्ट रोजीही मुंबई पुण्यासह एकूण सात जिल्ह्यांना हवामान विभागाने रेड अलर्ट जाहीर केलाय. तर विदर्भातल्या गडचिरोलीसह चार जिल्ह्यांना यलो अलर्ट देण्यात आलाय. मुख्यमंत्री देवेंद्र फडणवीस यांनी आज महाराष्ट्रातल्या पूरस्थितीचा आढावा घेतला. तूर्तास तरी पूरस्थिती आटोक्यात असून, जवळपास एक हजार हेक्टरवरील शेतपिकाचे नुकसान झाल्याचा प्राथमिक अंदाज त्यांनी वर्तवला. पुढील 3-4 तासांत छत्रपती संभाजीनगर, जालना, परभणी, हिंगोली, नांदेड, जळगाव, मुंबई, ठाणे, रायगड आणि रत्नागिरी जिल्ह्यात काही ठिकाणी मध्यम ते जोरदार पाऊस पडण्याची शक्यता आहे. वादळी वारे मेघगर्जनेसह विजांचा कडकडाट होण्याची शक्यता असल्याची माहिती प्रशासनातर्फे देण्यात आली असून, राज्यात उद्याही अनेक ठिकाणी जोरदार पाऊस होण्याची शक्यता हवामान विभागाने वर्तवली आहे. 7 जिल्ह्यांना रेड, 4 ऑरेंज अलर्ट हवामान विभागाने सात जिल्ह्यांना रेड अलर्ट जारी केलाय. त्यात पालघर, ठाणे, मुंबई, रायगड, नाशिक घाट, पुणे घाट, सातारा घाट माथ्याचा समावेश आहे. येथे उद्या काही ठिकाणी मुसळधार ते अति मुसळधार पावसाची शक्यता वर्तवण्यात आली असून, दुर्गम ठिकाणी अति मुसळधार पावसाची भीती व्यक्त करण्यात आलीय. हवामान विभागाने चार जिल्ह्यांना ऑरेंज अलर्ट जारी केलाय. त्यात रत्नागिरी, सिंधुदुर्ग, कोल्हापूर घाट, गडचिरोलीचा समावेश आहे. या भागात काही ठिकाणी मुसळधार ते अति मुसळधार पाऊस होण्याची शक्यता आहे. 25 जिल्ह्यांना यलो अलर्ट हवामान विभागाने जवळपास 25 जिल्ह्यांना यलो अलर्ट जारी केलाय. त्यात धुळे, नंदुरबार, जळगाव, नाशिक, अहिल्यानगर, पुणे, सातारा, सांगली, छत्रपती संभाजीनगर, जालना, परभणी, बीड, हिंगोली, नांदेड, लातूर, अकोला, अमरावती, भंडारा, बुलढाणा, चंद्रपूर, गोंदिया, नागपूर, वर्धा, वाशीम, यवतमाळचा समावेश आहे. या जिल्ह्यात काही ठिकाणी जोरदार वादळ आणि विजांच्या कडकडाटासह मुसळधार पाऊस होऊ शकतो. या काळात वाऱ्याचा वेग साधारणतः 30-40 किमी प्रतितास राहील. महत्वाच्या बातम्या Technical by Swaraj IT Services</w:t>
       </w:r>
     </w:p>
     <w:p>
@@ -827,16 +4805,16 @@
       </w:pPr>
       <w:r>
         <w:rPr/>
-        <w:t>Article 22</w:t>
-      </w:r>
-    </w:p>
-    <w:p>
-      <w:pPr>
-        <w:pStyle w:val="Normal"/>
-      </w:pPr>
-      <w:r>
-        <w:rPr/>
-        <w:t>Title: Mumbai To Welcome Historic Sword Of Shrimant Raje Raghuji Bhonsale On August 18; To Be Ceremoniously Unveiled By CM Fadnavis</w:t>
+        <w:t>Article 124</w:t>
+      </w:r>
+    </w:p>
+    <w:p>
+      <w:pPr>
+        <w:pStyle w:val="Normal"/>
+      </w:pPr>
+      <w:r>
+        <w:rPr/>
+        <w:t>Title: Ashish Shelar : मुंबईत मुसळधार.. परिस्थितीचा आढावा घेतल्यानंतर शेलारांकडून मुंबईकरांना एकच आवाहन; आज, उद्या…</w:t>
       </w:r>
     </w:p>
     <w:p>
@@ -848,16 +4826,16 @@
         <w:t xml:space="preserve">URL: </w:t>
       </w:r>
       <w:r>
-        <w:t xml:space="preserve"> https://www.freepressjournal.in/mumbai/mumbai-to-welcome-historic-sword-of-shrimant-raje-raghuji-bhonsale-on-august-18-to-be-ceremoniously-unveiled-by-cm-fadnavis</w:t>
-      </w:r>
-    </w:p>
-    <w:p>
-      <w:pPr>
-        <w:pStyle w:val="Normal"/>
-      </w:pPr>
-      <w:r>
-        <w:rPr/>
-        <w:t>Content: Mumbai: The historic sword of Shrimant Raje Raghuji Bhonsle will arrive in Mumbai tomorrow, August 18, where it will be given a grand welcome by the Government of Maharashtra at the Mumbai International Airport. Later in the evening, it will be ceremoniously unveiled in the august presence of Chief Minister Devendra Fadnavis. Sword Secured The legendary sword of Shrimant Raje Raghuji Bhonsle was recently secured by the Government of Maharashtra through an auction. Cultural Affairs Minister Adv. Ashish Shelar took possession of the sword in London, and it will arrive in Mumbai tomorrow, August 18. At 10 a.m., Minister Adv. Ashish Shelar will formally receive the historic sword at the international airport. After paying homage to the statue of Chhatrapati Shivaji Maharaj at the airport, a bike rally will be held, after which the sword will be carried on a decorated chariot and taken to the P. L. Deshpande Maharashtra Kala Academy. Meanwhile, at 6 p.m., the Departments of Cultural Affairs, Archaeology and Museums, and the Directorate of Cultural Affairs, along with PL Deshpande Maharashtra Kala Academy, have organized the ‘Sena Saheb Subha Parakram Darshan’ ceremony. During the program, the exhibition and inauguration of the historic sword of Shrimant Raje Raghuji Bhonsle will be carried out at the hands of Chief Minister Devendra Fadnavis. Deputy Chief Ministers Eknath Shinde and Ajit Pawar, Minister for Cultural Affairs and IT and Guardian Minister of Suburban District Adv. Ashish Shelar will be present. Shrimant Mudhoji Raje Bhonsle, descendant of Shrimant Raje Raghuji Bhonsle, will also grace the occasion with his special presence. The event will also be attended by Dr. Kiran Kulkarni (IAS), Secretary, Department of Cultural Affairs, local MP Anil Desai, and MLA Mahesh Sawant, among others. 📌 Historic sword of legendary Maratha Commander Raghuji Bhosale returns to India!Cultural Affairs Minister Adv. Ashish Shelar received it from an intermediary in London. It will reach Mumbai on Monday, August 18. pic.twitter.com/i7ASFiowcu The program will be held on Monday, August 18, 2025, at 6:00 p.m. at the P. L. Deshpande Maharashtra Kala Academy, Prabhadevi, Mumbai. The event is open to all, and the Archaeology and Museums Directorate’s Director Dr. Tejas Madan Garge, PL Deshpande Maharashtra Kala Academy’s Director Meenal Joglekar, and Directorate of Cultural Affairs’ Director Vibhishan Chavare have appealed to citizens to attend in large numbers.</w:t>
+        <w:t xml:space="preserve"> https://www.tv9marathi.com/videos/ashish-shelar-appeals-to-mumbaikars-after-review-of-rains-at-bmc-stay-at-house-during-mumbai-heavy-rains-1472440.html</w:t>
+      </w:r>
+    </w:p>
+    <w:p>
+      <w:pPr>
+        <w:pStyle w:val="Normal"/>
+      </w:pPr>
+      <w:r>
+        <w:rPr/>
+        <w:t>Content: By signing in or creating an account, you agree with Associated Broadcasting Company's Terms &amp; Conditions and Privacy Policy. गेल्या दोन दिवसांपासून सुरू असलेल्या मुसळधार पावसामुळे मुंबईतील जनजीवनावर परिणाम झाला आहे. भाजप नेते आशिष शेलार यांनी मुंबईतील परिस्थितीचा आढावा घेतला. यात प्रमुख चौक, रेल्वे वाहतूक सेवा आणि शाळा-महाविद्यालयांच्या स्थितीचा समावेश होता. मुंबई महानगर पालिका प्रशासन, मुंबई पोलीस, मुंबई वाहतूक पोलीस आणि इतर सर्व यंत्रणांसह अधिकारी मुसळधार पावसाने जिथे गरज आहे त्या ठिकाणी ऑन साईट हजर आहेत. दरम्यान, मुंबई लोकल सेवा काही मिनिटं उशिराने धावत आहेत मात्र त्या पूर्णतः अद्याप ठप्प झाल्या नाहीत आणि त्या होऊन नयेत याची व्यवस्था अचूक करावी अशी चर्चा केल्याचे आशिष शेलार यांनी यावेळी सांगितले. दरम्यान, हवामान विभागाने मुंबईसाठी रेड अलर्ट जारी केल्यामुळे, मुख्यमंत्री देवेंद्र फडणवीस स्वतः या परिस्थितीवर लक्ष ठेवून आहेत. आशिष शेलार यांनी मुंबईकरांना आवाहन केले आहे की, अत्यंत गरज असल्यासच घराबाहेर पडावे आणि शक्य असल्यास घरातच सुरक्षित राहावे.</w:t>
       </w:r>
     </w:p>
     <w:p>
@@ -866,16 +4844,16 @@
       </w:pPr>
       <w:r>
         <w:rPr/>
-        <w:t>Article 23</w:t>
-      </w:r>
-    </w:p>
-    <w:p>
-      <w:pPr>
-        <w:pStyle w:val="Normal"/>
-      </w:pPr>
-      <w:r>
-        <w:rPr/>
-        <w:t>Title: Those who speak of Maharashtra 'asmita' should support Radhakrishnan for VP post Fadnavis</w:t>
+        <w:t>Article 125</w:t>
+      </w:r>
+    </w:p>
+    <w:p>
+      <w:pPr>
+        <w:pStyle w:val="Normal"/>
+      </w:pPr>
+      <w:r>
+        <w:rPr/>
+        <w:t>Title: Mumbai Rain Alert:मुंबईत पावसाची धुवाँधार बॅटिंग;शाळांना सुट्टी जाहीर</w:t>
       </w:r>
     </w:p>
     <w:p>
@@ -887,16 +4865,16 @@
         <w:t xml:space="preserve">URL: </w:t>
       </w:r>
       <w:r>
-        <w:t xml:space="preserve"> https://www.theweek.in/wire-updates/national/2025/08/18/bom25-mh-governor-ld-fadnavis.html</w:t>
-      </w:r>
-    </w:p>
-    <w:p>
-      <w:pPr>
-        <w:pStyle w:val="Normal"/>
-      </w:pPr>
-      <w:r>
-        <w:rPr/>
-        <w:t>Content: Mumbai, Aug 18 (PTI) Maharashtra Chief Minister Devendra Fadnavis on Monday called upon MPs from the state cutting across party lines, specially from the Shiv Sena (UBT) and NCP (SP), to support Governor CP Radhakrishnan's candidature for the post of vice president. The ruling National Democratic Alliance (NDA) on Sunday named Radhakrishnan (67), a seasoned BJP leader belonging to a key OBC caste from Tamil Nadu with an RSS background, as its vice-presidential candidate. Talking to reporters, Fadnavis said even though Radhakrishnan belongs to Tamil Nadu, he is a registered voter in Mumbai and cast his vote here in the last year's Maharashtra assembly polls. "When he files his nomination for the vice president's post, he will mention that he is a registered voter in Mumbai. It is a matter of great pride for Maharashtra," he said. Fadnavis said political parties like the opposition Shiv Sena (UBT) and NCP (SP), which espouse Maharashtra's "asmita" (pride), should support Radhakrishnan's candidature. Replying to a question, the CM said he would request Sena (UBT) head Uddhav Thackeray and NCP (SP) chief Sharad Pawar to support Radhakrishnan, considering he is the state's governor and a voter from Mumbai. The electoral college for poll to the post of Vice President of India consists of all members of both Houses of Parliament. The Shiv Sena (UBT) has nine Lok Sabha and two Rajya Sabha members, while the NCP (SP) has 10 Lok Sabha and two Rajya Sabha members. With the NDA enjoying the support of at least 422 members in the electoral college of 781 MPs, Radhakrishnan’s victory in any contest against the Opposition is a foregone conclusion. The majority mark is 391. Earlier in the day, Fadnavis paid a courtesy visit to Radhakrishnan at the Raj Bhavan in Mumbai. Radhakrishnan later left for New Delhi. At the airport here, Fadnavis, accompanied by state Cultural Affairs Minister Ashish Shelar, presented to the governor a book containing the unpublished letters of Maratha king Chhatrapati Shivaji Maharaj, a release from the Raj Bhavan said. BJP president J P Nadda on Sunday made the announcement about Radhakrishnan's candidature for the vice president's post following a meeting of the party's parliamentary board, which included Prime Minister Narendra Modi, and consultation with the party's allies. Nadda appealed for unanimous election of Radhakrishnan (67), an OBC leader and two-time former Lok Sabha member from Coimbatore, to the constitutional position, saying BJP leaders had spoken to the opposition parties over the last week and will reach out to them again. (This story has not been edited by THE WEEK and is auto-generated from PTI) Kokilaben Ambani, mother of Mukesh and Anil Ambani, admitted to HN REliance Hospital Started coaching career at just 16, meet Kibu Vicuna, the man behind Diamond Harbour's underdog fairytale in Durand Cup 2025 Who is Jaswinder Bhalla? Actor-comedian and academic 'Chacha Chatra' breathes last at 65 HUL ropes In former Hero MotoCorp CEO Niranjan Gupta as new CFO 'Not difficult to stay in space for long duration': Astronaut Shubhanshu Shukla Copyright © 2024 All rights reserved</w:t>
+        <w:t xml:space="preserve"> https://ilovenagar.com/mumbai-rain-alert-schools-declare-holiday-today/</w:t>
+      </w:r>
+    </w:p>
+    <w:p>
+      <w:pPr>
+        <w:pStyle w:val="Normal"/>
+      </w:pPr>
+      <w:r>
+        <w:rPr/>
+        <w:t>Content: नगर : पावसाळा सुरु असल्याने राज्यातील बहुतांश भागात पावसाने दमदार हजेरी (Heavy Rain) लावली आहे. गेल्या तीन दिवसांपासून मुंबईत मुसळधार पावसाची संततधार सुरु आहे. अशातच आज आठवड्याच्या पहिल्याच दिवशी पावसाने सर्वत्र हजेरी लावली आहे. पावसाचा जोर कायम असून मुंबई (Mumbai), ठाणेकरांसाठी पुढील ४८ तास अतिशय महत्वाचे ठरणार आहे. कारण मुंबई ठाण्याला पुढील ४८ तासांसाठी हवामान खात्याकडून पावसाचा रेड अलर्ट (Red Alert) देण्यात आला आहे. तर संभाव्य पावसाचा इशारा लक्षात घेता मुंबईतील शाळांना सुट्टी जाहीर (Holiday Declared for Schools) करण्यात आली आहे. नक्की वाचा : कोणी काय खावं हे सरकारनं ठरवू नये;राज ठाकरे कडाडले राज्याचे मुख्यमंत्री देवेंद्र फडणवीस हे राज्यातील पावसाच्या परिस्थितीवर लक्ष ठेवून आहेत. राज्यातील पूरग्रस्त भागाचा देखील मुख्यमंत्री देवेंद्र फडणवीस आढावा घेत असल्याची माहिती समोर आली आहे. राज्यातील विविध जिल्ह्यांतील जिल्हाधिकारी यांच्यासोबत मुख्यमंत्री देवेंद्र फडणवीस यांचा संवाद सुरु आहे. मुंबईसह पश्चिम उपनगरात आज पहाटेपासून जोरदार पाऊस सुरू आहे. पश्चिम उपनगरात अंधेरी, जोगेश्वरी, गोरेगाव, मालाड, कांदिवली, बोरिवली, दहिसर, विलेपार्ले, सांताक्रुझ, वांद्रे परिसरामध्ये सध्या जोरदार पाऊस सुरू आहे. अवश्य वाचा : तुम्हाला माहित आहे का,भारताचा राष्ट्रध्वज कोणी बनवला ? वाचा सविस्तर… मुंबईला अतिमुसळधार पावसाचा इशारा असल्याने विद्यार्थ्यांची सुरक्षितता लक्षात घेता मुंबईतील सर्व शाळा,महाविद्यालयांना आज दुपारच्या सत्रात सुटी जाहीर करण्यात आली आहे. तसेच सर्व यंत्रणांना सुसज्ज राहण्याचे महानगरपालिका आयुक्तांनी निर्देश दिले आहेत. तसेच आवश्यकता असेल तरच नागरिकांनी घराबाहेर पडावे, असे आवाहन देखील करण्यात आले आहे. भारतीय हवामान विभागाने बृहन्मुंबई क्षेत्रात आज, सोमवारी (ता.१८) अतिमुसळधार पावसाचा इशारा दिला आहे. या पार्श्वभूमीवर,काही आवश्यकता भासल्यास मदतीसाठी व अधिकृत माहितीसाठी बृहन्मुंबई महानगरपालिकेच्या मुख्य नियंत्रण कक्षाच्या १९१६ या मदतसेवा क्रमांकावर संपर्क साधावा, अशी विनंती करण्यात आली आहे. I Love Nagar News अहिल्यानगर जिल्ह्यातील तालुका प्रतिनिधींच्या आमच्या विस्तृत नेटवर्कच्या साथीने, प्रत्येक तालुक्यातील महत्त्वाची अपडेट तुमच्यापर्यंत सर्वात जलद पोहचवण्यासाठी 'I❤️नगर' न्यूज नेटवर्क कटिबद्ध आहे. विश्वासार्हता, पारदर्शकता व तत्परता या त्रिसूत्रीला अनुसरून, अहिल्यानगरकरांना सर्वोत्तम माहिती व सर्वश्रेष्ठ मनोरंजन पुरवण्यास आगामी काळात आम्ही अविरत प्रयत्नशील असणार आहोत. अनुरॉन, सरोश पेट्रोल पंप शेजारी, मुख्य पोस्ट ऑफिसजवळ नगर संभाजीनगर रोड , अहिल्यानगर महाराष्ट्र, ४१४००१, भारत. Contact us: [email protected] Advertise With Us: +91 78751 90190 Copyright © 2025 | ILoveNagar Foundation.</w:t>
       </w:r>
     </w:p>
     <w:p>
@@ -905,16 +4883,16 @@
       </w:pPr>
       <w:r>
         <w:rPr/>
-        <w:t>Article 24</w:t>
-      </w:r>
-    </w:p>
-    <w:p>
-      <w:pPr>
-        <w:pStyle w:val="Normal"/>
-      </w:pPr>
-      <w:r>
-        <w:rPr/>
-        <w:t>Title: Fadnavis meets Guv Radhakrishnan presents him book of Shivaji Maharaj's letters</w:t>
+        <w:t>Article 126</w:t>
+      </w:r>
+    </w:p>
+    <w:p>
+      <w:pPr>
+        <w:pStyle w:val="Normal"/>
+      </w:pPr>
+      <w:r>
+        <w:rPr/>
+        <w:t>Title: प्रशांत यादव यांचा आज भाजप प्रवेश</w:t>
       </w:r>
     </w:p>
     <w:p>
@@ -926,16 +4904,16 @@
         <w:t xml:space="preserve">URL: </w:t>
       </w:r>
       <w:r>
-        <w:t xml:space="preserve"> https://www.theweek.in/wire-updates/national/2025/08/18/bom20-mh-governor-fadnavis.html</w:t>
-      </w:r>
-    </w:p>
-    <w:p>
-      <w:pPr>
-        <w:pStyle w:val="Normal"/>
-      </w:pPr>
-      <w:r>
-        <w:rPr/>
-        <w:t>Content: Mumbai, Aug 18 (PTI) Maharashtra Chief Minister Devendra Fadnavis on Monday paid a courtesy visit to Governor C P Radhakrishnan, who has been named as the NDA's vice-presidential candidate, at the Raj Bhavan in Mumbai. Radhakrishnan later left for New Delhi. At the airport here, Fadnavis, accompanied by state Cultural Affairs Minister Ashish Shelar, presented to the governor a book containing the unpublished letters of Maratha king Chhatrapati Shivaji Maharaj, a release from the Raj Bhavan said. The ruling National Democratic Alliance (NDA) on Sunday named Radhakrishnan, a seasoned BJP leader belonging to a key OBC caste from Tamil Nadu with an RSS background, as its vice-presidential candidate. BJP president J P Nadda made the announcement following a meeting of the party's parliamentary board, which included Prime Minister Narendra Modi, and consultation with the party's allies. Nadda appealed for unanimous election of Radhakrishnan (67), an OBC leader and two-time former Lok Sabha member from Coimbatore, to the constitutional position, saying BJP leaders had spoken to the opposition parties over the last week and will reach out to them again. (This story has not been edited by THE WEEK and is auto-generated from PTI) Andheri subway closed, drains overflow, latest Mumbai rain updates as local trains delayed Durand Cup 2025 quarterfinal update: East Bengal win iconic Kolkata Derby; rookies Diamond Harbour FC shock Jamshedpur FC A.R. Murugadoss recalls difficulty shooting with Salman Khan: ‘He turns up to sets only by 8 pm’ Tariff relief hopes dashed? US team cancels India trip as trade dispute deepens 100-year plan to reach a black hole? Italian scientist discusses tiny spacecraft that could achieve this feat | INTERVIEW Copyright © 2024 All rights reserved</w:t>
+        <w:t xml:space="preserve"> https://ratnagirikhabardar.com/news/74397/</w:t>
+      </w:r>
+    </w:p>
+    <w:p>
+      <w:pPr>
+        <w:pStyle w:val="Normal"/>
+      </w:pPr>
+      <w:r>
+        <w:rPr/>
+        <w:t>Content: चिपळूण : राष्ट्रवादी काँग्रेस शरद पवार पक्षाचे प्रदेश सरचिटणीस व चिपळूण संगमेश्वर विधानसभा मतदारसंघात निवडणूक लढवून ९० हजार मते घेतलेले प्रशांत यादव यांचा आज भाजपात प्रवेश होणार आहे. मुंबईत नरिमन पॉइंट येथील भाजप कार्यासात दुपारी ३ वाजता मुख्यमंत्री देवेंद्र फडणवीस, प्रदेशाध्यक्ष आमदार रविंद्र चव्हाण यांच्या उपस्थितीत हा प्रवेश होणार आहे. यावेळी खासदार नारायण राणे, मस्य व बंदर विकास मंत्री नितेश राणे आदी मान्यवर उपस्थित राहणार आहेत. यावेळी चिपळूण संगमेश्वर विधानसभा मतदारसंघातून राष्ट्रवादी काँग्रेस शरद पवार पक्षाचे अनेक पदाधिकारी, कार्यकर्ते भाजपमध्ये प्रवेश करणार आहेत. विशेष म्हणजे अनेक मुस्लीम कार्यकर्ते देखील यावेळी प्रशांत यादव यांच्या नेतृत्वाखाली भाजपात दाखल होणार आहेत. खेर्डीचे सरपंच म्हणून प्रशांत यादव यांची सुरू झालेली राजकीय कारकिर्द आता चिपळूण मतदारसंघाचे नेते म्हणून पुढे आली. महायुतीचे आमदार शेखर निकम यांच्या विरोधात लढताना यादव यांनी ९० हजार मते घेतली. केवळ ६ हजार ८०० मतांनी त्यांचा पराभव झाला. मात्र, आता ते सत्ताधारी पक्ष असलेल्या भाजपामध्ये प्रवेश करीत आहेत. त्यामुळे ते महायुतीतील महत्वाच्या पक्षात सामील होत असून त्यांना भाजपात मोठे पद मिळण्याची शक्यता आहे. रत्नागिरी जिल्ह्लासाठी भाजपला नव्या नेतृत्वाची गरज आहे. यामुळे यादव यांच्या पक्षप्रवेशाला अधिक महत्व आले आहे. आगामी स्थानिक स्वराज्य संस्थांच्या निवडणूकांच्या पार्श्वभूमीवर हा प्रवेश महत्वाचा मानला जात आहे. विकास कामांना गती मिळावी व कार्यकर्त्यांना न्याय मिळावा, या उद्देशाने आपला पक्षप्रवेश करत असल्याचे प्रशांत यादव यांनी सांगितले. दैनिक रत्नागिरी खबरदारISO 9001:2015 CERTIFIED(RNI NO. MAHMAR/2013/57411)शासनमान्य रजिस्टर न्यूजपेपर10:20 AM 19/Aug/2025</w:t>
       </w:r>
     </w:p>
     <w:p>
@@ -944,16 +4922,16 @@
       </w:pPr>
       <w:r>
         <w:rPr/>
-        <w:t>Article 25</w:t>
-      </w:r>
-    </w:p>
-    <w:p>
-      <w:pPr>
-        <w:pStyle w:val="Normal"/>
-      </w:pPr>
-      <w:r>
-        <w:rPr/>
-        <w:t>Title: Heavy rains lash Nanded Five missing scores stranded says CM Fadnavis Army unit deployed</w:t>
+        <w:t>Article 127</w:t>
+      </w:r>
+    </w:p>
+    <w:p>
+      <w:pPr>
+        <w:pStyle w:val="Normal"/>
+      </w:pPr>
+      <w:r>
+        <w:rPr/>
+        <w:t>Title: मराठ्यांच्या गौरवशाली इतिहासाची साक्ष!, श्रीमंत राजे रघुजी भोसले यांच्या ऐतिहासिक तलवारीचं भव्य लोकार्पण</w:t>
       </w:r>
     </w:p>
     <w:p>
@@ -965,16 +4943,16 @@
         <w:t xml:space="preserve">URL: </w:t>
       </w:r>
       <w:r>
-        <w:t xml:space="preserve"> https://www.theweek.in/wire-updates/national/2025/08/18/bom17-mh-rains-nanded.html</w:t>
-      </w:r>
-    </w:p>
-    <w:p>
-      <w:pPr>
-        <w:pStyle w:val="Normal"/>
-      </w:pPr>
-      <w:r>
-        <w:rPr/>
-        <w:t>Content: Mumbai, Aug 18 (PTI) Five persons are missing and several others stranded due to heavy rains in Mukhed taluka of Maharashtra's Nanded district, Chief Minister Devendra Fadnavis said on Monday.There has been a significant rise in the water level of Lendi dam, an inter state irrigation project between Maharashtra and Telangana, located in the taluka, more than 600 kilometres from here, while large amount of water is flowing into the area from Latur, Udgir and neighbouring Karnataka, the CM informed."Yesterday, the rainfall here was approximately 206 mm. As a result, daily life in Ravangaon, Bhaswadi, Bhingeli, and Hasnal has been affected. In Ravangaon (in Mukhed taluka), 225 persons are trapped in floodwaters, those in extremely adverse conditions have been evacuated. Efforts are underway to relocate the remaining citizens to safer locations," Fadnavis said in a post on X.In Hasnal, eight citizens have been rescued, while in Bhaswadi, 20 citizens are stranded but are safe. In Bhingeli, 40 citizens are stranded but are safe, the CM added.Five persons are missing and a search is being conducted for them, the chief minister said.The CM said he was in constant contact with the collectors of Nanded, Latur and Bidar (in Karnataka) and all authorities are coordinating with each other for rescue operations."One NDRF team, one military unit, and a police team are working in coordination for the rescue efforts. A military unit from Chhatrapati Sambhajinagar has also been dispatched. The local administration has been instructed to stay in the affected areas and coordinate continuously," said the CM who also reviewed the flood and rain situation across the state from the Mantralaya control room here in the afternoon.Earlier in the day, Nanded collector Rahul Kardile told PTI an Army team of 15 members will be deployed in Mukhed, he said."Water discharge from dams is also underway. I have also called the irrigation department secretary of neighbouring Telangana state and requested them to manage water discharge from Pochampad Dam in their jurisdiction if needed. The State Disaster Response Force (SDRF) rescued 21 people stranded in Ravangaon and Hasnal villages of Mukhed taluka amid heavy rains on Sunday," the collector said. (This story has not been edited by THE WEEK and is auto-generated from PTI) Real money game platforms suspend activities after Parliament passes Online Gaming Bill, 2025 'My wish is.....': Newcastle United manager Eddie Howe explains his stance on the Alexander Isak issue 'Peacemaker' Season 2 changes explained: Why did James Gunn change the ending of 'Peacemaker' Season 1? Is 'Justice League' no longer part of DCU canon? What's part of the DCU Canon? Sam Altman's big bet: There’s a reason why ChatGPT loves India What is Instagram's new Linked Reels feature? Update finally solves THIS problem for creators and viewers Copyright © 2024 All rights reserved</w:t>
+        <w:t xml:space="preserve"> https://marathi.asianetnews.com/maharashtra/raghuji-bhosale-historic-sword-returns-to-mumbai/photoshow-g6glpm3</w:t>
+      </w:r>
+    </w:p>
+    <w:p>
+      <w:pPr>
+        <w:pStyle w:val="Normal"/>
+      </w:pPr>
+      <w:r>
+        <w:rPr/>
+        <w:t>Content: मुंबई : महाराष्ट्राच्या सांस्कृतिक वैभवात आज आणखी एक मानाचा तुरा खोवला गेला. श्रीमंत राजे रघुजी भोसले यांच्या ऐतिहासिक तलवारीचं मुंबईत भव्य लोकार्पण करण्यात आलं. ही तलवार राज्य सरकारने थेट लंडनमधील लिलावातून परत आणली असून, आता ती सर्वसामान्य नागरिकांसाठी मुंबईतील पु. ल. देशपांडे कला अकादमीमध्ये प्रदर्शनासाठी खुली करण्यात आली आहे. छत्रपती शिवाजी महाराजांचे वाघनखं भारतात आणल्यानंतर, सांस्कृतिक मंत्री आशिष शेलार यांनी श्रीमंत राजे रघुजी भोसले यांची ऐतिहासिक तलवारही राज्यात आणण्याची घोषणा केली होती. ही घोषणा आता प्रत्यक्षात उतरली असून, मराठा साम्राज्याच्या पराक्रमाची ही तलवार महाराष्ट्राच्या भूमीत पुन्हा दाखल झाली आहे. मुंबईत आज एका खास सोहळ्यात, मुख्यमंत्री देवेंद्र फडणवीस आणि सांस्कृतिक मंत्री आशिष शेलार यांच्या उपस्थितीत तलवारीचं औपचारिक लोकार्पण करण्यात आलं. यावेळी मुख्यमंत्री म्हणाले, “ही तलवार केवळ एक हत्यार नाही, तर हिंदवी स्वराज्याचा आत्मा आहे. जी तलवार आपल्या हातून लुटून नेली गेली, ती आज आपल्या मातीत परत आली. ही प्रत्येक मराठी माणसासाठी अभिमानाची गोष्ट आहे.” राजे रघुजी भोसले यांची तलवार लंडनमधील एका लिलावातून राज्य सरकारने अधिकृतपणे जिंकली. ती तलवार भारतात आल्यानंतर, मुंबई विमानतळावर शिवाजी महाराजांच्या पुतळ्याला अभिवादन करून, तलवारीला चित्ररथावर विराजमान करून भव्य बाइक रॅलीच्या माध्यमातून पु. ल. अकादमीपर्यंत नेण्यात आलं. तलवार आता 19 ते 25 ऑगस्ट दरम्यान, पु. ल. देशपांडे कला अकादमी, प्रभादेवी, मुंबई येथे सकाळी 11 ते संध्याकाळी 7 या वेळेत सर्वसामान्य नागरिकांसाठी विनामूल्य पाहण्यासाठी खुली असणार आहे. मुख्यमंत्री देवेंद्र फडणवीस यांच्या हस्ते झालेले तलवारीच्या लोकार्पणाचे खास फोटो हे प्रत्येक इतिहासप्रेमीच्या मनात स्फुरण आणणारे आहेत. या तलवारीच्या दर्शनाने मराठा साम्राज्याचा भव्य इतिहास पुन्हा जागा होतो. तलवार कोणाची? श्रीमंत राजे रघुजी भोसले यांची कुठून आणली? लंडनमधून लिलावातून कुठे ठेवली आहे? पु. ल. देशपांडे कला अकादमी, मुंबई प्रदर्शन कालावधी 19 - 25 ऑगस्ट, सकाळी 11 ते संध्याकाळी 7 प्रवेश सर्वांसाठी विनामूल्य उद्घाटन मुख्यमंत्री देवेंद्र फडणवीस यांच्या हस्ते ही तलवार म्हणजे मराठ्यांच्या शौर्य, इतिहास आणि परंपरेचं सजीव प्रतीक आहे. महाराष्ट्राच्या संस्कृतीची शान असलेली ही ऐतिहासिक ठेव तुम्हीही नक्की पाहायला हवी!</w:t>
       </w:r>
     </w:p>
     <w:p>
@@ -983,16 +4961,16 @@
       </w:pPr>
       <w:r>
         <w:rPr/>
-        <w:t>Article 26</w:t>
-      </w:r>
-    </w:p>
-    <w:p>
-      <w:pPr>
-        <w:pStyle w:val="Normal"/>
-      </w:pPr>
-      <w:r>
-        <w:rPr/>
-        <w:t>Title: Why Eknath Shinde is covering little distance despite frequent visits to Delhi</w:t>
+        <w:t>Article 128</w:t>
+      </w:r>
+    </w:p>
+    <w:p>
+      <w:pPr>
+        <w:pStyle w:val="Normal"/>
+      </w:pPr>
+      <w:r>
+        <w:rPr/>
+        <w:t>Title: समाचार संध्या</w:t>
       </w:r>
     </w:p>
     <w:p>
@@ -1004,16 +4982,16 @@
         <w:t xml:space="preserve">URL: </w:t>
       </w:r>
       <w:r>
-        <w:t xml:space="preserve"> https://indianexpress.com/article/political-pulse/why-eknath-shinde-is-covering-little-distance-despite-frequent-visits-to-delhi-10197218/</w:t>
-      </w:r>
-    </w:p>
-    <w:p>
-      <w:pPr>
-        <w:pStyle w:val="Normal"/>
-      </w:pPr>
-      <w:r>
-        <w:rPr/>
-        <w:t>Content: Shubhangi Khapre AS his ties with the Maharashtra BJP leadership continue to face turbulence, Deputy Chief Minister Eknath Shinde’s frequent flying trips to Delhi have not gone unnoticed. However, the law of diminishing returns may have caught up with Shinde now. The state BJP appears to have dug its heels in, in response to the “pressure tactics” by the Shiv Sena chief, whose visits to Delhi are usually followed by photographs of him with Prime Minister Narendra Modi and Union Home Minister Amit Shah. The latest such meeting was of Shinde and his entire family with Modi and Shah on August 6, within days of a previous visit by the Deputy CM to Delhi. Days later, the Sena’s demand for guardian ministership of Raigad and Nashik districts for its leaders Bharat Gogawale and Dadasaheb Bhuse was snubbed by CM Devendra Fadnavis. The two consequently stayed away from the Independence Day events in their respective districts, with NCP minister Aditi Tatkare hoisting the Tricolour at Raigad and BJP minister Girish Mahajan doing so at Nashik. Gogawale took a leaf out of Shinde’s book and headed to Delhi, but his reported attempt at an audience with the central leadership went in vain. Shinde himself spent the Independence Day in Kashmir, in what was seen as a protest gesture by him. He also skipped a recent Cabinet meeting. Asked about his trips to Delhi, Shinde recently said: “I often visit the Capital during Parliament sessions. Since we are alliance partners in the NDA, we discuss important issues related to Parliament. I also place before central leaders important issues related to Maharashtra.” Shinde’s son Shrikant Shinde is an MP. However, a senior BJP functionary said Shinde’s strategy was now transparent. “He flies to Delhi whenever the Shiv Sena feels it is at the receiving end of a slight. He tries to defuse challenges on the home turf by getting an audience with the central leadership.” Senior Sena leader Sanjay Shirsat said it was wrong to read meanings into Shinde’s Delhi visits. “Shinde is the Sena chief and the Deputy CM of Maharashtra. So, his visits to Delhi and meetings with top leaders are natural.” Since the Mahayuti’s return to power, Shinde has been at odds with the state BJP leadership. First, he held out hoping he would be made CM again, like in the previous government – in recognition of his role in splitting the Shiv Sena and delivering the numbers to the BJP to come to power. But the BJP did not budge. Shinde was then unhappy with the portfolios that came his way, his unease compounded by the apparently easier chemistry between Fadnavis and his other Deputy CM, Ajit Pawar of the NCP. Fadnavis has refused to lie low in the face of Shinde’s Delhi outreach. A day after Independence Day events, he toured the Mumbai and Thane regions participating in Dahi Handi celebrations; Thane is Shinde’s home turf. BJP minister Ganesh Naik added to the provocation by declaring that there should be “only lotus (the BJP’s poll symbol)” in Thane. Naik, whose rivalry with Shinde is well-known, also said at a recent public event: “Eknath Shinde won a lottery (when he became CM)… What matters is how a person achieves a position and retains it. In his case, he could not.” Another BJP leader, MLC Parinay Phuke, recently declared himself “the father of the Shiv Sena”, leading to the party seeking an apology from him. Over in coastal Konkan too, the feud between the Sena and BJP for political upmanship has intensified. BJP minister Nitish Rane and Sena minister Uday Samant are at loggerheads over control of Sindhudurg and Ratnagiri. The Konkan region was earlier the stronghold of the undivided Sena, particularly its then leader Narayan Rane. Now, Rane and his sons including Nitish are in the BJP. NCP leaders claim the reason Pawar is better placed than Shinde in the power sweepstakes is that he has been quick to act against ministers straying out of line, be it Dhananjay Munde, who was once his close associate, or Manikrao Kokate. In comparison, BJP insiders speak about Shinde’s “reluctance” to act against ministers, attributing this to his “insecurity” that it may lead to a revolt within the Sena. Sena leaders, on the other hand, see charges against the party’s ministers as a deliberate ploy to undermine his stature. A senior Sena MP, requesting anonymity, said: “Why are only Shiv Sena ministers targeted over corruption? Why is the Opposition not exposing any misdeeds of BJP ministers? It is obvious the Opposition is being fed material by insiders to target Sena ministers.”</w:t>
+        <w:t xml:space="preserve"> https://www.newsonair.gov.in/bulletins-detail/%E0%A4%B8%E0%A4%AE%E0%A4%BE%E0%A4%9A%E0%A4%BE%E0%A4%B0-%E0%A4%B8%E0%A4%82%E0%A4%A7%E0%A5%8D%E0%A4%AF%E0%A4%BE-508/</w:t>
+      </w:r>
+    </w:p>
+    <w:p>
+      <w:pPr>
+        <w:pStyle w:val="Normal"/>
+      </w:pPr>
+      <w:r>
+        <w:rPr/>
+        <w:t>Content: Download Mobile App Site Admin | August 18, 2025 10:12 PM मुख्य समाचार :- ******** प्रधानमंत्री नरेन्‍द्र मोदी और रूस के राष्ट्रपति व्लादिमीर पुतिन के साथ आज फ़ोन पर बातचीत हुई। सोशल मीडिया पर एक पोस्ट में श्री मोदी ने अमरीका के राष्ट्रपति डोनाल्ड ट्रंप के साथ अलास्का में हाल की मुलाकात के बारे में जानकारी साझा करने के लिए राष्ट्रपति पुतिन को धन्यवाद दिया। श्री मोदी ने कहा कि भारत यूक्रेन संघर्ष के शांतिपूर्ण समाधान का लगातार आह्वान करता रहा है। प्रधानमंत्री ने कहा कि भारत इस दिशा में किए जाने वाले सभी प्रयासों का समर्थन करता आया है। श्री मोदी ने कहा कि उन्‍हें आशा है कि आने वाले दिनों में भी राष्ट्रपति पुतिन के साथ उनकी बातचीत होती रहेगी। ******** अमरीका के राष्ट्रपति डोनाल्ड ट्रम्प ने कहा है कि यूक्रेन के राष्‍ट्रपति वोलोदिमीर जेलेंस्‍की अगर चाहे तो रूस के साथ युद्ध समाप्त कर सकते हैं। आज रात ज़ेलेंस्की के साथ मुलाक़ात से पहले उनका यह बयान आया है। श्री ट्रम्प ने 2014 में ओबामा प्रशासन के दौरान क्रीमिया पर रूस के कब्ज़े का भी हवाला दिया और यूक्रेन को उत्तरी अटलांटिक संधि संगठन-नाटो में शामिल करने की संभावना से इनकार किया। ******** विदेश मंत्री डॉ. एस. जयशंकर और चीन के विदेश मंत्री वांग यी के बीच आज नई दिल्‍ली में वार्ता हुई। इस दौरान अपने प्रारंभिक भाषण में डॉ. जयशंकर ने कहा कि भारत और चीन द्विपक्षीय संबंधों में कठिन दौर देखने के बाद अब आगे बढ़ना चाहते हैं। उन्होंने कहा कि दोनों देशों को तीन परस्पर मूल्यों – पारस्परिक सम्मान, पारस्परिक संवेदनशीलता और पारस्परिक हित – के सिद्धांतो को अपनाना चाहिए। उन्होंने कहा कि मतभेद को विवाद या प्रतिस्पर्धा में नहीं बदलना चाहिए। चीन के विदेश मंत्री कल विशेष प्रतिनिधि और राष्ट्रीय सुरक्षा सलाहकार अजीत डोभाल के साथ सीमा मुद्दों पर भी चर्चा करेंगे। ******** नेपाल, भारत की “पड़ोसी पहले” नीति के तहत एक प्राथमिकता वाला साझेदार है। भारत के विदेश सचिव विक्रम मिस्री ने नेपाल के विदेश सचिव अमृत बहादुर राय के निमंत्रण पर नेपाल की आधिकारिक यात्रा की। कल सुबह काठमांडू पहुँचे श्री मिस्री ने अपनी यात्रा के दौरान कई उच्च-स्तरीय बैठकें कीं। ******** वाणिज्य और उद्योग मंत्री पीयूष गोयल ने कहा है कि भारत ने संयुक्त अरब अमीरात, मॉरीशस, स्विट्जरलैंड, नॉर्वे, लिकटेंस्टीन, आइसलैंड और ब्रिटेन के साथ संतुलित, निष्पक्ष और समतामूलक मुक्त व्यापार समझौते किए हैं। उन्‍होंने कहा कि अन्य देशों के साथ भी इस प्रकार के समझौते करने की दिशा में तेज़ी से प्रगति हो रही है। ******** लोकसभा और राज्यसभा की कार्यवाही आज मतदाता सूची के विशेष गहन पुनरीक्षण के मुद्दे पर बाधित रही। लोकसभा की कार्यवाही दो बार स्‍थगित हुई, जबकि राज्यसभा की कार्यवाही एक बार स्थगित होने के बाद पूरे दिन के लिए स्थगित कर दी गई। लोकसभा में आज जब दूसरे स्थगन के बाद दोपहर 2 बजे कार्यवाही दोबारा हुई, तो अध्यक्ष ओम बिरला ने अंतरिक्ष यात्री और भारतीय वायु सेना के ग्रुप कैप्टन शुभांशु शुक्ला को अंतर्राष्ट्रीय अंतरिक्ष स्टेशन पर उनके ऐतिहासिक मिशन के लिए पूरे सदन की ओर से बधाई दी। ग्रुप कैप्टन श्री शुभांशु शुक्ला की उपलब्धि हमारे युवाओं के लिए बड़ी प्रेरणा है। आज भारत का अंतरिक्ष कार्यक्रम वैज्ञानिक विशेषता और विशिष्‍टता और विशिषणता से पूरे विश्व में अपने विशेष पहचान बना चुका है। श्री बिरला ने कहा कि कैप्टन शुक्ला ने एक्सिओम मिशन-4 के अंतर्गत अंतर्राष्ट्रीय अंतरिक्ष स्टेशन की यात्रा करने वाले पहले भारतीय बनकर इतिहास रच दिया। शोरगुल के बीच, विज्ञान और प्रौद्योगिकी मंत्री डॉ. जितेंद्र सिंह ने चर्चा की शुरुआत की और अंतरिक्ष यात्री शुभांशु शुक्ला की उपलब्धियों की सराहना की। उन्होंने कहा कि ग्रुप कैप्टन शुभांशु शुक्ला की उपलब्धि पर पूरा देश गर्व महसूस कर रहा है। हमारे चार एस्‍ट्रोनॉट थे जिनकी हेड एक 65 वर्षीय महिला थी प्रेगी विडसन। उसके अतिरिक्‍त एक पोलैंड के थे स्‍लोज और एक हंगरी के थे टिबर गाबू। लेकिन सबसे महत्वपूर्ण भूमिका और सबसे महत्वपूर्ण काम शुभांशु शुक्ला पर दिया गया था यह हमारी क्षमताओं की विश्वसनीयता थी। पीठासीन अधिकारी ने इस दौरान विरोध कर रहे सदस्यों से अपनी सीटों पर वापस जाने और इस विशेष चर्चा में भाग लेने की अपील की। जैसे ही विपक्षी सांसदों ने अपना विरोध जारी रखा, पीठासीन अधिकारी ने सदन की कार्यवाही दिन भर के लिए स्थगित कर दी। उधर, राज्यसभा में, जब सदन पहले स्थगन के बाद दोपहर 2 बजे मिला, तो राज्यसभा में विपक्ष के नेता मल्लिकार्जुन खड़गे ने विशेष गहन पुनरीक्षण का मुद्दा उठाया। इस पर प्रतिक्रिया देते हुए, सदन के नेता जेपी नड्डा ने कहा कि इस मानसून सत्र के पहले दिन से, सरकार ने दोहराया है कि वह नियमों के अंतर्गत किसी भी मुद्दे पर चर्चा के लिए तैयार है, लेकिन विपक्ष सहयोग नहीं कर रहा है और अपना गैरजिम्मेदाराना व्यवहार दिखा रहा है। विपक्षी सांसदों ने सदन से बहिर्गमन किया। बाद में, सदन ने विधायी कार्य शुरू किया और चर्चा के बाद भारतीय बंदरगाह विधेयक 2025 पारित किया। काम-काज पूरा करने के बाद, सभापति ने सदन को दिन भर के लिए स्थगित कर दिया। ******** अंतर्राष्ट्रीय अंतरिक्ष स्टेशन के एक्सिओम-4 अंतरिक्ष मिशन के पायलट ग्रुप कैप्टन शुभांशु शुक्ला ने आज नई दिल्ली में प्रधानमंत्री नरेन्‍द्र मोदी से उनके आवास पर मुलाकात की। श्री शुक्ला अंतर्राष्ट्रीय अंतरिक्ष स्टेशन की अपनी ऐतिहासिक यात्रा के बाद कल ही भारत लौटे हैं। एक सोशल मीडिया पोस्‍ट में श्री मोदी ने बताया कि उन्‍होंने अंतरिक्ष यात्री श्री शुक्‍ला के साथ अंतरिक्ष में उनके अनुभव सहित विभिन्‍न विषयों पर विस्‍तार से चर्चा की। श्री शुक्ला ने प्रधानमंत्री मोदी को एक्सिओम-4 मिशन पैच भेंट किया और उन्हें अंतर्राष्ट्रीय अंतरिक्ष स्टेशन से ली गई पृथ्वी की तस्वीरें भी दिखाईं। ******** संसद में आज भारतीय बंदरगाह विधेयक 2025 पारित कर दिया। राज्‍यसभा ने आज इसे मंजूरी दी। इस विधेयक का उद्देश्य प्रमुख बंदरगाहों सहित अन्‍य बंदरगाहों के प्रभावी प्रबंधन के लिए राज्य समुद्री बोर्डों की स्थापना कर उन्‍हें सशक्त बनाना है। पत्तन, पोत परिवहन और जलमार्ग मंत्री सर्बानंद सोनोवाल ने एक उत्तर में बताया कि यह विधेयक एक सुधारात्मक पहल है। उन्‍होंने कहा कि यह विधेयक सभी तटीय राज्यों और अन्य हितधारकों के साथ व्यापक विचार-विमर्श के बाद लाया गया है। ******** संसदीय कार्य मंत्री किरेन रिजिजू ने संसद की कार्यवाही बाधित करने के लिए विपक्ष की आलोचना की है। श्री रिजिजू ने आज संसद के बाहर संवाददाताओं से बातचीत में कहा कि कांग्रेस पार्टी को संवैधानिक संस्था का सम्मान करना चाहिए। इलेक्शन कमीशन ने कुछ काम जब करते हैं तो अगर उसको कोई विरोध करता है या कोई आपत्ति है तो इलेक्शन कमीशन को ही लिखना चाहिए और इलेक्शन कमीशन को अपील करना चाहिए अब इलेक्शन कमीशन ने जब कांग्रेस पार्टी से कुछ कागज सफाई मांगा है तो यह कांग्रेस पार्टी का दायित्व बनता है कि एक संवैधानिक संस्था को सम्मान करते हुए उसको जवाब दे। ******** प्रधानमंत्री नरेंद्र मोदी ने आज दिल्ली में अगली पीढ़ी के सुधारों की रूपरेखा पर चर्चा के लिए एक बैठक की अध्यक्षता की। सोशल मीडिया पोस्ट में उन्‍होंने कहा कि सरकार सभी क्षेत्रों में त्वरित सुधारों के लिए प्रतिबद्ध है। श्री मोदी ने कहा कि इससे जीवन के साथ ही व्यापार सुगमता और समृद्धि को बढ़ावा मिलेगा। बैठक में केंद्रीय मंत्री अमित शाह, राजनाथ सिंह और नितिन गडकरी भी शामिल थे। ******** राष्‍ट्रीय जनतांत्रिक गठबंधन- एनडीए के उपराष्ट्रपति पद के उम्मीदवार सीपी राधाकृष्णन बुधवार को नामांकन दाखिल करेंगे। श्री राधाकृष्णन ने आज शाम नई दिल्ली में एनडीए के संसदीय दल के नेताओं के साथ एक शिष्‍टाचार बैठक की। बैठक के बाद नई दिल्ली में मीडिया को जानकारी देते हुए संसदीय कार्य मंत्री किरेन रिजिजू ने कहा कि सभी एनडीए नेता नामांकन दाखिल करने के समय उपस्थित रहेंगे।श्री रिजिजू ने कहा कि एनडीए संसदीय दल की बैठक कल होगी। ******** सरकार ने सोशल मीडिया पर प्रसारित वीडियो में किए गए उन दावों का खंडन किया है जिसमें दावा किया गया था कि एयर चीफ मार्शल ए पी सिंह ऑपरेशन सिंदूर के दौरान लापता भारतीय पायलट शिवांगी सिंह के घर गए थे। प्रेस सूचना ब्यूरो की तथ्य जाँच इकाई ने इस दावे को झूठा बताते हुए कहा है कि ये वीडियो पाकिस्तान समर्थक प्रचारकों द्वारा शेयर किए जा रहे हैं। ******** महाराष्ट्र के मुख्यमंत्री देवेंद्र फडणवीस ने कहा है कि मुंबई में आज 177 मिलीमीटर वर्षा दर्ज की गई। इससे 14 स्थानों पर जलभराव हो गया। राज्‍य में बारिश और बाढ़ की स्थिति की समीक्षा करने के बाद पत्रकारों से बातचीत में श्री फडणवीस ने नागरिकों को सतर्क रहने को कहा। राज्य भर में चार लाख हेक्टेयर से अधिक की फसलें प्रभावित हुई हैं। इस बीच, मौसम विभाग ने मुंबई महानगर क्षेत्र के साथ-साथ रायगढ़ और पालघर के लिए बारिश का रेड अलर्ट जारी किया है। एक रिपोर्ट.. “मुंबई में लगातार तीन दिनों से हो रही भारी बारिश के कारण कई इलाकों में जलभराव की खबरें हैं और यातायात बाधित हुआ है। स्कूल और कॉलेजों की कक्षाएं रद्द की गईं। बीएमसी ने सभी पंपिंग स्टेशन सक्रिय रखे हैं। मुंबई के पालक मंत्री आशीष शेलार ने बारिश की स्थिति की समीक्षा की और बेस्ट को अतिरिक्त बसें चलाने का निर्देश दिया। ठाणे, रायगढ़, रत्नागिरी और पालघर में भी भारी बारिश से निचले क्षेत्रों में पानी भर गया है। भारतीय मौसम विभाग ने कल मुंबई, ठाणे, रायगढ़ और पालघर के लिए रेड अलर्ट तथा रत्नागिरी और सिंधुदुर्ग के लिए ऑरेंज अलर्ट जारी किया है। स्‍वीटी जैन आकाशवाणी समाचार मुम्‍बई।” ******** मौसम विभाग ने कल तटीय कर्नाटक, कोंकण, गोवा, गुजरात और उत्तरी आंतरिक कर्नाटक में तेज बारिश का रेड अलर्ट जारी किया है। विभाग ने छत्तीसगढ़, केरल, माहे, दक्षिणी आंतरिक कर्नाटक, तेलंगाना और विदर्भ में भी कल मूसलाधार बारिश का अनुमान व्‍यक्‍त किया है। ******** कजाखस्तान में एशियाई निशानेबाजी-राइफल/पिस्टल/शॉटगन चैंपियनशिप में भारत के कपिल ने जूनियर वर्ग में दस मीटर एयर पिस्‍टल स्‍पर्धा में स्‍वर्ण पदक हासिल किया। इसी स्‍पर्धा में भारत के जोनाथन एंथनी ने कांस्य पदक जीता। उधर सीनियर वर्ग में भारतीय पुरुष टीम ने 10 मीटर एयर पिस्टल स्पर्धा में रजत पदक हासिल किया। चीन की टीम ने स्वर्ण पदक जीता। ******** मुख्य समाचार एक बार फिर :- ******** 15 mins ago Privacy Policy | Copyright © 2025 News On Air. All rights reserved Last Updated: 23rd Aug 2025 | Visitors: 1480625</w:t>
       </w:r>
     </w:p>
     <w:p>
@@ -1022,16 +5000,16 @@
       </w:pPr>
       <w:r>
         <w:rPr/>
-        <w:t>Article 27</w:t>
-      </w:r>
-    </w:p>
-    <w:p>
-      <w:pPr>
-        <w:pStyle w:val="Normal"/>
-      </w:pPr>
-      <w:r>
-        <w:rPr/>
-        <w:t>Title: Mumbai rain: 177 mm recorded in 6-8 hours, public advised to reach homes before 6.30 pm</w:t>
+        <w:t>Article 129</w:t>
+      </w:r>
+    </w:p>
+    <w:p>
+      <w:pPr>
+        <w:pStyle w:val="Normal"/>
+      </w:pPr>
+      <w:r>
+        <w:rPr/>
+        <w:t>Title: नवीन पिढीला इतिहासाशी जोडण्याचे कार्य सुरू – मुख्यमंत्री देवेंद्र फडणवीस</w:t>
       </w:r>
     </w:p>
     <w:p>
@@ -1043,16 +5021,16 @@
         <w:t xml:space="preserve">URL: </w:t>
       </w:r>
       <w:r>
-        <w:t xml:space="preserve"> https://www.onmanorama.com/news/india/2025/08/18/mumbai-rains-flooding-high-tide-warning-live.html</w:t>
-      </w:r>
-    </w:p>
-    <w:p>
-      <w:pPr>
-        <w:pStyle w:val="Normal"/>
-      </w:pPr>
-      <w:r>
-        <w:rPr/>
-        <w:t>Content: Onmanorama Lite App Onmanorama Staff Published: August 18, 2025 04:13 PM IST 2 minute Read Link Copied Mumbai: Heavy rains lashed Mumbai and several parts of Maharashtra on Monday, bringing the financial capital to a near standstill in several pockets and triggering floods in Nanded, Thane and Palghar. Chief Minister Devendra Fadnavis said Mumbai recorded 177 mm of rainfall in a span of 6–8 hours, causing waterlogging in at least 14 locations. “Suburban train services are functioning with slight delays, while metro services remain unaffected despite the intensity of the downpour. Offices have been advised to let employees leave by 4 pm, as 3–4 metre high tides are expected after 6.30 pm. Citizens must avoid stepping out unless absolutely necessary,” the CM said after reviewing the situation. Schools and colleges in the city were given a half-day on Monday, and a decision on Tuesday’s classes will be taken later, he added. The chief minister also said standing crops on nearly 4 lakh hectares across Maharashtra have been damaged. Guardian minister Ashish Shelar said the BMC’s disaster management cell was closely monitoring rainfall, flooding, and transport disruptions. While local train services were mostly operational, BEST buses were asked to run additional services to clear crowds at key railway stations. “Around 30–40 incidents of tree falls have been reported. Teams are clearing debris to restore traffic. A person was injured in south Mumbai after a wall collapse,” Shelar said. In Chembur, a protection wall built by the Mumbai Metropolitan Region Development Authority (MMRDA) gave way, damaging seven shanties in New Ashok Nagar. Fortunately, no casualties were reported, though videos of the collapse circulated widely on social media. Elsewhere in Maharashtra, heavy rain wreaked havoc in Nanded district’s Mukhed taluka, where five people went missing after a sharp rise in the water level of Lendi dam, an interstate project shared with Telangana. “In Ravangaon, 225 citizens were trapped, and evacuations are ongoing. In Hasnal and Bhaswadi, people stranded in floodwaters have been rescued. Efforts are on to trace the missing persons,” CM Fadnavis said. One NDRF unit, an Army team, and local police are conducting joint rescue operations. Nanded collector Rahul Kardile said water discharge from dams was being coordinated with Telangana authorities. The SDRF rescued 21 people from Ravangaon and Hasnal on Sunday. Thane and Palghar districts also witnessed relentless rainfall since early morning, leading to severe waterlogging and traffic snarls. Flooding was reported on Ghodbunder Road and Chena bridge in Bhayander, while potholes slowed down movement at Varsova and other stretches. A man was swept away after slipping into a drain in Navi Mumbai’s Sector 28 and remained untraced despite rescue efforts, officials said. The India Meteorological Department (IMD) has issued a red alert for Thane on Monday and Tuesday, and for Palghar on Tuesday, warning of extremely heavy rain at isolated places. Civic and disaster response teams remain on high alert. © Copyright 2025 Onmanorama. All rights reserved.</w:t>
+        <w:t xml:space="preserve"> https://mahasamvad.in/176229/</w:t>
+      </w:r>
+    </w:p>
+    <w:p>
+      <w:pPr>
+        <w:pStyle w:val="Normal"/>
+      </w:pPr>
+      <w:r>
+        <w:rPr/>
+        <w:t>Content: श्रीमंत राजे रघुजी भोसले यांच्या ऐतिहासिक तलवार प्रदर्शनाचे उद्घाटन व लोकार्पण सोहळा मुंबई, दि. १८: इतिहासाशी नवीन पिढीला जोडण्याची भूमिका श्रीमंत राजे रघुजी भोसले यांच्या ऐतिहासिक तलवारीने पार पाडली आहे. या तलवारीमुळे आपण इतिहासाशी जोडले गेलो आहे. नागपूरसह इतर ठिकाणी ही तलवार पोहोचेल आणि त्यामुळे आपल्या हिंदवी स्वराज्याचा विस्तार कसा झाला, हे नवीन पिढीपर्यंत पोहोचेल, असे प्रतिपादन मुख्यमंत्री देवेंद्र फडणवीस यांनी केले. मुख्यमंत्री देवेंद्र फडणीस यांच्या प्रमुख उपस्थितीत श्रीमंत सेना साहिब सुभा श्री राजे रघुजी भोसले यांच्या ऐतिहासिक तलवारीचे प्रदर्शन आणि लोकार्पण सोहळा पु.ल.देशपांडे महाराष्ट्र कला अकादमी प्रभादेवी येथे पार पडला. यावेळी सांस्कृतिक कार्य मंत्री ॲड.आशिष शेलार, मुधोजी राजे भोसले, आमदार श्रीकांत भारतीय, आमदार संजय उपाध्याय, आमदार राणा जगजितसिंह पाटील, आमदार संजय कुटे, सचिव डॉ.किरण कुलकर्णी, संचालक मीनल जोगळेकर, संचालक डॉ.तेजस गर्गे, नागरिक यांची मोठ्या संख्येने उपस्थिती होती. नागपूरच्या भोसल्यांचा इतिहास हा पराक्रमाचा इतिहास असून, तो जास्तीत जास्त लोकांपर्यंत पोहोचवण्याची गरज असल्याचे यावेळी मुख्यमंत्र्यांनी सांगितले. मुख्यमंत्री फडणवीस म्हणाले की, युनेस्को मानांकन १२ किल्ले, छत्रपती शिवाजी महाराजांची वाघनखे, अशा विविध वारशांद्वारे आपण आपल्या इतिहासाशी पुन्हा जोडले जात आहोत. हा देदिप्यमान इतिहास पुढील पिढ्यांपर्यंत पोहोचवण्याचे हे प्रयत्न खरोखर कौतुकास्पद आहेत. मराठा साम्राज्याच्या समृद्ध खुणा, वस्तू आणि वारसा परत मिळवण्याचा प्रयत्न सुरू राहील. प्रधानमंत्री नरेंद्र मोदी यांच्या नेतृत्वाखाली आपला समृद्ध वारसा असणाऱ्या हजारो ऐतिहासिक वस्तू परत मिळवण्यात आल्या आहेत. ही प्रक्रिया यापुढेही अशीच सुरु राहील, असा विश्वास त्यांनी व्यक्त केला. श्रीमंत रघुजी राजे भोसले यांची तलवार येणाऱ्या पिढ्यांना प्रेरणा देणारे स्वराज्याचे प्रतीक – मंत्री ॲड.आशिष शेलार ब्रिटिश काळात लुटून नेलेल्या आपल्याच शौर्याच्या, पराक्रमाच्या, मराठा साम्राज्याच्या वैभवाची साक्ष देणारी प्रथम रघुजी राजे भोसले यांची तलवार अखेर महाराष्ट्रात परत आली आहे. ही केवळ एक वस्तू नाही, तर आपल्या पिढ्यांना प्रेरणा देणारे स्वराज्याचे प्रतीक आहे, असे प्रतिपादन सांस्कृतिक कार्यमंत्री ॲड. आशिष शेलार यांनी केले. मंत्री ॲड. शेलार म्हणाले की, छत्रपती शिवाजी महाराजांच्या आदर्शावर उभे राहून रघुजी राजे भोसले यांनी मराठा साम्राज्य बंगाल, ओडिसा, तेलंगणापर्यंत विस्तारले. “ही तलवार परत मिळवणे म्हणजे सांस्कृतिक पुनर्जन्म आहे. उद्याच्या पिढ्यांना ही प्रेरणा देणारी घटना ठरणार आहे.” “छत्रपतींच्या गड-किल्ल्यांना जागतिक वारसा दर्जा मिळवून देणे असो, किंवा रघुजी राजे भोसले यांची तलवार परत आणणे असो, हीच खरी ‘विरासत से विकास तक’ची संकल्पना आहे. महाराष्ट्राची सांस्कृतिक परंपरा, शौर्य आणि गणेशोत्सवासारखे उत्सव जागतिक पातळीवर पोहोचवणे हा आमचा संकल्प आहे.” यावेळी श्रीमंत रघुजी राजे भोसले यांचे वंशज मुधोजी राजे भोसले यांनीही मनोगत व्यक्त केले. मुख्यमंत्र्यांच्या हस्ते ‘मराठ्यांचा दरारा’ या पुस्तकांचे प्रकाशन करण्यात आले. ००० संजय ओरके/विसंअ</w:t>
       </w:r>
     </w:p>
     <w:p>
@@ -1061,16 +5039,16 @@
       </w:pPr>
       <w:r>
         <w:rPr/>
-        <w:t>Article 28</w:t>
-      </w:r>
-    </w:p>
-    <w:p>
-      <w:pPr>
-        <w:pStyle w:val="Normal"/>
-      </w:pPr>
-      <w:r>
-        <w:rPr/>
-        <w:t>Title: Rain fury leaves 7 dead in Maharashtra 200 villagers stranded</w:t>
+        <w:t>Article 130</w:t>
+      </w:r>
+    </w:p>
+    <w:p>
+      <w:pPr>
+        <w:pStyle w:val="Normal"/>
+      </w:pPr>
+      <w:r>
+        <w:rPr/>
+        <w:t>Title: इतिहासाची अमूल्य खुण भारतात! इतिहासाशी पुन्हा जोडणारा क्षण, मुख्यमंत्री फडणवीसांची भावनिक प्रतिक्रिया</w:t>
       </w:r>
     </w:p>
     <w:p>
@@ -1082,16 +5060,16 @@
         <w:t xml:space="preserve">URL: </w:t>
       </w:r>
       <w:r>
-        <w:t xml:space="preserve"> https://www.theweek.in/wire-updates/national/2025/08/18/bom50-mh-2nd-ldall-rains.html</w:t>
-      </w:r>
-    </w:p>
-    <w:p>
-      <w:pPr>
-        <w:pStyle w:val="Normal"/>
-      </w:pPr>
-      <w:r>
-        <w:rPr/>
-        <w:t>Content: Mumbai, Aug 18 (PTI) Seven persons have lost their lives in the incessant rains that continued to batter many parts of Maharashtra, Chief Minister Devendra Fadnavis said on Monday.More than 200 villagers were stranded in Nanded district amid incessant rains, prompting authorities to deploy the army for rescue and relief efforts.“So far, 7 lives have been lost. Some rivers in Konkan have risen to an alarming level, and Jalgaon has reported extensive losses,” Fadnavis posted on X after reviewing the rainfall situation at a meeting in the state secretariat.“Continuous coordination is underway with Karnataka government on Almatti dam. Though no immediate threat exists, directions are given to remain alert,” he said.Fadnavis said he reviewed the rainfall situation across the state at the State Emergency Operation Centre in Mantralaya.“All Divisional Commissioners and District Collectors joined the meeting through video conferencing and shared updates from their respective regions. Instructed that citizens staying in relief shelters must be provided with food, clean drinking water, blankets and other essential facilities on priority. “Heavy rains have been recorded in Ratnagiri, Raigad and Hingoli. The Meteorological Department has warned of heavy rainfall from August 17–21, and instructions have been issued to remain fully vigilant&lt;’ he said.In Chhatrapati Sambhajinagar division, 800 villages are affected by heavy rains, he said. Vidarbha has reported crop damage over nearly two lakh hectares. The situation in Mukhed is under control, while Gadchiroli, Akola, Chandur Railway, Mehkar and Washim are stabilising, he added.“Mumbai received 170 mm rainfall in 8 hours. Water-logging occurred in 14 locations, but traffic was disrupted only in 2 places. Railways and metro services are running smoothly. The next 10–12 hours are crucial. Delegated the powers to declare holidays to local bodies,” he said.“Issued directions to ensure coordination with neighbouring states, maintain alertness in tourist and landslide-prone areas and keep relief systems in a state of advance readiness,” Fadnavis said.Five persons are reported missing from Mukhed taluka of Nanded district, around 600 km from Mumbai, Fadnavis told reporters earlier.There has been a significant rise in the water level of Lendi dam, an inter-state irrigation project between Maharashtra and Telangana located in the taluka, while a large amount of water is flowing into the area from Latur, Udgir and neighbouring Karnataka, he said.Nanded collector Rahul Kardile told PTI that the district administration has called in a unit of the army to rescue people stranded in the floods.The State Disaster Response Force (SDRF) rescued 21 people stranded in Ravangaon and Hasnal villages of Mukhed taluka amid heavy rains on Sunday, he said.Six persons have died along with 205 animals in seven districts of Maharashtra's Marathwada region in the past five days, officials said on Monday.A loss survey report of rainfall since August 14, which was released during the day by the Divisional Commissioner's office, said six persons died in Hingoli, Nanded and Beed districts.Three died in Nanded, two in Hingoli and one in Beed in the past five days, the report stated."A total of 205 animals have died since August 14. This includes 105 in Nanded. The number of villages affected by heavy rains stands at 1001, of which the highest, 844, are in Nanded. Moreover, 457 kuccha houses and 20 pucca houses have been damaged," an official said.Excess rainfall has impacted over 2.80 lac hectares of agricultural land, he said citing the report. (This story has not been edited by THE WEEK and is auto-generated from PTI) Real money game platforms suspend activities after Parliament passes Online Gaming Bill, 2025 'My wish is.....': Newcastle United manager Eddie Howe explains his stance on the Alexander Isak issue 'Peacemaker' Season 2 changes explained: Why did James Gunn change the ending of 'Peacemaker' Season 1? Is 'Justice League' no longer part of DCU canon? What's part of the DCU Canon? Sam Altman's big bet: There’s a reason why ChatGPT loves India What is Instagram's new Linked Reels feature? Update finally solves THIS problem for creators and viewers Copyright © 2024 All rights reserved</w:t>
+        <w:t xml:space="preserve"> https://www.esakal.com/maharashtra/chief-minister-devendra-fadnavis-statement-after-bringing-sword-of-raje-raghuji-bhosale-to-india-vru98</w:t>
+      </w:r>
+    </w:p>
+    <w:p>
+      <w:pPr>
+        <w:pStyle w:val="Normal"/>
+      </w:pPr>
+      <w:r>
+        <w:rPr/>
+        <w:t>Content: इतिहासाशी नवीन पिढीला जोडण्याची भूमिका श्रीमंत राजे रघुजी भोसले यांच्या ऐतिहासिक तलवारीने पार पाडली आहे. या तलवारीमुळे आपण इतिहासाशी जोडले गेलो आहे. नागपूरसह इतर ठिकाणी ही तलवार पोहोचेल आणि त्यामुळे आपल्या हिंदवी स्वराज्याचा विस्तार कसा झाला, हे नवीन पिढीपर्यंत पोहोचेल, असे प्रतिपादन मुख्यमंत्री देवेंद्र फडणवीस यांनी आज केले. Follow Us Copyright © 2025 - Sakal Media Pvt Ltd - All rights reserved. Powered by Quintype</w:t>
       </w:r>
     </w:p>
     <w:p>
@@ -1100,16 +5078,16 @@
       </w:pPr>
       <w:r>
         <w:rPr/>
-        <w:t>Article 29</w:t>
-      </w:r>
-    </w:p>
-    <w:p>
-      <w:pPr>
-        <w:pStyle w:val="Normal"/>
-      </w:pPr>
-      <w:r>
-        <w:rPr/>
-        <w:t>Title: CREDAI-MCHI appoints Mr. Sukhraj Nahar as 18th President in the Change of Guard Ceremony graced by Maharashtra CM Devendra Fadnavis</w:t>
+        <w:t>Article 131</w:t>
+      </w:r>
+    </w:p>
+    <w:p>
+      <w:pPr>
+        <w:pStyle w:val="Normal"/>
+      </w:pPr>
+      <w:r>
+        <w:rPr/>
+        <w:t>Title: Weather Updates : मुंबईत अचानक एवढा पाऊस का पडतोय? पुणे वेधशाळेच्या हवामान शास्त्रज्ञांनी सांगितलं कारण, पुढील 48 तास महत्त्वाचे</w:t>
       </w:r>
     </w:p>
     <w:p>
@@ -1121,16 +5099,16 @@
         <w:t xml:space="preserve">URL: </w:t>
       </w:r>
       <w:r>
-        <w:t xml:space="preserve"> https://english.newsnationtv.com/business/credai-mchi-appoints-mr-sukhraj-nahar-as-18th-president-in-the-change-of-guard-ceremony-graced-by-maharashtra-cm-devendra-fadnavis20250818145322</w:t>
-      </w:r>
-    </w:p>
-    <w:p>
-      <w:pPr>
-        <w:pStyle w:val="Normal"/>
-      </w:pPr>
-      <w:r>
-        <w:rPr/>
-        <w:t>Content: 0 By clicking the button, I accept the Terms of Use of the service and its Privacy Policy, as well as consent to the processing of personal data. Don’t have an account? Signup Powered by : Follow Us (source : ANI) ( Photo Credit : ani) VMPL Mumbai (Maharashtra) [India], August 18: In a landmark development for Mumbai real estate sector, CREDAI-MCHI, the apex body representing real estate developers in the Mumbai Metropolitan Region (MMR), has announced the appointment of Mr. Sukhraj Nahar, Chairman of Nahar Group, as its 18th President for the 2025-2027 term in a grand Change of Guard ceremony held at Jio World Centre. The event was graced by the Honble Chief Minister of Maharashtra, Shri Devendra Fadnavis, along with distinguished past presidents, the new management committee and various members of the association. Mr. Nahar succeeds Mr. Domnic Romell who has served the association with distinction over the past two years. This change of guard marks not only a leadership transition but also the beginning of a transformational phase for the real estate ecosystem in the Mumbai Metropolitan Region (MMR). CREDAI-MCHI also announced the new management committee comprising of Mr. Bandish Ajmera - President Elect, Mr. Rushi Mehta - Secretary, and Mr. Nikunj Sanghavi - Treasurer. The ceremony marked not only a leadership transition but also the formal pledge to drive the organisation new strategic framework. CREDAI-MCHI is setting its sights on Mission CARES, a comprehensive blueprint to bring Compassion, Affordability, Reforestation, Empowerment, and Skilling to the forefront of urban development. Shri. Devendra Fadnavis, Hon. Chief Minister of Maharashtra said, CREDAI-MCHI family has been an indispensable partner in shaping Mumbai real estate future. Together, we pioneered the country most successful RERA implementation, streamlined ease of doing business, and co-created the Mumbai Development Plan with unprecedented industry-government collaboration. Today, Mumbai stands at the cusp of a massive transformation -- from Asia largest urban renewal at BDD Chawls to slum-free, technology-driven redevelopment, and the creation of the Third and Fourth Mumbai as new economic growth engines. With world-class infrastructure, high-speed connectivity, an upcoming Innovation City that can rival global hubs, and the potential to build cities even better than Dubai, we have a once-in-a-generation opportunity. Over the next 10 years, we can transform Mumbai and the MMR into a global benchmark for urban living. The government is fully committed to working hand-in-hand with the real estate sector to make this vision a reality. Speaking on his vision for 2025 - 2027, Mr. Sukhraj Nahar, President of CREDAI-MCHI stated, Our sector has always built Mumbai skyline. Now, we must also build its soul. Mission CARES is our declaration to the government, home buyers, and our own conscience--that we will develop with empathy, digitise with purpose, green our cities with urgency, and ensure every home is accessible and dignified. This is a pivotal moment to move beyond rhetoric and deliver real, measurable impact. Mr. Rushi Mehta, Secretary, CREDAI-MCHI emphasized, The real estate sector touches lives in every square foot it creates. We are not just asking the government to act--we are showing them that the industry is ready to co-create better policies, embrace tech, and uplift every worker, homebuyer, and citizen. Mission CARES represents CREDAI-MCHI renewed commitment to building with compassion, ensuring access for all, restoring green spaces, driving economic growth through innovation, and skilling the workforce that shapes the region skylines. The five pillars will guide all member initiatives over the next two years. Mr. Domnic Romell, Immediate Past President, CREDAI-MCHI extended his full support to the new leadership. He said, Over the last two years, weve set the stage for deeper collaboration between government bodies, developers, and civil society. I am confident that under Mr. Nahar leadership, CREDAI-MCHI will now scale new heights--not just in construction, but in conscience as well. While handing over the baton to the incoming President, Mr. Romell further elaborated, Our tenure was about turning challenges into opportunities and building a more transparent, inclusive ecosystem. Mission CARES is the natural evolution of that journey -- a moral compass for the next era of real estate, ensuring that growth and responsibility go hand in hand. Mr. Dhaval Ajmera, Outgoing Secretary, CREDAI-MCHI, stated, We have always been builders; now we choose to be healers too. Mission CARES is not just a vision -- it is a call to action for governments, civil society, and every stakeholder in the urban ecosystem to create a future where development is measured by the dignity, equity, and sustainability it brings. Real change in our sector comes from consistent, well-calibrated policy interventions. Mission CARES strengthens our resolve to embed inclusion, green growth, and technology adoption into the governance framework, ensuring that ambition transforms into action. Mumbai developers currently pay an average of ₹54,221 per square meter as approval costs, among the highest in the country. Premiums, duties, and levies often constitute 35-40 of the total project cost, placing a significant financial burden on homebuyers and delaying project timelines. Compliance costs are one of the biggest roadblocks to affordable housing, noted Mr. Keval Valambhia, Chief Operating Officer, CREDAI-MCHI. He added, At CREDAI-MCHI, we are pushing for single-window clearances, rationalized premiums, and tech-led approvals. Prop Tech will enable AI-driven project tracking and blockchain-backed compliance, making the process faster and more transparent. The shift from paperwork to real-time systems is critical. Every rupee saved in friction is a rupee that builds scale, trust, and better homes. Because at the end, building better homes is about building a stronger India together. The CARES framework commits the organisation to 5 pillars: - Compassion through CSR and social welfare for construction workers, women, children, and underserved communities. - Affordability in Housing through policy reforms and innovative development models. - Reforestation &amp; Urban Greening to offset the carbon impact of construction and improve city liveability. - Empowerment through PropTech to drive transparency, digital transformation, and economic growth. - Skilling of 10,000+ workers annually to power India infrastructure boom with capable hands and secure livelihoods. The new leadership has outlined an ambitious but pragmatic roadmap for the next 24 months: - Establishment of a PropTech Lab to accelerate innovation adoption. - Creation of an Affordable Housing Innovation Cell (AHIC). - Launch of mobile Skilling Labs across the MMR region. - Dialogue with the state to rationalize development premiums and stamp duties. - Integration of green scorecards in every member project. Under its CSR vision, CREDAI-MCHI has committed to organising 100+ free health camps annually, supporting over 1,000 students with scholarships (especially girls), operating 25 daycare centres for construction workers families, maintaining zero child labour across all member sites, and mobilising ₹10 crore+ for disaster relief and social programmes. The affordable housing mandate aims to promote 10,000+ affordable units through member projects by 2026, publish a policy white paper on regulatory reforms for faster approvals, create an Affordable Housing Innovation Cell, and conduct three regional workshops with urban bodies on rental and worker housing. The focus is on ensuring affordability without compromising on quality, sustainability, or access to civic amenities. In line with its environmental commitments, the reforestation agenda targets the planting of 1 million trees across 50+ urban locations by 2026, integrating minimum green buffers in all new member projects, and creating five model biodiversity parks in partnership with local authorities. The economic growth and innovation pillar will see 70 of member developers adopt at least one PropTech solution, 20+ startups onboarded to the new PropTech Lab, and the listing of 10+ REIT-ready assets. On skilling, CREDAI-MCHI will train 10,000+ construction workers annually, issue 2,500+ Green Job Cards, and deploy three mobile skilling labs across the Mumbai Metropolitan Region to deliver on-site training in green construction, safety, and emerging technologies. With over 2,200 member developers, CREDAI-MCHI Change of Guard 2025-2027 marks the beginning of a decisive chapter -- one where the industry pledges to build not only for today cities but for tomorrow generations, guided by measurable goals that blend economic growth, environmental stewardship, and social equity. ABOUT CREDAI-MCHI CREDAI-MCHI is the apex body of real estate developers in the Mumbai Metropolitan Region. (MMR). With an impressive membership of over 2200+ leading developers in MMR, CREDAI-MCHI has extended its reach throughout the region, establishing units in various locations such as Thane, Kalyan-Dombivli, Mira-Virar, Raigad, Navi Mumbai, Palghar-Boisar, Bhiwandi, Uran-Dronagiri, Shahapur-Murbad, and most recently in Alibaug, Karjat-Khalapur-Khopoli, and Pen. Being the only Government-recognised body for private sector developers in MMR, CREDAI-MCHI is dedicated to promoting the industry organisation and progress. The association is committed to driving policy reform, housing innovation, and sustainable development in partnership with the government and urban stakeholders. As a part of CREDAI National, an apex body of 13000 developers across the nation, CREDAI-MCHI has emerged as a preferred platform for regional discussions on housing and habitat by establishing close and strong ties with the government. It is committed to breaking barriers to create a strong, organised, and progressive real estate sector in the MMR.The vision of CREDAI-MCHI is to empower the Real Estate fraternity of the Mumbai Metropolitan Region as it preserves, protects, and advances the right to housing for all. To continue being a trusted ally, guiding their members, supporting the Government on policy advocacy, and assisting those they serve through the ever-evolving real estate fraternity. (ADVERTORIAL DISCLAIMER: The above press release has been provided by VMPL. ANI will not be responsible in any way for the content of the same) Disclaimer: This news article is a direct feed from ANI and has not been edited by the News Nation team. The news agency is solely responsible for its content. Subscribe to our Newsletter! Share this article If you liked this article share it with your friends.they will thank you later</w:t>
+        <w:t xml:space="preserve"> https://marathi.abplive.com/news/pune-imd-on-heavy-rainfall-know-why-is-mumbai-suddenly-getting-so-much-rain-wather-update-imd-alert-for-mumbai-thane-for-next-48-hours-1377940</w:t>
+      </w:r>
+    </w:p>
+    <w:p>
+      <w:pPr>
+        <w:pStyle w:val="Normal"/>
+      </w:pPr>
+      <w:r>
+        <w:rPr/>
+        <w:t>Content: Mumbai Heavy Rainfall : मुंबई पुण्यासह राज्यातील बहुतांश जिल्ह्यात पुढील दोन ते तीन दिवस मुसळधार पावसाची शक्यता पुणे वेधशाळेने (Pune IMD) वर्तवली आहे. पश्चिम बंगालच्या उपसागरात कमी दाबाचे क्षेत्र निर्माण झाल्यामुळ राज्यात दोन दिवस मुसळधार (Heavy Rainfall) पाऊस कायम असणार आहे आणि त्यानंतर पावसाचा जोर काहीसा कमी होईल, असा सुद्धा अंदाज यावेळी वर्तवण्यात आलाय. मुंबईत आज आणि उद्या अतिमुसळधार पावसाची शक्यता असून बुधवार पासून पावसाचा जोर कमी होईल ,असा पूर्वानुमान हवामान शास्त्रज्ञांनी व्यक्त केला आहे. मुंबई, कोकणला रेड अलर्ट असून पुण्यातील घाट माथ्यावर ऑरेंज अलर्ट दिला आहे. नेमका संपूर्ण राज्यात पावसाचा इम्पॅक्ट कसा असणार आहे? याबाबत पुणे वेधशाळेचे हवामान शास्त्रज्ञ एस डी सानप यांनी अधिक माहिती दिलीय, ती जाणून घेऊ. मध्य-पश्चिम बंगालच्या उपसागरामध्ये कमी दाबाचे क्षेत्र तयार झाले आहे. त्यामुळेच महाराष्ट्रातील बहुतांश भागात पाऊस पडतो आहे. सोबतच मान्सूनचे वारे सक्रिय झाले आहेत. परिणामी द्रोनीय रेषा तयार झाली आहे, जी उत्तर कोकण ते केरळपर्यंत आहे. त्यामुळेच कोकण किनारपट्टीसह मध्य महाराष्ट्रात आणि घाट माथ्यांवर मुसळधार तर उर्वरित राज्यात पावसाच्या सरी कोसळतांना दिसत आहेत. आगामी दोन दिवस कोकण किनारपट्टीला रेड अलर्ट जारी करण्यात आला आहे. म्हणजेच या भागात मुसळधार ते अति मुसळधार पाऊस पडण्याची शक्यता आहे. त्याचबरोबर मध्य महाराष्ट्रातील घाट माथ्यांवर देखील रेड अलर्ट जरी करण्यात आला आहे. तर समतल भागात ऑरेंज अलर्ट असून दोन दिवसांनंतर येथे यलो अलर्ट असणार आहे. . तर आज मराठवाड्यात ऑरेंज अलर्ट, तर उद्यापासून यलो अलर्ट असणार आहे. सोबतच विदर्भात आज ऑरेंज अलर्ट आणि उद्या यलो अलर्ट असेल. त्यानंतर मात्र पावसाचा प्रभाव कमी राहिल. अशी माहितीही त्यांनी दिली. राज्यभरात कोसळणाऱ्या पावसाची माहिती घेण्यासाठी मुख्यमंत्री देवेंद्र फडणवीस हे आपत्ती व्यवस्थापन विभागामध्ये दाखल झाले आहे. मुख्यमंत्र्यांनी राज्यभरातील पूरस्थिती आणि पावसाचा आढावा घेतला. पुढील 48 तास महत्त्वाचे असून, मुंबई, ठाणे, रत्नागिरी, रायगड, सिंधुदुर्ग या जिल्ह्यांना मुसळधार पावसाचा इशारा देण्यात आला आहे. मराठवाड्यातही मुसळधार पाऊस सुरूच आहे. आपत्ती व्यवस्थापन कक्षामध्ये पाऊसमानाची सद्यस्थिती, ऑरेंज आणि रेड अलर्ट जारी केलेल्या ठिकाणांची माहिती घेण्यात आली. नागरिकांचे स्थलांतर कसे केले जात आहे आणि कोणत्या भागांमध्ये लोक अडकले आहेत, यावरही चर्चा झाली. यावेळी आयुक्त आणि जिल्हाधिकारी यांच्यासोबत संवाद साधून उपाययोजनांवर भर देण्यात आला. पूरग्रस्त भागातील नागरिकांना सुरक्षित स्थळी हलवण्यासाठी प्रशासकीय यंत्रणा सज्ज ठेवण्याचे निर्देश देण्यात आले. पावसाच्या तीव्रतेमुळे निर्माण झालेल्या परिस्थितीवर सरकारचे बारीक लक्ष आहे. We use cookies to improve your experience, analyze traffic, and personalize content. By clicking "Allow All Cookies", you agree to our use of cookies.</w:t>
       </w:r>
     </w:p>
     <w:p>
@@ -1139,16 +5117,16 @@
       </w:pPr>
       <w:r>
         <w:rPr/>
-        <w:t>Article 30</w:t>
-      </w:r>
-    </w:p>
-    <w:p>
-      <w:pPr>
-        <w:pStyle w:val="Normal"/>
-      </w:pPr>
-      <w:r>
-        <w:rPr/>
-        <w:t>Title: Mumbai got 177mm rain in 6-8 hour period says CM more to come amid high tides</w:t>
+        <w:t>Article 132</w:t>
+      </w:r>
+    </w:p>
+    <w:p>
+      <w:pPr>
+        <w:pStyle w:val="Normal"/>
+      </w:pPr>
+      <w:r>
+        <w:rPr/>
+        <w:t>Title: School Closed Tomorrow : आदेश आला! पावसामुळे असणार शाळा बंद; कुठे-कुठे सुट्टी जाहीर? जाणून घ्या</w:t>
       </w:r>
     </w:p>
     <w:p>
@@ -1160,16 +5138,16 @@
         <w:t xml:space="preserve">URL: </w:t>
       </w:r>
       <w:r>
-        <w:t xml:space="preserve"> https://www.theweek.in/wire-updates/national/2025/08/18/bom21-mh-rains-mumbai-cm.html</w:t>
-      </w:r>
-    </w:p>
-    <w:p>
-      <w:pPr>
-        <w:pStyle w:val="Normal"/>
-      </w:pPr>
-      <w:r>
-        <w:rPr/>
-        <w:t>Content: Mumbai, Aug 18 (PTI) Maharashtra Chief Minister Devendra Fadnavis said Mumbai received 177 millimetres of rain in a 6-8 hour period on Monday and asked citizens to observe all precautions since more is expected through the day along with high tides.Talking to reporters here after reviewing the rain and flood situation across Maharashtra, he said waterlogging is being witnessed in 14 places in the metropolis.Suburban train services were slightly delayed but are functioning well, while metro rail services remain unaffected despite such heavy rains, Fadnavis added."Offices have been told to allow workers to leave for home at 4pm. After 6.30 pm, 3m to 4m tides are expected. The decision on closure of schools on Tuesday will be taken at an appropriate time. Citizens must not venture out without reason," he said.The CM said crops spread across 4 lakh hectares have been affected statewide and district collectors have been authorized to take decisions regarding relief and rescue operations.Talks are on with Karnataka regarding discharge of Allmatti dam water from that state, Fadnavis said.Meanwhile, Mumbai suburban district guardian minister Ashish Shelar said he had reviewed the situation in the metropolis through the disaster management cell of the BMC and had taken stock of the rainfall, flooding, school conditions and public transport."Local train services were functional with some disruptions, while BEST has been instructed to operate additional bus services if passengers are stranded at major (railway) terminals such as Dadar and Mumbai Central," he said.All top civic and police officials are on the ground, the minister and senior BJP leader said.Trees and branches have fallen in some 30 to 40 locations in the city and instructions have been issued to remove such hurdles and restore vehicular traffic speedily, Shelar informed.He said one person was injured at Napean Sea Road in south Mumbai after a protection wall fell on a tree due to heavy rains."The BMC commissioner and Mumbai police commissioner have appealed to people that they should step out of their homes only if required. Holidays have been declared for schools in the noon sessions and for colleges," Shelar said.Pumping stations are functioning optimally across the city, and authorities are reviewing how much water is receding with the help of the pumps, he said. (This story has not been edited by THE WEEK and is auto-generated from PTI) Andheri subway closed, drain overflow, latest Mumbai rain updates as local trains delayed Durand Cup 2025 quarterfinal update: East Bengal win iconic Kolkata Derby; rookies Diamond Harbour FC shock Jamshedpur FC Prime Video announces new series 'Raakh' from 'Paatal Lok' co-director; Ali Fazal to star Tariff relief hopes dashed? US team cancels India trip as trade dispute deepens 100-year plan to reach a black hole? Italian scientist discusses tiny spacecraft that could achieve this feat | INTERVIEW Copyright © 2024 All rights reserved</w:t>
+        <w:t xml:space="preserve"> https://www.tv9marathi.com/maharashtra/maharashtra-rain-update-government-declared-school-holiday-for-mumbai-thane-kalyan-dombivli-palghar-district-1472791.html</w:t>
+      </w:r>
+    </w:p>
+    <w:p>
+      <w:pPr>
+        <w:pStyle w:val="Normal"/>
+      </w:pPr>
+      <w:r>
+        <w:rPr/>
+        <w:t>Content: By signing in or creating an account, you agree with Associated Broadcasting Company's Terms &amp; Conditions and Privacy Policy. Maharashtra, Mumbai, Thane, Palghar School Closed Tomorrow : पावसाने राज्यात अक्षरश: धुमाकुळ घातला आहे. कोकण, मध्य महाराष्ट्र, पश्चिम महाराष्ट्र, मराठवाडा, विदर्भ अशा सर्वच ठिकाणी पावसाची तुफान बॅटिंग चालू आहे. या मुसळधार पावसामुळे मराठवाड्यासह राज्याच्या इतरही भागात लाखो हेक्टरवरील पीक पाण्याखाली गेले आहे. तर मुंबई आणि उपनगरातील अनेक रस्ते जलमय झाले आहेत. या पावसामुळे मुंबईची लोकलही स्लो झाली आहे. अनेक गाड्या उशिराने धावत आहेत. दरम्यान, सध्याची पावसाची स्थिती लक्षात घेऊन शाळांबाबत मोठा निर्णय घेण्यात आला आहे. राज्यात अनेक जिल्ह्यांत शाळा बंद असणार आहेत. मुंबईत पुढचे 12 तास मुसळधार पाऊस असणार आहे. तसेच पुढच्या 48 तासांत मुंबईला रेड अलर्ट जारी करण्यात आला आहे. दुसरीकडे उपनगरांतही आगामी तासांत पावसाचा जोर वाढण्याची शक्यता व्यक्त करण्यात आली आहे. त्यामुळेच त्या-त्या जिल्हा प्रशासनांनी शाळा बंद ठेवण्याचा मोठा निर्णय घेतला आहे. सध्याचा पाऊस पाहता आणि विद्यार्थ्यांची सुरक्षा लक्षात घेता अनेक जिल्ह्यांत शाळा बंद ठेवण्यात आल्या आहेत. तसा सरकारी आदेश निघाला आहे. मिळालेल्या माहितीनुसार सध्या घेण्यात आलेल्या निर्णयानुसार ठाण्याच्या मनपा हद्दीतील सर्व शाळा बंद असणार आहेत. तसेच कल्याण डोंबिवलीतील शाळाही पावसामुळे बंद ठेवण्याचा आदेश देण्यात आला आहे. पालघर जिल्ह्यातील सर्व शाळांना उद्या सुट्टी जाहीर करण्यात आली आहे. मीरा भाईंदर पालिका हद्दीतही मुसळधार पाऊस चालू आहे. हवामान खात्याने या भागाला रेड अलर्ट जारी केला आहे. हीच बाब लक्षात घेता मीरा भाईंदरचे अतिरिक्त आयुक्त संभाजी पानपट्टे यांनी मीरा-भाईंदरमधील प्राथमिक, माध्यमिक शाळांना पत्रक सुट्टी जाहीर केली आहे. तसे पत्रक त्यांनी काढले आहे. मुंबईतील सध्याची पावसाची स्थिती पाहता मुंबई महापालिका परिक्षेत्रातील खासगी, विनाअनुदानित, खासगी अनुदानित अशा सर्वच प्रकारच्या माध्यमिक व प्रथामिक शाळांना 19 ऑगस्ट रोजी सुट्टी जाहीर करण्यात आली आहे. दरम्यान, याआधी मुख्यमंत्री देवेंद्र फडणवीस यांनी माध्यमांशी बोलताना हवामान विभागाकडून देण्यात आलेल्या माहितीचा विचार करून शाळांना सुट्टी जाहीर करायची की नाही, हे ठरवले जाईल असे सांगितले होते. त्यानंतर आता काही जिल्ह्यांतील शाळांना सुट्टी देण्याचा निर्णय घेण्यात आला आहे.</w:t>
       </w:r>
     </w:p>
     <w:p>
@@ -1178,16 +5156,16 @@
       </w:pPr>
       <w:r>
         <w:rPr/>
-        <w:t>Article 31</w:t>
-      </w:r>
-    </w:p>
-    <w:p>
-      <w:pPr>
-        <w:pStyle w:val="Normal"/>
-      </w:pPr>
-      <w:r>
-        <w:rPr/>
-        <w:t>Title: Mumbai Weather Today LIVE Updates: Mithi River Crosses Danger Mark; Santacruz Records Highest Rainfall; '300 MM Rainfall In City, Next 48 Hours Critical,' Says CM Fadnavis</w:t>
+        <w:t>Article 133</w:t>
+      </w:r>
+    </w:p>
+    <w:p>
+      <w:pPr>
+        <w:pStyle w:val="Normal"/>
+      </w:pPr>
+      <w:r>
+        <w:rPr/>
+        <w:t>Title: नागपूरच्या राजे रघुजी भोसलेंची तलवार लंडनमधून मुंबईत, इतिहासाशी नवीन पिढीला जोडण्याचं कामं, मुख्यमंत्र्यांकडून कौतुक</w:t>
       </w:r>
     </w:p>
     <w:p>
@@ -1199,3955 +5177,16 @@
         <w:t xml:space="preserve">URL: </w:t>
       </w:r>
       <w:r>
-        <w:t xml:space="preserve"> https://www.freepressjournal.in/mumbai/mumbai-rains-live-updates-heavy-showers-wreak-havoc-in-city-schools-colleges-shut-as-imd-issues-red-alert-sion-matunga-dadar-vile-parle-waterlogged-andheri-subway-closed</w:t>
-      </w:r>
-    </w:p>
-    <w:p>
-      <w:pPr>
-        <w:pStyle w:val="Normal"/>
-      </w:pPr>
-      <w:r>
-        <w:rPr/>
-        <w:t>Content: Mumbai: A relentless spell of overnight rain paralysed Mumbai on Tuesday morning, leaving large parts of the city waterlogged. The India Meteorological Department (IMD) issued a red alert for Mumbai as well as other districts including Raigad, Ratnagiri, Satara, Kolhapur and Pune, warning of continued heavy to very heavy rainfall. Check LIVE updates below for rainfall status and other news updates in the city: That’s all for today’s live updates. Stay tuned for more breaking news, analysis, and ground reports from across Maharashtra. 05:45 Maharashtra | Central Railway has cancelled 14 long-distance trains (7 pairs) due to heavy rainfall and waterlogging across the state. Maharashtra | Due to heavy rainfall and waterlogging in the state, 14 long-distance trains (7 pairs) have been cancelled by the Central Railway. pic.twitter.com/OKZZFAOpkN 05:15 During the ongoing heavy rains, citizens in Mumbai who find themselves stranded between Colaba and Bandra can seek temporary accommodation at the nearest Rashtriya Swayamsevak Sangh (RSS) office. For assistance, they may contact:Santosh Naik: +91 91679 24748Sandesh Shirdhankar: +91 99200 22186Niketan Todankar: +91 87794 30142Reena Thakur: +91 90048 22983 04:45 PM Maharashtra Flood Alert: Six Dead, Hundreds Rescued As Rivers Overflow, CM Devendra Fadnavis Says Next 48 Hours Are 'Crucial' Maharashtra is reeling under the impact of torrential rains, with Chief Minister Devendra Fadnavis warning that the next 48 hours will be “crucial” for the state. After reviewing the situation with the disaster management department, he placed Mumbai, Thane, Raigad, Ratnagiri, and Sindhudurg on high alert. “The administration is keeping a close watch and taking proactive steps to evacuate citizens from low-lying areas,” he assured. Read Full Report 04:20 PM Relentless Downpour Leads to Waterlogging on Khairani Road, Asalpha #WATCH | #MumbaiRains: Non-Stop Rain Causes Waterlogging In Khairani Road, AsalphaFollow #LIVE 🌧️ updates:https://t.co/FZgxfEI5uI#MumbaiRain #mumbainews #Mumbai pic.twitter.com/myAlUGc1Wl 04:05 PM Santacruz Records Highest Rainfall in Mumbai Today Santacruz witnessed the heaviest rainfall on Tuesday, with 151.4 mm recorded between 8:30 am and 2:30 pm, according to the India Meteorological Department (IMD). Vikhroli followed closely with 141.5 mm, while Juhu received 110.5 mm during the same period. Other parts of the city also saw significant downpours — Byculla recorded 92 mm, Bandra 89 mm, and Colaba 29 mm of rainfall. Rainfall information over Mumbai from 0830 hrs IST to 1430 hrs IST of 19.08.25#imd #MumbaiWeather #Monsoon2025 #WeatherUpdate #MumbaiRains #RainfallData #mausam@moesgoi @airnewsalerts @DDNational @ndmaindia @RMC_Mumbai pic.twitter.com/EApN1aXYeB 03:45 PM 400 Families Evacuated As Mithi River Crosses Danger Mark As heavy rain continues to batter Mumbai, hundreds of families living near the swollen Mithi River have been forced to leave their homes. Around 400 residents from Kranti Nagar slum in Kurla were evacuated on Tuesday after the river crossed the danger mark, following hours of relentless downpour. Read Full Story 3:30 PM BMC Provides Food, Water, &amp; Tea To Stranded Commuters At Railway Stations, Local Trains, &amp; Waterlogged Roads Continuous heavy rainfall on Tuesday caused severe waterlogging across several areas of the city, disrupting both road and rail traffic. Local train services, the city's lifeline, were heavily impacted, leaving many commuters stranded at railway stations for hours. Read Full Story 2:55 PM Western Railway Locals Moving Slowly On Waterlogged Tracks Waterlogging on railway tracks between Bandra and Dadar stations due to heavy rainfall, train services affected and commuters face delays. VIDEO | Mumbai: Waterlogging on railway tracks between Bandra and Dadar stations due to heavy rainfall, train services affected, commuters face delays.(Full video available on PTI Videos- https://t.co/n147TvrpG7) pic.twitter.com/1yjJj6s1Mh 2:35 PM Maharashtra CM Devendra Fadnavis Briefs Media On Rainfall Situation Maharashtra Chief Minister Devendra Fadnavis interacted with media after taking stock of the rainfall conditions. "Due to heavy rainfall in the state, there has been loss of life and property at some places. SDRF and NDRF personnel are deployed at certain locations. Mumbai has received around 300mm of rainfall due to which there have been a few disruptions. The water level in the Mithi River is going down gradually. Red alert is valid for Konkan and Ghat areas for the next few hours," said Fadnavis. Let us know! 👂What type of content would you like to see from us this year? #WATCH | On heavy rainfall in the state, Maharashtra CM Devendra Fadnavis says, "Due to heavy rainfall in the state, there has been loss of life and property at some places. SDRF and NDRF personnel are deployed at certain locations. Mumbai has received around 300mm of rainfall… pic.twitter.com/wqymRiqv41 02:15 PM Heavy rains have disrupted Mumbai’s suburban train services. To assist stranded passengers, the Brihanmumbai Municipal Corporation (BMC) is distributing water, tea, biscuits, and other food supplies at several railway stations. 🔹अतिमुसळधार पावसामुळे मुंबईतील उपनगरीय रेल्वे सेवा विस्कळीत झाली. परिणामी विविध रेल्वे स्थानकांवर अडकलेल्या प्रवाशांना बृहन्मुंबई महानगरपालिकेच्या वतीने पाणी, चहा, बिस्कीट व इतर खाद्यपदार्थ पुरवण्यात येत आहेत.___🔹Mumbai's suburban train services are disrupted due to heavy… pic.twitter.com/HXMPlZHZkv 12:50 PM Mumbai Rains: Thane Youths Swim Through Floodwaters To Rescue Car-Trapped Passengers | Video In yet another display of courage and compassion during the monsoon, two youngsters in Thane risked their lives to rescue two people trapped inside a car submerged in floodwaters. The dramatic incident, caught on camera and widely shared on X, is a reminder of how Mumbaikars stand by each other in times of crisis. Read Full Story 12:40 PM Roads Turn Into Rivers As Relentless Showers Wreak Havoc In Mumbai Mumbai woke up to yet another rain-drenched morning on Tuesday as heavy showers continued for the third consecutive day, leaving vast swathes of the city submerged and daily life in disarray. With relentless downpour lashing the metropolis overnight, waterlogging and traffic snarls were reported across several areas in city, forcing commuters to wade through knee-deep water or abandon vehicles altogether. Read Full Story #WATCH | Continuous heavy rainfall causes severe waterlogging in parts of Mumbai, with knee-deep water levels in some partsVisuals from outside Kurla railway station pic.twitter.com/TS0yQ7Q5p4 12:20 PM Travel Advisory by Air India Heavy rains in Mumbai may impact flight schedules. Passengers are advised to check their flight status here before leaving for the airport and allow extra time for travel. 12:10 PM Traffic is moving slowly at Oberoi Junction due to waterlogging. Police personnel and BMC staff are present at the site, and water pumps have been activated. ओबेरॉय जंक्शन येथे पाणी साचल्यामुळे वाहतूक संथ गतीने सुरू आहे. सदर ठिकाणी पोलीस अंमलदार तसेच @mybmc चे कर्मचारी उपस्थित असून वॉटर पंप सुरू आहेत.#MTPTrafficUpdates pic.twitter.com/2gOgTKD0px 11:39 AM Harbour Line Update Train services between CLA and CSMT have been suspended until further notice due to heavy rainfall and waterlogging at Chunnabhatti station. Harbour Train Update Due to heavy rains in Mumbai and #Waterlogging at Chunnabhatti station, train services on the Harbour Line between CLA and CSMT are suspended until further notice. 11:20 AM Torrential rain triggers heavy waterlogging and major traffic snarls across Mumbai; security personnel stationed at Hindmata and Parel. VIDEO | Mumbai: Heavy rain causes severe waterlogging and traffic jam across the city. Security personnel deployed at Hindmata, Parel area.(Full video available on PTI Videos- https://t.co/n147TvqRQz) pic.twitter.com/fQf07jx6xE 11:05 AM The relentless downpour since Monday has triggered a rise in the Mithi River’s water level by Tuesday morning, sparking panic among nearby residents who rushed to seek safer ground. Civic officials from L Ward, supported by the National Disaster Response Force (NDRF), quickly reached the spot to begin evacuation efforts. Over 140 slum structures have been identified for immediate relocation as authorities work to ensure the safety of those living in the low-lying areas. The heavy downpour from Monday has caused a rise in the water level of the Mithi River on Tuesday morning. #Mumbai #mumbainews #mithiriver #FPJ pic.twitter.com/Q4RjDKQf9y 10:40 AM Deputy Chief Minister Ajit Pawar recently visited the state emergency control room at the secretariat to review the situation caused by heavy rainfall in Mumbai city, its suburbs, and other parts of the state, and issued necessary instructions. 9:55 AM BMC Declares Holiday For Govt &amp; Semi-Govt Offices, Along With Private Offices BMC has declared a holiday today for all private offices and establishments in its jurisdiction, except for essential/emergency services. The concerned offices and establishments should immediately instruct their employees to work from home, depending on the nature of their work. Read Full Story 📢All Government and Semi-Government Offices in Mumbai will remain closed today, 19th August 2025🔹Private offices / institutions / establishments are advised to instruct their employees to work from home🌧️The India Meteorological Department has issued a Red Alert today, i.e.… 9:40 AM Waterlogging At Bandra Khar Link Road Waterlogging reported in various parts of Mumbai's western suburbs as heavy rain lashes the city. Visuals from Bandra Khar Link Road show vehicles wading through water. #WATCH | Mumbai, Maharashtra: Waterlogging can be seen in various parts of Mumbai as heavy rain lashes the city.Visuals from Bandra Khar Link Road pic.twitter.com/cP7WCZmXiA 9:20 AM Malad &amp; Poisar Subway Closed For Vehiclar Movement As Rains Wreak Havoc पाणी साचल्याने मालाड सबवे बंद.Malad Subway closed Due To Water Logging. #MTPTrafficUpdate पोईसर सबवे समतानगर. येथे पाणी साचल्याने सदरची वाहतूक बंद केलेली आहे. 9:15 AM Mumbai Police Commissioner Issues Advisory Mumbai Police Commissioner took to X and shared an advirosy following extreme weather in the city. "Please take care, step out only if necessary, prevent going near the shore during high tide and don’t forget, you will find us around the corner for help, in case of any emergency," he said in a post. He also urged private sector offices to enable work from home today. Good Morning Mumbai. Hope you are adhering to the safety guidelines in wake of the heavy showers expected today. Please take care, step out only if necessary, prevent going near the shore during high tide and don’t forget, you will find us around the corner for help, in case of… 9:00 AM City's Water Stock Rises Above 92% Of Full Capacity Amid Heavy Rains 🚰 मुंबईला पाणीपुरवठा करणाऱ्या ७ जलाशयांचा आज सकाळी ६ वाजेपर्यंतचा अहवाल---🚰 Report of water stock in the seven lakes, supplying water to Mumbai, till 6am today.#MumbaiRains#MyBMCUpdates pic.twitter.com/QuiNKFtIcf 8:45 AM Mumbai Traffic Police Shares Updates On Waterlogging In Several Areas Mumbai Traffic Police shared a series of updates informing the citizens of waterlogging in several areas. At Dadar TT in particular, waterlogging of nearly two feet left traffic crawling, with buses and cars inching forward through flooded roads. दीड ते दोन फुटापर्यंत दादर टी .टी. येथे पाणी साठले असल्याने वाहतूक संथ गतीने चालू आहे . Areas such as Gol Deul, Gulalwadi, Wadala, Shivdi, Nawab Tank, Nagpada, Maratha Mandir, Byculla, Bawla Compound, Bhoiwada, Wadala Station Four Roads, Hindmata Junction, Matunga, and Mahatma Gandhi Market were among the worst affected, with vehicles struggling to pass through submerged stretches. दादर टीटी, ट्रॉम्बे, महाराष्ट्र नगर सबवे ,अँटॉप हील ,या ठिकाणी एमजी आर चौक, कानेकर नगर, सरदार नगर, प्रतीक्षा नगर, त्याचप्रमाणे दादर टीटी , या भागात सकाळपासून पडत असलेल्या पावसामुळे दीड ते दोन फुटापर्यंत पाणी साठले असल्याने वाहतूक संत गतीने चालू आहे . Similar conditions were reported from Dadar TT, Trombay, Maharashtra Nagar Subway, and Antop Hill, as well as MG Road Chowk, Kanekar Nagar, Sardar Nagar, and Pratiksha Nagar. Here too, continuous rainfall since morning led to water accumulation of up to two feet, slowing down vehicular movement. गोल देऊळ, गुलालवाडी, वडाळा, शिवडी, नबाब टॅन्क , नागपाडा ,मराठा मंदिर, भायखळा,बावला कंपाऊंड, भोईवाडा,वडाळा स्टेशन चार रस्ता, हिंदमाता जंक्शन, माटुंगा ,गांधी मार्केट या भागात सकाळपासून पडत असलेल्या पावसामुळे दीड ते दोन फुटापर्यंत पाणी साठले असल्याने वाहतूक संत गतीने चालू आहे 8:30 AM Western Express Highway &amp; Andheri Battered By Heavy Rains Heavy rains lashed the Western Express Highway in the morning, leading to waterlogging at some spots. Andheri also saw flooding in several areas with both citizens and vehicles wading through waterlogged roads. Mumbai, Maharashtra: Heavy rain causes waterlogging (Visuals from Western Express Highway) pic.twitter.com/VTO07ICg70 Mumbai, Maharashtra: Heavy rainfall continues(Visuals from Andheri) pic.twitter.com/Gktf7Agf6J 8:15 AM Over 170 mm Rainfall Recorded Overnight In Several Areas The overnight showers were particularly intense, with the city recording massive volumes between 8:30 pm Monday and 5:30 am Tuesday. Vikhroli topped the chart with 194.5 mm, followed by Santacruz at 185 mm, Juhu at 173.5 mm, Byculla at 167 mm, Bandra at 157 mm, Colaba at 79.8 mm, and Mahalaxmi at 71.9 mm. 8:00 AM Mumbai woke up to heavy rains on Tuesday after continuous overnight rainfall since yesterday. The Brihanmumbai Municipal Corporation (BMC) declared Tuesday a holiday for all schools and colleges. Offices were advised to let staff leave early, while authorities urged citizens to remain indoors unless absolutely necessary. Disaster management teams have been kept on high alert, with state agencies coordinating response efforts. 📢 All schools and colleges in Mumbai (City and Suburbs) will remain closed tomorrow, 19th August 2025 (Tuesday).🌧 The India Meteorological Department has issued a Red Alert warning (extremely heavy rainfall), for Mumbai City and Suburbs tomorrow i.e. Tuesday, 19th August… Waterlogging Reported In Several Areas The downpour caused severe waterlogging across the city. Areas such as Byculla, Gandhi Market in Sion, Dadar, Andheri and Vile Parle reported knee-deep flooding, disrupting traffic and forcing residents to wade through inundated streets. Visuals circulating online showed vehicles stranded and markets submerged. VIDEO | Mumbai: Heavy overnight rainfall triggers waterlogging in several areas. Relentless downpours brought the Maharashtra city to a standstill, prompting the civic body to declare a holiday for schools and colleges on Monday. Several parts of the country's financial capital… pic.twitter.com/4ddfjxqhRR #WATCH | Maharashtra: Waterlogging is seen as heavy rain lashes Mumbai. Visuals from Gandhi Market area. pic.twitter.com/fjP52Cs1Lu #WATCH | Mumbai, Maharashtra: Rain lashes parts of the city(Visuals from Western Express Highway, Vile Parle) pic.twitter.com/b2lqwrYfjn VIDEO | Mumbai, Maharashtra: Heavy rainfall triggers waterlogging in several parts of Dadar; disrupts daily commute.(Full video available on PTI Videos- https://t.co/dv5TRAShcC) pic.twitter.com/M1pagALmla Local Trains Running Late Mumbai’s suburban train services, the city’s lifeline, were badly affected. Central Railway trains ran 30–40 minutes late, while Harbour Line services towards CSMT also reported delays. VIDEO | Maharashtra: Rainfall lashes parts of Mumbai. Night visuals from Mira Road. (Full video available on PTI Videos- https://t.co/dv5TRARJn4) pic.twitter.com/JQOyhQvghc Andheri Subway Closed For Traffic Mumbai's Andheri Subway was closed for vehicular movement on Tuesday morning amid heavy rains. The subway was closed late in the evening on Monday and was reportedly not opened for traffic today due to relentless overnight showers. Mumbai, Maharashtra: The Andheri subway remains closed following heavy rainfall pic.twitter.com/RnjNSIGRPH IndiGo Airlines Issues Advisory Air travel was not spared either. Indigo Airlines issued a travel advisory cautioning passengers about delays. “With Mumbai drenched in heavy showers, several routes to the airport are witnessing waterlogging and sluggish traffic. This has, in turn, led to operational challenges, with delays in both departures and arrivals. We truly regret the inconvenience,” the airline said in a post on X. Travel Advisory⛈️ With Mumbai drenched in heavy showers, several routes to the airport are witnessing waterlogging and sluggish traffic.This has, in turn, led to operational challenges, with delays in both departures and arrivals and we truly regret the inconvenience this may… Check for latest updates on all the happenings in Mumbai &amp; MMR areas.</w:t>
-      </w:r>
-    </w:p>
-    <w:p>
-      <w:pPr>
-        <w:pStyle w:val="Heading3"/>
-      </w:pPr>
-      <w:r>
-        <w:rPr/>
-        <w:t>Article 32</w:t>
-      </w:r>
-    </w:p>
-    <w:p>
-      <w:pPr>
-        <w:pStyle w:val="Normal"/>
-      </w:pPr>
-      <w:r>
-        <w:rPr/>
-        <w:t>Title: Maharashtra rain: Mumbai flooded, 5 missing in Nanded, more showers in store</w:t>
-      </w:r>
-    </w:p>
-    <w:p>
-      <w:pPr>
-        <w:pStyle w:val="Normal"/>
-      </w:pPr>
-      <w:r>
-        <w:rPr/>
-        <w:t xml:space="preserve">URL: </w:t>
-      </w:r>
-      <w:r>
-        <w:t xml:space="preserve"> https://thefederal.com/category/states/west/maharashtra/mumbai-flooded-nanded-5-missing-maharashtra-rain-202350</w:t>
-      </w:r>
-    </w:p>
-    <w:p>
-      <w:pPr>
-        <w:pStyle w:val="Normal"/>
-      </w:pPr>
-      <w:r>
-        <w:rPr/>
-        <w:t>Content: Mumbai received 177 mm of rain within six to eight hours on Monday (August 18), sending vast areas under water and affecting flight and train operations. Airlines such as Akasa Air and IndiGo issued advisories for travellers, asking them to keep additional time in hand as some routes leading to the Mumbai airport reported traffic congestion. Chief Minister Devendra Fadnavis has asked citizens to observe all precautions since more rain is expected through the day along with high tides. Talking to reporters after reviewing the rain and flood situation across Maharashtra, Fadnavis said 14 places in the metropolis were waterlogged. Suburban train services were slightly delayed but are functioning well, while Metro Rail services remain unaffected, Fadnavis added. “Offices have been told to allow workers to leave for home at 4pm. After 6.30 pm, 3m to 4m tides are expected. The decision to close schools on Tuesday will be taken at an appropriate time. Citizens must not venture out without reason,” he said. BMC workers stand near a barricade on a waterlogged road amid rainfall, in Mumbai, on Monday | PTI Photo In light of the incessant showers lashing Mumbai and a “red alert” issued by the IMD, the Brihanmumbai Municipal Corporation declared a holiday for all schools and colleges in the city operating in the second shift (post-12 noon). But a private school bus carrying six children and two staffers got stuck on a waterlogged road in Matunga of central Mumbai for more than half an hour and had to be rescued by the police. The children were taken to the Matunga Police Station for safety. In view of the heavy rain causing waterlogging and reduced visibility in some areas, the Mumbai Police also appealed to the people through a post on X to avoid non-essential travel, plan commute with care and step out only if necessary. “Our officials and staff are on high alert and ready to assist. In case of any emergency, please dial 100 / 112 / 103. Your safety always comes first,” the police said. Also read: Kishtwar cloudburst: Rs 2 lakh ex-gratia announced; people angry over rescue work Roads in several areas of the city got inundated after the heavy downpour for the third consecutive day. Some low-lying areas like the Andheri Subway and Lokhandwala Complex reported water accumulation at a few locations, affecting traffic movement. Local trains, considered the lifeline of the metropolis, were running late by around 10 minutes. However, there was no suspension of services, according to officials. The suburban services on the Central Railway route were affected as water accumulated on tracks in a few low-lying areas on the Harbour Line, and due to failure of track changing points between Kurla and Tilak Nagar stations. Owing to waterlogging, both lanes of the Andheri subway were shut for vehicular movement for the day. The Mumbai Traffic Police informed that traffic will be routed via Thackeray bridge and Gokhale bridge. Waterlogging was also reported along the Vakola bridge, Hyatt Junction as well as Khar subway, leading to slow traffic movement, police said. An IndiGo aircraft stationed at Chhatrapati Shivaji Maharaj International Airport amid rising water level of the nearby Mithi River due to heavy rainfall, at Kurla, in Mumbai, on Monday | PTI Photo Airlines such as Akasa Air and IndiGo issued advisories for travellers. In a post on X, Akasa Air wrote: “Due to heavy rainfall in certain parts of Mumbai, Bengaluru, Goa, and Pune, we anticipate slow moving traffic and congestion on roads leading to the airport. To ensure a seamless travel experience, we request you to plan for additional travel time to reach the airport well in time for your flight.” IndiGo said its airport staff would help the travellers along the way. “The rain continues to make its presence felt across Mumbai, and road travel has been affected in parts. Traffic is moving slowly on some routes to the airport due to persistent showers and pooling water. “If you are catching a flight today, we recommend heading out early and keeping an eye on your flight updates via our app and website. Our airport teams are standing by and ready to help you along the way,” IndiGo posted on X. Also read: Kathua cloudburst: 7 dead; army deploys choppers into rescue operation Mumbai Suburban District Guardian Minister Ashish Shelar said he had reviewed the situation in the metropolis through the disaster management cell of the BMC and taken stock of the rainfall, flooding, school conditions, and public transport. “Local train services were functional with some disruptions, while BEST has been instructed to operate additional bus services if passengers are stranded at major (railway) terminals such as Dadar and Mumbai Central,” he said. All top civic and police officials are on the ground, the minister and senior BJP leader said. Trees and branches have fallen in some 30 to 40 locations in the city and instructions have been issued to remove such hurdles and restore vehicular traffic speedily, Shelar informed. A train moves through a waterlogged track from Tilak Nagar to Kurla in Mumbai, on Monday | PTI Photo He said one person was injured at Napean Sea Road in south Mumbai after a protection wall fell on a tree due to heavy rains. Another protection wall constructed by the Mumbai Metropolitan Region Development Authority (MMRDA) collapsed too, damaging seven shanties in the eastern suburbs. There were no reports of injuries in the incident that took place in the New Ashok Nagar locality of Chembur on Sunday evening. However, seven huts were damaged. Shelar said pumping stations are functioning optimally across the city, and authorities are reviewing how much water is receding with the help of the pumps. Also read: DGCA to probe IndiGo aircraft tail strike at Mumbai airport Crops spread across 4 lakh hectares have been affected statewide, and district collectors have been authorized to take decisions regarding relief and rescue operations, Fadnavis said. In Mukhed taluka of Nanded district, five persons are missing and several others stranded due to heavy rain, he added. There has been a significant rise in the water level of Lendi dam, an inter-state irrigation project between Maharashtra and Telangana, located in the taluka, more than 600 km from Mumbai, while large amounts of water are flowing into the area from Latur, Udgir and neighbouring Karnataka, he said. Talks are on with Karnataka regarding the discharge of water from the Allmatti dam, Fadnavis said. Commuters wade through a waterlogged road following rainfall, near Vandana Cinema, in Thane, on Monday | PTI Photo “Yesterday, the rainfall here was approximately 206 mm. As a result, daily life in Ravangaon, Bhaswadi, Bhingeli, and Hasnal has been affected. In Ravangaon (in Mukhed taluka), 225 persons are trapped in floodwaters; those in extremely adverse conditions have been evacuated. Efforts are underway to relocate the remaining citizens to safer locations,” Fadnavis said in a post on X. In Hasnal, eight citizens have been rescued, while in Bhaswadi, 20 citizens are stranded but are safe. In Bhingeli, 40 citizens are stranded but are safe, the CM added. The CM said he was in constant contact with the collectors of Nanded, Latur and Bidar (in Karnataka) and all authorities are coordinating with each other for rescue operations. “One NDRF team, one military unit, and a police team are working in coordination for the rescue efforts. A military unit from Chhatrapati Sambhajinagar has also been dispatched. The local administration has been instructed to stay in the affected areas and coordinate continuously,” said the CM who also reviewed the flood and rain situation across the state from the Mantralaya control room here in the afternoon. Also read: IMD issues red alert for Mumbai as heavy rain batters city Earlier in the day, Nanded collector Rahul Kardile told PTI that an Army team of 15 members would be deployed in Mukhed. “Water discharge from dams is also underway. I have also called the irrigation department secretary of neighbouring Telangana state and requested them to manage water discharge from Pochampad Dam in their jurisdiction if needed. The State Disaster Response Force (SDRF) rescued 21 people stranded in Ravangaon and Hasnal villages of Mukhed taluka amid heavy rains on Sunday,” the collector said. A vegetable vendor pushes his cart through a waterlogged road amid rainfall, in Mumbai, on Monday | PTI Photo Deputy Chief Minister Ajit Pawar, too, reviewed the situation and directed the administration to remain on high alert and prioritise rescue and relief operations. “The state and district machinery must work in close coordination to ensure timely assistance to citizens. Relief and rescue work should be given the highest priority,” Pawar said, instructing officials to take immediate steps to mitigate the impact of the downpour. The deputy chief minister also appealed to civic officials and emergency response teams to carry out their duties diligently while ensuring their own safety. Also read: Mumbai rain: Landslide leaves two dead; city on high alert Besides Mumbai, the IMD has issued a “red” alert for Thane, and Raigad districts for both Monday and Tuesday, too, and for Palghar on Tuesday. Heavy rain affected normal life in Thane and Palghar districts, too, since the early hours of Monday. Waterlogging on the potholed Ghodbunder Road, an arterial route in the region, brought traffic to a crawl. The rise in water levels was also affecting traffic on Chena bridge in Bhayander, while a man was swept away after he fell into a nullah (major drain) at Blue Diamond Square in Navi Mumbai’s Sector 28 around noon. The man could not be traced despite efforts by the local fire brigade and police personnel due to the strong current in the nullah and continuous rain, a Navi Mumbai Municipal Corporation disaster control room official said. Commuters wade through a waterlogged road near Navi Mumbai International Airport on Monday | PTI Photo “There has been flooding in several areas but there is no report of any untoward incident so far,” Thane Municipal Corporation disaster management cell chief Yasin Tadvi. Deputy Commissioner of Police (Traffic) Pankaj Shirsat said stretches at Karpe Compound in Varsova and some other places developed potholes due to heavy rains over the past few days, leading to traffic disruptions. Single-line traffic is being monitored to bring relief to motorists, the DCP added. (With agency inputs)</w:t>
-      </w:r>
-    </w:p>
-    <w:p>
-      <w:pPr>
-        <w:pStyle w:val="Heading3"/>
-      </w:pPr>
-      <w:r>
-        <w:rPr/>
-        <w:t>Article 33</w:t>
-      </w:r>
-    </w:p>
-    <w:p>
-      <w:pPr>
-        <w:pStyle w:val="Normal"/>
-      </w:pPr>
-      <w:r>
-        <w:rPr/>
-        <w:t>Title: Heavy rains in Mumbai: IndiGo, SpiceJet, Akasa issue travel advisories</w:t>
-      </w:r>
-    </w:p>
-    <w:p>
-      <w:pPr>
-        <w:pStyle w:val="Normal"/>
-      </w:pPr>
-      <w:r>
-        <w:rPr/>
-        <w:t xml:space="preserve">URL: </w:t>
-      </w:r>
-      <w:r>
-        <w:t xml:space="preserve"> https://www.newsbytesapp.com/news/india/mumbai-flights-status-airlines-issue-key-advisory-for-passengers/story</w:t>
-      </w:r>
-    </w:p>
-    <w:p>
-      <w:pPr>
-        <w:pStyle w:val="Normal"/>
-      </w:pPr>
-      <w:r>
-        <w:rPr/>
-        <w:t>Content: IndiGo, SpiceJet and Akasa Air have issued travel advisories for passengers flying out of Mumbai due to heavy rainfall and waterlogging in the city. The India Meteorological Department (IMD) has issued a red alert for Mumbai, Thane, and Raigad. Maharashtra Chief Minister Devendra Fadnavis has also cautioned citizens about the extreme weather conditions. IndiGo notice IndiGo Airlines has advised passengers to check their flight status on either the airline's app or website. The airline said, "With Mumbai drenched in heavy showers, several routes to the airport are witnessing waterlogging and sluggish traffic." It added, "This has, in turn, led to operational challenges, with delays in both departures and arrivals and we truly regret the inconvenience this may cause." Twitter Post Travel Advisory⛈️ With Mumbai drenched in heavy showers, several routes to the airport are witnessing waterlogging and sluggish traffic.This has, in turn, led to operational challenges, with delays in both departures and arrivals and we truly regret the inconvenience this may… Other airlines SpiceJet has also issued a similar advisory, warning that all departures/arrivals may be affected due to bad weather in Mumbai. Passengers are advised to check their flight status. Akasa Air has warned of slow-moving traffic and congestion on roads leading to the airport due to heavy rainfall in parts of Mumbai, Hyderabad, Goa, Pune, and Guwahati. Weather warning Maharashtra Chief Minister Devendra Fadnavis has warned citizens about severe weather conditions in the state. Mumbai received 177mm of rainfall in just 6-8 hours, prompting the CM to advise citizens to take precautions as more showers are expected along with high tides. He said, "In the last two days, Maharashtra has received widespread rainfall."</w:t>
-      </w:r>
-    </w:p>
-    <w:p>
-      <w:pPr>
-        <w:pStyle w:val="Heading3"/>
-      </w:pPr>
-      <w:r>
-        <w:rPr/>
-        <w:t>Article 34</w:t>
-      </w:r>
-    </w:p>
-    <w:p>
-      <w:pPr>
-        <w:pStyle w:val="Normal"/>
-      </w:pPr>
-      <w:r>
-        <w:rPr/>
-        <w:t>Title: "Observe precaution": Maharashtra CM warns about severe weather conditions in state</w:t>
-      </w:r>
-    </w:p>
-    <w:p>
-      <w:pPr>
-        <w:pStyle w:val="Normal"/>
-      </w:pPr>
-      <w:r>
-        <w:rPr/>
-        <w:t xml:space="preserve">URL: </w:t>
-      </w:r>
-      <w:r>
-        <w:t xml:space="preserve"> https://english.newsnationtv.com/national/general-news/observe-precaution-maharashtra-cm-warns-about-severe-weather-conditions-in-state20250819025510</w:t>
-      </w:r>
-    </w:p>
-    <w:p>
-      <w:pPr>
-        <w:pStyle w:val="Normal"/>
-      </w:pPr>
-      <w:r>
-        <w:rPr/>
-        <w:t>Content: 0 By clicking the button, I accept the Terms of Use of the service and its Privacy Policy, as well as consent to the processing of personal data. Don’t have an account? Signup Powered by : Follow Us (source : ANI) ( Photo Credit : ani) Mumbai (Maharashtra) [India], August 19 (ANI): Maharashtra Chief Minister Devendra Fadnavis on Monday issued a warning about the severe weather conditions in the state, particularly in Mumbai, due to heavy rainfall. Mumbai received 177 mm of rainfall in just 6-8 hours, prompting the CM to advise citizens to take precautions as more showers are expected along with high tides. A red alert has been issued for Mumbai, Thane, and Raigad, with the IMD forecasting extremely heavy rainfall in these areas. In the last 2 days, Maharashtra has received widespread rainfall. Red Alert and Orange Alert have been issued for several districts. Even for the next three days, until 21st August, half of the districts in Maharashtra have either Red Alert or Orange Alert. We discussed the precautions that need to be taken due to this, Fadnavis said. 14 places in Mumbai were waterlogged due to the recent rain, but traffic is moving at 12 locations. Local train services are delayed, but metro services remain unaffected. Schools and colleges in Mumbai have been closed due to the heavy rain, with a decision on Tuesday classes to be taken later. The Chief Minister added that the state control room has already sent alerts to district centres, and relief measures are underway. Our Control Room has sent an alert to the Centres in the districts. We are making every effort to provide relief wherever there is any damage. Efforts to further mitigate disasters that can occur in the days to come are being made, Maharashtra CM said. The Maharashtra government is working closely with neighbouring states to monitor the situation and prevent any flood-like situation, especially in Konkan, which has received heavy rainfall. The state government has also requested the Karnataka government to release water from the Almatti Dam to manage the situation. Talks are being held with neighbouring states, be it Telangana or Karnataka, regarding the proper maintenance of discharge or water from there. Arrangements have been made to prevent a flood-like situation, especially in Konkan, which has received heavy rainfall...Farmers had cultivated crops on about 4 lakh hectares of land. They have suffered loss. It will be assessed and aid will be provided, the CM added. In Nanded Mukhed area, 206 people were rescued after a cloudburst, and teams of NDRF and the military are working to rescue more people. Fadnavis said, In Mukramabad, Nanded, there was 206 mm rainfall yesterday. A cloudburst occurred yesterday. People were stuck there. Two hundred six people have been rescued, and more are being rescued. Teams of NDRF and the military are there. Similarly, in Mumbai, there has been widespread rainfall. In the last 8 hours, Mumbai has received 177 mm of rainfall. In the next 8-10 hours, a Red Alert has been issued in Mumbai. So, schools have been closed after noon...People have been told to step out only if it is needed, he said. Citizens were advised to avoid stepping out unless necessary, and offices have been told to let employees leave by 4 pm ahead of the expected high tide. The CM further warned that the next few days could see more disruptions. There is going to be rainfall in Mumbai for the next 2-3 days. There is going to be a high tide as well. So, people should observe precautions. 14 places were waterlogged due to the recent rain. But traffic is moving at 12 locations. Mumbai train system is delayed but has not come to a halt... (ANI) Disclaimer: This news article is a direct feed from ANI and has not been edited by the News Nation team. The news agency is solely responsible for its content. Subscribe to our Newsletter! Share this article If you liked this article share it with your friends.they will thank you later</w:t>
-      </w:r>
-    </w:p>
-    <w:p>
-      <w:pPr>
-        <w:pStyle w:val="Heading3"/>
-      </w:pPr>
-      <w:r>
-        <w:rPr/>
-        <w:t>Article 35</w:t>
-      </w:r>
-    </w:p>
-    <w:p>
-      <w:pPr>
-        <w:pStyle w:val="Normal"/>
-      </w:pPr>
-      <w:r>
-        <w:rPr/>
-        <w:t>Title: Heavy rains lash Nanded: Five missing, scores stranded, says Maharashtra CM; Army unit deployed</w:t>
-      </w:r>
-    </w:p>
-    <w:p>
-      <w:pPr>
-        <w:pStyle w:val="Normal"/>
-      </w:pPr>
-      <w:r>
-        <w:rPr/>
-        <w:t xml:space="preserve">URL: </w:t>
-      </w:r>
-      <w:r>
-        <w:t xml:space="preserve"> https://www.moneycontrol.com/city/heavy-rains-lash-nanded-five-missing-scores-stranded-says-maharashtra-cm-army-unit-deployed-article-13463873.html</w:t>
-      </w:r>
-    </w:p>
-    <w:p>
-      <w:pPr>
-        <w:pStyle w:val="Normal"/>
-      </w:pPr>
-      <w:r>
-        <w:rPr/>
-        <w:t>Content: My Account Follow us on: Powered By See the top gainers, losers, invest and get updated what's happening in the crypto market Invest Now Powered By This functionality will provide users with ease of access navigation and enable create a new revenue line by generating leads of potential customers for brokers in a more integrated manner. Invest Now Five persons are missing and several others stranded due to heavy rains in Mukhed taluka of Maharashtra's Nanded district, Chief Minister Devendra Fadnavis said on Monday. There has been a significant rise in the water level of Lendi dam, an inter state irrigation project between Maharashtra and Telangana, located in the taluka, more than 600 kilometres from here, while large amount of water is flowing into the area from Latur, Udgir and neighbouring Karnataka, the CM informed. "Yesterday, the rainfall here was approximately 206 mm. As a result, daily life in Ravangaon, Bhaswadi, Bhingeli, and Hasnal has been affected. In Ravangaon (in Mukhed taluka), 225 persons are trapped in floodwaters, those in extremely adverse conditions have been evacuated. Efforts are underway to relocate the remaining citizens to safer locations," Fadnavis said in a post on X. In Hasnal, eight citizens have been rescued, while in Bhaswadi, 20 citizens are stranded but are safe. In Bhingeli, 40 citizens are stranded but are safe, the CM added. Five persons are missing and a search is being conducted for them, the chief minister said. The CM said he was in constant contact with the collectors of Nanded, Latur and Bidar (in Karnataka) and all authorities are coordinating with each other for rescue operations. "One NDRF team, one military unit, and a police team are working in coordination for the rescue efforts. A military unit from Chhatrapati Sambhajinagar has also been dispatched. The local administration has been instructed to stay in the affected areas and coordinate continuously," said the CM who also reviewed the flood and rain situation across the state from the Mantralaya control room here in the afternoon. Earlier in the day, Nanded collector Rahul Kardile told PTI an Army team of 15 members will be deployed in Mukhed, he said. "Water discharge from dams is also underway. I have also called the irrigation department secretary of neighbouring Telangana state and requested them to manage water discharge from Pochampad Dam in their jurisdiction if needed. The State Disaster Response Force (SDRF) rescued 21 people stranded in Ravangaon and Hasnal villages of Mukhed taluka amid heavy rains on Sunday," the collector said. Discover the latest Business News, Budget 2025 News, Sensex, and Nifty updates. Obtain Personal Finance insights, tax queries, and expert opinions on Moneycontrol or download the Moneycontrol App to stay updated! Sensex Today Jerome Powell Speech Live Avadhut Sathe Online Gaming Bill Vikram Solar IPO Allotment ITR Filing PM Modi News Live Jaswinder Bhalla India China News AP DSC Merit List Business Markets Stocks India News City News Economy Mutual Funds Personal Finance IPO News Startups Home Currencies Commodities Pre-Market IPO Global Market Bonds Home Loans up to 50 Lakhs Credit Cards Lifetime Free Finance TrackerNew Fixed Deposits Fixed Deposit Comparison Fixed Income Home MC 30 Top Ranked Funds ETFs Mutual Fund Screener Income Tax Calculator EMI Calculator Retirement Planning Gratuity Calculator Petrol Price in India Diesel Price in India Stock Markets News18 Firstpost CNBC TV18 News18 Hindi Cricketnext Overdrive About Us Contact Us Advisory Alert Advertise with Us SupportDisclaimer Privacy Policy Cookie Policy Terms &amp; Conditions Financial Terms (Glossary) Sitemap Investors Copyright © Network18 Media &amp; Investments Limited. All rights reserved. Reproduction of news articles, photos, videos or any other content in whole or in part in any form or medium without express written permission of moneycontrol.com is prohibited. You are already a Moneycontrol Pro user.</w:t>
-      </w:r>
-    </w:p>
-    <w:p>
-      <w:pPr>
-        <w:pStyle w:val="Heading3"/>
-      </w:pPr>
-      <w:r>
-        <w:rPr/>
-        <w:t>Article 36</w:t>
-      </w:r>
-    </w:p>
-    <w:p>
-      <w:pPr>
-        <w:pStyle w:val="Normal"/>
-      </w:pPr>
-      <w:r>
-        <w:rPr/>
-        <w:t>Title: Latest</w:t>
-      </w:r>
-    </w:p>
-    <w:p>
-      <w:pPr>
-        <w:pStyle w:val="Normal"/>
-      </w:pPr>
-      <w:r>
-        <w:rPr/>
-        <w:t xml:space="preserve">URL: </w:t>
-      </w:r>
-      <w:r>
-        <w:t xml:space="preserve"> https://daijiworld.com/news/newsDisplay?newsID=1289634</w:t>
-      </w:r>
-    </w:p>
-    <w:p>
-      <w:pPr>
-        <w:pStyle w:val="Normal"/>
-      </w:pPr>
-      <w:r>
-        <w:rPr/>
-        <w:t>Content: Daijiworld Media Network - Mumbai Mumbai, Aug 18: With relentless rainfall pounding large parts of Maharashtra and more heavy showers forecast in the coming 48 hours, Deputy Chief Minister Ajit Pawar on Monday chaired a high-level review meeting and directed state and district authorities to stay on high alert and intensify rescue and relief efforts. Citing the ‘Red Alert’ issued by the India Meteorological Department (IMD) for Mumbai and Raigad, Pawar urged citizens to remain indoors unless absolutely necessary, warning that extremely heavy rainfall could pose serious risks. “All administrative agencies must coordinate closely during this period,” Pawar said, adding that rescue, safety, and relief should be the topmost priorities for all local and state authorities. He also reminded state employees and local bodies to take appropriate precautions while performing their duties during this weather emergency. In Mumbai, persistent rainfall led to waterlogging across multiple localities. Guardian Minister Ashish Shelar visited the emergency control room of the BrihanMumbai Municipal Corporation (BMC) to assess the situation and monitor the city's emergency preparedness. Mumbai Police Commissioner Deven Bharti took to social media platform X (formerly Twitter) to issue a public advisory. “Dear Mumbaikars, caution is advised as heavy rainfall continues under 'Orange Alert.' Incidents of waterlogging and reduced visibility are being reported. Please avoid non-essential travel. Our teams are on high alert and ready to assist,” he posted, urging people to contact emergency numbers 100, 112, or 103 if needed. Meanwhile, Chief Minister Devendra Fadnavis is closely monitoring the worsening flood situation in Mukhed taluka of Nanded district, where torrential rain has caused the Lendi Dam to swell dangerously. The area recorded 206 mm of rain in a single day, resulting in flash floods that disrupted life in Ravangaon, Bhaswadi, Bhingeli, and Hasnal. In his own post on X, Fadnavis revealed that 225 people are stranded in Ravangaon, and evacuation efforts are underway. “Eight citizens have been rescued in Hasnal. Twenty are stranded in Bhaswadi and forty in Bhingeli, but all are safe,” the Chief Minister stated.“Five people are still missing. A search operation is in progress.” He added that he is in constant contact with the Nanded District Collector, and that collectors from Nanded, Latur, and Bidar are working together to streamline rescue operations. Rescue efforts are being jointly carried out by teams from the National Disaster Response Force (NDRF), the Army, and the Maharashtra Police, with additional military units dispatched from Chhatrapati Sambhajinagar to assist on the ground. With the downpour showing no signs of letting up, the state government has urged residents in vulnerable areas to cooperate with authorities, stay updated via official channels, and prioritise safety above all else. Disclaimer: Please write your correct name and email address. Kindly do not post any personal, abusive, defamatory, infringing, obscene, indecent, discriminatory or unlawful or similar comments. Daijiworld.com will not be responsible for any defamatory message posted under this article. Please note that sending false messages to insult, defame, intimidate, mislead or deceive people or to intentionally cause public disorder is punishable under law. It is obligatory on Daijiworld to provide the IP address and other details of senders of such comments, to the authority concerned upon request. Hence, sending offensive comments using daijiworld will be purely at your own risk, and in no way will Daijiworld.com be held responsible.</w:t>
-      </w:r>
-    </w:p>
-    <w:p>
-      <w:pPr>
-        <w:pStyle w:val="Heading3"/>
-      </w:pPr>
-      <w:r>
-        <w:rPr/>
-        <w:t>Article 37</w:t>
-      </w:r>
-    </w:p>
-    <w:p>
-      <w:pPr>
-        <w:pStyle w:val="Normal"/>
-      </w:pPr>
-      <w:r>
-        <w:rPr/>
-        <w:t>Title: Maharashtra CM Fadnavis, Dy CM Shinde congratulate Governor CP Radhakrishnan on NDA's VP nomination</w:t>
-      </w:r>
-    </w:p>
-    <w:p>
-      <w:pPr>
-        <w:pStyle w:val="Normal"/>
-      </w:pPr>
-      <w:r>
-        <w:rPr/>
-        <w:t xml:space="preserve">URL: </w:t>
-      </w:r>
-      <w:r>
-        <w:t xml:space="preserve"> https://www.mid-day.com/mumbai/mumbai-news/article/maharashtra-cm-fadnavis-dy-cm-shinde-congratulate-governor-cp-radhakrishnan-on-ndas-vp-nomination-23589945</w:t>
-      </w:r>
-    </w:p>
-    <w:p>
-      <w:pPr>
-        <w:pStyle w:val="Normal"/>
-      </w:pPr>
-      <w:r>
-        <w:rPr/>
-        <w:t>Content: Today's E-Paper Web Stories E-Paper Mid-day Gujarati Inquilab Mid-day Hindi Updated on: 18 August,2025 02:37 PM IST | Mumbai mid-day online correspondent | After returning from Kolhapur, CM Fadnavis went directly to Raj Bhavan and met Governor Radhakrishnan and extended his wishes on the announcement of his candidature Pic/Maharashtra CMO Maharashtra Chief Minister Devendra Fadnavis on Sunday congratulated Governor CP Radhakrishnan on being announced as the National Democratic Alliance (NDA) candidate for the post of Vice President, the Chief Minister's Office (CMO) said, reported news agency ANI. Maharashtra Chief Minister Devendra Fadnavis on Sunday congratulated Governor CP Radhakrishnan on being announced as the National Democratic Alliance (NDA) candidate for the post of Vice President, the Chief Minister's Office (CMO) said, reported news agency ANI. After returning from Kolhapur, CM Fadnavis went directly to Raj Bhavan and met Governor Radhakrishnan and extended his wishes on the announcement of his candidature. Maharashtra Deputy Chief Minister Eknath Shinde also declared support on behalf of his party, the Shiv Sena, for Radhakrishnan's candidature. He expressed congratulations, calling the choice a recognition of the Governor's experience and integrity. In a post on X, Shinde wrote, "By selecting the Governor of Maharashtra, C.P. Radhakrishnan, as the candidate for the Vice Presidential post, the National Democratic Alliance (NDA), led by Prime Minister Narendra Modi, has duly honoured an experienced, wise, honest, and patriotic personality in the political arena. I declare support on behalf of the Shiv Sena party for the candidacy of Radhakrishnan, who possesses extensive experience in parliamentary work as a Member of Parliament and profound knowledge of administrative work as a Governor. Additionally, heartfelt congratulations on his candidacy for the Vice Presidential post. Given that his victory in this election is certain, I extend my best wishes for a successful tenure as Vice President and for his tenure to be remarkable for the bright future of the country." The NDA had earlier in the day announced CP Radhakrishnan as its Vice Presidential candidate for the election scheduled on September 9. The announcement was made by BJP national president JP Nadda after the party's Parliamentary Board meeting in New Delhi. "At the parliamentary board meeting, we all unanimously decided on the VP candidate, Mr CP Radhakrishna. We discussed the VP candidate with all our alliance party (NDA) earlier as well. We will discuss our opposition party as well to smooth the VP election..." Nadda said, reported ANI. 67-year-old Radhakrishnan's political life started earlier, with him being associated with organisations like the RSS and Jan Sangh, taking up student politics. Since then, he has used politics as a medium to serve the public. He has consistently shown a commitment towards national unity, social reform and public welfare, leading movements that addressed critical social and developmental challenges. His political life started earlier when him taking up student politics. Since then, he has used politics as a medium to serve the public, with over four decades of serving people as a karyakarta. He won his first election from Coimbatore in 1998 with a margin of 1,50,000+ votes. He later went on to serve as the Governor of Maharashtra. He initiated his political journey through the Jan Sangh at the age of 16 in 1974. In 1996, he became the secretary of the BJP in Tamil Nadu. He was elected as MP from the Coimbatore parliamentary constituency in 1998, in which he won by a margin of 1,50,000+ votes, and was re-elected in 1999 from the same constituency. In 2006, he was appointed as the state president of the BJP in Tamil Nadu, during which he actively raised social and developmental issues. From 2016 to 2020, he served as the chairman of the Coir Board, under whose leadership the coir export of India reached an all-time high. He also held the prestigious position of Governor for states like Jharkhand, Telangana, Maharashtra and Puducherry. He is regarded as eminent, knowledgeable and untainted by any legal accusations. He was born on 20 October 1957 in Tiruppur, Tiruppur district of Tamil Nadu. By profession, he is an agriculturist and industrialist. He completed his BBA from V.O.C. College, Tuticorin, Tamil Nadu. In his over four decades of experience serving the masses, he has held multiple posts, including State Executive Committee Member, Bharatiya Jan Sangh (1974); Secretary, BJP, Tamil Nadu (1996), MP, Coimbatore Parliamentary Constituency (1998-1999); MP, Coimbatore Parliamentary Constituency (1999-2004); Part of parliamentary delegation to the UN (2004); State President, BJP, Tamil Nadu (2004-2007), Member of the first parliamentary delegation to Taiwan (2014); Chairman, All India Coir Board (2016-2020); State Incharge (Prabhari), Kerala (2020-2022); Governor, Jharkhand (2023-2024) and Governor, Telangana and Lieutenant Governor of Puducherry (2024). With proven leadership across diverse roles, C.P. Radhakrishnan brings rich political and administrative experience. As chairman of the Coir Board, he transformed India's coir sector, taking exports to a record Rs 2,532 crore. In his tenure as Governor of Jharkhand, he travelled across all 24 districts within four months, directly engaging with citizens and officials to strengthen governance at the grassroots. He has also made significant contributions to tuberculosis eradication in Jharkhand, Puducherry and Maharashtra. (With inputs from ANI) Did you find this article helpful? Help us improve further by providing more detailed feedback and stand a chance to win a 3-month e-paper subscription! Click Here Note: Winners will be selected via a lucky draw. Help us improve further by providing more detailed feedback and stand a chance to win a 3-month e-paper subscription! Click Here Note: Winners will be selected via a lucky draw. &gt; ADVERTISEMENT ADVERTISEMENT ADVERTISEMENT</w:t>
-      </w:r>
-    </w:p>
-    <w:p>
-      <w:pPr>
-        <w:pStyle w:val="Heading3"/>
-      </w:pPr>
-      <w:r>
-        <w:rPr/>
-        <w:t>Article 38</w:t>
-      </w:r>
-    </w:p>
-    <w:p>
-      <w:pPr>
-        <w:pStyle w:val="Normal"/>
-      </w:pPr>
-      <w:r>
-        <w:rPr/>
-        <w:t>Title: "Observe precaution": Maharashtra CM warns about severe weather conditions in state</w:t>
-      </w:r>
-    </w:p>
-    <w:p>
-      <w:pPr>
-        <w:pStyle w:val="Normal"/>
-      </w:pPr>
-      <w:r>
-        <w:rPr/>
-        <w:t xml:space="preserve">URL: </w:t>
-      </w:r>
-      <w:r>
-        <w:t xml:space="preserve"> https://www.mid-day.com/mumbai/mumbai-news/article/observe-precaution-maharashtra-cm-warns-about-severe-weather-conditions-in-state-23590120</w:t>
-      </w:r>
-    </w:p>
-    <w:p>
-      <w:pPr>
-        <w:pStyle w:val="Normal"/>
-      </w:pPr>
-      <w:r>
-        <w:rPr/>
-        <w:t>Content: Today's E-Paper Web Stories E-Paper Mid-day Gujarati Inquilab Mid-day Hindi Updated on: 19 August,2025 10:27 AM IST | Mumbai mid-day online correspondent | A red alert has been issued for Mumbai, Thane, and Raigad, with the IMD forecasting extremely heavy rainfall in these areas; the Chief Minister added that the state control room has already sent alerts to district centres, and relief measures are underway Maharashtra Chief Minister Devendra Fadnavis. File Pic Maharashtra Chief Minister Devendra Fadnavis on Monday issued a warning about the severe weather conditions in the state, particularly in Mumbai, due to heavy rainfall, reported news agency ANI. Maharashtra Chief Minister Devendra Fadnavis on Monday issued a warning about the severe weather conditions in the state, particularly in Mumbai, due to heavy rainfall, reported news agency ANI. A red alert has been issued for Mumbai, Thane, and Raigad, with the IMD forecasting extremely heavy rainfall in these areas. "In the last 2 days, Maharashtra has received widespread rainfall. Red Alert and Orange Alert have been issued for several districts. Even for the next three days, until 21st August, half of the districts in Maharashtra have either Red Alert or Orange Alert. We discussed the precautions that need to be taken due to this," Fadnavis said, reported ANI. The Chief Minister added that the state control room has already sent alerts to district centres, and relief measures are underway. "Our Control Room has sent an alert to the Centres in the districts. We are making every effort to provide relief wherever there is any damage. Efforts to further mitigate disasters that can occur in the days to come are being made," Maharashtra CM said, reported ANI. The Maharashtra government is working closely with neighbouring states to monitor the situation and prevent any flood-like situation, especially in Konkan, which has received heavy rainfall. The state government has also requested the Karnataka government to release water from the Almatti Dam to manage the situation. "Talks are being held with neighbouring states, be it Telangana or Karnataka, regarding the proper maintenance of discharge or water from there. Arrangements have been made to prevent a flood-like situation, especially in Konkan, which has received heavy rainfall...Farmers had cultivated crops on about 4 lakh hectares of land. They have suffered loss. It will be assessed and aid will be provided," the CM added, reported ANI. In Nanded's Mukhed area, 206 people were rescued after a cloudburst, and teams of NDRF and the military are working to rescue more people. Fadnavis said, "In Mukramabad, Nanded, there was 206 mm rainfall yesterday. A cloudburst occurred yesterday. People were stuck there. Two hundred six people have been rescued, and more are being rescued. Teams of NDRF and the military are there. Similarly, in Mumbai, there has been widespread rainfall. In the last 8 hours, Mumbai has received 177 mm of rainfall. In the next 8-10 hours, a Red Alert has been issued in Mumbai. So, schools have been closed after noon...People have been told to step out only if it is needed," he said, reported ANI. The CM further warned that the next few days could see more disruptions. "There is going to be rainfall in Mumbai for the next 2-3 days. There is going to be a high tide as well. So, people should observe precautions. 14 places were waterlogged due to the recent rain. But traffic is moving at 12 locations. Mumbai's train system is delayed but has not come to a halt..." Mumbai witnessed severe inundation in low-lying areas, delayed local train services and traffic snarls at various places on Tuesday morning as there was no respite from heavy rains in the metropolis and neighbouring areas. Schools and colleges were shut in Mumbai in view of the relentless rains and the 'red alert' warning issued by the IMD, which forecast extremely heavy showers at isolated places here and neighbouring cities on Tuesday. The Directorate of Higher Education has declared a holiday for all senior colleges in the Konkan region of Maharashtra in the wake of the heavy rainfall. The order applies to colleges in Palghar, Thane, Raigad, Ratnagiri and Sindhudurg districts. A day after heavy showers battered Mumbai, its residents again faced the rain fury on Tuesday as various roads were submerged and traffic movement was disrupted since early morning. (With inputs from ANI and PTI) Did you find this article helpful? Help us improve further by providing more detailed feedback and stand a chance to win a 3-month e-paper subscription! Click Here Note: Winners will be selected via a lucky draw. Help us improve further by providing more detailed feedback and stand a chance to win a 3-month e-paper subscription! Click Here Note: Winners will be selected via a lucky draw. &gt; ADVERTISEMENT ADVERTISEMENT ADVERTISEMENT</w:t>
-      </w:r>
-    </w:p>
-    <w:p>
-      <w:pPr>
-        <w:pStyle w:val="Heading3"/>
-      </w:pPr>
-      <w:r>
-        <w:rPr/>
-        <w:t>Article 39</w:t>
-      </w:r>
-    </w:p>
-    <w:p>
-      <w:pPr>
-        <w:pStyle w:val="Normal"/>
-      </w:pPr>
-      <w:r>
-        <w:rPr/>
-        <w:t>Title: पुण्यात नवीन महापालिकांवरून देवेंद्र फडणवीस आणि अजित पवार यांच्यात मतभेद का?</w:t>
-      </w:r>
-    </w:p>
-    <w:p>
-      <w:pPr>
-        <w:pStyle w:val="Normal"/>
-      </w:pPr>
-      <w:r>
-        <w:rPr/>
-        <w:t xml:space="preserve">URL: </w:t>
-      </w:r>
-      <w:r>
-        <w:t xml:space="preserve"> https://www.loksatta.com/politics/devendra-fadnavis-ajit-pawar-dispute-over-new-municipal-corporations-in-pune-district-print-politics-news-css-98-5314697/</w:t>
-      </w:r>
-    </w:p>
-    <w:p>
-      <w:pPr>
-        <w:pStyle w:val="Normal"/>
-      </w:pPr>
-      <w:r>
-        <w:rPr/>
-        <w:t>Content: पुणे : पुणे जिल्ह्यात आणखी तीन महापालिका असाव्यात की एकच, यावरून मुख्यमंत्री देवेंद्र फडणवीस आणि उपमुख्यमंत्री अजित पवार यांच्यात मतभेद असल्याचे स्पष्ट झाले आहे. अजित पवार यांनी सुचवलेल्या तीन महापालिकांच्या परिसरात अजित पवार यांच्या राष्ट्रवादी काँग्रेसचे प्राबल्य असून, सध्या हा परिसर पुणे महानगर क्षेत्र विकास प्राधिकरणच्या (पीएमआरडीए) हद्दीत आहे. ‘पीएमआरडीए’चे अध्यक्ष हे मुख्यमंत्री फडणवीस असून, महापालिका झाल्यास अजित पवारांच्या ‘राष्ट्रवादी’ला जिल्ह्यात आणखी ताकद मिळण्याची शक्यता आहे. त्यामुळे मुख्यमंत्री फडणवीस यांनी आगामी स्थानिक स्वराज्य संस्थांच्या निवडणुकीत प्रचाराचा मुद्दा हेण्यापूर्वीच या चर्चेतील हवा काढून घेतल्याची चर्चा राजकीय वर्तुळात सुरू झाली आहे. पुणे जिल्ह्यात चाकण, हिंजवडी आणि उरळी देवाची-फुरसुंगी-मांजरी अशा तीन महापालिका करण्याची घोषणा उपमुख्यमंत्री अजित पवार यांनी आठ ऑगस्टला केली. ही घोषणा करताना पवार यांनी ‘कोणाला आवडो न आवडो, तीन महापालिका स्थापन करणारच’ असे जाहीरपणे आव्हान दिले. त्याच दिवशी मुख्यमंत्री देवेंद्र फडणवीस यांनी ‘फार तर एक महापालिका होऊ शकेल’ असे वक्तव्य करून उपमख्यमंत्री पवार यांच्या घोषणेतील हवा काढून घेतली. फडणवीस आणि पवार हे कोणताही निर्णय घेताना आपापसात चर्चा करून जाहीर करत आले आहेत. मात्र, नवीन महापालिकांवरून त्यांच्यात मतभेद असल्याचे दोघांच्या वक्तव्यावरून स्पष्ट झाले आहे. चाकण, हिंजवडी आणि उरळी देवाची-फुरसुंगी-मांजरी या तिन्ही क्षेत्रांमध्ये सध्या राष्ट्रवादी काँग्रेस (अजित पवार) पक्षाची ताकद आहे. चाकण परिसराची नगरपरिषद असून, या भागात अजित पवार यांना मानणारा मतदार मोठ्या प्रमाणात आहे. हिंजवडी परिसरातील गावांमध्ये राष्ट्रवादी काँग्रेस (अजित पवार) पक्षाची ताकद आहे. भोर विधानसभा मतदार संघामध्ये या परिसराचा समावेश होतो. त्या ठिकाणी या पक्षाचे शंकर मांडेकर हे आमदार आहेत. उरळी देवाची, फुरसुंगी ही नगरपरिषद करण्याचा निर्णय झाला असला, तरी या गावांतील विकासकामे ही प्रत्यक्ष नगरपरिषदेचा कारभार सुरू होईपर्यंत पुणे महापालिका पाहणार आहे. ही गावे कायम अजित पवार यांना साथ देत आली आहेत. पुरंदरचे शिवसेना (शिंदे) पक्षाचे आमदार विजय शिवतारे यांचाही या भागात लोकसंपर्क आहे. पवार आणि शिवतारे यांच्यात सख्य नसल्याने पवार यांनी मांजरी गावाचा समावेश करून नवीन महापालिका स्थापन करण्याचे सुचविले आहे. मांजरी गावाचा परिसर हा अजित पवार यांंच्या ‘राष्ट्रवादी’ची ताकद असलेला आहे. मुख्यमंत्री हे ‘पीएमआरडीए’चे अध्यक्ष असतात. सध्या हा परिसर ‘पीएमआरडीए’च्या हद्दीत येतो. तीन महापालिका स्थापन केल्यास त्याचा फायदा हा राष्ट्रवादी काँग्रेस (अजित पवार) पक्षाला होण्याची शक्यता आहे. सध्या पिंपरी-चिंचवड महापालिकेवर भाजपचे प्राबल्य आहे. हिंजवडीच्या परिसराचा समावेश या महापालिकेत करण्याची मागणी होत आहे. चाकणचा परिसर हा पिंपरी-चिंचवड महापालिका लगत आहे. या महापालिकेत २० गावांचा समावेश करण्यात आला. त्यामध्ये चाकणही होते. मात्र, चाकणकरांनी विरोध केल्याने २०१५ मध्ये स्वतंत्र नगरपरिषद तयार करण्यात आली. पहिल्या निवडणुकीत तत्कालीन शिवसेना आणि राष्ट्रवादी काँग्रेस यांच्यात लढत झाली. शिवसेनेला आठ जागा, तर राष्ट्रवादी काँग्रेसला सात जागा मिळाल्या. सहा जागांवर अपक्ष निवडून आले. भाजपला एक जागा मिळाली. त्यानंतर पुन्हा निवडणूक झाली नाही. हिंजवडी आणि चाकण या महापालिका करण्यास भाजपचा विरोध आहे. उरळी देवाची-फुरसुंगी-मांजरी या भागात भाजपची फारशी ताकद नाही. त्यामुळे या भागाची महापालिका झाल्यास राष्ट्रवादी काँग्रेस (अजित पवार) आणि शिवसेना (शिंदे) या महायुतीतील मित्रपक्षांमध्ये जुंपण्याची शक्यता निर्माण झाली आहे. त्यामुळे भाजपचा या महापालिकेला विरोध नाही. मुख्यमंत्री फडणवीस यांनीही ‘फार तर एक महापालिका होऊ शकेल’ असे वक्तव्य करून अप्रत्यक्ष उरळी देवाची-फुरसुंगी-मांजरी या महापालिकेसाठी सुतोवाच केले आहे. आगामी स्वराज्य संस्थांच्या निवडणुकांमध्ये नवीन महापालिका हा प्रचाराचा मुद्दा राष्ट्रवादी काँग्रेस (अजित पवार) पक्षाकडून केला जाण्याची शक्यता आहे. मात्र, मुख्यमंत्री फडणवीस यांनी तीन महापालिका करण्यास विरोध दर्शवला असल्याने महायुतीतील भाजप, राष्ट्रवादी काँग्रेस (अजित पवार) आणि शिवसेना (शिंदे) या तिन्ही पक्षांमध्ये संघर्ष होण्याची शक्यता वर्तवण्यात येत आहे. सर्वोच्च न्यायालयाने भटक्या कुत्र्यांच्या समस्येवर महत्त्वपूर्ण आदेश दिले आहेत. दिल्ली एनसीआरमधील भटक्या कुत्र्यांना निवारा केंद्रांमध्ये ठेवण्याचे निर्देश दिले होते, परंतु आता हे निर्देश देशभर लागू असतील. रस्त्यावर भटक्या कुत्र्यांना खाऊ घालण्यावर बंदी घालण्यात आली आहे. कुत्र्यांचे निबिजीकरण व लसीकरण करून त्यांना सोडण्यात येईल. प्राणीप्रेमींना कुत्रे दत्तक घेण्याची परवानगी आहे. सर्व याचिकांची एकत्रित सुनावणी होईल.</w:t>
-      </w:r>
-    </w:p>
-    <w:p>
-      <w:pPr>
-        <w:pStyle w:val="Heading3"/>
-      </w:pPr>
-      <w:r>
-        <w:rPr/>
-        <w:t>Article 40</w:t>
-      </w:r>
-    </w:p>
-    <w:p>
-      <w:pPr>
-        <w:pStyle w:val="Normal"/>
-      </w:pPr>
-      <w:r>
-        <w:rPr/>
-        <w:t>Title: Pune News : मुख्यमंत्री फडणवीसांमुळे पुणेकरांना रोज मनस्ताप? काँग्रेसचा गंभीर आरोप</w:t>
-      </w:r>
-    </w:p>
-    <w:p>
-      <w:pPr>
-        <w:pStyle w:val="Normal"/>
-      </w:pPr>
-      <w:r>
-        <w:rPr/>
-        <w:t xml:space="preserve">URL: </w:t>
-      </w:r>
-      <w:r>
-        <w:t xml:space="preserve"> https://sarkarnama.esakal.com/pune/devendra-fadnavis-pune-flyover-inauguration-delay-dk88-sm89</w:t>
-      </w:r>
-    </w:p>
-    <w:p>
-      <w:pPr>
-        <w:pStyle w:val="Normal"/>
-      </w:pPr>
-      <w:r>
-        <w:rPr/>
-        <w:t>Content: Pune News : पुणे शहरात दिवसेंदिवस वाढत चाललेल्या वाहतूक कोंडीच्या समस्येनं पुणेकरांना मोठा मनस्ताप सहन करावा लागत आहे. ही वाहतुक कोंडी सोडवण्यासाठी सावित्रीबाई फुले पुणे विद्यापीठ चौक आणि सिंहगड रस्त्यावरील उड्डाणपूलांचं काम हे पूर्ण झालं आहे. मात्र, भाजपला या दोन्ही उड्डाणपूलाच्या उद्घाटनाचा इव्हेंट करायचा असल्यानं अद्याप हे पूल नागरिकांसाठी खुले करण्यात आले नसल्याचा आरोप काँग्रेसकडून करण्यात आला आहे. याबाबत महापालिका आयुक्तांना पत्र देखील देण्यात आला आहे. मुख्यमंत्री देवेंद्र फडणवीस (Devendra Fadnavis) यांना वेळ मिळत नसल्याने या दोन पुलांचे उद्घाटन थांबले आहे, अशी माहिती समोर येत आहे. हा प्रकार पुणेकरांचा मनःस्ताप वाढविणारा आहे. सिंहगड रस्त्यावरील गंगा भाग्योदय चौक ते विठ्ठलवाडी या मार्गांवर उड्डाणपुलाचे काम पूर्ण झालेले आहे तसेच विद्यापीठ चौकातील उड्डाणपुलाचे कामही पूर्ण झालेले असल्याने हे दोन्ही पूल वाहतुकीसाठी तातडीने खुले करून वाहनचालकांची कोंडीतून मुक्तता करून, त्यांना दिलासा द्यायला हवा, असे पत्र काँग्रेसने महापालिका आयुक्त नवल किशोर राम यांना दिले आहे. या दोन्ही ठिकाणी नागरी वस्ती वाढली आहे. त्यामुळे रहदारीही वाढली आहे. या दोन्ही ठिकाणांवरून दिवसभरात अक्षरशः हजारो वाहने येत जात असतात. गर्दीच्या वेळी तीन-तीन तास वाहतूक कोंडी होते. आता गणेशोत्सव काळात वाहतुकीत अजून भरच पडेल. मग, पुणेकरांची कोंडी कशासाठी करत आहात? असा सवाल काँग्रेस नेते मोहन जोशी यांनी केला आहे. सत्ताधाऱ्यांना उदघाटनाच्या निमित्ताने एक 'इव्हेंट' करून निवडणुकीत राजकारण साधायचे आहे. या वृत्तीला काँग्रेस (Congress) पक्षाचा विरोध आहे. प्रशासनाने हे पूल वाहतुकीसाठी खुले करावेत, अन्यथा काँग्रेस आंदोलन करेल, असा इशारा देखील देण्यात आला आहे. सरकारनामाचे सदस्य व्हा शॉपिंगसाठी 'सकाळ प्राईम डील्स'च्या भन्नाट ऑफर्स पाहण्यासाठी क्लिक करा. Read Latest Marathi Political News, Breaking Political News from Maharashtra, India, Pune &amp; Mumbai at Sarkarnama. To Get Live Political Marathi News on Mobile, Download the Sarkarnama Mobile App for Android and IOS. सरकारनामा आता सर्व सोशल मीडिया प्लॅटफॉर्मवर. ताज्या राजकीय घडामोडींसाठी फेसबुक, ट्विटर, इन्स्टाग्राम, शेअर चॅट, टेलिग्रामवर आणि व्हॉट्सॲप आम्हाला फॉलो करा. तसेच, सरकारनामा यूट्यूब चॅनेलला आजच सबस्क्राइब करा. Follow Us Copyright © 2025 Sakal Media Group – All Rights Reserved Powered by Quintype वेबसाईटवर ब्राउझिंगचा अनुभव सर्वोत्तम असावा, यासाठी आम्ही कुकीजचा वापर करतो. कुकीजमुळे तुम्हाला तुमच्या आवडत्या मजकुराची शिफारस करता येते. आमचे गोपनीयता आणि कुकीजसंदर्भातील धोरण तुम्हाला मान्य आहे.</w:t>
-      </w:r>
-    </w:p>
-    <w:p>
-      <w:pPr>
-        <w:pStyle w:val="Heading3"/>
-      </w:pPr>
-      <w:r>
-        <w:rPr/>
-        <w:t>Article 41</w:t>
-      </w:r>
-    </w:p>
-    <w:p>
-      <w:pPr>
-        <w:pStyle w:val="Normal"/>
-      </w:pPr>
-      <w:r>
-        <w:rPr/>
-        <w:t>Title: राज्यात अतिवृष्टीमुळे मुख्यमंत्री देवेंद्र फडणवीस यांचे सर्व यंत्रणांना सतर्कतेचे निर्देश; नांदेड जिल्ह्यात लष्कराची मदत</w:t>
-      </w:r>
-    </w:p>
-    <w:p>
-      <w:pPr>
-        <w:pStyle w:val="Normal"/>
-      </w:pPr>
-      <w:r>
-        <w:rPr/>
-        <w:t xml:space="preserve">URL: </w:t>
-      </w:r>
-      <w:r>
-        <w:t xml:space="preserve"> https://www.loksatta.com/mumbai/chief-minister-devendra-fadnavis-has-directed-all-agencies-to-be-on-alert-due-to-heavy-rains-in-the-maharashtra-mumbai-print-news-amy-95-5313479/</w:t>
-      </w:r>
-    </w:p>
-    <w:p>
-      <w:pPr>
-        <w:pStyle w:val="Normal"/>
-      </w:pPr>
-      <w:r>
-        <w:rPr/>
-        <w:t>Content: मुंबई : राज्यात अतिवृष्टी सुरू असल्याने मुख्यमंत्री देवेंद्र फडणवीस यांनी महसूल, आपत्कालीन व पोलिस यंत्रणेला सतर्कतेचे आणि मदतकार्यात सहभागी होण्याचे आदेश दिले आहेत. नांदेड जिल्ह्यात ढगफुटीसदृश अतिवृष्टी झाल्याने मदतीसाठी लष्कराची तुकडी पाठविण्यात आली आहे. पावसाने मुंबई, ठाणे, रायगडसह संपूर्ण कोकणपट्टी, पश्चिम महाराष्ट्र, विदर्भ व मराठवाड्यासह राज्यातील बहुतांश भागात सोमवारी अक्षरश: थैमान घातले. नांदेड, चिपळूण, कोल्हापूरसह अनेक भागांमध्ये नद्यांना पूर आला आहे. मुंबई, ठाणे जिल्ह्याला पावसाने झोडपून काढल्याने माटुंगा व अन्य ठिकाणी रेल्वे रूळावर पाणी साचले. त्यामुळे उपनगरी रेल्वेसेवाही रडतखडत सुरू होती. फडणवीस यांनी सोमवारी दुपारी मंत्रालयातील राज्य आपत्ती व्यवस्थापन कक्षात राज्यातील पावसाच्या स्थितीचा आढावा घेतला. यावेळी आपत्ती व्यवस्थापन मंत्री गिरीश महाजन, माहिती तंत्रज्ञान मंत्री ॲड. आशिष शेलार, मुख्य सचिव राजेशकुमार, जलसंपदा विभागाचे अपर मुख्य सचिव दीपक कपूर, आपत्ती व्यवस्थापन अपर मुख्य सचिव सोनिया सेठी, कृषी विभागाचे प्रधान सचिव विकासचंद्र रस्तोगी, सार्वजनिक बांधकाम विभागाचे सचिव संजय दशपुते तसेच वरिष्ठ अधिकारी उपस्थित होते. यावेळी सर्व विभागीय आयुक्त, जिल्हाधिकारी दूरदृश्य संवाद प्रणालीद्वारे बैठकीत सहभागी झाले. या बैठकीत विभागीय आयुक्तांनी आपल्या विभागातील पावसामुळे निर्माण झालेल्या आपत्कालीन परिस्थितीची माहिती सादर केली. रत्नागिरी, रायगड आणि हिंगोली जिल्ह्यांत अधिक पाऊस झाला असून, हवामान खात्याने १७ ते २१ ऑगस्टदरम्यान अतिवृष्टीचा इशारा दिला आहे. त्यामुळे पुढील काही दिवस सर्व शासकीय यंत्रणांना सतर्क राहण्याचे आदेश फडणवीस यांनी दिले. मागील दोन दिवसांत राज्यात विविध घटनांमध्ये सात जणांचा मृत्यू झाला आहे. कोकणातील काही नद्यांनी धोकापातळी ओलांडली असून जळगावमध्ये मोठे नुकसान झाले आहे. अलमट्टीबाबत कर्नाटक सरकारशी सातत्याने संपर्क ठेवला जात असून, सध्या धोका नसला तरी आपत्कालीन परिस्थितीला तोंड देण्यासाठी सर्व यंत्रणा सज्ज ठेवण्याचे आदेश फडणवीस यांनी दिले. मुखेडमधील परिस्थिती नियंत्रणात आली असून, विष्णुपुरीकडे विशेष लक्ष देण्याचे निर्देश देण्यात आले आहेत. छत्रपती संभाजीनगर विभागातील ८०० गावे बाधित झाली आहेत. दक्षिण गडचिरोलीत प्रशासन सतर्क आहे. अकोला, चांदूररेल्वे, मेहकर, वाशिम येथे परिस्थिती पूर्वपदावर येत आहे. विदर्भात प्राथमिक अंदाजानुसार दोन लाख हेक्टर क्षेत्रावर पिकांचे नुकसान झाले आहे. मुंबईत आज सकाळपासून अवघ्या आठ तासांत १७० मिमी पाऊस झाला आहे. शहरात पाणी तुंबल्यामुळे दोन ठिकाणी वाहतूक प्रभावित झाली. रेल्वे, मेट्रो व इतर वाहतूक सुरळीत सुरू आहे. पुढील १० ते १२ तास मुंबईसाठी अत्यंत महत्वाचे असून, प्रशासनाने काळजी घेण्याचे आदेश फडणवीस यांनी दिले आहेत. राज्यात मंगळवारसाठी हवामानाचा अंदाज लक्षात घेऊन शाळांना सुटी जाहीर करण्याचा अधिकार स्थानिक प्रशासन व महापालिकांना देण्यात आला आहे. मुख्यमंत्र्यांनी नागरिकांना दिलेल्या सूचनांमध्ये, एसएमएस अलर्ट पाठवताना वेळेचा अचूक उल्लेख करावा, येणारे अलर्ट गांभीर्याने घ्यावेत, स्वतःची काळजी घ्यावी, असे आवाहन करण्यात आले. तातडीच्या मदतीसाठी मंत्रालय गाठण्याची गरज नाही, स्थानिक पातळीवरच निधी व अधिकार देण्यात आले आहेत, असे त्यांनी स्पष्ट केले. घरांच्या पडझडीसाठीची मदत, पंचनामे योग्य पद्धतीने करण्याचे निर्देशही देण्यात आले. धोक्याची पातळी वाढण्यापूर्वी अन्य राज्यांशी संपर्क साधण्यास सांगण्यात आले. पर्यटकांच्या ठिकाणी पोलिसांनी सतर्क रहावे, दरडी कोसळणाऱ्या भागात आधीच यंत्रणा कार्यरत करावी, तसेच निवारा केंद्रात भोजन, शुद्ध पाणी व पांघरूण यांची पुरेशी सोय करावी, असे आदेश मुख्यमंत्री फडणवीस यांनी दिले. नांदेड जिल्ह्यातील मुखेड तालुक्यात अतिवृष्टीने लेंडी धरणाच्या पाणी पातळीत मोठी वाढ झाली आहे. शिवाय लातूर, उदगीर आणि कर्नाटकातून मोठ्या प्रमाणात पाणी येत आहे. काल येथे झालेला पाऊस सुमारे २०६ मि.मी. इतका होता. त्यामुळे रावनगाव, भासवाडी, भिंगेली, हासनाळ येथील जनजीवन प्रभावित झाले आहे. रावनगाव येथे २२५ नागरिक पुराच्या पाण्यात अडकले असून, त्यापैकी अत्यंत प्रतिकूल असलेल्या ठिकाणाहून नागरिकांना बाहेर काढण्यात आले आहे. उर्वरित नागरिकांना सुरक्षित … स्वानंदी बेर्डे, दिवंगत अभिनेते लक्ष्मीकांत बेर्डे यांची लेक, हिने व्यवसाय क्षेत्रात पदार्पण केले आहे. तिने 'कांतप्रिया' नावाचा ज्वेलरी ब्रँड सुरू केला आहे. या ब्रँडचे नाव तिच्या आईवडिलांच्या नावांवरून ठेवले आहे. स्वानंदीने सोशल मीडियावर ही आनंदाची बातमी शेअर केली असून, तिच्या नव्या व्यवसायासाठी चाहत्यांनी आणि कलाकारांनी तिला शुभेच्छा दिल्या आहेत.</w:t>
-      </w:r>
-    </w:p>
-    <w:p>
-      <w:pPr>
-        <w:pStyle w:val="Heading3"/>
-      </w:pPr>
-      <w:r>
-        <w:rPr/>
-        <w:t>Article 42</w:t>
-      </w:r>
-    </w:p>
-    <w:p>
-      <w:pPr>
-        <w:pStyle w:val="Normal"/>
-      </w:pPr>
-      <w:r>
-        <w:rPr/>
-        <w:t>Title: मुख्यमंत्री देवेंद्र फडणवीस ने राज्य में भारी बारिश के मद्देनजर सभी एजेंसियों को सतर्क रहने के निर्देश दिए</w:t>
-      </w:r>
-    </w:p>
-    <w:p>
-      <w:pPr>
-        <w:pStyle w:val="Normal"/>
-      </w:pPr>
-      <w:r>
-        <w:rPr/>
-        <w:t xml:space="preserve">URL: </w:t>
-      </w:r>
-      <w:r>
-        <w:t xml:space="preserve"> https://www.mumbailive.com/hi/civic/chief-minister-devendra-fadnavis-directed-all-agencies-to-remain-alert-in-view-of-heavy-rains-in-the-state-89633</w:t>
-      </w:r>
-    </w:p>
-    <w:p>
-      <w:pPr>
-        <w:pStyle w:val="Normal"/>
-      </w:pPr>
-      <w:r>
-        <w:rPr/>
-        <w:t>Content: मुख्यमंत्री देवेंद्र फडणवीस ने सोमवार को मंत्रालय स्थित राज्य आपदा प्रबंधन कक्ष में पूरे राज्य में बारिश की स्थिति की समीक्षा की। इस मौके पर आपदा प्रबंधन मंत्री गिरीश महाजन, सूचना एवं प्रौद्योगिकी मंत्री एडवोकेट आशीष शेलार, मुख्य सचिव राजेश कुमार, जल संसाधन विभाग के अतिरिक्त मुख्य सचिव दीपक कपूर, आपदा प्रबंधन विभाग की अतिरिक्त मुख्य सचिव सोनिया सेठी, कृषि विभाग के प्रमुख सचिव विकास चंद्र रस्तोगी, लोक निर्माण विभाग के सचिव संजय दशपुते और वरिष्ठ अधिकारी उपस्थित थे। इस अवसर पर सभी संभागीय आयुक्तों और जिला कलेक्टरों ने वीडियो कॉन्फ्रेंसिंग के माध्यम से बैठक में भाग लिया। (Chief Minister Devendra Fadnavis directed all agencies to remain alert in view of heavy rains in the state) संभागीय आयुक्तों ने अपने विभागों में हुई बारिश की जानकारी प्रस्तुत की बैठक में संभागीय आयुक्तों ने अपने विभागों में हुई बारिश की जानकारी प्रस्तुत की। रत्नागिरी, रायगढ़ और हिंगोली जिलों में अधिक बारिश हुई है और मौसम विभाग ने 17 से 21 अगस्त के बीच भारी बारिश की चेतावनी दी है। इसलिए, मुख्यमंत्री ने अगले कुछ दिनों तक सतर्क रहने के आदेश दिए। सात लोगों की मौत पिछले दो दिनों में राज्य में विभिन्न घटनाओं में सात लोगों की मौत हो चुकी है। कोंकण की कुछ नदियाँ खतरे के निशान को पार कर गई हैं और जलगाँव में भारी नुकसान हुआ है। अलमट्टी के संबंध में कर्नाटक सरकार से लगातार संपर्क बनाए रखा जा रहा है और हालाँकि फिलहाल कोई खतरा नहीं है, फिर भी मुख्यमंत्री ने व्यवस्था को अलर्ट पर रखने के आदेश दिए हैं। मुखेड़ में स्थिति नियंत्रण में है और विष्णुपुरी पर विशेष ध्यान दिया जा रहा है। छत्रपति संभाजीनगर संभाग के 800 गाँव प्रभावित हुए हैं। दक्षिण गढ़चिरौली में प्रशासन अलर्ट पर है। अकोला, चंदूर रेलवे, मेहकर, वाशिम में स्थिति सामान्य हो रही है। प्रारंभिक अनुमान के अनुसार, विदर्भ में 2 लाख हेक्टेयर में फसलों को नुकसान पहुँचा है। एसएमएस अलर्ट मुख्यमंत्री द्वारा नागरिकों को दिए गए निर्देशों में, उनसे एसएमएस अलर्ट भेजते समय सटीक समय का उल्लेख करने, आने वाले अलर्ट को गंभीरता से लेने और अपना ध्यान रखने की अपील की गई है। उन्होंने स्पष्ट किया कि तत्काल सहायता के लिए मंत्रालय से संपर्क करने की आवश्यकता नहीं है, स्थानीय स्तर पर धनराशि और अधिकार दिए गए हैं। यह भी पढ़े- मुंबई, थाने, पालघर में आज रेड अलर्ट Loading next story...</w:t>
-      </w:r>
-    </w:p>
-    <w:p>
-      <w:pPr>
-        <w:pStyle w:val="Heading3"/>
-      </w:pPr>
-      <w:r>
-        <w:rPr/>
-        <w:t>Article 43</w:t>
-      </w:r>
-    </w:p>
-    <w:p>
-      <w:pPr>
-        <w:pStyle w:val="Normal"/>
-      </w:pPr>
-      <w:r>
-        <w:rPr/>
-        <w:t>Title: नवीन पिढीला इतिहासाशी जोडण्याचे कार्य सुरू; मुख्यमंत्री देवेंद्र फडणवीस यांचे प्रतिपादन</w:t>
-      </w:r>
-    </w:p>
-    <w:p>
-      <w:pPr>
-        <w:pStyle w:val="Normal"/>
-      </w:pPr>
-      <w:r>
-        <w:rPr/>
-        <w:t xml:space="preserve">URL: </w:t>
-      </w:r>
-      <w:r>
-        <w:t xml:space="preserve"> https://www.loksatta.com/mumbai/devendra-fadnavis-asserts-that-the-work-of-connecting-the-new-generation-with-history-is-underway-mumbai-print-news-amy-95-5313830/</w:t>
-      </w:r>
-    </w:p>
-    <w:p>
-      <w:pPr>
-        <w:pStyle w:val="Normal"/>
-      </w:pPr>
-      <w:r>
-        <w:rPr/>
-        <w:t>Content: मुंबई : नवीन पिढीला इतिहासाशी जोडण्याची भूमिका श्रीमंत राजे रघुजी भोसले यांच्या ऐतिहासिक तलवारीने पार पाडली जाणार आहे. नागपूरसह राज्यभरात ही तलवार नेण्यात येईल आणि आपल्या हिंदवी स्वराज्याचा विस्तार कसा झाला, हे नवीन पिढीपर्यंत पोचेल, असे प्रतिपादन मुख्यमंत्री देवेंद्र फडणवीस यांनी सोमवारी येथे केले.श्रीमंत सेना साहिब सुभा श्री राजे रघुजी भोसले यांच्या ऐतिहासिक तलवार प्रदर्शन आणि लोकार्पण सोहळा प्रभादेवीतील पु.ल.देशपांडे महाराष्ट्र कला अकादमीत सोमवारी पार पडला. यावेळी सांस्कृतिक कार्य मंत्री ॲड.आशिष शेलार, रघुजीराजे यांचे वंशज मुधोजी राजे भोसले, सचिव डॉ.किरण कुलकर्णी, संचालक मीनल जोगळेकर, संचालक डॉ.तेजस गर्गे आदी उपस्थित होते. नागपूरच्या भोसल्यांचा इतिहास हा पराक्रमाचा इतिहास असून, तो जास्तीत जास्त लोकांपर्यंत पोचविण्याची गरज असल्याचे सांगून फडणवीस म्हणाले की, युनेस्कोचे १२ किल्ले, छत्रपती शिवाजी महाराजांचे वाघनखे, अशा विविध ऐतिहासिक वारशांद्वारे आपण आपल्या इतिहासाशी पुन्हा जोडले जात आहोत. हा दैदिप्यमान इतिहास पुढील पिढ्यांपर्यंत पोचविण्याचे हे प्रयत्न कौतुकास्पद आहेत. मराठा साम्राज्याच्या खुणा, वस्तू आणि वारसा परत मिळवण्याचा प्रयत्न सुरू राहील. पंतप्रधान नरेंद्र मोदी यांच्या नेतृत्वाखाली हजारो ऐतिहासिक वस्तू परत मिळविण्यात आल्या आहेत. त्याच धर्तीवर इंग्रजांच्या काळात लुटून नेलेल्या आपल्या ऐतिहासिक वस्तू व बहुमूल्य वारसा चिन्हे परत आणण्याचा राज्य शासनही निश्चितपणे प्रयत्न करील, असा विश्वास फडणवीस यांनी व्यक्त केला. इंग्रजांच्या काळात लुटून नेलेल्या आपल्याच शौर्याच्या, पराक्रमाच्या, मराठा साम्राज्याच्या वैभवाची साक्ष देणारी प्रथम रघुजी राजे भोसले यांची तलवार अखेर महाराष्ट्रात परत आली आहे. ही केवळ एक वस्तू नाही, तर आपल्या पिढ्यांना प्रेरणा देणारे स्वराज्याचे प्रतीक आहे, असे प्रतिपादन शेलार यांनी यावेळी केले. छत्रपती शिवाजी महाराजांच्या आदर्शावर उभे राहून रघुजी राजे भोसले यांनी मराठा साम्राज्य बंगालपासून ओडिसा, तेलंगणापर्यंत विस्तारले, याची आठवण करून देवून शेलार म्हणाले, ही तलवार परत मिळविणे म्हणजे केवळ शौर्याचे पुनरागमन नाही, तर सांस्कृतिक पुनर्जन्म आहे. उद्याच्या पिढ्यांना ती प्रेरणा देणारी ठरणार आहे. छत्रपतींच्या गड-किल्ल्यांना जागतिक वारसा दर्जा मिळवून देणे किंवा रघुजी राजे भोसले यांची तलवार परत आणणे, हीच खरी ‘विरासत से विकास तक’ची संकल्पना आहे. महाराष्ट्राची सांस्कृतिक परंपरा, शौर्य आणि गणेशोत्सवासारखे उत्सव जागतिक पातळीवर पोचविणे हा आमचा संकल्प आहे.यावेळी श्रीमंत रघुजी राजे भोसले यांचे वंशज मुधोजी राजे भोसले यांनीही आपले मनोगत व्यक्त केले. तसेच मुख्यमंत्र्यांच्या हस्ते ‘ मराठ्यांचा दरारा ‘ या पुस्तकांचे प्रकाशन करण्यात आले. Ganesh Chaturthi Mahashubh Yog: दरवर्षी १० दिवसांसाठी सुख-समृद्धी देणारे भगवान गणेश पृथ्वीवर येतात आणि आपल्या भक्तांमध्ये राहतात. गणपती बाप्पा भक्तांचे विघ्न दूर करतात आणि त्यांना सुख-समृद्धीचे आशीर्वाद देतात. या वर्षी गणेश चतुर्थीला एक-दोन नव्हे तर पाच अतिशय शुभ योग तयार होत आहेत. सुख आणि समृद्धीचा दाता गणपती बाप्पा येताच ते ५ राशीच्या लोकांवर धनाचा वर्षाव करेल.</w:t>
-      </w:r>
-    </w:p>
-    <w:p>
-      <w:pPr>
-        <w:pStyle w:val="Heading3"/>
-      </w:pPr>
-      <w:r>
-        <w:rPr/>
-        <w:t>Article 44</w:t>
-      </w:r>
-    </w:p>
-    <w:p>
-      <w:pPr>
-        <w:pStyle w:val="Normal"/>
-      </w:pPr>
-      <w:r>
-        <w:rPr/>
-        <w:t>Title: उप-राष्ट्रपति चुनाव: देवेंद्र फडणवीस का 'मराठी अस्मिता' वाला दांव, क्या करेंगे उद्धव ठाकरे और शरद पवार?</w:t>
-      </w:r>
-    </w:p>
-    <w:p>
-      <w:pPr>
-        <w:pStyle w:val="Normal"/>
-      </w:pPr>
-      <w:r>
-        <w:rPr/>
-        <w:t xml:space="preserve">URL: </w:t>
-      </w:r>
-      <w:r>
-        <w:t xml:space="preserve"> https://www.abplive.com/states/maharashtra/vice-president-election-2025-maharashtra-cm-devendra-fadnavis-request-uddhav-thackeray-and-sharad-pawar-2997542</w:t>
-      </w:r>
-    </w:p>
-    <w:p>
-      <w:pPr>
-        <w:pStyle w:val="Normal"/>
-      </w:pPr>
-      <w:r>
-        <w:rPr/>
-        <w:t>Content: उप-राष्ट्रपति चुनाव में बीजेपी ने राष्ट्रीय जनतांत्रिक गठबंधन (एनडीए) की तरफ से महाराष्ट्र के राज्यपाल सीपी राधाकृष्णन को उम्मीदवार बनाया है. तमिलनाडु के रहने वाले सीपी राधाकृष्णन सोमवार (18 अगस्त) को दिल्ली पहुंचे और पीएम मोदी से मुलाकात की. इस बीच महाराष्ट्र के मुख्यमंत्री देवेंद्र फडणवीस ने मराठी अस्मिता वाला दांव चला है. उन्होंने राज्य के सभी सांसदों से सीपी राधाकृष्णन की उम्मीदवारी का समर्थन करने की अपील की. फडणवीस ने विपक्षी पार्टी से कहा, ''शिवसेना (यूबीटी) और एनसीपी (एसपी) जैसी राजनीतिक पार्टियां महाराष्ट्र की अस्मिता (गौरव) की बात करती हैं, उन्हें राधाकृष्णन की उम्मीदवारी का समर्थन करना चाहिए.'' शिवसेना (यूबीटी) के अध्यक्ष उद्धव ठाकरे और एनसीपी (एसपी) के अध्यक्ष शरद पवार हैं. एक सवाल के जवाब में मुख्यमंत्री ने कहा कि वे उद्धव ठाकरे और शरद पवार से अपील करेंगे कि वे राधाकृष्णन का समर्थन करें, क्योंकि वे राज्यपाल हैं और मुंबई के मतदाता भी हैं. अब देखना दिलचस्प होगा कि उद्धव और पवार इसपर क्या रुख रखते हैं. फडणवीस ने सोमवार को मुंबई में कहा, ''भले ही राधाकृष्णन तमिलनाडु से ताल्लुक रखते हैं, लेकिन वे मुंबई में पंजीकृत मतदाता हैं और पिछले साल के महाराष्ट्र विधानसभा चुनाव में उन्होंने यहां अपना वोट डाला था. जब वे उपराष्ट्रपति पद के लिए नामांकन दाखिल करेंगे तो इसमें उल्लेख करेंगे कि वे मुंबई के पंजीकृत मतदाता हैं. यह महाराष्ट्र के लिए गर्व की बात है.'' उपराष्ट्रपति पद के चुनाव के लिए निर्वाचन मंडल में लोकसभा और राज्यसभा के सभी सदस्य शामिल होते हैं. शिवसेना (यूबीटी) के पास लोकसभा में नौ और राज्यसभा में दो सदस्य हैं, जबकि एनसीपी (एसपी) के पास लोकसभा में 10 और राज्यसभा में दो सदस्य हैं. 781 सांसदों वाले निर्वाचन मंडल में NDA को कम से कम 422 सदस्यों का समर्थन प्राप्त है, ऐसे में विपक्ष के किसी भी उम्मीदवार के खिलाफ राधाकृष्णन की जीत तय मानी जा रही है. बहुमत का आंकड़ा 391 है. जगदीप धनखड़ के अचानक इस्तीफे के बाद खाली हुए उप-राष्ट्रपति पद के लिए 9 सितंबर को वोटिंग होगी. Source: IOCL We use cookies to improve your experience, analyze traffic, and personalize content. By clicking "Allow All Cookies", you agree to our use of cookies.</w:t>
-      </w:r>
-    </w:p>
-    <w:p>
-      <w:pPr>
-        <w:pStyle w:val="Heading3"/>
-      </w:pPr>
-      <w:r>
-        <w:rPr/>
-        <w:t>Article 45</w:t>
-      </w:r>
-    </w:p>
-    <w:p>
-      <w:pPr>
-        <w:pStyle w:val="Normal"/>
-      </w:pPr>
-      <w:r>
-        <w:rPr/>
-        <w:t>Title: महाराष्ट्र के इस जिले में बसाई जाएगी 'तीसरी मुंबई', मुख्यमंत्री देवेंद्र फडणवीस ने बताईं प्रोजेक्ट की अहम बातें</w:t>
-      </w:r>
-    </w:p>
-    <w:p>
-      <w:pPr>
-        <w:pStyle w:val="Normal"/>
-      </w:pPr>
-      <w:r>
-        <w:rPr/>
-        <w:t xml:space="preserve">URL: </w:t>
-      </w:r>
-      <w:r>
-        <w:t xml:space="preserve"> https://www.indiatv.in/paisa/business/third-mumbai-will-be-settled-in-raigad-district-of-maharashtra-chief-minister-devendra-fadnavis-told-the-important-points-of-the-project-2025-08-19-1156854</w:t>
-      </w:r>
-    </w:p>
-    <w:p>
-      <w:pPr>
-        <w:pStyle w:val="Normal"/>
-      </w:pPr>
-      <w:r>
-        <w:rPr/>
-        <w:t>Content: महाराष्ट्र के मुख्यमंत्री देवेंद्र फडणवीस ने सोमवार को कहा कि उनकी सरकार मुंबई महानगर क्षेत्र (MMR) में विकास को बढ़ावा देने के लिए पड़ोसी जिले रायगढ़ में 'तीसरी मुंबई' डेवलप कर रही है और ये राज्य के आर्थिक विकास में एक नया अध्याय लिखेगा। मुख्यमंत्री ने सोमवार को वर्ली में दिग्गज ग्लोबल इंवेस्टमेंट बैंकिंग कंपनी गोल्डमैन सैक्स के नए ऑफिस का उद्घाटन किया, जिसके बाद उन्होंने निवेशकों के साथ चर्चा के दौरान तीसरी मुंबई के बारे में बातचीत की। मुख्यमंत्री ने कहा, "राज्य सरकार विकास के लिए प्रतिबद्ध है और 'तीसरी मुंबई' के निर्माण के लिए प्राइवेट सेक्टर के साथ मिलकर काम कर रही है। ये नया शहर अंतरराष्ट्रीय विश्वविद्यालयों के केंद्रों की मेजबानी करेगा और मुंबई और महाराष्ट्र दोनों के आर्थिक विकास में महत्वपूर्ण भूमिका निभाएगा। इस प्रोजेक्ट में मेडिकल कॉलेज, इनोवेशन सेंटर और रिसर्च फैसिलिटी शामिल होंगी।" उन्होंने कहा, "गोल्डमैन सैक्स की नए ऑफिस का उद्घाटन राज्य के लिए गर्व की बात है। ये महाराष्ट्र के कुशल कार्यबल, मजबूत बाजारों और निवेशक-अनुकूल वातावरण की पुष्टि करता है। ये वित्तीय क्षेत्र में राज्य के नेतृत्व को भी रेखांकित करता है।" फडणवीस ने कहा कि क्वांटम कंप्यूटिंग और एआई-बेस्ड सिस्टम जैसे सेक्टर में रिसर्च एक प्रमुख विशेषता होगी। फडणवीस ने आश्वासन दिया कि मुंबई और 'तीसरी मुंबई' के बीच सीधी कनेक्टिविटी रहेगी, जिसे कोस्टल रोड, अटल सेतु और वर्ली-सिवरी लिंक रोड जैसे इंफ्रा प्रोजेक्ट्स से मदद मिलेगी। नए शहर के विकास में प्राइवेट इंवेस्टर्स से पहल करने का आग्रह करते हुए, मुख्यमंत्री ने कहा, "सार्वजनिक-निजी भागीदारी के माध्यम से अच्छा विकास होता है। आने वाले निवेशकों के लिए सभी जरूरी मंजूरियां सरकारी स्तर पर तेजी से पूरी की जाएंगी। महाराष्ट्र एक निवेशक-अनुकूल राज्य है। हम अपनी व्यापार सुगमता रैंकिंग में लगातार सुधार कर रहे हैं।" उन्होंने कहा कि राज्य ये सुनिश्चित कर रहा है कि निवेशकों के रास्ते में कोई बाधा न आए और अगर कोई समस्या आती भी है तो उसका तुरंत समाधान किया जाए। गोल्डमैन सैक्स के अध्यक्ष केविन स्नीडर ने कहा कि भारतीय बाजार में अवसर कंपनी के लिए बहुत महत्वपूर्ण हैं। गोल्डमैन सैक्स इंडिया के सीईओ संजय चटर्जी ने कहा कि नया ऑफिस भारत में कंपनी की यात्रा में एक मील का पत्थर है। गोल्डमैन सैक्स ने 1980 के दशक में भारत में अपनी सेवाएं शुरू कीं और 2006 में मुंबई में पूर्ण स्वामित्व स्थापित किया। Latest Business News लेटेस्ट न्यूज़ महंगा होता हेल्थ इंश्योरेंस? अब हर साल नहीं बढ़ेगा इतना प्रीमियम! IRDAI लगा सकता है कैप 2BHK के लिए ₹2 करोड़ और बालकनी भी नहीं? बड़े शहरों में भारत के होम बायर्स ने खींचे हाथ! Railway News: गया-दिल्ली अमृत भारत एक्सप्रेस का टाइम टेबल जारी, PM ने दिखाई हरी झंडी, जानें स्टॉपेज लखनऊ को मिलेगा नया एलिवेटेड कॉरिडोर! पुराने और नए शहर को जोड़ेगा 13 KM लंबा पुल, जानें ताजा डेवलपमेंट ट्रंप प्रशासन 5.5 करोड़ विदेशी वीजा की कर रहा है समीक्षा, इस वजह से कभी भी किए जा सकते हैं कैंसिल © 2009-2025 Independent News Service. All rights reserved. महंगा होता हेल्थ इंश्योरेंस? अब हर साल नहीं बढ़ेगा इतना प्रीमियम! IRDAI लगा सकता है कैप 2BHK के लिए ₹2 करोड़ और बालकनी भी नहीं? बड़े शहरों में भारत के होम बायर्स ने खींचे हाथ! लखनऊ को मिलेगा नया एलिवेटेड कॉरिडोर! पुराने और नए शहर को जोड़ेगा 13 KM लंबा पुल, जानें ताजा डेवलपमेंट Railway News: गया-दिल्ली अमृत भारत एक्सप्रेस का टाइम टेबल जारी, PM ने दिखाई हरी झंडी, जानें स्टॉपेज ट्रंप प्रशासन 5.5 करोड़ विदेशी वीजा की कर रहा है समीक्षा, इस वजह से कभी भी किए जा सकते हैं कैंसिल Hero Motocorp ने पेश की 2025 Glamour X 125 बाइक, क्रूज कंट्रोल फीचर भी है मौजूद, जानें कीमत और खूबियां पीएम मोदी का दिवाली गिफ्ट, 10% सस्ती हो सकती हैं ये गाड़ियां- यहां देखें नाम Fastag एनुअल पास की 15 अगस्त से होने जा रही है शुरुआत, आपके मन में आए हर सवाल का यहां है जवाब Automobile Sales: महिंद्रा की बिक्री में 26% की भारी बढ़ोतरी- जानें एमजी, मारुति, टाटा, हुंडई के लिए कैसा रहा जुलाई टाटा मोटर्स खरीदेगी इटली की ये ऑटोमोबाइल कंपनी, जानें कितने रुपये में होगी डील स्वास्थ्य बीमा और गंभीर बीमारी पॉलिसी अलग-अलग क्यों खरीदनी चाहिए? फैसले से पहले समझ लें वजह ₹10,000 की SIP ने बनाया 1.9 करोड़ रुपये का फंड, इस म्यूचुअल फंड स्कीम ने निवेशकों को बनाया करोड़पति बंद पड़ी LIC पॉलिसी को दोबारा चालू कराने का सुनहरा मौका, सरकारी कंपनी ने शुरू किया विशेष अभियान Union Bank में जमा करें ₹2,00,000 और पाएं ₹30,908 का फिक्स ब्याज, चेक करें स्कीम की डिटेल्स Indian Bank में जमा करें ₹1,00,000 और पाएं ₹14,663 का फिक्स ब्याज, गारंटी के साथ सामान तौलने के बाद रेलवे स्टेशन में मिलेगी एंट्री, जल्द शुरू होगा एयरपोर्ट जैसा नियम- चेक करें लिमिट Dwarka Expressway: फास्टैग एनुअल पास चलेगा या नहीं, जानें नोएडा से गुरुग्राम जाने के लिए कितना लगेगा टोल उत्तर प्रदेश के इन एक्सप्रेसवे पर नहीं चलेगा FASTag Annual Pass, यहां जानें पूरी डिटेल्स देशभर में लागू हुआ FASTag Annual Pass, पहले दिन इतने लोगों ने खरीदा ₹3000 वाला पास ICICI Bank ने बदला मिनिमम बैलेंस का नियम, अब ₹50,000 की जगह केवल इतना रखना होगा जरूरी ITR फाइल करने के ये 8 बड़े फायदे जानते हैं आप! टैक्स सेविंग से लेकर आसान लोन तक लेना हो जाता है आसान Income Tax Bill, 2025: ट्रस्ट के लिए जारी रहेगी टैक्स छूट, डेडलाइन के बाद भी रिफंड का दावा कर सकेंगे लोग Income Tax Return जल्दी भरने से पहले जानें ये 5 गलतियां, हो सकती है भारी पेनाल्टी! ITR Filing 2025: किसके लिए कौन सा ITR फॉर्म है सही? रिटर्न फाइल करने से पहले यहां समझ लें ITR-3 फॉर्म अब ऑनलाइन उपलब्ध, जानें किस तरह के इनकम वाले करदाता भर सकते हैं रिटर्न शेयर बाजार में चली आ रही तेजी पर लगा ब्रेक, सेंसेक्स 262 अंक लुढ़का, निफ्टी भी नीचे, इन स्टॉक्स को झटका सोने-चांदी में आज मच गया शोर, भाव जोरदार उछले, खरीदारी से पहले यहां नोट करें लेटेस्ट रेट सोना रचेगा इतिहास! दिसंबर तक भाव हो जाएगा रॉकेट, वेंचुरा सिक्योरिटीज ने बताई ये वजह बुल्स की दहाड़ बरकरार, सेंसेक्स 174 की बढ़त पर कर रहा कारोबार, निफ्टी भी 25,000 के पार, इन स्टॉक्स में तेजी सोना-चांदी के दामों में भारी गिरावट, खरीदारी से पहले जरूर जानें प्रति 10 ग्राम Gold का ताजा भाव 39% की छप्परफाड़ बढ़त के साथ लिस्ट हुआ ये IPO, 160 गुना हुआ था सब्सक्राइब ₹48 पर पहुंचा GMP Price, पहले ही दिन सब्सक्राइब हो गया ये IPO, बाजार में इस दिन होगी लिस्टिंग 2025 के चार बेस्ट IPO: लिस्टिंग के बाद सभी के शेयर 30% से ज्यादा चढ़े, इन वजहों से निवेशक हैं उत्साहित 160 गुना सब्सक्राइब हुआ ये IPO, चेक करें आज का लेटेस्ट GMP Price ये कंपनी भी लाएगी आईपीओ, सेबी के पास जमा कराए शुरुआती डॉक्यूमेंट्स, आप रहियेगा तैयार!</w:t>
-      </w:r>
-    </w:p>
-    <w:p>
-      <w:pPr>
-        <w:pStyle w:val="Heading3"/>
-      </w:pPr>
-      <w:r>
-        <w:rPr/>
-        <w:t>Article 46</w:t>
-      </w:r>
-    </w:p>
-    <w:p>
-      <w:pPr>
-        <w:pStyle w:val="Normal"/>
-      </w:pPr>
-      <w:r>
-        <w:rPr/>
-        <w:t>Title: “मुंबईत पुढच्या १२ तासांत तुफान पाऊस, रेड अलर्ट आणि…”; मुख्यमंत्री देवेंद्र फडणवीस यांनी काय माहिती दिली?</w:t>
-      </w:r>
-    </w:p>
-    <w:p>
-      <w:pPr>
-        <w:pStyle w:val="Normal"/>
-      </w:pPr>
-      <w:r>
-        <w:rPr/>
-        <w:t xml:space="preserve">URL: </w:t>
-      </w:r>
-      <w:r>
-        <w:t xml:space="preserve"> https://www.loksatta.com/maharashtra/mumbai-rain-alert-cm-devendra-fadnavis-said-mumbai-have-red-alert-school-holiday-declared-know-details-scj-81-5312934/</w:t>
-      </w:r>
-    </w:p>
-    <w:p>
-      <w:pPr>
-        <w:pStyle w:val="Normal"/>
-      </w:pPr>
-      <w:r>
-        <w:rPr/>
-        <w:t>Content: महाराष्ट्रातल्या विविध भागांमध्ये जी अतिवृष्टी होते आहे, त्यासंदर्भात आपल्या राज्याच्या कंट्रोल रुमवरुन राज्यात संवाद साधला. जिल्हाधिकारी, विभागीय आयुक्त ऑनलाइन उपलब्ध होते. मागचे दोन दिवस काही भागांमध्ये अतिवृष्टी होते आहे. तसंच १८ ते २१ या दिवसांमध्येही १५ ते १६ जिल्ह्यांमध्ये रेड आणि ऑरेंज अलर्ट आहे. लोकांची गैरसोय होणार नाही याकडे आम्ही लक्ष देत आहोत, असं मुख्यमंत्री देवेंद्र फडणवीस यांनी म्हटलं आहे. देवेंद्र फडणवीस यांनी काही वेळापूर्वीच माध्यमांशी संवाद साधला. आम्ही कोकण भागात कुंडलिका, वसिष्ठी नदीच्या पतळीवर नजर ठेवली आहे. आवश्यक ते प्लानिंगही करण्यास सांगितलं आहे. नाशिक विभागात तापी आणि हतनूरला मोठ्या प्रमाणात पाणी रावेरमध्ये शिरलं आहे. जळगाव जिल्ह्यात सर्वाधिक फटका बसला आहे. घरांचं नुकसान, प्राण्याचं नुकसान झालं आहे. पुणे जिल्ह्यात सगळ्या धरणांमध्ये पाणी आहे, पण धरण इशारा पातळीवर नाही असंही देवेंद्र फडणवीस यांनी म्हटलं आहे. आपण छत्रपती संभाजीनगर भागात पाहिलं तर बीड, लातूर आणि नांदेड या ठिकाणी पूरस्थिती आहे. नांदेड जिल्ह्यातील मुखेडच्या भागात ढगफुटी सदृश पाऊस झाला. पाच लोक बेपत्ता झाले. १५० हून अधिक प्राण्यांचा मृत्यू झाला. त्या ठिकाणी एसडीआरएफ, एनडीआरएफची टीम कार्यरत आहेत. रेड आणि अलर्ट असेल त्या भागांमध्ये लोकांनी गरज असेल तरच बाहेर पडलं पाहिजे. धबधबे, तलाव या ठिकाणी उत्साहाने जाण्याची इच्छा अनेक तरुणांना असते. असं वाटणं काही गैर नाही. पण सावधगिरी बाळगली पाहिजे असंही आवाहन देवेंद्र फडणवीस यांनी केलं. पावसाच्या जोरामुळे किंवा इतर काही समस्यांमुळे ट्रेन लेट आहेत. पण ट्रेन्स पूर्णपणे कुठेही थांबलेलल्या नाहीत. मुंबईत पुढच्या दहा ते बारा तास पावसाचा रेड अलर्ट देण्यात आला आहे. दुपारच्या सत्रात आपण शाळांना सुट्टी दिली आहे. तसंच मंत्रालयातील कर्मचाऱ्यांनाही लवकर घरी जाण्याची मुभा देण्यात आली आहे. आज तीन मीटर तर उद्या चार मीटर लाटा भरतीमुळे उसळलतील असा अंदाज आहे. लोकांना मी आवाहन करु इच्छितो लाटा पाहण्यासाठी वगैरे य़ेऊ नका. मोठ्या प्रमाणात पाऊस असेल, त्यामुळे समुद्राची पातळी आणि नाल्यांची पातळी सारखी असेल. पाणी पंपिग करावं लागणार आहे त्याची व्यवस्था मुंबई महापालिकेने केली आहे. आज जे काही अलर्ट येतील त्यानुसार उद्या शाळांना सुट्टी द्यायची की नाही याचा निर्णय घेतला जाईल असंही मुख्यमंत्री देवेंद्र फडणवीस म्हणाले. स्वानंदी बेर्डे, दिवंगत अभिनेते लक्ष्मीकांत बेर्डे यांची लेक, हिने व्यवसाय क्षेत्रात पदार्पण केले आहे. तिने 'कांतप्रिया' नावाचा ज्वेलरी ब्रँड सुरू केला आहे. या ब्रँडचे नाव तिच्या आईवडिलांच्या नावांवरून ठेवले आहे. स्वानंदीने सोशल मीडियावर ही आनंदाची बातमी शेअर केली असून, तिच्या नव्या व्यवसायासाठी चाहत्यांनी आणि कलाकारांनी तिला शुभेच्छा दिल्या आहेत.</w:t>
-      </w:r>
-    </w:p>
-    <w:p>
-      <w:pPr>
-        <w:pStyle w:val="Heading3"/>
-      </w:pPr>
-      <w:r>
-        <w:rPr/>
-        <w:t>Article 47</w:t>
-      </w:r>
-    </w:p>
-    <w:p>
-      <w:pPr>
-        <w:pStyle w:val="Normal"/>
-      </w:pPr>
-      <w:r>
-        <w:rPr/>
-        <w:t>Title: महाराष्ट्र के नांदेड़ में फटा बादल, 15-16 जिलो में अलर्ट, CM फडणवीस बोले- फसलों को नुकसान</w:t>
-      </w:r>
-    </w:p>
-    <w:p>
-      <w:pPr>
-        <w:pStyle w:val="Normal"/>
-      </w:pPr>
-      <w:r>
-        <w:rPr/>
-        <w:t xml:space="preserve">URL: </w:t>
-      </w:r>
-      <w:r>
-        <w:t xml:space="preserve"> https://www.abplive.com/states/maharashtra/weather-mumbai-rains-local-train-cloudburst-nanded-alert-in-15-16-districts-in-maharashtra-cm-devendra-fadnavis-said-damage-to-crops-2997472</w:t>
-      </w:r>
-    </w:p>
-    <w:p>
-      <w:pPr>
-        <w:pStyle w:val="Normal"/>
-      </w:pPr>
-      <w:r>
-        <w:rPr/>
-        <w:t>Content: महाराष्ट्र के नांदेड़ में मौसम का कहर देखने को मिला. सीएम देवेंद्र फडणवीस ने मीडिया से बातचीत में सोमवार (18 अगस्त) को कहा कि नांदेड़ के मुखेड तालुका में बादल फटने जैसी घटना हुई. मौके पर NDRF और SDRF की मदद ली जा रही हैं. उन्होंने कहा कि कुछ जगहों पर फसलों को भी काफी नुकसान हुआ है. नदियों के जलस्तर पर विशेष ध्यान दिया जा रहा है. 1 लाख हेक्टर से ज्यादा फसलों को नुकसान पहुंचा. 200 से ज्यादा गांव बाढ़ की चपेट में हैं. उन्होंने बताया कि मुंबई के कुछ जगहों पर 170 mm से ज्यादा बारिश हुई. सीएम ने कहा कि लोकल ट्रेनें बंद नहीं हुईं लेकिन उनकी गति धीमी हो गई. महाराष्ट्र के इमरजेंसी मैनेजमेंट मिनिस्टर गिरीश महाजन ने कहा कि राज्य में कल दोपहर से हो रही है. 4-5 लोग नहीं मिल रहे हैं. छानबीन जारी है. वो भी मिल जाएंगे. कुछ जिलों में रेड अलर्ट है. कही ऑरेंज अलर्ट भी है. नांदेड़ में ज्यादा बारिश हुई है. गांव पानी से घिरे हैं और रेस्क्यू जारी है. एक जगह सेना को भी लगाया गया है. मुख्यमंत्री ने कहा कि राज्य के अलग-अलग हिस्सों में भारी बारिश के संदर्भ में कंट्रोल रूम से संवाद साधा गया. 18 से 21 अगस्त के बीच और अधिक बारिश होने की संभावना है. अंबा-जगबुडी नदी चेतावनी स्तर तक पहुंच गई है. वशिष्टी नदी पर भी कड़ी नजर रखी जा रही है. तापी और हतनूर में अधिक पानी आने से रावेर क्षेत्र में पानी घुस गया है. जलगांव सबसे अधिक प्रभावित जिला है. Source: IOCL We use cookies to improve your experience, analyze traffic, and personalize content. By clicking "Allow All Cookies", you agree to our use of cookies.</w:t>
-      </w:r>
-    </w:p>
-    <w:p>
-      <w:pPr>
-        <w:pStyle w:val="Heading3"/>
-      </w:pPr>
-      <w:r>
-        <w:rPr/>
-        <w:t>Article 48</w:t>
-      </w:r>
-    </w:p>
-    <w:p>
-      <w:pPr>
-        <w:pStyle w:val="Normal"/>
-      </w:pPr>
-      <w:r>
-        <w:rPr/>
-        <w:t>Title: Devendra Fadnavis: ‘अंधत्व मुक्त महाराष्ट्र’च्या मुख्यमंत्र्यांच्या संकल्पनेला ‘दृष्टी यज्ञ’च्या माध्यमातून बळ</w:t>
-      </w:r>
-    </w:p>
-    <w:p>
-      <w:pPr>
-        <w:pStyle w:val="Normal"/>
-      </w:pPr>
-      <w:r>
-        <w:rPr/>
-        <w:t xml:space="preserve">URL: </w:t>
-      </w:r>
-      <w:r>
-        <w:t xml:space="preserve"> https://www.navarashtra.com/maharashtra/cm-devendra-fadnavis-blindless-free-maharashtra-checkin-at-7-5-lakhs-students-963609.html</w:t>
-      </w:r>
-    </w:p>
-    <w:p>
-      <w:pPr>
-        <w:pStyle w:val="Normal"/>
-      </w:pPr>
-      <w:r>
-        <w:rPr/>
-        <w:t>Content: 'अंधत्व मुक्त महाराष्ट्र' करण्याचा मुख्यमंत्र्यांचा संकल्प (फोटो - istockphoto) मुंबई: अंधत्व मुक्त महाराष्ट्र करणे हे राज्य शासनाचे उद्दिष्ट आहे. शासनामार्फत याबाबत विविध उपाययोजना करण्यात येत आहेत. याचाच एक भाग म्हणून शालेय विद्यार्थ्यांच्या नेत्र तपासणीसाठी एप्रिल २०१९ मध्ये मुख्यमंत्री देवेंद्र फडणवीस यांच्या संकल्पनेतून महाराष्ट्र शासन, वनसाईट एसीलर लक्सोटिका फाउंडेशन आणि रत्ननिधी चॅरिटेबल ट्रस्ट यांच्यात करार करण्यात आला असून आतापर्यंत १९ जिल्ह्यांच्या १८०० शाळांमधील ७.५ लाख विद्यार्थ्यांची तपासणी करण्यात आली आहे. शालेय विद्यार्थ्यांमध्ये दृष्टीदोष असल्यास त्यांच्यामध्ये न्यूनगंड निर्माण होऊन त्यांच्या शैक्षणिक वाटचालीवर त्याचा नकारात्मक परिणाम होऊ शकतो. यामुळे मुख्यमंत्र्यांच्या पुढाकारातून शासनाने नेत्र तपासणी आणि चष्मे बनविणाऱ्या जगातील सर्वात मोठ्या कंपन्यांपैकी असलेल्या एसीलर लक्सोटिका सोबत भागीदारी करार केला. यानुसार २५ लाख शालेय विद्यार्थ्यांची नेत्र तपासणी करून विद्यार्थ्यांना आवश्यकतेनुसार मोफत चष्मे देण्याचे उद्दिष्ट ठेवण्यात आले आहे. त्यापैकी आतापर्यंत तपासणी झालेल्या आणि चष्म्याची आवश्यकता असलेल्या ४२,७६२ विद्यार्थ्यांना उच्च-गुणवत्तेच्या चष्म्यांचे वाटप करण्यात आले आहे. या मोहिमेच्या माध्यमातून शहरांबरोबरच दुर्गम, ग्रामीण आणि आदिवासी शाळांतील विद्यार्थ्यांची देखील नेत्र तपासणी करण्यात येत आहे. ‘दृष्टी यज्ञ – युनिव्हर्सल स्कूल आय हेल्थ प्रोग्राम’ ही अशी योजना आहे ज्यामधून धूसर दृष्टीमुळे कोणत्याही मुलाचे शिक्षण बंद पडू नये याची दक्षता घेतली जाते. या माध्यमातून राज्यातील हजारो मुलांचे जीवन बदलत आहे. मोहिमेचे उद्दिष्ट महाराष्ट्रातील २५ लाख शालेय विद्यार्थ्यांची सखोल नेत्र तपासणी करून दृष्टी दोष असलेल्या विद्यार्थ्यांना मोफत चष्मे देणे हे या मोहिमेचे उद्दिष्ट आहे. यातील पहिल्या टप्प्यात विद्यार्थ्यांची नेत्र तपासणी झालेल्या जिल्ह्यांमध्ये मुंबईसह ठाणे, पालघर, सातारा, नाशिक, पुणे, नांदेड, छत्रपती संभाजीनगर, नागपूर, सांगली, बीड, कोल्हापूर, चंद्रपूर, सोलापूर, अकोला, धुळे, जालना, बुलढाणा, सिंधुदुर्ग या जिल्ह्यांतील शाळांचा समावेश आहे. गजबजलेल्या महानगरांपासून दुर्गम आदिवासी खेड्यांपर्यंत, या मोहिमेच्या माध्यमातून अशा शाळांपर्यंत पोहोच साधली आहे जिथे विद्यार्थ्यांना पूर्वी फळा स्पष्ट पाहण्यात अडचण येत होती. मोबाईल तपासणी युनिट्स, कुशल पथके आणि जागतिक दर्जाच्या एसीलर लक्सोटिका लेन्स यांनी धूसर दृष्टीची जागा स्पष्टता आणि नवीन आशेने घेतली आहे. परिणामी हे विद्यार्थी आता ताण न घेता वाचतात, लक्षपूर्वक आणि नव्या आत्मविश्वासाने अभ्यासात सहभाग घेत आहेत. हा केवळ नेत्र आरोग्याचा कार्यक्रम नाही तर ती महाराष्ट्राच्या भविष्याची गुंतवणूक आहे. स्वच्छ दृष्टीची हमी देऊन, आपण चांगल्या शिक्षणाचे, उच्च ध्येयांचे आणि उज्ज्वल भवितव्याचे दरवाजे उघडतो आहोत, असा विश्वास मुख्यमंत्री देवेंद्र फडणवीस यांनी यानिमित्ताने व्यक्त केला आहे. Follow Us On © Copyright Navarashtra 2025 All rights reserved.</w:t>
-      </w:r>
-    </w:p>
-    <w:p>
-      <w:pPr>
-        <w:pStyle w:val="Heading3"/>
-      </w:pPr>
-      <w:r>
-        <w:rPr/>
-        <w:t>Article 49</w:t>
-      </w:r>
-    </w:p>
-    <w:p>
-      <w:pPr>
-        <w:pStyle w:val="Normal"/>
-      </w:pPr>
-      <w:r>
-        <w:rPr/>
-        <w:t>Title: Farmers Loan Waiver: बावनकुळेंनंतर महायुती सरकारमधील 'या' मंत्र्याची कर्जमाफीबाबत मोठी अपडेट; म्हणाले,'CM फडणवीस लवकरच...'</w:t>
-      </w:r>
-    </w:p>
-    <w:p>
-      <w:pPr>
-        <w:pStyle w:val="Normal"/>
-      </w:pPr>
-      <w:r>
-        <w:rPr/>
-        <w:t xml:space="preserve">URL: </w:t>
-      </w:r>
-      <w:r>
-        <w:t xml:space="preserve"> https://sarkarnama.esakal.com/maharashtra/vidarbha/sanjay-rathod-update-farmer-loan-waiver-devendra-fadnavis-dk88</w:t>
-      </w:r>
-    </w:p>
-    <w:p>
-      <w:pPr>
-        <w:pStyle w:val="Normal"/>
-      </w:pPr>
-      <w:r>
-        <w:rPr/>
-        <w:t>Content: थोडक्यात बातमी: महायुती सरकारनं शेतकरी कर्जमाफीचं आश्वासन दिलं होतं, मात्र ८ महिने उलटूनही निर्णय प्रलंबित आहे. मंत्री संजय राठोड यांनी राज्य मंत्रिमंडळात कर्जमाफीवर चर्चा सुरू असल्याचं सांगितलं आणि मुख्यमंत्री देवेंद्र फडणवीस लवकरच घोषणा करतील असे संकेत दिले. शेतकऱ्यांची कर्जमाफीची मागणी तीव्र होत असून विरोधकांकडून सरकारवर सातत्याने दबाव टाकला जात आहे. Yavatmal News : महायुतीनं विधानसभा निवडणुकीआधी शेतकरी कर्जमाफीचं आश्वासन दिलं होतं.पण महायुतीचं सरकार येऊन आता आठ महिन्यांचा कालावधी लोटला आहे. मात्र,अद्याप कर्जमाफी (Loan Waiver Farmers) करण्याबाबत सरकारनं कोणताही मोठा निर्णय घेतलेला नाही.त्याचमुळे विरोधकांकडून सातत्यानं सरकारवर धारेवर धरले जाते. याचदरम्यान,काही दिवसांपूर्वी भाजप नेते आणि मंत्री चंद्रशेखर बावनकुळे यांनी कर्जमाफीविषयीचे संकेत दिले होते. आता एकनाथ शिंदेंच्या मंत्र्यांनं आता मोठं विधान केल्याचं समोर आलं आहे. After Chandrashekhar Bawankule, Minister Sanjay Rathod confirmed that Maharashtra CM Devendra Fadnavis will soon announce a major farmer loan waiver. Get the latest updates on MahaYuti government’s decision एकीकडे राज्यातील शेतकरी वर्गाचं सरकारच्या कर्जमाफीच्या घोषणेकडे लक्ष लागलेले असताना मृदा आणि जलसंधारण मंत्री संजय राठोड यांनी मोठं विधान केलं आहे.कर्जमाफीसंदर्भात राज्य मंत्रिमंडळात चर्चा सुरू असल्याची मोठी अपडेट दिली आहे. तसेच मुख्यमंत्री देवेंद्र फडणवीस हे लवकरच शेतकऱ्यांसाठी कर्जमाफीची घोषणा करणार असल्याचं राठोड यांनी म्हटलं आहे. माजी मुख्यमंत्री व हरितक्रांतीचे प्रणेते वसंतराव नाईक यांच्या 46 व्या स्मृतीदिनानिमित्त यवतमाळ जिल्ह्यातील पुसदमध्ये एका विशेष कार्यक्रमाचं आयोजन करण्यात आले होते.याच कार्यक्रमात मृद व जलसंधारण मंत्री संजय राठोड यांनी शेतकऱ्यांच्या कर्जमाफीबाबत मोठं विधान केलं आहे. मंत्री संजय राठोड म्हणाले,संकटग्रस्त शेतकऱ्यांना कर्जमाफी देण्यासंदर्भात राज्य मंत्रिमंडळात चर्चा सुरू असून मुख्यमंत्री देवेंद्र फडणवीस हे लवकरच शेतकऱ्यांसाठी कर्जमाफीची घोषणा करतील. महायुतीच्या जाहीरनाम्यात कर्जमाफीचा उल्लेख आहे.राज्याच्या प्रमुखांकडून लवकरच याबाबत घोषणा करण्यात येईल,असे संकेत राठोड यांनी या कार्यक्रमात दिले. या कार्यक्रमाला मुख्यमंत्री आणि कृषिमंत्री उपस्थित राहू शकले नाही याबद्दलही राठोड यांनी दिलगिरी व्यक्त केली. यावेळी हा कृषिसन्मान हा पुरस्कार नसून नव्या पिढीसाठी ठेवा असल्याचंही नमूद केलं होतं. मंत्री चंद्रशेखर बावनकुळे यांनी कर्जमाफीबाबत सूचक वक्तव्य केलं आहे. त्यामुळे शेतकऱ्यांच्या आशा पल्लवित झाल्या आहेत. यावेळी बावनकुळे यांनी सरसकट कर्जमाफी होणार नाही. फक्त गरजूंसाठी होईल, असं म्हणाले आहेत. तसेच फार्महाऊस आणि बंगले बांधणाऱ्यांना कर्जमाफी कशाला? असा सवालही चंद्रशेखर बावनकुळे यांनी केला आहे. यामुळे सरकार राज्यात गरीब शेतकऱ्यांसाठी सरकार कर्जमाफी करण्याच्या तयारीत असल्याचं बोललं जात आहेत. राज्यात गेल्या काही दिवसांपासून शेतकरी कर्जमाफीची चर्चा आहे. राज्यभरातील शेतकऱ्यांकडून कर्जमाफीची मागणी केली जात आहे. कर्जमाफीसाठी विरोधी पक्षांकडून सरकारला सातत्याने घेरलं जात आहे. माजी आमदार बच्चू कडू यांच्याकडून विविध शहरांमध्ये मोर्चा काढला जात आहे. विधिमंडळाच्या पावसाळी अधिवेशनातही विरोधकांनी महायुती सरकारला घेरताना कर्जमाफी कधी करणार? असा जाब विचारला होता. त्याला उत्तर सरकारनं कर्जमाफी करावी का आणि ती कशी करावी? याबाबतचा अभ्यास करण्यासाठी एक समिती नेमली असल्याची माहिती सभागृहात दिली होती. या समितीचा कर्जमाफीबाबतचा अहवाल आल्यानंतर सरकार कर्जमाफीबाबत अंतिम निर्णय घेईल,असंही सभागृहात सत्ताधारी पक्षाकडून सांगण्यात आलं होतं. प्रश्न 1: महायुती सरकारनं शेतकऱ्यांना काय आश्वासन दिलं होतं?👉 शेतकरी कर्जमाफीचं आश्वासन दिलं होतं. प्रश्न 2: मंत्री संजय राठोड यांनी काय विधान केलं?👉 कर्जमाफीवर मंत्रिमंडळात चर्चा सुरू असून लवकरच घोषणा होईल, असे ते म्हणाले. प्रश्न 3: विरोधक सरकारवर का टीका करत आहेत?👉 कारण आठ महिने झाले तरी कर्जमाफीचा निर्णय झालेला नाही. प्रश्न 4: कर्जमाफीसाठी सरकारनं काय पावले उचलली आहेत?👉 कर्जमाफीबाबत अभ्यास करण्यासाठी एक समिती नेमली आहे. सरकारनामाचे सदस्य व्हा शॉपिंगसाठी 'सकाळ प्राईम डील्स'च्या भन्नाट ऑफर्स पाहण्यासाठी क्लिक करा. Read Latest Marathi Political News, Breaking Political News from Maharashtra, India, Pune &amp; Mumbai at Sarkarnama. To Get Live Political Marathi News on Mobile, Download the Sarkarnama Mobile App for Android and IOS. सरकारनामा आता सर्व सोशल मीडिया प्लॅटफॉर्मवर. ताज्या राजकीय घडामोडींसाठी फेसबुक, ट्विटर, इन्स्टाग्राम, शेअर चॅट, टेलिग्रामवर आणि व्हॉट्सॲप आम्हाला फॉलो करा. तसेच, सरकारनामा यूट्यूब चॅनेलला आजच सबस्क्राइब करा. Follow Us Copyright © 2025 Sakal Media Group – All Rights Reserved Powered by Quintype वेबसाईटवर ब्राउझिंगचा अनुभव सर्वोत्तम असावा, यासाठी आम्ही कुकीजचा वापर करतो. कुकीजमुळे तुम्हाला तुमच्या आवडत्या मजकुराची शिफारस करता येते. आमचे गोपनीयता आणि कुकीजसंदर्भातील धोरण तुम्हाला मान्य आहे.</w:t>
-      </w:r>
-    </w:p>
-    <w:p>
-      <w:pPr>
-        <w:pStyle w:val="Heading3"/>
-      </w:pPr>
-      <w:r>
-        <w:rPr/>
-        <w:t>Article 50</w:t>
-      </w:r>
-    </w:p>
-    <w:p>
-      <w:pPr>
-        <w:pStyle w:val="Normal"/>
-      </w:pPr>
-      <w:r>
-        <w:rPr/>
-        <w:t>Title: काँग्रेस नेते बाळासाहेब थोरात यांना प्रवचनकारांकडून धमकी:सुप्रिया सुळे यांनी व्यक्त केला संताप; कठोर कारवाई करण्याची मागणी</w:t>
-      </w:r>
-    </w:p>
-    <w:p>
-      <w:pPr>
-        <w:pStyle w:val="Normal"/>
-      </w:pPr>
-      <w:r>
-        <w:rPr/>
-        <w:t xml:space="preserve">URL: </w:t>
-      </w:r>
-      <w:r>
-        <w:t xml:space="preserve"> https://divyamarathi.bhaskar.com/local/maharashtra/mumbai/news/balasaheb-thorat-threats-supriya-sule-demands-action-devendra-fadnavis-pravachankar-135709791.html</w:t>
-      </w:r>
-    </w:p>
-    <w:p>
-      <w:pPr>
-        <w:pStyle w:val="Normal"/>
-      </w:pPr>
-      <w:r>
-        <w:rPr/>
-        <w:t>Content: काँग्रेसचे ज्येष्ठ नेते तथा माजी मंत्री बाळासाहेब थोरात यांना प्रवचनकारांकडून धमकी दिल्याचा आरोप करण्यात आला आहे. या प्रकरणात राष्ट्रवादी काँग्रेस शरदचंद्र पवार पक्षाच्या खासदार सुप्रिया सुळे यांनी संताप व्यक्त केला आहे. राज्याचे गृहमंत्री देवेंद्र फ या संदर्भात सुळे यांनी एका पोस्टच्या माध्यमातून टीका केली आहे. सदर व्यक्ती व्हिडीओमध्ये महात्मा गांधी यांचा खून करणाऱ्या नथुराम गोडसे याचा उल्लेख 'नथुरामजी' असा करते. यावरुन त्याची मानसिकता विषद होत असल्याचा दावा देखील खासदार सुळे यांनी केला आहे. सांप्रदायाच्या आडून हिंसक विधाने करणे अतिशय दुर्दैवी असल्याचेही त्यांनी म्हटले आहे. सुप्रिया सुळे यांनी केलेली पोस्ट देखील पहा... काँग्रेसचे ज्येष्ठ नेते बाळासाहेब थोरात यांना एका व्यक्तीने व्हिडिओ करुन धमकी दिल्याची घटना समोर आली आहे. सदर व्यक्ती ही स्वतःला प्रवचनकार म्हणविते. कीर्तन, प्रवचन करणाऱ्या व्यक्ती या वारकरी सांप्रदायाच्या माध्यमातून मानवता, सद्भावना, प्रेम यांचा प्रसार करतात.लोकांचे प्रबोधन करतात. परंतु सांप्रदायाच्या आडून हिंसक विधाने करणे अतिशय दुर्दैवी आहे. सदर व्यक्ती व्हिडीओमध्ये महात्मा गांधी यांचा खून करणाऱ्या नथुराम गोडसे याचा उल्लेख 'नथुरामजी' असा करते. ही बाब त्या व्यक्तीची मानसिकता विषद करण्यास पुरेशी आहे. माझी राज्याच्या गृहमंत्री महोदयांना नम्र विनंती आहे की कृपया आपण याची गांभीर्याने नोंद घ्यावी आणि संबंधित व्यक्तीवर कठोरात कठोर कारवाई करण्याचे आदेश यंत्रणेला द्यावे. Copyright © 2024-25 DB Corp ltd., All Rights Reserved This website follows the DNPA Code of Ethics.</w:t>
-      </w:r>
-    </w:p>
-    <w:p>
-      <w:pPr>
-        <w:pStyle w:val="Heading3"/>
-      </w:pPr>
-      <w:r>
-        <w:rPr/>
-        <w:t>Article 51</w:t>
-      </w:r>
-    </w:p>
-    <w:p>
-      <w:pPr>
-        <w:pStyle w:val="Normal"/>
-      </w:pPr>
-      <w:r>
-        <w:rPr/>
-        <w:t>Title: मराठा सेनापति रघुजी भोंसले की 200 साल पुरानी तलवार पहुंची मुंबई, CM फडणवीस बोले- 'शौर्यगाथा का प्रतीक'</w:t>
-      </w:r>
-    </w:p>
-    <w:p>
-      <w:pPr>
-        <w:pStyle w:val="Normal"/>
-      </w:pPr>
-      <w:r>
-        <w:rPr/>
-        <w:t xml:space="preserve">URL: </w:t>
-      </w:r>
-      <w:r>
-        <w:t xml:space="preserve"> https://www.abplive.com/states/maharashtra/london-auction-historic-raghuji-bhosale-sword-brought-to-mumbai-devendra-fadnavis-says-indias-heritage-restored-2997814</w:t>
-      </w:r>
-    </w:p>
-    <w:p>
-      <w:pPr>
-        <w:pStyle w:val="Normal"/>
-      </w:pPr>
-      <w:r>
-        <w:rPr/>
-        <w:t>Content: महाराष्ट्र सरकार ने मराठा साम्राज्य के महान सेनापति रघुजी भोंसले प्रथम की मशहूर तलवार को लंदन की नीलामी से वापस लाकर एक ऐतिहासिक पहल की है. सोमवार सुबह यह तलवार मुंबई लाई गई. मुख्यमंत्री देवेंद्र फडणवीस ने इसे “भारत की विरासत को पुनर्स्थापित करने का प्रयास” बताया. सांस्कृतिक मामलों के मंत्री आशीष शेलार ने बताया कि तलवार को सुबह लगभग 10 बजे छत्रपति शिवाजी महाराज अंतरराष्ट्रीय हवाई अड्डे पर उतारा गया. इसके बाद कड़ी सुरक्षा के बीच इसे प्रभादेवी स्थित पी.एल. देशपांडे अकादमी में रखा गया. योजना थी कि तलवार को हवाई अड्डे से बाइक रैली निकालकर अकादमी तक लाया जाएगा, लेकिन भारी बारिश और ट्रैफिक जाम के कारण इस कार्यक्रम को रद्द करना पड़ा. तलवार की आगमन पर आयोजित कार्यक्रम को संबोधित करते हुए मुख्यमंत्री फडणवीस ने कहा कि यह सिर्फ एक हथियार नहीं, बल्कि मराठा साम्राज्य की शौर्यगाथा का प्रतीक है. उन्होंने कहा, “यह तलवार हमसे एक तरह से छीन ली गई थी, और अब फिर से महाराष्ट्र में लौट आई है. यह हमारी आने वाली पीढ़ियों को हमारे इतिहास और गौरव से जोड़ने का जरिया बनेगी.” फडणवीस ने यह भी याद दिलाया कि जब सरकार को नीलामी की जानकारी मिली, तो कितनी तेजी से कदम उठाया गया. उन्होंने प्रधानमंत्री नरेंद्र मोदी का भी जिक्र करते हुए कहा कि केंद्र सरकार ने भी कई ऐतिहासिक धरोहरें विदेशों से वापस लाने में अहम भूमिका निभाई है. नागपुर भोंसले राजवंश के संस्थापक और छत्रपति शाहू महाराज के शासनकाल में एक प्रमुख सेनापति रहे रघुजी भोंसले प्रथम की तलवार को इस साल की शुरुआत में लंदन की एक अंतरराष्ट्रीय नीलामी से खरीदा गया. महाराष्ट्र सरकार ने इसे 47.15 लाख रुपये में अधिग्रहित किया. इतिहासकार मानते हैं कि यह तलवार 1817 की सीताबुल्दी की लड़ाई के दौरान भारत से बाहर चली गई थी, जब ब्रिटिश ईस्ट इंडिया कंपनी ने नागपुर के भोंसले शासकों को पराजित किया था. मुख्यमंत्री ने इस तलवार को मराठा साम्राज्य की आन-बान-शान बताते हुए कहा कि यह सिर्फ महाराष्ट्र के लिए नहीं बल्कि पूरे भारत के लिए गौरव का क्षण है. उन्होंने कहा कि जिस तरह से राज्य ने अपनी धरोहर वापस पाई है, उसी तरह और भी ऐतिहासिक धरोहरें विदेशों से लाई जानी चाहिए. Source: IOCL We use cookies to improve your experience, analyze traffic, and personalize content. By clicking "Allow All Cookies", you agree to our use of cookies.</w:t>
-      </w:r>
-    </w:p>
-    <w:p>
-      <w:pPr>
-        <w:pStyle w:val="Heading3"/>
-      </w:pPr>
-      <w:r>
-        <w:rPr/>
-        <w:t>Article 52</w:t>
-      </w:r>
-    </w:p>
-    <w:p>
-      <w:pPr>
-        <w:pStyle w:val="Normal"/>
-      </w:pPr>
-      <w:r>
-        <w:rPr/>
-        <w:t>Title: इतिहासाची अमूल्य खुण भारतात! इतिहासाशी पुन्हा जोडणारा क्षण, मुख्यमंत्री फडणवीसांची भावनिक प्रतिक्रिया</w:t>
-      </w:r>
-    </w:p>
-    <w:p>
-      <w:pPr>
-        <w:pStyle w:val="Normal"/>
-      </w:pPr>
-      <w:r>
-        <w:rPr/>
-        <w:t xml:space="preserve">URL: </w:t>
-      </w:r>
-      <w:r>
-        <w:t xml:space="preserve"> https://www.esakal.com/maharashtra/chief-minister-devendra-fadnavis-statement-after-bringing-sword-of-raje-raghuji-bhosale-to-india-vru98</w:t>
-      </w:r>
-    </w:p>
-    <w:p>
-      <w:pPr>
-        <w:pStyle w:val="Normal"/>
-      </w:pPr>
-      <w:r>
-        <w:rPr/>
-        <w:t>Content: इतिहासाशी नवीन पिढीला जोडण्याची भूमिका श्रीमंत राजे रघुजी भोसले यांच्या ऐतिहासिक तलवारीने पार पाडली आहे. या तलवारीमुळे आपण इतिहासाशी जोडले गेलो आहे. नागपूरसह इतर ठिकाणी ही तलवार पोहोचेल आणि त्यामुळे आपल्या हिंदवी स्वराज्याचा विस्तार कसा झाला, हे नवीन पिढीपर्यंत पोहोचेल, असे प्रतिपादन मुख्यमंत्री देवेंद्र फडणवीस यांनी आज केले. Follow Us Copyright © 2025 - Sakal Media Pvt Ltd - All rights reserved. Powered by Quintype</w:t>
-      </w:r>
-    </w:p>
-    <w:p>
-      <w:pPr>
-        <w:pStyle w:val="Heading3"/>
-      </w:pPr>
-      <w:r>
-        <w:rPr/>
-        <w:t>Article 53</w:t>
-      </w:r>
-    </w:p>
-    <w:p>
-      <w:pPr>
-        <w:pStyle w:val="Normal"/>
-      </w:pPr>
-      <w:r>
-        <w:rPr/>
-        <w:t>Title: Mumbai Rain : मुंबईत संध्याकाळी समुद्राला भरती, पुढील 12 तास महत्त्वाचे, पावसाच्या थैमानानंतर मुख्यमंत्री देवेंद्र फडणवीस काय म्हणाले?</w:t>
-      </w:r>
-    </w:p>
-    <w:p>
-      <w:pPr>
-        <w:pStyle w:val="Normal"/>
-      </w:pPr>
-      <w:r>
-        <w:rPr/>
-        <w:t xml:space="preserve">URL: </w:t>
-      </w:r>
-      <w:r>
-        <w:t xml:space="preserve"> https://marathi.abplive.com/news/mumbai/devendra-fadnavis-on-mumbai-maharashtra-rain-today-visit-disaster-management-department-bmc-marathi-news-1377962</w:t>
-      </w:r>
-    </w:p>
-    <w:p>
-      <w:pPr>
-        <w:pStyle w:val="Normal"/>
-      </w:pPr>
-      <w:r>
-        <w:rPr/>
-        <w:t>Content: मुंबई : मुंबईत पुढील दोन दिवसात मोठा पाऊस होण्याची शक्यता असून लोकांनी काळजी घ्यावी असं आवाहन राज्याचे मुख्यमंत्री देवेंद्र फडणवीस यांनी केलं. समुद्राला संध्याकाळी साडे सहा वाजल्यानंतर भरती येणार आहे, त्यामुळे पुढील 12 तास अत्यंत महत्त्वाचे आहेत असंही मुख्यमंत्री म्हणाले. मुंबईतील पावसाचा आढावा घेण्यासाठी मुख्यमंत्री देवेंद्र फडणवीसांनी आपत्ती व्यवस्थापन विभागाला भेट दिली. तसेच राज्यातील सर्व जिल्हाधिकारी आणि विभागिय आयुक्तांशी चर्चा केली. मुख्यमंत्र्यांनी राज्यातील पाऊस आणि पूरपरिस्थितीचा आढावा घेतला. या या बैठकीला राज्यातील सर्व जिल्हाधिकारी आणि मुंबई महापालिका आयुक्त भूषण गगराणी उपस्थित होते. मुख्यमंत्री देवेंद्र फडणवीस म्हणाले की, "मुंबईत मागील 6 तासात 170 मिमी पाऊस झाला आहे. चेंबूरमध्ये 6 तासात सर्वाधिक 170 मिमी पाऊस झाला. 14 ठिकाणी वाहतूक धीम्या गतीनं होत आहे. पावसामुळे लोकल ट्रेन बंद झाल्या नाहीत, मात्र स्पीड कमी झाला आहे. ट्रेन लेट आहेत पण थांबल्या नाहीत." मुख्यमंत्री देवेंद्र फडणवीस म्हणाले की, "पुढील 10 ते 12 तास तीव्र पाऊस मुंबईत होऊ शकतो. दुपारी 4 नंतर लोकांना मंत्रालयातून जाण्याची परवानगी देत आहोत. संध्याकाळी 6.30 नंतर हायटाईड आहे. त्यामुळे लोकांनी देखील काळजी घ्यावी. मुंबईतील संभाव्य पावसाच्या धर्तीवर पालिकेनं देखील तयारी केली आहे. जे अलर्ट संध्याकाळी येतील त्या आधारे शाळेसंदर्भात निर्णय होईल." गेल्या दोन दिवसांपासून राज्यात अनेक ठिकाणी अतिवृष्टी आहे. राज्यात 15 ते 16 जिल्हे असे आहेत ज्यामधे रेड आणि ऑरेंज अलर्ट जाहीर करण्यात आला आहे. वशिष्टी, अंबा, कुंडलिका या सगळ्या नद्यांच्या पाणीपाताळीवर प्रशासनाची नजर आहे. नाशिकमधे रावेर तालुक्यात सगळ्यात जास्त नुकसान झालं आहे. अलमट्टी धरणाच्या पाणीपातळीवर नजर आहे. हिप्परगी धरणातून पाण्याचा विसर्ग करावा याची विनंती राज्य सरकारने कर्नाटक सरकारला केली आहे. पुणे विभागातील घाट सेक्शनला रेड अलर्ट आहे. संभाजीनगर विभागात बीड, लातूर, नांदेडमधे पूरपरिस्थिती संभावित आहे. नांदेड जिल्ह्यातील मुखेडमधील विक्रमाबादमधे 206 मिमी पाऊस आहे. एऩडीआरएफ, एसडीआरएफची टीम तिथे आहे. जवळपास एक लाख हेक्टर शेतीचं नुकसान झालं असून 200 गावं बाधित झाली आहेत. 🔸CM Devendra Fadnavis chaired a detailed review of excessive rainfall in Maharashtra at Mantralaya Control Room, Mumbai.🔸मुख्यमंत्री देवेंद्र फडणवीस यांच्या अध्यक्षतेखाली मंत्रालय नियंत्रण कक्षात महाराष्ट्रातील अतिवृष्टीसंदर्भात सविस्तर बैठक.🕑 2pm | 18-8-2025📍Mantralaya,… pic.twitter.com/jaQNp6VcY3 We use cookies to improve your experience, analyze traffic, and personalize content. By clicking "Allow All Cookies", you agree to our use of cookies.</w:t>
-      </w:r>
-    </w:p>
-    <w:p>
-      <w:pPr>
-        <w:pStyle w:val="Heading3"/>
-      </w:pPr>
-      <w:r>
-        <w:rPr/>
-        <w:t>Article 54</w:t>
-      </w:r>
-    </w:p>
-    <w:p>
-      <w:pPr>
-        <w:pStyle w:val="Normal"/>
-      </w:pPr>
-      <w:r>
-        <w:rPr/>
-        <w:t>Title: Devendra Fadnavis| मुख्यमंत्री देवेंद्र फडणवीस १९ रोजी पैठण तालुक्यात</w:t>
-      </w:r>
-    </w:p>
-    <w:p>
-      <w:pPr>
-        <w:pStyle w:val="Normal"/>
-      </w:pPr>
-      <w:r>
-        <w:rPr/>
-        <w:t xml:space="preserve">URL: </w:t>
-      </w:r>
-      <w:r>
-        <w:t xml:space="preserve"> https://pudhari.news/maharashtra/marathwada/chhatrapati-sambhajinagar/devendra-fadnavis-visit-paithan-taluka-19-august-ng81</w:t>
-      </w:r>
-    </w:p>
-    <w:p>
-      <w:pPr>
-        <w:pStyle w:val="Normal"/>
-      </w:pPr>
-      <w:r>
-        <w:rPr/>
-        <w:t>Content: Devendra Fadnvis | Chief Minister Devendra Fadnavis in Paithan taluka on 19th पैठण :- राज्याचे मुख्यमंत्री देवेंद्र फडवणीस हे उद्या मंगळवारी दि.१९ रोजी फारोळा ता. पैठण येथील जल शुद्धीकरण केंद्राला भेट देऊन उद्घाटन करणार असल्याने जिल्हा पोलीस यंत्रणाने सोमवार रोजी प्रभारी पोलीस अधीक्षक अन्नपूर्णा सिंह यांच्या उपस्थितीत आगाऊ सुरक्षा व्यवस्थेचा आढावा घेऊन तयारीला लागले आहे पण मुख्यमंत्री कुठं कुठं भेट देणार या चर्चेचा विषय तालुक्यात झाला आहे. राज्याचे मुख्यमंत्री देवेंद्र फडणवीस यांचा तातडीने पैठण तालुक्यातील फारोळा येथील जलशुद्धीकरण केंद्राच्या शुभारंभासाठी मंगळवारी दि.१९ रोजी सायंकाळी पाच वाजता दौऱ्यावर येणार आहेत. सोमवार रोजी जिल्हा पोलीस अधीक्षक डॉ. विनयकुमार राठोड यांच्या मार्गदर्शनाखाली प्रभारी पोलीस अधीक्षक अन्नपूर्णा सिंह, पैठण उपविभागीय पोलिस अधिकारी सुनील पाटील, सपोनि निलेश शेळके यांच्यासह गुप्तचर विभाग, वाहतूक शाखा, वैद्यकीय सेवा, सार्वजनिक बांधकाम, महावितरण विभाग या विविध पोलीस विभागातील अधिकारी कर्मचारी यांच्याकडून आगाऊ सुरक्षाव्यवस्थाचा आढावा घेतला. दरम्यान मुख्यमंत्री देवेंद्र फडणवीस हे पैठण तालुक्यात कुठे कुठे भेट देणार यासंदर्भात चर्चेचा विषय सुरू झालेला आहे. 'Pudhari' is excited to announce the relaunch of its Android and iOS apps. Stay updated with the latest news at your fingertips. Android and iOS Download now and stay updated, anytime, anywhere. Pudhari Publications Private Limited</w:t>
-      </w:r>
-    </w:p>
-    <w:p>
-      <w:pPr>
-        <w:pStyle w:val="Heading3"/>
-      </w:pPr>
-      <w:r>
-        <w:rPr/>
-        <w:t>Article 55</w:t>
-      </w:r>
-    </w:p>
-    <w:p>
-      <w:pPr>
-        <w:pStyle w:val="Normal"/>
-      </w:pPr>
-      <w:r>
-        <w:rPr/>
-        <w:t>Title: Maharashtra Politics : एकनाथ शिंदेंची कोण करतंय कोंडी? दिल्ली दौरे वाढण्यामागचं काय कारण?</w:t>
-      </w:r>
-    </w:p>
-    <w:p>
-      <w:pPr>
-        <w:pStyle w:val="Normal"/>
-      </w:pPr>
-      <w:r>
-        <w:rPr/>
-        <w:t xml:space="preserve">URL: </w:t>
-      </w:r>
-      <w:r>
-        <w:t xml:space="preserve"> https://www.loksatta.com/politics/maharashtra-politics-shiv-sena-eknath-shinde-bjp-devendra-fadnavis-conflict-before-bmc-election-sdp-92-5314661/</w:t>
-      </w:r>
-    </w:p>
-    <w:p>
-      <w:pPr>
-        <w:pStyle w:val="Normal"/>
-      </w:pPr>
-      <w:r>
-        <w:rPr/>
-        <w:t>Content: Why Eknath Shinde is Covering Distance Despite Frequent Visits to Delhi : महाराष्ट्राचे उपमुख्यमंत्री एकनाथ शिंदे यांचे राज्यातील भाजपा नेत्यांशी संबंध ताणले गेल्याची राजकीय वर्तुळात चर्चा आहे. काही दिवसांपासून शिंदे सातत्यानं दिल्ली दौरे करीत आहेत. मात्र, त्यांच्या या दौऱ्यांमुळे शिवसेनेची राजकीय प्रतिष्ठा कमी होत असल्याची दबक्या आवाजात चर्चा आहे. शिंदे दिल्लीला गेले की, पंतप्रधान नरेंद्र मोदी व केंद्रीय गृहमंत्री अमित शाह यांच्याबरोबरचे त्यांचे फोटो प्रसिद्ध होतात. त्यांच्या या भेटींकडे ‘दबावतंत्र’ म्हणून पाहिलं जात आहे. मात्र, शिंदे यांच्या या रणनीतीला राज्यातील भाजपाचे नेते जुमानत नसल्याचं दिसून येत आहे. ६ ऑगस्ट रोजी एकनाथ शिंदे आपल्या कुटुंबासहित दिल्लीला गेले आणि त्यांनी मोदी-शहांची भेट घेतली; पण त्यानंतर काही दिवसांतच शिंदे गटाची रायगड व नाशिकच्या पालकमंत्रिपदाची मागणी मुख्यमंत्री देवेंद्र फडणवीस यांनी फेटाळली. त्यामुळे नाराज होऊन शिंदे गटातील मंत्री भरत गोगावले आणि दादासाहेब भुसे यांनी स्वातंत्र्यदिन सोहळ्यांपासून दूर राहणे पसंत केले. रायगडमध्ये अजित पवार यांच्या राष्ट्रवादी काँग्रेस पक्षाच्या आमदार अदिती तटकरे यांनी, तर नाशिकमध्ये भाजपाचे गिरीश महाजन यांनी ध्वजारोहण केलं. विशेष बाब म्हणजे- पालकमंत्रिपदासाठी गोगावले स्वतः दिल्लीला गेले होते; पण त्यांना भाजपाच्या केंद्रीय नेतृत्वाची भेट मिळाली नाही. एकनाथ शिंदे हे स्वातंत्र्यदिनाच्या दिवशी काश्मीरमध्ये गेले होते. त्यांच्या या भूमिकेकडे अनेकांनी नाराजी म्हणून पाहिले. शिंदे यांनी अलीकडेच झालेल्या मंत्रिमंडळ बैठकीलासुद्धा हजेरी लावली नाही. आपल्या दिल्ली दौर्‍यांबाबत शिंदे म्हणाले– “संसदेचं पावसाळी अधिवेशन सुरू असल्यानं मी अनेकदा दिल्लीला गेलो. आमचा पक्ष भाजपाप्रणीत राष्ट्रीय लोकशाही आघाडीचा भाग असल्यानं विविध मुद्द्यांवर चर्चा करावी लागते. तसेच महाराष्ट्रातील काही प्रश्नांबाबतही भाजपाच्या केंद्रीय नेत्यांबरोबर चर्चा करण्याचा आमचा प्रयत्न असतो. आणखी वाचा : ठाकरे बंधुंची युती झाल्यास भाजपाला बसणार मोठा फटका? निवडणुकीतील आकडेवारी काय सांगते? भाजपाच्या एका ज्येष्ठ नेत्यानं मात्र एकनाथ शिंदे यांच्या या रणनीतीवर उघडपणे टीका केली. “जेव्हा शिवसेनेला डावललं जातंय, असं शिंदे यांना वाटतं, तेव्हा ते दिल्लीत जाऊन भाजपाच्या केंद्रीय नेतृत्वाची भेट घेऊन, स्वतःच्या अडचणी सोडवण्याचा प्रयत्न करतात,” असे ते म्हणाले. दुसरीकडे शिंदे गटाचे आमदार संजय शिरसाट यांनी मात्र सांगितलं की, एकनाथ शिंदे हे शिवसेना पक्षप्रमुख आणि राज्याचे उपमुख्यमंत्री असल्यानं त्यांचं दिल्ली दौऱ्यावर जाणं स्वाभाविकच आहे. दरम्यान, गेल्या वर्षी झालेल्या विधानसभा निवडणुकीत महायुतीला मोठं यश मिळालं. त्यानंतर मुख्यमंत्रिपदाची सूत्रं पुन्हा आपल्याच हातात येणार, अशी शिंदेंना अपेक्षा होती. त्यासाठी भाजपाला त्यांनी सत्ता आणून दिल्याचं ठोस कारणही सांगितलं; पण भाजपाच्या पक्षश्रेष्ठींनी त्यांची ही मागणी फेटाळून लावत देवेंद्र फडणवीस यांच्याकडे मुख्यमंत्रिपदाची जबाबदारी सोपवली. सरतेशेवटी उपमुख्यमंत्रिपदावर समाधान मानावं लागल्यानं शिंदे यांची नाराजी वाढली. त्यादरम्यान अजित पवार व देवेंद्र फडणवीस यांच्यात समीकरण जुळल्यानं शिंदेंच्या अस्वस्थतेत आणखीच भर पडल्याचं सांगितलं जातं. एकीकडे एकनाथ शिंदे दिल्लीचे दौरे करीत असताना दुसरीकडे मुख्यमंत्री फडणवीसही शांत बसले नाहीत. स्वातंत्र्य दिनानंतर लगेचच त्यांनी शिंदेंचा बालेकिल्ला असलेल्या ठाण्यात दहीहंडीच्या कार्यक्रमांना हजेरी लावली. भाजपाचे मंत्री गणेश नाईक यांनी तर ठाण्यात फक्त कमळ (भाजपाचे चिन्ह) दिसेल, असं जाहीरपणे सांगितलं. एकनाथ शिंदे यांच्यावर टीका करताना नाईक म्हणाले, “शिंदेंना मुख्यमंत्रिपद लॉटरी लागल्यासारखं मिळालं होतं. एखादी व्यक्ती पद कसं मिळवते आणि ते टिकवते कसं हे महत्त्वाचं आहे. शिंदे यांच्या बाबतीत ते शक्य झालं नाही.” भाजपाचे आमदार परिणय फुके यांनी तर आपण शिवसेनेचा बाप असल्याचं वादग्रस्त विधान केलं, ज्यामुळे शिंदेसमर्थक आक्रमक झाले आणि त्यांनी माफीनाम्याची मागणी केली. हेही वाचा : संविधानाच्या चौकटीबाहेर जाऊ नका; केंद्र सरकारचा सर्वोच्च न्यायालयाला इशारा, प्रकरण काय? कोकणातही शिंदे गट आणि भाजपा नेत्यांमध्ये वर्चस्वाची लढाई सुरू आहे. भाजपाचे मंत्री नितेश राणे आणि शिंदे गटाचे मंत्री उदय सामंत यांच्यात सिंधुदुर्ग व रत्नागिरी जिल्ह्याच्या नियंत्रणावरून वाद सुरू आहेत. या पार्श्वभूमीवर राष्ट्रवादीचे नेते म्हणतात की, अजित पवार हे शिंदे यांच्यापेक्षा मजबूत स्थितीत आहेत. कारण- त्यांनी आपल्या पक्षाच्या वाच्याळवीर मंत्र्यांवर शिस्तभंगाची कारवाई केली आहे. दुसरीकडे भाजपाच्या नेत्यांचं म्हणणं आहे की, एकनाथ शिंदे त्यांच्या पक्षातील वादग्रस्त नेत्यांवर कारवाई करण्याला घाबरतात. कारण- पक्षात मोठी बंडखोरी होऊ शकते, अशी भीती त्यांना आहे. शिवसेनेच्या मंत्र्यांना जाणूनबुजून लक्ष्य केलं जात असल्याचा आरोप शिंदे गटातील काही नेत्यांनी केला आहे. शिवसेनेच्या एका खासदारानं नाव न छापण्याच्या अटीवर सांगितलं की, फक्त शिवसेनेच्या मंत्र्यांवरच भ्रष्टाचाराचे आरोप का होतात? भाजपाच्या मंत्र्यांचे गैरप्रकार विरोधक का उघड करीत नाहीत? आमच्या पक्षातील मंत्र्यांना लक्ष्य करण्यासाठी महायुतीतील काही नेतेच विरोधकांना माहिती पुरवतात, असा आरोपही त्यांनी केला. दरम्यान, भाजपा व शिंदे यांच्या शिवसेनेतील सुरू असलेला हा कथित वाद नेमका कधी शमणार हे पाहणं महत्त्वाचं ठरणार आहे. Surya Mahadasha: ज्योतिषशास्त्रात सूर्यदेवाला वडील, मान-सन्मान, प्रतिष्ठा, आत्मविश्वास आणि सरकारी नोकरी, प्रशासन यांचे कारक मानले जाते. सूर्यदेव साधारणपणे ३० दिवसांनी एका राशीतून दुसऱ्या राशीत प्रवेश करतात. सिंह राशीवर सूर्यदेवाचे आधिपत्य असते. मेष राशीत सूर्यदेव उच्च असतात, तर तूळ राशीत नीच असतात.</w:t>
-      </w:r>
-    </w:p>
-    <w:p>
-      <w:pPr>
-        <w:pStyle w:val="Heading3"/>
-      </w:pPr>
-      <w:r>
-        <w:rPr/>
-        <w:t>Article 56</w:t>
-      </w:r>
-    </w:p>
-    <w:p>
-      <w:pPr>
-        <w:pStyle w:val="Normal"/>
-      </w:pPr>
-      <w:r>
-        <w:rPr/>
-        <w:t>Title: CM देवेंद्र फडणवीस लवकरच कर्जमाफीची घोषणा करतील; महायुतीच्या मंत्र्यांनी दिली माहिती</w:t>
-      </w:r>
-    </w:p>
-    <w:p>
-      <w:pPr>
-        <w:pStyle w:val="Normal"/>
-      </w:pPr>
-      <w:r>
-        <w:rPr/>
-        <w:t xml:space="preserve">URL: </w:t>
-      </w:r>
-      <w:r>
-        <w:t xml:space="preserve"> https://marathi.abplive.com/news/politics/cm-devendra-fadnavis-will-soon-announce-loan-waiver-farmers-mahayuti-ministers-sanjay-rathod-gave-information-yavatmal-1377983</w:t>
-      </w:r>
-    </w:p>
-    <w:p>
-      <w:pPr>
-        <w:pStyle w:val="Normal"/>
-      </w:pPr>
-      <w:r>
-        <w:rPr/>
-        <w:t>Content: यवतमाळ : राज्यात एकीकडे शेतकऱ्यांना कर्जमाफी (Farmer) कधी मिळणार असा सवाल उपस्थित होत असताना दुसरीकडे मुसळधार पावसामुळे शेतकऱ्यांचे अतोनात नुकसान झाल्याचे चित्र आहे. त्यामुळे, शेतकरी कर्जमाफीची मागणी जोर धरत असतानाच आता राज्यात ओला दुष्काळ जाहीर करण्याचीही मागणी केली जात आहे. दरम्यान, कर्जमाफीसंदर्भात मुख्यमंत्री लवकरच निर्णय घेतील, असे महसूलमंत्री चंद्रशेखर बावनकुळे यांनी म्हटले होते. तर, आमच्या जाहीरनाम्याप्रमाणे कर्जमाफी करू, असेही उपमुख्यमंत्री अजित पवारांनी सांगितले होते. आता, मुख्यमंत्री देवेंद्र फडणवीस (Devendra Fadnavis) लवकरच कर्जमाफीची घोषणा करतील, अशी माहिती महायुती सरकारमधील मंत्री संजय राठोड यांनी दिली आहे. हरितक्रांतीचे प्रणेते व माजी मुख्यमंत्री वसंतराव नाईक यांच्या 46 व्या स्मृतिदिनी यवतमाळच्या पुसद येथे राज्यातील प्रयोगशील 13 शेतकऱ्यांना वसंतराव नाईक कृषि प्रतिष्ठानच्या वतीने कृषी गौरव पुरस्कार देऊन सन्मानित करण्यात आले. यावेळी बोलताना संकटग्रस्त शेतकऱ्यांना कर्जमाफी देण्यासंदर्भात राज्य मंत्रिमंडळात चर्चा सुरू असून मुख्यमंत्री देवेंद्र फडणवीस हे लवकरच शेतकऱ्यांसाठी कर्जमाफीची घोषणा करतील, अशी माहिती पालकमंत्री संजय राठोड यांनी दिली. तर, पुसदच्या माळ पठारावरील दुष्काळग्रस्त 40 गावांना पाण्याची उपलब्धता निर्माण करून तेथील दुष्काळ कायमस्वरूपी दूर करू, असे वचन मृद व जलसंधारण मंत्री संजय राठोड व राज्यमंत्री इंद्रनील नाईक यांनी दिले. दरम्यान, राज्यातील शेतकऱ्यांचा सात बारा कोरा करा, अशी मागणी विरोधकांकडून सातत्याने होत आहे. त्याच पार्श्वभूमीवर प्रहार संघटनेचे संस्थापक बच्चू कडू यांनीही आंदोलन करत सरकारचे लक्ष वेधले होते. त्यामुळे, शासन स्तरावर शेतकरी कर्जमाफीसाठी प्रयत्न सुरू असल्याचे पाहायला मिळत आहे. त्यात, मंत्री संजय राठोड यांनी तसे सूतोवाचही केले आहे. मी शेतकरी पुत्र, माझा जन्म शेतकरी घरात झाला आहे. सकाळी उठलो तरी मला शेती दिसते, रात्री झोपायला गेल्यावर ही शेती दिसते. त्यामुळे शेतकऱ्यांच्या अडचणी मला माहित आहेत, असे म्हणत शेतकरी कर्जमाफीबाबत मुख्यमंत्री आणि दोन्ही उपमुख्यमंत्री योग्यवेळी निर्णय घेतील, असे नव्याने कृषि खात्याचा पदभार स्वीकारलेले कृषिमंत्री दत्तात्रय भरणे यांनी म्हटले होते. धाराशिव येथे शेती नुकसान पाहणीसाठी आले असता त्यांनी कर्जमाफीबाबत वक्तव्य केलं. एक शेतकरी म्हणून कर्जमाफीची गरज असल्याचे मत देखील त्यांनी व्यक्त केलं होतं. मुंबई ते मराठवाडा... जिकडे तिकडे पाणीच पाणी, धबधबा वाहिला तर कुठं अख्ख पीक पाण्यात, जीवघेणी कसरत We use cookies to improve your experience, analyze traffic, and personalize content. By clicking "Allow All Cookies", you agree to our use of cookies.</w:t>
-      </w:r>
-    </w:p>
-    <w:p>
-      <w:pPr>
-        <w:pStyle w:val="Heading3"/>
-      </w:pPr>
-      <w:r>
-        <w:rPr/>
-        <w:t>Article 57</w:t>
-      </w:r>
-    </w:p>
-    <w:p>
-      <w:pPr>
-        <w:pStyle w:val="Normal"/>
-      </w:pPr>
-      <w:r>
-        <w:rPr/>
-        <w:t>Title: CM Devendra Fadnavis : हिंदवी स्वराज्याचा इतिहास नवीन पिढीपर्यंत पोहोचेल; श्रीमंत राजे रघुजी भोसले यांच्या तलवारीचे स्वागत</w:t>
-      </w:r>
-    </w:p>
-    <w:p>
-      <w:pPr>
-        <w:pStyle w:val="Normal"/>
-      </w:pPr>
-      <w:r>
-        <w:rPr/>
-        <w:t xml:space="preserve">URL: </w:t>
-      </w:r>
-      <w:r>
-        <w:t xml:space="preserve"> https://www.esakal.com/mumbai/legacy-of-hindavi-swarajya-rajarshi-raghuji-bhosales-sword-welcomed-history-cm-devendra-fadnavis-pjp78</w:t>
-      </w:r>
-    </w:p>
-    <w:p>
-      <w:pPr>
-        <w:pStyle w:val="Normal"/>
-      </w:pPr>
-      <w:r>
-        <w:rPr/>
-        <w:t>Content: मुंबई - ‘इतिहासाशी नवीन पिढीला जोडण्याची भूमिका श्रीमंत राजे रघुजी भोसले यांच्या ऐतिहासिक तलवारीने पार पाडली आहे. या तलवारीमुळे आपण इतिहासाशी जोडले गेलो आहे. नागपूरसह इतर ठिकाणी ही तलवार पोहोचेल आणि त्यामुळे आपल्या हिंदवी स्वराज्याचा विस्तार कसा झाला, हे नवीन पिढीपर्यंत पोहोचेल,’ असे प्रतिपादन मुख्यमंत्री देवेंद्र फडणवीस यांनी सोमवारी केले. Follow Us Copyright © 2025 - Sakal Media Pvt Ltd - All rights reserved. Powered by Quintype</w:t>
-      </w:r>
-    </w:p>
-    <w:p>
-      <w:pPr>
-        <w:pStyle w:val="Heading3"/>
-      </w:pPr>
-      <w:r>
-        <w:rPr/>
-        <w:t>Article 58</w:t>
-      </w:r>
-    </w:p>
-    <w:p>
-      <w:pPr>
-        <w:pStyle w:val="Normal"/>
-      </w:pPr>
-      <w:r>
-        <w:rPr/>
-        <w:t>Title: Fadnavis government contractors payment: कंत्राटदारांचे पैसे फेडताना फडणवीस सरकारच्या नाकीनऊ: हातभर थकबाकी असताना मिळाले चिमूटभरच</w:t>
-      </w:r>
-    </w:p>
-    <w:p>
-      <w:pPr>
-        <w:pStyle w:val="Normal"/>
-      </w:pPr>
-      <w:r>
-        <w:rPr/>
-        <w:t xml:space="preserve">URL: </w:t>
-      </w:r>
-      <w:r>
-        <w:t xml:space="preserve"> https://sarkarnama.esakal.com/maharashtra/fadnavis-govt-struggles-to-pay-contractors-pending-dues-sw79</w:t>
-      </w:r>
-    </w:p>
-    <w:p>
-      <w:pPr>
-        <w:pStyle w:val="Normal"/>
-      </w:pPr>
-      <w:r>
-        <w:rPr/>
-        <w:t>Content: Mumbai News : राज्यात सध्या सुरू असलेल्या लाडकी बहीण योजनेमुळे अनेक विभागाचा निधी वळवला जात आहे. यावरून विविध मंत्र्यांनी थेट नाराजी बोलून दाखवली आहे. विरोधकांसह सत्ताधारी ही लाडकी बहिणीमुळे तिजोरीवर ताण येत असल्याचे बोलत आहेत. त्यातच आता लाडकी बहीण योजनेमुळे ठेकेदारांची देणी थकली असल्याचे बोलले जात असतानाच आता उपमुख्यमंत्री अजित पवार यांनी मोठी घोषणा केली आहे. राज्यातील कोणत्याही योजनेचा निधी इतरत्र वळविण्यात आला नाही. प्रत्येक घटकासाठी अर्थसंकल्पात विशेष तरतूद असते. त्यानुसारच निधीचे वितरण केले जाते. राज्यातील विकास कामासाठी राज्यातील कंत्राटदाराचे थकलेल्या बिलापोटी साडेचार हजार कोटींचा निधी अदा करण्यात आले असल्याचे उपमुख्यमंत्री अजित पवार (Ajit Pawar) यांनी सांगितले. राज्यातील कंत्राटदाराचे सुमारे 90 हजार कोटींची थकबाकी असताना साडेचार हजार कोटींचा निधी अदा करण्यात आले आहेत. त्यामुळे हातभर थकबाकी असताना मिळाले चिमूटभरच अशी परिस्थिती दिसत आहे. राज्यातील थकलेल्या रक्कमेचा आकडा एकीकडे दिवसागणीस वाढत आहे. राज्यातील कंत्राटदारांचे 90 हजार कोटींच्या वरती थकबाकी राज्य सरकरकडे आहे. ही थकबाकी मिळण्यासाठी कंत्राटदार आक्रमक झाले आहेत. विशेष म्हणजे या थकलेल्या रकमेच्या मागणीसाठी कंत्राटदारांनी सरकारविरोधात न्यायालयात जाण्याचा इशारा दिला होता. त्यासोबतच बिल्डर्स असोसिएशन ऑफ इंडिया या कंत्राटदार संघटनेने सरकारला कायदेशीर नोटीस बजावली आहे. त्यामुळे राज्यभरातील वातावरण चांगलेच तापले आहे. महायुती सरकारला ही देणी देण्यासाठी तारेवरची कसरत करावी लागत आहे. महायुती (Mahayuti) सरकारकडे राज्यातील कंत्राटदारांचे 90 हजार कोटीची थकबाकी थकली आहे. केवळ जलजीवन मिशनच नाही तर इतर विभागांतील ठेकेदारांची थकबाकी आहे. सध्या सरकारकडे सार्वजनिक बांधकाम विभागाचे 46 हजार कोटी, जलसंपदा विभागाचे 19 हजार 700 कोटी, जलजीवन मिशनचे 18 हजार कोटी, नगरविकास विभागाचे 17 हजार कोटी, ग्रामविकास विभागाचे 8 हजार कोटी आणि इतरही विभागांचे पैसे मोठ्या प्रमाणात थकले आहेत. त्यामुळे ही थकबाकी फेडायची कशी याची चिंता सतावत आहे. त्यातच जळगाव येथील एका कार्यक्र्मप्रसंगी बोलताना उपमुख्यमंत्री अजित पवार यांनी राज्यातील कंत्राटदाराचे थकलेल्या बिलापोटी साडेचार हजार कोटींचा निधी अदा करण्यात आले असल्याचे स्पष्ट केले आहे. राज्यातील कंत्राटदारांचे 90 हजार कोटीची थकबाकी असताना त्यापैकी केवळ साडेचार हजार कोटींचा निधी दिला आहे. त्यामुळे राज्यातील कंत्राटदारांचे पैसे फेडताना फडणवीस सरकारच्या नाकीनऊ येत असल्याचे दिसत आहे. त्यामुळे हातभर थकबाकी असताना मिळाले चिमूटभरच अशी परिस्थिती दिसत आहे. सरकारनामाचे सदस्य व्हा शॉपिंगसाठी 'सकाळ प्राईम डील्स'च्या भन्नाट ऑफर्स पाहण्यासाठी क्लिक करा. Read Latest Marathi Political News, Breaking Political News from Maharashtra, India, Pune &amp; Mumbai at Sarkarnama. To Get Live Political Marathi News on Mobile, Download the Sarkarnama Mobile App for Android and IOS. सरकारनामा आता सर्व सोशल मीडिया प्लॅटफॉर्मवर. ताज्या राजकीय घडामोडींसाठी फेसबुक, ट्विटर, इन्स्टाग्राम, शेअर चॅट, टेलिग्रामवर आणि व्हॉट्सॲप आम्हाला फॉलो करा. तसेच, सरकारनामा यूट्यूब चॅनेलला आजच सबस्क्राइब करा. Follow Us Copyright © 2025 Sakal Media Group – All Rights Reserved Powered by Quintype वेबसाईटवर ब्राउझिंगचा अनुभव सर्वोत्तम असावा, यासाठी आम्ही कुकीजचा वापर करतो. कुकीजमुळे तुम्हाला तुमच्या आवडत्या मजकुराची शिफारस करता येते. आमचे गोपनीयता आणि कुकीजसंदर्भातील धोरण तुम्हाला मान्य आहे.</w:t>
-      </w:r>
-    </w:p>
-    <w:p>
-      <w:pPr>
-        <w:pStyle w:val="Heading3"/>
-      </w:pPr>
-      <w:r>
-        <w:rPr/>
-        <w:t>Article 59</w:t>
-      </w:r>
-    </w:p>
-    <w:p>
-      <w:pPr>
-        <w:pStyle w:val="Normal"/>
-      </w:pPr>
-      <w:r>
-        <w:rPr/>
-        <w:t>Title: गौरवशाली इतिहासाशी नव्या पीढीला जोडण्याचं काम; रघुजीराजे भोसल्यांची ऐतिहासिक तलवारीचे प्रदर्शनावेळी मुख्यमंत्र्यांची भावना</w:t>
-      </w:r>
-    </w:p>
-    <w:p>
-      <w:pPr>
-        <w:pStyle w:val="Normal"/>
-      </w:pPr>
-      <w:r>
-        <w:rPr/>
-        <w:t xml:space="preserve">URL: </w:t>
-      </w:r>
-      <w:r>
-        <w:t xml:space="preserve"> https://marathi.abplive.com/news/mumbai/devendra-fadnavis-mumbai-exhibition-of-nagpur-raghuji-raje-bhosle-historical-sword-marathi-news-1378075</w:t>
-      </w:r>
-    </w:p>
-    <w:p>
-      <w:pPr>
-        <w:pStyle w:val="Normal"/>
-      </w:pPr>
-      <w:r>
-        <w:rPr/>
-        <w:t>Content: मुंबई : नागपूरच्या भोसले घराण्याचे संस्थापक राजे रघुजी भोसले यांची लंडनहून आणलेल्या ऐतिहासिक तलवारीच्या प्रदर्शनाचे उद्घाटन आणि लोकार्पणाचा कार्यक्रम मुख्यमंत्री देवेंद्र फडणवीस यांच्या हस्ते पार पडला. या माध्यमातून नवीन पीढीला आपल्यागौरवशाली इतिहासाशी जोडण्याचे कार्य सुरू असल्याची भावना मुख्यमंत्र्यांनी व्यक्त केली. मुंबईत झालेल्या या कार्यक्रमाला सांस्कृतिक मंत्री ॲड. आशिष शेलार, श्रीमंत राजे रघुजी भोसले यांचे वंशज श्रीमंत राजे मुधोजी भोसले उपस्थित होते. सेनासाहिबसुभा श्रीमंत राजे रघुजी भोसले यांच्या ऐतिहासिक तलवारीला महाराष्ट्रामध्ये आणून आपण आपल्या गौरवशाली इतिहासाशी नवीन पिढीला जोडण्याची भूमिका पार पाडली आहे. या तलवारीमुळे समाज इतिहासाशी अधिक घट्टपणे जोडला गेला आहे असं देवेंद्र फडणवीस म्हणाले. नागपूरसह राज्यातील विविध ठिकाणी या तलवारीचे प्रदर्शन होणार असून, त्यामुळे हिंदवी स्वराज्याचा विस्तार कसा झाला, हे नवीन पिढीपर्यंत पोहोचेल. नागपूरकर भोसले घराण्याचा समृद्ध इतिहास हा पराक्रमाचा इतिहास आहे. तो अधिकाधिक लोकांपर्यंत पोहोचवण्याची आवश्यकता असल्याचे, मुख्यमंत्री फडणवीस यांनी यावेळी नमूद केले. हिंदवी स्वराज्याचे प्रतीक असलेली सेनासाहिबसुभा श्रीमंत राजे रघुजी भोसले यांची ऐतिहासिक तलवार 'अशाप्रकारे' महाराष्ट्रात परत आली...हिंदवी स्वराज्य की प्रतीक रूपि सेनासाहिबसुभा श्रीमंत राजे रघुजी भोसले इनकी तलवार 'इस प्रकार' से महाराष्ट्र में वापस आयी...(श्रीमंत राजे रघुजी भोसले… pic.twitter.com/3Aa2a34C0R युनेस्को मान्यताप्राप्त 12 किल्ले, छत्रपती शिवाजी महाराज यांची वाघनखे अशा विविध ऐतिहासिक वारशांद्वारे आपण आपल्या इतिहासाशी पुन्हा जोडले जात आहोत. हा दैदिप्यमान इतिहास पुढील पिढ्यांपर्यंत पोहोचवण्याचे सांस्कृतिक विभागाचे हे प्रयत्न खरोखरच कौतुकास्पद आहेत. मराठा साम्राज्याच्या खुणा, वस्तू आणि वारसा परत मिळवण्याचे आपले प्रयत्न सातत्याने सुरू राहतील. पंतप्रधान नरेंद्र मोदी यांच्या नेतृत्वाखाली हजारो ऐतिहासिक वस्तू भारतात परत आणण्यात आल्या आहेत. त्याच धर्तीवर महाराष्ट्राचाही वारसा परत आणला जाईल, असा विश्वास मुख्यमंत्री फडणवीस यांनी याप्रसंगी व्यक्त केला. नव्या पिढीला आपल्या गौरवशाली इतिहासाशी जोडण्याचे कार्य सेनासाहिबसुभा श्रीमंत राजे रघुजी भोसले यांची तलवार करेल...नये पीढ़ी को अपने गौरवशाली इतिहास से जोड़ने का कार्य सेनासाहिबसुभा श्रीमंत राजे रघुजी भोसले इनकी तलवार करेगी।(श्रीमंत राजे रघुजी भोसले यांच्या ऐतिहासिक तलवारीचे… pic.twitter.com/XQcF50qWtF ही बातमी वाचा: We use cookies to improve your experience, analyze traffic, and personalize content. By clicking "Allow All Cookies", you agree to our use of cookies.</w:t>
-      </w:r>
-    </w:p>
-    <w:p>
-      <w:pPr>
-        <w:pStyle w:val="Heading3"/>
-      </w:pPr>
-      <w:r>
-        <w:rPr/>
-        <w:t>Article 60</w:t>
-      </w:r>
-    </w:p>
-    <w:p>
-      <w:pPr>
-        <w:pStyle w:val="Normal"/>
-      </w:pPr>
-      <w:r>
-        <w:rPr/>
-        <w:t>Title: पूरस्थितीचा सामना करण्यासाठी सरकारकडून सर्वतोपरी प्रयत्न, अतिवृष्टीचा धोका लक्षात घेऊन लोकांनी खबरदारी घ्यावी, मुख्यमंत्र्यांचं आवाहन - CHIEF MINISTER DEVENDRA FADNAVIS</w:t>
-      </w:r>
-    </w:p>
-    <w:p>
-      <w:pPr>
-        <w:pStyle w:val="Normal"/>
-      </w:pPr>
-      <w:r>
-        <w:rPr/>
-        <w:t xml:space="preserve">URL: </w:t>
-      </w:r>
-      <w:r>
-        <w:t xml:space="preserve"> https://www.etvbharat.com/mr/!state/maharashtra-government-is-making-every-effort-to-deal-with-the-flood-situation-the-chief-minister-appeals-to-people-to-be-careful-considering-the-risk-of-heavy-rains-maharashtra-news-mhs25081804221</w:t>
-      </w:r>
-    </w:p>
-    <w:p>
-      <w:pPr>
-        <w:pStyle w:val="Normal"/>
-      </w:pPr>
-      <w:r>
-        <w:rPr/>
-        <w:t>Content: महाराष्ट्र maharashtra ETV Bharat / state By ETV Bharat Marathi Team Published : August 18, 2025 at 4:53 PM IST Updated : August 18, 2025 at 5:08 PM IST मुंबई : गेल्या 24 तासांपासून राज्यातील अनेक जिल्ह्यात मुसळधार पाऊस पडतोय. 21 ऑगस्टपर्यंत अतिवृष्टीचा इशारा हवामान विभागानं दिलाय. दरम्यान, कोकण, मुंबईसह उपनगरात पहाटेपासून मुसळधार पाऊस पडतोय. त्यामुळं मुंबईत दुपारच्या सत्रातील शाळांना सुट्टी देण्यात आलीय. दुसरीकडे राज्यात मुसळधार पडत असलेल्या अतिवृष्टीचा आढावा मुख्यमंत्री देवेंद्र फडणवीस यांनी मंत्रालयातील आपत्कालीन व्यवस्थापन विभागात जाऊन पूरस्थितीचा आढावा घेतला. यावेळी "ज्या ठिकाणी अतिवृष्टी होतोय, तिथं सरकारी यंत्रणा तैनात करण्यात आलीय. पूरस्थितीचा सामना करण्यासाठी सरकारचे सर्वतोपरी प्रयत्न सुरू आहेत. राज्यात पुढील काही तासासाठी अतिवृष्टीचा इशारा हवामान विभागानं दिलाय. त्यामुळं अतिवृष्टीची गंभीरता लक्षात घेऊन नागरिकांनी काळजी घ्यावी," असं आवाहन मुख्यमंत्री देवेंद्र फडणवीस यांनी केलंय. 15-16 जिल्ह्यामध्ये रेड अलर्ट : दरम्यान, आपत्कालीन व्यवस्थापन कक्षातील आढावा घेतल्यानंतर मुख्यमंत्री देवेंद्र फडणवीस यांनी माध्यमांशी संवाद साधला. यावेळी ते बोलत होते. "राज्यात पुढील काही दिवस अतिवृष्टीचा इशारा देण्यात आलाय. महाराष्ट्रातील काही जिल्ह्यांमध्ये कालपासून मुसळधार पाऊस पडतोय. 15-16 जिल्ह्यामध्ये रेड अलर्ट तर काही ठिकाणी ऑरेंज अलर्ट दिलेला आहे. त्यामुळं राज्यातील अतिवृष्टीबाबत जिल्हाधिकारी यांच्याशी ऑनलाईन संवाद साधला. तसंच जी काही खबरदारी घ्यायची आहे, त्याबाबत सूचना दिल्या आहेत," असं मुख्यमंत्री देवेंद्र फडणवीस यांनी सांगितलं. तसंच, "जिथं अतिवृष्टीचा इशारा हवामान विभागानं दिलेला आहे, तिथं एनडीआरएफच्या टीम तैनात करण्यात आलेली आहे. वशिष्ठ नदीच्या पाणी पातळीवर नजर असणार आहे. जगबुडी आणि राज्यातील काही नद्यांनी धोक्याची पातळी ओलांडली आहे. तिथंही खबरदारी म्हणून आपत्कालीन व्यवस्थापनाचे टीम तैनात करण्यात आलीय," अशी माहिती मुख्यमंत्र्यांनी दिली. राज्यातील चार लाख पिकं अतिवृष्टीमुळं बाधित : पुढं बोलताना देवेंद्र फडणवीस यांनी सांगितलं की, "मुंबई आणि कोकणमध्ये रेड अलर्ट देण्यात आलाय. तसंच पुण्यामध्ये नदी आणि धरण साठ्यात समाधानकारक पाणी आहे. मात्र मागील दोन दिवसांत जळगाव जिल्ह्यात मुसळधार पाऊस पडतोय. जळगाव जिल्ह्यात मोठ्या प्रमाणात शेती पिकांचं आणि जनावारांचं नुकसान झालंय. अतिवृष्टीमुळं छत्रपती संभाजीनगरमध्ये 800 गाव बाधित झाली आहेत. एक हजार हेक्टर शेतीचं नुकसान झालेलं आहे. तिथं मदतकार्य सुरू आहे. तसंच राज्यातील एकूण चार लाख पिकं अतिवृष्टीमुळं बाधित झालेली आहेत. तिथंही सरकारी यंत्रणा तैनात करण्यात आलेली आहे. तिथले पंचनामे करुन नुकसान झालेल्या शेतकऱ्यांना शासनाकडून मदत देण्यात येईल," असं आश्वासन देखील मुख्यमंत्र्यांनी दिलंय. आवश्यकता असेल तरच लोकांनी घराबाहेर पडावं : "मुंबईत मागील काही वेळात 170 मिलीमीटर पाऊस पडला. मुंबईतील वाहतूक सुरळीत सुरू आहे. लोकल ट्रेनही सुरू आहेत. उशिरा सुरू आहेत पण कुठंही थांबल्या नाहीत. रस्त्यावरील वाहतुकही कुठं थांबलेली नाही. तसंच मुंबईत एकूण 14 भागात वॉटर लॉगिन झालेलं आहे. अनेक वॉटर पंपिंग बसवण्यात आलेत. त्यामुळं पाण्याचा निचरा होत आहे. सायंकाळी सहा-साडेसहा वाजता हायटाईड आहे, भरती आहे. त्यामुळं तीन साडेतीन मीटर उंच लाटेचा इशारा देण्यात आलेला आहे. यावेळी आवश्यकता असेल तरच लोकांनी घराबाहेर पडावं. मंत्रालयातील शासकीय कर्मचाऱ्यांना 4 नंतर घरी जाण्याची मुभा देण्यात आलीय. तसंच पावसामुळं आज शाळांना सुट्टी दिलेली आहे. पण उद्या शाळा सुरु ठेवायच्या की बंद ठेवायच्या याबाबत सायंकाळी निर्णय होईल. पावसाचा अलर्ट पाहून लोकांनी याबाबतची खबरदारी घ्यावी," असं आवाहन मुख्यमंत्री देवेंद्र फडणवीस यांनी केलंय. हेही वाचा : मुंबई : गेल्या 24 तासांपासून राज्यातील अनेक जिल्ह्यात मुसळधार पाऊस पडतोय. 21 ऑगस्टपर्यंत अतिवृष्टीचा इशारा हवामान विभागानं दिलाय. दरम्यान, कोकण, मुंबईसह उपनगरात पहाटेपासून मुसळधार पाऊस पडतोय. त्यामुळं मुंबईत दुपारच्या सत्रातील शाळांना सुट्टी देण्यात आलीय. दुसरीकडे राज्यात मुसळधार पडत असलेल्या अतिवृष्टीचा आढावा मुख्यमंत्री देवेंद्र फडणवीस यांनी मंत्रालयातील आपत्कालीन व्यवस्थापन विभागात जाऊन पूरस्थितीचा आढावा घेतला. यावेळी "ज्या ठिकाणी अतिवृष्टी होतोय, तिथं सरकारी यंत्रणा तैनात करण्यात आलीय. पूरस्थितीचा सामना करण्यासाठी सरकारचे सर्वतोपरी प्रयत्न सुरू आहेत. राज्यात पुढील काही तासासाठी अतिवृष्टीचा इशारा हवामान विभागानं दिलाय. त्यामुळं अतिवृष्टीची गंभीरता लक्षात घेऊन नागरिकांनी काळजी घ्यावी," असं आवाहन मुख्यमंत्री देवेंद्र फडणवीस यांनी केलंय.15-16 जिल्ह्यामध्ये रेड अलर्ट : दरम्यान, आपत्कालीन व्यवस्थापन कक्षातील आढावा घेतल्यानंतर मुख्यमंत्री देवेंद्र फडणवीस यांनी माध्यमांशी संवाद साधला. यावेळी ते बोलत होते. "राज्यात पुढील काही दिवस अतिवृष्टीचा इशारा देण्यात आलाय. महाराष्ट्रातील काही जिल्ह्यांमध्ये कालपासून मुसळधार पाऊस पडतोय. 15-16 जिल्ह्यामध्ये रेड अलर्ट तर काही ठिकाणी ऑरेंज अलर्ट दिलेला आहे. त्यामुळं राज्यातील अतिवृष्टीबाबत जिल्हाधिकारी यांच्याशी ऑनलाईन संवाद साधला. तसंच जी काही खबरदारी घ्यायची आहे, त्याबाबत सूचना दिल्या आहेत," असं मुख्यमंत्री देवेंद्र फडणवीस यांनी सांगितलं. तसंच, "जिथं अतिवृष्टीचा इशारा हवामान विभागानं दिलेला आहे, तिथं एनडीआरएफच्या टीम तैनात करण्यात आलेली आहे. वशिष्ठ नदीच्या पाणी पातळीवर नजर असणार आहे. जगबुडी आणि राज्यातील काही नद्यांनी धोक्याची पातळी ओलांडली आहे. तिथंही खबरदारी म्हणून आपत्कालीन व्यवस्थापनाचे टीम तैनात करण्यात आलीय," अशी माहिती मुख्यमंत्र्यांनी दिली. मुख्यमंत्री देवेंद्र फडणवीस यांची प्रतिक्रिया (ETV Bharat Reporter)राज्यातील चार लाख पिकं अतिवृष्टीमुळं बाधित : पुढं बोलताना देवेंद्र फडणवीस यांनी सांगितलं की, "मुंबई आणि कोकणमध्ये रेड अलर्ट देण्यात आलाय. तसंच पुण्यामध्ये नदी आणि धरण साठ्यात समाधानकारक पाणी आहे. मात्र मागील दोन दिवसांत जळगाव जिल्ह्यात मुसळधार पाऊस पडतोय. जळगाव जिल्ह्यात मोठ्या प्रमाणात शेती पिकांचं आणि जनावारांचं नुकसान झालंय. अतिवृष्टीमुळं छत्रपती संभाजीनगरमध्ये 800 गाव बाधित झाली आहेत. एक हजार हेक्टर शेतीचं नुकसान झालेलं आहे. तिथं मदतकार्य सुरू आहे. तसंच राज्यातील एकूण चार लाख पिकं अतिवृष्टीमुळं बाधित झालेली आहेत. तिथंही सरकारी यंत्रणा तैनात करण्यात आलेली आहे. तिथले पंचनामे करुन नुकसान झालेल्या शेतकऱ्यांना शासनाकडून मदत देण्यात येईल," असं आश्वासन देखील मुख्यमंत्र्यांनी दिलंय.आवश्यकता असेल तरच लोकांनी घराबाहेर पडावं : "मुंबईत मागील काही वेळात 170 मिलीमीटर पाऊस पडला. मुंबईतील वाहतूक सुरळीत सुरू आहे. लोकल ट्रेनही सुरू आहेत. उशिरा सुरू आहेत पण कुठंही थांबल्या नाहीत. रस्त्यावरील वाहतुकही कुठं थांबलेली नाही. तसंच मुंबईत एकूण 14 भागात वॉटर लॉगिन झालेलं आहे. अनेक वॉटर पंपिंग बसवण्यात आलेत. त्यामुळं पाण्याचा निचरा होत आहे. सायंकाळी सहा-साडेसहा वाजता हायटाईड आहे, भरती आहे. त्यामुळं तीन साडेतीन मीटर उंच लाटेचा इशारा देण्यात आलेला आहे. यावेळी आवश्यकता असेल तरच लोकांनी घराबाहेर पडावं. मंत्रालयातील शासकीय कर्मचाऱ्यांना 4 नंतर घरी जाण्याची मुभा देण्यात आलीय. तसंच पावसामुळं आज शाळांना सुट्टी दिलेली आहे. पण उद्या शाळा सुरु ठेवायच्या की बंद ठेवायच्या याबाबत सायंकाळी निर्णय होईल. पावसाचा अलर्ट पाहून लोकांनी याबाबतची खबरदारी घ्यावी," असं आवाहन मुख्यमंत्री देवेंद्र फडणवीस यांनी केलंय. हेही वाचा :मुखेड तालुक्यात ढगफुटी सदृश्य पाऊस; लेंडी धरणाचं पाणी शिरलं गावात, एसडीआरएफ पथकाकडून मदत कार्य सुरूनाशिकला मोकाट कुत्र्यांचा विळखा, 6 महिन्यात 7 हजार जणांना घेतला चावा, तत्काळ बंदोबस्त करण्याची मागणीमुंबईत सकाळपासून मुसळधार पाऊस, दुपारच्या सर्व शाळांसह महाविद्यालयांना सुट्टी जाहीर मुंबई : गेल्या 24 तासांपासून राज्यातील अनेक जिल्ह्यात मुसळधार पाऊस पडतोय. 21 ऑगस्टपर्यंत अतिवृष्टीचा इशारा हवामान विभागानं दिलाय. दरम्यान, कोकण, मुंबईसह उपनगरात पहाटेपासून मुसळधार पाऊस पडतोय. त्यामुळं मुंबईत दुपारच्या सत्रातील शाळांना सुट्टी देण्यात आलीय. दुसरीकडे राज्यात मुसळधार पडत असलेल्या अतिवृष्टीचा आढावा मुख्यमंत्री देवेंद्र फडणवीस यांनी मंत्रालयातील आपत्कालीन व्यवस्थापन विभागात जाऊन पूरस्थितीचा आढावा घेतला. यावेळी "ज्या ठिकाणी अतिवृष्टी होतोय, तिथं सरकारी यंत्रणा तैनात करण्यात आलीय. पूरस्थितीचा सामना करण्यासाठी सरकारचे सर्वतोपरी प्रयत्न सुरू आहेत. राज्यात पुढील काही तासासाठी अतिवृष्टीचा इशारा हवामान विभागानं दिलाय. त्यामुळं अतिवृष्टीची गंभीरता लक्षात घेऊन नागरिकांनी काळजी घ्यावी," असं आवाहन मुख्यमंत्री देवेंद्र फडणवीस यांनी केलंय. 15-16 जिल्ह्यामध्ये रेड अलर्ट : दरम्यान, आपत्कालीन व्यवस्थापन कक्षातील आढावा घेतल्यानंतर मुख्यमंत्री देवेंद्र फडणवीस यांनी माध्यमांशी संवाद साधला. यावेळी ते बोलत होते. "राज्यात पुढील काही दिवस अतिवृष्टीचा इशारा देण्यात आलाय. महाराष्ट्रातील काही जिल्ह्यांमध्ये कालपासून मुसळधार पाऊस पडतोय. 15-16 जिल्ह्यामध्ये रेड अलर्ट तर काही ठिकाणी ऑरेंज अलर्ट दिलेला आहे. त्यामुळं राज्यातील अतिवृष्टीबाबत जिल्हाधिकारी यांच्याशी ऑनलाईन संवाद साधला. तसंच जी काही खबरदारी घ्यायची आहे, त्याबाबत सूचना दिल्या आहेत," असं मुख्यमंत्री देवेंद्र फडणवीस यांनी सांगितलं. तसंच, "जिथं अतिवृष्टीचा इशारा हवामान विभागानं दिलेला आहे, तिथं एनडीआरएफच्या टीम तैनात करण्यात आलेली आहे. वशिष्ठ नदीच्या पाणी पातळीवर नजर असणार आहे. जगबुडी आणि राज्यातील काही नद्यांनी धोक्याची पातळी ओलांडली आहे. तिथंही खबरदारी म्हणून आपत्कालीन व्यवस्थापनाचे टीम तैनात करण्यात आलीय," अशी माहिती मुख्यमंत्र्यांनी दिली. राज्यातील चार लाख पिकं अतिवृष्टीमुळं बाधित : पुढं बोलताना देवेंद्र फडणवीस यांनी सांगितलं की, "मुंबई आणि कोकणमध्ये रेड अलर्ट देण्यात आलाय. तसंच पुण्यामध्ये नदी आणि धरण साठ्यात समाधानकारक पाणी आहे. मात्र मागील दोन दिवसांत जळगाव जिल्ह्यात मुसळधार पाऊस पडतोय. जळगाव जिल्ह्यात मोठ्या प्रमाणात शेती पिकांचं आणि जनावारांचं नुकसान झालंय. अतिवृष्टीमुळं छत्रपती संभाजीनगरमध्ये 800 गाव बाधित झाली आहेत. एक हजार हेक्टर शेतीचं नुकसान झालेलं आहे. तिथं मदतकार्य सुरू आहे. तसंच राज्यातील एकूण चार लाख पिकं अतिवृष्टीमुळं बाधित झालेली आहेत. तिथंही सरकारी यंत्रणा तैनात करण्यात आलेली आहे. तिथले पंचनामे करुन नुकसान झालेल्या शेतकऱ्यांना शासनाकडून मदत देण्यात येईल," असं आश्वासन देखील मुख्यमंत्र्यांनी दिलंय. आवश्यकता असेल तरच लोकांनी घराबाहेर पडावं : "मुंबईत मागील काही वेळात 170 मिलीमीटर पाऊस पडला. मुंबईतील वाहतूक सुरळीत सुरू आहे. लोकल ट्रेनही सुरू आहेत. उशिरा सुरू आहेत पण कुठंही थांबल्या नाहीत. रस्त्यावरील वाहतुकही कुठं थांबलेली नाही. तसंच मुंबईत एकूण 14 भागात वॉटर लॉगिन झालेलं आहे. अनेक वॉटर पंपिंग बसवण्यात आलेत. त्यामुळं पाण्याचा निचरा होत आहे. सायंकाळी सहा-साडेसहा वाजता हायटाईड आहे, भरती आहे. त्यामुळं तीन साडेतीन मीटर उंच लाटेचा इशारा देण्यात आलेला आहे. यावेळी आवश्यकता असेल तरच लोकांनी घराबाहेर पडावं. मंत्रालयातील शासकीय कर्मचाऱ्यांना 4 नंतर घरी जाण्याची मुभा देण्यात आलीय. तसंच पावसामुळं आज शाळांना सुट्टी दिलेली आहे. पण उद्या शाळा सुरु ठेवायच्या की बंद ठेवायच्या याबाबत सायंकाळी निर्णय होईल. पावसाचा अलर्ट पाहून लोकांनी याबाबतची खबरदारी घ्यावी," असं आवाहन मुख्यमंत्री देवेंद्र फडणवीस यांनी केलंय. हेही वाचा : For All Latest Updates TAGGED: "महाराष्ट्रात त्रिदेवाचे सरकार, ब्रह्मा-विष्णू-महेशाचं सरकार", रुपाली चाकणकरांकडून देवाची उपमा "कालचा फक्त ट्रेलर होता, अजून पिक्चर बाकी आहे", नितेश राणे यांचा इशारा 'विश्वविजेत्या' ऑस्ट्रेलियाची घरातच जिरवली; आफ्रिकेनं दुसरा सामना जिंकत सलग पाचव्यांदा जिंकली मालिका काळजीपासून व्यापारापर्यंत सरोगसीच्या कायदेशीर आणि नैतिक गैरवापर उपाय करण्याची गरज पारंपरिक इंधनावरील बेकऱ्या हरित इंधनावर करणं अनिवार्य, मुदतवाढ देण्यास हायकोर्टाचा नकार Kawasaki KLX230R S 2026 भारतात 1.94 लाखात लॉंच फॅटी लिव्हरच्या समस्येनं त्रस्त आहात? आहारात समावेश करा 'ही' फळ होंडाची नवीन इलेक्ट्रिक मोटरसायकल 2 सप्टेंबरला होणार सादर पावसाळ्यातील आजारांपासून मुलांचा बचाव कसा करायचा? फॉलो करा या टिप्स Copyright © 2025 Ushodaya Enterprises Pvt. Ltd., All Rights Reserved.</w:t>
-      </w:r>
-    </w:p>
-    <w:p>
-      <w:pPr>
-        <w:pStyle w:val="Heading3"/>
-      </w:pPr>
-      <w:r>
-        <w:rPr/>
-        <w:t>Article 61</w:t>
-      </w:r>
-    </w:p>
-    <w:p>
-      <w:pPr>
-        <w:pStyle w:val="Normal"/>
-      </w:pPr>
-      <w:r>
-        <w:rPr/>
-        <w:t>Title: मराठ्यांच्या इतिहासाची साक्षीदार; श्रीमंत राजे रघुजी भोसलेंच्या ऐतिहासिक तलवारीचं लोकार्पण, पाहा खास PHOTO</w:t>
-      </w:r>
-    </w:p>
-    <w:p>
-      <w:pPr>
-        <w:pStyle w:val="Normal"/>
-      </w:pPr>
-      <w:r>
-        <w:rPr/>
-        <w:t xml:space="preserve">URL: </w:t>
-      </w:r>
-      <w:r>
-        <w:t xml:space="preserve"> https://marathi.indiatimes.com/photogallery/news/raghuji-bhosale-sword-inauguration-in-mumbai-by-cm-devendra-fadnavis/photoshow/123367923.cms</w:t>
-      </w:r>
-    </w:p>
-    <w:p>
-      <w:pPr>
-        <w:pStyle w:val="Normal"/>
-      </w:pPr>
-      <w:r>
-        <w:rPr/>
-        <w:t>Content: मराठ्यांच्या ऐतिहासिक पराक्रमाची साक्षीदार असलेली श्रीमंत राजे रघुजी भोसले यांच्या तलवारीचं आज मुंबईत लोकार्पण झालं. मुख्यमंत्री देवेंद्र फडणवीस आणि सांस्कृतिक मंत्री आशिष शेलार यांच्या हस्ते या तलवारीचं लोकार्पण करण्यात आलं. रघुजी भोसले यांची तलवार मुंबईत प्रदर्शनासाठी ठेवण्यात आली आहे. ही तलवार पु. ल. देशपांडे अकादमी येथे प्रदर्शनासाठी ठेवण्यात आली आहे. त्यामुळे सर्वसामान्य नागरिकालाही ही तलवार पाहण्याचं भाग्य मिळणार आहे. राज्य सरकारने राजे रघुजी भोसले यांची तलवार लंडन येथून आणली आहे. राज्य सरकारने नुकतीच ही तलावर लंडनमध्ये लिलावात जिंकली होती. त्यानंतर राज्याचे सांस्कृतिक मंत्री आशिष शेलार यांच्याकडे ही तलवार सुपूर्द करण्यात आली होती. यानंतर शेलारांनी मराठा साम्राज्याची ही ऐतिहासिक ठेव महाराष्ट्रात आणली. मुंबई विमानतळावर छत्रपती शिवाजी महाराज यांच्या पुतळ्याला अभिवादन करुन ही तलवार चित्ररथावर विराजमान करुन बाईक रॅलीसह पु. ल. अकादमी येथे आणण्यात आली. यानंतर पु. ल. अकादमी इथे मुख्यमंत्र्यांच्या हस्ते या तलवारीचं उद्घाटन आणि लोकार्पण करण्यात आलं. मुख्यमंत्री देवेंद्र फडणवीस यांच्या हस्ते पु. ल. देशपांडे कला अकादमी येथे श्रीमंत राजे रघुजी भोसले यांच्या तलवारीचं लोकार्पण करण्यात आलं. यावेळचा हा खास क्षण. "मराठा साम्राज्याची आणि हिंदवी स्वराज्याची प्रतिक असलेली ही तलवार, जी आपल्याकडे एकप्रकारे लुटूनच नेण्यात आली होती ती आज पुन्हा एकदा महाराष्ट्रात परत आलेली आहे. ही खरोखर आपल्या सगळ्यांकरता अतिशय गर्वाची गोष्ट आहे", अशी भावना यावेळी मुख्यमंत्री देवेंद्र फडणवीस यांनी व्यक्त केली. श्रीमंत राजे रघुजी भोसले यांची ही तलवार पु. ल. देशपांडे कला अकादमीच्या कला दालनात 19 ते 25 ऑगस्ट या काळात सकाळी 11 ते संध्याकाळी 7 या वेळेत पाहता येणार आहे. सर्वसामान्य नागरीक विनामुल्य ही तलवार पाहू शकणार आहेत.</w:t>
-      </w:r>
-    </w:p>
-    <w:p>
-      <w:pPr>
-        <w:pStyle w:val="Heading3"/>
-      </w:pPr>
-      <w:r>
-        <w:rPr/>
-        <w:t>Article 62</w:t>
-      </w:r>
-    </w:p>
-    <w:p>
-      <w:pPr>
-        <w:pStyle w:val="Normal"/>
-      </w:pPr>
-      <w:r>
-        <w:rPr/>
-        <w:t>Title: पुण्यात मुसळधार पाऊस पडतोय, आम्हाला वर्क फ्रॉम होम द्या! थेट मुख्यमंत्र्यांकडे आयटी कर्मचाऱ्यांची मागणी</w:t>
-      </w:r>
-    </w:p>
-    <w:p>
-      <w:pPr>
-        <w:pStyle w:val="Normal"/>
-      </w:pPr>
-      <w:r>
-        <w:rPr/>
-        <w:t xml:space="preserve">URL: </w:t>
-      </w:r>
-      <w:r>
-        <w:t xml:space="preserve"> https://www.loksatta.com/pune/it-company-employees-demand-work-from-home-due-to-heavy-rain-appeals-cm-devendra-fadnavis-pune-print-news-css-98-5314597/</w:t>
-      </w:r>
-    </w:p>
-    <w:p>
-      <w:pPr>
-        <w:pStyle w:val="Normal"/>
-      </w:pPr>
-      <w:r>
-        <w:rPr/>
-        <w:t>Content: पुणे : पुण्यात पुढील काही दिवस मुसळधार पावसाचा अंदाज हवामान विभागाने वर्तविला आहे. शहरातील रस्त्यांची खराब अवस्था आणि पाणी तुंबणे यामुळे वाहतूक कोंडीत आणखी वाढ होण्याची शक्यता आहे. या पार्श्वभूमीवर हिंजवडीसह इतर आयटी पार्कच्या परिसरातील कर्मचाऱ्यांना ‘वर्क फ्रॉम होम’ची जाहीर करावे, अशी मागणी आयटी कर्मचाऱ्यांनी केली आहे. फोरम फोर आयटी एम्प्लॉईज या संघटनेने ही मागणी केली आहे. संघटनेचे अध्यक्ष पवनजीत माने यांनी म्हटले आहे की, बहुतांश आयटी कंपन्या आधीपासूनच संमिश्र पद्धतीने कामकाज करीत आहेत. त्यामुळे काही दिवस घरून काम दिल्यास कामकाजावर परिणाम होणार नाही. उलट कर्मचारी खड्डेमय रस्ते तुंबलेले पाणी आणि वाहतूक कोंडी यात अडकून पडणार नाहीत. पुण्यातील सध्याची रस्त्यांची खराब अवस्था पाहता घरून काम करण्याची मुभा देणे आवश्यक बनले आहे. शहर परिसरात अनेक भुयारी मार्गांमध्ये मोठ्या प्रमाणात पावसाचे पाणी साचते. याचबरोबर अनेक रस्त्यावर पाणी तुंबण्याची समस्या निर्माण होते. रस्त्यांवर मोठे खड्डे पडले असून पावसामुळे ते दिसून न आल्याने अपघात होण्याचा मोठा धोका निर्माण होतो. या पार्श्वभूमीवर वर्क फ्रॉम होम देण्याची आवश्यकता आहे, अशी मागणी मुख्यमंत्री देवेंद्र फडणवीस आणि जिल्हाधिकारी जितेंद्र डूडी यांच्याकडे फोरमने केली आहे. दरम्यान, मान्सूनपूर्व पावसातच मे महिन्यात आयटी पार्कमधील वाहतूक समस्या बिकट बनली होती. दररोज संध्याकाळी काही किलोमीटरच्या वाहनांच्या रांगा लागत असल्याचे चित्र होते. त्यामुळे आता या पावसाळ्यात माहिती तंत्रज्ञान कर्मचाऱ्यांसाठी ‘वर्क फ्रॉम होम’ म्हणजेच घरून काम करण्याची सक्ती सरकारने करावी, अशी मागणी करण्यात आली होती. गेल्या काही वर्षांत आयटी पार्कमधील कंपन्यांची आणि पर्यायाने वाहनांची संख्या मोठ्या प्रमाणात वाढली. याच वेळी रस्त्यांचे रुंदीकरण आणि पर्यायी मार्ग तयार करण्याकडे दुर्लक्ष झाले. वाहतूक कोंडीच्या समस्येवर वारंवार आरडाओरडा होऊ लागल्याने अखेर महाराष्ट्र औद्योगिक विकास महामंडळाने (एमआयडीसी) आयटी पार्कमधील उड्डाणपुलासह पर्यायी रस्त्यांच्या ६५० कोटी रुपयांच्या प्रकल्पांचे नियोजन केले. मात्र, गेल्या सहा महिन्यांपासून नियोजनापलीकडे या प्रकल्पांवर प्रत्यक्ष काम सुरु झालेले नाही. स्वानंदी बेर्डे, दिवंगत अभिनेते लक्ष्मीकांत बेर्डे यांची लेक, हिने व्यवसाय क्षेत्रात पदार्पण केले आहे. तिने 'कांतप्रिया' नावाचा ज्वेलरी ब्रँड सुरू केला आहे. या ब्रँडचे नाव तिच्या आईवडिलांच्या नावांवरून ठेवले आहे. स्वानंदीने सोशल मीडियावर ही आनंदाची बातमी शेअर केली असून, तिच्या नव्या व्यवसायासाठी चाहत्यांनी आणि कलाकारांनी तिला शुभेच्छा दिल्या आहेत.</w:t>
-      </w:r>
-    </w:p>
-    <w:p>
-      <w:pPr>
-        <w:pStyle w:val="Heading3"/>
-      </w:pPr>
-      <w:r>
-        <w:rPr/>
-        <w:t>Article 63</w:t>
-      </w:r>
-    </w:p>
-    <w:p>
-      <w:pPr>
-        <w:pStyle w:val="Normal"/>
-      </w:pPr>
-      <w:r>
-        <w:rPr/>
-        <w:t>Title: Mumbai Rain Update : समुद्रातून येतंय मुंबईवर मोठं संकट, पुढच्या 12 तासांत तुफान पाऊस, फडणवीस काय म्हणाले?</w:t>
-      </w:r>
-    </w:p>
-    <w:p>
-      <w:pPr>
-        <w:pStyle w:val="Normal"/>
-      </w:pPr>
-      <w:r>
-        <w:rPr/>
-        <w:t xml:space="preserve">URL: </w:t>
-      </w:r>
-      <w:r>
-        <w:t xml:space="preserve"> https://www.tv9marathi.com/maharashtra/mumbai-rain-alert-cm-devendra-fadnavis-said-mumbai-have-red-alert-school-holiday-declared-know-detail-information-in-marathi-1472488.html</w:t>
-      </w:r>
-    </w:p>
-    <w:p>
-      <w:pPr>
-        <w:pStyle w:val="Normal"/>
-      </w:pPr>
-      <w:r>
-        <w:rPr/>
-        <w:t>Content: By signing in or creating an account, you agree with Associated Broadcasting Company's Terms &amp; Conditions and Privacy Policy. Mumbai Rain Alert : संपूर्ण महाराष्ट्राला मुसळधार पावसाने अक्षरश: झोडपून काढले आहे. मराठवाडा, विदर्भ, पश्चिम महाराष्ट्र, कोकण अशा सर्वच भागांत पावसाने जोर धरला आहे. विशेष म्हणजे आगामी काही दिवसांत पाऊस कायम राहणार असून नागरिकांना काळजी घेण्याचे आवाहन करण्यात आले आहे. मुंबईत तर स्थिती यापेक्षाही भयंकर आहे. मुंबईत जागोजागी रस्ते पाण्याने तुंबले आहेत. दरम्यान, याच मुंबईच्या पावसासंदर्भात मुख्यमंत्री देवेंद्र फडणवीस यांनी महत्त्वाची माहिती दिली आहे. आगामी काही तास मुंबईत पावसाचा जोर वाढणार असल्याचे त्यांनी सांगितले. देवेंद्र फडणवीस आज माध्यम प्रतिनिधींशी बोलत होते. यावेळी त्यांनी राज्यभरात पावसाची स्थिती कशी आहे? याची माहिती दिली. तसेच मुसळधार पावसामुळे होणारे नुकसान आणि त्यासाठी राज्य सरकारची तयारी याबाबतही त्यांनी सविस्तर सांगितले. यावेळी बोलताना त्यांनी मुंबईच्या पावसावरही भाष्य केले. मुंबईचा विचार करायचा झाल्यास आज सकाळी सहा वाजेपूर्वीच्या 48 तासांत जवळपास 200 एमएम पाऊस पडला. आणि आज सकाळपासून सहा ते आठ तासांत तब्बल 170 एमएम पाऊस पडला आहे. म्हणजेच मुंबईत प्रचंड पाऊस पडला आहे, अशी माहिती फडणवीस यांनी दिली. चेंबूर भागात सर्वाधिक म्हणजेच 177 एमएम पाऊस पाडलेला आहे. यावेळी पावसाचा विशेष जोर हा शहरभाग आणि पूर्वी उपनगरात दिसतो आहे. एकूण 14 ठिकाणी पाणी तुंबलेले आहे. यापैकी 2 ठिकाणचे ट्रॅफिक थांबवण्यात आले आहे. बाकीच्या ठिकाणचे ट्रॅफिक चालू आहे. संपूर्ण मुंबईत ट्रॅफिक स्लो झालेले आहे, असेही यावेळी फडणवीस यांनी सांगितले. आज मुंबईला रेड अलर्ट देण्यात आला आहे. याबाबत बोलताना, कुठेही लोकल पूर्णपणे बंद झालेल्या नाहीत. काही गोष्टींमुळे लोकलचा वेग कमी झालेला आहे. लोकल लेट चालू आहेत. डॉप्लरने आलेल्या माहितीनुसार पुढच्या 10 ते 12 तास पावसाचा तीव्र जोर असण्याची शक्यता आहे. मुंबईला रेड अलर्ट मिळालेला आहे. हीच बाब लक्षात घेता दुपारच्या सत्रांत शाळांना आपण सुट्टी दिलेली आहे. मंत्रालयातही दुपारी चार वाजेनंतर लोकांना निघून जाण्याची परवानगी आपण देत आहोत, अशी माहिती फडणवीस यांनी दिली. आज संध्याकाळी सहा-साडेसहानंतर समुद्रात किमान तीन मीटरच्या लाटा असतील. उद्या चार मीटरपर्यंत लाटा उसळण्याची शक्यता आहे. त्यामुळे सध्या भरतीचा काळ आहे. या काळात मोठ्या प्रमाणात पाऊस असेल. त्यामुळे समुद्राची आणि नाल्यांची पातळी सारखी असेल. आपल्याला मोठ्या प्रमाणात पाणी पंपिंग करावे लागेल. याची व्यवस्था मुंबई पालिकेने तयार केली आहे. लोकांनी काळजी घ्यावी. लाटा पाहण्याच्या मोहापाई लोक अडचणीत येतात, असे म्हण त्यांनी नागरिकांनी योग्य काळजी घ्यावी असे आवाहन केले. तसेच, आज संध्याकाळी डॉप्लर तसेच इतर माध्यमातून जे अलर्ट येतील त्याचा अभ्यास करून शाळांना सुट्टी द्यायची की नाही याचा निर्णय घेतला जाईल, असेही त्यांनी सांगितले.</w:t>
-      </w:r>
-    </w:p>
-    <w:p>
-      <w:pPr>
-        <w:pStyle w:val="Heading3"/>
-      </w:pPr>
-      <w:r>
-        <w:rPr/>
-        <w:t>Article 64</w:t>
-      </w:r>
-    </w:p>
-    <w:p>
-      <w:pPr>
-        <w:pStyle w:val="Normal"/>
-      </w:pPr>
-      <w:r>
-        <w:rPr/>
-        <w:t>Title: CM Devendra Fadnavis: राज्यातील चार लाख हेक्टर क्षेत्रावरील पिकांना फटका; पिकांचे पंचनामे करण्याचे आदेश</w:t>
-      </w:r>
-    </w:p>
-    <w:p>
-      <w:pPr>
-        <w:pStyle w:val="Normal"/>
-      </w:pPr>
-      <w:r>
-        <w:rPr/>
-        <w:t xml:space="preserve">URL: </w:t>
-      </w:r>
-      <w:r>
-        <w:t xml:space="preserve"> https://deshdoot.com/crops-affected-on-four-lakh-hectares-of-land-in-the-state-orders-to-conduct-crop-surveys/</w:t>
-      </w:r>
-    </w:p>
-    <w:p>
-      <w:pPr>
-        <w:pStyle w:val="Normal"/>
-      </w:pPr>
-      <w:r>
-        <w:rPr/>
-        <w:t>Content: मुंबई | प्रतिनिधीमुंबईसह राज्याच्या विविध भागात सुरू असलेल्या मुसळधार पावसाचा मोठा फटका शेतकऱ्यांना बसला आहे. या पावसामुळे जवळपास चार लाख हेक्टर क्षेत्रातील पिके बाधित झाली असून पिकांच्या नुकसानीचे पंचनामे करण्याचे आदेश देण्यात आले आहेत. राज्यात १८ ते २१ ऑगस्ट दरम्यान विविध भागात पुन्हा अतिवृष्टी होण्याची शक्यता वर्तविण्यात आली असून १५ ते १६ जिल्ह्यात रेड ॲलर्ट तर काही जिल्ह्यात ऑरेंज ॲलर्ट देण्यात आला आहे. मुख्यमंत्री देवेंद्र फडणवीस यांनी सोमवारी मंत्रालयातील राज्य आपत्ती व्यवस्थापन कक्षात संपूर्ण राज्यातील पावसाच्या स्थितीचा आढावा घेतला. त्यानंतर प्रसार माध्यमांच्या प्रतिनिधींशी बोलताना फडणवीस यांनी अतिवृष्टीमुळे झालेल्या नुकसानीची माहिती दिली. अतवृष्टीच्या पार्श्वभूमीवर राज्य सरकारने विविध उपाययोजना केल्या आहेत. नांदेड विभागात त२०६ मिमी इतका ढगफुटीसदृश पाऊस झाला असून तिथे एनडीआरएफ,एसडीआरएफसोबत आता सैन्यदलाला देखील मदतीसाठी पाचारण करण्यात आले आहे. मुंबईत सोमवारी सकाळी ६ नंतरच्या सहा तासात १७० मिमी पाऊस झाला. मुंबईत मंगळवारी चार मीटरपर्यंतच्या लाटा उसळणार आहेत. त्यामुळे मुंबईकरांनी काळजी घ्यावी. तसेच राज्यातील ज्या भागात रेड ॲलर्ट जाहीर करण्यात आला आहे, तेथील नागरिकांनी आवश्यकता असेल तरच घराबाहेर पडावे, असे आवाहन फडणवीस यांनी यावेळी केले. राज्यात छत्रपती संभाजीनगर विभागात बीड,लातूर आणि नांदेड जिल्ह्यात मोठ्या प्रमाणात पूरस्थिती आहे. पुढचे तीन दिवस बीड,लातूर,नांदेडमध्ये पूरस्थिती संभावित आहे. मुखेड भागात २०६ मिमी पाऊस झाला असून पाच लोक बेपत्ता आहेत. तसेच १५० पेक्षा जास्त जनावरे मृत अथवा वाहून गेली आहेत. छत्रपती संभाजीनगर मधील तीन जिल्ह्यांचा विचार केला तर ८०० गावे बाधित असून एक लाख हेक्टर शेतीचे नुकसान झाले आहे, असे फडणवीस यांनी सांगितले. कोकणात जगबुडी,अंबा,कुंडलिका या नद्या इशारा पातळीपर्यंत पोहोचल्या आहेत. वशिष्ठीमुळे चिपळूणमध्ये पूर असल्याने त्यावरही लक्ष आहे. कोल्हापूर,सातारा घाट विभागात रेड ॲलर्ट आहे. पुणे जिल्ह्यातील सर्व धरणात चांगले पाणी आहे. पण कुठलेच धरण इशारा पातळीपर्यंत नाही. अलमट्टीचा धोका कोल्हापूरला होण्याची शक्यता असल्याने कर्नाटक सरकारसोबत वरिष्ठ स्तरावरून चर्चा सुरू असल्याचे मुख्यमंत्री म्हणाले. नुकसानभरपाईचे अधिकार जिल्हाधिकाऱ्यांनाघरांचे नुकसान, माणसे, जनारांचे मृत्यू याबाबत नुकसान भरपाईचे अधिकार हे जिल्हाधिकाऱ्यांना देण्यात आले आहेत. त्यासाठीचा निधीही उपलब्ध करून देण्यात आला आहे. घरांचे नुकसान झालेल्यांना तात्पुरते निवारे उभारण्याचे आणि तेथील लोकांना जेवण आणि पिण्याचे स्वच्छ पाणी पुरविण्याचे आदेश देण्यात आल्याचेही देवेंद्र फडणवीस यांनी सांगितले. मुंबईतील मेट्रो सेवा सुरळीतमुंबईला बसलेल्या पावसाच्या तडाख्याने लोकल सेवेवर परिणाम झाला. काही ठिकाणी लोकल उशीराने धावत होत्या. मात्र लोकल सेवा कुठेही ठप्प पडलेली नाही. मेट्रो सेवा मात्र सुरळीत होती, ही समाधानाची बाब आहे. मुंबईकरांना भविष्यात मेट्रोच्या रुपाने सुकर प्रवास मिळणार आहे हे यातून दिसून आल्याचे फडणवीस म्हणाले. देशदूतच्या व्हाट्सॲप ग्रुपला जॉईन होण्यासाठी लिंकवर क्लिक करा</w:t>
-      </w:r>
-    </w:p>
-    <w:p>
-      <w:pPr>
-        <w:pStyle w:val="Heading3"/>
-      </w:pPr>
-      <w:r>
-        <w:rPr/>
-        <w:t>Article 65</w:t>
-      </w:r>
-    </w:p>
-    <w:p>
-      <w:pPr>
-        <w:pStyle w:val="Normal"/>
-      </w:pPr>
-      <w:r>
-        <w:rPr/>
-        <w:t>Title: महाराष्ट्र में मौसम बरपा रहा कहर: नांदेड़ में फटा बादल, बारिश के चलते 15 से 16 जिलो में अलर्ट, CM फडणवीस ने फसलों से लेकर लोकल ट्रेनों के बारे में दिया ये बड़ा अपडेट</w:t>
-      </w:r>
-    </w:p>
-    <w:p>
-      <w:pPr>
-        <w:pStyle w:val="Normal"/>
-      </w:pPr>
-      <w:r>
-        <w:rPr/>
-        <w:t xml:space="preserve">URL: </w:t>
-      </w:r>
-      <w:r>
-        <w:t xml:space="preserve"> https://www.bhaskarhindi.com/politics/devendra-fadnavis-cloudburst-nanded-maharashtra-news-maharashtra-1174025</w:t>
-      </w:r>
-    </w:p>
-    <w:p>
-      <w:pPr>
-        <w:pStyle w:val="Normal"/>
-      </w:pPr>
-      <w:r>
-        <w:rPr/>
-        <w:t>Content: Download App from डिजिटल डेस्क, मुंबई। महाराष्ट्र के नांदेड़ में सोमवार को बादल फटने की घटना सामने आई है। इस घटना को लेकर मुख्यमंत्री देवेंद्र फडणवीस ने मीडिया से चर्चा की। इस दौरान उन्होंने बताया कि नांदेड़ के तालुका में बादल फटने की घटना हुई है। मौके पर NDRF और SDRF की मदद ली जा रही हैं। उन्होंने कहा कि कुछ जगहों पर फसलों को भी काफी नुकसान हुआ है। नदियों के जलस्तर पर विशेष ध्यान दिया जा रहा है। 1 लाख हेक्टर से ज्यादा फसलों को नुकसान पहुंचा। 200 से ज्यादा गांव बाढ़ की चपेट में हैं। उन्होंने बताया कि मुंबई के कुछ जगहों पर 170 mm से ज्यादा बारिश हुई। सीएम ने कहा कि लोकल ट्रेनें बंद नहीं हुईं लेकिन उनकी गति धीमी हो गई। नांदेड में बादल फटने के बाद रेस्क्यू अभियान जारी इस संबंध में महाराष्ट्र के इमरजेंसी मैनेंजमेंट मिनिस्टर गिरीश महाजन ने बताया कि बीते 24 घंटे से राज्य में बारिश हो रही है। 4-5 लोग नहीं मिल रहे हैं। छानबीन जारी है। वो भी मिल जाएंगे। कुछ जिलों में रेड अलर्ट है। कही ऑरेंज अलर्ट भी है। नांदेड़ में ज्यादा बारिश हुई है। गांव पानी से घिरे हैं और रेस्क्यू जारी है। एक जगह सेना को भी लगाया गया है। मुख्यमंत्री ने कहा कि राज्य के अलग-अलग हिस्सों में भारी बारिश के संदर्भ में कंट्रोल रूम से संवाद साधा गया। 18 से 21 अगस्त के बीच और अधिक बारिश होने की संभावना है। अंबा-जगबुडी नदी चेतावनी स्तर तक पहुंच गई है। वशिष्टी नदी पर भी कड़ी नजर रखी जा रही है। तापी और हतनूर में अधिक पानी आने से रावेर क्षेत्र में पानी घुस गया है। जलगांव सबसे अधिक प्रभावित जिला है। यह भी पढ़े -दिल्ली लाल किले पर सिख सरपंच के साथ दुर्व्यवहार, भाजपा नेता ने ज्वाइंट कमिश्नर से की शिकायत सीएम देवेंद्र फडणवीस ने कही ये बात Created On : 18 Aug 2025 5:32 PM IST</w:t>
-      </w:r>
-    </w:p>
-    <w:p>
-      <w:pPr>
-        <w:pStyle w:val="Heading3"/>
-      </w:pPr>
-      <w:r>
-        <w:rPr/>
-        <w:t>Article 66</w:t>
-      </w:r>
-    </w:p>
-    <w:p>
-      <w:pPr>
-        <w:pStyle w:val="Normal"/>
-      </w:pPr>
-      <w:r>
-        <w:rPr/>
-        <w:t>Title: Devendra Fadnavis : नांदेड जिल्ह्यातील अतिवृष्टीवर मुख्यमंत्र्यांची नजर, प्रशासनाला सूचना</w:t>
-      </w:r>
-    </w:p>
-    <w:p>
-      <w:pPr>
-        <w:pStyle w:val="Normal"/>
-      </w:pPr>
-      <w:r>
-        <w:rPr/>
-        <w:t xml:space="preserve">URL: </w:t>
-      </w:r>
-      <w:r>
-        <w:t xml:space="preserve"> https://www.marathi.hindusthanpost.com/politics/devendra-fadnavis-chief-ministers-eye-on-heavy-rains-in-nanded-district-instructions-to-the-administration/</w:t>
-      </w:r>
-    </w:p>
-    <w:p>
-      <w:pPr>
-        <w:pStyle w:val="Normal"/>
-      </w:pPr>
-      <w:r>
-        <w:rPr/>
-        <w:t>Content: Devendra Fadnavis : नांदेड जिल्ह्यातील अतिवृष्टीवर मुख्यमंत्र्यांची नजर, प्रशासनाला सूचना राज्यात (Devendra Fadnavis) सर्वत्र मुसळधार पाऊस पडत आहे. त्यामुळे राज्यातील जनजीवन विस्कळीत झालं आहे. अनेक ठिकाणी पूरस्थिती निर्माण झाली आहे. शेतीचे आणि पशुधनाचेही मोठे नुकसान झाले आहे. पुढील काही दिवस पावसाचा जोर कायम राहणार आहे. राज्याचे मुख्यमंत्री देवेंद्र फडणवीस (Devendra Fadnavis) यांनी या पावसाबाबत माहिती दिली आहे. नांदेड जिल्ह्यातील मुखेड तालुक्यात अतिवृष्टीने लेंडी धरणाच्या पाणी पातळीत मोठी वाढ झाली आहे. शिवाय लातूर, उदगीर आणि कर्नाटकातून मोठ्या प्रमाणात पाणी येत आहे. काल येथे झालेला पाऊस सुमारे 206 मि.मी. इतका होता. त्यामुळे रावनगाव, भासवाडी, भिंगेली, हासनाळ येथील जनजीवन प्रभावित झाले… — Devendra Fadnavis (@Dev_Fadnavis) August 18, 2025 नांदेड जिल्ह्यातील अतिवृष्टीचा मुख्यमंत्र्यांनी (Devendra Fadnavis) आढावा घेतला आहे. यासंदर्भात एक्स पोस्ट करत त्यांनी सांगितले, “नांदेड जिल्ह्यातील मुखेड तालुक्यात अतिवृष्टीने लेंडी धरणाच्या पाणी पातळीत मोठी वाढ झाली आहे. शिवाय लातूर, उदगीर आणि कर्नाटकातून मोठ्या प्रमाणात पाणी येत आहे. काल येथे झालेला पाऊस सुमारे 206 मि.मी. इतका होता. त्यामुळे रावनगाव, भासवाडी, भिंगेली, हासनाळ येथील जनजीवन प्रभावित झाले आहे.” (Devendra Fadnavis) A Helping Hand for Tiny Hands!@MatungaPS ensured school children reach safety after their bus was stranded in a waterlogged area under the King’s Circle bridge. The team swiftly rescued the children, along with staff members and the bus driver, brought them to the police… pic.twitter.com/KLoDKyDDFV — मुंबई पोलीस – Mumbai Police (@MumbaiPolice) August 18, 2025 “रावनगाव येथे 225 नागरिक पुराच्या पाण्यात अडकले असून, त्यापैकी अत्यंत प्रतिकूल असलेल्या ठिकाणाहून नागरिकांना बाहेर काढण्यात आले आहे. उर्वरित नागरिकांना सुरक्षित स्थळी हलविण्याचे प्रयत्न सुरु आहेत. हसनाळ येथे 8 नागरिकांना बाहेर काढण्यात आले आहे. भासवाडी येथे 20 नागरिक अडकले असून, ते सुरक्षित आहेत. भिंगेली येथे 40 नागरिक अडकले असून, ते सुरक्षित आहेत. 5 नागरिक बेपत्ता असून, त्यांचा शोध घेतला जात आहे. ” (Devendra Fadnavis) 🔸CM Devendra Fadnavis chaired a detailed review of excessive rainfall in Maharashtra at Mantralaya Control Room, Mumbai. 🔸मुख्यमंत्री देवेंद्र फडणवीस यांच्या अध्यक्षतेखाली मंत्रालय नियंत्रण कक्षात महाराष्ट्रातील अतिवृष्टीसंदर्भात सविस्तर बैठक. 🕑 2pm | 18-8-2025📍Mantralaya,… pic.twitter.com/jaQNp6VcY3 — CMO Maharashtra (@CMOMaharashtra) August 18, 2025 “मी स्वत: नांदेड जिल्हाधिकार्‍यांशी सातत्याने संपर्कात असून, नांदेड, लातूर आणि बिदर असे तिन्ही जिल्हाधिकारी एकमेकांशी संपर्कात राहून बचाव कार्य करीत आहेत. एनडीआरएफची 1 चमू, एक लष्करी पथक आणि पोलिसांची चमू समन्वयातून बचाव कार्य करीत आहेत. छत्रपती संभाजीनगर येथून सैन्याची एक तुकडी सुद्धा रवाना झाली आहे. स्थानिक प्रशासनाला सातत्याने प्रभावित भागात राहून समन्वय साधण्यास सांगण्यात आले आहे.” अशी माहिती मुख्यमंत्री फडणवीसांनी दिली आहे. (Devendra Fadnavis) हेही पहा- Check your inbox or spam folder to confirm your subscription. © Hindusthan Post All Rights Reserved</w:t>
-      </w:r>
-    </w:p>
-    <w:p>
-      <w:pPr>
-        <w:pStyle w:val="Heading3"/>
-      </w:pPr>
-      <w:r>
-        <w:rPr/>
-        <w:t>Article 67</w:t>
-      </w:r>
-    </w:p>
-    <w:p>
-      <w:pPr>
-        <w:pStyle w:val="Normal"/>
-      </w:pPr>
-      <w:r>
-        <w:rPr/>
-        <w:t>Title: मुंबईसह महाराष्ट्रात मुसळधार:मुंबई व उपनगरांत सगळीकडे पाणीच पाणी; अनेक जिल्ह्यांत रेड अलर्ट, पुणे ते मुंबई दरम्यानच्या ट्रेन रद्द</w:t>
-      </w:r>
-    </w:p>
-    <w:p>
-      <w:pPr>
-        <w:pStyle w:val="Normal"/>
-      </w:pPr>
-      <w:r>
-        <w:rPr/>
-        <w:t xml:space="preserve">URL: </w:t>
-      </w:r>
-      <w:r>
-        <w:t xml:space="preserve"> https://divyamarathi.bhaskar.com/local/maharashtra/mumbai/news/maharashtra-heavy-rain-mumbai-red-alert-nanded-army-rescue-cm-fadnavis-statement-135709315.html</w:t>
-      </w:r>
-    </w:p>
-    <w:p>
-      <w:pPr>
-        <w:pStyle w:val="Normal"/>
-      </w:pPr>
-      <w:r>
-        <w:rPr/>
-        <w:t>Content: मुंबईसह महाराष्ट्रातील बहुतेक भागात कालपासून मुसळधार पाऊस पडत आहे. गेल्या अनेक दिवसांपासून पावसामुळे मुंबईची परिस्थिती बिकट आहे. मुंबईकरांना कोणताही दिलासा मिळत नसल्याचे दिसून येत आहे. आजही सततचा मुसळधार पाऊस सुरू आहे. सोमवारी रात्रीपासून मुंबईत पाऊस महाराष्ट्राचे मुख्यमंत्री देवेंद्र फडणवीस यांनी सोमवारी सांगितले की, राज्यातील अनेक भागात सततच्या पावसामुळे सात जणांचा मृत्यू झाला आहे. त्याच वेळी, नांदेड जिल्ह्यात 200 हून अधिक ग्रामस्थ अडकले आहेत, ज्यामुळे बचाव आणि मदत कार्यासाठी सैन्य तैनात करण्यात आले आहे. कोकणातील काही नद्यांची पाण्याची पातळी धोकादायक पातळी गाठली आहे आणि जळगावमध्ये मोठे नुकसान झाले आहे. खाली वाचा पावसाबद्दल अपडेट्स... Copyright © 2024-25 DB Corp ltd., All Rights Reserved This website follows the DNPA Code of Ethics.</w:t>
-      </w:r>
-    </w:p>
-    <w:p>
-      <w:pPr>
-        <w:pStyle w:val="Heading3"/>
-      </w:pPr>
-      <w:r>
-        <w:rPr/>
-        <w:t>Article 68</w:t>
-      </w:r>
-    </w:p>
-    <w:p>
-      <w:pPr>
-        <w:pStyle w:val="Normal"/>
-      </w:pPr>
-      <w:r>
-        <w:rPr/>
-        <w:t>Title: लाटा पाहण्याच्या मोहापाई लोक अडचणीत येतात….: तुफान पावसामुळे मुख्यमंत्री फडणवीसांनी केले आवाहन</w:t>
-      </w:r>
-    </w:p>
-    <w:p>
-      <w:pPr>
-        <w:pStyle w:val="Normal"/>
-      </w:pPr>
-      <w:r>
-        <w:rPr/>
-        <w:t xml:space="preserve">URL: </w:t>
-      </w:r>
-      <w:r>
-        <w:t xml:space="preserve"> https://www.navarashtra.com/maharashtra/cm-devendra-fadnavis-live-press-on-mumbai-rain-update-red-alert-963319.html</w:t>
-      </w:r>
-    </w:p>
-    <w:p>
-      <w:pPr>
-        <w:pStyle w:val="Normal"/>
-      </w:pPr>
-      <w:r>
-        <w:rPr/>
-        <w:t>Content: मुख्यमंत्री देवेंद्र फडणवीस यांनी मुंबईच्या पावसाचा आढावा घेतला आहे (फोटो - सोशल मीडिया) CM Fadnavis on Mumbai Rain : मुंबई : राज्यामध्ये तुफान पावसाने हजेरी लावली आहे. मुंबईसह मराठवाडा, पश्चिम महाराष्ट्र, कोकण आणि विदर्भ अशा सर्वच भागांमध्ये पावसाचा जोर वाढला आहे. यामुळे जनजीवन विस्कळीत झाले असून पिकांचे देखील नुकसान झाले आहे. मुंबईमध्ये अतिशय मुसळधार पाऊस पडला असून मुंबईकरांचे मोठे हाल झाले आहेत. मुंबईतील रस्ते पाण्याखाली गेले असून रस्त्यांना नाल्याचे स्वरुप आले आहे. मुंबईतील लोकल सेवेवर देखील याचा परिणाम झाला आहे. या परिस्थितीवर मुख्यमंत्री देवेंद्र फडणवीस हे लक्ष ठेवून आहेत. मुख्यमंत्री देवेंद्र फडणवीस यांनी मुंबईच्या पावसाची पाहणी केली आहे. तसेच आढावा देखील घेतला आहे. आपत्ती व्यवस्थापन मंत्री गिरीश महाजन यांनी मुंबईतील स्थितीचा आढावा घेत महत्त्वाच्या सूचना देखील दिल्या आहेत. यावेळी मुख्यमंत्री देवेंद्र फडणवीस यांनी माध्यमांशी संवाद साधला. यावेळी त्यांनी पावसाच्या परिस्थितीवर भाष्य केले आहे. मुख्यमंत्री फडणवीस म्हणाले की, “मुंबईचा विचार केला तर आज सकाळी सहा वाजेपूर्वीच्या 48 तासांत जवळपास 200 एमएम पाऊस पडला. आणि आज सकाळपासून सहा ते आठ तासांत तब्बल 170 एमएम पाऊस पडला आहे. म्हणजेच मुंबईत प्रचंड पाऊस पडला आहे,” अशी पावसाची माहिती मुख्यमंत्र्यांनी दिली आहे. राजकीय बातम्या वाचण्यासाठी क्लिक करा मुख्यमंत्री देवेंद्र फडणवीस यांनी प्रशासनाकडून घेण्यात आलेल्या उपाययोजना सांगत नागरिकांना आवाहन केले आहे. मुख्यमंत्री फडणवीस म्हणाले की, “आज मुंबईला रेड अलर्ट देण्यात आला आहे. संपूर्ण मुंबईत ट्रॅफिक स्लो झालेले आहे. मात्र कुठेही लोकल पूर्णपणे बंद झालेल्या नाहीत. काही गोष्टींमुळे लोकलचा वेग कमी झालेला आहे. लोकल लेट चालू आहेत. डॉप्लरने आलेल्या माहितीनुसार पुढच्या 10 ते 12 तास पावसाचा तीव्र जोर असण्याची शक्यता आहे. मुंबईला रेड अलर्ट मिळालेला आहे. हीच बाब लक्षात घेता दुपारच्या सत्रांत शाळांना आपण सुट्टी दिलेली आहे. मंत्रालयातही दुपारी चार वाजेनंतर लोकांना निघून जाण्याची परवानगी आपण देत आहोत,” अशी माहिती मुख्यमंत्री देवेंद्र फडणवीसांनी दिली आहे. महाराष्ट्रसंबंधित बातम्या वाचण्यासाठी क्लिक करा पुढे फडणवीस म्हणाले की, “संध्याकाळी सहा-साडेसहानंतर समुद्रात किमान तीन मीटरच्या लाटा असतील. उद्या चार मीटरपर्यंत लाटा उसळण्याची शक्यता आहे. त्यामुळे सध्या भरतीचा काळ आहे. या काळात मोठ्या प्रमाणात पाऊस असेल. त्यामुळे समुद्राची आणि नाल्यांची पातळी सारखी असेल. आपल्याला मोठ्या प्रमाणात पाणी पंपिंग करावे लागेल. याची व्यवस्था मुंबई पालिकेने तयार केली आहे. लोकांनी काळजी घ्यावी. लाटा पाहण्याच्या मोहापाई लोक अडचणीत येतात, असे म्हणत नागरिकांनी काळजी घ्यावी,” असे आवाहन मुख्यमंत्री देवेंद्र फडणवीस यांनी केले आहे. Follow Us On © Copyright Navarashtra 2025 All rights reserved.</w:t>
-      </w:r>
-    </w:p>
-    <w:p>
-      <w:pPr>
-        <w:pStyle w:val="Heading3"/>
-      </w:pPr>
-      <w:r>
-        <w:rPr/>
-        <w:t>Article 69</w:t>
-      </w:r>
-    </w:p>
-    <w:p>
-      <w:pPr>
-        <w:pStyle w:val="Normal"/>
-      </w:pPr>
-      <w:r>
-        <w:rPr/>
-        <w:t>Title: सोलापुरात भाजपची शिंदेंच्या शिवसेनावर कुरघोडी; शिवाजी सावंतांनी शिवसेना सोडली, भाजप प्रवेश निश्चित</w:t>
-      </w:r>
-    </w:p>
-    <w:p>
-      <w:pPr>
-        <w:pStyle w:val="Normal"/>
-      </w:pPr>
-      <w:r>
-        <w:rPr/>
-        <w:t xml:space="preserve">URL: </w:t>
-      </w:r>
-      <w:r>
-        <w:t xml:space="preserve"> https://marathi.abplive.com/news/politics/solapur-shivaji-sawant-leaves-shiv-sena-and-bjp-entry-confirmed-devendra-fadnavis-bjp-attack-on-eknath-shinde-shiv-sena-in-solapur-1377928</w:t>
-      </w:r>
-    </w:p>
-    <w:p>
-      <w:pPr>
-        <w:pStyle w:val="Normal"/>
-      </w:pPr>
-      <w:r>
-        <w:rPr/>
-        <w:t>Content: सोलापूर : राज्यातील राजकारणात आगामी स्थानिक स्वराज्य संस्थांच्या निवडणुकांच्या अनुषंगाने राजकीय घडामोडी आणि पक्षप्रवेश होत आहेत. महायुतीमध्ये नाराज असलेले माजी मंत्री आणि शिवसेना आमदार तानाजी सावंत (Tanaji sawant) यांच्या भावाने शिंदेच्या शिवसेनेला जय महाराष्ट्र केला असून लवकरच त्यांचा भाजप (BJP) प्रवेश होत आहे. सोलापुरात भाजपकडून शिवसेना शिंदे गटाला मोठा धक्का देण्यात आला असून शिवसेना शिंदे गटाचे आमदार आणि माजी मंत्री नाताजी सावंत यांच्या भावाने शिवसेनेला जय महाराष्ट्र केला आहे. शिवसेना (Shivsena) शिंदे गटाचे संपर्क प्रमुख शिवाजी सावंत, माजी उपमहापौर दिलीप कोल्हे आपल्या गटासह लवकरच भाजपात प्रवेश करणार आहेत. त्यामुळे, आधीच शिंदेंच्या शिवसेनेचं संख्याबळ कमी असलेल्या किंवा एकही आमदार नसलेल्या सोलापूर जिल्ह्यात आगामी स्थानिक स्वराज्य संस्थांच्या निवडणुकांच्या पार्श्वभूमीवर शिवसेना शिंदे गटाला मोठा धक्का बसला आहे. शिवाजी सावंत हे शिवसेना शिंदे गटाचे आमदार तानाजी सावंत यांचे बंधू असून सोलापूर जिल्हा संपर्कप्रमुख पदाची जबाबदारी त्यांच्यावर देण्यात आली होती. तर, दिलीप कोल्हे हे सोलापूरचे माजी उपमहापौर राहिलेले आहेत. पक्षांतर्गत राजकारणाला कंटाळून शिवाजी सावंत आणि दिलीप कोल्हे यांनी काही दिवसांपूर्वी आपल्या पदाचा राजीनामा दिला होता. मात्र, आता येत्या दोन दिवसात समर्थकांसह हे दोन्ही पदाधिकारी व सोलापुरातील नेते भाजपमध्ये करणार प्रवेश आहेत. मुख्यमंत्री देवेंद्र फडणवीस यांच्या उपस्थितीत दोन दिवसात शिवाजी सावंत, माजी उपमहापौर दिलीप कोल्हे यांच्यासह शिवसेना पदाधिकारी, युवासेना, महिला आघाडीचे पदाधिकारी भाजपमध्ये प्रवेश करणार आहेत. जिल्ह्यात शिवसेना शिंदे गटाला अंतर्गत गटबाजीचा मोठा फटका बसला असून आगामी सोलापूर महानगरपालिका, पंचायत आणि झेडपी निवडणुकीच्या पार्श्वभूमीवर भाजपने शिवसेनेवर कुरघोडी केल्याचं दिसून येत आहे. दरम्यान, शिवसेना शिंदे गटाचे जिल्हाप्रमुख अमोल शिंदे यांनी भाजपमध्ये प्रवेश करणाऱ्या पदाधिकाऱ्यांचा सत्कार करत दिल्या घरी सुखी राहा, असा उपरोधिक टोला लगावला. शिवाजी सावंत आणि त्यांच्यासह जाणाऱ्या पदाधिकाऱ्यांनी वैयक्तिक निर्णय घेतल्याचे स्पष्टीकरण जिल्हाप्रमुख अमोल शिंदे यांच्याकडून देण्यात आलं आहे. शिवसेना शिंदे गटाचे आमदार तानाजी सावंत हे महायुती सरकारमध्ये मंत्री राहिले होते. विशेष म्हणजे शिवसेनेतील बंडामध्येही त्यांचा हिरिरीने सहभाग होता. मात्र, विधानसभा निवडणुकीनंतर त्यांना मंत्रिपदाची संधी न देण्यात आल्याने त्यांनी आपली नाराजी अनेकदा जाहीर केली आहे. विशेष म्हणजे अधिवेशनातही त्यांचा सक्रीय सहभाग दिसून आला नाही. आता, त्यांच्या भावाने शिवसेनेला जय महाराष्ट्र केला आहे. मोठी बातमी : पुण्यावरुन लग्नाला जाताना चारचाकी वाहून गेली, एकाचा मृत्यू, तिघांना वाचवलं We use cookies to improve your experience, analyze traffic, and personalize content. By clicking "Allow All Cookies", you agree to our use of cookies.</w:t>
-      </w:r>
-    </w:p>
-    <w:p>
-      <w:pPr>
-        <w:pStyle w:val="Heading3"/>
-      </w:pPr>
-      <w:r>
-        <w:rPr/>
-        <w:t>Article 70</w:t>
-      </w:r>
-    </w:p>
-    <w:p>
-      <w:pPr>
-        <w:pStyle w:val="Normal"/>
-      </w:pPr>
-      <w:r>
-        <w:rPr/>
-        <w:t>Title: CM Relief Fund: रुग्णांसाठी सरकारचा ‘हा’ विभाग ठरतोय मदतशीर; अमरावती विभागात तब्बल १०.६१ कोटींची मदत</w:t>
-      </w:r>
-    </w:p>
-    <w:p>
-      <w:pPr>
-        <w:pStyle w:val="Normal"/>
-      </w:pPr>
-      <w:r>
-        <w:rPr/>
-        <w:t xml:space="preserve">URL: </w:t>
-      </w:r>
-      <w:r>
-        <w:t xml:space="preserve"> https://www.navarashtra.com/maharashtra/amravati/cm-devendra-fadnavis-cm-relief-fund-help-amravati-1187-patients-for-10-crore-rs-health-marathi-news-963412.html</w:t>
-      </w:r>
-    </w:p>
-    <w:p>
-      <w:pPr>
-        <w:pStyle w:val="Normal"/>
-      </w:pPr>
-      <w:r>
-        <w:rPr/>
-        <w:t>Content: मुख्यमंत्री सहाय्यता कक्ष रुग्णांसाठी ठरतोय आधार (फोटो- टीम नवराष्ट्र/istockphoto) मुंबई: राज्यातील आर्थिकदृष्ट्या दुर्बल व गरीब रुग्णांसाठी मुख्यमंत्री सहाय्यता निधी व धर्मादाय रूग्णालय मदत कक्ष हा आधार ठरत आहे. अमरावती विभागात मागील सात महिन्यांमध्ये तब्बल १,१८७ रुग्णांना १० कोटी ६१ लाख ११ हजार रुपयांची वैद्यकीय मदत मुख्यमंत्री सहाय्यता निधी कक्षातून प्रदान करण्यात आली आहे. मुख्यमंत्री देवेंद्र फडणवीस यांच्या सूचनेनुसार पेपरलेस आणि डिजिटल प्रणाली तसेच जिल्हा कक्षांची स्थापना करण्यात आली आहे. त्यामुळे रुग्णांना मंत्रालयात येण्याची गरज भासत नाही. प्रथम रुग्णांनी महात्मा ज्योतिबा फुले जन आरोग्य योजना, आयुष्मान भारत, राष्ट्रीय बाल स्वास्थ्य कार्यक्रम किंवा धर्मादाय रुग्णालयांच्या योजनांचा लाभ घ्यावा. जर या योजनांद्वारे उपचार शक्य नसतील, तर मुख्यमंत्री वैद्यकीय सहाय्यता निधी कक्षाकडे संलग्न रुग्णालयातून अर्ज करता येतो. यामुळे शासकीय योजनांचा सुयोग्य वापर होतो आणि निधी खऱ्या गरजूंपर्यंत पोहोचतो, अशी माहिती मुख्यमंत्री सहाय्यता निधी व धर्मादाय रुग्णालय मदत कक्षाचे प्रमुख रामेश्वर नाईक यांनी दिली. अमरावती विभागातील मदतीचा आढावा (१ जानेवारी ते ३१ जुलै २०२५) जिल्हा रुग्णसंख्या मदत रक्कम बुलढाणा 443 3,67,89,000 अकोला 265 2,36,44,000 अमरावती 231 2,21,45,000 वाशीम 139 1,35,80,000 यवतमाळ 109 99,53,000 या आजारांसाठी मिळते मदत आवश्यक कागदपत्रे सर्व कागदपत्रे PDF स्वरूपात पुढील ईमेलवर पाठवा: aao.cmrf-mh@gov.in CM Relief Fund: रुग्णांसाठी ‘मुख्यमंत्री सहाय्यता निधी’ ठरतोय आधार; 3,542 रुग्णांना 32 कोटींची मदत अधिक माहितीसाठी टोल फ्री क्रमांक : 9321 103 103 वर संपर्क साधावा. “संपूर्ण राज्यातील गरजू, गरीब रूग्णांना वेळेत मदत पोहचवणे हे कक्षाचे उद्दीष्ट आहे. मुख्यमंत्री देवेंद्र फडणवीस यांच्या दूरदृष्टीतून जिल्हा कक्ष सुरू करण्यात आले. त्यामुळे लाभार्थी रूग्णसंख्येत झपाट्याने वाढ होत आहे. कक्षात केलेल्या विविध सकारात्मक बदलांमुळे गरजू रुग्णांपर्यंत वेळेत आणि खऱ्या गरजूंपर्यंत निधी पोहोचत आहे.” — रामेश्वर नाईक, कक्ष प्रमुख, मुख्यमंत्री सहाय्यता निधी व धर्मादाय रुग्णालय मदत कक्ष, महाराष्ट्र Follow Us On © Copyright Navarashtra 2025 All rights reserved.</w:t>
-      </w:r>
-    </w:p>
-    <w:p>
-      <w:pPr>
-        <w:pStyle w:val="Heading3"/>
-      </w:pPr>
-      <w:r>
-        <w:rPr/>
-        <w:t>Article 71</w:t>
-      </w:r>
-    </w:p>
-    <w:p>
-      <w:pPr>
-        <w:pStyle w:val="Normal"/>
-      </w:pPr>
-      <w:r>
-        <w:rPr/>
-        <w:t>Title: Maharashtra Rain : राज्यासाठी पुढचे दोन दिवस चिंतेचे, 15-16 जिल्ह्यांना अलर्ट, कुठे होणार अतिवृष्टी? मुख्यमंत्र्यांनी आढाव्यानंतर दिली मोठी माहिती</w:t>
-      </w:r>
-    </w:p>
-    <w:p>
-      <w:pPr>
-        <w:pStyle w:val="Normal"/>
-      </w:pPr>
-      <w:r>
-        <w:rPr/>
-        <w:t xml:space="preserve">URL: </w:t>
-      </w:r>
-      <w:r>
-        <w:t xml:space="preserve"> https://www.tv9marathi.com/videos/maharashtra-imd-issues-red-alert-for-16-districts-big-information-by-cm-devendra-fadnavis-reviews-heavy-rains-in-1472606.html</w:t>
-      </w:r>
-    </w:p>
-    <w:p>
-      <w:pPr>
-        <w:pStyle w:val="Normal"/>
-      </w:pPr>
-      <w:r>
-        <w:rPr/>
-        <w:t>Content: By signing in or creating an account, you agree with Associated Broadcasting Company's Terms &amp; Conditions and Privacy Policy. गेल्या दोन दिवसांपासून राज्यात मुसळधार पावसाने चांगलंच झोपडपून काढलंय. अशातच मुंबईसह राज्यातील पावसासंदर्भातील परिस्थितीचा आढावा राज्याचे मुख्यमंत्री देवेंद्र फडणवीस यांच्याकडून घेण्यात आला आहे. राज्यातील पावसाबाबत राज्यातील अधिकाऱ्यांसोबत संवाद साधला. 18 ऑगस्ट ते 21 ऑगस्टपर्यंत मुसळधार पाऊस आणि अतिवृष्टी होण्याची शक्यता आहे. राज्यातील 15 ते 16 जिल्ह्यांना हवामान खात्याकडून रेड आणि ऑरेंज अलर्ट देण्यात आला आहे. यापार्श्वभूमीवर जिथे रेड अलर्ट आहे त्या जिल्ह्यांमध्ये उपाययोजना केल्या जात असल्याची माहिती मुख्यमंत्री देवेंद्र फडणवीस यांच्याकडून देण्यात आलीये. दरम्यान, कोकणात रेड अलर्ट जारी करण्यात आल्याची माहिती मुख्यमंत्री देवेंद्र फडणवीस यांच्याकडून देण्यात आली. पुढे ते असेही म्हणाले की कोकणातील अंबा, कुंडलिका, जगबुडी या नद्यांनी इशारा पातळी ओलंडली आहे, त्यामुळे या भागातील परिस्थितीवर विशेष लक्ष असल्याचे त्यांनी सांगितले.</w:t>
-      </w:r>
-    </w:p>
-    <w:p>
-      <w:pPr>
-        <w:pStyle w:val="Heading3"/>
-      </w:pPr>
-      <w:r>
-        <w:rPr/>
-        <w:t>Article 72</w:t>
-      </w:r>
-    </w:p>
-    <w:p>
-      <w:pPr>
-        <w:pStyle w:val="Normal"/>
-      </w:pPr>
-      <w:r>
-        <w:rPr/>
-        <w:t>Title: उपराष्ट्रपतीपदाचे उमेदवार राधाकृष्णन यांना पाठिंबा द्या; देवेंद्र फडणवीस यांची शरद पवार आणि उद्धव ठाकरे यांना साद</w:t>
-      </w:r>
-    </w:p>
-    <w:p>
-      <w:pPr>
-        <w:pStyle w:val="Normal"/>
-      </w:pPr>
-      <w:r>
-        <w:rPr/>
-        <w:t xml:space="preserve">URL: </w:t>
-      </w:r>
-      <w:r>
-        <w:t xml:space="preserve"> https://marathi.freepressjournal.in/maharashtra/cp-radhakrishnan-vice-president-candidate-fadnavis-appeal-pawar-thackeray</w:t>
-      </w:r>
-    </w:p>
-    <w:p>
-      <w:pPr>
-        <w:pStyle w:val="Normal"/>
-      </w:pPr>
-      <w:r>
-        <w:rPr/>
-        <w:t>Content: मुंबई : महाराष्ट्राचे राज्यपाल सी.पी. राधाकृष्णन हे रालोआचे उपराष्ट्रपतीपदाचे उमेदवार आहेत. सी. पी. राधाकृष्णन हे महाराष्ट्रातील असून ते मुंबईतील मतदार आहेत. महाराष्ट्रातील व्यक्ती उपराष्ट्रपतीपदी विराजमान होणार ही सगळ्यांसाठी अभिमानास्पद बाब आहे. जवळपास सगळेच खासदार त्यांना मतदान करणार असून महाराष्ट्राची अस्मिता सांगणारे राष्ट्रवादीचे अध्यक्ष शरद पवार आणि शिवसेनेचे पक्षप्रमुख उद्धव ठाकरे यांनाही आवाहन करणार आहे की, त्यांच्या खासदारांनी राधाकृष्णन यांना मतदान करावे, यासाठी दोघांशी संवाद साधणार असल्याचे मुख्यमंत्री देवेंद्र फडणवीस यांनी सांगितले. जगदीप यांच्या धनखड राजीनाम्यानंतर उपराष्ट्रपतीपदासाठी निवडणूक प्रक्रिया सुरू झाली आहे. उपराष्ट्रपतीपदाच्या निवडणुकीसाठी अर्ज भरण्याची अंतिम मुदत ही २१ ऑगस्ट आहे. रविवार १७ ऑगस्ट रोजी भाजप मुख्यालयात पंतप्रधान नरेंद्र मोदी आणि भाजप अध्यक्ष जेपी नड्डा यांच्या उपस्थितीत महत्त्वाची बैठक पार पडली. या बैठकीनंतर जेपी नड्डा यांनी महाराष्ट्राचे राज्यपाल सी. पी. राधाकृष्णन यांच्या नावाची उपराष्ट्रपतीपदाचे उमेदवार म्हणून घोषणा केली आहे. त्यामुळे आता सी. पी. राधाकृष्णन हे रालोआचे उपराष्ट्रपतीपदाचे उमेदवार आहेत. ही निवडणूक लवकरच पार पडणार असून देशाला नवीन उपराष्ट्रपती मिळणार आहे. दरम्यान जगदीप धनखड यांनी अलीकडेच उपराष्ट्रपतीपदाचा राजीनामा दिली आहे. महाराष्ट्राचे मा. राज्यपाल सीपी राधाकृष्णन यांचे नाव रालोआचे उपराष्ट्रपतीपदाचे उमेदवार म्हणून जाहीर झाल्यानंतर ते आज दिल्लीला रवाना झाले. तत्पूर्वी मुख्यमंत्री देवेंद्र फडणवीस यांनी आज सकाळी राजभवन, मुंबई येथे जाऊन त्यांची भेट घेतली आणि त्यांना शुभेच्छा दिल्या.@Dev_Fadnavis… pic.twitter.com/r5DuBnXtRh मुख्यमंत्र्यांनी घेतली भेट महाराष्ट्राचे राज्यपाल सी. पी. राधाकृष्णन यांचे नाव रालोआचे उपराष्ट्रपतीपदाचे उमेदवार म्हणून जाहीर झाल्यानंतर ते सोमवारी दिल्लीला रवाना झाले. त्याआधी मुख्यमंत्री देवेंद्र फडणवीस यांनी सोमवारी सकाळी राजभवन येथे जाऊन त्यांची भेट घेऊन त्यांना शुभेच्छा दिल्या. © freepressjournal-marathi 2025</w:t>
-      </w:r>
-    </w:p>
-    <w:p>
-      <w:pPr>
-        <w:pStyle w:val="Heading3"/>
-      </w:pPr>
-      <w:r>
-        <w:rPr/>
-        <w:t>Article 73</w:t>
-      </w:r>
-    </w:p>
-    <w:p>
-      <w:pPr>
-        <w:pStyle w:val="Normal"/>
-      </w:pPr>
-      <w:r>
-        <w:rPr/>
-        <w:t>Title: Maharashtra Rain: राज्यात पावसाचा हाहाकार! १६ जिल्ह्यांना रेड- ऑरेंज अलर्ट, मुख्यमंत्र्यांकडून सतर्क राहण्याचे आवाहन</w:t>
-      </w:r>
-    </w:p>
-    <w:p>
-      <w:pPr>
-        <w:pStyle w:val="Normal"/>
-      </w:pPr>
-      <w:r>
-        <w:rPr/>
-        <w:t xml:space="preserve">URL: </w:t>
-      </w:r>
-      <w:r>
-        <w:t xml:space="preserve"> https://saamtv.esakal.com/mumbai-pune/maharashtra-floods-cm-fadnavis-reviews-situation-ndrf-and-army-deployed-16-districts-on-red-alert-latest-news-pvm91</w:t>
-      </w:r>
-    </w:p>
-    <w:p>
-      <w:pPr>
-        <w:pStyle w:val="Normal"/>
-      </w:pPr>
-      <w:r>
-        <w:rPr/>
-        <w:t>Content: महाराष्ट्रातील १६ जिल्ह्यांना पावसाचा रेड अलर्ट देण्यात आला. मुख्यमंत्र्यांनी पावसाची परिस्थितीचा आढावा घेतला. नांदेड, लातूर आणि उदगीर परिसरात पूरस्थिती गंभीर आहे. एनडीआरएफ, लष्कर आणि पोलिसांनी बचावकार्य सुरू केले आहे. मुंबईसह संपूर्ण राज्यात मुसळधार पाऊस पडत आहे. या पावसामुळे अनेक जिल्ह्यांमधील जनजिवन विस्कळीत झाले आहे. याच पावासाचा आढावा मुख्यमंत्री देवेंद्र फडणवीस यांनी घेतला. मुख्यमंत्र्यांनी आपत्ती व्यवस्थापन विभागात जाऊन राज्यातील पावसाच्या परिस्थितीचा आढावा घेतला. यावेळी त्यांनी मुंबईतील पाऊस आणि त्याचसोबत महाराष्ट्रात झालेल्या पावसामुळे किती नुकसान झाले आहे याची देखील माहिती घेतली. त्यानंतर त्यांनी माध्यमांशी संवाद साधत राज्यातील पावसाची परिस्थिती आणि सरकारकडून केल्या जाणाऱ्या उपाययोजनांची माहिती दिली. मुख्यमंत्र्यांनी सांगितले की, ' २१ ऑगस्टपर्यंत राज्यात मुसळधार पावसाची शख्यता आहे. १५ ते १६ जिल्ह्यांना पावसाचा रेड आणि ऑरेंज अलर्ट देण्यात आला आहे. या सर्व जिल्ह्यांमध्ये सरकारकडून उपाययोजना केल्या जात आहेत. अतिवृष्टीमुळे महाराष्ट्रात काही ठिकाणी पिकांचं मोठं नुकसान झाले आहे. कोकण विभागात जास्त पाऊस झाला आहे. कोकणाला रेड अलर्ट देण्यात आला आहे. कुंडलिका, जगबुडीने इशारापातळी ओलांडली आहे. वशिष्ठी नदीच्या पाणी पातळीवर लक्ष ठेवून आहोत.' मुख्यमंत्र्यांनी पुढे सांगितले की, 'नांदेड जिल्ह्यातील मुखेड तालुक्यात अतिवृष्टीने लेंडी धरणाच्या पाणी पातळीत मोठी वाढ झाली आहे. शिवाय लातूर, उदगीर आणि कर्नाटकातून मोठ्या प्रमाणात पाणी येत आहे. काल येथे झालेला पाऊस सुमारे २०६ मिमी इतका होता. त्यामुळे रावनगाव, भासवाडी, भिंगेली, हासनाळ येथील जनजीवन प्रभावित झाले आहे. रावनगाव येथे २२५ नागरिक पुराच्या पाण्यात अडकले असून त्यापैकी अत्यंत प्रतिकूल असलेल्या ठिकाणाहून नागरिकांना बाहेर काढण्यात आले आहे. उर्वरित नागरिकांना सुरक्षित स्थळी हलविण्याचे प्रयत्न सुरु आहेत.' तसंच, 'हसनाळ येथे ८ नागरिकांना बाहेर काढण्यात आले आहे. भासवाडी येथे २० नागरिक अडकले असून ते सुरक्षित आहेत. भिंगेली येथे ४० नागरिक अडकले असून ते देखील सुरक्षित आहेत. ५ नागरिक बेपत्ता असून त्यांचा शोध घेतला जात आहे. मी स्वत: नांदेड जिल्हाधिकार्‍यांशी सातत्याने संपर्कात असून नांदेड, लातूर आणि बिदर असे तिन्ही जिल्हाधिकारी एकमेकांशी संपर्कात राहून बचावकार्य करत आहेत.' 'एनडीआरएफची १ टीम, एक लष्करी पथक आणि पोलिसांची टीम समन्वयातून बचाव कार्य करत आहेत. छत्रपती संभाजीनगर येथून सैन्याची एक तुकडी सुद्धा रवाना झाली आहे. स्थानिक प्रशासनाला सातत्याने प्रभावित भागात राहून समन्वय साधण्यास सांगण्यात आले आहे.', असे देखील मुख्यमंत्र्यांनी यावेळी सांगितले. दरम्यान, राज्यातील अनेक जिल्ह्यांना पावसाचा रेड आणि ऑरेंज अलर्ट देण्यात आला आहे. या जिल्ह्यातील सर्व नागरिकांनी आणि शेतकऱ्यांनी काळजी घेण्याचे आणि सतर्क राहण्याचे आवाहन करण्यात आले आहे. सकाळ+चे सदस्य व्हा शॉपिंगसाठी 'सकाळ प्राईम डील्स'च्या भन्नाट ऑफर्स पाहण्यासाठी क्लिक करा. Read Marathi news and watch Live TV. Breaking news from Maharashtra, India, Pune, Mumbai, Politics, Entertainment, Sports, Lifestyle at SaamTV. Get Live Marathi news on Mobile. Download the Saam Tv app for Android and IOS. Follow Us Copyright © 2025 Sakal Media Group – All Rights Reserved Powered by Quintype</w:t>
-      </w:r>
-    </w:p>
-    <w:p>
-      <w:pPr>
-        <w:pStyle w:val="Heading3"/>
-      </w:pPr>
-      <w:r>
-        <w:rPr/>
-        <w:t>Article 74</w:t>
-      </w:r>
-    </w:p>
-    <w:p>
-      <w:pPr>
-        <w:pStyle w:val="Normal"/>
-      </w:pPr>
-      <w:r>
-        <w:rPr/>
-        <w:t>Title: Third Mumbai: महाराष्ट्राच्या विकासाचे नवे ग्रोथ सेंटर! काय म्हणाले CM फडणवीस?</w:t>
-      </w:r>
-    </w:p>
-    <w:p>
-      <w:pPr>
-        <w:pStyle w:val="Normal"/>
-      </w:pPr>
-      <w:r>
-        <w:rPr/>
-        <w:t xml:space="preserve">URL: </w:t>
-      </w:r>
-      <w:r>
-        <w:t xml:space="preserve"> https://www.tendernama.com/tender-news/third-mumbai-new-growth-center-for-maharashtras-development-what-did-cm-fadnavis-say</w:t>
-      </w:r>
-    </w:p>
-    <w:p>
-      <w:pPr>
-        <w:pStyle w:val="Normal"/>
-      </w:pPr>
-      <w:r>
-        <w:rPr/>
-        <w:t>Content: मुंबई (Mumbai): मुंबई महानगरक्षेत्राच्या (MMR) विकासासाठी रायगड जिल्ह्यात तिसरी मुंबई (Third Mumbai) विकसित करण्यात येत आहे. ही तिसरी मुंबई म्हणजे आर्थिक विकासाचा नवा अध्याय असेल, असे प्रतिपादन मुख्यमंत्री देवेंद्र फडणवीस (Devendra Fadnavis) यांनी केले. वरळी येथे गोल्डमन सॅक्स या आंतरराष्ट्रीय गुंतवणूक बँकेच्या नव्या, विस्तारित मुंबई कार्यालयाचे उद्घाटन मुख्यमंत्री फडणवीस यांच्या हस्ते झाले. त्यावेळी गुंतवणूकदारांशी चर्चा करताना ते बोलत होते. फडणवीस म्हणाले की, गोल्डमन सॅक्ससारख्या जागतिक वित्तसंस्थेचे नवे कार्यालय महाराष्ट्रात उघडले जाणे ही राज्यासाठी अभिमानास्पद बाब आहे. यामुळे महाराष्ट्रातील कुशल मनुष्यबळ, भक्कम बाजारपेठा आणि गुंतवणूक-अनुकूल वातावरणाची पुष्टी होते. ही घटना महाराष्ट्राच्या आर्थिक क्षेत्रातील नेतृत्वाला अधोरेखित करणारी आहे. महाराष्ट्र शासन विकासासाठी कटिबद्ध असून, खासगी क्षेत्रासोबत भागीदारीतून ‘तिसरी मुंबई’ घडवण्यासाठी कार्यरत आहे. तिसऱ्या मुंबईमध्ये आंतरराष्ट्रीय विद्यापीठांची केंद्रे उभारण्यात येत आहेत. मुंबई आणि महाराष्ट्राच्या आर्थिक प्रगतीसाठी हे अत्यंत महत्त्वाचे पाऊल असल्याचेही त्यांनी सांगितले. वैद्यकीय महाविद्यालये उभारली जाणार असून या ठिकाणी इनोवेशन हब होणार आहे. त्यामध्ये संशोधनासाठीच्या सर्व सुविधा असतील. तसेच क्वांटम कम्प्युटिंग क्षेत्रातील संशोधन व ‘एआय’ आधारीत व्यवस्था असेल. तिसऱ्या मुंबईची सध्याच्या मुंबईसोबत कनेक्टिव्हिटी उत्तम असेल. कोस्टल रोड, अटल सेतू सोबतच सध्या काम सुरू असलेला वरळी - शिवडी लिंक रोड असेल. मुंबईच्या विकासाला आणखी गती देण्याचे काम ही तिसरी मुंबई करेल, असेही मुख्यमंत्री म्हणाले. या क्षेत्राच्या विकासामध्ये खासगी गुंतवणूकदारांनी गुंतवणुकीसाठी पुढाकार घ्यावा. खासगी आणि सरकारी भागीदारीतूनच चांगला विकास होतो. येथे येणाऱ्या गुंतवणूकदारांना लागणाऱ्या सर्व मंजुऱ्या देण्याचे काम शासनस्तरावरून जलद पूर्ण करण्यात येईल. महाराष्ट्र गुंतवणूक स्नेही राज्य आहे. इज ऑफ ड्यूइंग बिसनेससाठी सध्या काम सुरू आहे. गुंतवणूकदारांना कोणत्याही अडचणी येणार नाहीत यासाठी आम्ही काम करत आहोत. कोणतीही अडचण आल्यास ती तत्परतेने सोडवण्यात येत आहे. त्यामुळे तिसऱ्या मुंबईच्या विकासात गुंतवणूकदारांनी योगदान द्यावे, असे आवाहनही त्यांनी केले. यावेळी मुख्यमंत्र्यांनी गोल्डमन सॅक्सचे नव्या कार्यालयासाठी अभिनंदन केले. गोल्डमन सॅक्सचे अध्यक्ष केविन स्नेडर म्हणाले की, भारतीय बाजारपेठेतील संधी आमच्यासाठी अत्यंत महत्त्वाची आहे. गोल्डमन सॅक्स इंडियाचे मुख्य कार्यकारी अधिकारी संजय चॅटर्जी म्हणाले की, हे नवे कार्यालय आमच्या भारतातील प्रवासातील एक मैलाचा दगड आहे. या नव्या जागेच्या रचनेत सहकार्य, नवोपक्रम आणि कर्मचाऱ्यांच्या कल्याणावर भर देण्यात आला आहे. असे आहे नवे कार्यालय... या कार्यालयात जागतिक दर्जाच्या सुविधा उपलब्ध आहेत, जसे की – अत्याधुनिक कॉन्फरन्स सेंटर झूम-सक्षम मीटिंग रूम्स माहिती सहयोग जागा (information collaboration space) फोकस रूम्स आणि टीम रूम्स उंची समायोजित करता येणारे डेस्क बहुउद्देशीय जागा आणि ऑन-साइट केटरिंगसह कॅफे गोल्डमन सॅक्सची भारतातली कामगिरी २०२१ पासून Dealogic नुसार भारतात गुंतवणूक बँक म्हणून मान्यता. २०२४ पासून आयपीओ आणि ब्लॉक ट्रेड्सद्वारे $10 अब्जांहून अधिक निधी उभारणारे प्रकल्प पूर्ण. यामध्ये भारतातील सर्वात मोठ्या आयपीओ आणि ब्लॉक ट्रेडचा समावेश. २००६ पासून भारतात $8.5 अब्जांहून अधिक भांडवली गुंतवणूक. गोल्डमन सॅक्सने भारतात आपली सेवा १९८० च्या दशकात सुरू केली होती. २००६ मध्ये मुंबईत पूर्ण मालकीची उपस्थिती प्रस्थापित केली. सध्या कंपनी भारतात गुंतवणूक बँकिंग, इक्विटी विक्री आणि ट्रेडिंग, फिक्स्ड इनकम सिक्युरिटीज, अ‍ॅसेट मॅनेजमेंट आणि संशोधन अशा विविध सेवा पुरवते. © tendernama 2025</w:t>
-      </w:r>
-    </w:p>
-    <w:p>
-      <w:pPr>
-        <w:pStyle w:val="Heading3"/>
-      </w:pPr>
-      <w:r>
-        <w:rPr/>
-        <w:t>Article 75</w:t>
-      </w:r>
-    </w:p>
-    <w:p>
-      <w:pPr>
-        <w:pStyle w:val="Normal"/>
-      </w:pPr>
-      <w:r>
-        <w:rPr/>
-        <w:t>Title: CM Devendra Fadnavis: मुख्यमंत्र्यांनी राज्यातील पावसाचा घेतला आढावा; ‘इतक्या’ जिल्ह्यांना पावसाचा रेड अलर्ट, सतर्क राहण्याचे केले आवाहन</w:t>
-      </w:r>
-    </w:p>
-    <w:p>
-      <w:pPr>
-        <w:pStyle w:val="Normal"/>
-      </w:pPr>
-      <w:r>
-        <w:rPr/>
-        <w:t xml:space="preserve">URL: </w:t>
-      </w:r>
-      <w:r>
-        <w:t xml:space="preserve"> https://deshdoot.com/cm-fadnavis-takes-reiew-situation-ndrf-and-army-deployed-16-districts-on-red-alert/</w:t>
-      </w:r>
-    </w:p>
-    <w:p>
-      <w:pPr>
-        <w:pStyle w:val="Normal"/>
-      </w:pPr>
-      <w:r>
-        <w:rPr/>
-        <w:t>Content: मुंबई | Mumbaiगेल्या काही दिवसांपासून राज्यत दडी मारलेल्या पावसाने पुन्हा एकदा जोरदार पुनरागमन केले आहे. राज्यातील बहुतांश जिल्ह्यात मुसळधार पाऊस पडत आहे. त्यामुळे राज्यातील जनजीवन विस्कळीत झाले आहे. अनेक ठिकाणी पूरस्थिती निर्माण झाली आहे. शेतीचे आणि पशुधनाचेही मोठे नुकसान झाले आहे. पुढील काही दिवस पावसाचा जोर असाच कायम राहणार असल्याचे हवामान विभागाने सांगितले आहे. राज्याचे मुख्यमंत्री देवेंद्र फडणवीस यांनी या पावसाबाबत माहिती दिली आहे. मुख्यमंत्री देवेंद्र फडणवीस यांनी आज आपत्ती व्यवस्थापन विभागात जाऊन राज्यातील पावसाच्या परिस्थितीचा आढावा घेतला. यावेळी त्यांनी मुंबईतील पाऊस आणि त्याचसोबत महाराष्ट्रात झालेल्या पावसामुळे किती नुकसान झाले आहे याची देखील माहिती घेतली. त्यानंतर त्यांनी माध्यमांशी संवाद साधत राज्यातील पावसाची परिस्थिती आणि सरकारकडून केल्या जाणाऱ्या उपाययोजनांची माहिती दिली. काय म्हणाले मुख्यमंत्री?मुख्यमंत्री देवेंद्र फडणवीसांनी सांगितले की, ‘ २१ ऑगस्टपर्यंत राज्यात मुसळधार पावसाची शक्यता आहे. १५ ते १६ जिल्ह्यांना पावसाचा रेड आणि ऑरेंज अलर्ट देण्यात आला आहे. या सर्व जिल्ह्यांमध्ये सरकारकडून उपाययोजना केल्या जात आहेत. अतिवृष्टीमुळे महाराष्ट्रात काही ठिकाणी पिकांचे मोठे नुकसान झाले आहे. कोकण विभागात जास्त पाऊस झाला आहे. कोकणाला रेड अलर्ट देण्यात आला आहे. कुंडलिका, जगबुडीने इशारापातळी ओलांडली आहे. वशिष्ठी नदीच्या पाणी पातळीवर लक्ष ठेवून आहोत.’ महाराष्ट्र में भारी बारिश से निपटने के लिए विभिन्न प्रकार की व्यवस्था, कई जिलों में रेड व ऑरेंज अलर्ट, आपदा प्रबंधन, किसानों को नुकसान भरपाई, मा. राज्यपाल सीपी राधाकृष्णन जी इनका उप राष्ट्रपति पद के लिए एनडीए के उम्मीदवार हेतु चुने जाना एवं विविध मुद्दों पर मीडिया से संवाद…… pic.twitter.com/iDPIJj93Bz मुख्यमंत्र्यांनी पुढे सांगितले की, ‘नांदेड जिल्ह्यातील मुखेड तालुक्यात अतिवृष्टीने लेंडी धरणाच्या पाणी पातळीत मोठी वाढ झाली आहे. शिवाय लातूर, उदगीर आणि कर्नाटकातून मोठ्या प्रमाणात पाणी येत आहे. काल येथे झालेला पाऊस सुमारे २०६ मिमी इतका होता. त्यामुळे रावनगाव, भासवाडी, भिंगेली, हासनाळ येथील जनजीवन प्रभावित झाले आहे. रावनगाव येथे २२५ नागरिक पुराच्या पाण्यात अडकले असून त्यापैकी अत्यंत प्रतिकूल असलेल्या ठिकाणाहून नागरिकांना बाहेर काढण्यात आले आहे. उर्वरित नागरिकांना सुरक्षित स्थळी हलविण्याचे प्रयत्न सुरु आहेत.’ तसंच, ‘हसनाळ येथे ८ नागरिकांना बाहेर काढण्यात आले आहे. भासवाडी येथे २० नागरिक अडकले असून ते सुरक्षित आहेत. भिंगेली येथे ४० नागरिक अडकले असून ते देखील सुरक्षित आहेत. ५ नागरिक बेपत्ता असून त्यांचा शोध घेतला जात आहे. मी स्वत: नांदेड जिल्हाधिकार्‍यांशी सातत्याने संपर्कात असून नांदेड, लातूर आणि बिदर असे तिन्ही जिल्हाधिकारी एकमेकांशी संपर्कात राहून बचावकार्य करत आहेत.’ नाशिक विभागात तापी आणि हतनूर नदीच्या पाणी पातळीत वाढ झाली आहे. रावेरच्या काही भागात पाणी शिरले आहे. जळगाव जिल्ह्यात बिकट परिस्थिती आहे. 2-3 दिवसांमध्ये मुसळधार पावसामुळे मोठे नुकसान झाले आहे. घरांचे आणि गुरांचे नुकसान झालेले आहे. पुण्यात पाऊस पडत आहे मात्र कोणत्याही नदीने धोक्याची पातळी ओलांडलेली नाही. देशदूतच्या व्हाट्सॲप ग्रुपला जॉईन होण्यासाठी लिंकवर क्लिक करा</w:t>
-      </w:r>
-    </w:p>
-    <w:p>
-      <w:pPr>
-        <w:pStyle w:val="Heading3"/>
-      </w:pPr>
-      <w:r>
-        <w:rPr/>
-        <w:t>Article 76</w:t>
-      </w:r>
-    </w:p>
-    <w:p>
-      <w:pPr>
-        <w:pStyle w:val="Normal"/>
-      </w:pPr>
-      <w:r>
-        <w:rPr/>
-        <w:t>Title: मुंबई में सिर्फ 6-8 घंटे में 177 मिमी हुई बारिश, फडणवीस ने दिए सावधानी बरतने के निर्देश</w:t>
-      </w:r>
-    </w:p>
-    <w:p>
-      <w:pPr>
-        <w:pStyle w:val="Normal"/>
-      </w:pPr>
-      <w:r>
-        <w:rPr/>
-        <w:t xml:space="preserve">URL: </w:t>
-      </w:r>
-      <w:r>
-        <w:t xml:space="preserve"> https://hindi.mid-day.com/mumbai/mumbai-news/article/mumbai-received-177-mm-of-rain-in-just-6-8-hours-fadnavis-gave-instructions-to-take-precautions-11195</w:t>
-      </w:r>
-    </w:p>
-    <w:p>
-      <w:pPr>
-        <w:pStyle w:val="Normal"/>
-      </w:pPr>
-      <w:r>
-        <w:rPr/>
-        <w:t>Content: Updated on: 18 August, 2025 08:12 PM IST | Mumbai Hindi Mid-day Online Correspondent | hmddigital@mid-day.com पूरे महाराष्ट्र में बारिश और बाढ़ की स्थिति की समीक्षा करने के बाद मुंबई में पत्रकारों से बात करते हुए, मुख्यमंत्री फडणवीस ने कहा कि महानगर में 14 जगहों पर जलभराव देखा जा रहा है. मुंबई में सोमवार को भी भारी बारिश जारी रही. तस्वीर/शादाब खान महाराष्ट्र के मुख्यमंत्री देवेंद्र फडणवीस ने कहा कि मुंबई में सोमवार को 6-8 घंटों की अवधि में 177 मिलीमीटर (मिमी) बारिश हुई और उन्होंने नागरिकों से सभी सावधानियां बरतने को कहा क्योंकि दिन भर और बारिश होने की संभावना है और साथ ही उच्च ज्वार भी आने की संभावना है. एक न्यूज एजेंसी की रिपोर्ट के अनुसार पूरे महाराष्ट्र में बारिश और बाढ़ की स्थिति की समीक्षा करने के बाद मुंबई में पत्रकारों से बात करते हुए, मुख्यमंत्री फडणवीस ने कहा कि महानगर में 14 जगहों पर जलभराव देखा जा रहा है. मुख्यमंत्री ने निवासियों से सावधानी बरतने और अनावश्यक रूप से बाहर निकलने से बचने की अपील की है. ADVERTISEMENT ADVERTISEMENT रिपोर्ट के मुताबिक मौसम को देखते हुए, सरकारी कार्यालयों को निर्देश दिया गया है कि वे कर्मचारियों को शाम 4 बजे तक छुट्टी दे दें, क्योंकि शाम 6:30 से 7 बजे के बीच 3 से 4 मीटर तक ऊँची ज्वार आने की संभावना है. मुख्यमंत्री ने कहा कि मंगलवार को स्कूल बंद करने का निर्णय परिस्थितियों के आधार पर लिया जाएगा. मुख्यमंत्री फडणवीस ने यह भी बताया कि महाराष्ट्र में 4 लाख हेक्टेयर में कृषि क्षेत्र को नुकसान पहुँचा है और जिला कलेक्टरों को बचाव और राहत कार्यों का प्रबंधन करने का अधिकार दिया गया है. रिपोर्ट के अनुसार अलमट्टी बांध से पानी छोड़े जाने के संबंध में कर्नाटक के साथ बातचीत जारी है, जिसका असर निचले इलाकों पर पड़ सकता है. इस बीच, मुंबई उपनगरीय ज़िले के संरक्षक मंत्री आशीष शेलार ने कहा कि उन्होंने बीएमसी आपदा प्रबंधन प्रकोष्ठ के माध्यम से स्थिति की समीक्षा की है. उन्होंने पुष्टि की कि स्थानीय ट्रेन सेवाएँ कुछ रुकावटों के साथ चल रही हैं, और दादर और मुंबई सेंट्रल जैसे प्रमुख रेलवे स्टेशनों पर फंसे यात्रियों की सहायता के लिए अतिरिक्त बेस्ट बसें तैनात की गई हैं. आशीष शेलार ने यह भी बताया कि शहर भर में पेड़ों या शाखाओं के गिरने की 30 से 40 घटनाएँ दर्ज की गई हैं. नगर निगम की टीमों को जल्द से जल्द मलबा हटाने और यातायात बहाल करने का आदेश दिया गया है. रिपोर्ट के मुताबिक नेपियन सी रोड पर एक सुरक्षात्मक दीवार के पेड़ पर गिर जाने से एक व्यक्ति घायल हो गया. उन्होंने दोहराया कि दोपहर के सत्र वाले स्कूलों और कॉलेजों की छुट्टी कर दी गई है, और बीएमसी आयुक्त और मुंबई पुलिस आयुक्त दोनों ने निवासियों से केवल अत्यंत आवश्यक होने पर ही बाहर निकलने का आग्रह किया है. अधिकारियों ने बताया कि जल स्तर को नियंत्रित करने के लिए पंपिंग स्टेशन पूरी क्षमता से काम कर रहे हैं, और अधिकारी इन प्रणालियों की मदद से जल स्तर में कमी पर बारीकी से नज़र रख रहे हैं. ADVERTISEMENT ADVERTISEMENT ADVERTISEMENT ADVERTISEMENT ADVERTISEMENT ADVERTISEMENT</w:t>
-      </w:r>
-    </w:p>
-    <w:p>
-      <w:pPr>
-        <w:pStyle w:val="Heading3"/>
-      </w:pPr>
-      <w:r>
-        <w:rPr/>
-        <w:t>Article 77</w:t>
-      </w:r>
-    </w:p>
-    <w:p>
-      <w:pPr>
-        <w:pStyle w:val="Normal"/>
-      </w:pPr>
-      <w:r>
-        <w:rPr/>
-        <w:t>Title: लातूर जिल्ह्यात मुसळधार पाऊस; लेंडी नदीला पूर आल्यानं तेलंगाणातील चार प्रवासी गेले वाहून; मुख्यमंत्र्यांनी घेतला आढावा - HEAVY RAIN IN LATUR</w:t>
-      </w:r>
-    </w:p>
-    <w:p>
-      <w:pPr>
-        <w:pStyle w:val="Normal"/>
-      </w:pPr>
-      <w:r>
-        <w:rPr/>
-        <w:t xml:space="preserve">URL: </w:t>
-      </w:r>
-      <w:r>
-        <w:t xml:space="preserve"> https://www.etvbharat.com/mr/!state/heavy-rains-in-latur-district-cause-flooding-in-many-rivers-cm-devendra-fadnavis-took-a-review-lendi-river-flood-maharashtra-news-mhs25081802447</w:t>
-      </w:r>
-    </w:p>
-    <w:p>
-      <w:pPr>
-        <w:pStyle w:val="Normal"/>
-      </w:pPr>
-      <w:r>
-        <w:rPr/>
-        <w:t>Content: महाराष्ट्र maharashtra ETV Bharat / state By ETV Bharat Marathi Team Published : August 18, 2025 at 1:34 PM IST लातूर : रविवारी मध्यरात्री झालेल्या मुसळधार पावसामुळं नांदेड-लातूर जिल्ह्याच्या सीमेवर असलेल्या लेंडी नदीला मोठा पूर आलाय. उदगीर- मुक्रमाबाद- देगलूर मार्गावर प्रवास करणाऱया तीन वाहनातील सात प्रवासी पुरात वाहून गेले होते. त्यातील तिघांना वाचवण्यात लातूर व नांदेड जिल्हा प्रशासनाला यश आलंय. लातूर जिल्ह्यात मुसळधार पाऊस : सध्या मराठवाड्यासह राज्यभरात मुसळधार पाऊस सुरू आहे. नांदेड, लातूर जिल्ह्यातही पावसानं जोरदार बॅटिग सुरू केली आहे. नदी, नाले, तलाव ओसंडून वाहत आहेत. दडी मारलेल्या पावसानं आता हजेरी लावल्यामुळं बळीराजा सुखावलाय. पावसाचा जोर असाच कायम राहिला तर पिकांचंही नुकसान होण्याची शक्यता वर्तवण्यात येत आहे. दरम्यान, मुसळधार पावसानं लातूर आणि नांदेड जिल्ह्यात पूरस्थिती निर्माण झाली आहे. नद्यांना पूर आल्यानं वाहतुकीवर परिणाम झालाय. नांदेड जिल्ह्यातील मुखेड तालुक्यात अतिवृष्टीने लेंडी धरणाच्या पाणी पातळीत मोठी वाढ झाली आहे. शिवाय लातूर, उदगीर आणि कर्नाटकातून मोठ्या प्रमाणात पाणी येत आहे. काल येथे झालेला पाऊस सुमारे 206 मि.मी. इतका होता. त्यामुळे रावनगाव, भासवाडी, भिंगेली, हासनाळ येथील जनजीवन प्रभावित झाले… लेंडी नदीला पूर : रविवारी मध्यरात्री मोठा पाऊस झाल्यानं लातूर, नांदेड जिल्ह्यासह तेलंगाणा राज्याच्या सीमेवर असलेल्या लेंडी नदीला मोठा पूर आलाय. लातूर-मुक्रमाबाद-देगलूर मार्गावर प्रवास करणाऱया दोन चार चाकी व एक ऑटो रिक्षा यातील तब्बल सात प्रवासी लेंडी नदीच्या पुरात नांदेड जिल्ह्यातील मुखेड तालुक्यातील रावी या ठिकाणाहून वाहून गेली होती. लातूर व नांदेड जिल्हा प्रशासनाने शोध मोहीम हाती घेतल्यानंतर सात पैकी तिघांना वाचवण्यात प्रशासनाला यश आले आहे. वाहून गेलेल्या प्रवाशांचा शोध सुरू : पुराच्या पाण्यात वाहून गेलेल्या चौघांची माहिती प्रशासनाकडं उपलब्ध नसून, बचाव केलेल्या तिघांमध्ये नारायण (रा.गौडगाव, कर्नाटक), असिफ शेख (रा. उदगीर, लातूर), मोहम्मद शोएब (रा. निजामाबाद, तेलंगाणा) यांचा समावेश आहे. "पुराच्या पाण्यात वाहून गेलेल्यांमध्ये तीन महिला आणि एक पुरुष असून, सर्वजण निजामाबाद येथील रहिवासी असल्याची माहिती समोर येत आहे. वाहून गेलेले चौघे एकमेकांचे नातेवाईक असल्याचे समजत असून, प्रशासनाकडून त्या चौघांचा शोध घेतला जात आहे," अशी माहिती उदगीरचे उपविभागीय अधिकारी सुशांत शिंदे यांनी 'ई टीव्ही भारत' शी दूरध्वनीवरून बोलताना दिली आहे. मुख्यमंत्र्यांनी दिली माहिती : "नांदेड जिल्ह्यातील मुखेड तालुक्यात अतिवृष्टीने लेंडी धरणाच्या पाणी पातळीत मोठी वाढ झालीय. शिवाय लातूर, उदगीर आणि कर्नाटकातून मोठ्या प्रमाणात पाणी येत आहे. रविवारी येथे झालेला पाऊस सुमारे 206 मि.मी. इतका होता. त्यामुळे रावनगाव, भासवाडी, भिंगेली, हासनाळ येथील जनजीवन प्रभावित झाले आहे," अशी माहिती मुख्यमंत्री देवेंद्र फडणवीस यांनी दिली. हेही वाचा - लातूर : रविवारी मध्यरात्री झालेल्या मुसळधार पावसामुळं नांदेड-लातूर जिल्ह्याच्या सीमेवर असलेल्या लेंडी नदीला मोठा पूर आलाय. उदगीर- मुक्रमाबाद- देगलूर मार्गावर प्रवास करणाऱया तीन वाहनातील सात प्रवासी पुरात वाहून गेले होते. त्यातील तिघांना वाचवण्यात लातूर व नांदेड जिल्हा प्रशासनाला यश आलंय.लातूर जिल्ह्यात मुसळधार पाऊस : सध्या मराठवाड्यासह राज्यभरात मुसळधार पाऊस सुरू आहे. नांदेड, लातूर जिल्ह्यातही पावसानं जोरदार बॅटिग सुरू केली आहे. नदी, नाले, तलाव ओसंडून वाहत आहेत. दडी मारलेल्या पावसानं आता हजेरी लावल्यामुळं बळीराजा सुखावलाय. पावसाचा जोर असाच कायम राहिला तर पिकांचंही नुकसान होण्याची शक्यता वर्तवण्यात येत आहे. दरम्यान, मुसळधार पावसानं लातूर आणि नांदेड जिल्ह्यात पूरस्थिती निर्माण झाली आहे. नद्यांना पूर आल्यानं वाहतुकीवर परिणाम झालाय.नांदेड जिल्ह्यातील मुखेड तालुक्यात अतिवृष्टीने लेंडी धरणाच्या पाणी पातळीत मोठी वाढ झाली आहे. शिवाय लातूर, उदगीर आणि कर्नाटकातून मोठ्या प्रमाणात पाणी येत आहे. काल येथे झालेला पाऊस सुमारे 206 मि.मी. इतका होता. त्यामुळे रावनगाव, भासवाडी, भिंगेली, हासनाळ येथील जनजीवन प्रभावित झाले…— Devendra Fadnavis (@Dev_Fadnavis) August 18, 2025 लेंडी नदीला पूर : रविवारी मध्यरात्री मोठा पाऊस झाल्यानं लातूर, नांदेड जिल्ह्यासह तेलंगाणा राज्याच्या सीमेवर असलेल्या लेंडी नदीला मोठा पूर आलाय. लातूर-मुक्रमाबाद-देगलूर मार्गावर प्रवास करणाऱया दोन चार चाकी व एक ऑटो रिक्षा यातील तब्बल सात प्रवासी लेंडी नदीच्या पुरात नांदेड जिल्ह्यातील मुखेड तालुक्यातील रावी या ठिकाणाहून वाहून गेली होती. लातूर व नांदेड जिल्हा प्रशासनाने शोध मोहीम हाती घेतल्यानंतर सात पैकी तिघांना वाचवण्यात प्रशासनाला यश आले आहे. वाहून गेलेल्या प्रवाशांचा शोध सुरू : पुराच्या पाण्यात वाहून गेलेल्या चौघांची माहिती प्रशासनाकडं उपलब्ध नसून, बचाव केलेल्या तिघांमध्ये नारायण (रा.गौडगाव, कर्नाटक), असिफ शेख (रा. उदगीर, लातूर), मोहम्मद शोएब (रा. निजामाबाद, तेलंगाणा) यांचा समावेश आहे. "पुराच्या पाण्यात वाहून गेलेल्यांमध्ये तीन महिला आणि एक पुरुष असून, सर्वजण निजामाबाद येथील रहिवासी असल्याची माहिती समोर येत आहे. वाहून गेलेले चौघे एकमेकांचे नातेवाईक असल्याचे समजत असून, प्रशासनाकडून त्या चौघांचा शोध घेतला जात आहे," अशी माहिती उदगीरचे उपविभागीय अधिकारी सुशांत शिंदे यांनी 'ई टीव्ही भारत' शी दूरध्वनीवरून बोलताना दिली आहे.मुख्यमंत्र्यांनी दिली माहिती : "नांदेड जिल्ह्यातील मुखेड तालुक्यात अतिवृष्टीने लेंडी धरणाच्या पाणी पातळीत मोठी वाढ झालीय. शिवाय लातूर, उदगीर आणि कर्नाटकातून मोठ्या प्रमाणात पाणी येत आहे. रविवारी येथे झालेला पाऊस सुमारे 206 मि.मी. इतका होता. त्यामुळे रावनगाव, भासवाडी, भिंगेली, हासनाळ येथील जनजीवन प्रभावित झाले आहे," अशी माहिती मुख्यमंत्री देवेंद्र फडणवीस यांनी दिली.हेही वाचा -मुंबईत सकाळपासून मुसळधार पाऊस, दुपारच्या सर्व शाळांसह महाविद्यालयांना सुट्टी जाहीरबीड जिल्ह्यात मुसळधार पावसाचा शेतकऱ्यांना फटका, कपाशी पिकांचं मोठं नुकसान लातूर : रविवारी मध्यरात्री झालेल्या मुसळधार पावसामुळं नांदेड-लातूर जिल्ह्याच्या सीमेवर असलेल्या लेंडी नदीला मोठा पूर आलाय. उदगीर- मुक्रमाबाद- देगलूर मार्गावर प्रवास करणाऱया तीन वाहनातील सात प्रवासी पुरात वाहून गेले होते. त्यातील तिघांना वाचवण्यात लातूर व नांदेड जिल्हा प्रशासनाला यश आलंय. लातूर जिल्ह्यात मुसळधार पाऊस : सध्या मराठवाड्यासह राज्यभरात मुसळधार पाऊस सुरू आहे. नांदेड, लातूर जिल्ह्यातही पावसानं जोरदार बॅटिग सुरू केली आहे. नदी, नाले, तलाव ओसंडून वाहत आहेत. दडी मारलेल्या पावसानं आता हजेरी लावल्यामुळं बळीराजा सुखावलाय. पावसाचा जोर असाच कायम राहिला तर पिकांचंही नुकसान होण्याची शक्यता वर्तवण्यात येत आहे. दरम्यान, मुसळधार पावसानं लातूर आणि नांदेड जिल्ह्यात पूरस्थिती निर्माण झाली आहे. नद्यांना पूर आल्यानं वाहतुकीवर परिणाम झालाय. नांदेड जिल्ह्यातील मुखेड तालुक्यात अतिवृष्टीने लेंडी धरणाच्या पाणी पातळीत मोठी वाढ झाली आहे. शिवाय लातूर, उदगीर आणि कर्नाटकातून मोठ्या प्रमाणात पाणी येत आहे. काल येथे झालेला पाऊस सुमारे 206 मि.मी. इतका होता. त्यामुळे रावनगाव, भासवाडी, भिंगेली, हासनाळ येथील जनजीवन प्रभावित झाले… लेंडी नदीला पूर : रविवारी मध्यरात्री मोठा पाऊस झाल्यानं लातूर, नांदेड जिल्ह्यासह तेलंगाणा राज्याच्या सीमेवर असलेल्या लेंडी नदीला मोठा पूर आलाय. लातूर-मुक्रमाबाद-देगलूर मार्गावर प्रवास करणाऱया दोन चार चाकी व एक ऑटो रिक्षा यातील तब्बल सात प्रवासी लेंडी नदीच्या पुरात नांदेड जिल्ह्यातील मुखेड तालुक्यातील रावी या ठिकाणाहून वाहून गेली होती. लातूर व नांदेड जिल्हा प्रशासनाने शोध मोहीम हाती घेतल्यानंतर सात पैकी तिघांना वाचवण्यात प्रशासनाला यश आले आहे. वाहून गेलेल्या प्रवाशांचा शोध सुरू : पुराच्या पाण्यात वाहून गेलेल्या चौघांची माहिती प्रशासनाकडं उपलब्ध नसून, बचाव केलेल्या तिघांमध्ये नारायण (रा.गौडगाव, कर्नाटक), असिफ शेख (रा. उदगीर, लातूर), मोहम्मद शोएब (रा. निजामाबाद, तेलंगाणा) यांचा समावेश आहे. "पुराच्या पाण्यात वाहून गेलेल्यांमध्ये तीन महिला आणि एक पुरुष असून, सर्वजण निजामाबाद येथील रहिवासी असल्याची माहिती समोर येत आहे. वाहून गेलेले चौघे एकमेकांचे नातेवाईक असल्याचे समजत असून, प्रशासनाकडून त्या चौघांचा शोध घेतला जात आहे," अशी माहिती उदगीरचे उपविभागीय अधिकारी सुशांत शिंदे यांनी 'ई टीव्ही भारत' शी दूरध्वनीवरून बोलताना दिली आहे. मुख्यमंत्र्यांनी दिली माहिती : "नांदेड जिल्ह्यातील मुखेड तालुक्यात अतिवृष्टीने लेंडी धरणाच्या पाणी पातळीत मोठी वाढ झालीय. शिवाय लातूर, उदगीर आणि कर्नाटकातून मोठ्या प्रमाणात पाणी येत आहे. रविवारी येथे झालेला पाऊस सुमारे 206 मि.मी. इतका होता. त्यामुळे रावनगाव, भासवाडी, भिंगेली, हासनाळ येथील जनजीवन प्रभावित झाले आहे," अशी माहिती मुख्यमंत्री देवेंद्र फडणवीस यांनी दिली. हेही वाचा - For All Latest Updates TAGGED: "महाराष्ट्रात त्रिदेवाचे सरकार, ब्रह्मा-विष्णू-महेशाचं सरकार", रुपाली चाकणकरांकडून देवाची उपमा "कालचा फक्त ट्रेलर होता, अजून पिक्चर बाकी आहे", नितेश राणे यांचा इशारा 'विश्वविजेत्या' ऑस्ट्रेलियाची घरातच जिरवली; आफ्रिकेनं दुसरा सामना जिंकत सलग पाचव्यांदा जिंकली मालिका काळजीपासून व्यापारापर्यंत सरोगसीच्या कायदेशीर आणि नैतिक गैरवापर उपाय करण्याची गरज पारंपरिक इंधनावरील बेकऱ्या हरित इंधनावर करणं अनिवार्य, मुदतवाढ देण्यास हायकोर्टाचा नकार Kawasaki KLX230R S 2026 भारतात 1.94 लाखात लॉंच फॅटी लिव्हरच्या समस्येनं त्रस्त आहात? आहारात समावेश करा 'ही' फळ होंडाची नवीन इलेक्ट्रिक मोटरसायकल 2 सप्टेंबरला होणार सादर पावसाळ्यातील आजारांपासून मुलांचा बचाव कसा करायचा? फॉलो करा या टिप्स Copyright © 2025 Ushodaya Enterprises Pvt. Ltd., All Rights Reserved.</w:t>
-      </w:r>
-    </w:p>
-    <w:p>
-      <w:pPr>
-        <w:pStyle w:val="Heading3"/>
-      </w:pPr>
-      <w:r>
-        <w:rPr/>
-        <w:t>Article 78</w:t>
-      </w:r>
-    </w:p>
-    <w:p>
-      <w:pPr>
-        <w:pStyle w:val="Normal"/>
-      </w:pPr>
-      <w:r>
-        <w:rPr/>
-        <w:t>Title: मुख्यमंत्र्यांनी आज राज्यातल्या पावसाचा घेतला आढावा</w:t>
-      </w:r>
-    </w:p>
-    <w:p>
-      <w:pPr>
-        <w:pStyle w:val="Normal"/>
-      </w:pPr>
-      <w:r>
-        <w:rPr/>
-        <w:t xml:space="preserve">URL: </w:t>
-      </w:r>
-      <w:r>
-        <w:t xml:space="preserve"> https://www.newsonair.gov.in/mr/devendra-fadnavis-6/</w:t>
-      </w:r>
-    </w:p>
-    <w:p>
-      <w:pPr>
-        <w:pStyle w:val="Normal"/>
-      </w:pPr>
-      <w:r>
-        <w:rPr/>
-        <w:t>Content: डाउनलोड करा मोबाइल ॲप Site Admin | August 18, 2025 3:04 PM मुख्यमंत्री देवेंद्र फडनवीस यांनी आज राज्यातल्या पावसाचा आढावा घेतला. तसंच अतिवृष्टीमुळे नुकसान झालेल्या भागांचे पंचनामे करण्याचे आदेश दिले. मुंबईत आज सकाळी ६ ते ८ या कालावधीत १७० मिलिमिटर पावसाची नोंद झाली असल्याचं त्यांनी सांगितलं. कोकण विभागाचं सर्वात जास्त पाऊस झाल्याचं ते म्हणाले. १५-१६ जिल्ह्यांना पावसाचा रेड तसंच ऑरेंज अलर्ट असल्याचं त्यांनी सांगितलं. मराठवाड्यातल्या ८०० गावांना अतिवृष्टीचा फटका बसला असून १ लाख हेक्टर शेतीचं नुकसान झालं असल्याचं मुख्यमंत्री म्हणाले. 6 hours पूर्वी 6 hours पूर्वी 6 hours पूर्वी 10 hours पूर्वी 5 hours पूर्वी गोपनीयता धोरण | कॉपीराइट © 2025 बातम्या ऑन एअर. सर्व हक्क राखीव शेवटचे अद्यावत: 22nd Aug 2025 | अभ्यागतांना: 1480625</w:t>
-      </w:r>
-    </w:p>
-    <w:p>
-      <w:pPr>
-        <w:pStyle w:val="Heading3"/>
-      </w:pPr>
-      <w:r>
-        <w:rPr/>
-        <w:t>Article 79</w:t>
-      </w:r>
-    </w:p>
-    <w:p>
-      <w:pPr>
-        <w:pStyle w:val="Normal"/>
-      </w:pPr>
-      <w:r>
-        <w:rPr/>
-        <w:t>Title: मुख्यमंत्री फडणवीसांकडून पावसाचा आढावा: मराठवाड्यात 800 गावे बाधित, कोकण-विदर्भात रेड अलर्ट</w:t>
-      </w:r>
-    </w:p>
-    <w:p>
-      <w:pPr>
-        <w:pStyle w:val="Normal"/>
-      </w:pPr>
-      <w:r>
-        <w:rPr/>
-        <w:t xml:space="preserve">URL: </w:t>
-      </w:r>
-      <w:r>
-        <w:t xml:space="preserve"> https://www.dainikprabhat.com/cm-fadnavis-reviews-rains-800-villages-affected-in-marathwada-red-alert-in-konkan-vidarbha/</w:t>
-      </w:r>
-    </w:p>
-    <w:p>
-      <w:pPr>
-        <w:pStyle w:val="Normal"/>
-      </w:pPr>
-      <w:r>
-        <w:rPr/>
-        <w:t>Content: मुंबई: मुख्यमंत्री देवेंद्र फडणवीस यांनी राज्यातील पावसाच्या परिस्थितीचा कंट्रोल रूममधून आढावा घेतला. जिल्हाधिकारी आणि विभागीय आयुक्तांशी संवाद साधताना त्यांनी सांगितले की, राज्यात 4 लाख हेक्टर शेती पावसामुळे बाधित झाली आहे. यवतमाळ, नांदेड, वर्धा, बीड आणि वाशीम येथे सर्वाधिक नुकसान झाले असून, नुकसानग्रस्त भागात उपाययोजनांसाठी जिल्हाधिकाऱ्यांना विशेष अधिकार देण्यात आले आहेत. मुख्यमंत्र्यांनी सांगितले की, गेल्या दोन दिवसांत अतिवृष्टीमुळे कोकण, मराठवाडा आणि विदर्भात मोठी हानी झाली आहे. 18 ते 21 ऑगस्टदरम्यान पुन्हा अतिवृष्टीचा अंदाज असून, 15-16 जिल्ह्यांत रेड आणि ऑरेंज अलर्ट जारी करण्यात आले आहेत. कोकणातील जगबुडी, अंबा, पुंडलिका आणि वसिष्ठी नद्यांची पाणी पातळी इशारा स्तरावर आहे. चिपळूणमध्ये पूर टाळण्यासाठी वसिष्ठी नदीवर विशेष लक्ष ठेवले जात आहे. 🔸CM Devendra Fadnavis chaired a detailed review of excessive rainfall in Maharashtra at Mantralaya Control Room, Mumbai. 🔸मुख्यमंत्री देवेंद्र फडणवीस यांच्या अध्यक्षतेखाली मंत्रालय नियंत्रण कक्षात महाराष्ट्रातील अतिवृष्टीसंदर्भात सविस्तर बैठक. 🕑 2pm | 18-8-2025📍Mantralaya,… pic.twitter.com/jaQNp6VcY3 — CMO Maharashtra (@CMOMaharashtra) August 18, 2025 मराठवाड्यात बीड, लातूर आणि नांदेडमध्ये पूरस्थिती गंभीर आहे. नांदेडच्या मुखेडमध्ये 206 मिमी पाऊस पडला, 5 जण बेपत्ता झाले, तर 150 हून अधिक जनावरे वाहून गेली. एनडीआरएफ आणि एसडीआरएफ पथकांनी 226 लोकांना सुरक्षित काढले. अमरावतीत 2 लाख हेक्टर शेतीचे नुकसान झाले. पुणे विभागात कोल्हापूर-सातारा घाटात रेड अलर्ट आहे, तर अलमाटी धरणाच्या पाण्यावर कर्नाटक सरकारशी समन्वय साधला जात आहे. मुंबईत 48 तासांत 200 मिमी पाऊस पडला, चेंबूरमध्ये सर्वाधिक 177 मिमी नोंदले गेले. रेल्वे वाहतूक मंदावली असली तरी सुरळीत आहे. समुद्रात 3-4 मीटर उंच लाटांची शक्यता असून, नागरिकांना काळजी घेण्याचे आवाहन मुख्यमंत्र्यांनी केले. ईपेपर । राशी-भविष्य । विधानसभा निवडणुक । Trending</w:t>
-      </w:r>
-    </w:p>
-    <w:p>
-      <w:pPr>
-        <w:pStyle w:val="Heading3"/>
-      </w:pPr>
-      <w:r>
-        <w:rPr/>
-        <w:t>Article 80</w:t>
-      </w:r>
-    </w:p>
-    <w:p>
-      <w:pPr>
-        <w:pStyle w:val="Normal"/>
-      </w:pPr>
-      <w:r>
-        <w:rPr/>
-        <w:t>Title: Maharashtra Government: शेतकऱ्यांना मिळणार गुड न्यूज: बळीराजासाठी सरकार मोठा निर्णय घेण्याच्या तयारीत</w:t>
-      </w:r>
-    </w:p>
-    <w:p>
-      <w:pPr>
-        <w:pStyle w:val="Normal"/>
-      </w:pPr>
-      <w:r>
-        <w:rPr/>
-        <w:t xml:space="preserve">URL: </w:t>
-      </w:r>
-      <w:r>
-        <w:t xml:space="preserve"> https://saamtv.esakal.com/maharashtra/sanjay-rathod-big-statement-on-loan-waiver-maharashtra-farmers-get-loan-waiver-minister-give-hint-in-award-ceremony-program-yavatmal-pusad-bbj88</w:t>
-      </w:r>
-    </w:p>
-    <w:p>
-      <w:pPr>
-        <w:pStyle w:val="Normal"/>
-      </w:pPr>
-      <w:r>
-        <w:rPr/>
-        <w:t>Content: राज्यातील शेतकरी कर्जमाफीच्या प्रतिक्षेत. शेतकरी व नेत्यांकडून वारंवार कर्जमाफीची मागणी. मंत्री संजय राठोड यांनी दिलासा देणारे विधान केलं. लवकरच शेतकऱ्यांना कर्जमाफी जाहीर होण्याची शक्यता. राज्यातील शेतकऱ्यांना कर्जमाफी देऊ, असे आश्वसान देत महायुती सरकार सत्तेत आले. मात्र अद्याप सरकारने बळीराजाची कर्जमाफीची मागणी पूर्ण केली नाहीये. कर्जमाफी करण्यात यावी ही मागणी शेतकऱ्यांसह शेतकरी नेत्यांनी वारंवार केलीय. पण त्याबाबत समिती नेमली जाणार मग घोषणा केली जाईल असं बतावणी करत मंत्री शेतकऱ्यांना चकवा देत आहेत. मात्र आता कर्जमाफी प्रकरणी मोठी अपडेट समोर आलीय. महायुतीमधील मृदा व जलसंधारण मंत्री संजय राठोड यांनी कर्जमाफीबाबत मोठी घोषणा केलीय. मुख्यमंत्री लवकरच राज्यातील बळीराजाची मागणी पूर्ण करणार आहेत, असे सुतोवाच मंत्री संजय राठोड यांनी केले आहे. पुसद येथे एका पुरस्कार सोहळ्याच्या कार्यक्रमात बोलताना त्यांनी विधान केलंय. यवतमाळच्या पुसद येथे हरितक्रांतीचे प्रणेते व माजी मुख्यमंत्री वसंतराव नाईक यांच्या 46 व्या स्मृतिदिनी कृषी गौरव पुरस्कार सोहळ्याचे आयोजन करण्यात आले होते. राज्यातील 13 शेतकऱ्यांना वसंतराव नाईक कृषी प्रतिष्ठानच्या वतीने कृषी गौरव पुरस्कार देण्यात आला. या कार्यक्रमाला मंत्री संजय राठोड हे उपस्थित होते. यावेळी त्यांनी शेतकऱ्यांच्या कर्जमाफीबाबत विधान केलं. कृषी गौरव पुरस्कार प्राप्त शेतकऱ्यांचे अभिनंदन करताना संजय राठोड म्हणाले, हा पुरस्कार नसून नव्या पिढीला दिलेला ठेवा आहे. मुख्यमंत्री आणि कृषीमंत्री कार्यक्रमाला येऊ शकले नाहीत, त्याबद्दल दिलगिरी व्यक्त करतो. पण संकटग्रस्त शेतकऱ्यांना कर्जमाफी देण्यासंदर्भात राज्य मंत्रिमंडळात चर्चा सुरूय. मुख्यमंत्री देवेंद्र फडणवीस हे लवकरच शेतकऱ्यांसाठी कर्जमाफीची घोषणा करतील. महायुतीच्या जाहीरनाम्यात कर्जमाफीचा उल्लेख आहे. राज्याच्या प्रमुखांकडून लवकरच याची घोषणा केली जाईल. दरम्यान मंत्री राठोड यांच्याआधी कृषीमंत्री दत्तात्रय भरणे यांनीही शेतकरी कर्जमाफीबाबत भाष्य केलं होतं. मीही शेतकरी पुत्र आहे. शेतकऱ्याच्या घरात माझा जन्म झाला आहे. सकाळी उठलो तरी मला शेती दिसते, त्यामुळे शेतकऱ्यांच्या अडचणी मला माहितीयेत. शेतकरी कर्जमाफीबाबत मुख्यमंत्री आणि दोन्ही उपमुख्यमंत्री योग्यवेळी निर्णय घेतील, असं कृषीमंत्री म्हणाले होते. कर्जमाफीबाबत समितीकडून काम केलं जात आहे. योग्य शेतकऱ्यांना कर्जमाफी मिळावी यासाठी समिती नेमण्यात आलीय, अशी माहिती मंत्री चंद्रशेखर बावनकुळे यांनी दिवसापूर्वी दिली होती. सकाळ+चे सदस्य व्हा शॉपिंगसाठी 'सकाळ प्राईम डील्स'च्या भन्नाट ऑफर्स पाहण्यासाठी क्लिक करा. Read Marathi news and watch Live TV. Breaking news from Maharashtra, India, Pune, Mumbai, Politics, Entertainment, Sports, Lifestyle at SaamTV. Get Live Marathi news on Mobile. Download the Saam Tv app for Android and IOS. Follow Us Copyright © 2025 Sakal Media Group – All Rights Reserved Powered by Quintype</w:t>
-      </w:r>
-    </w:p>
-    <w:p>
-      <w:pPr>
-        <w:pStyle w:val="Heading3"/>
-      </w:pPr>
-      <w:r>
-        <w:rPr/>
-        <w:t>Article 81</w:t>
-      </w:r>
-    </w:p>
-    <w:p>
-      <w:pPr>
-        <w:pStyle w:val="Normal"/>
-      </w:pPr>
-      <w:r>
-        <w:rPr/>
-        <w:t>Title: Mumbai Rain : मुख्यमंत्री फडणवीस ॲक्शन मोडमध्ये! राज्यभरात पडत असलेल्या पावसामुळे प्रशासन अलर्ट</w:t>
-      </w:r>
-    </w:p>
-    <w:p>
-      <w:pPr>
-        <w:pStyle w:val="Normal"/>
-      </w:pPr>
-      <w:r>
-        <w:rPr/>
-        <w:t xml:space="preserve">URL: </w:t>
-      </w:r>
-      <w:r>
-        <w:t xml:space="preserve"> https://www.marathi.hindusthanpost.com/social/mumbai-rain-cm-devendra-fadnavis-in-action-mode-administration-alert-due-to-rains-falling-across-the-state/</w:t>
-      </w:r>
-    </w:p>
-    <w:p>
-      <w:pPr>
-        <w:pStyle w:val="Normal"/>
-      </w:pPr>
-      <w:r>
-        <w:rPr/>
-        <w:t>Content: मुसळधार पावसाने राज्यभर थैमान घातले असून मुंबई, ठाणे, रायगड, पालघर यांसह अनेक जिल्ह्यांतील जनजीवन विस्कळीत झाले आहे. रस्त्यांवर पाणी, रेल्वे उशिरा आणि महामार्गांवर ट्रॅफिक जाम – अशा गोंधळलेल्या परिस्थितीत मुख्यमंत्री देवेंद्र फडणवीस आता थेट ॲक्शन मोडमध्ये उतरले आहेत. (Mumbai Rain) (हेही वाचा – Mumbai Best : पतपेढी निवडणुकीत खळबळ! पैसे वाटपाचा व्हिडिओ उघड – मनसेचा थेट आरोप) मुंबई महापालिका आयुक्त भूषण गगराणी यांच्याशी मुख्यमंत्री फडणवीस सतत संपर्कात असून आपत्कालीन परिस्थितीवर थेट लक्ष ठेवून आहेत. कुर्ला, दादर, सायन आणि वडाळा येथे रस्ते पाण्याखाली गेले, तर वेस्टर्न एक्स्प्रेस हायवेवर वाहतूक पूर्ण ठप्प झाली आहे. (Mumbai Rain) (हेही वाचा – Nanded मध्ये ढगफुटी, प्रचंड नुकसान; एनडीआरएफचे पथक तैनात) शहराची जीवनवाहिनी मानली जाणारी उपनगरीय रेल्वे देखील काही अंशी कोलमडली आहे. मध्य, हार्बर आणि वेस्टर्न लाईनवरील गाड्या १० ते १५ मिनिटे उशिराने धावत असल्याने प्रवाशांचे हाल सुरू आहेत. दरम्यान, विद्यार्थ्यांच्या सुरक्षेसाठी महानगरपालिकेने दुपारच्या सत्रातील सर्व शाळा आणि महाविद्यालयांना सुट्टी दिली आहे. (Mumbai Rain) हेही पहा – Check your inbox or spam folder to confirm your subscription. © Hindusthan Post All Rights Reserved</w:t>
-      </w:r>
-    </w:p>
-    <w:p>
-      <w:pPr>
-        <w:pStyle w:val="Heading3"/>
-      </w:pPr>
-      <w:r>
-        <w:rPr/>
-        <w:t>Article 82</w:t>
-      </w:r>
-    </w:p>
-    <w:p>
-      <w:pPr>
-        <w:pStyle w:val="Normal"/>
-      </w:pPr>
-      <w:r>
-        <w:rPr/>
-        <w:t>Title: Maharashtra Politics Live Updates : जगनमोहन रेड्डींच्या पक्षाचा सीपी राधाकृष्णन यांना जाहीर पाठिंबा</w:t>
-      </w:r>
-    </w:p>
-    <w:p>
-      <w:pPr>
-        <w:pStyle w:val="Normal"/>
-      </w:pPr>
-      <w:r>
-        <w:rPr/>
-        <w:t xml:space="preserve">URL: </w:t>
-      </w:r>
-      <w:r>
-        <w:t xml:space="preserve"> https://sarkarnama.esakal.com/maharashtra/maharashtra-18-august-2025-latest-marathi-political-news-eknath-shinde-mumbai-mahayuti-rahul-gandhi-congress-india-aghadi-election-commission-devendra-fadnavis-uddhav-thackeray-india-alliance-mumbai-pune-ajit-pawar-ncp-local-elections-rahul-gandhi-vote-adhikar-yatra-nda-cp-radhakrishnan-vice-presidential-candidat</w:t>
-      </w:r>
-    </w:p>
-    <w:p>
-      <w:pPr>
-        <w:pStyle w:val="Normal"/>
-      </w:pPr>
-      <w:r>
-        <w:rPr/>
-        <w:t>Content: पुढील महिन्यात होणाऱ्या उपराष्ट्रपती पदाच्या निवडणुकीसाठी राष्ट्रीय लोकशाही आघाडीने महाराष्ट्राचे राज्यपाल सीपी राधाकृष्णन यांची उमेदवार म्हणून निवड केली आहे. दरम्यान राधाकृष्णन यांना जगनमोहन रेड्डींच्या वायएसआर काँग्रेस पक्षातील 11 खासदारांनी पाठिंबा देण्याचा निर्णय घेतला आहे. यामुळे सत्ताधारी आघाडीला उपराष्ट्रपती पदाच्या निवडणडणुकीसाठी आता आणखीन बळकटी मिळाली आहे. सध्या रत्नागिरीत मुसळधार पाऊस पडत असून हवामान विभागाने कोकण विभागाला रेड अलर्ट जारी केला आहे. तर रत्नागिरी जिल्ह्याला ऑरेंज अलर्ट देण्यात आला आहे. तसेच अतिवृष्टीची शक्यताही वर्तविण्यात आली आहे. या पार्श्वभूमीवर रत्नागिरी जिल्हा प्रशासनाने विद्यार्थ्यांची सुरक्षितता लक्षात घेता मंगळवारी (दि.19) सर्व प्राथमिक, माध्यमिक शाळांना सुट्टी जाहीर केली आहे. महायुतीतील भाजप आणि एकनाथ शिंदे यांची शिवसेनेकडून तळ कोकणात मोठ्या राजकीय हालचाली केल्या जात आहेत. भाजपसह शिवसेनेकडून मोठ्या प्रमाणात पक्ष प्रवेश करून घेतले जात आहेत. यामुळे शिवसेना उद्धव बाळासाहेब ठाकरे पक्षाला गळती लागली आहे. त्यापाठोपाठ आता राष्ट्रवादी काँग्रेस शरद पवार पक्षाला गळती लागली असून पक्षाचे प्रदेश सरचिटणीस प्रशांत यादव आता भाजपमध्ये प्रवेश करणार आहेत. यामुळे शरद पवार यांना जबर धक्का बसला असून शरद पवार गटाचे कोकणातील उरलेसुरले अस्तित्वही संपुष्टात आल्याची चर्चा सुरू आहे. हा पक्ष प्रवेश मंगळवारी (ता.19) मुख्यमंत्री देवेंद्र फडणवीस आणि प्रदेशाध्यक्ष रवींद्र चव्हाण यांच्या उपस्थितीत होणार आहे. उत्तर प्रदेशातील सत्ताधारी पक्षाचे आमदार भगवान शर्मा उर्फ गुड्डू पंडित यांच्यावर एका महिलेनं बलात्काराचा प्रयत्न आणि जीवे मारण्याची धमकी दिल्याचा आरोप केला आहे. या प्रकरणी बेंगलुरू येथील केम्पेगौडा आंतरराष्ट्रीय विमानतळ पोलिसांनी आमदाराविरुद्ध एफआयआर दाखल केली आहे. साताऱ्यात रिक्षाचालकाने महिला पोलीस कॉन्स्टेबलला फरफटत नेल्याची धक्कादायक घटना समोर आली आहे. ही घटना सीसीटीव्हीमध्ये कैद झाली असून आहे. दारुच्या नशेत रिक्षा चालवत असलेल्या चालकाला थांबवण्याचा प्रयत्न करताच त्याने महिला पोलीस कॉन्स्टेबलला फरफटत नेले. या घटनेत महिला पोलीस कॉन्स्टेबल गंभीर जखमी झाली असून तिच्यावर उपचार सुरू आहेत. पावसाने राज्यात धुमाकुळ घातला आहे. त्यामुळे अनेक जिल्ह्यांत शाळा बंद असणार आहेत. मुंबईतील सध्याची पावसाची स्थिती पाहता मुंबई महापालिका परिक्षेत्रातील खासगी, विनाअनुदानित, खासगी अनुदानित अशा सर्वच प्रकारच्या माध्यमिक व प्राथमिक शाळांना 19 ऑगस्ट रोजी सुट्टी जाहीर करण्यात आली आहे. सध्याचा पाऊस पाहता आणि विद्यार्थ्यांची सुरक्षा लक्षात घेता अनेक जिल्ह्यांत शाळा बंद ठेवण्यात आल्या आहेत. याबाबत सरकारी आदेश निघाले आहेत. संतोष देशमुख यांचे बंधु धनंजय देशमुख यांनी आरोपीच्या वकिलांनी हे आरोपी कसे नाहीत आणि त्यांना जामीन का देण्यात यावा यावर युक्तिवाद केला. त्याला उज्वल निकमसाहेबांनी जोरदार प्रत्युत्तर दिले. पुढच्या तारखेत चार्ज फ्रेम होईल अशी आम्हाला अपेक्षा आहे, नियती कोणालाही सुटू देणार नाही. ही संघटीत गुन्हेगारी आहे, असंही देशमुख यांनी यावेळी म्हटलं. राज्यभरात मुसळधार पावसाने हाहाकार माजवलाय. मुंबई, कोकण आणि विदर्भात धुवाधार पावसाची संततधार सुरू असून मराठवाड्यात ढगफुटीसदृश्य पावसामुळे पूरस्थिती निर्माण झाली आहे. मराठवाड्यात आतापर्यंत 6 जणांचा मृत्यू झाल्याचं समोर आलंय. नवी मुंबई आणि ठाण्यातही पावसाने जोर धरला आहे. हवामान विभागाने मुंबई, ठाणे, रायगड, पालघर आणि नाशिकच्या घाट परिसरासाठी सोमवार आणि मंगळवारी रेड अलर्ट जारी केला आहे. तर रत्नागिरी आणि सिंधुदुर्ग जिल्ह्यांसाठी ऑरेंज अलर्ट जारी करण्यात आलाय. पावसामुळे नद्या तुडुंब भरून वाहत असून नागरिकांना सतर्कतेचा इशारा देण्यात आलाय. मराठवाड्यात गेल्या तीन दिवसांपासून सुरू असलेल्या मुसळधार पावसाने जनजीवन विस्कळीत केले आहे. आतापर्यंत सहा जणांचा मृत्यू झाला असून 107 जनावरं दगावली आहेत. 350 हून अधिक घरं-गोठ्यांची पडझड झाली. 698 गावांना फटका बसला असून 1.19 लाख शेतकरी बाधित, तर 1.11 लाख हेक्टरवरील पिकांचं मोठं नुकसान झालं आहे. पुणे शहराला पाणीपुरवठा करणाऱ्या खडकवासला धरण साखळीत सध्या 91.94 टक्के म्हणजेच 26.80 टीएमसी पाणीसाठा उपलब्ध आहे. मागील वर्षी याच दिवशी 28.38 टीएमसी साठा होता. यंदा 2 टीएमसीने कमी पाणी असूनही साठा समाधानकारक आहे. धरणातून आतापर्यंत 12.84 टीएमसी पाणी मुठा नदीत सोडले गेले. ठाणे जिल्ह्यात मुसळधार पावसामुळे जिल्हाधिकाऱ्यांनी 18 आणि 19 ऑगस्ट रोजी सर्व शाळांना सुट्टी जाहीर केली आहे. नवी मुंबईतही शाळांना दोन दिवसांची सुट्टी देण्यात आली आहे. प्रशासनाने पालक व विद्यार्थ्यांना सुरक्षित राहण्याचे आवाहन केले असून हवामान विभागाने पुढील पावसाचा इशारा दिला आहे. महाराष्ट्रात आजपासून पावसाला पुन्हा सुरुवात झाली आहे. आज मुंबई, पुणे, कोल्हापूर, मराठवाडा, विदर्भात पावसाची जोरदार बॅटिंग सुरु आहे. मुंबई, ठाणे, पुणे, कोल्हापूर, सातारा या जिल्ह्यांना उद्याही रेड अलर्ट देण्यात आला आहे. मुंबईसह महाराष्ट्रातील अनेक भागांत मुसळधार पाऊस कोसळत आहे. या पार्श्वभूमीवर मुख्यमंत्री देेवेंद्र फडणवीस मंत्रालयातील आपत्ती व्यवस्थापन विभागात दाखल झाले आहे. ते राज्यातील पावसाचा आढावा घेत आहेत. प्रामुख्याने मुंबई अनेक भागातील रस्ते पाण्याखाली गेल्याने संपूर्ण जनजीवन विस्कळीत झाले आहे. मुंबईतील शाळांना सुटी देण्यात आली असून रेल्वे तसेच विमानसेवेवरही विपरीत परिणाम झाला आहे. मंत्री आशिष शेलार यांनी दिलेल्या माहितीनुसार, लंडनवरुन निघालेली मराठा साम्राज्याच्या शौर्याची साक्ष देणारी श्रीमंत प्रथम रघुजीराजे भोसले यांची तलवार आता महाराष्ट्रात, मुंबईतील पु, लं. देशपांडे महाराष्ट्र कला अकादमीच्या प्रांगणात आलेली आहे. याचे आता दस्तावेजीकरण होईल. सायंकाळी मुख्यमंत्री देवेंद्र फडणवीस, उपमुख्यमंत्री एकनाथ शिंदे, उपमुख्यमंत्री अजितदादा पवार यांच्या उपस्थितीत या तलवारीच्या लोकार्पणाचा सोहळा होईल. त्यानंतर महाराष्ट्रातल्या तमाम नागरिकांना, शिवप्रेमींना दर्शनासाठी ही तलवार खुली होईल. राज्याचे मंत्री चंद्रकांत पाटील यांनी म्हटले आहे की, कोयना धरणाच्या पाणलोट क्षेत्रातील पाऊस वाढल्यामुळे धरणातील पाणीपातळी नियंत्रित ठेवण्यासाठी आज दि. १८ ऑगस्ट २०२५ रोजी सायं ४:०० वा. कोयना धरणाचे सहा वक्र दरवाजे १ फूट ६ इंचांवरून ३ फुटापर्यंत उघडून १९,२०० क्युसेक विसर्ग कोयना नदीपात्रात सोडण्यात येणार आहे. कोयना धरण पायथा विद्युतगृहाचे दोन्ही युनिट सुरू असून त्याद्वारे २१०० क्युसेक्स विसर्ग सुरू आहे. कोयना नदीमध्ये एकूण २१,३०० क्युसेक विसर्ग सुरू होईल. त्यामुळे कृष्णा नदीकाठच्या गावातील नागरिकांनी खबरदारी बाळगावी. राष्ट्रवादी काँग्रेस शरदचंद्र पवार पक्षाचे आमदार रोहित पवार यांनी सोशल मीडियात पोस्ट केली आहे. त्यांनी म्हटले आहे की, नवी मुंबई परिसरातील गरीब आणि सामान्य आगरी समाजातील नागरिकांच्या घरांसाठीची सिडकोची सुमारे ५ हजार कोटी रुपये बाजारभाव असलेली १५ एकर जमीन मंत्री संजय शिरसाठ यांनी इंग्रजांना मदत करणाऱ्या बिवलकर कुटुंबाच्या वारसांच्या घशात घातली. याविरोधात महाविकास आघाडीच्या वतीने बुधवारी (दि. २० ऑगस्ट) सकाळी ११ वाजता नवी मुंबई येथील सिडको कार्यालयावर मोर्चा काढण्यात येणार आहे. स्थानिक नागरिकांनी अधिकाधिक संख्येने यामध्ये सहभागी व्हावं, असं मी आवाहन करतो. उपराष्ट्रपतीपदासाठी एनडीएकडून महाराष्ट्राचे राज्यपाल सी. पी. राधाकृष्णन यांची उमेदवारी जाहीर केली आहे. एनडीएकडे आवश्यक बहुमत असल्याने राधाकृष्णन यांची निवड निश्चित मानली जात आहे. दरम्यान, उमेदवारी जाहीर होताच राधाकृष्णन आज दिल्लीला रवाना झाले. पुढील एक-दोन दिवसांत ते उमेदवारी अर्ज दाखल करण्याची शक्यता आहे. मुंबईत पावसाचा जोर वाढल्याने शाळांना आज सुट्टी जाहीर करण्यात आली आहे. मुंबई उपनगरचे पालकमंत्री आशिष शेलार यांनी याबाबतचे आदेश महापालिका आयुक्तांना दिला आहे. सकाळच्या सत्रात आलेल्या विद्यार्थ्यांना ही सुखरूप घरी सोडा, असे त्यांनी आदेशात म्हटलं आहे. मराठवाड्यातील मुखेड तालुक्यातील मुक्रमाबाद गावात पुर आला आहे. पुराच्या पाण्यात बुडून 50 म्हशी दगावल्या असल्याची माहिती समोर येत आहे. यामुळे पशु पालकांचं मोठं नुकसान झालं आहे. अजूनही मेलेल्या म्हशी या पाण्यातच आहेत. मूक्रमाबाद गावात सध्या पुरजन्य परिस्थिती असून सततच्या पावसामुळे जनजीवन विस्कळीत झालं आहे. पालघरचे पालकमंत्री गणेश नाईक यांचा जनता दरबार पुन्हा एकदा उपमुख्यमंत्री एकनाथ शिंदे यांच्या बालेकिल्ल्यात भरणार आहे. नवी मुंबईत सोमवारी, 20 ऑगस्ट रोजी जव्हार आणि ठाण्यातील गडकरी रंगायतनमध्ये 22 ऑगस्ट रोजी जनता दरबार होणार आहे. उपराष्ट्रपतीपदासाठी एनडीएने सीपी राधाकृष्णन यांना उमेदवारी जाहीर केली आहे. एनडीए उमेदवारासाठी विरोधकांचा पाठिंबा मिळावा यासाठी संरक्षण मंत्री राजनाथ सिंह यांनी काँग्रेस अध्यक्ष मल्लिकार्जुन खर्गे यांना फोन केला आहे. उपराष्ट्रपतीपदाच्या निवडणुकीसाठी एनडीएतर्फे संरक्षण मंत्री राजनाथ सिंह यांच्या देखरेखीखाली होणार आहे. केंद्रीय मंत्री किरण रिजिजू यांची निवडणूक प्रतिनिधी (एजंट) म्हणून नियुक्ती करण्यात आली आहे. संजय शिरसाट यांनी तब्बल पाच हजार कोटीची चार हजार एकर जमीन ते सिडकोचे अध्यक्ष असताना बिलवकर या कुटुंबाला दिली. ही एकप्रकारे भूमिपुत्रांच्या बाबतीतही गद्दारीच आहे. त्यामुळं बेकायदा पद्धतीने बिवलकर कुटुंबाला दिलेल्या या जमिनीसह राज्यातील अशा प्रकारच्या सर्वच जमिनी सरकारने परत घ्याव्यात आणि मंत्री संजय शिरसाठ यांचा राजीनामा घ्यावा, अशी मागणी रोहित पवार यांनी केली आहे. उपराष्ट्रपतीपदासाठी एनडीएने सीपी राधाकृष्णन यांना उमेदवारी जाहीर केली आहे. इंडिया आघाडीकडून उमेदवार कोण असणार हे ठरवण्यासाठी आज इंडिया आघाडीची बैठक होणार आहे. या बैठकीत उमेदवाराच्या नावावर शिक्कामोर्तब होणार आहे. आपल्या घरात जशी आपली लेक लाडकी असते तशीच सूनही लाडकी असायला हवी. तिला योग्य वागणूक देऊन सन्मानाने वागवायला हवे, आणि जे असे करणार नाहीत त्यांना आता शिवसेना महिला आघाडी योग्य पद्धतीने धडा शिकवणार आहे, असा इशारा देत उपमुख्यमंत्री एकनाथ शिंदे यांनी 'लाडक्या सुनेचे रक्षण हेच शिवसेनेचे वचन' हे अभियान हाती घेणार असल्याचे जाहीर केले. सीसीटिव्हीवर लावण्यावर निवडणूक आयोगाचे स्पष्टीकरण हास्यास्पद आहे.माझा मुख्य निवडणूक आयुक्तांना एक प्रश्न आहे, जर CCTV चे फुटेज सार्वजनिक करण्यास आपल्याला महिलांची प्रायव्हसी आडवी येत असेल तर,ते निवडणुकीच्या दिवशी घेताना तुम्ही त्या तमाम महिलांची परवानगी घेतली होती का..?, असा सवाल जितेंद्र आव्हाड यांनी केला आहे. मराठा आरक्षणासंदर्भात टोकाची भूमिका घेऊ नये, असे गोपीचंद पडळकर यांनी म्हटले आहे. ते म्हणाले, मराठा आरक्षणासाठी सरकारने संवेदनशीलतेने 10 टक्के स्वतंत्र आरक्षण दिलं आहे. ज्यांच्या कुणबी नोंदी सापडल्या, त्यांना कुणबी दाखले मिळाले आहेत. यापलीकडे टोकाची भूमिका मराठा समाजाच्या हिताची नाही. संभाजीनगरमध्ये रविवारी रात्री भीषण अपघात झाला. मद्यधुंद कारचालकाने 6 जणांना उडवले. या अपघातामध्ये एक महिला आणि मुलगी गंभीर जखमी आहेत. नागरिकांनी कारचालाकाला पकडून पोलिसांच्या स्वाधीन केले. कारचालकाचे नाव संकेत अंबोरे असे आहे. या प्रकरणी गुन्हा दाखल करण्यात आला आहे. सरकारनामाचे सदस्य व्हा शॉपिंगसाठी 'सकाळ प्राईम डील्स'च्या भन्नाट ऑफर्स पाहण्यासाठी क्लिक करा. Read Latest Marathi Political News, Breaking Political News from Maharashtra, India, Pune &amp; Mumbai at Sarkarnama. To Get Live Political Marathi News on Mobile, Download the Sarkarnama Mobile App for Android and IOS. सरकारनामा आता सर्व सोशल मीडिया प्लॅटफॉर्मवर. ताज्या राजकीय घडामोडींसाठी फेसबुक, ट्विटर, इन्स्टाग्राम, शेअर चॅट, टेलिग्रामवर आणि व्हॉट्सॲप आम्हाला फॉलो करा. तसेच, सरकारनामा यूट्यूब चॅनेलला आजच सबस्क्राइब करा. Follow Us Copyright © 2025 Sakal Media Group – All Rights Reserved Powered by Quintype वेबसाईटवर ब्राउझिंगचा अनुभव सर्वोत्तम असावा, यासाठी आम्ही कुकीजचा वापर करतो. कुकीजमुळे तुम्हाला तुमच्या आवडत्या मजकुराची शिफारस करता येते. आमचे गोपनीयता आणि कुकीजसंदर्भातील धोरण तुम्हाला मान्य आहे.</w:t>
-      </w:r>
-    </w:p>
-    <w:p>
-      <w:pPr>
-        <w:pStyle w:val="Heading3"/>
-      </w:pPr>
-      <w:r>
-        <w:rPr/>
-        <w:t>Article 83</w:t>
-      </w:r>
-    </w:p>
-    <w:p>
-      <w:pPr>
-        <w:pStyle w:val="Normal"/>
-      </w:pPr>
-      <w:r>
-        <w:rPr/>
-        <w:t>Title: Heavy Rainfall : रेड ॲलर्ट घोषित केलेल्या ठिकाणी सतर्कता बाळगण्याचे मुख्यमंत्री फडणवीसांचे निर्देश</w:t>
-      </w:r>
-    </w:p>
-    <w:p>
-      <w:pPr>
-        <w:pStyle w:val="Normal"/>
-      </w:pPr>
-      <w:r>
-        <w:rPr/>
-        <w:t xml:space="preserve">URL: </w:t>
-      </w:r>
-      <w:r>
-        <w:t xml:space="preserve"> https://www.marathi.hindusthanpost.com/social/heavy-rainfall-cm-devendra-fadnavis-instructs-to-remain-vigilant-in-places-where-red-alert-has-been-declared/</w:t>
-      </w:r>
-    </w:p>
-    <w:p>
-      <w:pPr>
-        <w:pStyle w:val="Normal"/>
-      </w:pPr>
-      <w:r>
-        <w:rPr/>
-        <w:t>Content: मुंबईसह राज्याच्या विविध भागांना पावसाने मोठ्या प्रमाणात झोडपले आहे. १८ ते २१ ऑगस्ट दरम्यान विविध भागात पुन्हा अतिवृष्टी होण्याची शक्यता आहे. १५ ते १६ जिल्ह्यांत रेड ॲलर्ट आहे तर काही जिल्ह्यांत ऑरेंज ॲलर्ट आहे. कोकण विभागात जास्त रेड ॲलर्ट आहे. राज्य सरकारने या पार्श्वभूमीवर विविध उपाययोजना केल्या आहेत. नांदेड विभागात तर २०६ मिमी इतका ढगफुटीसदृश पाऊस पडला आहे. तिथे एनडीआरएफ, एसडीआरएफसोबत आता सैन्यदलाला देखील मदतीसाठी पाचारण करण्यात आले आहे. मुंबईत १८ तारखेला सकाळी ६ नंतरच्या सहा तासांत १७० मिमी पाऊस पडला. मुंबईतील वाहतूक मंदावली असून लोकल देखील हळूहळू चालत आहेत. पण समाधानाची बाब म्हणजे इतका पाऊस होउनही मेट्रो सेवेवर मात्र परिणाम झालेला नसल्याची माहिती मुख्यमंत्री देवेंद्र फडणवीस यांनी दिली. मुंबईसाठी पुढील १२ तास महत्त्वाचे असणार असून राज्यातील ज्या भागात रेड ॲलर्ट जाहीर करण्यात आला आहे तिथल्या नागरिकांनी आवश्यकता असेल तरच घराबाहेर पडावे. तसेच समुद्रकिनारी अथवा नदी – धबधबे या ठिकाणी जाताना अतिशय सावधगिरी बाळगावी असेही ते म्हणाले. (Heavy Rainfall) मुंबई तसेच राज्यातील पावसाच्या पार्श्वभूमीवर मुख्यमंत्री देवेंद्र फडणवीस यांनी मंत्रालयातील आपत्ती निवारण कक्षात येऊन राज्यातील परिस्थितीचा आढावा घेतला. राज्यातील विभागीय आयुक्त, जिल्हाधिकारी व्हीसीद्वारे यात सहभागी झाले होते. मंत्री गिरीश महाजन देखील यावेळी उपस्थित होते. मुंबईत १८ तारखेच्या सकाळी ६ वाजेपुर्वीच्या ४८ तासांत २०० मिमी तर १८ तारखेला सकाळी ६ वाजल्यापासून पुढच्या सहा तासांत १७० मिमी पाऊस पडला. मुंबईत एकूण १४ ठिकाणी पाणी साचले. लोकल पूर्णपणे बंद नाही पडल्या पण वेग कमी आहे. डॉपलर रडारच्या माहितीनुसार मुंबईत पुढचे १० ते १२ तास पावसाचा तीव्र जोर असणार आहे. मुंबईत मंगळवारी ४ मीटरपर्यंतच्या लाटा उसळणार आहेत त्यामुळे मुंबईकरांनी काळजी घ्यावी असे मुख्यमंत्री म्हणाले. (Heavy Rainfall) (हेही वाचा – Putin Talked with PM Modi : ट्रम्प भेटीनंतर पुतिन यांचा पंतप्रधान मोदींना पहिला फोन; नेमकी काय चर्चा झाली?) राज्यात छत्रपती संभाजीनगरमध्ये बीड, लातूर आणि नांदेड मध्ये मोठ्या प्रमाणात पूरस्थिती आहे. पुढचे तीन दिवस बीड, लातूर, नांदेडमध्ये पूरस्थिती संभावित आहे. मुखेड भागात २०६ मिमी ढगफुटीसदृश पाउस पडला. पाच लोक बेपत्ता आहेत. दीडशेपेक्षा जास्त जनावरे मृत वाहून गेले. एनडीआरएफ, एसडीआरएफ तैनात आता सैन्यदलाच्या तुकड्याही पोहोचल्या. छत्रपती संभाजीनगरमधील तीन जिल्ह्यांचा विचार केला तर ८०० गावे बाधित असून एक लाख हेक्टर शेतीचे नुकसान झाले आहे. एकूण राज्यात ४ लाख हेक्टरवरील पीके बाधित आहेत. कोकणात जगबुडी, अंबा, कुंडलिका या नदया इशारा पातळी पर्यंत पोहोचल्या आहेत. वशिष्ठीमुळे चिपळूणमध्ये पूर येतो. त्यावरही लक्ष आहे. कोल्हापूर, सातारा घाट विभागात रेड ॲलर्ट आहे. पुणे जिल्ह्यात सर्व धरणात चांगले पाणी आहे. पण कुठलेच धरण इशारा पातळीपर्यंत नाही. पण अलमाटीचा धोका कोल्हापूरला होऊ शकतो त्यामुळे कर्नाटक सरकारसोबत वरिष्ठ स्तरावरून चर्चा सुरू असल्याचेही ते म्हणाले. नागपूर चंद्रपूर, गडचिरोलीत ऑरेंज ॲलर्ट दोन तीन दिवस दिला आहे. दक्षिण गडचिरोलीत पूरसदृश स्थिती तयार होतेय. सर्व व्यवस्था केल्या आहेत असेही मुख्यमंत्री म्हणाले. (Heavy Rainfall) (हेही वाचा – Traffic Police : मुंबईत मद्यधुंद वाहनचालकांवर कडक कारवाई; ८८४ परवाने सहा महिन्यांसाठी निलंबित) घरांची नुकसानी, माणसे, जनावंराचे मृत्यू याबाबत नुकसान भरपाईचे अधिकार हे जिल्हाधिकाऱ्यांना देण्यात आले आहेत. त्यासाठीचा निधीही देण्यात आलेला आहे. पीकांच्या नुकसानीच्या पंचनाम्याबाबत पंचनामे करण्याचे आदेश देण्यात आले आहेत. घरांचे नुकसान झालेल्यांना तात्पुरते निवारे उभारण्याचे आदेश देण्यात आल्याचेही मुख्यमंत्री म्हणाले. (Heavy Rainfall) मुंबईला बसलेल्या पावसाच्या तडाख्याने लोकलसेवेवर परिणाम झाला. काही ठिकाणी लोकल उशीराने धावत होत्या. मात्र लोकलसेवा कुठेही ठप्प पडलेली नाही. पण मेट्रो सेवा मात्र सुरळित होती ही समाधानाची बाब आहे. मुंबईकरांना भविष्यात मेट्रोच्या रुपाने सुकर प्रवास मिळणार आहे हे यातून दिसून आल्याचेही मुख्यमंत्री म्हणाले. (Heavy Rainfall) हेही पहा – Check your inbox or spam folder to confirm your subscription. © Hindusthan Post All Rights Reserved</w:t>
-      </w:r>
-    </w:p>
-    <w:p>
-      <w:pPr>
-        <w:pStyle w:val="Heading3"/>
-      </w:pPr>
-      <w:r>
-        <w:rPr/>
-        <w:t>Article 84</w:t>
-      </w:r>
-    </w:p>
-    <w:p>
-      <w:pPr>
-        <w:pStyle w:val="Normal"/>
-      </w:pPr>
-      <w:r>
-        <w:rPr/>
-        <w:t>Title: किसानों को जल्द मिल सकता है कर्जमाफी का तोहफा, मंत्री संजय राठोड़ का बड़ा बयान</w:t>
-      </w:r>
-    </w:p>
-    <w:p>
-      <w:pPr>
-        <w:pStyle w:val="Normal"/>
-      </w:pPr>
-      <w:r>
-        <w:rPr/>
-        <w:t xml:space="preserve">URL: </w:t>
-      </w:r>
-      <w:r>
-        <w:t xml:space="preserve"> https://mpbreakingnews.in/maharashtra/farmer-loan-waiver-maharashtra-sanjay-rathod-devendra-fadnavis-54-804134</w:t>
-      </w:r>
-    </w:p>
-    <w:p>
-      <w:pPr>
-        <w:pStyle w:val="Normal"/>
-      </w:pPr>
-      <w:r>
-        <w:rPr/>
-        <w:t>Content: महाराष्ट्र के किसान लंबे समय से कर्जमाफी की प्रतीक्षा कर रहे हैं। किसानों और किसान संगठनों ने इस मुद्दे पर बार-बार सरकार से मांग की है। अब मृदा और जलसंधारण मंत्री संजय राठोड़ ने इस पर बड़ा बयान दिया है। उनके मुताबिक, आने वाले समय में किसानों को बड़ी राहत मिलने वाली है और राज्य सरकार कर्जमाफी की घोषणा कर सकती है। इससे किसानों में नई उम्मीद जगी है। यवतमाल जिले के पुसद में हरितक्रांति के प्रणेता और पूर्व मुख्यमंत्री वसंतराव नाईक की 46वीं पुण्यतिथि पर एक सम्मान समारोह आयोजित किया गया। इस मौके पर राज्य के 13 किसानों को वसंतराव नाईक कृषि प्रतिष्ठान की ओर से कृषि गौरव पुरस्कार प्रदान किया गया। इस कार्यक्रम में मंत्री संजय राठोड़ विशेष रूप से मौजूद थे। उन्होंने पुरस्कार प्राप्त किसानों को बधाई देते हुए कहा कि यह सम्मान केवल पुरस्कार नहीं, बल्कि नई पीढ़ी को दिया गया एक अमूल्य धरोहर है। इसी दौरान उन्होंने कर्जमाफी को लेकर राज्य सरकार की मंशा स्पष्ट की। संजय राठोड़ ने कहा कि संकटग्रस्त किसानों को कर्जमाफी देने पर राज्य मंत्रिमंडल में चर्चा चल रही है। मुख्यमंत्री देवेंद्र फडणवीस जल्द ही किसानों के लिए कर्जमाफी की घोषणा करेंगे। उन्होंने यह भी कहा कि महायुति के चुनावी घोषणा पत्र में कर्जमाफी का वादा किया गया था और अब उसे पूरा करने की दिशा में कदम बढ़ाए जा रहे हैं। राठोड़ ने भरोसा दिलाया कि राज्य के नेतृत्व की ओर से जल्द ही इस संबंध में आधिकारिक घोषणा की जाएगी। इससे पहले कृषि मंत्री दत्तात्रय भरणे ने भी कर्जमाफी के संकेत दिए थे। उन्होंने कहा था कि वे खुद किसान पुत्र हैं और किसानों की समस्याओं को गहराई से समझते हैं। भरणे ने आश्वस्त किया था कि मुख्यमंत्री और दोनों उपमुख्यमंत्री उचित समय पर कर्जमाफी पर फैसला लेंगे। दरअसल, कई किसानों ने पीक कर्ज लेकर खेती की थी, लेकिन सूखे और प्राकृतिक आपदाओं के कारण फसलें चौपट हो गईं। इसी वजह से किसान लगातार कर्जमाफी की मांग कर रहे हैं। अब सरकार की ओर से मिले संकेतों के बाद किसानों को जल्द राहत मिलने की उम्मीद है। MP Breaking News is the leading Hindi News portal in Madhya Pradesh, a digital news platform of INTUITIVE NEWS &amp; MEDIA PRIVATE LIMITED, providing news from every segment/category for its readers. Fast and Latest news updates with authenticating content are the prime objective that we seek towards creating a milestone for ourselves. Contact us: mpbreakingnews (at) gmail.com Bhopal News Indore News Jabalpur News Gwalior News Play Store Apple Store © 2025 Intuitive News &amp; Media Pvt. Ltd. | Powered By Parshva Web Home | Contact Us | Policies | Terms and Conditions</w:t>
-      </w:r>
-    </w:p>
-    <w:p>
-      <w:pPr>
-        <w:pStyle w:val="Heading3"/>
-      </w:pPr>
-      <w:r>
-        <w:rPr/>
-        <w:t>Article 85</w:t>
-      </w:r>
-    </w:p>
-    <w:p>
-      <w:pPr>
-        <w:pStyle w:val="Normal"/>
-      </w:pPr>
-      <w:r>
-        <w:rPr/>
-        <w:t>Title: Pune Patients Receive Over Rs 6.5 Crore in Medical Aid Under Chief Minister Devendra Fadnavis’ Initiative</w:t>
-      </w:r>
-    </w:p>
-    <w:p>
-      <w:pPr>
-        <w:pStyle w:val="Normal"/>
-      </w:pPr>
-      <w:r>
-        <w:rPr/>
-        <w:t xml:space="preserve">URL: </w:t>
-      </w:r>
-      <w:r>
-        <w:t xml:space="preserve"> https://www.punekarnews.in/pune-patients-receive-over-rs-6-5-crore-in-medical-aid-under-chief-minister-devendra-fadnavis-initiative/</w:t>
-      </w:r>
-    </w:p>
-    <w:p>
-      <w:pPr>
-        <w:pStyle w:val="Normal"/>
-      </w:pPr>
-      <w:r>
-        <w:rPr/>
-        <w:t>Content: Punekar News Pune News, Pimpri-Chinchwad News Punekar News Reported by Mubarak Ansari Pune, 18th August 2025: In a significant move to support patients from economically weaker sections, charitable hospitals in Pune district have provided medical assistance worth over Rs 6.52 crore to 5,112 patients between January 1 and May 31, 2025. The initiative, guided by Chief Minister Devendra Fadnavis and coordinated by Rameshwar Naik, head of the State-level Special Medical Assistance Cell, aims to ensure timely and transparent access to medical treatment for the poor and vulnerable. Reserved Beds in Charitable Hospitals Under Section 41 AA of the Maharashtra Public Trusts Act, 1950, and a Bombay High Court ruling (Writ Petition No. 3132/2004), charitable hospitals are mandated to reserve 10 percent of their total beds for poor patients free of cost, and another 10 percent for patients from weaker sections at concessional rates. Role of the Special Medical Assistance Cell The State-level Special Medical Assistance Cell, based at the Chief Minister’s Office in Mumbai, oversees the smooth allocation of reserved beds. Headed by Rameshwar Naik, the cell ensures real-time availability of beds, provides information on hospital facilities and concessions, and facilitates timely treatment for needy patients. An online system has been developed for this process, with a state-level committee monitoring the system to ensure effectiveness. District-Level Oversight in Pune In Pune district, 58 charitable hospitals participate in the scheme, receiving tax and subsidy concessions in exchange for providing reserved beds to poor patients. A district-level committee, chaired by District Collector Jitendra Dudi, monitors the system to ensure compliance. Patients can access information about reserved beds online, while the cell’s coordinators assist with real-time queries and applications. How to Apply for Medical Assistance Patients seeking aid must submit an application to the District Level Chief Minister’s Relief Fund and Charitable Hospital Help Desk, along with: Aadhaar card Ration card PAN card Income certificate from the Tehsildar Hospital treatment budget Contact Information Collector’s Office, Room No. 10, Ground Floor, Old Zilla Parishad, Pune Dr. Mansingh Sable, Medical Officer &amp; Chairman of the District Level Cell Mobile: 8087678977 | Email: [email protected] Toll-free helpline: 1800 123 2211 Website: charitymedicalhelpdesk.maharashtra.gov.in The initiative reflects a focused effort by the Maharashtra government to bridge the gap between healthcare services and economically disadvantaged patients, providing timely treatment while promoting accountability and transparency in charitable hospitals.</w:t>
-      </w:r>
-    </w:p>
-    <w:p>
-      <w:pPr>
-        <w:pStyle w:val="Heading3"/>
-      </w:pPr>
-      <w:r>
-        <w:rPr/>
-        <w:t>Article 86</w:t>
-      </w:r>
-    </w:p>
-    <w:p>
-      <w:pPr>
-        <w:pStyle w:val="Normal"/>
-      </w:pPr>
-      <w:r>
-        <w:rPr/>
-        <w:t>Title: Mumbai: CM Devendra Fadnavis meets C.P. Radhakrishnan #Gallery</w:t>
-      </w:r>
-    </w:p>
-    <w:p>
-      <w:pPr>
-        <w:pStyle w:val="Normal"/>
-      </w:pPr>
-      <w:r>
-        <w:rPr/>
-        <w:t xml:space="preserve">URL: </w:t>
-      </w:r>
-      <w:r>
-        <w:t xml:space="preserve"> https://www.socialnews.xyz/2025/08/18/mumbai-cm-devendra-fadnavis-meets-c-p-radhakrishnan-gallery/</w:t>
-      </w:r>
-    </w:p>
-    <w:p>
-      <w:pPr>
-        <w:pStyle w:val="Normal"/>
-      </w:pPr>
-      <w:r>
-        <w:rPr/>
-        <w:t>Content: Home » Gallery » Politics » Mumbai: CM Devendra Fadnavis meets C.P. Radhakrishnan #Gallery Posted By: Social News XYZ August 18, 2025 An Indo-American News website. It covers Gossips, Politics, Movies, Technolgy, and Sports News and Photo Galleries and Live Coverage of Events via Youtube. The website is established in 2015 and is owned by AGK FIRE INC. Copyright 2025 | AGK FIRE INC| Terms of Service / Privacy Policy | Contact Us</w:t>
-      </w:r>
-    </w:p>
-    <w:p>
-      <w:pPr>
-        <w:pStyle w:val="Heading3"/>
-      </w:pPr>
-      <w:r>
-        <w:rPr/>
-        <w:t>Article 87</w:t>
-      </w:r>
-    </w:p>
-    <w:p>
-      <w:pPr>
-        <w:pStyle w:val="Normal"/>
-      </w:pPr>
-      <w:r>
-        <w:rPr/>
-        <w:t>Title: CREDAI-MCHI appoints Mr. Sukhraj Nahar as 18th President in the Change of Guard Ceremony graced by Maharashtra CM Devendra Fadnavis</w:t>
-      </w:r>
-    </w:p>
-    <w:p>
-      <w:pPr>
-        <w:pStyle w:val="Normal"/>
-      </w:pPr>
-      <w:r>
-        <w:rPr/>
-        <w:t xml:space="preserve">URL: </w:t>
-      </w:r>
-      <w:r>
-        <w:t xml:space="preserve"> https://www.lokmattimes.com/business/credai-mchi-appoints-mr-sukhraj-nahar-as-18th-president-in-the-change-of-guard-ceremony-graced-by-maharashtra-cm-devendra-fadnavis/</w:t>
-      </w:r>
-    </w:p>
-    <w:p>
-      <w:pPr>
-        <w:pStyle w:val="Normal"/>
-      </w:pPr>
-      <w:r>
-        <w:rPr/>
-        <w:t>Content: Marathi | Hindi FOLLOW US : City By ANI | Updated: August 18, 2025 15:00 IST2025-08-18T14:53:22+5:302025-08-18T15:00:04+5:30 VMPL Mumbai (Maharashtra) [India], August 18: In a landmark development for Mumbai's real estate sector, CREDAI-MCHI, the apex body representing real estate developers in the Mumbai Metropolitan Region (MMR), has announced the appointment of Mr. Sukhraj Nahar, Chairman of Nahar Group, as its 18th President for the 2025-2027 term in a grand Change of Guard ceremony held at Jio World Centre. The event was graced by the Hon'ble Chief Minister of Maharashtra, Shri Devendra Fadnavis, along with distinguished past presidents, the new management committee and various members of the association. Mr. Nahar succeeds Mr. Domnic Romell who has served the association with distinction over the past two years. This change of guard marks not only a leadership transition but also the beginning of a transformational phase for the real estate ecosystem in the Mumbai Metropolitan Region (MMR). CREDAI-MCHI also announced the new management committee comprising of Mr. Bandish Ajmera - President Elect, Mr. Rushi Mehta - Secretary, and Mr. Nikunj Sanghavi - Treasurer. The ceremony marked not only a leadership transition but also the formal pledge to drive the organisation's new strategic framework. CREDAI-MCHI is setting its sights on Mission CARES, a comprehensive blueprint to bring Compassion, Affordability, Reforestation, Empowerment, and Skilling to the forefront of urban development. Shri. Devendra Fadnavis, Hon. Chief Minister of Maharashtra said, "CREDAI-MCHI family has been an indispensable partner in shaping Mumbai's real estate future. Together, we pioneered the country's most successful RERA implementation, streamlined ease of doing business, and co-created the Mumbai Development Plan with unprecedented industry-government collaboration. Today, Mumbai stands at the cusp of a massive transformation from Asia's largest urban renewal at BDD Chawls to slum-free, technology-driven redevelopment, and the creation of the Third and Fourth Mumbai as new economic growth engines. With world-class infrastructure, high-speed connectivity, an upcoming Innovation City that can rival global hubs, and the potential to build cities even better than Dubai, we have a once-in-a-generation opportunity. Over the next 10 years, we can transform Mumbai and the MMR into a global benchmark for urban living. The government is fully committed to working hand-in-hand with the real estate sector to make this vision a reality." Speaking on his vision for 2025 - 2027, Mr. Sukhraj Nahar, President of CREDAI-MCHI stated, "Our sector has always built Mumbai's skyline. Now, we must also build its soul. Mission CARES is our declaration to the government, home buyers, and our own consciencethat we will develop with empathy, digitise with purpose, green our cities with urgency, and ensure every home is accessible and dignified. This is a pivotal moment to move beyond rhetoric and deliver real, measurable impact." Mr. Rushi Mehta, Secretary, CREDAI-MCHI emphasized, "The real estate sector touches lives in every square foot it creates. We are not just asking the government to actwe are showing them that the industry is ready to co-create better policies, embrace tech, and uplift every worker, homebuyer, and citizen. Mission CARES represents CREDAI-MCHI's renewed commitment to building with compassion, ensuring access for all, restoring green spaces, driving economic growth through innovation, and skilling the workforce that shapes the region's skylines. The five pillars will guide all member initiatives over the next two years." Mr. Domnic Romell, Immediate Past President, CREDAI-MCHI extended his full support to the new leadership. He said, "Over the last two years, we've set the stage for deeper collaboration between government bodies, developers, and civil society. I am confident that under Mr. Nahar's leadership, CREDAI-MCHI will now scale new heightsnot just in construction, but in conscience as well." While handing over the baton to the incoming President, Mr. Romell further elaborated, "Our tenure was about turning challenges into opportunities and building a more transparent, inclusive ecosystem. Mission CARES is the natural evolution of that journey a moral compass for the next era of real estate, ensuring that growth and responsibility go hand in hand." Mr. Dhaval Ajmera, Outgoing Secretary, CREDAI-MCHI, stated, "We have always been builders; now we choose to be healers too. Mission CARES is not just a vision it is a call to action for governments, civil society, and every stakeholder in the urban ecosystem to create a future where development is measured by the dignity, equity, and sustainability it brings. Real change in our sector comes from consistent, well-calibrated policy interventions. Mission CARES strengthens our resolve to embed inclusion, green growth, and technology adoption into the governance framework, ensuring that ambition transforms into action." Mumbai's developers currently pay an average of ₹54,221 per square meter as approval costs, among the highest in the country. Premiums, duties, and levies often constitute 35-40% of the total project cost, placing a significant financial burden on homebuyers and delaying project timelines. "Compliance costs are one of the biggest roadblocks to affordable housing," noted Mr. Keval Valambhia, Chief Operating Officer, CREDAI-MCHI. He added, "At CREDAI-MCHI, we are pushing for single-window clearances, rationalized premiums, and tech-led approvals. Prop Tech will enable AI-driven project tracking and blockchain-backed compliance, making the process faster and more transparent. The shift from paperwork to real-time systems is critical. Every rupee saved in friction is a rupee that builds scale, trust, and better homes. Because at the end, building better homes is about building a stronger India together." The CARES framework commits the organisation to 5 pillars: - Compassion through CSR and social welfare for construction workers, women, children, and underserved communities. - Affordability in Housing through policy reforms and innovative development models. - Reforestation &amp; Urban Greening to offset the carbon impact of construction and improve city liveability. - Empowerment through PropTech to drive transparency, digital transformation, and economic growth. - Skilling of 10,000+ workers annually to power India's infrastructure boom with capable hands and secure livelihoods. The new leadership has outlined an ambitious but pragmatic roadmap for the next 24 months: - Establishment of a PropTech Lab to accelerate innovation adoption. - Creation of an Affordable Housing Innovation Cell (AHIC). - Launch of mobile Skilling Labs across the MMR region. - Dialogue with the state to rationalize development premiums and stamp duties. - Integration of green scorecards in every member project. Under its CSR vision, CREDAI-MCHI has committed to organising 100+ free health camps annually, supporting over 1,000 students with scholarships (especially girls), operating 25 daycare centres for construction workers' families, maintaining zero child labour across all member sites, and mobilising ₹10 crore+ for disaster relief and social programmes. The affordable housing mandate aims to promote 10,000+ affordable units through member projects by 2026, publish a policy white paper on regulatory reforms for faster approvals, create an Affordable Housing Innovation Cell, and conduct three regional workshops with urban bodies on rental and worker housing. The focus is on ensuring affordability without compromising on quality, sustainability, or access to civic amenities. In line with its environmental commitments, the reforestation agenda targets the planting of 1 million trees across 50+ urban locations by 2026, integrating minimum green buffers in all new member projects, and creating five model biodiversity parks in partnership with local authorities. The economic growth and innovation pillar will see 70% of member developers adopt at least one PropTech solution, 20+ startups onboarded to the new PropTech Lab, and the listing of 10+ REIT-ready assets. On skilling, CREDAI-MCHI will train 10,000+ construction workers annually, issue 2,500+ Green Job Cards, and deploy three mobile skilling labs across the Mumbai Metropolitan Region to deliver on-site training in green construction, safety, and emerging technologies. With over 2,200 member developers, CREDAI-MCHI's Change of Guard 2025-2027 marks the beginning of a decisive chapter one where the industry pledges to build not only for today's cities but for tomorrow's generations, guided by measurable goals that blend economic growth, environmental stewardship, and social equity. ABOUT CREDAI-MCHI CREDAI-MCHI is the apex body of real estate developers in the Mumbai Metropolitan Region. (MMR). With an impressive membership of over 2200+ leading developers in MMR, CREDAI-MCHI has extended its reach throughout the region, establishing units in various locations such as Thane, Kalyan-Dombivli, Mira-Virar, Raigad, Navi Mumbai, Palghar-Boisar, Bhiwandi, Uran-Dronagiri, Shahapur-Murbad, and most recently in Alibaug, Karjat-Khalapur-Khopoli, and Pen. Being the only Government-recognised body for private sector developers in MMR, CREDAI-MCHI is dedicated to promoting the industry's organisation and progress. The association is committed to driving policy reform, housing innovation, and sustainable development in partnership with the government and urban stakeholders. As a part of CREDAI National, an apex body of 13000 developers across the nation, CREDAI-MCHI has emerged as a preferred platform for regional discussions on housing and habitat by establishing close and strong ties with the government. It is committed to breaking barriers to create a strong, organised, and progressive real estate sector in the MMR.The vision of CREDAI-MCHI is to empower the Real Estate fraternity of the Mumbai Metropolitan Region as it preserves, protects, and advances the right to housing for all. To continue being a trusted ally, guiding their members, supporting the Government on policy advocacy, and assisting those they serve through the ever-evolving real estate fraternity. (ADVERTORIAL DISCLAIMER: The above press release has been provided by VMPL.will not be responsible in any way for the content of the same) Disclaimer: This post has been auto-published from an agency feed without any modifications to the text and has not been reviewed by an editor FOLLOW US : Copyright ©2025 Lokmat Media Pvt Ltd</w:t>
-      </w:r>
-    </w:p>
-    <w:p>
-      <w:pPr>
-        <w:pStyle w:val="Heading3"/>
-      </w:pPr>
-      <w:r>
-        <w:rPr/>
-        <w:t>Article 88</w:t>
-      </w:r>
-    </w:p>
-    <w:p>
-      <w:pPr>
-        <w:pStyle w:val="Normal"/>
-      </w:pPr>
-      <w:r>
-        <w:rPr/>
-        <w:t>Title: Amid heavy rains in Maharashtra, CM Fadnavis directs all agencies to be on alert</w:t>
-      </w:r>
-    </w:p>
-    <w:p>
-      <w:pPr>
-        <w:pStyle w:val="Normal"/>
-      </w:pPr>
-      <w:r>
-        <w:rPr/>
-        <w:t xml:space="preserve">URL: </w:t>
-      </w:r>
-      <w:r>
-        <w:t xml:space="preserve"> https://www.thehawk.in/news/india/amid-heavy-rains-in-maharashtra-cm-fadnavis-directs-all-agencies-to-be-on-alert</w:t>
-      </w:r>
-    </w:p>
-    <w:p>
-      <w:pPr>
-        <w:pStyle w:val="Normal"/>
-      </w:pPr>
-      <w:r>
-        <w:rPr/>
-        <w:t>Content: Mumbai, Aug 19 (IANS) Amid heavy and incessant rains and floods across Maharashtra, Chief Minister Devendra Fadnavis on Tuesday instructed all agencies to be on alert mode to control the situation. “The district collectors have been asked to provide immediate assistance in case of loss of life, livestock and damage to houses. Panchnamas should also be done immediately for the damage to agriculture, and action has been taken to provide compensation as per the norms of NDRF,” he told reporters after the weekly cabinet meeting to review the situation arising out of heavy rains. Fadnavis said that there is prima facie information that crops on about 12 to 14 lakh acres in the state have been affected. “The intensity of the rains has not subsided yet. Therefore, instructions have been given to NDRF, SDRF and various disaster management agencies to be alert and coordinate. In accordance with the information received from the weather stations, alerts are being given to the citizens of the state about the rain every three hours. A cloudburst-like situation has arisen in the Nanded district. Initial reports indicate that eight people have died. All disaster control rooms in the state have been instructed to remain alert and maintain coordination regarding information sharing,” he added. “The state is experiencing heavy rainfall. Due to this, the discharge from various irrigation projects is being monitored. For this, coordination is being maintained with projects in neighbouring states regarding the discharge of water. We are also getting a good response from those states. Contact has been made, especially for more discharge from Hippargi. Coordination is also being made with the water resources departments of Telangana,” said the Chief Minister. Fadnavis stated that the Mumbai Metropolitan Region has been hit the hardest by the heavy rains. The rains have been continuing since Monday. “It is a fact that water has accumulated in many low-lying areas. But all the systems of the Brihanmumbai Municipal Corporation, along with the state machinery, are working in coordination. The services of suburban local trains were disrupted for a few hours. All agencies concerned are doing their utmost to control this entire situation. As a precaution, offices in the Mumbai city area were also given a holiday,” he added. A red alert had already been issued for Vasai and Palghar due to a low-pressure area in the Bay of Bengal. This low-pressure area will cause heavy rainfall. But where and how much rainfall is falling on it? A system has been set up to send alerts in this regard every three hours, said a government release. “There is heavy rain in the catchment areas of many rivers in the state. Due to this, some rivers have reached the danger mark. However, in Mumbai, the Mithi River crossed the danger level. Due to this, about 400 people had to be shifted to a safe place. But now the situation is under control. Deputy Chief Minister Eknath Shinde is keeping an eye on the situation in Mumbai city. He has also visited the Mithi River area. It is a fact that there has been a mess in removing silt from the Mithi River. Now, strange and miraculous things are coming out about it. The Brihanmumbai Municipal Corporation will now have to take action to remove the silt again, and orders have also been given in this regard,” said the Chief Minister. --IANS sj/uk</w:t>
-      </w:r>
-    </w:p>
-    <w:p>
-      <w:pPr>
-        <w:pStyle w:val="Heading3"/>
-      </w:pPr>
-      <w:r>
-        <w:rPr/>
-        <w:t>Article 89</w:t>
-      </w:r>
-    </w:p>
-    <w:p>
-      <w:pPr>
-        <w:pStyle w:val="Normal"/>
-      </w:pPr>
-      <w:r>
-        <w:rPr/>
-        <w:t>Title: Heavy Rain Forecast for Mumbai: CM Fadnavis Reviews Flood Situation Across Maharashtra, with the Next 12 Hours Critical</w:t>
-      </w:r>
-    </w:p>
-    <w:p>
-      <w:pPr>
-        <w:pStyle w:val="Normal"/>
-      </w:pPr>
-      <w:r>
-        <w:rPr/>
-        <w:t xml:space="preserve">URL: </w:t>
-      </w:r>
-      <w:r>
-        <w:t xml:space="preserve"> https://www.lokmattimes.com/mumbai/heavy-rain-forecast-for-mumbai-cm-fadnavis-reviews-flood-situation-across-maharashtra-with-the-next-12-hours-critical-a475/</w:t>
-      </w:r>
-    </w:p>
-    <w:p>
-      <w:pPr>
-        <w:pStyle w:val="Normal"/>
-      </w:pPr>
-      <w:r>
-        <w:rPr/>
-        <w:t>Content: Marathi | Hindi FOLLOW US : City By Lokmat Times Desk | Updated: August 18, 2025 16:38 IST2025-08-18T16:36:46+5:302025-08-18T16:38:04+5:30 Maharashtra Chief Minister Devendra Fadnavis has issued a warning of heavy rainfall in Mumbai over the next two days, urging the public to stay cautious. He highlighted that the high tide is expected around 6:30 PM, and the next 12 hours are crucial. To assess the situation, CM Fadnavis visited the Disaster Management Department and held discussions with district collectors and divisional commissioners from across the state. During the meeting, CM Fadnavis took stock of the ongoing rainfall and flood conditions. He was joined by district collectors and the Municipal Commissioner of Mumbai, Bhushan Gagri. The Chief Minister shared that Mumbai had received 170 mm of rainfall in the last six hours, with Chembur recording the highest rainfall. Traffic is slow at 14 locations, and while local trains have not been suspended, their speed has reduced, resulting in delays. Fadnavis mentioned that heavy rainfall may continue in Mumbai for the next 10 to 12 hours. He also stated that after 4 PM, government employees will be allowed to leave work early. With the high tide expected at 6:30 PM, the public is urged to remain vigilant. The municipal corporation has made preparations based on the rainfall forecast, and decisions regarding school closures will be made after reviewing evening alerts. For the past two days, several regions in the state have experienced intense rainfall. Red and orange alerts have been issued for 15 to 16 districts. Authorities are closely monitoring water levels in major rivers such as Vashishti, Amba, and Kundalika. The state has also been focusing on the damage caused in Nashik's Raver taluka, which has reported the highest impact. The Maharashtra government has requested the Karnataka government to release water from the Almatti Dam to manage the situation. In the Pune division's Ghats section, a red alert has been issued, and flooding is expected in parts of Marathwada, including Beed, Latur, and Nanded. In Nanded's Mukhed area, Vikramabad has recorded 206 mm of rainfall. NDRF and SDRF teams are on the ground, as nearly 100,000 hectares of crops have been damaged, affecting around 200 villages. FOLLOW US : Copyright ©2025 Lokmat Media Pvt Ltd</w:t>
-      </w:r>
-    </w:p>
-    <w:p>
-      <w:pPr>
-        <w:pStyle w:val="Heading3"/>
-      </w:pPr>
-      <w:r>
-        <w:rPr/>
-        <w:t>Article 90</w:t>
-      </w:r>
-    </w:p>
-    <w:p>
-      <w:pPr>
-        <w:pStyle w:val="Normal"/>
-      </w:pPr>
-      <w:r>
-        <w:rPr/>
-        <w:t>Title: CM Fadnavis unveils emblem for Ganeshotsav to be celebrated as Rajya Mahotsav</w:t>
-      </w:r>
-    </w:p>
-    <w:p>
-      <w:pPr>
-        <w:pStyle w:val="Normal"/>
-      </w:pPr>
-      <w:r>
-        <w:rPr/>
-        <w:t xml:space="preserve">URL: </w:t>
-      </w:r>
-      <w:r>
-        <w:t xml:space="preserve"> https://www.thehawk.in/news/india/cm-fadnavis-unveils-emblem-for-ganeshotsav-to-be-celebrated-as-rajya-mahotsav</w:t>
-      </w:r>
-    </w:p>
-    <w:p>
-      <w:pPr>
-        <w:pStyle w:val="Normal"/>
-      </w:pPr>
-      <w:r>
-        <w:rPr/>
-        <w:t>Content: Mumbai, Aug 19 (IANS) Maharashtra Chief Minister Devendra Fadnavis, on Tuesday, after the weekly cabinet meeting, unveiled the emblem for Ganeshotsav, which will be celebrated as ‘Rajya Mahotsav’ from this year onwards. A fund of around Rs 11 crore has been allocated for a series of diverse cultural programmes, including competitions, illuminations, lectures and folk-art performances. This year, through the direct participation of the state government, Ganeshotsav will be showcased on national and international platforms, informed Cultural Affairs Minister Ashish Shelar. He added that the emblem will be prominently used as the official identity of the festival across all celebrations. From this year onwards, the Maharashtra Government will directly participate in the celebrations and take steps to elevate the festival to national and international prominence. This year, two themes – ‘Operation Sindoor’, a tribute to the valour of the Indian Army and ‘Swadeshi Jagar’, a call for building a self-reliant and Atmanirbhar Bharat- have been woven into the celebrations of Ganeshotsav, which has now been accorded the status of ‘Rajya Mahotsav’, said a government release. Minister Shelar said, “Maharashtra is a land rich in art, culture and tradition. It is blessed with the legacy of saints, social reformers, great leaders, warriors, spiritual thinkers and an inclusive heritage. This sacred land of the Deccan has been intellectually vibrant and socially united, laying the foundation for the state’s economic, social and cultural progress. Ganeshotsav has played a crucial role in fostering this unity. The centuries-old tradition of domestic Ganesh celebrations, and the decades-old public Ganeshotsav culture, are proud symbols of Maharashtra’s cultural and social harmony.” Minister Shelar further stated, “It is time that the importance and recognition of this proud heritage gets showcased to the world. By blending tradition with modernity, strengthening the festival’s social and cultural significance, bringing together all stakeholders, boosting tourism, preserving and promoting the rich traditions and rituals, we will establish Maharashtra on the global map.” He pointed out that the social and cultural significance of Ganeshotsav must be known to the world. “To keep the traditional essence of the festival intact while embracing modern elements, and to ensure every citizen of the state, directly or indirectly, feels connected to the celebrations, it is essential to declare Ganeshotsav as a state festival. The Government of Maharashtra will play a facilitative and enabling role in this,” he said. --IANS sj/uk</w:t>
-      </w:r>
-    </w:p>
-    <w:p>
-      <w:pPr>
-        <w:pStyle w:val="Heading3"/>
-      </w:pPr>
-      <w:r>
-        <w:rPr/>
-        <w:t>Article 91</w:t>
-      </w:r>
-    </w:p>
-    <w:p>
-      <w:pPr>
-        <w:pStyle w:val="Normal"/>
-      </w:pPr>
-      <w:r>
-        <w:rPr/>
-        <w:t>Title: Fadnavis meets Guv Radhakrishnan, presents him book of Shivaji Maharaj's letters</w:t>
-      </w:r>
-    </w:p>
-    <w:p>
-      <w:pPr>
-        <w:pStyle w:val="Normal"/>
-      </w:pPr>
-      <w:r>
-        <w:rPr/>
-        <w:t xml:space="preserve">URL: </w:t>
-      </w:r>
-      <w:r>
-        <w:t xml:space="preserve"> https://www.newsdrum.in/national/fadnavis-meets-guv-radhakrishnan-presents-him-book-of-shivaji-maharajs-letters-9672415</w:t>
-      </w:r>
-    </w:p>
-    <w:p>
-      <w:pPr>
-        <w:pStyle w:val="Normal"/>
-      </w:pPr>
-      <w:r>
-        <w:rPr/>
-        <w:t>Content: Follow Us Mumbai, Aug 18 (PTI) Maharashtra Chief Minister Devendra Fadnavis on Monday paid a courtesy visit to Governor C P Radhakrishnan, who has been named as the NDA's vice-presidential candidate, at the Raj Bhavan in Mumbai. Radhakrishnan later left for New Delhi. At the airport here, Fadnavis, accompanied by state Cultural Affairs Minister Ashish Shelar, presented to the governor a book containing the unpublished letters of Maratha king Chhatrapati Shivaji Maharaj, a release from the Raj Bhavan said. The ruling National Democratic Alliance (NDA) on Sunday named Radhakrishnan, a seasoned BJP leader belonging to a key OBC caste from Tamil Nadu with an RSS background, as its vice-presidential candidate. BJP president J P Nadda made the announcement following a meeting of the party's parliamentary board, which included Prime Minister Narendra Modi, and consultation with the party's allies. Nadda appealed for unanimous election of Radhakrishnan (67), an OBC leader and two-time former Lok Sabha member from Coimbatore, to the constitutional position, saying BJP leaders had spoken to the opposition parties over the last week and will reach out to them again. PTI MR GK Subscribe to our Newsletter! Share this article If you liked this article share it with your friends.they will thank you later</w:t>
-      </w:r>
-    </w:p>
-    <w:p>
-      <w:pPr>
-        <w:pStyle w:val="Heading3"/>
-      </w:pPr>
-      <w:r>
-        <w:rPr/>
-        <w:t>Article 92</w:t>
-      </w:r>
-    </w:p>
-    <w:p>
-      <w:pPr>
-        <w:pStyle w:val="Normal"/>
-      </w:pPr>
-      <w:r>
-        <w:rPr/>
-        <w:t>Title: Maharashtra Rains: 5 Missing in Nanded, Over 200 Stranded Across Several Districts; Army, NDRF Deployed</w:t>
-      </w:r>
-    </w:p>
-    <w:p>
-      <w:pPr>
-        <w:pStyle w:val="Normal"/>
-      </w:pPr>
-      <w:r>
-        <w:rPr/>
-        <w:t xml:space="preserve">URL: </w:t>
-      </w:r>
-      <w:r>
-        <w:t xml:space="preserve"> https://www.lokmattimes.com/maharashtra/maharashtra-rains-5-missing-in-nanded-over-200-stranded-across-several-districts-army-ndrf-deployed-a517/</w:t>
-      </w:r>
-    </w:p>
-    <w:p>
-      <w:pPr>
-        <w:pStyle w:val="Normal"/>
-      </w:pPr>
-      <w:r>
-        <w:rPr/>
-        <w:t>Content: Marathi | Hindi FOLLOW US : City By Lokmat Times Desk | Updated: August 18, 2025 14:06 IST2025-08-18T14:05:57+5:302025-08-18T14:06:00+5:30 Maharashtra Chief Minister Devendra Fadnavis on Monday shared an update on the rain-hit state as heavy rainfall battered several districts, including Nanded, Mumbai, and Pune. At least five people went missing in Nanded district due to flooding caused by torrential rains in the early hours. “Five citizens are missing, and a search operation is underway,” said Fadnavis in a post on X. Giving further details on the relief and rescue operations, he said he had reviewed the situation with the district collector. The National Disaster Response Force (NDRF), the Indian Army, and other rescue teams have been deployed at the site for relief work. नांदेड जिल्ह्यातील मुखेड तालुक्यात अतिवृष्टीने लेंडी धरणाच्या पाणी पातळीत मोठी वाढ झाली आहे. शिवाय लातूर, उदगीर आणि कर्नाटकातून मोठ्या प्रमाणात पाणी येत आहे. काल येथे झालेला पाऊस सुमारे 206 मि.मी. इतका होता. त्यामुळे रावनगाव, भासवाडी, भिंगेली, हासनाळ येथील जनजीवन प्रभावित झाले…— Devendra Fadnavis (@Dev_Fadnavis) August 18, 2025“I am personally in constant contact with the Nanded District Collector, and the District Collectors of Nanded, Latur, and Bidar are coordinating with each other to carry out rescue operations,” he added.Also Read | Mumbai Local Train Update: Harbour Line Services Delayed Due to Waterlogging Between These Stations Amid Heavy Rains.“A military unit from Chhatrapati Sambhajinagar has also been dispatched. The local administration has been instructed to remain in the affected areas and coordinate continuously,” he said further.Over 200 people were reported stranded in different villages of Maharashtra amid heavy rainfall. The India Meteorological Department (IMD) has issued a yellow alert for Nanded district, forecasting heavy rains on Monday and Tuesday, according to news agency PTI.Nanded Collector Rahul Kardile confirmed that the district administration had called in a unit of the Indian Army to rescue people stranded in the floods.Fadnavis also said that due to heavy rains in Mukhed taluka of Nanded district, there has been a significant rise in the water level of the Lendi Dam.“Additionally, a large amount of water is flowing in from Latur, Udgir, and Karnataka. Yesterday, the rainfall here was approximately 206 mm. As a result, daily life in Ravangaon, Bhaswadi, Bhingeli, and Hasnal has been severely affected,” he said.“In Ravangaon, 225 citizens are trapped in floodwaters, and those in extremely adverse conditions have been evacuated. Efforts are underway to relocate the remaining citizens to safer locations. In Hasnal, eight citizens have been rescued. In Bhaswadi, 20 citizens are stranded but safe. In Bhingeli, 40 citizens are stranded but safe,” the CM added.More than 65 mm of rainfall was recorded in 80 revenue circles of Chhatrapati Sambhajinagar, Jalna, Nanded, and Parbhani districts on Sunday. A low-pressure area is forming over Central India, and under its influence, Konkan, Madhya Maharashtra (mainly the ghat areas), Mumbai, and Marathwada (mainly western and southern parts) are likely to receive heavy rainfall between August 18 and 19. This includes districts across Konkan, Nashik, Pune, Satara, Sangli, Kolhapur, Palghar, Thane, the Mumbai Metropolitan Region, Solapur, Dharashiv, and parts of Latur.नांदेड: मुखेड तालुक्यातील सहा गावांत पाणी शिरले; बेपत्ता १२ जणांचा शोध घेण्यासाठी एनडीआरएफ दलाला केले पाचारण #Nanded#marathwada#rainwaterpic.twitter.com/AI6w7MFoR3— Lokmat Chhatrapati Sambhajinagar (@milokmatabd) August 18, 2025In Dharashiv, heavy rains over the last three to four days have put 38,000 acres of crops at risk, with 108 villages affected during the kharif season. According to a preliminary report by the district administration, around 38,315 hectares of crops have been destroyed. Meanwhile, 53 animals, both large and small, were washed away in the floods in streams and rivers.Open in app नांदेड जिल्ह्यातील मुखेड तालुक्यात अतिवृष्टीने लेंडी धरणाच्या पाणी पातळीत मोठी वाढ झाली आहे. शिवाय लातूर, उदगीर आणि कर्नाटकातून मोठ्या प्रमाणात पाणी येत आहे. काल येथे झालेला पाऊस सुमारे 206 मि.मी. इतका होता. त्यामुळे रावनगाव, भासवाडी, भिंगेली, हासनाळ येथील जनजीवन प्रभावित झाले… “I am personally in constant contact with the Nanded District Collector, and the District Collectors of Nanded, Latur, and Bidar are coordinating with each other to carry out rescue operations,” he added. Also Read | Mumbai Local Train Update: Harbour Line Services Delayed Due to Waterlogging Between These Stations Amid Heavy Rains. “A military unit from Chhatrapati Sambhajinagar has also been dispatched. The local administration has been instructed to remain in the affected areas and coordinate continuously,” he said further. Over 200 people were reported stranded in different villages of Maharashtra amid heavy rainfall. The India Meteorological Department (IMD) has issued a yellow alert for Nanded district, forecasting heavy rains on Monday and Tuesday, according to news agency PTI. Nanded Collector Rahul Kardile confirmed that the district administration had called in a unit of the Indian Army to rescue people stranded in the floods. Fadnavis also said that due to heavy rains in Mukhed taluka of Nanded district, there has been a significant rise in the water level of the Lendi Dam. “Additionally, a large amount of water is flowing in from Latur, Udgir, and Karnataka. Yesterday, the rainfall here was approximately 206 mm. As a result, daily life in Ravangaon, Bhaswadi, Bhingeli, and Hasnal has been severely affected,” he said. “In Ravangaon, 225 citizens are trapped in floodwaters, and those in extremely adverse conditions have been evacuated. Efforts are underway to relocate the remaining citizens to safer locations. In Hasnal, eight citizens have been rescued. In Bhaswadi, 20 citizens are stranded but safe. In Bhingeli, 40 citizens are stranded but safe,” the CM added. More than 65 mm of rainfall was recorded in 80 revenue circles of Chhatrapati Sambhajinagar, Jalna, Nanded, and Parbhani districts on Sunday. A low-pressure area is forming over Central India, and under its influence, Konkan, Madhya Maharashtra (mainly the ghat areas), Mumbai, and Marathwada (mainly western and southern parts) are likely to receive heavy rainfall between August 18 and 19. This includes districts across Konkan, Nashik, Pune, Satara, Sangli, Kolhapur, Palghar, Thane, the Mumbai Metropolitan Region, Solapur, Dharashiv, and parts of Latur. नांदेड: मुखेड तालुक्यातील सहा गावांत पाणी शिरले; बेपत्ता १२ जणांचा शोध घेण्यासाठी एनडीआरएफ दलाला केले पाचारण #Nanded#marathwada#rainwaterpic.twitter.com/AI6w7MFoR3— Lokmat Chhatrapati Sambhajinagar (@milokmatabd) August 18, 2025In Dharashiv, heavy rains over the last three to four days have put 38,000 acres of crops at risk, with 108 villages affected during the kharif season. According to a preliminary report by the district administration, around 38,315 hectares of crops have been destroyed. Meanwhile, 53 animals, both large and small, were washed away in the floods in streams and rivers.Open in app नांदेड: मुखेड तालुक्यातील सहा गावांत पाणी शिरले; बेपत्ता १२ जणांचा शोध घेण्यासाठी एनडीआरएफ दलाला केले पाचारण #Nanded#marathwada#rainwaterpic.twitter.com/AI6w7MFoR3 In Dharashiv, heavy rains over the last three to four days have put 38,000 acres of crops at risk, with 108 villages affected during the kharif season. According to a preliminary report by the district administration, around 38,315 hectares of crops have been destroyed. Meanwhile, 53 animals, both large and small, were washed away in the floods in streams and rivers. FOLLOW US : Copyright ©2025 Lokmat Media Pvt Ltd</w:t>
-      </w:r>
-    </w:p>
-    <w:p>
-      <w:pPr>
-        <w:pStyle w:val="Heading3"/>
-      </w:pPr>
-      <w:r>
-        <w:rPr/>
-        <w:t>Article 93</w:t>
-      </w:r>
-    </w:p>
-    <w:p>
-      <w:pPr>
-        <w:pStyle w:val="Normal"/>
-      </w:pPr>
-      <w:r>
-        <w:rPr/>
-        <w:t>Title: Maharashtra government approves major infra projects</w:t>
-      </w:r>
-    </w:p>
-    <w:p>
-      <w:pPr>
-        <w:pStyle w:val="Normal"/>
-      </w:pPr>
-      <w:r>
-        <w:rPr/>
-        <w:t xml:space="preserve">URL: </w:t>
-      </w:r>
-      <w:r>
-        <w:t xml:space="preserve"> https://www.thehawk.in/news/india/maharashtra-government-approves-major-infra-projects</w:t>
-      </w:r>
-    </w:p>
-    <w:p>
-      <w:pPr>
-        <w:pStyle w:val="Normal"/>
-      </w:pPr>
-      <w:r>
-        <w:rPr/>
-        <w:t>Content: Mumbai, Aug 19 (IANS) Chief Minister Devendra Fadnavis on Tuesday chaired the cabinet sub committee on infrastructure and took a slew of decisions about third and fourth tracks on the Pune-Lonavala suburban railway line, purchase of 268 new AC trains for Mumbai under Mumbai Urban Transport Project (MUTP), elevated road between Thane and Navi Mumbai International Airport, Metro Line 11 project and a new city in Nagpur. These decisions are expected to provide a modern transport system and a new direction and pace of development to the cities of Mumbai, Pune, Thane, Navi Mumbai and Nagpur, said the government release. “In today's meeting, approval has been given for the construction of the third and fourth tracks on the Pune-Lonavala suburban railway line. This decision will make the Pune-Lonavala corridor more efficient and provide the necessary connectivity for industrial, residential and commercial development in the area. It will also help in reducing the increasing traffic pressure in Pune city. Along with this, approval has been given for two new stations, Balajinagar-Bibwewadi and Swargate-Katraj, under Phase I of Pune Metro,” said the Chief Minister. In order to modernise the suburban railway service, approval has been given for the purchase of new trains under Phases 3 and 3A of the Mumbai Metropolitan Region Development Plan (MUTP). In the first phase, as many as 268 fully AC trains will be purchased. These trains will be equipped with closed doors and high-quality amenities like the metro. The old doorless trains will be phased out in phases, and these modern trains will be made available to the passengers instead, said CM Fadnavis. He clarified that after shifting to AC trains, there will be no change in the ticket prices. He also said that the purchase of trains will start after the approval of the Central Government. The cabinet subcommittee also cleared the construction of a 25-km elevated road between Thane and Navi Mumbai International Airport. This project will provide a fast and dedicated communication route to Thane, Navi Mumbai and the adjoining industrial areas. “The ambitious project of Metro Line 11 in Mumbai has got the green light. A 16-km-long, completely underground line will be constructed from Wadala Depot to the Gateway of India. This metro will run from important places like Shyama Prasad Mukherjee Chowk and Hornimal Circle. This project is worth about Rs 24,000 crore, and funds will be made available for this from the Japan International Cooperation Agency (JICA). This line will provide great relief to Mumbaikars in terms of transportation,” said the Chief Minister. In addition, a commercial complex will be set up under a joint development project with BEST, from which BEST will get additional income. The cabinet subcommittee also cleared a new development corridor in Nagpur. Fadnavis said that approval has been given for the construction of a new ring road in the city and the creation of a new city in Nagpur. --IANS sj/dan</w:t>
-      </w:r>
-    </w:p>
-    <w:p>
-      <w:pPr>
-        <w:pStyle w:val="Heading3"/>
-      </w:pPr>
-      <w:r>
-        <w:rPr/>
-        <w:t>Article 94</w:t>
-      </w:r>
-    </w:p>
-    <w:p>
-      <w:pPr>
-        <w:pStyle w:val="Normal"/>
-      </w:pPr>
-      <w:r>
-        <w:rPr/>
-        <w:t>Title: Maharashtra CM Devendra Fadnavis Says ‘Third Mumbai’ Being Developed in Raigad District Will Open New Chapter of Economic Development</w:t>
-      </w:r>
-    </w:p>
-    <w:p>
-      <w:pPr>
-        <w:pStyle w:val="Normal"/>
-      </w:pPr>
-      <w:r>
-        <w:rPr/>
-        <w:t xml:space="preserve">URL: </w:t>
-      </w:r>
-      <w:r>
-        <w:t xml:space="preserve"> https://www.latestly.com/india/news/maharashtra-cm-devendra-fadnavis-says-third-mumbai-being-developed-in-raigad-district-will-open-new-chapter-of-economic-development-7064927.html</w:t>
-      </w:r>
-    </w:p>
-    <w:p>
-      <w:pPr>
-        <w:pStyle w:val="Normal"/>
-      </w:pPr>
-      <w:r>
-        <w:rPr/>
-        <w:t>Content: Mumbai, August 18: Chief Minister Devendra Fadnavis on Monday said that a ‘Third Mumbai’ being developed in Raigad district will be a new chapter of economic development. The Chief Minister further stated that the state government is committed to development and it is working to create a 'Third Mumbai' in partnership with the private sector. An international university centre is being set up in 'Third Mumbai'. “A medical college will also be set up, and an innovation hub will be set up here. It will have all the research facilities. There will also be facilities for research in the field of quantum computing. There will be AI-based systems and research. 'Third Mumbai' will have good connectivity with the existing Mumbai. In addition to Coastal Road and Atal Setu, there will be a Worli-Shivadi link road, which is currently under construction. ‘Third Mumbai’ will do the work of further boosting the development of Mumbai. Private investors should take the initiative to invest in the development of this sector. Good development can only happen through private and government partnership. The work of granting all the necessary approvals to investors coming here will be completed quickly at the government level,” said the Chief Minister. Devendra Fadnavis Led-Maharashtra Cabinet Clears Recruitment of 15,000 Cops, Hikes Margin for Fair Price Shopkeepers. The Chief Minister said that Maharashtra is an investment-friendly state. Work is currently underway for Ease of Doing Business. “We are working to ensure that there are no problems with investment. If any problem arises, it is being resolved promptly, he added. He appealed to investors to contribute to the development of the 'Third Mumbai'. ‘Spirit of Mumbai’: Devendra Fadnavis Congratulates Mumbai ATC for Safe and Seamless Air Traffic Control Amid India-Pakistan Tensions. Stating that the opening of a private bank office is very important for the economic progress of Mumbai and Maharashtra, Fadnavis said it is a matter of pride for the state. This confirms the skilled manpower, strong markets and investment-friendly environment in Maharashtra. This event underlines Maharashtra's leadership in the economic sector, he noted. (The above story first appeared on LatestLY on Aug 18, 2025 05:08 PM IST. For more news and updates on politics, world, sports, entertainment and lifestyle, log on to our website latestly.com). Copyright © Latestly.com All Rights Reserved. LatestLY News Bot is an automated program built to interact with your questions and provides fact-checks and latest news. Please start asking your questions or topics you want to read about.</w:t>
-      </w:r>
-    </w:p>
-    <w:p>
-      <w:pPr>
-        <w:pStyle w:val="Heading3"/>
-      </w:pPr>
-      <w:r>
-        <w:rPr/>
-        <w:t>Article 95</w:t>
-      </w:r>
-    </w:p>
-    <w:p>
-      <w:pPr>
-        <w:pStyle w:val="Normal"/>
-      </w:pPr>
-      <w:r>
-        <w:rPr/>
-        <w:t>Title: Rain fury leaves 7 dead in Maharashtra, 200 villagers stranded</w:t>
-      </w:r>
-    </w:p>
-    <w:p>
-      <w:pPr>
-        <w:pStyle w:val="Normal"/>
-      </w:pPr>
-      <w:r>
-        <w:rPr/>
-        <w:t xml:space="preserve">URL: </w:t>
-      </w:r>
-      <w:r>
-        <w:t xml:space="preserve"> https://www.newsdrum.in/national/rain-fury-leaves-7-dead-in-maharashtra-200-villagers-stranded-9674070</w:t>
-      </w:r>
-    </w:p>
-    <w:p>
-      <w:pPr>
-        <w:pStyle w:val="Normal"/>
-      </w:pPr>
-      <w:r>
-        <w:rPr/>
-        <w:t>Content: Follow Us Mumbai, Aug 18 (PTI) Seven persons have lost their lives in the incessant rains that continued to batter many parts of Maharashtra, Chief Minister Devendra Fadnavis said on Monday. More than 200 villagers were stranded in Nanded district amid incessant rains, prompting authorities to deploy the army for rescue and relief efforts. “So far, 7 lives have been lost. Some rivers in Konkan have risen to an alarming level, and Jalgaon has reported extensive losses,” Fadnavis posted on X after reviewing the rainfall situation at a meeting in the state secretariat. “Continuous coordination is underway with Karnataka government on Almatti dam. Though no immediate threat exists, directions are given to remain alert,” he said. Fadnavis said he reviewed the rainfall situation across the state at the State Emergency Operation Centre in Mantralaya. “All Divisional Commissioners and District Collectors joined the meeting through video conferencing and shared updates from their respective regions. Instructed that citizens staying in relief shelters must be provided with food, clean drinking water, blankets and other essential facilities on priority. “Heavy rains have been recorded in Ratnagiri, Raigad and Hingoli. The Meteorological Department has warned of heavy rainfall from August 17–21, and instructions have been issued to remain fully vigilant&lt;’ he said. In Chhatrapati Sambhajinagar division, 800 villages are affected by heavy rains, he said. Vidarbha has reported crop damage over nearly two lakh hectares. The situation in Mukhed is under control, while Gadchiroli, Akola, Chandur Railway, Mehkar and Washim are stabilising, he added. “Mumbai received 170 mm rainfall in 8 hours. Water-logging occurred in 14 locations, but traffic was disrupted only in 2 places. Railways and metro services are running smoothly. The next 10–12 hours are crucial. Delegated the powers to declare holidays to local bodies,” he said. “Issued directions to ensure coordination with neighbouring states, maintain alertness in tourist and landslide-prone areas and keep relief systems in a state of advance readiness,” Fadnavis said. Five persons are reported missing from Mukhed taluka of Nanded district, around 600 km from Mumbai, Fadnavis told reporters earlier. There has been a significant rise in the water level of Lendi dam, an inter-state irrigation project between Maharashtra and Telangana located in the taluka, while a large amount of water is flowing into the area from Latur, Udgir and neighbouring Karnataka, he said. Nanded collector Rahul Kardile told PTI that the district administration has called in a unit of the army to rescue people stranded in the floods. The State Disaster Response Force (SDRF) rescued 21 people stranded in Ravangaon and Hasnal villages of Mukhed taluka amid heavy rains on Sunday, he said. Six persons have died along with 205 animals in seven districts of Maharashtra's Marathwada region in the past five days, officials said on Monday. A loss survey report of rainfall since August 14, which was released during the day by the Divisional Commissioner's office, said six persons died in Hingoli, Nanded and Beed districts. Three died in Nanded, two in Hingoli and one in Beed in the past five days, the report stated. "A total of 205 animals have died since August 14. This includes 105 in Nanded. The number of villages affected by heavy rains stands at 1001, of which the highest, 844, are in Nanded. Moreover, 457 kuccha houses and 20 pucca houses have been damaged," an official said. Excess rainfall has impacted over 2.80 lac hectares of agricultural land, he said citing the report. PTI MR AW BNM GK VT VT Subscribe to our Newsletter! Share this article If you liked this article share it with your friends.they will thank you later</w:t>
-      </w:r>
-    </w:p>
-    <w:p>
-      <w:pPr>
-        <w:pStyle w:val="Heading3"/>
-      </w:pPr>
-      <w:r>
-        <w:rPr/>
-        <w:t>Article 96</w:t>
-      </w:r>
-    </w:p>
-    <w:p>
-      <w:pPr>
-        <w:pStyle w:val="Normal"/>
-      </w:pPr>
-      <w:r>
-        <w:rPr/>
-        <w:t>Title: ⚡Devendra Fadnavis Says ‘Third Mumbai’ Will Open a New Chapter of Economic Development</w:t>
-      </w:r>
-    </w:p>
-    <w:p>
-      <w:pPr>
-        <w:pStyle w:val="Normal"/>
-      </w:pPr>
-      <w:r>
-        <w:rPr/>
-        <w:t xml:space="preserve">URL: </w:t>
-      </w:r>
-      <w:r>
-        <w:t xml:space="preserve"> https://www.latestly.com/quickly/india/news/devendra-fadnavis-says-third-mumbai-will-open-a-new-chapter-of-economic-development-7064927.html</w:t>
-      </w:r>
-    </w:p>
-    <w:p>
-      <w:pPr>
-        <w:pStyle w:val="Normal"/>
-      </w:pPr>
-      <w:r>
-        <w:rPr/>
-        <w:t>Content: By IANS Maharashtra CM Devendra Fadnavis further stated that the state government is committed to development and it is working to create a 'Third Mumbai' in partnership with the private sector. An international university centre is being set up in 'Third Mumbai'.</w:t>
-      </w:r>
-    </w:p>
-    <w:p>
-      <w:pPr>
-        <w:pStyle w:val="Heading3"/>
-      </w:pPr>
-      <w:r>
-        <w:rPr/>
-        <w:t>Article 97</w:t>
-      </w:r>
-    </w:p>
-    <w:p>
-      <w:pPr>
-        <w:pStyle w:val="Normal"/>
-      </w:pPr>
-      <w:r>
-        <w:rPr/>
-        <w:t>Title: बाढ़ संकट पर अबू आजमी का CM फडणवीस को पत्र, प्रभावितों तक तुरंत राहत पहुंचाने की मांग</w:t>
-      </w:r>
-    </w:p>
-    <w:p>
-      <w:pPr>
-        <w:pStyle w:val="Normal"/>
-      </w:pPr>
-      <w:r>
-        <w:rPr/>
-        <w:t xml:space="preserve">URL: </w:t>
-      </w:r>
-      <w:r>
-        <w:t xml:space="preserve"> https://navbharatlive.com/latest-news/abu-azmi-wrote-a-letter-to-cm-devendra-fadnavis-asking-him-to-send-relief-supplies-to-flood-affected-region-1322005.html</w:t>
-      </w:r>
-    </w:p>
-    <w:p>
-      <w:pPr>
-        <w:pStyle w:val="Normal"/>
-      </w:pPr>
-      <w:r>
-        <w:rPr/>
-        <w:t>Content: सपा विधायक अबू आजमी (pic credit; social media) Abu Azmi letter to CM Fadnavis: महाराष्ट्र समाजवादी पार्टी (सपा) के अध्यक्ष और विधायक अबू आजमी ने राज्य में लगातार हो रही भारी बारिश और बाढ़ के हालात को लेकर चिंता जताई है। सोमवार को उन्होंने मुख्यमंत्री देवेंद्र फडणवीस को पत्र लिखकर प्रभावित इलाकों के लोगों तक तत्काल राहत सामग्री और जरूरी सुविधाएं पहुँचाने की मांग की। अबू आजमी ने अपने पत्र में कहा कि मुंबई समेत पूरे महाराष्ट्र में लगातार हो रही बारिश ने हालात को चिंताजनक बना दिया है। मौसम विभाग ने अगले 48 घंटों के लिए भारी बारिश का अलर्ट जारी किया है। ऐसी स्थिति में सरकार को तुरंत कदम उठाने चाहिए ताकि आम जनता को कठिनाई न झेलनी पड़े। सपा विधायक ने पत्र में सुझाव दिया कि संभावित बाढ़ प्रभावित इलाकों में नाइट शेल्टर की व्यवस्था की जाए। उन्होंने कहा कि कई परिवारों के पास बारिश और बाढ़ के कारण रहने के लिए सुरक्षित जगह नहीं है। ऐसे लोगों को बीएमसी के स्कूलों या सरकारी सुरक्षित इमारतों में तुरंत स्थानांतरित किया जाना चाहिए। यह भी पढ़ें- नांदेड़ में मूसलधार बारिश से हाहाकार, CM फडणवीस की निगरानी में राहत कार्य तेज उन्होंने यह भी कहा कि मुंबई की कई इमारतें और झोपड़पट्टियाँ जर्जर हालत में हैं, जिनके ढहने का खतरा है। इन इलाकों से लोगों को समय रहते सुरक्षित स्थानों पर शिफ्ट किया जाए। अबू आजमी ने गरीब और झुग्गी बस्तियों में रहने वाले परिवारों की हालत पर भी चिंता जताई। उनका कहना था कि भारी बारिश से इन परिवारों के घरों में पानी घुस गया है, जिससे उनका जरूरी सामान, कपड़े और अनाज खराब हो गया है। ऐसे में मुख्यमंत्री सहायता निधि से उन्हें तुरंत आर्थिक मदद और नकद सहायता दी जाए, ताकि वे अपनी मूलभूत जरूरतें पूरी कर सकें। आजमी ने सीएम से अपील की कि आपदा की इस घड़ी में प्रभावित परिवारों तक राहत सामग्री, दवाइयाँ और नकद मदद तत्काल पहुँचाई जाए। उन्होंने कहा कि बारिश और बाढ़ से जूझ रहे लोगों को इस समय सरकार की मदद की सबसे ज्यादा जरूरत है। सपा नेता ने उम्मीद जताई कि मुख्यमंत्री फडणवीस उनकी मांगों पर गंभीरता से विचार करेंगे और जल्द से जल्द राहत कार्य शुरू करवाएँगे। Follow Us On © Copyright Navbharatlive 2025 All rights reserved.</w:t>
-      </w:r>
-    </w:p>
-    <w:p>
-      <w:pPr>
-        <w:pStyle w:val="Heading3"/>
-      </w:pPr>
-      <w:r>
-        <w:rPr/>
-        <w:t>Article 98</w:t>
-      </w:r>
-    </w:p>
-    <w:p>
-      <w:pPr>
-        <w:pStyle w:val="Normal"/>
-      </w:pPr>
-      <w:r>
-        <w:rPr/>
-        <w:t>Title: नांदेड़ में मूसलधार बारिश से हाहाकार, CM फडणवीस की निगरानी में राहत कार्य तेज</w:t>
-      </w:r>
-    </w:p>
-    <w:p>
-      <w:pPr>
-        <w:pStyle w:val="Normal"/>
-      </w:pPr>
-      <w:r>
-        <w:rPr/>
-        <w:t xml:space="preserve">URL: </w:t>
-      </w:r>
-      <w:r>
-        <w:t xml:space="preserve"> https://navbharatlive.com/maharashtra/heavy-rains-cause-havoc-in-nanded-rescue-operation-intensified-under-the-supervision-of-cm-fadnavis-1321752.html</w:t>
-      </w:r>
-    </w:p>
-    <w:p>
-      <w:pPr>
-        <w:pStyle w:val="Normal"/>
-      </w:pPr>
-      <w:r>
-        <w:rPr/>
-        <w:t>Content: सीएम फडणवीस (pic credit; social media) Heavy Rains in Nanded: महाराष्ट्र के कई जिलों में लगातार हो रही भारी बारिश ने जनजीवन अस्त-व्यस्त कर दिया है। नांदेड़ जिले में स्थिति सबसे ज्यादा गंभीर बनी हुई है। रविवार को जिले में 206 मिमी बारिश दर्ज की गई, जिसके कारण निचले इलाकों में जलभराव हो गया और कई गांव बाढ़ की चपेट में आ गए। नांदेड़ के मुखेड़ तालुका में लेंडी बांध का जलस्तर काफी बढ़ गया है, साथ ही लातूर, उदगीर और कर्नाटक से भी बड़ी मात्रा में पानी आने से स्थिति और अधिक बिगड़ गई है। मुख्यमंत्री देवेंद्र फडणवीस ने सोशल मीडिया प्लेटफॉर्म ‘एक्स’ पर पोस्ट कर स्थिति की जानकारी साझा की और बताया कि प्रशासन पूरी मुस्तैदी से राहत और बचाव कार्य में जुटा हुआ है। सीएम फडणवीस ने कहा कि नांदेड़ जिले के रावणगाव में लगभग 225 नागरिक बाढ़ के पानी में फंस गए थे। इनमें से कई लोगों को निकाल लिया गया है जबकि शेष को सुरक्षित स्थानों पर पहुंचाने का प्रयास किया जा रहा है। इसके अलावा हसनाल में 8 नागरिकों को सुरक्षित बचा लिया गया है। भसवाड़ी गांव में 20 और भिंगेली गांव में 40 नागरिक पानी से घिरे हुए हैं, लेकिन वे सुरक्षित हैं। मुख्यमंत्री ने बताया कि पांच लोग अब भी लापता हैं और उनकी तलाश युद्धस्तर पर जारी है। नांदेड जिल्ह्यातील मुखेड तालुक्यात अतिवृष्टीने लेंडी धरणाच्या पाणी पातळीत मोठी वाढ झाली आहे. शिवाय लातूर, उदगीर आणि कर्नाटकातून मोठ्या प्रमाणात पाणी येत आहे. काल येथे झालेला पाऊस सुमारे 206 मि.मी. इतका होता. त्यामुळे रावनगाव, भासवाडी, भिंगेली, हासनाळ येथील जनजीवन प्रभावित झाले… — Devendra Fadnavis (@Dev_Fadnavis) August 18, 2025 सीएम फडणवीस ने स्पष्ट किया कि वे व्यक्तिगत रूप से नांदेड़ जिला कलेक्टर के लगातार संपर्क में हैं और राहत कार्यों की निगरानी कर रहे हैं। नांदेड़, लातूर और बीदर के जिला कलेक्टर आपसी समन्वय से बचाव अभियान चला रहे हैं। एनडीआरएफ की एक टीम, सेना की इकाई और पुलिस बल को भी राहत कार्यों में लगाया गया है। वहीं छत्रपति संभाजीनगर से भी सेना की एक टुकड़ी प्रभावित क्षेत्रों में भेजी गई है। यह भी पढ़ें- मुंबई में झमाझम बारिश का असर, BMC ने ऑरेंज अलर्ट के बीच स्कूल-कॉलेज किए बंद बारिश और बाढ़ से प्रभावित इलाकों में प्रशासन की टीम राहत और बचाव अभियान में जुटी हुई है। प्रभावित गांवों में फंसे लोगों को सुरक्षित निकालने के लिए नावों और मशीनरी की मदद ली जा रही है। मुख्यमंत्री ने प्रशासन को प्रभावित क्षेत्रों में लगातार मौजूद रहने और हर स्थिति पर निगरानी बनाए रखने के निर्देश दिए हैं। भारी बारिश और बाढ़ ने लोगों की रोजमर्रा की जिंदगी पर गहरा असर डाला है। कई गांवों का संपर्क टूट गया है, सड़कों पर पानी भर गया है और बिजली आपूर्ति भी बाधित हुई है। राहत दल लगातार लोगों को सुरक्षित स्थानों पर पहुंचा रहे हैं। मुख्यमंत्री फडणवीस ने लोगों से अपील की है कि वे सतर्क रहें और प्रशासन के निर्देशों का पालन करें। Follow Us On © Copyright Navbharatlive 2025 All rights reserved.</w:t>
-      </w:r>
-    </w:p>
-    <w:p>
-      <w:pPr>
-        <w:pStyle w:val="Heading3"/>
-      </w:pPr>
-      <w:r>
-        <w:rPr/>
-        <w:t>Article 99</w:t>
-      </w:r>
-    </w:p>
-    <w:p>
-      <w:pPr>
-        <w:pStyle w:val="Normal"/>
-      </w:pPr>
-      <w:r>
-        <w:rPr/>
-        <w:t>Title: लंदन से आई मराठा साम्राज्य की शान! रघुजी भोसले की ऐतिहासिक तलवार को लाया गया भारत</w:t>
-      </w:r>
-    </w:p>
-    <w:p>
-      <w:pPr>
-        <w:pStyle w:val="Normal"/>
-      </w:pPr>
-      <w:r>
-        <w:rPr/>
-        <w:t xml:space="preserve">URL: </w:t>
-      </w:r>
-      <w:r>
-        <w:t xml:space="preserve"> https://bharatexpress.com/india/raghuji-bhosale-historic-sword-returned-from-london-grand-welcome-in-mumbai-553050</w:t>
-      </w:r>
-    </w:p>
-    <w:p>
-      <w:pPr>
-        <w:pStyle w:val="Normal"/>
-      </w:pPr>
-      <w:r>
-        <w:rPr/>
-        <w:t>Content: Raghuji Bhosale: लंदन से वापस लाई गई रघुजी भोसले की ऐतिहासिक तलवार का मुंबई में भव्य स्वागत किया गया. मुख्यमंत्री देवेंद्र फडणवीस ने इसका लोकार्पण किया. Raghuji Bhosale की ऐतिहासिक तलवार लंदन से वापस लाई गई और मुंबई में इसका भव्य स्वागत किया गया. इस तलवार का मराठा साम्राज्य से गहरा जुड़ाव है, और यह 18वीं शताब्दी की है. मुख्यमंत्री देवेंद्र फडणवीस ने पु.ल. देशपांडे महाराष्ट्र कला अकादमी में इस तलवार का लोकार्पण किया. इस अवसर पर राज्य के संस्कृति मंत्री आशीष शेलार और रघुजी राजे भोसले के वंशज मुधोजी राजे भोसले विशेष अतिथि के रूप में शामिल हुए. यह तलवार मराठा साम्राज्य के इतिहास को बताने के लिए आने वाली पीढ़ी के लिए काफी महत्वपूर्ण है. मुख्यमंत्री देवेंद्र फडणवीस ने बताया कि इस तलवार को नागपुर भी भेजा जाएगा, जिससे आज की पीढ़ी को इतिहास के बारे में पता चल सके बता दे कि रघुजी भोसले ने मराठा साम्राज्य की ओर से विदर्भ और छत्तीसगढ़ तक अपनी शक्ति को बढ़ाया और नागपुर को अपनी राजधानी बनाकर भोसले राजवंश की एक स्वतंत्र शाखा स्थापित की. उन्होंने छत्तीसगढ़, गोंडवाना, कटक (ओडिशा), बरार और बस्तर तक अपना प्रभुत्व स्थापित किया और बंगाल और ओडिशा तक मराठों का दबदबा पहुंचाने में बड़ी भूमिका निभाई है. ये भी पढ़ें: Trending Story: आधे खाये टोस्ट में दिखा दुनिया का सबसे चर्चित व्यक्ति, पहचानिए कौन? -भारत एक्सप्रेस गिरिराज को मिला काम का इनाम, आखिर सिंधिया ने क्यों गिफ्ट कर दिया ट्रैक्टर? उम्मीद पोर्टल पर वक्फ के अनिवार्य पंजीकरण के खिलाफ दायर याचिका पर सुनवाई से सुप्रीम कोर्ट ने किया इनकार उपराष्ट्रपति चुनाव में बीजेपी का महाराष्ट्र अस्मिता वाला दांव, शरद पवार और उद्धव ठाकरे ने किया रिजेक्ट जापान, भारत में निवेश दोगुना करने की बना रहा योजना, पीएम मोदी की यात्रा पर हो सकती है घोषणा गगनयान G1 दिसंबर में होगा लॉन्च, ISRO की पहली मानव रहित उड़ान में उड़ेगी 'व्योममित्रा' बांग्लादेश में हिंदू महिलाओं से रेप के मामले महामारी जैसे, लेकिन सो रही यूनुस सरकार, रिपोर्ट में हुआ चौंकाने वाला खुलासा Online gaming Bill : युवाओं की राय और राजनीति का संग्राम ईडी की बड़ी कार्रवाई: कर्नाटक विधायक सहित कई ठिकानों पर छापेमारी Copyright © 2025 BharatExpress. All Rights Reserved.</w:t>
-      </w:r>
-    </w:p>
-    <w:p>
-      <w:pPr>
-        <w:pStyle w:val="Heading3"/>
-      </w:pPr>
-      <w:r>
-        <w:rPr/>
-        <w:t>Article 100</w:t>
-      </w:r>
-    </w:p>
-    <w:p>
-      <w:pPr>
-        <w:pStyle w:val="Normal"/>
-      </w:pPr>
-      <w:r>
-        <w:rPr/>
-        <w:t>Title: Mumbai : महाराष्ट्र में मूसलाधार बारिश से हाहाकार, सात लोगों की मौत</w:t>
-      </w:r>
-    </w:p>
-    <w:p>
-      <w:pPr>
-        <w:pStyle w:val="Normal"/>
-      </w:pPr>
-      <w:r>
-        <w:rPr/>
-        <w:t xml:space="preserve">URL: </w:t>
-      </w:r>
-      <w:r>
-        <w:t xml:space="preserve"> https://indiagroundreport.com/mumbai-torrential-rains-in-maharashtra-cause-havoc-seven-people-died/</w:t>
-      </w:r>
-    </w:p>
-    <w:p>
-      <w:pPr>
-        <w:pStyle w:val="Normal"/>
-      </w:pPr>
-      <w:r>
-        <w:rPr/>
-        <w:t>Content: १५ जिलों में अगले दो दिनों के लिए ओरेंज या रेड अलर्ट ,मुख्यमंत्री फडणवीस के सभी एजेंसियों को सतर्क रहने के निर्देश जारी कियामुंबई : (Mumbai) महाराष्ट्र में सोमवार को हो रही मूसलाधार बारिश से हाहाकार मच हुआ (Torrential rains in Maharashtra on Monday have caused havoc) है। बारिश की वजह से घर गिरने, बाढ़ में बह जाने आदि कारणों से सात लोगों की मौत हो गई है। भारतीय मौसम विभाग (Indian Meteorological Department) ने २१ अगस्त तक सूबे के कुल ३६ जिलों में से १६ जिलों में रेड या एलो अलर्ट की चेतावनी दी है। इसे देखते हुए मुख्यमंत्री देवेंद्र फडणवीस (Chief Minister Devendra Fadnavis) ने प्रशासन को अलर्ट मोड पर रहने का निर्देश दिया है। मुख्यमंत्री फडणवीस ने आज मंत्रालय के राज्य आपदा प्रबंधन कक्ष में पूरे राज्य (State Disaster Management Cell of the Ministry) में वर्षा की स्थिति की समीक्षा की। इसमें संभागीय आयुक्तों ने अपने विभागों में वर्षा के बारे में जानकारी प्रस्तुत की। रत्नागिरी, रायगढ़ और हिंगोली जिलों में अधिक वर्षा हुई है। मौसम विभाग ने भी 17 से 21 अगस्त के बीच भारी वर्षा की चेतावनी दी है। इस बैठक के बाद मुख्यमंत्री ने पत्रकारों को बताया कि सूबे में भारी बारिश से पिछले दो दिनों में विभिन्न घटनाओं में सात लोगों की मौत हो (Chief Minister told reporters that seven people have died in various incidents in the last two days due to heavy rains in the state) गई है। कोंकण की कुछ नदियाँ खतरे के निशान को पार कर गई हैं और जलगाँव में भारी नुकसान हुआ है। अलमट्टी के संबंध में कर्नाटक सरकार से लगातार संपर्क बनाए रखा जा रहा है और हालाँकि फिलहाल कोई खतरा नहीं है फिर भी मुख्यमंत्री ने व्यवस्था को अलर्ट पर रखने का आदेश दिया है। मुखेड़ में स्थिति नियंत्रण में है और विष्णुपुरी पर विशेष ध्यान दिया जा रहा है। उन्होंने कहा कि छत्रपति संभाजीनगर संभाग के 800 गाँव प्रभावित हुए हैं। दक्षिण गढ़चिरौली में प्रशासन अलर्ट पर है। अकोला, चंदूर रेलवे, मेहकर, वाशिम में स्थिति सामान्य हो रही है। प्रारंभिक अनुमान के अनुसार, विदर्भ में 2 लाख हेक्टेयर में फसलों को नुकसान पहुँचा है। मुख्यमंत्री ने कहा कि मुंबई में आज सुबह से केवल आठ घंटों में 170 मिमी बारिश हुई है। शहर में दो स्थानों पर जलभराव के कारण यातायात प्रभावित हुआ है। रेलवे, मेट्रो और अन्य परिवहन सुचारू रूप से चल रहे हैं। अगले 10 से 12 घंटे मुंबई के लिए बेहद महत्वपूर्ण हैं और मुख्यमंत्री ने प्रशासन को इसका ध्यान रखने का आदेश दिया है। स्थानीय प्रशासन और नगरपालिकाओं को कल के मौसम पूर्वानुमान को ध्यान में रखते हुए स्कूलों की छुट्टियां घोषित करने का अधिकार दिया गया है। मुख्यमंत्री द्वारा दिए गए निर्देशों में नागरिकों से अपील की गई है कि वे एसएमएस अलर्ट भेजते समय सटीक समय का उल्लेख करें, आने वाले अलर्ट को गंभीरता से लें और अपना ध्यान रखें। उन्होंने स्पष्ट किया कि तत्काल सहायता के लिए मंत्रालय से संपर्क करने की आवश्यकता नहीं है, स्थानीय स्तर पर धनराशि और अधिकार दिए गए हैं। घर गिरने पर सहायता प्रदान करने और पंचनामा ठीक से करने के निर्देश भी दिए गए। खतरे का स्तर बढऩे से पहले अन्य राज्यों से संपर्क करने को कहा गया। मुख्यमंत्री ने निर्देश दिया कि पर्यटन स्थलों पर पुलिस सतर्क रहे। भूस्खलन क्षेत्रों में व्यवस्था पहले से चालू रहे और आश्रय केंद्रों में पर्याप्त भोजन, स्वच्छ पानी और कपड़े उपलब्ध कराए जाएं। इस अवसर पर आपदा प्रबंधन मंत्री गिरीश महाजन, सूचना प्रौद्योगिकी मंत्री एडवोकेट आशीष शेलार, मुख्य सचिव राजेश कुमार, जल संसाधन विभाग के अतिरिक्त मुख्य सचिव दीपक कपूर, आपदा प्रबंधन की अतिरिक्त मुख्य सचिव सोनिया सेठी, कृषि विभाग के प्रधान सचिव विकास चंद्र रस्तोगी, लोक निर्माण विभाग के सचिव संजय दशपुते और वरिष्ठ अधिकारी उपस्थित थे। © 2029 India Ground Report. All Rights Reserved. Designed &amp; Maintained by Creative web Solution</w:t>
-      </w:r>
-    </w:p>
-    <w:p>
-      <w:pPr>
-        <w:pStyle w:val="Heading3"/>
-      </w:pPr>
-      <w:r>
-        <w:rPr/>
-        <w:t>Article 101</w:t>
-      </w:r>
-    </w:p>
-    <w:p>
-      <w:pPr>
-        <w:pStyle w:val="Normal"/>
-      </w:pPr>
-      <w:r>
-        <w:rPr/>
-        <w:t>Title: भुजबळांची नाराजी दूर करण्याची जबाबदारी पुन्हा फडणवीसांवर? अजितदादांनी केले हात वर</w:t>
-      </w:r>
-    </w:p>
-    <w:p>
-      <w:pPr>
-        <w:pStyle w:val="Normal"/>
-      </w:pPr>
-      <w:r>
-        <w:rPr/>
-        <w:t xml:space="preserve">URL: </w:t>
-      </w:r>
-      <w:r>
-        <w:t xml:space="preserve"> https://civicmirror.in/politics/guardian-minister-decision-nashik-chhagan-bhujbal-ajit-pawar-devendra-fadnavis/</w:t>
-      </w:r>
-    </w:p>
-    <w:p>
-      <w:pPr>
-        <w:pStyle w:val="Normal"/>
-      </w:pPr>
-      <w:r>
-        <w:rPr/>
-        <w:t>Content: Share नाशिकच्या पालकमंत्रीपदावरुन आता मंत्री छगन भुजबळ आणि मंत्री गिरीश महाजन यांच्यात नव्याने वाद सुरु झाला आहे. स्वातंत्र्य दिनी नाशिकमध्ये ध्वजारोहण करण्याचा मान गिरीश महाजन यांना मिळाला. त्यामुळे गिरीश महाजन हेच नाशिकचे अघोषित पालकमंत्री असल्याची चर्चा झाली. त्याचवेळी भुजबळांनी गोंदिया येथे ध्वजारोहण करण्यास नकार दिला. त्यामुळे पुन्हा महायुतीमध्ये नाराजी नाट्या रंगल्याचे पाहायला मिळत आहे. आजवर मी नाशिकमध्ये ध्वजारोहण करत आलो आहे, आता ही काय करायचे ते नाशिकमध्येच करेल नाही तर नाही अशा शब्दात उघड भुजबळांनी उघडपणे नाराजी व्यक्त केली. दरम्यान, रुसलेल्या भुजबळांची नाराजी दुर करण्याची जबाबदारी उपमुख्यमंत्री अजित पवार यांनी पुन्हा मुख्यमंत्री फडणवीसांच्या खांद्यावर दिली आहे. नाशिकमध्ये राष्ट्रवादीचे सात आमदार असल्याने पालकमंत्रीपद राष्ट्रवादीच्याच वाट्याला यायला हवं. रायगडमध्ये एक जागा असताना एवढी शक्ती आपण लावत आहोत, तर नाशिकमध्ये तर आपले सर्वांधिक सात आमदार आहेत तिथेही शक्ती लावा असा भुजबळ यांनी म्हटले आहे. तसेच, यासंदर्भात अजित पवार आणि प्रदेशाध्यक्ष सुनील तटकरे यांच्याशी बोलणार असल्याचेही त्यांनी सांगितले. मात्र, ही चर्चा होण्यापूर्वी अजित पवारांनी पालकमंत्रीपदाच चेंडू मुख्यमंत्र्यांकडे पास केला आहे. त्यामुळे भुजबळ काय प्रतिक्रिया देतात याकडे सर्वांचे लक्ष लागले आहे. नेमकं काय म्हणाले अजित पवार?राज्याच्या निर्मितीपासून कुणाला पालकमंत्री करायचे किंवा मंत्री करायचं हा निर्णय सर्वस्वी मुख्यमंत्र्यांच्या अधिकारात येतो. कुणाला कोणतं खातं द्यायचं तेही मुख्यमंत्रीच ठरवतात. मुख्यमंत्री पालकमंत्री नेमण्यासाठी सक्षम आहेत. त्यामुळे नाशिकच्या पालकमंत्रीपदाचा निर्णय देखील वेळ आल्यावर ते घेतील. पालकमंत्री नसल्याने त्या जिल्ह्यातील विकासाची कामे थांबलेली नाही. ध्वजारोहण करायचं होतं ते ही थांबलं नाही. त्यामुळे प्रत्येक जण आपले मत मांडत असतो. त्यांना तो अधिकार आहे ,असे पवार म्हणाले. Read more Latest Town Talk - Where voices unite, stories flourish, and community thrives through open dialogue and meaningful connections. Company Trending Tags © Civic Mirror - Lexicon Broadcasting.</w:t>
-      </w:r>
-    </w:p>
-    <w:p>
-      <w:pPr>
-        <w:pStyle w:val="Heading3"/>
-      </w:pPr>
-      <w:r>
-        <w:rPr/>
-        <w:t>Article 102</w:t>
-      </w:r>
-    </w:p>
-    <w:p>
-      <w:pPr>
-        <w:pStyle w:val="Normal"/>
-      </w:pPr>
-      <w:r>
-        <w:rPr/>
-        <w:t>Title: महाराष्ट्र किसानों को मिलेगी बड़ी राहत, CM फडणवीस जल्द करेंगे कर्जमाफी की घोषणा</w:t>
-      </w:r>
-    </w:p>
-    <w:p>
-      <w:pPr>
-        <w:pStyle w:val="Normal"/>
-      </w:pPr>
-      <w:r>
-        <w:rPr/>
-        <w:t xml:space="preserve">URL: </w:t>
-      </w:r>
-      <w:r>
-        <w:t xml:space="preserve"> https://navbharatlive.com/maharashtra/guardian-minister-sanjay-rathore-claims-cm-fadnavis-may-announce-a-loan-waiver-for-farmers-1322081.html</w:t>
-      </w:r>
-    </w:p>
-    <w:p>
-      <w:pPr>
-        <w:pStyle w:val="Normal"/>
-      </w:pPr>
-      <w:r>
-        <w:rPr/>
-        <w:t>Content: सीएम फडणवीस (pic credit; social media) Farmers of Maharashtra: महाराष्ट्र के किसानों के लिए जल्द ही एक बड़ी राहत भरी घोषणा होने की संभावना है। लंबे समय से कर्जमाफी की मांग कर रहे राज्य के किसानों को आखिरकार खुशखबरी मिल सकती है। यवतमाल जिले के पालकमंत्री संजय राठौड़ ने संकेत दिए हैं कि मुख्यमंत्री देवेंद्र फडणवीस निकट भविष्य में किसानों के लिए ऋण माफी की घोषणा कर सकते हैं। रविवार को यवतमाल में आयोजित एक कार्यक्रम में राठौड़ ने कहा कि राज्य मंत्रिमंडल में इस विषय पर चर्चा जारी है और जल्द ही मुख्यमंत्री इस पर निर्णायक कदम उठाएंगे। दरअसल, वसंतराव नाईक कृषि प्रतिष्ठान द्वारा पूर्व मुख्यमंत्री वसंतराव नाईक की 46वीं पुण्यतिथि पर आयोजित कार्यक्रम में 13 प्रगतिशील किसानों को कृषि गौरव पुरस्कार से सम्मानित किया गया। इसी मंच पर राठौड़ ने किसानों को कर्जमाफी को लेकर यह भरोसा दिलाया। राज्य के किसानों पर प्राकृतिक आपदाओं और बेमौसम बारिश का लगातार प्रहार हुआ है। कभी सूखा, कभी ओलावृष्टि और अब लगातार बारिश ने किसानों की फसलों को बर्बाद कर दिया है। ऐसे में किसानों के ऊपर कर्ज का बोझ और भी बढ़ता जा रहा है। खाद-बीज की बढ़ती कीमतें और न्यूनतम समर्थन मूल्य (एमएसपी) को लेकर असंतोष ने किसानों को और परेशान किया है। यही वजह है कि किसान संगठन और विपक्ष लगातार कर्जमाफी की मांग करते आ रहे हैं। यह भी पढ़ें- किसानों के कर्ज माफी पर महायुति में रार, राज्य की खाली तिजोरी को देख अजित पवार ने किया इनकार यह पहली बार नहीं है जब सरकार की तरफ से कर्जमाफी को लेकर संकेत दिए गए हैं। कुछ दिन पहले ही राजस्व मंत्री चंद्रशेखर बावनकुले ने भी कहा था कि मुख्यमंत्री जल्द ही कर्जमाफी पर बड़ा निर्णय लेंगे। वहीं उपमुख्यमंत्री अजित पवार ने भी भरोसा दिलाया था कि सरकार अपने चुनावी घोषणापत्र के अनुसार किसानों को राहत देगी। अब जबकि मंत्रिमंडल स्तर पर इस मुद्दे पर चर्चा हो रही है, किसानों को जल्द ही सरकार की ओर से ठोस कदम की उम्मीद है। संजय राठौड़ के बयान के बाद किसानों में एक नई आशा जगी है कि उनका वर्षों पुराना बोझ उतर सकता है। यदि मुख्यमंत्री देवेंद्र फडणवीस कर्जमाफी की घोषणा करते हैं, तो यह राज्य के लाखों किसानों के लिए बड़ी राहत साबित होगी। कुल मिलाकर, महाराष्ट्र सरकार की इस संभावित घोषणा से किसानों की उम्मीदें और बढ़ गई हैं। अब सभी की निगाहें मुख्यमंत्री की ओर टिकी हैं कि वे कब और किस तरह से किसानों को यह बड़ी सौगात देते हैं। Follow Us On © Copyright Navbharatlive 2025 All rights reserved.</w:t>
-      </w:r>
-    </w:p>
-    <w:p>
-      <w:pPr>
-        <w:pStyle w:val="Heading3"/>
-      </w:pPr>
-      <w:r>
-        <w:rPr/>
-        <w:t>Article 103</w:t>
-      </w:r>
-    </w:p>
-    <w:p>
-      <w:pPr>
-        <w:pStyle w:val="Normal"/>
-      </w:pPr>
-      <w:r>
-        <w:rPr/>
-        <w:t>Title: CM फडणवीस ने खेला ‘मराठी अस्मिता’ का दांव, उपराष्ट्रपति चुनाव में उद्धव-पवार पर बना दबाव</w:t>
-      </w:r>
-    </w:p>
-    <w:p>
-      <w:pPr>
-        <w:pStyle w:val="Normal"/>
-      </w:pPr>
-      <w:r>
-        <w:rPr/>
-        <w:t xml:space="preserve">URL: </w:t>
-      </w:r>
-      <w:r>
-        <w:t xml:space="preserve"> https://navbharatlive.com/maharashtra/political-battle-over-nda-candidate-radhakrishnan-cm-fadnavis-seeks-support-from-uddhav-thackeray-and-sharad-pawar-1321873.html/amp</w:t>
-      </w:r>
-    </w:p>
-    <w:p>
-      <w:pPr>
-        <w:pStyle w:val="Normal"/>
-      </w:pPr>
-      <w:r>
-        <w:rPr/>
-        <w:t>Content: सीएम फडणवीस, उद्धव ठाकरे, शरद पवार (pic credit; social media) Maharashtra Politics: उपराष्ट्रपति चुनाव को लेकर महाराष्ट्र में सियासत गरमा गई है। भारतीय जनता पार्टी (भाजपा) ने राष्ट्रीय जनतांत्रिक गठबंधन (एनडीए) की ओर से महाराष्ट्र के राज्यपाल सी.पी. राधाकृष्णन को उम्मीदवार घोषित किया है। तमिलनाडु से ताल्लुक रखने वाले राधाकृष्णन सोमवार (18 अगस्त) को दिल्ली पहुंचे और प्रधानमंत्री नरेंद्र मोदी से मुलाकात की। इस बीच महाराष्ट्र के मुख्यमंत्री देवेंद्र फडणवीस ने चुनावी जंग में ‘मराठी अस्मिता’ का दांव चल दिया है। उन्होंने राज्य के सभी सांसदों से अपील की कि वे राधाकृष्णन की उम्मीदवारी का समर्थन करें। फडणवीस ने कहा कि शिवसेना (यूबीटी) और एनसीपी (एसपी) जैसी पार्टियां जब-तब महाराष्ट्र की अस्मिता की बात करती हैं, तो अब उन्हें भी इस उम्मीदवार के समर्थन में आगे आना चाहिए। सीएम फडणवीस ने दावा किया कि राधाकृष्णन केवल महाराष्ट्र के राज्यपाल ही नहीं बल्कि मुंबई में पंजीकृत मतदाता भी हैं। उन्होंने कहा, “भले ही राधाकृष्णन का मूल निवास तमिलनाडु में है, लेकिन वे मुंबई में वोट डालते हैं। पिछले विधानसभा चुनाव में उन्होंने मुंबई से ही मतदान किया था। यह महाराष्ट्र के लिए गर्व की बात है कि देश के सर्वोच्च संवैधानिक पदों में से एक पर यहां के मतदाता को उम्मीदवार बनाया गया है।” यह भी पढ़ें- दिल्ली की राजनीति में महाराष्ट्र की गूंज, CP राधाकृष्णन होंगे NDA के उपराष्ट्रपति दावेदार मुख्यमंत्री ने स्पष्ट किया कि नामांकन दाखिल करते समय राधाकृष्णन इस तथ्य का उल्लेख भी करेंगे। यही वजह है कि उन्होंने विपक्षी नेताओं उद्धव ठाकरे और शरद पवार से समर्थन की अपील की है। उपराष्ट्रपति चुनाव में निर्वाचन मंडल में लोकसभा और राज्यसभा के सभी सांसद शामिल होते हैं। वर्तमान में निर्वाचन मंडल की कुल संख्या 781 है, जिसमें बहुमत का आंकड़ा 391 है। एनडीए के पास पहले से ही लगभग 422 सांसदों का समर्थन मौजूद है। ऐसे में विपक्ष चाहे तो उम्मीदवार उतार सकता है, लेकिन राधाकृष्णन की जीत लगभग तय मानी जा रही है। शिवसेना (यूबीटी) के पास लोकसभा में नौ और राज्यसभा में दो सांसद हैं, जबकि एनसीपी (एसपी) के पास लोकसभा में 10 और राज्यसभा में दो सांसद हैं। इनकी संख्या नतीजे को प्रभावित करने में सक्षम नहीं है, लेकिन राजनीतिक संदेश और ‘मराठी अस्मिता’ का मुद्दा इसे खास बना देता है। जगदीप धनखड़ के अचानक इस्तीफे के बाद उपराष्ट्रपति का पद खाली हुआ है। निर्वाचन आयोग ने इस पद के लिए 9 सितंबर को मतदान की घोषणा की है। भाजपा और एनडीए पहले ही इसे औपचारिक मुकाबला मान रहे हैं। अब निगाहें इस बात पर टिकी हैं कि उद्धव ठाकरे और शरद पवार फडणवीस की अपील को किस तरह लेते हैं—क्या वे ‘मराठी अस्मिता’ के नाम पर समर्थन देंगे या फिर विपक्षी एकजुटता बनाए रखेंगे। Follow Us On © Copyright Navbharatlive 2025 All rights reserved.</w:t>
-      </w:r>
-    </w:p>
-    <w:p>
-      <w:pPr>
-        <w:pStyle w:val="Heading3"/>
-      </w:pPr>
-      <w:r>
-        <w:rPr/>
-        <w:t>Article 104</w:t>
-      </w:r>
-    </w:p>
-    <w:p>
-      <w:pPr>
-        <w:pStyle w:val="Normal"/>
-      </w:pPr>
-      <w:r>
-        <w:rPr/>
-        <w:t>Title: महाराष्ट्र की ‘अस्मिता’ की बात करने वाले उपराष्ट्रपति पद के लिए राधाकृष्णन का समर्थन करें : फडणवीस</w:t>
-      </w:r>
-    </w:p>
-    <w:p>
-      <w:pPr>
-        <w:pStyle w:val="Normal"/>
-      </w:pPr>
-      <w:r>
-        <w:rPr/>
-        <w:t xml:space="preserve">URL: </w:t>
-      </w:r>
-      <w:r>
-        <w:t xml:space="preserve"> https://www.ibc24.in/maharashtra/devendra-fadnavis-urges-people-to-support-radhakrishnan-for-vice-presidents-post-3213157.html</w:t>
-      </w:r>
-    </w:p>
-    <w:p>
-      <w:pPr>
-        <w:pStyle w:val="Normal"/>
-      </w:pPr>
-      <w:r>
-        <w:rPr/>
-        <w:t>Content: सवाल आपका है Home / Maharashtra / Devendra Fadnavis urges people to support Radhakrishnan for Vice President's post मुंबई, 18 अगस्त (भाषा) महाराष्ट्र के मुख्यमंत्री देवेन्द्र फडणवीस ने राज्य के विभिन्न दलों के सांसदों, खासकर शिवसेना (उबाठा) और राकांपा (एसपी) के सांसदों से उपराष्ट्रपति पद के लिए राज्यपाल सी.पी. राधाकृष्णन की उम्मीदवारी का समर्थन करने का सोमवार को आह्वान किया। सत्तारूढ़ राष्ट्रीय जनतांत्रिक गठबंधन (राजग) ने रविवार को 67 वर्षीय राधाकृष्णन को उपराष्ट्रपति पद के लिए अपना उम्मीदवार घोषित किया। उनका ताल्लुक तमिलनाडु की एक प्रमुख ओबीसी जाति से है और वह आरएसएस की पृष्ठभूमि से आने वाले भाजपा के अनुभवी नेता हैं। फडणवीस ने पत्रकारों से बात करते हुए कहा कि हालांकि राधाकृष्णन तमिलनाडु से हैं, लेकिन वह मुंबई में पंजीकृत मतदाता हैं और पिछले साल महाराष्ट्र विधानसभा चुनाव में उन्होंने यहां वोट डाला था। उन्होंने कहा, ‘जब वह उपराष्ट्रपति पद के लिए नामांकन दाखिल करेंगे, तो उसमें यह उल्लेख करेंगे कि वह मुंबई में पंजीकृत मतदाता हैं। यह महाराष्ट्र के लिए गर्व की बात है।’ फडणवीस ने कहा कि विपक्षी शिवसेना (उबाठा) और राष्ट्रवादी कांग्रेस पार्टी (एसपी) जैसे राजनीतिक दल महाराष्ट्र की ‘अस्मिता’ का समर्थन करते हैं, इसलिए उन्हें राधाकृष्णन की उम्मीदवारी का समर्थन करना चाहिए। एक प्रश्न के उत्तर में मुख्यमंत्री ने कहा कि वह शिवसेना (उबाठा) प्रमुख उद्धव ठाकरे और राकांपा (एसपी) प्रमुख शरद पवार से राधाकृष्णन का समर्थन करने का अनुरोध करेंगे, क्योंकि वह राज्य के राज्यपाल हैं और मुंबई के मतदाता हैं। भारत के उपराष्ट्रपति पद के लिए निर्वाचन मंडल में संसद के दोनों सदनों के सभी सदस्य शामिल होते हैं। शिवसेना (उबाठा) के पास नौ लोकसभा सदस्य और दो राज्यसभा सदस्य हैं, जबकि राकांपा (एसपी) के पास 10 लोकसभा सदस्य और दो राज्यसभा सदस्य हैं। राजग को 781 सांसदों वाले निर्वाचक मंडल में कम से कम 422 सदस्यों का समर्थन प्राप्त है, इसलिए विपक्ष के खिलाफ किसी भी मुकाबले में राधाकृष्णन की जीत लगभग तय है। बहुमत का आंकड़ा 391 है। इससे पहले दिन में फडणवीस ने मुंबई स्थित राजभवन में राधाकृष्णन से शिष्टाचार भेंट की। राधाकृष्णन बाद में दिल्ली के लिए रवाना हो गए। राजभवन की ओर से जारी एक विज्ञप्ति में कहा गया कि यहां हवाई अड्डे पर फडणवीस ने राज्य के सांस्कृतिक मामलों के मंत्री आशीष शेलार के साथ राज्यपाल को मराठा राजा छत्रपति शिवाजी महाराज के अप्रकाशित पत्रों की एक पुस्तक भेंट की। भाषा नोमान मनीषा मनीषा मुंबई, 18 अगस्त (भाषा) महाराष्ट्र के मुख्यमंत्री देवेन्द्र फडणवीस ने राज्य के विभिन्न दलों के सांसदों, खासकर शिवसेना (उबाठा) और राकांपा (एसपी) के सांसदों से उपराष्ट्रपति पद के लिए राज्यपाल सी.पी. राधाकृष्णन की उम्मीदवारी का समर्थन करने का सोमवार को आह्वान किया। सत्तारूढ़ राष्ट्रीय जनतांत्रिक गठबंधन (राजग) ने रविवार को 67 वर्षीय राधाकृष्णन को उपराष्ट्रपति पद के लिए अपना उम्मीदवार घोषित किया। उनका ताल्लुक तमिलनाडु की एक प्रमुख ओबीसी जाति से है और वह आरएसएस की पृष्ठभूमि से आने वाले भाजपा के अनुभवी नेता हैं। फडणवीस ने पत्रकारों से बात करते हुए कहा कि हालांकि राधाकृष्णन तमिलनाडु से हैं, लेकिन वह मुंबई में पंजीकृत मतदाता हैं और पिछले साल महाराष्ट्र विधानसभा चुनाव में उन्होंने यहां वोट डाला था। उन्होंने कहा, ‘जब वह उपराष्ट्रपति पद के लिए नामांकन दाखिल करेंगे, तो उसमें यह उल्लेख करेंगे कि वह मुंबई में पंजीकृत मतदाता हैं। यह महाराष्ट्र के लिए गर्व की बात है।’ फडणवीस ने कहा कि विपक्षी शिवसेना (उबाठा) और राष्ट्रवादी कांग्रेस पार्टी (एसपी) जैसे राजनीतिक दल महाराष्ट्र की ‘अस्मिता’ का समर्थन करते हैं, इसलिए उन्हें राधाकृष्णन की उम्मीदवारी का समर्थन करना चाहिए। एक प्रश्न के उत्तर में मुख्यमंत्री ने कहा कि वह शिवसेना (उबाठा) प्रमुख उद्धव ठाकरे और राकांपा (एसपी) प्रमुख शरद पवार से राधाकृष्णन का समर्थन करने का अनुरोध करेंगे, क्योंकि वह राज्य के राज्यपाल हैं और मुंबई के मतदाता हैं। भारत के उपराष्ट्रपति पद के लिए निर्वाचन मंडल में संसद के दोनों सदनों के सभी सदस्य शामिल होते हैं। शिवसेना (उबाठा) के पास नौ लोकसभा सदस्य और दो राज्यसभा सदस्य हैं, जबकि राकांपा (एसपी) के पास 10 लोकसभा सदस्य और दो राज्यसभा सदस्य हैं। राजग को 781 सांसदों वाले निर्वाचक मंडल में कम से कम 422 सदस्यों का समर्थन प्राप्त है, इसलिए विपक्ष के खिलाफ किसी भी मुकाबले में राधाकृष्णन की जीत लगभग तय है। बहुमत का आंकड़ा 391 है। इससे पहले दिन में फडणवीस ने मुंबई स्थित राजभवन में राधाकृष्णन से शिष्टाचार भेंट की। राधाकृष्णन बाद में दिल्ली के लिए रवाना हो गए। राजभवन की ओर से जारी एक विज्ञप्ति में कहा गया कि यहां हवाई अड्डे पर फडणवीस ने राज्य के सांस्कृतिक मामलों के मंत्री आशीष शेलार के साथ राज्यपाल को मराठा राजा छत्रपति शिवाजी महाराज के अप्रकाशित पत्रों की एक पुस्तक भेंट की। भाषा नोमान मनीषा मनीषा</w:t>
-      </w:r>
-    </w:p>
-    <w:p>
-      <w:pPr>
-        <w:pStyle w:val="Heading3"/>
-      </w:pPr>
-      <w:r>
-        <w:rPr/>
-        <w:t>Article 105</w:t>
-      </w:r>
-    </w:p>
-    <w:p>
-      <w:pPr>
-        <w:pStyle w:val="Normal"/>
-      </w:pPr>
-      <w:r>
-        <w:rPr/>
-        <w:t>Title: Maharashtra Live News Updates: एक क्लिक में पढ़े महाराष्ट्र की दिन भर की बड़ी खब़रें…</w:t>
-      </w:r>
-    </w:p>
-    <w:p>
-      <w:pPr>
-        <w:pStyle w:val="Normal"/>
-      </w:pPr>
-      <w:r>
-        <w:rPr/>
-        <w:t xml:space="preserve">URL: </w:t>
-      </w:r>
-      <w:r>
-        <w:t xml:space="preserve"> https://navbharatlive.com/maharashtra/latest-live-updates-maharashtra-politics-crime-nagpur-news-mumbai-pune-18-august-1321138.html</w:t>
-      </w:r>
-    </w:p>
-    <w:p>
-      <w:pPr>
-        <w:pStyle w:val="Normal"/>
-      </w:pPr>
-      <w:r>
-        <w:rPr/>
-        <w:t>Content: महाराष्ट्र लाइव ब्लॉग (डिजाइन फोटो) Maharashtra Breaking News LIVE Updates: मंत्री संजय राठौड़ ने कहा, “राज्य मंत्रिमंडल संकटग्रस्त किसानों के लिए ऋण माफी पर चर्चा कर रहा है, और मुख्यमंत्री देवेंद्र फडणवीस जल्द ही किसानों के लिए ऋण माफी की घोषणा करेंगे।” 18 Aug 2025 09:58 PM (IST) 18 Aug 2025 09:58 PM (IST) भारी बारिश के बाद भिवंडी-ठाणे मार्ग पर जलभराव भारी बारिश के बाद भिवंडी-ठाणे मार्ग पर जलभराव हो गया है। यातायात पूरी तरह से ठप्प हो गई है। नागरिकों को भारी परेशानियों का सामना करना पड़ रहा है। Bhiwandi, Maharashtra: After heavy rain, waterlogging has occurred on the Bhiwandi-Thane road pic.twitter.com/aFKoiYwQeM — IANS (@ians_india) August 18, 2025 भारी बारिश के बाद भिवंडी-ठाणे मार्ग पर जलभराव हो गया है। यातायात पूरी तरह से ठप्प हो गई है। नागरिकों को भारी परेशानियों का सामना करना पड़ रहा है। Bhiwandi, Maharashtra: After heavy rain, waterlogging has occurred on the Bhiwandi-Thane road pic.twitter.com/aFKoiYwQeM — IANS (@ians_india) August 18, 2025 भारी बारिश के बाद भिवंडी-ठाणे मार्ग पर जलभराव हो गया है। यातायात पूरी तरह से ठप्प हो गई है। नागरिकों को भारी परेशानियों का सामना करना पड़ रहा है। Bhiwandi, Maharashtra: After heavy rain, waterlogging has occurred on the Bhiwandi-Thane road pic.twitter.com/aFKoiYwQeM — IANS (@ians_india) August 18, 2025 18 Aug 2025 09:56 PM (IST) 18 Aug 2025 09:56 PM (IST) कल्याण में पिछले दो दिनों से लगातार बारिश कल्याण में पिछले दो दिनों से लगातार बारिश हो रही है और इस भारी बारिश के कारण शहर की सड़कों पर पानी भर गया है। Maharashtra: Continuous rainfall has been occurring in Kalyan for the past two days, and due to this heavy rain, the city’s streets have been waterlogged pic.twitter.com/0SMvDvcaUA — IANS (@ians_india) August 18, 2025 कल्याण में पिछले दो दिनों से लगातार बारिश हो रही है और इस भारी बारिश के कारण शहर की सड़कों पर पानी भर गया है। Maharashtra: Continuous rainfall has been occurring in Kalyan for the past two days, and due to this heavy rain, the city’s streets have been waterlogged pic.twitter.com/0SMvDvcaUA — IANS (@ians_india) August 18, 2025 कल्याण में पिछले दो दिनों से लगातार बारिश हो रही है और इस भारी बारिश के कारण शहर की सड़कों पर पानी भर गया है। Maharashtra: Continuous rainfall has been occurring in Kalyan for the past two days, and due to this heavy rain, the city’s streets have been waterlogged pic.twitter.com/0SMvDvcaUA — IANS (@ians_india) August 18, 2025 18 Aug 2025 09:40 PM (IST) 18 Aug 2025 09:40 PM (IST) ट्रेन में 27.50 लाख का सोना बरामद दक्षिण-पूर्व-मध्य रेल नागपुर मंडल के रेलवे सुरक्षा बल, सीआईबी और मंडल टास्क टीम की संयुक्त कार्रवाई में ट्रेन 12834 अहमदाबाद-हावड़ा एक्सप्रेस से यात्रा कर रहे फरार आरोपी को दबोचकर उसके पास से 275.93 ग्राम सोना बरामद किया गया। इसकी अनुमानित कीमत 27,50,000 रुपए आंकी गई है। पकड़ा गया युवक ग्राम वलवन, तहसील आटपाडी, जिला सांगली निवासी अतुल सत्यवान उर्फ सतीश जाधव (24) बताया गया है। ट्रेन में उसके साथ पत्नी रोहिणी, पिता सत्यवान जाधव (50) और नानी सास सिंधुताई जाधव (55) थीं। पूछताछ में उसने खुलासा किया कि वह नैहाटी (हावड़ा) में सोना कारीगर का काम करता है और बरामद सोना उसी मामले से संबंधित है। दक्षिण-पूर्व-मध्य रेल नागपुर मंडल के रेलवे सुरक्षा बल, सीआईबी और मंडल टास्क टीम की संयुक्त कार्रवाई में ट्रेन 12834 अहमदाबाद-हावड़ा एक्सप्रेस से यात्रा कर रहे फरार आरोपी को दबोचकर उसके पास से 275.93 ग्राम सोना बरामद किया गया। इसकी अनुमानित कीमत 27,50,000 रुपए आंकी गई है। पकड़ा गया युवक ग्राम वलवन, तहसील आटपाडी, जिला सांगली निवासी अतुल सत्यवान उर्फ सतीश जाधव (24) बताया गया है। ट्रेन में उसके साथ पत्नी रोहिणी, पिता सत्यवान जाधव (50) और नानी सास सिंधुताई जाधव (55) थीं। पूछताछ में उसने खुलासा किया कि वह नैहाटी (हावड़ा) में सोना कारीगर का काम करता है और बरामद सोना उसी मामले से संबंधित है। दक्षिण-पूर्व-मध्य रेल नागपुर मंडल के रेलवे सुरक्षा बल, सीआईबी और मंडल टास्क टीम की संयुक्त कार्रवाई में ट्रेन 12834 अहमदाबाद-हावड़ा एक्सप्रेस से यात्रा कर रहे फरार आरोपी को दबोचकर उसके पास से 275.93 ग्राम सोना बरामद किया गया। इसकी अनुमानित कीमत 27,50,000 रुपए आंकी गई है। पकड़ा गया युवक ग्राम वलवन, तहसील आटपाडी, जिला सांगली निवासी अतुल सत्यवान उर्फ सतीश जाधव (24) बताया गया है। ट्रेन में उसके साथ पत्नी रोहिणी, पिता सत्यवान जाधव (50) और नानी सास सिंधुताई जाधव (55) थीं। पूछताछ में उसने खुलासा किया कि वह नैहाटी (हावड़ा) में सोना कारीगर का काम करता है और बरामद सोना उसी मामले से संबंधित है। 18 Aug 2025 08:56 PM (IST) 18 Aug 2025 08:56 PM (IST) मुंबई में भारी बारिश, स्कूलों में दो दिन की छुट्टी; मराठवाड़ा में 6 लोगों की मौत भारी बारिश ने राज्य के अधिकांश जिलों में सामान्य जनजीवन अस्त-व्यस्त कर दिया है और कृषि फसलों को भारी नुकसान पहुंचाया है। नांदेड़ जिले के मुखेड़ में एक किसान की गौशाला में पानी भर गया, जिससे 50 भैंसों की मौत हो गई। मराठवाड़ा, विदर्भ और पश्चिमी महाराष्ट्र में भी नदियां और नहरें उफान पर हैं। दूसरी ओर, कोंकण समेत मुंबई में भारी बारिश जारी है और सड़कें नदियों में तब्दील हो रही हैं। मुंबई, उपनगरों, ठाणे और नवी मुंबई में भी सुबह से भारी बारिश हो रही है। ठाणे में मात्र 4 घंटों में 31.22 मिमी बारिश दर्ज की गई है और ठाणे के जिलाधिकारी ने स्कूलों में छुट्टी घोषित कर दी है। ठाणे में 18 और 19 अगस्त को स्कूलों में छुट्टी घोषित कर दी गई है। इस बीच, नवी मुंबई में भी स्कूलों की छुट्टी कर दी गई है। भारी बारिश ने राज्य के अधिकांश जिलों में सामान्य जनजीवन अस्त-व्यस्त कर दिया है और कृषि फसलों को भारी नुकसान पहुंचाया है। नांदेड़ जिले के मुखेड़ में एक किसान की गौशाला में पानी भर गया, जिससे 50 भैंसों की मौत हो गई। मराठवाड़ा, विदर्भ और पश्चिमी महाराष्ट्र में भी नदियां और नहरें उफान पर हैं। दूसरी ओर, कोंकण समेत मुंबई में भारी बारिश जारी है और सड़कें नदियों में तब्दील हो रही हैं। मुंबई, उपनगरों, ठाणे और नवी मुंबई में भी सुबह से भारी बारिश हो रही है। ठाणे में मात्र 4 घंटों में 31.22 मिमी बारिश दर्ज की गई है और ठाणे के जिलाधिकारी ने स्कूलों में छुट्टी घोषित कर दी है। ठाणे में 18 और 19 अगस्त को स्कूलों में छुट्टी घोषित कर दी गई है। इस बीच, नवी मुंबई में भी स्कूलों की छुट्टी कर दी गई है। भारी बारिश ने राज्य के अधिकांश जिलों में सामान्य जनजीवन अस्त-व्यस्त कर दिया है और कृषि फसलों को भारी नुकसान पहुंचाया है। नांदेड़ जिले के मुखेड़ में एक किसान की गौशाला में पानी भर गया, जिससे 50 भैंसों की मौत हो गई। मराठवाड़ा, विदर्भ और पश्चिमी महाराष्ट्र में भी नदियां और नहरें उफान पर हैं। दूसरी ओर, कोंकण समेत मुंबई में भारी बारिश जारी है और सड़कें नदियों में तब्दील हो रही हैं। मुंबई, उपनगरों, ठाणे और नवी मुंबई में भी सुबह से भारी बारिश हो रही है। ठाणे में मात्र 4 घंटों में 31.22 मिमी बारिश दर्ज की गई है और ठाणे के जिलाधिकारी ने स्कूलों में छुट्टी घोषित कर दी है। ठाणे में 18 और 19 अगस्त को स्कूलों में छुट्टी घोषित कर दी गई है। इस बीच, नवी मुंबई में भी स्कूलों की छुट्टी कर दी गई है। 18 Aug 2025 08:54 PM (IST) 18 Aug 2025 08:54 PM (IST) मुंबई से मराठवाड़ा तक... हर जगह पानी ही पानी महाराष्ट्र भर में भारी बारिश जारी है। मुंबई, कोंकण, विदर्भ और मराठवाड़ा में कई जगहों पर बाढ़ आ गई है। नवी मुंबई और ठाणे में भी भारी बारिश जारी है। मराठवाड़ा में बारिश से अब तक 6 लोगों की मौत हो चुकी है। मुंबई, ठाणे, रायगढ़, पालघर और नासिक के घाट इलाकों में सोमवार और मंगलवार, 2 दिनों के लिए रेड अलर्ट जारी किया गया है। रत्नागिरी-सिंधुदुर्ग जिलों के लिए ऑरेंज अलर्ट जारी किया गया है। मुंबई के निचले इलाकों में पानी जमा हो रहा है। बारिश के कारण सड़क यातायात धीमा हो गया है। स्थानीय परिवहन भी देरी से चल रहा है। बारिश के कारण मुंबई के स्कूलों में छुट्टी कर दी गई है। अगले 48 घंटों के लिए मुंबई, ठाणे और कोंकण में रेड अलर्ट जारी किया गया है। यह खब़र विस्तार से पढ़नें के लिए यहां क्लिक करें... महाराष्ट्र भर में भारी बारिश जारी है। मुंबई, कोंकण, विदर्भ और मराठवाड़ा में कई जगहों पर बाढ़ आ गई है। नवी मुंबई और ठाणे में भी भारी बारिश जारी है। मराठवाड़ा में बारिश से अब तक 6 लोगों की मौत हो चुकी है। मुंबई, ठाणे, रायगढ़, पालघर और नासिक के घाट इलाकों में सोमवार और मंगलवार, 2 दिनों के लिए रेड अलर्ट जारी किया गया है। रत्नागिरी-सिंधुदुर्ग जिलों के लिए ऑरेंज अलर्ट जारी किया गया है। मुंबई के निचले इलाकों में पानी जमा हो रहा है। बारिश के कारण सड़क यातायात धीमा हो गया है। स्थानीय परिवहन भी देरी से चल रहा है। बारिश के कारण मुंबई के स्कूलों में छुट्टी कर दी गई है। अगले 48 घंटों के लिए मुंबई, ठाणे और कोंकण में रेड अलर्ट जारी किया गया है। यह खब़र विस्तार से पढ़नें के लिए यहां क्लिक करें... महाराष्ट्र भर में भारी बारिश जारी है। मुंबई, कोंकण, विदर्भ और मराठवाड़ा में कई जगहों पर बाढ़ आ गई है। नवी मुंबई और ठाणे में भी भारी बारिश जारी है। मराठवाड़ा में बारिश से अब तक 6 लोगों की मौत हो चुकी है। मुंबई, ठाणे, रायगढ़, पालघर और नासिक के घाट इलाकों में सोमवार और मंगलवार, 2 दिनों के लिए रेड अलर्ट जारी किया गया है। रत्नागिरी-सिंधुदुर्ग जिलों के लिए ऑरेंज अलर्ट जारी किया गया है। मुंबई के निचले इलाकों में पानी जमा हो रहा है। बारिश के कारण सड़क यातायात धीमा हो गया है। स्थानीय परिवहन भी देरी से चल रहा है। बारिश के कारण मुंबई के स्कूलों में छुट्टी कर दी गई है। अगले 48 घंटों के लिए मुंबई, ठाणे और कोंकण में रेड अलर्ट जारी किया गया है। यह खब़र विस्तार से पढ़नें के लिए यहां क्लिक करें... 18 Aug 2025 07:27 PM (IST) 18 Aug 2025 07:27 PM (IST) मुख्यमंत्री जल्द ही किसानों के लिए ऋण माफी की घोषणा करेंगे: संजय राठौड़ मंत्री संजय राठौड़ ने कहा, "राज्य मंत्रिमंडल संकटग्रस्त किसानों के लिए ऋण माफी पर चर्चा कर रहा है, और मुख्यमंत्री देवेंद्र फडणवीस जल्द ही किसानों के लिए ऋण माफी की घोषणा करेंगे।" Maharashtra: Minister Sanjay Rathod says, "The state cabinet is discussing loan waiver for distressed farmers, and Chief Minister Devendra Fadnavis will soon announce loan waiver for the farmers" pic.twitter.com/MoxiUtG5H4 — IANS (@ians_india) August 18, 2025 मंत्री संजय राठौड़ ने कहा, "राज्य मंत्रिमंडल संकटग्रस्त किसानों के लिए ऋण माफी पर चर्चा कर रहा है, और मुख्यमंत्री देवेंद्र फडणवीस जल्द ही किसानों के लिए ऋण माफी की घोषणा करेंगे।" Maharashtra: Minister Sanjay Rathod says, "The state cabinet is discussing loan waiver for distressed farmers, and Chief Minister Devendra Fadnavis will soon announce loan waiver for the farmers" pic.twitter.com/MoxiUtG5H4 — IANS (@ians_india) August 18, 2025 मंत्री संजय राठौड़ ने कहा, "राज्य मंत्रिमंडल संकटग्रस्त किसानों के लिए ऋण माफी पर चर्चा कर रहा है, और मुख्यमंत्री देवेंद्र फडणवीस जल्द ही किसानों के लिए ऋण माफी की घोषणा करेंगे।" Maharashtra: Minister Sanjay Rathod says, "The state cabinet is discussing loan waiver for distressed farmers, and Chief Minister Devendra Fadnavis will soon announce loan waiver for the farmers" pic.twitter.com/MoxiUtG5H4 — IANS (@ians_india) August 18, 2025 18 Aug 2025 07:26 PM (IST) 18 Aug 2025 07:26 PM (IST) पुणे के लिए बारिश का येलो अलर्ट जारी आईएमडी के वैज्ञानिक एस. डी. सनप ने कहा, "पुणे शहर और जिले के लिए येलो अलर्ट जारी किया गया है, जबकि घाट क्षेत्रों को रेड अलर्ट पर रखा गया है। यह स्थिति अगले 48 घंटों तक जारी रहने की उम्मीद है..." Pune, Maharashtra: IMD scientist S. D. Sanap says, "A yellow alert has been issued for Pune city and district, while the ghat areas have been placed under a red alert. This situation is expected to continue for the next 48 hours..." pic.twitter.com/dajuEg2SUe — IANS (@ians_india) August 18, 2025 आईएमडी के वैज्ञानिक एस. डी. सनप ने कहा, "पुणे शहर और जिले के लिए येलो अलर्ट जारी किया गया है, जबकि घाट क्षेत्रों को रेड अलर्ट पर रखा गया है। यह स्थिति अगले 48 घंटों तक जारी रहने की उम्मीद है..." Pune, Maharashtra: IMD scientist S. D. Sanap says, "A yellow alert has been issued for Pune city and district, while the ghat areas have been placed under a red alert. This situation is expected to continue for the next 48 hours..." pic.twitter.com/dajuEg2SUe — IANS (@ians_india) August 18, 2025 आईएमडी के वैज्ञानिक एस. डी. सनप ने कहा, "पुणे शहर और जिले के लिए येलो अलर्ट जारी किया गया है, जबकि घाट क्षेत्रों को रेड अलर्ट पर रखा गया है। यह स्थिति अगले 48 घंटों तक जारी रहने की उम्मीद है..." Pune, Maharashtra: IMD scientist S. D. Sanap says, "A yellow alert has been issued for Pune city and district, while the ghat areas have been placed under a red alert. This situation is expected to continue for the next 48 hours..." pic.twitter.com/dajuEg2SUe — IANS (@ians_india) August 18, 2025 18 Aug 2025 06:12 PM (IST) 18 Aug 2025 06:12 PM (IST) 21 वर्षीय बांग्लादेशी महिला कैदी फिर से गिरफ्तार मुंबई पुलिस ने 21 वर्षीय बांग्लादेशी महिला कैदी रुबीना इरशाद शेख को फिर से गिरफ्तार कर लिया है, जो 14 अगस्त को भीड़ का फायदा उठाकर जेजे अस्पताल से भाग गई थी। भारत में अवैध रूप से रहने के आरोप में जेल में बंद शेख को इलाज के लिए लाया गया था, जब वह भागी थी। तीन दिनों की सीसीटीवी जांच और खुफिया सूचनाओं के बाद, उसे नवी मुंबई में पकड़ा गया। पुलिस संभावित बाहरी मदद की जांच कर रही है। #BREAKING Mumbai Police have re-arrested 21-year-old Bangladeshi woman prisoner Rubina Irshad Sheikh, who escaped from JJ Hospital on August 14 by exploiting a crowd. Sheikh, jailed for illegally staying in India, had been brought for treatment when she fled. After three days of… pic.twitter.com/0ik74eTUka — IANS (@ians_india) August 18, 2025 मुंबई पुलिस ने 21 वर्षीय बांग्लादेशी महिला कैदी रुबीना इरशाद शेख को फिर से गिरफ्तार कर लिया है, जो 14 अगस्त को भीड़ का फायदा उठाकर जेजे अस्पताल से भाग गई थी। भारत में अवैध रूप से रहने के आरोप में जेल में बंद शेख को इलाज के लिए लाया गया था, जब वह भागी थी। तीन दिनों की सीसीटीवी जांच और खुफिया सूचनाओं के बाद, उसे नवी मुंबई में पकड़ा गया। पुलिस संभावित बाहरी मदद की जांच कर रही है। #BREAKING Mumbai Police have re-arrested 21-year-old Bangladeshi woman prisoner Rubina Irshad Sheikh, who escaped from JJ Hospital on August 14 by exploiting a crowd. Sheikh, jailed for illegally staying in India, had been brought for treatment when she fled. After three days of… pic.twitter.com/0ik74eTUka — IANS (@ians_india) August 18, 2025 मुंबई पुलिस ने 21 वर्षीय बांग्लादेशी महिला कैदी रुबीना इरशाद शेख को फिर से गिरफ्तार कर लिया है, जो 14 अगस्त को भीड़ का फायदा उठाकर जेजे अस्पताल से भाग गई थी। भारत में अवैध रूप से रहने के आरोप में जेल में बंद शेख को इलाज के लिए लाया गया था, जब वह भागी थी। तीन दिनों की सीसीटीवी जांच और खुफिया सूचनाओं के बाद, उसे नवी मुंबई में पकड़ा गया। पुलिस संभावित बाहरी मदद की जांच कर रही है। #BREAKING Mumbai Police have re-arrested 21-year-old Bangladeshi woman prisoner Rubina Irshad Sheikh, who escaped from JJ Hospital on August 14 by exploiting a crowd. Sheikh, jailed for illegally staying in India, had been brought for treatment when she fled. After three days of… pic.twitter.com/0ik74eTUka — IANS (@ians_india) August 18, 2025 18 Aug 2025 06:12 PM (IST) 18 Aug 2025 06:12 PM (IST) बीएमसी का प्रशासन पूरी तरह से चरमरा गया: महेश तपासे मुंबई के मौजूदा मौसम की स्थिति पर एनसीपी-एससीपी नेता और प्रवक्ता महेश तपासे कहते हैं, "मुंबई में बारिश की वजह से मुंबई का जलस्तर सूख गया है, बाढ़ आ गई है और यहां शहर, जिसे हम बीएमसी कहते हैं, उसका प्रशासन पूरी तरह से चरमरा गया है। अब इतने सालों में बीएमसी के चुनाव नहीं हुए, कोई सिटी मैनेजर नहीं है, पूरा प्रशासन महाराष्ट्र सरकार के हाथ में है..." Mumbai, Maharashtra: On Mumbai's current weather condition, NCP-SCP leader and spokesperson Mahesh Tapase says, "Due to rain in Mumbai, the water level of Mumbai has dried up, it is flooded and here the city, which we call BMC, its administration has completely collapsed. Now in… pic.twitter.com/lfSEh5DFoS — IANS (@ians_india) August 18, 2025 मुंबई के मौजूदा मौसम की स्थिति पर एनसीपी-एससीपी नेता और प्रवक्ता महेश तपासे कहते हैं, "मुंबई में बारिश की वजह से मुंबई का जलस्तर सूख गया है, बाढ़ आ गई है और यहां शहर, जिसे हम बीएमसी कहते हैं, उसका प्रशासन पूरी तरह से चरमरा गया है। अब इतने सालों में बीएमसी के चुनाव नहीं हुए, कोई सिटी मैनेजर नहीं है, पूरा प्रशासन महाराष्ट्र सरकार के हाथ में है..." Mumbai, Maharashtra: On Mumbai's current weather condition, NCP-SCP leader and spokesperson Mahesh Tapase says, "Due to rain in Mumbai, the water level of Mumbai has dried up, it is flooded and here the city, which we call BMC, its administration has completely collapsed. Now in… pic.twitter.com/lfSEh5DFoS — IANS (@ians_india) August 18, 2025 मुंबई के मौजूदा मौसम की स्थिति पर एनसीपी-एससीपी नेता और प्रवक्ता महेश तपासे कहते हैं, "मुंबई में बारिश की वजह से मुंबई का जलस्तर सूख गया है, बाढ़ आ गई है और यहां शहर, जिसे हम बीएमसी कहते हैं, उसका प्रशासन पूरी तरह से चरमरा गया है। अब इतने सालों में बीएमसी के चुनाव नहीं हुए, कोई सिटी मैनेजर नहीं है, पूरा प्रशासन महाराष्ट्र सरकार के हाथ में है..." Mumbai, Maharashtra: On Mumbai's current weather condition, NCP-SCP leader and spokesperson Mahesh Tapase says, "Due to rain in Mumbai, the water level of Mumbai has dried up, it is flooded and here the city, which we call BMC, its administration has completely collapsed. Now in… pic.twitter.com/lfSEh5DFoS — IANS (@ians_india) August 18, 2025 18 Aug 2025 06:08 PM (IST) 18 Aug 2025 06:08 PM (IST) संग्राम बापू भंडारे संगमने के कीर्तन के दौरान हुए हंगामा संग्राम बापू भंडारे संगमने के कीर्तन के दौरान हुए हंगामे पर विधायक अमोल खताल ने कहा, "करीब एक घंटे के कीर्तन के बाद, जैसे ही महाराज ने हिंदुत्व विचारधारा, खासकर अफ़ज़ल खान और औरंगज़ेब जैसे ऐतिहासिक लोगों द्वारा किए गए अत्याचारों के बारे में बोलना शुरू किया, कुछ स्थानीय राजनीतिक तत्वों ने हंगामा करना शुरू कर दिया। इनमें इलाके के एक पूर्व विधायक के वर्तमान निजी सहायक (पीए) और उनके कुछ सहयोगी भी शामिल थे..." Shirdi, Maharashtra: On commotion during the kirtan of Sangram Bapu Bhandare Sangamne, MLA Amol Khatal, says, "About an hour into his kirtan, as Maharaj began to speak about Hindutva ideology especially recounting the atrocities committed by historical figures like Afzal Khan and… pic.twitter.com/sVPWpf7Do2 — IANS (@ians_india) August 18, 2025 संग्राम बापू भंडारे संगमने के कीर्तन के दौरान हुए हंगामे पर विधायक अमोल खताल ने कहा, "करीब एक घंटे के कीर्तन के बाद, जैसे ही महाराज ने हिंदुत्व विचारधारा, खासकर अफ़ज़ल खान और औरंगज़ेब जैसे ऐतिहासिक लोगों द्वारा किए गए अत्याचारों के बारे में बोलना शुरू किया, कुछ स्थानीय राजनीतिक तत्वों ने हंगामा करना शुरू कर दिया। इनमें इलाके के एक पूर्व विधायक के वर्तमान निजी सहायक (पीए) और उनके कुछ सहयोगी भी शामिल थे..." Shirdi, Maharashtra: On commotion during the kirtan of Sangram Bapu Bhandare Sangamne, MLA Amol Khatal, says, "About an hour into his kirtan, as Maharaj began to speak about Hindutva ideology especially recounting the atrocities committed by historical figures like Afzal Khan and… pic.twitter.com/sVPWpf7Do2 — IANS (@ians_india) August 18, 2025 संग्राम बापू भंडारे संगमने के कीर्तन के दौरान हुए हंगामे पर विधायक अमोल खताल ने कहा, "करीब एक घंटे के कीर्तन के बाद, जैसे ही महाराज ने हिंदुत्व विचारधारा, खासकर अफ़ज़ल खान और औरंगज़ेब जैसे ऐतिहासिक लोगों द्वारा किए गए अत्याचारों के बारे में बोलना शुरू किया, कुछ स्थानीय राजनीतिक तत्वों ने हंगामा करना शुरू कर दिया। इनमें इलाके के एक पूर्व विधायक के वर्तमान निजी सहायक (पीए) और उनके कुछ सहयोगी भी शामिल थे..." Shirdi, Maharashtra: On commotion during the kirtan of Sangram Bapu Bhandare Sangamne, MLA Amol Khatal, says, "About an hour into his kirtan, as Maharaj began to speak about Hindutva ideology especially recounting the atrocities committed by historical figures like Afzal Khan and… pic.twitter.com/sVPWpf7Do2 — IANS (@ians_india) August 18, 2025 18 Aug 2025 06:06 PM (IST) 18 Aug 2025 06:06 PM (IST) देश को एक योग्य नेता-उपराष्ट्रपति मिलने वाले है: संजय उपाध्याय एनडीए द्वारा महाराष्ट्र के राज्यपाल सी.पी. राधाकृष्णन को उपराष्ट्रपति पद का उम्मीदवार घोषित करने पर भाजपा विधायक संजय उपाध्याय ने कहा, "एनडीए ने सर्वसम्मति से माननीय सी.पी. राधाकृष्णन को भारत के उपराष्ट्रपति पद के लिए अपना उम्मीदवार नामित किया है। हम महाराष्ट्रवासियों और पूरे देशवासियों को गर्व है कि देश को एक योग्य नेता मिलने वाला है। मुझे पूरा विश्वास है कि एकजुट होकर हम यह चुनाव जीतेंगे..." Mumbai, Maharashtra: On NDA announcing Maharashtra Governor C.P. Radhakrishnan as Vice Presidential candidate, BJP MLA Sanjay Upadhyay says, "The NDA have unanimously nominated the honorable CP Radhakrishnan as their candidate for the Vice President of India. We, the residents of… pic.twitter.com/PF7lQSGjnp — IANS (@ians_india) August 18, 2025 एनडीए द्वारा महाराष्ट्र के राज्यपाल सी.पी. राधाकृष्णन को उपराष्ट्रपति पद का उम्मीदवार घोषित करने पर भाजपा विधायक संजय उपाध्याय ने कहा, "एनडीए ने सर्वसम्मति से माननीय सी.पी. राधाकृष्णन को भारत के उपराष्ट्रपति पद के लिए अपना उम्मीदवार नामित किया है। हम महाराष्ट्रवासियों और पूरे देशवासियों को गर्व है कि देश को एक योग्य नेता मिलने वाला है। मुझे पूरा विश्वास है कि एकजुट होकर हम यह चुनाव जीतेंगे..." Mumbai, Maharashtra: On NDA announcing Maharashtra Governor C.P. Radhakrishnan as Vice Presidential candidate, BJP MLA Sanjay Upadhyay says, "The NDA have unanimously nominated the honorable CP Radhakrishnan as their candidate for the Vice President of India. We, the residents of… pic.twitter.com/PF7lQSGjnp — IANS (@ians_india) August 18, 2025 एनडीए द्वारा महाराष्ट्र के राज्यपाल सी.पी. राधाकृष्णन को उपराष्ट्रपति पद का उम्मीदवार घोषित करने पर भाजपा विधायक संजय उपाध्याय ने कहा, "एनडीए ने सर्वसम्मति से माननीय सी.पी. राधाकृष्णन को भारत के उपराष्ट्रपति पद के लिए अपना उम्मीदवार नामित किया है। हम महाराष्ट्रवासियों और पूरे देशवासियों को गर्व है कि देश को एक योग्य नेता मिलने वाला है। मुझे पूरा विश्वास है कि एकजुट होकर हम यह चुनाव जीतेंगे..." Mumbai, Maharashtra: On NDA announcing Maharashtra Governor C.P. Radhakrishnan as Vice Presidential candidate, BJP MLA Sanjay Upadhyay says, "The NDA have unanimously nominated the honorable CP Radhakrishnan as their candidate for the Vice President of India. We, the residents of… pic.twitter.com/PF7lQSGjnp — IANS (@ians_india) August 18, 2025 18 Aug 2025 06:04 PM (IST) 18 Aug 2025 06:04 PM (IST) पिंपरी-चिंचवड़ के कुछ हिस्सों में बारिश पुणे जिले के पिंपरी-चिंचवड़ के कुछ हिस्सों में बारिश हुई। #WATCH पिंपरी-चिंचवड़ (महाराष्ट्र): पुणे जिले के पिंपरी-चिंचवड़ के कुछ हिस्सों में बारिश हुई। pic.twitter.com/Qq4rtmKS7K — ANI_HindiNews (@AHindinews) August 18, 2025 पुणे जिले के पिंपरी-चिंचवड़ के कुछ हिस्सों में बारिश हुई। #WATCH पिंपरी-चिंचवड़ (महाराष्ट्र): पुणे जिले के पिंपरी-चिंचवड़ के कुछ हिस्सों में बारिश हुई। pic.twitter.com/Qq4rtmKS7K — ANI_HindiNews (@AHindinews) August 18, 2025 पुणे जिले के पिंपरी-चिंचवड़ के कुछ हिस्सों में बारिश हुई। #WATCH पिंपरी-चिंचवड़ (महाराष्ट्र): पुणे जिले के पिंपरी-चिंचवड़ के कुछ हिस्सों में बारिश हुई। pic.twitter.com/Qq4rtmKS7K — ANI_HindiNews (@AHindinews) August 18, 2025 18 Aug 2025 05:07 PM (IST) 18 Aug 2025 05:07 PM (IST) ...यह सब चुनाव आयोग की कार्यप्रणाली को दर्शाता है: अरविंद सावंत शिवसेना (यूबीटी) सांसद अरविंद सावंत ने कहा, "...वे झूठ बोलते हैं उन्होंने हमारी सदस्य की जानकारी मांगी, फिर पदाधिकारियों की जानकारी मांगी तभी फॉर्म हमने भर दिए लेकिन हमें वो कुछ नहीं बता रहे हैं...यह सब चुनाव आयोग की कार्यप्रणाली को दर्शाता है।" डीएमके सांसद तिरुचि शिवा को विपक्ष का उपराष्ट्रपति पद का उम्मीदवार बनाए जाने की अटकलों पर उन्होंने कहा, "विपक्षी नेता एक साथ बैठेंगे। मैं इस पर कुछ नहीं कह सकता।" #WATCH शिवसेना (यूबीटी) सांसद अरविंद सावंत ने कहा, "...वे झूठ बोलते हैं उन्होंने हमारी सदस्य की जानकारी मांगी, फिर पदाधिकारियों की जानकारी मांगी तभी फॉर्म हमने भर दिए लेकिन हमें वो कुछ नहीं बता रहे हैं...यह सब चुनाव आयोग की कार्यप्रणाली को दर्शाता है।" डीएमके सांसद तिरुचि शिवा… pic.twitter.com/8FK6jgm5Lj — ANI_HindiNews (@AHindinews) August 18, 2025 शिवसेना (यूबीटी) सांसद अरविंद सावंत ने कहा, "...वे झूठ बोलते हैं उन्होंने हमारी सदस्य की जानकारी मांगी, फिर पदाधिकारियों की जानकारी मांगी तभी फॉर्म हमने भर दिए लेकिन हमें वो कुछ नहीं बता रहे हैं...यह सब चुनाव आयोग की कार्यप्रणाली को दर्शाता है।" डीएमके सांसद तिरुचि शिवा को विपक्ष का उपराष्ट्रपति पद का उम्मीदवार बनाए जाने की अटकलों पर उन्होंने कहा, "विपक्षी नेता एक साथ बैठेंगे। मैं इस पर कुछ नहीं कह सकता।" #WATCH शिवसेना (यूबीटी) सांसद अरविंद सावंत ने कहा, "...वे झूठ बोलते हैं उन्होंने हमारी सदस्य की जानकारी मांगी, फिर पदाधिकारियों की जानकारी मांगी तभी फॉर्म हमने भर दिए लेकिन हमें वो कुछ नहीं बता रहे हैं...यह सब चुनाव आयोग की कार्यप्रणाली को दर्शाता है।" डीएमके सांसद तिरुचि शिवा… pic.twitter.com/8FK6jgm5Lj — ANI_HindiNews (@AHindinews) August 18, 2025 शिवसेना (यूबीटी) सांसद अरविंद सावंत ने कहा, "...वे झूठ बोलते हैं उन्होंने हमारी सदस्य की जानकारी मांगी, फिर पदाधिकारियों की जानकारी मांगी तभी फॉर्म हमने भर दिए लेकिन हमें वो कुछ नहीं बता रहे हैं...यह सब चुनाव आयोग की कार्यप्रणाली को दर्शाता है।" डीएमके सांसद तिरुचि शिवा को विपक्ष का उपराष्ट्रपति पद का उम्मीदवार बनाए जाने की अटकलों पर उन्होंने कहा, "विपक्षी नेता एक साथ बैठेंगे। मैं इस पर कुछ नहीं कह सकता।" #WATCH शिवसेना (यूबीटी) सांसद अरविंद सावंत ने कहा, "...वे झूठ बोलते हैं उन्होंने हमारी सदस्य की जानकारी मांगी, फिर पदाधिकारियों की जानकारी मांगी तभी फॉर्म हमने भर दिए लेकिन हमें वो कुछ नहीं बता रहे हैं...यह सब चुनाव आयोग की कार्यप्रणाली को दर्शाता है।" डीएमके सांसद तिरुचि शिवा… pic.twitter.com/8FK6jgm5Lj — ANI_HindiNews (@AHindinews) August 18, 2025 18 Aug 2025 04:59 PM (IST) 18 Aug 2025 04:59 PM (IST) महाराष्ट्र के आधे जिलों में अगले 3 दिनों के लिए रेड और ऑरेंज अलर्ट महाराष्ट्र के मुख्यमंत्री देवेंद्र फडणवीस ने महाराष्ट्र में हो रही भारी बारिश पर कहा, "पिछले 2 दिनों में महाराष्ट्र में भारी बारिश हुई है, कई जिलों में रेड और ऑरेंज अलर्ट हैं। महाराष्ट्र के आधे जिलों में अगले 3 दिनों के लिए रेड और ऑरेंज अलर्ट हैं... हम पड़ोसी राज्यों से भी बात कर रहे हैं, चाहे वह तेलंगाना हो या कर्नाटक, जिससे पानी का डिस्चार्ज ठीक रहे और बाढ़ की स्थिति न बने... कोंकण में भी बाढ़ नियंत्रण के इंतजाम किए गए हैं... नांदेड़ में काफी बारिश हुई है, बादल फटने जैसी स्थिति थी, कई लोग वहां फंस गए थे, 206 लोगों को निकाला जा चुका है व और लोगों को निकाला जा रहा है। NDRF और सेना की टीमें वहां पहुंच गई हैं... मुंबई में भी भारी बारिश हुई है और 8-10 घंटे की भारी बारिश का रेड अलर्ट है... मुंबई में ट्रेनें थोड़ी देरी से चल रही हैं, आवाजाही में कोई दिक्कत नहीं है, थोड़ी बाधाएं हैं लेकिन ट्रेनें चल रही हैं।" #WATCH | मुंबई: महाराष्ट्र के मुख्यमंत्री देवेंद्र फडणवीस ने महाराष्ट्र में हो रही भारी बारिश पर कहा, "पिछले 2 दिनों में महाराष्ट्र में भारी बारिश हुई है, कई जिलों में रेड और ऑरेंज अलर्ट हैं। महाराष्ट्र के आधे जिलों में अगले 3 दिनों के लिए रेड और ऑरेंज अलर्ट हैं... हम पड़ोसी… pic.twitter.com/o2LcASMUz4 — ANI_HindiNews (@AHindinews) August 18, 2025 महाराष्ट्र के मुख्यमंत्री देवेंद्र फडणवीस ने महाराष्ट्र में हो रही भारी बारिश पर कहा, "पिछले 2 दिनों में महाराष्ट्र में भारी बारिश हुई है, कई जिलों में रेड और ऑरेंज अलर्ट हैं। महाराष्ट्र के आधे जिलों में अगले 3 दिनों के लिए रेड और ऑरेंज अलर्ट हैं... हम पड़ोसी राज्यों से भी बात कर रहे हैं, चाहे वह तेलंगाना हो या कर्नाटक, जिससे पानी का डिस्चार्ज ठीक रहे और बाढ़ की स्थिति न बने... कोंकण में भी बाढ़ नियंत्रण के इंतजाम किए गए हैं... नांदेड़ में काफी बारिश हुई है, बादल फटने जैसी स्थिति थी, कई लोग वहां फंस गए थे, 206 लोगों को निकाला जा चुका है व और लोगों को निकाला जा रहा है। NDRF और सेना की टीमें वहां पहुंच गई हैं... मुंबई में भी भारी बारिश हुई है और 8-10 घंटे की भारी बारिश का रेड अलर्ट है... मुंबई में ट्रेनें थोड़ी देरी से चल रही हैं, आवाजाही में कोई दिक्कत नहीं है, थोड़ी बाधाएं हैं लेकिन ट्रेनें चल रही हैं।" #WATCH | मुंबई: महाराष्ट्र के मुख्यमंत्री देवेंद्र फडणवीस ने महाराष्ट्र में हो रही भारी बारिश पर कहा, "पिछले 2 दिनों में महाराष्ट्र में भारी बारिश हुई है, कई जिलों में रेड और ऑरेंज अलर्ट हैं। महाराष्ट्र के आधे जिलों में अगले 3 दिनों के लिए रेड और ऑरेंज अलर्ट हैं... हम पड़ोसी… pic.twitter.com/o2LcASMUz4 — ANI_HindiNews (@AHindinews) August 18, 2025 महाराष्ट्र के मुख्यमंत्री देवेंद्र फडणवीस ने महाराष्ट्र में हो रही भारी बारिश पर कहा, "पिछले 2 दिनों में महाराष्ट्र में भारी बारिश हुई है, कई जिलों में रेड और ऑरेंज अलर्ट हैं। महाराष्ट्र के आधे जिलों में अगले 3 दिनों के लिए रेड और ऑरेंज अलर्ट हैं... हम पड़ोसी राज्यों से भी बात कर रहे हैं, चाहे वह तेलंगाना हो या कर्नाटक, जिससे पानी का डिस्चार्ज ठीक रहे और बाढ़ की स्थिति न बने... कोंकण में भी बाढ़ नियंत्रण के इंतजाम किए गए हैं... नांदेड़ में काफी बारिश हुई है, बादल फटने जैसी स्थिति थी, कई लोग वहां फंस गए थे, 206 लोगों को निकाला जा चुका है व और लोगों को निकाला जा रहा है। NDRF और सेना की टीमें वहां पहुंच गई हैं... मुंबई में भी भारी बारिश हुई है और 8-10 घंटे की भारी बारिश का रेड अलर्ट है... मुंबई में ट्रेनें थोड़ी देरी से चल रही हैं, आवाजाही में कोई दिक्कत नहीं है, थोड़ी बाधाएं हैं लेकिन ट्रेनें चल रही हैं।" #WATCH | मुंबई: महाराष्ट्र के मुख्यमंत्री देवेंद्र फडणवीस ने महाराष्ट्र में हो रही भारी बारिश पर कहा, "पिछले 2 दिनों में महाराष्ट्र में भारी बारिश हुई है, कई जिलों में रेड और ऑरेंज अलर्ट हैं। महाराष्ट्र के आधे जिलों में अगले 3 दिनों के लिए रेड और ऑरेंज अलर्ट हैं... हम पड़ोसी… pic.twitter.com/o2LcASMUz4 — ANI_HindiNews (@AHindinews) August 18, 2025 18 Aug 2025 04:42 PM (IST) 18 Aug 2025 04:42 PM (IST) तेज़ बारिश के कारण ठाणे में सड़कों पर जलभराव देखने को मिला तेज़ बारिश के कारण ठाणे में सड़कों पर जलभराव देखने को मिला। #WATCH ठाणे (महाराष्ट्र): तेज़ बारिश के कारण ठाणे में सड़कों पर जलभराव देखने को मिला। pic.twitter.com/ROpIBQb0MC — ANI_HindiNews (@AHindinews) August 18, 2025 तेज़ बारिश के कारण ठाणे में सड़कों पर जलभराव देखने को मिला। #WATCH ठाणे (महाराष्ट्र): तेज़ बारिश के कारण ठाणे में सड़कों पर जलभराव देखने को मिला। pic.twitter.com/ROpIBQb0MC — ANI_HindiNews (@AHindinews) August 18, 2025 तेज़ बारिश के कारण ठाणे में सड़कों पर जलभराव देखने को मिला। #WATCH ठाणे (महाराष्ट्र): तेज़ बारिश के कारण ठाणे में सड़कों पर जलभराव देखने को मिला। pic.twitter.com/ROpIBQb0MC — ANI_HindiNews (@AHindinews) August 18, 2025 18 Aug 2025 04:05 PM (IST) 18 Aug 2025 04:05 PM (IST) मुंबई के कुछ हिस्सों में भारी बारिश, जनजीवन अस्तव्यस्त मुंबई शहर में भारी बारिश के कारण विले पार्ले के पास वेस्टर्न एक्सप्रेस हाईवे पर यातायात धीमा हुआ। #WATCH | मुंबई, महाराष्ट्र: शहर के कुछ हिस्सों में बारिश हुई। वीडियो नरीमन पॉइंट से है। pic.twitter.com/aKtc8hLUjO — ANI_HindiNews (@AHindinews) August 18, 2025 #WATCH | महाराष्ट्र: मुंबई शहर में भारी बारिश के कारण विले पार्ले के पास वेस्टर्न एक्सप्रेस हाईवे पर यातायात धीमा हुआ। pic.twitter.com/KPUdQExFhR — ANI_HindiNews (@AHindinews) August 18, 2025 मुंबई शहर में भारी बारिश के कारण विले पार्ले के पास वेस्टर्न एक्सप्रेस हाईवे पर यातायात धीमा हुआ। #WATCH | मुंबई, महाराष्ट्र: शहर के कुछ हिस्सों में बारिश हुई। वीडियो नरीमन पॉइंट से है। pic.twitter.com/aKtc8hLUjO — ANI_HindiNews (@AHindinews) August 18, 2025 #WATCH | महाराष्ट्र: मुंबई शहर में भारी बारिश के कारण विले पार्ले के पास वेस्टर्न एक्सप्रेस हाईवे पर यातायात धीमा हुआ। pic.twitter.com/KPUdQExFhR — ANI_HindiNews (@AHindinews) August 18, 2025 मुंबई शहर में भारी बारिश के कारण विले पार्ले के पास वेस्टर्न एक्सप्रेस हाईवे पर यातायात धीमा हुआ। #WATCH | मुंबई, महाराष्ट्र: शहर के कुछ हिस्सों में बारिश हुई। वीडियो नरीमन पॉइंट से है। pic.twitter.com/aKtc8hLUjO — ANI_HindiNews (@AHindinews) August 18, 2025 #WATCH | महाराष्ट्र: मुंबई शहर में भारी बारिश के कारण विले पार्ले के पास वेस्टर्न एक्सप्रेस हाईवे पर यातायात धीमा हुआ। pic.twitter.com/KPUdQExFhR — ANI_HindiNews (@AHindinews) August 18, 2025 18 Aug 2025 04:03 PM (IST) 18 Aug 2025 04:03 PM (IST) उम्मीद है पराष्ट्रपति पद की गरिमा वापस आएगी:प्रियंका चतुर्वेदी शिवसेना(UBT) सांसद प्रियंका चतुर्वेदी ने NDA द्वारा महाराष्ट्र के राज्यपाल सी.पी. राधाकृष्णन को उपराष्ट्रपति पद का उम्मीदवार घोषित किए जाने पर कहा, "सी.पी. राधाकृष्णन पिछले एक साल से महाराष्ट्र के राज्यपाल हैं... वे झारखंड के राज्यपाल, सांसद भी रहे हैं और मुझे उम्मीद है कि अगर वे चुने जाते हैं तो इस कुर्सी की गरिमा पूरी तरह से वापस आएगी, हमने इस कुर्सी को बहुत कमज़ोर होते देखा है... जहां तक INDIA गठबंधन का सवाल है, INDIA गठबंधन एक साथ मिलकर इसपर निर्णय लेगा।" #WATCH | दिल्ली: शिवसेना(UBT) सांसद प्रियंका चतुर्वेदी ने NDA द्वारा महाराष्ट्र के राज्यपाल सी.पी. राधाकृष्णन को उपराष्ट्रपति पद का उम्मीदवार घोषित किए जाने पर कहा, "सी.पी. राधाकृष्णन पिछले एक साल से महाराष्ट्र के राज्यपाल हैं... वे झारखंड के राज्यपाल, सांसद भी रहे हैं और मुझे… pic.twitter.com/A3cgTvLLsR — ANI_HindiNews (@AHindinews) August 18, 2025 शिवसेना(UBT) सांसद प्रियंका चतुर्वेदी ने NDA द्वारा महाराष्ट्र के राज्यपाल सी.पी. राधाकृष्णन को उपराष्ट्रपति पद का उम्मीदवार घोषित किए जाने पर कहा, "सी.पी. राधाकृष्णन पिछले एक साल से महाराष्ट्र के राज्यपाल हैं... वे झारखंड के राज्यपाल, सांसद भी रहे हैं और मुझे उम्मीद है कि अगर वे चुने जाते हैं तो इस कुर्सी की गरिमा पूरी तरह से वापस आएगी, हमने इस कुर्सी को बहुत कमज़ोर होते देखा है... जहां तक INDIA गठबंधन का सवाल है, INDIA गठबंधन एक साथ मिलकर इसपर निर्णय लेगा।" #WATCH | दिल्ली: शिवसेना(UBT) सांसद प्रियंका चतुर्वेदी ने NDA द्वारा महाराष्ट्र के राज्यपाल सी.पी. राधाकृष्णन को उपराष्ट्रपति पद का उम्मीदवार घोषित किए जाने पर कहा, "सी.पी. राधाकृष्णन पिछले एक साल से महाराष्ट्र के राज्यपाल हैं... वे झारखंड के राज्यपाल, सांसद भी रहे हैं और मुझे… pic.twitter.com/A3cgTvLLsR — ANI_HindiNews (@AHindinews) August 18, 2025 शिवसेना(UBT) सांसद प्रियंका चतुर्वेदी ने NDA द्वारा महाराष्ट्र के राज्यपाल सी.पी. राधाकृष्णन को उपराष्ट्रपति पद का उम्मीदवार घोषित किए जाने पर कहा, "सी.पी. राधाकृष्णन पिछले एक साल से महाराष्ट्र के राज्यपाल हैं... वे झारखंड के राज्यपाल, सांसद भी रहे हैं और मुझे उम्मीद है कि अगर वे चुने जाते हैं तो इस कुर्सी की गरिमा पूरी तरह से वापस आएगी, हमने इस कुर्सी को बहुत कमज़ोर होते देखा है... जहां तक INDIA गठबंधन का सवाल है, INDIA गठबंधन एक साथ मिलकर इसपर निर्णय लेगा।" #WATCH | दिल्ली: शिवसेना(UBT) सांसद प्रियंका चतुर्वेदी ने NDA द्वारा महाराष्ट्र के राज्यपाल सी.पी. राधाकृष्णन को उपराष्ट्रपति पद का उम्मीदवार घोषित किए जाने पर कहा, "सी.पी. राधाकृष्णन पिछले एक साल से महाराष्ट्र के राज्यपाल हैं... वे झारखंड के राज्यपाल, सांसद भी रहे हैं और मुझे… pic.twitter.com/A3cgTvLLsR — ANI_HindiNews (@AHindinews) August 18, 2025 18 Aug 2025 04:01 PM (IST) 18 Aug 2025 04:01 PM (IST) उपराष्ट्रपति चुनाव पर इंडिया गठबंधन चर्चा करेगी संजय राउत विपक्षी (यूबीटी) के वरिष्ठ नेता एन.डी.ए. द्वारा महाराष्ट्र के राज्यपाल सी.पी. राधाकृष्णन को उपराष्ट्रपति पद का दावेदार घोषित करने पर कहा गया, "...सी.पी. राधाकृष्णन निश्चित रूप से महाराष्ट्र के राज्यपाल के रूप में हैं, एक बहुत ही प्रतिष्ठित व्यक्तित्व हैं... अगर महाराष्ट्र के राज्यपाल हैं, तो हमें खुशी है लेकिन चुनाव करना होगा। भारत गठबंधन एक निर्णय चाहता है, मैं नहीं कह सकता कि वह क्या निर्णय लेंगे...लेकिन आज हम इस पर चर्चा करेंगे और पद पर निर्णय लेंगे। देश में और भी गंभीर कंपनियां चल रही हैं, वोट की पूंजी, हम इस पर ध्यान नहीं भटकाना चाहते हैं..." #WATCH | दिल्ली: शिवसेना (UBT) सांसद संजय राउत ने NDA द्वारा महाराष्ट्र के राज्यपाल सी.पी. राधाकृष्णन को उपराष्ट्रपति पद का उम्मीदवार घोषित किए जाने पर कहा, "...सी.पी. राधाकृष्णन निश्चित रूप से महाराष्ट्र के राज्यपाल हैं, एक बहुत ही संतुलित व्यक्तित्व हैं... अगर महाराष्ट्र के… pic.twitter.com/4M9Gp7NyXT — ANI_HindiNews (@AHindinews) August 18, 2025 विपक्षी (यूबीटी) के वरिष्ठ नेता एन.डी.ए. द्वारा महाराष्ट्र के राज्यपाल सी.पी. राधाकृष्णन को उपराष्ट्रपति पद का दावेदार घोषित करने पर कहा गया, "...सी.पी. राधाकृष्णन निश्चित रूप से महाराष्ट्र के राज्यपाल के रूप में हैं, एक बहुत ही प्रतिष्ठित व्यक्तित्व हैं... अगर महाराष्ट्र के राज्यपाल हैं, तो हमें खुशी है लेकिन चुनाव करना होगा। भारत गठबंधन एक निर्णय चाहता है, मैं नहीं कह सकता कि वह क्या निर्णय लेंगे...लेकिन आज हम इस पर चर्चा करेंगे और पद पर निर्णय लेंगे। देश में और भी गंभीर कंपनियां चल रही हैं, वोट की पूंजी, हम इस पर ध्यान नहीं भटकाना चाहते हैं..." #WATCH | दिल्ली: शिवसेना (UBT) सांसद संजय राउत ने NDA द्वारा महाराष्ट्र के राज्यपाल सी.पी. राधाकृष्णन को उपराष्ट्रपति पद का उम्मीदवार घोषित किए जाने पर कहा, "...सी.पी. राधाकृष्णन निश्चित रूप से महाराष्ट्र के राज्यपाल हैं, एक बहुत ही संतुलित व्यक्तित्व हैं... अगर महाराष्ट्र के… pic.twitter.com/4M9Gp7NyXT — ANI_HindiNews (@AHindinews) August 18, 2025 विपक्षी (यूबीटी) के वरिष्ठ नेता एन.डी.ए. द्वारा महाराष्ट्र के राज्यपाल सी.पी. राधाकृष्णन को उपराष्ट्रपति पद का दावेदार घोषित करने पर कहा गया, "...सी.पी. राधाकृष्णन निश्चित रूप से महाराष्ट्र के राज्यपाल के रूप में हैं, एक बहुत ही प्रतिष्ठित व्यक्तित्व हैं... अगर महाराष्ट्र के राज्यपाल हैं, तो हमें खुशी है लेकिन चुनाव करना होगा। भारत गठबंधन एक निर्णय चाहता है, मैं नहीं कह सकता कि वह क्या निर्णय लेंगे...लेकिन आज हम इस पर चर्चा करेंगे और पद पर निर्णय लेंगे। देश में और भी गंभीर कंपनियां चल रही हैं, वोट की पूंजी, हम इस पर ध्यान नहीं भटकाना चाहते हैं..." #WATCH | दिल्ली: शिवसेना (UBT) सांसद संजय राउत ने NDA द्वारा महाराष्ट्र के राज्यपाल सी.पी. राधाकृष्णन को उपराष्ट्रपति पद का उम्मीदवार घोषित किए जाने पर कहा, "...सी.पी. राधाकृष्णन निश्चित रूप से महाराष्ट्र के राज्यपाल हैं, एक बहुत ही संतुलित व्यक्तित्व हैं... अगर महाराष्ट्र के… pic.twitter.com/4M9Gp7NyXT — ANI_HindiNews (@AHindinews) August 18, 2025 18 Aug 2025 03:57 PM (IST) 18 Aug 2025 03:57 PM (IST) नई मुंबई में लगातार भारी बारिश के कारण सड़कें जलमग्न महाराष्ट्र: नवी मुंबई में लगातार भारी बारिश के कारण सड़कें जलमग्न हुई। #WATCH | नवी मुंबई, महाराष्ट्र: नवी मुंबई में लगातार भारी बारिश के कारण सड़कें जलमग्न हुई। pic.twitter.com/xfnIEn2xsQ — ANI_HindiNews (@AHindinews) August 18, 2025 महाराष्ट्र: नवी मुंबई में लगातार भारी बारिश के कारण सड़कें जलमग्न हुई। #WATCH | नवी मुंबई, महाराष्ट्र: नवी मुंबई में लगातार भारी बारिश के कारण सड़कें जलमग्न हुई। pic.twitter.com/xfnIEn2xsQ — ANI_HindiNews (@AHindinews) August 18, 2025 महाराष्ट्र: नवी मुंबई में लगातार भारी बारिश के कारण सड़कें जलमग्न हुई। #WATCH | नवी मुंबई, महाराष्ट्र: नवी मुंबई में लगातार भारी बारिश के कारण सड़कें जलमग्न हुई। pic.twitter.com/xfnIEn2xsQ — ANI_HindiNews (@AHindinews) August 18, 2025 18 Aug 2025 03:23 PM (IST) 18 Aug 2025 03:23 PM (IST) सी.पी. राधाकृष्णन RSS और भाजपा के करीबी: रोहित पवार NDA द्वारा महाराष्ट्र के राज्यपाल सी.पी. राधाकृष्णन को उपराष्ट्रपति पद का उम्मीदवार घोषित किए जाने पर NCP-SCP विधायक रोहित पवार ने कहा, "सी.पी. राधाकृष्णन RSS और भाजपा के करीबी हैं। महाराष्ट्र में उनको जानबूझ कर भेजा गया था... अभी उनको उपराष्ट्रपति बनाया जा रहा है। हम उसका अभिनंदन करते हैं। लेकिन धनखड़ साहब के साथ क्या हुआ वो भी उनको देखना चाहिए..." #WATCH मुंबई: NDA द्वारा महाराष्ट्र के राज्यपाल सी.पी. राधाकृष्णन को उपराष्ट्रपति पद का उम्मीदवार घोषित किए जाने पर NCP-SCP विधायक रोहित पवार ने कहा, "सी.पी. राधाकृष्णन RSS और भाजपा के करीबी हैं। महाराष्ट्र में उनको जानबूझ कर भेजा गया था... अभी उनको उपराष्ट्रपति बनाया जा रहा है।… pic.twitter.com/o38CaCj0Tm — ANI_HindiNews (@AHindinews) August 18, 2025 NDA द्वारा महाराष्ट्र के राज्यपाल सी.पी. राधाकृष्णन को उपराष्ट्रपति पद का उम्मीदवार घोषित किए जाने पर NCP-SCP विधायक रोहित पवार ने कहा, "सी.पी. राधाकृष्णन RSS और भाजपा के करीबी हैं। महाराष्ट्र में उनको जानबूझ कर भेजा गया था... अभी उनको उपराष्ट्रपति बनाया जा रहा है। हम उसका अभिनंदन करते हैं। लेकिन धनखड़ साहब के साथ क्या हुआ वो भी उनको देखना चाहिए..." #WATCH मुंबई: NDA द्वारा महाराष्ट्र के राज्यपाल सी.पी. राधाकृष्णन को उपराष्ट्रपति पद का उम्मीदवार घोषित किए जाने पर NCP-SCP विधायक रोहित पवार ने कहा, "सी.पी. राधाकृष्णन RSS और भाजपा के करीबी हैं। महाराष्ट्र में उनको जानबूझ कर भेजा गया था... अभी उनको उपराष्ट्रपति बनाया जा रहा है।… pic.twitter.com/o38CaCj0Tm — ANI_HindiNews (@AHindinews) August 18, 2025 NDA द्वारा महाराष्ट्र के राज्यपाल सी.पी. राधाकृष्णन को उपराष्ट्रपति पद का उम्मीदवार घोषित किए जाने पर NCP-SCP विधायक रोहित पवार ने कहा, "सी.पी. राधाकृष्णन RSS और भाजपा के करीबी हैं। महाराष्ट्र में उनको जानबूझ कर भेजा गया था... अभी उनको उपराष्ट्रपति बनाया जा रहा है। हम उसका अभिनंदन करते हैं। लेकिन धनखड़ साहब के साथ क्या हुआ वो भी उनको देखना चाहिए..." #WATCH मुंबई: NDA द्वारा महाराष्ट्र के राज्यपाल सी.पी. राधाकृष्णन को उपराष्ट्रपति पद का उम्मीदवार घोषित किए जाने पर NCP-SCP विधायक रोहित पवार ने कहा, "सी.पी. राधाकृष्णन RSS और भाजपा के करीबी हैं। महाराष्ट्र में उनको जानबूझ कर भेजा गया था... अभी उनको उपराष्ट्रपति बनाया जा रहा है।… pic.twitter.com/o38CaCj0Tm — ANI_HindiNews (@AHindinews) August 18, 2025 18 Aug 2025 03:22 PM (IST) 18 Aug 2025 03:22 PM (IST) नागपुर-संभाजी नगर राजमार्ग पर जलभराव की स्थिति भारी बारिश के कारण वाशिम के नागपुर-संभाजी नगर राजमार्ग पर जलभराव की स्थिति उत्पन्न हुई। वाहनों की लंबी कतार देखी जा रही है। #WATCH वाशिम, महाराष्ट्र: भारी बारिश के कारण नागपुर-संभाजी नगर राजमार्ग पर जलभराव की स्थिति उत्पन्न हुई। वाहनों की लंबी कतार देखी जा रही है। pic.twitter.com/j9WjUwKoB8 — ANI_HindiNews (@AHindinews) August 18, 2025 भारी बारिश के कारण वाशिम के नागपुर-संभाजी नगर राजमार्ग पर जलभराव की स्थिति उत्पन्न हुई। वाहनों की लंबी कतार देखी जा रही है। #WATCH वाशिम, महाराष्ट्र: भारी बारिश के कारण नागपुर-संभाजी नगर राजमार्ग पर जलभराव की स्थिति उत्पन्न हुई। वाहनों की लंबी कतार देखी जा रही है। pic.twitter.com/j9WjUwKoB8 — ANI_HindiNews (@AHindinews) August 18, 2025 भारी बारिश के कारण वाशिम के नागपुर-संभाजी नगर राजमार्ग पर जलभराव की स्थिति उत्पन्न हुई। वाहनों की लंबी कतार देखी जा रही है। #WATCH वाशिम, महाराष्ट्र: भारी बारिश के कारण नागपुर-संभाजी नगर राजमार्ग पर जलभराव की स्थिति उत्पन्न हुई। वाहनों की लंबी कतार देखी जा रही है। pic.twitter.com/j9WjUwKoB8 — ANI_HindiNews (@AHindinews) August 18, 2025 18 Aug 2025 03:20 PM (IST) 18 Aug 2025 03:20 PM (IST) मुंबई में रेलवे ट्रैक और सड़कें जलमग्न मुंबई में सुबह से हो रही लगातार बारिश के कारण रेलवे ट्रैक और सड़कें जलमग्न हैं। #WATCH | मुंबई, महाराष्ट्र: मुंबई में सुबह से हो रही लगातार बारिश के कारण रेलवे ट्रैक और सड़कें जलमग्न हैं। (वीडियो माटुंगा इलाके से है।) pic.twitter.com/2NBXs0qAhg — ANI_HindiNews (@AHindinews) August 18, 2025 मुंबई में सुबह से हो रही लगातार बारिश के कारण रेलवे ट्रैक और सड़कें जलमग्न हैं। #WATCH | मुंबई, महाराष्ट्र: मुंबई में सुबह से हो रही लगातार बारिश के कारण रेलवे ट्रैक और सड़कें जलमग्न हैं। (वीडियो माटुंगा इलाके से है।) pic.twitter.com/2NBXs0qAhg — ANI_HindiNews (@AHindinews) August 18, 2025 मुंबई में सुबह से हो रही लगातार बारिश के कारण रेलवे ट्रैक और सड़कें जलमग्न हैं। #WATCH | मुंबई, महाराष्ट्र: मुंबई में सुबह से हो रही लगातार बारिश के कारण रेलवे ट्रैक और सड़कें जलमग्न हैं। (वीडियो माटुंगा इलाके से है।) pic.twitter.com/2NBXs0qAhg — ANI_HindiNews (@AHindinews) August 18, 2025 18 Aug 2025 02:41 PM (IST) 18 Aug 2025 02:41 PM (IST) बारिश के कारण मध्य रेलवे CPRO पर लगातार निगरानी मध्य रेलवे CPRO स्वप्निल धनराज नीला ने कहा, "छत्रपति शिवाजी महाराज टर्मिनस से कल्याण, कसारा, कर्जत की तरफ जाने वाली ट्रेनों की गति बारिश की वजह से धीमी हो गई है, जिसकी वजह से अप और डाउन दोनों लाइनों पर ट्रेनें 5-6 मिनट देरी से चल रही हैं। इसके अलावा हार्बर लाइन पर कुर्ला, चेंबूर और चुनाभट्टी इलाकों में जलभराव की समस्या है... हार्बर लाइन की ट्रेनें 12-15 मिनट देरी से चल रही हैं, ट्रांस हार्बर की ट्रेनें 6-7 मिनट देरी से चल रही हैं... लगातार निगरानी की जा रही है ताकि कहीं कोई समस्या न हो..." #WATCH | मुंबई: मध्य रेलवे CPRO स्वप्निल धनराज नीला ने कहा, "छत्रपति शिवाजी महाराज टर्मिनस से कल्याण, कसारा, कर्जत की तरफ जाने वाली ट्रेनों की गति बारिश की वजह से धीमी हो गई है, जिसकी वजह से अप और डाउन दोनों लाइनों पर ट्रेनें 5-6 मिनट देरी से चल रही हैं। इसके अलावा हार्बर लाइन पर… pic.twitter.com/dgJKLQGb85 — ANI_HindiNews (@AHindinews) August 18, 2025 मध्य रेलवे CPRO स्वप्निल धनराज नीला ने कहा, "छत्रपति शिवाजी महाराज टर्मिनस से कल्याण, कसारा, कर्जत की तरफ जाने वाली ट्रेनों की गति बारिश की वजह से धीमी हो गई है, जिसकी वजह से अप और डाउन दोनों लाइनों पर ट्रेनें 5-6 मिनट देरी से चल रही हैं। इसके अलावा हार्बर लाइन पर कुर्ला, चेंबूर और चुनाभट्टी इलाकों में जलभराव की समस्या है... हार्बर लाइन की ट्रेनें 12-15 मिनट देरी से चल रही हैं, ट्रांस हार्बर की ट्रेनें 6-7 मिनट देरी से चल रही हैं... लगातार निगरानी की जा रही है ताकि कहीं कोई समस्या न हो..." #WATCH | मुंबई: मध्य रेलवे CPRO स्वप्निल धनराज नीला ने कहा, "छत्रपति शिवाजी महाराज टर्मिनस से कल्याण, कसारा, कर्जत की तरफ जाने वाली ट्रेनों की गति बारिश की वजह से धीमी हो गई है, जिसकी वजह से अप और डाउन दोनों लाइनों पर ट्रेनें 5-6 मिनट देरी से चल रही हैं। इसके अलावा हार्बर लाइन पर… pic.twitter.com/dgJKLQGb85 — ANI_HindiNews (@AHindinews) August 18, 2025 मध्य रेलवे CPRO स्वप्निल धनराज नीला ने कहा, "छत्रपति शिवाजी महाराज टर्मिनस से कल्याण, कसारा, कर्जत की तरफ जाने वाली ट्रेनों की गति बारिश की वजह से धीमी हो गई है, जिसकी वजह से अप और डाउन दोनों लाइनों पर ट्रेनें 5-6 मिनट देरी से चल रही हैं। इसके अलावा हार्बर लाइन पर कुर्ला, चेंबूर और चुनाभट्टी इलाकों में जलभराव की समस्या है... हार्बर लाइन की ट्रेनें 12-15 मिनट देरी से चल रही हैं, ट्रांस हार्बर की ट्रेनें 6-7 मिनट देरी से चल रही हैं... लगातार निगरानी की जा रही है ताकि कहीं कोई समस्या न हो..." #WATCH | मुंबई: मध्य रेलवे CPRO स्वप्निल धनराज नीला ने कहा, "छत्रपति शिवाजी महाराज टर्मिनस से कल्याण, कसारा, कर्जत की तरफ जाने वाली ट्रेनों की गति बारिश की वजह से धीमी हो गई है, जिसकी वजह से अप और डाउन दोनों लाइनों पर ट्रेनें 5-6 मिनट देरी से चल रही हैं। इसके अलावा हार्बर लाइन पर… pic.twitter.com/dgJKLQGb85 — ANI_HindiNews (@AHindinews) August 18, 2025 18 Aug 2025 02:39 PM (IST) 18 Aug 2025 02:39 PM (IST) पुणे के कई हिस्सों में बारिश हुई पुणे के कई हिस्सों में बारिश हुई। #WATCH | पुणे, महाराष्ट्र: पुणे के कई हिस्सों में बारिश हुई। pic.twitter.com/lUxolbgBTt — ANI_HindiNews (@AHindinews) August 18, 2025 पुणे के कई हिस्सों में बारिश हुई। #WATCH | पुणे, महाराष्ट्र: पुणे के कई हिस्सों में बारिश हुई। pic.twitter.com/lUxolbgBTt — ANI_HindiNews (@AHindinews) August 18, 2025 पुणे के कई हिस्सों में बारिश हुई। #WATCH | पुणे, महाराष्ट्र: पुणे के कई हिस्सों में बारिश हुई। pic.twitter.com/lUxolbgBTt — ANI_HindiNews (@AHindinews) August 18, 2025 18 Aug 2025 02:38 PM (IST) 18 Aug 2025 02:38 PM (IST) मुंबई महानगरपालिका के आपदा नियंत्रण कक्ष में आए आशीष शेलार महाराष्ट्र सरकार में मंत्री आशीष शेलार ने मुंबई में हो रही भारी बारिश पर कहा, "मैं स्वयं मुंबई महानगरपालिका के आपदा नियंत्रण कक्ष में आया हूं... हमने अभी एक बैठक भी की है। मुख्यमंत्री के निर्देशानुसार आयुक्त से चर्चा की गई है... दोपहर में स्कूल-कॉलेज बंद कर दिए गए हैं। ट्रेन, लोकल ट्रेन थोड़ी देरी से चल रही हैं... दादर टर्मिनल, CSMT, कुर्ला, सायन में अगर यात्रियों की संख्या बढ़ती है तो उन्हें BST की वैकल्पिक व्यवस्था उपलब्ध कराने के निर्देश दिए गए हैं... कुछ जगहों पर पेड़ गिरने की भी जानकारी मिली है, उन्हें जल्द से जल्द हटाने के निर्देश दिए गए हैं ताकि यातायात में कोई दिक्कत न हो..." #WATCH | मुंबई: महाराष्ट्र सरकार में मंत्री आशीष शेलार ने मुंबई में हो रही भारी बारिश पर कहा, "मैं स्वयं मुंबई महानगरपालिका के आपदा नियंत्रण कक्ष में आया हूं... हमने अभी एक बैठक भी की है। मुख्यमंत्री के निर्देशानुसार आयुक्त से चर्चा की गई है... दोपहर में स्कूल-कॉलेज बंद कर दिए गए… pic.twitter.com/zo2gDqh6Un — ANI_HindiNews (@AHindinews) August 18, 2025 महाराष्ट्र सरकार में मंत्री आशीष शेलार ने मुंबई में हो रही भारी बारिश पर कहा, "मैं स्वयं मुंबई महानगरपालिका के आपदा नियंत्रण कक्ष में आया हूं... हमने अभी एक बैठक भी की है। मुख्यमंत्री के निर्देशानुसार आयुक्त से चर्चा की गई है... दोपहर में स्कूल-कॉलेज बंद कर दिए गए हैं। ट्रेन, लोकल ट्रेन थोड़ी देरी से चल रही हैं... दादर टर्मिनल, CSMT, कुर्ला, सायन में अगर यात्रियों की संख्या बढ़ती है तो उन्हें BST की वैकल्पिक व्यवस्था उपलब्ध कराने के निर्देश दिए गए हैं... कुछ जगहों पर पेड़ गिरने की भी जानकारी मिली है, उन्हें जल्द से जल्द हटाने के निर्देश दिए गए हैं ताकि यातायात में कोई दिक्कत न हो..." #WATCH | मुंबई: महाराष्ट्र सरकार में मंत्री आशीष शेलार ने मुंबई में हो रही भारी बारिश पर कहा, "मैं स्वयं मुंबई महानगरपालिका के आपदा नियंत्रण कक्ष में आया हूं... हमने अभी एक बैठक भी की है। मुख्यमंत्री के निर्देशानुसार आयुक्त से चर्चा की गई है... दोपहर में स्कूल-कॉलेज बंद कर दिए गए… pic.twitter.com/zo2gDqh6Un — ANI_HindiNews (@AHindinews) August 18, 2025 महाराष्ट्र सरकार में मंत्री आशीष शेलार ने मुंबई में हो रही भारी बारिश पर कहा, "मैं स्वयं मुंबई महानगरपालिका के आपदा नियंत्रण कक्ष में आया हूं... हमने अभी एक बैठक भी की है। मुख्यमंत्री के निर्देशानुसार आयुक्त से चर्चा की गई है... दोपहर में स्कूल-कॉलेज बंद कर दिए गए हैं। ट्रेन, लोकल ट्रेन थोड़ी देरी से चल रही हैं... दादर टर्मिनल, CSMT, कुर्ला, सायन में अगर यात्रियों की संख्या बढ़ती है तो उन्हें BST की वैकल्पिक व्यवस्था उपलब्ध कराने के निर्देश दिए गए हैं... कुछ जगहों पर पेड़ गिरने की भी जानकारी मिली है, उन्हें जल्द से जल्द हटाने के निर्देश दिए गए हैं ताकि यातायात में कोई दिक्कत न हो..." #WATCH | मुंबई: महाराष्ट्र सरकार में मंत्री आशीष शेलार ने मुंबई में हो रही भारी बारिश पर कहा, "मैं स्वयं मुंबई महानगरपालिका के आपदा नियंत्रण कक्ष में आया हूं... हमने अभी एक बैठक भी की है। मुख्यमंत्री के निर्देशानुसार आयुक्त से चर्चा की गई है... दोपहर में स्कूल-कॉलेज बंद कर दिए गए… pic.twitter.com/zo2gDqh6Un — ANI_HindiNews (@AHindinews) August 18, 2025 18 Aug 2025 02:37 PM (IST) 18 Aug 2025 02:37 PM (IST) भारी बारिश के हम हालात पर नज़र बनाए हुए हैं: गिरीश महाजन महाराष्ट्र सरकार में मंत्री गिरीश महाजन ने मुंबई में हो रही भारी बारिश पर कहा, "राज्य में भारी बारिश हो रही है। कल दोपहर से ही बारिश शुरू हो गई थी। 5-6 जिले ऐसे हैं जहां बारिश के लिए रेड और ऑरेंज अलर्ट है। नांदेड़ में भारी बारिश हुई है, जलमग्न इलाकों से लोगों को निकाला जा रहा है। SDRF की टीमें भी बुलाई गई हैं, प्रशासन की ओर से काम जारी है... 4-5 लोग लापता हैं लेकिन उनकी तलाश जारी है... हम हालात पर नज़र बनाए हुए हैं। लोगों के खाने-पीने का भी इंतजाम किया गया है।" #WATCH | मुंबई: महाराष्ट्र सरकार में मंत्री गिरीश महाजन ने मुंबई में हो रही भारी बारिश पर कहा, "राज्य में भारी बारिश हो रही है। कल दोपहर से ही बारिश शुरू हो गई थी। 5-6 जिले ऐसे हैं जहां बारिश के लिए रेड और ऑरेंज अलर्ट है। नांदेड़ में भारी बारिश हुई है, जलमग्न इलाकों से लोगों को… pic.twitter.com/M1oltxSBko — ANI_HindiNews (@AHindinews) August 18, 2025 महाराष्ट्र सरकार में मंत्री गिरीश महाजन ने मुंबई में हो रही भारी बारिश पर कहा, "राज्य में भारी बारिश हो रही है। कल दोपहर से ही बारिश शुरू हो गई थी। 5-6 जिले ऐसे हैं जहां बारिश के लिए रेड और ऑरेंज अलर्ट है। नांदेड़ में भारी बारिश हुई है, जलमग्न इलाकों से लोगों को निकाला जा रहा है। SDRF की टीमें भी बुलाई गई हैं, प्रशासन की ओर से काम जारी है... 4-5 लोग लापता हैं लेकिन उनकी तलाश जारी है... हम हालात पर नज़र बनाए हुए हैं। लोगों के खाने-पीने का भी इंतजाम किया गया है।" #WATCH | मुंबई: महाराष्ट्र सरकार में मंत्री गिरीश महाजन ने मुंबई में हो रही भारी बारिश पर कहा, "राज्य में भारी बारिश हो रही है। कल दोपहर से ही बारिश शुरू हो गई थी। 5-6 जिले ऐसे हैं जहां बारिश के लिए रेड और ऑरेंज अलर्ट है। नांदेड़ में भारी बारिश हुई है, जलमग्न इलाकों से लोगों को… pic.twitter.com/M1oltxSBko — ANI_HindiNews (@AHindinews) August 18, 2025 महाराष्ट्र सरकार में मंत्री गिरीश महाजन ने मुंबई में हो रही भारी बारिश पर कहा, "राज्य में भारी बारिश हो रही है। कल दोपहर से ही बारिश शुरू हो गई थी। 5-6 जिले ऐसे हैं जहां बारिश के लिए रेड और ऑरेंज अलर्ट है। नांदेड़ में भारी बारिश हुई है, जलमग्न इलाकों से लोगों को निकाला जा रहा है। SDRF की टीमें भी बुलाई गई हैं, प्रशासन की ओर से काम जारी है... 4-5 लोग लापता हैं लेकिन उनकी तलाश जारी है... हम हालात पर नज़र बनाए हुए हैं। लोगों के खाने-पीने का भी इंतजाम किया गया है।" #WATCH | मुंबई: महाराष्ट्र सरकार में मंत्री गिरीश महाजन ने मुंबई में हो रही भारी बारिश पर कहा, "राज्य में भारी बारिश हो रही है। कल दोपहर से ही बारिश शुरू हो गई थी। 5-6 जिले ऐसे हैं जहां बारिश के लिए रेड और ऑरेंज अलर्ट है। नांदेड़ में भारी बारिश हुई है, जलमग्न इलाकों से लोगों को… pic.twitter.com/M1oltxSBko — ANI_HindiNews (@AHindinews) August 18, 2025 18 Aug 2025 02:35 PM (IST) 18 Aug 2025 02:35 PM (IST) उपराष्ट्रपति पद के उम्मीदवार सी.पी. राधाकृष्णन दिल्ली पहुंचे महाराष्ट्र के राज्यपाल और भारत के उपराष्ट्रपति पद के लिए NDA उम्मीदवार सी.पी. राधाकृष्णन दिल्ली हवाई अड्डे पर पहुंचे। केंद्रीय मंत्री किरेन रिजिजू, प्रह्लाद जोशी, भूपेंद्र यादव, किंजरापु राम मोहन नायडू, दिल्ली की मुख्यमंत्री रेखा गुप्ता और अन्य नेताओं ने हवाई अड्डे पर उनका स्वागत किया। #WATCH | दिल्ली: महाराष्ट्र के राज्यपाल और भारत के उपराष्ट्रपति पद के लिए NDA उम्मीदवार सी.पी. राधाकृष्णन दिल्ली हवाई अड्डे पर पहुंचे। केंद्रीय मंत्री किरेन रिजिजू, प्रह्लाद जोशी, भूपेंद्र यादव, किंजरापु राम मोहन नायडू, दिल्ली की मुख्यमंत्री रेखा गुप्ता और अन्य नेताओं ने हवाई… pic.twitter.com/fIOEhhOl9W — ANI_HindiNews (@AHindinews) August 18, 2025 महाराष्ट्र के राज्यपाल और भारत के उपराष्ट्रपति पद के लिए NDA उम्मीदवार सी.पी. राधाकृष्णन दिल्ली हवाई अड्डे पर पहुंचे। केंद्रीय मंत्री किरेन रिजिजू, प्रह्लाद जोशी, भूपेंद्र यादव, किंजरापु राम मोहन नायडू, दिल्ली की मुख्यमंत्री रेखा गुप्ता और अन्य नेताओं ने हवाई अड्डे पर उनका स्वागत किया। #WATCH | दिल्ली: महाराष्ट्र के राज्यपाल और भारत के उपराष्ट्रपति पद के लिए NDA उम्मीदवार सी.पी. राधाकृष्णन दिल्ली हवाई अड्डे पर पहुंचे। केंद्रीय मंत्री किरेन रिजिजू, प्रह्लाद जोशी, भूपेंद्र यादव, किंजरापु राम मोहन नायडू, दिल्ली की मुख्यमंत्री रेखा गुप्ता और अन्य नेताओं ने हवाई… pic.twitter.com/fIOEhhOl9W — ANI_HindiNews (@AHindinews) August 18, 2025 महाराष्ट्र के राज्यपाल और भारत के उपराष्ट्रपति पद के लिए NDA उम्मीदवार सी.पी. राधाकृष्णन दिल्ली हवाई अड्डे पर पहुंचे। केंद्रीय मंत्री किरेन रिजिजू, प्रह्लाद जोशी, भूपेंद्र यादव, किंजरापु राम मोहन नायडू, दिल्ली की मुख्यमंत्री रेखा गुप्ता और अन्य नेताओं ने हवाई अड्डे पर उनका स्वागत किया। #WATCH | दिल्ली: महाराष्ट्र के राज्यपाल और भारत के उपराष्ट्रपति पद के लिए NDA उम्मीदवार सी.पी. राधाकृष्णन दिल्ली हवाई अड्डे पर पहुंचे। केंद्रीय मंत्री किरेन रिजिजू, प्रह्लाद जोशी, भूपेंद्र यादव, किंजरापु राम मोहन नायडू, दिल्ली की मुख्यमंत्री रेखा गुप्ता और अन्य नेताओं ने हवाई… pic.twitter.com/fIOEhhOl9W — ANI_HindiNews (@AHindinews) August 18, 2025 18 Aug 2025 01:46 PM (IST) 18 Aug 2025 01:46 PM (IST) ठाणे में ऑनलाइन ‘ट्रेडिंग' के नाम पर धोखाधड़ी, शख्स ने 41 लाख रुपये गंवाए महाराष्ट्र के ठाणे शहर में एक ऑनलाइन ‘ट्रेडिंग' योजना में निवेश करने के नाम पर दो लोगों ने 48 वर्षीय एक व्यक्ति के साथ कथित तौर पर धोखाधड़ी की। पीड़ित द्वारा दर्ज कराई गई शिकायत के अनुसार, उसने सोशल मीड़िया मंच फेसबुक पर इस ‘ट्रेडिंग' योजना का विज्ञापन देखा था। उसे एक व्हॉट्सऐप ग्रुप में जोड़ा गया, जहां धोखेबाज ‘आईपीओ' में निवेश करने के लिए उकसाया करते थे। पीड़ित ने इस वर्ष मई और जून महीने में कुछ बैंक खातों में 40,99,814 रुपये भेजे जिसके बाद उसके ऐसा दर्शाया गया कि उसका निवेश बढ़कर 88,39,072 रुपये हो गया है लेकिन वह यह पैसे निकाल नहीं पाया। महाराष्ट्र के ठाणे शहर में एक ऑनलाइन ‘ट्रेडिंग' योजना में निवेश करने के नाम पर दो लोगों ने 48 वर्षीय एक व्यक्ति के साथ कथित तौर पर धोखाधड़ी की। पीड़ित द्वारा दर्ज कराई गई शिकायत के अनुसार, उसने सोशल मीड़िया मंच फेसबुक पर इस ‘ट्रेडिंग' योजना का विज्ञापन देखा था। उसे एक व्हॉट्सऐप ग्रुप में जोड़ा गया, जहां धोखेबाज ‘आईपीओ' में निवेश करने के लिए उकसाया करते थे। पीड़ित ने इस वर्ष मई और जून महीने में कुछ बैंक खातों में 40,99,814 रुपये भेजे जिसके बाद उसके ऐसा दर्शाया गया कि उसका निवेश बढ़कर 88,39,072 रुपये हो गया है लेकिन वह यह पैसे निकाल नहीं पाया। महाराष्ट्र के ठाणे शहर में एक ऑनलाइन ‘ट्रेडिंग' योजना में निवेश करने के नाम पर दो लोगों ने 48 वर्षीय एक व्यक्ति के साथ कथित तौर पर धोखाधड़ी की। पीड़ित द्वारा दर्ज कराई गई शिकायत के अनुसार, उसने सोशल मीड़िया मंच फेसबुक पर इस ‘ट्रेडिंग' योजना का विज्ञापन देखा था। उसे एक व्हॉट्सऐप ग्रुप में जोड़ा गया, जहां धोखेबाज ‘आईपीओ' में निवेश करने के लिए उकसाया करते थे। पीड़ित ने इस वर्ष मई और जून महीने में कुछ बैंक खातों में 40,99,814 रुपये भेजे जिसके बाद उसके ऐसा दर्शाया गया कि उसका निवेश बढ़कर 88,39,072 रुपये हो गया है लेकिन वह यह पैसे निकाल नहीं पाया। 18 Aug 2025 01:30 PM (IST) 18 Aug 2025 01:30 PM (IST) मुंबई में भारी बारिश; IMD के रेड अलर्ट के बाद स्कूल-कॉलेजों में छुट्टी का ऐलान भारत मौसम विज्ञान विभाग (आईएमडी) ने सोमवार को मुंबई और आसपास के इलाकों में कुछ जगहों पर अत्यधिक भारी बारिश का पूर्वानुमान जताते हुए ‘रेड अलर्ट' जारी किया, जिसके बाद महानगर के सभी स्कूलों और कॉलेजों में अवकाश घोषित कर दिया गया। बृहन्मुंबई महानगर पालिक (बीएमसी) ने भी लोगों से अपील की है कि वे केवल आवश्यक कार्य के लिए ही घरों से बाहर निकलें। सोमवार को लगातार तीसरे दिन हुई भारी बारिश के बाद कई इलाकों में सड़कों पर जलभराव हो गया। भारत मौसम विज्ञान विभाग (आईएमडी) ने सोमवार को मुंबई और आसपास के इलाकों में कुछ जगहों पर अत्यधिक भारी बारिश का पूर्वानुमान जताते हुए ‘रेड अलर्ट' जारी किया, जिसके बाद महानगर के सभी स्कूलों और कॉलेजों में अवकाश घोषित कर दिया गया। बृहन्मुंबई महानगर पालिक (बीएमसी) ने भी लोगों से अपील की है कि वे केवल आवश्यक कार्य के लिए ही घरों से बाहर निकलें। सोमवार को लगातार तीसरे दिन हुई भारी बारिश के बाद कई इलाकों में सड़कों पर जलभराव हो गया। 18 Aug 2025 12:23 PM (IST) 18 Aug 2025 12:23 PM (IST) बेस्ट क्रेडिट सोसाइटी चुनाव: मनसे ने प्रतिद्वंद्वियों पर मतदाताओं को रुपये बांटने का आरोप महाराष्ट्र नवनिर्माण सेना (मनसे) नेता संदीप देशपांडे ने सोमवार को बृहन्मुंबई इलेक्ट्रिक सप्लाई एंड ट्रांसपोर्ट (बेस्ट) क्रेडिट सोसाइटी के चुनाव में प्रतिद्वंद्वियों पर रुपये बांटने का आरोप लगाया। यह चुनाव मनसे और शिवसेना (यूबीटी) गठबंधन में लड़ रहे हैं। बेस्ट क्रेडिट सोसाइटी के लिए चुनाव सोमवार को हो रहे हैं जिस पर अब तक शिवसेना (यूबीटी) का कब्जा है। देशपांडे ने ‘एक्स' पर साझा किए गए एक वीडियो में दावा किया कि बेस्ट क्रेडिट सोसाइटी के एक सदस्य को एक पर्चा मिला जिसमें छिपाकर रखे गए एक लिफाफे में 500 रुपये के दो नोट थे। उन्होंने आरोप लगाया कि यह वोट खरीदने का खेल है। देशपांडे ने कहा कि इस बारे में निर्वाचन अधिकारी के पास औपचारिक शिकायत दर्ज कराई जाएगी। हा खेळ मत विकत घेण्याचा pic.twitter.com/ubikC9u6LS — Sandeep Deshpande (@SandeepDadarMNS) August 18, 2025 महाराष्ट्र नवनिर्माण सेना (मनसे) नेता संदीप देशपांडे ने सोमवार को बृहन्मुंबई इलेक्ट्रिक सप्लाई एंड ट्रांसपोर्ट (बेस्ट) क्रेडिट सोसाइटी के चुनाव में प्रतिद्वंद्वियों पर रुपये बांटने का आरोप लगाया। यह चुनाव मनसे और शिवसेना (यूबीटी) गठबंधन में लड़ रहे हैं। बेस्ट क्रेडिट सोसाइटी के लिए चुनाव सोमवार को हो रहे हैं जिस पर अब तक शिवसेना (यूबीटी) का कब्जा है। देशपांडे ने ‘एक्स' पर साझा किए गए एक वीडियो में दावा किया कि बेस्ट क्रेडिट सोसाइटी के एक सदस्य को एक पर्चा मिला जिसमें छिपाकर रखे गए एक लिफाफे में 500 रुपये के दो नोट थे। उन्होंने आरोप लगाया कि यह वोट खरीदने का खेल है। देशपांडे ने कहा कि इस बारे में निर्वाचन अधिकारी के पास औपचारिक शिकायत दर्ज कराई जाएगी। हा खेळ मत विकत घेण्याचा pic.twitter.com/ubikC9u6LS — Sandeep Deshpande (@SandeepDadarMNS) August 18, 2025 महाराष्ट्र नवनिर्माण सेना (मनसे) नेता संदीप देशपांडे ने सोमवार को बृहन्मुंबई इलेक्ट्रिक सप्लाई एंड ट्रांसपोर्ट (बेस्ट) क्रेडिट सोसाइटी के चुनाव में प्रतिद्वंद्वियों पर रुपये बांटने का आरोप लगाया। यह चुनाव मनसे और शिवसेना (यूबीटी) गठबंधन में लड़ रहे हैं। बेस्ट क्रेडिट सोसाइटी के लिए चुनाव सोमवार को हो रहे हैं जिस पर अब तक शिवसेना (यूबीटी) का कब्जा है। देशपांडे ने ‘एक्स' पर साझा किए गए एक वीडियो में दावा किया कि बेस्ट क्रेडिट सोसाइटी के एक सदस्य को एक पर्चा मिला जिसमें छिपाकर रखे गए एक लिफाफे में 500 रुपये के दो नोट थे। उन्होंने आरोप लगाया कि यह वोट खरीदने का खेल है। देशपांडे ने कहा कि इस बारे में निर्वाचन अधिकारी के पास औपचारिक शिकायत दर्ज कराई जाएगी। हा खेळ मत विकत घेण्याचा pic.twitter.com/ubikC9u6LS — Sandeep Deshpande (@SandeepDadarMNS) August 18, 2025 18 Aug 2025 11:52 AM (IST) 18 Aug 2025 11:52 AM (IST) मुंबई में मूसलाधार बारिश, अंधेरी सबवे बंद किया गया मुंबई शहर के कई हिस्सों में सोमवार सुबह से भारी बारिश हो रही है। मौसम विभाग ने बारिश का ऑरेंज अलर्ट जारी किया है। मूसलाधार बारिश के कारण कई जगहों पर जलभराव की स्थिति है। इसे देखते हुए अंधेरी सबवे बंद कर दिया गया। #WATCH Mumbai: Andheri Subway closed due to waterlogging amid heavy rainfall in many parts of the city. pic.twitter.com/YogIDMXxGt — ANI (@ANI) August 18, 2025 मुंबई शहर के कई हिस्सों में सोमवार सुबह से भारी बारिश हो रही है। मौसम विभाग ने बारिश का ऑरेंज अलर्ट जारी किया है। मूसलाधार बारिश के कारण कई जगहों पर जलभराव की स्थिति है। इसे देखते हुए अंधेरी सबवे बंद कर दिया गया। #WATCH Mumbai: Andheri Subway closed due to waterlogging amid heavy rainfall in many parts of the city. pic.twitter.com/YogIDMXxGt — ANI (@ANI) August 18, 2025 मुंबई शहर के कई हिस्सों में सोमवार सुबह से भारी बारिश हो रही है। मौसम विभाग ने बारिश का ऑरेंज अलर्ट जारी किया है। मूसलाधार बारिश के कारण कई जगहों पर जलभराव की स्थिति है। इसे देखते हुए अंधेरी सबवे बंद कर दिया गया। #WATCH Mumbai: Andheri Subway closed due to waterlogging amid heavy rainfall in many parts of the city. pic.twitter.com/YogIDMXxGt — ANI (@ANI) August 18, 2025 18 Aug 2025 11:50 AM (IST) 18 Aug 2025 11:50 AM (IST) नांदेड़ में भारी बारिश से बाढ़ की हालात महाराष्ट्र के नांदेड़ के मुखेड़ तालुका में सोमवार सुबह से भारी बारिश जारी है। भिंगोली, भेंडेगांव, हसनाल, रावनगांव, भसवाड़ी और सांगवी भदेव जैसे गांवों में बाढ़ जैसे हालात हैं। स्थानीय प्रशासन ने एनडीआरएफ की टीमें मौके पर भेज दी हैं और बुजुर्गों को सुरक्षित स्थानों पर पहुंचाया जा रहा है। गांवों में घरों में पानी घुस गया है और खेतों में खड़ी फसलें बर्बाद हो रही हैं। ग्रामीणों का कहना है कि उन्होंने सालों बाद ऐसी बारिश देखी है। प्रशासन ने राहत और बचाव कार्य तेज कर दिया है। महाराष्ट्र के नांदेड़ के मुखेड़ तालुका में सोमवार सुबह से भारी बारिश जारी है। भिंगोली, भेंडेगांव, हसनाल, रावनगांव, भसवाड़ी और सांगवी भदेव जैसे गांवों में बाढ़ जैसे हालात हैं। स्थानीय प्रशासन ने एनडीआरएफ की टीमें मौके पर भेज दी हैं और बुजुर्गों को सुरक्षित स्थानों पर पहुंचाया जा रहा है। गांवों में घरों में पानी घुस गया है और खेतों में खड़ी फसलें बर्बाद हो रही हैं। ग्रामीणों का कहना है कि उन्होंने सालों बाद ऐसी बारिश देखी है। प्रशासन ने राहत और बचाव कार्य तेज कर दिया है। महाराष्ट्र के नांदेड़ के मुखेड़ तालुका में सोमवार सुबह से भारी बारिश जारी है। भिंगोली, भेंडेगांव, हसनाल, रावनगांव, भसवाड़ी और सांगवी भदेव जैसे गांवों में बाढ़ जैसे हालात हैं। स्थानीय प्रशासन ने एनडीआरएफ की टीमें मौके पर भेज दी हैं और बुजुर्गों को सुरक्षित स्थानों पर पहुंचाया जा रहा है। गांवों में घरों में पानी घुस गया है और खेतों में खड़ी फसलें बर्बाद हो रही हैं। ग्रामीणों का कहना है कि उन्होंने सालों बाद ऐसी बारिश देखी है। प्रशासन ने राहत और बचाव कार्य तेज कर दिया है। 18 Aug 2025 11:30 AM (IST) 18 Aug 2025 11:30 AM (IST) सीपी राधाकृष्णन की उम्मीदवारी पर संजय राउत बोले- हम क्यों सपोर्ट करें एनडीए द्वारा महाराष्ट्र के राज्यपाल सीपी राधाकृष्णन को उपराष्ट्रपति पद का उम्मीदवार बनाए जाने पर शिवसेना नेता संजय राउत ने कहा कि इसे लेकर इंडिया ब्लॉक फैसला लेगा और चुनाव होंगे। मैं अभी आपको फैसला नहीं बता सकता, लेकिन हां, नेता आज एक साथ बैठेंगे। हम मिलेंगे और इस मुद्दे पर चर्चा करेंगे। सीपी राधाकृष्णन के समर्थन के सवाल पर उन्होंने कहा कि हम क्यों सपोर्ट करें। VIDEO | Delhi: On NDA naming CP Radhakrishnan, Governor of Maharashtra, as their Vice Presidential candidate, Shiv Sena (UBT) leader Sanjay Raut says, “... Election will happen. INDIA bloc will take a decision. I cannot tell you the decision right now, but yes, leaders will sit… pic.twitter.com/KyekiOy9kH — Press Trust of India (@PTI_News) August 18, 2025 पूरी खबर यहां पढ़ें एनडीए द्वारा महाराष्ट्र के राज्यपाल सीपी राधाकृष्णन को उपराष्ट्रपति पद का उम्मीदवार बनाए जाने पर शिवसेना नेता संजय राउत ने कहा कि इसे लेकर इंडिया ब्लॉक फैसला लेगा और चुनाव होंगे। मैं अभी आपको फैसला नहीं बता सकता, लेकिन हां, नेता आज एक साथ बैठेंगे। हम मिलेंगे और इस मुद्दे पर चर्चा करेंगे। सीपी राधाकृष्णन के समर्थन के सवाल पर उन्होंने कहा कि हम क्यों सपोर्ट करें। VIDEO | Delhi: On NDA naming CP Radhakrishnan, Governor of Maharashtra, as their Vice Presidential candidate, Shiv Sena (UBT) leader Sanjay Raut says, “... Election will happen. INDIA bloc will take a decision. I cannot tell you the decision right now, but yes, leaders will sit… pic.twitter.com/KyekiOy9kH — Press Trust of India (@PTI_News) August 18, 2025 पूरी खबर यहां पढ़ें एनडीए द्वारा महाराष्ट्र के राज्यपाल सीपी राधाकृष्णन को उपराष्ट्रपति पद का उम्मीदवार बनाए जाने पर शिवसेना नेता संजय राउत ने कहा कि इसे लेकर इंडिया ब्लॉक फैसला लेगा और चुनाव होंगे। मैं अभी आपको फैसला नहीं बता सकता, लेकिन हां, नेता आज एक साथ बैठेंगे। हम मिलेंगे और इस मुद्दे पर चर्चा करेंगे। सीपी राधाकृष्णन के समर्थन के सवाल पर उन्होंने कहा कि हम क्यों सपोर्ट करें। VIDEO | Delhi: On NDA naming CP Radhakrishnan, Governor of Maharashtra, as their Vice Presidential candidate, Shiv Sena (UBT) leader Sanjay Raut says, “... Election will happen. INDIA bloc will take a decision. I cannot tell you the decision right now, but yes, leaders will sit… pic.twitter.com/KyekiOy9kH — Press Trust of India (@PTI_News) August 18, 2025 पूरी खबर यहां पढ़ें 18 Aug 2025 09:59 AM (IST) 18 Aug 2025 09:59 AM (IST) मुंबई में भारी का असर, सड़क पर लगी वाहनों की लंबी कतार मुंबई शहर में भारी बारिश हो रही है। इसके कारण यातायात पर असर पड़ा हैं। विले पार्ले के पास वेस्टर्न एक्सप्रेस हाईवे पर यातायात धीमा हो गया और जाम की स्थिति बनी हुई है। सड़क पर वाहनों की लंबी-लबीं कतारें लगी हुई है। #WATCH | Maharashtra: The traffic slows down on Western Express Highway near Vile Parle as heavy rain lashes Mumbai city. pic.twitter.com/RXfqj5UpXP — ANI (@ANI) August 18, 2025 मुंबई शहर में भारी बारिश हो रही है। इसके कारण यातायात पर असर पड़ा हैं। विले पार्ले के पास वेस्टर्न एक्सप्रेस हाईवे पर यातायात धीमा हो गया और जाम की स्थिति बनी हुई है। सड़क पर वाहनों की लंबी-लबीं कतारें लगी हुई है। #WATCH | Maharashtra: The traffic slows down on Western Express Highway near Vile Parle as heavy rain lashes Mumbai city. pic.twitter.com/RXfqj5UpXP — ANI (@ANI) August 18, 2025 मुंबई शहर में भारी बारिश हो रही है। इसके कारण यातायात पर असर पड़ा हैं। विले पार्ले के पास वेस्टर्न एक्सप्रेस हाईवे पर यातायात धीमा हो गया और जाम की स्थिति बनी हुई है। सड़क पर वाहनों की लंबी-लबीं कतारें लगी हुई है। #WATCH | Maharashtra: The traffic slows down on Western Express Highway near Vile Parle as heavy rain lashes Mumbai city. pic.twitter.com/RXfqj5UpXP — ANI (@ANI) August 18, 2025 18 Aug 2025 09:46 AM (IST) 18 Aug 2025 09:46 AM (IST) रायगड, रत्नागिरी, पुणे, कोल्हापुर, सातारा में बारिश का रेड अलर्ट जारी बंगाल की खाड़ी के साथ विदर्भ में सक्रिय निम्न दबाव के क्षेत्र के कारण महाराष्ट्र में बारिश फिर बढ़ जाएगी। रायगड, रत्नागिरी, पुणे, कोल्हापुर, सातारा में रेड अलर्ट जारी किया है। अगले 48 घंटों में मुख्य रूप से पश्चिमी महाराष्ट्र और कोंकण घाट में बारिश का रेड अलर्ट जारी किया गया है। पूरी खबर यहां पढ़ें बंगाल की खाड़ी के साथ विदर्भ में सक्रिय निम्न दबाव के क्षेत्र के कारण महाराष्ट्र में बारिश फिर बढ़ जाएगी। रायगड, रत्नागिरी, पुणे, कोल्हापुर, सातारा में रेड अलर्ट जारी किया है। अगले 48 घंटों में मुख्य रूप से पश्चिमी महाराष्ट्र और कोंकण घाट में बारिश का रेड अलर्ट जारी किया गया है। पूरी खबर यहां पढ़ें बंगाल की खाड़ी के साथ विदर्भ में सक्रिय निम्न दबाव के क्षेत्र के कारण महाराष्ट्र में बारिश फिर बढ़ जाएगी। रायगड, रत्नागिरी, पुणे, कोल्हापुर, सातारा में रेड अलर्ट जारी किया है। अगले 48 घंटों में मुख्य रूप से पश्चिमी महाराष्ट्र और कोंकण घाट में बारिश का रेड अलर्ट जारी किया गया है। पूरी खबर यहां पढ़ें 18 Aug 2025 09:08 AM (IST) 18 Aug 2025 09:08 AM (IST) कोल्हापुर सर्किट बेंच के लिए 4 न्यायाधीशों की नियुक्ति बंबई उच्च न्यायालय की कोल्हापुर सर्किट बेंच के लिए चार न्यायाधीशों की नियुक्ति की गई है। इस नियुक्ति के आदेश मुंबई उच्च न्यायालय के रजिस्ट्रार एचएम भोसले ने जारी किए हैं। न्यायाधीश एमएस कर्णिक और न्यायाधीश शर्मिला देशमुख को डिवीजन बेंच के रूप में नियुक्त किया गया है। न्यायाधीश शिवकुमार दिघे और न्यायाधीश एसजी चपलगावकर को सिंगल बेंच न्यायाधीश के रूप में कार्यभार संभालने के लिए नियुक्त किया गया है। मुंबई उच्च न्यायालय की कोल्हापुर सर्किट बेंच का वास्तविक कामकाज सोमवार, 18 अगस्त से नियमित रूप से शुरू हो रहा है। पूरी खबर यहां पढ़ें बंबई उच्च न्यायालय की कोल्हापुर सर्किट बेंच के लिए चार न्यायाधीशों की नियुक्ति की गई है। इस नियुक्ति के आदेश मुंबई उच्च न्यायालय के रजिस्ट्रार एचएम भोसले ने जारी किए हैं। न्यायाधीश एमएस कर्णिक और न्यायाधीश शर्मिला देशमुख को डिवीजन बेंच के रूप में नियुक्त किया गया है। न्यायाधीश शिवकुमार दिघे और न्यायाधीश एसजी चपलगावकर को सिंगल बेंच न्यायाधीश के रूप में कार्यभार संभालने के लिए नियुक्त किया गया है। मुंबई उच्च न्यायालय की कोल्हापुर सर्किट बेंच का वास्तविक कामकाज सोमवार, 18 अगस्त से नियमित रूप से शुरू हो रहा है। पूरी खबर यहां पढ़ें बंबई उच्च न्यायालय की कोल्हापुर सर्किट बेंच के लिए चार न्यायाधीशों की नियुक्ति की गई है। इस नियुक्ति के आदेश मुंबई उच्च न्यायालय के रजिस्ट्रार एचएम भोसले ने जारी किए हैं। न्यायाधीश एमएस कर्णिक और न्यायाधीश शर्मिला देशमुख को डिवीजन बेंच के रूप में नियुक्त किया गया है। न्यायाधीश शिवकुमार दिघे और न्यायाधीश एसजी चपलगावकर को सिंगल बेंच न्यायाधीश के रूप में कार्यभार संभालने के लिए नियुक्त किया गया है। मुंबई उच्च न्यायालय की कोल्हापुर सर्किट बेंच का वास्तविक कामकाज सोमवार, 18 अगस्त से नियमित रूप से शुरू हो रहा है। पूरी खबर यहां पढ़ें 18 Aug 2025 08:06 AM (IST) 18 Aug 2025 08:06 AM (IST) मुंबई में इमारत की सीढ़ी का एक हिस्सा गिरा, तीन लोग घायल मुंबई के चीरा बाज़ार इलाके में एक इमारत की सीढ़ी का एक हिस्सा गिरने से तीन लोग घायल हो गए। प्रशासन ने राहत व बचाव कार्य शुरू कर दिया है। #WATCH | Mumbai: Three injured after a portion of the staircase of a building collapsed in the Chira Bazaar area. Further details awaited. (17.08) pic.twitter.com/i27KybuZAQ — ANI (@ANI) August 18, 2025 मुंबई के चीरा बाज़ार इलाके में एक इमारत की सीढ़ी का एक हिस्सा गिरने से तीन लोग घायल हो गए। प्रशासन ने राहत व बचाव कार्य शुरू कर दिया है। #WATCH | Mumbai: Three injured after a portion of the staircase of a building collapsed in the Chira Bazaar area. Further details awaited. (17.08) pic.twitter.com/i27KybuZAQ — ANI (@ANI) August 18, 2025 मुंबई के चीरा बाज़ार इलाके में एक इमारत की सीढ़ी का एक हिस्सा गिरने से तीन लोग घायल हो गए। प्रशासन ने राहत व बचाव कार्य शुरू कर दिया है। #WATCH | Mumbai: Three injured after a portion of the staircase of a building collapsed in the Chira Bazaar area. Further details awaited. (17.08) pic.twitter.com/i27KybuZAQ — ANI (@ANI) August 18, 2025 18 Aug 2025 07:12 AM (IST) 18 Aug 2025 07:12 AM (IST) सीएम फडणवीस ने कोल्हापुर सर्किट बेंच के भवन की अनुमोदन आदेश प्रति सौंपी मुख्यमंत्री देवेंद्र फडणवीस ने बॉम्बे उच्च न्यायालय की कोल्हापुर सर्किट बेंच के उद्घाटन समारोह में शेंडा पार्क में बेंच के लिए मुख्य भवन के अनुमोदन आदेश की एक प्रति बॉम्बे उच्च न्यायालय के मुख्य न्यायाधीश आलोक आराधे को सौंपी। मुख्यमंत्री देवेंद्र फडणवीस यांनी मुंबई उच्च न्यायालयाच्या कोल्हापूर सर्किट बेंचच्या उदघाटन कार्यक्रमामध्ये खंडपीठासाठी शेंडा पार्क येथे मुख्य इमारतीसाठी मंजुरीच्या आदेशाची प्रत मुंबई उच्च न्यायालयाचे मुख्य न्यायमूर्ती आलोक आराधे यांना सुपूर्द केली.@Dev_Fadnavis#Maharashtra… pic.twitter.com/WXUHWMhkio — CMO Maharashtra (@CMOMaharashtra) August 17, 2025 मुख्यमंत्री देवेंद्र फडणवीस ने बॉम्बे उच्च न्यायालय की कोल्हापुर सर्किट बेंच के उद्घाटन समारोह में शेंडा पार्क में बेंच के लिए मुख्य भवन के अनुमोदन आदेश की एक प्रति बॉम्बे उच्च न्यायालय के मुख्य न्यायाधीश आलोक आराधे को सौंपी। मुख्यमंत्री देवेंद्र फडणवीस यांनी मुंबई उच्च न्यायालयाच्या कोल्हापूर सर्किट बेंचच्या उदघाटन कार्यक्रमामध्ये खंडपीठासाठी शेंडा पार्क येथे मुख्य इमारतीसाठी मंजुरीच्या आदेशाची प्रत मुंबई उच्च न्यायालयाचे मुख्य न्यायमूर्ती आलोक आराधे यांना सुपूर्द केली.@Dev_Fadnavis#Maharashtra… pic.twitter.com/WXUHWMhkio — CMO Maharashtra (@CMOMaharashtra) August 17, 2025 मुख्यमंत्री देवेंद्र फडणवीस ने बॉम्बे उच्च न्यायालय की कोल्हापुर सर्किट बेंच के उद्घाटन समारोह में शेंडा पार्क में बेंच के लिए मुख्य भवन के अनुमोदन आदेश की एक प्रति बॉम्बे उच्च न्यायालय के मुख्य न्यायाधीश आलोक आराधे को सौंपी। मुख्यमंत्री देवेंद्र फडणवीस यांनी मुंबई उच्च न्यायालयाच्या कोल्हापूर सर्किट बेंचच्या उदघाटन कार्यक्रमामध्ये खंडपीठासाठी शेंडा पार्क येथे मुख्य इमारतीसाठी मंजुरीच्या आदेशाची प्रत मुंबई उच्च न्यायालयाचे मुख्य न्यायमूर्ती आलोक आराधे यांना सुपूर्द केली.@Dev_Fadnavis#Maharashtra… pic.twitter.com/WXUHWMhkio — CMO Maharashtra (@CMOMaharashtra) August 17, 2025 18 Aug 2025 07:09 AM (IST) 18 Aug 2025 07:09 AM (IST) बॉम्बे हाई कोर्ट की काेल्हापुर सर्किट बेंच का हुआ उद्घाटन भारत के मुख्य न्यायाधीश बीआर गवई ने कोल्हापुर में बॉम्बे हाई कोर्ट की सर्किट बेंच का उद्घाटन किया। इस अवसर पर बॉम्बे हाई कोर्ट के मुख्य न्यायाधीश आलोक आराधे, मुख्यमंत्री देवेंद्र फडणवीस, उपमुख्यमंत्री एकनाथ शिंदे, मंत्री चंद्रकांतदादा पाटिल, मंत्री नितेश राणे, मंत्री उदय सामंत, मंत्री प्रकाश अबितकर, सांसद धैर्यशील माने, बॉम्बे हाई कोर्ट के वरिष्ठ न्यायाधीश और अन्य गणमान्य व्यक्ति उपस्थित थे। Ensuring Justice Reaches Every Citizen with the Circuit Bench! Attended the inauguration of the Circuit Bench of the Bombay High Court at Kolhapur, at the hands of Hon Chief Justice of India, Bhushan Gavai ji. It was a privilege to work alongside Hon Chief Justice of India,… https://t.co/R2XVCGf7Ta pic.twitter.com/U1EiH2cVQs — Devendra Fadnavis (@Dev_Fadnavis) August 17, 2025 भारत के मुख्य न्यायाधीश बीआर गवई ने कोल्हापुर में बॉम्बे हाई कोर्ट की सर्किट बेंच का उद्घाटन किया। इस अवसर पर बॉम्बे हाई कोर्ट के मुख्य न्यायाधीश आलोक आराधे, मुख्यमंत्री देवेंद्र फडणवीस, उपमुख्यमंत्री एकनाथ शिंदे, मंत्री चंद्रकांतदादा पाटिल, मंत्री नितेश राणे, मंत्री उदय सामंत, मंत्री प्रकाश अबितकर, सांसद धैर्यशील माने, बॉम्बे हाई कोर्ट के वरिष्ठ न्यायाधीश और अन्य गणमान्य व्यक्ति उपस्थित थे। Ensuring Justice Reaches Every Citizen with the Circuit Bench! Attended the inauguration of the Circuit Bench of the Bombay High Court at Kolhapur, at the hands of Hon Chief Justice of India, Bhushan Gavai ji. It was a privilege to work alongside Hon Chief Justice of India,… https://t.co/R2XVCGf7Ta pic.twitter.com/U1EiH2cVQs — Devendra Fadnavis (@Dev_Fadnavis) August 17, 2025 भारत के मुख्य न्यायाधीश बीआर गवई ने कोल्हापुर में बॉम्बे हाई कोर्ट की सर्किट बेंच का उद्घाटन किया। इस अवसर पर बॉम्बे हाई कोर्ट के मुख्य न्यायाधीश आलोक आराधे, मुख्यमंत्री देवेंद्र फडणवीस, उपमुख्यमंत्री एकनाथ शिंदे, मंत्री चंद्रकांतदादा पाटिल, मंत्री नितेश राणे, मंत्री उदय सामंत, मंत्री प्रकाश अबितकर, सांसद धैर्यशील माने, बॉम्बे हाई कोर्ट के वरिष्ठ न्यायाधीश और अन्य गणमान्य व्यक्ति उपस्थित थे। Ensuring Justice Reaches Every Citizen with the Circuit Bench! Attended the inauguration of the Circuit Bench of the Bombay High Court at Kolhapur, at the hands of Hon Chief Justice of India, Bhushan Gavai ji. It was a privilege to work alongside Hon Chief Justice of India,… https://t.co/R2XVCGf7Ta pic.twitter.com/U1EiH2cVQs — Devendra Fadnavis (@Dev_Fadnavis) August 17, 2025 18 Aug 2025 07:04 AM (IST) 18 Aug 2025 07:04 AM (IST) CM फडणवीस ने राज्यपाल सीपी राधाकृष्णन दी बधाई मुख्यमंत्री देवेंद्र फडणवीस ने मुंबई के राजभवन में राज्यपाल सीपी राधाकृष्णन से मुलाकात की। सीएम ने राधाकृष्णन को भारत के उपराष्ट्रपति पद के लिए राष्ट्रीय जनतांत्रिक गठबंधन (NDA) के उम्मीदवार घोषित किए जाने पर बधाई दी। सीएम ने उन्हें शॉल ओढ़ाकर और पुष्पगुच्छ देकर सम्मानित किया। On returning back from Kolhapur, CM Devendra Fadnavis greeted and congratulated Governor CP Radhakrishnan at Raj Bhavan, Mumbai, for being announced as the National Democratic Alliance (NDA) candidate for the Vice President of India. मुख्यमंत्री श्री देवेंद्र फडणवीस यांनी… pic.twitter.com/7fSNCJFuK3 — CMO Maharashtra (@CMOMaharashtra) August 17, 2025 मुख्यमंत्री देवेंद्र फडणवीस ने मुंबई के राजभवन में राज्यपाल सीपी राधाकृष्णन से मुलाकात की। सीएम ने राधाकृष्णन को भारत के उपराष्ट्रपति पद के लिए राष्ट्रीय जनतांत्रिक गठबंधन (NDA) के उम्मीदवार घोषित किए जाने पर बधाई दी। सीएम ने उन्हें शॉल ओढ़ाकर और पुष्पगुच्छ देकर सम्मानित किया। On returning back from Kolhapur, CM Devendra Fadnavis greeted and congratulated Governor CP Radhakrishnan at Raj Bhavan, Mumbai, for being announced as the National Democratic Alliance (NDA) candidate for the Vice President of India. मुख्यमंत्री श्री देवेंद्र फडणवीस यांनी… pic.twitter.com/7fSNCJFuK3 — CMO Maharashtra (@CMOMaharashtra) August 17, 2025 मुख्यमंत्री देवेंद्र फडणवीस ने मुंबई के राजभवन में राज्यपाल सीपी राधाकृष्णन से मुलाकात की। सीएम ने राधाकृष्णन को भारत के उपराष्ट्रपति पद के लिए राष्ट्रीय जनतांत्रिक गठबंधन (NDA) के उम्मीदवार घोषित किए जाने पर बधाई दी। सीएम ने उन्हें शॉल ओढ़ाकर और पुष्पगुच्छ देकर सम्मानित किया। On returning back from Kolhapur, CM Devendra Fadnavis greeted and congratulated Governor CP Radhakrishnan at Raj Bhavan, Mumbai, for being announced as the National Democratic Alliance (NDA) candidate for the Vice President of India. मुख्यमंत्री श्री देवेंद्र फडणवीस यांनी… pic.twitter.com/7fSNCJFuK3 — CMO Maharashtra (@CMOMaharashtra) August 17, 2025 Follow Us On © Copyright Navbharatlive 2025 All rights reserved.</w:t>
-      </w:r>
-    </w:p>
-    <w:p>
-      <w:pPr>
-        <w:pStyle w:val="Heading3"/>
-      </w:pPr>
-      <w:r>
-        <w:rPr/>
-        <w:t>Article 106</w:t>
-      </w:r>
-    </w:p>
-    <w:p>
-      <w:pPr>
-        <w:pStyle w:val="Normal"/>
-      </w:pPr>
-      <w:r>
-        <w:rPr/>
-        <w:t>Title: फडणवीस ने कहा, ‘तीसरी मुंबई’ से एमएमआर का होगा विकास</w:t>
-      </w:r>
-    </w:p>
-    <w:p>
-      <w:pPr>
-        <w:pStyle w:val="Normal"/>
-      </w:pPr>
-      <w:r>
-        <w:rPr/>
-        <w:t xml:space="preserve">URL: </w:t>
-      </w:r>
-      <w:r>
-        <w:t xml:space="preserve"> https://hindi.theprint.in/india/economy/fadnavis-said-third-mumbai-will-lead-to-development-of-mmr/856867/</w:t>
-      </w:r>
-    </w:p>
-    <w:p>
-      <w:pPr>
-        <w:pStyle w:val="Normal"/>
-      </w:pPr>
-      <w:r>
-        <w:rPr/>
-        <w:t>Content: मुंबई, 18 अगस्त (भाषा) महाराष्ट्र के मुख्यमंत्री देवेंद्र फडणवीस ने सोमवार को कहा कि उनकी सरकार मुंबई महानगर क्षेत्र (एमएमआर) के विकास को बढ़ावा देने के लिए पड़ोसी रायगढ़ जिले में ‘तीसरी मुंबई’ विकसित कर रही है। उन्होंने कहा कि यह परियोजना राज्य के आर्थिक विकास में एक नया अध्याय लिखेगी। मुख्यमंत्री वर्ली में वैश्विक निवेश बैंकिंग कंपनी गोल्डमैन शैक्स के विस्तारित कार्यालय के उद्घाटन के अवसर पर बोल रहे थे। इस दौरान उन्होंने निवेशकों के साथ चर्चा भी की। फडणवीस ने कहा, ”गोल्डमैन शैक्स के नये केंद्र का उद्घाटन राज्य के लिए गर्व की बात है। यह महाराष्ट्र के कुशल कार्यबल, मजबूत बाजारों और निवेशक अनुकूल वातावरण की पुष्टि करता है। यह वित्तीय क्षेत्र में राज्य के नेतृत्व को भी दर्शाता है।” उन्होंने कहा कि राज्य सरकार विकास के लिए प्रतिबद्ध है और ‘तीसरी मुंबई’ के निर्माण के लिए निजी क्षेत्र के साथ मिलकर काम कर रही है। नए शहर में अंतरराष्ट्रीय विश्वविद्यालयों के केंद्र होंगे और यह मुंबई और महाराष्ट्र दोनों के आर्थिक विकास में महत्वपूर्ण भूमिका निभाएगा। मुख्यमंत्री ने कहा कि इस परियोजना में मेडिकल कॉलेज, नवाचार केंद्र और अनुसंधान सुविधाएं शामिल होंगी। भाषा पाण्डेय रमण रमण यह खबर ‘भाषा’ न्यूज़ एजेंसी से ‘ऑटो-फीड’ द्वारा ली गई है. इसके कंटेंट के लिए दिप्रिंट जिम्मेदार नहीं है. प्रिंट का विश्वास, डिजिटल की रफ़्तार हमें संपर्क करें: feedback@theprint.in Copyright © 2025 Printline Media Pvt. Ltd. All rights reserved.</w:t>
-      </w:r>
-    </w:p>
-    <w:p>
-      <w:pPr>
-        <w:pStyle w:val="Heading3"/>
-      </w:pPr>
-      <w:r>
-        <w:rPr/>
-        <w:t>Article 107</w:t>
-      </w:r>
-    </w:p>
-    <w:p>
-      <w:pPr>
-        <w:pStyle w:val="Normal"/>
-      </w:pPr>
-      <w:r>
-        <w:rPr/>
-        <w:t>Title: महाराष्ट्र में भारी बारिश का कहर, 16 जिलों में रेड अलर्ट, बचाव दल तैनात</w:t>
-      </w:r>
-    </w:p>
-    <w:p>
-      <w:pPr>
-        <w:pStyle w:val="Normal"/>
-      </w:pPr>
-      <w:r>
-        <w:rPr/>
-        <w:t xml:space="preserve">URL: </w:t>
-      </w:r>
-      <w:r>
-        <w:t xml:space="preserve"> https://www.abplive.com/states/maharashtra/maharashtra-heavy-rainfall-flood-alert-red-and-orange-alerts-issued-relief-operations-mumbai-rain-ann-2997660</w:t>
-      </w:r>
-    </w:p>
-    <w:p>
-      <w:pPr>
-        <w:pStyle w:val="Normal"/>
-      </w:pPr>
-      <w:r>
-        <w:rPr/>
-        <w:t>Content: महाराष्ट्र में सर्वत्र मूसलाधार बारिश हो रही है. इसके चलते जनजीवन अस्त-व्यस्त हो गया है. राज्य के मुख्यमंत्री देवेंद्र फडणवीस ने इस बारिश को लेकर जानकारी दी है. राज्य में जगह-जगह बाढ़ की स्थिति बनी हुई है. खेती और पशुधन को भी भारी नुकसान हुआ है. आने वाले कुछ दिनों तक बारिश का जोर बना रहेगा. मुख्यमंत्री फडणवीस ने बताया कि सरकार की ओर से कौन-कौन से उपाय किए जा रहे हैं. अधिकारियों से बातचीत की गई है. 21 तारीख तक मूसलाधार बारिश की संभावना है. 15-16 जिलों में रेड और ऑरेंज अलर्ट जारी किया गया है. इन जिलों में आवश्यक कदम उठाए जा रहे हैं. कोकण क्षेत्र में रेड अलर्ट है. अंबा, कुंडलिका और जगबुडी नदियों का पानी चेतावनी स्तर पार कर गया है, इसलिए इन इलाकों पर विशेष नजर रखी जा रही है. नाशिक विभाग में तापी और हतनूर नदियों का जलस्तर बढ़ गया है. रावेर के कुछ हिस्सों में पानी घुस गया है. जलगांव जिले में स्थिति गंभीर है. पिछले 2-3 दिनों की मूसलाधार बारिश से भारी नुकसान हुआ है. घरों और पशुओं का नुकसान हुआ है. पुणे में बारिश हो रही है लेकिन वहां किसी भी नदी का जलस्तर खतरे के स्तर से ऊपर नहीं गया है. नांदेड जिले के मुखेड तहसील में भारी बारिश के कारण लेंडी बांध का जलस्तर काफी बढ़ गया है. इसके अलावा लातूर, उदगीर और कर्नाटक से भी बड़े पैमाने पर पानी आ रहा है. कल यहां करीब 206 मिमी बारिश हुई. इसके कारण रावनगांव, भासवाड़ी, भिंगेली और हसनाळ गांवों का जनजीवन प्रभावित हुआ है. मुख्यमंत्री ने बताया कि वे स्वयं नांदेड के जिलाधिकारी से लगातार संपर्क में हैं. नांदेड, लातूर और बीदर—इन तीनों जिलों के जिलाधिकारी आपस में समन्वय करके बचाव कार्य कर रहे हैं. एनडीआरएफ की 1 टीम, सेना का एक दल और पुलिस की टीम मिलकर राहत कार्य कर रही है. छत्रपति संभाजीनगर से भी सेना की एक टुकड़ी रवाना हो चुकी है. स्थानीय प्रशासन को लगातार प्रभावित क्षेत्रों में मौजूद रहकर समन्वय साधने के निर्देश दिए गए हैं. Source: IOCL We use cookies to improve your experience, analyze traffic, and personalize content. By clicking "Allow All Cookies", you agree to our use of cookies.</w:t>
-      </w:r>
-    </w:p>
-    <w:p>
-      <w:pPr>
-        <w:pStyle w:val="Heading3"/>
-      </w:pPr>
-      <w:r>
-        <w:rPr/>
-        <w:t>Article 108</w:t>
-      </w:r>
-    </w:p>
-    <w:p>
-      <w:pPr>
-        <w:pStyle w:val="Normal"/>
-      </w:pPr>
-      <w:r>
-        <w:rPr/>
-        <w:t>Title: Raghuji Bhosale: आज मुंबई आएगी रघुजी भोसले की की ऐतिहासिक तलवार, सीएम फडणवीस करेंगे स्वागत</w:t>
-      </w:r>
-    </w:p>
-    <w:p>
-      <w:pPr>
-        <w:pStyle w:val="Normal"/>
-      </w:pPr>
-      <w:r>
-        <w:rPr/>
-        <w:t xml:space="preserve">URL: </w:t>
-      </w:r>
-      <w:r>
-        <w:t xml:space="preserve"> https://zeenews.india.com/hindi/india/raghuji-bhosale-historic-sword-will-arrive-in-mumbai-today-cm-fadnavis-will-welcome-it/2886138</w:t>
-      </w:r>
-    </w:p>
-    <w:p>
-      <w:pPr>
-        <w:pStyle w:val="Normal"/>
-      </w:pPr>
-      <w:r>
-        <w:rPr/>
-        <w:t>Content: Raghuji Bhosale: रघुजी भोसले की ऐतिहासिक तलवार आज मुंबई लाई जा रही है, जिसका अनावरण सीएम देवेंद्र फडणवीस करेंगे. नीलामी से लाई गई यह तलवार मराठा शौर्य और वैभव की पहचान है. इसे 19 से 25 अगस्त तक प्रदर्शनी में आम लोग देख सकेंगे. Trending Photos Raghuji Bhosale: आज मुंबई में इतिहास का एक खास पल देखने को मिलेगा. रघुजी भोसले की ऐतिहासिक तलवार शहर में लाई जा रही है. इस मौके पर मुख्यमंत्री देवेंद्र फडणवीस खुद मौजूद रहेंगे और इस तलवार का स्वागत करेंगे. रघुजी भोसले मराठा साम्राज्य के बड़े योद्धा और नेता माने जाते थे. उनकी तलवार वीरता और पराक्रम की पहचान है. इस तलवार के आने से मुंबई में ऐतिहासिक और सांस्कृतिक माहौल देखने को मिलेगा. लोगों में भी इसे देखने को लेकर उत्साह है. माना जा रहा है कि यह तलवार आने वाली पीढ़ियों को मराठा गौरव और वीरता की याद दिलाती रहेगी. आज शाम होगा भव्य अनावरण मीडिया रिपोर्ट के मुताबिक, आज यानी सोमवार शाम को मुख्यमंत्री देवेंद्र फडणवीस इस तलवार का अनावरण करेंगे. इस खास मौके पर डिप्टी सीएम एकनाथ शिंदे और अजीत पवार भी मौजूद रहेंगे. सेना साहेब सुब्हा पराक्रम दर्शन' नामक इस समारोह का आयोजन सांस्कृतिक कार्य विभाग, पुरातत्व और संग्रहालय विभाग तथा पी.एल. देशपांडे कला अकादमी ने किया है. इस कार्यक्रम में रघुजी भोसले के वंशज श्रीमंत मुदोजी राजे भोसले भी शामिल होंगे. तलवार की खासियत और ऐतिहासिक महत्व यह तलवार कई मायनों में खास है. ज्यादातर मराठा हथियारों पर सजावट या शिलालेख नहीं मिलते, लेकिन इस तलवार पर बारीक नक्काशी और मालिक का नाम दर्ज है. इसकी यूरोप में बनी ब्लेड उस दौर के अंतरराष्ट्रीय हथियार व्यापार की गवाही देती है. महाराष्ट्र सरकार ने हाल ही में एक नीलामी में इस तलवार को खरीदा और इसे वापस देश लाया गया. यह तलवार न केवल मराठा शौर्य का प्रतीक है बल्कि उस दौर की कलात्मकता और वैभव को भी दर्शाती है. प्रदर्शनी में दिखेगी धरोहर तलवार को जनता के दर्शन के लिए भी रखा जाएगा. 19 अगस्त से 25 अगस्त 2025 तक पी.एल. देशपांडे महाराष्ट्र कला अकादमी, प्रभादेवी में सुबह 11 बजे से शाम 7 बजे तक प्रदर्शनी का आयोजन होगा. इस प्रदर्शनी में रघुजी भोसले की तलवार के साथ 12 ऐतिहासिक किलों से जुड़ी जानकारियां भी दिखाई जाएंगी. यह प्रदर्शनी सभी के लिए नि:शुल्क होगी. गौरतलब है कि रघुजी भोसले प्रथम (1695-1755) नागपुर भोसले वंश के संस्थापक और छत्रपति शाहू महाराज के दौर के बहादुर सेनापति थे. उनका साम्राज्य लौह और तांबे के भंडारों के लिए प्रसिद्ध था, जिनसे हथियार और औजार बनाए जाते थे. उनकी यह तलवार मराठा इतिहास और शौर्य की जीवंत मिसाल मानी जाती है. आज शाम होगा भव्य अनावरण मीडिया रिपोर्ट के मुताबिक, आज यानी सोमवार शाम को मुख्यमंत्री देवेंद्र फडणवीस इस तलवार का अनावरण करेंगे. इस खास मौके पर डिप्टी सीएम एकनाथ शिंदे और अजीत पवार भी मौजूद रहेंगे. सेना साहेब सुब्हा पराक्रम दर्शन' नामक इस समारोह का आयोजन सांस्कृतिक कार्य विभाग, पुरातत्व और संग्रहालय विभाग तथा पी.एल. देशपांडे कला अकादमी ने किया है. इस कार्यक्रम में रघुजी भोसले के वंशज श्रीमंत मुदोजी राजे भोसले भी शामिल होंगे. तलवार की खासियत और ऐतिहासिक महत्व यह तलवार कई मायनों में खास है. ज्यादातर मराठा हथियारों पर सजावट या शिलालेख नहीं मिलते, लेकिन इस तलवार पर बारीक नक्काशी और मालिक का नाम दर्ज है. इसकी यूरोप में बनी ब्लेड उस दौर के अंतरराष्ट्रीय हथियार व्यापार की गवाही देती है. महाराष्ट्र सरकार ने हाल ही में एक नीलामी में इस तलवार को खरीदा और इसे वापस देश लाया गया. यह तलवार न केवल मराठा शौर्य का प्रतीक है बल्कि उस दौर की कलात्मकता और वैभव को भी दर्शाती है. प्रदर्शनी में दिखेगी धरोहर तलवार को जनता के दर्शन के लिए भी रखा जाएगा. 19 अगस्त से 25 अगस्त 2025 तक पी.एल. देशपांडे महाराष्ट्र कला अकादमी, प्रभादेवी में सुबह 11 बजे से शाम 7 बजे तक प्रदर्शनी का आयोजन होगा. इस प्रदर्शनी में रघुजी भोसले की तलवार के साथ 12 ऐतिहासिक किलों से जुड़ी जानकारियां भी दिखाई जाएंगी. यह प्रदर्शनी सभी के लिए नि:शुल्क होगी. गौरतलब है कि रघुजी भोसले प्रथम (1695-1755) नागपुर भोसले वंश के संस्थापक और छत्रपति शाहू महाराज के दौर के बहादुर सेनापति थे. उनका साम्राज्य लौह और तांबे के भंडारों के लिए प्रसिद्ध था, जिनसे हथियार और औजार बनाए जाते थे. उनकी यह तलवार मराठा इतिहास और शौर्य की जीवंत मिसाल मानी जाती है. मीडिया रिपोर्ट के मुताबिक, आज यानी सोमवार शाम को मुख्यमंत्री देवेंद्र फडणवीस इस तलवार का अनावरण करेंगे. इस खास मौके पर डिप्टी सीएम एकनाथ शिंदे और अजीत पवार भी मौजूद रहेंगे. सेना साहेब सुब्हा पराक्रम दर्शन' नामक इस समारोह का आयोजन सांस्कृतिक कार्य विभाग, पुरातत्व और संग्रहालय विभाग तथा पी.एल. देशपांडे कला अकादमी ने किया है. इस कार्यक्रम में रघुजी भोसले के वंशज श्रीमंत मुदोजी राजे भोसले भी शामिल होंगे. तलवार की खासियत और ऐतिहासिक महत्व यह तलवार कई मायनों में खास है. ज्यादातर मराठा हथियारों पर सजावट या शिलालेख नहीं मिलते, लेकिन इस तलवार पर बारीक नक्काशी और मालिक का नाम दर्ज है. इसकी यूरोप में बनी ब्लेड उस दौर के अंतरराष्ट्रीय हथियार व्यापार की गवाही देती है. महाराष्ट्र सरकार ने हाल ही में एक नीलामी में इस तलवार को खरीदा और इसे वापस देश लाया गया. यह तलवार न केवल मराठा शौर्य का प्रतीक है बल्कि उस दौर की कलात्मकता और वैभव को भी दर्शाती है. प्रदर्शनी में दिखेगी धरोहर तलवार को जनता के दर्शन के लिए भी रखा जाएगा. 19 अगस्त से 25 अगस्त 2025 तक पी.एल. देशपांडे महाराष्ट्र कला अकादमी, प्रभादेवी में सुबह 11 बजे से शाम 7 बजे तक प्रदर्शनी का आयोजन होगा. इस प्रदर्शनी में रघुजी भोसले की तलवार के साथ 12 ऐतिहासिक किलों से जुड़ी जानकारियां भी दिखाई जाएंगी. यह प्रदर्शनी सभी के लिए नि:शुल्क होगी. गौरतलब है कि रघुजी भोसले प्रथम (1695-1755) नागपुर भोसले वंश के संस्थापक और छत्रपति शाहू महाराज के दौर के बहादुर सेनापति थे. उनका साम्राज्य लौह और तांबे के भंडारों के लिए प्रसिद्ध था, जिनसे हथियार और औजार बनाए जाते थे. उनकी यह तलवार मराठा इतिहास और शौर्य की जीवंत मिसाल मानी जाती है. तलवार की खासियत और ऐतिहासिक महत्व यह तलवार कई मायनों में खास है. ज्यादातर मराठा हथियारों पर सजावट या शिलालेख नहीं मिलते, लेकिन इस तलवार पर बारीक नक्काशी और मालिक का नाम दर्ज है. इसकी यूरोप में बनी ब्लेड उस दौर के अंतरराष्ट्रीय हथियार व्यापार की गवाही देती है. महाराष्ट्र सरकार ने हाल ही में एक नीलामी में इस तलवार को खरीदा और इसे वापस देश लाया गया. यह तलवार न केवल मराठा शौर्य का प्रतीक है बल्कि उस दौर की कलात्मकता और वैभव को भी दर्शाती है. प्रदर्शनी में दिखेगी धरोहर तलवार को जनता के दर्शन के लिए भी रखा जाएगा. 19 अगस्त से 25 अगस्त 2025 तक पी.एल. देशपांडे महाराष्ट्र कला अकादमी, प्रभादेवी में सुबह 11 बजे से शाम 7 बजे तक प्रदर्शनी का आयोजन होगा. इस प्रदर्शनी में रघुजी भोसले की तलवार के साथ 12 ऐतिहासिक किलों से जुड़ी जानकारियां भी दिखाई जाएंगी. यह प्रदर्शनी सभी के लिए नि:शुल्क होगी. गौरतलब है कि रघुजी भोसले प्रथम (1695-1755) नागपुर भोसले वंश के संस्थापक और छत्रपति शाहू महाराज के दौर के बहादुर सेनापति थे. उनका साम्राज्य लौह और तांबे के भंडारों के लिए प्रसिद्ध था, जिनसे हथियार और औजार बनाए जाते थे. उनकी यह तलवार मराठा इतिहास और शौर्य की जीवंत मिसाल मानी जाती है. यह तलवार कई मायनों में खास है. ज्यादातर मराठा हथियारों पर सजावट या शिलालेख नहीं मिलते, लेकिन इस तलवार पर बारीक नक्काशी और मालिक का नाम दर्ज है. इसकी यूरोप में बनी ब्लेड उस दौर के अंतरराष्ट्रीय हथियार व्यापार की गवाही देती है. महाराष्ट्र सरकार ने हाल ही में एक नीलामी में इस तलवार को खरीदा और इसे वापस देश लाया गया. यह तलवार न केवल मराठा शौर्य का प्रतीक है बल्कि उस दौर की कलात्मकता और वैभव को भी दर्शाती है. प्रदर्शनी में दिखेगी धरोहर तलवार को जनता के दर्शन के लिए भी रखा जाएगा. 19 अगस्त से 25 अगस्त 2025 तक पी.एल. देशपांडे महाराष्ट्र कला अकादमी, प्रभादेवी में सुबह 11 बजे से शाम 7 बजे तक प्रदर्शनी का आयोजन होगा. इस प्रदर्शनी में रघुजी भोसले की तलवार के साथ 12 ऐतिहासिक किलों से जुड़ी जानकारियां भी दिखाई जाएंगी. यह प्रदर्शनी सभी के लिए नि:शुल्क होगी. गौरतलब है कि रघुजी भोसले प्रथम (1695-1755) नागपुर भोसले वंश के संस्थापक और छत्रपति शाहू महाराज के दौर के बहादुर सेनापति थे. उनका साम्राज्य लौह और तांबे के भंडारों के लिए प्रसिद्ध था, जिनसे हथियार और औजार बनाए जाते थे. उनकी यह तलवार मराठा इतिहास और शौर्य की जीवंत मिसाल मानी जाती है. प्रदर्शनी में दिखेगी धरोहर तलवार को जनता के दर्शन के लिए भी रखा जाएगा. 19 अगस्त से 25 अगस्त 2025 तक पी.एल. देशपांडे महाराष्ट्र कला अकादमी, प्रभादेवी में सुबह 11 बजे से शाम 7 बजे तक प्रदर्शनी का आयोजन होगा. इस प्रदर्शनी में रघुजी भोसले की तलवार के साथ 12 ऐतिहासिक किलों से जुड़ी जानकारियां भी दिखाई जाएंगी. यह प्रदर्शनी सभी के लिए नि:शुल्क होगी. गौरतलब है कि रघुजी भोसले प्रथम (1695-1755) नागपुर भोसले वंश के संस्थापक और छत्रपति शाहू महाराज के दौर के बहादुर सेनापति थे. उनका साम्राज्य लौह और तांबे के भंडारों के लिए प्रसिद्ध था, जिनसे हथियार और औजार बनाए जाते थे. उनकी यह तलवार मराठा इतिहास और शौर्य की जीवंत मिसाल मानी जाती है. तलवार को जनता के दर्शन के लिए भी रखा जाएगा. 19 अगस्त से 25 अगस्त 2025 तक पी.एल. देशपांडे महाराष्ट्र कला अकादमी, प्रभादेवी में सुबह 11 बजे से शाम 7 बजे तक प्रदर्शनी का आयोजन होगा. इस प्रदर्शनी में रघुजी भोसले की तलवार के साथ 12 ऐतिहासिक किलों से जुड़ी जानकारियां भी दिखाई जाएंगी. यह प्रदर्शनी सभी के लिए नि:शुल्क होगी. गौरतलब है कि रघुजी भोसले प्रथम (1695-1755) नागपुर भोसले वंश के संस्थापक और छत्रपति शाहू महाराज के दौर के बहादुर सेनापति थे. उनका साम्राज्य लौह और तांबे के भंडारों के लिए प्रसिद्ध था, जिनसे हथियार और औजार बनाए जाते थे. उनकी यह तलवार मराठा इतिहास और शौर्य की जीवंत मिसाल मानी जाती है. Breaking News in Hindi और Latest News in Hindi सबसे पहले मिलेगी आपको सिर्फ Zee News Hindi पर. Hindi News और India News in Hindi के लिए जुड़े रहें हमारे साथ. वायरल न्यूज़ का फैक्ट चेक कर पाठकों तक सही जानकारी पहुंचाते हैं. अजब-गजब से लेकर हेल्थ, लाइफस्टाइल की दुनिया में गहरी दिलचस्पी. ABP न्यूज से यात्रा शुरू की. एक साल से पत्रकारिता में सक्रिय....और पढ़ें Thank you By clicking “Accept All Cookies”, you agree to the storing of cookies on your device to enhance site navigation, analyze site usage, and assist in our marketing efforts.</w:t>
-      </w:r>
-    </w:p>
-    <w:p>
-      <w:pPr>
-        <w:pStyle w:val="Heading3"/>
-      </w:pPr>
-      <w:r>
-        <w:rPr/>
-        <w:t>Article 109</w:t>
-      </w:r>
-    </w:p>
-    <w:p>
-      <w:pPr>
-        <w:pStyle w:val="Normal"/>
-      </w:pPr>
-      <w:r>
-        <w:rPr/>
-        <w:t>Title: Mumbai Rain: 24 घंटे की बारिश से मुंबई की सांस फूली, CM देवेंद्र फडणवीस ने पड़ोसी राज्यों से किया संपर्क</w:t>
-      </w:r>
-    </w:p>
-    <w:p>
-      <w:pPr>
-        <w:pStyle w:val="Normal"/>
-      </w:pPr>
-      <w:r>
-        <w:rPr/>
-        <w:t xml:space="preserve">URL: </w:t>
-      </w:r>
-      <w:r>
-        <w:t xml:space="preserve"> https://zeenews.india.com/hindi/india/mumbai-rains-today-imd-red-alert-warning-waterlogging-traffic-update/2886161</w:t>
-      </w:r>
-    </w:p>
-    <w:p>
-      <w:pPr>
-        <w:pStyle w:val="Normal"/>
-      </w:pPr>
-      <w:r>
-        <w:rPr/>
-        <w:t>Content: Heavy Rains in Mumbai: मुंबई समेत महाराष्ट्र के कई शहर भारी बारिश की चपेट में हैं. कई इलाकों में पानी जमा हो गया है. सड़कों पर गाड़ियों का रेला लग गया. हवाई और रेल यातायात भी प्रभावित हुआ है. इस बीच, सीएम देवेंद्र फडणवीस ने पड़ोसी राज्यों से संपर्क किया है. Trending Photos Maharashtra Weather Update: मुंबई में बारिश से कई इलाकों में पानी जमा हो गया है. लोग परेशान हैं. प्रशासन अपील कर रहा है कि बाहर मत निकलिए. महाराष्ट्र के मुख्यमंत्री देवेंद्र फडणवीस ने कहा है कि पिछले 2 दिनों में महाराष्ट्र में भारी बारिश हुई है, कई जिलों में रेड और ऑरेंज अलर्ट हैं. महाराष्ट्र के आधे जिलों में अगले 3 दिनों के लिए रेड और ऑरेंज अलर्ट हैं... हम पड़ोसी राज्यों से भी बात कर रहे हैं, चाहे वह तेलंगाना हो या कर्नाटक, जिससे पानी का डिस्चार्ज ठीक रहे और बाढ़ की स्थिति न बने... कोंकण में भी बाढ़ नियंत्रण के इंतजाम किए गए हैं... नांदेड़ में काफी बारिश हुई है, बादल फटने जैसी स्थिति थी, कई लोग वहां फंस गए थे, 206 लोगों को निकाला जा चुका है व और लोगों को निकाला जा रहा है. NDRF और सेना की टीमें वहां पहुंच गई हैं... मुंबई में भी भारी बारिश हुई है और 8-10 घंटे की भारी बारिश का रेड अलर्ट है... मुंबई में ट्रेनें थोड़ी देरी से चल रही हैं, आवाजाही में कोई दिक्कत नहीं है, थोड़ी बाधाएं हैं लेकिन ट्रेनें चल रही हैं. #WATCH | मुंबई: महाराष्ट्र के मुख्यमंत्री देवेंद्र फडणवीस ने महाराष्ट्र में हो रही भारी बारिश पर कहा, "पिछले 2 दिनों में महाराष्ट्र में भारी बारिश हुई है, कई जिलों में रेड और ऑरेंज अलर्ट हैं। महाराष्ट्र के आधे जिलों में अगले 3 दिनों के लिए रेड और ऑरेंज अलर्ट हैं... हम पड़ोसी… pic.twitter.com/o2LcASMUz4 — ANI_HindiNews (@AHindinews) August 18, 2025 Mumbai Traffic Update: दोपहर बाद मुंबई के ट्रैफिक का हाल दोपहर बाद की स्थिति यह थी कि अगर आप अंधेरी में हैं और आपको वेस्ट साइड से ईस्ट साइड जाना है तो अंधेरी सबवे का इस्तेमाल ना करें क्योंकि वो बंद हो चुका है. इसके बजाय आप स्टेशन के आगे के फ्लाईओवर का इस्तेमाल कर सकते हैं. Andheri वेस्ट से अगर आप बांद्रा की तरफ जा रहे हैं तो SV रोड ना लें क्योकि वहां कई जगहों पर आपको पानी भरा हुआ मिलेगा. आप लिंक रोड ले सकते हैं या फिर वेस्टर्न एक्सप्रेस हाईवे का इस्तेमाल करें. इसी तरह अंधेरी के वीरा देसाई रोड को बिल्कुल भी ना लें, ये पूरी रोड दोपहर तक पानी में डूबी हुई थी. इसके बजाय आप लिंक रोड से होते हुए, सर्विस रोड का इस्तेमाल करके अपने गंतव्य तक पहुंच सकते हैं. - एस.वी.पी रोड (कालबादेवी) पर आधा फुट पानी जमा होने के कारण वहां यातायात धीमी गति से चल रहा है. - ओबेरॉय मॉल (डिंडोशी) गोरेगांव के सामने बारिश का पानी जमा होने के कारण यातायात धीमी गति से चल रहा है. - कल्पक नाका से पद्मश्री वसंतदादा पाटिल चौक, सीजीएस कॉलोनी (एंटॉप हिल) तक जाने वाली दोनों नहरों पर लगभग दो फीट पानी जमा हो गया है और सड़क यातायात के लिए बंद है. - साइन से माटुंगा हिन्दू कॉलोनी में जबरदस्त जल जमाव, साइन थाना रोड पर भारी ट्रैफिक. - चुन्नभाती से एवंरॉट नगर तक ट्रैफिक. - मानखुर्द सुरंग (ट्रॉम्बे) में लगभग 10 से 15 फीट पानी जमा हो गया है और सुरंग को यातायात के लिए बंद कर दिया गया है. - एमजीआर चौक से केन नगर (एंटॉप हिल) जाने वाली सड़क पर लगभग डेढ़ फीट पानी जमा होने के कारण यातायात बंद कर दिया गया है. Mumbai Rain Status: मौसम विभाग ने 18 अगस्त यानी आज और 19 अगस्त 2025 के लिए मुंबई में बहुत ज्यादा बारिश की आशंका जताई है. ऐसे में लोगों को सतर्क रहने और बेवजह बाहर न निकलने को कहा जा रहा है. देश की आर्थिक राजधानी मुंबई कुछ घंटे की बारिश में ही पानी-पानी हो गई है. कई इलाके डूबने लगे हैं. उड़ानों और ट्रेनों पर भी असर पड़ा है. स्कूलों की छुट्टी कर दी गई है. बोरीवली, ठाणे, कल्याण, पवई समेत तमाम इलाकों में रहने वाले लोगों के लिए रेड अलर्ट जारी किया गया है. मौसम विभाग का अनुमान है कि अगले कुछ घंटों में भारी बारिश हो सकती है. अगर आप मुंबई में रहते हैं तो बहुत जरूरी न हो तो आज के सारे प्लान कैंसल कर दीजिए और घर पर ही रहिए. खुद, मुंबई कमिश्नर ने एडवाइजरी जारी करते हुए लोगों से अपील की है कि आज बेवजह यात्रा करने से बचें. मुंबई के अंधेरी सबवे में पानी भर गया है. मुंबई एयरपोर्ट का हाल मुंबई में भारी बारिश के चलते हवाई और सड़क यातायात बुरी तरह से प्रभावित हुआ है. दोपहर 2 बजे तक 9 फ्लाइटों की लैंडिंग रोकनी पड़ी. विजिबिलिटी काफी कम है. एयरलाइंस ने यात्रियों के लिए ट्रवेल एडवाइजरी जारी करते हुए कहा है कि प्लीज, एयरपोर्ट पर थोड़ा ज्यादा समय लेकर निकलें. कई एयरलाइंस ने यात्रियों को पहले ही अलर्ट कर दिया है. मुंबई एयरपोर्ट प्रशासन ने भी अपनी तरफ से कहा है कि मुंबई में भारी बारिश के पूर्वानुमान के चलते यात्रियों को सलाह दी जाती है कि वे अपनी फ्लाइट का स्टेटस संबंधित एयरलाइंस के साथ चेक करते रहें और एयरपोर्ट पहुंचने के लिए थोड़ा ज्यादा समय लेकर निकलें. दरअसल, ऐसा इसलिए कहा जा रहा है क्योंकि पानी जमा होने से ट्रैफिक काफी स्लो है. कई जगहों पर जाम की स्थिति बनी हुई है. उधर, कुछ लोकल ट्रेनें भी देरी से चल रही हैं. #BreakingNews : मुंबई के अंधेरी सबवे में भरा पानी, मुंबई कमिश्नर ने जारी की एडवाइजरी, 'बेवजह यात्रा करने से बचें..'#Mumbai #Rain #Alert #IMD | @pratyushkkhare @ashwinipande pic.twitter.com/Yudxx6SOdj — Zee News (@ZeeNews) August 18, 2025 मौसम का ताजा अपडेट - IMD ने सोमवार को बारिश को लेकर रेड अलर्ट घोषित किया है जिसके बाद शहर के सारे स्कूलों को बंद कर दिया गया है. BMC ने बारिश के बीच सभी स्कूलों की छुट्टी कर दी है. - मुंबई में भी बोरीवली, ठाणे, कल्याण, मुलुंड, पवई, सांताक्रूज, चेंबूर, वर्ली, नवी मुंबई और कोलाबा में रहने वाले लोगों को ज्यादा सतर्क रहने की जरूरत है. शहर के कई इलाकों जलभराव देखा जा रहा है. इससे ट्रैफिक बुरी तरह से प्रभावित है. माटुंगा का वीडियो देखिए. #WATCH | Mumbai, Maharashtra: Heavy rains in Mumbai led to waterlogging in several areas (Visuals from the Matunga area.) pic.twitter.com/Si9Db6HP9H — ANI (@ANI) August 18, 2025 सबसे ज्यादा वर्षा दर्ज करने वाले 10 स्थानों की लिस्ट आज सुबह 8 बजे से दोपहर 12 बजे तक (केवल 4 घंटे में) मुंबई के कई हिस्सों में भारी बारिश दर्ज की गई. बीएमसी ने सबसे अधिक वर्षा दर्ज करने वाले 10 प्रमुख स्थानों की सूची जारी की है. (वर्षा माप मिलीमीटर में) चेंबूर अग्निशमन केंद्र – 140.80 मि.मी. वर्षा जलवाहिनी कार्यशाला, दादर – 139.60 मि.मी. बी. नाडकर्णी पार्क नगर पालिका शाला, वडाला – 133.20 मि.मी. वरली सी फेस नगर पालिका शाला, वरली – 133.20 मि.मी. सावित्रीबाई फुले नगर पालिका शाला, वरली नाका – 130.40 मि.मी. आदर्श नगर शाला, वरली – 128.80 मि.मी. फ्रॉजबेरी जलाशय, एफ दक्षिण कार्यालय – 118.80 मि.मी. सिटी इंस्टीट्यूट ऑफ डिजास्टर मैनेजमेंट, परेल – 116.80 मि.मी. जिलाधिकारी आवास नगर पालिका शाला, चेंबूर – 116.80 मि.मी. एफ दक्षिण विभाग कार्यालय, परेल – 113.53 मि.मी. #WATCH | Maharashtra: Severe waterlogging witnessed in Mumbai as the region receives heavy rainfall; visuals from Veera Desai Road, Andheri West pic.twitter.com/IMWfQsNLBo — ANI (@ANI) August 18, 2025 पहले जारी हुआ था ऑरेंज अलर्ट फिर क्या हुआ? हां, आईएमडी ने ऑरेंज अलर्ट जारी किया था. इसके बाद मुंबई में तेज हवाओं के साथ भारी बारिश शुरू हो गई, जो लगातार हो रही है. ऐसे में मौसम विभाग ने अगले 24 घंटों में पुणे में अत्यधिक भारी बारिश को लेकर रेड अलर्ट जारी किया है. इतना ही नहीं. पालघर, ठाणे, मुंबई शहर और उपनगरों, रायगढ़, रत्नागिरी, सिंधुदुर्ग, यवतमाल, चंद्रपुर, गढ़चिरौली, सतारा घाट और कोल्हापुर घाट क्षेत्रों में भी भारी बारिश की संभावना है. प्रशासन ने मछुआरों को समुद्र में न जाने की सलाह दी है. #WATCH | मुंबई: महाराष्ट्र के मुख्यमंत्री देवेंद्र फडणवीस ने महाराष्ट्र में हो रही भारी बारिश पर कहा, "पिछले 2 दिनों में महाराष्ट्र में भारी बारिश हुई है, कई जिलों में रेड और ऑरेंज अलर्ट हैं। महाराष्ट्र के आधे जिलों में अगले 3 दिनों के लिए रेड और ऑरेंज अलर्ट हैं... हम पड़ोसी… pic.twitter.com/o2LcASMUz4 — ANI_HindiNews (@AHindinews) August 18, 2025 — ANI_HindiNews (@AHindinews) August 18, 2025 Mumbai Traffic Update: दोपहर बाद मुंबई के ट्रैफिक का हाल दोपहर बाद की स्थिति यह थी कि अगर आप अंधेरी में हैं और आपको वेस्ट साइड से ईस्ट साइड जाना है तो अंधेरी सबवे का इस्तेमाल ना करें क्योंकि वो बंद हो चुका है. इसके बजाय आप स्टेशन के आगे के फ्लाईओवर का इस्तेमाल कर सकते हैं. Andheri वेस्ट से अगर आप बांद्रा की तरफ जा रहे हैं तो SV रोड ना लें क्योकि वहां कई जगहों पर आपको पानी भरा हुआ मिलेगा. आप लिंक रोड ले सकते हैं या फिर वेस्टर्न एक्सप्रेस हाईवे का इस्तेमाल करें. इसी तरह अंधेरी के वीरा देसाई रोड को बिल्कुल भी ना लें, ये पूरी रोड दोपहर तक पानी में डूबी हुई थी. इसके बजाय आप लिंक रोड से होते हुए, सर्विस रोड का इस्तेमाल करके अपने गंतव्य तक पहुंच सकते हैं. - एस.वी.पी रोड (कालबादेवी) पर आधा फुट पानी जमा होने के कारण वहां यातायात धीमी गति से चल रहा है. - ओबेरॉय मॉल (डिंडोशी) गोरेगांव के सामने बारिश का पानी जमा होने के कारण यातायात धीमी गति से चल रहा है. - कल्पक नाका से पद्मश्री वसंतदादा पाटिल चौक, सीजीएस कॉलोनी (एंटॉप हिल) तक जाने वाली दोनों नहरों पर लगभग दो फीट पानी जमा हो गया है और सड़क यातायात के लिए बंद है. - साइन से माटुंगा हिन्दू कॉलोनी में जबरदस्त जल जमाव, साइन थाना रोड पर भारी ट्रैफिक. - चुन्नभाती से एवंरॉट नगर तक ट्रैफिक. - मानखुर्द सुरंग (ट्रॉम्बे) में लगभग 10 से 15 फीट पानी जमा हो गया है और सुरंग को यातायात के लिए बंद कर दिया गया है. - एमजीआर चौक से केन नगर (एंटॉप हिल) जाने वाली सड़क पर लगभग डेढ़ फीट पानी जमा होने के कारण यातायात बंद कर दिया गया है. Mumbai Rain Status: मौसम विभाग ने 18 अगस्त यानी आज और 19 अगस्त 2025 के लिए मुंबई में बहुत ज्यादा बारिश की आशंका जताई है. ऐसे में लोगों को सतर्क रहने और बेवजह बाहर न निकलने को कहा जा रहा है. देश की आर्थिक राजधानी मुंबई कुछ घंटे की बारिश में ही पानी-पानी हो गई है. कई इलाके डूबने लगे हैं. उड़ानों और ट्रेनों पर भी असर पड़ा है. स्कूलों की छुट्टी कर दी गई है. बोरीवली, ठाणे, कल्याण, पवई समेत तमाम इलाकों में रहने वाले लोगों के लिए रेड अलर्ट जारी किया गया है. मौसम विभाग का अनुमान है कि अगले कुछ घंटों में भारी बारिश हो सकती है. अगर आप मुंबई में रहते हैं तो बहुत जरूरी न हो तो आज के सारे प्लान कैंसल कर दीजिए और घर पर ही रहिए. खुद, मुंबई कमिश्नर ने एडवाइजरी जारी करते हुए लोगों से अपील की है कि आज बेवजह यात्रा करने से बचें. मुंबई के अंधेरी सबवे में पानी भर गया है. मुंबई एयरपोर्ट का हाल मुंबई में भारी बारिश के चलते हवाई और सड़क यातायात बुरी तरह से प्रभावित हुआ है. दोपहर 2 बजे तक 9 फ्लाइटों की लैंडिंग रोकनी पड़ी. विजिबिलिटी काफी कम है. एयरलाइंस ने यात्रियों के लिए ट्रवेल एडवाइजरी जारी करते हुए कहा है कि प्लीज, एयरपोर्ट पर थोड़ा ज्यादा समय लेकर निकलें. कई एयरलाइंस ने यात्रियों को पहले ही अलर्ट कर दिया है. मुंबई एयरपोर्ट प्रशासन ने भी अपनी तरफ से कहा है कि मुंबई में भारी बारिश के पूर्वानुमान के चलते यात्रियों को सलाह दी जाती है कि वे अपनी फ्लाइट का स्टेटस संबंधित एयरलाइंस के साथ चेक करते रहें और एयरपोर्ट पहुंचने के लिए थोड़ा ज्यादा समय लेकर निकलें. दरअसल, ऐसा इसलिए कहा जा रहा है क्योंकि पानी जमा होने से ट्रैफिक काफी स्लो है. कई जगहों पर जाम की स्थिति बनी हुई है. उधर, कुछ लोकल ट्रेनें भी देरी से चल रही हैं. #BreakingNews : मुंबई के अंधेरी सबवे में भरा पानी, मुंबई कमिश्नर ने जारी की एडवाइजरी, 'बेवजह यात्रा करने से बचें..'#Mumbai #Rain #Alert #IMD | @pratyushkkhare @ashwinipande pic.twitter.com/Yudxx6SOdj — Zee News (@ZeeNews) August 18, 2025 मौसम का ताजा अपडेट - IMD ने सोमवार को बारिश को लेकर रेड अलर्ट घोषित किया है जिसके बाद शहर के सारे स्कूलों को बंद कर दिया गया है. BMC ने बारिश के बीच सभी स्कूलों की छुट्टी कर दी है. - मुंबई में भी बोरीवली, ठाणे, कल्याण, मुलुंड, पवई, सांताक्रूज, चेंबूर, वर्ली, नवी मुंबई और कोलाबा में रहने वाले लोगों को ज्यादा सतर्क रहने की जरूरत है. शहर के कई इलाकों जलभराव देखा जा रहा है. इससे ट्रैफिक बुरी तरह से प्रभावित है. माटुंगा का वीडियो देखिए. #WATCH | Mumbai, Maharashtra: Heavy rains in Mumbai led to waterlogging in several areas (Visuals from the Matunga area.) pic.twitter.com/Si9Db6HP9H — ANI (@ANI) August 18, 2025 सबसे ज्यादा वर्षा दर्ज करने वाले 10 स्थानों की लिस्ट आज सुबह 8 बजे से दोपहर 12 बजे तक (केवल 4 घंटे में) मुंबई के कई हिस्सों में भारी बारिश दर्ज की गई. बीएमसी ने सबसे अधिक वर्षा दर्ज करने वाले 10 प्रमुख स्थानों की सूची जारी की है. (वर्षा माप मिलीमीटर में) चेंबूर अग्निशमन केंद्र – 140.80 मि.मी. वर्षा जलवाहिनी कार्यशाला, दादर – 139.60 मि.मी. बी. नाडकर्णी पार्क नगर पालिका शाला, वडाला – 133.20 मि.मी. वरली सी फेस नगर पालिका शाला, वरली – 133.20 मि.मी. सावित्रीबाई फुले नगर पालिका शाला, वरली नाका – 130.40 मि.मी. आदर्श नगर शाला, वरली – 128.80 मि.मी. फ्रॉजबेरी जलाशय, एफ दक्षिण कार्यालय – 118.80 मि.मी. सिटी इंस्टीट्यूट ऑफ डिजास्टर मैनेजमेंट, परेल – 116.80 मि.मी. जिलाधिकारी आवास नगर पालिका शाला, चेंबूर – 116.80 मि.मी. एफ दक्षिण विभाग कार्यालय, परेल – 113.53 मि.मी. #WATCH | Maharashtra: Severe waterlogging witnessed in Mumbai as the region receives heavy rainfall; visuals from Veera Desai Road, Andheri West pic.twitter.com/IMWfQsNLBo — ANI (@ANI) August 18, 2025 पहले जारी हुआ था ऑरेंज अलर्ट फिर क्या हुआ? हां, आईएमडी ने ऑरेंज अलर्ट जारी किया था. इसके बाद मुंबई में तेज हवाओं के साथ भारी बारिश शुरू हो गई, जो लगातार हो रही है. ऐसे में मौसम विभाग ने अगले 24 घंटों में पुणे में अत्यधिक भारी बारिश को लेकर रेड अलर्ट जारी किया है. इतना ही नहीं. पालघर, ठाणे, मुंबई शहर और उपनगरों, रायगढ़, रत्नागिरी, सिंधुदुर्ग, यवतमाल, चंद्रपुर, गढ़चिरौली, सतारा घाट और कोल्हापुर घाट क्षेत्रों में भी भारी बारिश की संभावना है. प्रशासन ने मछुआरों को समुद्र में न जाने की सलाह दी है. दोपहर बाद की स्थिति यह थी कि अगर आप अंधेरी में हैं और आपको वेस्ट साइड से ईस्ट साइड जाना है तो अंधेरी सबवे का इस्तेमाल ना करें क्योंकि वो बंद हो चुका है. इसके बजाय आप स्टेशन के आगे के फ्लाईओवर का इस्तेमाल कर सकते हैं. Andheri वेस्ट से अगर आप बांद्रा की तरफ जा रहे हैं तो SV रोड ना लें क्योकि वहां कई जगहों पर आपको पानी भरा हुआ मिलेगा. आप लिंक रोड ले सकते हैं या फिर वेस्टर्न एक्सप्रेस हाईवे का इस्तेमाल करें. इसी तरह अंधेरी के वीरा देसाई रोड को बिल्कुल भी ना लें, ये पूरी रोड दोपहर तक पानी में डूबी हुई थी. इसके बजाय आप लिंक रोड से होते हुए, सर्विस रोड का इस्तेमाल करके अपने गंतव्य तक पहुंच सकते हैं. - एस.वी.पी रोड (कालबादेवी) पर आधा फुट पानी जमा होने के कारण वहां यातायात धीमी गति से चल रहा है. - ओबेरॉय मॉल (डिंडोशी) गोरेगांव के सामने बारिश का पानी जमा होने के कारण यातायात धीमी गति से चल रहा है. - कल्पक नाका से पद्मश्री वसंतदादा पाटिल चौक, सीजीएस कॉलोनी (एंटॉप हिल) तक जाने वाली दोनों नहरों पर लगभग दो फीट पानी जमा हो गया है और सड़क यातायात के लिए बंद है. - साइन से माटुंगा हिन्दू कॉलोनी में जबरदस्त जल जमाव, साइन थाना रोड पर भारी ट्रैफिक. - चुन्नभाती से एवंरॉट नगर तक ट्रैफिक. - मानखुर्द सुरंग (ट्रॉम्बे) में लगभग 10 से 15 फीट पानी जमा हो गया है और सुरंग को यातायात के लिए बंद कर दिया गया है. - एमजीआर चौक से केन नगर (एंटॉप हिल) जाने वाली सड़क पर लगभग डेढ़ फीट पानी जमा होने के कारण यातायात बंद कर दिया गया है. Mumbai Rain Status: मौसम विभाग ने 18 अगस्त यानी आज और 19 अगस्त 2025 के लिए मुंबई में बहुत ज्यादा बारिश की आशंका जताई है. ऐसे में लोगों को सतर्क रहने और बेवजह बाहर न निकलने को कहा जा रहा है. देश की आर्थिक राजधानी मुंबई कुछ घंटे की बारिश में ही पानी-पानी हो गई है. कई इलाके डूबने लगे हैं. उड़ानों और ट्रेनों पर भी असर पड़ा है. स्कूलों की छुट्टी कर दी गई है. बोरीवली, ठाणे, कल्याण, पवई समेत तमाम इलाकों में रहने वाले लोगों के लिए रेड अलर्ट जारी किया गया है. मौसम विभाग का अनुमान है कि अगले कुछ घंटों में भारी बारिश हो सकती है. अगर आप मुंबई में रहते हैं तो बहुत जरूरी न हो तो आज के सारे प्लान कैंसल कर दीजिए और घर पर ही रहिए. खुद, मुंबई कमिश्नर ने एडवाइजरी जारी करते हुए लोगों से अपील की है कि आज बेवजह यात्रा करने से बचें. मुंबई के अंधेरी सबवे में पानी भर गया है. मुंबई एयरपोर्ट का हाल मुंबई में भारी बारिश के चलते हवाई और सड़क यातायात बुरी तरह से प्रभावित हुआ है. दोपहर 2 बजे तक 9 फ्लाइटों की लैंडिंग रोकनी पड़ी. विजिबिलिटी काफी कम है. एयरलाइंस ने यात्रियों के लिए ट्रवेल एडवाइजरी जारी करते हुए कहा है कि प्लीज, एयरपोर्ट पर थोड़ा ज्यादा समय लेकर निकलें. कई एयरलाइंस ने यात्रियों को पहले ही अलर्ट कर दिया है. मुंबई एयरपोर्ट प्रशासन ने भी अपनी तरफ से कहा है कि मुंबई में भारी बारिश के पूर्वानुमान के चलते यात्रियों को सलाह दी जाती है कि वे अपनी फ्लाइट का स्टेटस संबंधित एयरलाइंस के साथ चेक करते रहें और एयरपोर्ट पहुंचने के लिए थोड़ा ज्यादा समय लेकर निकलें. दरअसल, ऐसा इसलिए कहा जा रहा है क्योंकि पानी जमा होने से ट्रैफिक काफी स्लो है. कई जगहों पर जाम की स्थिति बनी हुई है. उधर, कुछ लोकल ट्रेनें भी देरी से चल रही हैं. #BreakingNews : मुंबई के अंधेरी सबवे में भरा पानी, मुंबई कमिश्नर ने जारी की एडवाइजरी, 'बेवजह यात्रा करने से बचें..'#Mumbai #Rain #Alert #IMD | @pratyushkkhare @ashwinipande pic.twitter.com/Yudxx6SOdj — Zee News (@ZeeNews) August 18, 2025 मौसम का ताजा अपडेट - IMD ने सोमवार को बारिश को लेकर रेड अलर्ट घोषित किया है जिसके बाद शहर के सारे स्कूलों को बंद कर दिया गया है. BMC ने बारिश के बीच सभी स्कूलों की छुट्टी कर दी है. - मुंबई में भी बोरीवली, ठाणे, कल्याण, मुलुंड, पवई, सांताक्रूज, चेंबूर, वर्ली, नवी मुंबई और कोलाबा में रहने वाले लोगों को ज्यादा सतर्क रहने की जरूरत है. शहर के कई इलाकों जलभराव देखा जा रहा है. इससे ट्रैफिक बुरी तरह से प्रभावित है. माटुंगा का वीडियो देखिए. #WATCH | Mumbai, Maharashtra: Heavy rains in Mumbai led to waterlogging in several areas (Visuals from the Matunga area.) pic.twitter.com/Si9Db6HP9H — ANI (@ANI) August 18, 2025 सबसे ज्यादा वर्षा दर्ज करने वाले 10 स्थानों की लिस्ट आज सुबह 8 बजे से दोपहर 12 बजे तक (केवल 4 घंटे में) मुंबई के कई हिस्सों में भारी बारिश दर्ज की गई. बीएमसी ने सबसे अधिक वर्षा दर्ज करने वाले 10 प्रमुख स्थानों की सूची जारी की है. (वर्षा माप मिलीमीटर में) चेंबूर अग्निशमन केंद्र – 140.80 मि.मी. वर्षा जलवाहिनी कार्यशाला, दादर – 139.60 मि.मी. बी. नाडकर्णी पार्क नगर पालिका शाला, वडाला – 133.20 मि.मी. वरली सी फेस नगर पालिका शाला, वरली – 133.20 मि.मी. सावित्रीबाई फुले नगर पालिका शाला, वरली नाका – 130.40 मि.मी. आदर्श नगर शाला, वरली – 128.80 मि.मी. फ्रॉजबेरी जलाशय, एफ दक्षिण कार्यालय – 118.80 मि.मी. सिटी इंस्टीट्यूट ऑफ डिजास्टर मैनेजमेंट, परेल – 116.80 मि.मी. जिलाधिकारी आवास नगर पालिका शाला, चेंबूर – 116.80 मि.मी. एफ दक्षिण विभाग कार्यालय, परेल – 113.53 मि.मी. #WATCH | Maharashtra: Severe waterlogging witnessed in Mumbai as the region receives heavy rainfall; visuals from Veera Desai Road, Andheri West pic.twitter.com/IMWfQsNLBo — ANI (@ANI) August 18, 2025 पहले जारी हुआ था ऑरेंज अलर्ट फिर क्या हुआ? हां, आईएमडी ने ऑरेंज अलर्ट जारी किया था. इसके बाद मुंबई में तेज हवाओं के साथ भारी बारिश शुरू हो गई, जो लगातार हो रही है. ऐसे में मौसम विभाग ने अगले 24 घंटों में पुणे में अत्यधिक भारी बारिश को लेकर रेड अलर्ट जारी किया है. इतना ही नहीं. पालघर, ठाणे, मुंबई शहर और उपनगरों, रायगढ़, रत्नागिरी, सिंधुदुर्ग, यवतमाल, चंद्रपुर, गढ़चिरौली, सतारा घाट और कोल्हापुर घाट क्षेत्रों में भी भारी बारिश की संभावना है. प्रशासन ने मछुआरों को समुद्र में न जाने की सलाह दी है. - एस.वी.पी रोड (कालबादेवी) पर आधा फुट पानी जमा होने के कारण वहां यातायात धीमी गति से चल रहा है. - ओबेरॉय मॉल (डिंडोशी) गोरेगांव के सामने बारिश का पानी जमा होने के कारण यातायात धीमी गति से चल रहा है. - कल्पक नाका से पद्मश्री वसंतदादा पाटिल चौक, सीजीएस कॉलोनी (एंटॉप हिल) तक जाने वाली दोनों नहरों पर लगभग दो फीट पानी जमा हो गया है और सड़क यातायात के लिए बंद है. - साइन से माटुंगा हिन्दू कॉलोनी में जबरदस्त जल जमाव, साइन थाना रोड पर भारी ट्रैफिक. - चुन्नभाती से एवंरॉट नगर तक ट्रैफिक. - मानखुर्द सुरंग (ट्रॉम्बे) में लगभग 10 से 15 फीट पानी जमा हो गया है और सुरंग को यातायात के लिए बंद कर दिया गया है. - एमजीआर चौक से केन नगर (एंटॉप हिल) जाने वाली सड़क पर लगभग डेढ़ फीट पानी जमा होने के कारण यातायात बंद कर दिया गया है. Mumbai Rain Status: मौसम विभाग ने 18 अगस्त यानी आज और 19 अगस्त 2025 के लिए मुंबई में बहुत ज्यादा बारिश की आशंका जताई है. ऐसे में लोगों को सतर्क रहने और बेवजह बाहर न निकलने को कहा जा रहा है. देश की आर्थिक राजधानी मुंबई कुछ घंटे की बारिश में ही पानी-पानी हो गई है. कई इलाके डूबने लगे हैं. उड़ानों और ट्रेनों पर भी असर पड़ा है. स्कूलों की छुट्टी कर दी गई है. बोरीवली, ठाणे, कल्याण, पवई समेत तमाम इलाकों में रहने वाले लोगों के लिए रेड अलर्ट जारी किया गया है. मौसम विभाग का अनुमान है कि अगले कुछ घंटों में भारी बारिश हो सकती है. अगर आप मुंबई में रहते हैं तो बहुत जरूरी न हो तो आज के सारे प्लान कैंसल कर दीजिए और घर पर ही रहिए. खुद, मुंबई कमिश्नर ने एडवाइजरी जारी करते हुए लोगों से अपील की है कि आज बेवजह यात्रा करने से बचें. मुंबई के अंधेरी सबवे में पानी भर गया है. मुंबई एयरपोर्ट का हाल मुंबई में भारी बारिश के चलते हवाई और सड़क यातायात बुरी तरह से प्रभावित हुआ है. दोपहर 2 बजे तक 9 फ्लाइटों की लैंडिंग रोकनी पड़ी. विजिबिलिटी काफी कम है. एयरलाइंस ने यात्रियों के लिए ट्रवेल एडवाइजरी जारी करते हुए कहा है कि प्लीज, एयरपोर्ट पर थोड़ा ज्यादा समय लेकर निकलें. कई एयरलाइंस ने यात्रियों को पहले ही अलर्ट कर दिया है. मुंबई एयरपोर्ट प्रशासन ने भी अपनी तरफ से कहा है कि मुंबई में भारी बारिश के पूर्वानुमान के चलते यात्रियों को सलाह दी जाती है कि वे अपनी फ्लाइट का स्टेटस संबंधित एयरलाइंस के साथ चेक करते रहें और एयरपोर्ट पहुंचने के लिए थोड़ा ज्यादा समय लेकर निकलें. दरअसल, ऐसा इसलिए कहा जा रहा है क्योंकि पानी जमा होने से ट्रैफिक काफी स्लो है. कई जगहों पर जाम की स्थिति बनी हुई है. उधर, कुछ लोकल ट्रेनें भी देरी से चल रही हैं. #BreakingNews : मुंबई के अंधेरी सबवे में भरा पानी, मुंबई कमिश्नर ने जारी की एडवाइजरी, 'बेवजह यात्रा करने से बचें..'#Mumbai #Rain #Alert #IMD | @pratyushkkhare @ashwinipande pic.twitter.com/Yudxx6SOdj — Zee News (@ZeeNews) August 18, 2025 मौसम का ताजा अपडेट - IMD ने सोमवार को बारिश को लेकर रेड अलर्ट घोषित किया है जिसके बाद शहर के सारे स्कूलों को बंद कर दिया गया है. BMC ने बारिश के बीच सभी स्कूलों की छुट्टी कर दी है. - मुंबई में भी बोरीवली, ठाणे, कल्याण, मुलुंड, पवई, सांताक्रूज, चेंबूर, वर्ली, नवी मुंबई और कोलाबा में रहने वाले लोगों को ज्यादा सतर्क रहने की जरूरत है. शहर के कई इलाकों जलभराव देखा जा रहा है. इससे ट्रैफिक बुरी तरह से प्रभावित है. माटुंगा का वीडियो देखिए. #WATCH | Mumbai, Maharashtra: Heavy rains in Mumbai led to waterlogging in several areas (Visuals from the Matunga area.) pic.twitter.com/Si9Db6HP9H — ANI (@ANI) August 18, 2025 सबसे ज्यादा वर्षा दर्ज करने वाले 10 स्थानों की लिस्ट आज सुबह 8 बजे से दोपहर 12 बजे तक (केवल 4 घंटे में) मुंबई के कई हिस्सों में भारी बारिश दर्ज की गई. बीएमसी ने सबसे अधिक वर्षा दर्ज करने वाले 10 प्रमुख स्थानों की सूची जारी की है. (वर्षा माप मिलीमीटर में) चेंबूर अग्निशमन केंद्र – 140.80 मि.मी. वर्षा जलवाहिनी कार्यशाला, दादर – 139.60 मि.मी. बी. नाडकर्णी पार्क नगर पालिका शाला, वडाला – 133.20 मि.मी. वरली सी फेस नगर पालिका शाला, वरली – 133.20 मि.मी. सावित्रीबाई फुले नगर पालिका शाला, वरली नाका – 130.40 मि.मी. आदर्श नगर शाला, वरली – 128.80 मि.मी. फ्रॉजबेरी जलाशय, एफ दक्षिण कार्यालय – 118.80 मि.मी. सिटी इंस्टीट्यूट ऑफ डिजास्टर मैनेजमेंट, परेल – 116.80 मि.मी. जिलाधिकारी आवास नगर पालिका शाला, चेंबूर – 116.80 मि.मी. एफ दक्षिण विभाग कार्यालय, परेल – 113.53 मि.मी. #WATCH | Maharashtra: Severe waterlogging witnessed in Mumbai as the region receives heavy rainfall; visuals from Veera Desai Road, Andheri West pic.twitter.com/IMWfQsNLBo — ANI (@ANI) August 18, 2025 पहले जारी हुआ था ऑरेंज अलर्ट फिर क्या हुआ? हां, आईएमडी ने ऑरेंज अलर्ट जारी किया था. इसके बाद मुंबई में तेज हवाओं के साथ भारी बारिश शुरू हो गई, जो लगातार हो रही है. ऐसे में मौसम विभाग ने अगले 24 घंटों में पुणे में अत्यधिक भारी बारिश को लेकर रेड अलर्ट जारी किया है. इतना ही नहीं. पालघर, ठाणे, मुंबई शहर और उपनगरों, रायगढ़, रत्नागिरी, सिंधुदुर्ग, यवतमाल, चंद्रपुर, गढ़चिरौली, सतारा घाट और कोल्हापुर घाट क्षेत्रों में भी भारी बारिश की संभावना है. प्रशासन ने मछुआरों को समुद्र में न जाने की सलाह दी है. - ओबेरॉय मॉल (डिंडोशी) गोरेगांव के सामने बारिश का पानी जमा होने के कारण यातायात धीमी गति से चल रहा है. - कल्पक नाका से पद्मश्री वसंतदादा पाटिल चौक, सीजीएस कॉलोनी (एंटॉप हिल) तक जाने वाली दोनों नहरों पर लगभग दो फीट पानी जमा हो गया है और सड़क यातायात के लिए बंद है. - साइन से माटुंगा हिन्दू कॉलोनी में जबरदस्त जल जमाव, साइन थाना रोड पर भारी ट्रैफिक. - चुन्नभाती से एवंरॉट नगर तक ट्रैफिक. - मानखुर्द सुरंग (ट्रॉम्बे) में लगभग 10 से 15 फीट पानी जमा हो गया है और सुरंग को यातायात के लिए बंद कर दिया गया है. - एमजीआर चौक से केन नगर (एंटॉप हिल) जाने वाली सड़क पर लगभग डेढ़ फीट पानी जमा होने के कारण यातायात बंद कर दिया गया है. Mumbai Rain Status: मौसम विभाग ने 18 अगस्त यानी आज और 19 अगस्त 2025 के लिए मुंबई में बहुत ज्यादा बारिश की आशंका जताई है. ऐसे में लोगों को सतर्क रहने और बेवजह बाहर न निकलने को कहा जा रहा है. देश की आर्थिक राजधानी मुंबई कुछ घंटे की बारिश में ही पानी-पानी हो गई है. कई इलाके डूबने लगे हैं. उड़ानों और ट्रेनों पर भी असर पड़ा है. स्कूलों की छुट्टी कर दी गई है. बोरीवली, ठाणे, कल्याण, पवई समेत तमाम इलाकों में रहने वाले लोगों के लिए रेड अलर्ट जारी किया गया है. मौसम विभाग का अनुमान है कि अगले कुछ घंटों में भारी बारिश हो सकती है. अगर आप मुंबई में रहते हैं तो बहुत जरूरी न हो तो आज के सारे प्लान कैंसल कर दीजिए और घर पर ही रहिए. खुद, मुंबई कमिश्नर ने एडवाइजरी जारी करते हुए लोगों से अपील की है कि आज बेवजह यात्रा करने से बचें. मुंबई के अंधेरी सबवे में पानी भर गया है. मुंबई एयरपोर्ट का हाल मुंबई में भारी बारिश के चलते हवाई और सड़क यातायात बुरी तरह से प्रभावित हुआ है. दोपहर 2 बजे तक 9 फ्लाइटों की लैंडिंग रोकनी पड़ी. विजिबिलिटी काफी कम है. एयरलाइंस ने यात्रियों के लिए ट्रवेल एडवाइजरी जारी करते हुए कहा है कि प्लीज, एयरपोर्ट पर थोड़ा ज्यादा समय लेकर निकलें. कई एयरलाइंस ने यात्रियों को पहले ही अलर्ट कर दिया है. मुंबई एयरपोर्ट प्रशासन ने भी अपनी तरफ से कहा है कि मुंबई में भारी बारिश के पूर्वानुमान के चलते यात्रियों को सलाह दी जाती है कि वे अपनी फ्लाइट का स्टेटस संबंधित एयरलाइंस के साथ चेक करते रहें और एयरपोर्ट पहुंचने के लिए थोड़ा ज्यादा समय लेकर निकलें. दरअसल, ऐसा इसलिए कहा जा रहा है क्योंकि पानी जमा होने से ट्रैफिक काफी स्लो है. कई जगहों पर जाम की स्थिति बनी हुई है. उधर, कुछ लोकल ट्रेनें भी देरी से चल रही हैं. #BreakingNews : मुंबई के अंधेरी सबवे में भरा पानी, मुंबई कमिश्नर ने जारी की एडवाइजरी, 'बेवजह यात्रा करने से बचें..'#Mumbai #Rain #Alert #IMD | @pratyushkkhare @ashwinipande pic.twitter.com/Yudxx6SOdj — Zee News (@ZeeNews) August 18, 2025 मौसम का ताजा अपडेट - IMD ने सोमवार को बारिश को लेकर रेड अलर्ट घोषित किया है जिसके बाद शहर के सारे स्कूलों को बंद कर दिया गया है. BMC ने बारिश के बीच सभी स्कूलों की छुट्टी कर दी है. - मुंबई में भी बोरीवली, ठाणे, कल्याण, मुलुंड, पवई, सांताक्रूज, चेंबूर, वर्ली, नवी मुंबई और कोलाबा में रहने वाले लोगों को ज्यादा सतर्क रहने की जरूरत है. शहर के कई इलाकों जलभराव देखा जा रहा है. इससे ट्रैफिक बुरी तरह से प्रभावित है. माटुंगा का वीडियो देखिए. #WATCH | Mumbai, Maharashtra: Heavy rains in Mumbai led to waterlogging in several areas (Visuals from the Matunga area.) pic.twitter.com/Si9Db6HP9H — ANI (@ANI) August 18, 2025 सबसे ज्यादा वर्षा दर्ज करने वाले 10 स्थानों की लिस्ट आज सुबह 8 बजे से दोपहर 12 बजे तक (केवल 4 घंटे में) मुंबई के कई हिस्सों में भारी बारिश दर्ज की गई. बीएमसी ने सबसे अधिक वर्षा दर्ज करने वाले 10 प्रमुख स्थानों की सूची जारी की है. (वर्षा माप मिलीमीटर में) चेंबूर अग्निशमन केंद्र – 140.80 मि.मी. वर्षा जलवाहिनी कार्यशाला, दादर – 139.60 मि.मी. बी. नाडकर्णी पार्क नगर पालिका शाला, वडाला – 133.20 मि.मी. वरली सी फेस नगर पालिका शाला, वरली – 133.20 मि.मी. सावित्रीबाई फुले नगर पालिका शाला, वरली नाका – 130.40 मि.मी. आदर्श नगर शाला, वरली – 128.80 मि.मी. फ्रॉजबेरी जलाशय, एफ दक्षिण कार्यालय – 118.80 मि.मी. सिटी इंस्टीट्यूट ऑफ डिजास्टर मैनेजमेंट, परेल – 116.80 मि.मी. जिलाधिकारी आवास नगर पालिका शाला, चेंबूर – 116.80 मि.मी. एफ दक्षिण विभाग कार्यालय, परेल – 113.53 मि.मी. #WATCH | Maharashtra: Severe waterlogging witnessed in Mumbai as the region receives heavy rainfall; visuals from Veera Desai Road, Andheri West pic.twitter.com/IMWfQsNLBo — ANI (@ANI) August 18, 2025 पहले जारी हुआ था ऑरेंज अलर्ट फिर क्या हुआ? हां, आईएमडी ने ऑरेंज अलर्ट जारी किया था. इसके बाद मुंबई में तेज हवाओं के साथ भारी बारिश शुरू हो गई, जो लगातार हो रही है. ऐसे में मौसम विभाग ने अगले 24 घंटों में पुणे में अत्यधिक भारी बारिश को लेकर रेड अलर्ट जारी किया है. इतना ही नहीं. पालघर, ठाणे, मुंबई शहर और उपनगरों, रायगढ़, रत्नागिरी, सिंधुदुर्ग, यवतमाल, चंद्रपुर, गढ़चिरौली, सतारा घाट और कोल्हापुर घाट क्षेत्रों में भी भारी बारिश की संभावना है. प्रशासन ने मछुआरों को समुद्र में न जाने की सलाह दी है. - कल्पक नाका से पद्मश्री वसंतदादा पाटिल चौक, सीजीएस कॉलोनी (एंटॉप हिल) तक जाने वाली दोनों नहरों पर लगभग दो फीट पानी जमा हो गया है और सड़क यातायात के लिए बंद है. - साइन से माटुंगा हिन्दू कॉलोनी में जबरदस्त जल जमाव, साइन थाना रोड पर भारी ट्रैफिक. - चुन्नभाती से एवंरॉट नगर तक ट्रैफिक. - मानखुर्द सुरंग (ट्रॉम्बे) में लगभग 10 से 15 फीट पानी जमा हो गया है और सुरंग को यातायात के लिए बंद कर दिया गया है. - एमजीआर चौक से केन नगर (एंटॉप हिल) जाने वाली सड़क पर लगभग डेढ़ फीट पानी जमा होने के कारण यातायात बंद कर दिया गया है. Mumbai Rain Status: मौसम विभाग ने 18 अगस्त यानी आज और 19 अगस्त 2025 के लिए मुंबई में बहुत ज्यादा बारिश की आशंका जताई है. ऐसे में लोगों को सतर्क रहने और बेवजह बाहर न निकलने को कहा जा रहा है. देश की आर्थिक राजधानी मुंबई कुछ घंटे की बारिश में ही पानी-पानी हो गई है. कई इलाके डूबने लगे हैं. उड़ानों और ट्रेनों पर भी असर पड़ा है. स्कूलों की छुट्टी कर दी गई है. बोरीवली, ठाणे, कल्याण, पवई समेत तमाम इलाकों में रहने वाले लोगों के लिए रेड अलर्ट जारी किया गया है. मौसम विभाग का अनुमान है कि अगले कुछ घंटों में भारी बारिश हो सकती है. अगर आप मुंबई में रहते हैं तो बहुत जरूरी न हो तो आज के सारे प्लान कैंसल कर दीजिए और घर पर ही रहिए. खुद, मुंबई कमिश्नर ने एडवाइजरी जारी करते हुए लोगों से अपील की है कि आज बेवजह यात्रा करने से बचें. मुंबई के अंधेरी सबवे में पानी भर गया है. मुंबई एयरपोर्ट का हाल मुंबई में भारी बारिश के चलते हवाई और सड़क यातायात बुरी तरह से प्रभावित हुआ है. दोपहर 2 बजे तक 9 फ्लाइटों की लैंडिंग रोकनी पड़ी. विजिबिलिटी काफी कम है. एयरलाइंस ने यात्रियों के लिए ट्रवेल एडवाइजरी जारी करते हुए कहा है कि प्लीज, एयरपोर्ट पर थोड़ा ज्यादा समय लेकर निकलें. कई एयरलाइंस ने यात्रियों को पहले ही अलर्ट कर दिया है. मुंबई एयरपोर्ट प्रशासन ने भी अपनी तरफ से कहा है कि मुंबई में भारी बारिश के पूर्वानुमान के चलते यात्रियों को सलाह दी जाती है कि वे अपनी फ्लाइट का स्टेटस संबंधित एयरलाइंस के साथ चेक करते रहें और एयरपोर्ट पहुंचने के लिए थोड़ा ज्यादा समय लेकर निकलें. दरअसल, ऐसा इसलिए कहा जा रहा है क्योंकि पानी जमा होने से ट्रैफिक काफी स्लो है. कई जगहों पर जाम की स्थिति बनी हुई है. उधर, कुछ लोकल ट्रेनें भी देरी से चल रही हैं. #BreakingNews : मुंबई के अंधेरी सबवे में भरा पानी, मुंबई कमिश्नर ने जारी की एडवाइजरी, 'बेवजह यात्रा करने से बचें..'#Mumbai #Rain #Alert #IMD | @pratyushkkhare @ashwinipande pic.twitter.com/Yudxx6SOdj — Zee News (@ZeeNews) August 18, 2025 मौसम का ताजा अपडेट - IMD ने सोमवार को बारिश को लेकर रेड अलर्ट घोषित किया है जिसके बाद शहर के सारे स्कूलों को बंद कर दिया गया है. BMC ने बारिश के बीच सभी स्कूलों की छुट्टी कर दी है. - मुंबई में भी बोरीवली, ठाणे, कल्याण, मुलुंड, पवई, सांताक्रूज, चेंबूर, वर्ली, नवी मुंबई और कोलाबा में रहने वाले लोगों को ज्यादा सतर्क रहने की जरूरत है. शहर के कई इलाकों जलभराव देखा जा रहा है. इससे ट्रैफिक बुरी तरह से प्रभावित है. माटुंगा का वीडियो देखिए. #WATCH | Mumbai, Maharashtra: Heavy rains in Mumbai led to waterlogging in several areas (Visuals from the Matunga area.) pic.twitter.com/Si9Db6HP9H — ANI (@ANI) August 18, 2025 सबसे ज्यादा वर्षा दर्ज करने वाले 10 स्थानों की लिस्ट आज सुबह 8 बजे से दोपहर 12 बजे तक (केवल 4 घंटे में) मुंबई के कई हिस्सों में भारी बारिश दर्ज की गई. बीएमसी ने सबसे अधिक वर्षा दर्ज करने वाले 10 प्रमुख स्थानों की सूची जारी की है. (वर्षा माप मिलीमीटर में) चेंबूर अग्निशमन केंद्र – 140.80 मि.मी. वर्षा जलवाहिनी कार्यशाला, दादर – 139.60 मि.मी. बी. नाडकर्णी पार्क नगर पालिका शाला, वडाला – 133.20 मि.मी. वरली सी फेस नगर पालिका शाला, वरली – 133.20 मि.मी. सावित्रीबाई फुले नगर पालिका शाला, वरली नाका – 130.40 मि.मी. आदर्श नगर शाला, वरली – 128.80 मि.मी. फ्रॉजबेरी जलाशय, एफ दक्षिण कार्यालय – 118.80 मि.मी. सिटी इंस्टीट्यूट ऑफ डिजास्टर मैनेजमेंट, परेल – 116.80 मि.मी. जिलाधिकारी आवास नगर पालिका शाला, चेंबूर – 116.80 मि.मी. एफ दक्षिण विभाग कार्यालय, परेल – 113.53 मि.मी. #WATCH | Maharashtra: Severe waterlogging witnessed in Mumbai as the region receives heavy rainfall; visuals from Veera Desai Road, Andheri West pic.twitter.com/IMWfQsNLBo — ANI (@ANI) August 18, 2025 पहले जारी हुआ था ऑरेंज अलर्ट फिर क्या हुआ? हां, आईएमडी ने ऑरेंज अलर्ट जारी किया था. इसके बाद मुंबई में तेज हवाओं के साथ भारी बारिश शुरू हो गई, जो लगातार हो रही है. ऐसे में मौसम विभाग ने अगले 24 घंटों में पुणे में अत्यधिक भारी बारिश को लेकर रेड अलर्ट जारी किया है. इतना ही नहीं. पालघर, ठाणे, मुंबई शहर और उपनगरों, रायगढ़, रत्नागिरी, सिंधुदुर्ग, यवतमाल, चंद्रपुर, गढ़चिरौली, सतारा घाट और कोल्हापुर घाट क्षेत्रों में भी भारी बारिश की संभावना है. प्रशासन ने मछुआरों को समुद्र में न जाने की सलाह दी है. - साइन से माटुंगा हिन्दू कॉलोनी में जबरदस्त जल जमाव, साइन थाना रोड पर भारी ट्रैफिक. - चुन्नभाती से एवंरॉट नगर तक ट्रैफिक. - मानखुर्द सुरंग (ट्रॉम्बे) में लगभग 10 से 15 फीट पानी जमा हो गया है और सुरंग को यातायात के लिए बंद कर दिया गया है. - एमजीआर चौक से केन नगर (एंटॉप हिल) जाने वाली सड़क पर लगभग डेढ़ फीट पानी जमा होने के कारण यातायात बंद कर दिया गया है. Mumbai Rain Status: मौसम विभाग ने 18 अगस्त यानी आज और 19 अगस्त 2025 के लिए मुंबई में बहुत ज्यादा बारिश की आशंका जताई है. ऐसे में लोगों को सतर्क रहने और बेवजह बाहर न निकलने को कहा जा रहा है. देश की आर्थिक राजधानी मुंबई कुछ घंटे की बारिश में ही पानी-पानी हो गई है. कई इलाके डूबने लगे हैं. उड़ानों और ट्रेनों पर भी असर पड़ा है. स्कूलों की छुट्टी कर दी गई है. बोरीवली, ठाणे, कल्याण, पवई समेत तमाम इलाकों में रहने वाले लोगों के लिए रेड अलर्ट जारी किया गया है. मौसम विभाग का अनुमान है कि अगले कुछ घंटों में भारी बारिश हो सकती है. अगर आप मुंबई में रहते हैं तो बहुत जरूरी न हो तो आज के सारे प्लान कैंसल कर दीजिए और घर पर ही रहिए. खुद, मुंबई कमिश्नर ने एडवाइजरी जारी करते हुए लोगों से अपील की है कि आज बेवजह यात्रा करने से बचें. मुंबई के अंधेरी सबवे में पानी भर गया है. मुंबई एयरपोर्ट का हाल मुंबई में भारी बारिश के चलते हवाई और सड़क यातायात बुरी तरह से प्रभावित हुआ है. दोपहर 2 बजे तक 9 फ्लाइटों की लैंडिंग रोकनी पड़ी. विजिबिलिटी काफी कम है. एयरलाइंस ने यात्रियों के लिए ट्रवेल एडवाइजरी जारी करते हुए कहा है कि प्लीज, एयरपोर्ट पर थोड़ा ज्यादा समय लेकर निकलें. कई एयरलाइंस ने यात्रियों को पहले ही अलर्ट कर दिया है. मुंबई एयरपोर्ट प्रशासन ने भी अपनी तरफ से कहा है कि मुंबई में भारी बारिश के पूर्वानुमान के चलते यात्रियों को सलाह दी जाती है कि वे अपनी फ्लाइट का स्टेटस संबंधित एयरलाइंस के साथ चेक करते रहें और एयरपोर्ट पहुंचने के लिए थोड़ा ज्यादा समय लेकर निकलें. दरअसल, ऐसा इसलिए कहा जा रहा है क्योंकि पानी जमा होने से ट्रैफिक काफी स्लो है. कई जगहों पर जाम की स्थिति बनी हुई है. उधर, कुछ लोकल ट्रेनें भी देरी से चल रही हैं. #BreakingNews : मुंबई के अंधेरी सबवे में भरा पानी, मुंबई कमिश्नर ने जारी की एडवाइजरी, 'बेवजह यात्रा करने से बचें..'#Mumbai #Rain #Alert #IMD | @pratyushkkhare @ashwinipande pic.twitter.com/Yudxx6SOdj — Zee News (@ZeeNews) August 18, 2025 मौसम का ताजा अपडेट - IMD ने सोमवार को बारिश को लेकर रेड अलर्ट घोषित किया है जिसके बाद शहर के सारे स्कूलों को बंद कर दिया गया है. BMC ने बारिश के बीच सभी स्कूलों की छुट्टी कर दी है. - मुंबई में भी बोरीवली, ठाणे, कल्याण, मुलुंड, पवई, सांताक्रूज, चेंबूर, वर्ली, नवी मुंबई और कोलाबा में रहने वाले लोगों को ज्यादा सतर्क रहने की जरूरत है. शहर के कई इलाकों जलभराव देखा जा रहा है. इससे ट्रैफिक बुरी तरह से प्रभावित है. माटुंगा का वीडियो देखिए. #WATCH | Mumbai, Maharashtra: Heavy rains in Mumbai led to waterlogging in several areas (Visuals from the Matunga area.) pic.twitter.com/Si9Db6HP9H — ANI (@ANI) August 18, 2025 सबसे ज्यादा वर्षा दर्ज करने वाले 10 स्थानों की लिस्ट आज सुबह 8 बजे से दोपहर 12 बजे तक (केवल 4 घंटे में) मुंबई के कई हिस्सों में भारी बारिश दर्ज की गई. बीएमसी ने सबसे अधिक वर्षा दर्ज करने वाले 10 प्रमुख स्थानों की सूची जारी की है. (वर्षा माप मिलीमीटर में) चेंबूर अग्निशमन केंद्र – 140.80 मि.मी. वर्षा जलवाहिनी कार्यशाला, दादर – 139.60 मि.मी. बी. नाडकर्णी पार्क नगर पालिका शाला, वडाला – 133.20 मि.मी. वरली सी फेस नगर पालिका शाला, वरली – 133.20 मि.मी. सावित्रीबाई फुले नगर पालिका शाला, वरली नाका – 130.40 मि.मी. आदर्श नगर शाला, वरली – 128.80 मि.मी. फ्रॉजबेरी जलाशय, एफ दक्षिण कार्यालय – 118.80 मि.मी. सिटी इंस्टीट्यूट ऑफ डिजास्टर मैनेजमेंट, परेल – 116.80 मि.मी. जिलाधिकारी आवास नगर पालिका शाला, चेंबूर – 116.80 मि.मी. एफ दक्षिण विभाग कार्यालय, परेल – 113.53 मि.मी. #WATCH | Maharashtra: Severe waterlogging witnessed in Mumbai as the region receives heavy rainfall; visuals from Veera Desai Road, Andheri West pic.twitter.com/IMWfQsNLBo — ANI (@ANI) August 18, 2025 पहले जारी हुआ था ऑरेंज अलर्ट फिर क्या हुआ? हां, आईएमडी ने ऑरेंज अलर्ट जारी किया था. इसके बाद मुंबई में तेज हवाओं के साथ भारी बारिश शुरू हो गई, जो लगातार हो रही है. ऐसे में मौसम विभाग ने अगले 24 घंटों में पुणे में अत्यधिक भारी बारिश को लेकर रेड अलर्ट जारी किया है. इतना ही नहीं. पालघर, ठाणे, मुंबई शहर और उपनगरों, रायगढ़, रत्नागिरी, सिंधुदुर्ग, यवतमाल, चंद्रपुर, गढ़चिरौली, सतारा घाट और कोल्हापुर घाट क्षेत्रों में भी भारी बारिश की संभावना है. प्रशासन ने मछुआरों को समुद्र में न जाने की सलाह दी है. - चुन्नभाती से एवंरॉट नगर तक ट्रैफिक. - मानखुर्द सुरंग (ट्रॉम्बे) में लगभग 10 से 15 फीट पानी जमा हो गया है और सुरंग को यातायात के लिए बंद कर दिया गया है. - एमजीआर चौक से केन नगर (एंटॉप हिल) जाने वाली सड़क पर लगभग डेढ़ फीट पानी जमा होने के कारण यातायात बंद कर दिया गया है. Mumbai Rain Status: मौसम विभाग ने 18 अगस्त यानी आज और 19 अगस्त 2025 के लिए मुंबई में बहुत ज्यादा बारिश की आशंका जताई है. ऐसे में लोगों को सतर्क रहने और बेवजह बाहर न निकलने को कहा जा रहा है. देश की आर्थिक राजधानी मुंबई कुछ घंटे की बारिश में ही पानी-पानी हो गई है. कई इलाके डूबने लगे हैं. उड़ानों और ट्रेनों पर भी असर पड़ा है. स्कूलों की छुट्टी कर दी गई है. बोरीवली, ठाणे, कल्याण, पवई समेत तमाम इलाकों में रहने वाले लोगों के लिए रेड अलर्ट जारी किया गया है. मौसम विभाग का अनुमान है कि अगले कुछ घंटों में भारी बारिश हो सकती है. अगर आप मुंबई में रहते हैं तो बहुत जरूरी न हो तो आज के सारे प्लान कैंसल कर दीजिए और घर पर ही रहिए. खुद, मुंबई कमिश्नर ने एडवाइजरी जारी करते हुए लोगों से अपील की है कि आज बेवजह यात्रा करने से बचें. मुंबई के अंधेरी सबवे में पानी भर गया है. मुंबई एयरपोर्ट का हाल मुंबई में भारी बारिश के चलते हवाई और सड़क यातायात बुरी तरह से प्रभावित हुआ है. दोपहर 2 बजे तक 9 फ्लाइटों की लैंडिंग रोकनी पड़ी. विजिबिलिटी काफी कम है. एयरलाइंस ने यात्रियों के लिए ट्रवेल एडवाइजरी जारी करते हुए कहा है कि प्लीज, एयरपोर्ट पर थोड़ा ज्यादा समय लेकर निकलें. कई एयरलाइंस ने यात्रियों को पहले ही अलर्ट कर दिया है. मुंबई एयरपोर्ट प्रशासन ने भी अपनी तरफ से कहा है कि मुंबई में भारी बारिश के पूर्वानुमान के चलते यात्रियों को सलाह दी जाती है कि वे अपनी फ्लाइट का स्टेटस संबंधित एयरलाइंस के साथ चेक करते रहें और एयरपोर्ट पहुंचने के लिए थोड़ा ज्यादा समय लेकर निकलें. दरअसल, ऐसा इसलिए कहा जा रहा है क्योंकि पानी जमा होने से ट्रैफिक काफी स्लो है. कई जगहों पर जाम की स्थिति बनी हुई है. उधर, कुछ लोकल ट्रेनें भी देरी से चल रही हैं. #BreakingNews : मुंबई के अंधेरी सबवे में भरा पानी, मुंबई कमिश्नर ने जारी की एडवाइजरी, 'बेवजह यात्रा करने से बचें..'#Mumbai #Rain #Alert #IMD | @pratyushkkhare @ashwinipande pic.twitter.com/Yudxx6SOdj — Zee News (@ZeeNews) August 18, 2025 मौसम का ताजा अपडेट - IMD ने सोमवार को बारिश को लेकर रेड अलर्ट घोषित किया है जिसके बाद शहर के सारे स्कूलों को बंद कर दिया गया है. BMC ने बारिश के बीच सभी स्कूलों की छुट्टी कर दी है. - मुंबई में भी बोरीवली, ठाणे, कल्याण, मुलुंड, पवई, सांताक्रूज, चेंबूर, वर्ली, नवी मुंबई और कोलाबा में रहने वाले लोगों को ज्यादा सतर्क रहने की जरूरत है. शहर के कई इलाकों जलभराव देखा जा रहा है. इससे ट्रैफिक बुरी तरह से प्रभावित है. माटुंगा का वीडियो देखिए. #WATCH | Mumbai, Maharashtra: Heavy rains in Mumbai led to waterlogging in several areas (Visuals from the Matunga area.) pic.twitter.com/Si9Db6HP9H — ANI (@ANI) August 18, 2025 सबसे ज्यादा वर्षा दर्ज करने वाले 10 स्थानों की लिस्ट आज सुबह 8 बजे से दोपहर 12 बजे तक (केवल 4 घंटे में) मुंबई के कई हिस्सों में भारी बारिश दर्ज की गई. बीएमसी ने सबसे अधिक वर्षा दर्ज करने वाले 10 प्रमुख स्थानों की सूची जारी की है. (वर्षा माप मिलीमीटर में) चेंबूर अग्निशमन केंद्र – 140.80 मि.मी. वर्षा जलवाहिनी कार्यशाला, दादर – 139.60 मि.मी. बी. नाडकर्णी पार्क नगर पालिका शाला, वडाला – 133.20 मि.मी. वरली सी फेस नगर पालिका शाला, वरली – 133.20 मि.मी. सावित्रीबाई फुले नगर पालिका शाला, वरली नाका – 130.40 मि.मी. आदर्श नगर शाला, वरली – 128.80 मि.मी. फ्रॉजबेरी जलाशय, एफ दक्षिण कार्यालय – 118.80 मि.मी. सिटी इंस्टीट्यूट ऑफ डिजास्टर मैनेजमेंट, परेल – 116.80 मि.मी. जिलाधिकारी आवास नगर पालिका शाला, चेंबूर – 116.80 मि.मी. एफ दक्षिण विभाग कार्यालय, परेल – 113.53 मि.मी. #WATCH | Maharashtra: Severe waterlogging witnessed in Mumbai as the region receives heavy rainfall; visuals from Veera Desai Road, Andheri West pic.twitter.com/IMWfQsNLBo — ANI (@ANI) August 18, 2025 पहले जारी हुआ था ऑरेंज अलर्ट फिर क्या हुआ? हां, आईएमडी ने ऑरेंज अलर्ट जारी किया था. इसके बाद मुंबई में तेज हवाओं के साथ भारी बारिश शुरू हो गई, जो लगातार हो रही है. ऐसे में मौसम विभाग ने अगले 24 घंटों में पुणे में अत्यधिक भारी बारिश को लेकर रेड अलर्ट जारी किया है. इतना ही नहीं. पालघर, ठाणे, मुंबई शहर और उपनगरों, रायगढ़, रत्नागिरी, सिंधुदुर्ग, यवतमाल, चंद्रपुर, गढ़चिरौली, सतारा घाट और कोल्हापुर घाट क्षेत्रों में भी भारी बारिश की संभावना है. प्रशासन ने मछुआरों को समुद्र में न जाने की सलाह दी है. - मानखुर्द सुरंग (ट्रॉम्बे) में लगभग 10 से 15 फीट पानी जमा हो गया है और सुरंग को यातायात के लिए बंद कर दिया गया है. - एमजीआर चौक से केन नगर (एंटॉप हिल) जाने वाली सड़क पर लगभग डेढ़ फीट पानी जमा होने के कारण यातायात बंद कर दिया गया है. Mumbai Rain Status: मौसम विभाग ने 18 अगस्त यानी आज और 19 अगस्त 2025 के लिए मुंबई में बहुत ज्यादा बारिश की आशंका जताई है. ऐसे में लोगों को सतर्क रहने और बेवजह बाहर न निकलने को कहा जा रहा है. देश की आर्थिक राजधानी मुंबई कुछ घंटे की बारिश में ही पानी-पानी हो गई है. कई इलाके डूबने लगे हैं. उड़ानों और ट्रेनों पर भी असर पड़ा है. स्कूलों की छुट्टी कर दी गई है. बोरीवली, ठाणे, कल्याण, पवई समेत तमाम इलाकों में रहने वाले लोगों के लिए रेड अलर्ट जारी किया गया है. मौसम विभाग का अनुमान है कि अगले कुछ घंटों में भारी बारिश हो सकती है. अगर आप मुंबई में रहते हैं तो बहुत जरूरी न हो तो आज के सारे प्लान कैंसल कर दीजिए और घर पर ही रहिए. खुद, मुंबई कमिश्नर ने एडवाइजरी जारी करते हुए लोगों से अपील की है कि आज बेवजह यात्रा करने से बचें. मुंबई के अंधेरी सबवे में पानी भर गया है. मुंबई एयरपोर्ट का हाल मुंबई में भारी बारिश के चलते हवाई और सड़क यातायात बुरी तरह से प्रभावित हुआ है. दोपहर 2 बजे तक 9 फ्लाइटों की लैंडिंग रोकनी पड़ी. विजिबिलिटी काफी कम है. एयरलाइंस ने यात्रियों के लिए ट्रवेल एडवाइजरी जारी करते हुए कहा है कि प्लीज, एयरपोर्ट पर थोड़ा ज्यादा समय लेकर निकलें. कई एयरलाइंस ने यात्रियों को पहले ही अलर्ट कर दिया है. मुंबई एयरपोर्ट प्रशासन ने भी अपनी तरफ से कहा है कि मुंबई में भारी बारिश के पूर्वानुमान के चलते यात्रियों को सलाह दी जाती है कि वे अपनी फ्लाइट का स्टेटस संबंधित एयरलाइंस के साथ चेक करते रहें और एयरपोर्ट पहुंचने के लिए थोड़ा ज्यादा समय लेकर निकलें. दरअसल, ऐसा इसलिए कहा जा रहा है क्योंकि पानी जमा होने से ट्रैफिक काफी स्लो है. कई जगहों पर जाम की स्थिति बनी हुई है. उधर, कुछ लोकल ट्रेनें भी देरी से चल रही हैं. #BreakingNews : मुंबई के अंधेरी सबवे में भरा पानी, मुंबई कमिश्नर ने जारी की एडवाइजरी, 'बेवजह यात्रा करने से बचें..'#Mumbai #Rain #Alert #IMD | @pratyushkkhare @ashwinipande pic.twitter.com/Yudxx6SOdj — Zee News (@ZeeNews) August 18, 2025 मौसम का ताजा अपडेट - IMD ने सोमवार को बारिश को लेकर रेड अलर्ट घोषित किया है जिसके बाद शहर के सारे स्कूलों को बंद कर दिया गया है. BMC ने बारिश के बीच सभी स्कूलों की छुट्टी कर दी है. - मुंबई में भी बोरीवली, ठाणे, कल्याण, मुलुंड, पवई, सांताक्रूज, चेंबूर, वर्ली, नवी मुंबई और कोलाबा में रहने वाले लोगों को ज्यादा सतर्क रहने की जरूरत है. शहर के कई इलाकों जलभराव देखा जा रहा है. इससे ट्रैफिक बुरी तरह से प्रभावित है. माटुंगा का वीडियो देखिए. #WATCH | Mumbai, Maharashtra: Heavy rains in Mumbai led to waterlogging in several areas (Visuals from the Matunga area.) pic.twitter.com/Si9Db6HP9H — ANI (@ANI) August 18, 2025 सबसे ज्यादा वर्षा दर्ज करने वाले 10 स्थानों की लिस्ट आज सुबह 8 बजे से दोपहर 12 बजे तक (केवल 4 घंटे में) मुंबई के कई हिस्सों में भारी बारिश दर्ज की गई. बीएमसी ने सबसे अधिक वर्षा दर्ज करने वाले 10 प्रमुख स्थानों की सूची जारी की है. (वर्षा माप मिलीमीटर में) चेंबूर अग्निशमन केंद्र – 140.80 मि.मी. वर्षा जलवाहिनी कार्यशाला, दादर – 139.60 मि.मी. बी. नाडकर्णी पार्क नगर पालिका शाला, वडाला – 133.20 मि.मी. वरली सी फेस नगर पालिका शाला, वरली – 133.20 मि.मी. सावित्रीबाई फुले नगर पालिका शाला, वरली नाका – 130.40 मि.मी. आदर्श नगर शाला, वरली – 128.80 मि.मी. फ्रॉजबेरी जलाशय, एफ दक्षिण कार्यालय – 118.80 मि.मी. सिटी इंस्टीट्यूट ऑफ डिजास्टर मैनेजमेंट, परेल – 116.80 मि.मी. जिलाधिकारी आवास नगर पालिका शाला, चेंबूर – 116.80 मि.मी. एफ दक्षिण विभाग कार्यालय, परेल – 113.53 मि.मी. #WATCH | Maharashtra: Severe waterlogging witnessed in Mumbai as the region receives heavy rainfall; visuals from Veera Desai Road, Andheri West pic.twitter.com/IMWfQsNLBo — ANI (@ANI) August 18, 2025 पहले जारी हुआ था ऑरेंज अलर्ट फिर क्या हुआ? हां, आईएमडी ने ऑरेंज अलर्ट जारी किया था. इसके बाद मुंबई में तेज हवाओं के साथ भारी बारिश शुरू हो गई, जो लगातार हो रही है. ऐसे में मौसम विभाग ने अगले 24 घंटों में पुणे में अत्यधिक भारी बारिश को लेकर रेड अलर्ट जारी किया है. इतना ही नहीं. पालघर, ठाणे, मुंबई शहर और उपनगरों, रायगढ़, रत्नागिरी, सिंधुदुर्ग, यवतमाल, चंद्रपुर, गढ़चिरौली, सतारा घाट और कोल्हापुर घाट क्षेत्रों में भी भारी बारिश की संभावना है. प्रशासन ने मछुआरों को समुद्र में न जाने की सलाह दी है. - एमजीआर चौक से केन नगर (एंटॉप हिल) जाने वाली सड़क पर लगभग डेढ़ फीट पानी जमा होने के कारण यातायात बंद कर दिया गया है. Mumbai Rain Status: मौसम विभाग ने 18 अगस्त यानी आज और 19 अगस्त 2025 के लिए मुंबई में बहुत ज्यादा बारिश की आशंका जताई है. ऐसे में लोगों को सतर्क रहने और बेवजह बाहर न निकलने को कहा जा रहा है. देश की आर्थिक राजधानी मुंबई कुछ घंटे की बारिश में ही पानी-पानी हो गई है. कई इलाके डूबने लगे हैं. उड़ानों और ट्रेनों पर भी असर पड़ा है. स्कूलों की छुट्टी कर दी गई है. बोरीवली, ठाणे, कल्याण, पवई समेत तमाम इलाकों में रहने वाले लोगों के लिए रेड अलर्ट जारी किया गया है. मौसम विभाग का अनुमान है कि अगले कुछ घंटों में भारी बारिश हो सकती है. अगर आप मुंबई में रहते हैं तो बहुत जरूरी न हो तो आज के सारे प्लान कैंसल कर दीजिए और घर पर ही रहिए. खुद, मुंबई कमिश्नर ने एडवाइजरी जारी करते हुए लोगों से अपील की है कि आज बेवजह यात्रा करने से बचें. मुंबई के अंधेरी सबवे में पानी भर गया है. मुंबई एयरपोर्ट का हाल मुंबई में भारी बारिश के चलते हवाई और सड़क यातायात बुरी तरह से प्रभावित हुआ है. दोपहर 2 बजे तक 9 फ्लाइटों की लैंडिंग रोकनी पड़ी. विजिबिलिटी काफी कम है. एयरलाइंस ने यात्रियों के लिए ट्रवेल एडवाइजरी जारी करते हुए कहा है कि प्लीज, एयरपोर्ट पर थोड़ा ज्यादा समय लेकर निकलें. कई एयरलाइंस ने यात्रियों को पहले ही अलर्ट कर दिया है. मुंबई एयरपोर्ट प्रशासन ने भी अपनी तरफ से कहा है कि मुंबई में भारी बारिश के पूर्वानुमान के चलते यात्रियों को सलाह दी जाती है कि वे अपनी फ्लाइट का स्टेटस संबंधित एयरलाइंस के साथ चेक करते रहें और एयरपोर्ट पहुंचने के लिए थोड़ा ज्यादा समय लेकर निकलें. दरअसल, ऐसा इसलिए कहा जा रहा है क्योंकि पानी जमा होने से ट्रैफिक काफी स्लो है. कई जगहों पर जाम की स्थिति बनी हुई है. उधर, कुछ लोकल ट्रेनें भी देरी से चल रही हैं. #BreakingNews : मुंबई के अंधेरी सबवे में भरा पानी, मुंबई कमिश्नर ने जारी की एडवाइजरी, 'बेवजह यात्रा करने से बचें..'#Mumbai #Rain #Alert #IMD | @pratyushkkhare @ashwinipande pic.twitter.com/Yudxx6SOdj — Zee News (@ZeeNews) August 18, 2025 मौसम का ताजा अपडेट - IMD ने सोमवार को बारिश को लेकर रेड अलर्ट घोषित किया है जिसके बाद शहर के सारे स्कूलों को बंद कर दिया गया है. BMC ने बारिश के बीच सभी स्कूलों की छुट्टी कर दी है. - मुंबई में भी बोरीवली, ठाणे, कल्याण, मुलुंड, पवई, सांताक्रूज, चेंबूर, वर्ली, नवी मुंबई और कोलाबा में रहने वाले लोगों को ज्यादा सतर्क रहने की जरूरत है. शहर के कई इलाकों जलभराव देखा जा रहा है. इससे ट्रैफिक बुरी तरह से प्रभावित है. माटुंगा का वीडियो देखिए. #WATCH | Mumbai, Maharashtra: Heavy rains in Mumbai led to waterlogging in several areas (Visuals from the Matunga area.) pic.twitter.com/Si9Db6HP9H — ANI (@ANI) August 18, 2025 सबसे ज्यादा वर्षा दर्ज करने वाले 10 स्थानों की लिस्ट आज सुबह 8 बजे से दोपहर 12 बजे तक (केवल 4 घंटे में) मुंबई के कई हिस्सों में भारी बारिश दर्ज की गई. बीएमसी ने सबसे अधिक वर्षा दर्ज करने वाले 10 प्रमुख स्थानों की सूची जारी की है. (वर्षा माप मिलीमीटर में) चेंबूर अग्निशमन केंद्र – 140.80 मि.मी. वर्षा जलवाहिनी कार्यशाला, दादर – 139.60 मि.मी. बी. नाडकर्णी पार्क नगर पालिका शाला, वडाला – 133.20 मि.मी. वरली सी फेस नगर पालिका शाला, वरली – 133.20 मि.मी. सावित्रीबाई फुले नगर पालिका शाला, वरली नाका – 130.40 मि.मी. आदर्श नगर शाला, वरली – 128.80 मि.मी. फ्रॉजबेरी जलाशय, एफ दक्षिण कार्यालय – 118.80 मि.मी. सिटी इंस्टीट्यूट ऑफ डिजास्टर मैनेजमेंट, परेल – 116.80 मि.मी. जिलाधिकारी आवास नगर पालिका शाला, चेंबूर – 116.80 मि.मी. एफ दक्षिण विभाग कार्यालय, परेल – 113.53 मि.मी. #WATCH | Maharashtra: Severe waterlogging witnessed in Mumbai as the region receives heavy rainfall; visuals from Veera Desai Road, Andheri West pic.twitter.com/IMWfQsNLBo — ANI (@ANI) August 18, 2025 पहले जारी हुआ था ऑरेंज अलर्ट फिर क्या हुआ? हां, आईएमडी ने ऑरेंज अलर्ट जारी किया था. इसके बाद मुंबई में तेज हवाओं के साथ भारी बारिश शुरू हो गई, जो लगातार हो रही है. ऐसे में मौसम विभाग ने अगले 24 घंटों में पुणे में अत्यधिक भारी बारिश को लेकर रेड अलर्ट जारी किया है. इतना ही नहीं. पालघर, ठाणे, मुंबई शहर और उपनगरों, रायगढ़, रत्नागिरी, सिंधुदुर्ग, यवतमाल, चंद्रपुर, गढ़चिरौली, सतारा घाट और कोल्हापुर घाट क्षेत्रों में भी भारी बारिश की संभावना है. प्रशासन ने मछुआरों को समुद्र में न जाने की सलाह दी है. Mumbai Rain Status: मौसम विभाग ने 18 अगस्त यानी आज और 19 अगस्त 2025 के लिए मुंबई में बहुत ज्यादा बारिश की आशंका जताई है. ऐसे में लोगों को सतर्क रहने और बेवजह बाहर न निकलने को कहा जा रहा है. देश की आर्थिक राजधानी मुंबई कुछ घंटे की बारिश में ही पानी-पानी हो गई है. कई इलाके डूबने लगे हैं. उड़ानों और ट्रेनों पर भी असर पड़ा है. स्कूलों की छुट्टी कर दी गई है. बोरीवली, ठाणे, कल्याण, पवई समेत तमाम इलाकों में रहने वाले लोगों के लिए रेड अलर्ट जारी किया गया है. मौसम विभाग का अनुमान है कि अगले कुछ घंटों में भारी बारिश हो सकती है. अगर आप मुंबई में रहते हैं तो बहुत जरूरी न हो तो आज के सारे प्लान कैंसल कर दीजिए और घर पर ही रहिए. खुद, मुंबई कमिश्नर ने एडवाइजरी जारी करते हुए लोगों से अपील की है कि आज बेवजह यात्रा करने से बचें. मुंबई के अंधेरी सबवे में पानी भर गया है. मुंबई एयरपोर्ट का हाल मुंबई में भारी बारिश के चलते हवाई और सड़क यातायात बुरी तरह से प्रभावित हुआ है. दोपहर 2 बजे तक 9 फ्लाइटों की लैंडिंग रोकनी पड़ी. विजिबिलिटी काफी कम है. एयरलाइंस ने यात्रियों के लिए ट्रवेल एडवाइजरी जारी करते हुए कहा है कि प्लीज, एयरपोर्ट पर थोड़ा ज्यादा समय लेकर निकलें. कई एयरलाइंस ने यात्रियों को पहले ही अलर्ट कर दिया है. मुंबई एयरपोर्ट प्रशासन ने भी अपनी तरफ से कहा है कि मुंबई में भारी बारिश के पूर्वानुमान के चलते यात्रियों को सलाह दी जाती है कि वे अपनी फ्लाइट का स्टेटस संबंधित एयरलाइंस के साथ चेक करते रहें और एयरपोर्ट पहुंचने के लिए थोड़ा ज्यादा समय लेकर निकलें. दरअसल, ऐसा इसलिए कहा जा रहा है क्योंकि पानी जमा होने से ट्रैफिक काफी स्लो है. कई जगहों पर जाम की स्थिति बनी हुई है. उधर, कुछ लोकल ट्रेनें भी देरी से चल रही हैं. #BreakingNews : मुंबई के अंधेरी सबवे में भरा पानी, मुंबई कमिश्नर ने जारी की एडवाइजरी, 'बेवजह यात्रा करने से बचें..'#Mumbai #Rain #Alert #IMD | @pratyushkkhare @ashwinipande pic.twitter.com/Yudxx6SOdj — Zee News (@ZeeNews) August 18, 2025 मौसम का ताजा अपडेट - IMD ने सोमवार को बारिश को लेकर रेड अलर्ट घोषित किया है जिसके बाद शहर के सारे स्कूलों को बंद कर दिया गया है. BMC ने बारिश के बीच सभी स्कूलों की छुट्टी कर दी है. - मुंबई में भी बोरीवली, ठाणे, कल्याण, मुलुंड, पवई, सांताक्रूज, चेंबूर, वर्ली, नवी मुंबई और कोलाबा में रहने वाले लोगों को ज्यादा सतर्क रहने की जरूरत है. शहर के कई इलाकों जलभराव देखा जा रहा है. इससे ट्रैफिक बुरी तरह से प्रभावित है. माटुंगा का वीडियो देखिए. #WATCH | Mumbai, Maharashtra: Heavy rains in Mumbai led to waterlogging in several areas (Visuals from the Matunga area.) pic.twitter.com/Si9Db6HP9H — ANI (@ANI) August 18, 2025 सबसे ज्यादा वर्षा दर्ज करने वाले 10 स्थानों की लिस्ट आज सुबह 8 बजे से दोपहर 12 बजे तक (केवल 4 घंटे में) मुंबई के कई हिस्सों में भारी बारिश दर्ज की गई. बीएमसी ने सबसे अधिक वर्षा दर्ज करने वाले 10 प्रमुख स्थानों की सूची जारी की है. (वर्षा माप मिलीमीटर में) चेंबूर अग्निशमन केंद्र – 140.80 मि.मी. वर्षा जलवाहिनी कार्यशाला, दादर – 139.60 मि.मी. बी. नाडकर्णी पार्क नगर पालिका शाला, वडाला – 133.20 मि.मी. वरली सी फेस नगर पालिका शाला, वरली – 133.20 मि.मी. सावित्रीबाई फुले नगर पालिका शाला, वरली नाका – 130.40 मि.मी. आदर्श नगर शाला, वरली – 128.80 मि.मी. फ्रॉजबेरी जलाशय, एफ दक्षिण कार्यालय – 118.80 मि.मी. सिटी इंस्टीट्यूट ऑफ डिजास्टर मैनेजमेंट, परेल – 116.80 मि.मी. जिलाधिकारी आवास नगर पालिका शाला, चेंबूर – 116.80 मि.मी. एफ दक्षिण विभाग कार्यालय, परेल – 113.53 मि.मी. #WATCH | Maharashtra: Severe waterlogging witnessed in Mumbai as the region receives heavy rainfall; visuals from Veera Desai Road, Andheri West pic.twitter.com/IMWfQsNLBo — ANI (@ANI) August 18, 2025 पहले जारी हुआ था ऑरेंज अलर्ट फिर क्या हुआ? हां, आईएमडी ने ऑरेंज अलर्ट जारी किया था. इसके बाद मुंबई में तेज हवाओं के साथ भारी बारिश शुरू हो गई, जो लगातार हो रही है. ऐसे में मौसम विभाग ने अगले 24 घंटों में पुणे में अत्यधिक भारी बारिश को लेकर रेड अलर्ट जारी किया है. इतना ही नहीं. पालघर, ठाणे, मुंबई शहर और उपनगरों, रायगढ़, रत्नागिरी, सिंधुदुर्ग, यवतमाल, चंद्रपुर, गढ़चिरौली, सतारा घाट और कोल्हापुर घाट क्षेत्रों में भी भारी बारिश की संभावना है. प्रशासन ने मछुआरों को समुद्र में न जाने की सलाह दी है. मुंबई एयरपोर्ट का हाल मुंबई में भारी बारिश के चलते हवाई और सड़क यातायात बुरी तरह से प्रभावित हुआ है. दोपहर 2 बजे तक 9 फ्लाइटों की लैंडिंग रोकनी पड़ी. विजिबिलिटी काफी कम है. एयरलाइंस ने यात्रियों के लिए ट्रवेल एडवाइजरी जारी करते हुए कहा है कि प्लीज, एयरपोर्ट पर थोड़ा ज्यादा समय लेकर निकलें. कई एयरलाइंस ने यात्रियों को पहले ही अलर्ट कर दिया है. मुंबई एयरपोर्ट प्रशासन ने भी अपनी तरफ से कहा है कि मुंबई में भारी बारिश के पूर्वानुमान के चलते यात्रियों को सलाह दी जाती है कि वे अपनी फ्लाइट का स्टेटस संबंधित एयरलाइंस के साथ चेक करते रहें और एयरपोर्ट पहुंचने के लिए थोड़ा ज्यादा समय लेकर निकलें. दरअसल, ऐसा इसलिए कहा जा रहा है क्योंकि पानी जमा होने से ट्रैफिक काफी स्लो है. कई जगहों पर जाम की स्थिति बनी हुई है. उधर, कुछ लोकल ट्रेनें भी देरी से चल रही हैं. #BreakingNews : मुंबई के अंधेरी सबवे में भरा पानी, मुंबई कमिश्नर ने जारी की एडवाइजरी, 'बेवजह यात्रा करने से बचें..'#Mumbai #Rain #Alert #IMD | @pratyushkkhare @ashwinipande pic.twitter.com/Yudxx6SOdj — Zee News (@ZeeNews) August 18, 2025 मौसम का ताजा अपडेट - IMD ने सोमवार को बारिश को लेकर रेड अलर्ट घोषित किया है जिसके बाद शहर के सारे स्कूलों को बंद कर दिया गया है. BMC ने बारिश के बीच सभी स्कूलों की छुट्टी कर दी है. - मुंबई में भी बोरीवली, ठाणे, कल्याण, मुलुंड, पवई, सांताक्रूज, चेंबूर, वर्ली, नवी मुंबई और कोलाबा में रहने वाले लोगों को ज्यादा सतर्क रहने की जरूरत है. शहर के कई इलाकों जलभराव देखा जा रहा है. इससे ट्रैफिक बुरी तरह से प्रभावित है. माटुंगा का वीडियो देखिए. #WATCH | Mumbai, Maharashtra: Heavy rains in Mumbai led to waterlogging in several areas (Visuals from the Matunga area.) pic.twitter.com/Si9Db6HP9H — ANI (@ANI) August 18, 2025 सबसे ज्यादा वर्षा दर्ज करने वाले 10 स्थानों की लिस्ट आज सुबह 8 बजे से दोपहर 12 बजे तक (केवल 4 घंटे में) मुंबई के कई हिस्सों में भारी बारिश दर्ज की गई. बीएमसी ने सबसे अधिक वर्षा दर्ज करने वाले 10 प्रमुख स्थानों की सूची जारी की है. (वर्षा माप मिलीमीटर में) चेंबूर अग्निशमन केंद्र – 140.80 मि.मी. वर्षा जलवाहिनी कार्यशाला, दादर – 139.60 मि.मी. बी. नाडकर्णी पार्क नगर पालिका शाला, वडाला – 133.20 मि.मी. वरली सी फेस नगर पालिका शाला, वरली – 133.20 मि.मी. सावित्रीबाई फुले नगर पालिका शाला, वरली नाका – 130.40 मि.मी. आदर्श नगर शाला, वरली – 128.80 मि.मी. फ्रॉजबेरी जलाशय, एफ दक्षिण कार्यालय – 118.80 मि.मी. सिटी इंस्टीट्यूट ऑफ डिजास्टर मैनेजमेंट, परेल – 116.80 मि.मी. जिलाधिकारी आवास नगर पालिका शाला, चेंबूर – 116.80 मि.मी. एफ दक्षिण विभाग कार्यालय, परेल – 113.53 मि.मी. #WATCH | Maharashtra: Severe waterlogging witnessed in Mumbai as the region receives heavy rainfall; visuals from Veera Desai Road, Andheri West pic.twitter.com/IMWfQsNLBo — ANI (@ANI) August 18, 2025 पहले जारी हुआ था ऑरेंज अलर्ट फिर क्या हुआ? हां, आईएमडी ने ऑरेंज अलर्ट जारी किया था. इसके बाद मुंबई में तेज हवाओं के साथ भारी बारिश शुरू हो गई, जो लगातार हो रही है. ऐसे में मौसम विभाग ने अगले 24 घंटों में पुणे में अत्यधिक भारी बारिश को लेकर रेड अलर्ट जारी किया है. इतना ही नहीं. पालघर, ठाणे, मुंबई शहर और उपनगरों, रायगढ़, रत्नागिरी, सिंधुदुर्ग, यवतमाल, चंद्रपुर, गढ़चिरौली, सतारा घाट और कोल्हापुर घाट क्षेत्रों में भी भारी बारिश की संभावना है. प्रशासन ने मछुआरों को समुद्र में न जाने की सलाह दी है. मुंबई में भारी बारिश के चलते हवाई और सड़क यातायात बुरी तरह से प्रभावित हुआ है. दोपहर 2 बजे तक 9 फ्लाइटों की लैंडिंग रोकनी पड़ी. विजिबिलिटी काफी कम है. एयरलाइंस ने यात्रियों के लिए ट्रवेल एडवाइजरी जारी करते हुए कहा है कि प्लीज, एयरपोर्ट पर थोड़ा ज्यादा समय लेकर निकलें. कई एयरलाइंस ने यात्रियों को पहले ही अलर्ट कर दिया है. मुंबई एयरपोर्ट प्रशासन ने भी अपनी तरफ से कहा है कि मुंबई में भारी बारिश के पूर्वानुमान के चलते यात्रियों को सलाह दी जाती है कि वे अपनी फ्लाइट का स्टेटस संबंधित एयरलाइंस के साथ चेक करते रहें और एयरपोर्ट पहुंचने के लिए थोड़ा ज्यादा समय लेकर निकलें. दरअसल, ऐसा इसलिए कहा जा रहा है क्योंकि पानी जमा होने से ट्रैफिक काफी स्लो है. कई जगहों पर जाम की स्थिति बनी हुई है. उधर, कुछ लोकल ट्रेनें भी देरी से चल रही हैं. #BreakingNews : मुंबई के अंधेरी सबवे में भरा पानी, मुंबई कमिश्नर ने जारी की एडवाइजरी, 'बेवजह यात्रा करने से बचें..'#Mumbai #Rain #Alert #IMD | @pratyushkkhare @ashwinipande pic.twitter.com/Yudxx6SOdj — Zee News (@ZeeNews) August 18, 2025 मौसम का ताजा अपडेट - IMD ने सोमवार को बारिश को लेकर रेड अलर्ट घोषित किया है जिसके बाद शहर के सारे स्कूलों को बंद कर दिया गया है. BMC ने बारिश के बीच सभी स्कूलों की छुट्टी कर दी है. - मुंबई में भी बोरीवली, ठाणे, कल्याण, मुलुंड, पवई, सांताक्रूज, चेंबूर, वर्ली, नवी मुंबई और कोलाबा में रहने वाले लोगों को ज्यादा सतर्क रहने की जरूरत है. शहर के कई इलाकों जलभराव देखा जा रहा है. इससे ट्रैफिक बुरी तरह से प्रभावित है. माटुंगा का वीडियो देखिए. #WATCH | Mumbai, Maharashtra: Heavy rains in Mumbai led to waterlogging in several areas (Visuals from the Matunga area.) pic.twitter.com/Si9Db6HP9H — ANI (@ANI) August 18, 2025 सबसे ज्यादा वर्षा दर्ज करने वाले 10 स्थानों की लिस्ट आज सुबह 8 बजे से दोपहर 12 बजे तक (केवल 4 घंटे में) मुंबई के कई हिस्सों में भारी बारिश दर्ज की गई. बीएमसी ने सबसे अधिक वर्षा दर्ज करने वाले 10 प्रमुख स्थानों की सूची जारी की है. (वर्षा माप मिलीमीटर में) चेंबूर अग्निशमन केंद्र – 140.80 मि.मी. वर्षा जलवाहिनी कार्यशाला, दादर – 139.60 मि.मी. बी. नाडकर्णी पार्क नगर पालिका शाला, वडाला – 133.20 मि.मी. वरली सी फेस नगर पालिका शाला, वरली – 133.20 मि.मी. सावित्रीबाई फुले नगर पालिका शाला, वरली नाका – 130.40 मि.मी. आदर्श नगर शाला, वरली – 128.80 मि.मी. फ्रॉजबेरी जलाशय, एफ दक्षिण कार्यालय – 118.80 मि.मी. सिटी इंस्टीट्यूट ऑफ डिजास्टर मैनेजमेंट, परेल – 116.80 मि.मी. जिलाधिकारी आवास नगर पालिका शाला, चेंबूर – 116.80 मि.मी. एफ दक्षिण विभाग कार्यालय, परेल – 113.53 मि.मी. #WATCH | Maharashtra: Severe waterlogging witnessed in Mumbai as the region receives heavy rainfall; visuals from Veera Desai Road, Andheri West pic.twitter.com/IMWfQsNLBo — ANI (@ANI) August 18, 2025 पहले जारी हुआ था ऑरेंज अलर्ट फिर क्या हुआ? हां, आईएमडी ने ऑरेंज अलर्ट जारी किया था. इसके बाद मुंबई में तेज हवाओं के साथ भारी बारिश शुरू हो गई, जो लगातार हो रही है. ऐसे में मौसम विभाग ने अगले 24 घंटों में पुणे में अत्यधिक भारी बारिश को लेकर रेड अलर्ट जारी किया है. इतना ही नहीं. पालघर, ठाणे, मुंबई शहर और उपनगरों, रायगढ़, रत्नागिरी, सिंधुदुर्ग, यवतमाल, चंद्रपुर, गढ़चिरौली, सतारा घाट और कोल्हापुर घाट क्षेत्रों में भी भारी बारिश की संभावना है. प्रशासन ने मछुआरों को समुद्र में न जाने की सलाह दी है. #BreakingNews : मुंबई के अंधेरी सबवे में भरा पानी, मुंबई कमिश्नर ने जारी की एडवाइजरी, 'बेवजह यात्रा करने से बचें..'#Mumbai #Rain #Alert #IMD | @pratyushkkhare @ashwinipande pic.twitter.com/Yudxx6SOdj — Zee News (@ZeeNews) August 18, 2025 — Zee News (@ZeeNews) August 18, 2025 मौसम का ताजा अपडेट - IMD ने सोमवार को बारिश को लेकर रेड अलर्ट घोषित किया है जिसके बाद शहर के सारे स्कूलों को बंद कर दिया गया है. BMC ने बारिश के बीच सभी स्कूलों की छुट्टी कर दी है. - मुंबई में भी बोरीवली, ठाणे, कल्याण, मुलुंड, पवई, सांताक्रूज, चेंबूर, वर्ली, नवी मुंबई और कोलाबा में रहने वाले लोगों को ज्यादा सतर्क रहने की जरूरत है. शहर के कई इलाकों जलभराव देखा जा रहा है. इससे ट्रैफिक बुरी तरह से प्रभावित है. माटुंगा का वीडियो देखिए. #WATCH | Mumbai, Maharashtra: Heavy rains in Mumbai led to waterlogging in several areas (Visuals from the Matunga area.) pic.twitter.com/Si9Db6HP9H — ANI (@ANI) August 18, 2025 सबसे ज्यादा वर्षा दर्ज करने वाले 10 स्थानों की लिस्ट आज सुबह 8 बजे से दोपहर 12 बजे तक (केवल 4 घंटे में) मुंबई के कई हिस्सों में भारी बारिश दर्ज की गई. बीएमसी ने सबसे अधिक वर्षा दर्ज करने वाले 10 प्रमुख स्थानों की सूची जारी की है. (वर्षा माप मिलीमीटर में) चेंबूर अग्निशमन केंद्र – 140.80 मि.मी. वर्षा जलवाहिनी कार्यशाला, दादर – 139.60 मि.मी. बी. नाडकर्णी पार्क नगर पालिका शाला, वडाला – 133.20 मि.मी. वरली सी फेस नगर पालिका शाला, वरली – 133.20 मि.मी. सावित्रीबाई फुले नगर पालिका शाला, वरली नाका – 130.40 मि.मी. आदर्श नगर शाला, वरली – 128.80 मि.मी. फ्रॉजबेरी जलाशय, एफ दक्षिण कार्यालय – 118.80 मि.मी. सिटी इंस्टीट्यूट ऑफ डिजास्टर मैनेजमेंट, परेल – 116.80 मि.मी. जिलाधिकारी आवास नगर पालिका शाला, चेंबूर – 116.80 मि.मी. एफ दक्षिण विभाग कार्यालय, परेल – 113.53 मि.मी. #WATCH | Maharashtra: Severe waterlogging witnessed in Mumbai as the region receives heavy rainfall; visuals from Veera Desai Road, Andheri West pic.twitter.com/IMWfQsNLBo — ANI (@ANI) August 18, 2025 पहले जारी हुआ था ऑरेंज अलर्ट फिर क्या हुआ? हां, आईएमडी ने ऑरेंज अलर्ट जारी किया था. इसके बाद मुंबई में तेज हवाओं के साथ भारी बारिश शुरू हो गई, जो लगातार हो रही है. ऐसे में मौसम विभाग ने अगले 24 घंटों में पुणे में अत्यधिक भारी बारिश को लेकर रेड अलर्ट जारी किया है. इतना ही नहीं. पालघर, ठाणे, मुंबई शहर और उपनगरों, रायगढ़, रत्नागिरी, सिंधुदुर्ग, यवतमाल, चंद्रपुर, गढ़चिरौली, सतारा घाट और कोल्हापुर घाट क्षेत्रों में भी भारी बारिश की संभावना है. प्रशासन ने मछुआरों को समुद्र में न जाने की सलाह दी है. - IMD ने सोमवार को बारिश को लेकर रेड अलर्ट घोषित किया है जिसके बाद शहर के सारे स्कूलों को बंद कर दिया गया है. BMC ने बारिश के बीच सभी स्कूलों की छुट्टी कर दी है. - मुंबई में भी बोरीवली, ठाणे, कल्याण, मुलुंड, पवई, सांताक्रूज, चेंबूर, वर्ली, नवी मुंबई और कोलाबा में रहने वाले लोगों को ज्यादा सतर्क रहने की जरूरत है. शहर के कई इलाकों जलभराव देखा जा रहा है. इससे ट्रैफिक बुरी तरह से प्रभावित है. माटुंगा का वीडियो देखिए. #WATCH | Mumbai, Maharashtra: Heavy rains in Mumbai led to waterlogging in several areas (Visuals from the Matunga area.) pic.twitter.com/Si9Db6HP9H — ANI (@ANI) August 18, 2025 सबसे ज्यादा वर्षा दर्ज करने वाले 10 स्थानों की लिस्ट आज सुबह 8 बजे से दोपहर 12 बजे तक (केवल 4 घंटे में) मुंबई के कई हिस्सों में भारी बारिश दर्ज की गई. बीएमसी ने सबसे अधिक वर्षा दर्ज करने वाले 10 प्रमुख स्थानों की सूची जारी की है. (वर्षा माप मिलीमीटर में) चेंबूर अग्निशमन केंद्र – 140.80 मि.मी. वर्षा जलवाहिनी कार्यशाला, दादर – 139.60 मि.मी. बी. नाडकर्णी पार्क नगर पालिका शाला, वडाला – 133.20 मि.मी. वरली सी फेस नगर पालिका शाला, वरली – 133.20 मि.मी. सावित्रीबाई फुले नगर पालिका शाला, वरली नाका – 130.40 मि.मी. आदर्श नगर शाला, वरली – 128.80 मि.मी. फ्रॉजबेरी जलाशय, एफ दक्षिण कार्यालय – 118.80 मि.मी. सिटी इंस्टीट्यूट ऑफ डिजास्टर मैनेजमेंट, परेल – 116.80 मि.मी. जिलाधिकारी आवास नगर पालिका शाला, चेंबूर – 116.80 मि.मी. एफ दक्षिण विभाग कार्यालय, परेल – 113.53 मि.मी. #WATCH | Maharashtra: Severe waterlogging witnessed in Mumbai as the region receives heavy rainfall; visuals from Veera Desai Road, Andheri West pic.twitter.com/IMWfQsNLBo — ANI (@ANI) August 18, 2025 पहले जारी हुआ था ऑरेंज अलर्ट फिर क्या हुआ? हां, आईएमडी ने ऑरेंज अलर्ट जारी किया था. इसके बाद मुंबई में तेज हवाओं के साथ भारी बारिश शुरू हो गई, जो लगातार हो रही है. ऐसे में मौसम विभाग ने अगले 24 घंटों में पुणे में अत्यधिक भारी बारिश को लेकर रेड अलर्ट जारी किया है. इतना ही नहीं. पालघर, ठाणे, मुंबई शहर और उपनगरों, रायगढ़, रत्नागिरी, सिंधुदुर्ग, यवतमाल, चंद्रपुर, गढ़चिरौली, सतारा घाट और कोल्हापुर घाट क्षेत्रों में भी भारी बारिश की संभावना है. प्रशासन ने मछुआरों को समुद्र में न जाने की सलाह दी है. #WATCH | Mumbai, Maharashtra: Heavy rains in Mumbai led to waterlogging in several areas (Visuals from the Matunga area.) pic.twitter.com/Si9Db6HP9H — ANI (@ANI) August 18, 2025 (Visuals from the Matunga area.) pic.twitter.com/Si9Db6HP9H — ANI (@ANI) August 18, 2025 — ANI (@ANI) August 18, 2025 सबसे ज्यादा वर्षा दर्ज करने वाले 10 स्थानों की लिस्ट आज सुबह 8 बजे से दोपहर 12 बजे तक (केवल 4 घंटे में) मुंबई के कई हिस्सों में भारी बारिश दर्ज की गई. बीएमसी ने सबसे अधिक वर्षा दर्ज करने वाले 10 प्रमुख स्थानों की सूची जारी की है. (वर्षा माप मिलीमीटर में) चेंबूर अग्निशमन केंद्र – 140.80 मि.मी. वर्षा जलवाहिनी कार्यशाला, दादर – 139.60 मि.मी. बी. नाडकर्णी पार्क नगर पालिका शाला, वडाला – 133.20 मि.मी. वरली सी फेस नगर पालिका शाला, वरली – 133.20 मि.मी. सावित्रीबाई फुले नगर पालिका शाला, वरली नाका – 130.40 मि.मी. आदर्श नगर शाला, वरली – 128.80 मि.मी. फ्रॉजबेरी जलाशय, एफ दक्षिण कार्यालय – 118.80 मि.मी. सिटी इंस्टीट्यूट ऑफ डिजास्टर मैनेजमेंट, परेल – 116.80 मि.मी. जिलाधिकारी आवास नगर पालिका शाला, चेंबूर – 116.80 मि.मी. एफ दक्षिण विभाग कार्यालय, परेल – 113.53 मि.मी. #WATCH | Maharashtra: Severe waterlogging witnessed in Mumbai as the region receives heavy rainfall; visuals from Veera Desai Road, Andheri West pic.twitter.com/IMWfQsNLBo — ANI (@ANI) August 18, 2025 पहले जारी हुआ था ऑरेंज अलर्ट फिर क्या हुआ? हां, आईएमडी ने ऑरेंज अलर्ट जारी किया था. इसके बाद मुंबई में तेज हवाओं के साथ भारी बारिश शुरू हो गई, जो लगातार हो रही है. ऐसे में मौसम विभाग ने अगले 24 घंटों में पुणे में अत्यधिक भारी बारिश को लेकर रेड अलर्ट जारी किया है. इतना ही नहीं. पालघर, ठाणे, मुंबई शहर और उपनगरों, रायगढ़, रत्नागिरी, सिंधुदुर्ग, यवतमाल, चंद्रपुर, गढ़चिरौली, सतारा घाट और कोल्हापुर घाट क्षेत्रों में भी भारी बारिश की संभावना है. प्रशासन ने मछुआरों को समुद्र में न जाने की सलाह दी है. आज सुबह 8 बजे से दोपहर 12 बजे तक (केवल 4 घंटे में) मुंबई के कई हिस्सों में भारी बारिश दर्ज की गई. बीएमसी ने सबसे अधिक वर्षा दर्ज करने वाले 10 प्रमुख स्थानों की सूची जारी की है. (वर्षा माप मिलीमीटर में) चेंबूर अग्निशमन केंद्र – 140.80 मि.मी. वर्षा जलवाहिनी कार्यशाला, दादर – 139.60 मि.मी. बी. नाडकर्णी पार्क नगर पालिका शाला, वडाला – 133.20 मि.मी. वरली सी फेस नगर पालिका शाला, वरली – 133.20 मि.मी. सावित्रीबाई फुले नगर पालिका शाला, वरली नाका – 130.40 मि.मी. आदर्श नगर शाला, वरली – 128.80 मि.मी. फ्रॉजबेरी जलाशय, एफ दक्षिण कार्यालय – 118.80 मि.मी. सिटी इंस्टीट्यूट ऑफ डिजास्टर मैनेजमेंट, परेल – 116.80 मि.मी. जिलाधिकारी आवास नगर पालिका शाला, चेंबूर – 116.80 मि.मी. एफ दक्षिण विभाग कार्यालय, परेल – 113.53 मि.मी. #WATCH | Maharashtra: Severe waterlogging witnessed in Mumbai as the region receives heavy rainfall; visuals from Veera Desai Road, Andheri West pic.twitter.com/IMWfQsNLBo — ANI (@ANI) August 18, 2025 पहले जारी हुआ था ऑरेंज अलर्ट फिर क्या हुआ? हां, आईएमडी ने ऑरेंज अलर्ट जारी किया था. इसके बाद मुंबई में तेज हवाओं के साथ भारी बारिश शुरू हो गई, जो लगातार हो रही है. ऐसे में मौसम विभाग ने अगले 24 घंटों में पुणे में अत्यधिक भारी बारिश को लेकर रेड अलर्ट जारी किया है. इतना ही नहीं. पालघर, ठाणे, मुंबई शहर और उपनगरों, रायगढ़, रत्नागिरी, सिंधुदुर्ग, यवतमाल, चंद्रपुर, गढ़चिरौली, सतारा घाट और कोल्हापुर घाट क्षेत्रों में भी भारी बारिश की संभावना है. प्रशासन ने मछुआरों को समुद्र में न जाने की सलाह दी है. चेंबूर अग्निशमन केंद्र – 140.80 मि.मी. वर्षा जलवाहिनी कार्यशाला, दादर – 139.60 मि.मी. बी. नाडकर्णी पार्क नगर पालिका शाला, वडाला – 133.20 मि.मी. वरली सी फेस नगर पालिका शाला, वरली – 133.20 मि.मी. सावित्रीबाई फुले नगर पालिका शाला, वरली नाका – 130.40 मि.मी. आदर्श नगर शाला, वरली – 128.80 मि.मी. फ्रॉजबेरी जलाशय, एफ दक्षिण कार्यालय – 118.80 मि.मी. सिटी इंस्टीट्यूट ऑफ डिजास्टर मैनेजमेंट, परेल – 116.80 मि.मी. जिलाधिकारी आवास नगर पालिका शाला, चेंबूर – 116.80 मि.मी. एफ दक्षिण विभाग कार्यालय, परेल – 113.53 मि.मी. #WATCH | Maharashtra: Severe waterlogging witnessed in Mumbai as the region receives heavy rainfall; visuals from Veera Desai Road, Andheri West pic.twitter.com/IMWfQsNLBo — ANI (@ANI) August 18, 2025 पहले जारी हुआ था ऑरेंज अलर्ट फिर क्या हुआ? हां, आईएमडी ने ऑरेंज अलर्ट जारी किया था. इसके बाद मुंबई में तेज हवाओं के साथ भारी बारिश शुरू हो गई, जो लगातार हो रही है. ऐसे में मौसम विभाग ने अगले 24 घंटों में पुणे में अत्यधिक भारी बारिश को लेकर रेड अलर्ट जारी किया है. इतना ही नहीं. पालघर, ठाणे, मुंबई शहर और उपनगरों, रायगढ़, रत्नागिरी, सिंधुदुर्ग, यवतमाल, चंद्रपुर, गढ़चिरौली, सतारा घाट और कोल्हापुर घाट क्षेत्रों में भी भारी बारिश की संभावना है. प्रशासन ने मछुआरों को समुद्र में न जाने की सलाह दी है. वर्षा जलवाहिनी कार्यशाला, दादर – 139.60 मि.मी. बी. नाडकर्णी पार्क नगर पालिका शाला, वडाला – 133.20 मि.मी. वरली सी फेस नगर पालिका शाला, वरली – 133.20 मि.मी. सावित्रीबाई फुले नगर पालिका शाला, वरली नाका – 130.40 मि.मी. आदर्श नगर शाला, वरली – 128.80 मि.मी. फ्रॉजबेरी जलाशय, एफ दक्षिण कार्यालय – 118.80 मि.मी. सिटी इंस्टीट्यूट ऑफ डिजास्टर मैनेजमेंट, परेल – 116.80 मि.मी. जिलाधिकारी आवास नगर पालिका शाला, चेंबूर – 116.80 मि.मी. एफ दक्षिण विभाग कार्यालय, परेल – 113.53 मि.मी. #WATCH | Maharashtra: Severe waterlogging witnessed in Mumbai as the region receives heavy rainfall; visuals from Veera Desai Road, Andheri West pic.twitter.com/IMWfQsNLBo — ANI (@ANI) August 18, 2025 पहले जारी हुआ था ऑरेंज अलर्ट फिर क्या हुआ? हां, आईएमडी ने ऑरेंज अलर्ट जारी किया था. इसके बाद मुंबई में तेज हवाओं के साथ भारी बारिश शुरू हो गई, जो लगातार हो रही है. ऐसे में मौसम विभाग ने अगले 24 घंटों में पुणे में अत्यधिक भारी बारिश को लेकर रेड अलर्ट जारी किया है. इतना ही नहीं. पालघर, ठाणे, मुंबई शहर और उपनगरों, रायगढ़, रत्नागिरी, सिंधुदुर्ग, यवतमाल, चंद्रपुर, गढ़चिरौली, सतारा घाट और कोल्हापुर घाट क्षेत्रों में भी भारी बारिश की संभावना है. प्रशासन ने मछुआरों को समुद्र में न जाने की सलाह दी है. बी. नाडकर्णी पार्क नगर पालिका शाला, वडाला – 133.20 मि.मी. वरली सी फेस नगर पालिका शाला, वरली – 133.20 मि.मी. सावित्रीबाई फुले नगर पालिका शाला, वरली नाका – 130.40 मि.मी. आदर्श नगर शाला, वरली – 128.80 मि.मी. फ्रॉजबेरी जलाशय, एफ दक्षिण कार्यालय – 118.80 मि.मी. सिटी इंस्टीट्यूट ऑफ डिजास्टर मैनेजमेंट, परेल – 116.80 मि.मी. जिलाधिकारी आवास नगर पालिका शाला, चेंबूर – 116.80 मि.मी. एफ दक्षिण विभाग कार्यालय, परेल – 113.53 मि.मी. #WATCH | Maharashtra: Severe waterlogging witnessed in Mumbai as the region receives heavy rainfall; visuals from Veera Desai Road, Andheri West pic.twitter.com/IMWfQsNLBo — ANI (@ANI) August 18, 2025 पहले जारी हुआ था ऑरेंज अलर्ट फिर क्या हुआ? हां, आईएमडी ने ऑरेंज अलर्ट जारी किया था. इसके बाद मुंबई में तेज हवाओं के साथ भारी बारिश शुरू हो गई, जो लगातार हो रही है. ऐसे में मौसम विभाग ने अगले 24 घंटों में पुणे में अत्यधिक भारी बारिश को लेकर रेड अलर्ट जारी किया है. इतना ही नहीं. पालघर, ठाणे, मुंबई शहर और उपनगरों, रायगढ़, रत्नागिरी, सिंधुदुर्ग, यवतमाल, चंद्रपुर, गढ़चिरौली, सतारा घाट और कोल्हापुर घाट क्षेत्रों में भी भारी बारिश की संभावना है. प्रशासन ने मछुआरों को समुद्र में न जाने की सलाह दी है. वरली सी फेस नगर पालिका शाला, वरली – 133.20 मि.मी. सावित्रीबाई फुले नगर पालिका शाला, वरली नाका – 130.40 मि.मी. आदर्श नगर शाला, वरली – 128.80 मि.मी. फ्रॉजबेरी जलाशय, एफ दक्षिण कार्यालय – 118.80 मि.मी. सिटी इंस्टीट्यूट ऑफ डिजास्टर मैनेजमेंट, परेल – 116.80 मि.मी. जिलाधिकारी आवास नगर पालिका शाला, चेंबूर – 116.80 मि.मी. एफ दक्षिण विभाग कार्यालय, परेल – 113.53 मि.मी. #WATCH | Maharashtra: Severe waterlogging witnessed in Mumbai as the region receives heavy rainfall; visuals from Veera Desai Road, Andheri West pic.twitter.com/IMWfQsNLBo — ANI (@ANI) August 18, 2025 पहले जारी हुआ था ऑरेंज अलर्ट फिर क्या हुआ? हां, आईएमडी ने ऑरेंज अलर्ट जारी किया था. इसके बाद मुंबई में तेज हवाओं के साथ भारी बारिश शुरू हो गई, जो लगातार हो रही है. ऐसे में मौसम विभाग ने अगले 24 घंटों में पुणे में अत्यधिक भारी बारिश को लेकर रेड अलर्ट जारी किया है. इतना ही नहीं. पालघर, ठाणे, मुंबई शहर और उपनगरों, रायगढ़, रत्नागिरी, सिंधुदुर्ग, यवतमाल, चंद्रपुर, गढ़चिरौली, सतारा घाट और कोल्हापुर घाट क्षेत्रों में भी भारी बारिश की संभावना है. प्रशासन ने मछुआरों को समुद्र में न जाने की सलाह दी है. सावित्रीबाई फुले नगर पालिका शाला, वरली नाका – 130.40 मि.मी. आदर्श नगर शाला, वरली – 128.80 मि.मी. फ्रॉजबेरी जलाशय, एफ दक्षिण कार्यालय – 118.80 मि.मी. सिटी इंस्टीट्यूट ऑफ डिजास्टर मैनेजमेंट, परेल – 116.80 मि.मी. जिलाधिकारी आवास नगर पालिका शाला, चेंबूर – 116.80 मि.मी. एफ दक्षिण विभाग कार्यालय, परेल – 113.53 मि.मी. #WATCH | Maharashtra: Severe waterlogging witnessed in Mumbai as the region receives heavy rainfall; visuals from Veera Desai Road, Andheri West pic.twitter.com/IMWfQsNLBo — ANI (@ANI) August 18, 2025 पहले जारी हुआ था ऑरेंज अलर्ट फिर क्या हुआ? हां, आईएमडी ने ऑरेंज अलर्ट जारी किया था. इसके बाद मुंबई में तेज हवाओं के साथ भारी बारिश शुरू हो गई, जो लगातार हो रही है. ऐसे में मौसम विभाग ने अगले 24 घंटों में पुणे में अत्यधिक भारी बारिश को लेकर रेड अलर्ट जारी किया है. इतना ही नहीं. पालघर, ठाणे, मुंबई शहर और उपनगरों, रायगढ़, रत्नागिरी, सिंधुदुर्ग, यवतमाल, चंद्रपुर, गढ़चिरौली, सतारा घाट और कोल्हापुर घाट क्षेत्रों में भी भारी बारिश की संभावना है. प्रशासन ने मछुआरों को समुद्र में न जाने की सलाह दी है. आदर्श नगर शाला, वरली – 128.80 मि.मी. फ्रॉजबेरी जलाशय, एफ दक्षिण कार्यालय – 118.80 मि.मी. सिटी इंस्टीट्यूट ऑफ डिजास्टर मैनेजमेंट, परेल – 116.80 मि.मी. जिलाधिकारी आवास नगर पालिका शाला, चेंबूर – 116.80 मि.मी. एफ दक्षिण विभाग कार्यालय, परेल – 113.53 मि.मी. #WATCH | Maharashtra: Severe waterlogging witnessed in Mumbai as the region receives heavy rainfall; visuals from Veera Desai Road, Andheri West pic.twitter.com/IMWfQsNLBo — ANI (@ANI) August 18, 2025 पहले जारी हुआ था ऑरेंज अलर्ट फिर क्या हुआ? हां, आईएमडी ने ऑरेंज अलर्ट जारी किया था. इसके बाद मुंबई में तेज हवाओं के साथ भारी बारिश शुरू हो गई, जो लगातार हो रही है. ऐसे में मौसम विभाग ने अगले 24 घंटों में पुणे में अत्यधिक भारी बारिश को लेकर रेड अलर्ट जारी किया है. इतना ही नहीं. पालघर, ठाणे, मुंबई शहर और उपनगरों, रायगढ़, रत्नागिरी, सिंधुदुर्ग, यवतमाल, चंद्रपुर, गढ़चिरौली, सतारा घाट और कोल्हापुर घाट क्षेत्रों में भी भारी बारिश की संभावना है. प्रशासन ने मछुआरों को समुद्र में न जाने की सलाह दी है. फ्रॉजबेरी जलाशय, एफ दक्षिण कार्यालय – 118.80 मि.मी. सिटी इंस्टीट्यूट ऑफ डिजास्टर मैनेजमेंट, परेल – 116.80 मि.मी. जिलाधिकारी आवास नगर पालिका शाला, चेंबूर – 116.80 मि.मी. एफ दक्षिण विभाग कार्यालय, परेल – 113.53 मि.मी. #WATCH | Maharashtra: Severe waterlogging witnessed in Mumbai as the region receives heavy rainfall; visuals from Veera Desai Road, Andheri West pic.twitter.com/IMWfQsNLBo — ANI (@ANI) August 18, 2025 पहले जारी हुआ था ऑरेंज अलर्ट फिर क्या हुआ? हां, आईएमडी ने ऑरेंज अलर्ट जारी किया था. इसके बाद मुंबई में तेज हवाओं के साथ भारी बारिश शुरू हो गई, जो लगातार हो रही है. ऐसे में मौसम विभाग ने अगले 24 घंटों में पुणे में अत्यधिक भारी बारिश को लेकर रेड अलर्ट जारी किया है. इतना ही नहीं. पालघर, ठाणे, मुंबई शहर और उपनगरों, रायगढ़, रत्नागिरी, सिंधुदुर्ग, यवतमाल, चंद्रपुर, गढ़चिरौली, सतारा घाट और कोल्हापुर घाट क्षेत्रों में भी भारी बारिश की संभावना है. प्रशासन ने मछुआरों को समुद्र में न जाने की सलाह दी है. सिटी इंस्टीट्यूट ऑफ डिजास्टर मैनेजमेंट, परेल – 116.80 मि.मी. जिलाधिकारी आवास नगर पालिका शाला, चेंबूर – 116.80 मि.मी. एफ दक्षिण विभाग कार्यालय, परेल – 113.53 मि.मी. #WATCH | Maharashtra: Severe waterlogging witnessed in Mumbai as the region receives heavy rainfall; visuals from Veera Desai Road, Andheri West pic.twitter.com/IMWfQsNLBo — ANI (@ANI) August 18, 2025 पहले जारी हुआ था ऑरेंज अलर्ट फिर क्या हुआ? हां, आईएमडी ने ऑरेंज अलर्ट जारी किया था. इसके बाद मुंबई में तेज हवाओं के साथ भारी बारिश शुरू हो गई, जो लगातार हो रही है. ऐसे में मौसम विभाग ने अगले 24 घंटों में पुणे में अत्यधिक भारी बारिश को लेकर रेड अलर्ट जारी किया है. इतना ही नहीं. पालघर, ठाणे, मुंबई शहर और उपनगरों, रायगढ़, रत्नागिरी, सिंधुदुर्ग, यवतमाल, चंद्रपुर, गढ़चिरौली, सतारा घाट और कोल्हापुर घाट क्षेत्रों में भी भारी बारिश की संभावना है. प्रशासन ने मछुआरों को समुद्र में न जाने की सलाह दी है. जिलाधिकारी आवास नगर पालिका शाला, चेंबूर – 116.80 मि.मी. एफ दक्षिण विभाग कार्यालय, परेल – 113.53 मि.मी. #WATCH | Maharashtra: Severe waterlogging witnessed in Mumbai as the region receives heavy rainfall; visuals from Veera Desai Road, Andheri West pic.twitter.com/IMWfQsNLBo — ANI (@ANI) August 18, 2025 पहले जारी हुआ था ऑरेंज अलर्ट फिर क्या हुआ? हां, आईएमडी ने ऑरेंज अलर्ट जारी किया था. इसके बाद मुंबई में तेज हवाओं के साथ भारी बारिश शुरू हो गई, जो लगातार हो रही है. ऐसे में मौसम विभाग ने अगले 24 घंटों में पुणे में अत्यधिक भारी बारिश को लेकर रेड अलर्ट जारी किया है. इतना ही नहीं. पालघर, ठाणे, मुंबई शहर और उपनगरों, रायगढ़, रत्नागिरी, सिंधुदुर्ग, यवतमाल, चंद्रपुर, गढ़चिरौली, सतारा घाट और कोल्हापुर घाट क्षेत्रों में भी भारी बारिश की संभावना है. प्रशासन ने मछुआरों को समुद्र में न जाने की सलाह दी है. एफ दक्षिण विभाग कार्यालय, परेल – 113.53 मि.मी. #WATCH | Maharashtra: Severe waterlogging witnessed in Mumbai as the region receives heavy rainfall; visuals from Veera Desai Road, Andheri West pic.twitter.com/IMWfQsNLBo — ANI (@ANI) August 18, 2025 पहले जारी हुआ था ऑरेंज अलर्ट फिर क्या हुआ? हां, आईएमडी ने ऑरेंज अलर्ट जारी किया था. इसके बाद मुंबई में तेज हवाओं के साथ भारी बारिश शुरू हो गई, जो लगातार हो रही है. ऐसे में मौसम विभाग ने अगले 24 घंटों में पुणे में अत्यधिक भारी बारिश को लेकर रेड अलर्ट जारी किया है. इतना ही नहीं. पालघर, ठाणे, मुंबई शहर और उपनगरों, रायगढ़, रत्नागिरी, सिंधुदुर्ग, यवतमाल, चंद्रपुर, गढ़चिरौली, सतारा घाट और कोल्हापुर घाट क्षेत्रों में भी भारी बारिश की संभावना है. प्रशासन ने मछुआरों को समुद्र में न जाने की सलाह दी है. #WATCH | Maharashtra: Severe waterlogging witnessed in Mumbai as the region receives heavy rainfall; visuals from Veera Desai Road, Andheri West pic.twitter.com/IMWfQsNLBo — ANI (@ANI) August 18, 2025 — ANI (@ANI) August 18, 2025 पहले जारी हुआ था ऑरेंज अलर्ट फिर क्या हुआ? हां, आईएमडी ने ऑरेंज अलर्ट जारी किया था. इसके बाद मुंबई में तेज हवाओं के साथ भारी बारिश शुरू हो गई, जो लगातार हो रही है. ऐसे में मौसम विभाग ने अगले 24 घंटों में पुणे में अत्यधिक भारी बारिश को लेकर रेड अलर्ट जारी किया है. इतना ही नहीं. पालघर, ठाणे, मुंबई शहर और उपनगरों, रायगढ़, रत्नागिरी, सिंधुदुर्ग, यवतमाल, चंद्रपुर, गढ़चिरौली, सतारा घाट और कोल्हापुर घाट क्षेत्रों में भी भारी बारिश की संभावना है. प्रशासन ने मछुआरों को समुद्र में न जाने की सलाह दी है. हां, आईएमडी ने ऑरेंज अलर्ट जारी किया था. इसके बाद मुंबई में तेज हवाओं के साथ भारी बारिश शुरू हो गई, जो लगातार हो रही है. ऐसे में मौसम विभाग ने अगले 24 घंटों में पुणे में अत्यधिक भारी बारिश को लेकर रेड अलर्ट जारी किया है. इतना ही नहीं. पालघर, ठाणे, मुंबई शहर और उपनगरों, रायगढ़, रत्नागिरी, सिंधुदुर्ग, यवतमाल, चंद्रपुर, गढ़चिरौली, सतारा घाट और कोल्हापुर घाट क्षेत्रों में भी भारी बारिश की संभावना है. प्रशासन ने मछुआरों को समुद्र में न जाने की सलाह दी है. Breaking News in Hindi और Latest News in Hindi सबसे पहले मिलेगी आपको सिर्फ Zee News Hindi पर. Hindi News और India News in Hindi के लिए जुड़े रहें हमारे साथ. अनुराग मिश्र ज़ी न्यूज डिजिटल में एसोसिएट न्यूज एडिटर हैं. वह दिसंबर 2023 में ज़ी न्यूज से जुड़े. देश और दुनिया की राजनीतिक खबरों पर अच्छी पकड़ रखते हैं. 18 साल से पत्रकारिता के क्षेत्र में काम कर ...और पढ़ें Thank you By clicking “Accept All Cookies”, you agree to the storing of cookies on your device to enhance site navigation, analyze site usage, and assist in our marketing efforts.</w:t>
-      </w:r>
-    </w:p>
-    <w:p>
-      <w:pPr>
-        <w:pStyle w:val="Heading3"/>
-      </w:pPr>
-      <w:r>
-        <w:rPr/>
-        <w:t>Article 110</w:t>
-      </w:r>
-    </w:p>
-    <w:p>
-      <w:pPr>
-        <w:pStyle w:val="Normal"/>
-      </w:pPr>
-      <w:r>
-        <w:rPr/>
-        <w:t>Title: मुंबई में 6-8 घंटे में 177 मिलीमीटर बारिश हुई: फडणवीस</w:t>
-      </w:r>
-    </w:p>
-    <w:p>
-      <w:pPr>
-        <w:pStyle w:val="Normal"/>
-      </w:pPr>
-      <w:r>
-        <w:rPr/>
-        <w:t xml:space="preserve">URL: </w:t>
-      </w:r>
-      <w:r>
-        <w:t xml:space="preserve"> https://hindi.theprint.in/india/mumbai-received-177-mm-of-rain-in-6-8-hours-fadnavis/856688/</w:t>
-      </w:r>
-    </w:p>
-    <w:p>
-      <w:pPr>
-        <w:pStyle w:val="Normal"/>
-      </w:pPr>
-      <w:r>
-        <w:rPr/>
-        <w:t>Content: मुंबई, 18 अगस्त (भाषा) महाराष्ट्र के मुख्यमंत्री देवेंद्र फडणवीस ने कहा कि मुंबई में सोमवार को छह से आठ घंटे की अवधि में 177 मिलीमीटर बारिश हुई। उन्होंने नागरिकों से सभी एहतियात बरतने को कहा क्योंकि दिन में और अधिक बारिश होने और समुद्र में ऊंची लहरें उठने की आशंका है। मुख्यमंत्री फडणवीस ने बारिश और बाढ़ की स्थिति की समीक्षा के बाद यहां पत्रकारों से बात करते हुए कहा कि मुंबई महानगर में 14 स्थानों पर जलभराव देखा गया है। उन्होंने कहा कि उपनगरीय ट्रेन सेवाएं थोड़ी विलंबित हैं, लेकिन सुचारु रूप से चल रही हैं, जबकि इतनी भारी बारिश के बावजूद मेट्रो रेल सेवाएं प्रभावित नहीं हुई हैं और सामान्य रूप से चालू हैं। उन्होंने कहा, ‘‘दफ्तरों को निर्देश दिया गया है कि वे कर्मचारियों को शाम चार बजे के बाद घर जाने की अनुमति दें। शाम 6:30 बजे के बाद 3 से 4 मीटर तक के ज्वार (हाई टाइड) की आशंका है। मंगलवार को स्कूल बंद करने का निर्णय उचित समय पर लिया जाएगा। नागरिकों से अनुरोध है कि वे बिना आवश्यक कारण के घर से बाहर न निकलें।’’ मुख्यमंत्री ने कहा कि राज्यभर में लगभग 4 लाख हेक्टेयर में फसलें प्रभावित हुई हैं और जिलाधिकारियों को राहत और बचाव कार्यों से संबंधित निर्णय लेने के लिए अधिकृत किया गया है। फडणवीस ने कहा कि कर्नाटक राज्य से अलमट्टी बांध से पानी छोड़े जाने को लेकर बातचीत जारी है। इस बीच, मुंबई उपनगरीय जिले के प्रभारी मंत्री आशीष शेलार ने कहा कि उन्होंने बृहन्मुंबई महानगरपालिका (बीएमसी) की आपदा प्रबंधन इकाई के माध्यम से मुंबई महानगर की स्थिति की समीक्षा की है और वर्षा, जलभराव, विद्यालयों की स्थिति तथा सार्वजनिक परिवहन की स्थिति का जायजा लिया है। उन्होंने कहा, ‘‘लोकल ट्रेन सेवाएं कुछ व्यवधानों के साथ चालू रहीं, जबकि बेस्ट को दादर और मुंबई सेंट्रल जैसे प्रमुख (रेलवे) टर्मिनल पर यात्रियों के फंसे रहने पर अतिरिक्त बस सेवाएं संचालित करने का निर्देश दिया गया है।’’ मंत्री एवं भारतीय जनता पार्टी (भाजपा) के वरिष्ठ नेता ने कहा कि सभी शीर्ष नागरिक और पुलिस अधिकारी मौके पर मौजूद हैं। शेलार ने बताया कि शहर में लगभग 30 से 40 स्थानों पर पेड़ और उनकी शाखाएं गिर गई हैं और ऐसी बाधाओं को दूर करने और यातायात को तेजी से बहाल करने के निर्देश जारी किए गए हैं। उन्होंने कहा कि भारी बारिश के कारण दक्षिण मुंबई के नेपियन सी रोड पर एक पेड़ पर सुरक्षा दीवार गिरने से एक व्यक्ति घायल हो गया। शेलार ने कहा, ‘बीएमसी आयुक्त और मुंबई पुलिस आयुक्त ने लोगों से अपील की है कि वे जरूरत पड़ने पर ही अपने घरों से बाहर निकलें। दोपहर के सत्र में विद्यालयों और महाविद्यालयों में छुट्टियां घोषित कर दी गई हैं।’’ उन्होंने कहा कि शहर भर में पंपिंग स्टेशन बेहतर ढंग से काम कर रहे हैं और अधिकारी इस बात की समीक्षा कर रहे हैं कि पंपों की मदद से कितना पानी कम हो रहा है। भाषा अमित प्रशांत प्रशांत यह खबर ‘भाषा’ न्यूज़ एजेंसी से ‘ऑटो-फीड’ द्वारा ली गई है. इसके कंटेंट के लिए दिप्रिंट जिम्मेदार नहीं है. प्रिंट का विश्वास, डिजिटल की रफ़्तार हमें संपर्क करें: feedback@theprint.in Copyright © 2025 Printline Media Pvt. Ltd. All rights reserved.</w:t>
-      </w:r>
-    </w:p>
-    <w:p>
-      <w:pPr>
-        <w:pStyle w:val="Heading3"/>
-      </w:pPr>
-      <w:r>
-        <w:rPr/>
-        <w:t>Article 111</w:t>
-      </w:r>
-    </w:p>
-    <w:p>
-      <w:pPr>
-        <w:pStyle w:val="Normal"/>
-      </w:pPr>
-      <w:r>
-        <w:rPr/>
-        <w:t>Title: अबू आजमी ने सीएम देवेंद्र फडणवीस को लिखा पत्र, बाढ़ प्रभावित इलाकों में राहत सामग्री पहुंचाने की मांग की</w:t>
-      </w:r>
-    </w:p>
-    <w:p>
-      <w:pPr>
-        <w:pStyle w:val="Normal"/>
-      </w:pPr>
-      <w:r>
-        <w:rPr/>
-        <w:t xml:space="preserve">URL: </w:t>
-      </w:r>
-      <w:r>
-        <w:t xml:space="preserve"> https://www.newsnationtv.com/abu-azmi-ne-cm-devendra-fadnavis-ko-likha-patra-badh-prabhavit-ilakon-mein-rahat-pahunchane-ki-mang-ki--20250818191027/</w:t>
-      </w:r>
-    </w:p>
-    <w:p>
-      <w:pPr>
-        <w:pStyle w:val="Normal"/>
-      </w:pPr>
-      <w:r>
-        <w:rPr/>
-        <w:t>Content: 0 By clicking the button, I accept the Terms of Use of the service and its Privacy Policy, as well as consent to the processing of personal data. Don’t have an account? Signup Powered by : अबू आजमी ने सीएम देवेंद्र फडणवीस को लिखा पत्र, बाढ़ प्रभावित इलाकों में राहत सामग्री पहुंचाने की मांग की Follow Us (source : IANS) ( Photo Credit : IANS) मुंबई, 18 अगस्त (आईएएनएस)। महाराष्ट्र समाजवादी पार्टी के अध्यक्ष और विधायक अबू आजमी ने मुख्यमंत्री देवेंद्र फडणवीस को पत्र लिखा। उन्होंने सीएम से मुंबई सहित पूरे राज्य के बाढ़ प्रभावित और बाढ़ संभावित क्षेत्रों के लोगों को तत्काल राहत सामग्री पहुंचाने की मांग की। अबू आजमी ने सीएम देवेंद्र फडणवीस को लिखे पत्र में कहा कि मुंबई समेत पूरे राज्य में लगातार बारिश हो रही है, जिससे चिंताजनक स्थिति उत्पन्न हो गई है। मौसम विभाग ने मुंबई शहर और आसपास के क्षेत्रों में अगले 48 घंटों में भारी बारिश का अलर्ट जारी किया है। ऐसी स्थिति में मुंबई के नागरिकों की ओर से हम आपसे कुछ आवश्यक मांगें करते हैं। उन्होंने सीएम देवेंद्र फडणवीस से मांग की है कि संभावित बाढ़ प्रभावित इलाकों में नाइट शेल्टर की व्यवस्था की जाए। कई जगह बाढ़ जैसी स्थिति है। ऐसे में जिनके पास रहने के लिए जगह नहीं है, उनके लिए सरकार तुरंत अस्थायी नाइट शेल्टर बनाए, ताकि वे सुरक्षित रह सकें। अबू आजमी ने आगे कहा कि खतरनाक इमारतों से लोगों को सुरक्षित जगह पर शिफ्ट किया जाए। मुंबई में कई इमारतें और झोपड़पट्टियां टूटने की हालत में हैं। वहां रहने वाले परिवारों को तुरंत बीएमसी के स्कूलों या सुरक्षित इमारतों में स्थानांतरित किया जाए। उन्होंने गरीब और झुग्गी बस्तियों में आर्थिक मदद पहुंचाने की मांग करते हुए कहा कि बारिश से गरीब बस्तियों के घरों में पानी घुस गया है और उनका जरूरी सामान, कपड़े और अनाज खराब हो गया है। इन परिवारों को मुख्यमंत्री सहायता निधि से तुरंत आर्थिक मदद दी जाए। साथ ही सपा नेता ने यह भी मांग की कि आपदा की इस घड़ी में प्रभावित परिवारों तक राहत सामग्री के साथ-साथ नकद सहायता भी पहुंचाई जाए, ताकि वे अपनी जरूरतें पूरी कर सकें। --आईएएनएस डीकेपी/ डिस्क्लेमरः यह आईएएनएस न्यूज फीड से सीधे पब्लिश हुई खबर है. इसके साथ न्यूज नेशन टीम ने किसी तरह की कोई एडिटिंग नहीं की है. ऐसे में संबंधित खबर को लेकर कोई भी जिम्मेदारी न्यूज एजेंसी की ही होगी. Subscribe to our Newsletter! इस लेख को साझा करें यदि आपको यह लेख पसंद आया है, तो इसे अपने दोस्तों के साथ साझा करें।वे आपको बाद में धन्यवाद देंगे</w:t>
-      </w:r>
-    </w:p>
-    <w:p>
-      <w:pPr>
-        <w:pStyle w:val="Heading3"/>
-      </w:pPr>
-      <w:r>
-        <w:rPr/>
-        <w:t>Article 112</w:t>
-      </w:r>
-    </w:p>
-    <w:p>
-      <w:pPr>
-        <w:pStyle w:val="Normal"/>
-      </w:pPr>
-      <w:r>
-        <w:rPr/>
-        <w:t>Title: नांदेड़ में भारी बारिश के कारण पांच लोग लापता, कई व्यक्ति फंसे : मुख्यमंत्री फडणवीस</w:t>
-      </w:r>
-    </w:p>
-    <w:p>
-      <w:pPr>
-        <w:pStyle w:val="Normal"/>
-      </w:pPr>
-      <w:r>
-        <w:rPr/>
-        <w:t xml:space="preserve">URL: </w:t>
-      </w:r>
-      <w:r>
-        <w:t xml:space="preserve"> https://hindi.theprint.in/india/five-people-missing-many-people-stranded-due-to-heavy-rains-in-nanded-chief-minister-fadnavis/856679/</w:t>
-      </w:r>
-    </w:p>
-    <w:p>
-      <w:pPr>
-        <w:pStyle w:val="Normal"/>
-      </w:pPr>
-      <w:r>
-        <w:rPr/>
-        <w:t>Content: मुंबई, 18 अगस्त (भाषा) महाराष्ट्र के मुख्यमंत्री देवेंद्र फडणवीस ने सोमवार को बताया कि नांदेड़ जिले के मुखेड तालुका में भारी बारिश के कारण पांच लोग लापता हैं और कई अन्य व्यक्ति फंसे हुए हैं। मुख्यमंत्री ने बताया कि मुंबई से 600 किलोमीटर से अधिक दूर तालुका में स्थित लेंडी बांध के जलस्तर में उल्लेखनीय वृद्धि हुई है, जबकि लातूर, उदगीर और पड़ोसी कर्नाटक से बड़ी मात्रा में इस क्षेत्र में पानी छोड़ा जा रहा है। लेंडी बांध महाराष्ट्र और तेलंगाना के बीच एक अंतरराज्यीय सिंचाई परियोजना है। फडणवीस ने सोशल मीडिया मंच ‘एक्स’ पर एक पोस्ट में कहा, ‘‘कल यहां लगभग 206 मिमी बारिश हुई। परिणामस्वरूप, रावणगांव, भसवाडी, भिंगेली और हसनाल में दैनिक जीवन प्रभावित हुआ है। मुखेड तालुका के रावणगांव में बाढ़ के पानी में 225 लोग फंसे हुए है। वहीं, फंसे हुए कुछ लोगों को सुरक्षित स्थानों पर पहुंचाया गया है। शेष नागरिकों को सुरक्षित स्थानों पर पहुंचाने के प्रयास जारी हैं।’’ मुख्यमंत्री ने बताया कि हसनाल में आठ नागरिकों को बचा लिया गया है, जबकि भसवाडी में 20 लोग फंसे हुए हैं, हालांकि वे सुरक्षित हैं। वहीं, भिंगेली में 40 व्यक्ति फंसे हुए हैं और वे भी सुरक्षित हैं। उन्होंने बताया कि पांच लोग लापता हैं और उनकी तलाश की जा रही है। मुख्यमंत्री ने कहा कि वह नांदेड़, लातूर और बीदर (कर्नाटक) के जिलाधिकारियों के साथ लगातार संपर्क में हैं और सभी अधिकारी राहत एवं बचाव कार्यों के लिए एक-दूसरे के साथ समन्वय कर रहे हैं। मुख्यमंत्री ने दोपहर को मंत्रालय नियंत्रण कक्ष से राज्य भर में बाढ़ और बारिश की स्थिति की समीक्षा की। उन्होंने कहा, ‘‘राष्ट्रीय आपदा मोचन बल (एनडीआरएफ) की एक टीम, एक सैन्य इकाई और एक पुलिस दल समन्वय के साथ राहत एवं बचाव कार्यों में लगे हुए हैं। छत्रपति संभाजीनगर से एक सैन्य इकाई भी भेजी गई है। स्थानीय प्रशासन को प्रभावित क्षेत्रों में रहने और लगातार समन्वय करने के निर्देश दिए गए हैं।’’ इससे पहले दिन में नांदेड़ के जिलाधिकारी राहुल कार्डिले ने ‘पीटीआई-भाषा’ को बताया कि नांदेड़ के मुखेड इलाके में 15 सदस्यों वाली सेना की एक टुकड़ी तैनात की जाएगी। उन्होंने कहा, ‘‘बांधों से पानी छोड़ा जा रहा है। मैंने पड़ोसी राज्य तेलंगाना के सिंचाई विभाग के सचिव से फोन पर बात की है और उनसे अनुरोध किया कि वे जरूरत पड़ने पर अपने अधिकार क्षेत्र में पोचम्पाद बांध से पानी छोड़ने का प्रबंध करें। राज्य आपदा प्रतिक्रिया बल (एसडीआरएफ) ने रविवार को भारी बारिश के बीच मुखेड तालुका के रावणगांव और हसनाल गांवों में फंसे 21 लोगों को बचाया।’’ भाषा प्रीति दिलीप दिलीप यह खबर ‘भाषा’ न्यूज़ एजेंसी से ‘ऑटो-फीड’ द्वारा ली गई है. इसके कंटेंट के लिए दिप्रिंट जिम्मेदार नहीं है. प्रिंट का विश्वास, डिजिटल की रफ़्तार हमें संपर्क करें: feedback@theprint.in Copyright © 2025 Printline Media Pvt. Ltd. All rights reserved.</w:t>
-      </w:r>
-    </w:p>
-    <w:p>
-      <w:pPr>
-        <w:pStyle w:val="Heading3"/>
-      </w:pPr>
-      <w:r>
-        <w:rPr/>
-        <w:t>Article 113</w:t>
-      </w:r>
-    </w:p>
-    <w:p>
-      <w:pPr>
-        <w:pStyle w:val="Normal"/>
-      </w:pPr>
-      <w:r>
-        <w:rPr/>
-        <w:t>Title: Mumbai News: महाराष्ट्र में मूसलाधार बारिश से हाहाकार, मुख्यमंत्री की हाईलेवल बैठक, विशेष सत्र बुलाने की मांग</w:t>
-      </w:r>
-    </w:p>
-    <w:p>
-      <w:pPr>
-        <w:pStyle w:val="Normal"/>
-      </w:pPr>
-      <w:r>
-        <w:rPr/>
-        <w:t xml:space="preserve">URL: </w:t>
-      </w:r>
-      <w:r>
-        <w:t xml:space="preserve"> https://www.bhaskarhindi.com/city/mumbai/mumbai-news-heavy-rains-cause-havoc-in-maharashtra-high-level-meeting-of-chief-minister-demand-for-calling-special-session-1174171</w:t>
-      </w:r>
-    </w:p>
-    <w:p>
-      <w:pPr>
-        <w:pStyle w:val="Normal"/>
-      </w:pPr>
-      <w:r>
-        <w:rPr/>
-        <w:t>Content: Download App from Mumbai News. मुंबई समेत महाराष्ट्र में पिछले कई दिनों से हो रही मूसलाधार बारिश से जनजीवन अस्त-व्यस्त हो गया है। सोमवार को सड़कों पर भारी मात्रा में जलजमाव हो गया। मराठवाड़ा और विदर्भ क्षेत्र में भारी बारिश के कारण किसानों की फसलें बर्बाद हो गई हैं। जबकि कई जानवर पानी के तेज बहाव में बह गए हैं। इस बीच मुख्यमंत्री देवेंद्र फडणवीस ने सोमवार को मंत्रालय स्थित राज्य आपदा प्रबंधन नियंत्रण कक्ष में राज्य के हालातों की स्थिति की समीक्षा की। वीडियो कांफ्रेंसिंग के जरिए विभागीय आयुक्तों के साथ बैठक में फडणवीस ने बारिश के हालातों का जायजा लिया। मुख्यमंत्री ने अगले कुछ दिनों तक अत्यधिक सतर्क रहने के निर्देश भी दिए। इस बीच राकांपा (शरद) प्रदेशाध्यक्ष शशिकांत शिंदे ने किसानों की फसलों का तुरंत पंचनामा कर 50 हजार रुपए प्रति एकड़ मुआवजा देने की मांग की है। इसके साथ ही शिंदे ने राज्य के हालातों पर चर्चा करने के लिए विधानमंडल का विशेष सत्र बुलाने की मांग की है। मुख्यमंत्री फडणवीस सोमवार दोपहर मंत्रालय में राज्य आपदा प्रबंधन नियंत्रण कक्ष पहुंचे, जहां उन्होंने राज्य में हो रही भारी बारिश के कारण हुए नुकसान का जायजा लिया। फडणवीस ने राज्य के विभागीय आयुक्तों के साथ बैठक में सभी जरुरी उपाय उठाने के भी आदेश दिए। फडणवीस ने कहा कि पिछले दो दिनों में राज्य में विभिन्न घटनाओं में 7 लोगों की मृत्यु हुई है। कोकण क्षेत्र की कुछ नदियों ने खतरे का निशान पार कर लिया है, वहीं जलगांव में बड़ा नुकसान हुआ है। अलमट्टी बांध को लेकर कर्नाटक सरकार से निरंतर संपर्क में हैं। इसके साथ ही फडणवीस ने राज्यभर में किसानों की फसलों को हुए नुकसान का पंचनामे करने के भी आदेश दिए। अधिकारियों को आपात स्थिति में कदम उठाने के लिए उचित आदेश भी दिए गए हैं। बारिश से कहां क्या है स्थिति - छत्रपती संभाजीनगर विभाग के लगभग 800 गांव बारिश से प्रभावित हुए हैं। - दक्षिण गडचिरोली में प्रशासन सतर्क है। - अकोला, चांदूर रेल्वे, मेहकर और वाशिम में स्थिति धीरे-धीरे सामान्य हो रही है। - विदर्भ क्षेत्र में प्रारंभिक अनुमान के अनुसार 2 लाख हेक्टेयर क्षेत्र में फसलों को नुकसान पहुंचा है। - मुंबई में 8 घंटे में 170 मिमी बारिश, प्रशासन को सतर्क रहने के निर्देश दिए हैं। मुख्यमंत्री ने नागरिकों से की अपील मुख्यमंत्री फडणवीस ने राज्य के नागरिकों से अपील करते हुए कहा कि मैसेज अलर्ट भेजते समय सटीक समय का उल्लेख करें। प्रशासन द्वारा जारी किए गए सभी अलर्ट को गंभीरता से लें। स्वयं की सुरक्षा और सावधानी अवश्य बरतें। जरूरी न हो तो घर से बाहर न निकलें।आपातकालीन स्थिति में स्थानीय प्रशासन से संपर्क में रहें। राज्य में हालात खराब, सरकार बुलाए विशेष सत्र- शशिकांत शिंदे उधर राकांपा (शरद) प्रदेशाध्यक्ष शशिकांत शिंदे ने राज्य सरकार से मांग की है कि महाराष्ट्र में भारी बारिश से हालत बहुत खराब हो गए हैं। राज्य के मराठवाड़ा, विदर्भ और पश्चिम महाराष्ट्र के कई हिस्सों में भारी बारिश से किसान बुरी तरह प्रभावित हुए हैं। किसानों की लाखों एकड़ फसल बर्बाद हो गई है। सरकार किसानों की फसलों का तुरंत पंचनामा कर 50 हजार रुपए प्रति एकड़ के हिसाब से मुआवजा दे। इसके साथ ही शिंदे ने राज्य के हालातों पर चर्चा करने के लिए विधानमंडल का विशेष सत्र बुलाने की मांग की है। Created On : 18 Aug 2025 10:47 PM IST</w:t>
-      </w:r>
-    </w:p>
-    <w:p>
-      <w:pPr>
-        <w:pStyle w:val="Heading3"/>
-      </w:pPr>
-      <w:r>
-        <w:rPr/>
-        <w:t>Article 114</w:t>
-      </w:r>
-    </w:p>
-    <w:p>
-      <w:pPr>
-        <w:pStyle w:val="Normal"/>
-      </w:pPr>
-      <w:r>
-        <w:rPr/>
-        <w:t>Title: उपराष्ट्रपति चुनाव में भाजपा का दांव, सीपी राधाकृष्णन उम्मीदवार, महाराष्ट्र की राजनीति में बढ़ी हलचल</w:t>
-      </w:r>
-    </w:p>
-    <w:p>
-      <w:pPr>
-        <w:pStyle w:val="Normal"/>
-      </w:pPr>
-      <w:r>
-        <w:rPr/>
-        <w:t xml:space="preserve">URL: </w:t>
-      </w:r>
-      <w:r>
-        <w:t xml:space="preserve"> https://mpbreakingnews.in/maharashtra/vice-president-election-bjp-candidate-cp-radhakrishnan-devendra-fadnavis-54-803924</w:t>
-      </w:r>
-    </w:p>
-    <w:p>
-      <w:pPr>
-        <w:pStyle w:val="Normal"/>
-      </w:pPr>
-      <w:r>
-        <w:rPr/>
-        <w:t>Content: भारतीय जनता पार्टी (भाजपा) ने उपराष्ट्रपति पद के चुनाव के लिए सी. पी. राधाकृष्णन को उम्मीदवार बनाया है। जगदीप धनखड़ के अचानक इस्तीफे के कारण यह चुनाव हो रहा है। भाजपा ने इस चुनाव को विपक्षी दलों की एकजुटता तोड़ने के अवसर के रूप में इस्तेमाल करने की रणनीति अपनाई है। राधाकृष्णन के नाम की घोषणा के साथ ही महाराष्ट्र के दो प्रमुख क्षेत्रीय दलों को कठिनाई में डाल दिया गया है। मुख्यमंत्री देवेंद्र फडणवीस ने शिवसेना (उद्धव ठाकरे गुट) और राष्ट्रवादी कांग्रेस पार्टी (शरद पवार गुट) से राधाकृष्णन का समर्थन करने की अपील की है, जिससे यह चुनाव बेहद दिलचस्प बन गया है। सी. पी. राधाकृष्णन मूल रूप से तमिलनाडु के हैं और वर्तमान में महाराष्ट्र के राज्यपाल के रूप में कार्यरत हैं। प्रधानमंत्री नरेंद्र मोदी और भाजपा अध्यक्ष जे. पी. नड्डा ने मिलकर उनके नाम पर सहमति जताई। राजनीतिक विश्लेषकों का मानना है कि राधाकृष्णन का चयन भी मोदी की रणनीतिक सोच का हिस्सा है। उनके नाम से न केवल महाराष्ट्र की राजनीति में असर पड़ेगा, बल्कि तमिलनाडु में भी डीएमके और एमडीएमके जैसे दलों में हलचल मच गई है, क्योंकि राधाकृष्णन के इन दलों से अच्छे संबंध रहे हैं। भाजपा का इतिहास रहा है कि राष्ट्रपति और उपराष्ट्रपति चुनावों में उसने विपक्षी खेमे को बांटने की कोशिश की है। 2007 में जब प्रतिभा पाटिल को राष्ट्रपति पद का उम्मीदवार बनाया गया था, तब शिवसेना ने भाजपा-एनडीए का हिस्सा होते हुए भी उन्हें समर्थन दिया था क्योंकि वे मराठी थीं। इसी तरह 2012 में शिवसेना ने यूपीए उम्मीदवार प्रणब मुखर्जी को भी वोट दिया था। अब एक बार फिर इस बात पर निगाहें टिकी हैं कि क्या उद्धव ठाकरे और शरद पवार की पार्टियां भाजपा के उम्मीदवार को समर्थन देंगी। मुख्यमंत्री फडणवीस ने कहा कि महाराष्ट्र के राज्यपाल को उपराष्ट्रपति पद के लिए उम्मीदवार बनाए जाना गर्व की बात है। राधाकृष्णन महाराष्ट्र के मतदाता भी हैं और उन्होंने विधानसभा चुनाव में मुंबई में मतदान किया था। फडणवीस ने मराठी अस्मिता का हवाला देते हुए कहा कि ठाकरे और पवार जैसे दलों को उनका समर्थन करना चाहिए। उन्होंने महाराष्ट्र के सभी सांसदों से अपील की कि वे राधाकृष्णन के पक्ष में वोट दें। अब यह देखना दिलचस्प होगा कि ठाकरे और पवार इस राजनीतिक दांव पर क्या कदम उठाते हैं। MP Breaking News is the leading Hindi News portal in Madhya Pradesh, a digital news platform of INTUITIVE NEWS &amp; MEDIA PRIVATE LIMITED, providing news from every segment/category for its readers. Fast and Latest news updates with authenticating content are the prime objective that we seek towards creating a milestone for ourselves. Contact us: mpbreakingnews (at) gmail.com Bhopal News Indore News Jabalpur News Gwalior News Play Store Apple Store © 2025 Intuitive News &amp; Media Pvt. Ltd. | Powered By Parshva Web Home | Contact Us | Policies | Terms and Conditions</w:t>
-      </w:r>
-    </w:p>
-    <w:p>
-      <w:pPr>
-        <w:pStyle w:val="Heading3"/>
-      </w:pPr>
-      <w:r>
-        <w:rPr/>
-        <w:t>Article 115</w:t>
-      </w:r>
-    </w:p>
-    <w:p>
-      <w:pPr>
-        <w:pStyle w:val="Normal"/>
-      </w:pPr>
-      <w:r>
-        <w:rPr/>
-        <w:t>Title: महाराष्ट्र में बन रही है तीसरी मुंबई, इस जिले का होगा आर्थिक विकास, जानें पूरी जानकारी</w:t>
-      </w:r>
-    </w:p>
-    <w:p>
-      <w:pPr>
-        <w:pStyle w:val="Normal"/>
-      </w:pPr>
-      <w:r>
-        <w:rPr/>
-        <w:t xml:space="preserve">URL: </w:t>
-      </w:r>
-      <w:r>
-        <w:t xml:space="preserve"> https://newstrack.com/india/third-mumbai-being-built-maharashtra-district-have-economic-development-know-full-details-534715</w:t>
-      </w:r>
-    </w:p>
-    <w:p>
-      <w:pPr>
-        <w:pStyle w:val="Normal"/>
-      </w:pPr>
-      <w:r>
-        <w:rPr/>
-        <w:t>Content: महाराष्ट्र के मुख्यमंत्री देवेंद्र फडणवीस ने सोमवार को बताया कि उनकी सरकार मुंबई महानगर क्षेत्र (MMR) में विकास बढ़ाने के लिए रायगढ़ जिले में 'तीसरी मुंबई' बना रही है, जो राज्य के आर्थिक विकास में नया मोड़ लाएगा। मुख्यमंत्री ने वर्ली में गोल्डमैन सैक्स के नए ऑफिस का उद्घाटन किया, और इसके बाद निवेशकों के साथ चर्चा करते हुए तीसरी मुंबई के बारे में बात की। राज्य सरकार प्राइवेट सेक्टर के साथ करेगी विकास मुख्यमंत्री देवेंद्र फडणवीस ने कहा, "राज्य सरकार विकास के लिए प्रतिबद्ध है और 'तीसरी मुंबई' के निर्माण के लिए प्राइवेट सेक्टर के साथ मिलकर काम कर रही है। यह नया शहर अंतरराष्ट्रीय विश्वविद्यालयों, मेडिकल कॉलेज, इनोवेशन सेंटर और रिसर्च फैसिलिटी का केंद्र बनेगा, जो मुंबई और महाराष्ट्र के आर्थिक विकास में अहम भूमिका निभाएगा।" उन्होंने यह भी कहा, "गोल्डमैन सैक्स के नए ऑफिस का उद्घाटन महाराष्ट्र के लिए गर्व की बात है। यह राज्य के कुशल कार्यबल, मजबूत बाजार और निवेशक-अनुकूल वातावरण को दर्शाता है, साथ ही वित्तीय क्षेत्र में महाराष्ट्र की नेतृत्व क्षमता को भी सामने लाता है। सरी मुंबई में रिसर्च और इंफ्रास्ट्रक्चर का होगा जोर मुख्यमंत्री देवेंद्र फडणवीस ने कहा कि 'तीसरी मुंबई' में क्वांटम कंप्यूटिंग और एआई-बेस्ड सिस्टम जैसे सेक्टर में रिसर्च एक महत्वपूर्ण हिस्सा होगा। उन्होंने यह भी बताया कि मुंबई और 'तीसरी मुंबई' के बीच सीधी कनेक्टिविटी होगी, जिसे कोस्टल रोड, अटल सेतु और वर्ली-सिवरी लिंक रोड जैसे इंफ्रास्ट्रक्चर प्रोजेक्ट्स से मदद मिलेगी। नई शहर की विकास प्रक्रिया में प्राइवेट इंवेस्टर्स को आगे आने का आग्रह करते हुए मुख्यमंत्री ने कहा, "सार्वजनिक-निजी भागीदारी से बेहतर विकास संभव है। सभी जरूरी मंजूरी सरकारी स्तर पर तेजी से पूरी की जाएंगी। महाराष्ट्र एक निवेशक-अनुकूल राज्य है और हम अपनी व्यापार सुगमता रैंकिंग में लगातार सुधार कर रहे हैं। समस्याओं का त्वरित समाधान उन्होंने यह भी कहा कि राज्य यह सुनिश्चित कर रहा है कि निवेशकों के रास्ते में कोई रुकावट न हो और अगर कोई समस्या आती है तो उसका तुरंत समाधान किया जाएगा। गोल्डमैन सैक्स के अध्यक्ष केविन स्नीडर ने कहा कि भारतीय बाजार में अवसर कंपनी के लिए बहुत महत्वपूर्ण हैं। वहीं, गोल्डमैन सैक्स इंडिया के सीईओ संजय चटर्जी ने कहा कि नया ऑफिस कंपनी के भारत में सफर का एक अहम हिस्सा है। गोल्डमैन सैक्स ने 1980 के दशक में भारत में अपनी सेवाएं शुरू कीं और 2006 में मुंबई में पूर्ण स्वामित्व स्थापित किया। This Quiz helps us to increase our knowledge Content Writer I'm your AI assistant. Feel free to ask me anything!</w:t>
-      </w:r>
-    </w:p>
-    <w:p>
-      <w:pPr>
-        <w:pStyle w:val="Heading3"/>
-      </w:pPr>
-      <w:r>
-        <w:rPr/>
-        <w:t>Article 116</w:t>
-      </w:r>
-    </w:p>
-    <w:p>
-      <w:pPr>
-        <w:pStyle w:val="Normal"/>
-      </w:pPr>
-      <w:r>
-        <w:rPr/>
-        <w:t>Title: महाराष्ट्र : भारी बारिश के बाद नांदेड़ में राहत कार्य तेज, प्रशासन के संपर्क में सीएम फडणवीस</w:t>
-      </w:r>
-    </w:p>
-    <w:p>
-      <w:pPr>
-        <w:pStyle w:val="Normal"/>
-      </w:pPr>
-      <w:r>
-        <w:rPr/>
-        <w:t xml:space="preserve">URL: </w:t>
-      </w:r>
-      <w:r>
-        <w:t xml:space="preserve"> https://www.newsnationtv.com/maharashtra-bhari-barish-ke-baad-nanded-mein-rahat-bachav-karya-tez-jiladhikariyon-ke-sampark-mein-cm-fadnavis--20250818144516/</w:t>
-      </w:r>
-    </w:p>
-    <w:p>
-      <w:pPr>
-        <w:pStyle w:val="Normal"/>
-      </w:pPr>
-      <w:r>
-        <w:rPr/>
-        <w:t>Content: 0 By clicking the button, I accept the Terms of Use of the service and its Privacy Policy, as well as consent to the processing of personal data. Don’t have an account? Signup Powered by : महाराष्ट्र : भारी बारिश के बाद नांदेड़ में राहत कार्य तेज, प्रशासन के संपर्क में सीएम फडणवीस Follow Us (source : IANS) ( Photo Credit : IANS) नांदेड़, 18 अगस्त (आईएएनएस)। महाराष्ट्र के कई इलाकों में भारी बारिश जारी है। नांदेड़ में भी बारिश का असर देखने को मिला, जिसके कारण जनजीवन अस्त-व्यस्त हो गया है। प्रशासन की टीम राहत और बचाव कार्य में जुटी हुई है। मुख्यमंत्री देवेंद्र फडणवीस स्वयं कई जिलों के जिलाधिकारियों के संपर्क में हैं। मुख्यमंत्री देवेंद्र फडणवीस ने सोशल मीडिया प्लेटफॉर्म एक्स पर पोस्ट करके जिले में जलस्तर बढ़ने के बारे में जानकारी दी। उन्होंने लिखा, नांदेड़ जिले के मुखेड़ तालुका में भारी बारिश के कारण लेंडी बांध का जलस्तर काफी बढ़ गया है। इसके अलावा, लातूर, उदगीर और कर्नाटक से भी भारी मात्रा में पानी आ रहा है। रविवार को यहां लगभग 206 मिमी बारिश हुई। इसके परिणामस्वरूप, रावणगाव, भसवाड़ी, भिंगेली और हसनाल में दैनिक जीवन प्रभावित हुआ है। उन्होंने आगे लिखा, रावणगाव में, 225 नागरिक बाढ़ के पानी में फंसे हुए हैं, और अत्यंत प्रतिकूल परिस्थितियों में फंसे लोगों को निकाला गया है। शेष नागरिकों को सुरक्षित स्थानों पर पहुंचाने के प्रयास जारी हैं। उन्होंने बताया, हसनाल में 8 नागरिकों को बचाया गया है। भसवाड़ी में 20 नागरिक फंसे हुए हैं, लेकिन सुरक्षित हैं। भिंगेली में 40 नागरिक फंसे हुए हैं, लेकिन सुरक्षित हैं। पांच नागरिक लापता हैं और उनकी तलाश की जा रही है। कई जिलाधिकारी आपसी समन्वय से राहत और बचाव अभियान चलाकर लोगों को मदद पहुंचा रहे हैं। मुख्यमंत्री खुद जिलाधिकारियों के साथ संपर्क में हैं। सीएम फडणवीस ने बताया, मैं व्यक्तिगत रूप से नांदेड़ के जिला कलेक्टर के लगातार संपर्क में हूं, और नांदेड़, लातूर और बीदर के जिला कलेक्टर बचाव अभियान चलाने के लिए आपस में समन्वय कर रहे हैं। बचाव कार्यों के लिए एनडीआरएफ की एक टीम, एक सैन्य इकाई और एक पुलिस दल समन्वय से काम कर रहे हैं। छत्रपति संभाजीनगर से एक सैन्य इकाई भी भेजी गई है। प्रशासन को प्रभावित क्षेत्रों में रहने और निरंतर समन्वय बनाए रखने के निर्देश दिए गए हैं। --आईएएनएस एससीएच/एबीएम डिस्क्लेमरः यह आईएएनएस न्यूज फीड से सीधे पब्लिश हुई खबर है. इसके साथ न्यूज नेशन टीम ने किसी तरह की कोई एडिटिंग नहीं की है. ऐसे में संबंधित खबर को लेकर कोई भी जिम्मेदारी न्यूज एजेंसी की ही होगी. Subscribe to our Newsletter! इस लेख को साझा करें यदि आपको यह लेख पसंद आया है, तो इसे अपने दोस्तों के साथ साझा करें।वे आपको बाद में धन्यवाद देंगे</w:t>
-      </w:r>
-    </w:p>
-    <w:p>
-      <w:pPr>
-        <w:pStyle w:val="Heading3"/>
-      </w:pPr>
-      <w:r>
-        <w:rPr/>
-        <w:t>Article 117</w:t>
-      </w:r>
-    </w:p>
-    <w:p>
-      <w:pPr>
-        <w:pStyle w:val="Normal"/>
-      </w:pPr>
-      <w:r>
-        <w:rPr/>
-        <w:t>Title: CM फडणवीस ने खेला ‘मराठी अस्मिता’ का दांव, उपराष्ट्रपति चुनाव में उद्धव-पवार पर बना दबाव</w:t>
-      </w:r>
-    </w:p>
-    <w:p>
-      <w:pPr>
-        <w:pStyle w:val="Normal"/>
-      </w:pPr>
-      <w:r>
-        <w:rPr/>
-        <w:t xml:space="preserve">URL: </w:t>
-      </w:r>
-      <w:r>
-        <w:t xml:space="preserve"> https://navbharatlive.com/maharashtra/political-battle-over-nda-candidate-radhakrishnan-cm-fadnavis-seeks-support-from-uddhav-thackeray-and-sharad-pawar-1321873.html</w:t>
-      </w:r>
-    </w:p>
-    <w:p>
-      <w:pPr>
-        <w:pStyle w:val="Normal"/>
-      </w:pPr>
-      <w:r>
-        <w:rPr/>
-        <w:t>Content: सीएम फडणवीस, उद्धव ठाकरे, शरद पवार (pic credit; social media) Maharashtra Politics: उपराष्ट्रपति चुनाव को लेकर महाराष्ट्र में सियासत गरमा गई है। भारतीय जनता पार्टी (भाजपा) ने राष्ट्रीय जनतांत्रिक गठबंधन (एनडीए) की ओर से महाराष्ट्र के राज्यपाल सी.पी. राधाकृष्णन को उम्मीदवार घोषित किया है। तमिलनाडु से ताल्लुक रखने वाले राधाकृष्णन सोमवार (18 अगस्त) को दिल्ली पहुंचे और प्रधानमंत्री नरेंद्र मोदी से मुलाकात की। इस बीच महाराष्ट्र के मुख्यमंत्री देवेंद्र फडणवीस ने चुनावी जंग में ‘मराठी अस्मिता’ का दांव चल दिया है। उन्होंने राज्य के सभी सांसदों से अपील की कि वे राधाकृष्णन की उम्मीदवारी का समर्थन करें। फडणवीस ने कहा कि शिवसेना (यूबीटी) और एनसीपी (एसपी) जैसी पार्टियां जब-तब महाराष्ट्र की अस्मिता की बात करती हैं, तो अब उन्हें भी इस उम्मीदवार के समर्थन में आगे आना चाहिए। सीएम फडणवीस ने दावा किया कि राधाकृष्णन केवल महाराष्ट्र के राज्यपाल ही नहीं बल्कि मुंबई में पंजीकृत मतदाता भी हैं। उन्होंने कहा, “भले ही राधाकृष्णन का मूल निवास तमिलनाडु में है, लेकिन वे मुंबई में वोट डालते हैं। पिछले विधानसभा चुनाव में उन्होंने मुंबई से ही मतदान किया था। यह महाराष्ट्र के लिए गर्व की बात है कि देश के सर्वोच्च संवैधानिक पदों में से एक पर यहां के मतदाता को उम्मीदवार बनाया गया है।” यह भी पढ़ें- दिल्ली की राजनीति में महाराष्ट्र की गूंज, CP राधाकृष्णन होंगे NDA के उपराष्ट्रपति दावेदार मुख्यमंत्री ने स्पष्ट किया कि नामांकन दाखिल करते समय राधाकृष्णन इस तथ्य का उल्लेख भी करेंगे। यही वजह है कि उन्होंने विपक्षी नेताओं उद्धव ठाकरे और शरद पवार से समर्थन की अपील की है। उपराष्ट्रपति चुनाव में निर्वाचन मंडल में लोकसभा और राज्यसभा के सभी सांसद शामिल होते हैं। वर्तमान में निर्वाचन मंडल की कुल संख्या 781 है, जिसमें बहुमत का आंकड़ा 391 है। एनडीए के पास पहले से ही लगभग 422 सांसदों का समर्थन मौजूद है। ऐसे में विपक्ष चाहे तो उम्मीदवार उतार सकता है, लेकिन राधाकृष्णन की जीत लगभग तय मानी जा रही है। शिवसेना (यूबीटी) के पास लोकसभा में नौ और राज्यसभा में दो सांसद हैं, जबकि एनसीपी (एसपी) के पास लोकसभा में 10 और राज्यसभा में दो सांसद हैं। इनकी संख्या नतीजे को प्रभावित करने में सक्षम नहीं है, लेकिन राजनीतिक संदेश और ‘मराठी अस्मिता’ का मुद्दा इसे खास बना देता है। जगदीप धनखड़ के अचानक इस्तीफे के बाद उपराष्ट्रपति का पद खाली हुआ है। निर्वाचन आयोग ने इस पद के लिए 9 सितंबर को मतदान की घोषणा की है। भाजपा और एनडीए पहले ही इसे औपचारिक मुकाबला मान रहे हैं। अब निगाहें इस बात पर टिकी हैं कि उद्धव ठाकरे और शरद पवार फडणवीस की अपील को किस तरह लेते हैं—क्या वे ‘मराठी अस्मिता’ के नाम पर समर्थन देंगे या फिर विपक्षी एकजुटता बनाए रखेंगे। Follow Us On © Copyright Navbharatlive 2025 All rights reserved.</w:t>
-      </w:r>
-    </w:p>
-    <w:p>
-      <w:pPr>
-        <w:pStyle w:val="Heading3"/>
-      </w:pPr>
-      <w:r>
-        <w:rPr/>
-        <w:t>Article 118</w:t>
-      </w:r>
-    </w:p>
-    <w:p>
-      <w:pPr>
-        <w:pStyle w:val="Normal"/>
-      </w:pPr>
-      <w:r>
-        <w:rPr/>
-        <w:t>Title: कोल्हापुर में CJI गवई ने की सीएम और डिप्टी सीएम के सामने उनकी तारीफ, बोले- “जो लोग शिकायत कर रहे वे देवेंद्र फडणवीस और एकनाथ शिंदे के बारे में नहीं जानते…”</w:t>
-      </w:r>
-    </w:p>
-    <w:p>
-      <w:pPr>
-        <w:pStyle w:val="Normal"/>
-      </w:pPr>
-      <w:r>
-        <w:rPr/>
-        <w:t xml:space="preserve">URL: </w:t>
-      </w:r>
-      <w:r>
-        <w:t xml:space="preserve"> https://lalluram.com/in-kolhapur-cji-gavai-praised-him-in-front-of-cm-and-deputy-cm-said-those-who-are-complaining-do-not-know-about-devendra-fadnavis-and-eknath-shinde/</w:t>
-      </w:r>
-    </w:p>
-    <w:p>
-      <w:pPr>
-        <w:pStyle w:val="Normal"/>
-      </w:pPr>
-      <w:r>
-        <w:rPr/>
-        <w:t>Content: Lalluram Join Whatsapp Group भारत के प्रधान न्यायाधीश (चीफ जस्टिस) बीआर गवई ने रविवार को कहा कि महाराष्ट्र सरकार राज्य में न्यायपालिका के लिए बुनियादी ढांचा उपलब्ध कराने में हमेशा अग्रणी रही है. वह कोल्हापुर जिले में बम्बई हाईकोर्ट की नयी सर्किट पीठ का उद्घाटन करने के बाद संबोधन दे रहे थे. इस पल को मुख्य न्यायाधीश के रूप में अपनी नियुक्ति जितना ही आनंददायक बताते हुए, गवई ने कोल्हापुर पीठ के संघर्ष से अपने 25 साल लंबे जुड़ाव को याद किया. इस अवसर पर महाराष्ट्र के मुख्यमंत्री देवेंद्र फडणवीस और उपमुख्यमंत्री एकनाथ शिंदे भी उपस्थित थे. उन्होंने कहा, मैं जिस पद पर हूं, वह सत्ता का प्रदर्शन करने के लिए नहीं, बल्कि समाज के वंचित वर्गों के कल्याण के लिए काम करने के लिए है, जैसा कि मेरे पिता ने मुझे सिखाया था. उन्होंने महाराष्ट्र के लिए डॉ. बीआर अंबेडकर का लंदन वाला घर सुरक्षित करने के लिए मुख्यमंत्री देवेंद्र फडणवीस का भी धन्यवाद किया और अंबेडकर की शिक्षा में शाहू महाराज के सहयोग को याद किया. उन्होंने कहा कि शाहू महाराज के नजरिए के अनुरूप न्याय प्रदान करें. सीजेआई गवई ने कहा कि कुछ लोगों ने, मैं उनका नाम नहीं लेना चाहता, यह टिप्पणी की थी कि न्यायपालिका के लिए बुनियादी ढांचा उपलब्ध कराने के मामले में महाराष्ट्र सरकार पीछे है. उन्होंने कहा कि यह गलत है. मेरा मानना है कि जब न्यायपालिका के बुनियादी ढांचे का सवाल आता है, तो इस मामले में महाराष्ट्र पीछे नहीं है. बुनियादी ढांचे के मामले में सरकार हमेशा न्यायपालिका के साथ खड़ी है. उन्होंने कहा कि राज्य सरकार ने यह सुनिश्चित करके असंभव को संभव बना दिया है कि कोल्हापुर पीठ के लिए भवन कम समय में ही बन जाए. चीफ जस्टिस गवई ने कहा कि जो लोग यह टिप्पणी करते हैं कि न्यायिक बुनियादी ढांचे के मामले में राज्य सरकार पिछड़ रही है, वे देवेंद्र फडणवीस और एकनाथ शिंदे के बारे में नहीं जानते. सीजेआई गवई ने कहा कि मुझे विश्वास था कि सरकार यह सुनिश्चित करेगी कि पीठ स्थापित की जाए और सभी बुनियादी ढांचे उपलब्ध कराए जाएं. सीजेआई ने कहा कि उन्होंने हमेशा कोल्हापुर में एक पीठ का समर्थन किया है, क्योंकि किसी भी आम व्यक्ति को अपने अधिकारों के लिए लड़ने के लिए मुंबई (बम्बई हाईकोर्ट की मुख्य पीठ) तक आने के लिए मजबूर नहीं होना चाहिए. उन्होंने कहा कि अब वकीलों की ओर से पुणे में भी एक पीठ की मांग की जा रही है, लेकिन उन्होंने कहा कि यह संभव नहीं होगा, क्योंकि केवल मुट्ठी भर वकीलों ने ही यह मांग की है, आम लोगों ने नहीं. कोल्हापुर में चौथी पीठ की स्थापना विभिन्न क्षेत्रों से वर्षों से उठ रही मांगों के बीच की गई है, ताकि वादियों और वकीलों पर बोझ कम किया जा सके, जिन्हें अपनी याचिकाओं की सुनवाई के लिए 380 किलोमीटर दूर मुंबई जाना पड़ता है. वर्तमान में, मुंबई में मुख्य पीठ के अलावा, हाईकोर्ट की दो और पीठ हैं – विदर्भ क्षेत्र के नागपुर में और राज्य के मराठवाड़ा क्षेत्र के औरंगाबाद (छत्रपति संभाजीनगर) में. बता दें कि, हाईकोर्ट की तीसरी पीठ निकटवर्ती गोवा में स्थित है. बम्बई हाईकोर्ट के मुख्य न्यायाधीश आलोक अराधे ने एक अगस्त को एक अधिसूचना जारी करके कोल्हापुर में एक सर्किट पीठ बनाया था. कोल्हापुर पीठ आज से एक खंडपीठ और दो एकल पीठों के साथ कार्य करेगी. नयी पीठ का अधिकार क्षेत्र छह जिलों – सतारा, सांगली, सोलापुर, कोल्हापुर, रत्नागिरि और सिंधुदुर्ग (अंतिम दो तटीय कोंकण क्षेत्र में स्थित) पर होगा. कोल्हापुर खंडपीठ में न्यायमूर्ति एमएस कार्णिक और न्यायमूर्ति शर्मिला देशमुख शामिल होंगे, जबकि न्यायमूर्ति एसजी डिगे और न्यायमूर्ति एसजी चपलगांवकर एकल पीठ की अध्यक्षता करेंगे. उम्मीद है कि खंडपीठ जनहित याचिकाओं, सिविल रिट याचिकाओं, प्रथम अपीलों, पारिवारिक अदालत अपीलों, अवमानना अपीलों के साथ-साथ कोल्हापुर, सतारा, सांगली, सोलापुर, रत्नागिरि और सिंधुदुर्ग जिलों के सभी अन्य सिविल और आपराधिक मामलों की सुनवाई करेगी. न्यायमूर्ति डिगे की एकल पीठ आपराधिक अपीलों, आपराधिक पुनरीक्षण आवेदनों, जमानत आवेदनों और अन्य आपराधिक मामलों की सुनवाई करेगी. न्यायमूर्ति चपलगांवकर एकल पीठ की अध्यक्षता करेंगे और यह पीठ दीवानी रिट याचिकाओं, दीवानी आवेदनों और एकल न्यायाधीश को सौंपी गई अन्य दीवानी मामलों की सुनवाई करेगी. Follow the LALLURAM.COM MP channel on WhatsApphttps://whatsapp.com/channel/0029Va6fzuULSmbeNxuA9j0m</w:t>
-      </w:r>
-    </w:p>
-    <w:p>
-      <w:pPr>
-        <w:pStyle w:val="Heading3"/>
-      </w:pPr>
-      <w:r>
-        <w:rPr/>
-        <w:t>Article 119</w:t>
-      </w:r>
-    </w:p>
-    <w:p>
-      <w:pPr>
-        <w:pStyle w:val="Normal"/>
-      </w:pPr>
-      <w:r>
-        <w:rPr/>
-        <w:t>Title: CM फडणवीस लगा रहे जोर, अधिकारी कर रहे मनामानी, FIA ने जतायी नाराजगी</w:t>
-      </w:r>
-    </w:p>
-    <w:p>
-      <w:pPr>
-        <w:pStyle w:val="Normal"/>
-      </w:pPr>
-      <w:r>
-        <w:rPr/>
-        <w:t xml:space="preserve">URL: </w:t>
-      </w:r>
-      <w:r>
-        <w:t xml:space="preserve"> https://navbharatlive.com/maharashtra/federation-of-industries-association-is-angry-due-to-ignorance-of-msme-sector-in-vidarbha-1322498.html</w:t>
-      </w:r>
-    </w:p>
-    <w:p>
-      <w:pPr>
-        <w:pStyle w:val="Normal"/>
-      </w:pPr>
-      <w:r>
-        <w:rPr/>
-        <w:t>Content: नागपुर एमएसएमई सेक्टर (सौ. सोशल मीडिया ) MSME Sector On Industrial Development In Vidharbha: महाराष्ट्र के मुख्यमंत्री देवेंद्र फडणवीस तमाम कोशिशों के साथ इंडस्ट्री को विदर्भ की ओर खींच कर ला रहे हैं। ऐसा पहली बार हुआ है, जब विदर्भ में इंडस्ट्रियल डेवलपमेंट को लेकर ऐसा पॉजिटिव माहौल देखने के लिए मिला है। लेकिन बेहद अफसोस की बात तो ये है कि मुख्यमंत्री के आदेश को अधिकारी गंभीरता से नहीं ले रहे हैं और इसका खामियाजा सीधे-सीधे विदर्भभर के उद्यमियों को उठाना पड़ रहा है। खासकर छोटे उद्यमी अधिकारियों की लालफीताशाही से काफी परेशान हो चुके हैं। यह आरोप फेडरेशन ऑफ इंडस्ट्रीज एसोसिएशन यानी एफआईए के पदाधिकारियों ने लगाया और अपनी नाराजगी व्यक्त की है। एफआईए के पदाधकारियों ने कहा कि विदर्भ के अधिकारियों के पास छोटे-छोटे उद्यमियों को सुनने का समय ही नहीं है। एक ओर जहां बड़े उद्योग के लिए ‘लाल कॉरपेट’ बिछाया जा रहा है वहीं छोटे यानी एमएमएमई के लिए ‘रेड टैप’ लगाए जा रहे हैं। इस अवसर पर परेश राजा, कैलाश खंडेलवाल, प्रदीप खंडेलवाल, पी मोहन, किशोर मालवीय, चंदर खोसला, नितिन लोणकर, मधुसूदन रुंगटा, किरण पातुरकर उपस्थित थे। उद्यमियों ने कहा कि ऑनलाइन प्रणाली भी इसमें सहायक नहीं है। उद्योग विभाग हो या फिर एमआईडीसी की ऑनलाइन सेवा। एमएसएमई के लिए उपयोगी नहीं है। एमआईडीसी की साइट सालों तक नहीं खुलती। केवल दिखावे के लिए काम किया जा रहा है। छोटे उद्योगों के लिए ‘इज ऑफ डुइंग बिजनेस’ केवल कागजों तक ही सीमित रह गया है। उनका कहना है कि उद्योग लगाने के लिए भी विद्युत विभाग इंफ्रास्ट्रक्चर के लिए पैसा लेता है। इससे छोटे उद्योगों की लागत बढ़ जाती है। मेंटेनेंस नहीं होने से अलग नुकसान उठाना पड़ता है। एमआईडीसी में जिस प्रकार पानी, सड़क का इंफ्रास्ट्रक्चर तैयार रहता है उस प्रकार से बिजली के लिए कोई व्यवस्था नहीं है। प्रदीप खंडेलवाल ने कहा कि सब्सिडी का पैसा नहीं मिल रहा है। यह बहुत बड़ा झटका है। विदर्भ और मराठवाड़ा के लिए सब्सिडी की घोषणा की गई थी परंतु कब क्या होगा किसी को पता नहीं है। ‘प्रॉम्प्ट पेमेंट डे’ की शर्त जोड़ दी गयी है। जो समय पर पमेंट नहीं करते हैं उन्हें सब्सिडी से बाहर कर दिया जाता है। रुंगटा ने कहा कि आज विदर्भ में संतरा, कपास, सोयाबीन, चावल मुख्य फसलें हैं। इनके आधार पर उद्योग लगे हैं लेकिन इन उद्योगों को जीएसटी आधारित सब्सिडी योजना का कोई लाभ नहीं होता है। इस पर सरकार को गंभीरता से विचार करना होगा और सब्सिडी योजना को पुन: नये सिरे से पेश करना होगा, ताकि विदर्भ के उद्योग आगे बढ़ सकें। भ्रामक योजनाओं के कारण विदर्भ के उद्योग फलफूल नहीं पा रहे हैं। ये भी पढ़ें :- चुनाव के बाद होगा महामंडलों का वितरण, महायुति के इच्छुक नेताओं पर प्रदर्शन का दबाव नितिन लोणकर ने कहा कि अब तक उद्योग नीति नहीं बन पाई है। केवल बातें हो रही हैं लेकिन नीति का अता-पता नहीं है। इस प्रकार एमएसएमई को लाभ नहीं मिल रहा है। सरकार को बड़े उद्योग के साथ-साथ एमएसएमई की ओर भी ध्यान देने की जरूरत है। Follow Us On © Copyright Navbharatlive 2025 All rights reserved.</w:t>
-      </w:r>
-    </w:p>
-    <w:p>
-      <w:pPr>
-        <w:pStyle w:val="Heading3"/>
-      </w:pPr>
-      <w:r>
-        <w:rPr/>
-        <w:t>Article 120</w:t>
-      </w:r>
-    </w:p>
-    <w:p>
-      <w:pPr>
-        <w:pStyle w:val="Normal"/>
-      </w:pPr>
-      <w:r>
-        <w:rPr/>
-        <w:t>Title: महाराष्ट्र की ‘अस्मिता’ की बात करने वाले उपराष्ट्रपति पद के लिए राधाकृष्णन का समर्थन करें : फडणवीस</w:t>
-      </w:r>
-    </w:p>
-    <w:p>
-      <w:pPr>
-        <w:pStyle w:val="Normal"/>
-      </w:pPr>
-      <w:r>
-        <w:rPr/>
-        <w:t xml:space="preserve">URL: </w:t>
-      </w:r>
-      <w:r>
-        <w:t xml:space="preserve"> https://navabharat.news/support-radhakrishnan-for-the-post-of-vice-president-who-talks-about-maharashtras-identity-fadnavis/</w:t>
-      </w:r>
-    </w:p>
-    <w:p>
-      <w:pPr>
-        <w:pStyle w:val="Normal"/>
-      </w:pPr>
-      <w:r>
-        <w:rPr/>
-        <w:t>Content: मुंबई. महाराष्ट्र के मुख्यमंत्री देवेन्द्र फडणवीस ने राज्य के विभिन्न दलों के सांसदों, खासकर शिवसेना (उबाठा) और राकांपा (एसपी) के सांसदों से उपराष्ट्रपति पद के लिए राज्यपाल सी.पी. राधाकृष्णन की उम्मीदवारी का समर्थन करने का सोमवार को आह्वान किया. सत्तारूढ़ राष्ट्रीय जनतांत्रिक गठबंधन (राजग) ने रविवार को 67 वर्षीय राधाकृष्णन को उपराष्ट्रपति पद के लिए अपना उम्मीदवार घोषित किया. उनका ताल्लुक तमिलनाडु की एक प्रमुख ओबीसी जाति से है और वह आरएसएस की पृष्ठभूमि से आने वाले भाजपा के अनुभवी नेता हैं. फडणवीस ने पत्रकारों से बात करते हुए कहा कि हालांकि राधाकृष्णन तमिलनाडु से हैं, लेकिन वह मुंबई में पंजीकृत मतदाता हैं और पिछले साल महाराष्ट्र विधानसभा चुनाव में उन्होंने यहां वोट डाला था. उन्होंने कहा, “जब वह उपराष्ट्रपति पद के लिए नामांकन दाखिल करेंगे, तो उसमें यह उल्लेख करेंगे कि वह मुंबई में पंजीकृत मतदाता हैं. यह महाराष्ट्र के लिए गर्व की बात है.” फडणवीस ने कहा कि विपक्षी शिवसेना (उबाठा) और राष्ट्रवादी कांग्रेस पार्टी (एसपी) जैसे राजनीतिक दल महाराष्ट्र की “अस्मिता” का समर्थन करते हैं, इसलिए उन्हें राधाकृष्णन की उम्मीदवारी का समर्थन करना चाहिए. एक प्रश्न के उत्तर में मुख्यमंत्री ने कहा कि वह शिवसेना (उबाठा) प्रमुख उद्धव ठाकरे और राकांपा (एसपी) प्रमुख शरद पवार से राधाकृष्णन का समर्थन करने का अनुरोध करेंगे, क्योंकि वह राज्य के राज्यपाल हैं और मुंबई के मतदाता हैं. भारत के उपराष्ट्रपति पद के लिए निर्वाचन मंडल में संसद के दोनों सदनों के सभी सदस्य शामिल होते हैं. शिवसेना (उबाठा) के पास नौ लोकसभा सदस्य और दो राज्यसभा सदस्य हैं, जबकि राकांपा (एसपी) के पास 10 लोकसभा सदस्य और दो राज्यसभा सदस्य हैं. राजग को 781 सांसदों वाले निर्वाचक मंडल में कम से कम 422 सदस्यों का समर्थन प्राप्त है, इसलिए विपक्ष के खिलाफ किसी भी मुकाबले में राधाकृष्णन की जीत लगभग तय है. बहुमत का आंकड़ा 391 है. इससे पहले दिन में फडणवीस ने मुंबई स्थित राजभवन में राधाकृष्णन से शिष्टाचार भेंट की. राधाकृष्णन बाद में दिल्ली के लिए रवाना हो गए. राजभवन की ओर से जारी एक विज्ञप्ति में कहा गया कि यहां हवाई अड्डे पर फडणवीस ने राज्य के सांस्कृतिक मामलों के मंत्री आशीष शेलार के साथ राज्यपाल को मराठा राजा छत्रपति शिवाजी महाराज के अप्रकाशित पत्रों की एक पुस्तक भेंट की. Your email address will not be published. Required fields are marked * Comment * Name * Email * Website Save my name, email, and website in this browser for the next time I comment.</w:t>
-      </w:r>
-    </w:p>
-    <w:p>
-      <w:pPr>
-        <w:pStyle w:val="Heading3"/>
-      </w:pPr>
-      <w:r>
-        <w:rPr/>
-        <w:t>Article 121</w:t>
-      </w:r>
-    </w:p>
-    <w:p>
-      <w:pPr>
-        <w:pStyle w:val="Normal"/>
-      </w:pPr>
-      <w:r>
-        <w:rPr/>
-        <w:t>Title: नांदेड़ में भारी बारिश के कारण पांच लोग लापता, कई व्यक्ति फंसे : मुख्यमंत्री फडणवीस</w:t>
-      </w:r>
-    </w:p>
-    <w:p>
-      <w:pPr>
-        <w:pStyle w:val="Normal"/>
-      </w:pPr>
-      <w:r>
-        <w:rPr/>
-        <w:t xml:space="preserve">URL: </w:t>
-      </w:r>
-      <w:r>
-        <w:t xml:space="preserve"> https://www.ibc24.in/maharashtra/five-people-missing-several-stranded-due-to-heavy-rains-in-nanded-cm-fadnavis-3212983.html</w:t>
-      </w:r>
-    </w:p>
-    <w:p>
-      <w:pPr>
-        <w:pStyle w:val="Normal"/>
-      </w:pPr>
-      <w:r>
-        <w:rPr/>
-        <w:t>Content: सवाल आपका है Home / Maharashtra / Five people missing, several stranded due to heavy rains in Nanded: CM Fadnavis मुंबई, 18 अगस्त (भाषा) महाराष्ट्र के मुख्यमंत्री देवेंद्र फडणवीस ने सोमवार को बताया कि नांदेड़ जिले के मुखेड तालुका में भारी बारिश के कारण पांच लोग लापता हैं और कई अन्य व्यक्ति फंसे हुए हैं। मुख्यमंत्री ने बताया कि मुंबई से 600 किलोमीटर से अधिक दूर तालुका में स्थित लेंडी बांध के जलस्तर में उल्लेखनीय वृद्धि हुई है, जबकि लातूर, उदगीर और पड़ोसी कर्नाटक से बड़ी मात्रा में इस क्षेत्र में पानी छोड़ा जा रहा है। लेंडी बांध महाराष्ट्र और तेलंगाना के बीच एक अंतरराज्यीय सिंचाई परियोजना है। फडणवीस ने सोशल मीडिया मंच ‘एक्स’ पर एक पोस्ट में कहा, ‘‘कल यहां लगभग 206 मिमी बारिश हुई। परिणामस्वरूप, रावणगांव, भसवाडी, भिंगेली और हसनाल में दैनिक जीवन प्रभावित हुआ है। मुखेड तालुका के रावणगांव में बाढ़ के पानी में 225 लोग फंसे हुए है। वहीं, फंसे हुए कुछ लोगों को सुरक्षित स्थानों पर पहुंचाया गया है। शेष नागरिकों को सुरक्षित स्थानों पर पहुंचाने के प्रयास जारी हैं।’’ मुख्यमंत्री ने बताया कि हसनाल में आठ नागरिकों को बचा लिया गया है, जबकि भसवाडी में 20 लोग फंसे हुए हैं, हालांकि वे सुरक्षित हैं। वहीं, भिंगेली में 40 व्यक्ति फंसे हुए हैं और वे भी सुरक्षित हैं। उन्होंने बताया कि पांच लोग लापता हैं और उनकी तलाश की जा रही है। मुख्यमंत्री ने कहा कि वह नांदेड़, लातूर और बीदर (कर्नाटक) के जिलाधिकारियों के साथ लगातार संपर्क में हैं और सभी अधिकारी राहत एवं बचाव कार्यों के लिए एक-दूसरे के साथ समन्वय कर रहे हैं। मुख्यमंत्री ने दोपहर को मंत्रालय नियंत्रण कक्ष से राज्य भर में बाढ़ और बारिश की स्थिति की समीक्षा की। उन्होंने कहा, ‘‘राष्ट्रीय आपदा मोचन बल (एनडीआरएफ) की एक टीम, एक सैन्य इकाई और एक पुलिस दल समन्वय के साथ राहत एवं बचाव कार्यों में लगे हुए हैं। छत्रपति संभाजीनगर से एक सैन्य इकाई भी भेजी गई है। स्थानीय प्रशासन को प्रभावित क्षेत्रों में रहने और लगातार समन्वय करने के निर्देश दिए गए हैं।’’ इससे पहले दिन में नांदेड़ के जिलाधिकारी राहुल कार्डिले ने ‘पीटीआई-भाषा’ को बताया कि नांदेड़ के मुखेड इलाके में 15 सदस्यों वाली सेना की एक टुकड़ी तैनात की जाएगी। उन्होंने कहा, ‘‘बांधों से पानी छोड़ा जा रहा है। मैंने पड़ोसी राज्य तेलंगाना के सिंचाई विभाग के सचिव से फोन पर बात की है और उनसे अनुरोध किया कि वे जरूरत पड़ने पर अपने अधिकार क्षेत्र में पोचम्पाद बांध से पानी छोड़ने का प्रबंध करें। राज्य आपदा प्रतिक्रिया बल (एसडीआरएफ) ने रविवार को भारी बारिश के बीच मुखेड तालुका के रावणगांव और हसनाल गांवों में फंसे 21 लोगों को बचाया।’’ भाषा प्रीति दिलीप दिलीप मुंबई, 18 अगस्त (भाषा) महाराष्ट्र के मुख्यमंत्री देवेंद्र फडणवीस ने सोमवार को बताया कि नांदेड़ जिले के मुखेड तालुका में भारी बारिश के कारण पांच लोग लापता हैं और कई अन्य व्यक्ति फंसे हुए हैं। मुख्यमंत्री ने बताया कि मुंबई से 600 किलोमीटर से अधिक दूर तालुका में स्थित लेंडी बांध के जलस्तर में उल्लेखनीय वृद्धि हुई है, जबकि लातूर, उदगीर और पड़ोसी कर्नाटक से बड़ी मात्रा में इस क्षेत्र में पानी छोड़ा जा रहा है। लेंडी बांध महाराष्ट्र और तेलंगाना के बीच एक अंतरराज्यीय सिंचाई परियोजना है। फडणवीस ने सोशल मीडिया मंच ‘एक्स’ पर एक पोस्ट में कहा, ‘‘कल यहां लगभग 206 मिमी बारिश हुई। परिणामस्वरूप, रावणगांव, भसवाडी, भिंगेली और हसनाल में दैनिक जीवन प्रभावित हुआ है। मुखेड तालुका के रावणगांव में बाढ़ के पानी में 225 लोग फंसे हुए है। वहीं, फंसे हुए कुछ लोगों को सुरक्षित स्थानों पर पहुंचाया गया है। शेष नागरिकों को सुरक्षित स्थानों पर पहुंचाने के प्रयास जारी हैं।’’ मुख्यमंत्री ने बताया कि हसनाल में आठ नागरिकों को बचा लिया गया है, जबकि भसवाडी में 20 लोग फंसे हुए हैं, हालांकि वे सुरक्षित हैं। वहीं, भिंगेली में 40 व्यक्ति फंसे हुए हैं और वे भी सुरक्षित हैं। उन्होंने बताया कि पांच लोग लापता हैं और उनकी तलाश की जा रही है। मुख्यमंत्री ने कहा कि वह नांदेड़, लातूर और बीदर (कर्नाटक) के जिलाधिकारियों के साथ लगातार संपर्क में हैं और सभी अधिकारी राहत एवं बचाव कार्यों के लिए एक-दूसरे के साथ समन्वय कर रहे हैं। मुख्यमंत्री ने दोपहर को मंत्रालय नियंत्रण कक्ष से राज्य भर में बाढ़ और बारिश की स्थिति की समीक्षा की। उन्होंने कहा, ‘‘राष्ट्रीय आपदा मोचन बल (एनडीआरएफ) की एक टीम, एक सैन्य इकाई और एक पुलिस दल समन्वय के साथ राहत एवं बचाव कार्यों में लगे हुए हैं। छत्रपति संभाजीनगर से एक सैन्य इकाई भी भेजी गई है। स्थानीय प्रशासन को प्रभावित क्षेत्रों में रहने और लगातार समन्वय करने के निर्देश दिए गए हैं।’’ इससे पहले दिन में नांदेड़ के जिलाधिकारी राहुल कार्डिले ने ‘पीटीआई-भाषा’ को बताया कि नांदेड़ के मुखेड इलाके में 15 सदस्यों वाली सेना की एक टुकड़ी तैनात की जाएगी। उन्होंने कहा, ‘‘बांधों से पानी छोड़ा जा रहा है। मैंने पड़ोसी राज्य तेलंगाना के सिंचाई विभाग के सचिव से फोन पर बात की है और उनसे अनुरोध किया कि वे जरूरत पड़ने पर अपने अधिकार क्षेत्र में पोचम्पाद बांध से पानी छोड़ने का प्रबंध करें। राज्य आपदा प्रतिक्रिया बल (एसडीआरएफ) ने रविवार को भारी बारिश के बीच मुखेड तालुका के रावणगांव और हसनाल गांवों में फंसे 21 लोगों को बचाया।’’ भाषा प्रीति दिलीप दिलीप</w:t>
-      </w:r>
-    </w:p>
-    <w:p>
-      <w:pPr>
-        <w:pStyle w:val="Heading3"/>
-      </w:pPr>
-      <w:r>
-        <w:rPr/>
-        <w:t>Article 122</w:t>
-      </w:r>
-    </w:p>
-    <w:p>
-      <w:pPr>
-        <w:pStyle w:val="Normal"/>
-      </w:pPr>
-      <w:r>
-        <w:rPr/>
-        <w:t>Title: Mumbai: राज्यपाल की उपराष्ट्रपति पद की उम्मीदवारी पर मुख्यमंत्री ने जताया हर्ष</w:t>
-      </w:r>
-    </w:p>
-    <w:p>
-      <w:pPr>
-        <w:pStyle w:val="Normal"/>
-      </w:pPr>
-      <w:r>
-        <w:rPr/>
-        <w:t xml:space="preserve">URL: </w:t>
-      </w:r>
-      <w:r>
-        <w:t xml:space="preserve"> https://jantaserishta.com/local/maharashtra/mumbai-chief-minister-expressed-happiness-over-the-candidature-of-the-governor-for-the-post-of-vice-president-mumbai--4218462</w:t>
-      </w:r>
-    </w:p>
-    <w:p>
-      <w:pPr>
-        <w:pStyle w:val="Normal"/>
-      </w:pPr>
-      <w:r>
-        <w:rPr/>
-        <w:t>Content: मुंबई: मुख्यमंत्री देवेंद्र फडणवीस ने सोमवार को राज्यपाल सीपी राधाकृष्णन को उपराष्ट्रपति पद का उम्मीदवार चुने जाने पर बधाई दी है। मुख्यमंत्री ने कहा रिक सीपी राधाकृष्णन महाराष्ट्र के मतदाता हैं, इसलिए उन्हें बहुत खुशी हुई है। मुख्यमंत्री देवेंद्र फडणवीस ने आज राजभवन में राज्यपाल से मुलाकात के बाद पत्रकारों को बताया कि विभिन्न राज्यों में सांसद और राज्यपाल के रूप में कार्य करते हुए राज्यपाल राधाकृष्णन ने विभिन्न कानूनी और संवैधानिक मामलों में व्यापक विशेषज्ञता हासिल की है। उपराष्ट्रपति पद के उम्मीदवार के रूप में उनका चयन हम सभी महाराष्ट्रवासियों के लिए गर्व की बात हैै। मुख्यमंत्री ने कहा कि अगर मतदान की नौबत आती है तो महाराष्ट्र के सभी सांसदों को उपराष्ट्रपति पद के लिए ही मतदान करना चाहिए।</w:t>
-      </w:r>
-    </w:p>
-    <w:p>
-      <w:pPr>
-        <w:pStyle w:val="Heading3"/>
-      </w:pPr>
-      <w:r>
-        <w:rPr/>
-        <w:t>Article 123</w:t>
-      </w:r>
-    </w:p>
-    <w:p>
-      <w:pPr>
-        <w:pStyle w:val="Normal"/>
-      </w:pPr>
-      <w:r>
-        <w:rPr/>
-        <w:t>Title: Mumbai Rains: मुंबई में भारी बारिश से 12 लोगों की मौत, जगह-जगह कमर तक भरा पानी, स्कूल-कॉलेज बंद, फ्लाइट्स पर भी असर</w:t>
-      </w:r>
-    </w:p>
-    <w:p>
-      <w:pPr>
-        <w:pStyle w:val="Normal"/>
-      </w:pPr>
-      <w:r>
-        <w:rPr/>
-        <w:t xml:space="preserve">URL: </w:t>
-      </w:r>
-      <w:r>
-        <w:t xml:space="preserve"> https://lalluram.com/mumbai-rains-7-people-died-due-to-rain-water-flooded-on-roads-schools-and-colleges-closed-flights-also-affected/</w:t>
-      </w:r>
-    </w:p>
-    <w:p>
-      <w:pPr>
-        <w:pStyle w:val="Normal"/>
-      </w:pPr>
-      <w:r>
-        <w:rPr/>
-        <w:t>Content: Lalluram Join Whatsapp Group इधर आईएमडी ने ठाणे और पालघर जिलों में 18–19 अगस्त के लिए रेड अलर्ट जारी किया है। इसके चलते स्कूल-कॉलेजों में छुट्टी घोषित की गई है। वहीं, नांदेड़ जिले में 200 से अधिक लोग फंस गए, जिन्हें निकालने के लिए सेना को बुलाना पड़ा। मुंबई में भारी बारिश से 7 लोगों की मौत, जगह-जगह कमर तक पानी, स्कूल-कॉलेज बंद, फ्लाइट्स पर भी असरMumbai Rains: मुंबई में आफत वाली बारिश ने लोगों को बेहाल कर दिया है। मुंबई में भारी बारिश से 7 लोगों की मौत हो चुकी है। मुख्यमंत्री देवेंद्र फडणवीस ने पुष्टि की कि अब तक 7 लोगों की… pic.twitter.com/EQBdf6Q50B कभी न थमने वाले शहर की रफ्तार पानी ने रोक दी है, स्थिति ये है कि मुंबई की सड़कों पर सैलाब है, इतना पानी भरा हुआ है कि गाड़ियां जहां-तहां फंस गई है। अपनी चमक धमक पर इतराने वाला शहर पानी की मार से बिलख रहा है और ये पहली बार नहीं है, मुंबई में हर साल बारिश होती है और हर साल मुंबई इसी परेशानी से जूझती है। मुंबई के अंधेरी सबवे में तेज़ बारिश के बाद पानी भर गया है, जिसके चलते अंधेरी सबवे को बंद कर दिया गया है। मुंबई में लगातार बारिश के कारण जलभराव से प्रभावित चेंबूर के एक अस्पताल में भर्ती होने वालों को भी मुश्किलों का सामना करना पड़ा है। कई लोगों को अपने बीमार परिजनों को पीठ पर लादकर बृहन्मुंबई नगर निगम (बीएमसी) द्वारा संचालित माँ जनरल अस्पताल तक पहुँचने के लिए जाते देखा गया। कई उड़ानें प्रभावित मुंबई में खराब मौसम के कारण कई उड़ानें भी प्रभावित रहीं. एयरपोर्ट तक जाने वाले कई रास्तों पर अब भी जलभराव है, जिससे यातायात धीमा पड़ गया है। इंडिगो के मुताबिक, बारिश के चलते अराइवल और डिपार्चर दोनों में देरी हो रही है। इंडिगो ने यात्रा करने वाले लोगों को थोड़ा पहले निकलने और ऐप या वेबसाइट के माध्यम से अपनी उड़ान की स्थिति पर नज़र रखने की सलाह दी है। फडणवीस ने मंत्रालय स्थित आपातकालीन केंद्र से हालात की समीक्षा करते हुए बताया कि रत्नागिरी, रायगढ़ और हिंगोली जिलों में भी भारी बारिश हुई है। विदर्भ क्षेत्र में लगभग दो लाख हेक्टेयर से अधिक फसल बर्बाद हुई और 800 गांव प्रभावित हुए। मुंबई में 8 घंटे में 170 मिमी बारिश दर्ज की गई, जिससे 14 जगहों पर जलभराव हुआ, हालांकि केवल दो स्थानों पर ही यातायात बाधित हुआ। उन्होंने कहा कि अगले 10–12 घंटे बेहद अहम हैं और स्थानीय निकायों को छुट्टियां घोषित करने का अधिकार दिया गया है। मराठवाड़ा क्षेत्र में पिछले पांच दिनों में छह लोगों की मौत और 205 पशुधन की हानि की खबर है। आदित्य ठाकरे ने BMC और सरकार पर उठाए सवाल बारिश और जलभराव के बीच शिवसेना (UBT) नेता आदित्य ठाकरे ने बीएमसी पर सवाल उठाए। उन्होंने कहा कि एक घोटाले के चलते मुंबई की सड़कों की हालत खराब है और बारिश में जनता परेशान हो रही है। ठाकरे ने आरोप लगाया कि चुनाव न होने की वजह से तीन साल से बीएमसी पर राज्य सरकार का नियंत्रण है और जवाबदेही का अभाव बना हुआ है। वहीं मुख्यमंत्री ने जनता को भरोसा दिलाया कि सभी एजेंसियां मिलकर स्थिति पर लगातार नजर रख रही हैं और बचाव कार्य जारी हैं। Follow the LALLURAM.COM MP channel on WhatsApphttps://whatsapp.com/channel/0029Va6fzuULSmbeNxuA9j0m</w:t>
-      </w:r>
-    </w:p>
-    <w:p>
-      <w:pPr>
-        <w:pStyle w:val="Heading3"/>
-      </w:pPr>
-      <w:r>
-        <w:rPr/>
-        <w:t>Article 124</w:t>
-      </w:r>
-    </w:p>
-    <w:p>
-      <w:pPr>
-        <w:pStyle w:val="Normal"/>
-      </w:pPr>
-      <w:r>
-        <w:rPr/>
-        <w:t>Title: Devendra Fadnavis : महाराष्ट्रातील माणसाला सर्वांनी समर्थन द्यावे; मुख्यमंत्री फडणवीस यांचे मविआच्या खासदारांना आवाहन</w:t>
-      </w:r>
-    </w:p>
-    <w:p>
-      <w:pPr>
-        <w:pStyle w:val="Normal"/>
-      </w:pPr>
-      <w:r>
-        <w:rPr/>
-        <w:t xml:space="preserve">URL: </w:t>
-      </w:r>
-      <w:r>
-        <w:t xml:space="preserve"> https://www.dainikprabhat.com/devendra-fadnavis-everyone-should-support-the-people-of-maharashtra-chief-minister-fadnavis-appeals-to-m-v-a-mps/</w:t>
-      </w:r>
-    </w:p>
-    <w:p>
-      <w:pPr>
-        <w:pStyle w:val="Normal"/>
-      </w:pPr>
-      <w:r>
-        <w:rPr/>
-        <w:t>Content: मुंबई : जगदीप धनखड यांच्या राजीनाम्यानंतर उपराष्ट्रपतीपदासाठी निवडणूक प्रक्रिया सुरू झाली असून अर्ज भरण्याची २१ ऑगस्ट ही अंतिम मुदत आहे. यासंदर्भात भाजपा मुख्यालयात पंतप्रधान नरेंद्र मोदी आणि भाजपा अध्यक्ष जेपी नड्डा यांच्या उपस्थितीत महत्त्वाची बैठक पार पडली. या बैठकीनंतर जेपी नड्डा यांनी महाराष्ट्राचे राज्यपाल सी. पी. राधाकृष्णन यांच्या नावाची उपराष्ट्रपतीपदाचे उमेदवार म्हणून घोषणा केली आहे. यानंतर राज्यपाल सीपी राधाकृष्णन सोमवारी छत्रपती शिवाजी महाराज आंतरराष्ट्रीय विमानतळावरून दिल्लीसाठी रवाना झाले. यावेळी मुख्यमंत्री देवेंद्र फडणवीस आणि मंत्री आशिष शेलार यांनी त्यांची विमानतळावर भेट घेतली. यानंतर माध्यमांशी संवाद साधताना देवेंद्र फडणवीस यांनी महाराष्ट्रातील माणसाला सर्वांनी समर्थन द्यावे, असे आवाहन महाविकास आघाडीच्या खासदारांना केले आहे. देवेंद्र फडणवीस म्हणाले की, महाराष्ट्राचे राज्यपाल सीपी राधाकृष्णन यांना उपराष्ट्रपतीपदाचा उमेदवार म्हणून एनडीएने घोषित केले आहे आणि ही आपल्या सगळ्याकरता आनंदाची गोष्ट आहे. सीपी राधाकृष्णन हे जरी मुळचे तामिळनाडूचे असले तरी महाराष्ट्राचे राज्यपाल देखील आहेत. तसेच महाराष्ट्राचे मतदार देखील आहेत. विधानसभेच्या निवडणुकीत त्यांनी महाराष्ट्रात मतदान केले आहे. मतदार यादीत त्यांचे नाव महाराष्ट्रामध्ये, मुंबईमध्ये आहे. ते उपराष्ट्रपतीपदाचा जो फॉर्म भरणार आहेत, त्या फॉर्ममध्ये त्यांना ते कुठले मतदार आहेत, याचा पुरावा जोडावा लागतो. त्यामुळे ते महाराष्ट्राचे मतदार म्हणून त्याठिकाणी पुरावा लावणार आहेत. म्हणून महाराष्ट्राकरता ही विशेष आनंदाची गोष्ट आहे. असे फडणवीस म्हणाले. ते पुढे म्हणाले की, आपल्या महाराष्ट्रातला माणूस उपराष्ट्रपती होतो आहे, त्यामुळे माझी अपेक्षा की, महाराष्ट्रातल्या सर्व खासदारांनी त्यांना मतदान केले पाहिजे. महाराष्ट्राची अस्मिता सांगणारे जे पक्ष आहेत, मग शिवसेना ठाकरे गट, राष्ट्रवादी काँग्रेस शरदचंद्र पवार पक्ष असेल, या पक्षाच्या दोन्ही नेत्यांनी सीपी राधाकृष्णन यांना समर्थन दिले पाहिजे. आपल्या महाराष्ट्रातला एक मतदार हा उपराष्ट्रपती होतो आहे, त्याकरता सर्वांनी त्यांना मदत केली पाहिजे, असे देवेंद्र फडणवीस म्हणाले. ईपेपर । राशी-भविष्य । विधानसभा निवडणुक । Trending</w:t>
-      </w:r>
-    </w:p>
-    <w:p>
-      <w:pPr>
-        <w:pStyle w:val="Heading3"/>
-      </w:pPr>
-      <w:r>
-        <w:rPr/>
-        <w:t>Article 125</w:t>
-      </w:r>
-    </w:p>
-    <w:p>
-      <w:pPr>
-        <w:pStyle w:val="Normal"/>
-      </w:pPr>
-      <w:r>
-        <w:rPr/>
-        <w:t>Title: Farmers Loan Waiver: बावनकुळेंनंतर महायुती सरकारमधील 'या' मंत्र्याची कर्जमाफीबाबत मोठी अपडेट; म्हणाले,'CM फडणवीस लवकरच...'</w:t>
-      </w:r>
-    </w:p>
-    <w:p>
-      <w:pPr>
-        <w:pStyle w:val="Normal"/>
-      </w:pPr>
-      <w:r>
-        <w:rPr/>
-        <w:t xml:space="preserve">URL: </w:t>
-      </w:r>
-      <w:r>
-        <w:t xml:space="preserve"> https://sarkarnama.esakal.com/amp/story/maharashtra/vidarbha/sanjay-rathod-update-farmer-loan-waiver-devendra-fadnavis-dk88</w:t>
-      </w:r>
-    </w:p>
-    <w:p>
-      <w:pPr>
-        <w:pStyle w:val="Normal"/>
-      </w:pPr>
-      <w:r>
-        <w:rPr/>
-        <w:t>Content: थोडक्यात बातमी: महायुती सरकारनं शेतकरी कर्जमाफीचं आश्वासन दिलं होतं, मात्र ८ महिने उलटूनही निर्णय प्रलंबित आहे. मंत्री संजय राठोड यांनी राज्य मंत्रिमंडळात कर्जमाफीवर चर्चा सुरू असल्याचं सांगितलं आणि मुख्यमंत्री देवेंद्र फडणवीस लवकरच घोषणा करतील असे संकेत दिले. शेतकऱ्यांची कर्जमाफीची मागणी तीव्र होत असून विरोधकांकडून सरकारवर सातत्याने दबाव टाकला जात आहे. Yavatmal News : महायुतीनं विधानसभा निवडणुकीआधी शेतकरी कर्जमाफीचं आश्वासन दिलं होतं.पण महायुतीचं सरकार येऊन आता आठ महिन्यांचा कालावधी लोटला आहे. मात्र,अद्याप कर्जमाफी (Loan Waiver Farmers) करण्याबाबत सरकारनं कोणताही मोठा निर्णय घेतलेला नाही.त्याचमुळे विरोधकांकडून सातत्यानं सरकारवर धारेवर धरले जाते. याचदरम्यान,काही दिवसांपूर्वी भाजप नेते आणि मंत्री चंद्रशेखर बावनकुळे यांनी कर्जमाफीविषयीचे संकेत दिले होते. आता एकनाथ शिंदेंच्या मंत्र्यांनं आता मोठं विधान केल्याचं समोर आलं आहे. After Chandrashekhar Bawankule, Minister Sanjay Rathod confirmed that Maharashtra CM Devendra Fadnavis will soon announce a major farmer loan waiver. Get the latest updates on MahaYuti government’s decision एकीकडे राज्यातील शेतकरी वर्गाचं सरकारच्या कर्जमाफीच्या घोषणेकडे लक्ष लागलेले असताना मृदा आणि जलसंधारण मंत्री संजय राठोड यांनी मोठं विधान केलं आहे.कर्जमाफीसंदर्भात राज्य मंत्रिमंडळात चर्चा सुरू असल्याची मोठी अपडेट दिली आहे. तसेच मुख्यमंत्री देवेंद्र फडणवीस हे लवकरच शेतकऱ्यांसाठी कर्जमाफीची घोषणा करणार असल्याचं राठोड यांनी म्हटलं आहे. माजी मुख्यमंत्री व हरितक्रांतीचे प्रणेते वसंतराव नाईक यांच्या 46 व्या स्मृतीदिनानिमित्त यवतमाळ जिल्ह्यातील पुसदमध्ये एका विशेष कार्यक्रमाचं आयोजन करण्यात आले होते.याच कार्यक्रमात मृद व जलसंधारण मंत्री संजय राठोड यांनी शेतकऱ्यांच्या कर्जमाफीबाबत मोठं विधान केलं आहे. मंत्री संजय राठोड म्हणाले,संकटग्रस्त शेतकऱ्यांना कर्जमाफी देण्यासंदर्भात राज्य मंत्रिमंडळात चर्चा सुरू असून मुख्यमंत्री देवेंद्र फडणवीस हे लवकरच शेतकऱ्यांसाठी कर्जमाफीची घोषणा करतील. महायुतीच्या जाहीरनाम्यात कर्जमाफीचा उल्लेख आहे.राज्याच्या प्रमुखांकडून लवकरच याबाबत घोषणा करण्यात येईल,असे संकेत राठोड यांनी या कार्यक्रमात दिले. या कार्यक्रमाला मुख्यमंत्री आणि कृषिमंत्री उपस्थित राहू शकले नाही याबद्दलही राठोड यांनी दिलगिरी व्यक्त केली. यावेळी हा कृषिसन्मान हा पुरस्कार नसून नव्या पिढीसाठी ठेवा असल्याचंही नमूद केलं होतं. मंत्री चंद्रशेखर बावनकुळे यांनी कर्जमाफीबाबत सूचक वक्तव्य केलं आहे. त्यामुळे शेतकऱ्यांच्या आशा पल्लवित झाल्या आहेत. यावेळी बावनकुळे यांनी सरसकट कर्जमाफी होणार नाही. फक्त गरजूंसाठी होईल, असं म्हणाले आहेत. तसेच फार्महाऊस आणि बंगले बांधणाऱ्यांना कर्जमाफी कशाला? असा सवालही चंद्रशेखर बावनकुळे यांनी केला आहे. यामुळे सरकार राज्यात गरीब शेतकऱ्यांसाठी सरकार कर्जमाफी करण्याच्या तयारीत असल्याचं बोललं जात आहेत. राज्यात गेल्या काही दिवसांपासून शेतकरी कर्जमाफीची चर्चा आहे. राज्यभरातील शेतकऱ्यांकडून कर्जमाफीची मागणी केली जात आहे. कर्जमाफीसाठी विरोधी पक्षांकडून सरकारला सातत्याने घेरलं जात आहे. माजी आमदार बच्चू कडू यांच्याकडून विविध शहरांमध्ये मोर्चा काढला जात आहे. विधिमंडळाच्या पावसाळी अधिवेशनातही विरोधकांनी महायुती सरकारला घेरताना कर्जमाफी कधी करणार? असा जाब विचारला होता. त्याला उत्तर सरकारनं कर्जमाफी करावी का आणि ती कशी करावी? याबाबतचा अभ्यास करण्यासाठी एक समिती नेमली असल्याची माहिती सभागृहात दिली होती. या समितीचा कर्जमाफीबाबतचा अहवाल आल्यानंतर सरकार कर्जमाफीबाबत अंतिम निर्णय घेईल,असंही सभागृहात सत्ताधारी पक्षाकडून सांगण्यात आलं होतं. प्रश्न 1: महायुती सरकारनं शेतकऱ्यांना काय आश्वासन दिलं होतं?👉 शेतकरी कर्जमाफीचं आश्वासन दिलं होतं. प्रश्न 2: मंत्री संजय राठोड यांनी काय विधान केलं?👉 कर्जमाफीवर मंत्रिमंडळात चर्चा सुरू असून लवकरच घोषणा होईल, असे ते म्हणाले. प्रश्न 3: विरोधक सरकारवर का टीका करत आहेत?👉 कारण आठ महिने झाले तरी कर्जमाफीचा निर्णय झालेला नाही. प्रश्न 4: कर्जमाफीसाठी सरकारनं काय पावले उचलली आहेत?👉 कर्जमाफीबाबत अभ्यास करण्यासाठी एक समिती नेमली आहे. सरकारनामाचे सदस्य व्हा शॉपिंगसाठी 'सकाळ प्राईम डील्स'च्या भन्नाट ऑफर्स पाहण्यासाठी क्लिक करा. Read Latest Marathi Political News, Breaking Political News from Maharashtra, India, Pune &amp; Mumbai at Sarkarnama. To Get Live Political Marathi News on Mobile, Download the Sarkarnama Mobile App for Android and IOS. सरकारनामा आता सर्व सोशल मीडिया प्लॅटफॉर्मवर. ताज्या राजकीय घडामोडींसाठी फेसबुक, ट्विटर, इन्स्टाग्राम, शेअर चॅट, टेलिग्रामवर आणि व्हॉट्सॲप आम्हाला फॉलो करा. तसेच, सरकारनामा यूट्यूब चॅनेलला आजच सबस्क्राइब करा. Copyright © 2025 Sakal Media Group – All Rights Reserved</w:t>
-      </w:r>
-    </w:p>
-    <w:p>
-      <w:pPr>
-        <w:pStyle w:val="Heading3"/>
-      </w:pPr>
-      <w:r>
-        <w:rPr/>
-        <w:t>Article 126</w:t>
-      </w:r>
-    </w:p>
-    <w:p>
-      <w:pPr>
-        <w:pStyle w:val="Normal"/>
-      </w:pPr>
-      <w:r>
-        <w:rPr/>
-        <w:t>Title: Heavy rains lash Nanded: Five missing, scores stranded, says CM Fadnavis; Army unit deployed</w:t>
-      </w:r>
-    </w:p>
-    <w:p>
-      <w:pPr>
-        <w:pStyle w:val="Normal"/>
-      </w:pPr>
-      <w:r>
-        <w:rPr/>
-        <w:t xml:space="preserve">URL: </w:t>
-      </w:r>
-      <w:r>
-        <w:t xml:space="preserve"> https://www.newsdrum.in/national/heavy-rains-lash-nanded-five-missing-scores-stranded-says-cm-fadnavis-army-unit-deployed-9672306</w:t>
-      </w:r>
-    </w:p>
-    <w:p>
-      <w:pPr>
-        <w:pStyle w:val="Normal"/>
-      </w:pPr>
-      <w:r>
-        <w:rPr/>
-        <w:t>Content: Follow Us Mumbai: Five persons are missing and several others stranded due to heavy rains in Mukhed taluka of Maharashtra's Nanded district, Chief Minister Devendra Fadnavis said on Monday. There has been a significant rise in the water level of Lendi dam, an inter state irrigation project between Maharashtra and Telangana, located in the taluka, more than 600 kilometres from here, while large amount of water is flowing into the area from Latur, Udgir and neighbouring Karnataka, the CM informed. "Yesterday, the rainfall here was approximately 206 mm. As a result, daily life in Ravangaon, Bhaswadi, Bhingeli, and Hasnal has been affected. In Ravangaon (in Mukhed taluka), 225 persons are trapped in floodwaters, those in extremely adverse conditions have been evacuated. Efforts are underway to relocate the remaining citizens to safer locations," Fadnavis said in a post on X. नांदेड जिल्ह्यातील मुखेड तालुक्यात अतिवृष्टीने लेंडी धरणाच्या पाणी पातळीत मोठी वाढ झाली आहे. शिवाय लातूर, उदगीर आणि कर्नाटकातून मोठ्या प्रमाणात पाणी येत आहे. काल येथे झालेला पाऊस सुमारे 206 मि.मी. इतका होता. त्यामुळे रावनगाव, भासवाडी, भिंगेली, हासनाळ येथील जनजीवन प्रभावित झाले… In Hasnal, eight citizens have been rescued, while in Bhaswadi, 20 citizens are stranded but are safe. In Bhingeli, 40 citizens are stranded but are safe, the CM added. Five persons are missing and a search is being conducted for them, the chief minister said. The CM said he was in constant contact with the collectors of Nanded, Latur and Bidar (in Karnataka) and all authorities are coordinating with each other for rescue operations. "One NDRF team, one military unit, and a police team are working in coordination for the rescue efforts. A military unit from Chhatrapati Sambhajinagar has also been dispatched. The local administration has been instructed to stay in the affected areas and coordinate continuously," said the CM who also reviewed the flood and rain situation across the state from the Mantralaya control room here in the afternoon. Earlier in the day, Nanded collector Rahul Kardile told PTI an Army team of 15 members will be deployed in Mukhed, he said. "Water discharge from dams is also underway. I have also called the irrigation department secretary of neighbouring Telangana state and requested them to manage water discharge from Pochampad Dam in their jurisdiction if needed. The State Disaster Response Force (SDRF) rescued 21 people stranded in Ravangaon and Hasnal villages of Mukhed taluka amid heavy rains on Sunday," the collector said. Subscribe to our Newsletter! Share this article If you liked this article share it with your friends.they will thank you later</w:t>
-      </w:r>
-    </w:p>
-    <w:p>
-      <w:pPr>
-        <w:pStyle w:val="Heading3"/>
-      </w:pPr>
-      <w:r>
-        <w:rPr/>
-        <w:t>Article 127</w:t>
-      </w:r>
-    </w:p>
-    <w:p>
-      <w:pPr>
-        <w:pStyle w:val="Normal"/>
-      </w:pPr>
-      <w:r>
-        <w:rPr/>
-        <w:t>Title: Mumbai got 177mm rain in 6-8 hour period, says CM; more to come amid high tides</w:t>
-      </w:r>
-    </w:p>
-    <w:p>
-      <w:pPr>
-        <w:pStyle w:val="Normal"/>
-      </w:pPr>
-      <w:r>
-        <w:rPr/>
-        <w:t xml:space="preserve">URL: </w:t>
-      </w:r>
-      <w:r>
-        <w:t xml:space="preserve"> https://www.newsdrum.in/national/mumbai-got-177mm-rain-in-6-8-hour-period-says-cm-more-to-come-amid-high-tides-9672488</w:t>
-      </w:r>
-    </w:p>
-    <w:p>
-      <w:pPr>
-        <w:pStyle w:val="Normal"/>
-      </w:pPr>
-      <w:r>
-        <w:rPr/>
-        <w:t>Content: Follow Us BMC workers stand near a barricade on a waterlogged road amid rainfall, in Mumbai Mumbai: Maharashtra Chief Minister Devendra Fadnavis said Mumbai received 177 millimetres of rain in a 6-8 hour period on Monday and asked citizens to observe all precautions since more is expected through the day along with high tides. Talking to reporters here after reviewing the rain and flood situation across Maharashtra, he said waterlogging is being witnessed in 14 places in the metropolis. Suburban train services were slightly delayed but are functioning well, while metro rail services remain unaffected despite such heavy rains, Fadnavis added. "Offices have been told to allow workers to leave for home at 4pm. After 6.30 pm, 3m to 4m tides are expected. The decision on closure of schools on Tuesday will be taken at an appropriate time. Citizens must not venture out without reason," he said. The CM said crops spread across 4 lakh hectares have been affected statewide and district collectors have been authorized to take decisions regarding relief and rescue operations. Talks are on with Karnataka regarding discharge of Allmatti dam water from that state, Fadnavis said. Meanwhile, Mumbai suburban district guardian minister Ashish Shelar said he had reviewed the situation in the metropolis through the disaster management cell of the BMC and had taken stock of the rainfall, flooding, school conditions and public transport. "Local train services were functional with some disruptions, while BEST has been instructed to operate additional bus services if passengers are stranded at major (railway) terminals such as Dadar and Mumbai Central," he said. All top civic and police officials are on the ground, the minister and senior BJP leader said. Trees and branches have fallen in some 30 to 40 locations in the city and instructions have been issued to remove such hurdles and restore vehicular traffic speedily, Shelar informed. He said one person was injured at Napean Sea Road in south Mumbai after a protection wall fell on a tree due to heavy rains. "The BMC commissioner and Mumbai police commissioner have appealed to people that they should step out of their homes only if required. Holidays have been declared for schools in the noon sessions and for colleges," Shelar said. Pumping stations are functioning optimally across the city, and authorities are reviewing how much water is receding with the help of the pumps, he said. Subscribe to our Newsletter! Share this article If you liked this article share it with your friends.they will thank you later</w:t>
-      </w:r>
-    </w:p>
-    <w:p>
-      <w:pPr>
-        <w:pStyle w:val="Heading3"/>
-      </w:pPr>
-      <w:r>
-        <w:rPr/>
-        <w:t>Article 128</w:t>
-      </w:r>
-    </w:p>
-    <w:p>
-      <w:pPr>
-        <w:pStyle w:val="Normal"/>
-      </w:pPr>
-      <w:r>
-        <w:rPr/>
-        <w:t>Title: फडणवीस ने राज्यपाल राधाकृष्णन से मुलाकात की, उन्हें शिवाजी महाराज के पत्रों की पुस्तक भेंट की</w:t>
-      </w:r>
-    </w:p>
-    <w:p>
-      <w:pPr>
-        <w:pStyle w:val="Normal"/>
-      </w:pPr>
-      <w:r>
-        <w:rPr/>
-        <w:t xml:space="preserve">URL: </w:t>
-      </w:r>
-      <w:r>
-        <w:t xml:space="preserve"> https://hindi.theprint.in/india/fadnavis-met-governor-radhakrishnan-presented-him-a-book-of-letters-of-shivaji-maharaj/856681/</w:t>
-      </w:r>
-    </w:p>
-    <w:p>
-      <w:pPr>
-        <w:pStyle w:val="Normal"/>
-      </w:pPr>
-      <w:r>
-        <w:rPr/>
-        <w:t>Content: मुंबई, 18 अगस्त (भाषा) महाराष्ट्र के मुख्यमंत्री देवेन्द्र फडणवीस ने सोमवार को मुंबई स्थित राजभवन में राज्यपाल सी.पी. राधाकृष्णन से शिष्टाचार भेंट की। राधाकृष्णन को राजग ने उपराष्ट्रपति पद के लिए अपना उम्मीदवार बनाया है। राधाकृष्णन बाद में दिल्ली के लिए रवाना हो गए। राजभवन की ओर से जारी एक विज्ञप्ति में कहा गया कि यहां हवाई अड्डे पर फडणवीस ने राज्य के सांस्कृतिक मामलों के मंत्री आशीष शेलार के साथ राज्यपाल को मराठा राजा छत्रपति शिवाजी महाराज के अप्रकाशित पत्रों की एक पुस्तक भेंट की। सत्तारूढ़ राष्ट्रीय जनतांत्रिक गठबंधन (राजग) ने रविवार को राधाकृष्णन को उपराष्ट्रपति पद का अपना उम्मीदवार घोषित किया। उनका ताल्लुक तमिलनाडु की एक प्रमुख ओबीसी जाति से है और वह आरएसएस की पृष्ठभूमि से आने वाले भाजपा के अनुभवी नेता हैं। भाषा नोमान दिलीप दिलीप यह खबर ‘भाषा’ न्यूज़ एजेंसी से ‘ऑटो-फीड’ द्वारा ली गई है. इसके कंटेंट के लिए दिप्रिंट जिम्मेदार नहीं है. प्रिंट का विश्वास, डिजिटल की रफ़्तार हमें संपर्क करें: feedback@theprint.in Copyright © 2025 Printline Media Pvt. Ltd. All rights reserved.</w:t>
-      </w:r>
-    </w:p>
-    <w:p>
-      <w:pPr>
-        <w:pStyle w:val="Heading3"/>
-      </w:pPr>
-      <w:r>
-        <w:rPr/>
-        <w:t>Article 129</w:t>
-      </w:r>
-    </w:p>
-    <w:p>
-      <w:pPr>
-        <w:pStyle w:val="Normal"/>
-      </w:pPr>
-      <w:r>
-        <w:rPr/>
-        <w:t>Title: महाराष्ट्र की ‘अस्मिता’ की बात करने वाले उपराष्ट्रपति पद के लिए राधाकृष्णन का समर्थन करें : फडणवीस</w:t>
-      </w:r>
-    </w:p>
-    <w:p>
-      <w:pPr>
-        <w:pStyle w:val="Normal"/>
-      </w:pPr>
-      <w:r>
-        <w:rPr/>
-        <w:t xml:space="preserve">URL: </w:t>
-      </w:r>
-      <w:r>
-        <w:t xml:space="preserve"> https://hindi.theprint.in/india/support-radhakrishnan-for-the-post-of-vice-president-who-talks-about-maharashtras-identity-fadnavis/856729/</w:t>
-      </w:r>
-    </w:p>
-    <w:p>
-      <w:pPr>
-        <w:pStyle w:val="Normal"/>
-      </w:pPr>
-      <w:r>
-        <w:rPr/>
-        <w:t>Content: मुंबई, 18 अगस्त (भाषा) महाराष्ट्र के मुख्यमंत्री देवेन्द्र फडणवीस ने राज्य के विभिन्न दलों के सांसदों, खासकर शिवसेना (उबाठा) और राकांपा (एसपी) के सांसदों से उपराष्ट्रपति पद के लिए राज्यपाल सी.पी. राधाकृष्णन की उम्मीदवारी का समर्थन करने का सोमवार को आह्वान किया। सत्तारूढ़ राष्ट्रीय जनतांत्रिक गठबंधन (राजग) ने रविवार को 67 वर्षीय राधाकृष्णन को उपराष्ट्रपति पद के लिए अपना उम्मीदवार घोषित किया। उनका ताल्लुक तमिलनाडु की एक प्रमुख ओबीसी जाति से है और वह आरएसएस की पृष्ठभूमि से आने वाले भाजपा के अनुभवी नेता हैं। फडणवीस ने पत्रकारों से बात करते हुए कहा कि हालांकि राधाकृष्णन तमिलनाडु से हैं, लेकिन वह मुंबई में पंजीकृत मतदाता हैं और पिछले साल महाराष्ट्र विधानसभा चुनाव में उन्होंने यहां वोट डाला था। उन्होंने कहा, ‘जब वह उपराष्ट्रपति पद के लिए नामांकन दाखिल करेंगे, तो उसमें यह उल्लेख करेंगे कि वह मुंबई में पंजीकृत मतदाता हैं। यह महाराष्ट्र के लिए गर्व की बात है।’ फडणवीस ने कहा कि विपक्षी शिवसेना (उबाठा) और राष्ट्रवादी कांग्रेस पार्टी (एसपी) जैसे राजनीतिक दल महाराष्ट्र की ‘अस्मिता’ का समर्थन करते हैं, इसलिए उन्हें राधाकृष्णन की उम्मीदवारी का समर्थन करना चाहिए। एक प्रश्न के उत्तर में मुख्यमंत्री ने कहा कि वह शिवसेना (उबाठा) प्रमुख उद्धव ठाकरे और राकांपा (एसपी) प्रमुख शरद पवार से राधाकृष्णन का समर्थन करने का अनुरोध करेंगे, क्योंकि वह राज्य के राज्यपाल हैं और मुंबई के मतदाता हैं। भारत के उपराष्ट्रपति पद के लिए निर्वाचन मंडल में संसद के दोनों सदनों के सभी सदस्य शामिल होते हैं। शिवसेना (उबाठा) के पास नौ लोकसभा सदस्य और दो राज्यसभा सदस्य हैं, जबकि राकांपा (एसपी) के पास 10 लोकसभा सदस्य और दो राज्यसभा सदस्य हैं। राजग को 781 सांसदों वाले निर्वाचक मंडल में कम से कम 422 सदस्यों का समर्थन प्राप्त है, इसलिए विपक्ष के खिलाफ किसी भी मुकाबले में राधाकृष्णन की जीत लगभग तय है। बहुमत का आंकड़ा 391 है। इससे पहले दिन में फडणवीस ने मुंबई स्थित राजभवन में राधाकृष्णन से शिष्टाचार भेंट की। राधाकृष्णन बाद में दिल्ली के लिए रवाना हो गए। राजभवन की ओर से जारी एक विज्ञप्ति में कहा गया कि यहां हवाई अड्डे पर फडणवीस ने राज्य के सांस्कृतिक मामलों के मंत्री आशीष शेलार के साथ राज्यपाल को मराठा राजा छत्रपति शिवाजी महाराज के अप्रकाशित पत्रों की एक पुस्तक भेंट की। भाषा नोमान मनीषा मनीषा यह खबर ‘भाषा’ न्यूज़ एजेंसी से ‘ऑटो-फीड’ द्वारा ली गई है. इसके कंटेंट के लिए दिप्रिंट जिम्मेदार नहीं है. प्रिंट का विश्वास, डिजिटल की रफ़्तार हमें संपर्क करें: feedback@theprint.in Copyright © 2025 Printline Media Pvt. Ltd. All rights reserved.</w:t>
-      </w:r>
-    </w:p>
-    <w:p>
-      <w:pPr>
-        <w:pStyle w:val="Heading3"/>
-      </w:pPr>
-      <w:r>
-        <w:rPr/>
-        <w:t>Article 130</w:t>
-      </w:r>
-    </w:p>
-    <w:p>
-      <w:pPr>
-        <w:pStyle w:val="Normal"/>
-      </w:pPr>
-      <w:r>
-        <w:rPr/>
-        <w:t>Title: 16 जिल्ह्यांना रेड अलर्ट! राज्याच्या ‘या’ भागात अतिवृष्टी, बचाव पथक सज्ज; CM फडणवीसांची माहिती</w:t>
-      </w:r>
-    </w:p>
-    <w:p>
-      <w:pPr>
-        <w:pStyle w:val="Normal"/>
-      </w:pPr>
-      <w:r>
-        <w:rPr/>
-        <w:t xml:space="preserve">URL: </w:t>
-      </w:r>
-      <w:r>
-        <w:t xml:space="preserve"> https://www.tv9marathi.com/maharashtra/rain-alert-in-16-districts-heavy-rainfall-in-this-part-of-state-cm-fadnavis-give-information-1472499.html</w:t>
-      </w:r>
-    </w:p>
-    <w:p>
-      <w:pPr>
-        <w:pStyle w:val="Normal"/>
-      </w:pPr>
-      <w:r>
-        <w:rPr/>
-        <w:t>Content: By signing in or creating an account, you agree with Associated Broadcasting Company's Terms &amp; Conditions and Privacy Policy. राज्यात सर्वत्र मुसळधार पाऊस पडत आहे. त्यामुळे राज्यातील जनजीवन विस्कळीत झालं आहे. अनेक ठिकाणी पूरस्थिती निर्माण झाली आहे. शेतीचे आणि पशुधनाचेही मोठे नुकसान झाले आहे. पुढील काही दिवस पावसाचा जोर कायम राहणार आहे. राज्याचे मुख्यमंत्री देवेंद्र फडणवीस यांनी या पावसाबाबत माहिती दिली आहे. तसेच सरकारकडून केल्या जाणाऱ्या उपाययोजनांचीही माहिती दिली आहे. पावसाबाबत मुख्यमंत्री काय म्हणाले ते जाणून घेऊयात. मुख्यमंत्री फडणवीस म्हणाले की, राज्यातील पावसाबाबत राज्यातील अधिकाऱ्यांसोबत संवाद साधला. 21 तारखेपर्यंत मुसळधार पावसाची शक्यता आहे. 15-16 जिल्ह्यांना रेड आणि ऑरेंज अलर्ट देण्यात आला आहे. या जिल्ह्यांमध्ये उपाययोजना केल्या जात आहे. कोकणात रेड अलर्ट आहे. अंबा, कुंडलिका, जगबुडीने इशारा पातळी ओलंडली आहे, त्यामुळे या भागातील परिस्थितीवर लक्ष आहे. नाशिक विभागात तापी आणि हतनूर नदीच्या पाणी पातळीत वाढ झाली आहे. रावेरच्या काही भागात पाणी शिरले आहे. जळगाव जिल्ह्यात बिकट परिस्थिती आहे. 2-3 दिवसांमध्ये मुसळधार पावसामुळे मोठे नुकसान झाले आहे. घरांचे आणि गुरांचे नुकसान झालेले आहे. पुण्यात पाऊस पडत आहे मात्र कोणत्याही नदीने धोक्याची पातळी ओलांडलेली नाही. नांदेड जिल्ह्यातील मुखेड तालुक्यात अतिवृष्टीने लेंडी धरणाच्या पाणी पातळीत मोठी वाढ झाली आहे. शिवाय लातूर, उदगीर आणि कर्नाटकातून मोठ्या प्रमाणात पाणी येत आहे. काल येथे झालेला पाऊस सुमारे 206 मि.मी. इतका होता. त्यामुळे रावनगाव, भासवाडी, भिंगेली, हासनाळ येथील जनजीवन प्रभावित झाले आहे. रावनगाव येथे 225 नागरिक पुराच्या पाण्यात अडकले असून, त्यापैकी अत्यंत प्रतिकूल असलेल्या ठिकाणाहून नागरिकांना बाहेर काढण्यात आले आहे. उर्वरित नागरिकांना सुरक्षित स्थळी हलविण्याचे प्रयत्न सुरु आहेत. हसनाळ येथे 8 नागरिकांना बाहेर काढण्यात आले आहे. भासवाडी येथे 20 नागरिक अडकले असून, ते सुरक्षित आहेत. भिंगेली येथे 40 नागरिक अडकले असून, ते सुरक्षित आहेत. 5 नागरिक बेपत्ता असून, त्यांचा शोध घेतला जात आहे. मी स्वत: नांदेड जिल्हाधिकार्‍यांशी सातत्याने संपर्कात असून, नांदेड, लातूर आणि बिदर असे तिन्ही जिल्हाधिकारी एकमेकांशी संपर्कात राहून बचाव कार्य करीत आहेत. एनडीआरएफची 1 चमू, एक लष्करी पथक आणि पोलिसांची चमू समन्वयातून बचाव कार्य करीत आहेत. छत्रपती संभाजीनगर येथून सैन्याची एक तुकडी सुद्धा रवाना झाली आहे. स्थानिक प्रशासनाला सातत्याने प्रभावित भागात राहून समन्वय साधण्यास सांगण्यात आले आहे.</w:t>
-      </w:r>
-    </w:p>
-    <w:p>
-      <w:pPr>
-        <w:pStyle w:val="Heading3"/>
-      </w:pPr>
-      <w:r>
-        <w:rPr/>
-        <w:t>Article 131</w:t>
-      </w:r>
-    </w:p>
-    <w:p>
-      <w:pPr>
-        <w:pStyle w:val="Normal"/>
-      </w:pPr>
-      <w:r>
-        <w:rPr/>
-        <w:t>Title: Devendra Fadanvis on Rain Update : मुंबईला रेड अलर्ट ! मुख्यमंत्री देवेंद्र फडणवीस यांनी पावसाबद्दल दिली महत्त्वाची अपडेट</w:t>
-      </w:r>
-    </w:p>
-    <w:p>
-      <w:pPr>
-        <w:pStyle w:val="Normal"/>
-      </w:pPr>
-      <w:r>
-        <w:rPr/>
-        <w:t xml:space="preserve">URL: </w:t>
-      </w:r>
-      <w:r>
-        <w:t xml:space="preserve"> https://www.jaimaharashtranews.com/maharashtra-marathi-news/maharashtra-hevey-rain-update-cm-devendra-fadanvis-gives-important-information-know-about-more-/40070</w:t>
-      </w:r>
-    </w:p>
-    <w:p>
-      <w:pPr>
-        <w:pStyle w:val="Normal"/>
-      </w:pPr>
-      <w:r>
-        <w:rPr/>
-        <w:t>Content: Friday, August 22, 2025 06:49:08 PM मुंबईत सध्या स्थिती भयंकर आहे. याच मुंबईच्या पावसासंदर्भात मुख्यमंत्री देवेंद्र फडणवीस यांनी महत्त्वाची माहिती दिली आहे. Shamal Sawant Monday, August 18 2025 04:37:36 PM महाराष्ट्रामध्ये पावसाने थैमान घातले आहे. पश्चिम उपनगरात अंधेरी, जोगेश्वरी, गोरेगाव, मालाड, कांदिवली, बोरिवली, दहिसर, विलेपार्ले, सांताक्रुझ, वांद्रे परिसरामध्ये सध्या जोरदार पाऊस सुरू आहे. येत्या काही दिवसांत पाऊस कायम राहणार असून नागरिकांना काळजी घेण्याचे आवाहन करण्यात आले आहे. मुंबईत तर स्थिती यापेक्षाही भयंकर आहे. याच मुंबईच्या पावसासंदर्भात मुख्यमंत्री देवेंद्र फडणवीस यांनी महत्त्वाची माहिती दिली आहे. पावसासंदर्भात राज्याचे मुख्यमंत्री देवेंद्र फडणवीस यांनी राज्यभरातील पावसाचा आढावा घेतला. माध्यमांशी बोलताना यावेळी त्यांनी राज्यभरात पावसाची स्थिती कशी आहे? याची माहिती दिली. तसेच मुसळधार पावसामुळे होणारे नुकसान आणि त्यासाठी राज्य सरकारची तयारी याबाबतही त्यांनी सविस्तर सांगितले. यावेळी बोलताना त्यांनी मुंबईच्या पावसावरही भाष्य केले. हेही वाचा - Rain Update : मुंबईमध्ये पावसाचे थैमान ! जाणून घ्या कुठे किती पाऊस झाला ? मुंबईमध्ये किती पाऊस झाला ? सकाळी सहा वाजेपूर्वीच्या 48 तासांत जवळपास 200 एमएम पाऊस पडला. आणि आज सकाळपासून सहा ते आठ तासांत तब्बल 170 एमएम पाऊस पडला, असे देवेंद्र फडणवीस यांनी सांगितले. हेही वाचा -Mumbai Heavy Rain Alert : मुंबईत 'कोसळधार'; तज्ञांनी सांगितलं ढगफुटीसदृश्य पावसाचं नेमकं कारण लोकल बंद पडल्या नाहीत : त्याचप्रमाणे, लोकलबद्दल फडणवीस म्हणाले की, कुठेही लोकल पूर्णपणे बंद झालेल्या नाहीत. काही गोष्टींमुळे लोकलचा वेग कमी झालेला आहे. पुढच्या 10 ते 12 तास पावसाचा तीव्र जोर असण्याची शक्यता आहे. मुंबईला रेड अलर्ट मिळालेला आहे. हीच बाब लक्षात घेता दुपारच्या सत्रांत शाळांना आपण सुट्टी दिलेली आहे. Monday, August 18 2025 03:38:53 PM 5 विमानात अतिरिक्त सामान नेण्यासाठी प्रवाशाला जास्त पैसे खर्च करावे लागतात. त्याचप्रमाणे आता भारतीय रेल्वेही जास्त सामान वाहून नेण्यासाठी अधिक शुल्क आकारेल का, असे विचारले असता रेल्वे मंत्री म्हणाले,.. Amrita Joshi Friday, August 22 2025 12:24:16 PM हिमाचल प्रदेशात 20 जूनपासून एकूण मान्सून मृतांची संख्या 276 वर पोहोचली आहे. Rashmi Mane Thursday, August 21 2025 09:19:24 AM हुल्लडबाजी करणाऱ्या तरुणांना पोलिसांनी चोप दिला आहे. याचा व्हिडीओ सध्या सोशल मीडियावर व्हायरल झाला आहे. Apeksha Bhandare Wednesday, August 20 2025 05:34:57 PM पुण्यातील एकता नगर सोसायटीमध्ये मुठा नदीपात्रातील पाणी शिरले असल्याने नागरिकांची तारांबळ उडाली असल्याचे पाहायला मिळत आहे. नागरिकांनी सुरक्षित ठिकाणी जाण्यासाठी सुरुवात केली आहे. Apeksha Bhandare Wednesday, August 20 2025 04:32:32 PM कल्याण ग्रामीण भागात जोरदार पाऊस सुरु आहे. त्यामुळे काळू नदीवरील पूल पाण्याखाली गेला आहे. पूल पाण्याखाली गेल्याने 10 ते 12 गावांचा संपर्क तुटला आहे. Apeksha Bhandare Wednesday, August 20 2025 04:05:58 PM दिन घन्टा मिनेट पुणे नाशिक नागपूर संभाजीनगर कोल्हापुर जय महाराष्ट्र मुनाफा वितरण नगर्ने सञ्चार माध्यम हो । प्रबन्ध सञ्चालक: आमोद नाथ प्याकुरेल प्रबन्ध सञ्चालक: आमोद नाथ प्याकुरेल । प्रधान सम्पादक: अजय भद्र खनाल सूचना विभाग दर्ता नं. ३४३४-२०७८/७९ । हाँडीगाउँ, काठमाडौँ । फोन नं. +९७७ ०१ ५९१६७८८ सूचना विभाग दर्ता नं. ३४३४-२०७८/७९ । हाँडीगाउँ, काठमाडौँ । फोन नं. +९७७ ०१ ५९१६७८८ info@jaimaharashtranews.com</w:t>
-      </w:r>
-    </w:p>
-    <w:p>
-      <w:pPr>
-        <w:pStyle w:val="Heading3"/>
-      </w:pPr>
-      <w:r>
-        <w:rPr/>
-        <w:t>Article 132</w:t>
-      </w:r>
-    </w:p>
-    <w:p>
-      <w:pPr>
-        <w:pStyle w:val="Normal"/>
-      </w:pPr>
-      <w:r>
-        <w:rPr/>
-        <w:t>Title: Mumbai Rain Updates : सात जणांचा मृत्यू ते शेकडो गावे बाधित; राज्यभरात अतिवृष्टीमुळे कुठे काय घडलं?</w:t>
-      </w:r>
-    </w:p>
-    <w:p>
-      <w:pPr>
-        <w:pStyle w:val="Normal"/>
-      </w:pPr>
-      <w:r>
-        <w:rPr/>
-        <w:t xml:space="preserve">URL: </w:t>
-      </w:r>
-      <w:r>
-        <w:t xml:space="preserve"> https://www.loksatta.com/maharashtra/maharashtra-news-live-updates-18-august-heavy-rainfall-mumbai-navi-mumbai-kolhapur-raigad-sindhudurag-local-train-latest-updates-traffic-news-rak-94-5312079/</w:t>
-      </w:r>
-    </w:p>
-    <w:p>
-      <w:pPr>
-        <w:pStyle w:val="Normal"/>
-      </w:pPr>
-      <w:r>
-        <w:rPr/>
-        <w:t>Content: Maharashtra Rain News Updates, 18 August 2025 : राष्ट्रवादी काँग्रेस (शरद पवार) पक्षाचे नेते रोहित पवार यांनी शिवसेनेचे नेते आणि मंत्री संजय शिरसाट यांच्यावर बिवलकर कुटुंबाच्या ५ हजार कोटी रुपये किमतीच्या जमीनीवरून गंभीर आरोप केले आहे. यावरून राजकीय आरोप- प्रत्यारोप होण्याची शक्यता आहे. याबरोबरच मुंबई-पुण्यासह राज्यातील अनेक भागात जोरदार पाऊस कोसळत आहे. पुढील चार ते पाच दिवस राज्यात सर्वदूर मुसळधार ते अतिमुसळधार पावसाची शक्यता वर्तविण्यात आली आहे. या कालावधीत काही भागात अतिवृष्टीचीही शक्यता आहे. या पार्शवभूमीवर मुंबई-पुण्यासह राज्यातील पावसासंबंधी तसचे इतर राजकीय घडामोडींकडे आपले लक्ष असणार आहे. महाराष्ट्रातील अतिवृष्टीच्या परिस्थितीचा आढावा! मुख्यमंत्री देवेंद्र फडणवीस यांनी आज मंत्रालयातील राज्य आपत्ती व्यवस्थापन कक्षात संपूर्ण राज्यातील पावसाच्या स्थितीचा आढावा घेतला. सर्व विभागीय आयुक्त, सर्व जिल्हाधिकारी व्हिडिओ कॉन्फरन्सिंगच्या माध्यमातून यात सहभागी झाले. सर्व विभागीय आयुक्तांनी त्यांच्या विभागातील माहिती यावेळी सादर केली. निवारा केंद्रात राहणाऱ्या नागरिकांना भोजन, शुद्ध पाणी, पांघरूण इत्यादी सोयी प्राधान्याने द्या, असेही मुख्यमंत्री फडणवीस यांनी निर्देश दिले. रत्नागिरी, रायगड, हिंगोली येथे अधिक पाऊस झाला आहे. 17 ते 21 ऑगस्ट या काळात अतिवृष्टीचा इशारा हवामान खात्याने दिलेला आहे. त्यामुळे यापुढच्या काळात सुद्धा सतर्क राहण्याचे आदेश मुख्यमंत्री देवेंद्र फडणवीस यांनी दिले. आतापर्यंत विविध घटनांमध्ये 7 लोकांचा मृत्यू झालेला आहे. कोकणातील काही नद्यांनी धोकापातळी ओलांडली आहे. जळगावमध्ये नुकसान अधिक आहे. अलमट्टीबाबत सातत्याने कर्नाटक सरकारशी चर्चा सुरू आहे. सद्या धोका नाही, पण यंत्रणा सतर्क ठेवण्याचे आदेश मुख्यमंत्री देवेंद्र फडणवीस यांनी दिले. मुखेडमधील परिस्थिती आता नियंत्रणात आहे. विष्णुपुरीकडे लक्ष देण्यास सांगण्यात आले आहे. छत्रपती संभाजीनगर विभागामध्ये 800 गावे बाधित आहेत. दक्षिण गडचिरोलीत जिल्हा प्रशासन परिस्थितीवर लक्ष ठेवून आहे. अकोला, चांदूररेल्वे, मेहकर, वाशिम येथे आता परिस्थिती पूर्वपदावर येत आहे. विदर्भामध्ये 2 लाख हेक्टरवर नुकसान झाल्याचा प्राथमिक अंदाज आहे. मुंबईमध्ये आज सकाळपासून 8 तासात 170 मिमी पाऊस झालेला आहे. 14 ठिकाणी पाणी तुंबले आहे, पण केवळ 2 ठिकाणी वाहतूक प्रभावित झाली आहे. रेल्वे व इतर वाहतूक सुरळीत सुरू आहे. मेट्रो वाहतूक सुद्धा सुरळीत आहे. मुंबईत पुढचे 10 ते 12 तास महत्वाचे आहेत. त्यामुळे काळजी घेण्यास प्रशासनाला सांगण्यात आले आहे. उद्याचे अंदाज लक्षात घेता सुटी जाहीर करण्याचे अधिकार स्थानिक प्रशासन आणि महापालिका यांना दिले गेले. नागरिकांना एसएमएस पाठवताना त्यात नेमकी वेळ नमूद करावी. येणारा प्रत्येक अलर्ट गांभीर्याने घ्या, असे निर्देश मुख्यमंत्री देवेंद्र फडणवीस यांनी दिले. नागरिकांनी सुद्धा स्वत:ची काळजी घ्यावी, असे आवाहन त्यांनी केले आहे. तातडीने मदत देण्यासाठी मंत्रालयापर्यंत येऊ नका. तुम्हाला निधी आणि अधिकार देण्यात आले आहेत. घरांच्या पडझडसाठीची मदत देण्यासाठी सुद्धा स्थानिक पातळीवर अधिकार देण्यात आले आहेत. यासाठी निधीची कोणतीही कमतरता नाही. पंचनामे योग्य प्रकारे करा, त्यासाठी वरिष्ठांनी लक्ष घालावे, असे निर्देश मुख्यमंत्री देवेंद्र फडणवीस यांनी यावेळी दिले. धोकापातळी वाढण्यापूर्वी तत्काळ अन्य राज्यांशी संपर्कात रहा. पर्यटक जेथे जातात, तेथे पोलिसांनी सतर्क राहावे. जेथे दरडी कोसळण्याच्या घटना घडतात, तेथे आधीच यंत्रणा कार्यरत करा असे निर्देश मुख्यमंत्री देवेंद्र फडणवीस यांनी दिले. यावेळी मंत्री गिरीश महाजन, मंत्री ॲड. आशिष शेलार मुख्य सचिव, जलसंपदा, आपत्ती व्यवस्थापन, कृषि विभागांचे सचिव आणि वरिष्ठ अधिकारी उपस्थित होते. मुख्यमंत्री देवेंद्र फडणवीस यांच्या अध्यक्षतेखाली मंत्रालय नियंत्रण कक्षात महाराष्ट्रातील अतिवृष्टीसंदर्भात बैठक झाल्यानंतर ही अशी मुख्यमंत्री कार्यालयाकडून देण्यात आली आहे. https://twitter.com/CMOMaharashtra/status/1957413326901960966 "सतर्क रहा, काळजी घ्या….. मुंबई शहर, उपनगरासह ठाणे, पालघर आणि मुंबई महानगर क्षेत्रात गेल्या दोन दिवसांपासून मुसळधार पाऊस आहे. आज पावसाची तीव्रता वाढली असून मुंबईसह राज्यातील परिस्थितीचा आढावा घेतला. ठाणे जिल्ह्याधिकाऱ्यांशी चर्चा केली असून प्रशासनाला सतर्क राहण्याचे निर्देश दिले आहेत. हवामान खात्याने मुंबई, ठाणे,रायगड जिल्ह्यांसाठी रेड अलर्ट जारी केले असून पुढील ४८ तासात मुसळधार आणि अत‍िमुसळधार पावसाची शक्यता आहे. या परिस्थिती काळजी घ्यावी, गरज असल्यासच घराबाहेर पडावे." असे एकनाथ शिंदे म्हणाले आहेत. https://twitter.com/mieknathshinde/status/1957409565227594069 मुसळधार पावसानंतर मुंबईतील रस्ते जलमय झाले आहेत. यांमुळे शहरातील शाळांना सुट्टी देण्यात आली आहे. दरम्यान सकाळी शाळेत आलेल्या विद्यार्थ्यांना सुखरुपपणे घरी परत पाठवण्यासाठी पोलीस दल मैदानात उतरल्याचे पाहायला मिळाले. रस्त्यावरील पाण्यातून पोलीस कर्मचाऱ्यांन लहान मुलांना पोलिसांनी उचलून बाहेर काढलं. अशाच एका पोलीस कर्मचाऱ्याचा फोटो रोहित पवारांनी सोशल मीडियावर पोस्ट केला आहे. याबरोबरच त्यांनी पोलीस दलाचं कौतुक केलं आहे. "मुंबईतील पावसाची भीषणता आणि दक्ष पोलीस दल…! नैसर्गिक आपत्ती असो की मानवनिर्मित…. पोलिसकाका मुंबईत तुमच्यामुळंच आम्ही सुरक्षित आहोत, असंच ही शाळेतली चिमुकली मुलं या पोलीस कर्मचाऱ्याला म्हणत असतील ना! म्हणूनच महाराष्ट्र पोलीस दल सदैव आदरास पात्र ठरतं…!" असं कॅप्शन रोहित पवारांनी या फोटोला दिले आहे. https://twitter.com/RRPSpeaks/status/1957383513667461611 चुनाभट्टी विभागातील स्वदेशी मिल कामगाराच्या घरात पावसाचे पाणी शिरल्याची घटना समोर आली आहे. या कामगाराच्या घरातील अत्यावश्यक वस्तूंचे यामुळे नुकसान झाले. याबरोबरच चेंबूरमध्ये पालिकेच्या रुग्णालयात मोठ्या प्रमाणांत पाणी भरले आहे. यामुळे रुग्णांना सुमारे चार ते पाच फूट पाण्यातून वाट काढत रुग्णालयात जावे लागत आहे. मुंबईत पडत असलेल्या मुसळधार पावसामुळे काल दिनांक १७ ऑगस्ट रोजी सायंकाळी सहाच्या सुमारास चेंबूर वाशी नाका मधील न्यू अशोक नगर येथील एमएमआरडी संरक्षणभिंत कोसळून 7 झोपड्यांचे नुकसान झाले आहे यात प्रभावित कुटुंबांची तात्पुरती व्यवस्था मरवली चर्च येथे करण्यात आली आहे. राज्यात विविध भागात जी अतिवृष्टी होत आहे, त्यासंबंधित राज्याच्या कंट्रोल रुममधून संपूर्ण राज्यात संवाद साधला. गेले दोन दिवस काही भागात अतिवृष्टी होत आहे. १८ ते २१ या दरम्यान पुन्हा अतिवृष्टी होण्याची शक्यता आहे. १५ ते १६ जिल्हे असे आहेत ज्यापैकी काही जिल्ह्यात रेड तर काही जिल्ह्यात ऑरेंज अलर्ट आहे. कोकण विभागात जास्त रेड अलर्ट पाहायला मिळत आहेत. जगबुडी, हंबा, कुंडलीका या इशारा पातळीपर्यंत पोहचल्या आहेत, असे राज्याचे मुख्यमंत्री देवेंद्र फडणवीस यांनी सांगितले. https://twitter.com/Dev_Fadnavis/status/1957366469118832823 मुंबईतील पावसात रस्त्यांवर वाहतूक कोंडीच्या घटना समोर येत आहेत, यादमरम्यान मुंबई मेट्रोकडून खास पोस्ट करण्यात आली आहेय https://twitter.com/MMMOCL_Official/status/1957343852341170588 १८ ऑगस्ट २०२५ रोजी सकाळी ८.३० ते रात्री ११.३० पर्यंत मुंबईत कुठे किती पाऊस झाला? याबद्दल भारतीय हवमान विभागाने दिलेल्या माहितीनुसार - https://twitter.com/Indiametdept/status/1957336207525863855 "नांदेड जिल्ह्यातील मुखेड तालुक्यात अतिवृष्टीने लेंडी धरणाच्या पाणी पातळीत मोठी वाढ झाली आहे. शिवाय लातूर, उदगीर आणि कर्नाटकातून मोठ्या प्रमाणात पाणी येत आहे. काल येथे झालेला पाऊस सुमारे 206 मि.मी. इतका होता. त्यामुळे रावनगाव, भासवाडी, भिंगेली, हासनाळ येथील जनजीवन प्रभावित झाले आहे. रावनगाव येथे 225 नागरिक पुराच्या पाण्यात अडकले असून, त्यापैकी अत्यंत प्रतिकूल असलेल्या ठिकाणाहून नागरिकांना बाहेर काढण्यात आले आहे. उर्वरित नागरिकांना सुरक्षित स्थळी हलविण्याचे प्रयत्न सुरु आहेत. हसनाळ येथे 8 नागरिकांना बाहेर काढण्यात आले आहे. भासवाडी येथे 20 नागरिक अडकले असून, ते सुरक्षित आहेत. भिंगेली येथे 40 नागरिक अडकले असून, ते सुरक्षित आहेत. 5 नागरिक बेपत्ता असून, त्यांचा शोध घेतला जात आहे. मी स्वत: नांदेड जिल्हाधिकार्‍यांशी सातत्याने संपर्कात असून, नांदेड, लातूर आणि बिदर असे तिन्ही जिल्हाधिकारी एकमेकांशी संपर्कात राहून बचाव कार्य करीत आहेत. एनडीआरएफची 1 चमू, एक लष्करी पथक आणि पोलिसांची चमू समन्वयातून बचाव कार्य करीत आहेत. छत्रपती संभाजीनगर येथून सैन्याची एक तुकडी सुद्धा रवाना झाली आहे. स्थानिक प्रशासनाला सातत्याने प्रभावित भागात राहून समन्वय साधण्यास सांगण्यात आले आहे," अशी माहिती मुख्यमंत्र्यांनी दिली आहे. https://twitter.com/dev_fadnavis/status/1957343009567367587?s=46&amp;t=S0m9fgIBggcpst3bZGqn1g Surya Mahadasha: ज्योतिषशास्त्रात सूर्यदेवाला वडील, मान-सन्मान, प्रतिष्ठा, आत्मविश्वास आणि सरकारी नोकरी, प्रशासन यांचे कारक मानले जाते. सूर्यदेव साधारणपणे ३० दिवसांनी एका राशीतून दुसऱ्या राशीत प्रवेश करतात. सिंह राशीवर सूर्यदेवाचे आधिपत्य असते. मेष राशीत सूर्यदेव उच्च असतात, तर तूळ राशीत नीच असतात.</w:t>
+        <w:t xml:space="preserve"> https://mpbreakingnews.in/marathi/maharashtra/nagpurs-raja-raghuji-bhosales-sword-arrives-in-mumbai-from-london-02-692697</w:t>
+      </w:r>
+    </w:p>
+    <w:p>
+      <w:pPr>
+        <w:pStyle w:val="Normal"/>
+      </w:pPr>
+      <w:r>
+        <w:rPr/>
+        <w:t>Content: मुंबई– इतिहासाशी नवीन पिढीला जोडण्याची भूमिका श्रीमंत राजे रघुजी भोसले यांच्या ऐतिहासिक तलवारीने पार पाडली आहे. या तलवारीमुळे आपण इतिहासाशी जोडले गेलो आहे. नागपूरसह इतर ठिकाणी ही तलवार पोहोचेल आणि त्यामुळे आपल्या हिंदवी स्वराज्याचा विस्तार कसा झाला, हे नवीन पिढीपर्यंत पोहोचेल, असे प्रतिपादन मुख्यमंत्री देवेंद्र फडणवीस यांनी आज केले. मुख्यमंत्री देवेंद्र फडणीस यांच्या प्रमुख उपस्थितीत श्रीमंत सेना साहिब सुभा श्री राजे रघुजी भोसले यांच्या ऐतिहासिक तलवार प्रदर्शन आणि लोकार्पण सोहळा मुंबईत पु.ल.देशपांडे महाराष्ट्र कला अकादमी प्रभादेवी येथे पार पडला. यावेळी सांस्कृतिक कार्य मंत्री ॲड.आशिष शेलार, मुधोजी राजे भोसले आणि इतिहासप्रेमी मोठ्या संख्येनं उपस्थित होते. नागपूरच्या भोसल्यांचा इतिहास हा पराक्रमाचा इतिहास असून, तो जास्तीत जास्त लोकांपर्यंत पोहोचवण्याची गरज असल्याचे यावेळी मुख्यमंत्र्यांनी सांगितले. मुख्यमंत्री म्हणाले की, युनेस्कोचे १२ किल्ले, छत्रपती शिवाजी महाराजांचे वाघनखे, अशा विविध वारशांद्वारे आपण आपल्या इतिहासाशी पुन्हा जोडले जातो आहोत. हा दैदिप्यमान इतिहास पुढील पिढ्यांपर्यंत पोहोचवण्याचे हे प्रयत्न खरोखर कौतुकास्पद आहे. मराठा साम्राज्याच्या खुणा, वस्तू आणि वारसा परत मिळवण्याचा प्रयत्न सुरू राहील. पंतप्रधान नरेंद्र मोदी यांच्या नेतृत्वाखाली हजारो ऐतिहासिक वस्तू परत मिळवण्यात आल्या आहेत. त्याच धर्तीवर आपणही आपला वारसा परत आणू, असा विश्वास त्यांनी व्यक्त केला. इंग्रजांच्या काळात लुटून नेलेल्या आपल्याच शौर्याच्या, पराक्रमाच्या, मराठा साम्राज्याच्या वैभवाची साक्ष देणारी प्रथम रघुजी राजे भोसले यांची तलवार अखेर महाराष्ट्रात परत आली आहे. ही केवळ एक वस्तू नाही, तर आपल्या पिढ्यांना प्रेरणा देणारे स्वराज्याचे प्रतीक आहे, अशी प्रतिक्रिया सांस्कृतिक कार्यमंत्री आशिष शेलार यांनी दिली आहे. छत्रपती शिवाजी महाराजांच्या आदर्शावर उभे राहून रघुजी राजे भोसले यांनी मराठा साम्राज्य बंगालपासून ओडिसा, तेलंगणापर्यंत विस्तारले, याची आठवण करून देताना शेलार म्हणाले, ही तलवार परत मिळवणे म्हणजे केवळ शौर्याचे पुनरागमन नाही, तर सांस्कृतिक पुनर्जन्म आहे. यावेळी श्रीमंत रघुजी राजे भोसले यांचे वंशज मुधोजी राजे भोसले यांनीही आपले मनोगत व्यक्त केले. मुख्यमंत्र्यांच्या हस्ते “मराठ्यांचा दरारा” या पुस्तकांचे प्रकाशन करण्यात आले. MP Breaking Marathi News is a dedicated Marathi digital news platform by INTUITIVE NEWS &amp; MEDIA PRIVATE LIMITED. Launched as a subdomain of the leading Hindi news portal MP Breaking News, our goal is to deliver fast, accurate, and trustworthy news in Marathi.From politics to entertainment, sports to lifestyle—we bring updates from every segment, tailored for our Marathi-speaking audience. With a strong commitment to authenticity and speed, we aim to become your most reliable source of regional, national, and global news in Marathi. Contact us: mpbreakingnews (at) gmail.com Bhopal News Indore News Jabalpur News Gwalior News Play Store Apple Store © 2025 Intuitive News &amp; Media Pvt. Ltd. | Powered By Parshva Web Home | Contact Us | Policies | Terms and Conditions</w:t>
       </w:r>
     </w:p>
     <w:sectPr>

--- a/Output/Devendra Fadnavis/Devendra Fadnavis_chunk_1.docx
+++ b/Output/Devendra Fadnavis/Devendra Fadnavis_chunk_1.docx
@@ -56,6 +56,45 @@
       </w:pPr>
       <w:r>
         <w:rPr/>
+        <w:t>Title: Heavy rain lashes Marathwada; 5 missing in Nanded, says CM Devendra Fadnavis</w:t>
+      </w:r>
+    </w:p>
+    <w:p>
+      <w:pPr>
+        <w:pStyle w:val="Normal"/>
+      </w:pPr>
+      <w:r>
+        <w:rPr/>
+        <w:t xml:space="preserve">URL: </w:t>
+      </w:r>
+      <w:r>
+        <w:t xml:space="preserve"> https://indianexpress.com/article/cities/mumbai/heavy-rain-lashes-marathwada-5-missing-in-nanded-says-cm-devendra-fadnavis-10196321/</w:t>
+      </w:r>
+    </w:p>
+    <w:p>
+      <w:pPr>
+        <w:pStyle w:val="Normal"/>
+      </w:pPr>
+      <w:r>
+        <w:rPr/>
+        <w:t>Content: Maharashtra Chief Minister Devendra Fadnavis said Monday that five people have been reported missing in Mukhed tehsil in the state’s Nanded district which received rainfall of 206 mm on Sunday as heavy showers lashed the Marathwada region. “In Mukhed…the water level of Lendi dam has increased significantly due to heavy rain. Moreover, a large amount of water is coming from Latur, Udgir, and Karnataka. Yesterday’s rainfall has affected normal life in Ravangaon, Bhaswadi, Bhingeli, and Hassanal,” he said. “As many as 225 citizens are trapped in flood waters in Ravangaon, out of which citizens from the most affected locations have been evacuated. Efforts are underway to shift the remaining citizens to safer places,” Fadnavis added. He said eight people were evacuated from Hassanal while 20 others stranded in Bhaswadi are safe. “Around 40 people are stranded in Bhingeli, and are safe. Five are missing and a search is underway to locate them. I am in constant touch with the Nanded district collector. The district collectors of Nanded, Latur and Bidar are in touch with each other and are carrying out rescue operations,” Fadnavis said. “A team of the National Disaster Response Force (NDRF), an Army team, and a police team are coordinating the rescue operations,” he stated, adding that an Army contingent has also left from Chhatrapati Sambhajinagar. Along with Nanded, neighbouring Udgir in Latur district too received heavy showers as a result of which Borgaon village in the region is facing a flood-like situation. According to local reports, several animals, including goats, bulls and buffaloes, have drowned in the area. In Beed district’s Parli tehsil, a four-wheeler was caught in the floodwater. Local residents managed to rescue three of its four occupants, while a search is on for one missing person. Meanwhile, the India Meteorological Department (IMD) issued a ‘red’ alert for Mumbai on Monday as heavy rain triggered waterlogging across several pockets of the city, affecting traffic and train services during peak travel hours. IMD data shows that between Sunday and Monday morning, Santacruz station received 99 mm of rainfall while the Colaba observatory registered 38 mm. According to meteorologists, the heavy rain is likely to continue over the next few days. Stay updated with the latest - Click here to follow us on Instagram You May Like Opposition considers moving an impeachment notice against CEC Gyanesh Kumar for asking Rahul Gandhi to either submit his allegations of vote theft in a sworn affidavit or apologise to the nation. The possibility of the impeachment notice evoked a sharp reaction from the BJP, with the ruling party questioning the Opposition’s intention.</w:t>
+      </w:r>
+    </w:p>
+    <w:p>
+      <w:pPr>
+        <w:pStyle w:val="Heading3"/>
+      </w:pPr>
+      <w:r>
+        <w:rPr/>
+        <w:t>Article 3</w:t>
+      </w:r>
+    </w:p>
+    <w:p>
+      <w:pPr>
+        <w:pStyle w:val="Normal"/>
+      </w:pPr>
+      <w:r>
+        <w:rPr/>
         <w:t>Title: Shiv Sena (UBT) Welcomes Radhakrishnan’s Nomination, Fadnavis Seeks All-Party Support</w:t>
       </w:r>
     </w:p>
@@ -86,16 +125,16 @@
       </w:pPr>
       <w:r>
         <w:rPr/>
-        <w:t>Article 3</w:t>
-      </w:r>
-    </w:p>
-    <w:p>
-      <w:pPr>
-        <w:pStyle w:val="Normal"/>
-      </w:pPr>
-      <w:r>
-        <w:rPr/>
-        <w:t>Title: Heavy rain lashes Marathwada; 5 missing in Nanded, says CM Devendra Fadnavis</w:t>
+        <w:t>Article 4</w:t>
+      </w:r>
+    </w:p>
+    <w:p>
+      <w:pPr>
+        <w:pStyle w:val="Normal"/>
+      </w:pPr>
+      <w:r>
+        <w:rPr/>
+        <w:t>Title: “It is a matter of pride for all of us that Maharashtra Governor CP Radhakrishnan has been nominated for the Vice Presidential elections,” he told reporters here.</w:t>
       </w:r>
     </w:p>
     <w:p>
@@ -107,16 +146,16 @@
         <w:t xml:space="preserve">URL: </w:t>
       </w:r>
       <w:r>
-        <w:t xml:space="preserve"> https://indianexpress.com/article/cities/mumbai/heavy-rain-lashes-marathwada-5-missing-in-nanded-says-cm-devendra-fadnavis-10196321/</w:t>
-      </w:r>
-    </w:p>
-    <w:p>
-      <w:pPr>
-        <w:pStyle w:val="Normal"/>
-      </w:pPr>
-      <w:r>
-        <w:rPr/>
-        <w:t>Content: Maharashtra Chief Minister Devendra Fadnavis said Monday that five people have been reported missing in Mukhed tehsil in the state’s Nanded district which received rainfall of 206 mm on Sunday as heavy showers lashed the Marathwada region. “In Mukhed…the water level of Lendi dam has increased significantly due to heavy rain. Moreover, a large amount of water is coming from Latur, Udgir, and Karnataka. Yesterday’s rainfall has affected normal life in Ravangaon, Bhaswadi, Bhingeli, and Hassanal,” he said. “As many as 225 citizens are trapped in flood waters in Ravangaon, out of which citizens from the most affected locations have been evacuated. Efforts are underway to shift the remaining citizens to safer places,” Fadnavis added. He said eight people were evacuated from Hassanal while 20 others stranded in Bhaswadi are safe. “Around 40 people are stranded in Bhingeli, and are safe. Five are missing and a search is underway to locate them. I am in constant touch with the Nanded district collector. The district collectors of Nanded, Latur and Bidar are in touch with each other and are carrying out rescue operations,” Fadnavis said. “A team of the National Disaster Response Force (NDRF), an Army team, and a police team are coordinating the rescue operations,” he stated, adding that an Army contingent has also left from Chhatrapati Sambhajinagar. Along with Nanded, neighbouring Udgir in Latur district too received heavy showers as a result of which Borgaon village in the region is facing a flood-like situation. According to local reports, several animals, including goats, bulls and buffaloes, have drowned in the area. In Beed district’s Parli tehsil, a four-wheeler was caught in the floodwater. Local residents managed to rescue three of its four occupants, while a search is on for one missing person. Meanwhile, the India Meteorological Department (IMD) issued a ‘red’ alert for Mumbai on Monday as heavy rain triggered waterlogging across several pockets of the city, affecting traffic and train services during peak travel hours. IMD data shows that between Sunday and Monday morning, Santacruz station received 99 mm of rainfall while the Colaba observatory registered 38 mm. According to meteorologists, the heavy rain is likely to continue over the next few days. Stay updated with the latest - Click here to follow us on Instagram You May Like Opposition considers moving an impeachment notice against CEC Gyanesh Kumar for asking Rahul Gandhi to either submit his allegations of vote theft in a sworn affidavit or apologise to the nation. The possibility of the impeachment notice evoked a sharp reaction from the BJP, with the ruling party questioning the Opposition’s intention.</w:t>
+        <w:t xml:space="preserve"> https://www.thestatesman.com/india/fadnavis-hails-maha-guvs-nomination-as-vice-presidential-candidate-1503473264.html</w:t>
+      </w:r>
+    </w:p>
+    <w:p>
+      <w:pPr>
+        <w:pStyle w:val="Normal"/>
+      </w:pPr>
+      <w:r>
+        <w:rPr/>
+        <w:t>Content: “It is a matter of pride for all of us that Maharashtra Governor CP Radhakrishnan has been nominated for the Vice Presidential elections,” he told reporters here. Statesman News Service | Mumbai | August 18, 2025 7:40 pm Photo: IANS Maharashtra Chief Minister Devendra Fadnavis on Monday hailed the nomination of Governor C P Radhakrishnan as the Vice Presidential nominee of the ruling NDA. “It is a matter of pride for all of us that Maharashtra Governor CP Radhakrishnan has been nominated for the Vice Presidential elections,” he told reporters here. Advertisement Though Radhakrishnan is from Tamil Nadu, he is registered as a voter in Mumbai. In the Vidhan Sabha elections, he exercised his franchise in Mumbai. As a person from Mumbai nominated for Vice Presidential polls, I will request all MPs from Maharashtra cutting across party lines to support him. Advertisement “It is a matter of pride for Mumbai. Since Sharad Pawar and Uddhav Thackeray represent the cause of Maharashtra, I will request them to support him,” Fadnavis told media persons here on Monday. Meanwhile, Uddhav Thackeray-led Shiv Sena Rajya Sabha MP and chief party spokesperson Sanjay Raut said that his party welcomes the candidacy of Maharashtra Governor C P Radhakrishnan for the post of vice president with an open mind, but he remained non-committal about supporting Radhakrishnan since “he is an NDA candidate”. “We are happy that he is the vice presidential candidate. Before him (then Maharashtra governor) Shankar Dayal Sharma was vice president and went on to become the president. When any person linked to Maharashtra is selected for such a constitutional post, we welcome it with an open mind, but he (Radhakrishnan) is an NDA candidate and the Shiv Sena is part of the INDIA bloc,” Sanjay Raut said. Raut informed that All India Congress Committee general secretary K C Venugopal spoke to Shiv Sena chief Uddhav Thackeray about the opposition’s candidate for the Vice President’s election scheduled for September 9. Raut said that when Uddhav Thackeray was in New Delhi last week, there was a deliberation about the VP candidate and he conveyed his opinion to Congress president Mallikarjun Kharge and Rahul Gandhi. “We will discuss it (the opposition VP candidate) with Kharge. I don’t feel the Uddhav-led Shiv Sena should have any independent stand about this issue because Radhakrishnan is an NDA nominee and we have to take a decision as INDIA bloc with consensus. If the INDIA bloc and NDA develop a consensus then Shiv Sena will also be part of that process,” Raut said. Maharashtra Deputy Chief Minister Eknath Shinde said, “I sincerely thank Prime Minister Narendra Modi for announcing the name of Radhakrishnan as the candidate for Vice President, and I extend my heartfelt best wishes to him. As a constituent of the NDA alliance. Shiv Sena offers full support and cooperation to Radhakrishnan. I am hopeful that he will achieve a significant victory. The experience he has gained as the Governor of Maharashtra will greatly benefit the country”. Maharashtra Deputy Chief Minister Ajit Pawar and NCP President said, “Congratulations to Radhakrishnan on being announced as NDA’s candidate for the Vice Presidential election. I am sure once elected, his long standing experience and dedication will only enrich this high constitutional office. Wishing him the very best”. Advertisement Notably, the meeting between the two took place a day after Shah accused the INDIA bloc's nominee for the post — retired Supreme Court Judge B Sudershan Reddy — of having supported Naxalism (Maoism) through his judicial pronouncements. Gowda expressed happiness for Radhakrishnan being selected as the NDA candidate for the post. According to party sources, Singh had spoken to Stalin over the phone a few days ago to enlist the support of the Dravidian major for making CPR a common candidate in the election for Vice-President slated for September 9. Advertisement PEOPLE'S PARLIAMENT, ALWAYS IN SESSION Address The Statesman Net Private Limited Statesman House, First Floor 148 Barakhamba Road New Delhi – 110001 (+91) (011) 41605781, 41605958 © 2025, thestatesman.com | All rights reserved</w:t>
       </w:r>
     </w:p>
     <w:p>
@@ -125,7 +164,85 @@
       </w:pPr>
       <w:r>
         <w:rPr/>
-        <w:t>Article 4</w:t>
+        <w:t>Article 5</w:t>
+      </w:r>
+    </w:p>
+    <w:p>
+      <w:pPr>
+        <w:pStyle w:val="Normal"/>
+      </w:pPr>
+      <w:r>
+        <w:rPr/>
+        <w:t>Title: Aakar Patel| New Maharashtra Security Law Open To Abuse, Threatens Rights; Say ‘No’ To It</w:t>
+      </w:r>
+    </w:p>
+    <w:p>
+      <w:pPr>
+        <w:pStyle w:val="Normal"/>
+      </w:pPr>
+      <w:r>
+        <w:rPr/>
+        <w:t xml:space="preserve">URL: </w:t>
+      </w:r>
+      <w:r>
+        <w:t xml:space="preserve"> https://www.deccanchronicle.com/opinion/columnists/aakar-patel-new-maharashtra-security-law-open-to-abuse-threatens-rights-say-no-to-it-1898276</w:t>
+      </w:r>
+    </w:p>
+    <w:p>
+      <w:pPr>
+        <w:pStyle w:val="Normal"/>
+      </w:pPr>
+      <w:r>
+        <w:rPr/>
+        <w:t>Content: We celebrated Independence Day earlier this month, to mark the culmination of our freedom struggle. Independence and freedom from what? From alien rule and from all oppressive laws — no matter who imposes them on us. The governor of Maharashtra is currently examining a law passed by the state Assembly called the “Maharashtra Special Public Security Bill”. I have written to the governor, on behalf of Amnesty International India, and asked him to not sign it and instead to deny his assent. Framed as a counter-measure against those who have come to be called “Urban Naxals”, the bill threatens constitutionally and internationally protected human rights. “Naxalism” is seen as a decades-old rural and Communist-inspired movement. “Urban Naxalism” in the present context presumably refers to alleged support for this movement by intellectuals, academics and others. The term “Urban Naxalism” has no legal definition in Indian law. With its vague language, discriminatory focus, absence of judicial oversight, and high potential for misuse, the bill risks criminalising of legitimate dissent in one of our largest states. As may be expected, Maharashtra chief minister Devendra Fadnavis has asserted that the law will not be used to suppress government critics. However, if the term “Urban Naxalism” has no legal definition in India, then what is it? It is a rhetorical and politically charged phrase -- popularised in the media and political discourse, not jurisprudence. Its very vagueness allows it to be weaponised against civil society, often conflating peaceful dissent with sedition or terrorism. There is a troubling precedent. The Bhima Koregaon case, in which 16 activists were arrested under the Unlawful Activities (Prevention) Act, or UAPA, demonstrates how this label has been used to detain individuals for years without trial. Many of those accused were not linked to any act of violence, but merely to the expression of critical views, advocacy for marginalised communities, or the defence of civil liberties. Notably, the arrests began in 2018 during Mr Fadnavis’ earlier tenure as chief minister. Seven years later, trials have yet to commence, bail remains denied to six of the activists, and one of the accused, Father Stan Swamy, died in custody. The “Urban Naxal” narrative has dangerously blurred the line between non-violent political opposition and violent extremism. Such conflation is not only incompatible with India’s constitutional values but also violates its international legal obligations. The law has other troubling elements, such as discrimination. Its opening paragraphs identify “left-wing extremist organisations or similar organisations” as its focus. This singles out ideologies for criminalisation and violates Article 26 of the International Covenant on Civil and Political Rights, which guarantees equal protection under the law regardless of political opinion, and which India is a signatory to. Punishing membership of an organisation solely based on ideas without proof of incitement of or participation in violence is also violative of the human rights of Indians. The law defines “unlawful activity” using imprecise and subjective terms such as “menace to public order” or “tendency to interfere with the administration of law.” These definitions could encompass peaceful protest or civil disobedience, the foundational elements of our freedom struggle. Section 3 empowers the executive to declare organisations “unlawful”, with no provision for prompt and impartial judicial review. The advisory board tasked with reviewing such declarations comprises only government appointees, meaning that they will be kangaroo courts. Sections in the law permitting searches and seizures based on an officer’s “opinion” or “personal knowledge” strip away all judicial safeguards and open the door to arbitrary action. This violates the rights guaranteeing fair trial and due process in searches, protecting individuals against unlawful interference with one’s home, property and privacy. Section 14 prohibits appeals, while Section 17 provides blanket immunity to government officials, even in cases of abuse. Such clauses eliminate accountability. As has become the fashion, colonial-style oppression on jailing people is present in this law also. Section 15 renders all offences under the bill non-bailable and cognisable, despite the vagueness of their definitions. This facilitates prolonged pre-trial detention without judicial scrutiny. On top of everything else, the law isn’t needed: India already possesses very restrictive counter-terrorism and criminal laws, including the UAPA, MCOCA, and Bharatiya Nyaya Sanhita, which criminalise the same or similar alleged conduct. The new bill adds another weapon to suppress dissent, turning the legal process itself into punishment and further eroding civil liberties. If signed and enforced, the law under the guise of security represents a grave and unnecessary expansion of state power at the cost of fundamental rights. Far from safeguarding Maharashtra, it criminalises dissent, debate and accountability. The misuse of vague terms like “Urban Naxal” has already caused immense harm. Assenting to this bill would legitimize a framework that enables abuse and impunity over justice. This is why I have urged the governor, with the utmost respect, to withhold assent to the bill. The observation of Independence Day should not be restricted to the symbolism of flag-hoisting or salutes and long speeches. What should be observed is our continuing commitment to freedom, the protection of civil liberties, the preservation of human rights and access to justice. This law is a clear violation of all of these, and for this reason one hopes that it is not inflicted on Indians. The writer is the chair of Amnesty International India. Twitter: @aakar_patel</w:t>
+      </w:r>
+    </w:p>
+    <w:p>
+      <w:pPr>
+        <w:pStyle w:val="Heading3"/>
+      </w:pPr>
+      <w:r>
+        <w:rPr/>
+        <w:t>Article 6</w:t>
+      </w:r>
+    </w:p>
+    <w:p>
+      <w:pPr>
+        <w:pStyle w:val="Normal"/>
+      </w:pPr>
+      <w:r>
+        <w:rPr/>
+        <w:t>Title: Goldman Sachs opens new, expanded office in Mumbai</w:t>
+      </w:r>
+    </w:p>
+    <w:p>
+      <w:pPr>
+        <w:pStyle w:val="Normal"/>
+      </w:pPr>
+      <w:r>
+        <w:rPr/>
+        <w:t xml:space="preserve">URL: </w:t>
+      </w:r>
+      <w:r>
+        <w:t xml:space="preserve"> https://www.thehindu.com/business/Industry/goldman-sachs-opens-new-expanded-office-in-mumbai/article69947256.ece</w:t>
+      </w:r>
+    </w:p>
+    <w:p>
+      <w:pPr>
+        <w:pStyle w:val="Normal"/>
+      </w:pPr>
+      <w:r>
+        <w:rPr/>
+        <w:t>Content: August 18, 2025e-Paper The View From India Looking at World Affairs from the Indian perspective. First Day First Show News and reviews from the world of cinema and streaming. Today's Cache Your download of the top 5 technology stories of the day. Science For All The weekly newsletter from science writers takes the jargon out of science and puts the fun in! Data Point Decoding the headlines with facts, figures, and numbers Health Matters Ramya Kannan writes to you on getting to good health, and staying there The Hindu On Books Books of the week, reviews, excerpts, new titles and features. August 18, 2025e-Paper Updated - August 18, 2025 06:08 pm IST - Mumbai Maharashtra CM Devendra Fadnavis inaugurated the new Goldman Sachs office in Ascent Worli. Photo: Special Arrangement Goldman Sachs has announced the inauguration of a new, expanded office space in Mumbai. Devendra Fadnavis, Chief Minister of Maharashtra, inaugurated the new office in Ascent Worli. Kevin Sneader, President, Asia Pacific Ex-Japan of Goldman Sachs, said, “Our new Mumbai office is the next chapter in our multi-decade growth trajectory in India, underscoring the substantial opportunities we see in the market.” Sonjoy Chatterjee, Chairman and Chief Executive Officer of Goldman Sachs India, said “The opening of our new office represents a milestone in our journey as we continue to grow our India franchise. The design and purpose of this new space reflect our deep commitment to fostering collaboration, innovation, and employee well-being, while delivering world-class service to our clients.” The new office occupies the entire tenth floor and half of the ninth floor of Ascent Worli. The premises are approximately 50% larger than the previous Mumbai location. Goldman Sachs said it has helped issuers raise over $10 billion since 2024 via IPOs and block trades, including India’s largest IPO and block trade year to date. The firm has been serving clients in India since the early 1980s and established a wholly owned onshore presence in Mumbai in 2006. “Goldman Sachs is an active investor in India and has deployed more than $8.5 billion in capital since 2006,” it said. Published - August 18, 2025 05:26 pm IST banking / Mumbai Copyright© 2025, THG PUBLISHING PVT LTD. or its affiliated companies. All rights reserved. BACK TO TOP Terms &amp; conditions | Institutional Subscriber Comments have to be in English, and in full sentences. They cannot be abusive or personal. Please abide by our community guidelines for posting your comments. We have migrated to a new commenting platform. If you are already a registered user of The Hindu and logged in, you may continue to engage with our articles. If you do not have an account please register and login to post comments. Users can access their older comments by logging into their accounts on Vuukle.</w:t>
+      </w:r>
+    </w:p>
+    <w:p>
+      <w:pPr>
+        <w:pStyle w:val="Heading3"/>
+      </w:pPr>
+      <w:r>
+        <w:rPr/>
+        <w:t>Article 7</w:t>
       </w:r>
     </w:p>
     <w:p>
@@ -164,16 +281,16 @@
       </w:pPr>
       <w:r>
         <w:rPr/>
-        <w:t>Article 5</w:t>
-      </w:r>
-    </w:p>
-    <w:p>
-      <w:pPr>
-        <w:pStyle w:val="Normal"/>
-      </w:pPr>
-      <w:r>
-        <w:rPr/>
-        <w:t>Title: Goldman Sachs opens new, expanded office in Mumbai</w:t>
+        <w:t>Article 8</w:t>
+      </w:r>
+    </w:p>
+    <w:p>
+      <w:pPr>
+        <w:pStyle w:val="Normal"/>
+      </w:pPr>
+      <w:r>
+        <w:rPr/>
+        <w:t>Title: Why Eknath Shinde is covering little distance despite frequent visits to Delhi</w:t>
       </w:r>
     </w:p>
     <w:p>
@@ -185,16 +302,16 @@
         <w:t xml:space="preserve">URL: </w:t>
       </w:r>
       <w:r>
-        <w:t xml:space="preserve"> https://www.thehindu.com/business/Industry/goldman-sachs-opens-new-expanded-office-in-mumbai/article69947256.ece</w:t>
-      </w:r>
-    </w:p>
-    <w:p>
-      <w:pPr>
-        <w:pStyle w:val="Normal"/>
-      </w:pPr>
-      <w:r>
-        <w:rPr/>
-        <w:t>Content: August 18, 2025e-Paper The View From India Looking at World Affairs from the Indian perspective. First Day First Show News and reviews from the world of cinema and streaming. Today's Cache Your download of the top 5 technology stories of the day. Science For All The weekly newsletter from science writers takes the jargon out of science and puts the fun in! Data Point Decoding the headlines with facts, figures, and numbers Health Matters Ramya Kannan writes to you on getting to good health, and staying there The Hindu On Books Books of the week, reviews, excerpts, new titles and features. August 18, 2025e-Paper Updated - August 18, 2025 06:08 pm IST - Mumbai Maharashtra CM Devendra Fadnavis inaugurated the new Goldman Sachs office in Ascent Worli. Photo: Special Arrangement Goldman Sachs has announced the inauguration of a new, expanded office space in Mumbai. Devendra Fadnavis, Chief Minister of Maharashtra, inaugurated the new office in Ascent Worli. Kevin Sneader, President, Asia Pacific Ex-Japan of Goldman Sachs, said, “Our new Mumbai office is the next chapter in our multi-decade growth trajectory in India, underscoring the substantial opportunities we see in the market.” Sonjoy Chatterjee, Chairman and Chief Executive Officer of Goldman Sachs India, said “The opening of our new office represents a milestone in our journey as we continue to grow our India franchise. The design and purpose of this new space reflect our deep commitment to fostering collaboration, innovation, and employee well-being, while delivering world-class service to our clients.” The new office occupies the entire tenth floor and half of the ninth floor of Ascent Worli. The premises are approximately 50% larger than the previous Mumbai location. Goldman Sachs said it has helped issuers raise over $10 billion since 2024 via IPOs and block trades, including India’s largest IPO and block trade year to date. The firm has been serving clients in India since the early 1980s and established a wholly owned onshore presence in Mumbai in 2006. “Goldman Sachs is an active investor in India and has deployed more than $8.5 billion in capital since 2006,” it said. Published - August 18, 2025 05:26 pm IST banking / Mumbai Copyright© 2025, THG PUBLISHING PVT LTD. or its affiliated companies. All rights reserved. BACK TO TOP Terms &amp; conditions | Institutional Subscriber Comments have to be in English, and in full sentences. They cannot be abusive or personal. Please abide by our community guidelines for posting your comments. We have migrated to a new commenting platform. If you are already a registered user of The Hindu and logged in, you may continue to engage with our articles. If you do not have an account please register and login to post comments. Users can access their older comments by logging into their accounts on Vuukle.</w:t>
+        <w:t xml:space="preserve"> https://indianexpress.com/article/political-pulse/why-eknath-shinde-is-covering-little-distance-despite-frequent-visits-to-delhi-10197218/</w:t>
+      </w:r>
+    </w:p>
+    <w:p>
+      <w:pPr>
+        <w:pStyle w:val="Normal"/>
+      </w:pPr>
+      <w:r>
+        <w:rPr/>
+        <w:t>Content: Shubhangi Khapre AS his ties with the Maharashtra BJP leadership continue to face turbulence, Deputy Chief Minister Eknath Shinde’s frequent flying trips to Delhi have not gone unnoticed. However, the law of diminishing returns may have caught up with Shinde now. The state BJP appears to have dug its heels in, in response to the “pressure tactics” by the Shiv Sena chief, whose visits to Delhi are usually followed by photographs of him with Prime Minister Narendra Modi and Union Home Minister Amit Shah. The latest such meeting was of Shinde and his entire family with Modi and Shah on August 6, within days of a previous visit by the Deputy CM to Delhi. Days later, the Sena’s demand for guardian ministership of Raigad and Nashik districts for its leaders Bharat Gogawale and Dadasaheb Bhuse was snubbed by CM Devendra Fadnavis. The two consequently stayed away from the Independence Day events in their respective districts, with NCP minister Aditi Tatkare hoisting the Tricolour at Raigad and BJP minister Girish Mahajan doing so at Nashik. Gogawale took a leaf out of Shinde’s book and headed to Delhi, but his reported attempt at an audience with the central leadership went in vain. Shinde himself spent the Independence Day in Kashmir, in what was seen as a protest gesture by him. He also skipped a recent Cabinet meeting. Asked about his trips to Delhi, Shinde recently said: “I often visit the Capital during Parliament sessions. Since we are alliance partners in the NDA, we discuss important issues related to Parliament. I also place before central leaders important issues related to Maharashtra.” Shinde’s son Shrikant Shinde is an MP. However, a senior BJP functionary said Shinde’s strategy was now transparent. “He flies to Delhi whenever the Shiv Sena feels it is at the receiving end of a slight. He tries to defuse challenges on the home turf by getting an audience with the central leadership.” Senior Sena leader Sanjay Shirsat said it was wrong to read meanings into Shinde’s Delhi visits. “Shinde is the Sena chief and the Deputy CM of Maharashtra. So, his visits to Delhi and meetings with top leaders are natural.” Since the Mahayuti’s return to power, Shinde has been at odds with the state BJP leadership. First, he held out hoping he would be made CM again, like in the previous government – in recognition of his role in splitting the Shiv Sena and delivering the numbers to the BJP to come to power. But the BJP did not budge. Shinde was then unhappy with the portfolios that came his way, his unease compounded by the apparently easier chemistry between Fadnavis and his other Deputy CM, Ajit Pawar of the NCP. Fadnavis has refused to lie low in the face of Shinde’s Delhi outreach. A day after Independence Day events, he toured the Mumbai and Thane regions participating in Dahi Handi celebrations; Thane is Shinde’s home turf. BJP minister Ganesh Naik added to the provocation by declaring that there should be “only lotus (the BJP’s poll symbol)” in Thane. Naik, whose rivalry with Shinde is well-known, also said at a recent public event: “Eknath Shinde won a lottery (when he became CM)… What matters is how a person achieves a position and retains it. In his case, he could not.” Another BJP leader, MLC Parinay Phuke, recently declared himself “the father of the Shiv Sena”, leading to the party seeking an apology from him. Over in coastal Konkan too, the feud between the Sena and BJP for political upmanship has intensified. BJP minister Nitish Rane and Sena minister Uday Samant are at loggerheads over control of Sindhudurg and Ratnagiri. The Konkan region was earlier the stronghold of the undivided Sena, particularly its then leader Narayan Rane. Now, Rane and his sons including Nitish are in the BJP. NCP leaders claim the reason Pawar is better placed than Shinde in the power sweepstakes is that he has been quick to act against ministers straying out of line, be it Dhananjay Munde, who was once his close associate, or Manikrao Kokate. In comparison, BJP insiders speak about Shinde’s “reluctance” to act against ministers, attributing this to his “insecurity” that it may lead to a revolt within the Sena. Sena leaders, on the other hand, see charges against the party’s ministers as a deliberate ploy to undermine his stature. A senior Sena MP, requesting anonymity, said: “Why are only Shiv Sena ministers targeted over corruption? Why is the Opposition not exposing any misdeeds of BJP ministers? It is obvious the Opposition is being fed material by insiders to target Sena ministers.”</w:t>
       </w:r>
     </w:p>
     <w:p>
@@ -203,16 +320,16 @@
       </w:pPr>
       <w:r>
         <w:rPr/>
-        <w:t>Article 6</w:t>
-      </w:r>
-    </w:p>
-    <w:p>
-      <w:pPr>
-        <w:pStyle w:val="Normal"/>
-      </w:pPr>
-      <w:r>
-        <w:rPr/>
-        <w:t>Title: “It is a matter of pride for all of us that Maharashtra Governor CP Radhakrishnan has been nominated for the Vice Presidential elections,” he told reporters here.</w:t>
+        <w:t>Article 9</w:t>
+      </w:r>
+    </w:p>
+    <w:p>
+      <w:pPr>
+        <w:pStyle w:val="Normal"/>
+      </w:pPr>
+      <w:r>
+        <w:rPr/>
+        <w:t>Title: Latest</w:t>
       </w:r>
     </w:p>
     <w:p>
@@ -224,16 +341,16 @@
         <w:t xml:space="preserve">URL: </w:t>
       </w:r>
       <w:r>
-        <w:t xml:space="preserve"> https://www.thestatesman.com/india/fadnavis-hails-maha-guvs-nomination-as-vice-presidential-candidate-1503473264.html</w:t>
-      </w:r>
-    </w:p>
-    <w:p>
-      <w:pPr>
-        <w:pStyle w:val="Normal"/>
-      </w:pPr>
-      <w:r>
-        <w:rPr/>
-        <w:t>Content: “It is a matter of pride for all of us that Maharashtra Governor CP Radhakrishnan has been nominated for the Vice Presidential elections,” he told reporters here. Statesman News Service | Mumbai | August 18, 2025 7:40 pm Photo: IANS Maharashtra Chief Minister Devendra Fadnavis on Monday hailed the nomination of Governor C P Radhakrishnan as the Vice Presidential nominee of the ruling NDA. “It is a matter of pride for all of us that Maharashtra Governor CP Radhakrishnan has been nominated for the Vice Presidential elections,” he told reporters here. Advertisement Though Radhakrishnan is from Tamil Nadu, he is registered as a voter in Mumbai. In the Vidhan Sabha elections, he exercised his franchise in Mumbai. As a person from Mumbai nominated for Vice Presidential polls, I will request all MPs from Maharashtra cutting across party lines to support him. Advertisement “It is a matter of pride for Mumbai. Since Sharad Pawar and Uddhav Thackeray represent the cause of Maharashtra, I will request them to support him,” Fadnavis told media persons here on Monday. Meanwhile, Uddhav Thackeray-led Shiv Sena Rajya Sabha MP and chief party spokesperson Sanjay Raut said that his party welcomes the candidacy of Maharashtra Governor C P Radhakrishnan for the post of vice president with an open mind, but he remained non-committal about supporting Radhakrishnan since “he is an NDA candidate”. “We are happy that he is the vice presidential candidate. Before him (then Maharashtra governor) Shankar Dayal Sharma was vice president and went on to become the president. When any person linked to Maharashtra is selected for such a constitutional post, we welcome it with an open mind, but he (Radhakrishnan) is an NDA candidate and the Shiv Sena is part of the INDIA bloc,” Sanjay Raut said. Raut informed that All India Congress Committee general secretary K C Venugopal spoke to Shiv Sena chief Uddhav Thackeray about the opposition’s candidate for the Vice President’s election scheduled for September 9. Raut said that when Uddhav Thackeray was in New Delhi last week, there was a deliberation about the VP candidate and he conveyed his opinion to Congress president Mallikarjun Kharge and Rahul Gandhi. “We will discuss it (the opposition VP candidate) with Kharge. I don’t feel the Uddhav-led Shiv Sena should have any independent stand about this issue because Radhakrishnan is an NDA nominee and we have to take a decision as INDIA bloc with consensus. If the INDIA bloc and NDA develop a consensus then Shiv Sena will also be part of that process,” Raut said. Maharashtra Deputy Chief Minister Eknath Shinde said, “I sincerely thank Prime Minister Narendra Modi for announcing the name of Radhakrishnan as the candidate for Vice President, and I extend my heartfelt best wishes to him. As a constituent of the NDA alliance. Shiv Sena offers full support and cooperation to Radhakrishnan. I am hopeful that he will achieve a significant victory. The experience he has gained as the Governor of Maharashtra will greatly benefit the country”. Maharashtra Deputy Chief Minister Ajit Pawar and NCP President said, “Congratulations to Radhakrishnan on being announced as NDA’s candidate for the Vice Presidential election. I am sure once elected, his long standing experience and dedication will only enrich this high constitutional office. Wishing him the very best”. Advertisement Notably, the meeting between the two took place a day after Shah accused the INDIA bloc's nominee for the post — retired Supreme Court Judge B Sudershan Reddy — of having supported Naxalism (Maoism) through his judicial pronouncements. Gowda expressed happiness for Radhakrishnan being selected as the NDA candidate for the post. According to party sources, Singh had spoken to Stalin over the phone a few days ago to enlist the support of the Dravidian major for making CPR a common candidate in the election for Vice-President slated for September 9. Advertisement PEOPLE'S PARLIAMENT, ALWAYS IN SESSION Address The Statesman Net Private Limited Statesman House, First Floor 148 Barakhamba Road New Delhi – 110001 (+91) (011) 41605781, 41605958 © 2025, thestatesman.com | All rights reserved</w:t>
+        <w:t xml:space="preserve"> https://daijiworld.com/news/newsDisplay?newsID=1289652</w:t>
+      </w:r>
+    </w:p>
+    <w:p>
+      <w:pPr>
+        <w:pStyle w:val="Normal"/>
+      </w:pPr>
+      <w:r>
+        <w:rPr/>
+        <w:t>Content: Daijiworld Media Network - Mumbai Mumbai, Aug 18: Maharashtra Chief Minister Devendra Fadnavis on Monday announced that the upcoming urban and economic hub being developed in Raigad district — dubbed ‘Third Mumbai’ — will mark a transformative phase in the state's growth story. Speaking at an investor-focused event, Fadnavis outlined a bold vision for the project, describing it as a next-generation centre of innovation, research, and infrastructure that will complement and expand Mumbai’s existing economic influence. “The ‘Third Mumbai’ will not just be an extension of the city — it will be a futuristic hub for medical, technological, and educational advancement,” said the Chief Minister. “A medical college, an international university centre, and a full-fledged innovation hub with facilities for quantum computing and AI-based research are being planned.” Fadnavis emphasized that the project would thrive on robust public-private partnerships. He called on private investors to take advantage of the state's fast-track approval systems and reiterated Maharashtra’s status as a business-friendly destination. “We are committed to creating an ecosystem where investment can flourish without bureaucratic hurdles,” he assured. Connectivity is expected to be a key strength of ‘Third Mumbai’. The hub will be linked to the existing city through major infrastructure projects including the Coastal Road, the Atal Setu, and the under-construction Worli-Shivadi link road — enabling seamless integration with Mumbai’s commercial core. Positioning Maharashtra as a leader in Ease of Doing Business, Fadnavis said: “Our goal is to make sure investors encounter no roadblocks. When issues arise, we are resolving them immediately.” He also underscored the symbolic and strategic importance of the private banking sector’s involvement in the state, calling the opening of a new private bank office a “milestone for Maharashtra’s economic momentum.” According to him, this reflects the state’s skilled workforce, robust market base, and supportive regulatory environment. As development begins to take shape in Raigad, the ‘Third Mumbai’ is being projected not only as a physical expansion but also as a statement of Maharashtra’s intent to lead the next era of economic and technological innovation in India. Disclaimer: Please write your correct name and email address. Kindly do not post any personal, abusive, defamatory, infringing, obscene, indecent, discriminatory or unlawful or similar comments. Daijiworld.com will not be responsible for any defamatory message posted under this article. Please note that sending false messages to insult, defame, intimidate, mislead or deceive people or to intentionally cause public disorder is punishable under law. It is obligatory on Daijiworld to provide the IP address and other details of senders of such comments, to the authority concerned upon request. Hence, sending offensive comments using daijiworld will be purely at your own risk, and in no way will Daijiworld.com be held responsible.</w:t>
       </w:r>
     </w:p>
     <w:p>
@@ -242,7 +359,1801 @@
       </w:pPr>
       <w:r>
         <w:rPr/>
-        <w:t>Article 7</w:t>
+        <w:t>Article 10</w:t>
+      </w:r>
+    </w:p>
+    <w:p>
+      <w:pPr>
+        <w:pStyle w:val="Normal"/>
+      </w:pPr>
+      <w:r>
+        <w:rPr/>
+        <w:t>Title: Mumbai gets 177mm rain in 6-8 hour period, says CM; all agencies asked to remain alert</w:t>
+      </w:r>
+    </w:p>
+    <w:p>
+      <w:pPr>
+        <w:pStyle w:val="Normal"/>
+      </w:pPr>
+      <w:r>
+        <w:rPr/>
+        <w:t xml:space="preserve">URL: </w:t>
+      </w:r>
+      <w:r>
+        <w:t xml:space="preserve"> https://m.economictimes.com/news/india/mumbai-gets-177mm-rain-in-6-8-hour-period-says-cm-all-agencies-asked-to-remain-alert/articleshow/123365291.cms</w:t>
+      </w:r>
+    </w:p>
+    <w:p>
+      <w:pPr>
+        <w:pStyle w:val="Normal"/>
+      </w:pPr>
+      <w:r>
+        <w:rPr/>
+        <w:t>Content: Mumbai experienced torrential rainfall, with 177 mm recorded in just 6-8 hours, prompting Chief Minister Fadnavis to urge citizens to take precautions. Tragically, seven rain-related deaths have occurred across Maharashtra in the last two days. With a red alert issued for heavy rainfall, authorities are on high alert, and schools may be closed based on weather forecasts. Independence Day 2025 Modi signals new push for tech independence with local chips Before Trump, British used tariffs to kill Indian textile Bank of Azad Hind: When Netaji Subhas Chandra Bose gave India its own currency (Catch all the Business News, Breaking News, Budget 2025 Events and Latest News Updates on The Economic Times.) Subscribe to The Economic Times Prime and read the ET ePaper online. (Catch all the Business News, Breaking News, Budget 2025 Events and Latest News Updates on The Economic Times.) Subscribe to The Economic Times Prime and read the ET ePaper online. IndiGo’s GIFT City unit: Simple expansion or is there more to it than meets the eye? GST cut to benefit; but who gains the most? Good, bad, ugly: How will higher ethanol in petrol play out for you? Why are mid-cap stocks fizzling out? It’s not just about Trump tariffs. Stock Radar: This hotel stock is showing signs of bottoming out; time to buy? Logistics sector: Be tactical in the face of head &amp; tailwinds; 6 logistics stocks with an upside potential of over 30% Chinese Foreign Minister Wang Yi in India amid US tariff squeeze New war brewing in Syria? Sharaa’s strong warning to Israel Putin backs NATO-style security guarantees for Ukraine Lok Sabha live: Bihar SIR | Shubhanshu Shukla’s space mission Trump’s border czar justifies National Guard in DC ‘If you try to destroy govt property,…’: LS Speaker warns Oppn MPs Mumbai rains: Schools, colleges shut as IMD issues red alert European leaders joining Zelenskyy to protect him from Trump’s pressure? 'Vote Chori' row: 'Election Commission's Presser a comedy show' Lok Sabha to hold special discussion on astronaut Shubhanshu Shukla Chinese Foreign Minister Wang Yi in India amid US tariff squeeze New war brewing in Syria? Sharaa’s strong warning to Israel Putin backs NATO-style security guarantees for Ukraine Lok Sabha live: Bihar SIR | Shubhanshu Shukla’s space mission Trump’s border czar justifies National Guard in DC ‘If you try to destroy govt property,…’: LS Speaker warns Oppn MPs Mumbai rains: Schools, colleges shut as IMD issues red alert European leaders joining Zelenskyy to protect him from Trump’s pressure? 'Vote Chori' row: 'Election Commission's Presser a comedy show' Lok Sabha to hold special discussion on astronaut Shubhanshu Shukla Hot on Web In Case you missed it Top Searched Companies Top Calculators Top Definitions Top Prime Articles Top Market Pages Top Story Listing Top Slideshow Private Companies Top Commodities Latest News Follow us on: Find this comment offensive? Choose your reason below and click on the Report button. This will alert our moderators to take action Reason for reporting: Your Reason has been Reported to the admin. Log In/Connect with: Will be displayed Will not be displayed Will be displayed Stories you might be interested in</w:t>
+      </w:r>
+    </w:p>
+    <w:p>
+      <w:pPr>
+        <w:pStyle w:val="Heading3"/>
+      </w:pPr>
+      <w:r>
+        <w:rPr/>
+        <w:t>Article 11</w:t>
+      </w:r>
+    </w:p>
+    <w:p>
+      <w:pPr>
+        <w:pStyle w:val="Normal"/>
+      </w:pPr>
+      <w:r>
+        <w:rPr/>
+        <w:t>Title: Mumbai rains: Maharashtra CM says 'observe precautions', warns of heavy rainfall, high tide; check BMC's advisory</w:t>
+      </w:r>
+    </w:p>
+    <w:p>
+      <w:pPr>
+        <w:pStyle w:val="Normal"/>
+      </w:pPr>
+      <w:r>
+        <w:rPr/>
+        <w:t xml:space="preserve">URL: </w:t>
+      </w:r>
+      <w:r>
+        <w:t xml:space="preserve"> https://www.livemint.com/news/mumbai-rains-maharashtra-cm-says-observe-precautions-warns-of-heavy-rainfall-high-tide-check-bmcs-advisory-11755573270369.html</w:t>
+      </w:r>
+    </w:p>
+    <w:p>
+      <w:pPr>
+        <w:pStyle w:val="Normal"/>
+      </w:pPr>
+      <w:r>
+        <w:rPr/>
+        <w:t>Content: As Mumbai rains continue to wreak havoc for the fourth day in a row, Maharashtra Chief Minister Devendra Fadnavis on Monday issued a warning about the severe weather conditions. The India Meteorological Department issued a red alert for several parts of the state, predicting extremely heavy rains on Tuesday, August 19. Mumbai's Forbes Reservoir, F South Office, recorded 109 mm rainfall in just 4 hours between 4:00 AM and 8:00 AM on August 19, Brihanmumbai Municipal Corporation (BMC) said. "In the last 2 days, Maharashtra has received widespread rainfall. Red Alert and Orange Alert have been issued for several districts. Even for the next three days, until 21st August, half of the districts in Maharashtra have either Red Alert or Orange Alert. We discussed the precautions that need to be taken due to this," ANI quoted Maharashtra CM as saying. Several water reservoirs have started overflowing, including Modak Sagar Dam, Tansa Dam, Tulsi lake and Vihar lake. In the 24 hour period before 6:00 AM on August 19, Mumbai recorded 217 mm rain. A total of 14 places in Mumbai were waterlogged following the recent rain, including Hindmata, Gandhi Market, King's Circle, Dadar Railway Station, Hindu Colony, Andheri Subway, Shivdi Railway Station and Na M Joshi Marg, among others. Flight and train operations were disrupted and schools and colleges in Mumbai have been closed due to the heavy rain. Stay updated with the latest Trending, India , World and US news. Download the Mint app and read premium stories Log in to our website to save your bookmarks. It'll just take a moment.</w:t>
+      </w:r>
+    </w:p>
+    <w:p>
+      <w:pPr>
+        <w:pStyle w:val="Heading3"/>
+      </w:pPr>
+      <w:r>
+        <w:rPr/>
+        <w:t>Article 12</w:t>
+      </w:r>
+    </w:p>
+    <w:p>
+      <w:pPr>
+        <w:pStyle w:val="Normal"/>
+      </w:pPr>
+      <w:r>
+        <w:rPr/>
+        <w:t>Title: Fadnavis govt’s big Maratha pride push: Legendary sword it ‘bought’ back from London, with a Rs 47L bid</w:t>
+      </w:r>
+    </w:p>
+    <w:p>
+      <w:pPr>
+        <w:pStyle w:val="Normal"/>
+      </w:pPr>
+      <w:r>
+        <w:rPr/>
+        <w:t xml:space="preserve">URL: </w:t>
+      </w:r>
+      <w:r>
+        <w:t xml:space="preserve"> https://theprint.in/politics/fadnavis-govts-big-maratha-pride-push-legendary-sword-it-bought-back-from-london-with-a-rs-47l-bid/2723199/</w:t>
+      </w:r>
+    </w:p>
+    <w:p>
+      <w:pPr>
+        <w:pStyle w:val="Normal"/>
+      </w:pPr>
+      <w:r>
+        <w:rPr/>
+        <w:t>Content: Mumbai: Maharashtra’s BJP-led Mahayuti government will Monday showcase, with much fanfare, how under its leadership the state has, for the first time, brought back a historic Maratha-era artefact, Maratha commander Raghuji Bhosale’s sword, which was once in London after securing it at an auction. The state culture department, under Bharatiya Janata Party (BJP) minister Ashish Shelar, received the sword at the Mumbai airport Monday. Raghuji Bhosale was the founder of the royal house of the Nagpur Bhosale dynasty as well as key commander in the Maratha army during the rule of Chhatrapati Sambhaji’s son Chhatrapati Shahu Maharaj. Show Full Article Mumbai: Maharashtra’s BJP-led Mahayuti government will Monday showcase, with much fanfare, how under its leadership the state has, for the first time, brought back a historic Maratha-era artefact, Maratha commander Raghuji Bhosale’s sword, which was once in London after securing it at an auction. The state culture department, under Bharatiya Janata Party (BJP) minister Ashish Shelar, received the sword at the Mumbai airport Monday. Raghuji Bhosale was the founder of the royal house of the Nagpur Bhosale dynasty as well as key commander in the Maratha army during the rule of Chhatrapati Sambhaji’s son Chhatrapati Shahu Maharaj. Show Full Article The state culture department, under Bharatiya Janata Party (BJP) minister Ashish Shelar, received the sword at the Mumbai airport Monday. Raghuji Bhosale was the founder of the royal house of the Nagpur Bhosale dynasty as well as key commander in the Maratha army during the rule of Chhatrapati Sambhaji’s son Chhatrapati Shahu Maharaj. Show Full Article Raghuji Bhosale was the founder of the royal house of the Nagpur Bhosale dynasty as well as key commander in the Maratha army during the rule of Chhatrapati Sambhaji’s son Chhatrapati Shahu Maharaj. The 18th-century sword will be displayed in Mumbai for the first time. The state government had planned an elaborate show, with the sword to be taken on a decorated chariot accompanied by a motorbike rally from the airport to the P.L. Deshpande Maharashtra Kala Academy in Prabhadevi. However, the rally had to be called off due to heavy rain and waterlogging in parts of the city. On Monday evening, Chief Minister Devendra Fadnavis will formally inaugurate the display of the sword in a ceremony where Raghuji Bhosale’s descendant, Shrimant Mudhoji Raje Bhosale, will also be present, a statement from Shelar’s office said. The event has been kept open to all citizens. The state government has also organised an exhibition featuring the sword and displays of 12 heritage forts at the P.L. Deshpande Academy from 19 August to 25 August. The state government acquired the sword at a Sotheby’s auction for Rs 47.15 lakh. Shelar had earlier said that he heard about the historic sword going under the hammer for an auction on 28 April and immediately brought it to Fadnavis’ attention. The government looped in the Indian embassy in the United Kingdom, and also engaged an intermediary through whom the state government participated in the auction. Shelar took possession of the sword in London last week in the presence of representatives from the Marathi diaspora and completed the legal formalities to bring it back to Mumbai. Getting the historic sword back is the latest in a string of such moves. The BJP-led Mahayuti government has been increasingly deploying its culture and tourism departments in its pursuit of appropriating the legacy of the Maratha empire. Also Read: In Maharashtra, the wrestling mat is political turf, and Rohit Pawar’s bout has just begun The Maratha-style firangi sword The sword of Raghuji Bhosale, which reached the P.L. Deshpande Academy at about noon on Monday, is a rare Maratha-style ‘firangi’ sword with a long European blade and an Indian hilt. It also has a Mulheri-style basket hilt with gold inlay koftgiri work. And there’s a green cloth wrapping the rounded pommel. The European manufacturer’s name is displayed near the hilt, whereas the spine of the blade has an inscription in the Devanagari script that reads, “Shrimant Raghuji Bhosale Senasahib Subha Firang”. Chhatrapati Shahu Maharaj had given Raghuji Bhosale the title of ‘Senasahib Subha.’ The founder of the Nagpur Bhosale dynasty led violent Maratha military campaigns against the Nawab of Bengal in 1745 and 1755. He is also said to have established control over Chanda in Chhattisgarh and Sambalpur in Odisha and defeated the Nawabs of Cuddapah and Kurnool, extending Maratha influence to southern India. “Most medieval Maratha weapons lacked decorative embellishments or inscriptions of their makers or owners. This sword is a rare exception, bearing both intricate ornamentation and the owner’s name,” Shelar said in a statement last week from London. He added that the presence of the European-made blade also pointed to the bustling global arms trade in 18th-century India. In 1817, the Bhosales of Nagpur unsuccessfully fought the British East India Company at Sitalbuldi, following which the Bhosale treasury is said to have been looted. Over time, the Nagpur Bhosales also gave tributes and gifts to the British. The sword could have left India either as loot or as a gift, Shelar said in the statement. Mahayuti’s push to showcase Maratha history Getting the sword of Raghuji Bhosale back to Maharashtra is the latest in a string of such moves by the state culture and tourism departments. Last year, the BJP’s Sudhir Mumgantiwar, the culture minister in the first Mahayuti government—comprising the BJP, the Eknath Shinde-led Shiv Sena and the Ajit Pawar-led Nationalist Congress Party (NCP)—brought back the ‘wagh nakh’ from London’s Victoria and Albert Museum to Maharashtra. The ‘wagh nakh’ is said to have been used by Maratha warrior king Chhatrapati Shivaji to kill the Bijapur Sultanate’s general, Afzal Khan, in 1659. During his trip to London last week, Shelar had a meeting with the director of the Victoria and Albert Museum, after which he said in a statement, “We had received Chhatrapati Shivaji Maharaj’s iconic ‘wagh nakh’ on a three-year loan. However, they will eventually have to be returned. Such situations should not arise in the future. Therefore, we discussed on a positive note, the possibility of obtaining other important artefacts from the Victoria and Albert Museum on a longer-term loan.” The state culture department also pushed a proposal to get UNESCO World Heritage status for 12 forts built by Chhatrapati Shivaji, which came through in July this year. On Sunday, Minister Shelar commemorated Chhatrapati Shivaji Maharaj’s escape from Mughal emperor Aurangzeb’s captivity by performing a ritual at the equestrian statue in front of Agra’s Red Fort with water collected from 101 forts across Maharashtra. Shelar also said that the Maharashtra government will henceforth commemorate this day as ‘Shivchaturya din’ and allocate funds for the celebration. Similarly, the state tourism department plans to build memorials of Chhatrapati Shivaji outside Maharashtra as well by acquiring sites significant in the history of the Maratha empire across different states. Its first attempt is in Agra in Uttar Pradesh, where it is trying to acquire the land where Chhatrapati Shivaji was kept under house arrest by Aurangzeb before his escape. The state government has also been trying to get Chhatrapati Shivaji’s ceremonial ‘Jagdamba sword’, currently housed in St. James’ Palace in London, back to Maharashtra. (Edited by Sugita Katyal) Also Read: With AI, VR and walls that speak, Bandra museum is immortalising legacy of Mumbai dabbawalas The 18th-century sword will be displayed in Mumbai for the first time. The state government had planned an elaborate show, with the sword to be taken on a decorated chariot accompanied by a motorbike rally from the airport to the P.L. Deshpande Maharashtra Kala Academy in Prabhadevi. However, the rally had to be called off due to heavy rain and waterlogging in parts of the city. On Monday evening, Chief Minister Devendra Fadnavis will formally inaugurate the display of the sword in a ceremony where Raghuji Bhosale’s descendant, Shrimant Mudhoji Raje Bhosale, will also be present, a statement from Shelar’s office said. The event has been kept open to all citizens. The state government has also organised an exhibition featuring the sword and displays of 12 heritage forts at the P.L. Deshpande Academy from 19 August to 25 August. The state government acquired the sword at a Sotheby’s auction for Rs 47.15 lakh. Shelar had earlier said that he heard about the historic sword going under the hammer for an auction on 28 April and immediately brought it to Fadnavis’ attention. The government looped in the Indian embassy in the United Kingdom, and also engaged an intermediary through whom the state government participated in the auction. Shelar took possession of the sword in London last week in the presence of representatives from the Marathi diaspora and completed the legal formalities to bring it back to Mumbai. Getting the historic sword back is the latest in a string of such moves. The BJP-led Mahayuti government has been increasingly deploying its culture and tourism departments in its pursuit of appropriating the legacy of the Maratha empire. Also Read: In Maharashtra, the wrestling mat is political turf, and Rohit Pawar’s bout has just begun The Maratha-style firangi sword The sword of Raghuji Bhosale, which reached the P.L. Deshpande Academy at about noon on Monday, is a rare Maratha-style ‘firangi’ sword with a long European blade and an Indian hilt. It also has a Mulheri-style basket hilt with gold inlay koftgiri work. And there’s a green cloth wrapping the rounded pommel. The European manufacturer’s name is displayed near the hilt, whereas the spine of the blade has an inscription in the Devanagari script that reads, “Shrimant Raghuji Bhosale Senasahib Subha Firang”. Chhatrapati Shahu Maharaj had given Raghuji Bhosale the title of ‘Senasahib Subha.’ The founder of the Nagpur Bhosale dynasty led violent Maratha military campaigns against the Nawab of Bengal in 1745 and 1755. He is also said to have established control over Chanda in Chhattisgarh and Sambalpur in Odisha and defeated the Nawabs of Cuddapah and Kurnool, extending Maratha influence to southern India. “Most medieval Maratha weapons lacked decorative embellishments or inscriptions of their makers or owners. This sword is a rare exception, bearing both intricate ornamentation and the owner’s name,” Shelar said in a statement last week from London. He added that the presence of the European-made blade also pointed to the bustling global arms trade in 18th-century India. In 1817, the Bhosales of Nagpur unsuccessfully fought the British East India Company at Sitalbuldi, following which the Bhosale treasury is said to have been looted. Over time, the Nagpur Bhosales also gave tributes and gifts to the British. The sword could have left India either as loot or as a gift, Shelar said in the statement. Mahayuti’s push to showcase Maratha history Getting the sword of Raghuji Bhosale back to Maharashtra is the latest in a string of such moves by the state culture and tourism departments. Last year, the BJP’s Sudhir Mumgantiwar, the culture minister in the first Mahayuti government—comprising the BJP, the Eknath Shinde-led Shiv Sena and the Ajit Pawar-led Nationalist Congress Party (NCP)—brought back the ‘wagh nakh’ from London’s Victoria and Albert Museum to Maharashtra. The ‘wagh nakh’ is said to have been used by Maratha warrior king Chhatrapati Shivaji to kill the Bijapur Sultanate’s general, Afzal Khan, in 1659. During his trip to London last week, Shelar had a meeting with the director of the Victoria and Albert Museum, after which he said in a statement, “We had received Chhatrapati Shivaji Maharaj’s iconic ‘wagh nakh’ on a three-year loan. However, they will eventually have to be returned. Such situations should not arise in the future. Therefore, we discussed on a positive note, the possibility of obtaining other important artefacts from the Victoria and Albert Museum on a longer-term loan.” The state culture department also pushed a proposal to get UNESCO World Heritage status for 12 forts built by Chhatrapati Shivaji, which came through in July this year. On Sunday, Minister Shelar commemorated Chhatrapati Shivaji Maharaj’s escape from Mughal emperor Aurangzeb’s captivity by performing a ritual at the equestrian statue in front of Agra’s Red Fort with water collected from 101 forts across Maharashtra. Shelar also said that the Maharashtra government will henceforth commemorate this day as ‘Shivchaturya din’ and allocate funds for the celebration. Similarly, the state tourism department plans to build memorials of Chhatrapati Shivaji outside Maharashtra as well by acquiring sites significant in the history of the Maratha empire across different states. Its first attempt is in Agra in Uttar Pradesh, where it is trying to acquire the land where Chhatrapati Shivaji was kept under house arrest by Aurangzeb before his escape. The state government has also been trying to get Chhatrapati Shivaji’s ceremonial ‘Jagdamba sword’, currently housed in St. James’ Palace in London, back to Maharashtra. (Edited by Sugita Katyal) Also Read: With AI, VR and walls that speak, Bandra museum is immortalising legacy of Mumbai dabbawalas The state government had planned an elaborate show, with the sword to be taken on a decorated chariot accompanied by a motorbike rally from the airport to the P.L. Deshpande Maharashtra Kala Academy in Prabhadevi. However, the rally had to be called off due to heavy rain and waterlogging in parts of the city. On Monday evening, Chief Minister Devendra Fadnavis will formally inaugurate the display of the sword in a ceremony where Raghuji Bhosale’s descendant, Shrimant Mudhoji Raje Bhosale, will also be present, a statement from Shelar’s office said. The event has been kept open to all citizens. The state government has also organised an exhibition featuring the sword and displays of 12 heritage forts at the P.L. Deshpande Academy from 19 August to 25 August. The state government acquired the sword at a Sotheby’s auction for Rs 47.15 lakh. Shelar had earlier said that he heard about the historic sword going under the hammer for an auction on 28 April and immediately brought it to Fadnavis’ attention. The government looped in the Indian embassy in the United Kingdom, and also engaged an intermediary through whom the state government participated in the auction. Shelar took possession of the sword in London last week in the presence of representatives from the Marathi diaspora and completed the legal formalities to bring it back to Mumbai. Getting the historic sword back is the latest in a string of such moves. The BJP-led Mahayuti government has been increasingly deploying its culture and tourism departments in its pursuit of appropriating the legacy of the Maratha empire. Also Read: In Maharashtra, the wrestling mat is political turf, and Rohit Pawar’s bout has just begun The Maratha-style firangi sword The sword of Raghuji Bhosale, which reached the P.L. Deshpande Academy at about noon on Monday, is a rare Maratha-style ‘firangi’ sword with a long European blade and an Indian hilt. It also has a Mulheri-style basket hilt with gold inlay koftgiri work. And there’s a green cloth wrapping the rounded pommel. The European manufacturer’s name is displayed near the hilt, whereas the spine of the blade has an inscription in the Devanagari script that reads, “Shrimant Raghuji Bhosale Senasahib Subha Firang”. Chhatrapati Shahu Maharaj had given Raghuji Bhosale the title of ‘Senasahib Subha.’ The founder of the Nagpur Bhosale dynasty led violent Maratha military campaigns against the Nawab of Bengal in 1745 and 1755. He is also said to have established control over Chanda in Chhattisgarh and Sambalpur in Odisha and defeated the Nawabs of Cuddapah and Kurnool, extending Maratha influence to southern India. “Most medieval Maratha weapons lacked decorative embellishments or inscriptions of their makers or owners. This sword is a rare exception, bearing both intricate ornamentation and the owner’s name,” Shelar said in a statement last week from London. He added that the presence of the European-made blade also pointed to the bustling global arms trade in 18th-century India. In 1817, the Bhosales of Nagpur unsuccessfully fought the British East India Company at Sitalbuldi, following which the Bhosale treasury is said to have been looted. Over time, the Nagpur Bhosales also gave tributes and gifts to the British. The sword could have left India either as loot or as a gift, Shelar said in the statement. Mahayuti’s push to showcase Maratha history Getting the sword of Raghuji Bhosale back to Maharashtra is the latest in a string of such moves by the state culture and tourism departments. Last year, the BJP’s Sudhir Mumgantiwar, the culture minister in the first Mahayuti government—comprising the BJP, the Eknath Shinde-led Shiv Sena and the Ajit Pawar-led Nationalist Congress Party (NCP)—brought back the ‘wagh nakh’ from London’s Victoria and Albert Museum to Maharashtra. The ‘wagh nakh’ is said to have been used by Maratha warrior king Chhatrapati Shivaji to kill the Bijapur Sultanate’s general, Afzal Khan, in 1659. During his trip to London last week, Shelar had a meeting with the director of the Victoria and Albert Museum, after which he said in a statement, “We had received Chhatrapati Shivaji Maharaj’s iconic ‘wagh nakh’ on a three-year loan. However, they will eventually have to be returned. Such situations should not arise in the future. Therefore, we discussed on a positive note, the possibility of obtaining other important artefacts from the Victoria and Albert Museum on a longer-term loan.” The state culture department also pushed a proposal to get UNESCO World Heritage status for 12 forts built by Chhatrapati Shivaji, which came through in July this year. On Sunday, Minister Shelar commemorated Chhatrapati Shivaji Maharaj’s escape from Mughal emperor Aurangzeb’s captivity by performing a ritual at the equestrian statue in front of Agra’s Red Fort with water collected from 101 forts across Maharashtra. Shelar also said that the Maharashtra government will henceforth commemorate this day as ‘Shivchaturya din’ and allocate funds for the celebration. Similarly, the state tourism department plans to build memorials of Chhatrapati Shivaji outside Maharashtra as well by acquiring sites significant in the history of the Maratha empire across different states. Its first attempt is in Agra in Uttar Pradesh, where it is trying to acquire the land where Chhatrapati Shivaji was kept under house arrest by Aurangzeb before his escape. The state government has also been trying to get Chhatrapati Shivaji’s ceremonial ‘Jagdamba sword’, currently housed in St. James’ Palace in London, back to Maharashtra. (Edited by Sugita Katyal) Also Read: With AI, VR and walls that speak, Bandra museum is immortalising legacy of Mumbai dabbawalas On Monday evening, Chief Minister Devendra Fadnavis will formally inaugurate the display of the sword in a ceremony where Raghuji Bhosale’s descendant, Shrimant Mudhoji Raje Bhosale, will also be present, a statement from Shelar’s office said. The event has been kept open to all citizens. The state government has also organised an exhibition featuring the sword and displays of 12 heritage forts at the P.L. Deshpande Academy from 19 August to 25 August. The state government acquired the sword at a Sotheby’s auction for Rs 47.15 lakh. Shelar had earlier said that he heard about the historic sword going under the hammer for an auction on 28 April and immediately brought it to Fadnavis’ attention. The government looped in the Indian embassy in the United Kingdom, and also engaged an intermediary through whom the state government participated in the auction. Shelar took possession of the sword in London last week in the presence of representatives from the Marathi diaspora and completed the legal formalities to bring it back to Mumbai. Getting the historic sword back is the latest in a string of such moves. The BJP-led Mahayuti government has been increasingly deploying its culture and tourism departments in its pursuit of appropriating the legacy of the Maratha empire. Also Read: In Maharashtra, the wrestling mat is political turf, and Rohit Pawar’s bout has just begun The Maratha-style firangi sword The sword of Raghuji Bhosale, which reached the P.L. Deshpande Academy at about noon on Monday, is a rare Maratha-style ‘firangi’ sword with a long European blade and an Indian hilt. It also has a Mulheri-style basket hilt with gold inlay koftgiri work. And there’s a green cloth wrapping the rounded pommel. The European manufacturer’s name is displayed near the hilt, whereas the spine of the blade has an inscription in the Devanagari script that reads, “Shrimant Raghuji Bhosale Senasahib Subha Firang”. Chhatrapati Shahu Maharaj had given Raghuji Bhosale the title of ‘Senasahib Subha.’ The founder of the Nagpur Bhosale dynasty led violent Maratha military campaigns against the Nawab of Bengal in 1745 and 1755. He is also said to have established control over Chanda in Chhattisgarh and Sambalpur in Odisha and defeated the Nawabs of Cuddapah and Kurnool, extending Maratha influence to southern India. “Most medieval Maratha weapons lacked decorative embellishments or inscriptions of their makers or owners. This sword is a rare exception, bearing both intricate ornamentation and the owner’s name,” Shelar said in a statement last week from London. He added that the presence of the European-made blade also pointed to the bustling global arms trade in 18th-century India. In 1817, the Bhosales of Nagpur unsuccessfully fought the British East India Company at Sitalbuldi, following which the Bhosale treasury is said to have been looted. Over time, the Nagpur Bhosales also gave tributes and gifts to the British. The sword could have left India either as loot or as a gift, Shelar said in the statement. Mahayuti’s push to showcase Maratha history Getting the sword of Raghuji Bhosale back to Maharashtra is the latest in a string of such moves by the state culture and tourism departments. Last year, the BJP’s Sudhir Mumgantiwar, the culture minister in the first Mahayuti government—comprising the BJP, the Eknath Shinde-led Shiv Sena and the Ajit Pawar-led Nationalist Congress Party (NCP)—brought back the ‘wagh nakh’ from London’s Victoria and Albert Museum to Maharashtra. The ‘wagh nakh’ is said to have been used by Maratha warrior king Chhatrapati Shivaji to kill the Bijapur Sultanate’s general, Afzal Khan, in 1659. During his trip to London last week, Shelar had a meeting with the director of the Victoria and Albert Museum, after which he said in a statement, “We had received Chhatrapati Shivaji Maharaj’s iconic ‘wagh nakh’ on a three-year loan. However, they will eventually have to be returned. Such situations should not arise in the future. Therefore, we discussed on a positive note, the possibility of obtaining other important artefacts from the Victoria and Albert Museum on a longer-term loan.” The state culture department also pushed a proposal to get UNESCO World Heritage status for 12 forts built by Chhatrapati Shivaji, which came through in July this year. On Sunday, Minister Shelar commemorated Chhatrapati Shivaji Maharaj’s escape from Mughal emperor Aurangzeb’s captivity by performing a ritual at the equestrian statue in front of Agra’s Red Fort with water collected from 101 forts across Maharashtra. Shelar also said that the Maharashtra government will henceforth commemorate this day as ‘Shivchaturya din’ and allocate funds for the celebration. Similarly, the state tourism department plans to build memorials of Chhatrapati Shivaji outside Maharashtra as well by acquiring sites significant in the history of the Maratha empire across different states. Its first attempt is in Agra in Uttar Pradesh, where it is trying to acquire the land where Chhatrapati Shivaji was kept under house arrest by Aurangzeb before his escape. The state government has also been trying to get Chhatrapati Shivaji’s ceremonial ‘Jagdamba sword’, currently housed in St. James’ Palace in London, back to Maharashtra. (Edited by Sugita Katyal) Also Read: With AI, VR and walls that speak, Bandra museum is immortalising legacy of Mumbai dabbawalas The state government has also organised an exhibition featuring the sword and displays of 12 heritage forts at the P.L. Deshpande Academy from 19 August to 25 August. The state government acquired the sword at a Sotheby’s auction for Rs 47.15 lakh. Shelar had earlier said that he heard about the historic sword going under the hammer for an auction on 28 April and immediately brought it to Fadnavis’ attention. The government looped in the Indian embassy in the United Kingdom, and also engaged an intermediary through whom the state government participated in the auction. Shelar took possession of the sword in London last week in the presence of representatives from the Marathi diaspora and completed the legal formalities to bring it back to Mumbai. Getting the historic sword back is the latest in a string of such moves. The BJP-led Mahayuti government has been increasingly deploying its culture and tourism departments in its pursuit of appropriating the legacy of the Maratha empire. Also Read: In Maharashtra, the wrestling mat is political turf, and Rohit Pawar’s bout has just begun The Maratha-style firangi sword The sword of Raghuji Bhosale, which reached the P.L. Deshpande Academy at about noon on Monday, is a rare Maratha-style ‘firangi’ sword with a long European blade and an Indian hilt. It also has a Mulheri-style basket hilt with gold inlay koftgiri work. And there’s a green cloth wrapping the rounded pommel. The European manufacturer’s name is displayed near the hilt, whereas the spine of the blade has an inscription in the Devanagari script that reads, “Shrimant Raghuji Bhosale Senasahib Subha Firang”. Chhatrapati Shahu Maharaj had given Raghuji Bhosale the title of ‘Senasahib Subha.’ The founder of the Nagpur Bhosale dynasty led violent Maratha military campaigns against the Nawab of Bengal in 1745 and 1755. He is also said to have established control over Chanda in Chhattisgarh and Sambalpur in Odisha and defeated the Nawabs of Cuddapah and Kurnool, extending Maratha influence to southern India. “Most medieval Maratha weapons lacked decorative embellishments or inscriptions of their makers or owners. This sword is a rare exception, bearing both intricate ornamentation and the owner’s name,” Shelar said in a statement last week from London. He added that the presence of the European-made blade also pointed to the bustling global arms trade in 18th-century India. In 1817, the Bhosales of Nagpur unsuccessfully fought the British East India Company at Sitalbuldi, following which the Bhosale treasury is said to have been looted. Over time, the Nagpur Bhosales also gave tributes and gifts to the British. The sword could have left India either as loot or as a gift, Shelar said in the statement. Mahayuti’s push to showcase Maratha history Getting the sword of Raghuji Bhosale back to Maharashtra is the latest in a string of such moves by the state culture and tourism departments. Last year, the BJP’s Sudhir Mumgantiwar, the culture minister in the first Mahayuti government—comprising the BJP, the Eknath Shinde-led Shiv Sena and the Ajit Pawar-led Nationalist Congress Party (NCP)—brought back the ‘wagh nakh’ from London’s Victoria and Albert Museum to Maharashtra. The ‘wagh nakh’ is said to have been used by Maratha warrior king Chhatrapati Shivaji to kill the Bijapur Sultanate’s general, Afzal Khan, in 1659. During his trip to London last week, Shelar had a meeting with the director of the Victoria and Albert Museum, after which he said in a statement, “We had received Chhatrapati Shivaji Maharaj’s iconic ‘wagh nakh’ on a three-year loan. However, they will eventually have to be returned. Such situations should not arise in the future. Therefore, we discussed on a positive note, the possibility of obtaining other important artefacts from the Victoria and Albert Museum on a longer-term loan.” The state culture department also pushed a proposal to get UNESCO World Heritage status for 12 forts built by Chhatrapati Shivaji, which came through in July this year. On Sunday, Minister Shelar commemorated Chhatrapati Shivaji Maharaj’s escape from Mughal emperor Aurangzeb’s captivity by performing a ritual at the equestrian statue in front of Agra’s Red Fort with water collected from 101 forts across Maharashtra. Shelar also said that the Maharashtra government will henceforth commemorate this day as ‘Shivchaturya din’ and allocate funds for the celebration. Similarly, the state tourism department plans to build memorials of Chhatrapati Shivaji outside Maharashtra as well by acquiring sites significant in the history of the Maratha empire across different states. Its first attempt is in Agra in Uttar Pradesh, where it is trying to acquire the land where Chhatrapati Shivaji was kept under house arrest by Aurangzeb before his escape. The state government has also been trying to get Chhatrapati Shivaji’s ceremonial ‘Jagdamba sword’, currently housed in St. James’ Palace in London, back to Maharashtra. (Edited by Sugita Katyal) Also Read: With AI, VR and walls that speak, Bandra museum is immortalising legacy of Mumbai dabbawalas The state government acquired the sword at a Sotheby’s auction for Rs 47.15 lakh. Shelar had earlier said that he heard about the historic sword going under the hammer for an auction on 28 April and immediately brought it to Fadnavis’ attention. The government looped in the Indian embassy in the United Kingdom, and also engaged an intermediary through whom the state government participated in the auction. Shelar took possession of the sword in London last week in the presence of representatives from the Marathi diaspora and completed the legal formalities to bring it back to Mumbai. Getting the historic sword back is the latest in a string of such moves. The BJP-led Mahayuti government has been increasingly deploying its culture and tourism departments in its pursuit of appropriating the legacy of the Maratha empire. Also Read: In Maharashtra, the wrestling mat is political turf, and Rohit Pawar’s bout has just begun The Maratha-style firangi sword The sword of Raghuji Bhosale, which reached the P.L. Deshpande Academy at about noon on Monday, is a rare Maratha-style ‘firangi’ sword with a long European blade and an Indian hilt. It also has a Mulheri-style basket hilt with gold inlay koftgiri work. And there’s a green cloth wrapping the rounded pommel. The European manufacturer’s name is displayed near the hilt, whereas the spine of the blade has an inscription in the Devanagari script that reads, “Shrimant Raghuji Bhosale Senasahib Subha Firang”. Chhatrapati Shahu Maharaj had given Raghuji Bhosale the title of ‘Senasahib Subha.’ The founder of the Nagpur Bhosale dynasty led violent Maratha military campaigns against the Nawab of Bengal in 1745 and 1755. He is also said to have established control over Chanda in Chhattisgarh and Sambalpur in Odisha and defeated the Nawabs of Cuddapah and Kurnool, extending Maratha influence to southern India. “Most medieval Maratha weapons lacked decorative embellishments or inscriptions of their makers or owners. This sword is a rare exception, bearing both intricate ornamentation and the owner’s name,” Shelar said in a statement last week from London. He added that the presence of the European-made blade also pointed to the bustling global arms trade in 18th-century India. In 1817, the Bhosales of Nagpur unsuccessfully fought the British East India Company at Sitalbuldi, following which the Bhosale treasury is said to have been looted. Over time, the Nagpur Bhosales also gave tributes and gifts to the British. The sword could have left India either as loot or as a gift, Shelar said in the statement. Mahayuti’s push to showcase Maratha history Getting the sword of Raghuji Bhosale back to Maharashtra is the latest in a string of such moves by the state culture and tourism departments. Last year, the BJP’s Sudhir Mumgantiwar, the culture minister in the first Mahayuti government—comprising the BJP, the Eknath Shinde-led Shiv Sena and the Ajit Pawar-led Nationalist Congress Party (NCP)—brought back the ‘wagh nakh’ from London’s Victoria and Albert Museum to Maharashtra. The ‘wagh nakh’ is said to have been used by Maratha warrior king Chhatrapati Shivaji to kill the Bijapur Sultanate’s general, Afzal Khan, in 1659. During his trip to London last week, Shelar had a meeting with the director of the Victoria and Albert Museum, after which he said in a statement, “We had received Chhatrapati Shivaji Maharaj’s iconic ‘wagh nakh’ on a three-year loan. However, they will eventually have to be returned. Such situations should not arise in the future. Therefore, we discussed on a positive note, the possibility of obtaining other important artefacts from the Victoria and Albert Museum on a longer-term loan.” The state culture department also pushed a proposal to get UNESCO World Heritage status for 12 forts built by Chhatrapati Shivaji, which came through in July this year. On Sunday, Minister Shelar commemorated Chhatrapati Shivaji Maharaj’s escape from Mughal emperor Aurangzeb’s captivity by performing a ritual at the equestrian statue in front of Agra’s Red Fort with water collected from 101 forts across Maharashtra. Shelar also said that the Maharashtra government will henceforth commemorate this day as ‘Shivchaturya din’ and allocate funds for the celebration. Similarly, the state tourism department plans to build memorials of Chhatrapati Shivaji outside Maharashtra as well by acquiring sites significant in the history of the Maratha empire across different states. Its first attempt is in Agra in Uttar Pradesh, where it is trying to acquire the land where Chhatrapati Shivaji was kept under house arrest by Aurangzeb before his escape. The state government has also been trying to get Chhatrapati Shivaji’s ceremonial ‘Jagdamba sword’, currently housed in St. James’ Palace in London, back to Maharashtra. (Edited by Sugita Katyal) Also Read: With AI, VR and walls that speak, Bandra museum is immortalising legacy of Mumbai dabbawalas The government looped in the Indian embassy in the United Kingdom, and also engaged an intermediary through whom the state government participated in the auction. Shelar took possession of the sword in London last week in the presence of representatives from the Marathi diaspora and completed the legal formalities to bring it back to Mumbai. Getting the historic sword back is the latest in a string of such moves. The BJP-led Mahayuti government has been increasingly deploying its culture and tourism departments in its pursuit of appropriating the legacy of the Maratha empire. Also Read: In Maharashtra, the wrestling mat is political turf, and Rohit Pawar’s bout has just begun The Maratha-style firangi sword The sword of Raghuji Bhosale, which reached the P.L. Deshpande Academy at about noon on Monday, is a rare Maratha-style ‘firangi’ sword with a long European blade and an Indian hilt. It also has a Mulheri-style basket hilt with gold inlay koftgiri work. And there’s a green cloth wrapping the rounded pommel. The European manufacturer’s name is displayed near the hilt, whereas the spine of the blade has an inscription in the Devanagari script that reads, “Shrimant Raghuji Bhosale Senasahib Subha Firang”. Chhatrapati Shahu Maharaj had given Raghuji Bhosale the title of ‘Senasahib Subha.’ The founder of the Nagpur Bhosale dynasty led violent Maratha military campaigns against the Nawab of Bengal in 1745 and 1755. He is also said to have established control over Chanda in Chhattisgarh and Sambalpur in Odisha and defeated the Nawabs of Cuddapah and Kurnool, extending Maratha influence to southern India. “Most medieval Maratha weapons lacked decorative embellishments or inscriptions of their makers or owners. This sword is a rare exception, bearing both intricate ornamentation and the owner’s name,” Shelar said in a statement last week from London. He added that the presence of the European-made blade also pointed to the bustling global arms trade in 18th-century India. In 1817, the Bhosales of Nagpur unsuccessfully fought the British East India Company at Sitalbuldi, following which the Bhosale treasury is said to have been looted. Over time, the Nagpur Bhosales also gave tributes and gifts to the British. The sword could have left India either as loot or as a gift, Shelar said in the statement. Mahayuti’s push to showcase Maratha history Getting the sword of Raghuji Bhosale back to Maharashtra is the latest in a string of such moves by the state culture and tourism departments. Last year, the BJP’s Sudhir Mumgantiwar, the culture minister in the first Mahayuti government—comprising the BJP, the Eknath Shinde-led Shiv Sena and the Ajit Pawar-led Nationalist Congress Party (NCP)—brought back the ‘wagh nakh’ from London’s Victoria and Albert Museum to Maharashtra. The ‘wagh nakh’ is said to have been used by Maratha warrior king Chhatrapati Shivaji to kill the Bijapur Sultanate’s general, Afzal Khan, in 1659. During his trip to London last week, Shelar had a meeting with the director of the Victoria and Albert Museum, after which he said in a statement, “We had received Chhatrapati Shivaji Maharaj’s iconic ‘wagh nakh’ on a three-year loan. However, they will eventually have to be returned. Such situations should not arise in the future. Therefore, we discussed on a positive note, the possibility of obtaining other important artefacts from the Victoria and Albert Museum on a longer-term loan.” The state culture department also pushed a proposal to get UNESCO World Heritage status for 12 forts built by Chhatrapati Shivaji, which came through in July this year. On Sunday, Minister Shelar commemorated Chhatrapati Shivaji Maharaj’s escape from Mughal emperor Aurangzeb’s captivity by performing a ritual at the equestrian statue in front of Agra’s Red Fort with water collected from 101 forts across Maharashtra. Shelar also said that the Maharashtra government will henceforth commemorate this day as ‘Shivchaturya din’ and allocate funds for the celebration. Similarly, the state tourism department plans to build memorials of Chhatrapati Shivaji outside Maharashtra as well by acquiring sites significant in the history of the Maratha empire across different states. Its first attempt is in Agra in Uttar Pradesh, where it is trying to acquire the land where Chhatrapati Shivaji was kept under house arrest by Aurangzeb before his escape. The state government has also been trying to get Chhatrapati Shivaji’s ceremonial ‘Jagdamba sword’, currently housed in St. James’ Palace in London, back to Maharashtra. (Edited by Sugita Katyal) Also Read: With AI, VR and walls that speak, Bandra museum is immortalising legacy of Mumbai dabbawalas Shelar took possession of the sword in London last week in the presence of representatives from the Marathi diaspora and completed the legal formalities to bring it back to Mumbai. Getting the historic sword back is the latest in a string of such moves. The BJP-led Mahayuti government has been increasingly deploying its culture and tourism departments in its pursuit of appropriating the legacy of the Maratha empire. Also Read: In Maharashtra, the wrestling mat is political turf, and Rohit Pawar’s bout has just begun The Maratha-style firangi sword The sword of Raghuji Bhosale, which reached the P.L. Deshpande Academy at about noon on Monday, is a rare Maratha-style ‘firangi’ sword with a long European blade and an Indian hilt. It also has a Mulheri-style basket hilt with gold inlay koftgiri work. And there’s a green cloth wrapping the rounded pommel. The European manufacturer’s name is displayed near the hilt, whereas the spine of the blade has an inscription in the Devanagari script that reads, “Shrimant Raghuji Bhosale Senasahib Subha Firang”. Chhatrapati Shahu Maharaj had given Raghuji Bhosale the title of ‘Senasahib Subha.’ The founder of the Nagpur Bhosale dynasty led violent Maratha military campaigns against the Nawab of Bengal in 1745 and 1755. He is also said to have established control over Chanda in Chhattisgarh and Sambalpur in Odisha and defeated the Nawabs of Cuddapah and Kurnool, extending Maratha influence to southern India. “Most medieval Maratha weapons lacked decorative embellishments or inscriptions of their makers or owners. This sword is a rare exception, bearing both intricate ornamentation and the owner’s name,” Shelar said in a statement last week from London. He added that the presence of the European-made blade also pointed to the bustling global arms trade in 18th-century India. In 1817, the Bhosales of Nagpur unsuccessfully fought the British East India Company at Sitalbuldi, following which the Bhosale treasury is said to have been looted. Over time, the Nagpur Bhosales also gave tributes and gifts to the British. The sword could have left India either as loot or as a gift, Shelar said in the statement. Mahayuti’s push to showcase Maratha history Getting the sword of Raghuji Bhosale back to Maharashtra is the latest in a string of such moves by the state culture and tourism departments. Last year, the BJP’s Sudhir Mumgantiwar, the culture minister in the first Mahayuti government—comprising the BJP, the Eknath Shinde-led Shiv Sena and the Ajit Pawar-led Nationalist Congress Party (NCP)—brought back the ‘wagh nakh’ from London’s Victoria and Albert Museum to Maharashtra. The ‘wagh nakh’ is said to have been used by Maratha warrior king Chhatrapati Shivaji to kill the Bijapur Sultanate’s general, Afzal Khan, in 1659. During his trip to London last week, Shelar had a meeting with the director of the Victoria and Albert Museum, after which he said in a statement, “We had received Chhatrapati Shivaji Maharaj’s iconic ‘wagh nakh’ on a three-year loan. However, they will eventually have to be returned. Such situations should not arise in the future. Therefore, we discussed on a positive note, the possibility of obtaining other important artefacts from the Victoria and Albert Museum on a longer-term loan.” The state culture department also pushed a proposal to get UNESCO World Heritage status for 12 forts built by Chhatrapati Shivaji, which came through in July this year. On Sunday, Minister Shelar commemorated Chhatrapati Shivaji Maharaj’s escape from Mughal emperor Aurangzeb’s captivity by performing a ritual at the equestrian statue in front of Agra’s Red Fort with water collected from 101 forts across Maharashtra. Shelar also said that the Maharashtra government will henceforth commemorate this day as ‘Shivchaturya din’ and allocate funds for the celebration. Similarly, the state tourism department plans to build memorials of Chhatrapati Shivaji outside Maharashtra as well by acquiring sites significant in the history of the Maratha empire across different states. Its first attempt is in Agra in Uttar Pradesh, where it is trying to acquire the land where Chhatrapati Shivaji was kept under house arrest by Aurangzeb before his escape. The state government has also been trying to get Chhatrapati Shivaji’s ceremonial ‘Jagdamba sword’, currently housed in St. James’ Palace in London, back to Maharashtra. (Edited by Sugita Katyal) Also Read: With AI, VR and walls that speak, Bandra museum is immortalising legacy of Mumbai dabbawalas Getting the historic sword back is the latest in a string of such moves. The BJP-led Mahayuti government has been increasingly deploying its culture and tourism departments in its pursuit of appropriating the legacy of the Maratha empire. Also Read: In Maharashtra, the wrestling mat is political turf, and Rohit Pawar’s bout has just begun The Maratha-style firangi sword The sword of Raghuji Bhosale, which reached the P.L. Deshpande Academy at about noon on Monday, is a rare Maratha-style ‘firangi’ sword with a long European blade and an Indian hilt. It also has a Mulheri-style basket hilt with gold inlay koftgiri work. And there’s a green cloth wrapping the rounded pommel. The European manufacturer’s name is displayed near the hilt, whereas the spine of the blade has an inscription in the Devanagari script that reads, “Shrimant Raghuji Bhosale Senasahib Subha Firang”. Chhatrapati Shahu Maharaj had given Raghuji Bhosale the title of ‘Senasahib Subha.’ The founder of the Nagpur Bhosale dynasty led violent Maratha military campaigns against the Nawab of Bengal in 1745 and 1755. He is also said to have established control over Chanda in Chhattisgarh and Sambalpur in Odisha and defeated the Nawabs of Cuddapah and Kurnool, extending Maratha influence to southern India. “Most medieval Maratha weapons lacked decorative embellishments or inscriptions of their makers or owners. This sword is a rare exception, bearing both intricate ornamentation and the owner’s name,” Shelar said in a statement last week from London. He added that the presence of the European-made blade also pointed to the bustling global arms trade in 18th-century India. In 1817, the Bhosales of Nagpur unsuccessfully fought the British East India Company at Sitalbuldi, following which the Bhosale treasury is said to have been looted. Over time, the Nagpur Bhosales also gave tributes and gifts to the British. The sword could have left India either as loot or as a gift, Shelar said in the statement. Mahayuti’s push to showcase Maratha history Getting the sword of Raghuji Bhosale back to Maharashtra is the latest in a string of such moves by the state culture and tourism departments. Last year, the BJP’s Sudhir Mumgantiwar, the culture minister in the first Mahayuti government—comprising the BJP, the Eknath Shinde-led Shiv Sena and the Ajit Pawar-led Nationalist Congress Party (NCP)—brought back the ‘wagh nakh’ from London’s Victoria and Albert Museum to Maharashtra. The ‘wagh nakh’ is said to have been used by Maratha warrior king Chhatrapati Shivaji to kill the Bijapur Sultanate’s general, Afzal Khan, in 1659. During his trip to London last week, Shelar had a meeting with the director of the Victoria and Albert Museum, after which he said in a statement, “We had received Chhatrapati Shivaji Maharaj’s iconic ‘wagh nakh’ on a three-year loan. However, they will eventually have to be returned. Such situations should not arise in the future. Therefore, we discussed on a positive note, the possibility of obtaining other important artefacts from the Victoria and Albert Museum on a longer-term loan.” The state culture department also pushed a proposal to get UNESCO World Heritage status for 12 forts built by Chhatrapati Shivaji, which came through in July this year. On Sunday, Minister Shelar commemorated Chhatrapati Shivaji Maharaj’s escape from Mughal emperor Aurangzeb’s captivity by performing a ritual at the equestrian statue in front of Agra’s Red Fort with water collected from 101 forts across Maharashtra. Shelar also said that the Maharashtra government will henceforth commemorate this day as ‘Shivchaturya din’ and allocate funds for the celebration. Similarly, the state tourism department plans to build memorials of Chhatrapati Shivaji outside Maharashtra as well by acquiring sites significant in the history of the Maratha empire across different states. Its first attempt is in Agra in Uttar Pradesh, where it is trying to acquire the land where Chhatrapati Shivaji was kept under house arrest by Aurangzeb before his escape. The state government has also been trying to get Chhatrapati Shivaji’s ceremonial ‘Jagdamba sword’, currently housed in St. James’ Palace in London, back to Maharashtra. (Edited by Sugita Katyal) Also Read: With AI, VR and walls that speak, Bandra museum is immortalising legacy of Mumbai dabbawalas Also Read: In Maharashtra, the wrestling mat is political turf, and Rohit Pawar’s bout has just begun The Maratha-style firangi sword The sword of Raghuji Bhosale, which reached the P.L. Deshpande Academy at about noon on Monday, is a rare Maratha-style ‘firangi’ sword with a long European blade and an Indian hilt. It also has a Mulheri-style basket hilt with gold inlay koftgiri work. And there’s a green cloth wrapping the rounded pommel. The European manufacturer’s name is displayed near the hilt, whereas the spine of the blade has an inscription in the Devanagari script that reads, “Shrimant Raghuji Bhosale Senasahib Subha Firang”. Chhatrapati Shahu Maharaj had given Raghuji Bhosale the title of ‘Senasahib Subha.’ The founder of the Nagpur Bhosale dynasty led violent Maratha military campaigns against the Nawab of Bengal in 1745 and 1755. He is also said to have established control over Chanda in Chhattisgarh and Sambalpur in Odisha and defeated the Nawabs of Cuddapah and Kurnool, extending Maratha influence to southern India. “Most medieval Maratha weapons lacked decorative embellishments or inscriptions of their makers or owners. This sword is a rare exception, bearing both intricate ornamentation and the owner’s name,” Shelar said in a statement last week from London. He added that the presence of the European-made blade also pointed to the bustling global arms trade in 18th-century India. In 1817, the Bhosales of Nagpur unsuccessfully fought the British East India Company at Sitalbuldi, following which the Bhosale treasury is said to have been looted. Over time, the Nagpur Bhosales also gave tributes and gifts to the British. The sword could have left India either as loot or as a gift, Shelar said in the statement. Mahayuti’s push to showcase Maratha history Getting the sword of Raghuji Bhosale back to Maharashtra is the latest in a string of such moves by the state culture and tourism departments. Last year, the BJP’s Sudhir Mumgantiwar, the culture minister in the first Mahayuti government—comprising the BJP, the Eknath Shinde-led Shiv Sena and the Ajit Pawar-led Nationalist Congress Party (NCP)—brought back the ‘wagh nakh’ from London’s Victoria and Albert Museum to Maharashtra. The ‘wagh nakh’ is said to have been used by Maratha warrior king Chhatrapati Shivaji to kill the Bijapur Sultanate’s general, Afzal Khan, in 1659. During his trip to London last week, Shelar had a meeting with the director of the Victoria and Albert Museum, after which he said in a statement, “We had received Chhatrapati Shivaji Maharaj’s iconic ‘wagh nakh’ on a three-year loan. However, they will eventually have to be returned. Such situations should not arise in the future. Therefore, we discussed on a positive note, the possibility of obtaining other important artefacts from the Victoria and Albert Museum on a longer-term loan.” The state culture department also pushed a proposal to get UNESCO World Heritage status for 12 forts built by Chhatrapati Shivaji, which came through in July this year. On Sunday, Minister Shelar commemorated Chhatrapati Shivaji Maharaj’s escape from Mughal emperor Aurangzeb’s captivity by performing a ritual at the equestrian statue in front of Agra’s Red Fort with water collected from 101 forts across Maharashtra. Shelar also said that the Maharashtra government will henceforth commemorate this day as ‘Shivchaturya din’ and allocate funds for the celebration. Similarly, the state tourism department plans to build memorials of Chhatrapati Shivaji outside Maharashtra as well by acquiring sites significant in the history of the Maratha empire across different states. Its first attempt is in Agra in Uttar Pradesh, where it is trying to acquire the land where Chhatrapati Shivaji was kept under house arrest by Aurangzeb before his escape. The state government has also been trying to get Chhatrapati Shivaji’s ceremonial ‘Jagdamba sword’, currently housed in St. James’ Palace in London, back to Maharashtra. (Edited by Sugita Katyal) Also Read: With AI, VR and walls that speak, Bandra museum is immortalising legacy of Mumbai dabbawalas The sword of Raghuji Bhosale, which reached the P.L. Deshpande Academy at about noon on Monday, is a rare Maratha-style ‘firangi’ sword with a long European blade and an Indian hilt. It also has a Mulheri-style basket hilt with gold inlay koftgiri work. And there’s a green cloth wrapping the rounded pommel. The European manufacturer’s name is displayed near the hilt, whereas the spine of the blade has an inscription in the Devanagari script that reads, “Shrimant Raghuji Bhosale Senasahib Subha Firang”. Chhatrapati Shahu Maharaj had given Raghuji Bhosale the title of ‘Senasahib Subha.’ The founder of the Nagpur Bhosale dynasty led violent Maratha military campaigns against the Nawab of Bengal in 1745 and 1755. He is also said to have established control over Chanda in Chhattisgarh and Sambalpur in Odisha and defeated the Nawabs of Cuddapah and Kurnool, extending Maratha influence to southern India. “Most medieval Maratha weapons lacked decorative embellishments or inscriptions of their makers or owners. This sword is a rare exception, bearing both intricate ornamentation and the owner’s name,” Shelar said in a statement last week from London. He added that the presence of the European-made blade also pointed to the bustling global arms trade in 18th-century India. In 1817, the Bhosales of Nagpur unsuccessfully fought the British East India Company at Sitalbuldi, following which the Bhosale treasury is said to have been looted. Over time, the Nagpur Bhosales also gave tributes and gifts to the British. The sword could have left India either as loot or as a gift, Shelar said in the statement. Mahayuti’s push to showcase Maratha history Getting the sword of Raghuji Bhosale back to Maharashtra is the latest in a string of such moves by the state culture and tourism departments. Last year, the BJP’s Sudhir Mumgantiwar, the culture minister in the first Mahayuti government—comprising the BJP, the Eknath Shinde-led Shiv Sena and the Ajit Pawar-led Nationalist Congress Party (NCP)—brought back the ‘wagh nakh’ from London’s Victoria and Albert Museum to Maharashtra. The ‘wagh nakh’ is said to have been used by Maratha warrior king Chhatrapati Shivaji to kill the Bijapur Sultanate’s general, Afzal Khan, in 1659. During his trip to London last week, Shelar had a meeting with the director of the Victoria and Albert Museum, after which he said in a statement, “We had received Chhatrapati Shivaji Maharaj’s iconic ‘wagh nakh’ on a three-year loan. However, they will eventually have to be returned. Such situations should not arise in the future. Therefore, we discussed on a positive note, the possibility of obtaining other important artefacts from the Victoria and Albert Museum on a longer-term loan.” The state culture department also pushed a proposal to get UNESCO World Heritage status for 12 forts built by Chhatrapati Shivaji, which came through in July this year. On Sunday, Minister Shelar commemorated Chhatrapati Shivaji Maharaj’s escape from Mughal emperor Aurangzeb’s captivity by performing a ritual at the equestrian statue in front of Agra’s Red Fort with water collected from 101 forts across Maharashtra. Shelar also said that the Maharashtra government will henceforth commemorate this day as ‘Shivchaturya din’ and allocate funds for the celebration. Similarly, the state tourism department plans to build memorials of Chhatrapati Shivaji outside Maharashtra as well by acquiring sites significant in the history of the Maratha empire across different states. Its first attempt is in Agra in Uttar Pradesh, where it is trying to acquire the land where Chhatrapati Shivaji was kept under house arrest by Aurangzeb before his escape. The state government has also been trying to get Chhatrapati Shivaji’s ceremonial ‘Jagdamba sword’, currently housed in St. James’ Palace in London, back to Maharashtra. (Edited by Sugita Katyal) Also Read: With AI, VR and walls that speak, Bandra museum is immortalising legacy of Mumbai dabbawalas The European manufacturer’s name is displayed near the hilt, whereas the spine of the blade has an inscription in the Devanagari script that reads, “Shrimant Raghuji Bhosale Senasahib Subha Firang”. Chhatrapati Shahu Maharaj had given Raghuji Bhosale the title of ‘Senasahib Subha.’ The founder of the Nagpur Bhosale dynasty led violent Maratha military campaigns against the Nawab of Bengal in 1745 and 1755. He is also said to have established control over Chanda in Chhattisgarh and Sambalpur in Odisha and defeated the Nawabs of Cuddapah and Kurnool, extending Maratha influence to southern India. “Most medieval Maratha weapons lacked decorative embellishments or inscriptions of their makers or owners. This sword is a rare exception, bearing both intricate ornamentation and the owner’s name,” Shelar said in a statement last week from London. He added that the presence of the European-made blade also pointed to the bustling global arms trade in 18th-century India. In 1817, the Bhosales of Nagpur unsuccessfully fought the British East India Company at Sitalbuldi, following which the Bhosale treasury is said to have been looted. Over time, the Nagpur Bhosales also gave tributes and gifts to the British. The sword could have left India either as loot or as a gift, Shelar said in the statement. Mahayuti’s push to showcase Maratha history Getting the sword of Raghuji Bhosale back to Maharashtra is the latest in a string of such moves by the state culture and tourism departments. Last year, the BJP’s Sudhir Mumgantiwar, the culture minister in the first Mahayuti government—comprising the BJP, the Eknath Shinde-led Shiv Sena and the Ajit Pawar-led Nationalist Congress Party (NCP)—brought back the ‘wagh nakh’ from London’s Victoria and Albert Museum to Maharashtra. The ‘wagh nakh’ is said to have been used by Maratha warrior king Chhatrapati Shivaji to kill the Bijapur Sultanate’s general, Afzal Khan, in 1659. During his trip to London last week, Shelar had a meeting with the director of the Victoria and Albert Museum, after which he said in a statement, “We had received Chhatrapati Shivaji Maharaj’s iconic ‘wagh nakh’ on a three-year loan. However, they will eventually have to be returned. Such situations should not arise in the future. Therefore, we discussed on a positive note, the possibility of obtaining other important artefacts from the Victoria and Albert Museum on a longer-term loan.” The state culture department also pushed a proposal to get UNESCO World Heritage status for 12 forts built by Chhatrapati Shivaji, which came through in July this year. On Sunday, Minister Shelar commemorated Chhatrapati Shivaji Maharaj’s escape from Mughal emperor Aurangzeb’s captivity by performing a ritual at the equestrian statue in front of Agra’s Red Fort with water collected from 101 forts across Maharashtra. Shelar also said that the Maharashtra government will henceforth commemorate this day as ‘Shivchaturya din’ and allocate funds for the celebration. Similarly, the state tourism department plans to build memorials of Chhatrapati Shivaji outside Maharashtra as well by acquiring sites significant in the history of the Maratha empire across different states. Its first attempt is in Agra in Uttar Pradesh, where it is trying to acquire the land where Chhatrapati Shivaji was kept under house arrest by Aurangzeb before his escape. The state government has also been trying to get Chhatrapati Shivaji’s ceremonial ‘Jagdamba sword’, currently housed in St. James’ Palace in London, back to Maharashtra. (Edited by Sugita Katyal) Also Read: With AI, VR and walls that speak, Bandra museum is immortalising legacy of Mumbai dabbawalas The founder of the Nagpur Bhosale dynasty led violent Maratha military campaigns against the Nawab of Bengal in 1745 and 1755. He is also said to have established control over Chanda in Chhattisgarh and Sambalpur in Odisha and defeated the Nawabs of Cuddapah and Kurnool, extending Maratha influence to southern India. “Most medieval Maratha weapons lacked decorative embellishments or inscriptions of their makers or owners. This sword is a rare exception, bearing both intricate ornamentation and the owner’s name,” Shelar said in a statement last week from London. He added that the presence of the European-made blade also pointed to the bustling global arms trade in 18th-century India. In 1817, the Bhosales of Nagpur unsuccessfully fought the British East India Company at Sitalbuldi, following which the Bhosale treasury is said to have been looted. Over time, the Nagpur Bhosales also gave tributes and gifts to the British. The sword could have left India either as loot or as a gift, Shelar said in the statement. Mahayuti’s push to showcase Maratha history Getting the sword of Raghuji Bhosale back to Maharashtra is the latest in a string of such moves by the state culture and tourism departments. Last year, the BJP’s Sudhir Mumgantiwar, the culture minister in the first Mahayuti government—comprising the BJP, the Eknath Shinde-led Shiv Sena and the Ajit Pawar-led Nationalist Congress Party (NCP)—brought back the ‘wagh nakh’ from London’s Victoria and Albert Museum to Maharashtra. The ‘wagh nakh’ is said to have been used by Maratha warrior king Chhatrapati Shivaji to kill the Bijapur Sultanate’s general, Afzal Khan, in 1659. During his trip to London last week, Shelar had a meeting with the director of the Victoria and Albert Museum, after which he said in a statement, “We had received Chhatrapati Shivaji Maharaj’s iconic ‘wagh nakh’ on a three-year loan. However, they will eventually have to be returned. Such situations should not arise in the future. Therefore, we discussed on a positive note, the possibility of obtaining other important artefacts from the Victoria and Albert Museum on a longer-term loan.” The state culture department also pushed a proposal to get UNESCO World Heritage status for 12 forts built by Chhatrapati Shivaji, which came through in July this year. On Sunday, Minister Shelar commemorated Chhatrapati Shivaji Maharaj’s escape from Mughal emperor Aurangzeb’s captivity by performing a ritual at the equestrian statue in front of Agra’s Red Fort with water collected from 101 forts across Maharashtra. Shelar also said that the Maharashtra government will henceforth commemorate this day as ‘Shivchaturya din’ and allocate funds for the celebration. Similarly, the state tourism department plans to build memorials of Chhatrapati Shivaji outside Maharashtra as well by acquiring sites significant in the history of the Maratha empire across different states. Its first attempt is in Agra in Uttar Pradesh, where it is trying to acquire the land where Chhatrapati Shivaji was kept under house arrest by Aurangzeb before his escape. The state government has also been trying to get Chhatrapati Shivaji’s ceremonial ‘Jagdamba sword’, currently housed in St. James’ Palace in London, back to Maharashtra. (Edited by Sugita Katyal) Also Read: With AI, VR and walls that speak, Bandra museum is immortalising legacy of Mumbai dabbawalas “Most medieval Maratha weapons lacked decorative embellishments or inscriptions of their makers or owners. This sword is a rare exception, bearing both intricate ornamentation and the owner’s name,” Shelar said in a statement last week from London. He added that the presence of the European-made blade also pointed to the bustling global arms trade in 18th-century India. In 1817, the Bhosales of Nagpur unsuccessfully fought the British East India Company at Sitalbuldi, following which the Bhosale treasury is said to have been looted. Over time, the Nagpur Bhosales also gave tributes and gifts to the British. The sword could have left India either as loot or as a gift, Shelar said in the statement. Mahayuti’s push to showcase Maratha history Getting the sword of Raghuji Bhosale back to Maharashtra is the latest in a string of such moves by the state culture and tourism departments. Last year, the BJP’s Sudhir Mumgantiwar, the culture minister in the first Mahayuti government—comprising the BJP, the Eknath Shinde-led Shiv Sena and the Ajit Pawar-led Nationalist Congress Party (NCP)—brought back the ‘wagh nakh’ from London’s Victoria and Albert Museum to Maharashtra. The ‘wagh nakh’ is said to have been used by Maratha warrior king Chhatrapati Shivaji to kill the Bijapur Sultanate’s general, Afzal Khan, in 1659. During his trip to London last week, Shelar had a meeting with the director of the Victoria and Albert Museum, after which he said in a statement, “We had received Chhatrapati Shivaji Maharaj’s iconic ‘wagh nakh’ on a three-year loan. However, they will eventually have to be returned. Such situations should not arise in the future. Therefore, we discussed on a positive note, the possibility of obtaining other important artefacts from the Victoria and Albert Museum on a longer-term loan.” The state culture department also pushed a proposal to get UNESCO World Heritage status for 12 forts built by Chhatrapati Shivaji, which came through in July this year. On Sunday, Minister Shelar commemorated Chhatrapati Shivaji Maharaj’s escape from Mughal emperor Aurangzeb’s captivity by performing a ritual at the equestrian statue in front of Agra’s Red Fort with water collected from 101 forts across Maharashtra. Shelar also said that the Maharashtra government will henceforth commemorate this day as ‘Shivchaturya din’ and allocate funds for the celebration. Similarly, the state tourism department plans to build memorials of Chhatrapati Shivaji outside Maharashtra as well by acquiring sites significant in the history of the Maratha empire across different states. Its first attempt is in Agra in Uttar Pradesh, where it is trying to acquire the land where Chhatrapati Shivaji was kept under house arrest by Aurangzeb before his escape. The state government has also been trying to get Chhatrapati Shivaji’s ceremonial ‘Jagdamba sword’, currently housed in St. James’ Palace in London, back to Maharashtra. (Edited by Sugita Katyal) Also Read: With AI, VR and walls that speak, Bandra museum is immortalising legacy of Mumbai dabbawalas He added that the presence of the European-made blade also pointed to the bustling global arms trade in 18th-century India. In 1817, the Bhosales of Nagpur unsuccessfully fought the British East India Company at Sitalbuldi, following which the Bhosale treasury is said to have been looted. Over time, the Nagpur Bhosales also gave tributes and gifts to the British. The sword could have left India either as loot or as a gift, Shelar said in the statement. Mahayuti’s push to showcase Maratha history Getting the sword of Raghuji Bhosale back to Maharashtra is the latest in a string of such moves by the state culture and tourism departments. Last year, the BJP’s Sudhir Mumgantiwar, the culture minister in the first Mahayuti government—comprising the BJP, the Eknath Shinde-led Shiv Sena and the Ajit Pawar-led Nationalist Congress Party (NCP)—brought back the ‘wagh nakh’ from London’s Victoria and Albert Museum to Maharashtra. The ‘wagh nakh’ is said to have been used by Maratha warrior king Chhatrapati Shivaji to kill the Bijapur Sultanate’s general, Afzal Khan, in 1659. During his trip to London last week, Shelar had a meeting with the director of the Victoria and Albert Museum, after which he said in a statement, “We had received Chhatrapati Shivaji Maharaj’s iconic ‘wagh nakh’ on a three-year loan. However, they will eventually have to be returned. Such situations should not arise in the future. Therefore, we discussed on a positive note, the possibility of obtaining other important artefacts from the Victoria and Albert Museum on a longer-term loan.” The state culture department also pushed a proposal to get UNESCO World Heritage status for 12 forts built by Chhatrapati Shivaji, which came through in July this year. On Sunday, Minister Shelar commemorated Chhatrapati Shivaji Maharaj’s escape from Mughal emperor Aurangzeb’s captivity by performing a ritual at the equestrian statue in front of Agra’s Red Fort with water collected from 101 forts across Maharashtra. Shelar also said that the Maharashtra government will henceforth commemorate this day as ‘Shivchaturya din’ and allocate funds for the celebration. Similarly, the state tourism department plans to build memorials of Chhatrapati Shivaji outside Maharashtra as well by acquiring sites significant in the history of the Maratha empire across different states. Its first attempt is in Agra in Uttar Pradesh, where it is trying to acquire the land where Chhatrapati Shivaji was kept under house arrest by Aurangzeb before his escape. The state government has also been trying to get Chhatrapati Shivaji’s ceremonial ‘Jagdamba sword’, currently housed in St. James’ Palace in London, back to Maharashtra. (Edited by Sugita Katyal) Also Read: With AI, VR and walls that speak, Bandra museum is immortalising legacy of Mumbai dabbawalas In 1817, the Bhosales of Nagpur unsuccessfully fought the British East India Company at Sitalbuldi, following which the Bhosale treasury is said to have been looted. Over time, the Nagpur Bhosales also gave tributes and gifts to the British. The sword could have left India either as loot or as a gift, Shelar said in the statement. Mahayuti’s push to showcase Maratha history Getting the sword of Raghuji Bhosale back to Maharashtra is the latest in a string of such moves by the state culture and tourism departments. Last year, the BJP’s Sudhir Mumgantiwar, the culture minister in the first Mahayuti government—comprising the BJP, the Eknath Shinde-led Shiv Sena and the Ajit Pawar-led Nationalist Congress Party (NCP)—brought back the ‘wagh nakh’ from London’s Victoria and Albert Museum to Maharashtra. The ‘wagh nakh’ is said to have been used by Maratha warrior king Chhatrapati Shivaji to kill the Bijapur Sultanate’s general, Afzal Khan, in 1659. During his trip to London last week, Shelar had a meeting with the director of the Victoria and Albert Museum, after which he said in a statement, “We had received Chhatrapati Shivaji Maharaj’s iconic ‘wagh nakh’ on a three-year loan. However, they will eventually have to be returned. Such situations should not arise in the future. Therefore, we discussed on a positive note, the possibility of obtaining other important artefacts from the Victoria and Albert Museum on a longer-term loan.” The state culture department also pushed a proposal to get UNESCO World Heritage status for 12 forts built by Chhatrapati Shivaji, which came through in July this year. On Sunday, Minister Shelar commemorated Chhatrapati Shivaji Maharaj’s escape from Mughal emperor Aurangzeb’s captivity by performing a ritual at the equestrian statue in front of Agra’s Red Fort with water collected from 101 forts across Maharashtra. Shelar also said that the Maharashtra government will henceforth commemorate this day as ‘Shivchaturya din’ and allocate funds for the celebration. Similarly, the state tourism department plans to build memorials of Chhatrapati Shivaji outside Maharashtra as well by acquiring sites significant in the history of the Maratha empire across different states. Its first attempt is in Agra in Uttar Pradesh, where it is trying to acquire the land where Chhatrapati Shivaji was kept under house arrest by Aurangzeb before his escape. The state government has also been trying to get Chhatrapati Shivaji’s ceremonial ‘Jagdamba sword’, currently housed in St. James’ Palace in London, back to Maharashtra. (Edited by Sugita Katyal) Also Read: With AI, VR and walls that speak, Bandra museum is immortalising legacy of Mumbai dabbawalas Getting the sword of Raghuji Bhosale back to Maharashtra is the latest in a string of such moves by the state culture and tourism departments. Last year, the BJP’s Sudhir Mumgantiwar, the culture minister in the first Mahayuti government—comprising the BJP, the Eknath Shinde-led Shiv Sena and the Ajit Pawar-led Nationalist Congress Party (NCP)—brought back the ‘wagh nakh’ from London’s Victoria and Albert Museum to Maharashtra. The ‘wagh nakh’ is said to have been used by Maratha warrior king Chhatrapati Shivaji to kill the Bijapur Sultanate’s general, Afzal Khan, in 1659. During his trip to London last week, Shelar had a meeting with the director of the Victoria and Albert Museum, after which he said in a statement, “We had received Chhatrapati Shivaji Maharaj’s iconic ‘wagh nakh’ on a three-year loan. However, they will eventually have to be returned. Such situations should not arise in the future. Therefore, we discussed on a positive note, the possibility of obtaining other important artefacts from the Victoria and Albert Museum on a longer-term loan.” The state culture department also pushed a proposal to get UNESCO World Heritage status for 12 forts built by Chhatrapati Shivaji, which came through in July this year. On Sunday, Minister Shelar commemorated Chhatrapati Shivaji Maharaj’s escape from Mughal emperor Aurangzeb’s captivity by performing a ritual at the equestrian statue in front of Agra’s Red Fort with water collected from 101 forts across Maharashtra. Shelar also said that the Maharashtra government will henceforth commemorate this day as ‘Shivchaturya din’ and allocate funds for the celebration. Similarly, the state tourism department plans to build memorials of Chhatrapati Shivaji outside Maharashtra as well by acquiring sites significant in the history of the Maratha empire across different states. Its first attempt is in Agra in Uttar Pradesh, where it is trying to acquire the land where Chhatrapati Shivaji was kept under house arrest by Aurangzeb before his escape. The state government has also been trying to get Chhatrapati Shivaji’s ceremonial ‘Jagdamba sword’, currently housed in St. James’ Palace in London, back to Maharashtra. (Edited by Sugita Katyal) Also Read: With AI, VR and walls that speak, Bandra museum is immortalising legacy of Mumbai dabbawalas Last year, the BJP’s Sudhir Mumgantiwar, the culture minister in the first Mahayuti government—comprising the BJP, the Eknath Shinde-led Shiv Sena and the Ajit Pawar-led Nationalist Congress Party (NCP)—brought back the ‘wagh nakh’ from London’s Victoria and Albert Museum to Maharashtra. The ‘wagh nakh’ is said to have been used by Maratha warrior king Chhatrapati Shivaji to kill the Bijapur Sultanate’s general, Afzal Khan, in 1659. During his trip to London last week, Shelar had a meeting with the director of the Victoria and Albert Museum, after which he said in a statement, “We had received Chhatrapati Shivaji Maharaj’s iconic ‘wagh nakh’ on a three-year loan. However, they will eventually have to be returned. Such situations should not arise in the future. Therefore, we discussed on a positive note, the possibility of obtaining other important artefacts from the Victoria and Albert Museum on a longer-term loan.” The state culture department also pushed a proposal to get UNESCO World Heritage status for 12 forts built by Chhatrapati Shivaji, which came through in July this year. On Sunday, Minister Shelar commemorated Chhatrapati Shivaji Maharaj’s escape from Mughal emperor Aurangzeb’s captivity by performing a ritual at the equestrian statue in front of Agra’s Red Fort with water collected from 101 forts across Maharashtra. Shelar also said that the Maharashtra government will henceforth commemorate this day as ‘Shivchaturya din’ and allocate funds for the celebration. Similarly, the state tourism department plans to build memorials of Chhatrapati Shivaji outside Maharashtra as well by acquiring sites significant in the history of the Maratha empire across different states. Its first attempt is in Agra in Uttar Pradesh, where it is trying to acquire the land where Chhatrapati Shivaji was kept under house arrest by Aurangzeb before his escape. The state government has also been trying to get Chhatrapati Shivaji’s ceremonial ‘Jagdamba sword’, currently housed in St. James’ Palace in London, back to Maharashtra. (Edited by Sugita Katyal) Also Read: With AI, VR and walls that speak, Bandra museum is immortalising legacy of Mumbai dabbawalas The ‘wagh nakh’ is said to have been used by Maratha warrior king Chhatrapati Shivaji to kill the Bijapur Sultanate’s general, Afzal Khan, in 1659. During his trip to London last week, Shelar had a meeting with the director of the Victoria and Albert Museum, after which he said in a statement, “We had received Chhatrapati Shivaji Maharaj’s iconic ‘wagh nakh’ on a three-year loan. However, they will eventually have to be returned. Such situations should not arise in the future. Therefore, we discussed on a positive note, the possibility of obtaining other important artefacts from the Victoria and Albert Museum on a longer-term loan.” The state culture department also pushed a proposal to get UNESCO World Heritage status for 12 forts built by Chhatrapati Shivaji, which came through in July this year. On Sunday, Minister Shelar commemorated Chhatrapati Shivaji Maharaj’s escape from Mughal emperor Aurangzeb’s captivity by performing a ritual at the equestrian statue in front of Agra’s Red Fort with water collected from 101 forts across Maharashtra. Shelar also said that the Maharashtra government will henceforth commemorate this day as ‘Shivchaturya din’ and allocate funds for the celebration. Similarly, the state tourism department plans to build memorials of Chhatrapati Shivaji outside Maharashtra as well by acquiring sites significant in the history of the Maratha empire across different states. Its first attempt is in Agra in Uttar Pradesh, where it is trying to acquire the land where Chhatrapati Shivaji was kept under house arrest by Aurangzeb before his escape. The state government has also been trying to get Chhatrapati Shivaji’s ceremonial ‘Jagdamba sword’, currently housed in St. James’ Palace in London, back to Maharashtra. (Edited by Sugita Katyal) Also Read: With AI, VR and walls that speak, Bandra museum is immortalising legacy of Mumbai dabbawalas During his trip to London last week, Shelar had a meeting with the director of the Victoria and Albert Museum, after which he said in a statement, “We had received Chhatrapati Shivaji Maharaj’s iconic ‘wagh nakh’ on a three-year loan. However, they will eventually have to be returned. Such situations should not arise in the future. Therefore, we discussed on a positive note, the possibility of obtaining other important artefacts from the Victoria and Albert Museum on a longer-term loan.” The state culture department also pushed a proposal to get UNESCO World Heritage status for 12 forts built by Chhatrapati Shivaji, which came through in July this year. On Sunday, Minister Shelar commemorated Chhatrapati Shivaji Maharaj’s escape from Mughal emperor Aurangzeb’s captivity by performing a ritual at the equestrian statue in front of Agra’s Red Fort with water collected from 101 forts across Maharashtra. Shelar also said that the Maharashtra government will henceforth commemorate this day as ‘Shivchaturya din’ and allocate funds for the celebration. Similarly, the state tourism department plans to build memorials of Chhatrapati Shivaji outside Maharashtra as well by acquiring sites significant in the history of the Maratha empire across different states. Its first attempt is in Agra in Uttar Pradesh, where it is trying to acquire the land where Chhatrapati Shivaji was kept under house arrest by Aurangzeb before his escape. The state government has also been trying to get Chhatrapati Shivaji’s ceremonial ‘Jagdamba sword’, currently housed in St. James’ Palace in London, back to Maharashtra. (Edited by Sugita Katyal) Also Read: With AI, VR and walls that speak, Bandra museum is immortalising legacy of Mumbai dabbawalas The state culture department also pushed a proposal to get UNESCO World Heritage status for 12 forts built by Chhatrapati Shivaji, which came through in July this year. On Sunday, Minister Shelar commemorated Chhatrapati Shivaji Maharaj’s escape from Mughal emperor Aurangzeb’s captivity by performing a ritual at the equestrian statue in front of Agra’s Red Fort with water collected from 101 forts across Maharashtra. Shelar also said that the Maharashtra government will henceforth commemorate this day as ‘Shivchaturya din’ and allocate funds for the celebration. Similarly, the state tourism department plans to build memorials of Chhatrapati Shivaji outside Maharashtra as well by acquiring sites significant in the history of the Maratha empire across different states. Its first attempt is in Agra in Uttar Pradesh, where it is trying to acquire the land where Chhatrapati Shivaji was kept under house arrest by Aurangzeb before his escape. The state government has also been trying to get Chhatrapati Shivaji’s ceremonial ‘Jagdamba sword’, currently housed in St. James’ Palace in London, back to Maharashtra. (Edited by Sugita Katyal) Also Read: With AI, VR and walls that speak, Bandra museum is immortalising legacy of Mumbai dabbawalas On Sunday, Minister Shelar commemorated Chhatrapati Shivaji Maharaj’s escape from Mughal emperor Aurangzeb’s captivity by performing a ritual at the equestrian statue in front of Agra’s Red Fort with water collected from 101 forts across Maharashtra. Shelar also said that the Maharashtra government will henceforth commemorate this day as ‘Shivchaturya din’ and allocate funds for the celebration. Similarly, the state tourism department plans to build memorials of Chhatrapati Shivaji outside Maharashtra as well by acquiring sites significant in the history of the Maratha empire across different states. Its first attempt is in Agra in Uttar Pradesh, where it is trying to acquire the land where Chhatrapati Shivaji was kept under house arrest by Aurangzeb before his escape. The state government has also been trying to get Chhatrapati Shivaji’s ceremonial ‘Jagdamba sword’, currently housed in St. James’ Palace in London, back to Maharashtra. (Edited by Sugita Katyal) Also Read: With AI, VR and walls that speak, Bandra museum is immortalising legacy of Mumbai dabbawalas Shelar also said that the Maharashtra government will henceforth commemorate this day as ‘Shivchaturya din’ and allocate funds for the celebration. Similarly, the state tourism department plans to build memorials of Chhatrapati Shivaji outside Maharashtra as well by acquiring sites significant in the history of the Maratha empire across different states. Its first attempt is in Agra in Uttar Pradesh, where it is trying to acquire the land where Chhatrapati Shivaji was kept under house arrest by Aurangzeb before his escape. The state government has also been trying to get Chhatrapati Shivaji’s ceremonial ‘Jagdamba sword’, currently housed in St. James’ Palace in London, back to Maharashtra. (Edited by Sugita Katyal) Also Read: With AI, VR and walls that speak, Bandra museum is immortalising legacy of Mumbai dabbawalas Similarly, the state tourism department plans to build memorials of Chhatrapati Shivaji outside Maharashtra as well by acquiring sites significant in the history of the Maratha empire across different states. Its first attempt is in Agra in Uttar Pradesh, where it is trying to acquire the land where Chhatrapati Shivaji was kept under house arrest by Aurangzeb before his escape. The state government has also been trying to get Chhatrapati Shivaji’s ceremonial ‘Jagdamba sword’, currently housed in St. James’ Palace in London, back to Maharashtra. (Edited by Sugita Katyal) Also Read: With AI, VR and walls that speak, Bandra museum is immortalising legacy of Mumbai dabbawalas The state government has also been trying to get Chhatrapati Shivaji’s ceremonial ‘Jagdamba sword’, currently housed in St. James’ Palace in London, back to Maharashtra. (Edited by Sugita Katyal) Also Read: With AI, VR and walls that speak, Bandra museum is immortalising legacy of Mumbai dabbawalas (Edited by Sugita Katyal) Also Read: With AI, VR and walls that speak, Bandra museum is immortalising legacy of Mumbai dabbawalas Also Read: With AI, VR and walls that speak, Bandra museum is immortalising legacy of Mumbai dabbawalas Subscribe to our channels on YouTube, Telegram &amp; WhatsApp Support Our Journalism India needs fair, non-hyphenated and questioning journalism, packed with on-ground reporting. ThePrint – with exceptional reporters, columnists and editors – is doing just that. Sustaining this needs support from wonderful readers like you. Whether you live in India or overseas, you can take a paid subscription by clicking here. Support Our Journalism Save my name, email, and website in this browser for the next time I comment. Δ Required fields are marked * Name * Email * Δ Copyright © 2025 Printline Media Pvt. Ltd. All rights reserved.</w:t>
+      </w:r>
+    </w:p>
+    <w:p>
+      <w:pPr>
+        <w:pStyle w:val="Heading3"/>
+      </w:pPr>
+      <w:r>
+        <w:rPr/>
+        <w:t>Article 13</w:t>
+      </w:r>
+    </w:p>
+    <w:p>
+      <w:pPr>
+        <w:pStyle w:val="Normal"/>
+      </w:pPr>
+      <w:r>
+        <w:rPr/>
+        <w:t>Title: Latest</w:t>
+      </w:r>
+    </w:p>
+    <w:p>
+      <w:pPr>
+        <w:pStyle w:val="Normal"/>
+      </w:pPr>
+      <w:r>
+        <w:rPr/>
+        <w:t xml:space="preserve">URL: </w:t>
+      </w:r>
+      <w:r>
+        <w:t xml:space="preserve"> https://www.daijiworld.com/news/newsDisplay?newsID=1289634</w:t>
+      </w:r>
+    </w:p>
+    <w:p>
+      <w:pPr>
+        <w:pStyle w:val="Normal"/>
+      </w:pPr>
+      <w:r>
+        <w:rPr/>
+        <w:t>Content: Daijiworld Media Network - Mumbai Mumbai, Aug 18: With relentless rainfall pounding large parts of Maharashtra and more heavy showers forecast in the coming 48 hours, Deputy Chief Minister Ajit Pawar on Monday chaired a high-level review meeting and directed state and district authorities to stay on high alert and intensify rescue and relief efforts. Citing the ‘Red Alert’ issued by the India Meteorological Department (IMD) for Mumbai and Raigad, Pawar urged citizens to remain indoors unless absolutely necessary, warning that extremely heavy rainfall could pose serious risks. “All administrative agencies must coordinate closely during this period,” Pawar said, adding that rescue, safety, and relief should be the topmost priorities for all local and state authorities. He also reminded state employees and local bodies to take appropriate precautions while performing their duties during this weather emergency. In Mumbai, persistent rainfall led to waterlogging across multiple localities. Guardian Minister Ashish Shelar visited the emergency control room of the BrihanMumbai Municipal Corporation (BMC) to assess the situation and monitor the city's emergency preparedness. Mumbai Police Commissioner Deven Bharti took to social media platform X (formerly Twitter) to issue a public advisory. “Dear Mumbaikars, caution is advised as heavy rainfall continues under 'Orange Alert.' Incidents of waterlogging and reduced visibility are being reported. Please avoid non-essential travel. Our teams are on high alert and ready to assist,” he posted, urging people to contact emergency numbers 100, 112, or 103 if needed. Meanwhile, Chief Minister Devendra Fadnavis is closely monitoring the worsening flood situation in Mukhed taluka of Nanded district, where torrential rain has caused the Lendi Dam to swell dangerously. The area recorded 206 mm of rain in a single day, resulting in flash floods that disrupted life in Ravangaon, Bhaswadi, Bhingeli, and Hasnal. In his own post on X, Fadnavis revealed that 225 people are stranded in Ravangaon, and evacuation efforts are underway. “Eight citizens have been rescued in Hasnal. Twenty are stranded in Bhaswadi and forty in Bhingeli, but all are safe,” the Chief Minister stated.“Five people are still missing. A search operation is in progress.” He added that he is in constant contact with the Nanded District Collector, and that collectors from Nanded, Latur, and Bidar are working together to streamline rescue operations. Rescue efforts are being jointly carried out by teams from the National Disaster Response Force (NDRF), the Army, and the Maharashtra Police, with additional military units dispatched from Chhatrapati Sambhajinagar to assist on the ground. With the downpour showing no signs of letting up, the state government has urged residents in vulnerable areas to cooperate with authorities, stay updated via official channels, and prioritise safety above all else. Disclaimer: Please write your correct name and email address. Kindly do not post any personal, abusive, defamatory, infringing, obscene, indecent, discriminatory or unlawful or similar comments. Daijiworld.com will not be responsible for any defamatory message posted under this article. Please note that sending false messages to insult, defame, intimidate, mislead or deceive people or to intentionally cause public disorder is punishable under law. It is obligatory on Daijiworld to provide the IP address and other details of senders of such comments, to the authority concerned upon request. Hence, sending offensive comments using daijiworld will be purely at your own risk, and in no way will Daijiworld.com be held responsible.</w:t>
+      </w:r>
+    </w:p>
+    <w:p>
+      <w:pPr>
+        <w:pStyle w:val="Heading3"/>
+      </w:pPr>
+      <w:r>
+        <w:rPr/>
+        <w:t>Article 14</w:t>
+      </w:r>
+    </w:p>
+    <w:p>
+      <w:pPr>
+        <w:pStyle w:val="Normal"/>
+      </w:pPr>
+      <w:r>
+        <w:rPr/>
+        <w:t>Title: Maharashtra rain: Mumbai flooded, 5 missing in Nanded, more showers in store</w:t>
+      </w:r>
+    </w:p>
+    <w:p>
+      <w:pPr>
+        <w:pStyle w:val="Normal"/>
+      </w:pPr>
+      <w:r>
+        <w:rPr/>
+        <w:t xml:space="preserve">URL: </w:t>
+      </w:r>
+      <w:r>
+        <w:t xml:space="preserve"> https://thefederal.com/category/states/west/maharashtra/mumbai-flooded-nanded-5-missing-maharashtra-rain-202350</w:t>
+      </w:r>
+    </w:p>
+    <w:p>
+      <w:pPr>
+        <w:pStyle w:val="Normal"/>
+      </w:pPr>
+      <w:r>
+        <w:rPr/>
+        <w:t>Content: Mumbai received 177 mm of rain within six to eight hours on Monday (August 18), sending vast areas under water and affecting flight and train operations. Airlines such as Akasa Air and IndiGo issued advisories for travellers, asking them to keep additional time in hand as some routes leading to the Mumbai airport reported traffic congestion. Chief Minister Devendra Fadnavis has asked citizens to observe all precautions since more rain is expected through the day along with high tides. Talking to reporters after reviewing the rain and flood situation across Maharashtra, Fadnavis said 14 places in the metropolis were waterlogged. Suburban train services were slightly delayed but are functioning well, while Metro Rail services remain unaffected, Fadnavis added. “Offices have been told to allow workers to leave for home at 4pm. After 6.30 pm, 3m to 4m tides are expected. The decision to close schools on Tuesday will be taken at an appropriate time. Citizens must not venture out without reason,” he said. BMC workers stand near a barricade on a waterlogged road amid rainfall, in Mumbai, on Monday | PTI Photo In light of the incessant showers lashing Mumbai and a “red alert” issued by the IMD, the Brihanmumbai Municipal Corporation declared a holiday for all schools and colleges in the city operating in the second shift (post-12 noon). But a private school bus carrying six children and two staffers got stuck on a waterlogged road in Matunga of central Mumbai for more than half an hour and had to be rescued by the police. The children were taken to the Matunga Police Station for safety. In view of the heavy rain causing waterlogging and reduced visibility in some areas, the Mumbai Police also appealed to the people through a post on X to avoid non-essential travel, plan commute with care and step out only if necessary. “Our officials and staff are on high alert and ready to assist. In case of any emergency, please dial 100 / 112 / 103. Your safety always comes first,” the police said. Also read: Kishtwar cloudburst: Rs 2 lakh ex-gratia announced; people angry over rescue work Roads in several areas of the city got inundated after the heavy downpour for the third consecutive day. Some low-lying areas like the Andheri Subway and Lokhandwala Complex reported water accumulation at a few locations, affecting traffic movement. Local trains, considered the lifeline of the metropolis, were running late by around 10 minutes. However, there was no suspension of services, according to officials. The suburban services on the Central Railway route were affected as water accumulated on tracks in a few low-lying areas on the Harbour Line, and due to failure of track changing points between Kurla and Tilak Nagar stations. Owing to waterlogging, both lanes of the Andheri subway were shut for vehicular movement for the day. The Mumbai Traffic Police informed that traffic will be routed via Thackeray bridge and Gokhale bridge. Waterlogging was also reported along the Vakola bridge, Hyatt Junction as well as Khar subway, leading to slow traffic movement, police said. An IndiGo aircraft stationed at Chhatrapati Shivaji Maharaj International Airport amid rising water level of the nearby Mithi River due to heavy rainfall, at Kurla, in Mumbai, on Monday | PTI Photo Airlines such as Akasa Air and IndiGo issued advisories for travellers. In a post on X, Akasa Air wrote: “Due to heavy rainfall in certain parts of Mumbai, Bengaluru, Goa, and Pune, we anticipate slow moving traffic and congestion on roads leading to the airport. To ensure a seamless travel experience, we request you to plan for additional travel time to reach the airport well in time for your flight.” IndiGo said its airport staff would help the travellers along the way. “The rain continues to make its presence felt across Mumbai, and road travel has been affected in parts. Traffic is moving slowly on some routes to the airport due to persistent showers and pooling water. “If you are catching a flight today, we recommend heading out early and keeping an eye on your flight updates via our app and website. Our airport teams are standing by and ready to help you along the way,” IndiGo posted on X. Also read: Kathua cloudburst: 7 dead; army deploys choppers into rescue operation Mumbai Suburban District Guardian Minister Ashish Shelar said he had reviewed the situation in the metropolis through the disaster management cell of the BMC and taken stock of the rainfall, flooding, school conditions, and public transport. “Local train services were functional with some disruptions, while BEST has been instructed to operate additional bus services if passengers are stranded at major (railway) terminals such as Dadar and Mumbai Central,” he said. All top civic and police officials are on the ground, the minister and senior BJP leader said. Trees and branches have fallen in some 30 to 40 locations in the city and instructions have been issued to remove such hurdles and restore vehicular traffic speedily, Shelar informed. A train moves through a waterlogged track from Tilak Nagar to Kurla in Mumbai, on Monday | PTI Photo He said one person was injured at Napean Sea Road in south Mumbai after a protection wall fell on a tree due to heavy rains. Another protection wall constructed by the Mumbai Metropolitan Region Development Authority (MMRDA) collapsed too, damaging seven shanties in the eastern suburbs. There were no reports of injuries in the incident that took place in the New Ashok Nagar locality of Chembur on Sunday evening. However, seven huts were damaged. Shelar said pumping stations are functioning optimally across the city, and authorities are reviewing how much water is receding with the help of the pumps. Also read: DGCA to probe IndiGo aircraft tail strike at Mumbai airport Crops spread across 4 lakh hectares have been affected statewide, and district collectors have been authorized to take decisions regarding relief and rescue operations, Fadnavis said. In Mukhed taluka of Nanded district, five persons are missing and several others stranded due to heavy rain, he added. There has been a significant rise in the water level of Lendi dam, an inter-state irrigation project between Maharashtra and Telangana, located in the taluka, more than 600 km from Mumbai, while large amounts of water are flowing into the area from Latur, Udgir and neighbouring Karnataka, he said. Talks are on with Karnataka regarding the discharge of water from the Allmatti dam, Fadnavis said. Commuters wade through a waterlogged road following rainfall, near Vandana Cinema, in Thane, on Monday | PTI Photo “Yesterday, the rainfall here was approximately 206 mm. As a result, daily life in Ravangaon, Bhaswadi, Bhingeli, and Hasnal has been affected. In Ravangaon (in Mukhed taluka), 225 persons are trapped in floodwaters; those in extremely adverse conditions have been evacuated. Efforts are underway to relocate the remaining citizens to safer locations,” Fadnavis said in a post on X. In Hasnal, eight citizens have been rescued, while in Bhaswadi, 20 citizens are stranded but are safe. In Bhingeli, 40 citizens are stranded but are safe, the CM added. The CM said he was in constant contact with the collectors of Nanded, Latur and Bidar (in Karnataka) and all authorities are coordinating with each other for rescue operations. “One NDRF team, one military unit, and a police team are working in coordination for the rescue efforts. A military unit from Chhatrapati Sambhajinagar has also been dispatched. The local administration has been instructed to stay in the affected areas and coordinate continuously,” said the CM who also reviewed the flood and rain situation across the state from the Mantralaya control room here in the afternoon. Also read: IMD issues red alert for Mumbai as heavy rain batters city Earlier in the day, Nanded collector Rahul Kardile told PTI that an Army team of 15 members would be deployed in Mukhed. “Water discharge from dams is also underway. I have also called the irrigation department secretary of neighbouring Telangana state and requested them to manage water discharge from Pochampad Dam in their jurisdiction if needed. The State Disaster Response Force (SDRF) rescued 21 people stranded in Ravangaon and Hasnal villages of Mukhed taluka amid heavy rains on Sunday,” the collector said. A vegetable vendor pushes his cart through a waterlogged road amid rainfall, in Mumbai, on Monday | PTI Photo Deputy Chief Minister Ajit Pawar, too, reviewed the situation and directed the administration to remain on high alert and prioritise rescue and relief operations. “The state and district machinery must work in close coordination to ensure timely assistance to citizens. Relief and rescue work should be given the highest priority,” Pawar said, instructing officials to take immediate steps to mitigate the impact of the downpour. The deputy chief minister also appealed to civic officials and emergency response teams to carry out their duties diligently while ensuring their own safety. Also read: Mumbai rain: Landslide leaves two dead; city on high alert Besides Mumbai, the IMD has issued a “red” alert for Thane, and Raigad districts for both Monday and Tuesday, too, and for Palghar on Tuesday. Heavy rain affected normal life in Thane and Palghar districts, too, since the early hours of Monday. Waterlogging on the potholed Ghodbunder Road, an arterial route in the region, brought traffic to a crawl. The rise in water levels was also affecting traffic on Chena bridge in Bhayander, while a man was swept away after he fell into a nullah (major drain) at Blue Diamond Square in Navi Mumbai’s Sector 28 around noon. The man could not be traced despite efforts by the local fire brigade and police personnel due to the strong current in the nullah and continuous rain, a Navi Mumbai Municipal Corporation disaster control room official said. Commuters wade through a waterlogged road near Navi Mumbai International Airport on Monday | PTI Photo “There has been flooding in several areas but there is no report of any untoward incident so far,” Thane Municipal Corporation disaster management cell chief Yasin Tadvi. Deputy Commissioner of Police (Traffic) Pankaj Shirsat said stretches at Karpe Compound in Varsova and some other places developed potholes due to heavy rains over the past few days, leading to traffic disruptions. Single-line traffic is being monitored to bring relief to motorists, the DCP added. (With agency inputs)</w:t>
+      </w:r>
+    </w:p>
+    <w:p>
+      <w:pPr>
+        <w:pStyle w:val="Heading3"/>
+      </w:pPr>
+      <w:r>
+        <w:rPr/>
+        <w:t>Article 15</w:t>
+      </w:r>
+    </w:p>
+    <w:p>
+      <w:pPr>
+        <w:pStyle w:val="Normal"/>
+      </w:pPr>
+      <w:r>
+        <w:rPr/>
+        <w:t>Title: CM Devendra Fadnavis Meets Netherlands Yogasana Chief on Global Initiatives</w:t>
+      </w:r>
+    </w:p>
+    <w:p>
+      <w:pPr>
+        <w:pStyle w:val="Normal"/>
+      </w:pPr>
+      <w:r>
+        <w:rPr/>
+        <w:t xml:space="preserve">URL: </w:t>
+      </w:r>
+      <w:r>
+        <w:t xml:space="preserve"> https://www.transcontinentaltimes.com/netherlands-yogasana-sports-nysa/</w:t>
+      </w:r>
+    </w:p>
+    <w:p>
+      <w:pPr>
+        <w:pStyle w:val="Normal"/>
+      </w:pPr>
+      <w:r>
+        <w:rPr/>
+        <w:t>Content: Adv. Pranita Adwait Deshpande presents books, cultural symbols, and shares initiatives on promoting Yogasana in the Netherlands Published: INDIA: The Chief Minister of Maharashtra, Shri Devendra Fadnavis, held a meeting at Mantralaya in Mumbai with Adv. Pranita Adwait Deshpande, President of the Netherlands Yogasana Sports Association (NYSA). Deshpande, who has been instrumental in bringing Indian Yogasana to an international platform, was accompanied by her husband, Adwait Deshpande, an International Cricket Council (ICC) and Koninklijke Nederlandse Cricket Bond (KNCB) umpire, along with their son, Ansh Deshpande. During the meeting, Adv. Deshpande presented the Chief Minister with three of her published books, each reflecting her literary and academic pursuits. Alongside the books, she gifted a replica of the celebrated Dutch Golden Age painting Girl with a Pearl Earring by Johannes Vermeer, dating to around 1665. The gesture, she explained, symbolized her cultural bond with the Netherlands, where she has lived and worked since 2017. She also presented a memento from the Netherlands Yogasana Sports Association, an organization she founded and continues to lead. Also Read: Hollywood Meets Bollywood: Steven Seagal’s Steamroller Productions Expands Into India The interaction provided an opportunity for Adv. Deshpande to outline the work of NYSA. The association has been active in promoting Yogasana as a competitive sport across the Netherlands, drawing on India’s ancient traditions of yoga while adapting them for a modern sporting framework. Under her leadership, NYSA has worked to introduce Yogasana into community life, schools, and events in the Netherlands, helping to build bridges between Indian cultural heritage and European audiences. She also spoke about her professional work at the International Criminal Court (ICC), where she has been engaged in matters concerning global justice and human rights. The discussion highlighted how her dual roles in law and cultural promotion have allowed her to represent Indian values on both legal and social platforms internationally. Another part of the meeting was devoted to her entrepreneurial activity. In recent years, Adv. Deshpande established Ansh Overseas B.V., an import-export company based in the Netherlands, with the aim of representing Indian agricultural products in European markets. The initiative, she noted, was designed to strengthen trade connections and open up opportunities for Indian producers in a wider market. Since moving to the Netherlands in 2017, she has focused on building cultural and business linkages while also fully integrating into Dutch society, including gaining proficiency in the Dutch language. This personal journey, she explained, has been one of balancing family, professional responsibilities, and a commitment to advancing Indian traditions abroad. The meeting also included a more personal note. Adv. Deshpande recalled the influence of her grandfather, the late Shri Vasudeorao Manbhekar, who served as Vidarbha Pramukh of the Rashtriya Swayamsevak Sangh (RSS). She shared memories of his role in shaping her values and sense of cultural identity. The recollection highlighted how personal history and family heritage often form the foundation for public and professional achievements. For Chief Minister Fadnavis, the occasion offered insight into the ways in which members of the Indian diaspora continue to play a role in carrying forward Indian traditions while contributing meaningfully to their adopted countries. The meeting underscored the growing importance of cultural diplomacy, where individuals act as bridges between societies through their professional, entrepreneurial, and social contributions. By the conclusion of the exchange, both sides had reflected on the interconnectedness of cultural heritage, international law, sport, and commerce. The gathering illustrated how personal initiatives and institutional support can come together to enhance India’s visibility and influence abroad. As global interest in yoga continues to expand, efforts such as those led by NYSA provide a structured path for Yogasana to be recognized not only as a practice of well-being but also as a legitimate sport. Adv. Deshpande’s meeting with the Chief Minister added momentum to this vision, reinforcing the broader narrative of India’s cultural reach in the modern world. Also Read: National Summit Focuses on ESG Integration for India’s 2047 Vision Covering trending topics in India with a focus on education, entrepreneurship, and employment Copyright © Transcontinental Times | All Rights Reserved</w:t>
+      </w:r>
+    </w:p>
+    <w:p>
+      <w:pPr>
+        <w:pStyle w:val="Heading3"/>
+      </w:pPr>
+      <w:r>
+        <w:rPr/>
+        <w:t>Article 16</w:t>
+      </w:r>
+    </w:p>
+    <w:p>
+      <w:pPr>
+        <w:pStyle w:val="Normal"/>
+      </w:pPr>
+      <w:r>
+        <w:rPr/>
+        <w:t>Title: 'Third Mumbai' Initiative Sparks New Wave of Economic Growth in Maharashtra</w:t>
+      </w:r>
+    </w:p>
+    <w:p>
+      <w:pPr>
+        <w:pStyle w:val="Normal"/>
+      </w:pPr>
+      <w:r>
+        <w:rPr/>
+        <w:t xml:space="preserve">URL: </w:t>
+      </w:r>
+      <w:r>
+        <w:t xml:space="preserve"> https://www.devdiscourse.com/article/science-environment/3545659-third-mumbai-initiative-sparks-new-wave-of-economic-growth-in-maharashtra</w:t>
+      </w:r>
+    </w:p>
+    <w:p>
+      <w:pPr>
+        <w:pStyle w:val="Normal"/>
+      </w:pPr>
+      <w:r>
+        <w:rPr/>
+        <w:t>Content: Maharashtra Chief Minister Devendra Fadnavis revealed the government's plan to establish a 'Third Mumbai' in Raigad district, aiming to spur economic growth in the Mumbai Metropolitan Region (MMR). This initiative was announced during the inauguration of Goldman Sachs' expanded office in Worli on Monday. Fadnavis emphasized that the opening of Goldman Sachs' facility showcases Maharashtra's skilled workforce and investment-friendly atmosphere. He reaffirmed the state's leadership in the financial sector and its commitment to fostering development through public-private partnerships. The proposed 'Third Mumbai' will prioritize seamless connectivity with Mumbai via infrastructure projects like the Coastal Road and Atal Setu. Promising fast-track clearances for investors, Fadnavis encouraged private sector participation, highlighting features like international universities, research hubs, and innovation centers. (With inputs from agencies.) Email: info@devdiscourse.com Phone: +91-720-6444012, +91-7027739813, 14, 15 © Copyright 2025</w:t>
+      </w:r>
+    </w:p>
+    <w:p>
+      <w:pPr>
+        <w:pStyle w:val="Heading3"/>
+      </w:pPr>
+      <w:r>
+        <w:rPr/>
+        <w:t>Article 17</w:t>
+      </w:r>
+    </w:p>
+    <w:p>
+      <w:pPr>
+        <w:pStyle w:val="Normal"/>
+      </w:pPr>
+      <w:r>
+        <w:rPr/>
+        <w:t>Title: Mumbai: CM Devendra Fadnavis meets C.P. Radhakrishnan #Gallery</w:t>
+      </w:r>
+    </w:p>
+    <w:p>
+      <w:pPr>
+        <w:pStyle w:val="Normal"/>
+      </w:pPr>
+      <w:r>
+        <w:rPr/>
+        <w:t xml:space="preserve">URL: </w:t>
+      </w:r>
+      <w:r>
+        <w:t xml:space="preserve"> https://www.socialnews.xyz/2025/08/18/mumbai-cm-devendra-fadnavis-meets-c-p-radhakrishnan-gallery/</w:t>
+      </w:r>
+    </w:p>
+    <w:p>
+      <w:pPr>
+        <w:pStyle w:val="Normal"/>
+      </w:pPr>
+      <w:r>
+        <w:rPr/>
+        <w:t>Content: Home » Gallery » Politics » Mumbai: CM Devendra Fadnavis meets C.P. Radhakrishnan #Gallery Posted By: Social News XYZ August 18, 2025 An Indo-American News website. It covers Gossips, Politics, Movies, Technolgy, and Sports News and Photo Galleries and Live Coverage of Events via Youtube. The website is established in 2015 and is owned by AGK FIRE INC. Copyright 2025 | AGK FIRE INC| Terms of Service / Privacy Policy | Contact Us</w:t>
+      </w:r>
+    </w:p>
+    <w:p>
+      <w:pPr>
+        <w:pStyle w:val="Heading3"/>
+      </w:pPr>
+      <w:r>
+        <w:rPr/>
+        <w:t>Article 18</w:t>
+      </w:r>
+    </w:p>
+    <w:p>
+      <w:pPr>
+        <w:pStyle w:val="Normal"/>
+      </w:pPr>
+      <w:r>
+        <w:rPr/>
+        <w:t>Title: Goldman Sachs Expands In Mumbai, Devendra Fadnavis Inaugurates New Worli Office</w:t>
+      </w:r>
+    </w:p>
+    <w:p>
+      <w:pPr>
+        <w:pStyle w:val="Normal"/>
+      </w:pPr>
+      <w:r>
+        <w:rPr/>
+        <w:t xml:space="preserve">URL: </w:t>
+      </w:r>
+      <w:r>
+        <w:t xml:space="preserve"> https://www.freepressjournal.in/business/goldman-sachs-expands-in-mumbai-devendra-fadnavis-inaugurates-new-worli-office</w:t>
+      </w:r>
+    </w:p>
+    <w:p>
+      <w:pPr>
+        <w:pStyle w:val="Normal"/>
+      </w:pPr>
+      <w:r>
+        <w:rPr/>
+        <w:t>Content: Mumbai: Goldman Sachs, the global investment banking leader, has opened a brand-new office in Mumbai’s Worli business hub. The new space is almost 50 percent bigger than its earlier office in the city, showing the firm’s rising focus on India. Inside the New Office The Mumbai office is spread across the entire 10th floor and part of the 9th floor of Ascent Worli. It comes with modern facilities such as: - Large conference centers - Open collaboration areas - Well-designed meeting rooms One special highlight is that a meeting room has been named ‘Mumbai Baithak’, giving a local touch to the global firm. Inauguration by Chief Minister The new office was inaugurated by Maharashtra Chief Minister Devendra Fadnavis. His presence at the event signals the state government’s strong support for global financial firms investing and expanding in Mumbai. Inaugurated the Mumbai office of Goldman Sachs India Securities Pvt. Ltd. today and was delighted to see that their meeting room is named ‘Mumbai Baithak’.गोल्डमन सॅक्स इंडिया सिक्युरिटिज प्रा. लि.च्या मुंबई कार्यालयाचे आज उद्घाटन केले, तेव्हा त्यांच्या कार्यालयातील बैठकीच्या… pic.twitter.com/yizQwOgFMo Goldman Sachs in India – A Long Journey Goldman Sachs has had a presence in India since the 1980s. A key step came in 2006, when the company set up its wholly owned onshore operations in Mumbai. Over the years, it has steadily built a bigger role in India’s financial markets. Big Investments in the Country Since 2006, Goldman Sachs has invested more than USD 8.5 billion across different sectors in India. This shows its confidence in the country’s economic growth and long-term potential. Why the Expansion Matters This expansion shows that India is becoming a much bigger part of Goldman Sachs’ global strategy. With its larger office and growing workforce in Mumbai, the firm is expected to contribute more to India’s financial services industry and economic growth.</w:t>
+      </w:r>
+    </w:p>
+    <w:p>
+      <w:pPr>
+        <w:pStyle w:val="Heading3"/>
+      </w:pPr>
+      <w:r>
+        <w:rPr/>
+        <w:t>Article 19</w:t>
+      </w:r>
+    </w:p>
+    <w:p>
+      <w:pPr>
+        <w:pStyle w:val="Normal"/>
+      </w:pPr>
+      <w:r>
+        <w:rPr/>
+        <w:t>Title: Mumbai Rains: Maharashtra CM Devendra Fadnavis Chairs Review Meeting On Excessive Rainfall At Mantralaya |VIDEO</w:t>
+      </w:r>
+    </w:p>
+    <w:p>
+      <w:pPr>
+        <w:pStyle w:val="Normal"/>
+      </w:pPr>
+      <w:r>
+        <w:rPr/>
+        <w:t xml:space="preserve">URL: </w:t>
+      </w:r>
+      <w:r>
+        <w:t xml:space="preserve"> https://www.freepressjournal.in/mumbai/mumbai-rains-cm-devendra-fadnavis-chairs-review-meeting-on-excessive-rainfall-at-mantralaya-video</w:t>
+      </w:r>
+    </w:p>
+    <w:p>
+      <w:pPr>
+        <w:pStyle w:val="Normal"/>
+      </w:pPr>
+      <w:r>
+        <w:rPr/>
+        <w:t>Content: Mumbai: Amid continued heavy rainfall across Mumbai and several parts of Maharashtra, Chief Minister Devendra Fadnavis chaired a high-level review meeting on Monday to assess the ongoing weather situation and response measures. The meeting was held at the Mantralaya Control Room, where senior officials from disaster management, police, municipal bodies, and other key departments were present. The discussion focused on areas worst affected by waterlogging, traffic disruption, and delayed transport services, including airport and suburban train operations. Authorities were instructed to remain on high alert and ensure swift coordination among agencies to respond to emergencies. Let us know! 👂What type of content would you like to see from us this year? Let us know! 👂What type of content would you like to see from us this year? Maharashtra CM Devendra Fadnavis mentioned, "Maharashtra has experienced heavy rainfall over the past two days. Several districts are under red and orange alerts, and by 21st August, more districts will face similar alerts. We discussed necessary precautionary measures..." Retaining Wall Collapse Damages 7 Homes in Chembur Amid Heavy Rains Heavy rainfall over the past two days triggered a landslide-like incident in Mumbai’s Chembur area on Sunday evening, when a retaining wall on a hillside collapsed onto several hutments in Ashok Nagar near Vashi Naka. The incident occurred around 7 pm, damaging at least seven houses. Thankfully, no injuries were reported. A dramatic video capturing the exact moment of the wall collapse has since gone viral on social media. According to officials, the wall constructed by the Mumbai Metropolitan Region Development Authority (MMRDA) gave way due to the pressure caused by continuous heavy showers. Residents reportedly noticed cracks and falling debris just in time and rushed out of their homes, narrowly avoiding what could have been a serious tragedy. “Luckily, people managed to get out quickly. Otherwise, the collapse could have led to casualties,” an official said. Emergency teams from the Mumbai Fire Brigade and the Brihanmumbai Municipal Corporation (BMC) reached the site promptly after being alerted. Debris was cleared, and rescue operations were carried out to ensure no one was trapped. The BMC later arranged temporary shelter for the displaced families at Marvali Church in Chembur, where basic facilities such as food and water have been provided. Local MLA Sana Malik visited the affected site to assess the situation and assured residents of further assistance.</w:t>
+      </w:r>
+    </w:p>
+    <w:p>
+      <w:pPr>
+        <w:pStyle w:val="Heading3"/>
+      </w:pPr>
+      <w:r>
+        <w:rPr/>
+        <w:t>Article 20</w:t>
+      </w:r>
+    </w:p>
+    <w:p>
+      <w:pPr>
+        <w:pStyle w:val="Normal"/>
+      </w:pPr>
+      <w:r>
+        <w:rPr/>
+        <w:t>Title: Mumbai Records 177 mm Rain In 6 Hours, CM Devendra Fadnavis Urges Caution Amid High Tide Alert</w:t>
+      </w:r>
+    </w:p>
+    <w:p>
+      <w:pPr>
+        <w:pStyle w:val="Normal"/>
+      </w:pPr>
+      <w:r>
+        <w:rPr/>
+        <w:t xml:space="preserve">URL: </w:t>
+      </w:r>
+      <w:r>
+        <w:t xml:space="preserve"> https://www.freepressjournal.in/mumbai/mumbai-records-177-mm-rain-in-6-hours-cm-devendra-fadnavis-urges-caution-amid-high-tide-alert</w:t>
+      </w:r>
+    </w:p>
+    <w:p>
+      <w:pPr>
+        <w:pStyle w:val="Normal"/>
+      </w:pPr>
+      <w:r>
+        <w:rPr/>
+        <w:t>Content: Mumbai: Maharashtra Chief Minister Devendra Fadnavis said Mumbai received 177 millimetres of rain in a 6-8 hour period on Monday and asked citizens to observe all precautions since more is expected through the day along with high tides. 14 Spots Waterlogged, But Metro Services Unhindered Talking to reporters here after reviewing the rain and flood situation across Maharashtra, he said waterlogging is being witnessed in 14 places in the metropolis. Suburban train services were slightly delayed but are functioning well, while metro rail services remain unaffected despite such heavy rains, Fadnavis added. महाराष्ट्र में भारी बारिश से निपटने के लिए विभिन्न प्रकार की व्यवस्था, कई जिलों में रेड व ऑरेंज अलर्ट, आपदा प्रबंधन, किसानों को नुकसान भरपाई, मा. राज्यपाल सीपी राधाकृष्णन जी इनका उप राष्ट्रपति पद के लिए एनडीए के उम्मीदवार हेतु चुने जाना एवं विविध मुद्दों पर मीडिया से संवाद...… pic.twitter.com/iDPIJj93Bz "Offices have been told to allow workers to leave for home at 4pm. After 6.30 pm, 3m to 4m tides are expected. The decision on closure of schools on Tuesday will be taken at an appropriate time. Citizens must not venture out without reason," he said. The CM said crops spread across 4 lakh hectares have been affected statewide and district collectors have been authorized to take decisions regarding relief and rescue operations. Talks are on with Karnataka regarding discharge of Allmatti dam water from that state, Fadnavis said. Minister Ashish Shelar Takes Stock of Mumbai Flood Impact Meanwhile, Mumbai suburban district guardian minister Ashish Shelar said he had reviewed the situation in the metropolis through the disaster management cell of the BMC and had taken stock of the rainfall, flooding, school conditions and public transport. "Local train services were functional with some disruptions, while BEST has been instructed to operate additional bus services if passengers are stranded at major (railway) terminals such as Dadar and Mumbai Central," he said. All top civic and police officials are on the ground, the minister and senior BJP leader said. Trees and branches have fallen in some 30 to 40 locations in the city and instructions have been issued to remove such hurdles and restore vehicular traffic speedily, Shelar informed. He said one person was injured at Napean Sea Road in south Mumbai after a protection wall fell on a tree due to heavy rains. "The BMC commissioner and Mumbai police commissioner have appealed to people that they should step out of their homes only if required. Holidays have been declared for schools in the noon sessions and for colleges," Shelar said. Pumping stations are functioning optimally across the city, and authorities are reviewing how much water is receding with the help of the pumps, he said. (Except for the headline, this article has not been edited by FPJ's editorial team and is auto-generated from an agency feed.)</w:t>
+      </w:r>
+    </w:p>
+    <w:p>
+      <w:pPr>
+        <w:pStyle w:val="Heading3"/>
+      </w:pPr>
+      <w:r>
+        <w:rPr/>
+        <w:t>Article 21</w:t>
+      </w:r>
+    </w:p>
+    <w:p>
+      <w:pPr>
+        <w:pStyle w:val="Normal"/>
+      </w:pPr>
+      <w:r>
+        <w:rPr/>
+        <w:t>Title: CREDAI-MCHI appoints Mr. Sukhraj Nahar as 18th President in the Change of Guard Ceremony graced by Maharashtra CM Devendra Fadnavis</w:t>
+      </w:r>
+    </w:p>
+    <w:p>
+      <w:pPr>
+        <w:pStyle w:val="Normal"/>
+      </w:pPr>
+      <w:r>
+        <w:rPr/>
+        <w:t xml:space="preserve">URL: </w:t>
+      </w:r>
+      <w:r>
+        <w:t xml:space="preserve"> https://www.lokmattimes.com/business/credai-mchi-appoints-mr-sukhraj-nahar-as-18th-president-in-the-change-of-guard-ceremony-graced-by-maharashtra-cm-devendra-fadnavis/</w:t>
+      </w:r>
+    </w:p>
+    <w:p>
+      <w:pPr>
+        <w:pStyle w:val="Normal"/>
+      </w:pPr>
+      <w:r>
+        <w:rPr/>
+        <w:t>Content: Marathi | Hindi FOLLOW US : City By ANI | Updated: August 18, 2025 15:00 IST2025-08-18T14:53:22+5:302025-08-18T15:00:04+5:30 VMPL Mumbai (Maharashtra) [India], August 18: In a landmark development for Mumbai's real estate sector, CREDAI-MCHI, the apex body representing real estate developers in the Mumbai Metropolitan Region (MMR), has announced the appointment of Mr. Sukhraj Nahar, Chairman of Nahar Group, as its 18th President for the 2025-2027 term in a grand Change of Guard ceremony held at Jio World Centre. The event was graced by the Hon'ble Chief Minister of Maharashtra, Shri Devendra Fadnavis, along with distinguished past presidents, the new management committee and various members of the association. Mr. Nahar succeeds Mr. Domnic Romell who has served the association with distinction over the past two years. This change of guard marks not only a leadership transition but also the beginning of a transformational phase for the real estate ecosystem in the Mumbai Metropolitan Region (MMR). CREDAI-MCHI also announced the new management committee comprising of Mr. Bandish Ajmera - President Elect, Mr. Rushi Mehta - Secretary, and Mr. Nikunj Sanghavi - Treasurer. The ceremony marked not only a leadership transition but also the formal pledge to drive the organisation's new strategic framework. CREDAI-MCHI is setting its sights on Mission CARES, a comprehensive blueprint to bring Compassion, Affordability, Reforestation, Empowerment, and Skilling to the forefront of urban development. Shri. Devendra Fadnavis, Hon. Chief Minister of Maharashtra said, "CREDAI-MCHI family has been an indispensable partner in shaping Mumbai's real estate future. Together, we pioneered the country's most successful RERA implementation, streamlined ease of doing business, and co-created the Mumbai Development Plan with unprecedented industry-government collaboration. Today, Mumbai stands at the cusp of a massive transformation from Asia's largest urban renewal at BDD Chawls to slum-free, technology-driven redevelopment, and the creation of the Third and Fourth Mumbai as new economic growth engines. With world-class infrastructure, high-speed connectivity, an upcoming Innovation City that can rival global hubs, and the potential to build cities even better than Dubai, we have a once-in-a-generation opportunity. Over the next 10 years, we can transform Mumbai and the MMR into a global benchmark for urban living. The government is fully committed to working hand-in-hand with the real estate sector to make this vision a reality." Speaking on his vision for 2025 - 2027, Mr. Sukhraj Nahar, President of CREDAI-MCHI stated, "Our sector has always built Mumbai's skyline. Now, we must also build its soul. Mission CARES is our declaration to the government, home buyers, and our own consciencethat we will develop with empathy, digitise with purpose, green our cities with urgency, and ensure every home is accessible and dignified. This is a pivotal moment to move beyond rhetoric and deliver real, measurable impact." Mr. Rushi Mehta, Secretary, CREDAI-MCHI emphasized, "The real estate sector touches lives in every square foot it creates. We are not just asking the government to actwe are showing them that the industry is ready to co-create better policies, embrace tech, and uplift every worker, homebuyer, and citizen. Mission CARES represents CREDAI-MCHI's renewed commitment to building with compassion, ensuring access for all, restoring green spaces, driving economic growth through innovation, and skilling the workforce that shapes the region's skylines. The five pillars will guide all member initiatives over the next two years." Mr. Domnic Romell, Immediate Past President, CREDAI-MCHI extended his full support to the new leadership. He said, "Over the last two years, we've set the stage for deeper collaboration between government bodies, developers, and civil society. I am confident that under Mr. Nahar's leadership, CREDAI-MCHI will now scale new heightsnot just in construction, but in conscience as well." While handing over the baton to the incoming President, Mr. Romell further elaborated, "Our tenure was about turning challenges into opportunities and building a more transparent, inclusive ecosystem. Mission CARES is the natural evolution of that journey a moral compass for the next era of real estate, ensuring that growth and responsibility go hand in hand." Mr. Dhaval Ajmera, Outgoing Secretary, CREDAI-MCHI, stated, "We have always been builders; now we choose to be healers too. Mission CARES is not just a vision it is a call to action for governments, civil society, and every stakeholder in the urban ecosystem to create a future where development is measured by the dignity, equity, and sustainability it brings. Real change in our sector comes from consistent, well-calibrated policy interventions. Mission CARES strengthens our resolve to embed inclusion, green growth, and technology adoption into the governance framework, ensuring that ambition transforms into action." Mumbai's developers currently pay an average of ₹54,221 per square meter as approval costs, among the highest in the country. Premiums, duties, and levies often constitute 35-40% of the total project cost, placing a significant financial burden on homebuyers and delaying project timelines. "Compliance costs are one of the biggest roadblocks to affordable housing," noted Mr. Keval Valambhia, Chief Operating Officer, CREDAI-MCHI. He added, "At CREDAI-MCHI, we are pushing for single-window clearances, rationalized premiums, and tech-led approvals. Prop Tech will enable AI-driven project tracking and blockchain-backed compliance, making the process faster and more transparent. The shift from paperwork to real-time systems is critical. Every rupee saved in friction is a rupee that builds scale, trust, and better homes. Because at the end, building better homes is about building a stronger India together." The CARES framework commits the organisation to 5 pillars: - Compassion through CSR and social welfare for construction workers, women, children, and underserved communities. - Affordability in Housing through policy reforms and innovative development models. - Reforestation &amp; Urban Greening to offset the carbon impact of construction and improve city liveability. - Empowerment through PropTech to drive transparency, digital transformation, and economic growth. - Skilling of 10,000+ workers annually to power India's infrastructure boom with capable hands and secure livelihoods. The new leadership has outlined an ambitious but pragmatic roadmap for the next 24 months: - Establishment of a PropTech Lab to accelerate innovation adoption. - Creation of an Affordable Housing Innovation Cell (AHIC). - Launch of mobile Skilling Labs across the MMR region. - Dialogue with the state to rationalize development premiums and stamp duties. - Integration of green scorecards in every member project. Under its CSR vision, CREDAI-MCHI has committed to organising 100+ free health camps annually, supporting over 1,000 students with scholarships (especially girls), operating 25 daycare centres for construction workers' families, maintaining zero child labour across all member sites, and mobilising ₹10 crore+ for disaster relief and social programmes. The affordable housing mandate aims to promote 10,000+ affordable units through member projects by 2026, publish a policy white paper on regulatory reforms for faster approvals, create an Affordable Housing Innovation Cell, and conduct three regional workshops with urban bodies on rental and worker housing. The focus is on ensuring affordability without compromising on quality, sustainability, or access to civic amenities. In line with its environmental commitments, the reforestation agenda targets the planting of 1 million trees across 50+ urban locations by 2026, integrating minimum green buffers in all new member projects, and creating five model biodiversity parks in partnership with local authorities. The economic growth and innovation pillar will see 70% of member developers adopt at least one PropTech solution, 20+ startups onboarded to the new PropTech Lab, and the listing of 10+ REIT-ready assets. On skilling, CREDAI-MCHI will train 10,000+ construction workers annually, issue 2,500+ Green Job Cards, and deploy three mobile skilling labs across the Mumbai Metropolitan Region to deliver on-site training in green construction, safety, and emerging technologies. With over 2,200 member developers, CREDAI-MCHI's Change of Guard 2025-2027 marks the beginning of a decisive chapter one where the industry pledges to build not only for today's cities but for tomorrow's generations, guided by measurable goals that blend economic growth, environmental stewardship, and social equity. ABOUT CREDAI-MCHI CREDAI-MCHI is the apex body of real estate developers in the Mumbai Metropolitan Region. (MMR). With an impressive membership of over 2200+ leading developers in MMR, CREDAI-MCHI has extended its reach throughout the region, establishing units in various locations such as Thane, Kalyan-Dombivli, Mira-Virar, Raigad, Navi Mumbai, Palghar-Boisar, Bhiwandi, Uran-Dronagiri, Shahapur-Murbad, and most recently in Alibaug, Karjat-Khalapur-Khopoli, and Pen. Being the only Government-recognised body for private sector developers in MMR, CREDAI-MCHI is dedicated to promoting the industry's organisation and progress. The association is committed to driving policy reform, housing innovation, and sustainable development in partnership with the government and urban stakeholders. As a part of CREDAI National, an apex body of 13000 developers across the nation, CREDAI-MCHI has emerged as a preferred platform for regional discussions on housing and habitat by establishing close and strong ties with the government. It is committed to breaking barriers to create a strong, organised, and progressive real estate sector in the MMR.The vision of CREDAI-MCHI is to empower the Real Estate fraternity of the Mumbai Metropolitan Region as it preserves, protects, and advances the right to housing for all. To continue being a trusted ally, guiding their members, supporting the Government on policy advocacy, and assisting those they serve through the ever-evolving real estate fraternity. (ADVERTORIAL DISCLAIMER: The above press release has been provided by VMPL.will not be responsible in any way for the content of the same) Disclaimer: This post has been auto-published from an agency feed without any modifications to the text and has not been reviewed by an editor FOLLOW US : Copyright ©2025 Lokmat Media Pvt Ltd</w:t>
+      </w:r>
+    </w:p>
+    <w:p>
+      <w:pPr>
+        <w:pStyle w:val="Heading3"/>
+      </w:pPr>
+      <w:r>
+        <w:rPr/>
+        <w:t>Article 22</w:t>
+      </w:r>
+    </w:p>
+    <w:p>
+      <w:pPr>
+        <w:pStyle w:val="Normal"/>
+      </w:pPr>
+      <w:r>
+        <w:rPr/>
+        <w:t>Title: ‘Third Mumbai’ will open a new chapter of economic development: Maha CM</w:t>
+      </w:r>
+    </w:p>
+    <w:p>
+      <w:pPr>
+        <w:pStyle w:val="Normal"/>
+      </w:pPr>
+      <w:r>
+        <w:rPr/>
+        <w:t xml:space="preserve">URL: </w:t>
+      </w:r>
+      <w:r>
+        <w:t xml:space="preserve"> https://www.lokmattimes.com/national/third-mumbai-will-open-a-new-chapter-of-economic-development-maha-cm/</w:t>
+      </w:r>
+    </w:p>
+    <w:p>
+      <w:pPr>
+        <w:pStyle w:val="Normal"/>
+      </w:pPr>
+      <w:r>
+        <w:rPr/>
+        <w:t>Content: Marathi | Hindi FOLLOW US : City By IANS | Updated: August 18, 2025 17:00 IST2025-08-18T16:50:51+5:302025-08-18T17:00:12+5:30 Mumbai, Aug 18 Chief Minister Devendra Fadnavis on Monday said that a ‘Third Mumbai’ being developed in Raigad district will be a new chapter of economic development. The Chief Minister further stated that the state government is committed to development and it is working to create a 'Third Mumbai' in partnership with the private sector. An international university centre is being set up in 'Third Mumbai'.“A medical college will also be set up, and an innovation hub will be set up here. It will have all the research facilities. There will also be facilities for research in the field of quantum computing. There will be AI-based systems and research. 'Third Mumbai' will have good connectivity with the existing Mumbai. In addition to Coastal Road and Atal Setu, there will be a Worli-Shivadi link road, which is currently under construction. ‘Third Mumbai’ will do the work of further boosting the development of Mumbai. Private investors should take the initiative to invest in the development of this sector. Good development can only happen through private and government partnership. The work of granting all the necessary approvals to investors coming here will be completed quickly at the government level,” said the Chief Minister.The Chief Minister said that Maharashtra is an investment-friendly state. Work is currently underway for Ease of Doing Business. “We are working to ensure that there are no problems with investment. If any problem arises, it is being resolved promptly, he added.He appealed to investors to contribute to the development of the 'Third Mumbai'.Stating that the opening of a private bank office is very important for the economic progress of Mumbai and Maharashtra, Fadnavis said it is a matter of pride for the state. This confirms the skilled manpower, strong markets and investment-friendly environment in Maharashtra. This event underlines Maharashtra's leadership in the economic sector, he noted.Disclaimer: This post has been auto-published from an agency feed without any modifications to the text and has not been reviewed by an editorOpen in app The Chief Minister further stated that the state government is committed to development and it is working to create a 'Third Mumbai' in partnership with the private sector. An international university centre is being set up in 'Third Mumbai'. “A medical college will also be set up, and an innovation hub will be set up here. It will have all the research facilities. There will also be facilities for research in the field of quantum computing. There will be AI-based systems and research. 'Third Mumbai' will have good connectivity with the existing Mumbai. In addition to Coastal Road and Atal Setu, there will be a Worli-Shivadi link road, which is currently under construction. ‘Third Mumbai’ will do the work of further boosting the development of Mumbai. Private investors should take the initiative to invest in the development of this sector. Good development can only happen through private and government partnership. The work of granting all the necessary approvals to investors coming here will be completed quickly at the government level,” said the Chief Minister. The Chief Minister said that Maharashtra is an investment-friendly state. Work is currently underway for Ease of Doing Business. “We are working to ensure that there are no problems with investment. If any problem arises, it is being resolved promptly, he added. He appealed to investors to contribute to the development of the 'Third Mumbai'. Stating that the opening of a private bank office is very important for the economic progress of Mumbai and Maharashtra, Fadnavis said it is a matter of pride for the state. This confirms the skilled manpower, strong markets and investment-friendly environment in Maharashtra. This event underlines Maharashtra's leadership in the economic sector, he noted. Disclaimer: This post has been auto-published from an agency feed without any modifications to the text and has not been reviewed by an editor FOLLOW US : Copyright ©2025 Lokmat Media Pvt Ltd</w:t>
+      </w:r>
+    </w:p>
+    <w:p>
+      <w:pPr>
+        <w:pStyle w:val="Heading3"/>
+      </w:pPr>
+      <w:r>
+        <w:rPr/>
+        <w:t>Article 23</w:t>
+      </w:r>
+    </w:p>
+    <w:p>
+      <w:pPr>
+        <w:pStyle w:val="Normal"/>
+      </w:pPr>
+      <w:r>
+        <w:rPr/>
+        <w:t>Title: VIDEO: 'Historic Sword Of Raghuji Bhonsle Connects Youth With Maharashtra’s Glorious History,' Says CM Devendra Fadnavis</w:t>
+      </w:r>
+    </w:p>
+    <w:p>
+      <w:pPr>
+        <w:pStyle w:val="Normal"/>
+      </w:pPr>
+      <w:r>
+        <w:rPr/>
+        <w:t xml:space="preserve">URL: </w:t>
+      </w:r>
+      <w:r>
+        <w:t xml:space="preserve"> https://www.freepressjournal.in/mumbai/video-historic-sword-of-raghuji-bhonsle-connects-youth-with-maharashtras-glorious-history-says-cm-devendra-fadnavis</w:t>
+      </w:r>
+    </w:p>
+    <w:p>
+      <w:pPr>
+        <w:pStyle w:val="Normal"/>
+      </w:pPr>
+      <w:r>
+        <w:rPr/>
+        <w:t>Content: Mumbai: Chief Minister Devendra Fadnavis said that the historic sword of Shrimant Raje Raghuji Bhonsle has played a significant role in connecting the younger generation with history. “Through this sword, we have reconnected with our glorious past. As it reaches Nagpur and other parts of the state, it will remind the youth of how Hindavi Swarajya expanded,” he stated at a grand ceremony held today. Grand Ceremony at P. L. Deshpande Maharashtra Kala Academy The event, organized at the P. L. Deshpande Maharashtra Kala Academy in Prabhadevi, marked the official unveiling and exhibition of the legendary sword in the presence of CM Fadnavis. The program was also attended by Cultural Affairs Minister Adv. Ashish Shelar, Mudhoji Raje Bhonsle, along with a large gathering of citizens. 🔸मुख्यमंत्री देवेंद्र फडणवीस इनके करकमलों से 'सेनासाहिबसुभा श्रीमंत राजे रघुजी भोसले इनके ऐतिहासिक तलवार के प्रदर्शन' का उदघाटन व लोकार्पण। इस अवसर पर मंत्री एड. आशिष शेलार, श्रीमंत राजे रघुजी भोसले इनके वंशज श्रीमंत राजे मुधोजी भोसले, विधायक राणाजगजितसिंह पाटील, विधायक डॉ. संजय… pic.twitter.com/JnieGa5KjJ CM Highlights Valor of Bhonsle Dynasty Highlighting the valorous legacy of the Bhonsle dynasty of Nagpur, CM Fadnavis said, “It is necessary to take this proud history to as many people as possible. UNESCO’s recognition of 12 forts, the return of Chhatrapati Shivaji Maharaj’s ‘Wagh Nakh’, and other such heritage symbols have allowed us to reconnect with history. Efforts to bring back relics and treasures of the Maratha Empire will continue. Under Prime Minister Narendra Modi’s leadership, thousands of historical artifacts have been restored to India, and Maharashtra will also reclaim its legacy.” The Historic Sword Returns to Maharashtra, Reviving the Legacy of Our Glorious History!Dedicated and inaugurated the Exhibition of the Historic Sword of Senasahibsubha Shrimant Raje Raghuji Bhonsle in Mumbai today.This sword is not just an artifact; it is a living connection… https://t.co/cdHieZiQaw pic.twitter.com/ey53yg3sPo LIVE | 'सेनासाहिबसुभा श्रीमंत राजे रघुजी भोसले यांच्या ऐतिहासिक तलवारीचे प्रदर्शन व गौरव समारंभ' 🕢 संध्या. ७.१७ वा. | १८-८-२०२५📍मुंबई. #Maharashtra #Mumbai #HistoricSword https://t.co/JWEBbGoWdh अनेक शतकांनंतर संपूर्ण हिंदुस्थानावर एकछत्री अंमल मराठा साम्राज्याने उभे केले!अनेक शतकों के बाद संपूर्ण हिन्दुस्तान पर मराठा साम्राज्य ने एकछत्र राज स्थापित किया !(श्रीमंत राजे रघुजी भोसले यांच्या ऐतिहासिक तलवारीचे प्रदर्शन | मुंबई | 18-8-2025)#Maharashtra #MarathaHistory… pic.twitter.com/pvkWcmbJzl Cultural Affairs Minister Calls Sword a Symbol of Swarajya Cultural Affairs Minister Adv. Ashish Shelar, speaking on the occasion, called the sword a symbol of Swarajya that will inspire generations to come. “This is not merely an object but a testimony to our valor and the grandeur of the Maratha Empire looted during British rule. Raghuji Raje Bhonsle, following the ideals of Chhatrapati Shivaji Maharaj, expanded the Maratha Empire from Bengal to Odisha and Telangana. Bringing back this sword is not just the return of valor but a cultural rebirth,” he said emotionally. Initiatives Highlight Maharashtra’s Cultural Legacy Shelar further added that initiatives like securing global heritage status for forts of Chhatrapati Shivaji Maharaj and reclaiming historic treasures reflect the true spirit of ‘Virasat Se Vikas Tak’ (from heritage to development). “Our commitment is to carry Maharashtra’s cultural legacy, valor, and festivals like Ganeshotsav to the global stage,” he emphasized. Also Watch: Descendant’s Tribute and Book Release On the occasion, Mudhoji Raje Bhonsle, descendant of Raghuji Raje Bhonsle, also expressed his sentiments, while CM Fadnavis released the book ‘Marathyacha Darara’ (The Pride of the Marathas).</w:t>
+      </w:r>
+    </w:p>
+    <w:p>
+      <w:pPr>
+        <w:pStyle w:val="Heading3"/>
+      </w:pPr>
+      <w:r>
+        <w:rPr/>
+        <w:t>Article 24</w:t>
+      </w:r>
+    </w:p>
+    <w:p>
+      <w:pPr>
+        <w:pStyle w:val="Normal"/>
+      </w:pPr>
+      <w:r>
+        <w:rPr/>
+        <w:t>Title: Heavy Rain Forecast for Mumbai: CM Fadnavis Reviews Flood Situation Across Maharashtra, with the Next 12 Hours Critical</w:t>
+      </w:r>
+    </w:p>
+    <w:p>
+      <w:pPr>
+        <w:pStyle w:val="Normal"/>
+      </w:pPr>
+      <w:r>
+        <w:rPr/>
+        <w:t xml:space="preserve">URL: </w:t>
+      </w:r>
+      <w:r>
+        <w:t xml:space="preserve"> https://www.lokmattimes.com/mumbai/heavy-rain-forecast-for-mumbai-cm-fadnavis-reviews-flood-situation-across-maharashtra-with-the-next-12-hours-critical-a475/</w:t>
+      </w:r>
+    </w:p>
+    <w:p>
+      <w:pPr>
+        <w:pStyle w:val="Normal"/>
+      </w:pPr>
+      <w:r>
+        <w:rPr/>
+        <w:t>Content: Marathi | Hindi FOLLOW US : City By Lokmat Times Desk | Updated: August 18, 2025 16:38 IST2025-08-18T16:36:46+5:302025-08-18T16:38:04+5:30 Maharashtra Chief Minister Devendra Fadnavis has issued a warning of heavy rainfall in Mumbai over the next two days, urging the public to stay cautious. He highlighted that the high tide is expected around 6:30 PM, and the next 12 hours are crucial. To assess the situation, CM Fadnavis visited the Disaster Management Department and held discussions with district collectors and divisional commissioners from across the state. During the meeting, CM Fadnavis took stock of the ongoing rainfall and flood conditions. He was joined by district collectors and the Municipal Commissioner of Mumbai, Bhushan Gagri. The Chief Minister shared that Mumbai had received 170 mm of rainfall in the last six hours, with Chembur recording the highest rainfall. Traffic is slow at 14 locations, and while local trains have not been suspended, their speed has reduced, resulting in delays. Fadnavis mentioned that heavy rainfall may continue in Mumbai for the next 10 to 12 hours. He also stated that after 4 PM, government employees will be allowed to leave work early. With the high tide expected at 6:30 PM, the public is urged to remain vigilant. The municipal corporation has made preparations based on the rainfall forecast, and decisions regarding school closures will be made after reviewing evening alerts. For the past two days, several regions in the state have experienced intense rainfall. Red and orange alerts have been issued for 15 to 16 districts. Authorities are closely monitoring water levels in major rivers such as Vashishti, Amba, and Kundalika. The state has also been focusing on the damage caused in Nashik's Raver taluka, which has reported the highest impact. The Maharashtra government has requested the Karnataka government to release water from the Almatti Dam to manage the situation. In the Pune division's Ghats section, a red alert has been issued, and flooding is expected in parts of Marathwada, including Beed, Latur, and Nanded. In Nanded's Mukhed area, Vikramabad has recorded 206 mm of rainfall. NDRF and SDRF teams are on the ground, as nearly 100,000 hectares of crops have been damaged, affecting around 200 villages. FOLLOW US : Copyright ©2025 Lokmat Media Pvt Ltd</w:t>
+      </w:r>
+    </w:p>
+    <w:p>
+      <w:pPr>
+        <w:pStyle w:val="Heading3"/>
+      </w:pPr>
+      <w:r>
+        <w:rPr/>
+        <w:t>Article 25</w:t>
+      </w:r>
+    </w:p>
+    <w:p>
+      <w:pPr>
+        <w:pStyle w:val="Normal"/>
+      </w:pPr>
+      <w:r>
+        <w:rPr/>
+        <w:t>Title: "Observe precaution": Maharashtra CM warns about severe weather conditions in state</w:t>
+      </w:r>
+    </w:p>
+    <w:p>
+      <w:pPr>
+        <w:pStyle w:val="Normal"/>
+      </w:pPr>
+      <w:r>
+        <w:rPr/>
+        <w:t xml:space="preserve">URL: </w:t>
+      </w:r>
+      <w:r>
+        <w:t xml:space="preserve"> https://english.newsnationtv.com/national/general-news/observe-precaution-maharashtra-cm-warns-about-severe-weather-conditions-in-state20250819025510</w:t>
+      </w:r>
+    </w:p>
+    <w:p>
+      <w:pPr>
+        <w:pStyle w:val="Normal"/>
+      </w:pPr>
+      <w:r>
+        <w:rPr/>
+        <w:t>Content: 0 By clicking the button, I accept the Terms of Use of the service and its Privacy Policy, as well as consent to the processing of personal data. Don’t have an account? Signup Powered by : Follow Us (source : ANI) ( Photo Credit : ani) Mumbai (Maharashtra) [India], August 19 (ANI): Maharashtra Chief Minister Devendra Fadnavis on Monday issued a warning about the severe weather conditions in the state, particularly in Mumbai, due to heavy rainfall. Mumbai received 177 mm of rainfall in just 6-8 hours, prompting the CM to advise citizens to take precautions as more showers are expected along with high tides. A red alert has been issued for Mumbai, Thane, and Raigad, with the IMD forecasting extremely heavy rainfall in these areas. In the last 2 days, Maharashtra has received widespread rainfall. Red Alert and Orange Alert have been issued for several districts. Even for the next three days, until 21st August, half of the districts in Maharashtra have either Red Alert or Orange Alert. We discussed the precautions that need to be taken due to this, Fadnavis said. 14 places in Mumbai were waterlogged due to the recent rain, but traffic is moving at 12 locations. Local train services are delayed, but metro services remain unaffected. Schools and colleges in Mumbai have been closed due to the heavy rain, with a decision on Tuesday classes to be taken later. The Chief Minister added that the state control room has already sent alerts to district centres, and relief measures are underway. Our Control Room has sent an alert to the Centres in the districts. We are making every effort to provide relief wherever there is any damage. Efforts to further mitigate disasters that can occur in the days to come are being made, Maharashtra CM said. The Maharashtra government is working closely with neighbouring states to monitor the situation and prevent any flood-like situation, especially in Konkan, which has received heavy rainfall. The state government has also requested the Karnataka government to release water from the Almatti Dam to manage the situation. Talks are being held with neighbouring states, be it Telangana or Karnataka, regarding the proper maintenance of discharge or water from there. Arrangements have been made to prevent a flood-like situation, especially in Konkan, which has received heavy rainfall...Farmers had cultivated crops on about 4 lakh hectares of land. They have suffered loss. It will be assessed and aid will be provided, the CM added. In Nanded Mukhed area, 206 people were rescued after a cloudburst, and teams of NDRF and the military are working to rescue more people. Fadnavis said, In Mukramabad, Nanded, there was 206 mm rainfall yesterday. A cloudburst occurred yesterday. People were stuck there. Two hundred six people have been rescued, and more are being rescued. Teams of NDRF and the military are there. Similarly, in Mumbai, there has been widespread rainfall. In the last 8 hours, Mumbai has received 177 mm of rainfall. In the next 8-10 hours, a Red Alert has been issued in Mumbai. So, schools have been closed after noon...People have been told to step out only if it is needed, he said. Citizens were advised to avoid stepping out unless necessary, and offices have been told to let employees leave by 4 pm ahead of the expected high tide. The CM further warned that the next few days could see more disruptions. There is going to be rainfall in Mumbai for the next 2-3 days. There is going to be a high tide as well. So, people should observe precautions. 14 places were waterlogged due to the recent rain. But traffic is moving at 12 locations. Mumbai train system is delayed but has not come to a halt... (ANI) Disclaimer: This news article is a direct feed from ANI and has not been edited by the News Nation team. The news agency is solely responsible for its content. Subscribe to our Newsletter! Share this article If you liked this article share it with your friends.they will thank you later</w:t>
+      </w:r>
+    </w:p>
+    <w:p>
+      <w:pPr>
+        <w:pStyle w:val="Heading3"/>
+      </w:pPr>
+      <w:r>
+        <w:rPr/>
+        <w:t>Article 26</w:t>
+      </w:r>
+    </w:p>
+    <w:p>
+      <w:pPr>
+        <w:pStyle w:val="Normal"/>
+      </w:pPr>
+      <w:r>
+        <w:rPr/>
+        <w:t>Title: Maharashtra Rains: 5 Missing in Nanded, Over 200 Stranded Across Several Districts; Army, NDRF Deployed</w:t>
+      </w:r>
+    </w:p>
+    <w:p>
+      <w:pPr>
+        <w:pStyle w:val="Normal"/>
+      </w:pPr>
+      <w:r>
+        <w:rPr/>
+        <w:t xml:space="preserve">URL: </w:t>
+      </w:r>
+      <w:r>
+        <w:t xml:space="preserve"> https://www.lokmattimes.com/maharashtra/maharashtra-rains-5-missing-in-nanded-over-200-stranded-across-several-districts-army-ndrf-deployed-a517/</w:t>
+      </w:r>
+    </w:p>
+    <w:p>
+      <w:pPr>
+        <w:pStyle w:val="Normal"/>
+      </w:pPr>
+      <w:r>
+        <w:rPr/>
+        <w:t>Content: Marathi | Hindi FOLLOW US : City By Lokmat Times Desk | Updated: August 18, 2025 14:06 IST2025-08-18T14:05:57+5:302025-08-18T14:06:00+5:30 Maharashtra Chief Minister Devendra Fadnavis on Monday shared an update on the rain-hit state as heavy rainfall battered several districts, including Nanded, Mumbai, and Pune. At least five people went missing in Nanded district due to flooding caused by torrential rains in the early hours. “Five citizens are missing, and a search operation is underway,” said Fadnavis in a post on X. Giving further details on the relief and rescue operations, he said he had reviewed the situation with the district collector. The National Disaster Response Force (NDRF), the Indian Army, and other rescue teams have been deployed at the site for relief work. नांदेड जिल्ह्यातील मुखेड तालुक्यात अतिवृष्टीने लेंडी धरणाच्या पाणी पातळीत मोठी वाढ झाली आहे. शिवाय लातूर, उदगीर आणि कर्नाटकातून मोठ्या प्रमाणात पाणी येत आहे. काल येथे झालेला पाऊस सुमारे 206 मि.मी. इतका होता. त्यामुळे रावनगाव, भासवाडी, भिंगेली, हासनाळ येथील जनजीवन प्रभावित झाले…— Devendra Fadnavis (@Dev_Fadnavis) August 18, 2025“I am personally in constant contact with the Nanded District Collector, and the District Collectors of Nanded, Latur, and Bidar are coordinating with each other to carry out rescue operations,” he added.Also Read | Mumbai Local Train Update: Harbour Line Services Delayed Due to Waterlogging Between These Stations Amid Heavy Rains.“A military unit from Chhatrapati Sambhajinagar has also been dispatched. The local administration has been instructed to remain in the affected areas and coordinate continuously,” he said further.Over 200 people were reported stranded in different villages of Maharashtra amid heavy rainfall. The India Meteorological Department (IMD) has issued a yellow alert for Nanded district, forecasting heavy rains on Monday and Tuesday, according to news agency PTI.Nanded Collector Rahul Kardile confirmed that the district administration had called in a unit of the Indian Army to rescue people stranded in the floods.Fadnavis also said that due to heavy rains in Mukhed taluka of Nanded district, there has been a significant rise in the water level of the Lendi Dam.“Additionally, a large amount of water is flowing in from Latur, Udgir, and Karnataka. Yesterday, the rainfall here was approximately 206 mm. As a result, daily life in Ravangaon, Bhaswadi, Bhingeli, and Hasnal has been severely affected,” he said.“In Ravangaon, 225 citizens are trapped in floodwaters, and those in extremely adverse conditions have been evacuated. Efforts are underway to relocate the remaining citizens to safer locations. In Hasnal, eight citizens have been rescued. In Bhaswadi, 20 citizens are stranded but safe. In Bhingeli, 40 citizens are stranded but safe,” the CM added.More than 65 mm of rainfall was recorded in 80 revenue circles of Chhatrapati Sambhajinagar, Jalna, Nanded, and Parbhani districts on Sunday. A low-pressure area is forming over Central India, and under its influence, Konkan, Madhya Maharashtra (mainly the ghat areas), Mumbai, and Marathwada (mainly western and southern parts) are likely to receive heavy rainfall between August 18 and 19. This includes districts across Konkan, Nashik, Pune, Satara, Sangli, Kolhapur, Palghar, Thane, the Mumbai Metropolitan Region, Solapur, Dharashiv, and parts of Latur.नांदेड: मुखेड तालुक्यातील सहा गावांत पाणी शिरले; बेपत्ता १२ जणांचा शोध घेण्यासाठी एनडीआरएफ दलाला केले पाचारण #Nanded#marathwada#rainwaterpic.twitter.com/AI6w7MFoR3— Lokmat Chhatrapati Sambhajinagar (@milokmatabd) August 18, 2025In Dharashiv, heavy rains over the last three to four days have put 38,000 acres of crops at risk, with 108 villages affected during the kharif season. According to a preliminary report by the district administration, around 38,315 hectares of crops have been destroyed. Meanwhile, 53 animals, both large and small, were washed away in the floods in streams and rivers.Open in app नांदेड जिल्ह्यातील मुखेड तालुक्यात अतिवृष्टीने लेंडी धरणाच्या पाणी पातळीत मोठी वाढ झाली आहे. शिवाय लातूर, उदगीर आणि कर्नाटकातून मोठ्या प्रमाणात पाणी येत आहे. काल येथे झालेला पाऊस सुमारे 206 मि.मी. इतका होता. त्यामुळे रावनगाव, भासवाडी, भिंगेली, हासनाळ येथील जनजीवन प्रभावित झाले… “I am personally in constant contact with the Nanded District Collector, and the District Collectors of Nanded, Latur, and Bidar are coordinating with each other to carry out rescue operations,” he added. Also Read | Mumbai Local Train Update: Harbour Line Services Delayed Due to Waterlogging Between These Stations Amid Heavy Rains. “A military unit from Chhatrapati Sambhajinagar has also been dispatched. The local administration has been instructed to remain in the affected areas and coordinate continuously,” he said further. Over 200 people were reported stranded in different villages of Maharashtra amid heavy rainfall. The India Meteorological Department (IMD) has issued a yellow alert for Nanded district, forecasting heavy rains on Monday and Tuesday, according to news agency PTI. Nanded Collector Rahul Kardile confirmed that the district administration had called in a unit of the Indian Army to rescue people stranded in the floods. Fadnavis also said that due to heavy rains in Mukhed taluka of Nanded district, there has been a significant rise in the water level of the Lendi Dam. “Additionally, a large amount of water is flowing in from Latur, Udgir, and Karnataka. Yesterday, the rainfall here was approximately 206 mm. As a result, daily life in Ravangaon, Bhaswadi, Bhingeli, and Hasnal has been severely affected,” he said. “In Ravangaon, 225 citizens are trapped in floodwaters, and those in extremely adverse conditions have been evacuated. Efforts are underway to relocate the remaining citizens to safer locations. In Hasnal, eight citizens have been rescued. In Bhaswadi, 20 citizens are stranded but safe. In Bhingeli, 40 citizens are stranded but safe,” the CM added. More than 65 mm of rainfall was recorded in 80 revenue circles of Chhatrapati Sambhajinagar, Jalna, Nanded, and Parbhani districts on Sunday. A low-pressure area is forming over Central India, and under its influence, Konkan, Madhya Maharashtra (mainly the ghat areas), Mumbai, and Marathwada (mainly western and southern parts) are likely to receive heavy rainfall between August 18 and 19. This includes districts across Konkan, Nashik, Pune, Satara, Sangli, Kolhapur, Palghar, Thane, the Mumbai Metropolitan Region, Solapur, Dharashiv, and parts of Latur. नांदेड: मुखेड तालुक्यातील सहा गावांत पाणी शिरले; बेपत्ता १२ जणांचा शोध घेण्यासाठी एनडीआरएफ दलाला केले पाचारण #Nanded#marathwada#rainwaterpic.twitter.com/AI6w7MFoR3— Lokmat Chhatrapati Sambhajinagar (@milokmatabd) August 18, 2025In Dharashiv, heavy rains over the last three to four days have put 38,000 acres of crops at risk, with 108 villages affected during the kharif season. According to a preliminary report by the district administration, around 38,315 hectares of crops have been destroyed. Meanwhile, 53 animals, both large and small, were washed away in the floods in streams and rivers.Open in app नांदेड: मुखेड तालुक्यातील सहा गावांत पाणी शिरले; बेपत्ता १२ जणांचा शोध घेण्यासाठी एनडीआरएफ दलाला केले पाचारण #Nanded#marathwada#rainwaterpic.twitter.com/AI6w7MFoR3 In Dharashiv, heavy rains over the last three to four days have put 38,000 acres of crops at risk, with 108 villages affected during the kharif season. According to a preliminary report by the district administration, around 38,315 hectares of crops have been destroyed. Meanwhile, 53 animals, both large and small, were washed away in the floods in streams and rivers. FOLLOW US : Copyright ©2025 Lokmat Media Pvt Ltd</w:t>
+      </w:r>
+    </w:p>
+    <w:p>
+      <w:pPr>
+        <w:pStyle w:val="Heading3"/>
+      </w:pPr>
+      <w:r>
+        <w:rPr/>
+        <w:t>Article 27</w:t>
+      </w:r>
+    </w:p>
+    <w:p>
+      <w:pPr>
+        <w:pStyle w:val="Normal"/>
+      </w:pPr>
+      <w:r>
+        <w:rPr/>
+        <w:t>Title: Amid heavy rains in Maharashtra, CM Fadnavis directs all agencies to be on alert</w:t>
+      </w:r>
+    </w:p>
+    <w:p>
+      <w:pPr>
+        <w:pStyle w:val="Normal"/>
+      </w:pPr>
+      <w:r>
+        <w:rPr/>
+        <w:t xml:space="preserve">URL: </w:t>
+      </w:r>
+      <w:r>
+        <w:t xml:space="preserve"> https://www.thehawk.in/news/india/amid-heavy-rains-in-maharashtra-cm-fadnavis-directs-all-agencies-to-be-on-alert</w:t>
+      </w:r>
+    </w:p>
+    <w:p>
+      <w:pPr>
+        <w:pStyle w:val="Normal"/>
+      </w:pPr>
+      <w:r>
+        <w:rPr/>
+        <w:t>Content: Mumbai, Aug 19 (IANS) Amid heavy and incessant rains and floods across Maharashtra, Chief Minister Devendra Fadnavis on Tuesday instructed all agencies to be on alert mode to control the situation. “The district collectors have been asked to provide immediate assistance in case of loss of life, livestock and damage to houses. Panchnamas should also be done immediately for the damage to agriculture, and action has been taken to provide compensation as per the norms of NDRF,” he told reporters after the weekly cabinet meeting to review the situation arising out of heavy rains. Fadnavis said that there is prima facie information that crops on about 12 to 14 lakh acres in the state have been affected. “The intensity of the rains has not subsided yet. Therefore, instructions have been given to NDRF, SDRF and various disaster management agencies to be alert and coordinate. In accordance with the information received from the weather stations, alerts are being given to the citizens of the state about the rain every three hours. A cloudburst-like situation has arisen in the Nanded district. Initial reports indicate that eight people have died. All disaster control rooms in the state have been instructed to remain alert and maintain coordination regarding information sharing,” he added. “The state is experiencing heavy rainfall. Due to this, the discharge from various irrigation projects is being monitored. For this, coordination is being maintained with projects in neighbouring states regarding the discharge of water. We are also getting a good response from those states. Contact has been made, especially for more discharge from Hippargi. Coordination is also being made with the water resources departments of Telangana,” said the Chief Minister. Fadnavis stated that the Mumbai Metropolitan Region has been hit the hardest by the heavy rains. The rains have been continuing since Monday. “It is a fact that water has accumulated in many low-lying areas. But all the systems of the Brihanmumbai Municipal Corporation, along with the state machinery, are working in coordination. The services of suburban local trains were disrupted for a few hours. All agencies concerned are doing their utmost to control this entire situation. As a precaution, offices in the Mumbai city area were also given a holiday,” he added. A red alert had already been issued for Vasai and Palghar due to a low-pressure area in the Bay of Bengal. This low-pressure area will cause heavy rainfall. But where and how much rainfall is falling on it? A system has been set up to send alerts in this regard every three hours, said a government release. “There is heavy rain in the catchment areas of many rivers in the state. Due to this, some rivers have reached the danger mark. However, in Mumbai, the Mithi River crossed the danger level. Due to this, about 400 people had to be shifted to a safe place. But now the situation is under control. Deputy Chief Minister Eknath Shinde is keeping an eye on the situation in Mumbai city. He has also visited the Mithi River area. It is a fact that there has been a mess in removing silt from the Mithi River. Now, strange and miraculous things are coming out about it. The Brihanmumbai Municipal Corporation will now have to take action to remove the silt again, and orders have also been given in this regard,” said the Chief Minister. --IANS sj/uk</w:t>
+      </w:r>
+    </w:p>
+    <w:p>
+      <w:pPr>
+        <w:pStyle w:val="Heading3"/>
+      </w:pPr>
+      <w:r>
+        <w:rPr/>
+        <w:t>Article 28</w:t>
+      </w:r>
+    </w:p>
+    <w:p>
+      <w:pPr>
+        <w:pStyle w:val="Normal"/>
+      </w:pPr>
+      <w:r>
+        <w:rPr/>
+        <w:t>Title: CREDAI-MCHI appoints Mr. Sukhraj Nahar as 18th President in the Change of Guard Ceremony graced by Maharashtra CM Devendra Fadnavis</w:t>
+      </w:r>
+    </w:p>
+    <w:p>
+      <w:pPr>
+        <w:pStyle w:val="Normal"/>
+      </w:pPr>
+      <w:r>
+        <w:rPr/>
+        <w:t xml:space="preserve">URL: </w:t>
+      </w:r>
+      <w:r>
+        <w:t xml:space="preserve"> https://english.newsnationtv.com/business/credai-mchi-appoints-mr-sukhraj-nahar-as-18th-president-in-the-change-of-guard-ceremony-graced-by-maharashtra-cm-devendra-fadnavis20250818145322</w:t>
+      </w:r>
+    </w:p>
+    <w:p>
+      <w:pPr>
+        <w:pStyle w:val="Normal"/>
+      </w:pPr>
+      <w:r>
+        <w:rPr/>
+        <w:t>Content: 0 By clicking the button, I accept the Terms of Use of the service and its Privacy Policy, as well as consent to the processing of personal data. Don’t have an account? Signup Powered by : Follow Us (source : ANI) ( Photo Credit : ani) VMPL Mumbai (Maharashtra) [India], August 18: In a landmark development for Mumbai real estate sector, CREDAI-MCHI, the apex body representing real estate developers in the Mumbai Metropolitan Region (MMR), has announced the appointment of Mr. Sukhraj Nahar, Chairman of Nahar Group, as its 18th President for the 2025-2027 term in a grand Change of Guard ceremony held at Jio World Centre. The event was graced by the Honble Chief Minister of Maharashtra, Shri Devendra Fadnavis, along with distinguished past presidents, the new management committee and various members of the association. Mr. Nahar succeeds Mr. Domnic Romell who has served the association with distinction over the past two years. This change of guard marks not only a leadership transition but also the beginning of a transformational phase for the real estate ecosystem in the Mumbai Metropolitan Region (MMR). CREDAI-MCHI also announced the new management committee comprising of Mr. Bandish Ajmera - President Elect, Mr. Rushi Mehta - Secretary, and Mr. Nikunj Sanghavi - Treasurer. The ceremony marked not only a leadership transition but also the formal pledge to drive the organisation new strategic framework. CREDAI-MCHI is setting its sights on Mission CARES, a comprehensive blueprint to bring Compassion, Affordability, Reforestation, Empowerment, and Skilling to the forefront of urban development. Shri. Devendra Fadnavis, Hon. Chief Minister of Maharashtra said, CREDAI-MCHI family has been an indispensable partner in shaping Mumbai real estate future. Together, we pioneered the country most successful RERA implementation, streamlined ease of doing business, and co-created the Mumbai Development Plan with unprecedented industry-government collaboration. Today, Mumbai stands at the cusp of a massive transformation -- from Asia largest urban renewal at BDD Chawls to slum-free, technology-driven redevelopment, and the creation of the Third and Fourth Mumbai as new economic growth engines. With world-class infrastructure, high-speed connectivity, an upcoming Innovation City that can rival global hubs, and the potential to build cities even better than Dubai, we have a once-in-a-generation opportunity. Over the next 10 years, we can transform Mumbai and the MMR into a global benchmark for urban living. The government is fully committed to working hand-in-hand with the real estate sector to make this vision a reality. Speaking on his vision for 2025 - 2027, Mr. Sukhraj Nahar, President of CREDAI-MCHI stated, Our sector has always built Mumbai skyline. Now, we must also build its soul. Mission CARES is our declaration to the government, home buyers, and our own conscience--that we will develop with empathy, digitise with purpose, green our cities with urgency, and ensure every home is accessible and dignified. This is a pivotal moment to move beyond rhetoric and deliver real, measurable impact. Mr. Rushi Mehta, Secretary, CREDAI-MCHI emphasized, The real estate sector touches lives in every square foot it creates. We are not just asking the government to act--we are showing them that the industry is ready to co-create better policies, embrace tech, and uplift every worker, homebuyer, and citizen. Mission CARES represents CREDAI-MCHI renewed commitment to building with compassion, ensuring access for all, restoring green spaces, driving economic growth through innovation, and skilling the workforce that shapes the region skylines. The five pillars will guide all member initiatives over the next two years. Mr. Domnic Romell, Immediate Past President, CREDAI-MCHI extended his full support to the new leadership. He said, Over the last two years, weve set the stage for deeper collaboration between government bodies, developers, and civil society. I am confident that under Mr. Nahar leadership, CREDAI-MCHI will now scale new heights--not just in construction, but in conscience as well. While handing over the baton to the incoming President, Mr. Romell further elaborated, Our tenure was about turning challenges into opportunities and building a more transparent, inclusive ecosystem. Mission CARES is the natural evolution of that journey -- a moral compass for the next era of real estate, ensuring that growth and responsibility go hand in hand. Mr. Dhaval Ajmera, Outgoing Secretary, CREDAI-MCHI, stated, We have always been builders; now we choose to be healers too. Mission CARES is not just a vision -- it is a call to action for governments, civil society, and every stakeholder in the urban ecosystem to create a future where development is measured by the dignity, equity, and sustainability it brings. Real change in our sector comes from consistent, well-calibrated policy interventions. Mission CARES strengthens our resolve to embed inclusion, green growth, and technology adoption into the governance framework, ensuring that ambition transforms into action. Mumbai developers currently pay an average of ₹54,221 per square meter as approval costs, among the highest in the country. Premiums, duties, and levies often constitute 35-40 of the total project cost, placing a significant financial burden on homebuyers and delaying project timelines. Compliance costs are one of the biggest roadblocks to affordable housing, noted Mr. Keval Valambhia, Chief Operating Officer, CREDAI-MCHI. He added, At CREDAI-MCHI, we are pushing for single-window clearances, rationalized premiums, and tech-led approvals. Prop Tech will enable AI-driven project tracking and blockchain-backed compliance, making the process faster and more transparent. The shift from paperwork to real-time systems is critical. Every rupee saved in friction is a rupee that builds scale, trust, and better homes. Because at the end, building better homes is about building a stronger India together. The CARES framework commits the organisation to 5 pillars: - Compassion through CSR and social welfare for construction workers, women, children, and underserved communities. - Affordability in Housing through policy reforms and innovative development models. - Reforestation &amp; Urban Greening to offset the carbon impact of construction and improve city liveability. - Empowerment through PropTech to drive transparency, digital transformation, and economic growth. - Skilling of 10,000+ workers annually to power India infrastructure boom with capable hands and secure livelihoods. The new leadership has outlined an ambitious but pragmatic roadmap for the next 24 months: - Establishment of a PropTech Lab to accelerate innovation adoption. - Creation of an Affordable Housing Innovation Cell (AHIC). - Launch of mobile Skilling Labs across the MMR region. - Dialogue with the state to rationalize development premiums and stamp duties. - Integration of green scorecards in every member project. Under its CSR vision, CREDAI-MCHI has committed to organising 100+ free health camps annually, supporting over 1,000 students with scholarships (especially girls), operating 25 daycare centres for construction workers families, maintaining zero child labour across all member sites, and mobilising ₹10 crore+ for disaster relief and social programmes. The affordable housing mandate aims to promote 10,000+ affordable units through member projects by 2026, publish a policy white paper on regulatory reforms for faster approvals, create an Affordable Housing Innovation Cell, and conduct three regional workshops with urban bodies on rental and worker housing. The focus is on ensuring affordability without compromising on quality, sustainability, or access to civic amenities. In line with its environmental commitments, the reforestation agenda targets the planting of 1 million trees across 50+ urban locations by 2026, integrating minimum green buffers in all new member projects, and creating five model biodiversity parks in partnership with local authorities. The economic growth and innovation pillar will see 70 of member developers adopt at least one PropTech solution, 20+ startups onboarded to the new PropTech Lab, and the listing of 10+ REIT-ready assets. On skilling, CREDAI-MCHI will train 10,000+ construction workers annually, issue 2,500+ Green Job Cards, and deploy three mobile skilling labs across the Mumbai Metropolitan Region to deliver on-site training in green construction, safety, and emerging technologies. With over 2,200 member developers, CREDAI-MCHI Change of Guard 2025-2027 marks the beginning of a decisive chapter -- one where the industry pledges to build not only for today cities but for tomorrow generations, guided by measurable goals that blend economic growth, environmental stewardship, and social equity. ABOUT CREDAI-MCHI CREDAI-MCHI is the apex body of real estate developers in the Mumbai Metropolitan Region. (MMR). With an impressive membership of over 2200+ leading developers in MMR, CREDAI-MCHI has extended its reach throughout the region, establishing units in various locations such as Thane, Kalyan-Dombivli, Mira-Virar, Raigad, Navi Mumbai, Palghar-Boisar, Bhiwandi, Uran-Dronagiri, Shahapur-Murbad, and most recently in Alibaug, Karjat-Khalapur-Khopoli, and Pen. Being the only Government-recognised body for private sector developers in MMR, CREDAI-MCHI is dedicated to promoting the industry organisation and progress. The association is committed to driving policy reform, housing innovation, and sustainable development in partnership with the government and urban stakeholders. As a part of CREDAI National, an apex body of 13000 developers across the nation, CREDAI-MCHI has emerged as a preferred platform for regional discussions on housing and habitat by establishing close and strong ties with the government. It is committed to breaking barriers to create a strong, organised, and progressive real estate sector in the MMR.The vision of CREDAI-MCHI is to empower the Real Estate fraternity of the Mumbai Metropolitan Region as it preserves, protects, and advances the right to housing for all. To continue being a trusted ally, guiding their members, supporting the Government on policy advocacy, and assisting those they serve through the ever-evolving real estate fraternity. (ADVERTORIAL DISCLAIMER: The above press release has been provided by VMPL. ANI will not be responsible in any way for the content of the same) Disclaimer: This news article is a direct feed from ANI and has not been edited by the News Nation team. The news agency is solely responsible for its content. Subscribe to our Newsletter! Share this article If you liked this article share it with your friends.they will thank you later</w:t>
+      </w:r>
+    </w:p>
+    <w:p>
+      <w:pPr>
+        <w:pStyle w:val="Heading3"/>
+      </w:pPr>
+      <w:r>
+        <w:rPr/>
+        <w:t>Article 29</w:t>
+      </w:r>
+    </w:p>
+    <w:p>
+      <w:pPr>
+        <w:pStyle w:val="Normal"/>
+      </w:pPr>
+      <w:r>
+        <w:rPr/>
+        <w:t>Title: Mumbai To Welcome Historic Sword Of Shrimant Raje Raghuji Bhonsale On August 18; To Be Ceremoniously Unveiled By CM Fadnavis</w:t>
+      </w:r>
+    </w:p>
+    <w:p>
+      <w:pPr>
+        <w:pStyle w:val="Normal"/>
+      </w:pPr>
+      <w:r>
+        <w:rPr/>
+        <w:t xml:space="preserve">URL: </w:t>
+      </w:r>
+      <w:r>
+        <w:t xml:space="preserve"> https://www.freepressjournal.in/mumbai/mumbai-to-welcome-historic-sword-of-shrimant-raje-raghuji-bhonsale-on-august-18-to-be-ceremoniously-unveiled-by-cm-fadnavis</w:t>
+      </w:r>
+    </w:p>
+    <w:p>
+      <w:pPr>
+        <w:pStyle w:val="Normal"/>
+      </w:pPr>
+      <w:r>
+        <w:rPr/>
+        <w:t>Content: Mumbai: The historic sword of Shrimant Raje Raghuji Bhonsle will arrive in Mumbai tomorrow, August 18, where it will be given a grand welcome by the Government of Maharashtra at the Mumbai International Airport. Later in the evening, it will be ceremoniously unveiled in the august presence of Chief Minister Devendra Fadnavis. Sword Secured The legendary sword of Shrimant Raje Raghuji Bhonsle was recently secured by the Government of Maharashtra through an auction. Cultural Affairs Minister Adv. Ashish Shelar took possession of the sword in London, and it will arrive in Mumbai tomorrow, August 18. At 10 a.m., Minister Adv. Ashish Shelar will formally receive the historic sword at the international airport. After paying homage to the statue of Chhatrapati Shivaji Maharaj at the airport, a bike rally will be held, after which the sword will be carried on a decorated chariot and taken to the P. L. Deshpande Maharashtra Kala Academy. Meanwhile, at 6 p.m., the Departments of Cultural Affairs, Archaeology and Museums, and the Directorate of Cultural Affairs, along with PL Deshpande Maharashtra Kala Academy, have organized the ‘Sena Saheb Subha Parakram Darshan’ ceremony. During the program, the exhibition and inauguration of the historic sword of Shrimant Raje Raghuji Bhonsle will be carried out at the hands of Chief Minister Devendra Fadnavis. Deputy Chief Ministers Eknath Shinde and Ajit Pawar, Minister for Cultural Affairs and IT and Guardian Minister of Suburban District Adv. Ashish Shelar will be present. Shrimant Mudhoji Raje Bhonsle, descendant of Shrimant Raje Raghuji Bhonsle, will also grace the occasion with his special presence. The event will also be attended by Dr. Kiran Kulkarni (IAS), Secretary, Department of Cultural Affairs, local MP Anil Desai, and MLA Mahesh Sawant, among others. 📌 Historic sword of legendary Maratha Commander Raghuji Bhosale returns to India!Cultural Affairs Minister Adv. Ashish Shelar received it from an intermediary in London. It will reach Mumbai on Monday, August 18. pic.twitter.com/i7ASFiowcu The program will be held on Monday, August 18, 2025, at 6:00 p.m. at the P. L. Deshpande Maharashtra Kala Academy, Prabhadevi, Mumbai. The event is open to all, and the Archaeology and Museums Directorate’s Director Dr. Tejas Madan Garge, PL Deshpande Maharashtra Kala Academy’s Director Meenal Joglekar, and Directorate of Cultural Affairs’ Director Vibhishan Chavare have appealed to citizens to attend in large numbers.</w:t>
+      </w:r>
+    </w:p>
+    <w:p>
+      <w:pPr>
+        <w:pStyle w:val="Heading3"/>
+      </w:pPr>
+      <w:r>
+        <w:rPr/>
+        <w:t>Article 30</w:t>
+      </w:r>
+    </w:p>
+    <w:p>
+      <w:pPr>
+        <w:pStyle w:val="Normal"/>
+      </w:pPr>
+      <w:r>
+        <w:rPr/>
+        <w:t>Title: Fadnavis meets Guv Radhakrishnan, presents him book of Shivaji Maharaj's letters</w:t>
+      </w:r>
+    </w:p>
+    <w:p>
+      <w:pPr>
+        <w:pStyle w:val="Normal"/>
+      </w:pPr>
+      <w:r>
+        <w:rPr/>
+        <w:t xml:space="preserve">URL: </w:t>
+      </w:r>
+      <w:r>
+        <w:t xml:space="preserve"> https://www.newsdrum.in/national/fadnavis-meets-guv-radhakrishnan-presents-him-book-of-shivaji-maharajs-letters-9672415</w:t>
+      </w:r>
+    </w:p>
+    <w:p>
+      <w:pPr>
+        <w:pStyle w:val="Normal"/>
+      </w:pPr>
+      <w:r>
+        <w:rPr/>
+        <w:t>Content: Follow Us Mumbai, Aug 18 (PTI) Maharashtra Chief Minister Devendra Fadnavis on Monday paid a courtesy visit to Governor C P Radhakrishnan, who has been named as the NDA's vice-presidential candidate, at the Raj Bhavan in Mumbai. Radhakrishnan later left for New Delhi. At the airport here, Fadnavis, accompanied by state Cultural Affairs Minister Ashish Shelar, presented to the governor a book containing the unpublished letters of Maratha king Chhatrapati Shivaji Maharaj, a release from the Raj Bhavan said. The ruling National Democratic Alliance (NDA) on Sunday named Radhakrishnan, a seasoned BJP leader belonging to a key OBC caste from Tamil Nadu with an RSS background, as its vice-presidential candidate. BJP president J P Nadda made the announcement following a meeting of the party's parliamentary board, which included Prime Minister Narendra Modi, and consultation with the party's allies. Nadda appealed for unanimous election of Radhakrishnan (67), an OBC leader and two-time former Lok Sabha member from Coimbatore, to the constitutional position, saying BJP leaders had spoken to the opposition parties over the last week and will reach out to them again. PTI MR GK Subscribe to our Newsletter! Share this article If you liked this article share it with your friends.they will thank you later</w:t>
+      </w:r>
+    </w:p>
+    <w:p>
+      <w:pPr>
+        <w:pStyle w:val="Heading3"/>
+      </w:pPr>
+      <w:r>
+        <w:rPr/>
+        <w:t>Article 31</w:t>
+      </w:r>
+    </w:p>
+    <w:p>
+      <w:pPr>
+        <w:pStyle w:val="Normal"/>
+      </w:pPr>
+      <w:r>
+        <w:rPr/>
+        <w:t>Title: Rain fury leaves 7 dead in Maharashtra, 200 villagers stranded</w:t>
+      </w:r>
+    </w:p>
+    <w:p>
+      <w:pPr>
+        <w:pStyle w:val="Normal"/>
+      </w:pPr>
+      <w:r>
+        <w:rPr/>
+        <w:t xml:space="preserve">URL: </w:t>
+      </w:r>
+      <w:r>
+        <w:t xml:space="preserve"> https://www.newsdrum.in/national/rain-fury-leaves-7-dead-in-maharashtra-200-villagers-stranded-9674070</w:t>
+      </w:r>
+    </w:p>
+    <w:p>
+      <w:pPr>
+        <w:pStyle w:val="Normal"/>
+      </w:pPr>
+      <w:r>
+        <w:rPr/>
+        <w:t>Content: Follow Us Mumbai, Aug 18 (PTI) Seven persons have lost their lives in the incessant rains that continued to batter many parts of Maharashtra, Chief Minister Devendra Fadnavis said on Monday. More than 200 villagers were stranded in Nanded district amid incessant rains, prompting authorities to deploy the army for rescue and relief efforts. “So far, 7 lives have been lost. Some rivers in Konkan have risen to an alarming level, and Jalgaon has reported extensive losses,” Fadnavis posted on X after reviewing the rainfall situation at a meeting in the state secretariat. “Continuous coordination is underway with Karnataka government on Almatti dam. Though no immediate threat exists, directions are given to remain alert,” he said. Fadnavis said he reviewed the rainfall situation across the state at the State Emergency Operation Centre in Mantralaya. “All Divisional Commissioners and District Collectors joined the meeting through video conferencing and shared updates from their respective regions. Instructed that citizens staying in relief shelters must be provided with food, clean drinking water, blankets and other essential facilities on priority. “Heavy rains have been recorded in Ratnagiri, Raigad and Hingoli. The Meteorological Department has warned of heavy rainfall from August 17–21, and instructions have been issued to remain fully vigilant&lt;’ he said. In Chhatrapati Sambhajinagar division, 800 villages are affected by heavy rains, he said. Vidarbha has reported crop damage over nearly two lakh hectares. The situation in Mukhed is under control, while Gadchiroli, Akola, Chandur Railway, Mehkar and Washim are stabilising, he added. “Mumbai received 170 mm rainfall in 8 hours. Water-logging occurred in 14 locations, but traffic was disrupted only in 2 places. Railways and metro services are running smoothly. The next 10–12 hours are crucial. Delegated the powers to declare holidays to local bodies,” he said. “Issued directions to ensure coordination with neighbouring states, maintain alertness in tourist and landslide-prone areas and keep relief systems in a state of advance readiness,” Fadnavis said. Five persons are reported missing from Mukhed taluka of Nanded district, around 600 km from Mumbai, Fadnavis told reporters earlier. There has been a significant rise in the water level of Lendi dam, an inter-state irrigation project between Maharashtra and Telangana located in the taluka, while a large amount of water is flowing into the area from Latur, Udgir and neighbouring Karnataka, he said. Nanded collector Rahul Kardile told PTI that the district administration has called in a unit of the army to rescue people stranded in the floods. The State Disaster Response Force (SDRF) rescued 21 people stranded in Ravangaon and Hasnal villages of Mukhed taluka amid heavy rains on Sunday, he said. Six persons have died along with 205 animals in seven districts of Maharashtra's Marathwada region in the past five days, officials said on Monday. A loss survey report of rainfall since August 14, which was released during the day by the Divisional Commissioner's office, said six persons died in Hingoli, Nanded and Beed districts. Three died in Nanded, two in Hingoli and one in Beed in the past five days, the report stated. "A total of 205 animals have died since August 14. This includes 105 in Nanded. The number of villages affected by heavy rains stands at 1001, of which the highest, 844, are in Nanded. Moreover, 457 kuccha houses and 20 pucca houses have been damaged," an official said. Excess rainfall has impacted over 2.80 lac hectares of agricultural land, he said citing the report. PTI MR AW BNM GK VT VT Subscribe to our Newsletter! Share this article If you liked this article share it with your friends.they will thank you later</w:t>
+      </w:r>
+    </w:p>
+    <w:p>
+      <w:pPr>
+        <w:pStyle w:val="Heading3"/>
+      </w:pPr>
+      <w:r>
+        <w:rPr/>
+        <w:t>Article 32</w:t>
+      </w:r>
+    </w:p>
+    <w:p>
+      <w:pPr>
+        <w:pStyle w:val="Normal"/>
+      </w:pPr>
+      <w:r>
+        <w:rPr/>
+        <w:t>Title: CM Fadnavis unveils emblem for Ganeshotsav to be celebrated as Rajya Mahotsav</w:t>
+      </w:r>
+    </w:p>
+    <w:p>
+      <w:pPr>
+        <w:pStyle w:val="Normal"/>
+      </w:pPr>
+      <w:r>
+        <w:rPr/>
+        <w:t xml:space="preserve">URL: </w:t>
+      </w:r>
+      <w:r>
+        <w:t xml:space="preserve"> https://www.thehawk.in/news/india/cm-fadnavis-unveils-emblem-for-ganeshotsav-to-be-celebrated-as-rajya-mahotsav</w:t>
+      </w:r>
+    </w:p>
+    <w:p>
+      <w:pPr>
+        <w:pStyle w:val="Normal"/>
+      </w:pPr>
+      <w:r>
+        <w:rPr/>
+        <w:t>Content: Mumbai, Aug 19 (IANS) Maharashtra Chief Minister Devendra Fadnavis, on Tuesday, after the weekly cabinet meeting, unveiled the emblem for Ganeshotsav, which will be celebrated as ‘Rajya Mahotsav’ from this year onwards. A fund of around Rs 11 crore has been allocated for a series of diverse cultural programmes, including competitions, illuminations, lectures and folk-art performances. This year, through the direct participation of the state government, Ganeshotsav will be showcased on national and international platforms, informed Cultural Affairs Minister Ashish Shelar. He added that the emblem will be prominently used as the official identity of the festival across all celebrations. From this year onwards, the Maharashtra Government will directly participate in the celebrations and take steps to elevate the festival to national and international prominence. This year, two themes – ‘Operation Sindoor’, a tribute to the valour of the Indian Army and ‘Swadeshi Jagar’, a call for building a self-reliant and Atmanirbhar Bharat- have been woven into the celebrations of Ganeshotsav, which has now been accorded the status of ‘Rajya Mahotsav’, said a government release. Minister Shelar said, “Maharashtra is a land rich in art, culture and tradition. It is blessed with the legacy of saints, social reformers, great leaders, warriors, spiritual thinkers and an inclusive heritage. This sacred land of the Deccan has been intellectually vibrant and socially united, laying the foundation for the state’s economic, social and cultural progress. Ganeshotsav has played a crucial role in fostering this unity. The centuries-old tradition of domestic Ganesh celebrations, and the decades-old public Ganeshotsav culture, are proud symbols of Maharashtra’s cultural and social harmony.” Minister Shelar further stated, “It is time that the importance and recognition of this proud heritage gets showcased to the world. By blending tradition with modernity, strengthening the festival’s social and cultural significance, bringing together all stakeholders, boosting tourism, preserving and promoting the rich traditions and rituals, we will establish Maharashtra on the global map.” He pointed out that the social and cultural significance of Ganeshotsav must be known to the world. “To keep the traditional essence of the festival intact while embracing modern elements, and to ensure every citizen of the state, directly or indirectly, feels connected to the celebrations, it is essential to declare Ganeshotsav as a state festival. The Government of Maharashtra will play a facilitative and enabling role in this,” he said. --IANS sj/uk</w:t>
+      </w:r>
+    </w:p>
+    <w:p>
+      <w:pPr>
+        <w:pStyle w:val="Heading3"/>
+      </w:pPr>
+      <w:r>
+        <w:rPr/>
+        <w:t>Article 33</w:t>
+      </w:r>
+    </w:p>
+    <w:p>
+      <w:pPr>
+        <w:pStyle w:val="Normal"/>
+      </w:pPr>
+      <w:r>
+        <w:rPr/>
+        <w:t>Title: Mumbai Weather Today LIVE Updates: Mithi River Crosses Danger Mark; Santacruz Records Highest Rainfall; '300 MM Rainfall In City, Next 48 Hours Critical,' Says CM Fadnavis</w:t>
+      </w:r>
+    </w:p>
+    <w:p>
+      <w:pPr>
+        <w:pStyle w:val="Normal"/>
+      </w:pPr>
+      <w:r>
+        <w:rPr/>
+        <w:t xml:space="preserve">URL: </w:t>
+      </w:r>
+      <w:r>
+        <w:t xml:space="preserve"> https://www.freepressjournal.in/mumbai/mumbai-rains-live-updates-heavy-showers-wreak-havoc-in-city-schools-colleges-shut-as-imd-issues-red-alert-sion-matunga-dadar-vile-parle-waterlogged-andheri-subway-closed</w:t>
+      </w:r>
+    </w:p>
+    <w:p>
+      <w:pPr>
+        <w:pStyle w:val="Normal"/>
+      </w:pPr>
+      <w:r>
+        <w:rPr/>
+        <w:t>Content: Mumbai: A relentless spell of overnight rain paralysed Mumbai on Tuesday morning, leaving large parts of the city waterlogged. The India Meteorological Department (IMD) issued a red alert for Mumbai as well as other districts including Raigad, Ratnagiri, Satara, Kolhapur and Pune, warning of continued heavy to very heavy rainfall. Check LIVE updates below for rainfall status and other news updates in the city: That’s all for today’s live updates. Stay tuned for more breaking news, analysis, and ground reports from across Maharashtra. 05:45 Maharashtra | Central Railway has cancelled 14 long-distance trains (7 pairs) due to heavy rainfall and waterlogging across the state. Maharashtra | Due to heavy rainfall and waterlogging in the state, 14 long-distance trains (7 pairs) have been cancelled by the Central Railway. pic.twitter.com/OKZZFAOpkN 05:15 During the ongoing heavy rains, citizens in Mumbai who find themselves stranded between Colaba and Bandra can seek temporary accommodation at the nearest Rashtriya Swayamsevak Sangh (RSS) office. For assistance, they may contact:Santosh Naik: +91 91679 24748Sandesh Shirdhankar: +91 99200 22186Niketan Todankar: +91 87794 30142Reena Thakur: +91 90048 22983 04:45 PM Maharashtra Flood Alert: Six Dead, Hundreds Rescued As Rivers Overflow, CM Devendra Fadnavis Says Next 48 Hours Are 'Crucial' Maharashtra is reeling under the impact of torrential rains, with Chief Minister Devendra Fadnavis warning that the next 48 hours will be “crucial” for the state. After reviewing the situation with the disaster management department, he placed Mumbai, Thane, Raigad, Ratnagiri, and Sindhudurg on high alert. “The administration is keeping a close watch and taking proactive steps to evacuate citizens from low-lying areas,” he assured. Read Full Report 04:20 PM Relentless Downpour Leads to Waterlogging on Khairani Road, Asalpha #WATCH | #MumbaiRains: Non-Stop Rain Causes Waterlogging In Khairani Road, AsalphaFollow #LIVE 🌧️ updates:https://t.co/FZgxfEI5uI#MumbaiRain #mumbainews #Mumbai pic.twitter.com/myAlUGc1Wl 04:05 PM Santacruz Records Highest Rainfall in Mumbai Today Santacruz witnessed the heaviest rainfall on Tuesday, with 151.4 mm recorded between 8:30 am and 2:30 pm, according to the India Meteorological Department (IMD). Vikhroli followed closely with 141.5 mm, while Juhu received 110.5 mm during the same period. Other parts of the city also saw significant downpours — Byculla recorded 92 mm, Bandra 89 mm, and Colaba 29 mm of rainfall. Rainfall information over Mumbai from 0830 hrs IST to 1430 hrs IST of 19.08.25#imd #MumbaiWeather #Monsoon2025 #WeatherUpdate #MumbaiRains #RainfallData #mausam@moesgoi @airnewsalerts @DDNational @ndmaindia @RMC_Mumbai pic.twitter.com/EApN1aXYeB 03:45 PM 400 Families Evacuated As Mithi River Crosses Danger Mark As heavy rain continues to batter Mumbai, hundreds of families living near the swollen Mithi River have been forced to leave their homes. Around 400 residents from Kranti Nagar slum in Kurla were evacuated on Tuesday after the river crossed the danger mark, following hours of relentless downpour. Read Full Story 3:30 PM BMC Provides Food, Water, &amp; Tea To Stranded Commuters At Railway Stations, Local Trains, &amp; Waterlogged Roads Continuous heavy rainfall on Tuesday caused severe waterlogging across several areas of the city, disrupting both road and rail traffic. Local train services, the city's lifeline, were heavily impacted, leaving many commuters stranded at railway stations for hours. Read Full Story 2:55 PM Western Railway Locals Moving Slowly On Waterlogged Tracks Waterlogging on railway tracks between Bandra and Dadar stations due to heavy rainfall, train services affected and commuters face delays. VIDEO | Mumbai: Waterlogging on railway tracks between Bandra and Dadar stations due to heavy rainfall, train services affected, commuters face delays.(Full video available on PTI Videos- https://t.co/n147TvrpG7) pic.twitter.com/1yjJj6s1Mh 2:35 PM Maharashtra CM Devendra Fadnavis Briefs Media On Rainfall Situation Maharashtra Chief Minister Devendra Fadnavis interacted with media after taking stock of the rainfall conditions. "Due to heavy rainfall in the state, there has been loss of life and property at some places. SDRF and NDRF personnel are deployed at certain locations. Mumbai has received around 300mm of rainfall due to which there have been a few disruptions. The water level in the Mithi River is going down gradually. Red alert is valid for Konkan and Ghat areas for the next few hours," said Fadnavis. Let us know! 👂What type of content would you like to see from us this year? #WATCH | On heavy rainfall in the state, Maharashtra CM Devendra Fadnavis says, "Due to heavy rainfall in the state, there has been loss of life and property at some places. SDRF and NDRF personnel are deployed at certain locations. Mumbai has received around 300mm of rainfall… pic.twitter.com/wqymRiqv41 02:15 PM Heavy rains have disrupted Mumbai’s suburban train services. To assist stranded passengers, the Brihanmumbai Municipal Corporation (BMC) is distributing water, tea, biscuits, and other food supplies at several railway stations. 🔹अतिमुसळधार पावसामुळे मुंबईतील उपनगरीय रेल्वे सेवा विस्कळीत झाली. परिणामी विविध रेल्वे स्थानकांवर अडकलेल्या प्रवाशांना बृहन्मुंबई महानगरपालिकेच्या वतीने पाणी, चहा, बिस्कीट व इतर खाद्यपदार्थ पुरवण्यात येत आहेत.___🔹Mumbai's suburban train services are disrupted due to heavy… pic.twitter.com/HXMPlZHZkv 12:50 PM Mumbai Rains: Thane Youths Swim Through Floodwaters To Rescue Car-Trapped Passengers | Video In yet another display of courage and compassion during the monsoon, two youngsters in Thane risked their lives to rescue two people trapped inside a car submerged in floodwaters. The dramatic incident, caught on camera and widely shared on X, is a reminder of how Mumbaikars stand by each other in times of crisis. Read Full Story 12:40 PM Roads Turn Into Rivers As Relentless Showers Wreak Havoc In Mumbai Mumbai woke up to yet another rain-drenched morning on Tuesday as heavy showers continued for the third consecutive day, leaving vast swathes of the city submerged and daily life in disarray. With relentless downpour lashing the metropolis overnight, waterlogging and traffic snarls were reported across several areas in city, forcing commuters to wade through knee-deep water or abandon vehicles altogether. Read Full Story #WATCH | Continuous heavy rainfall causes severe waterlogging in parts of Mumbai, with knee-deep water levels in some partsVisuals from outside Kurla railway station pic.twitter.com/TS0yQ7Q5p4 12:20 PM Travel Advisory by Air India Heavy rains in Mumbai may impact flight schedules. Passengers are advised to check their flight status here before leaving for the airport and allow extra time for travel. 12:10 PM Traffic is moving slowly at Oberoi Junction due to waterlogging. Police personnel and BMC staff are present at the site, and water pumps have been activated. ओबेरॉय जंक्शन येथे पाणी साचल्यामुळे वाहतूक संथ गतीने सुरू आहे. सदर ठिकाणी पोलीस अंमलदार तसेच @mybmc चे कर्मचारी उपस्थित असून वॉटर पंप सुरू आहेत.#MTPTrafficUpdates pic.twitter.com/2gOgTKD0px 11:39 AM Harbour Line Update Train services between CLA and CSMT have been suspended until further notice due to heavy rainfall and waterlogging at Chunnabhatti station. Harbour Train Update Due to heavy rains in Mumbai and #Waterlogging at Chunnabhatti station, train services on the Harbour Line between CLA and CSMT are suspended until further notice. 11:20 AM Torrential rain triggers heavy waterlogging and major traffic snarls across Mumbai; security personnel stationed at Hindmata and Parel. VIDEO | Mumbai: Heavy rain causes severe waterlogging and traffic jam across the city. Security personnel deployed at Hindmata, Parel area.(Full video available on PTI Videos- https://t.co/n147TvqRQz) pic.twitter.com/fQf07jx6xE 11:05 AM The relentless downpour since Monday has triggered a rise in the Mithi River’s water level by Tuesday morning, sparking panic among nearby residents who rushed to seek safer ground. Civic officials from L Ward, supported by the National Disaster Response Force (NDRF), quickly reached the spot to begin evacuation efforts. Over 140 slum structures have been identified for immediate relocation as authorities work to ensure the safety of those living in the low-lying areas. The heavy downpour from Monday has caused a rise in the water level of the Mithi River on Tuesday morning. #Mumbai #mumbainews #mithiriver #FPJ pic.twitter.com/Q4RjDKQf9y 10:40 AM Deputy Chief Minister Ajit Pawar recently visited the state emergency control room at the secretariat to review the situation caused by heavy rainfall in Mumbai city, its suburbs, and other parts of the state, and issued necessary instructions. 9:55 AM BMC Declares Holiday For Govt &amp; Semi-Govt Offices, Along With Private Offices BMC has declared a holiday today for all private offices and establishments in its jurisdiction, except for essential/emergency services. The concerned offices and establishments should immediately instruct their employees to work from home, depending on the nature of their work. Read Full Story 📢All Government and Semi-Government Offices in Mumbai will remain closed today, 19th August 2025🔹Private offices / institutions / establishments are advised to instruct their employees to work from home🌧️The India Meteorological Department has issued a Red Alert today, i.e.… 9:40 AM Waterlogging At Bandra Khar Link Road Waterlogging reported in various parts of Mumbai's western suburbs as heavy rain lashes the city. Visuals from Bandra Khar Link Road show vehicles wading through water. #WATCH | Mumbai, Maharashtra: Waterlogging can be seen in various parts of Mumbai as heavy rain lashes the city.Visuals from Bandra Khar Link Road pic.twitter.com/cP7WCZmXiA 9:20 AM Malad &amp; Poisar Subway Closed For Vehiclar Movement As Rains Wreak Havoc पाणी साचल्याने मालाड सबवे बंद.Malad Subway closed Due To Water Logging. #MTPTrafficUpdate पोईसर सबवे समतानगर. येथे पाणी साचल्याने सदरची वाहतूक बंद केलेली आहे. 9:15 AM Mumbai Police Commissioner Issues Advisory Mumbai Police Commissioner took to X and shared an advirosy following extreme weather in the city. "Please take care, step out only if necessary, prevent going near the shore during high tide and don’t forget, you will find us around the corner for help, in case of any emergency," he said in a post. He also urged private sector offices to enable work from home today. Good Morning Mumbai. Hope you are adhering to the safety guidelines in wake of the heavy showers expected today. Please take care, step out only if necessary, prevent going near the shore during high tide and don’t forget, you will find us around the corner for help, in case of… 9:00 AM City's Water Stock Rises Above 92% Of Full Capacity Amid Heavy Rains 🚰 मुंबईला पाणीपुरवठा करणाऱ्या ७ जलाशयांचा आज सकाळी ६ वाजेपर्यंतचा अहवाल---🚰 Report of water stock in the seven lakes, supplying water to Mumbai, till 6am today.#MumbaiRains#MyBMCUpdates pic.twitter.com/QuiNKFtIcf 8:45 AM Mumbai Traffic Police Shares Updates On Waterlogging In Several Areas Mumbai Traffic Police shared a series of updates informing the citizens of waterlogging in several areas. At Dadar TT in particular, waterlogging of nearly two feet left traffic crawling, with buses and cars inching forward through flooded roads. दीड ते दोन फुटापर्यंत दादर टी .टी. येथे पाणी साठले असल्याने वाहतूक संथ गतीने चालू आहे . Areas such as Gol Deul, Gulalwadi, Wadala, Shivdi, Nawab Tank, Nagpada, Maratha Mandir, Byculla, Bawla Compound, Bhoiwada, Wadala Station Four Roads, Hindmata Junction, Matunga, and Mahatma Gandhi Market were among the worst affected, with vehicles struggling to pass through submerged stretches. दादर टीटी, ट्रॉम्बे, महाराष्ट्र नगर सबवे ,अँटॉप हील ,या ठिकाणी एमजी आर चौक, कानेकर नगर, सरदार नगर, प्रतीक्षा नगर, त्याचप्रमाणे दादर टीटी , या भागात सकाळपासून पडत असलेल्या पावसामुळे दीड ते दोन फुटापर्यंत पाणी साठले असल्याने वाहतूक संत गतीने चालू आहे . Similar conditions were reported from Dadar TT, Trombay, Maharashtra Nagar Subway, and Antop Hill, as well as MG Road Chowk, Kanekar Nagar, Sardar Nagar, and Pratiksha Nagar. Here too, continuous rainfall since morning led to water accumulation of up to two feet, slowing down vehicular movement. गोल देऊळ, गुलालवाडी, वडाळा, शिवडी, नबाब टॅन्क , नागपाडा ,मराठा मंदिर, भायखळा,बावला कंपाऊंड, भोईवाडा,वडाळा स्टेशन चार रस्ता, हिंदमाता जंक्शन, माटुंगा ,गांधी मार्केट या भागात सकाळपासून पडत असलेल्या पावसामुळे दीड ते दोन फुटापर्यंत पाणी साठले असल्याने वाहतूक संत गतीने चालू आहे 8:30 AM Western Express Highway &amp; Andheri Battered By Heavy Rains Heavy rains lashed the Western Express Highway in the morning, leading to waterlogging at some spots. Andheri also saw flooding in several areas with both citizens and vehicles wading through waterlogged roads. Mumbai, Maharashtra: Heavy rain causes waterlogging (Visuals from Western Express Highway) pic.twitter.com/VTO07ICg70 Mumbai, Maharashtra: Heavy rainfall continues(Visuals from Andheri) pic.twitter.com/Gktf7Agf6J 8:15 AM Over 170 mm Rainfall Recorded Overnight In Several Areas The overnight showers were particularly intense, with the city recording massive volumes between 8:30 pm Monday and 5:30 am Tuesday. Vikhroli topped the chart with 194.5 mm, followed by Santacruz at 185 mm, Juhu at 173.5 mm, Byculla at 167 mm, Bandra at 157 mm, Colaba at 79.8 mm, and Mahalaxmi at 71.9 mm. 8:00 AM Mumbai woke up to heavy rains on Tuesday after continuous overnight rainfall since yesterday. The Brihanmumbai Municipal Corporation (BMC) declared Tuesday a holiday for all schools and colleges. Offices were advised to let staff leave early, while authorities urged citizens to remain indoors unless absolutely necessary. Disaster management teams have been kept on high alert, with state agencies coordinating response efforts. 📢 All schools and colleges in Mumbai (City and Suburbs) will remain closed tomorrow, 19th August 2025 (Tuesday).🌧 The India Meteorological Department has issued a Red Alert warning (extremely heavy rainfall), for Mumbai City and Suburbs tomorrow i.e. Tuesday, 19th August… Waterlogging Reported In Several Areas The downpour caused severe waterlogging across the city. Areas such as Byculla, Gandhi Market in Sion, Dadar, Andheri and Vile Parle reported knee-deep flooding, disrupting traffic and forcing residents to wade through inundated streets. Visuals circulating online showed vehicles stranded and markets submerged. VIDEO | Mumbai: Heavy overnight rainfall triggers waterlogging in several areas. Relentless downpours brought the Maharashtra city to a standstill, prompting the civic body to declare a holiday for schools and colleges on Monday. Several parts of the country's financial capital… pic.twitter.com/4ddfjxqhRR #WATCH | Maharashtra: Waterlogging is seen as heavy rain lashes Mumbai. Visuals from Gandhi Market area. pic.twitter.com/fjP52Cs1Lu #WATCH | Mumbai, Maharashtra: Rain lashes parts of the city(Visuals from Western Express Highway, Vile Parle) pic.twitter.com/b2lqwrYfjn VIDEO | Mumbai, Maharashtra: Heavy rainfall triggers waterlogging in several parts of Dadar; disrupts daily commute.(Full video available on PTI Videos- https://t.co/dv5TRAShcC) pic.twitter.com/M1pagALmla Local Trains Running Late Mumbai’s suburban train services, the city’s lifeline, were badly affected. Central Railway trains ran 30–40 minutes late, while Harbour Line services towards CSMT also reported delays. VIDEO | Maharashtra: Rainfall lashes parts of Mumbai. Night visuals from Mira Road. (Full video available on PTI Videos- https://t.co/dv5TRARJn4) pic.twitter.com/JQOyhQvghc Andheri Subway Closed For Traffic Mumbai's Andheri Subway was closed for vehicular movement on Tuesday morning amid heavy rains. The subway was closed late in the evening on Monday and was reportedly not opened for traffic today due to relentless overnight showers. Mumbai, Maharashtra: The Andheri subway remains closed following heavy rainfall pic.twitter.com/RnjNSIGRPH IndiGo Airlines Issues Advisory Air travel was not spared either. Indigo Airlines issued a travel advisory cautioning passengers about delays. “With Mumbai drenched in heavy showers, several routes to the airport are witnessing waterlogging and sluggish traffic. This has, in turn, led to operational challenges, with delays in both departures and arrivals. We truly regret the inconvenience,” the airline said in a post on X. Travel Advisory⛈️ With Mumbai drenched in heavy showers, several routes to the airport are witnessing waterlogging and sluggish traffic.This has, in turn, led to operational challenges, with delays in both departures and arrivals and we truly regret the inconvenience this may… Check for latest updates on all the happenings in Mumbai &amp; MMR areas.</w:t>
+      </w:r>
+    </w:p>
+    <w:p>
+      <w:pPr>
+        <w:pStyle w:val="Heading3"/>
+      </w:pPr>
+      <w:r>
+        <w:rPr/>
+        <w:t>Article 34</w:t>
+      </w:r>
+    </w:p>
+    <w:p>
+      <w:pPr>
+        <w:pStyle w:val="Normal"/>
+      </w:pPr>
+      <w:r>
+        <w:rPr/>
+        <w:t>Title: Maharashtra government approves major infra projects</w:t>
+      </w:r>
+    </w:p>
+    <w:p>
+      <w:pPr>
+        <w:pStyle w:val="Normal"/>
+      </w:pPr>
+      <w:r>
+        <w:rPr/>
+        <w:t xml:space="preserve">URL: </w:t>
+      </w:r>
+      <w:r>
+        <w:t xml:space="preserve"> https://www.thehawk.in/news/india/maharashtra-government-approves-major-infra-projects</w:t>
+      </w:r>
+    </w:p>
+    <w:p>
+      <w:pPr>
+        <w:pStyle w:val="Normal"/>
+      </w:pPr>
+      <w:r>
+        <w:rPr/>
+        <w:t>Content: Mumbai, Aug 19 (IANS) Chief Minister Devendra Fadnavis on Tuesday chaired the cabinet sub committee on infrastructure and took a slew of decisions about third and fourth tracks on the Pune-Lonavala suburban railway line, purchase of 268 new AC trains for Mumbai under Mumbai Urban Transport Project (MUTP), elevated road between Thane and Navi Mumbai International Airport, Metro Line 11 project and a new city in Nagpur. These decisions are expected to provide a modern transport system and a new direction and pace of development to the cities of Mumbai, Pune, Thane, Navi Mumbai and Nagpur, said the government release. “In today's meeting, approval has been given for the construction of the third and fourth tracks on the Pune-Lonavala suburban railway line. This decision will make the Pune-Lonavala corridor more efficient and provide the necessary connectivity for industrial, residential and commercial development in the area. It will also help in reducing the increasing traffic pressure in Pune city. Along with this, approval has been given for two new stations, Balajinagar-Bibwewadi and Swargate-Katraj, under Phase I of Pune Metro,” said the Chief Minister. In order to modernise the suburban railway service, approval has been given for the purchase of new trains under Phases 3 and 3A of the Mumbai Metropolitan Region Development Plan (MUTP). In the first phase, as many as 268 fully AC trains will be purchased. These trains will be equipped with closed doors and high-quality amenities like the metro. The old doorless trains will be phased out in phases, and these modern trains will be made available to the passengers instead, said CM Fadnavis. He clarified that after shifting to AC trains, there will be no change in the ticket prices. He also said that the purchase of trains will start after the approval of the Central Government. The cabinet subcommittee also cleared the construction of a 25-km elevated road between Thane and Navi Mumbai International Airport. This project will provide a fast and dedicated communication route to Thane, Navi Mumbai and the adjoining industrial areas. “The ambitious project of Metro Line 11 in Mumbai has got the green light. A 16-km-long, completely underground line will be constructed from Wadala Depot to the Gateway of India. This metro will run from important places like Shyama Prasad Mukherjee Chowk and Hornimal Circle. This project is worth about Rs 24,000 crore, and funds will be made available for this from the Japan International Cooperation Agency (JICA). This line will provide great relief to Mumbaikars in terms of transportation,” said the Chief Minister. In addition, a commercial complex will be set up under a joint development project with BEST, from which BEST will get additional income. The cabinet subcommittee also cleared a new development corridor in Nagpur. Fadnavis said that approval has been given for the construction of a new ring road in the city and the creation of a new city in Nagpur. --IANS sj/dan</w:t>
+      </w:r>
+    </w:p>
+    <w:p>
+      <w:pPr>
+        <w:pStyle w:val="Heading3"/>
+      </w:pPr>
+      <w:r>
+        <w:rPr/>
+        <w:t>Article 35</w:t>
+      </w:r>
+    </w:p>
+    <w:p>
+      <w:pPr>
+        <w:pStyle w:val="Normal"/>
+      </w:pPr>
+      <w:r>
+        <w:rPr/>
+        <w:t>Title: महाराष्ट्र के इस जिले में बसाई जाएगी 'तीसरी मुंबई', मुख्यमंत्री देवेंद्र फडणवीस ने बताईं प्रोजेक्ट की अहम बातें</w:t>
+      </w:r>
+    </w:p>
+    <w:p>
+      <w:pPr>
+        <w:pStyle w:val="Normal"/>
+      </w:pPr>
+      <w:r>
+        <w:rPr/>
+        <w:t xml:space="preserve">URL: </w:t>
+      </w:r>
+      <w:r>
+        <w:t xml:space="preserve"> https://www.indiatv.in/paisa/business/third-mumbai-will-be-settled-in-raigad-district-of-maharashtra-chief-minister-devendra-fadnavis-told-the-important-points-of-the-project-2025-08-19-1156854</w:t>
+      </w:r>
+    </w:p>
+    <w:p>
+      <w:pPr>
+        <w:pStyle w:val="Normal"/>
+      </w:pPr>
+      <w:r>
+        <w:rPr/>
+        <w:t>Content: महाराष्ट्र के मुख्यमंत्री देवेंद्र फडणवीस ने सोमवार को कहा कि उनकी सरकार मुंबई महानगर क्षेत्र (MMR) में विकास को बढ़ावा देने के लिए पड़ोसी जिले रायगढ़ में 'तीसरी मुंबई' डेवलप कर रही है और ये राज्य के आर्थिक विकास में एक नया अध्याय लिखेगा। मुख्यमंत्री ने सोमवार को वर्ली में दिग्गज ग्लोबल इंवेस्टमेंट बैंकिंग कंपनी गोल्डमैन सैक्स के नए ऑफिस का उद्घाटन किया, जिसके बाद उन्होंने निवेशकों के साथ चर्चा के दौरान तीसरी मुंबई के बारे में बातचीत की। मुख्यमंत्री ने कहा, "राज्य सरकार विकास के लिए प्रतिबद्ध है और 'तीसरी मुंबई' के निर्माण के लिए प्राइवेट सेक्टर के साथ मिलकर काम कर रही है। ये नया शहर अंतरराष्ट्रीय विश्वविद्यालयों के केंद्रों की मेजबानी करेगा और मुंबई और महाराष्ट्र दोनों के आर्थिक विकास में महत्वपूर्ण भूमिका निभाएगा। इस प्रोजेक्ट में मेडिकल कॉलेज, इनोवेशन सेंटर और रिसर्च फैसिलिटी शामिल होंगी।" उन्होंने कहा, "गोल्डमैन सैक्स की नए ऑफिस का उद्घाटन राज्य के लिए गर्व की बात है। ये महाराष्ट्र के कुशल कार्यबल, मजबूत बाजारों और निवेशक-अनुकूल वातावरण की पुष्टि करता है। ये वित्तीय क्षेत्र में राज्य के नेतृत्व को भी रेखांकित करता है।" फडणवीस ने कहा कि क्वांटम कंप्यूटिंग और एआई-बेस्ड सिस्टम जैसे सेक्टर में रिसर्च एक प्रमुख विशेषता होगी। फडणवीस ने आश्वासन दिया कि मुंबई और 'तीसरी मुंबई' के बीच सीधी कनेक्टिविटी रहेगी, जिसे कोस्टल रोड, अटल सेतु और वर्ली-सिवरी लिंक रोड जैसे इंफ्रा प्रोजेक्ट्स से मदद मिलेगी। नए शहर के विकास में प्राइवेट इंवेस्टर्स से पहल करने का आग्रह करते हुए, मुख्यमंत्री ने कहा, "सार्वजनिक-निजी भागीदारी के माध्यम से अच्छा विकास होता है। आने वाले निवेशकों के लिए सभी जरूरी मंजूरियां सरकारी स्तर पर तेजी से पूरी की जाएंगी। महाराष्ट्र एक निवेशक-अनुकूल राज्य है। हम अपनी व्यापार सुगमता रैंकिंग में लगातार सुधार कर रहे हैं।" उन्होंने कहा कि राज्य ये सुनिश्चित कर रहा है कि निवेशकों के रास्ते में कोई बाधा न आए और अगर कोई समस्या आती भी है तो उसका तुरंत समाधान किया जाए। गोल्डमैन सैक्स के अध्यक्ष केविन स्नीडर ने कहा कि भारतीय बाजार में अवसर कंपनी के लिए बहुत महत्वपूर्ण हैं। गोल्डमैन सैक्स इंडिया के सीईओ संजय चटर्जी ने कहा कि नया ऑफिस भारत में कंपनी की यात्रा में एक मील का पत्थर है। गोल्डमैन सैक्स ने 1980 के दशक में भारत में अपनी सेवाएं शुरू कीं और 2006 में मुंबई में पूर्ण स्वामित्व स्थापित किया। Latest Business News लेटेस्ट न्यूज़ 2025 के चार बेस्ट IPO: लिस्टिंग के बाद सभी के शेयर 30% से ज्यादा चढ़े, इन वजहों से निवेशक हैं उत्साहित सोने-चांदी की कीमत में हो गया बड़ा उलटफेर, जानें प्रति 10 ग्राम Gold का 19 अगस्त को कितना रहा भाव? वाह-वाह! बिहार के लिए आ गई बहुत बड़ी खुशखबरी! आर्थिक तरक्की की रफ्तार का अनुमान जान लीजिए सट्टेबाजी से जुड़े ऐप्स पर लगेगी रोक, कोटा-बूंदी एयरपोर्ट पर भी कैबिनेट का फैसला, जानें ओडिशा को क्या मिला? भारत के साथ आया चीन- उर्वरकों, दुर्लभ खनिजों और बोरिंग मशीनों की सप्लाई पर लगे प्रतिबंध हटे © 2009-2025 Independent News Service. All rights reserved. सोने-चांदी की कीमत में हो गया बड़ा उलटफेर, जानें प्रति 10 ग्राम Gold का 19 अगस्त को कितना रहा भाव? वाह-वाह! बिहार के लिए आ गई बहुत बड़ी खुशखबरी! आर्थिक तरक्की की रफ्तार का अनुमान जान लीजिए सट्टेबाजी से जुड़े ऐप्स पर लगेगी रोक, कोटा-बूंदी एयरपोर्ट पर भी कैबिनेट का फैसला, जानें ओडिशा को क्या मिला? भारत के साथ आया चीन- उर्वरकों, दुर्लभ खनिजों और बोरिंग मशीनों की सप्लाई पर लगे प्रतिबंध हटे कपड़ा उद्योग के लिए बड़ी राहत- सरकार ने कच्चे कपास के आयात से हटाया सीमा शुल्क, एआईडीसी से भी मिली छूट पीएम मोदी का दिवाली गिफ्ट, 10% सस्ती हो सकती हैं ये गाड़ियां- यहां देखें नाम Fastag एनुअल पास की 15 अगस्त से होने जा रही है शुरुआत, आपके मन में आए हर सवाल का यहां है जवाब Automobile Sales: महिंद्रा की बिक्री में 26% की भारी बढ़ोतरी- जानें एमजी, मारुति, टाटा, हुंडई के लिए कैसा रहा जुलाई टाटा मोटर्स खरीदेगी इटली की ये ऑटोमोबाइल कंपनी, जानें कितने रुपये में होगी डील कभी मिली थी 2-स्टार रेटिंग, अब बनी सेफ्टी की मिसाल, इस कार ने पाई 5-स्टार रैंकिंग, कीमत यहां जान लीजिए ₹10,000 की SIP ने बनाया 1.9 करोड़ रुपये का फंड, इस म्यूचुअल फंड स्कीम ने निवेशकों को बनाया करोड़पति बंद पड़ी LIC पॉलिसी को दोबारा चालू कराने का सुनहरा मौका, सरकारी कंपनी ने शुरू किया विशेष अभियान Union Bank में जमा करें ₹2,00,000 और पाएं ₹30,908 का फिक्स ब्याज, चेक करें स्कीम की डिटेल्स Indian Bank में जमा करें ₹1,00,000 और पाएं ₹14,663 का फिक्स ब्याज, गारंटी के साथ 82% तक का ताबड़तोड़ रिटर्न, इन म्यूचुअल फंड्स ने निवेशकों पर की पैसों की बारिश सामान तौलने के बाद रेलवे स्टेशन में मिलेगी एंट्री, जल्द शुरू होगा एयरपोर्ट जैसा नियम- चेक करें लिमिट Dwarka Expressway: फास्टैग एनुअल पास चलेगा या नहीं, जानें नोएडा से गुरुग्राम जाने के लिए कितना लगेगा टोल उत्तर प्रदेश के इन एक्सप्रेसवे पर नहीं चलेगा FASTag Annual Pass, यहां जानें पूरी डिटेल्स देशभर में लागू हुआ FASTag Annual Pass, पहले दिन इतने लोगों ने खरीदा ₹3000 वाला पास ICICI Bank ने बदला मिनिमम बैलेंस का नियम, अब ₹50,000 की जगह केवल इतना रखना होगा जरूरी ITR फाइल करने के ये 8 बड़े फायदे जानते हैं आप! टैक्स सेविंग से लेकर आसान लोन तक लेना हो जाता है आसान Income Tax Bill, 2025: ट्रस्ट के लिए जारी रहेगी टैक्स छूट, डेडलाइन के बाद भी रिफंड का दावा कर सकेंगे लोग Income Tax Return जल्दी भरने से पहले जानें ये 5 गलतियां, हो सकती है भारी पेनाल्टी! ITR Filing 2025: किसके लिए कौन सा ITR फॉर्म है सही? रिटर्न फाइल करने से पहले यहां समझ लें ITR-3 फॉर्म अब ऑनलाइन उपलब्ध, जानें किस तरह के इनकम वाले करदाता भर सकते हैं रिटर्न मामूली बढ़त के साथ खुला शेयर बाजार, इन स्टॉक्स ने तेजी के साथ शुरू किया कारोबार शेयर बाजार ने लगाई लंबी छलांग, ऑटोमोबाइल और फाइनेंशियल स्टॉक्स में दिखा बूम- निफ्टी में 1% की बड़ी बढ़त 1 शेयर पर 100 रुपये का डिविडेंड देगी ये कंपनी, रिकॉर्ड डेट बेहद करीब Stock Market Today: पीएम मोदी के ऐलान का दिखा असर, झूम उठा सेंसेक्स, इन सेक्टर्स के शेयर हुए रॉकेट स्टॉक मार्केट के लिए कैसा रहेगा अगला हफ्ता, ये प्रमुख ट्रिगर्स तय करेंगे बाजार की चाल 2025 के चार बेस्ट IPO: लिस्टिंग के बाद सभी के शेयर 30% से ज्यादा चढ़े, इन वजहों से निवेशक हैं उत्साहित 160 गुना सब्सक्राइब हुआ ये IPO, चेक करें आज का लेटेस्ट GMP Price ये कंपनी भी लाएगी आईपीओ, सेबी के पास जमा कराए शुरुआती डॉक्यूमेंट्स, आप रहियेगा तैयार! BlueStone Jewellery IPO: पहले दिन कितना सब्सक्राइब हुआ आईपीओ, चेक करें अलॉटमेंट और लिस्टिंग डेट JSW Cement IPO: आईपीओ का आज आखिरी दिन, चेक करें GMP Price और सब्सक्रिप्शन स्टेटस</w:t>
+      </w:r>
+    </w:p>
+    <w:p>
+      <w:pPr>
+        <w:pStyle w:val="Heading3"/>
+      </w:pPr>
+      <w:r>
+        <w:rPr/>
+        <w:t>Article 36</w:t>
+      </w:r>
+    </w:p>
+    <w:p>
+      <w:pPr>
+        <w:pStyle w:val="Normal"/>
+      </w:pPr>
+      <w:r>
+        <w:rPr/>
+        <w:t>Title: मुख्यमंत्री देवेंद्र फडणवीस ने राज्य में भारी बारिश के मद्देनजर सभी एजेंसियों को सतर्क रहने के निर्देश दिए</w:t>
+      </w:r>
+    </w:p>
+    <w:p>
+      <w:pPr>
+        <w:pStyle w:val="Normal"/>
+      </w:pPr>
+      <w:r>
+        <w:rPr/>
+        <w:t xml:space="preserve">URL: </w:t>
+      </w:r>
+      <w:r>
+        <w:t xml:space="preserve"> https://www.mumbailive.com/hi/civic/chief-minister-devendra-fadnavis-directed-all-agencies-to-remain-alert-in-view-of-heavy-rains-in-the-state-89633</w:t>
+      </w:r>
+    </w:p>
+    <w:p>
+      <w:pPr>
+        <w:pStyle w:val="Normal"/>
+      </w:pPr>
+      <w:r>
+        <w:rPr/>
+        <w:t>Content: मुख्यमंत्री देवेंद्र फडणवीस ने सोमवार को मंत्रालय स्थित राज्य आपदा प्रबंधन कक्ष में पूरे राज्य में बारिश की स्थिति की समीक्षा की। इस मौके पर आपदा प्रबंधन मंत्री गिरीश महाजन, सूचना एवं प्रौद्योगिकी मंत्री एडवोकेट आशीष शेलार, मुख्य सचिव राजेश कुमार, जल संसाधन विभाग के अतिरिक्त मुख्य सचिव दीपक कपूर, आपदा प्रबंधन विभाग की अतिरिक्त मुख्य सचिव सोनिया सेठी, कृषि विभाग के प्रमुख सचिव विकास चंद्र रस्तोगी, लोक निर्माण विभाग के सचिव संजय दशपुते और वरिष्ठ अधिकारी उपस्थित थे। इस अवसर पर सभी संभागीय आयुक्तों और जिला कलेक्टरों ने वीडियो कॉन्फ्रेंसिंग के माध्यम से बैठक में भाग लिया। (Chief Minister Devendra Fadnavis directed all agencies to remain alert in view of heavy rains in the state) संभागीय आयुक्तों ने अपने विभागों में हुई बारिश की जानकारी प्रस्तुत की बैठक में संभागीय आयुक्तों ने अपने विभागों में हुई बारिश की जानकारी प्रस्तुत की। रत्नागिरी, रायगढ़ और हिंगोली जिलों में अधिक बारिश हुई है और मौसम विभाग ने 17 से 21 अगस्त के बीच भारी बारिश की चेतावनी दी है। इसलिए, मुख्यमंत्री ने अगले कुछ दिनों तक सतर्क रहने के आदेश दिए। सात लोगों की मौत पिछले दो दिनों में राज्य में विभिन्न घटनाओं में सात लोगों की मौत हो चुकी है। कोंकण की कुछ नदियाँ खतरे के निशान को पार कर गई हैं और जलगाँव में भारी नुकसान हुआ है। अलमट्टी के संबंध में कर्नाटक सरकार से लगातार संपर्क बनाए रखा जा रहा है और हालाँकि फिलहाल कोई खतरा नहीं है, फिर भी मुख्यमंत्री ने व्यवस्था को अलर्ट पर रखने के आदेश दिए हैं। मुखेड़ में स्थिति नियंत्रण में है और विष्णुपुरी पर विशेष ध्यान दिया जा रहा है। छत्रपति संभाजीनगर संभाग के 800 गाँव प्रभावित हुए हैं। दक्षिण गढ़चिरौली में प्रशासन अलर्ट पर है। अकोला, चंदूर रेलवे, मेहकर, वाशिम में स्थिति सामान्य हो रही है। प्रारंभिक अनुमान के अनुसार, विदर्भ में 2 लाख हेक्टेयर में फसलों को नुकसान पहुँचा है। एसएमएस अलर्ट मुख्यमंत्री द्वारा नागरिकों को दिए गए निर्देशों में, उनसे एसएमएस अलर्ट भेजते समय सटीक समय का उल्लेख करने, आने वाले अलर्ट को गंभीरता से लेने और अपना ध्यान रखने की अपील की गई है। उन्होंने स्पष्ट किया कि तत्काल सहायता के लिए मंत्रालय से संपर्क करने की आवश्यकता नहीं है, स्थानीय स्तर पर धनराशि और अधिकार दिए गए हैं। यह भी पढ़े- मुंबई, थाने, पालघर में आज रेड अलर्ट Loading next story...</w:t>
+      </w:r>
+    </w:p>
+    <w:p>
+      <w:pPr>
+        <w:pStyle w:val="Heading3"/>
+      </w:pPr>
+      <w:r>
+        <w:rPr/>
+        <w:t>Article 37</w:t>
+      </w:r>
+    </w:p>
+    <w:p>
+      <w:pPr>
+        <w:pStyle w:val="Normal"/>
+      </w:pPr>
+      <w:r>
+        <w:rPr/>
+        <w:t>Title: मुंबई में भारी भारिश ने मचाई तबाही, CM देवेंद्र फडणवीस ने बुलाई बैठक</w:t>
+      </w:r>
+    </w:p>
+    <w:p>
+      <w:pPr>
+        <w:pStyle w:val="Normal"/>
+      </w:pPr>
+      <w:r>
+        <w:rPr/>
+        <w:t xml:space="preserve">URL: </w:t>
+      </w:r>
+      <w:r>
+        <w:t xml:space="preserve"> https://www.patrika.com/videos/mumbai-news/heavy-rain-wreaks-havoc-in-mumbai-cm-devendra-fadnavis-calls-a-meeting-19874343</w:t>
+      </w:r>
+    </w:p>
+    <w:p>
+      <w:pPr>
+        <w:pStyle w:val="Normal"/>
+      </w:pPr>
+      <w:r>
+        <w:rPr/>
+        <w:t>Content: ताजा खबरें राज्य मौसम बिहार चुनाव 2025 कुलिश जन्मशती वर्ष पत्रिका स्पेशल राष्ट्रीय मनोरंजन ज्योतिष स्वास्थ्य खेल धर्म राजनीति विश्व OTT शिक्षा ओपिनियन ऑटो टेक गैजेट लाइफस्टाइल ब्यूटी महिला बिजनेस क्राइम जॉब्स ई-पेपर मेरी खबर शॉर्ट्स ई-पेपर मुंबई • Pankaj Meghwal • Aug 18, 2025 मुंबई और महाराष्ट्र के कई हिस्सों में लगातार हो रही भारी बारिश ने हालात बिगाड़ दिए हैं। मौसम विभाग ने अगले तीन दिनों तक और तेज़ बारिश की चेतावनी जारी की है। इस बीच, सोमवार को मुख्यमंत्री देवेंद्र फडणवीस ने मुंबई के मंत्रालय स्थित कंट्रोल रूम में एक उच्चस्तरीय बैठक की। बैठक का मकसद राज्य में बाढ़ और बारिश से बनी स्थिति की समीक्षा करना था। सावधानी के तौर पर, मंत्रालय में काम कर रहे कर्मचारियों को सोमवार को शाम 4 बजे से पहले ही घर भेज दिया गया। राज्य सरकार ने नागरिकों से सतर्क रहने की अपील की है। साथ ही ज़िला कलेक्टरों को यह अधिकार दिया गया है कि वो स्थानीय हालात को देखते हुए मंगलवार को स्कूल बंद रखने पर निर्णय लें। यह फैसला सोमवार देर शाम तक लिया जाएगा। भारी बारिश के बीच समुद्र में ऊंची लहरें उठने की भी संभावना है। 6:30 बजे के बाद से हाई टाइड की चेतावनी दी गई है, जो मंगलवार तक असर दिखा सकती है। राहत और बचाव कार्यों में अब सेना भी शामिल हो गई है। एनडीआरएफ की टीमों के साथ मिलकर सेना राज्य के बाढ़ प्रभावित इलाकों में राहत कार्य चला रही है। नांदेड ज़िले के मुखेड़ इलाके में बादल फटने की घटना के बाद पांच लोग लापता हैं। उन्हें ढूंढने और ग्रामीणों को सुरक्षित स्थानों पर पहुंचाने के लिए राहत अभियान जारी है। बारिश के कारण मुंबई में बुनियादी ढांचे पर भी असर पड़ा है। रविवार शाम चेंबूर के न्यू अशोक नगर इलाके में एमएमआरडीए द्वारा बनाई गई एक सुरक्षा दीवार ढह गई। इस हादसे में सात झोपड़ियों को नुकसान पहुंचा, हालांकि कोई घायल नहीं हुआ। निगम अधिकारियों ने इसके लिए लगातार हो रही बारिश को ज़िम्मेदार ठहराया है। मलबा हटाने का काम फिलहाल जारी है। ट्रैफिक व्यवस्था भी बुरी तरह प्रभावित हुई है। अंधेरी सबवे में जलभराव के चलते दोनों लेन पूरी तरह बंद कर दी गई हैं। ट्रैफिक पुलिस ने वाहनों को ठाकरे ब्रिज और गोखले ब्रिज की ओर मोड़ दिया है। इसके अलावा, वाकोला ब्रिज, हयात जंक्शन और खार सबवे में भी पानी भरने की वजह से ट्रैफिक धीमा हो गया है। राज्य सरकार और प्रशासन स्थिति पर लगातार नज़र रखे हुए हैं। आने वाले घंटों और दिनों में हालात और बिगड़ सकते हैं, इसलिए सभी ज़रूरी सेवाएं अलर्ट पर हैं। खबर शेयर करें: संबंधित विषय: #WeatherNews Published on: 18 Aug 2025 10:43 pm बड़ी खबरें मुंबई महाराष्ट्र न्यूज़ मोतियों जैसे चमकाने हैं दांत, फेमस एक्ट्रेस ने बताया इसका राज, देखें वीडियो CM Yogi की बायोपिक ‘अजेय’ को लेकर आया बड़ा अपडेट, बॉम्बे हाईकोर्ट ने दिया ये निर्देश Nikki Murder Case: दिल दहला देने वाले हत्याकांड पर दिशा पाटनी की बहन का फूटा गुस्सा, कह डाली ये बात Songs Of Paradise Trailer Out: सालों बाद कश्मीरी लड़की की कहानी, ये दो स्टार्स मचाएंगे तहलका 8 सितंबर को देह त्याग कर वैकुंठ जाएंगे… 20 लोगों के फैसले से हड़कंप! पुलिस और तहसीलदार ने लगाई दौड़ DOWNLOAD ON Play Store DOWNLOAD ON App Store Trending Topics Bihar Elections 2025 PM Modi Asia Cup 2025 Top Categories राष्ट्रीय मनोरंजन स्वास्थ्य राजस्थान मध्य प्रदेश Legal Privacy Policy Statutory provisions on reporting (sexual offenses) This website follows the DNPA’s code of conduct Code of Conduct About Us Grievance Policy RSS Copyright © 2025 Patrika Group. All Rights Reserved.</w:t>
+      </w:r>
+    </w:p>
+    <w:p>
+      <w:pPr>
+        <w:pStyle w:val="Heading3"/>
+      </w:pPr>
+      <w:r>
+        <w:rPr/>
+        <w:t>Article 38</w:t>
+      </w:r>
+    </w:p>
+    <w:p>
+      <w:pPr>
+        <w:pStyle w:val="Normal"/>
+      </w:pPr>
+      <w:r>
+        <w:rPr/>
+        <w:t>Title: फडणवीस ने कहा, ‘तीसरी मुंबई’ से एमएमआर का होगा विकास</w:t>
+      </w:r>
+    </w:p>
+    <w:p>
+      <w:pPr>
+        <w:pStyle w:val="Normal"/>
+      </w:pPr>
+      <w:r>
+        <w:rPr/>
+        <w:t xml:space="preserve">URL: </w:t>
+      </w:r>
+      <w:r>
+        <w:t xml:space="preserve"> https://hindi.theprint.in/india/economy/fadnavis-said-third-mumbai-will-lead-to-development-of-mmr/856867/</w:t>
+      </w:r>
+    </w:p>
+    <w:p>
+      <w:pPr>
+        <w:pStyle w:val="Normal"/>
+      </w:pPr>
+      <w:r>
+        <w:rPr/>
+        <w:t>Content: मुंबई, 18 अगस्त (भाषा) महाराष्ट्र के मुख्यमंत्री देवेंद्र फडणवीस ने सोमवार को कहा कि उनकी सरकार मुंबई महानगर क्षेत्र (एमएमआर) के विकास को बढ़ावा देने के लिए पड़ोसी रायगढ़ जिले में ‘तीसरी मुंबई’ विकसित कर रही है। उन्होंने कहा कि यह परियोजना राज्य के आर्थिक विकास में एक नया अध्याय लिखेगी। मुख्यमंत्री वर्ली में वैश्विक निवेश बैंकिंग कंपनी गोल्डमैन शैक्स के विस्तारित कार्यालय के उद्घाटन के अवसर पर बोल रहे थे। इस दौरान उन्होंने निवेशकों के साथ चर्चा भी की। फडणवीस ने कहा, ”गोल्डमैन शैक्स के नये केंद्र का उद्घाटन राज्य के लिए गर्व की बात है। यह महाराष्ट्र के कुशल कार्यबल, मजबूत बाजारों और निवेशक अनुकूल वातावरण की पुष्टि करता है। यह वित्तीय क्षेत्र में राज्य के नेतृत्व को भी दर्शाता है।” उन्होंने कहा कि राज्य सरकार विकास के लिए प्रतिबद्ध है और ‘तीसरी मुंबई’ के निर्माण के लिए निजी क्षेत्र के साथ मिलकर काम कर रही है। नए शहर में अंतरराष्ट्रीय विश्वविद्यालयों के केंद्र होंगे और यह मुंबई और महाराष्ट्र दोनों के आर्थिक विकास में महत्वपूर्ण भूमिका निभाएगा। मुख्यमंत्री ने कहा कि इस परियोजना में मेडिकल कॉलेज, नवाचार केंद्र और अनुसंधान सुविधाएं शामिल होंगी। भाषा पाण्डेय रमण रमण यह खबर ‘भाषा’ न्यूज़ एजेंसी से ‘ऑटो-फीड’ द्वारा ली गई है. इसके कंटेंट के लिए दिप्रिंट जिम्मेदार नहीं है. प्रिंट का विश्वास, डिजिटल की रफ़्तार हमें संपर्क करें: feedback@theprint.in Copyright © 2025 Printline Media Pvt. Ltd. All rights reserved.</w:t>
+      </w:r>
+    </w:p>
+    <w:p>
+      <w:pPr>
+        <w:pStyle w:val="Heading3"/>
+      </w:pPr>
+      <w:r>
+        <w:rPr/>
+        <w:t>Article 39</w:t>
+      </w:r>
+    </w:p>
+    <w:p>
+      <w:pPr>
+        <w:pStyle w:val="Normal"/>
+      </w:pPr>
+      <w:r>
+        <w:rPr/>
+        <w:t>Title: मुंबई में 6-8 घंटे में 177 मिलीमीटर बारिश हुई: फडणवीस</w:t>
+      </w:r>
+    </w:p>
+    <w:p>
+      <w:pPr>
+        <w:pStyle w:val="Normal"/>
+      </w:pPr>
+      <w:r>
+        <w:rPr/>
+        <w:t xml:space="preserve">URL: </w:t>
+      </w:r>
+      <w:r>
+        <w:t xml:space="preserve"> https://hindi.theprint.in/india/mumbai-received-177-mm-of-rain-in-6-8-hours-fadnavis/856688/</w:t>
+      </w:r>
+    </w:p>
+    <w:p>
+      <w:pPr>
+        <w:pStyle w:val="Normal"/>
+      </w:pPr>
+      <w:r>
+        <w:rPr/>
+        <w:t>Content: मुंबई, 18 अगस्त (भाषा) महाराष्ट्र के मुख्यमंत्री देवेंद्र फडणवीस ने कहा कि मुंबई में सोमवार को छह से आठ घंटे की अवधि में 177 मिलीमीटर बारिश हुई। उन्होंने नागरिकों से सभी एहतियात बरतने को कहा क्योंकि दिन में और अधिक बारिश होने और समुद्र में ऊंची लहरें उठने की आशंका है। मुख्यमंत्री फडणवीस ने बारिश और बाढ़ की स्थिति की समीक्षा के बाद यहां पत्रकारों से बात करते हुए कहा कि मुंबई महानगर में 14 स्थानों पर जलभराव देखा गया है। उन्होंने कहा कि उपनगरीय ट्रेन सेवाएं थोड़ी विलंबित हैं, लेकिन सुचारु रूप से चल रही हैं, जबकि इतनी भारी बारिश के बावजूद मेट्रो रेल सेवाएं प्रभावित नहीं हुई हैं और सामान्य रूप से चालू हैं। उन्होंने कहा, ‘‘दफ्तरों को निर्देश दिया गया है कि वे कर्मचारियों को शाम चार बजे के बाद घर जाने की अनुमति दें। शाम 6:30 बजे के बाद 3 से 4 मीटर तक के ज्वार (हाई टाइड) की आशंका है। मंगलवार को स्कूल बंद करने का निर्णय उचित समय पर लिया जाएगा। नागरिकों से अनुरोध है कि वे बिना आवश्यक कारण के घर से बाहर न निकलें।’’ मुख्यमंत्री ने कहा कि राज्यभर में लगभग 4 लाख हेक्टेयर में फसलें प्रभावित हुई हैं और जिलाधिकारियों को राहत और बचाव कार्यों से संबंधित निर्णय लेने के लिए अधिकृत किया गया है। फडणवीस ने कहा कि कर्नाटक राज्य से अलमट्टी बांध से पानी छोड़े जाने को लेकर बातचीत जारी है। इस बीच, मुंबई उपनगरीय जिले के प्रभारी मंत्री आशीष शेलार ने कहा कि उन्होंने बृहन्मुंबई महानगरपालिका (बीएमसी) की आपदा प्रबंधन इकाई के माध्यम से मुंबई महानगर की स्थिति की समीक्षा की है और वर्षा, जलभराव, विद्यालयों की स्थिति तथा सार्वजनिक परिवहन की स्थिति का जायजा लिया है। उन्होंने कहा, ‘‘लोकल ट्रेन सेवाएं कुछ व्यवधानों के साथ चालू रहीं, जबकि बेस्ट को दादर और मुंबई सेंट्रल जैसे प्रमुख (रेलवे) टर्मिनल पर यात्रियों के फंसे रहने पर अतिरिक्त बस सेवाएं संचालित करने का निर्देश दिया गया है।’’ मंत्री एवं भारतीय जनता पार्टी (भाजपा) के वरिष्ठ नेता ने कहा कि सभी शीर्ष नागरिक और पुलिस अधिकारी मौके पर मौजूद हैं। शेलार ने बताया कि शहर में लगभग 30 से 40 स्थानों पर पेड़ और उनकी शाखाएं गिर गई हैं और ऐसी बाधाओं को दूर करने और यातायात को तेजी से बहाल करने के निर्देश जारी किए गए हैं। उन्होंने कहा कि भारी बारिश के कारण दक्षिण मुंबई के नेपियन सी रोड पर एक पेड़ पर सुरक्षा दीवार गिरने से एक व्यक्ति घायल हो गया। शेलार ने कहा, ‘बीएमसी आयुक्त और मुंबई पुलिस आयुक्त ने लोगों से अपील की है कि वे जरूरत पड़ने पर ही अपने घरों से बाहर निकलें। दोपहर के सत्र में विद्यालयों और महाविद्यालयों में छुट्टियां घोषित कर दी गई हैं।’’ उन्होंने कहा कि शहर भर में पंपिंग स्टेशन बेहतर ढंग से काम कर रहे हैं और अधिकारी इस बात की समीक्षा कर रहे हैं कि पंपों की मदद से कितना पानी कम हो रहा है। भाषा अमित प्रशांत प्रशांत यह खबर ‘भाषा’ न्यूज़ एजेंसी से ‘ऑटो-फीड’ द्वारा ली गई है. इसके कंटेंट के लिए दिप्रिंट जिम्मेदार नहीं है. प्रिंट का विश्वास, डिजिटल की रफ़्तार हमें संपर्क करें: feedback@theprint.in Copyright © 2025 Printline Media Pvt. Ltd. All rights reserved.</w:t>
+      </w:r>
+    </w:p>
+    <w:p>
+      <w:pPr>
+        <w:pStyle w:val="Heading3"/>
+      </w:pPr>
+      <w:r>
+        <w:rPr/>
+        <w:t>Article 40</w:t>
+      </w:r>
+    </w:p>
+    <w:p>
+      <w:pPr>
+        <w:pStyle w:val="Normal"/>
+      </w:pPr>
+      <w:r>
+        <w:rPr/>
+        <w:t>Title: नांदेड़ में भारी बारिश के कारण पांच लोग लापता, कई व्यक्ति फंसे : मुख्यमंत्री फडणवीस</w:t>
+      </w:r>
+    </w:p>
+    <w:p>
+      <w:pPr>
+        <w:pStyle w:val="Normal"/>
+      </w:pPr>
+      <w:r>
+        <w:rPr/>
+        <w:t xml:space="preserve">URL: </w:t>
+      </w:r>
+      <w:r>
+        <w:t xml:space="preserve"> https://hindi.theprint.in/india/five-people-missing-many-people-stranded-due-to-heavy-rains-in-nanded-chief-minister-fadnavis/856679/</w:t>
+      </w:r>
+    </w:p>
+    <w:p>
+      <w:pPr>
+        <w:pStyle w:val="Normal"/>
+      </w:pPr>
+      <w:r>
+        <w:rPr/>
+        <w:t>Content: मुंबई, 18 अगस्त (भाषा) महाराष्ट्र के मुख्यमंत्री देवेंद्र फडणवीस ने सोमवार को बताया कि नांदेड़ जिले के मुखेड तालुका में भारी बारिश के कारण पांच लोग लापता हैं और कई अन्य व्यक्ति फंसे हुए हैं। मुख्यमंत्री ने बताया कि मुंबई से 600 किलोमीटर से अधिक दूर तालुका में स्थित लेंडी बांध के जलस्तर में उल्लेखनीय वृद्धि हुई है, जबकि लातूर, उदगीर और पड़ोसी कर्नाटक से बड़ी मात्रा में इस क्षेत्र में पानी छोड़ा जा रहा है। लेंडी बांध महाराष्ट्र और तेलंगाना के बीच एक अंतरराज्यीय सिंचाई परियोजना है। फडणवीस ने सोशल मीडिया मंच ‘एक्स’ पर एक पोस्ट में कहा, ‘‘कल यहां लगभग 206 मिमी बारिश हुई। परिणामस्वरूप, रावणगांव, भसवाडी, भिंगेली और हसनाल में दैनिक जीवन प्रभावित हुआ है। मुखेड तालुका के रावणगांव में बाढ़ के पानी में 225 लोग फंसे हुए है। वहीं, फंसे हुए कुछ लोगों को सुरक्षित स्थानों पर पहुंचाया गया है। शेष नागरिकों को सुरक्षित स्थानों पर पहुंचाने के प्रयास जारी हैं।’’ मुख्यमंत्री ने बताया कि हसनाल में आठ नागरिकों को बचा लिया गया है, जबकि भसवाडी में 20 लोग फंसे हुए हैं, हालांकि वे सुरक्षित हैं। वहीं, भिंगेली में 40 व्यक्ति फंसे हुए हैं और वे भी सुरक्षित हैं। उन्होंने बताया कि पांच लोग लापता हैं और उनकी तलाश की जा रही है। मुख्यमंत्री ने कहा कि वह नांदेड़, लातूर और बीदर (कर्नाटक) के जिलाधिकारियों के साथ लगातार संपर्क में हैं और सभी अधिकारी राहत एवं बचाव कार्यों के लिए एक-दूसरे के साथ समन्वय कर रहे हैं। मुख्यमंत्री ने दोपहर को मंत्रालय नियंत्रण कक्ष से राज्य भर में बाढ़ और बारिश की स्थिति की समीक्षा की। उन्होंने कहा, ‘‘राष्ट्रीय आपदा मोचन बल (एनडीआरएफ) की एक टीम, एक सैन्य इकाई और एक पुलिस दल समन्वय के साथ राहत एवं बचाव कार्यों में लगे हुए हैं। छत्रपति संभाजीनगर से एक सैन्य इकाई भी भेजी गई है। स्थानीय प्रशासन को प्रभावित क्षेत्रों में रहने और लगातार समन्वय करने के निर्देश दिए गए हैं।’’ इससे पहले दिन में नांदेड़ के जिलाधिकारी राहुल कार्डिले ने ‘पीटीआई-भाषा’ को बताया कि नांदेड़ के मुखेड इलाके में 15 सदस्यों वाली सेना की एक टुकड़ी तैनात की जाएगी। उन्होंने कहा, ‘‘बांधों से पानी छोड़ा जा रहा है। मैंने पड़ोसी राज्य तेलंगाना के सिंचाई विभाग के सचिव से फोन पर बात की है और उनसे अनुरोध किया कि वे जरूरत पड़ने पर अपने अधिकार क्षेत्र में पोचम्पाद बांध से पानी छोड़ने का प्रबंध करें। राज्य आपदा प्रतिक्रिया बल (एसडीआरएफ) ने रविवार को भारी बारिश के बीच मुखेड तालुका के रावणगांव और हसनाल गांवों में फंसे 21 लोगों को बचाया।’’ भाषा प्रीति दिलीप दिलीप यह खबर ‘भाषा’ न्यूज़ एजेंसी से ‘ऑटो-फीड’ द्वारा ली गई है. इसके कंटेंट के लिए दिप्रिंट जिम्मेदार नहीं है. प्रिंट का विश्वास, डिजिटल की रफ़्तार हमें संपर्क करें: feedback@theprint.in Copyright © 2025 Printline Media Pvt. Ltd. All rights reserved.</w:t>
+      </w:r>
+    </w:p>
+    <w:p>
+      <w:pPr>
+        <w:pStyle w:val="Heading3"/>
+      </w:pPr>
+      <w:r>
+        <w:rPr/>
+        <w:t>Article 41</w:t>
+      </w:r>
+    </w:p>
+    <w:p>
+      <w:pPr>
+        <w:pStyle w:val="Normal"/>
+      </w:pPr>
+      <w:r>
+        <w:rPr/>
+        <w:t>Title: Mumbai Rain: 24 घंटे की बारिश से मुंबई की सांस फूली, CM देवेंद्र फडणवीस ने पड़ोसी राज्यों से किया संपर्क</w:t>
+      </w:r>
+    </w:p>
+    <w:p>
+      <w:pPr>
+        <w:pStyle w:val="Normal"/>
+      </w:pPr>
+      <w:r>
+        <w:rPr/>
+        <w:t xml:space="preserve">URL: </w:t>
+      </w:r>
+      <w:r>
+        <w:t xml:space="preserve"> https://zeenews.india.com/hindi/india/mumbai-rains-today-imd-red-alert-warning-waterlogging-traffic-update/2886161</w:t>
+      </w:r>
+    </w:p>
+    <w:p>
+      <w:pPr>
+        <w:pStyle w:val="Normal"/>
+      </w:pPr>
+      <w:r>
+        <w:rPr/>
+        <w:t>Content: Heavy Rains in Mumbai: मुंबई समेत महाराष्ट्र के कई शहर भारी बारिश की चपेट में हैं. कई इलाकों में पानी जमा हो गया है. सड़कों पर गाड़ियों का रेला लग गया. हवाई और रेल यातायात भी प्रभावित हुआ है. इस बीच, सीएम देवेंद्र फडणवीस ने पड़ोसी राज्यों से संपर्क किया है. Trending Photos Maharashtra Weather Update: मुंबई में बारिश से कई इलाकों में पानी जमा हो गया है. लोग परेशान हैं. प्रशासन अपील कर रहा है कि बाहर मत निकलिए. महाराष्ट्र के मुख्यमंत्री देवेंद्र फडणवीस ने कहा है कि पिछले 2 दिनों में महाराष्ट्र में भारी बारिश हुई है, कई जिलों में रेड और ऑरेंज अलर्ट हैं. महाराष्ट्र के आधे जिलों में अगले 3 दिनों के लिए रेड और ऑरेंज अलर्ट हैं... हम पड़ोसी राज्यों से भी बात कर रहे हैं, चाहे वह तेलंगाना हो या कर्नाटक, जिससे पानी का डिस्चार्ज ठीक रहे और बाढ़ की स्थिति न बने... कोंकण में भी बाढ़ नियंत्रण के इंतजाम किए गए हैं... नांदेड़ में काफी बारिश हुई है, बादल फटने जैसी स्थिति थी, कई लोग वहां फंस गए थे, 206 लोगों को निकाला जा चुका है व और लोगों को निकाला जा रहा है. NDRF और सेना की टीमें वहां पहुंच गई हैं... मुंबई में भी भारी बारिश हुई है और 8-10 घंटे की भारी बारिश का रेड अलर्ट है... मुंबई में ट्रेनें थोड़ी देरी से चल रही हैं, आवाजाही में कोई दिक्कत नहीं है, थोड़ी बाधाएं हैं लेकिन ट्रेनें चल रही हैं. #WATCH | मुंबई: महाराष्ट्र के मुख्यमंत्री देवेंद्र फडणवीस ने महाराष्ट्र में हो रही भारी बारिश पर कहा, "पिछले 2 दिनों में महाराष्ट्र में भारी बारिश हुई है, कई जिलों में रेड और ऑरेंज अलर्ट हैं। महाराष्ट्र के आधे जिलों में अगले 3 दिनों के लिए रेड और ऑरेंज अलर्ट हैं... हम पड़ोसी… pic.twitter.com/o2LcASMUz4 — ANI_HindiNews (@AHindinews) August 18, 2025 Add Zee News as a Preferred Source Mumbai Traffic Update: दोपहर बाद मुंबई के ट्रैफिक का हाल दोपहर बाद की स्थिति यह थी कि अगर आप अंधेरी में हैं और आपको वेस्ट साइड से ईस्ट साइड जाना है तो अंधेरी सबवे का इस्तेमाल ना करें क्योंकि वो बंद हो चुका है. इसके बजाय आप स्टेशन के आगे के फ्लाईओवर का इस्तेमाल कर सकते हैं. Andheri वेस्ट से अगर आप बांद्रा की तरफ जा रहे हैं तो SV रोड ना लें क्योकि वहां कई जगहों पर आपको पानी भरा हुआ मिलेगा. आप लिंक रोड ले सकते हैं या फिर वेस्टर्न एक्सप्रेस हाईवे का इस्तेमाल करें. इसी तरह अंधेरी के वीरा देसाई रोड को बिल्कुल भी ना लें, ये पूरी रोड दोपहर तक पानी में डूबी हुई थी. इसके बजाय आप लिंक रोड से होते हुए, सर्विस रोड का इस्तेमाल करके अपने गंतव्य तक पहुंच सकते हैं. - एस.वी.पी रोड (कालबादेवी) पर आधा फुट पानी जमा होने के कारण वहां यातायात धीमी गति से चल रहा है. - ओबेरॉय मॉल (डिंडोशी) गोरेगांव के सामने बारिश का पानी जमा होने के कारण यातायात धीमी गति से चल रहा है. - कल्पक नाका से पद्मश्री वसंतदादा पाटिल चौक, सीजीएस कॉलोनी (एंटॉप हिल) तक जाने वाली दोनों नहरों पर लगभग दो फीट पानी जमा हो गया है और सड़क यातायात के लिए बंद है. - साइन से माटुंगा हिन्दू कॉलोनी में जबरदस्त जल जमाव, साइन थाना रोड पर भारी ट्रैफिक. - चुन्नभाती से एवंरॉट नगर तक ट्रैफिक. - मानखुर्द सुरंग (ट्रॉम्बे) में लगभग 10 से 15 फीट पानी जमा हो गया है और सुरंग को यातायात के लिए बंद कर दिया गया है. - एमजीआर चौक से केन नगर (एंटॉप हिल) जाने वाली सड़क पर लगभग डेढ़ फीट पानी जमा होने के कारण यातायात बंद कर दिया गया है. Mumbai Rain Status: मौसम विभाग ने 18 अगस्त यानी आज और 19 अगस्त 2025 के लिए मुंबई में बहुत ज्यादा बारिश की आशंका जताई है. ऐसे में लोगों को सतर्क रहने और बेवजह बाहर न निकलने को कहा जा रहा है. देश की आर्थिक राजधानी मुंबई कुछ घंटे की बारिश में ही पानी-पानी हो गई है. कई इलाके डूबने लगे हैं. उड़ानों और ट्रेनों पर भी असर पड़ा है. स्कूलों की छुट्टी कर दी गई है. बोरीवली, ठाणे, कल्याण, पवई समेत तमाम इलाकों में रहने वाले लोगों के लिए रेड अलर्ट जारी किया गया है. मौसम विभाग का अनुमान है कि अगले कुछ घंटों में भारी बारिश हो सकती है. अगर आप मुंबई में रहते हैं तो बहुत जरूरी न हो तो आज के सारे प्लान कैंसल कर दीजिए और घर पर ही रहिए. खुद, मुंबई कमिश्नर ने एडवाइजरी जारी करते हुए लोगों से अपील की है कि आज बेवजह यात्रा करने से बचें. मुंबई के अंधेरी सबवे में पानी भर गया है. मुंबई एयरपोर्ट का हाल मुंबई में भारी बारिश के चलते हवाई और सड़क यातायात बुरी तरह से प्रभावित हुआ है. दोपहर 2 बजे तक 9 फ्लाइटों की लैंडिंग रोकनी पड़ी. विजिबिलिटी काफी कम है. एयरलाइंस ने यात्रियों के लिए ट्रवेल एडवाइजरी जारी करते हुए कहा है कि प्लीज, एयरपोर्ट पर थोड़ा ज्यादा समय लेकर निकलें. कई एयरलाइंस ने यात्रियों को पहले ही अलर्ट कर दिया है. मुंबई एयरपोर्ट प्रशासन ने भी अपनी तरफ से कहा है कि मुंबई में भारी बारिश के पूर्वानुमान के चलते यात्रियों को सलाह दी जाती है कि वे अपनी फ्लाइट का स्टेटस संबंधित एयरलाइंस के साथ चेक करते रहें और एयरपोर्ट पहुंचने के लिए थोड़ा ज्यादा समय लेकर निकलें. दरअसल, ऐसा इसलिए कहा जा रहा है क्योंकि पानी जमा होने से ट्रैफिक काफी स्लो है. कई जगहों पर जाम की स्थिति बनी हुई है. उधर, कुछ लोकल ट्रेनें भी देरी से चल रही हैं. #BreakingNews : मुंबई के अंधेरी सबवे में भरा पानी, मुंबई कमिश्नर ने जारी की एडवाइजरी, 'बेवजह यात्रा करने से बचें..'#Mumbai #Rain #Alert #IMD | @pratyushkkhare @ashwinipande pic.twitter.com/Yudxx6SOdj — Zee News (@ZeeNews) August 18, 2025 मौसम का ताजा अपडेट - IMD ने सोमवार को बारिश को लेकर रेड अलर्ट घोषित किया है जिसके बाद शहर के सारे स्कूलों को बंद कर दिया गया है. BMC ने बारिश के बीच सभी स्कूलों की छुट्टी कर दी है. - मुंबई में भी बोरीवली, ठाणे, कल्याण, मुलुंड, पवई, सांताक्रूज, चेंबूर, वर्ली, नवी मुंबई और कोलाबा में रहने वाले लोगों को ज्यादा सतर्क रहने की जरूरत है. शहर के कई इलाकों जलभराव देखा जा रहा है. इससे ट्रैफिक बुरी तरह से प्रभावित है. माटुंगा का वीडियो देखिए. #WATCH | Mumbai, Maharashtra: Heavy rains in Mumbai led to waterlogging in several areas (Visuals from the Matunga area.) pic.twitter.com/Si9Db6HP9H — ANI (@ANI) August 18, 2025 सबसे ज्यादा वर्षा दर्ज करने वाले 10 स्थानों की लिस्ट आज सुबह 8 बजे से दोपहर 12 बजे तक (केवल 4 घंटे में) मुंबई के कई हिस्सों में भारी बारिश दर्ज की गई. बीएमसी ने सबसे अधिक वर्षा दर्ज करने वाले 10 प्रमुख स्थानों की सूची जारी की है. (वर्षा माप मिलीमीटर में) चेंबूर अग्निशमन केंद्र – 140.80 मि.मी. वर्षा जलवाहिनी कार्यशाला, दादर – 139.60 मि.मी. बी. नाडकर्णी पार्क नगर पालिका शाला, वडाला – 133.20 मि.मी. वरली सी फेस नगर पालिका शाला, वरली – 133.20 मि.मी. सावित्रीबाई फुले नगर पालिका शाला, वरली नाका – 130.40 मि.मी. आदर्श नगर शाला, वरली – 128.80 मि.मी. फ्रॉजबेरी जलाशय, एफ दक्षिण कार्यालय – 118.80 मि.मी. सिटी इंस्टीट्यूट ऑफ डिजास्टर मैनेजमेंट, परेल – 116.80 मि.मी. जिलाधिकारी आवास नगर पालिका शाला, चेंबूर – 116.80 मि.मी. एफ दक्षिण विभाग कार्यालय, परेल – 113.53 मि.मी. #WATCH | Maharashtra: Severe waterlogging witnessed in Mumbai as the region receives heavy rainfall; visuals from Veera Desai Road, Andheri West pic.twitter.com/IMWfQsNLBo — ANI (@ANI) August 18, 2025 पहले जारी हुआ था ऑरेंज अलर्ट फिर क्या हुआ? हां, आईएमडी ने ऑरेंज अलर्ट जारी किया था. इसके बाद मुंबई में तेज हवाओं के साथ भारी बारिश शुरू हो गई, जो लगातार हो रही है. ऐसे में मौसम विभाग ने अगले 24 घंटों में पुणे में अत्यधिक भारी बारिश को लेकर रेड अलर्ट जारी किया है. इतना ही नहीं. पालघर, ठाणे, मुंबई शहर और उपनगरों, रायगढ़, रत्नागिरी, सिंधुदुर्ग, यवतमाल, चंद्रपुर, गढ़चिरौली, सतारा घाट और कोल्हापुर घाट क्षेत्रों में भी भारी बारिश की संभावना है. प्रशासन ने मछुआरों को समुद्र में न जाने की सलाह दी है. #WATCH | मुंबई: महाराष्ट्र के मुख्यमंत्री देवेंद्र फडणवीस ने महाराष्ट्र में हो रही भारी बारिश पर कहा, "पिछले 2 दिनों में महाराष्ट्र में भारी बारिश हुई है, कई जिलों में रेड और ऑरेंज अलर्ट हैं। महाराष्ट्र के आधे जिलों में अगले 3 दिनों के लिए रेड और ऑरेंज अलर्ट हैं... हम पड़ोसी… pic.twitter.com/o2LcASMUz4 — ANI_HindiNews (@AHindinews) August 18, 2025 Add Zee News as a Preferred Source — ANI_HindiNews (@AHindinews) August 18, 2025 Add Zee News as a Preferred Source Add Zee News as a Preferred Source Mumbai Traffic Update: दोपहर बाद मुंबई के ट्रैफिक का हाल दोपहर बाद की स्थिति यह थी कि अगर आप अंधेरी में हैं और आपको वेस्ट साइड से ईस्ट साइड जाना है तो अंधेरी सबवे का इस्तेमाल ना करें क्योंकि वो बंद हो चुका है. इसके बजाय आप स्टेशन के आगे के फ्लाईओवर का इस्तेमाल कर सकते हैं. Andheri वेस्ट से अगर आप बांद्रा की तरफ जा रहे हैं तो SV रोड ना लें क्योकि वहां कई जगहों पर आपको पानी भरा हुआ मिलेगा. आप लिंक रोड ले सकते हैं या फिर वेस्टर्न एक्सप्रेस हाईवे का इस्तेमाल करें. इसी तरह अंधेरी के वीरा देसाई रोड को बिल्कुल भी ना लें, ये पूरी रोड दोपहर तक पानी में डूबी हुई थी. इसके बजाय आप लिंक रोड से होते हुए, सर्विस रोड का इस्तेमाल करके अपने गंतव्य तक पहुंच सकते हैं. - एस.वी.पी रोड (कालबादेवी) पर आधा फुट पानी जमा होने के कारण वहां यातायात धीमी गति से चल रहा है. - ओबेरॉय मॉल (डिंडोशी) गोरेगांव के सामने बारिश का पानी जमा होने के कारण यातायात धीमी गति से चल रहा है. - कल्पक नाका से पद्मश्री वसंतदादा पाटिल चौक, सीजीएस कॉलोनी (एंटॉप हिल) तक जाने वाली दोनों नहरों पर लगभग दो फीट पानी जमा हो गया है और सड़क यातायात के लिए बंद है. - साइन से माटुंगा हिन्दू कॉलोनी में जबरदस्त जल जमाव, साइन थाना रोड पर भारी ट्रैफिक. - चुन्नभाती से एवंरॉट नगर तक ट्रैफिक. - मानखुर्द सुरंग (ट्रॉम्बे) में लगभग 10 से 15 फीट पानी जमा हो गया है और सुरंग को यातायात के लिए बंद कर दिया गया है. - एमजीआर चौक से केन नगर (एंटॉप हिल) जाने वाली सड़क पर लगभग डेढ़ फीट पानी जमा होने के कारण यातायात बंद कर दिया गया है. Mumbai Rain Status: मौसम विभाग ने 18 अगस्त यानी आज और 19 अगस्त 2025 के लिए मुंबई में बहुत ज्यादा बारिश की आशंका जताई है. ऐसे में लोगों को सतर्क रहने और बेवजह बाहर न निकलने को कहा जा रहा है. देश की आर्थिक राजधानी मुंबई कुछ घंटे की बारिश में ही पानी-पानी हो गई है. कई इलाके डूबने लगे हैं. उड़ानों और ट्रेनों पर भी असर पड़ा है. स्कूलों की छुट्टी कर दी गई है. बोरीवली, ठाणे, कल्याण, पवई समेत तमाम इलाकों में रहने वाले लोगों के लिए रेड अलर्ट जारी किया गया है. मौसम विभाग का अनुमान है कि अगले कुछ घंटों में भारी बारिश हो सकती है. अगर आप मुंबई में रहते हैं तो बहुत जरूरी न हो तो आज के सारे प्लान कैंसल कर दीजिए और घर पर ही रहिए. खुद, मुंबई कमिश्नर ने एडवाइजरी जारी करते हुए लोगों से अपील की है कि आज बेवजह यात्रा करने से बचें. मुंबई के अंधेरी सबवे में पानी भर गया है. मुंबई एयरपोर्ट का हाल मुंबई में भारी बारिश के चलते हवाई और सड़क यातायात बुरी तरह से प्रभावित हुआ है. दोपहर 2 बजे तक 9 फ्लाइटों की लैंडिंग रोकनी पड़ी. विजिबिलिटी काफी कम है. एयरलाइंस ने यात्रियों के लिए ट्रवेल एडवाइजरी जारी करते हुए कहा है कि प्लीज, एयरपोर्ट पर थोड़ा ज्यादा समय लेकर निकलें. कई एयरलाइंस ने यात्रियों को पहले ही अलर्ट कर दिया है. मुंबई एयरपोर्ट प्रशासन ने भी अपनी तरफ से कहा है कि मुंबई में भारी बारिश के पूर्वानुमान के चलते यात्रियों को सलाह दी जाती है कि वे अपनी फ्लाइट का स्टेटस संबंधित एयरलाइंस के साथ चेक करते रहें और एयरपोर्ट पहुंचने के लिए थोड़ा ज्यादा समय लेकर निकलें. दरअसल, ऐसा इसलिए कहा जा रहा है क्योंकि पानी जमा होने से ट्रैफिक काफी स्लो है. कई जगहों पर जाम की स्थिति बनी हुई है. उधर, कुछ लोकल ट्रेनें भी देरी से चल रही हैं. #BreakingNews : मुंबई के अंधेरी सबवे में भरा पानी, मुंबई कमिश्नर ने जारी की एडवाइजरी, 'बेवजह यात्रा करने से बचें..'#Mumbai #Rain #Alert #IMD | @pratyushkkhare @ashwinipande pic.twitter.com/Yudxx6SOdj — Zee News (@ZeeNews) August 18, 2025 मौसम का ताजा अपडेट - IMD ने सोमवार को बारिश को लेकर रेड अलर्ट घोषित किया है जिसके बाद शहर के सारे स्कूलों को बंद कर दिया गया है. BMC ने बारिश के बीच सभी स्कूलों की छुट्टी कर दी है. - मुंबई में भी बोरीवली, ठाणे, कल्याण, मुलुंड, पवई, सांताक्रूज, चेंबूर, वर्ली, नवी मुंबई और कोलाबा में रहने वाले लोगों को ज्यादा सतर्क रहने की जरूरत है. शहर के कई इलाकों जलभराव देखा जा रहा है. इससे ट्रैफिक बुरी तरह से प्रभावित है. माटुंगा का वीडियो देखिए. #WATCH | Mumbai, Maharashtra: Heavy rains in Mumbai led to waterlogging in several areas (Visuals from the Matunga area.) pic.twitter.com/Si9Db6HP9H — ANI (@ANI) August 18, 2025 सबसे ज्यादा वर्षा दर्ज करने वाले 10 स्थानों की लिस्ट आज सुबह 8 बजे से दोपहर 12 बजे तक (केवल 4 घंटे में) मुंबई के कई हिस्सों में भारी बारिश दर्ज की गई. बीएमसी ने सबसे अधिक वर्षा दर्ज करने वाले 10 प्रमुख स्थानों की सूची जारी की है. (वर्षा माप मिलीमीटर में) चेंबूर अग्निशमन केंद्र – 140.80 मि.मी. वर्षा जलवाहिनी कार्यशाला, दादर – 139.60 मि.मी. बी. नाडकर्णी पार्क नगर पालिका शाला, वडाला – 133.20 मि.मी. वरली सी फेस नगर पालिका शाला, वरली – 133.20 मि.मी. सावित्रीबाई फुले नगर पालिका शाला, वरली नाका – 130.40 मि.मी. आदर्श नगर शाला, वरली – 128.80 मि.मी. फ्रॉजबेरी जलाशय, एफ दक्षिण कार्यालय – 118.80 मि.मी. सिटी इंस्टीट्यूट ऑफ डिजास्टर मैनेजमेंट, परेल – 116.80 मि.मी. जिलाधिकारी आवास नगर पालिका शाला, चेंबूर – 116.80 मि.मी. एफ दक्षिण विभाग कार्यालय, परेल – 113.53 मि.मी. #WATCH | Maharashtra: Severe waterlogging witnessed in Mumbai as the region receives heavy rainfall; visuals from Veera Desai Road, Andheri West pic.twitter.com/IMWfQsNLBo — ANI (@ANI) August 18, 2025 पहले जारी हुआ था ऑरेंज अलर्ट फिर क्या हुआ? हां, आईएमडी ने ऑरेंज अलर्ट जारी किया था. इसके बाद मुंबई में तेज हवाओं के साथ भारी बारिश शुरू हो गई, जो लगातार हो रही है. ऐसे में मौसम विभाग ने अगले 24 घंटों में पुणे में अत्यधिक भारी बारिश को लेकर रेड अलर्ट जारी किया है. इतना ही नहीं. पालघर, ठाणे, मुंबई शहर और उपनगरों, रायगढ़, रत्नागिरी, सिंधुदुर्ग, यवतमाल, चंद्रपुर, गढ़चिरौली, सतारा घाट और कोल्हापुर घाट क्षेत्रों में भी भारी बारिश की संभावना है. प्रशासन ने मछुआरों को समुद्र में न जाने की सलाह दी है. दोपहर बाद की स्थिति यह थी कि अगर आप अंधेरी में हैं और आपको वेस्ट साइड से ईस्ट साइड जाना है तो अंधेरी सबवे का इस्तेमाल ना करें क्योंकि वो बंद हो चुका है. इसके बजाय आप स्टेशन के आगे के फ्लाईओवर का इस्तेमाल कर सकते हैं. Andheri वेस्ट से अगर आप बांद्रा की तरफ जा रहे हैं तो SV रोड ना लें क्योकि वहां कई जगहों पर आपको पानी भरा हुआ मिलेगा. आप लिंक रोड ले सकते हैं या फिर वेस्टर्न एक्सप्रेस हाईवे का इस्तेमाल करें. इसी तरह अंधेरी के वीरा देसाई रोड को बिल्कुल भी ना लें, ये पूरी रोड दोपहर तक पानी में डूबी हुई थी. इसके बजाय आप लिंक रोड से होते हुए, सर्विस रोड का इस्तेमाल करके अपने गंतव्य तक पहुंच सकते हैं. - एस.वी.पी रोड (कालबादेवी) पर आधा फुट पानी जमा होने के कारण वहां यातायात धीमी गति से चल रहा है. - ओबेरॉय मॉल (डिंडोशी) गोरेगांव के सामने बारिश का पानी जमा होने के कारण यातायात धीमी गति से चल रहा है. - कल्पक नाका से पद्मश्री वसंतदादा पाटिल चौक, सीजीएस कॉलोनी (एंटॉप हिल) तक जाने वाली दोनों नहरों पर लगभग दो फीट पानी जमा हो गया है और सड़क यातायात के लिए बंद है. - साइन से माटुंगा हिन्दू कॉलोनी में जबरदस्त जल जमाव, साइन थाना रोड पर भारी ट्रैफिक. - चुन्नभाती से एवंरॉट नगर तक ट्रैफिक. - मानखुर्द सुरंग (ट्रॉम्बे) में लगभग 10 से 15 फीट पानी जमा हो गया है और सुरंग को यातायात के लिए बंद कर दिया गया है. - एमजीआर चौक से केन नगर (एंटॉप हिल) जाने वाली सड़क पर लगभग डेढ़ फीट पानी जमा होने के कारण यातायात बंद कर दिया गया है. Mumbai Rain Status: मौसम विभाग ने 18 अगस्त यानी आज और 19 अगस्त 2025 के लिए मुंबई में बहुत ज्यादा बारिश की आशंका जताई है. ऐसे में लोगों को सतर्क रहने और बेवजह बाहर न निकलने को कहा जा रहा है. देश की आर्थिक राजधानी मुंबई कुछ घंटे की बारिश में ही पानी-पानी हो गई है. कई इलाके डूबने लगे हैं. उड़ानों और ट्रेनों पर भी असर पड़ा है. स्कूलों की छुट्टी कर दी गई है. बोरीवली, ठाणे, कल्याण, पवई समेत तमाम इलाकों में रहने वाले लोगों के लिए रेड अलर्ट जारी किया गया है. मौसम विभाग का अनुमान है कि अगले कुछ घंटों में भारी बारिश हो सकती है. अगर आप मुंबई में रहते हैं तो बहुत जरूरी न हो तो आज के सारे प्लान कैंसल कर दीजिए और घर पर ही रहिए. खुद, मुंबई कमिश्नर ने एडवाइजरी जारी करते हुए लोगों से अपील की है कि आज बेवजह यात्रा करने से बचें. मुंबई के अंधेरी सबवे में पानी भर गया है. मुंबई एयरपोर्ट का हाल मुंबई में भारी बारिश के चलते हवाई और सड़क यातायात बुरी तरह से प्रभावित हुआ है. दोपहर 2 बजे तक 9 फ्लाइटों की लैंडिंग रोकनी पड़ी. विजिबिलिटी काफी कम है. एयरलाइंस ने यात्रियों के लिए ट्रवेल एडवाइजरी जारी करते हुए कहा है कि प्लीज, एयरपोर्ट पर थोड़ा ज्यादा समय लेकर निकलें. कई एयरलाइंस ने यात्रियों को पहले ही अलर्ट कर दिया है. मुंबई एयरपोर्ट प्रशासन ने भी अपनी तरफ से कहा है कि मुंबई में भारी बारिश के पूर्वानुमान के चलते यात्रियों को सलाह दी जाती है कि वे अपनी फ्लाइट का स्टेटस संबंधित एयरलाइंस के साथ चेक करते रहें और एयरपोर्ट पहुंचने के लिए थोड़ा ज्यादा समय लेकर निकलें. दरअसल, ऐसा इसलिए कहा जा रहा है क्योंकि पानी जमा होने से ट्रैफिक काफी स्लो है. कई जगहों पर जाम की स्थिति बनी हुई है. उधर, कुछ लोकल ट्रेनें भी देरी से चल रही हैं. #BreakingNews : मुंबई के अंधेरी सबवे में भरा पानी, मुंबई कमिश्नर ने जारी की एडवाइजरी, 'बेवजह यात्रा करने से बचें..'#Mumbai #Rain #Alert #IMD | @pratyushkkhare @ashwinipande pic.twitter.com/Yudxx6SOdj — Zee News (@ZeeNews) August 18, 2025 मौसम का ताजा अपडेट - IMD ने सोमवार को बारिश को लेकर रेड अलर्ट घोषित किया है जिसके बाद शहर के सारे स्कूलों को बंद कर दिया गया है. BMC ने बारिश के बीच सभी स्कूलों की छुट्टी कर दी है. - मुंबई में भी बोरीवली, ठाणे, कल्याण, मुलुंड, पवई, सांताक्रूज, चेंबूर, वर्ली, नवी मुंबई और कोलाबा में रहने वाले लोगों को ज्यादा सतर्क रहने की जरूरत है. शहर के कई इलाकों जलभराव देखा जा रहा है. इससे ट्रैफिक बुरी तरह से प्रभावित है. माटुंगा का वीडियो देखिए. #WATCH | Mumbai, Maharashtra: Heavy rains in Mumbai led to waterlogging in several areas (Visuals from the Matunga area.) pic.twitter.com/Si9Db6HP9H — ANI (@ANI) August 18, 2025 सबसे ज्यादा वर्षा दर्ज करने वाले 10 स्थानों की लिस्ट आज सुबह 8 बजे से दोपहर 12 बजे तक (केवल 4 घंटे में) मुंबई के कई हिस्सों में भारी बारिश दर्ज की गई. बीएमसी ने सबसे अधिक वर्षा दर्ज करने वाले 10 प्रमुख स्थानों की सूची जारी की है. (वर्षा माप मिलीमीटर में) चेंबूर अग्निशमन केंद्र – 140.80 मि.मी. वर्षा जलवाहिनी कार्यशाला, दादर – 139.60 मि.मी. बी. नाडकर्णी पार्क नगर पालिका शाला, वडाला – 133.20 मि.मी. वरली सी फेस नगर पालिका शाला, वरली – 133.20 मि.मी. सावित्रीबाई फुले नगर पालिका शाला, वरली नाका – 130.40 मि.मी. आदर्श नगर शाला, वरली – 128.80 मि.मी. फ्रॉजबेरी जलाशय, एफ दक्षिण कार्यालय – 118.80 मि.मी. सिटी इंस्टीट्यूट ऑफ डिजास्टर मैनेजमेंट, परेल – 116.80 मि.मी. जिलाधिकारी आवास नगर पालिका शाला, चेंबूर – 116.80 मि.मी. एफ दक्षिण विभाग कार्यालय, परेल – 113.53 मि.मी. #WATCH | Maharashtra: Severe waterlogging witnessed in Mumbai as the region receives heavy rainfall; visuals from Veera Desai Road, Andheri West pic.twitter.com/IMWfQsNLBo — ANI (@ANI) August 18, 2025 पहले जारी हुआ था ऑरेंज अलर्ट फिर क्या हुआ? हां, आईएमडी ने ऑरेंज अलर्ट जारी किया था. इसके बाद मुंबई में तेज हवाओं के साथ भारी बारिश शुरू हो गई, जो लगातार हो रही है. ऐसे में मौसम विभाग ने अगले 24 घंटों में पुणे में अत्यधिक भारी बारिश को लेकर रेड अलर्ट जारी किया है. इतना ही नहीं. पालघर, ठाणे, मुंबई शहर और उपनगरों, रायगढ़, रत्नागिरी, सिंधुदुर्ग, यवतमाल, चंद्रपुर, गढ़चिरौली, सतारा घाट और कोल्हापुर घाट क्षेत्रों में भी भारी बारिश की संभावना है. प्रशासन ने मछुआरों को समुद्र में न जाने की सलाह दी है. - एस.वी.पी रोड (कालबादेवी) पर आधा फुट पानी जमा होने के कारण वहां यातायात धीमी गति से चल रहा है. - ओबेरॉय मॉल (डिंडोशी) गोरेगांव के सामने बारिश का पानी जमा होने के कारण यातायात धीमी गति से चल रहा है. - कल्पक नाका से पद्मश्री वसंतदादा पाटिल चौक, सीजीएस कॉलोनी (एंटॉप हिल) तक जाने वाली दोनों नहरों पर लगभग दो फीट पानी जमा हो गया है और सड़क यातायात के लिए बंद है. - साइन से माटुंगा हिन्दू कॉलोनी में जबरदस्त जल जमाव, साइन थाना रोड पर भारी ट्रैफिक. - चुन्नभाती से एवंरॉट नगर तक ट्रैफिक. - मानखुर्द सुरंग (ट्रॉम्बे) में लगभग 10 से 15 फीट पानी जमा हो गया है और सुरंग को यातायात के लिए बंद कर दिया गया है. - एमजीआर चौक से केन नगर (एंटॉप हिल) जाने वाली सड़क पर लगभग डेढ़ फीट पानी जमा होने के कारण यातायात बंद कर दिया गया है. Mumbai Rain Status: मौसम विभाग ने 18 अगस्त यानी आज और 19 अगस्त 2025 के लिए मुंबई में बहुत ज्यादा बारिश की आशंका जताई है. ऐसे में लोगों को सतर्क रहने और बेवजह बाहर न निकलने को कहा जा रहा है. देश की आर्थिक राजधानी मुंबई कुछ घंटे की बारिश में ही पानी-पानी हो गई है. कई इलाके डूबने लगे हैं. उड़ानों और ट्रेनों पर भी असर पड़ा है. स्कूलों की छुट्टी कर दी गई है. बोरीवली, ठाणे, कल्याण, पवई समेत तमाम इलाकों में रहने वाले लोगों के लिए रेड अलर्ट जारी किया गया है. मौसम विभाग का अनुमान है कि अगले कुछ घंटों में भारी बारिश हो सकती है. अगर आप मुंबई में रहते हैं तो बहुत जरूरी न हो तो आज के सारे प्लान कैंसल कर दीजिए और घर पर ही रहिए. खुद, मुंबई कमिश्नर ने एडवाइजरी जारी करते हुए लोगों से अपील की है कि आज बेवजह यात्रा करने से बचें. मुंबई के अंधेरी सबवे में पानी भर गया है. मुंबई एयरपोर्ट का हाल मुंबई में भारी बारिश के चलते हवाई और सड़क यातायात बुरी तरह से प्रभावित हुआ है. दोपहर 2 बजे तक 9 फ्लाइटों की लैंडिंग रोकनी पड़ी. विजिबिलिटी काफी कम है. एयरलाइंस ने यात्रियों के लिए ट्रवेल एडवाइजरी जारी करते हुए कहा है कि प्लीज, एयरपोर्ट पर थोड़ा ज्यादा समय लेकर निकलें. कई एयरलाइंस ने यात्रियों को पहले ही अलर्ट कर दिया है. मुंबई एयरपोर्ट प्रशासन ने भी अपनी तरफ से कहा है कि मुंबई में भारी बारिश के पूर्वानुमान के चलते यात्रियों को सलाह दी जाती है कि वे अपनी फ्लाइट का स्टेटस संबंधित एयरलाइंस के साथ चेक करते रहें और एयरपोर्ट पहुंचने के लिए थोड़ा ज्यादा समय लेकर निकलें. दरअसल, ऐसा इसलिए कहा जा रहा है क्योंकि पानी जमा होने से ट्रैफिक काफी स्लो है. कई जगहों पर जाम की स्थिति बनी हुई है. उधर, कुछ लोकल ट्रेनें भी देरी से चल रही हैं. #BreakingNews : मुंबई के अंधेरी सबवे में भरा पानी, मुंबई कमिश्नर ने जारी की एडवाइजरी, 'बेवजह यात्रा करने से बचें..'#Mumbai #Rain #Alert #IMD | @pratyushkkhare @ashwinipande pic.twitter.com/Yudxx6SOdj — Zee News (@ZeeNews) August 18, 2025 मौसम का ताजा अपडेट - IMD ने सोमवार को बारिश को लेकर रेड अलर्ट घोषित किया है जिसके बाद शहर के सारे स्कूलों को बंद कर दिया गया है. BMC ने बारिश के बीच सभी स्कूलों की छुट्टी कर दी है. - मुंबई में भी बोरीवली, ठाणे, कल्याण, मुलुंड, पवई, सांताक्रूज, चेंबूर, वर्ली, नवी मुंबई और कोलाबा में रहने वाले लोगों को ज्यादा सतर्क रहने की जरूरत है. शहर के कई इलाकों जलभराव देखा जा रहा है. इससे ट्रैफिक बुरी तरह से प्रभावित है. माटुंगा का वीडियो देखिए. #WATCH | Mumbai, Maharashtra: Heavy rains in Mumbai led to waterlogging in several areas (Visuals from the Matunga area.) pic.twitter.com/Si9Db6HP9H — ANI (@ANI) August 18, 2025 सबसे ज्यादा वर्षा दर्ज करने वाले 10 स्थानों की लिस्ट आज सुबह 8 बजे से दोपहर 12 बजे तक (केवल 4 घंटे में) मुंबई के कई हिस्सों में भारी बारिश दर्ज की गई. बीएमसी ने सबसे अधिक वर्षा दर्ज करने वाले 10 प्रमुख स्थानों की सूची जारी की है. (वर्षा माप मिलीमीटर में) चेंबूर अग्निशमन केंद्र – 140.80 मि.मी. वर्षा जलवाहिनी कार्यशाला, दादर – 139.60 मि.मी. बी. नाडकर्णी पार्क नगर पालिका शाला, वडाला – 133.20 मि.मी. वरली सी फेस नगर पालिका शाला, वरली – 133.20 मि.मी. सावित्रीबाई फुले नगर पालिका शाला, वरली नाका – 130.40 मि.मी. आदर्श नगर शाला, वरली – 128.80 मि.मी. फ्रॉजबेरी जलाशय, एफ दक्षिण कार्यालय – 118.80 मि.मी. सिटी इंस्टीट्यूट ऑफ डिजास्टर मैनेजमेंट, परेल – 116.80 मि.मी. जिलाधिकारी आवास नगर पालिका शाला, चेंबूर – 116.80 मि.मी. एफ दक्षिण विभाग कार्यालय, परेल – 113.53 मि.मी. #WATCH | Maharashtra: Severe waterlogging witnessed in Mumbai as the region receives heavy rainfall; visuals from Veera Desai Road, Andheri West pic.twitter.com/IMWfQsNLBo — ANI (@ANI) August 18, 2025 पहले जारी हुआ था ऑरेंज अलर्ट फिर क्या हुआ? हां, आईएमडी ने ऑरेंज अलर्ट जारी किया था. इसके बाद मुंबई में तेज हवाओं के साथ भारी बारिश शुरू हो गई, जो लगातार हो रही है. ऐसे में मौसम विभाग ने अगले 24 घंटों में पुणे में अत्यधिक भारी बारिश को लेकर रेड अलर्ट जारी किया है. इतना ही नहीं. पालघर, ठाणे, मुंबई शहर और उपनगरों, रायगढ़, रत्नागिरी, सिंधुदुर्ग, यवतमाल, चंद्रपुर, गढ़चिरौली, सतारा घाट और कोल्हापुर घाट क्षेत्रों में भी भारी बारिश की संभावना है. प्रशासन ने मछुआरों को समुद्र में न जाने की सलाह दी है. - ओबेरॉय मॉल (डिंडोशी) गोरेगांव के सामने बारिश का पानी जमा होने के कारण यातायात धीमी गति से चल रहा है. - कल्पक नाका से पद्मश्री वसंतदादा पाटिल चौक, सीजीएस कॉलोनी (एंटॉप हिल) तक जाने वाली दोनों नहरों पर लगभग दो फीट पानी जमा हो गया है और सड़क यातायात के लिए बंद है. - साइन से माटुंगा हिन्दू कॉलोनी में जबरदस्त जल जमाव, साइन थाना रोड पर भारी ट्रैफिक. - चुन्नभाती से एवंरॉट नगर तक ट्रैफिक. - मानखुर्द सुरंग (ट्रॉम्बे) में लगभग 10 से 15 फीट पानी जमा हो गया है और सुरंग को यातायात के लिए बंद कर दिया गया है. - एमजीआर चौक से केन नगर (एंटॉप हिल) जाने वाली सड़क पर लगभग डेढ़ फीट पानी जमा होने के कारण यातायात बंद कर दिया गया है. Mumbai Rain Status: मौसम विभाग ने 18 अगस्त यानी आज और 19 अगस्त 2025 के लिए मुंबई में बहुत ज्यादा बारिश की आशंका जताई है. ऐसे में लोगों को सतर्क रहने और बेवजह बाहर न निकलने को कहा जा रहा है. देश की आर्थिक राजधानी मुंबई कुछ घंटे की बारिश में ही पानी-पानी हो गई है. कई इलाके डूबने लगे हैं. उड़ानों और ट्रेनों पर भी असर पड़ा है. स्कूलों की छुट्टी कर दी गई है. बोरीवली, ठाणे, कल्याण, पवई समेत तमाम इलाकों में रहने वाले लोगों के लिए रेड अलर्ट जारी किया गया है. मौसम विभाग का अनुमान है कि अगले कुछ घंटों में भारी बारिश हो सकती है. अगर आप मुंबई में रहते हैं तो बहुत जरूरी न हो तो आज के सारे प्लान कैंसल कर दीजिए और घर पर ही रहिए. खुद, मुंबई कमिश्नर ने एडवाइजरी जारी करते हुए लोगों से अपील की है कि आज बेवजह यात्रा करने से बचें. मुंबई के अंधेरी सबवे में पानी भर गया है. मुंबई एयरपोर्ट का हाल मुंबई में भारी बारिश के चलते हवाई और सड़क यातायात बुरी तरह से प्रभावित हुआ है. दोपहर 2 बजे तक 9 फ्लाइटों की लैंडिंग रोकनी पड़ी. विजिबिलिटी काफी कम है. एयरलाइंस ने यात्रियों के लिए ट्रवेल एडवाइजरी जारी करते हुए कहा है कि प्लीज, एयरपोर्ट पर थोड़ा ज्यादा समय लेकर निकलें. कई एयरलाइंस ने यात्रियों को पहले ही अलर्ट कर दिया है. मुंबई एयरपोर्ट प्रशासन ने भी अपनी तरफ से कहा है कि मुंबई में भारी बारिश के पूर्वानुमान के चलते यात्रियों को सलाह दी जाती है कि वे अपनी फ्लाइट का स्टेटस संबंधित एयरलाइंस के साथ चेक करते रहें और एयरपोर्ट पहुंचने के लिए थोड़ा ज्यादा समय लेकर निकलें. दरअसल, ऐसा इसलिए कहा जा रहा है क्योंकि पानी जमा होने से ट्रैफिक काफी स्लो है. कई जगहों पर जाम की स्थिति बनी हुई है. उधर, कुछ लोकल ट्रेनें भी देरी से चल रही हैं. #BreakingNews : मुंबई के अंधेरी सबवे में भरा पानी, मुंबई कमिश्नर ने जारी की एडवाइजरी, 'बेवजह यात्रा करने से बचें..'#Mumbai #Rain #Alert #IMD | @pratyushkkhare @ashwinipande pic.twitter.com/Yudxx6SOdj — Zee News (@ZeeNews) August 18, 2025 मौसम का ताजा अपडेट - IMD ने सोमवार को बारिश को लेकर रेड अलर्ट घोषित किया है जिसके बाद शहर के सारे स्कूलों को बंद कर दिया गया है. BMC ने बारिश के बीच सभी स्कूलों की छुट्टी कर दी है. - मुंबई में भी बोरीवली, ठाणे, कल्याण, मुलुंड, पवई, सांताक्रूज, चेंबूर, वर्ली, नवी मुंबई और कोलाबा में रहने वाले लोगों को ज्यादा सतर्क रहने की जरूरत है. शहर के कई इलाकों जलभराव देखा जा रहा है. इससे ट्रैफिक बुरी तरह से प्रभावित है. माटुंगा का वीडियो देखिए. #WATCH | Mumbai, Maharashtra: Heavy rains in Mumbai led to waterlogging in several areas (Visuals from the Matunga area.) pic.twitter.com/Si9Db6HP9H — ANI (@ANI) August 18, 2025 सबसे ज्यादा वर्षा दर्ज करने वाले 10 स्थानों की लिस्ट आज सुबह 8 बजे से दोपहर 12 बजे तक (केवल 4 घंटे में) मुंबई के कई हिस्सों में भारी बारिश दर्ज की गई. बीएमसी ने सबसे अधिक वर्षा दर्ज करने वाले 10 प्रमुख स्थानों की सूची जारी की है. (वर्षा माप मिलीमीटर में) चेंबूर अग्निशमन केंद्र – 140.80 मि.मी. वर्षा जलवाहिनी कार्यशाला, दादर – 139.60 मि.मी. बी. नाडकर्णी पार्क नगर पालिका शाला, वडाला – 133.20 मि.मी. वरली सी फेस नगर पालिका शाला, वरली – 133.20 मि.मी. सावित्रीबाई फुले नगर पालिका शाला, वरली नाका – 130.40 मि.मी. आदर्श नगर शाला, वरली – 128.80 मि.मी. फ्रॉजबेरी जलाशय, एफ दक्षिण कार्यालय – 118.80 मि.मी. सिटी इंस्टीट्यूट ऑफ डिजास्टर मैनेजमेंट, परेल – 116.80 मि.मी. जिलाधिकारी आवास नगर पालिका शाला, चेंबूर – 116.80 मि.मी. एफ दक्षिण विभाग कार्यालय, परेल – 113.53 मि.मी. #WATCH | Maharashtra: Severe waterlogging witnessed in Mumbai as the region receives heavy rainfall; visuals from Veera Desai Road, Andheri West pic.twitter.com/IMWfQsNLBo — ANI (@ANI) August 18, 2025 पहले जारी हुआ था ऑरेंज अलर्ट फिर क्या हुआ? हां, आईएमडी ने ऑरेंज अलर्ट जारी किया था. इसके बाद मुंबई में तेज हवाओं के साथ भारी बारिश शुरू हो गई, जो लगातार हो रही है. ऐसे में मौसम विभाग ने अगले 24 घंटों में पुणे में अत्यधिक भारी बारिश को लेकर रेड अलर्ट जारी किया है. इतना ही नहीं. पालघर, ठाणे, मुंबई शहर और उपनगरों, रायगढ़, रत्नागिरी, सिंधुदुर्ग, यवतमाल, चंद्रपुर, गढ़चिरौली, सतारा घाट और कोल्हापुर घाट क्षेत्रों में भी भारी बारिश की संभावना है. प्रशासन ने मछुआरों को समुद्र में न जाने की सलाह दी है. - कल्पक नाका से पद्मश्री वसंतदादा पाटिल चौक, सीजीएस कॉलोनी (एंटॉप हिल) तक जाने वाली दोनों नहरों पर लगभग दो फीट पानी जमा हो गया है और सड़क यातायात के लिए बंद है. - साइन से माटुंगा हिन्दू कॉलोनी में जबरदस्त जल जमाव, साइन थाना रोड पर भारी ट्रैफिक. - चुन्नभाती से एवंरॉट नगर तक ट्रैफिक. - मानखुर्द सुरंग (ट्रॉम्बे) में लगभग 10 से 15 फीट पानी जमा हो गया है और सुरंग को यातायात के लिए बंद कर दिया गया है. - एमजीआर चौक से केन नगर (एंटॉप हिल) जाने वाली सड़क पर लगभग डेढ़ फीट पानी जमा होने के कारण यातायात बंद कर दिया गया है. Mumbai Rain Status: मौसम विभाग ने 18 अगस्त यानी आज और 19 अगस्त 2025 के लिए मुंबई में बहुत ज्यादा बारिश की आशंका जताई है. ऐसे में लोगों को सतर्क रहने और बेवजह बाहर न निकलने को कहा जा रहा है. देश की आर्थिक राजधानी मुंबई कुछ घंटे की बारिश में ही पानी-पानी हो गई है. कई इलाके डूबने लगे हैं. उड़ानों और ट्रेनों पर भी असर पड़ा है. स्कूलों की छुट्टी कर दी गई है. बोरीवली, ठाणे, कल्याण, पवई समेत तमाम इलाकों में रहने वाले लोगों के लिए रेड अलर्ट जारी किया गया है. मौसम विभाग का अनुमान है कि अगले कुछ घंटों में भारी बारिश हो सकती है. अगर आप मुंबई में रहते हैं तो बहुत जरूरी न हो तो आज के सारे प्लान कैंसल कर दीजिए और घर पर ही रहिए. खुद, मुंबई कमिश्नर ने एडवाइजरी जारी करते हुए लोगों से अपील की है कि आज बेवजह यात्रा करने से बचें. मुंबई के अंधेरी सबवे में पानी भर गया है. मुंबई एयरपोर्ट का हाल मुंबई में भारी बारिश के चलते हवाई और सड़क यातायात बुरी तरह से प्रभावित हुआ है. दोपहर 2 बजे तक 9 फ्लाइटों की लैंडिंग रोकनी पड़ी. विजिबिलिटी काफी कम है. एयरलाइंस ने यात्रियों के लिए ट्रवेल एडवाइजरी जारी करते हुए कहा है कि प्लीज, एयरपोर्ट पर थोड़ा ज्यादा समय लेकर निकलें. कई एयरलाइंस ने यात्रियों को पहले ही अलर्ट कर दिया है. मुंबई एयरपोर्ट प्रशासन ने भी अपनी तरफ से कहा है कि मुंबई में भारी बारिश के पूर्वानुमान के चलते यात्रियों को सलाह दी जाती है कि वे अपनी फ्लाइट का स्टेटस संबंधित एयरलाइंस के साथ चेक करते रहें और एयरपोर्ट पहुंचने के लिए थोड़ा ज्यादा समय लेकर निकलें. दरअसल, ऐसा इसलिए कहा जा रहा है क्योंकि पानी जमा होने से ट्रैफिक काफी स्लो है. कई जगहों पर जाम की स्थिति बनी हुई है. उधर, कुछ लोकल ट्रेनें भी देरी से चल रही हैं. #BreakingNews : मुंबई के अंधेरी सबवे में भरा पानी, मुंबई कमिश्नर ने जारी की एडवाइजरी, 'बेवजह यात्रा करने से बचें..'#Mumbai #Rain #Alert #IMD | @pratyushkkhare @ashwinipande pic.twitter.com/Yudxx6SOdj — Zee News (@ZeeNews) August 18, 2025 मौसम का ताजा अपडेट - IMD ने सोमवार को बारिश को लेकर रेड अलर्ट घोषित किया है जिसके बाद शहर के सारे स्कूलों को बंद कर दिया गया है. BMC ने बारिश के बीच सभी स्कूलों की छुट्टी कर दी है. - मुंबई में भी बोरीवली, ठाणे, कल्याण, मुलुंड, पवई, सांताक्रूज, चेंबूर, वर्ली, नवी मुंबई और कोलाबा में रहने वाले लोगों को ज्यादा सतर्क रहने की जरूरत है. शहर के कई इलाकों जलभराव देखा जा रहा है. इससे ट्रैफिक बुरी तरह से प्रभावित है. माटुंगा का वीडियो देखिए. #WATCH | Mumbai, Maharashtra: Heavy rains in Mumbai led to waterlogging in several areas (Visuals from the Matunga area.) pic.twitter.com/Si9Db6HP9H — ANI (@ANI) August 18, 2025 सबसे ज्यादा वर्षा दर्ज करने वाले 10 स्थानों की लिस्ट आज सुबह 8 बजे से दोपहर 12 बजे तक (केवल 4 घंटे में) मुंबई के कई हिस्सों में भारी बारिश दर्ज की गई. बीएमसी ने सबसे अधिक वर्षा दर्ज करने वाले 10 प्रमुख स्थानों की सूची जारी की है. (वर्षा माप मिलीमीटर में) चेंबूर अग्निशमन केंद्र – 140.80 मि.मी. वर्षा जलवाहिनी कार्यशाला, दादर – 139.60 मि.मी. बी. नाडकर्णी पार्क नगर पालिका शाला, वडाला – 133.20 मि.मी. वरली सी फेस नगर पालिका शाला, वरली – 133.20 मि.मी. सावित्रीबाई फुले नगर पालिका शाला, वरली नाका – 130.40 मि.मी. आदर्श नगर शाला, वरली – 128.80 मि.मी. फ्रॉजबेरी जलाशय, एफ दक्षिण कार्यालय – 118.80 मि.मी. सिटी इंस्टीट्यूट ऑफ डिजास्टर मैनेजमेंट, परेल – 116.80 मि.मी. जिलाधिकारी आवास नगर पालिका शाला, चेंबूर – 116.80 मि.मी. एफ दक्षिण विभाग कार्यालय, परेल – 113.53 मि.मी. #WATCH | Maharashtra: Severe waterlogging witnessed in Mumbai as the region receives heavy rainfall; visuals from Veera Desai Road, Andheri West pic.twitter.com/IMWfQsNLBo — ANI (@ANI) August 18, 2025 पहले जारी हुआ था ऑरेंज अलर्ट फिर क्या हुआ? हां, आईएमडी ने ऑरेंज अलर्ट जारी किया था. इसके बाद मुंबई में तेज हवाओं के साथ भारी बारिश शुरू हो गई, जो लगातार हो रही है. ऐसे में मौसम विभाग ने अगले 24 घंटों में पुणे में अत्यधिक भारी बारिश को लेकर रेड अलर्ट जारी किया है. इतना ही नहीं. पालघर, ठाणे, मुंबई शहर और उपनगरों, रायगढ़, रत्नागिरी, सिंधुदुर्ग, यवतमाल, चंद्रपुर, गढ़चिरौली, सतारा घाट और कोल्हापुर घाट क्षेत्रों में भी भारी बारिश की संभावना है. प्रशासन ने मछुआरों को समुद्र में न जाने की सलाह दी है. - साइन से माटुंगा हिन्दू कॉलोनी में जबरदस्त जल जमाव, साइन थाना रोड पर भारी ट्रैफिक. - चुन्नभाती से एवंरॉट नगर तक ट्रैफिक. - मानखुर्द सुरंग (ट्रॉम्बे) में लगभग 10 से 15 फीट पानी जमा हो गया है और सुरंग को यातायात के लिए बंद कर दिया गया है. - एमजीआर चौक से केन नगर (एंटॉप हिल) जाने वाली सड़क पर लगभग डेढ़ फीट पानी जमा होने के कारण यातायात बंद कर दिया गया है. Mumbai Rain Status: मौसम विभाग ने 18 अगस्त यानी आज और 19 अगस्त 2025 के लिए मुंबई में बहुत ज्यादा बारिश की आशंका जताई है. ऐसे में लोगों को सतर्क रहने और बेवजह बाहर न निकलने को कहा जा रहा है. देश की आर्थिक राजधानी मुंबई कुछ घंटे की बारिश में ही पानी-पानी हो गई है. कई इलाके डूबने लगे हैं. उड़ानों और ट्रेनों पर भी असर पड़ा है. स्कूलों की छुट्टी कर दी गई है. बोरीवली, ठाणे, कल्याण, पवई समेत तमाम इलाकों में रहने वाले लोगों के लिए रेड अलर्ट जारी किया गया है. मौसम विभाग का अनुमान है कि अगले कुछ घंटों में भारी बारिश हो सकती है. अगर आप मुंबई में रहते हैं तो बहुत जरूरी न हो तो आज के सारे प्लान कैंसल कर दीजिए और घर पर ही रहिए. खुद, मुंबई कमिश्नर ने एडवाइजरी जारी करते हुए लोगों से अपील की है कि आज बेवजह यात्रा करने से बचें. मुंबई के अंधेरी सबवे में पानी भर गया है. मुंबई एयरपोर्ट का हाल मुंबई में भारी बारिश के चलते हवाई और सड़क यातायात बुरी तरह से प्रभावित हुआ है. दोपहर 2 बजे तक 9 फ्लाइटों की लैंडिंग रोकनी पड़ी. विजिबिलिटी काफी कम है. एयरलाइंस ने यात्रियों के लिए ट्रवेल एडवाइजरी जारी करते हुए कहा है कि प्लीज, एयरपोर्ट पर थोड़ा ज्यादा समय लेकर निकलें. कई एयरलाइंस ने यात्रियों को पहले ही अलर्ट कर दिया है. मुंबई एयरपोर्ट प्रशासन ने भी अपनी तरफ से कहा है कि मुंबई में भारी बारिश के पूर्वानुमान के चलते यात्रियों को सलाह दी जाती है कि वे अपनी फ्लाइट का स्टेटस संबंधित एयरलाइंस के साथ चेक करते रहें और एयरपोर्ट पहुंचने के लिए थोड़ा ज्यादा समय लेकर निकलें. दरअसल, ऐसा इसलिए कहा जा रहा है क्योंकि पानी जमा होने से ट्रैफिक काफी स्लो है. कई जगहों पर जाम की स्थिति बनी हुई है. उधर, कुछ लोकल ट्रेनें भी देरी से चल रही हैं. #BreakingNews : मुंबई के अंधेरी सबवे में भरा पानी, मुंबई कमिश्नर ने जारी की एडवाइजरी, 'बेवजह यात्रा करने से बचें..'#Mumbai #Rain #Alert #IMD | @pratyushkkhare @ashwinipande pic.twitter.com/Yudxx6SOdj — Zee News (@ZeeNews) August 18, 2025 मौसम का ताजा अपडेट - IMD ने सोमवार को बारिश को लेकर रेड अलर्ट घोषित किया है जिसके बाद शहर के सारे स्कूलों को बंद कर दिया गया है. BMC ने बारिश के बीच सभी स्कूलों की छुट्टी कर दी है. - मुंबई में भी बोरीवली, ठाणे, कल्याण, मुलुंड, पवई, सांताक्रूज, चेंबूर, वर्ली, नवी मुंबई और कोलाबा में रहने वाले लोगों को ज्यादा सतर्क रहने की जरूरत है. शहर के कई इलाकों जलभराव देखा जा रहा है. इससे ट्रैफिक बुरी तरह से प्रभावित है. माटुंगा का वीडियो देखिए. #WATCH | Mumbai, Maharashtra: Heavy rains in Mumbai led to waterlogging in several areas (Visuals from the Matunga area.) pic.twitter.com/Si9Db6HP9H — ANI (@ANI) August 18, 2025 सबसे ज्यादा वर्षा दर्ज करने वाले 10 स्थानों की लिस्ट आज सुबह 8 बजे से दोपहर 12 बजे तक (केवल 4 घंटे में) मुंबई के कई हिस्सों में भारी बारिश दर्ज की गई. बीएमसी ने सबसे अधिक वर्षा दर्ज करने वाले 10 प्रमुख स्थानों की सूची जारी की है. (वर्षा माप मिलीमीटर में) चेंबूर अग्निशमन केंद्र – 140.80 मि.मी. वर्षा जलवाहिनी कार्यशाला, दादर – 139.60 मि.मी. बी. नाडकर्णी पार्क नगर पालिका शाला, वडाला – 133.20 मि.मी. वरली सी फेस नगर पालिका शाला, वरली – 133.20 मि.मी. सावित्रीबाई फुले नगर पालिका शाला, वरली नाका – 130.40 मि.मी. आदर्श नगर शाला, वरली – 128.80 मि.मी. फ्रॉजबेरी जलाशय, एफ दक्षिण कार्यालय – 118.80 मि.मी. सिटी इंस्टीट्यूट ऑफ डिजास्टर मैनेजमेंट, परेल – 116.80 मि.मी. जिलाधिकारी आवास नगर पालिका शाला, चेंबूर – 116.80 मि.मी. एफ दक्षिण विभाग कार्यालय, परेल – 113.53 मि.मी. #WATCH | Maharashtra: Severe waterlogging witnessed in Mumbai as the region receives heavy rainfall; visuals from Veera Desai Road, Andheri West pic.twitter.com/IMWfQsNLBo — ANI (@ANI) August 18, 2025 पहले जारी हुआ था ऑरेंज अलर्ट फिर क्या हुआ? हां, आईएमडी ने ऑरेंज अलर्ट जारी किया था. इसके बाद मुंबई में तेज हवाओं के साथ भारी बारिश शुरू हो गई, जो लगातार हो रही है. ऐसे में मौसम विभाग ने अगले 24 घंटों में पुणे में अत्यधिक भारी बारिश को लेकर रेड अलर्ट जारी किया है. इतना ही नहीं. पालघर, ठाणे, मुंबई शहर और उपनगरों, रायगढ़, रत्नागिरी, सिंधुदुर्ग, यवतमाल, चंद्रपुर, गढ़चिरौली, सतारा घाट और कोल्हापुर घाट क्षेत्रों में भी भारी बारिश की संभावना है. प्रशासन ने मछुआरों को समुद्र में न जाने की सलाह दी है. - चुन्नभाती से एवंरॉट नगर तक ट्रैफिक. - मानखुर्द सुरंग (ट्रॉम्बे) में लगभग 10 से 15 फीट पानी जमा हो गया है और सुरंग को यातायात के लिए बंद कर दिया गया है. - एमजीआर चौक से केन नगर (एंटॉप हिल) जाने वाली सड़क पर लगभग डेढ़ फीट पानी जमा होने के कारण यातायात बंद कर दिया गया है. Mumbai Rain Status: मौसम विभाग ने 18 अगस्त यानी आज और 19 अगस्त 2025 के लिए मुंबई में बहुत ज्यादा बारिश की आशंका जताई है. ऐसे में लोगों को सतर्क रहने और बेवजह बाहर न निकलने को कहा जा रहा है. देश की आर्थिक राजधानी मुंबई कुछ घंटे की बारिश में ही पानी-पानी हो गई है. कई इलाके डूबने लगे हैं. उड़ानों और ट्रेनों पर भी असर पड़ा है. स्कूलों की छुट्टी कर दी गई है. बोरीवली, ठाणे, कल्याण, पवई समेत तमाम इलाकों में रहने वाले लोगों के लिए रेड अलर्ट जारी किया गया है. मौसम विभाग का अनुमान है कि अगले कुछ घंटों में भारी बारिश हो सकती है. अगर आप मुंबई में रहते हैं तो बहुत जरूरी न हो तो आज के सारे प्लान कैंसल कर दीजिए और घर पर ही रहिए. खुद, मुंबई कमिश्नर ने एडवाइजरी जारी करते हुए लोगों से अपील की है कि आज बेवजह यात्रा करने से बचें. मुंबई के अंधेरी सबवे में पानी भर गया है. मुंबई एयरपोर्ट का हाल मुंबई में भारी बारिश के चलते हवाई और सड़क यातायात बुरी तरह से प्रभावित हुआ है. दोपहर 2 बजे तक 9 फ्लाइटों की लैंडिंग रोकनी पड़ी. विजिबिलिटी काफी कम है. एयरलाइंस ने यात्रियों के लिए ट्रवेल एडवाइजरी जारी करते हुए कहा है कि प्लीज, एयरपोर्ट पर थोड़ा ज्यादा समय लेकर निकलें. कई एयरलाइंस ने यात्रियों को पहले ही अलर्ट कर दिया है. मुंबई एयरपोर्ट प्रशासन ने भी अपनी तरफ से कहा है कि मुंबई में भारी बारिश के पूर्वानुमान के चलते यात्रियों को सलाह दी जाती है कि वे अपनी फ्लाइट का स्टेटस संबंधित एयरलाइंस के साथ चेक करते रहें और एयरपोर्ट पहुंचने के लिए थोड़ा ज्यादा समय लेकर निकलें. दरअसल, ऐसा इसलिए कहा जा रहा है क्योंकि पानी जमा होने से ट्रैफिक काफी स्लो है. कई जगहों पर जाम की स्थिति बनी हुई है. उधर, कुछ लोकल ट्रेनें भी देरी से चल रही हैं. #BreakingNews : मुंबई के अंधेरी सबवे में भरा पानी, मुंबई कमिश्नर ने जारी की एडवाइजरी, 'बेवजह यात्रा करने से बचें..'#Mumbai #Rain #Alert #IMD | @pratyushkkhare @ashwinipande pic.twitter.com/Yudxx6SOdj — Zee News (@ZeeNews) August 18, 2025 मौसम का ताजा अपडेट - IMD ने सोमवार को बारिश को लेकर रेड अलर्ट घोषित किया है जिसके बाद शहर के सारे स्कूलों को बंद कर दिया गया है. BMC ने बारिश के बीच सभी स्कूलों की छुट्टी कर दी है. - मुंबई में भी बोरीवली, ठाणे, कल्याण, मुलुंड, पवई, सांताक्रूज, चेंबूर, वर्ली, नवी मुंबई और कोलाबा में रहने वाले लोगों को ज्यादा सतर्क रहने की जरूरत है. शहर के कई इलाकों जलभराव देखा जा रहा है. इससे ट्रैफिक बुरी तरह से प्रभावित है. माटुंगा का वीडियो देखिए. #WATCH | Mumbai, Maharashtra: Heavy rains in Mumbai led to waterlogging in several areas (Visuals from the Matunga area.) pic.twitter.com/Si9Db6HP9H — ANI (@ANI) August 18, 2025 सबसे ज्यादा वर्षा दर्ज करने वाले 10 स्थानों की लिस्ट आज सुबह 8 बजे से दोपहर 12 बजे तक (केवल 4 घंटे में) मुंबई के कई हिस्सों में भारी बारिश दर्ज की गई. बीएमसी ने सबसे अधिक वर्षा दर्ज करने वाले 10 प्रमुख स्थानों की सूची जारी की है. (वर्षा माप मिलीमीटर में) चेंबूर अग्निशमन केंद्र – 140.80 मि.मी. वर्षा जलवाहिनी कार्यशाला, दादर – 139.60 मि.मी. बी. नाडकर्णी पार्क नगर पालिका शाला, वडाला – 133.20 मि.मी. वरली सी फेस नगर पालिका शाला, वरली – 133.20 मि.मी. सावित्रीबाई फुले नगर पालिका शाला, वरली नाका – 130.40 मि.मी. आदर्श नगर शाला, वरली – 128.80 मि.मी. फ्रॉजबेरी जलाशय, एफ दक्षिण कार्यालय – 118.80 मि.मी. सिटी इंस्टीट्यूट ऑफ डिजास्टर मैनेजमेंट, परेल – 116.80 मि.मी. जिलाधिकारी आवास नगर पालिका शाला, चेंबूर – 116.80 मि.मी. एफ दक्षिण विभाग कार्यालय, परेल – 113.53 मि.मी. #WATCH | Maharashtra: Severe waterlogging witnessed in Mumbai as the region receives heavy rainfall; visuals from Veera Desai Road, Andheri West pic.twitter.com/IMWfQsNLBo — ANI (@ANI) August 18, 2025 पहले जारी हुआ था ऑरेंज अलर्ट फिर क्या हुआ? हां, आईएमडी ने ऑरेंज अलर्ट जारी किया था. इसके बाद मुंबई में तेज हवाओं के साथ भारी बारिश शुरू हो गई, जो लगातार हो रही है. ऐसे में मौसम विभाग ने अगले 24 घंटों में पुणे में अत्यधिक भारी बारिश को लेकर रेड अलर्ट जारी किया है. इतना ही नहीं. पालघर, ठाणे, मुंबई शहर और उपनगरों, रायगढ़, रत्नागिरी, सिंधुदुर्ग, यवतमाल, चंद्रपुर, गढ़चिरौली, सतारा घाट और कोल्हापुर घाट क्षेत्रों में भी भारी बारिश की संभावना है. प्रशासन ने मछुआरों को समुद्र में न जाने की सलाह दी है. - मानखुर्द सुरंग (ट्रॉम्बे) में लगभग 10 से 15 फीट पानी जमा हो गया है और सुरंग को यातायात के लिए बंद कर दिया गया है. - एमजीआर चौक से केन नगर (एंटॉप हिल) जाने वाली सड़क पर लगभग डेढ़ फीट पानी जमा होने के कारण यातायात बंद कर दिया गया है. Mumbai Rain Status: मौसम विभाग ने 18 अगस्त यानी आज और 19 अगस्त 2025 के लिए मुंबई में बहुत ज्यादा बारिश की आशंका जताई है. ऐसे में लोगों को सतर्क रहने और बेवजह बाहर न निकलने को कहा जा रहा है. देश की आर्थिक राजधानी मुंबई कुछ घंटे की बारिश में ही पानी-पानी हो गई है. कई इलाके डूबने लगे हैं. उड़ानों और ट्रेनों पर भी असर पड़ा है. स्कूलों की छुट्टी कर दी गई है. बोरीवली, ठाणे, कल्याण, पवई समेत तमाम इलाकों में रहने वाले लोगों के लिए रेड अलर्ट जारी किया गया है. मौसम विभाग का अनुमान है कि अगले कुछ घंटों में भारी बारिश हो सकती है. अगर आप मुंबई में रहते हैं तो बहुत जरूरी न हो तो आज के सारे प्लान कैंसल कर दीजिए और घर पर ही रहिए. खुद, मुंबई कमिश्नर ने एडवाइजरी जारी करते हुए लोगों से अपील की है कि आज बेवजह यात्रा करने से बचें. मुंबई के अंधेरी सबवे में पानी भर गया है. मुंबई एयरपोर्ट का हाल मुंबई में भारी बारिश के चलते हवाई और सड़क यातायात बुरी तरह से प्रभावित हुआ है. दोपहर 2 बजे तक 9 फ्लाइटों की लैंडिंग रोकनी पड़ी. विजिबिलिटी काफी कम है. एयरलाइंस ने यात्रियों के लिए ट्रवेल एडवाइजरी जारी करते हुए कहा है कि प्लीज, एयरपोर्ट पर थोड़ा ज्यादा समय लेकर निकलें. कई एयरलाइंस ने यात्रियों को पहले ही अलर्ट कर दिया है. मुंबई एयरपोर्ट प्रशासन ने भी अपनी तरफ से कहा है कि मुंबई में भारी बारिश के पूर्वानुमान के चलते यात्रियों को सलाह दी जाती है कि वे अपनी फ्लाइट का स्टेटस संबंधित एयरलाइंस के साथ चेक करते रहें और एयरपोर्ट पहुंचने के लिए थोड़ा ज्यादा समय लेकर निकलें. दरअसल, ऐसा इसलिए कहा जा रहा है क्योंकि पानी जमा होने से ट्रैफिक काफी स्लो है. कई जगहों पर जाम की स्थिति बनी हुई है. उधर, कुछ लोकल ट्रेनें भी देरी से चल रही हैं. #BreakingNews : मुंबई के अंधेरी सबवे में भरा पानी, मुंबई कमिश्नर ने जारी की एडवाइजरी, 'बेवजह यात्रा करने से बचें..'#Mumbai #Rain #Alert #IMD | @pratyushkkhare @ashwinipande pic.twitter.com/Yudxx6SOdj — Zee News (@ZeeNews) August 18, 2025 मौसम का ताजा अपडेट - IMD ने सोमवार को बारिश को लेकर रेड अलर्ट घोषित किया है जिसके बाद शहर के सारे स्कूलों को बंद कर दिया गया है. BMC ने बारिश के बीच सभी स्कूलों की छुट्टी कर दी है. - मुंबई में भी बोरीवली, ठाणे, कल्याण, मुलुंड, पवई, सांताक्रूज, चेंबूर, वर्ली, नवी मुंबई और कोलाबा में रहने वाले लोगों को ज्यादा सतर्क रहने की जरूरत है. शहर के कई इलाकों जलभराव देखा जा रहा है. इससे ट्रैफिक बुरी तरह से प्रभावित है. माटुंगा का वीडियो देखिए. #WATCH | Mumbai, Maharashtra: Heavy rains in Mumbai led to waterlogging in several areas (Visuals from the Matunga area.) pic.twitter.com/Si9Db6HP9H — ANI (@ANI) August 18, 2025 सबसे ज्यादा वर्षा दर्ज करने वाले 10 स्थानों की लिस्ट आज सुबह 8 बजे से दोपहर 12 बजे तक (केवल 4 घंटे में) मुंबई के कई हिस्सों में भारी बारिश दर्ज की गई. बीएमसी ने सबसे अधिक वर्षा दर्ज करने वाले 10 प्रमुख स्थानों की सूची जारी की है. (वर्षा माप मिलीमीटर में) चेंबूर अग्निशमन केंद्र – 140.80 मि.मी. वर्षा जलवाहिनी कार्यशाला, दादर – 139.60 मि.मी. बी. नाडकर्णी पार्क नगर पालिका शाला, वडाला – 133.20 मि.मी. वरली सी फेस नगर पालिका शाला, वरली – 133.20 मि.मी. सावित्रीबाई फुले नगर पालिका शाला, वरली नाका – 130.40 मि.मी. आदर्श नगर शाला, वरली – 128.80 मि.मी. फ्रॉजबेरी जलाशय, एफ दक्षिण कार्यालय – 118.80 मि.मी. सिटी इंस्टीट्यूट ऑफ डिजास्टर मैनेजमेंट, परेल – 116.80 मि.मी. जिलाधिकारी आवास नगर पालिका शाला, चेंबूर – 116.80 मि.मी. एफ दक्षिण विभाग कार्यालय, परेल – 113.53 मि.मी. #WATCH | Maharashtra: Severe waterlogging witnessed in Mumbai as the region receives heavy rainfall; visuals from Veera Desai Road, Andheri West pic.twitter.com/IMWfQsNLBo — ANI (@ANI) August 18, 2025 पहले जारी हुआ था ऑरेंज अलर्ट फिर क्या हुआ? हां, आईएमडी ने ऑरेंज अलर्ट जारी किया था. इसके बाद मुंबई में तेज हवाओं के साथ भारी बारिश शुरू हो गई, जो लगातार हो रही है. ऐसे में मौसम विभाग ने अगले 24 घंटों में पुणे में अत्यधिक भारी बारिश को लेकर रेड अलर्ट जारी किया है. इतना ही नहीं. पालघर, ठाणे, मुंबई शहर और उपनगरों, रायगढ़, रत्नागिरी, सिंधुदुर्ग, यवतमाल, चंद्रपुर, गढ़चिरौली, सतारा घाट और कोल्हापुर घाट क्षेत्रों में भी भारी बारिश की संभावना है. प्रशासन ने मछुआरों को समुद्र में न जाने की सलाह दी है. - एमजीआर चौक से केन नगर (एंटॉप हिल) जाने वाली सड़क पर लगभग डेढ़ फीट पानी जमा होने के कारण यातायात बंद कर दिया गया है. Mumbai Rain Status: मौसम विभाग ने 18 अगस्त यानी आज और 19 अगस्त 2025 के लिए मुंबई में बहुत ज्यादा बारिश की आशंका जताई है. ऐसे में लोगों को सतर्क रहने और बेवजह बाहर न निकलने को कहा जा रहा है. देश की आर्थिक राजधानी मुंबई कुछ घंटे की बारिश में ही पानी-पानी हो गई है. कई इलाके डूबने लगे हैं. उड़ानों और ट्रेनों पर भी असर पड़ा है. स्कूलों की छुट्टी कर दी गई है. बोरीवली, ठाणे, कल्याण, पवई समेत तमाम इलाकों में रहने वाले लोगों के लिए रेड अलर्ट जारी किया गया है. मौसम विभाग का अनुमान है कि अगले कुछ घंटों में भारी बारिश हो सकती है. अगर आप मुंबई में रहते हैं तो बहुत जरूरी न हो तो आज के सारे प्लान कैंसल कर दीजिए और घर पर ही रहिए. खुद, मुंबई कमिश्नर ने एडवाइजरी जारी करते हुए लोगों से अपील की है कि आज बेवजह यात्रा करने से बचें. मुंबई के अंधेरी सबवे में पानी भर गया है. मुंबई एयरपोर्ट का हाल मुंबई में भारी बारिश के चलते हवाई और सड़क यातायात बुरी तरह से प्रभावित हुआ है. दोपहर 2 बजे तक 9 फ्लाइटों की लैंडिंग रोकनी पड़ी. विजिबिलिटी काफी कम है. एयरलाइंस ने यात्रियों के लिए ट्रवेल एडवाइजरी जारी करते हुए कहा है कि प्लीज, एयरपोर्ट पर थोड़ा ज्यादा समय लेकर निकलें. कई एयरलाइंस ने यात्रियों को पहले ही अलर्ट कर दिया है. मुंबई एयरपोर्ट प्रशासन ने भी अपनी तरफ से कहा है कि मुंबई में भारी बारिश के पूर्वानुमान के चलते यात्रियों को सलाह दी जाती है कि वे अपनी फ्लाइट का स्टेटस संबंधित एयरलाइंस के साथ चेक करते रहें और एयरपोर्ट पहुंचने के लिए थोड़ा ज्यादा समय लेकर निकलें. दरअसल, ऐसा इसलिए कहा जा रहा है क्योंकि पानी जमा होने से ट्रैफिक काफी स्लो है. कई जगहों पर जाम की स्थिति बनी हुई है. उधर, कुछ लोकल ट्रेनें भी देरी से चल रही हैं. #BreakingNews : मुंबई के अंधेरी सबवे में भरा पानी, मुंबई कमिश्नर ने जारी की एडवाइजरी, 'बेवजह यात्रा करने से बचें..'#Mumbai #Rain #Alert #IMD | @pratyushkkhare @ashwinipande pic.twitter.com/Yudxx6SOdj — Zee News (@ZeeNews) August 18, 2025 मौसम का ताजा अपडेट - IMD ने सोमवार को बारिश को लेकर रेड अलर्ट घोषित किया है जिसके बाद शहर के सारे स्कूलों को बंद कर दिया गया है. BMC ने बारिश के बीच सभी स्कूलों की छुट्टी कर दी है. - मुंबई में भी बोरीवली, ठाणे, कल्याण, मुलुंड, पवई, सांताक्रूज, चेंबूर, वर्ली, नवी मुंबई और कोलाबा में रहने वाले लोगों को ज्यादा सतर्क रहने की जरूरत है. शहर के कई इलाकों जलभराव देखा जा रहा है. इससे ट्रैफिक बुरी तरह से प्रभावित है. माटुंगा का वीडियो देखिए. #WATCH | Mumbai, Maharashtra: Heavy rains in Mumbai led to waterlogging in several areas (Visuals from the Matunga area.) pic.twitter.com/Si9Db6HP9H — ANI (@ANI) August 18, 2025 सबसे ज्यादा वर्षा दर्ज करने वाले 10 स्थानों की लिस्ट आज सुबह 8 बजे से दोपहर 12 बजे तक (केवल 4 घंटे में) मुंबई के कई हिस्सों में भारी बारिश दर्ज की गई. बीएमसी ने सबसे अधिक वर्षा दर्ज करने वाले 10 प्रमुख स्थानों की सूची जारी की है. (वर्षा माप मिलीमीटर में) चेंबूर अग्निशमन केंद्र – 140.80 मि.मी. वर्षा जलवाहिनी कार्यशाला, दादर – 139.60 मि.मी. बी. नाडकर्णी पार्क नगर पालिका शाला, वडाला – 133.20 मि.मी. वरली सी फेस नगर पालिका शाला, वरली – 133.20 मि.मी. सावित्रीबाई फुले नगर पालिका शाला, वरली नाका – 130.40 मि.मी. आदर्श नगर शाला, वरली – 128.80 मि.मी. फ्रॉजबेरी जलाशय, एफ दक्षिण कार्यालय – 118.80 मि.मी. सिटी इंस्टीट्यूट ऑफ डिजास्टर मैनेजमेंट, परेल – 116.80 मि.मी. जिलाधिकारी आवास नगर पालिका शाला, चेंबूर – 116.80 मि.मी. एफ दक्षिण विभाग कार्यालय, परेल – 113.53 मि.मी. #WATCH | Maharashtra: Severe waterlogging witnessed in Mumbai as the region receives heavy rainfall; visuals from Veera Desai Road, Andheri West pic.twitter.com/IMWfQsNLBo — ANI (@ANI) August 18, 2025 पहले जारी हुआ था ऑरेंज अलर्ट फिर क्या हुआ? हां, आईएमडी ने ऑरेंज अलर्ट जारी किया था. इसके बाद मुंबई में तेज हवाओं के साथ भारी बारिश शुरू हो गई, जो लगातार हो रही है. ऐसे में मौसम विभाग ने अगले 24 घंटों में पुणे में अत्यधिक भारी बारिश को लेकर रेड अलर्ट जारी किया है. इतना ही नहीं. पालघर, ठाणे, मुंबई शहर और उपनगरों, रायगढ़, रत्नागिरी, सिंधुदुर्ग, यवतमाल, चंद्रपुर, गढ़चिरौली, सतारा घाट और कोल्हापुर घाट क्षेत्रों में भी भारी बारिश की संभावना है. प्रशासन ने मछुआरों को समुद्र में न जाने की सलाह दी है. Mumbai Rain Status: मौसम विभाग ने 18 अगस्त यानी आज और 19 अगस्त 2025 के लिए मुंबई में बहुत ज्यादा बारिश की आशंका जताई है. ऐसे में लोगों को सतर्क रहने और बेवजह बाहर न निकलने को कहा जा रहा है. देश की आर्थिक राजधानी मुंबई कुछ घंटे की बारिश में ही पानी-पानी हो गई है. कई इलाके डूबने लगे हैं. उड़ानों और ट्रेनों पर भी असर पड़ा है. स्कूलों की छुट्टी कर दी गई है. बोरीवली, ठाणे, कल्याण, पवई समेत तमाम इलाकों में रहने वाले लोगों के लिए रेड अलर्ट जारी किया गया है. मौसम विभाग का अनुमान है कि अगले कुछ घंटों में भारी बारिश हो सकती है. अगर आप मुंबई में रहते हैं तो बहुत जरूरी न हो तो आज के सारे प्लान कैंसल कर दीजिए और घर पर ही रहिए. खुद, मुंबई कमिश्नर ने एडवाइजरी जारी करते हुए लोगों से अपील की है कि आज बेवजह यात्रा करने से बचें. मुंबई के अंधेरी सबवे में पानी भर गया है. मुंबई एयरपोर्ट का हाल मुंबई में भारी बारिश के चलते हवाई और सड़क यातायात बुरी तरह से प्रभावित हुआ है. दोपहर 2 बजे तक 9 फ्लाइटों की लैंडिंग रोकनी पड़ी. विजिबिलिटी काफी कम है. एयरलाइंस ने यात्रियों के लिए ट्रवेल एडवाइजरी जारी करते हुए कहा है कि प्लीज, एयरपोर्ट पर थोड़ा ज्यादा समय लेकर निकलें. कई एयरलाइंस ने यात्रियों को पहले ही अलर्ट कर दिया है. मुंबई एयरपोर्ट प्रशासन ने भी अपनी तरफ से कहा है कि मुंबई में भारी बारिश के पूर्वानुमान के चलते यात्रियों को सलाह दी जाती है कि वे अपनी फ्लाइट का स्टेटस संबंधित एयरलाइंस के साथ चेक करते रहें और एयरपोर्ट पहुंचने के लिए थोड़ा ज्यादा समय लेकर निकलें. दरअसल, ऐसा इसलिए कहा जा रहा है क्योंकि पानी जमा होने से ट्रैफिक काफी स्लो है. कई जगहों पर जाम की स्थिति बनी हुई है. उधर, कुछ लोकल ट्रेनें भी देरी से चल रही हैं. #BreakingNews : मुंबई के अंधेरी सबवे में भरा पानी, मुंबई कमिश्नर ने जारी की एडवाइजरी, 'बेवजह यात्रा करने से बचें..'#Mumbai #Rain #Alert #IMD | @pratyushkkhare @ashwinipande pic.twitter.com/Yudxx6SOdj — Zee News (@ZeeNews) August 18, 2025 मौसम का ताजा अपडेट - IMD ने सोमवार को बारिश को लेकर रेड अलर्ट घोषित किया है जिसके बाद शहर के सारे स्कूलों को बंद कर दिया गया है. BMC ने बारिश के बीच सभी स्कूलों की छुट्टी कर दी है. - मुंबई में भी बोरीवली, ठाणे, कल्याण, मुलुंड, पवई, सांताक्रूज, चेंबूर, वर्ली, नवी मुंबई और कोलाबा में रहने वाले लोगों को ज्यादा सतर्क रहने की जरूरत है. शहर के कई इलाकों जलभराव देखा जा रहा है. इससे ट्रैफिक बुरी तरह से प्रभावित है. माटुंगा का वीडियो देखिए. #WATCH | Mumbai, Maharashtra: Heavy rains in Mumbai led to waterlogging in several areas (Visuals from the Matunga area.) pic.twitter.com/Si9Db6HP9H — ANI (@ANI) August 18, 2025 सबसे ज्यादा वर्षा दर्ज करने वाले 10 स्थानों की लिस्ट आज सुबह 8 बजे से दोपहर 12 बजे तक (केवल 4 घंटे में) मुंबई के कई हिस्सों में भारी बारिश दर्ज की गई. बीएमसी ने सबसे अधिक वर्षा दर्ज करने वाले 10 प्रमुख स्थानों की सूची जारी की है. (वर्षा माप मिलीमीटर में) चेंबूर अग्निशमन केंद्र – 140.80 मि.मी. वर्षा जलवाहिनी कार्यशाला, दादर – 139.60 मि.मी. बी. नाडकर्णी पार्क नगर पालिका शाला, वडाला – 133.20 मि.मी. वरली सी फेस नगर पालिका शाला, वरली – 133.20 मि.मी. सावित्रीबाई फुले नगर पालिका शाला, वरली नाका – 130.40 मि.मी. आदर्श नगर शाला, वरली – 128.80 मि.मी. फ्रॉजबेरी जलाशय, एफ दक्षिण कार्यालय – 118.80 मि.मी. सिटी इंस्टीट्यूट ऑफ डिजास्टर मैनेजमेंट, परेल – 116.80 मि.मी. जिलाधिकारी आवास नगर पालिका शाला, चेंबूर – 116.80 मि.मी. एफ दक्षिण विभाग कार्यालय, परेल – 113.53 मि.मी. #WATCH | Maharashtra: Severe waterlogging witnessed in Mumbai as the region receives heavy rainfall; visuals from Veera Desai Road, Andheri West pic.twitter.com/IMWfQsNLBo — ANI (@ANI) August 18, 2025 पहले जारी हुआ था ऑरेंज अलर्ट फिर क्या हुआ? हां, आईएमडी ने ऑरेंज अलर्ट जारी किया था. इसके बाद मुंबई में तेज हवाओं के साथ भारी बारिश शुरू हो गई, जो लगातार हो रही है. ऐसे में मौसम विभाग ने अगले 24 घंटों में पुणे में अत्यधिक भारी बारिश को लेकर रेड अलर्ट जारी किया है. इतना ही नहीं. पालघर, ठाणे, मुंबई शहर और उपनगरों, रायगढ़, रत्नागिरी, सिंधुदुर्ग, यवतमाल, चंद्रपुर, गढ़चिरौली, सतारा घाट और कोल्हापुर घाट क्षेत्रों में भी भारी बारिश की संभावना है. प्रशासन ने मछुआरों को समुद्र में न जाने की सलाह दी है. मुंबई एयरपोर्ट का हाल मुंबई में भारी बारिश के चलते हवाई और सड़क यातायात बुरी तरह से प्रभावित हुआ है. दोपहर 2 बजे तक 9 फ्लाइटों की लैंडिंग रोकनी पड़ी. विजिबिलिटी काफी कम है. एयरलाइंस ने यात्रियों के लिए ट्रवेल एडवाइजरी जारी करते हुए कहा है कि प्लीज, एयरपोर्ट पर थोड़ा ज्यादा समय लेकर निकलें. कई एयरलाइंस ने यात्रियों को पहले ही अलर्ट कर दिया है. मुंबई एयरपोर्ट प्रशासन ने भी अपनी तरफ से कहा है कि मुंबई में भारी बारिश के पूर्वानुमान के चलते यात्रियों को सलाह दी जाती है कि वे अपनी फ्लाइट का स्टेटस संबंधित एयरलाइंस के साथ चेक करते रहें और एयरपोर्ट पहुंचने के लिए थोड़ा ज्यादा समय लेकर निकलें. दरअसल, ऐसा इसलिए कहा जा रहा है क्योंकि पानी जमा होने से ट्रैफिक काफी स्लो है. कई जगहों पर जाम की स्थिति बनी हुई है. उधर, कुछ लोकल ट्रेनें भी देरी से चल रही हैं. #BreakingNews : मुंबई के अंधेरी सबवे में भरा पानी, मुंबई कमिश्नर ने जारी की एडवाइजरी, 'बेवजह यात्रा करने से बचें..'#Mumbai #Rain #Alert #IMD | @pratyushkkhare @ashwinipande pic.twitter.com/Yudxx6SOdj — Zee News (@ZeeNews) August 18, 2025 मौसम का ताजा अपडेट - IMD ने सोमवार को बारिश को लेकर रेड अलर्ट घोषित किया है जिसके बाद शहर के सारे स्कूलों को बंद कर दिया गया है. BMC ने बारिश के बीच सभी स्कूलों की छुट्टी कर दी है. - मुंबई में भी बोरीवली, ठाणे, कल्याण, मुलुंड, पवई, सांताक्रूज, चेंबूर, वर्ली, नवी मुंबई और कोलाबा में रहने वाले लोगों को ज्यादा सतर्क रहने की जरूरत है. शहर के कई इलाकों जलभराव देखा जा रहा है. इससे ट्रैफिक बुरी तरह से प्रभावित है. माटुंगा का वीडियो देखिए. #WATCH | Mumbai, Maharashtra: Heavy rains in Mumbai led to waterlogging in several areas (Visuals from the Matunga area.) pic.twitter.com/Si9Db6HP9H — ANI (@ANI) August 18, 2025 सबसे ज्यादा वर्षा दर्ज करने वाले 10 स्थानों की लिस्ट आज सुबह 8 बजे से दोपहर 12 बजे तक (केवल 4 घंटे में) मुंबई के कई हिस्सों में भारी बारिश दर्ज की गई. बीएमसी ने सबसे अधिक वर्षा दर्ज करने वाले 10 प्रमुख स्थानों की सूची जारी की है. (वर्षा माप मिलीमीटर में) चेंबूर अग्निशमन केंद्र – 140.80 मि.मी. वर्षा जलवाहिनी कार्यशाला, दादर – 139.60 मि.मी. बी. नाडकर्णी पार्क नगर पालिका शाला, वडाला – 133.20 मि.मी. वरली सी फेस नगर पालिका शाला, वरली – 133.20 मि.मी. सावित्रीबाई फुले नगर पालिका शाला, वरली नाका – 130.40 मि.मी. आदर्श नगर शाला, वरली – 128.80 मि.मी. फ्रॉजबेरी जलाशय, एफ दक्षिण कार्यालय – 118.80 मि.मी. सिटी इंस्टीट्यूट ऑफ डिजास्टर मैनेजमेंट, परेल – 116.80 मि.मी. जिलाधिकारी आवास नगर पालिका शाला, चेंबूर – 116.80 मि.मी. एफ दक्षिण विभाग कार्यालय, परेल – 113.53 मि.मी. #WATCH | Maharashtra: Severe waterlogging witnessed in Mumbai as the region receives heavy rainfall; visuals from Veera Desai Road, Andheri West pic.twitter.com/IMWfQsNLBo — ANI (@ANI) August 18, 2025 पहले जारी हुआ था ऑरेंज अलर्ट फिर क्या हुआ? हां, आईएमडी ने ऑरेंज अलर्ट जारी किया था. इसके बाद मुंबई में तेज हवाओं के साथ भारी बारिश शुरू हो गई, जो लगातार हो रही है. ऐसे में मौसम विभाग ने अगले 24 घंटों में पुणे में अत्यधिक भारी बारिश को लेकर रेड अलर्ट जारी किया है. इतना ही नहीं. पालघर, ठाणे, मुंबई शहर और उपनगरों, रायगढ़, रत्नागिरी, सिंधुदुर्ग, यवतमाल, चंद्रपुर, गढ़चिरौली, सतारा घाट और कोल्हापुर घाट क्षेत्रों में भी भारी बारिश की संभावना है. प्रशासन ने मछुआरों को समुद्र में न जाने की सलाह दी है. मुंबई में भारी बारिश के चलते हवाई और सड़क यातायात बुरी तरह से प्रभावित हुआ है. दोपहर 2 बजे तक 9 फ्लाइटों की लैंडिंग रोकनी पड़ी. विजिबिलिटी काफी कम है. एयरलाइंस ने यात्रियों के लिए ट्रवेल एडवाइजरी जारी करते हुए कहा है कि प्लीज, एयरपोर्ट पर थोड़ा ज्यादा समय लेकर निकलें. कई एयरलाइंस ने यात्रियों को पहले ही अलर्ट कर दिया है. मुंबई एयरपोर्ट प्रशासन ने भी अपनी तरफ से कहा है कि मुंबई में भारी बारिश के पूर्वानुमान के चलते यात्रियों को सलाह दी जाती है कि वे अपनी फ्लाइट का स्टेटस संबंधित एयरलाइंस के साथ चेक करते रहें और एयरपोर्ट पहुंचने के लिए थोड़ा ज्यादा समय लेकर निकलें. दरअसल, ऐसा इसलिए कहा जा रहा है क्योंकि पानी जमा होने से ट्रैफिक काफी स्लो है. कई जगहों पर जाम की स्थिति बनी हुई है. उधर, कुछ लोकल ट्रेनें भी देरी से चल रही हैं. #BreakingNews : मुंबई के अंधेरी सबवे में भरा पानी, मुंबई कमिश्नर ने जारी की एडवाइजरी, 'बेवजह यात्रा करने से बचें..'#Mumbai #Rain #Alert #IMD | @pratyushkkhare @ashwinipande pic.twitter.com/Yudxx6SOdj — Zee News (@ZeeNews) August 18, 2025 मौसम का ताजा अपडेट - IMD ने सोमवार को बारिश को लेकर रेड अलर्ट घोषित किया है जिसके बाद शहर के सारे स्कूलों को बंद कर दिया गया है. BMC ने बारिश के बीच सभी स्कूलों की छुट्टी कर दी है. - मुंबई में भी बोरीवली, ठाणे, कल्याण, मुलुंड, पवई, सांताक्रूज, चेंबूर, वर्ली, नवी मुंबई और कोलाबा में रहने वाले लोगों को ज्यादा सतर्क रहने की जरूरत है. शहर के कई इलाकों जलभराव देखा जा रहा है. इससे ट्रैफिक बुरी तरह से प्रभावित है. माटुंगा का वीडियो देखिए. #WATCH | Mumbai, Maharashtra: Heavy rains in Mumbai led to waterlogging in several areas (Visuals from the Matunga area.) pic.twitter.com/Si9Db6HP9H — ANI (@ANI) August 18, 2025 सबसे ज्यादा वर्षा दर्ज करने वाले 10 स्थानों की लिस्ट आज सुबह 8 बजे से दोपहर 12 बजे तक (केवल 4 घंटे में) मुंबई के कई हिस्सों में भारी बारिश दर्ज की गई. बीएमसी ने सबसे अधिक वर्षा दर्ज करने वाले 10 प्रमुख स्थानों की सूची जारी की है. (वर्षा माप मिलीमीटर में) चेंबूर अग्निशमन केंद्र – 140.80 मि.मी. वर्षा जलवाहिनी कार्यशाला, दादर – 139.60 मि.मी. बी. नाडकर्णी पार्क नगर पालिका शाला, वडाला – 133.20 मि.मी. वरली सी फेस नगर पालिका शाला, वरली – 133.20 मि.मी. सावित्रीबाई फुले नगर पालिका शाला, वरली नाका – 130.40 मि.मी. आदर्श नगर शाला, वरली – 128.80 मि.मी. फ्रॉजबेरी जलाशय, एफ दक्षिण कार्यालय – 118.80 मि.मी. सिटी इंस्टीट्यूट ऑफ डिजास्टर मैनेजमेंट, परेल – 116.80 मि.मी. जिलाधिकारी आवास नगर पालिका शाला, चेंबूर – 116.80 मि.मी. एफ दक्षिण विभाग कार्यालय, परेल – 113.53 मि.मी. #WATCH | Maharashtra: Severe waterlogging witnessed in Mumbai as the region receives heavy rainfall; visuals from Veera Desai Road, Andheri West pic.twitter.com/IMWfQsNLBo — ANI (@ANI) August 18, 2025 पहले जारी हुआ था ऑरेंज अलर्ट फिर क्या हुआ? हां, आईएमडी ने ऑरेंज अलर्ट जारी किया था. इसके बाद मुंबई में तेज हवाओं के साथ भारी बारिश शुरू हो गई, जो लगातार हो रही है. ऐसे में मौसम विभाग ने अगले 24 घंटों में पुणे में अत्यधिक भारी बारिश को लेकर रेड अलर्ट जारी किया है. इतना ही नहीं. पालघर, ठाणे, मुंबई शहर और उपनगरों, रायगढ़, रत्नागिरी, सिंधुदुर्ग, यवतमाल, चंद्रपुर, गढ़चिरौली, सतारा घाट और कोल्हापुर घाट क्षेत्रों में भी भारी बारिश की संभावना है. प्रशासन ने मछुआरों को समुद्र में न जाने की सलाह दी है. #BreakingNews : मुंबई के अंधेरी सबवे में भरा पानी, मुंबई कमिश्नर ने जारी की एडवाइजरी, 'बेवजह यात्रा करने से बचें..'#Mumbai #Rain #Alert #IMD | @pratyushkkhare @ashwinipande pic.twitter.com/Yudxx6SOdj — Zee News (@ZeeNews) August 18, 2025 — Zee News (@ZeeNews) August 18, 2025 मौसम का ताजा अपडेट - IMD ने सोमवार को बारिश को लेकर रेड अलर्ट घोषित किया है जिसके बाद शहर के सारे स्कूलों को बंद कर दिया गया है. BMC ने बारिश के बीच सभी स्कूलों की छुट्टी कर दी है. - मुंबई में भी बोरीवली, ठाणे, कल्याण, मुलुंड, पवई, सांताक्रूज, चेंबूर, वर्ली, नवी मुंबई और कोलाबा में रहने वाले लोगों को ज्यादा सतर्क रहने की जरूरत है. शहर के कई इलाकों जलभराव देखा जा रहा है. इससे ट्रैफिक बुरी तरह से प्रभावित है. माटुंगा का वीडियो देखिए. #WATCH | Mumbai, Maharashtra: Heavy rains in Mumbai led to waterlogging in several areas (Visuals from the Matunga area.) pic.twitter.com/Si9Db6HP9H — ANI (@ANI) August 18, 2025 सबसे ज्यादा वर्षा दर्ज करने वाले 10 स्थानों की लिस्ट आज सुबह 8 बजे से दोपहर 12 बजे तक (केवल 4 घंटे में) मुंबई के कई हिस्सों में भारी बारिश दर्ज की गई. बीएमसी ने सबसे अधिक वर्षा दर्ज करने वाले 10 प्रमुख स्थानों की सूची जारी की है. (वर्षा माप मिलीमीटर में) चेंबूर अग्निशमन केंद्र – 140.80 मि.मी. वर्षा जलवाहिनी कार्यशाला, दादर – 139.60 मि.मी. बी. नाडकर्णी पार्क नगर पालिका शाला, वडाला – 133.20 मि.मी. वरली सी फेस नगर पालिका शाला, वरली – 133.20 मि.मी. सावित्रीबाई फुले नगर पालिका शाला, वरली नाका – 130.40 मि.मी. आदर्श नगर शाला, वरली – 128.80 मि.मी. फ्रॉजबेरी जलाशय, एफ दक्षिण कार्यालय – 118.80 मि.मी. सिटी इंस्टीट्यूट ऑफ डिजास्टर मैनेजमेंट, परेल – 116.80 मि.मी. जिलाधिकारी आवास नगर पालिका शाला, चेंबूर – 116.80 मि.मी. एफ दक्षिण विभाग कार्यालय, परेल – 113.53 मि.मी. #WATCH | Maharashtra: Severe waterlogging witnessed in Mumbai as the region receives heavy rainfall; visuals from Veera Desai Road, Andheri West pic.twitter.com/IMWfQsNLBo — ANI (@ANI) August 18, 2025 पहले जारी हुआ था ऑरेंज अलर्ट फिर क्या हुआ? हां, आईएमडी ने ऑरेंज अलर्ट जारी किया था. इसके बाद मुंबई में तेज हवाओं के साथ भारी बारिश शुरू हो गई, जो लगातार हो रही है. ऐसे में मौसम विभाग ने अगले 24 घंटों में पुणे में अत्यधिक भारी बारिश को लेकर रेड अलर्ट जारी किया है. इतना ही नहीं. पालघर, ठाणे, मुंबई शहर और उपनगरों, रायगढ़, रत्नागिरी, सिंधुदुर्ग, यवतमाल, चंद्रपुर, गढ़चिरौली, सतारा घाट और कोल्हापुर घाट क्षेत्रों में भी भारी बारिश की संभावना है. प्रशासन ने मछुआरों को समुद्र में न जाने की सलाह दी है. - IMD ने सोमवार को बारिश को लेकर रेड अलर्ट घोषित किया है जिसके बाद शहर के सारे स्कूलों को बंद कर दिया गया है. BMC ने बारिश के बीच सभी स्कूलों की छुट्टी कर दी है. - मुंबई में भी बोरीवली, ठाणे, कल्याण, मुलुंड, पवई, सांताक्रूज, चेंबूर, वर्ली, नवी मुंबई और कोलाबा में रहने वाले लोगों को ज्यादा सतर्क रहने की जरूरत है. शहर के कई इलाकों जलभराव देखा जा रहा है. इससे ट्रैफिक बुरी तरह से प्रभावित है. माटुंगा का वीडियो देखिए. #WATCH | Mumbai, Maharashtra: Heavy rains in Mumbai led to waterlogging in several areas (Visuals from the Matunga area.) pic.twitter.com/Si9Db6HP9H — ANI (@ANI) August 18, 2025 सबसे ज्यादा वर्षा दर्ज करने वाले 10 स्थानों की लिस्ट आज सुबह 8 बजे से दोपहर 12 बजे तक (केवल 4 घंटे में) मुंबई के कई हिस्सों में भारी बारिश दर्ज की गई. बीएमसी ने सबसे अधिक वर्षा दर्ज करने वाले 10 प्रमुख स्थानों की सूची जारी की है. (वर्षा माप मिलीमीटर में) चेंबूर अग्निशमन केंद्र – 140.80 मि.मी. वर्षा जलवाहिनी कार्यशाला, दादर – 139.60 मि.मी. बी. नाडकर्णी पार्क नगर पालिका शाला, वडाला – 133.20 मि.मी. वरली सी फेस नगर पालिका शाला, वरली – 133.20 मि.मी. सावित्रीबाई फुले नगर पालिका शाला, वरली नाका – 130.40 मि.मी. आदर्श नगर शाला, वरली – 128.80 मि.मी. फ्रॉजबेरी जलाशय, एफ दक्षिण कार्यालय – 118.80 मि.मी. सिटी इंस्टीट्यूट ऑफ डिजास्टर मैनेजमेंट, परेल – 116.80 मि.मी. जिलाधिकारी आवास नगर पालिका शाला, चेंबूर – 116.80 मि.मी. एफ दक्षिण विभाग कार्यालय, परेल – 113.53 मि.मी. #WATCH | Maharashtra: Severe waterlogging witnessed in Mumbai as the region receives heavy rainfall; visuals from Veera Desai Road, Andheri West pic.twitter.com/IMWfQsNLBo — ANI (@ANI) August 18, 2025 पहले जारी हुआ था ऑरेंज अलर्ट फिर क्या हुआ? हां, आईएमडी ने ऑरेंज अलर्ट जारी किया था. इसके बाद मुंबई में तेज हवाओं के साथ भारी बारिश शुरू हो गई, जो लगातार हो रही है. ऐसे में मौसम विभाग ने अगले 24 घंटों में पुणे में अत्यधिक भारी बारिश को लेकर रेड अलर्ट जारी किया है. इतना ही नहीं. पालघर, ठाणे, मुंबई शहर और उपनगरों, रायगढ़, रत्नागिरी, सिंधुदुर्ग, यवतमाल, चंद्रपुर, गढ़चिरौली, सतारा घाट और कोल्हापुर घाट क्षेत्रों में भी भारी बारिश की संभावना है. प्रशासन ने मछुआरों को समुद्र में न जाने की सलाह दी है. #WATCH | Mumbai, Maharashtra: Heavy rains in Mumbai led to waterlogging in several areas (Visuals from the Matunga area.) pic.twitter.com/Si9Db6HP9H — ANI (@ANI) August 18, 2025 (Visuals from the Matunga area.) pic.twitter.com/Si9Db6HP9H — ANI (@ANI) August 18, 2025 — ANI (@ANI) August 18, 2025 सबसे ज्यादा वर्षा दर्ज करने वाले 10 स्थानों की लिस्ट आज सुबह 8 बजे से दोपहर 12 बजे तक (केवल 4 घंटे में) मुंबई के कई हिस्सों में भारी बारिश दर्ज की गई. बीएमसी ने सबसे अधिक वर्षा दर्ज करने वाले 10 प्रमुख स्थानों की सूची जारी की है. (वर्षा माप मिलीमीटर में) चेंबूर अग्निशमन केंद्र – 140.80 मि.मी. वर्षा जलवाहिनी कार्यशाला, दादर – 139.60 मि.मी. बी. नाडकर्णी पार्क नगर पालिका शाला, वडाला – 133.20 मि.मी. वरली सी फेस नगर पालिका शाला, वरली – 133.20 मि.मी. सावित्रीबाई फुले नगर पालिका शाला, वरली नाका – 130.40 मि.मी. आदर्श नगर शाला, वरली – 128.80 मि.मी. फ्रॉजबेरी जलाशय, एफ दक्षिण कार्यालय – 118.80 मि.मी. सिटी इंस्टीट्यूट ऑफ डिजास्टर मैनेजमेंट, परेल – 116.80 मि.मी. जिलाधिकारी आवास नगर पालिका शाला, चेंबूर – 116.80 मि.मी. एफ दक्षिण विभाग कार्यालय, परेल – 113.53 मि.मी. #WATCH | Maharashtra: Severe waterlogging witnessed in Mumbai as the region receives heavy rainfall; visuals from Veera Desai Road, Andheri West pic.twitter.com/IMWfQsNLBo — ANI (@ANI) August 18, 2025 पहले जारी हुआ था ऑरेंज अलर्ट फिर क्या हुआ? हां, आईएमडी ने ऑरेंज अलर्ट जारी किया था. इसके बाद मुंबई में तेज हवाओं के साथ भारी बारिश शुरू हो गई, जो लगातार हो रही है. ऐसे में मौसम विभाग ने अगले 24 घंटों में पुणे में अत्यधिक भारी बारिश को लेकर रेड अलर्ट जारी किया है. इतना ही नहीं. पालघर, ठाणे, मुंबई शहर और उपनगरों, रायगढ़, रत्नागिरी, सिंधुदुर्ग, यवतमाल, चंद्रपुर, गढ़चिरौली, सतारा घाट और कोल्हापुर घाट क्षेत्रों में भी भारी बारिश की संभावना है. प्रशासन ने मछुआरों को समुद्र में न जाने की सलाह दी है. आज सुबह 8 बजे से दोपहर 12 बजे तक (केवल 4 घंटे में) मुंबई के कई हिस्सों में भारी बारिश दर्ज की गई. बीएमसी ने सबसे अधिक वर्षा दर्ज करने वाले 10 प्रमुख स्थानों की सूची जारी की है. (वर्षा माप मिलीमीटर में) चेंबूर अग्निशमन केंद्र – 140.80 मि.मी. वर्षा जलवाहिनी कार्यशाला, दादर – 139.60 मि.मी. बी. नाडकर्णी पार्क नगर पालिका शाला, वडाला – 133.20 मि.मी. वरली सी फेस नगर पालिका शाला, वरली – 133.20 मि.मी. सावित्रीबाई फुले नगर पालिका शाला, वरली नाका – 130.40 मि.मी. आदर्श नगर शाला, वरली – 128.80 मि.मी. फ्रॉजबेरी जलाशय, एफ दक्षिण कार्यालय – 118.80 मि.मी. सिटी इंस्टीट्यूट ऑफ डिजास्टर मैनेजमेंट, परेल – 116.80 मि.मी. जिलाधिकारी आवास नगर पालिका शाला, चेंबूर – 116.80 मि.मी. एफ दक्षिण विभाग कार्यालय, परेल – 113.53 मि.मी. #WATCH | Maharashtra: Severe waterlogging witnessed in Mumbai as the region receives heavy rainfall; visuals from Veera Desai Road, Andheri West pic.twitter.com/IMWfQsNLBo — ANI (@ANI) August 18, 2025 पहले जारी हुआ था ऑरेंज अलर्ट फिर क्या हुआ? हां, आईएमडी ने ऑरेंज अलर्ट जारी किया था. इसके बाद मुंबई में तेज हवाओं के साथ भारी बारिश शुरू हो गई, जो लगातार हो रही है. ऐसे में मौसम विभाग ने अगले 24 घंटों में पुणे में अत्यधिक भारी बारिश को लेकर रेड अलर्ट जारी किया है. इतना ही नहीं. पालघर, ठाणे, मुंबई शहर और उपनगरों, रायगढ़, रत्नागिरी, सिंधुदुर्ग, यवतमाल, चंद्रपुर, गढ़चिरौली, सतारा घाट और कोल्हापुर घाट क्षेत्रों में भी भारी बारिश की संभावना है. प्रशासन ने मछुआरों को समुद्र में न जाने की सलाह दी है. चेंबूर अग्निशमन केंद्र – 140.80 मि.मी. वर्षा जलवाहिनी कार्यशाला, दादर – 139.60 मि.मी. बी. नाडकर्णी पार्क नगर पालिका शाला, वडाला – 133.20 मि.मी. वरली सी फेस नगर पालिका शाला, वरली – 133.20 मि.मी. सावित्रीबाई फुले नगर पालिका शाला, वरली नाका – 130.40 मि.मी. आदर्श नगर शाला, वरली – 128.80 मि.मी. फ्रॉजबेरी जलाशय, एफ दक्षिण कार्यालय – 118.80 मि.मी. सिटी इंस्टीट्यूट ऑफ डिजास्टर मैनेजमेंट, परेल – 116.80 मि.मी. जिलाधिकारी आवास नगर पालिका शाला, चेंबूर – 116.80 मि.मी. एफ दक्षिण विभाग कार्यालय, परेल – 113.53 मि.मी. #WATCH | Maharashtra: Severe waterlogging witnessed in Mumbai as the region receives heavy rainfall; visuals from Veera Desai Road, Andheri West pic.twitter.com/IMWfQsNLBo — ANI (@ANI) August 18, 2025 पहले जारी हुआ था ऑरेंज अलर्ट फिर क्या हुआ? हां, आईएमडी ने ऑरेंज अलर्ट जारी किया था. इसके बाद मुंबई में तेज हवाओं के साथ भारी बारिश शुरू हो गई, जो लगातार हो रही है. ऐसे में मौसम विभाग ने अगले 24 घंटों में पुणे में अत्यधिक भारी बारिश को लेकर रेड अलर्ट जारी किया है. इतना ही नहीं. पालघर, ठाणे, मुंबई शहर और उपनगरों, रायगढ़, रत्नागिरी, सिंधुदुर्ग, यवतमाल, चंद्रपुर, गढ़चिरौली, सतारा घाट और कोल्हापुर घाट क्षेत्रों में भी भारी बारिश की संभावना है. प्रशासन ने मछुआरों को समुद्र में न जाने की सलाह दी है. वर्षा जलवाहिनी कार्यशाला, दादर – 139.60 मि.मी. बी. नाडकर्णी पार्क नगर पालिका शाला, वडाला – 133.20 मि.मी. वरली सी फेस नगर पालिका शाला, वरली – 133.20 मि.मी. सावित्रीबाई फुले नगर पालिका शाला, वरली नाका – 130.40 मि.मी. आदर्श नगर शाला, वरली – 128.80 मि.मी. फ्रॉजबेरी जलाशय, एफ दक्षिण कार्यालय – 118.80 मि.मी. सिटी इंस्टीट्यूट ऑफ डिजास्टर मैनेजमेंट, परेल – 116.80 मि.मी. जिलाधिकारी आवास नगर पालिका शाला, चेंबूर – 116.80 मि.मी. एफ दक्षिण विभाग कार्यालय, परेल – 113.53 मि.मी. #WATCH | Maharashtra: Severe waterlogging witnessed in Mumbai as the region receives heavy rainfall; visuals from Veera Desai Road, Andheri West pic.twitter.com/IMWfQsNLBo — ANI (@ANI) August 18, 2025 पहले जारी हुआ था ऑरेंज अलर्ट फिर क्या हुआ? हां, आईएमडी ने ऑरेंज अलर्ट जारी किया था. इसके बाद मुंबई में तेज हवाओं के साथ भारी बारिश शुरू हो गई, जो लगातार हो रही है. ऐसे में मौसम विभाग ने अगले 24 घंटों में पुणे में अत्यधिक भारी बारिश को लेकर रेड अलर्ट जारी किया है. इतना ही नहीं. पालघर, ठाणे, मुंबई शहर और उपनगरों, रायगढ़, रत्नागिरी, सिंधुदुर्ग, यवतमाल, चंद्रपुर, गढ़चिरौली, सतारा घाट और कोल्हापुर घाट क्षेत्रों में भी भारी बारिश की संभावना है. प्रशासन ने मछुआरों को समुद्र में न जाने की सलाह दी है. बी. नाडकर्णी पार्क नगर पालिका शाला, वडाला – 133.20 मि.मी. वरली सी फेस नगर पालिका शाला, वरली – 133.20 मि.मी. सावित्रीबाई फुले नगर पालिका शाला, वरली नाका – 130.40 मि.मी. आदर्श नगर शाला, वरली – 128.80 मि.मी. फ्रॉजबेरी जलाशय, एफ दक्षिण कार्यालय – 118.80 मि.मी. सिटी इंस्टीट्यूट ऑफ डिजास्टर मैनेजमेंट, परेल – 116.80 मि.मी. जिलाधिकारी आवास नगर पालिका शाला, चेंबूर – 116.80 मि.मी. एफ दक्षिण विभाग कार्यालय, परेल – 113.53 मि.मी. #WATCH | Maharashtra: Severe waterlogging witnessed in Mumbai as the region receives heavy rainfall; visuals from Veera Desai Road, Andheri West pic.twitter.com/IMWfQsNLBo — ANI (@ANI) August 18, 2025 पहले जारी हुआ था ऑरेंज अलर्ट फिर क्या हुआ? हां, आईएमडी ने ऑरेंज अलर्ट जारी किया था. इसके बाद मुंबई में तेज हवाओं के साथ भारी बारिश शुरू हो गई, जो लगातार हो रही है. ऐसे में मौसम विभाग ने अगले 24 घंटों में पुणे में अत्यधिक भारी बारिश को लेकर रेड अलर्ट जारी किया है. इतना ही नहीं. पालघर, ठाणे, मुंबई शहर और उपनगरों, रायगढ़, रत्नागिरी, सिंधुदुर्ग, यवतमाल, चंद्रपुर, गढ़चिरौली, सतारा घाट और कोल्हापुर घाट क्षेत्रों में भी भारी बारिश की संभावना है. प्रशासन ने मछुआरों को समुद्र में न जाने की सलाह दी है. वरली सी फेस नगर पालिका शाला, वरली – 133.20 मि.मी. सावित्रीबाई फुले नगर पालिका शाला, वरली नाका – 130.40 मि.मी. आदर्श नगर शाला, वरली – 128.80 मि.मी. फ्रॉजबेरी जलाशय, एफ दक्षिण कार्यालय – 118.80 मि.मी. सिटी इंस्टीट्यूट ऑफ डिजास्टर मैनेजमेंट, परेल – 116.80 मि.मी. जिलाधिकारी आवास नगर पालिका शाला, चेंबूर – 116.80 मि.मी. एफ दक्षिण विभाग कार्यालय, परेल – 113.53 मि.मी. #WATCH | Maharashtra: Severe waterlogging witnessed in Mumbai as the region receives heavy rainfall; visuals from Veera Desai Road, Andheri West pic.twitter.com/IMWfQsNLBo — ANI (@ANI) August 18, 2025 पहले जारी हुआ था ऑरेंज अलर्ट फिर क्या हुआ? हां, आईएमडी ने ऑरेंज अलर्ट जारी किया था. इसके बाद मुंबई में तेज हवाओं के साथ भारी बारिश शुरू हो गई, जो लगातार हो रही है. ऐसे में मौसम विभाग ने अगले 24 घंटों में पुणे में अत्यधिक भारी बारिश को लेकर रेड अलर्ट जारी किया है. इतना ही नहीं. पालघर, ठाणे, मुंबई शहर और उपनगरों, रायगढ़, रत्नागिरी, सिंधुदुर्ग, यवतमाल, चंद्रपुर, गढ़चिरौली, सतारा घाट और कोल्हापुर घाट क्षेत्रों में भी भारी बारिश की संभावना है. प्रशासन ने मछुआरों को समुद्र में न जाने की सलाह दी है. सावित्रीबाई फुले नगर पालिका शाला, वरली नाका – 130.40 मि.मी. आदर्श नगर शाला, वरली – 128.80 मि.मी. फ्रॉजबेरी जलाशय, एफ दक्षिण कार्यालय – 118.80 मि.मी. सिटी इंस्टीट्यूट ऑफ डिजास्टर मैनेजमेंट, परेल – 116.80 मि.मी. जिलाधिकारी आवास नगर पालिका शाला, चेंबूर – 116.80 मि.मी. एफ दक्षिण विभाग कार्यालय, परेल – 113.53 मि.मी. #WATCH | Maharashtra: Severe waterlogging witnessed in Mumbai as the region receives heavy rainfall; visuals from Veera Desai Road, Andheri West pic.twitter.com/IMWfQsNLBo — ANI (@ANI) August 18, 2025 पहले जारी हुआ था ऑरेंज अलर्ट फिर क्या हुआ? हां, आईएमडी ने ऑरेंज अलर्ट जारी किया था. इसके बाद मुंबई में तेज हवाओं के साथ भारी बारिश शुरू हो गई, जो लगातार हो रही है. ऐसे में मौसम विभाग ने अगले 24 घंटों में पुणे में अत्यधिक भारी बारिश को लेकर रेड अलर्ट जारी किया है. इतना ही नहीं. पालघर, ठाणे, मुंबई शहर और उपनगरों, रायगढ़, रत्नागिरी, सिंधुदुर्ग, यवतमाल, चंद्रपुर, गढ़चिरौली, सतारा घाट और कोल्हापुर घाट क्षेत्रों में भी भारी बारिश की संभावना है. प्रशासन ने मछुआरों को समुद्र में न जाने की सलाह दी है. आदर्श नगर शाला, वरली – 128.80 मि.मी. फ्रॉजबेरी जलाशय, एफ दक्षिण कार्यालय – 118.80 मि.मी. सिटी इंस्टीट्यूट ऑफ डिजास्टर मैनेजमेंट, परेल – 116.80 मि.मी. जिलाधिकारी आवास नगर पालिका शाला, चेंबूर – 116.80 मि.मी. एफ दक्षिण विभाग कार्यालय, परेल – 113.53 मि.मी. #WATCH | Maharashtra: Severe waterlogging witnessed in Mumbai as the region receives heavy rainfall; visuals from Veera Desai Road, Andheri West pic.twitter.com/IMWfQsNLBo — ANI (@ANI) August 18, 2025 पहले जारी हुआ था ऑरेंज अलर्ट फिर क्या हुआ? हां, आईएमडी ने ऑरेंज अलर्ट जारी किया था. इसके बाद मुंबई में तेज हवाओं के साथ भारी बारिश शुरू हो गई, जो लगातार हो रही है. ऐसे में मौसम विभाग ने अगले 24 घंटों में पुणे में अत्यधिक भारी बारिश को लेकर रेड अलर्ट जारी किया है. इतना ही नहीं. पालघर, ठाणे, मुंबई शहर और उपनगरों, रायगढ़, रत्नागिरी, सिंधुदुर्ग, यवतमाल, चंद्रपुर, गढ़चिरौली, सतारा घाट और कोल्हापुर घाट क्षेत्रों में भी भारी बारिश की संभावना है. प्रशासन ने मछुआरों को समुद्र में न जाने की सलाह दी है. फ्रॉजबेरी जलाशय, एफ दक्षिण कार्यालय – 118.80 मि.मी. सिटी इंस्टीट्यूट ऑफ डिजास्टर मैनेजमेंट, परेल – 116.80 मि.मी. जिलाधिकारी आवास नगर पालिका शाला, चेंबूर – 116.80 मि.मी. एफ दक्षिण विभाग कार्यालय, परेल – 113.53 मि.मी. #WATCH | Maharashtra: Severe waterlogging witnessed in Mumbai as the region receives heavy rainfall; visuals from Veera Desai Road, Andheri West pic.twitter.com/IMWfQsNLBo — ANI (@ANI) August 18, 2025 पहले जारी हुआ था ऑरेंज अलर्ट फिर क्या हुआ? हां, आईएमडी ने ऑरेंज अलर्ट जारी किया था. इसके बाद मुंबई में तेज हवाओं के साथ भारी बारिश शुरू हो गई, जो लगातार हो रही है. ऐसे में मौसम विभाग ने अगले 24 घंटों में पुणे में अत्यधिक भारी बारिश को लेकर रेड अलर्ट जारी किया है. इतना ही नहीं. पालघर, ठाणे, मुंबई शहर और उपनगरों, रायगढ़, रत्नागिरी, सिंधुदुर्ग, यवतमाल, चंद्रपुर, गढ़चिरौली, सतारा घाट और कोल्हापुर घाट क्षेत्रों में भी भारी बारिश की संभावना है. प्रशासन ने मछुआरों को समुद्र में न जाने की सलाह दी है. सिटी इंस्टीट्यूट ऑफ डिजास्टर मैनेजमेंट, परेल – 116.80 मि.मी. जिलाधिकारी आवास नगर पालिका शाला, चेंबूर – 116.80 मि.मी. एफ दक्षिण विभाग कार्यालय, परेल – 113.53 मि.मी. #WATCH | Maharashtra: Severe waterlogging witnessed in Mumbai as the region receives heavy rainfall; visuals from Veera Desai Road, Andheri West pic.twitter.com/IMWfQsNLBo — ANI (@ANI) August 18, 2025 पहले जारी हुआ था ऑरेंज अलर्ट फिर क्या हुआ? हां, आईएमडी ने ऑरेंज अलर्ट जारी किया था. इसके बाद मुंबई में तेज हवाओं के साथ भारी बारिश शुरू हो गई, जो लगातार हो रही है. ऐसे में मौसम विभाग ने अगले 24 घंटों में पुणे में अत्यधिक भारी बारिश को लेकर रेड अलर्ट जारी किया है. इतना ही नहीं. पालघर, ठाणे, मुंबई शहर और उपनगरों, रायगढ़, रत्नागिरी, सिंधुदुर्ग, यवतमाल, चंद्रपुर, गढ़चिरौली, सतारा घाट और कोल्हापुर घाट क्षेत्रों में भी भारी बारिश की संभावना है. प्रशासन ने मछुआरों को समुद्र में न जाने की सलाह दी है. जिलाधिकारी आवास नगर पालिका शाला, चेंबूर – 116.80 मि.मी. एफ दक्षिण विभाग कार्यालय, परेल – 113.53 मि.मी. #WATCH | Maharashtra: Severe waterlogging witnessed in Mumbai as the region receives heavy rainfall; visuals from Veera Desai Road, Andheri West pic.twitter.com/IMWfQsNLBo — ANI (@ANI) August 18, 2025 पहले जारी हुआ था ऑरेंज अलर्ट फिर क्या हुआ? हां, आईएमडी ने ऑरेंज अलर्ट जारी किया था. इसके बाद मुंबई में तेज हवाओं के साथ भारी बारिश शुरू हो गई, जो लगातार हो रही है. ऐसे में मौसम विभाग ने अगले 24 घंटों में पुणे में अत्यधिक भारी बारिश को लेकर रेड अलर्ट जारी किया है. इतना ही नहीं. पालघर, ठाणे, मुंबई शहर और उपनगरों, रायगढ़, रत्नागिरी, सिंधुदुर्ग, यवतमाल, चंद्रपुर, गढ़चिरौली, सतारा घाट और कोल्हापुर घाट क्षेत्रों में भी भारी बारिश की संभावना है. प्रशासन ने मछुआरों को समुद्र में न जाने की सलाह दी है. एफ दक्षिण विभाग कार्यालय, परेल – 113.53 मि.मी. #WATCH | Maharashtra: Severe waterlogging witnessed in Mumbai as the region receives heavy rainfall; visuals from Veera Desai Road, Andheri West pic.twitter.com/IMWfQsNLBo — ANI (@ANI) August 18, 2025 पहले जारी हुआ था ऑरेंज अलर्ट फिर क्या हुआ? हां, आईएमडी ने ऑरेंज अलर्ट जारी किया था. इसके बाद मुंबई में तेज हवाओं के साथ भारी बारिश शुरू हो गई, जो लगातार हो रही है. ऐसे में मौसम विभाग ने अगले 24 घंटों में पुणे में अत्यधिक भारी बारिश को लेकर रेड अलर्ट जारी किया है. इतना ही नहीं. पालघर, ठाणे, मुंबई शहर और उपनगरों, रायगढ़, रत्नागिरी, सिंधुदुर्ग, यवतमाल, चंद्रपुर, गढ़चिरौली, सतारा घाट और कोल्हापुर घाट क्षेत्रों में भी भारी बारिश की संभावना है. प्रशासन ने मछुआरों को समुद्र में न जाने की सलाह दी है. #WATCH | Maharashtra: Severe waterlogging witnessed in Mumbai as the region receives heavy rainfall; visuals from Veera Desai Road, Andheri West pic.twitter.com/IMWfQsNLBo — ANI (@ANI) August 18, 2025 — ANI (@ANI) August 18, 2025 पहले जारी हुआ था ऑरेंज अलर्ट फिर क्या हुआ? हां, आईएमडी ने ऑरेंज अलर्ट जारी किया था. इसके बाद मुंबई में तेज हवाओं के साथ भारी बारिश शुरू हो गई, जो लगातार हो रही है. ऐसे में मौसम विभाग ने अगले 24 घंटों में पुणे में अत्यधिक भारी बारिश को लेकर रेड अलर्ट जारी किया है. इतना ही नहीं. पालघर, ठाणे, मुंबई शहर और उपनगरों, रायगढ़, रत्नागिरी, सिंधुदुर्ग, यवतमाल, चंद्रपुर, गढ़चिरौली, सतारा घाट और कोल्हापुर घाट क्षेत्रों में भी भारी बारिश की संभावना है. प्रशासन ने मछुआरों को समुद्र में न जाने की सलाह दी है. हां, आईएमडी ने ऑरेंज अलर्ट जारी किया था. इसके बाद मुंबई में तेज हवाओं के साथ भारी बारिश शुरू हो गई, जो लगातार हो रही है. ऐसे में मौसम विभाग ने अगले 24 घंटों में पुणे में अत्यधिक भारी बारिश को लेकर रेड अलर्ट जारी किया है. इतना ही नहीं. पालघर, ठाणे, मुंबई शहर और उपनगरों, रायगढ़, रत्नागिरी, सिंधुदुर्ग, यवतमाल, चंद्रपुर, गढ़चिरौली, सतारा घाट और कोल्हापुर घाट क्षेत्रों में भी भारी बारिश की संभावना है. प्रशासन ने मछुआरों को समुद्र में न जाने की सलाह दी है. Breaking News in Hindi और Latest News in Hindi सबसे पहले मिलेगी आपको सिर्फ Zee News Hindi पर. Hindi News और India News in Hindi के लिए जुड़े रहें हमारे साथ. अनुराग मिश्र ज़ी न्यूज डिजिटल में एसोसिएट न्यूज एडिटर हैं. वह दिसंबर 2023 में ज़ी न्यूज से जुड़े. देश और दुनिया की राजनीतिक खबरों पर अच्छी पकड़ रखते हैं. 18 साल से पत्रकारिता के क्षेत्र में काम कर ...और पढ़ें Thank you By clicking “Accept All Cookies”, you agree to the storing of cookies on your device to enhance site navigation, analyze site usage, and assist in our marketing efforts.</w:t>
+      </w:r>
+    </w:p>
+    <w:p>
+      <w:pPr>
+        <w:pStyle w:val="Heading3"/>
+      </w:pPr>
+      <w:r>
+        <w:rPr/>
+        <w:t>Article 42</w:t>
+      </w:r>
+    </w:p>
+    <w:p>
+      <w:pPr>
+        <w:pStyle w:val="Normal"/>
+      </w:pPr>
+      <w:r>
+        <w:rPr/>
+        <w:t>Title: महाराष्ट्र में भारी बारिश का कहर, 16 जिलों में रेड अलर्ट, बचाव दल तैनात</w:t>
+      </w:r>
+    </w:p>
+    <w:p>
+      <w:pPr>
+        <w:pStyle w:val="Normal"/>
+      </w:pPr>
+      <w:r>
+        <w:rPr/>
+        <w:t xml:space="preserve">URL: </w:t>
+      </w:r>
+      <w:r>
+        <w:t xml:space="preserve"> https://www.abplive.com/states/maharashtra/maharashtra-heavy-rainfall-flood-alert-red-and-orange-alerts-issued-relief-operations-mumbai-rain-ann-2997660</w:t>
+      </w:r>
+    </w:p>
+    <w:p>
+      <w:pPr>
+        <w:pStyle w:val="Normal"/>
+      </w:pPr>
+      <w:r>
+        <w:rPr/>
+        <w:t>Content: महाराष्ट्र में सर्वत्र मूसलाधार बारिश हो रही है. इसके चलते जनजीवन अस्त-व्यस्त हो गया है. राज्य के मुख्यमंत्री देवेंद्र फडणवीस ने इस बारिश को लेकर जानकारी दी है. राज्य में जगह-जगह बाढ़ की स्थिति बनी हुई है. खेती और पशुधन को भी भारी नुकसान हुआ है. आने वाले कुछ दिनों तक बारिश का जोर बना रहेगा. मुख्यमंत्री फडणवीस ने बताया कि सरकार की ओर से कौन-कौन से उपाय किए जा रहे हैं. अधिकारियों से बातचीत की गई है. 21 तारीख तक मूसलाधार बारिश की संभावना है. 15-16 जिलों में रेड और ऑरेंज अलर्ट जारी किया गया है. इन जिलों में आवश्यक कदम उठाए जा रहे हैं. कोकण क्षेत्र में रेड अलर्ट है. अंबा, कुंडलिका और जगबुडी नदियों का पानी चेतावनी स्तर पार कर गया है, इसलिए इन इलाकों पर विशेष नजर रखी जा रही है. नाशिक विभाग में तापी और हतनूर नदियों का जलस्तर बढ़ गया है. रावेर के कुछ हिस्सों में पानी घुस गया है. जलगांव जिले में स्थिति गंभीर है. पिछले 2-3 दिनों की मूसलाधार बारिश से भारी नुकसान हुआ है. घरों और पशुओं का नुकसान हुआ है. पुणे में बारिश हो रही है लेकिन वहां किसी भी नदी का जलस्तर खतरे के स्तर से ऊपर नहीं गया है. नांदेड जिले के मुखेड तहसील में भारी बारिश के कारण लेंडी बांध का जलस्तर काफी बढ़ गया है. इसके अलावा लातूर, उदगीर और कर्नाटक से भी बड़े पैमाने पर पानी आ रहा है. कल यहां करीब 206 मिमी बारिश हुई. इसके कारण रावनगांव, भासवाड़ी, भिंगेली और हसनाळ गांवों का जनजीवन प्रभावित हुआ है. मुख्यमंत्री ने बताया कि वे स्वयं नांदेड के जिलाधिकारी से लगातार संपर्क में हैं. नांदेड, लातूर और बीदर—इन तीनों जिलों के जिलाधिकारी आपस में समन्वय करके बचाव कार्य कर रहे हैं. एनडीआरएफ की 1 टीम, सेना का एक दल और पुलिस की टीम मिलकर राहत कार्य कर रही है. छत्रपति संभाजीनगर से भी सेना की एक टुकड़ी रवाना हो चुकी है. स्थानीय प्रशासन को लगातार प्रभावित क्षेत्रों में मौजूद रहकर समन्वय साधने के निर्देश दिए गए हैं. Source: IOCL We use cookies to improve your experience, analyze traffic, and personalize content. By clicking "Allow All Cookies", you agree to our use of cookies.</w:t>
+      </w:r>
+    </w:p>
+    <w:p>
+      <w:pPr>
+        <w:pStyle w:val="Heading3"/>
+      </w:pPr>
+      <w:r>
+        <w:rPr/>
+        <w:t>Article 43</w:t>
+      </w:r>
+    </w:p>
+    <w:p>
+      <w:pPr>
+        <w:pStyle w:val="Normal"/>
+      </w:pPr>
+      <w:r>
+        <w:rPr/>
+        <w:t>Title: महाराष्ट्र में बन रही है तीसरी मुंबई, इस जिले का होगा आर्थिक विकास, जानें पूरी जानकारी</w:t>
+      </w:r>
+    </w:p>
+    <w:p>
+      <w:pPr>
+        <w:pStyle w:val="Normal"/>
+      </w:pPr>
+      <w:r>
+        <w:rPr/>
+        <w:t xml:space="preserve">URL: </w:t>
+      </w:r>
+      <w:r>
+        <w:t xml:space="preserve"> https://newstrack.com/india/third-mumbai-being-built-maharashtra-district-have-economic-development-know-full-details-534715</w:t>
+      </w:r>
+    </w:p>
+    <w:p>
+      <w:pPr>
+        <w:pStyle w:val="Normal"/>
+      </w:pPr>
+      <w:r>
+        <w:rPr/>
+        <w:t>Content: महाराष्ट्र के मुख्यमंत्री देवेंद्र फडणवीस ने सोमवार को बताया कि उनकी सरकार मुंबई महानगर क्षेत्र (MMR) में विकास बढ़ाने के लिए रायगढ़ जिले में 'तीसरी मुंबई' बना रही है, जो राज्य के आर्थिक विकास में नया मोड़ लाएगा। मुख्यमंत्री ने वर्ली में गोल्डमैन सैक्स के नए ऑफिस का उद्घाटन किया, और इसके बाद निवेशकों के साथ चर्चा करते हुए तीसरी मुंबई के बारे में बात की। राज्य सरकार प्राइवेट सेक्टर के साथ करेगी विकास मुख्यमंत्री देवेंद्र फडणवीस ने कहा, "राज्य सरकार विकास के लिए प्रतिबद्ध है और 'तीसरी मुंबई' के निर्माण के लिए प्राइवेट सेक्टर के साथ मिलकर काम कर रही है। यह नया शहर अंतरराष्ट्रीय विश्वविद्यालयों, मेडिकल कॉलेज, इनोवेशन सेंटर और रिसर्च फैसिलिटी का केंद्र बनेगा, जो मुंबई और महाराष्ट्र के आर्थिक विकास में अहम भूमिका निभाएगा।" उन्होंने यह भी कहा, "गोल्डमैन सैक्स के नए ऑफिस का उद्घाटन महाराष्ट्र के लिए गर्व की बात है। यह राज्य के कुशल कार्यबल, मजबूत बाजार और निवेशक-अनुकूल वातावरण को दर्शाता है, साथ ही वित्तीय क्षेत्र में महाराष्ट्र की नेतृत्व क्षमता को भी सामने लाता है। सरी मुंबई में रिसर्च और इंफ्रास्ट्रक्चर का होगा जोर मुख्यमंत्री देवेंद्र फडणवीस ने कहा कि 'तीसरी मुंबई' में क्वांटम कंप्यूटिंग और एआई-बेस्ड सिस्टम जैसे सेक्टर में रिसर्च एक महत्वपूर्ण हिस्सा होगा। उन्होंने यह भी बताया कि मुंबई और 'तीसरी मुंबई' के बीच सीधी कनेक्टिविटी होगी, जिसे कोस्टल रोड, अटल सेतु और वर्ली-सिवरी लिंक रोड जैसे इंफ्रास्ट्रक्चर प्रोजेक्ट्स से मदद मिलेगी। नई शहर की विकास प्रक्रिया में प्राइवेट इंवेस्टर्स को आगे आने का आग्रह करते हुए मुख्यमंत्री ने कहा, "सार्वजनिक-निजी भागीदारी से बेहतर विकास संभव है। सभी जरूरी मंजूरी सरकारी स्तर पर तेजी से पूरी की जाएंगी। महाराष्ट्र एक निवेशक-अनुकूल राज्य है और हम अपनी व्यापार सुगमता रैंकिंग में लगातार सुधार कर रहे हैं। समस्याओं का त्वरित समाधान उन्होंने यह भी कहा कि राज्य यह सुनिश्चित कर रहा है कि निवेशकों के रास्ते में कोई रुकावट न हो और अगर कोई समस्या आती है तो उसका तुरंत समाधान किया जाएगा। गोल्डमैन सैक्स के अध्यक्ष केविन स्नीडर ने कहा कि भारतीय बाजार में अवसर कंपनी के लिए बहुत महत्वपूर्ण हैं। वहीं, गोल्डमैन सैक्स इंडिया के सीईओ संजय चटर्जी ने कहा कि नया ऑफिस कंपनी के भारत में सफर का एक अहम हिस्सा है। गोल्डमैन सैक्स ने 1980 के दशक में भारत में अपनी सेवाएं शुरू कीं और 2006 में मुंबई में पूर्ण स्वामित्व स्थापित किया। This Quiz helps us to increase our knowledge Content Writer I'm your AI assistant. Feel free to ask me anything!</w:t>
+      </w:r>
+    </w:p>
+    <w:p>
+      <w:pPr>
+        <w:pStyle w:val="Heading3"/>
+      </w:pPr>
+      <w:r>
+        <w:rPr/>
+        <w:t>Article 44</w:t>
+      </w:r>
+    </w:p>
+    <w:p>
+      <w:pPr>
+        <w:pStyle w:val="Normal"/>
+      </w:pPr>
+      <w:r>
+        <w:rPr/>
+        <w:t>Title: CM फडणवीस ने खेला ‘मराठी अस्मिता’ का दांव, उपराष्ट्रपति चुनाव में उद्धव-पवार पर बना दबाव</w:t>
+      </w:r>
+    </w:p>
+    <w:p>
+      <w:pPr>
+        <w:pStyle w:val="Normal"/>
+      </w:pPr>
+      <w:r>
+        <w:rPr/>
+        <w:t xml:space="preserve">URL: </w:t>
+      </w:r>
+      <w:r>
+        <w:t xml:space="preserve"> https://navbharatlive.com/maharashtra/political-battle-over-nda-candidate-radhakrishnan-cm-fadnavis-seeks-support-from-uddhav-thackeray-and-sharad-pawar-1321873.html</w:t>
+      </w:r>
+    </w:p>
+    <w:p>
+      <w:pPr>
+        <w:pStyle w:val="Normal"/>
+      </w:pPr>
+      <w:r>
+        <w:rPr/>
+        <w:t>Content: सीएम फडणवीस, उद्धव ठाकरे, शरद पवार (pic credit; social media) Maharashtra Politics: उपराष्ट्रपति चुनाव को लेकर महाराष्ट्र में सियासत गरमा गई है। भारतीय जनता पार्टी (भाजपा) ने राष्ट्रीय जनतांत्रिक गठबंधन (एनडीए) की ओर से महाराष्ट्र के राज्यपाल सी.पी. राधाकृष्णन को उम्मीदवार घोषित किया है। तमिलनाडु से ताल्लुक रखने वाले राधाकृष्णन सोमवार (18 अगस्त) को दिल्ली पहुंचे और प्रधानमंत्री नरेंद्र मोदी से मुलाकात की। इस बीच महाराष्ट्र के मुख्यमंत्री देवेंद्र फडणवीस ने चुनावी जंग में ‘मराठी अस्मिता’ का दांव चल दिया है। उन्होंने राज्य के सभी सांसदों से अपील की कि वे राधाकृष्णन की उम्मीदवारी का समर्थन करें। फडणवीस ने कहा कि शिवसेना (यूबीटी) और एनसीपी (एसपी) जैसी पार्टियां जब-तब महाराष्ट्र की अस्मिता की बात करती हैं, तो अब उन्हें भी इस उम्मीदवार के समर्थन में आगे आना चाहिए। सीएम फडणवीस ने दावा किया कि राधाकृष्णन केवल महाराष्ट्र के राज्यपाल ही नहीं बल्कि मुंबई में पंजीकृत मतदाता भी हैं। उन्होंने कहा, “भले ही राधाकृष्णन का मूल निवास तमिलनाडु में है, लेकिन वे मुंबई में वोट डालते हैं। पिछले विधानसभा चुनाव में उन्होंने मुंबई से ही मतदान किया था। यह महाराष्ट्र के लिए गर्व की बात है कि देश के सर्वोच्च संवैधानिक पदों में से एक पर यहां के मतदाता को उम्मीदवार बनाया गया है।” यह भी पढ़ें- दिल्ली की राजनीति में महाराष्ट्र की गूंज, CP राधाकृष्णन होंगे NDA के उपराष्ट्रपति दावेदार मुख्यमंत्री ने स्पष्ट किया कि नामांकन दाखिल करते समय राधाकृष्णन इस तथ्य का उल्लेख भी करेंगे। यही वजह है कि उन्होंने विपक्षी नेताओं उद्धव ठाकरे और शरद पवार से समर्थन की अपील की है। उपराष्ट्रपति चुनाव में निर्वाचन मंडल में लोकसभा और राज्यसभा के सभी सांसद शामिल होते हैं। वर्तमान में निर्वाचन मंडल की कुल संख्या 781 है, जिसमें बहुमत का आंकड़ा 391 है। एनडीए के पास पहले से ही लगभग 422 सांसदों का समर्थन मौजूद है। ऐसे में विपक्ष चाहे तो उम्मीदवार उतार सकता है, लेकिन राधाकृष्णन की जीत लगभग तय मानी जा रही है। शिवसेना (यूबीटी) के पास लोकसभा में नौ और राज्यसभा में दो सांसद हैं, जबकि एनसीपी (एसपी) के पास लोकसभा में 10 और राज्यसभा में दो सांसद हैं। इनकी संख्या नतीजे को प्रभावित करने में सक्षम नहीं है, लेकिन राजनीतिक संदेश और ‘मराठी अस्मिता’ का मुद्दा इसे खास बना देता है। जगदीप धनखड़ के अचानक इस्तीफे के बाद उपराष्ट्रपति का पद खाली हुआ है। निर्वाचन आयोग ने इस पद के लिए 9 सितंबर को मतदान की घोषणा की है। भाजपा और एनडीए पहले ही इसे औपचारिक मुकाबला मान रहे हैं। अब निगाहें इस बात पर टिकी हैं कि उद्धव ठाकरे और शरद पवार फडणवीस की अपील को किस तरह लेते हैं—क्या वे ‘मराठी अस्मिता’ के नाम पर समर्थन देंगे या फिर विपक्षी एकजुटता बनाए रखेंगे। Follow Us On © Copyright Navbharatlive 2025 All rights reserved.</w:t>
+      </w:r>
+    </w:p>
+    <w:p>
+      <w:pPr>
+        <w:pStyle w:val="Heading3"/>
+      </w:pPr>
+      <w:r>
+        <w:rPr/>
+        <w:t>Article 45</w:t>
+      </w:r>
+    </w:p>
+    <w:p>
+      <w:pPr>
+        <w:pStyle w:val="Normal"/>
+      </w:pPr>
+      <w:r>
+        <w:rPr/>
+        <w:t>Title: बाढ़ संकट पर अबू आजमी का CM फडणवीस को पत्र, प्रभावितों तक तुरंत राहत पहुंचाने की मांग</w:t>
+      </w:r>
+    </w:p>
+    <w:p>
+      <w:pPr>
+        <w:pStyle w:val="Normal"/>
+      </w:pPr>
+      <w:r>
+        <w:rPr/>
+        <w:t xml:space="preserve">URL: </w:t>
+      </w:r>
+      <w:r>
+        <w:t xml:space="preserve"> https://navbharatlive.com/latest-news/abu-azmi-wrote-a-letter-to-cm-devendra-fadnavis-asking-him-to-send-relief-supplies-to-flood-affected-region-1322005.html</w:t>
+      </w:r>
+    </w:p>
+    <w:p>
+      <w:pPr>
+        <w:pStyle w:val="Normal"/>
+      </w:pPr>
+      <w:r>
+        <w:rPr/>
+        <w:t>Content: सपा विधायक अबू आजमी (pic credit; social media) Abu Azmi letter to CM Fadnavis: महाराष्ट्र समाजवादी पार्टी (सपा) के अध्यक्ष और विधायक अबू आजमी ने राज्य में लगातार हो रही भारी बारिश और बाढ़ के हालात को लेकर चिंता जताई है। सोमवार को उन्होंने मुख्यमंत्री देवेंद्र फडणवीस को पत्र लिखकर प्रभावित इलाकों के लोगों तक तत्काल राहत सामग्री और जरूरी सुविधाएं पहुँचाने की मांग की। अबू आजमी ने अपने पत्र में कहा कि मुंबई समेत पूरे महाराष्ट्र में लगातार हो रही बारिश ने हालात को चिंताजनक बना दिया है। मौसम विभाग ने अगले 48 घंटों के लिए भारी बारिश का अलर्ट जारी किया है। ऐसी स्थिति में सरकार को तुरंत कदम उठाने चाहिए ताकि आम जनता को कठिनाई न झेलनी पड़े। सपा विधायक ने पत्र में सुझाव दिया कि संभावित बाढ़ प्रभावित इलाकों में नाइट शेल्टर की व्यवस्था की जाए। उन्होंने कहा कि कई परिवारों के पास बारिश और बाढ़ के कारण रहने के लिए सुरक्षित जगह नहीं है। ऐसे लोगों को बीएमसी के स्कूलों या सरकारी सुरक्षित इमारतों में तुरंत स्थानांतरित किया जाना चाहिए। यह भी पढ़ें- नांदेड़ में मूसलधार बारिश से हाहाकार, CM फडणवीस की निगरानी में राहत कार्य तेज उन्होंने यह भी कहा कि मुंबई की कई इमारतें और झोपड़पट्टियाँ जर्जर हालत में हैं, जिनके ढहने का खतरा है। इन इलाकों से लोगों को समय रहते सुरक्षित स्थानों पर शिफ्ट किया जाए। अबू आजमी ने गरीब और झुग्गी बस्तियों में रहने वाले परिवारों की हालत पर भी चिंता जताई। उनका कहना था कि भारी बारिश से इन परिवारों के घरों में पानी घुस गया है, जिससे उनका जरूरी सामान, कपड़े और अनाज खराब हो गया है। ऐसे में मुख्यमंत्री सहायता निधि से उन्हें तुरंत आर्थिक मदद और नकद सहायता दी जाए, ताकि वे अपनी मूलभूत जरूरतें पूरी कर सकें। आजमी ने सीएम से अपील की कि आपदा की इस घड़ी में प्रभावित परिवारों तक राहत सामग्री, दवाइयाँ और नकद मदद तत्काल पहुँचाई जाए। उन्होंने कहा कि बारिश और बाढ़ से जूझ रहे लोगों को इस समय सरकार की मदद की सबसे ज्यादा जरूरत है। सपा नेता ने उम्मीद जताई कि मुख्यमंत्री फडणवीस उनकी मांगों पर गंभीरता से विचार करेंगे और जल्द से जल्द राहत कार्य शुरू करवाएँगे। Follow Us On © Copyright Navbharatlive 2025 All rights reserved.</w:t>
+      </w:r>
+    </w:p>
+    <w:p>
+      <w:pPr>
+        <w:pStyle w:val="Heading3"/>
+      </w:pPr>
+      <w:r>
+        <w:rPr/>
+        <w:t>Article 46</w:t>
+      </w:r>
+    </w:p>
+    <w:p>
+      <w:pPr>
+        <w:pStyle w:val="Normal"/>
+      </w:pPr>
+      <w:r>
+        <w:rPr/>
+        <w:t>Title: महाराष्ट्र किसानों को मिलेगी बड़ी राहत, CM फडणवीस जल्द करेंगे कर्जमाफी की घोषणा</w:t>
+      </w:r>
+    </w:p>
+    <w:p>
+      <w:pPr>
+        <w:pStyle w:val="Normal"/>
+      </w:pPr>
+      <w:r>
+        <w:rPr/>
+        <w:t xml:space="preserve">URL: </w:t>
+      </w:r>
+      <w:r>
+        <w:t xml:space="preserve"> https://navbharatlive.com/maharashtra/guardian-minister-sanjay-rathore-claims-cm-fadnavis-may-announce-a-loan-waiver-for-farmers-1322081.html</w:t>
+      </w:r>
+    </w:p>
+    <w:p>
+      <w:pPr>
+        <w:pStyle w:val="Normal"/>
+      </w:pPr>
+      <w:r>
+        <w:rPr/>
+        <w:t>Content: सीएम फडणवीस (pic credit; social media) Farmers of Maharashtra: महाराष्ट्र के किसानों के लिए जल्द ही एक बड़ी राहत भरी घोषणा होने की संभावना है। लंबे समय से कर्जमाफी की मांग कर रहे राज्य के किसानों को आखिरकार खुशखबरी मिल सकती है। यवतमाल जिले के पालकमंत्री संजय राठौड़ ने संकेत दिए हैं कि मुख्यमंत्री देवेंद्र फडणवीस निकट भविष्य में किसानों के लिए ऋण माफी की घोषणा कर सकते हैं। रविवार को यवतमाल में आयोजित एक कार्यक्रम में राठौड़ ने कहा कि राज्य मंत्रिमंडल में इस विषय पर चर्चा जारी है और जल्द ही मुख्यमंत्री इस पर निर्णायक कदम उठाएंगे। दरअसल, वसंतराव नाईक कृषि प्रतिष्ठान द्वारा पूर्व मुख्यमंत्री वसंतराव नाईक की 46वीं पुण्यतिथि पर आयोजित कार्यक्रम में 13 प्रगतिशील किसानों को कृषि गौरव पुरस्कार से सम्मानित किया गया। इसी मंच पर राठौड़ ने किसानों को कर्जमाफी को लेकर यह भरोसा दिलाया। राज्य के किसानों पर प्राकृतिक आपदाओं और बेमौसम बारिश का लगातार प्रहार हुआ है। कभी सूखा, कभी ओलावृष्टि और अब लगातार बारिश ने किसानों की फसलों को बर्बाद कर दिया है। ऐसे में किसानों के ऊपर कर्ज का बोझ और भी बढ़ता जा रहा है। खाद-बीज की बढ़ती कीमतें और न्यूनतम समर्थन मूल्य (एमएसपी) को लेकर असंतोष ने किसानों को और परेशान किया है। यही वजह है कि किसान संगठन और विपक्ष लगातार कर्जमाफी की मांग करते आ रहे हैं। यह भी पढ़ें- किसानों के कर्ज माफी पर महायुति में रार, राज्य की खाली तिजोरी को देख अजित पवार ने किया इनकार यह पहली बार नहीं है जब सरकार की तरफ से कर्जमाफी को लेकर संकेत दिए गए हैं। कुछ दिन पहले ही राजस्व मंत्री चंद्रशेखर बावनकुले ने भी कहा था कि मुख्यमंत्री जल्द ही कर्जमाफी पर बड़ा निर्णय लेंगे। वहीं उपमुख्यमंत्री अजित पवार ने भी भरोसा दिलाया था कि सरकार अपने चुनावी घोषणापत्र के अनुसार किसानों को राहत देगी। अब जबकि मंत्रिमंडल स्तर पर इस मुद्दे पर चर्चा हो रही है, किसानों को जल्द ही सरकार की ओर से ठोस कदम की उम्मीद है। संजय राठौड़ के बयान के बाद किसानों में एक नई आशा जगी है कि उनका वर्षों पुराना बोझ उतर सकता है। यदि मुख्यमंत्री देवेंद्र फडणवीस कर्जमाफी की घोषणा करते हैं, तो यह राज्य के लाखों किसानों के लिए बड़ी राहत साबित होगी। कुल मिलाकर, महाराष्ट्र सरकार की इस संभावित घोषणा से किसानों की उम्मीदें और बढ़ गई हैं। अब सभी की निगाहें मुख्यमंत्री की ओर टिकी हैं कि वे कब और किस तरह से किसानों को यह बड़ी सौगात देते हैं। Follow Us On © Copyright Navbharatlive 2025 All rights reserved.</w:t>
+      </w:r>
+    </w:p>
+    <w:p>
+      <w:pPr>
+        <w:pStyle w:val="Heading3"/>
+      </w:pPr>
+      <w:r>
+        <w:rPr/>
+        <w:t>Article 47</w:t>
+      </w:r>
+    </w:p>
+    <w:p>
+      <w:pPr>
+        <w:pStyle w:val="Normal"/>
+      </w:pPr>
+      <w:r>
+        <w:rPr/>
+        <w:t>Title: नांदेड़ में मूसलधार बारिश से हाहाकार, CM फडणवीस की निगरानी में राहत कार्य तेज</w:t>
+      </w:r>
+    </w:p>
+    <w:p>
+      <w:pPr>
+        <w:pStyle w:val="Normal"/>
+      </w:pPr>
+      <w:r>
+        <w:rPr/>
+        <w:t xml:space="preserve">URL: </w:t>
+      </w:r>
+      <w:r>
+        <w:t xml:space="preserve"> https://navbharatlive.com/maharashtra/heavy-rains-cause-havoc-in-nanded-rescue-operation-intensified-under-the-supervision-of-cm-fadnavis-1321752.html</w:t>
+      </w:r>
+    </w:p>
+    <w:p>
+      <w:pPr>
+        <w:pStyle w:val="Normal"/>
+      </w:pPr>
+      <w:r>
+        <w:rPr/>
+        <w:t>Content: सीएम फडणवीस (pic credit; social media) Heavy Rains in Nanded: महाराष्ट्र के कई जिलों में लगातार हो रही भारी बारिश ने जनजीवन अस्त-व्यस्त कर दिया है। नांदेड़ जिले में स्थिति सबसे ज्यादा गंभीर बनी हुई है। रविवार को जिले में 206 मिमी बारिश दर्ज की गई, जिसके कारण निचले इलाकों में जलभराव हो गया और कई गांव बाढ़ की चपेट में आ गए। नांदेड़ के मुखेड़ तालुका में लेंडी बांध का जलस्तर काफी बढ़ गया है, साथ ही लातूर, उदगीर और कर्नाटक से भी बड़ी मात्रा में पानी आने से स्थिति और अधिक बिगड़ गई है। मुख्यमंत्री देवेंद्र फडणवीस ने सोशल मीडिया प्लेटफॉर्म ‘एक्स’ पर पोस्ट कर स्थिति की जानकारी साझा की और बताया कि प्रशासन पूरी मुस्तैदी से राहत और बचाव कार्य में जुटा हुआ है। सीएम फडणवीस ने कहा कि नांदेड़ जिले के रावणगाव में लगभग 225 नागरिक बाढ़ के पानी में फंस गए थे। इनमें से कई लोगों को निकाल लिया गया है जबकि शेष को सुरक्षित स्थानों पर पहुंचाने का प्रयास किया जा रहा है। इसके अलावा हसनाल में 8 नागरिकों को सुरक्षित बचा लिया गया है। भसवाड़ी गांव में 20 और भिंगेली गांव में 40 नागरिक पानी से घिरे हुए हैं, लेकिन वे सुरक्षित हैं। मुख्यमंत्री ने बताया कि पांच लोग अब भी लापता हैं और उनकी तलाश युद्धस्तर पर जारी है। नांदेड जिल्ह्यातील मुखेड तालुक्यात अतिवृष्टीने लेंडी धरणाच्या पाणी पातळीत मोठी वाढ झाली आहे. शिवाय लातूर, उदगीर आणि कर्नाटकातून मोठ्या प्रमाणात पाणी येत आहे. काल येथे झालेला पाऊस सुमारे 206 मि.मी. इतका होता. त्यामुळे रावनगाव, भासवाडी, भिंगेली, हासनाळ येथील जनजीवन प्रभावित झाले… — Devendra Fadnavis (@Dev_Fadnavis) August 18, 2025 सीएम फडणवीस ने स्पष्ट किया कि वे व्यक्तिगत रूप से नांदेड़ जिला कलेक्टर के लगातार संपर्क में हैं और राहत कार्यों की निगरानी कर रहे हैं। नांदेड़, लातूर और बीदर के जिला कलेक्टर आपसी समन्वय से बचाव अभियान चला रहे हैं। एनडीआरएफ की एक टीम, सेना की इकाई और पुलिस बल को भी राहत कार्यों में लगाया गया है। वहीं छत्रपति संभाजीनगर से भी सेना की एक टुकड़ी प्रभावित क्षेत्रों में भेजी गई है। यह भी पढ़ें- मुंबई में झमाझम बारिश का असर, BMC ने ऑरेंज अलर्ट के बीच स्कूल-कॉलेज किए बंद बारिश और बाढ़ से प्रभावित इलाकों में प्रशासन की टीम राहत और बचाव अभियान में जुटी हुई है। प्रभावित गांवों में फंसे लोगों को सुरक्षित निकालने के लिए नावों और मशीनरी की मदद ली जा रही है। मुख्यमंत्री ने प्रशासन को प्रभावित क्षेत्रों में लगातार मौजूद रहने और हर स्थिति पर निगरानी बनाए रखने के निर्देश दिए हैं। भारी बारिश और बाढ़ ने लोगों की रोजमर्रा की जिंदगी पर गहरा असर डाला है। कई गांवों का संपर्क टूट गया है, सड़कों पर पानी भर गया है और बिजली आपूर्ति भी बाधित हुई है। राहत दल लगातार लोगों को सुरक्षित स्थानों पर पहुंचा रहे हैं। मुख्यमंत्री फडणवीस ने लोगों से अपील की है कि वे सतर्क रहें और प्रशासन के निर्देशों का पालन करें। Follow Us On © Copyright Navbharatlive 2025 All rights reserved.</w:t>
+      </w:r>
+    </w:p>
+    <w:p>
+      <w:pPr>
+        <w:pStyle w:val="Heading3"/>
+      </w:pPr>
+      <w:r>
+        <w:rPr/>
+        <w:t>Article 48</w:t>
+      </w:r>
+    </w:p>
+    <w:p>
+      <w:pPr>
+        <w:pStyle w:val="Normal"/>
+      </w:pPr>
+      <w:r>
+        <w:rPr/>
+        <w:t>Title: Maharashtra Live News 18 Aug: एक क्लिक में पढ़े महाराष्ट्र की दिन भर की बड़ी खब़रें…</w:t>
+      </w:r>
+    </w:p>
+    <w:p>
+      <w:pPr>
+        <w:pStyle w:val="Normal"/>
+      </w:pPr>
+      <w:r>
+        <w:rPr/>
+        <w:t xml:space="preserve">URL: </w:t>
+      </w:r>
+      <w:r>
+        <w:t xml:space="preserve"> https://navbharatlive.com/maharashtra/latest-live-updates-maharashtra-politics-crime-nagpur-news-mumbai-pune-18-august-1321138.html</w:t>
+      </w:r>
+    </w:p>
+    <w:p>
+      <w:pPr>
+        <w:pStyle w:val="Normal"/>
+      </w:pPr>
+      <w:r>
+        <w:rPr/>
+        <w:t>Content: महाराष्ट्र लाइव ब्लॉग (डिजाइन फोटो) Maharashtra Breaking News LIVE Updates: मंत्री संजय राठौड़ ने कहा, “राज्य मंत्रिमंडल संकटग्रस्त किसानों के लिए ऋण माफी पर चर्चा कर रहा है, और मुख्यमंत्री देवेंद्र फडणवीस जल्द ही किसानों के लिए ऋण माफी की घोषणा करेंगे।” 18 Aug 2025 09:58 PM (IST) 18 Aug 2025 09:58 PM (IST) भारी बारिश के बाद भिवंडी-ठाणे मार्ग पर जलभराव भारी बारिश के बाद भिवंडी-ठाणे मार्ग पर जलभराव हो गया है। यातायात पूरी तरह से ठप्प हो गई है। नागरिकों को भारी परेशानियों का सामना करना पड़ रहा है। Bhiwandi, Maharashtra: After heavy rain, waterlogging has occurred on the Bhiwandi-Thane road pic.twitter.com/aFKoiYwQeM — IANS (@ians_india) August 18, 2025 भारी बारिश के बाद भिवंडी-ठाणे मार्ग पर जलभराव हो गया है। यातायात पूरी तरह से ठप्प हो गई है। नागरिकों को भारी परेशानियों का सामना करना पड़ रहा है। Bhiwandi, Maharashtra: After heavy rain, waterlogging has occurred on the Bhiwandi-Thane road pic.twitter.com/aFKoiYwQeM — IANS (@ians_india) August 18, 2025 भारी बारिश के बाद भिवंडी-ठाणे मार्ग पर जलभराव हो गया है। यातायात पूरी तरह से ठप्प हो गई है। नागरिकों को भारी परेशानियों का सामना करना पड़ रहा है। Bhiwandi, Maharashtra: After heavy rain, waterlogging has occurred on the Bhiwandi-Thane road pic.twitter.com/aFKoiYwQeM — IANS (@ians_india) August 18, 2025 18 Aug 2025 09:56 PM (IST) 18 Aug 2025 09:56 PM (IST) कल्याण में पिछले दो दिनों से लगातार बारिश कल्याण में पिछले दो दिनों से लगातार बारिश हो रही है और इस भारी बारिश के कारण शहर की सड़कों पर पानी भर गया है। Maharashtra: Continuous rainfall has been occurring in Kalyan for the past two days, and due to this heavy rain, the city’s streets have been waterlogged pic.twitter.com/0SMvDvcaUA — IANS (@ians_india) August 18, 2025 कल्याण में पिछले दो दिनों से लगातार बारिश हो रही है और इस भारी बारिश के कारण शहर की सड़कों पर पानी भर गया है। Maharashtra: Continuous rainfall has been occurring in Kalyan for the past two days, and due to this heavy rain, the city’s streets have been waterlogged pic.twitter.com/0SMvDvcaUA — IANS (@ians_india) August 18, 2025 कल्याण में पिछले दो दिनों से लगातार बारिश हो रही है और इस भारी बारिश के कारण शहर की सड़कों पर पानी भर गया है। Maharashtra: Continuous rainfall has been occurring in Kalyan for the past two days, and due to this heavy rain, the city’s streets have been waterlogged pic.twitter.com/0SMvDvcaUA — IANS (@ians_india) August 18, 2025 18 Aug 2025 09:40 PM (IST) 18 Aug 2025 09:40 PM (IST) ट्रेन में 27.50 लाख का सोना बरामद दक्षिण-पूर्व-मध्य रेल नागपुर मंडल के रेलवे सुरक्षा बल, सीआईबी और मंडल टास्क टीम की संयुक्त कार्रवाई में ट्रेन 12834 अहमदाबाद-हावड़ा एक्सप्रेस से यात्रा कर रहे फरार आरोपी को दबोचकर उसके पास से 275.93 ग्राम सोना बरामद किया गया। इसकी अनुमानित कीमत 27,50,000 रुपए आंकी गई है। पकड़ा गया युवक ग्राम वलवन, तहसील आटपाडी, जिला सांगली निवासी अतुल सत्यवान उर्फ सतीश जाधव (24) बताया गया है। ट्रेन में उसके साथ पत्नी रोहिणी, पिता सत्यवान जाधव (50) और नानी सास सिंधुताई जाधव (55) थीं। पूछताछ में उसने खुलासा किया कि वह नैहाटी (हावड़ा) में सोना कारीगर का काम करता है और बरामद सोना उसी मामले से संबंधित है। दक्षिण-पूर्व-मध्य रेल नागपुर मंडल के रेलवे सुरक्षा बल, सीआईबी और मंडल टास्क टीम की संयुक्त कार्रवाई में ट्रेन 12834 अहमदाबाद-हावड़ा एक्सप्रेस से यात्रा कर रहे फरार आरोपी को दबोचकर उसके पास से 275.93 ग्राम सोना बरामद किया गया। इसकी अनुमानित कीमत 27,50,000 रुपए आंकी गई है। पकड़ा गया युवक ग्राम वलवन, तहसील आटपाडी, जिला सांगली निवासी अतुल सत्यवान उर्फ सतीश जाधव (24) बताया गया है। ट्रेन में उसके साथ पत्नी रोहिणी, पिता सत्यवान जाधव (50) और नानी सास सिंधुताई जाधव (55) थीं। पूछताछ में उसने खुलासा किया कि वह नैहाटी (हावड़ा) में सोना कारीगर का काम करता है और बरामद सोना उसी मामले से संबंधित है। दक्षिण-पूर्व-मध्य रेल नागपुर मंडल के रेलवे सुरक्षा बल, सीआईबी और मंडल टास्क टीम की संयुक्त कार्रवाई में ट्रेन 12834 अहमदाबाद-हावड़ा एक्सप्रेस से यात्रा कर रहे फरार आरोपी को दबोचकर उसके पास से 275.93 ग्राम सोना बरामद किया गया। इसकी अनुमानित कीमत 27,50,000 रुपए आंकी गई है। पकड़ा गया युवक ग्राम वलवन, तहसील आटपाडी, जिला सांगली निवासी अतुल सत्यवान उर्फ सतीश जाधव (24) बताया गया है। ट्रेन में उसके साथ पत्नी रोहिणी, पिता सत्यवान जाधव (50) और नानी सास सिंधुताई जाधव (55) थीं। पूछताछ में उसने खुलासा किया कि वह नैहाटी (हावड़ा) में सोना कारीगर का काम करता है और बरामद सोना उसी मामले से संबंधित है। 18 Aug 2025 08:56 PM (IST) 18 Aug 2025 08:56 PM (IST) मुंबई में भारी बारिश, स्कूलों में दो दिन की छुट्टी; मराठवाड़ा में 6 लोगों की मौत भारी बारिश ने राज्य के अधिकांश जिलों में सामान्य जनजीवन अस्त-व्यस्त कर दिया है और कृषि फसलों को भारी नुकसान पहुंचाया है। नांदेड़ जिले के मुखेड़ में एक किसान की गौशाला में पानी भर गया, जिससे 50 भैंसों की मौत हो गई। मराठवाड़ा, विदर्भ और पश्चिमी महाराष्ट्र में भी नदियां और नहरें उफान पर हैं। दूसरी ओर, कोंकण समेत मुंबई में भारी बारिश जारी है और सड़कें नदियों में तब्दील हो रही हैं। मुंबई, उपनगरों, ठाणे और नवी मुंबई में भी सुबह से भारी बारिश हो रही है। ठाणे में मात्र 4 घंटों में 31.22 मिमी बारिश दर्ज की गई है और ठाणे के जिलाधिकारी ने स्कूलों में छुट्टी घोषित कर दी है। ठाणे में 18 और 19 अगस्त को स्कूलों में छुट्टी घोषित कर दी गई है। इस बीच, नवी मुंबई में भी स्कूलों की छुट्टी कर दी गई है। भारी बारिश ने राज्य के अधिकांश जिलों में सामान्य जनजीवन अस्त-व्यस्त कर दिया है और कृषि फसलों को भारी नुकसान पहुंचाया है। नांदेड़ जिले के मुखेड़ में एक किसान की गौशाला में पानी भर गया, जिससे 50 भैंसों की मौत हो गई। मराठवाड़ा, विदर्भ और पश्चिमी महाराष्ट्र में भी नदियां और नहरें उफान पर हैं। दूसरी ओर, कोंकण समेत मुंबई में भारी बारिश जारी है और सड़कें नदियों में तब्दील हो रही हैं। मुंबई, उपनगरों, ठाणे और नवी मुंबई में भी सुबह से भारी बारिश हो रही है। ठाणे में मात्र 4 घंटों में 31.22 मिमी बारिश दर्ज की गई है और ठाणे के जिलाधिकारी ने स्कूलों में छुट्टी घोषित कर दी है। ठाणे में 18 और 19 अगस्त को स्कूलों में छुट्टी घोषित कर दी गई है। इस बीच, नवी मुंबई में भी स्कूलों की छुट्टी कर दी गई है। भारी बारिश ने राज्य के अधिकांश जिलों में सामान्य जनजीवन अस्त-व्यस्त कर दिया है और कृषि फसलों को भारी नुकसान पहुंचाया है। नांदेड़ जिले के मुखेड़ में एक किसान की गौशाला में पानी भर गया, जिससे 50 भैंसों की मौत हो गई। मराठवाड़ा, विदर्भ और पश्चिमी महाराष्ट्र में भी नदियां और नहरें उफान पर हैं। दूसरी ओर, कोंकण समेत मुंबई में भारी बारिश जारी है और सड़कें नदियों में तब्दील हो रही हैं। मुंबई, उपनगरों, ठाणे और नवी मुंबई में भी सुबह से भारी बारिश हो रही है। ठाणे में मात्र 4 घंटों में 31.22 मिमी बारिश दर्ज की गई है और ठाणे के जिलाधिकारी ने स्कूलों में छुट्टी घोषित कर दी है। ठाणे में 18 और 19 अगस्त को स्कूलों में छुट्टी घोषित कर दी गई है। इस बीच, नवी मुंबई में भी स्कूलों की छुट्टी कर दी गई है। 18 Aug 2025 08:54 PM (IST) 18 Aug 2025 08:54 PM (IST) मुंबई से मराठवाड़ा तक... हर जगह पानी ही पानी महाराष्ट्र भर में भारी बारिश जारी है। मुंबई, कोंकण, विदर्भ और मराठवाड़ा में कई जगहों पर बाढ़ आ गई है। नवी मुंबई और ठाणे में भी भारी बारिश जारी है। मराठवाड़ा में बारिश से अब तक 6 लोगों की मौत हो चुकी है। मुंबई, ठाणे, रायगढ़, पालघर और नासिक के घाट इलाकों में सोमवार और मंगलवार, 2 दिनों के लिए रेड अलर्ट जारी किया गया है। रत्नागिरी-सिंधुदुर्ग जिलों के लिए ऑरेंज अलर्ट जारी किया गया है। मुंबई के निचले इलाकों में पानी जमा हो रहा है। बारिश के कारण सड़क यातायात धीमा हो गया है। स्थानीय परिवहन भी देरी से चल रहा है। बारिश के कारण मुंबई के स्कूलों में छुट्टी कर दी गई है। अगले 48 घंटों के लिए मुंबई, ठाणे और कोंकण में रेड अलर्ट जारी किया गया है। यह खब़र विस्तार से पढ़नें के लिए यहां क्लिक करें... महाराष्ट्र भर में भारी बारिश जारी है। मुंबई, कोंकण, विदर्भ और मराठवाड़ा में कई जगहों पर बाढ़ आ गई है। नवी मुंबई और ठाणे में भी भारी बारिश जारी है। मराठवाड़ा में बारिश से अब तक 6 लोगों की मौत हो चुकी है। मुंबई, ठाणे, रायगढ़, पालघर और नासिक के घाट इलाकों में सोमवार और मंगलवार, 2 दिनों के लिए रेड अलर्ट जारी किया गया है। रत्नागिरी-सिंधुदुर्ग जिलों के लिए ऑरेंज अलर्ट जारी किया गया है। मुंबई के निचले इलाकों में पानी जमा हो रहा है। बारिश के कारण सड़क यातायात धीमा हो गया है। स्थानीय परिवहन भी देरी से चल रहा है। बारिश के कारण मुंबई के स्कूलों में छुट्टी कर दी गई है। अगले 48 घंटों के लिए मुंबई, ठाणे और कोंकण में रेड अलर्ट जारी किया गया है। यह खब़र विस्तार से पढ़नें के लिए यहां क्लिक करें... महाराष्ट्र भर में भारी बारिश जारी है। मुंबई, कोंकण, विदर्भ और मराठवाड़ा में कई जगहों पर बाढ़ आ गई है। नवी मुंबई और ठाणे में भी भारी बारिश जारी है। मराठवाड़ा में बारिश से अब तक 6 लोगों की मौत हो चुकी है। मुंबई, ठाणे, रायगढ़, पालघर और नासिक के घाट इलाकों में सोमवार और मंगलवार, 2 दिनों के लिए रेड अलर्ट जारी किया गया है। रत्नागिरी-सिंधुदुर्ग जिलों के लिए ऑरेंज अलर्ट जारी किया गया है। मुंबई के निचले इलाकों में पानी जमा हो रहा है। बारिश के कारण सड़क यातायात धीमा हो गया है। स्थानीय परिवहन भी देरी से चल रहा है। बारिश के कारण मुंबई के स्कूलों में छुट्टी कर दी गई है। अगले 48 घंटों के लिए मुंबई, ठाणे और कोंकण में रेड अलर्ट जारी किया गया है। यह खब़र विस्तार से पढ़नें के लिए यहां क्लिक करें... 18 Aug 2025 07:27 PM (IST) 18 Aug 2025 07:27 PM (IST) मुख्यमंत्री जल्द ही किसानों के लिए ऋण माफी की घोषणा करेंगे: संजय राठौड़ मंत्री संजय राठौड़ ने कहा, "राज्य मंत्रिमंडल संकटग्रस्त किसानों के लिए ऋण माफी पर चर्चा कर रहा है, और मुख्यमंत्री देवेंद्र फडणवीस जल्द ही किसानों के लिए ऋण माफी की घोषणा करेंगे।" Maharashtra: Minister Sanjay Rathod says, "The state cabinet is discussing loan waiver for distressed farmers, and Chief Minister Devendra Fadnavis will soon announce loan waiver for the farmers" pic.twitter.com/MoxiUtG5H4 — IANS (@ians_india) August 18, 2025 मंत्री संजय राठौड़ ने कहा, "राज्य मंत्रिमंडल संकटग्रस्त किसानों के लिए ऋण माफी पर चर्चा कर रहा है, और मुख्यमंत्री देवेंद्र फडणवीस जल्द ही किसानों के लिए ऋण माफी की घोषणा करेंगे।" Maharashtra: Minister Sanjay Rathod says, "The state cabinet is discussing loan waiver for distressed farmers, and Chief Minister Devendra Fadnavis will soon announce loan waiver for the farmers" pic.twitter.com/MoxiUtG5H4 — IANS (@ians_india) August 18, 2025 मंत्री संजय राठौड़ ने कहा, "राज्य मंत्रिमंडल संकटग्रस्त किसानों के लिए ऋण माफी पर चर्चा कर रहा है, और मुख्यमंत्री देवेंद्र फडणवीस जल्द ही किसानों के लिए ऋण माफी की घोषणा करेंगे।" Maharashtra: Minister Sanjay Rathod says, "The state cabinet is discussing loan waiver for distressed farmers, and Chief Minister Devendra Fadnavis will soon announce loan waiver for the farmers" pic.twitter.com/MoxiUtG5H4 — IANS (@ians_india) August 18, 2025 18 Aug 2025 07:26 PM (IST) 18 Aug 2025 07:26 PM (IST) पुणे के लिए बारिश का येलो अलर्ट जारी आईएमडी के वैज्ञानिक एस. डी. सनप ने कहा, "पुणे शहर और जिले के लिए येलो अलर्ट जारी किया गया है, जबकि घाट क्षेत्रों को रेड अलर्ट पर रखा गया है। यह स्थिति अगले 48 घंटों तक जारी रहने की उम्मीद है..." Pune, Maharashtra: IMD scientist S. D. Sanap says, "A yellow alert has been issued for Pune city and district, while the ghat areas have been placed under a red alert. This situation is expected to continue for the next 48 hours..." pic.twitter.com/dajuEg2SUe — IANS (@ians_india) August 18, 2025 आईएमडी के वैज्ञानिक एस. डी. सनप ने कहा, "पुणे शहर और जिले के लिए येलो अलर्ट जारी किया गया है, जबकि घाट क्षेत्रों को रेड अलर्ट पर रखा गया है। यह स्थिति अगले 48 घंटों तक जारी रहने की उम्मीद है..." Pune, Maharashtra: IMD scientist S. D. Sanap says, "A yellow alert has been issued for Pune city and district, while the ghat areas have been placed under a red alert. This situation is expected to continue for the next 48 hours..." pic.twitter.com/dajuEg2SUe — IANS (@ians_india) August 18, 2025 आईएमडी के वैज्ञानिक एस. डी. सनप ने कहा, "पुणे शहर और जिले के लिए येलो अलर्ट जारी किया गया है, जबकि घाट क्षेत्रों को रेड अलर्ट पर रखा गया है। यह स्थिति अगले 48 घंटों तक जारी रहने की उम्मीद है..." Pune, Maharashtra: IMD scientist S. D. Sanap says, "A yellow alert has been issued for Pune city and district, while the ghat areas have been placed under a red alert. This situation is expected to continue for the next 48 hours..." pic.twitter.com/dajuEg2SUe — IANS (@ians_india) August 18, 2025 18 Aug 2025 06:12 PM (IST) 18 Aug 2025 06:12 PM (IST) 21 वर्षीय बांग्लादेशी महिला कैदी फिर से गिरफ्तार मुंबई पुलिस ने 21 वर्षीय बांग्लादेशी महिला कैदी रुबीना इरशाद शेख को फिर से गिरफ्तार कर लिया है, जो 14 अगस्त को भीड़ का फायदा उठाकर जेजे अस्पताल से भाग गई थी। भारत में अवैध रूप से रहने के आरोप में जेल में बंद शेख को इलाज के लिए लाया गया था, जब वह भागी थी। तीन दिनों की सीसीटीवी जांच और खुफिया सूचनाओं के बाद, उसे नवी मुंबई में पकड़ा गया। पुलिस संभावित बाहरी मदद की जांच कर रही है। #BREAKING Mumbai Police have re-arrested 21-year-old Bangladeshi woman prisoner Rubina Irshad Sheikh, who escaped from JJ Hospital on August 14 by exploiting a crowd. Sheikh, jailed for illegally staying in India, had been brought for treatment when she fled. After three days of… pic.twitter.com/0ik74eTUka — IANS (@ians_india) August 18, 2025 मुंबई पुलिस ने 21 वर्षीय बांग्लादेशी महिला कैदी रुबीना इरशाद शेख को फिर से गिरफ्तार कर लिया है, जो 14 अगस्त को भीड़ का फायदा उठाकर जेजे अस्पताल से भाग गई थी। भारत में अवैध रूप से रहने के आरोप में जेल में बंद शेख को इलाज के लिए लाया गया था, जब वह भागी थी। तीन दिनों की सीसीटीवी जांच और खुफिया सूचनाओं के बाद, उसे नवी मुंबई में पकड़ा गया। पुलिस संभावित बाहरी मदद की जांच कर रही है। #BREAKING Mumbai Police have re-arrested 21-year-old Bangladeshi woman prisoner Rubina Irshad Sheikh, who escaped from JJ Hospital on August 14 by exploiting a crowd. Sheikh, jailed for illegally staying in India, had been brought for treatment when she fled. After three days of… pic.twitter.com/0ik74eTUka — IANS (@ians_india) August 18, 2025 मुंबई पुलिस ने 21 वर्षीय बांग्लादेशी महिला कैदी रुबीना इरशाद शेख को फिर से गिरफ्तार कर लिया है, जो 14 अगस्त को भीड़ का फायदा उठाकर जेजे अस्पताल से भाग गई थी। भारत में अवैध रूप से रहने के आरोप में जेल में बंद शेख को इलाज के लिए लाया गया था, जब वह भागी थी। तीन दिनों की सीसीटीवी जांच और खुफिया सूचनाओं के बाद, उसे नवी मुंबई में पकड़ा गया। पुलिस संभावित बाहरी मदद की जांच कर रही है। #BREAKING Mumbai Police have re-arrested 21-year-old Bangladeshi woman prisoner Rubina Irshad Sheikh, who escaped from JJ Hospital on August 14 by exploiting a crowd. Sheikh, jailed for illegally staying in India, had been brought for treatment when she fled. After three days of… pic.twitter.com/0ik74eTUka — IANS (@ians_india) August 18, 2025 18 Aug 2025 06:12 PM (IST) 18 Aug 2025 06:12 PM (IST) बीएमसी का प्रशासन पूरी तरह से चरमरा गया: महेश तपासे मुंबई के मौजूदा मौसम की स्थिति पर एनसीपी-एससीपी नेता और प्रवक्ता महेश तपासे कहते हैं, "मुंबई में बारिश की वजह से मुंबई का जलस्तर सूख गया है, बाढ़ आ गई है और यहां शहर, जिसे हम बीएमसी कहते हैं, उसका प्रशासन पूरी तरह से चरमरा गया है। अब इतने सालों में बीएमसी के चुनाव नहीं हुए, कोई सिटी मैनेजर नहीं है, पूरा प्रशासन महाराष्ट्र सरकार के हाथ में है..." Mumbai, Maharashtra: On Mumbai's current weather condition, NCP-SCP leader and spokesperson Mahesh Tapase says, "Due to rain in Mumbai, the water level of Mumbai has dried up, it is flooded and here the city, which we call BMC, its administration has completely collapsed. Now in… pic.twitter.com/lfSEh5DFoS — IANS (@ians_india) August 18, 2025 मुंबई के मौजूदा मौसम की स्थिति पर एनसीपी-एससीपी नेता और प्रवक्ता महेश तपासे कहते हैं, "मुंबई में बारिश की वजह से मुंबई का जलस्तर सूख गया है, बाढ़ आ गई है और यहां शहर, जिसे हम बीएमसी कहते हैं, उसका प्रशासन पूरी तरह से चरमरा गया है। अब इतने सालों में बीएमसी के चुनाव नहीं हुए, कोई सिटी मैनेजर नहीं है, पूरा प्रशासन महाराष्ट्र सरकार के हाथ में है..." Mumbai, Maharashtra: On Mumbai's current weather condition, NCP-SCP leader and spokesperson Mahesh Tapase says, "Due to rain in Mumbai, the water level of Mumbai has dried up, it is flooded and here the city, which we call BMC, its administration has completely collapsed. Now in… pic.twitter.com/lfSEh5DFoS — IANS (@ians_india) August 18, 2025 मुंबई के मौजूदा मौसम की स्थिति पर एनसीपी-एससीपी नेता और प्रवक्ता महेश तपासे कहते हैं, "मुंबई में बारिश की वजह से मुंबई का जलस्तर सूख गया है, बाढ़ आ गई है और यहां शहर, जिसे हम बीएमसी कहते हैं, उसका प्रशासन पूरी तरह से चरमरा गया है। अब इतने सालों में बीएमसी के चुनाव नहीं हुए, कोई सिटी मैनेजर नहीं है, पूरा प्रशासन महाराष्ट्र सरकार के हाथ में है..." Mumbai, Maharashtra: On Mumbai's current weather condition, NCP-SCP leader and spokesperson Mahesh Tapase says, "Due to rain in Mumbai, the water level of Mumbai has dried up, it is flooded and here the city, which we call BMC, its administration has completely collapsed. Now in… pic.twitter.com/lfSEh5DFoS — IANS (@ians_india) August 18, 2025 18 Aug 2025 06:08 PM (IST) 18 Aug 2025 06:08 PM (IST) संग्राम बापू भंडारे संगमने के कीर्तन के दौरान हुए हंगामा संग्राम बापू भंडारे संगमने के कीर्तन के दौरान हुए हंगामे पर विधायक अमोल खताल ने कहा, "करीब एक घंटे के कीर्तन के बाद, जैसे ही महाराज ने हिंदुत्व विचारधारा, खासकर अफ़ज़ल खान और औरंगज़ेब जैसे ऐतिहासिक लोगों द्वारा किए गए अत्याचारों के बारे में बोलना शुरू किया, कुछ स्थानीय राजनीतिक तत्वों ने हंगामा करना शुरू कर दिया। इनमें इलाके के एक पूर्व विधायक के वर्तमान निजी सहायक (पीए) और उनके कुछ सहयोगी भी शामिल थे..." Shirdi, Maharashtra: On commotion during the kirtan of Sangram Bapu Bhandare Sangamne, MLA Amol Khatal, says, "About an hour into his kirtan, as Maharaj began to speak about Hindutva ideology especially recounting the atrocities committed by historical figures like Afzal Khan and… pic.twitter.com/sVPWpf7Do2 — IANS (@ians_india) August 18, 2025 संग्राम बापू भंडारे संगमने के कीर्तन के दौरान हुए हंगामे पर विधायक अमोल खताल ने कहा, "करीब एक घंटे के कीर्तन के बाद, जैसे ही महाराज ने हिंदुत्व विचारधारा, खासकर अफ़ज़ल खान और औरंगज़ेब जैसे ऐतिहासिक लोगों द्वारा किए गए अत्याचारों के बारे में बोलना शुरू किया, कुछ स्थानीय राजनीतिक तत्वों ने हंगामा करना शुरू कर दिया। इनमें इलाके के एक पूर्व विधायक के वर्तमान निजी सहायक (पीए) और उनके कुछ सहयोगी भी शामिल थे..." Shirdi, Maharashtra: On commotion during the kirtan of Sangram Bapu Bhandare Sangamne, MLA Amol Khatal, says, "About an hour into his kirtan, as Maharaj began to speak about Hindutva ideology especially recounting the atrocities committed by historical figures like Afzal Khan and… pic.twitter.com/sVPWpf7Do2 — IANS (@ians_india) August 18, 2025 संग्राम बापू भंडारे संगमने के कीर्तन के दौरान हुए हंगामे पर विधायक अमोल खताल ने कहा, "करीब एक घंटे के कीर्तन के बाद, जैसे ही महाराज ने हिंदुत्व विचारधारा, खासकर अफ़ज़ल खान और औरंगज़ेब जैसे ऐतिहासिक लोगों द्वारा किए गए अत्याचारों के बारे में बोलना शुरू किया, कुछ स्थानीय राजनीतिक तत्वों ने हंगामा करना शुरू कर दिया। इनमें इलाके के एक पूर्व विधायक के वर्तमान निजी सहायक (पीए) और उनके कुछ सहयोगी भी शामिल थे..." Shirdi, Maharashtra: On commotion during the kirtan of Sangram Bapu Bhandare Sangamne, MLA Amol Khatal, says, "About an hour into his kirtan, as Maharaj began to speak about Hindutva ideology especially recounting the atrocities committed by historical figures like Afzal Khan and… pic.twitter.com/sVPWpf7Do2 — IANS (@ians_india) August 18, 2025 18 Aug 2025 06:06 PM (IST) 18 Aug 2025 06:06 PM (IST) देश को एक योग्य नेता-उपराष्ट्रपति मिलने वाले है: संजय उपाध्याय एनडीए द्वारा महाराष्ट्र के राज्यपाल सी.पी. राधाकृष्णन को उपराष्ट्रपति पद का उम्मीदवार घोषित करने पर भाजपा विधायक संजय उपाध्याय ने कहा, "एनडीए ने सर्वसम्मति से माननीय सी.पी. राधाकृष्णन को भारत के उपराष्ट्रपति पद के लिए अपना उम्मीदवार नामित किया है। हम महाराष्ट्रवासियों और पूरे देशवासियों को गर्व है कि देश को एक योग्य नेता मिलने वाला है। मुझे पूरा विश्वास है कि एकजुट होकर हम यह चुनाव जीतेंगे..." Mumbai, Maharashtra: On NDA announcing Maharashtra Governor C.P. Radhakrishnan as Vice Presidential candidate, BJP MLA Sanjay Upadhyay says, "The NDA have unanimously nominated the honorable CP Radhakrishnan as their candidate for the Vice President of India. We, the residents of… pic.twitter.com/PF7lQSGjnp — IANS (@ians_india) August 18, 2025 एनडीए द्वारा महाराष्ट्र के राज्यपाल सी.पी. राधाकृष्णन को उपराष्ट्रपति पद का उम्मीदवार घोषित करने पर भाजपा विधायक संजय उपाध्याय ने कहा, "एनडीए ने सर्वसम्मति से माननीय सी.पी. राधाकृष्णन को भारत के उपराष्ट्रपति पद के लिए अपना उम्मीदवार नामित किया है। हम महाराष्ट्रवासियों और पूरे देशवासियों को गर्व है कि देश को एक योग्य नेता मिलने वाला है। मुझे पूरा विश्वास है कि एकजुट होकर हम यह चुनाव जीतेंगे..." Mumbai, Maharashtra: On NDA announcing Maharashtra Governor C.P. Radhakrishnan as Vice Presidential candidate, BJP MLA Sanjay Upadhyay says, "The NDA have unanimously nominated the honorable CP Radhakrishnan as their candidate for the Vice President of India. We, the residents of… pic.twitter.com/PF7lQSGjnp — IANS (@ians_india) August 18, 2025 एनडीए द्वारा महाराष्ट्र के राज्यपाल सी.पी. राधाकृष्णन को उपराष्ट्रपति पद का उम्मीदवार घोषित करने पर भाजपा विधायक संजय उपाध्याय ने कहा, "एनडीए ने सर्वसम्मति से माननीय सी.पी. राधाकृष्णन को भारत के उपराष्ट्रपति पद के लिए अपना उम्मीदवार नामित किया है। हम महाराष्ट्रवासियों और पूरे देशवासियों को गर्व है कि देश को एक योग्य नेता मिलने वाला है। मुझे पूरा विश्वास है कि एकजुट होकर हम यह चुनाव जीतेंगे..." Mumbai, Maharashtra: On NDA announcing Maharashtra Governor C.P. Radhakrishnan as Vice Presidential candidate, BJP MLA Sanjay Upadhyay says, "The NDA have unanimously nominated the honorable CP Radhakrishnan as their candidate for the Vice President of India. We, the residents of… pic.twitter.com/PF7lQSGjnp — IANS (@ians_india) August 18, 2025 18 Aug 2025 06:04 PM (IST) 18 Aug 2025 06:04 PM (IST) पिंपरी-चिंचवड़ के कुछ हिस्सों में बारिश पुणे जिले के पिंपरी-चिंचवड़ के कुछ हिस्सों में बारिश हुई। #WATCH पिंपरी-चिंचवड़ (महाराष्ट्र): पुणे जिले के पिंपरी-चिंचवड़ के कुछ हिस्सों में बारिश हुई। pic.twitter.com/Qq4rtmKS7K — ANI_HindiNews (@AHindinews) August 18, 2025 पुणे जिले के पिंपरी-चिंचवड़ के कुछ हिस्सों में बारिश हुई। #WATCH पिंपरी-चिंचवड़ (महाराष्ट्र): पुणे जिले के पिंपरी-चिंचवड़ के कुछ हिस्सों में बारिश हुई। pic.twitter.com/Qq4rtmKS7K — ANI_HindiNews (@AHindinews) August 18, 2025 पुणे जिले के पिंपरी-चिंचवड़ के कुछ हिस्सों में बारिश हुई। #WATCH पिंपरी-चिंचवड़ (महाराष्ट्र): पुणे जिले के पिंपरी-चिंचवड़ के कुछ हिस्सों में बारिश हुई। pic.twitter.com/Qq4rtmKS7K — ANI_HindiNews (@AHindinews) August 18, 2025 18 Aug 2025 05:07 PM (IST) 18 Aug 2025 05:07 PM (IST) ...यह सब चुनाव आयोग की कार्यप्रणाली को दर्शाता है: अरविंद सावंत शिवसेना (यूबीटी) सांसद अरविंद सावंत ने कहा, "...वे झूठ बोलते हैं उन्होंने हमारी सदस्य की जानकारी मांगी, फिर पदाधिकारियों की जानकारी मांगी तभी फॉर्म हमने भर दिए लेकिन हमें वो कुछ नहीं बता रहे हैं...यह सब चुनाव आयोग की कार्यप्रणाली को दर्शाता है।" डीएमके सांसद तिरुचि शिवा को विपक्ष का उपराष्ट्रपति पद का उम्मीदवार बनाए जाने की अटकलों पर उन्होंने कहा, "विपक्षी नेता एक साथ बैठेंगे। मैं इस पर कुछ नहीं कह सकता।" #WATCH शिवसेना (यूबीटी) सांसद अरविंद सावंत ने कहा, "...वे झूठ बोलते हैं उन्होंने हमारी सदस्य की जानकारी मांगी, फिर पदाधिकारियों की जानकारी मांगी तभी फॉर्म हमने भर दिए लेकिन हमें वो कुछ नहीं बता रहे हैं...यह सब चुनाव आयोग की कार्यप्रणाली को दर्शाता है।" डीएमके सांसद तिरुचि शिवा… pic.twitter.com/8FK6jgm5Lj — ANI_HindiNews (@AHindinews) August 18, 2025 शिवसेना (यूबीटी) सांसद अरविंद सावंत ने कहा, "...वे झूठ बोलते हैं उन्होंने हमारी सदस्य की जानकारी मांगी, फिर पदाधिकारियों की जानकारी मांगी तभी फॉर्म हमने भर दिए लेकिन हमें वो कुछ नहीं बता रहे हैं...यह सब चुनाव आयोग की कार्यप्रणाली को दर्शाता है।" डीएमके सांसद तिरुचि शिवा को विपक्ष का उपराष्ट्रपति पद का उम्मीदवार बनाए जाने की अटकलों पर उन्होंने कहा, "विपक्षी नेता एक साथ बैठेंगे। मैं इस पर कुछ नहीं कह सकता।" #WATCH शिवसेना (यूबीटी) सांसद अरविंद सावंत ने कहा, "...वे झूठ बोलते हैं उन्होंने हमारी सदस्य की जानकारी मांगी, फिर पदाधिकारियों की जानकारी मांगी तभी फॉर्म हमने भर दिए लेकिन हमें वो कुछ नहीं बता रहे हैं...यह सब चुनाव आयोग की कार्यप्रणाली को दर्शाता है।" डीएमके सांसद तिरुचि शिवा… pic.twitter.com/8FK6jgm5Lj — ANI_HindiNews (@AHindinews) August 18, 2025 शिवसेना (यूबीटी) सांसद अरविंद सावंत ने कहा, "...वे झूठ बोलते हैं उन्होंने हमारी सदस्य की जानकारी मांगी, फिर पदाधिकारियों की जानकारी मांगी तभी फॉर्म हमने भर दिए लेकिन हमें वो कुछ नहीं बता रहे हैं...यह सब चुनाव आयोग की कार्यप्रणाली को दर्शाता है।" डीएमके सांसद तिरुचि शिवा को विपक्ष का उपराष्ट्रपति पद का उम्मीदवार बनाए जाने की अटकलों पर उन्होंने कहा, "विपक्षी नेता एक साथ बैठेंगे। मैं इस पर कुछ नहीं कह सकता।" #WATCH शिवसेना (यूबीटी) सांसद अरविंद सावंत ने कहा, "...वे झूठ बोलते हैं उन्होंने हमारी सदस्य की जानकारी मांगी, फिर पदाधिकारियों की जानकारी मांगी तभी फॉर्म हमने भर दिए लेकिन हमें वो कुछ नहीं बता रहे हैं...यह सब चुनाव आयोग की कार्यप्रणाली को दर्शाता है।" डीएमके सांसद तिरुचि शिवा… pic.twitter.com/8FK6jgm5Lj — ANI_HindiNews (@AHindinews) August 18, 2025 18 Aug 2025 04:59 PM (IST) 18 Aug 2025 04:59 PM (IST) महाराष्ट्र के आधे जिलों में अगले 3 दिनों के लिए रेड और ऑरेंज अलर्ट महाराष्ट्र के मुख्यमंत्री देवेंद्र फडणवीस ने महाराष्ट्र में हो रही भारी बारिश पर कहा, "पिछले 2 दिनों में महाराष्ट्र में भारी बारिश हुई है, कई जिलों में रेड और ऑरेंज अलर्ट हैं। महाराष्ट्र के आधे जिलों में अगले 3 दिनों के लिए रेड और ऑरेंज अलर्ट हैं... हम पड़ोसी राज्यों से भी बात कर रहे हैं, चाहे वह तेलंगाना हो या कर्नाटक, जिससे पानी का डिस्चार्ज ठीक रहे और बाढ़ की स्थिति न बने... कोंकण में भी बाढ़ नियंत्रण के इंतजाम किए गए हैं... नांदेड़ में काफी बारिश हुई है, बादल फटने जैसी स्थिति थी, कई लोग वहां फंस गए थे, 206 लोगों को निकाला जा चुका है व और लोगों को निकाला जा रहा है। NDRF और सेना की टीमें वहां पहुंच गई हैं... मुंबई में भी भारी बारिश हुई है और 8-10 घंटे की भारी बारिश का रेड अलर्ट है... मुंबई में ट्रेनें थोड़ी देरी से चल रही हैं, आवाजाही में कोई दिक्कत नहीं है, थोड़ी बाधाएं हैं लेकिन ट्रेनें चल रही हैं।" #WATCH | मुंबई: महाराष्ट्र के मुख्यमंत्री देवेंद्र फडणवीस ने महाराष्ट्र में हो रही भारी बारिश पर कहा, "पिछले 2 दिनों में महाराष्ट्र में भारी बारिश हुई है, कई जिलों में रेड और ऑरेंज अलर्ट हैं। महाराष्ट्र के आधे जिलों में अगले 3 दिनों के लिए रेड और ऑरेंज अलर्ट हैं... हम पड़ोसी… pic.twitter.com/o2LcASMUz4 — ANI_HindiNews (@AHindinews) August 18, 2025 महाराष्ट्र के मुख्यमंत्री देवेंद्र फडणवीस ने महाराष्ट्र में हो रही भारी बारिश पर कहा, "पिछले 2 दिनों में महाराष्ट्र में भारी बारिश हुई है, कई जिलों में रेड और ऑरेंज अलर्ट हैं। महाराष्ट्र के आधे जिलों में अगले 3 दिनों के लिए रेड और ऑरेंज अलर्ट हैं... हम पड़ोसी राज्यों से भी बात कर रहे हैं, चाहे वह तेलंगाना हो या कर्नाटक, जिससे पानी का डिस्चार्ज ठीक रहे और बाढ़ की स्थिति न बने... कोंकण में भी बाढ़ नियंत्रण के इंतजाम किए गए हैं... नांदेड़ में काफी बारिश हुई है, बादल फटने जैसी स्थिति थी, कई लोग वहां फंस गए थे, 206 लोगों को निकाला जा चुका है व और लोगों को निकाला जा रहा है। NDRF और सेना की टीमें वहां पहुंच गई हैं... मुंबई में भी भारी बारिश हुई है और 8-10 घंटे की भारी बारिश का रेड अलर्ट है... मुंबई में ट्रेनें थोड़ी देरी से चल रही हैं, आवाजाही में कोई दिक्कत नहीं है, थोड़ी बाधाएं हैं लेकिन ट्रेनें चल रही हैं।" #WATCH | मुंबई: महाराष्ट्र के मुख्यमंत्री देवेंद्र फडणवीस ने महाराष्ट्र में हो रही भारी बारिश पर कहा, "पिछले 2 दिनों में महाराष्ट्र में भारी बारिश हुई है, कई जिलों में रेड और ऑरेंज अलर्ट हैं। महाराष्ट्र के आधे जिलों में अगले 3 दिनों के लिए रेड और ऑरेंज अलर्ट हैं... हम पड़ोसी… pic.twitter.com/o2LcASMUz4 — ANI_HindiNews (@AHindinews) August 18, 2025 महाराष्ट्र के मुख्यमंत्री देवेंद्र फडणवीस ने महाराष्ट्र में हो रही भारी बारिश पर कहा, "पिछले 2 दिनों में महाराष्ट्र में भारी बारिश हुई है, कई जिलों में रेड और ऑरेंज अलर्ट हैं। महाराष्ट्र के आधे जिलों में अगले 3 दिनों के लिए रेड और ऑरेंज अलर्ट हैं... हम पड़ोसी राज्यों से भी बात कर रहे हैं, चाहे वह तेलंगाना हो या कर्नाटक, जिससे पानी का डिस्चार्ज ठीक रहे और बाढ़ की स्थिति न बने... कोंकण में भी बाढ़ नियंत्रण के इंतजाम किए गए हैं... नांदेड़ में काफी बारिश हुई है, बादल फटने जैसी स्थिति थी, कई लोग वहां फंस गए थे, 206 लोगों को निकाला जा चुका है व और लोगों को निकाला जा रहा है। NDRF और सेना की टीमें वहां पहुंच गई हैं... मुंबई में भी भारी बारिश हुई है और 8-10 घंटे की भारी बारिश का रेड अलर्ट है... मुंबई में ट्रेनें थोड़ी देरी से चल रही हैं, आवाजाही में कोई दिक्कत नहीं है, थोड़ी बाधाएं हैं लेकिन ट्रेनें चल रही हैं।" #WATCH | मुंबई: महाराष्ट्र के मुख्यमंत्री देवेंद्र फडणवीस ने महाराष्ट्र में हो रही भारी बारिश पर कहा, "पिछले 2 दिनों में महाराष्ट्र में भारी बारिश हुई है, कई जिलों में रेड और ऑरेंज अलर्ट हैं। महाराष्ट्र के आधे जिलों में अगले 3 दिनों के लिए रेड और ऑरेंज अलर्ट हैं... हम पड़ोसी… pic.twitter.com/o2LcASMUz4 — ANI_HindiNews (@AHindinews) August 18, 2025 18 Aug 2025 04:42 PM (IST) 18 Aug 2025 04:42 PM (IST) तेज़ बारिश के कारण ठाणे में सड़कों पर जलभराव देखने को मिला तेज़ बारिश के कारण ठाणे में सड़कों पर जलभराव देखने को मिला। #WATCH ठाणे (महाराष्ट्र): तेज़ बारिश के कारण ठाणे में सड़कों पर जलभराव देखने को मिला। pic.twitter.com/ROpIBQb0MC — ANI_HindiNews (@AHindinews) August 18, 2025 तेज़ बारिश के कारण ठाणे में सड़कों पर जलभराव देखने को मिला। #WATCH ठाणे (महाराष्ट्र): तेज़ बारिश के कारण ठाणे में सड़कों पर जलभराव देखने को मिला। pic.twitter.com/ROpIBQb0MC — ANI_HindiNews (@AHindinews) August 18, 2025 तेज़ बारिश के कारण ठाणे में सड़कों पर जलभराव देखने को मिला। #WATCH ठाणे (महाराष्ट्र): तेज़ बारिश के कारण ठाणे में सड़कों पर जलभराव देखने को मिला। pic.twitter.com/ROpIBQb0MC — ANI_HindiNews (@AHindinews) August 18, 2025 18 Aug 2025 04:05 PM (IST) 18 Aug 2025 04:05 PM (IST) मुंबई के कुछ हिस्सों में भारी बारिश, जनजीवन अस्तव्यस्त मुंबई शहर में भारी बारिश के कारण विले पार्ले के पास वेस्टर्न एक्सप्रेस हाईवे पर यातायात धीमा हुआ। #WATCH | मुंबई, महाराष्ट्र: शहर के कुछ हिस्सों में बारिश हुई। वीडियो नरीमन पॉइंट से है। pic.twitter.com/aKtc8hLUjO — ANI_HindiNews (@AHindinews) August 18, 2025 #WATCH | महाराष्ट्र: मुंबई शहर में भारी बारिश के कारण विले पार्ले के पास वेस्टर्न एक्सप्रेस हाईवे पर यातायात धीमा हुआ। pic.twitter.com/KPUdQExFhR — ANI_HindiNews (@AHindinews) August 18, 2025 मुंबई शहर में भारी बारिश के कारण विले पार्ले के पास वेस्टर्न एक्सप्रेस हाईवे पर यातायात धीमा हुआ। #WATCH | मुंबई, महाराष्ट्र: शहर के कुछ हिस्सों में बारिश हुई। वीडियो नरीमन पॉइंट से है। pic.twitter.com/aKtc8hLUjO — ANI_HindiNews (@AHindinews) August 18, 2025 #WATCH | महाराष्ट्र: मुंबई शहर में भारी बारिश के कारण विले पार्ले के पास वेस्टर्न एक्सप्रेस हाईवे पर यातायात धीमा हुआ। pic.twitter.com/KPUdQExFhR — ANI_HindiNews (@AHindinews) August 18, 2025 मुंबई शहर में भारी बारिश के कारण विले पार्ले के पास वेस्टर्न एक्सप्रेस हाईवे पर यातायात धीमा हुआ। #WATCH | मुंबई, महाराष्ट्र: शहर के कुछ हिस्सों में बारिश हुई। वीडियो नरीमन पॉइंट से है। pic.twitter.com/aKtc8hLUjO — ANI_HindiNews (@AHindinews) August 18, 2025 #WATCH | महाराष्ट्र: मुंबई शहर में भारी बारिश के कारण विले पार्ले के पास वेस्टर्न एक्सप्रेस हाईवे पर यातायात धीमा हुआ। pic.twitter.com/KPUdQExFhR — ANI_HindiNews (@AHindinews) August 18, 2025 18 Aug 2025 04:03 PM (IST) 18 Aug 2025 04:03 PM (IST) उम्मीद है पराष्ट्रपति पद की गरिमा वापस आएगी:प्रियंका चतुर्वेदी शिवसेना(UBT) सांसद प्रियंका चतुर्वेदी ने NDA द्वारा महाराष्ट्र के राज्यपाल सी.पी. राधाकृष्णन को उपराष्ट्रपति पद का उम्मीदवार घोषित किए जाने पर कहा, "सी.पी. राधाकृष्णन पिछले एक साल से महाराष्ट्र के राज्यपाल हैं... वे झारखंड के राज्यपाल, सांसद भी रहे हैं और मुझे उम्मीद है कि अगर वे चुने जाते हैं तो इस कुर्सी की गरिमा पूरी तरह से वापस आएगी, हमने इस कुर्सी को बहुत कमज़ोर होते देखा है... जहां तक INDIA गठबंधन का सवाल है, INDIA गठबंधन एक साथ मिलकर इसपर निर्णय लेगा।" #WATCH | दिल्ली: शिवसेना(UBT) सांसद प्रियंका चतुर्वेदी ने NDA द्वारा महाराष्ट्र के राज्यपाल सी.पी. राधाकृष्णन को उपराष्ट्रपति पद का उम्मीदवार घोषित किए जाने पर कहा, "सी.पी. राधाकृष्णन पिछले एक साल से महाराष्ट्र के राज्यपाल हैं... वे झारखंड के राज्यपाल, सांसद भी रहे हैं और मुझे… pic.twitter.com/A3cgTvLLsR — ANI_HindiNews (@AHindinews) August 18, 2025 शिवसेना(UBT) सांसद प्रियंका चतुर्वेदी ने NDA द्वारा महाराष्ट्र के राज्यपाल सी.पी. राधाकृष्णन को उपराष्ट्रपति पद का उम्मीदवार घोषित किए जाने पर कहा, "सी.पी. राधाकृष्णन पिछले एक साल से महाराष्ट्र के राज्यपाल हैं... वे झारखंड के राज्यपाल, सांसद भी रहे हैं और मुझे उम्मीद है कि अगर वे चुने जाते हैं तो इस कुर्सी की गरिमा पूरी तरह से वापस आएगी, हमने इस कुर्सी को बहुत कमज़ोर होते देखा है... जहां तक INDIA गठबंधन का सवाल है, INDIA गठबंधन एक साथ मिलकर इसपर निर्णय लेगा।" #WATCH | दिल्ली: शिवसेना(UBT) सांसद प्रियंका चतुर्वेदी ने NDA द्वारा महाराष्ट्र के राज्यपाल सी.पी. राधाकृष्णन को उपराष्ट्रपति पद का उम्मीदवार घोषित किए जाने पर कहा, "सी.पी. राधाकृष्णन पिछले एक साल से महाराष्ट्र के राज्यपाल हैं... वे झारखंड के राज्यपाल, सांसद भी रहे हैं और मुझे… pic.twitter.com/A3cgTvLLsR — ANI_HindiNews (@AHindinews) August 18, 2025 शिवसेना(UBT) सांसद प्रियंका चतुर्वेदी ने NDA द्वारा महाराष्ट्र के राज्यपाल सी.पी. राधाकृष्णन को उपराष्ट्रपति पद का उम्मीदवार घोषित किए जाने पर कहा, "सी.पी. राधाकृष्णन पिछले एक साल से महाराष्ट्र के राज्यपाल हैं... वे झारखंड के राज्यपाल, सांसद भी रहे हैं और मुझे उम्मीद है कि अगर वे चुने जाते हैं तो इस कुर्सी की गरिमा पूरी तरह से वापस आएगी, हमने इस कुर्सी को बहुत कमज़ोर होते देखा है... जहां तक INDIA गठबंधन का सवाल है, INDIA गठबंधन एक साथ मिलकर इसपर निर्णय लेगा।" #WATCH | दिल्ली: शिवसेना(UBT) सांसद प्रियंका चतुर्वेदी ने NDA द्वारा महाराष्ट्र के राज्यपाल सी.पी. राधाकृष्णन को उपराष्ट्रपति पद का उम्मीदवार घोषित किए जाने पर कहा, "सी.पी. राधाकृष्णन पिछले एक साल से महाराष्ट्र के राज्यपाल हैं... वे झारखंड के राज्यपाल, सांसद भी रहे हैं और मुझे… pic.twitter.com/A3cgTvLLsR — ANI_HindiNews (@AHindinews) August 18, 2025 18 Aug 2025 04:01 PM (IST) 18 Aug 2025 04:01 PM (IST) उपराष्ट्रपति चुनाव पर इंडिया गठबंधन चर्चा करेगी संजय राउत विपक्षी (यूबीटी) के वरिष्ठ नेता एन.डी.ए. द्वारा महाराष्ट्र के राज्यपाल सी.पी. राधाकृष्णन को उपराष्ट्रपति पद का दावेदार घोषित करने पर कहा गया, "...सी.पी. राधाकृष्णन निश्चित रूप से महाराष्ट्र के राज्यपाल के रूप में हैं, एक बहुत ही प्रतिष्ठित व्यक्तित्व हैं... अगर महाराष्ट्र के राज्यपाल हैं, तो हमें खुशी है लेकिन चुनाव करना होगा। भारत गठबंधन एक निर्णय चाहता है, मैं नहीं कह सकता कि वह क्या निर्णय लेंगे...लेकिन आज हम इस पर चर्चा करेंगे और पद पर निर्णय लेंगे। देश में और भी गंभीर कंपनियां चल रही हैं, वोट की पूंजी, हम इस पर ध्यान नहीं भटकाना चाहते हैं..." #WATCH | दिल्ली: शिवसेना (UBT) सांसद संजय राउत ने NDA द्वारा महाराष्ट्र के राज्यपाल सी.पी. राधाकृष्णन को उपराष्ट्रपति पद का उम्मीदवार घोषित किए जाने पर कहा, "...सी.पी. राधाकृष्णन निश्चित रूप से महाराष्ट्र के राज्यपाल हैं, एक बहुत ही संतुलित व्यक्तित्व हैं... अगर महाराष्ट्र के… pic.twitter.com/4M9Gp7NyXT — ANI_HindiNews (@AHindinews) August 18, 2025 विपक्षी (यूबीटी) के वरिष्ठ नेता एन.डी.ए. द्वारा महाराष्ट्र के राज्यपाल सी.पी. राधाकृष्णन को उपराष्ट्रपति पद का दावेदार घोषित करने पर कहा गया, "...सी.पी. राधाकृष्णन निश्चित रूप से महाराष्ट्र के राज्यपाल के रूप में हैं, एक बहुत ही प्रतिष्ठित व्यक्तित्व हैं... अगर महाराष्ट्र के राज्यपाल हैं, तो हमें खुशी है लेकिन चुनाव करना होगा। भारत गठबंधन एक निर्णय चाहता है, मैं नहीं कह सकता कि वह क्या निर्णय लेंगे...लेकिन आज हम इस पर चर्चा करेंगे और पद पर निर्णय लेंगे। देश में और भी गंभीर कंपनियां चल रही हैं, वोट की पूंजी, हम इस पर ध्यान नहीं भटकाना चाहते हैं..." #WATCH | दिल्ली: शिवसेना (UBT) सांसद संजय राउत ने NDA द्वारा महाराष्ट्र के राज्यपाल सी.पी. राधाकृष्णन को उपराष्ट्रपति पद का उम्मीदवार घोषित किए जाने पर कहा, "...सी.पी. राधाकृष्णन निश्चित रूप से महाराष्ट्र के राज्यपाल हैं, एक बहुत ही संतुलित व्यक्तित्व हैं... अगर महाराष्ट्र के… pic.twitter.com/4M9Gp7NyXT — ANI_HindiNews (@AHindinews) August 18, 2025 विपक्षी (यूबीटी) के वरिष्ठ नेता एन.डी.ए. द्वारा महाराष्ट्र के राज्यपाल सी.पी. राधाकृष्णन को उपराष्ट्रपति पद का दावेदार घोषित करने पर कहा गया, "...सी.पी. राधाकृष्णन निश्चित रूप से महाराष्ट्र के राज्यपाल के रूप में हैं, एक बहुत ही प्रतिष्ठित व्यक्तित्व हैं... अगर महाराष्ट्र के राज्यपाल हैं, तो हमें खुशी है लेकिन चुनाव करना होगा। भारत गठबंधन एक निर्णय चाहता है, मैं नहीं कह सकता कि वह क्या निर्णय लेंगे...लेकिन आज हम इस पर चर्चा करेंगे और पद पर निर्णय लेंगे। देश में और भी गंभीर कंपनियां चल रही हैं, वोट की पूंजी, हम इस पर ध्यान नहीं भटकाना चाहते हैं..." #WATCH | दिल्ली: शिवसेना (UBT) सांसद संजय राउत ने NDA द्वारा महाराष्ट्र के राज्यपाल सी.पी. राधाकृष्णन को उपराष्ट्रपति पद का उम्मीदवार घोषित किए जाने पर कहा, "...सी.पी. राधाकृष्णन निश्चित रूप से महाराष्ट्र के राज्यपाल हैं, एक बहुत ही संतुलित व्यक्तित्व हैं... अगर महाराष्ट्र के… pic.twitter.com/4M9Gp7NyXT — ANI_HindiNews (@AHindinews) August 18, 2025 18 Aug 2025 03:57 PM (IST) 18 Aug 2025 03:57 PM (IST) नई मुंबई में लगातार भारी बारिश के कारण सड़कें जलमग्न महाराष्ट्र: नवी मुंबई में लगातार भारी बारिश के कारण सड़कें जलमग्न हुई। #WATCH | नवी मुंबई, महाराष्ट्र: नवी मुंबई में लगातार भारी बारिश के कारण सड़कें जलमग्न हुई। pic.twitter.com/xfnIEn2xsQ — ANI_HindiNews (@AHindinews) August 18, 2025 महाराष्ट्र: नवी मुंबई में लगातार भारी बारिश के कारण सड़कें जलमग्न हुई। #WATCH | नवी मुंबई, महाराष्ट्र: नवी मुंबई में लगातार भारी बारिश के कारण सड़कें जलमग्न हुई। pic.twitter.com/xfnIEn2xsQ — ANI_HindiNews (@AHindinews) August 18, 2025 महाराष्ट्र: नवी मुंबई में लगातार भारी बारिश के कारण सड़कें जलमग्न हुई। #WATCH | नवी मुंबई, महाराष्ट्र: नवी मुंबई में लगातार भारी बारिश के कारण सड़कें जलमग्न हुई। pic.twitter.com/xfnIEn2xsQ — ANI_HindiNews (@AHindinews) August 18, 2025 18 Aug 2025 03:23 PM (IST) 18 Aug 2025 03:23 PM (IST) सी.पी. राधाकृष्णन RSS और भाजपा के करीबी: रोहित पवार NDA द्वारा महाराष्ट्र के राज्यपाल सी.पी. राधाकृष्णन को उपराष्ट्रपति पद का उम्मीदवार घोषित किए जाने पर NCP-SCP विधायक रोहित पवार ने कहा, "सी.पी. राधाकृष्णन RSS और भाजपा के करीबी हैं। महाराष्ट्र में उनको जानबूझ कर भेजा गया था... अभी उनको उपराष्ट्रपति बनाया जा रहा है। हम उसका अभिनंदन करते हैं। लेकिन धनखड़ साहब के साथ क्या हुआ वो भी उनको देखना चाहिए..." #WATCH मुंबई: NDA द्वारा महाराष्ट्र के राज्यपाल सी.पी. राधाकृष्णन को उपराष्ट्रपति पद का उम्मीदवार घोषित किए जाने पर NCP-SCP विधायक रोहित पवार ने कहा, "सी.पी. राधाकृष्णन RSS और भाजपा के करीबी हैं। महाराष्ट्र में उनको जानबूझ कर भेजा गया था... अभी उनको उपराष्ट्रपति बनाया जा रहा है।… pic.twitter.com/o38CaCj0Tm — ANI_HindiNews (@AHindinews) August 18, 2025 NDA द्वारा महाराष्ट्र के राज्यपाल सी.पी. राधाकृष्णन को उपराष्ट्रपति पद का उम्मीदवार घोषित किए जाने पर NCP-SCP विधायक रोहित पवार ने कहा, "सी.पी. राधाकृष्णन RSS और भाजपा के करीबी हैं। महाराष्ट्र में उनको जानबूझ कर भेजा गया था... अभी उनको उपराष्ट्रपति बनाया जा रहा है। हम उसका अभिनंदन करते हैं। लेकिन धनखड़ साहब के साथ क्या हुआ वो भी उनको देखना चाहिए..." #WATCH मुंबई: NDA द्वारा महाराष्ट्र के राज्यपाल सी.पी. राधाकृष्णन को उपराष्ट्रपति पद का उम्मीदवार घोषित किए जाने पर NCP-SCP विधायक रोहित पवार ने कहा, "सी.पी. राधाकृष्णन RSS और भाजपा के करीबी हैं। महाराष्ट्र में उनको जानबूझ कर भेजा गया था... अभी उनको उपराष्ट्रपति बनाया जा रहा है।… pic.twitter.com/o38CaCj0Tm — ANI_HindiNews (@AHindinews) August 18, 2025 NDA द्वारा महाराष्ट्र के राज्यपाल सी.पी. राधाकृष्णन को उपराष्ट्रपति पद का उम्मीदवार घोषित किए जाने पर NCP-SCP विधायक रोहित पवार ने कहा, "सी.पी. राधाकृष्णन RSS और भाजपा के करीबी हैं। महाराष्ट्र में उनको जानबूझ कर भेजा गया था... अभी उनको उपराष्ट्रपति बनाया जा रहा है। हम उसका अभिनंदन करते हैं। लेकिन धनखड़ साहब के साथ क्या हुआ वो भी उनको देखना चाहिए..." #WATCH मुंबई: NDA द्वारा महाराष्ट्र के राज्यपाल सी.पी. राधाकृष्णन को उपराष्ट्रपति पद का उम्मीदवार घोषित किए जाने पर NCP-SCP विधायक रोहित पवार ने कहा, "सी.पी. राधाकृष्णन RSS और भाजपा के करीबी हैं। महाराष्ट्र में उनको जानबूझ कर भेजा गया था... अभी उनको उपराष्ट्रपति बनाया जा रहा है।… pic.twitter.com/o38CaCj0Tm — ANI_HindiNews (@AHindinews) August 18, 2025 18 Aug 2025 03:22 PM (IST) 18 Aug 2025 03:22 PM (IST) नागपुर-संभाजी नगर राजमार्ग पर जलभराव की स्थिति भारी बारिश के कारण वाशिम के नागपुर-संभाजी नगर राजमार्ग पर जलभराव की स्थिति उत्पन्न हुई। वाहनों की लंबी कतार देखी जा रही है। #WATCH वाशिम, महाराष्ट्र: भारी बारिश के कारण नागपुर-संभाजी नगर राजमार्ग पर जलभराव की स्थिति उत्पन्न हुई। वाहनों की लंबी कतार देखी जा रही है। pic.twitter.com/j9WjUwKoB8 — ANI_HindiNews (@AHindinews) August 18, 2025 भारी बारिश के कारण वाशिम के नागपुर-संभाजी नगर राजमार्ग पर जलभराव की स्थिति उत्पन्न हुई। वाहनों की लंबी कतार देखी जा रही है। #WATCH वाशिम, महाराष्ट्र: भारी बारिश के कारण नागपुर-संभाजी नगर राजमार्ग पर जलभराव की स्थिति उत्पन्न हुई। वाहनों की लंबी कतार देखी जा रही है। pic.twitter.com/j9WjUwKoB8 — ANI_HindiNews (@AHindinews) August 18, 2025 भारी बारिश के कारण वाशिम के नागपुर-संभाजी नगर राजमार्ग पर जलभराव की स्थिति उत्पन्न हुई। वाहनों की लंबी कतार देखी जा रही है। #WATCH वाशिम, महाराष्ट्र: भारी बारिश के कारण नागपुर-संभाजी नगर राजमार्ग पर जलभराव की स्थिति उत्पन्न हुई। वाहनों की लंबी कतार देखी जा रही है। pic.twitter.com/j9WjUwKoB8 — ANI_HindiNews (@AHindinews) August 18, 2025 18 Aug 2025 03:20 PM (IST) 18 Aug 2025 03:20 PM (IST) मुंबई में रेलवे ट्रैक और सड़कें जलमग्न मुंबई में सुबह से हो रही लगातार बारिश के कारण रेलवे ट्रैक और सड़कें जलमग्न हैं। #WATCH | मुंबई, महाराष्ट्र: मुंबई में सुबह से हो रही लगातार बारिश के कारण रेलवे ट्रैक और सड़कें जलमग्न हैं। (वीडियो माटुंगा इलाके से है।) pic.twitter.com/2NBXs0qAhg — ANI_HindiNews (@AHindinews) August 18, 2025 मुंबई में सुबह से हो रही लगातार बारिश के कारण रेलवे ट्रैक और सड़कें जलमग्न हैं। #WATCH | मुंबई, महाराष्ट्र: मुंबई में सुबह से हो रही लगातार बारिश के कारण रेलवे ट्रैक और सड़कें जलमग्न हैं। (वीडियो माटुंगा इलाके से है।) pic.twitter.com/2NBXs0qAhg — ANI_HindiNews (@AHindinews) August 18, 2025 मुंबई में सुबह से हो रही लगातार बारिश के कारण रेलवे ट्रैक और सड़कें जलमग्न हैं। #WATCH | मुंबई, महाराष्ट्र: मुंबई में सुबह से हो रही लगातार बारिश के कारण रेलवे ट्रैक और सड़कें जलमग्न हैं। (वीडियो माटुंगा इलाके से है।) pic.twitter.com/2NBXs0qAhg — ANI_HindiNews (@AHindinews) August 18, 2025 18 Aug 2025 02:41 PM (IST) 18 Aug 2025 02:41 PM (IST) बारिश के कारण मध्य रेलवे CPRO पर लगातार निगरानी मध्य रेलवे CPRO स्वप्निल धनराज नीला ने कहा, "छत्रपति शिवाजी महाराज टर्मिनस से कल्याण, कसारा, कर्जत की तरफ जाने वाली ट्रेनों की गति बारिश की वजह से धीमी हो गई है, जिसकी वजह से अप और डाउन दोनों लाइनों पर ट्रेनें 5-6 मिनट देरी से चल रही हैं। इसके अलावा हार्बर लाइन पर कुर्ला, चेंबूर और चुनाभट्टी इलाकों में जलभराव की समस्या है... हार्बर लाइन की ट्रेनें 12-15 मिनट देरी से चल रही हैं, ट्रांस हार्बर की ट्रेनें 6-7 मिनट देरी से चल रही हैं... लगातार निगरानी की जा रही है ताकि कहीं कोई समस्या न हो..." #WATCH | मुंबई: मध्य रेलवे CPRO स्वप्निल धनराज नीला ने कहा, "छत्रपति शिवाजी महाराज टर्मिनस से कल्याण, कसारा, कर्जत की तरफ जाने वाली ट्रेनों की गति बारिश की वजह से धीमी हो गई है, जिसकी वजह से अप और डाउन दोनों लाइनों पर ट्रेनें 5-6 मिनट देरी से चल रही हैं। इसके अलावा हार्बर लाइन पर… pic.twitter.com/dgJKLQGb85 — ANI_HindiNews (@AHindinews) August 18, 2025 मध्य रेलवे CPRO स्वप्निल धनराज नीला ने कहा, "छत्रपति शिवाजी महाराज टर्मिनस से कल्याण, कसारा, कर्जत की तरफ जाने वाली ट्रेनों की गति बारिश की वजह से धीमी हो गई है, जिसकी वजह से अप और डाउन दोनों लाइनों पर ट्रेनें 5-6 मिनट देरी से चल रही हैं। इसके अलावा हार्बर लाइन पर कुर्ला, चेंबूर और चुनाभट्टी इलाकों में जलभराव की समस्या है... हार्बर लाइन की ट्रेनें 12-15 मिनट देरी से चल रही हैं, ट्रांस हार्बर की ट्रेनें 6-7 मिनट देरी से चल रही हैं... लगातार निगरानी की जा रही है ताकि कहीं कोई समस्या न हो..." #WATCH | मुंबई: मध्य रेलवे CPRO स्वप्निल धनराज नीला ने कहा, "छत्रपति शिवाजी महाराज टर्मिनस से कल्याण, कसारा, कर्जत की तरफ जाने वाली ट्रेनों की गति बारिश की वजह से धीमी हो गई है, जिसकी वजह से अप और डाउन दोनों लाइनों पर ट्रेनें 5-6 मिनट देरी से चल रही हैं। इसके अलावा हार्बर लाइन पर… pic.twitter.com/dgJKLQGb85 — ANI_HindiNews (@AHindinews) August 18, 2025 मध्य रेलवे CPRO स्वप्निल धनराज नीला ने कहा, "छत्रपति शिवाजी महाराज टर्मिनस से कल्याण, कसारा, कर्जत की तरफ जाने वाली ट्रेनों की गति बारिश की वजह से धीमी हो गई है, जिसकी वजह से अप और डाउन दोनों लाइनों पर ट्रेनें 5-6 मिनट देरी से चल रही हैं। इसके अलावा हार्बर लाइन पर कुर्ला, चेंबूर और चुनाभट्टी इलाकों में जलभराव की समस्या है... हार्बर लाइन की ट्रेनें 12-15 मिनट देरी से चल रही हैं, ट्रांस हार्बर की ट्रेनें 6-7 मिनट देरी से चल रही हैं... लगातार निगरानी की जा रही है ताकि कहीं कोई समस्या न हो..." #WATCH | मुंबई: मध्य रेलवे CPRO स्वप्निल धनराज नीला ने कहा, "छत्रपति शिवाजी महाराज टर्मिनस से कल्याण, कसारा, कर्जत की तरफ जाने वाली ट्रेनों की गति बारिश की वजह से धीमी हो गई है, जिसकी वजह से अप और डाउन दोनों लाइनों पर ट्रेनें 5-6 मिनट देरी से चल रही हैं। इसके अलावा हार्बर लाइन पर… pic.twitter.com/dgJKLQGb85 — ANI_HindiNews (@AHindinews) August 18, 2025 18 Aug 2025 02:39 PM (IST) 18 Aug 2025 02:39 PM (IST) पुणे के कई हिस्सों में बारिश हुई पुणे के कई हिस्सों में बारिश हुई। #WATCH | पुणे, महाराष्ट्र: पुणे के कई हिस्सों में बारिश हुई। pic.twitter.com/lUxolbgBTt — ANI_HindiNews (@AHindinews) August 18, 2025 पुणे के कई हिस्सों में बारिश हुई। #WATCH | पुणे, महाराष्ट्र: पुणे के कई हिस्सों में बारिश हुई। pic.twitter.com/lUxolbgBTt — ANI_HindiNews (@AHindinews) August 18, 2025 पुणे के कई हिस्सों में बारिश हुई। #WATCH | पुणे, महाराष्ट्र: पुणे के कई हिस्सों में बारिश हुई। pic.twitter.com/lUxolbgBTt — ANI_HindiNews (@AHindinews) August 18, 2025 18 Aug 2025 02:38 PM (IST) 18 Aug 2025 02:38 PM (IST) मुंबई महानगरपालिका के आपदा नियंत्रण कक्ष में आए आशीष शेलार महाराष्ट्र सरकार में मंत्री आशीष शेलार ने मुंबई में हो रही भारी बारिश पर कहा, "मैं स्वयं मुंबई महानगरपालिका के आपदा नियंत्रण कक्ष में आया हूं... हमने अभी एक बैठक भी की है। मुख्यमंत्री के निर्देशानुसार आयुक्त से चर्चा की गई है... दोपहर में स्कूल-कॉलेज बंद कर दिए गए हैं। ट्रेन, लोकल ट्रेन थोड़ी देरी से चल रही हैं... दादर टर्मिनल, CSMT, कुर्ला, सायन में अगर यात्रियों की संख्या बढ़ती है तो उन्हें BST की वैकल्पिक व्यवस्था उपलब्ध कराने के निर्देश दिए गए हैं... कुछ जगहों पर पेड़ गिरने की भी जानकारी मिली है, उन्हें जल्द से जल्द हटाने के निर्देश दिए गए हैं ताकि यातायात में कोई दिक्कत न हो..." #WATCH | मुंबई: महाराष्ट्र सरकार में मंत्री आशीष शेलार ने मुंबई में हो रही भारी बारिश पर कहा, "मैं स्वयं मुंबई महानगरपालिका के आपदा नियंत्रण कक्ष में आया हूं... हमने अभी एक बैठक भी की है। मुख्यमंत्री के निर्देशानुसार आयुक्त से चर्चा की गई है... दोपहर में स्कूल-कॉलेज बंद कर दिए गए… pic.twitter.com/zo2gDqh6Un — ANI_HindiNews (@AHindinews) August 18, 2025 महाराष्ट्र सरकार में मंत्री आशीष शेलार ने मुंबई में हो रही भारी बारिश पर कहा, "मैं स्वयं मुंबई महानगरपालिका के आपदा नियंत्रण कक्ष में आया हूं... हमने अभी एक बैठक भी की है। मुख्यमंत्री के निर्देशानुसार आयुक्त से चर्चा की गई है... दोपहर में स्कूल-कॉलेज बंद कर दिए गए हैं। ट्रेन, लोकल ट्रेन थोड़ी देरी से चल रही हैं... दादर टर्मिनल, CSMT, कुर्ला, सायन में अगर यात्रियों की संख्या बढ़ती है तो उन्हें BST की वैकल्पिक व्यवस्था उपलब्ध कराने के निर्देश दिए गए हैं... कुछ जगहों पर पेड़ गिरने की भी जानकारी मिली है, उन्हें जल्द से जल्द हटाने के निर्देश दिए गए हैं ताकि यातायात में कोई दिक्कत न हो..." #WATCH | मुंबई: महाराष्ट्र सरकार में मंत्री आशीष शेलार ने मुंबई में हो रही भारी बारिश पर कहा, "मैं स्वयं मुंबई महानगरपालिका के आपदा नियंत्रण कक्ष में आया हूं... हमने अभी एक बैठक भी की है। मुख्यमंत्री के निर्देशानुसार आयुक्त से चर्चा की गई है... दोपहर में स्कूल-कॉलेज बंद कर दिए गए… pic.twitter.com/zo2gDqh6Un — ANI_HindiNews (@AHindinews) August 18, 2025 महाराष्ट्र सरकार में मंत्री आशीष शेलार ने मुंबई में हो रही भारी बारिश पर कहा, "मैं स्वयं मुंबई महानगरपालिका के आपदा नियंत्रण कक्ष में आया हूं... हमने अभी एक बैठक भी की है। मुख्यमंत्री के निर्देशानुसार आयुक्त से चर्चा की गई है... दोपहर में स्कूल-कॉलेज बंद कर दिए गए हैं। ट्रेन, लोकल ट्रेन थोड़ी देरी से चल रही हैं... दादर टर्मिनल, CSMT, कुर्ला, सायन में अगर यात्रियों की संख्या बढ़ती है तो उन्हें BST की वैकल्पिक व्यवस्था उपलब्ध कराने के निर्देश दिए गए हैं... कुछ जगहों पर पेड़ गिरने की भी जानकारी मिली है, उन्हें जल्द से जल्द हटाने के निर्देश दिए गए हैं ताकि यातायात में कोई दिक्कत न हो..." #WATCH | मुंबई: महाराष्ट्र सरकार में मंत्री आशीष शेलार ने मुंबई में हो रही भारी बारिश पर कहा, "मैं स्वयं मुंबई महानगरपालिका के आपदा नियंत्रण कक्ष में आया हूं... हमने अभी एक बैठक भी की है। मुख्यमंत्री के निर्देशानुसार आयुक्त से चर्चा की गई है... दोपहर में स्कूल-कॉलेज बंद कर दिए गए… pic.twitter.com/zo2gDqh6Un — ANI_HindiNews (@AHindinews) August 18, 2025 18 Aug 2025 02:37 PM (IST) 18 Aug 2025 02:37 PM (IST) भारी बारिश के हम हालात पर नज़र बनाए हुए हैं: गिरीश महाजन महाराष्ट्र सरकार में मंत्री गिरीश महाजन ने मुंबई में हो रही भारी बारिश पर कहा, "राज्य में भारी बारिश हो रही है। कल दोपहर से ही बारिश शुरू हो गई थी। 5-6 जिले ऐसे हैं जहां बारिश के लिए रेड और ऑरेंज अलर्ट है। नांदेड़ में भारी बारिश हुई है, जलमग्न इलाकों से लोगों को निकाला जा रहा है। SDRF की टीमें भी बुलाई गई हैं, प्रशासन की ओर से काम जारी है... 4-5 लोग लापता हैं लेकिन उनकी तलाश जारी है... हम हालात पर नज़र बनाए हुए हैं। लोगों के खाने-पीने का भी इंतजाम किया गया है।" #WATCH | मुंबई: महाराष्ट्र सरकार में मंत्री गिरीश महाजन ने मुंबई में हो रही भारी बारिश पर कहा, "राज्य में भारी बारिश हो रही है। कल दोपहर से ही बारिश शुरू हो गई थी। 5-6 जिले ऐसे हैं जहां बारिश के लिए रेड और ऑरेंज अलर्ट है। नांदेड़ में भारी बारिश हुई है, जलमग्न इलाकों से लोगों को… pic.twitter.com/M1oltxSBko — ANI_HindiNews (@AHindinews) August 18, 2025 महाराष्ट्र सरकार में मंत्री गिरीश महाजन ने मुंबई में हो रही भारी बारिश पर कहा, "राज्य में भारी बारिश हो रही है। कल दोपहर से ही बारिश शुरू हो गई थी। 5-6 जिले ऐसे हैं जहां बारिश के लिए रेड और ऑरेंज अलर्ट है। नांदेड़ में भारी बारिश हुई है, जलमग्न इलाकों से लोगों को निकाला जा रहा है। SDRF की टीमें भी बुलाई गई हैं, प्रशासन की ओर से काम जारी है... 4-5 लोग लापता हैं लेकिन उनकी तलाश जारी है... हम हालात पर नज़र बनाए हुए हैं। लोगों के खाने-पीने का भी इंतजाम किया गया है।" #WATCH | मुंबई: महाराष्ट्र सरकार में मंत्री गिरीश महाजन ने मुंबई में हो रही भारी बारिश पर कहा, "राज्य में भारी बारिश हो रही है। कल दोपहर से ही बारिश शुरू हो गई थी। 5-6 जिले ऐसे हैं जहां बारिश के लिए रेड और ऑरेंज अलर्ट है। नांदेड़ में भारी बारिश हुई है, जलमग्न इलाकों से लोगों को… pic.twitter.com/M1oltxSBko — ANI_HindiNews (@AHindinews) August 18, 2025 महाराष्ट्र सरकार में मंत्री गिरीश महाजन ने मुंबई में हो रही भारी बारिश पर कहा, "राज्य में भारी बारिश हो रही है। कल दोपहर से ही बारिश शुरू हो गई थी। 5-6 जिले ऐसे हैं जहां बारिश के लिए रेड और ऑरेंज अलर्ट है। नांदेड़ में भारी बारिश हुई है, जलमग्न इलाकों से लोगों को निकाला जा रहा है। SDRF की टीमें भी बुलाई गई हैं, प्रशासन की ओर से काम जारी है... 4-5 लोग लापता हैं लेकिन उनकी तलाश जारी है... हम हालात पर नज़र बनाए हुए हैं। लोगों के खाने-पीने का भी इंतजाम किया गया है।" #WATCH | मुंबई: महाराष्ट्र सरकार में मंत्री गिरीश महाजन ने मुंबई में हो रही भारी बारिश पर कहा, "राज्य में भारी बारिश हो रही है। कल दोपहर से ही बारिश शुरू हो गई थी। 5-6 जिले ऐसे हैं जहां बारिश के लिए रेड और ऑरेंज अलर्ट है। नांदेड़ में भारी बारिश हुई है, जलमग्न इलाकों से लोगों को… pic.twitter.com/M1oltxSBko — ANI_HindiNews (@AHindinews) August 18, 2025 18 Aug 2025 02:35 PM (IST) 18 Aug 2025 02:35 PM (IST) उपराष्ट्रपति पद के उम्मीदवार सी.पी. राधाकृष्णन दिल्ली पहुंचे महाराष्ट्र के राज्यपाल और भारत के उपराष्ट्रपति पद के लिए NDA उम्मीदवार सी.पी. राधाकृष्णन दिल्ली हवाई अड्डे पर पहुंचे। केंद्रीय मंत्री किरेन रिजिजू, प्रह्लाद जोशी, भूपेंद्र यादव, किंजरापु राम मोहन नायडू, दिल्ली की मुख्यमंत्री रेखा गुप्ता और अन्य नेताओं ने हवाई अड्डे पर उनका स्वागत किया। #WATCH | दिल्ली: महाराष्ट्र के राज्यपाल और भारत के उपराष्ट्रपति पद के लिए NDA उम्मीदवार सी.पी. राधाकृष्णन दिल्ली हवाई अड्डे पर पहुंचे। केंद्रीय मंत्री किरेन रिजिजू, प्रह्लाद जोशी, भूपेंद्र यादव, किंजरापु राम मोहन नायडू, दिल्ली की मुख्यमंत्री रेखा गुप्ता और अन्य नेताओं ने हवाई… pic.twitter.com/fIOEhhOl9W — ANI_HindiNews (@AHindinews) August 18, 2025 महाराष्ट्र के राज्यपाल और भारत के उपराष्ट्रपति पद के लिए NDA उम्मीदवार सी.पी. राधाकृष्णन दिल्ली हवाई अड्डे पर पहुंचे। केंद्रीय मंत्री किरेन रिजिजू, प्रह्लाद जोशी, भूपेंद्र यादव, किंजरापु राम मोहन नायडू, दिल्ली की मुख्यमंत्री रेखा गुप्ता और अन्य नेताओं ने हवाई अड्डे पर उनका स्वागत किया। #WATCH | दिल्ली: महाराष्ट्र के राज्यपाल और भारत के उपराष्ट्रपति पद के लिए NDA उम्मीदवार सी.पी. राधाकृष्णन दिल्ली हवाई अड्डे पर पहुंचे। केंद्रीय मंत्री किरेन रिजिजू, प्रह्लाद जोशी, भूपेंद्र यादव, किंजरापु राम मोहन नायडू, दिल्ली की मुख्यमंत्री रेखा गुप्ता और अन्य नेताओं ने हवाई… pic.twitter.com/fIOEhhOl9W — ANI_HindiNews (@AHindinews) August 18, 2025 महाराष्ट्र के राज्यपाल और भारत के उपराष्ट्रपति पद के लिए NDA उम्मीदवार सी.पी. राधाकृष्णन दिल्ली हवाई अड्डे पर पहुंचे। केंद्रीय मंत्री किरेन रिजिजू, प्रह्लाद जोशी, भूपेंद्र यादव, किंजरापु राम मोहन नायडू, दिल्ली की मुख्यमंत्री रेखा गुप्ता और अन्य नेताओं ने हवाई अड्डे पर उनका स्वागत किया। #WATCH | दिल्ली: महाराष्ट्र के राज्यपाल और भारत के उपराष्ट्रपति पद के लिए NDA उम्मीदवार सी.पी. राधाकृष्णन दिल्ली हवाई अड्डे पर पहुंचे। केंद्रीय मंत्री किरेन रिजिजू, प्रह्लाद जोशी, भूपेंद्र यादव, किंजरापु राम मोहन नायडू, दिल्ली की मुख्यमंत्री रेखा गुप्ता और अन्य नेताओं ने हवाई… pic.twitter.com/fIOEhhOl9W — ANI_HindiNews (@AHindinews) August 18, 2025 18 Aug 2025 01:46 PM (IST) 18 Aug 2025 01:46 PM (IST) ठाणे में ऑनलाइन ‘ट्रेडिंग' के नाम पर धोखाधड़ी, शख्स ने 41 लाख रुपये गंवाए महाराष्ट्र के ठाणे शहर में एक ऑनलाइन ‘ट्रेडिंग' योजना में निवेश करने के नाम पर दो लोगों ने 48 वर्षीय एक व्यक्ति के साथ कथित तौर पर धोखाधड़ी की। पीड़ित द्वारा दर्ज कराई गई शिकायत के अनुसार, उसने सोशल मीड़िया मंच फेसबुक पर इस ‘ट्रेडिंग' योजना का विज्ञापन देखा था। उसे एक व्हॉट्सऐप ग्रुप में जोड़ा गया, जहां धोखेबाज ‘आईपीओ' में निवेश करने के लिए उकसाया करते थे। पीड़ित ने इस वर्ष मई और जून महीने में कुछ बैंक खातों में 40,99,814 रुपये भेजे जिसके बाद उसके ऐसा दर्शाया गया कि उसका निवेश बढ़कर 88,39,072 रुपये हो गया है लेकिन वह यह पैसे निकाल नहीं पाया। महाराष्ट्र के ठाणे शहर में एक ऑनलाइन ‘ट्रेडिंग' योजना में निवेश करने के नाम पर दो लोगों ने 48 वर्षीय एक व्यक्ति के साथ कथित तौर पर धोखाधड़ी की। पीड़ित द्वारा दर्ज कराई गई शिकायत के अनुसार, उसने सोशल मीड़िया मंच फेसबुक पर इस ‘ट्रेडिंग' योजना का विज्ञापन देखा था। उसे एक व्हॉट्सऐप ग्रुप में जोड़ा गया, जहां धोखेबाज ‘आईपीओ' में निवेश करने के लिए उकसाया करते थे। पीड़ित ने इस वर्ष मई और जून महीने में कुछ बैंक खातों में 40,99,814 रुपये भेजे जिसके बाद उसके ऐसा दर्शाया गया कि उसका निवेश बढ़कर 88,39,072 रुपये हो गया है लेकिन वह यह पैसे निकाल नहीं पाया। महाराष्ट्र के ठाणे शहर में एक ऑनलाइन ‘ट्रेडिंग' योजना में निवेश करने के नाम पर दो लोगों ने 48 वर्षीय एक व्यक्ति के साथ कथित तौर पर धोखाधड़ी की। पीड़ित द्वारा दर्ज कराई गई शिकायत के अनुसार, उसने सोशल मीड़िया मंच फेसबुक पर इस ‘ट्रेडिंग' योजना का विज्ञापन देखा था। उसे एक व्हॉट्सऐप ग्रुप में जोड़ा गया, जहां धोखेबाज ‘आईपीओ' में निवेश करने के लिए उकसाया करते थे। पीड़ित ने इस वर्ष मई और जून महीने में कुछ बैंक खातों में 40,99,814 रुपये भेजे जिसके बाद उसके ऐसा दर्शाया गया कि उसका निवेश बढ़कर 88,39,072 रुपये हो गया है लेकिन वह यह पैसे निकाल नहीं पाया। 18 Aug 2025 01:30 PM (IST) 18 Aug 2025 01:30 PM (IST) मुंबई में भारी बारिश; IMD के रेड अलर्ट के बाद स्कूल-कॉलेजों में छुट्टी का ऐलान भारत मौसम विज्ञान विभाग (आईएमडी) ने सोमवार को मुंबई और आसपास के इलाकों में कुछ जगहों पर अत्यधिक भारी बारिश का पूर्वानुमान जताते हुए ‘रेड अलर्ट' जारी किया, जिसके बाद महानगर के सभी स्कूलों और कॉलेजों में अवकाश घोषित कर दिया गया। बृहन्मुंबई महानगर पालिक (बीएमसी) ने भी लोगों से अपील की है कि वे केवल आवश्यक कार्य के लिए ही घरों से बाहर निकलें। सोमवार को लगातार तीसरे दिन हुई भारी बारिश के बाद कई इलाकों में सड़कों पर जलभराव हो गया। भारत मौसम विज्ञान विभाग (आईएमडी) ने सोमवार को मुंबई और आसपास के इलाकों में कुछ जगहों पर अत्यधिक भारी बारिश का पूर्वानुमान जताते हुए ‘रेड अलर्ट' जारी किया, जिसके बाद महानगर के सभी स्कूलों और कॉलेजों में अवकाश घोषित कर दिया गया। बृहन्मुंबई महानगर पालिक (बीएमसी) ने भी लोगों से अपील की है कि वे केवल आवश्यक कार्य के लिए ही घरों से बाहर निकलें। सोमवार को लगातार तीसरे दिन हुई भारी बारिश के बाद कई इलाकों में सड़कों पर जलभराव हो गया। 18 Aug 2025 12:23 PM (IST) 18 Aug 2025 12:23 PM (IST) बेस्ट क्रेडिट सोसाइटी चुनाव: मनसे ने प्रतिद्वंद्वियों पर मतदाताओं को रुपये बांटने का आरोप महाराष्ट्र नवनिर्माण सेना (मनसे) नेता संदीप देशपांडे ने सोमवार को बृहन्मुंबई इलेक्ट्रिक सप्लाई एंड ट्रांसपोर्ट (बेस्ट) क्रेडिट सोसाइटी के चुनाव में प्रतिद्वंद्वियों पर रुपये बांटने का आरोप लगाया। यह चुनाव मनसे और शिवसेना (यूबीटी) गठबंधन में लड़ रहे हैं। बेस्ट क्रेडिट सोसाइटी के लिए चुनाव सोमवार को हो रहे हैं जिस पर अब तक शिवसेना (यूबीटी) का कब्जा है। देशपांडे ने ‘एक्स' पर साझा किए गए एक वीडियो में दावा किया कि बेस्ट क्रेडिट सोसाइटी के एक सदस्य को एक पर्चा मिला जिसमें छिपाकर रखे गए एक लिफाफे में 500 रुपये के दो नोट थे। उन्होंने आरोप लगाया कि यह वोट खरीदने का खेल है। देशपांडे ने कहा कि इस बारे में निर्वाचन अधिकारी के पास औपचारिक शिकायत दर्ज कराई जाएगी। हा खेळ मत विकत घेण्याचा pic.twitter.com/ubikC9u6LS — Sandeep Deshpande (@SandeepDadarMNS) August 18, 2025 महाराष्ट्र नवनिर्माण सेना (मनसे) नेता संदीप देशपांडे ने सोमवार को बृहन्मुंबई इलेक्ट्रिक सप्लाई एंड ट्रांसपोर्ट (बेस्ट) क्रेडिट सोसाइटी के चुनाव में प्रतिद्वंद्वियों पर रुपये बांटने का आरोप लगाया। यह चुनाव मनसे और शिवसेना (यूबीटी) गठबंधन में लड़ रहे हैं। बेस्ट क्रेडिट सोसाइटी के लिए चुनाव सोमवार को हो रहे हैं जिस पर अब तक शिवसेना (यूबीटी) का कब्जा है। देशपांडे ने ‘एक्स' पर साझा किए गए एक वीडियो में दावा किया कि बेस्ट क्रेडिट सोसाइटी के एक सदस्य को एक पर्चा मिला जिसमें छिपाकर रखे गए एक लिफाफे में 500 रुपये के दो नोट थे। उन्होंने आरोप लगाया कि यह वोट खरीदने का खेल है। देशपांडे ने कहा कि इस बारे में निर्वाचन अधिकारी के पास औपचारिक शिकायत दर्ज कराई जाएगी। हा खेळ मत विकत घेण्याचा pic.twitter.com/ubikC9u6LS — Sandeep Deshpande (@SandeepDadarMNS) August 18, 2025 महाराष्ट्र नवनिर्माण सेना (मनसे) नेता संदीप देशपांडे ने सोमवार को बृहन्मुंबई इलेक्ट्रिक सप्लाई एंड ट्रांसपोर्ट (बेस्ट) क्रेडिट सोसाइटी के चुनाव में प्रतिद्वंद्वियों पर रुपये बांटने का आरोप लगाया। यह चुनाव मनसे और शिवसेना (यूबीटी) गठबंधन में लड़ रहे हैं। बेस्ट क्रेडिट सोसाइटी के लिए चुनाव सोमवार को हो रहे हैं जिस पर अब तक शिवसेना (यूबीटी) का कब्जा है। देशपांडे ने ‘एक्स' पर साझा किए गए एक वीडियो में दावा किया कि बेस्ट क्रेडिट सोसाइटी के एक सदस्य को एक पर्चा मिला जिसमें छिपाकर रखे गए एक लिफाफे में 500 रुपये के दो नोट थे। उन्होंने आरोप लगाया कि यह वोट खरीदने का खेल है। देशपांडे ने कहा कि इस बारे में निर्वाचन अधिकारी के पास औपचारिक शिकायत दर्ज कराई जाएगी। हा खेळ मत विकत घेण्याचा pic.twitter.com/ubikC9u6LS — Sandeep Deshpande (@SandeepDadarMNS) August 18, 2025 18 Aug 2025 11:52 AM (IST) 18 Aug 2025 11:52 AM (IST) मुंबई में मूसलाधार बारिश, अंधेरी सबवे बंद किया गया मुंबई शहर के कई हिस्सों में सोमवार सुबह से भारी बारिश हो रही है। मौसम विभाग ने बारिश का ऑरेंज अलर्ट जारी किया है। मूसलाधार बारिश के कारण कई जगहों पर जलभराव की स्थिति है। इसे देखते हुए अंधेरी सबवे बंद कर दिया गया। #WATCH Mumbai: Andheri Subway closed due to waterlogging amid heavy rainfall in many parts of the city. pic.twitter.com/YogIDMXxGt — ANI (@ANI) August 18, 2025 मुंबई शहर के कई हिस्सों में सोमवार सुबह से भारी बारिश हो रही है। मौसम विभाग ने बारिश का ऑरेंज अलर्ट जारी किया है। मूसलाधार बारिश के कारण कई जगहों पर जलभराव की स्थिति है। इसे देखते हुए अंधेरी सबवे बंद कर दिया गया। #WATCH Mumbai: Andheri Subway closed due to waterlogging amid heavy rainfall in many parts of the city. pic.twitter.com/YogIDMXxGt — ANI (@ANI) August 18, 2025 मुंबई शहर के कई हिस्सों में सोमवार सुबह से भारी बारिश हो रही है। मौसम विभाग ने बारिश का ऑरेंज अलर्ट जारी किया है। मूसलाधार बारिश के कारण कई जगहों पर जलभराव की स्थिति है। इसे देखते हुए अंधेरी सबवे बंद कर दिया गया। #WATCH Mumbai: Andheri Subway closed due to waterlogging amid heavy rainfall in many parts of the city. pic.twitter.com/YogIDMXxGt — ANI (@ANI) August 18, 2025 18 Aug 2025 11:50 AM (IST) 18 Aug 2025 11:50 AM (IST) नांदेड़ में भारी बारिश से बाढ़ की हालात महाराष्ट्र के नांदेड़ के मुखेड़ तालुका में सोमवार सुबह से भारी बारिश जारी है। भिंगोली, भेंडेगांव, हसनाल, रावनगांव, भसवाड़ी और सांगवी भदेव जैसे गांवों में बाढ़ जैसे हालात हैं। स्थानीय प्रशासन ने एनडीआरएफ की टीमें मौके पर भेज दी हैं और बुजुर्गों को सुरक्षित स्थानों पर पहुंचाया जा रहा है। गांवों में घरों में पानी घुस गया है और खेतों में खड़ी फसलें बर्बाद हो रही हैं। ग्रामीणों का कहना है कि उन्होंने सालों बाद ऐसी बारिश देखी है। प्रशासन ने राहत और बचाव कार्य तेज कर दिया है। महाराष्ट्र के नांदेड़ के मुखेड़ तालुका में सोमवार सुबह से भारी बारिश जारी है। भिंगोली, भेंडेगांव, हसनाल, रावनगांव, भसवाड़ी और सांगवी भदेव जैसे गांवों में बाढ़ जैसे हालात हैं। स्थानीय प्रशासन ने एनडीआरएफ की टीमें मौके पर भेज दी हैं और बुजुर्गों को सुरक्षित स्थानों पर पहुंचाया जा रहा है। गांवों में घरों में पानी घुस गया है और खेतों में खड़ी फसलें बर्बाद हो रही हैं। ग्रामीणों का कहना है कि उन्होंने सालों बाद ऐसी बारिश देखी है। प्रशासन ने राहत और बचाव कार्य तेज कर दिया है। महाराष्ट्र के नांदेड़ के मुखेड़ तालुका में सोमवार सुबह से भारी बारिश जारी है। भिंगोली, भेंडेगांव, हसनाल, रावनगांव, भसवाड़ी और सांगवी भदेव जैसे गांवों में बाढ़ जैसे हालात हैं। स्थानीय प्रशासन ने एनडीआरएफ की टीमें मौके पर भेज दी हैं और बुजुर्गों को सुरक्षित स्थानों पर पहुंचाया जा रहा है। गांवों में घरों में पानी घुस गया है और खेतों में खड़ी फसलें बर्बाद हो रही हैं। ग्रामीणों का कहना है कि उन्होंने सालों बाद ऐसी बारिश देखी है। प्रशासन ने राहत और बचाव कार्य तेज कर दिया है। 18 Aug 2025 11:30 AM (IST) 18 Aug 2025 11:30 AM (IST) सीपी राधाकृष्णन की उम्मीदवारी पर संजय राउत बोले- हम क्यों सपोर्ट करें एनडीए द्वारा महाराष्ट्र के राज्यपाल सीपी राधाकृष्णन को उपराष्ट्रपति पद का उम्मीदवार बनाए जाने पर शिवसेना नेता संजय राउत ने कहा कि इसे लेकर इंडिया ब्लॉक फैसला लेगा और चुनाव होंगे। मैं अभी आपको फैसला नहीं बता सकता, लेकिन हां, नेता आज एक साथ बैठेंगे। हम मिलेंगे और इस मुद्दे पर चर्चा करेंगे। सीपी राधाकृष्णन के समर्थन के सवाल पर उन्होंने कहा कि हम क्यों सपोर्ट करें। VIDEO | Delhi: On NDA naming CP Radhakrishnan, Governor of Maharashtra, as their Vice Presidential candidate, Shiv Sena (UBT) leader Sanjay Raut says, “... Election will happen. INDIA bloc will take a decision. I cannot tell you the decision right now, but yes, leaders will sit… pic.twitter.com/KyekiOy9kH — Press Trust of India (@PTI_News) August 18, 2025 पूरी खबर यहां पढ़ें एनडीए द्वारा महाराष्ट्र के राज्यपाल सीपी राधाकृष्णन को उपराष्ट्रपति पद का उम्मीदवार बनाए जाने पर शिवसेना नेता संजय राउत ने कहा कि इसे लेकर इंडिया ब्लॉक फैसला लेगा और चुनाव होंगे। मैं अभी आपको फैसला नहीं बता सकता, लेकिन हां, नेता आज एक साथ बैठेंगे। हम मिलेंगे और इस मुद्दे पर चर्चा करेंगे। सीपी राधाकृष्णन के समर्थन के सवाल पर उन्होंने कहा कि हम क्यों सपोर्ट करें। VIDEO | Delhi: On NDA naming CP Radhakrishnan, Governor of Maharashtra, as their Vice Presidential candidate, Shiv Sena (UBT) leader Sanjay Raut says, “... Election will happen. INDIA bloc will take a decision. I cannot tell you the decision right now, but yes, leaders will sit… pic.twitter.com/KyekiOy9kH — Press Trust of India (@PTI_News) August 18, 2025 पूरी खबर यहां पढ़ें एनडीए द्वारा महाराष्ट्र के राज्यपाल सीपी राधाकृष्णन को उपराष्ट्रपति पद का उम्मीदवार बनाए जाने पर शिवसेना नेता संजय राउत ने कहा कि इसे लेकर इंडिया ब्लॉक फैसला लेगा और चुनाव होंगे। मैं अभी आपको फैसला नहीं बता सकता, लेकिन हां, नेता आज एक साथ बैठेंगे। हम मिलेंगे और इस मुद्दे पर चर्चा करेंगे। सीपी राधाकृष्णन के समर्थन के सवाल पर उन्होंने कहा कि हम क्यों सपोर्ट करें। VIDEO | Delhi: On NDA naming CP Radhakrishnan, Governor of Maharashtra, as their Vice Presidential candidate, Shiv Sena (UBT) leader Sanjay Raut says, “... Election will happen. INDIA bloc will take a decision. I cannot tell you the decision right now, but yes, leaders will sit… pic.twitter.com/KyekiOy9kH — Press Trust of India (@PTI_News) August 18, 2025 पूरी खबर यहां पढ़ें 18 Aug 2025 09:59 AM (IST) 18 Aug 2025 09:59 AM (IST) मुंबई में भारी का असर, सड़क पर लगी वाहनों की लंबी कतार मुंबई शहर में भारी बारिश हो रही है। इसके कारण यातायात पर असर पड़ा हैं। विले पार्ले के पास वेस्टर्न एक्सप्रेस हाईवे पर यातायात धीमा हो गया और जाम की स्थिति बनी हुई है। सड़क पर वाहनों की लंबी-लबीं कतारें लगी हुई है। #WATCH | Maharashtra: The traffic slows down on Western Express Highway near Vile Parle as heavy rain lashes Mumbai city. pic.twitter.com/RXfqj5UpXP — ANI (@ANI) August 18, 2025 मुंबई शहर में भारी बारिश हो रही है। इसके कारण यातायात पर असर पड़ा हैं। विले पार्ले के पास वेस्टर्न एक्सप्रेस हाईवे पर यातायात धीमा हो गया और जाम की स्थिति बनी हुई है। सड़क पर वाहनों की लंबी-लबीं कतारें लगी हुई है। #WATCH | Maharashtra: The traffic slows down on Western Express Highway near Vile Parle as heavy rain lashes Mumbai city. pic.twitter.com/RXfqj5UpXP — ANI (@ANI) August 18, 2025 मुंबई शहर में भारी बारिश हो रही है। इसके कारण यातायात पर असर पड़ा हैं। विले पार्ले के पास वेस्टर्न एक्सप्रेस हाईवे पर यातायात धीमा हो गया और जाम की स्थिति बनी हुई है। सड़क पर वाहनों की लंबी-लबीं कतारें लगी हुई है। #WATCH | Maharashtra: The traffic slows down on Western Express Highway near Vile Parle as heavy rain lashes Mumbai city. pic.twitter.com/RXfqj5UpXP — ANI (@ANI) August 18, 2025 18 Aug 2025 09:46 AM (IST) 18 Aug 2025 09:46 AM (IST) रायगड, रत्नागिरी, पुणे, कोल्हापुर, सातारा में बारिश का रेड अलर्ट जारी बंगाल की खाड़ी के साथ विदर्भ में सक्रिय निम्न दबाव के क्षेत्र के कारण महाराष्ट्र में बारिश फिर बढ़ जाएगी। रायगड, रत्नागिरी, पुणे, कोल्हापुर, सातारा में रेड अलर्ट जारी किया है। अगले 48 घंटों में मुख्य रूप से पश्चिमी महाराष्ट्र और कोंकण घाट में बारिश का रेड अलर्ट जारी किया गया है। पूरी खबर यहां पढ़ें बंगाल की खाड़ी के साथ विदर्भ में सक्रिय निम्न दबाव के क्षेत्र के कारण महाराष्ट्र में बारिश फिर बढ़ जाएगी। रायगड, रत्नागिरी, पुणे, कोल्हापुर, सातारा में रेड अलर्ट जारी किया है। अगले 48 घंटों में मुख्य रूप से पश्चिमी महाराष्ट्र और कोंकण घाट में बारिश का रेड अलर्ट जारी किया गया है। पूरी खबर यहां पढ़ें बंगाल की खाड़ी के साथ विदर्भ में सक्रिय निम्न दबाव के क्षेत्र के कारण महाराष्ट्र में बारिश फिर बढ़ जाएगी। रायगड, रत्नागिरी, पुणे, कोल्हापुर, सातारा में रेड अलर्ट जारी किया है। अगले 48 घंटों में मुख्य रूप से पश्चिमी महाराष्ट्र और कोंकण घाट में बारिश का रेड अलर्ट जारी किया गया है। पूरी खबर यहां पढ़ें 18 Aug 2025 09:08 AM (IST) 18 Aug 2025 09:08 AM (IST) कोल्हापुर सर्किट बेंच के लिए 4 न्यायाधीशों की नियुक्ति बंबई उच्च न्यायालय की कोल्हापुर सर्किट बेंच के लिए चार न्यायाधीशों की नियुक्ति की गई है। इस नियुक्ति के आदेश मुंबई उच्च न्यायालय के रजिस्ट्रार एचएम भोसले ने जारी किए हैं। न्यायाधीश एमएस कर्णिक और न्यायाधीश शर्मिला देशमुख को डिवीजन बेंच के रूप में नियुक्त किया गया है। न्यायाधीश शिवकुमार दिघे और न्यायाधीश एसजी चपलगावकर को सिंगल बेंच न्यायाधीश के रूप में कार्यभार संभालने के लिए नियुक्त किया गया है। मुंबई उच्च न्यायालय की कोल्हापुर सर्किट बेंच का वास्तविक कामकाज सोमवार, 18 अगस्त से नियमित रूप से शुरू हो रहा है। पूरी खबर यहां पढ़ें बंबई उच्च न्यायालय की कोल्हापुर सर्किट बेंच के लिए चार न्यायाधीशों की नियुक्ति की गई है। इस नियुक्ति के आदेश मुंबई उच्च न्यायालय के रजिस्ट्रार एचएम भोसले ने जारी किए हैं। न्यायाधीश एमएस कर्णिक और न्यायाधीश शर्मिला देशमुख को डिवीजन बेंच के रूप में नियुक्त किया गया है। न्यायाधीश शिवकुमार दिघे और न्यायाधीश एसजी चपलगावकर को सिंगल बेंच न्यायाधीश के रूप में कार्यभार संभालने के लिए नियुक्त किया गया है। मुंबई उच्च न्यायालय की कोल्हापुर सर्किट बेंच का वास्तविक कामकाज सोमवार, 18 अगस्त से नियमित रूप से शुरू हो रहा है। पूरी खबर यहां पढ़ें बंबई उच्च न्यायालय की कोल्हापुर सर्किट बेंच के लिए चार न्यायाधीशों की नियुक्ति की गई है। इस नियुक्ति के आदेश मुंबई उच्च न्यायालय के रजिस्ट्रार एचएम भोसले ने जारी किए हैं। न्यायाधीश एमएस कर्णिक और न्यायाधीश शर्मिला देशमुख को डिवीजन बेंच के रूप में नियुक्त किया गया है। न्यायाधीश शिवकुमार दिघे और न्यायाधीश एसजी चपलगावकर को सिंगल बेंच न्यायाधीश के रूप में कार्यभार संभालने के लिए नियुक्त किया गया है। मुंबई उच्च न्यायालय की कोल्हापुर सर्किट बेंच का वास्तविक कामकाज सोमवार, 18 अगस्त से नियमित रूप से शुरू हो रहा है। पूरी खबर यहां पढ़ें 18 Aug 2025 08:06 AM (IST) 18 Aug 2025 08:06 AM (IST) मुंबई में इमारत की सीढ़ी का एक हिस्सा गिरा, तीन लोग घायल मुंबई के चीरा बाज़ार इलाके में एक इमारत की सीढ़ी का एक हिस्सा गिरने से तीन लोग घायल हो गए। प्रशासन ने राहत व बचाव कार्य शुरू कर दिया है। #WATCH | Mumbai: Three injured after a portion of the staircase of a building collapsed in the Chira Bazaar area. Further details awaited. (17.08) pic.twitter.com/i27KybuZAQ — ANI (@ANI) August 18, 2025 मुंबई के चीरा बाज़ार इलाके में एक इमारत की सीढ़ी का एक हिस्सा गिरने से तीन लोग घायल हो गए। प्रशासन ने राहत व बचाव कार्य शुरू कर दिया है। #WATCH | Mumbai: Three injured after a portion of the staircase of a building collapsed in the Chira Bazaar area. Further details awaited. (17.08) pic.twitter.com/i27KybuZAQ — ANI (@ANI) August 18, 2025 मुंबई के चीरा बाज़ार इलाके में एक इमारत की सीढ़ी का एक हिस्सा गिरने से तीन लोग घायल हो गए। प्रशासन ने राहत व बचाव कार्य शुरू कर दिया है। #WATCH | Mumbai: Three injured after a portion of the staircase of a building collapsed in the Chira Bazaar area. Further details awaited. (17.08) pic.twitter.com/i27KybuZAQ — ANI (@ANI) August 18, 2025 18 Aug 2025 07:12 AM (IST) 18 Aug 2025 07:12 AM (IST) सीएम फडणवीस ने कोल्हापुर सर्किट बेंच के भवन की अनुमोदन आदेश प्रति सौंपी मुख्यमंत्री देवेंद्र फडणवीस ने बॉम्बे उच्च न्यायालय की कोल्हापुर सर्किट बेंच के उद्घाटन समारोह में शेंडा पार्क में बेंच के लिए मुख्य भवन के अनुमोदन आदेश की एक प्रति बॉम्बे उच्च न्यायालय के मुख्य न्यायाधीश आलोक आराधे को सौंपी। मुख्यमंत्री देवेंद्र फडणवीस यांनी मुंबई उच्च न्यायालयाच्या कोल्हापूर सर्किट बेंचच्या उदघाटन कार्यक्रमामध्ये खंडपीठासाठी शेंडा पार्क येथे मुख्य इमारतीसाठी मंजुरीच्या आदेशाची प्रत मुंबई उच्च न्यायालयाचे मुख्य न्यायमूर्ती आलोक आराधे यांना सुपूर्द केली.@Dev_Fadnavis#Maharashtra… pic.twitter.com/WXUHWMhkio — CMO Maharashtra (@CMOMaharashtra) August 17, 2025 मुख्यमंत्री देवेंद्र फडणवीस ने बॉम्बे उच्च न्यायालय की कोल्हापुर सर्किट बेंच के उद्घाटन समारोह में शेंडा पार्क में बेंच के लिए मुख्य भवन के अनुमोदन आदेश की एक प्रति बॉम्बे उच्च न्यायालय के मुख्य न्यायाधीश आलोक आराधे को सौंपी। मुख्यमंत्री देवेंद्र फडणवीस यांनी मुंबई उच्च न्यायालयाच्या कोल्हापूर सर्किट बेंचच्या उदघाटन कार्यक्रमामध्ये खंडपीठासाठी शेंडा पार्क येथे मुख्य इमारतीसाठी मंजुरीच्या आदेशाची प्रत मुंबई उच्च न्यायालयाचे मुख्य न्यायमूर्ती आलोक आराधे यांना सुपूर्द केली.@Dev_Fadnavis#Maharashtra… pic.twitter.com/WXUHWMhkio — CMO Maharashtra (@CMOMaharashtra) August 17, 2025 मुख्यमंत्री देवेंद्र फडणवीस ने बॉम्बे उच्च न्यायालय की कोल्हापुर सर्किट बेंच के उद्घाटन समारोह में शेंडा पार्क में बेंच के लिए मुख्य भवन के अनुमोदन आदेश की एक प्रति बॉम्बे उच्च न्यायालय के मुख्य न्यायाधीश आलोक आराधे को सौंपी। मुख्यमंत्री देवेंद्र फडणवीस यांनी मुंबई उच्च न्यायालयाच्या कोल्हापूर सर्किट बेंचच्या उदघाटन कार्यक्रमामध्ये खंडपीठासाठी शेंडा पार्क येथे मुख्य इमारतीसाठी मंजुरीच्या आदेशाची प्रत मुंबई उच्च न्यायालयाचे मुख्य न्यायमूर्ती आलोक आराधे यांना सुपूर्द केली.@Dev_Fadnavis#Maharashtra… pic.twitter.com/WXUHWMhkio — CMO Maharashtra (@CMOMaharashtra) August 17, 2025 18 Aug 2025 07:09 AM (IST) 18 Aug 2025 07:09 AM (IST) बॉम्बे हाई कोर्ट की काेल्हापुर सर्किट बेंच का हुआ उद्घाटन भारत के मुख्य न्यायाधीश बीआर गवई ने कोल्हापुर में बॉम्बे हाई कोर्ट की सर्किट बेंच का उद्घाटन किया। इस अवसर पर बॉम्बे हाई कोर्ट के मुख्य न्यायाधीश आलोक आराधे, मुख्यमंत्री देवेंद्र फडणवीस, उपमुख्यमंत्री एकनाथ शिंदे, मंत्री चंद्रकांतदादा पाटिल, मंत्री नितेश राणे, मंत्री उदय सामंत, मंत्री प्रकाश अबितकर, सांसद धैर्यशील माने, बॉम्बे हाई कोर्ट के वरिष्ठ न्यायाधीश और अन्य गणमान्य व्यक्ति उपस्थित थे। Ensuring Justice Reaches Every Citizen with the Circuit Bench! Attended the inauguration of the Circuit Bench of the Bombay High Court at Kolhapur, at the hands of Hon Chief Justice of India, Bhushan Gavai ji. It was a privilege to work alongside Hon Chief Justice of India,… https://t.co/R2XVCGf7Ta pic.twitter.com/U1EiH2cVQs — Devendra Fadnavis (@Dev_Fadnavis) August 17, 2025 भारत के मुख्य न्यायाधीश बीआर गवई ने कोल्हापुर में बॉम्बे हाई कोर्ट की सर्किट बेंच का उद्घाटन किया। इस अवसर पर बॉम्बे हाई कोर्ट के मुख्य न्यायाधीश आलोक आराधे, मुख्यमंत्री देवेंद्र फडणवीस, उपमुख्यमंत्री एकनाथ शिंदे, मंत्री चंद्रकांतदादा पाटिल, मंत्री नितेश राणे, मंत्री उदय सामंत, मंत्री प्रकाश अबितकर, सांसद धैर्यशील माने, बॉम्बे हाई कोर्ट के वरिष्ठ न्यायाधीश और अन्य गणमान्य व्यक्ति उपस्थित थे। Ensuring Justice Reaches Every Citizen with the Circuit Bench! Attended the inauguration of the Circuit Bench of the Bombay High Court at Kolhapur, at the hands of Hon Chief Justice of India, Bhushan Gavai ji. It was a privilege to work alongside Hon Chief Justice of India,… https://t.co/R2XVCGf7Ta pic.twitter.com/U1EiH2cVQs — Devendra Fadnavis (@Dev_Fadnavis) August 17, 2025 भारत के मुख्य न्यायाधीश बीआर गवई ने कोल्हापुर में बॉम्बे हाई कोर्ट की सर्किट बेंच का उद्घाटन किया। इस अवसर पर बॉम्बे हाई कोर्ट के मुख्य न्यायाधीश आलोक आराधे, मुख्यमंत्री देवेंद्र फडणवीस, उपमुख्यमंत्री एकनाथ शिंदे, मंत्री चंद्रकांतदादा पाटिल, मंत्री नितेश राणे, मंत्री उदय सामंत, मंत्री प्रकाश अबितकर, सांसद धैर्यशील माने, बॉम्बे हाई कोर्ट के वरिष्ठ न्यायाधीश और अन्य गणमान्य व्यक्ति उपस्थित थे। Ensuring Justice Reaches Every Citizen with the Circuit Bench! Attended the inauguration of the Circuit Bench of the Bombay High Court at Kolhapur, at the hands of Hon Chief Justice of India, Bhushan Gavai ji. It was a privilege to work alongside Hon Chief Justice of India,… https://t.co/R2XVCGf7Ta pic.twitter.com/U1EiH2cVQs — Devendra Fadnavis (@Dev_Fadnavis) August 17, 2025 18 Aug 2025 07:04 AM (IST) 18 Aug 2025 07:04 AM (IST) CM फडणवीस ने राज्यपाल सीपी राधाकृष्णन दी बधाई मुख्यमंत्री देवेंद्र फडणवीस ने मुंबई के राजभवन में राज्यपाल सीपी राधाकृष्णन से मुलाकात की। सीएम ने राधाकृष्णन को भारत के उपराष्ट्रपति पद के लिए राष्ट्रीय जनतांत्रिक गठबंधन (NDA) के उम्मीदवार घोषित किए जाने पर बधाई दी। सीएम ने उन्हें शॉल ओढ़ाकर और पुष्पगुच्छ देकर सम्मानित किया। On returning back from Kolhapur, CM Devendra Fadnavis greeted and congratulated Governor CP Radhakrishnan at Raj Bhavan, Mumbai, for being announced as the National Democratic Alliance (NDA) candidate for the Vice President of India. मुख्यमंत्री श्री देवेंद्र फडणवीस यांनी… pic.twitter.com/7fSNCJFuK3 — CMO Maharashtra (@CMOMaharashtra) August 17, 2025 मुख्यमंत्री देवेंद्र फडणवीस ने मुंबई के राजभवन में राज्यपाल सीपी राधाकृष्णन से मुलाकात की। सीएम ने राधाकृष्णन को भारत के उपराष्ट्रपति पद के लिए राष्ट्रीय जनतांत्रिक गठबंधन (NDA) के उम्मीदवार घोषित किए जाने पर बधाई दी। सीएम ने उन्हें शॉल ओढ़ाकर और पुष्पगुच्छ देकर सम्मानित किया। On returning back from Kolhapur, CM Devendra Fadnavis greeted and congratulated Governor CP Radhakrishnan at Raj Bhavan, Mumbai, for being announced as the National Democratic Alliance (NDA) candidate for the Vice President of India. मुख्यमंत्री श्री देवेंद्र फडणवीस यांनी… pic.twitter.com/7fSNCJFuK3 — CMO Maharashtra (@CMOMaharashtra) August 17, 2025 मुख्यमंत्री देवेंद्र फडणवीस ने मुंबई के राजभवन में राज्यपाल सीपी राधाकृष्णन से मुलाकात की। सीएम ने राधाकृष्णन को भारत के उपराष्ट्रपति पद के लिए राष्ट्रीय जनतांत्रिक गठबंधन (NDA) के उम्मीदवार घोषित किए जाने पर बधाई दी। सीएम ने उन्हें शॉल ओढ़ाकर और पुष्पगुच्छ देकर सम्मानित किया। On returning back from Kolhapur, CM Devendra Fadnavis greeted and congratulated Governor CP Radhakrishnan at Raj Bhavan, Mumbai, for being announced as the National Democratic Alliance (NDA) candidate for the Vice President of India. मुख्यमंत्री श्री देवेंद्र फडणवीस यांनी… pic.twitter.com/7fSNCJFuK3 — CMO Maharashtra (@CMOMaharashtra) August 17, 2025 Follow Us On © Copyright Navbharatlive 2025 All rights reserved.</w:t>
+      </w:r>
+    </w:p>
+    <w:p>
+      <w:pPr>
+        <w:pStyle w:val="Heading3"/>
+      </w:pPr>
+      <w:r>
+        <w:rPr/>
+        <w:t>Article 49</w:t>
+      </w:r>
+    </w:p>
+    <w:p>
+      <w:pPr>
+        <w:pStyle w:val="Normal"/>
+      </w:pPr>
+      <w:r>
+        <w:rPr/>
+        <w:t>Title: Mumbai News: महाराष्ट्र में मूसलाधार बारिश से हाहाकार, मुख्यमंत्री की हाईलेवल बैठक, विशेष सत्र बुलाने की मांग</w:t>
+      </w:r>
+    </w:p>
+    <w:p>
+      <w:pPr>
+        <w:pStyle w:val="Normal"/>
+      </w:pPr>
+      <w:r>
+        <w:rPr/>
+        <w:t xml:space="preserve">URL: </w:t>
+      </w:r>
+      <w:r>
+        <w:t xml:space="preserve"> https://www.bhaskarhindi.com/city/mumbai/mumbai-news-heavy-rains-cause-havoc-in-maharashtra-high-level-meeting-of-chief-minister-demand-for-calling-special-session-1174171</w:t>
+      </w:r>
+    </w:p>
+    <w:p>
+      <w:pPr>
+        <w:pStyle w:val="Normal"/>
+      </w:pPr>
+      <w:r>
+        <w:rPr/>
+        <w:t>Content: Download App from Mumbai News. मुंबई समेत महाराष्ट्र में पिछले कई दिनों से हो रही मूसलाधार बारिश से जनजीवन अस्त-व्यस्त हो गया है। सोमवार को सड़कों पर भारी मात्रा में जलजमाव हो गया। मराठवाड़ा और विदर्भ क्षेत्र में भारी बारिश के कारण किसानों की फसलें बर्बाद हो गई हैं। जबकि कई जानवर पानी के तेज बहाव में बह गए हैं। इस बीच मुख्यमंत्री देवेंद्र फडणवीस ने सोमवार को मंत्रालय स्थित राज्य आपदा प्रबंधन नियंत्रण कक्ष में राज्य के हालातों की स्थिति की समीक्षा की। वीडियो कांफ्रेंसिंग के जरिए विभागीय आयुक्तों के साथ बैठक में फडणवीस ने बारिश के हालातों का जायजा लिया। मुख्यमंत्री ने अगले कुछ दिनों तक अत्यधिक सतर्क रहने के निर्देश भी दिए। इस बीच राकांपा (शरद) प्रदेशाध्यक्ष शशिकांत शिंदे ने किसानों की फसलों का तुरंत पंचनामा कर 50 हजार रुपए प्रति एकड़ मुआवजा देने की मांग की है। इसके साथ ही शिंदे ने राज्य के हालातों पर चर्चा करने के लिए विधानमंडल का विशेष सत्र बुलाने की मांग की है। मुख्यमंत्री फडणवीस सोमवार दोपहर मंत्रालय में राज्य आपदा प्रबंधन नियंत्रण कक्ष पहुंचे, जहां उन्होंने राज्य में हो रही भारी बारिश के कारण हुए नुकसान का जायजा लिया। फडणवीस ने राज्य के विभागीय आयुक्तों के साथ बैठक में सभी जरुरी उपाय उठाने के भी आदेश दिए। फडणवीस ने कहा कि पिछले दो दिनों में राज्य में विभिन्न घटनाओं में 7 लोगों की मृत्यु हुई है। कोकण क्षेत्र की कुछ नदियों ने खतरे का निशान पार कर लिया है, वहीं जलगांव में बड़ा नुकसान हुआ है। अलमट्टी बांध को लेकर कर्नाटक सरकार से निरंतर संपर्क में हैं। इसके साथ ही फडणवीस ने राज्यभर में किसानों की फसलों को हुए नुकसान का पंचनामे करने के भी आदेश दिए। अधिकारियों को आपात स्थिति में कदम उठाने के लिए उचित आदेश भी दिए गए हैं। बारिश से कहां क्या है स्थिति - छत्रपती संभाजीनगर विभाग के लगभग 800 गांव बारिश से प्रभावित हुए हैं। - दक्षिण गडचिरोली में प्रशासन सतर्क है। - अकोला, चांदूर रेल्वे, मेहकर और वाशिम में स्थिति धीरे-धीरे सामान्य हो रही है। - विदर्भ क्षेत्र में प्रारंभिक अनुमान के अनुसार 2 लाख हेक्टेयर क्षेत्र में फसलों को नुकसान पहुंचा है। - मुंबई में 8 घंटे में 170 मिमी बारिश, प्रशासन को सतर्क रहने के निर्देश दिए हैं। मुख्यमंत्री ने नागरिकों से की अपील मुख्यमंत्री फडणवीस ने राज्य के नागरिकों से अपील करते हुए कहा कि मैसेज अलर्ट भेजते समय सटीक समय का उल्लेख करें। प्रशासन द्वारा जारी किए गए सभी अलर्ट को गंभीरता से लें। स्वयं की सुरक्षा और सावधानी अवश्य बरतें। जरूरी न हो तो घर से बाहर न निकलें।आपातकालीन स्थिति में स्थानीय प्रशासन से संपर्क में रहें। राज्य में हालात खराब, सरकार बुलाए विशेष सत्र- शशिकांत शिंदे उधर राकांपा (शरद) प्रदेशाध्यक्ष शशिकांत शिंदे ने राज्य सरकार से मांग की है कि महाराष्ट्र में भारी बारिश से हालत बहुत खराब हो गए हैं। राज्य के मराठवाड़ा, विदर्भ और पश्चिम महाराष्ट्र के कई हिस्सों में भारी बारिश से किसान बुरी तरह प्रभावित हुए हैं। किसानों की लाखों एकड़ फसल बर्बाद हो गई है। सरकार किसानों की फसलों का तुरंत पंचनामा कर 50 हजार रुपए प्रति एकड़ के हिसाब से मुआवजा दे। इसके साथ ही शिंदे ने राज्य के हालातों पर चर्चा करने के लिए विधानमंडल का विशेष सत्र बुलाने की मांग की है। Created On : 18 Aug 2025 10:47 PM IST</w:t>
+      </w:r>
+    </w:p>
+    <w:p>
+      <w:pPr>
+        <w:pStyle w:val="Heading3"/>
+      </w:pPr>
+      <w:r>
+        <w:rPr/>
+        <w:t>Article 50</w:t>
+      </w:r>
+    </w:p>
+    <w:p>
+      <w:pPr>
+        <w:pStyle w:val="Normal"/>
+      </w:pPr>
+      <w:r>
+        <w:rPr/>
+        <w:t>Title: राष्ट्रीय: मुंबई में भारी बारिश के बीच सुचारू रूप से चल रही मेट्रो, सीएम फडणवीस ने की तारीफ</w:t>
+      </w:r>
+    </w:p>
+    <w:p>
+      <w:pPr>
+        <w:pStyle w:val="Normal"/>
+      </w:pPr>
+      <w:r>
+        <w:rPr/>
+        <w:t xml:space="preserve">URL: </w:t>
+      </w:r>
+      <w:r>
+        <w:t xml:space="preserve"> https://www.bhaskarhindi.com/other/news-1174019</w:t>
+      </w:r>
+    </w:p>
+    <w:p>
+      <w:pPr>
+        <w:pStyle w:val="Normal"/>
+      </w:pPr>
+      <w:r>
+        <w:rPr/>
+        <w:t>Content: Download App from मुंबई, 18 अगस्त (आईएएनएस)। मुंबई में भारी बारिश के बीच मेट्रो सेवाएं सुचारू रूप से चल रही हैं। महा मुंबई मेट्रो ऑपरेशन कॉर्पोरेशन लिमिटेड ने सोमवार को सोशल मीडिया प्लेटफॉर्म एक्स पर एक पोस्ट शेयर कर इसकी जानकारी दी है। मौसम विभाग ने मुंबई और आसपास के जिलों के लिए रेड अलर्ट जारी किया है। आईएमडी ने मुंबई समेत कई इलाकों में भारी से बहुत भारी बारिश का अनुमान जताया है। शहर के कई इलाकों में जलभराव की खबर है, जिससे सड़क यातायात धीमा हो गया है।हालांकि, महा मुंबई मेट्रो ऑपरेशन कॉर्पोरेशन लिमिटेड ने एक्स पर पोस्ट शेयर कर बताया कि येलो लाइन 2ए और रेड लाइन 7 पर मेट्रो सेवाएं निर्धारित समय पर चल रही हैं। आपातकालीन स्थिति में यात्रियों को किसी भी असुविधा से बचाने के लिए अतिरिक्त सेवाओं के लिए ट्रेनें स्टैंडबाय पर तैयार हैं।मुंबई मेट्रो ने बयान में आगे कहा, "चाहे आप ऑफिस जा रहे हों, स्कूल से लौट रहे हों, या अपनों से मिलने जा रहे हों, हम आपके सुरक्षित और विश्वसनीय यात्रा के लिए पूरी तरह तैयार हैं। सहायता के लिए हमारे हेल्पलाइन नंबर (1800 889 0505) या (1800 889 0808) पर संपर्क करें। सभी सुरक्षित रहें और सुरक्षित यात्रा करें।"इस बीच, सीएम देवेंद्र फडणवीस ने मुंबई मेट्रो की तारीफ की। उन्होंने कहा, "महाराष्ट्र में पिछले दो दिनों के बीच भारी बारिश हुई है और कई जिलों में रेड तथा ऑरेंज अलर्ट जारी किया है। इसके बावजूद मुंबई मेट्रो सुचारू रूप से चल रही है। हमने बार-बार कहा है कि भारी बारिश के बावजूद मेट्रो लोगों के लिए काफी कारगर है। इस समय भी मेट्रो अपने समय पर चल रही है।"सीएम देवेंद्र फडणवीस के बयान पर मुंबई मेट्रो ने कहा, "बारिश हो या धूप, मुंबई रुकती नहीं और न ही हम। आज की भारी बारिश के बावजूद मुंबई के प्रति हमारी प्रतिबद्धता कभी डगमगाती नहीं। महाराष्ट्र के मुख्यमंत्री फडणवीस ने राज्य में मूसलाधार बारिश के बावजूद शहर को गतिमान रखने के लिए मेट्रो सेवाओं की सराहना की। हम उनके प्रोत्साहन भरे शब्दों के लिए आभार व्यक्त करते हैं। हम इस शहर को विश्वसनीयता, सुरक्षा और देखभाल के साथ सेवा देने के अपने मिशन में दृढ़ रहने का वचन देते हैं।"अस्वीकरण: यह न्यूज़ ऑटो फ़ीड्स द्वारा स्वतः प्रकाशित हुई खबर है। इस न्यूज़ में BhaskarHindi.com टीम के द्वारा किसी भी तरह का कोई बदलाव या परिवर्तन (एडिटिंग) नहीं किया गया है| इस न्यूज की एवं न्यूज में उपयोग में ली गई सामग्रियों की सम्पूर्ण जवाबदारी केवल और केवल न्यूज़ एजेंसी की है एवं इस न्यूज में दी गई जानकारी का उपयोग करने से पहले संबंधित क्षेत्र के विशेषज्ञों (वकील / इंजीनियर / ज्योतिष / वास्तुशास्त्री / डॉक्टर / न्यूज़ एजेंसी / अन्य विषय एक्सपर्ट) की सलाह जरूर लें। अतः संबंधित खबर एवं उपयोग में लिए गए टेक्स्ट मैटर, फोटो, विडियो एवं ऑडिओ को लेकर BhaskarHindi.com न्यूज पोर्टल की कोई भी जिम्मेदारी नहीं है| मौसम विभाग ने मुंबई और आसपास के जिलों के लिए रेड अलर्ट जारी किया है। आईएमडी ने मुंबई समेत कई इलाकों में भारी से बहुत भारी बारिश का अनुमान जताया है। शहर के कई इलाकों में जलभराव की खबर है, जिससे सड़क यातायात धीमा हो गया है। हालांकि, महा मुंबई मेट्रो ऑपरेशन कॉर्पोरेशन लिमिटेड ने एक्स पर पोस्ट शेयर कर बताया कि येलो लाइन 2ए और रेड लाइन 7 पर मेट्रो सेवाएं निर्धारित समय पर चल रही हैं। आपातकालीन स्थिति में यात्रियों को किसी भी असुविधा से बचाने के लिए अतिरिक्त सेवाओं के लिए ट्रेनें स्टैंडबाय पर तैयार हैं। मुंबई मेट्रो ने बयान में आगे कहा, "चाहे आप ऑफिस जा रहे हों, स्कूल से लौट रहे हों, या अपनों से मिलने जा रहे हों, हम आपके सुरक्षित और विश्वसनीय यात्रा के लिए पूरी तरह तैयार हैं। सहायता के लिए हमारे हेल्पलाइन नंबर (1800 889 0505) या (1800 889 0808) पर संपर्क करें। सभी सुरक्षित रहें और सुरक्षित यात्रा करें।" इस बीच, सीएम देवेंद्र फडणवीस ने मुंबई मेट्रो की तारीफ की। उन्होंने कहा, "महाराष्ट्र में पिछले दो दिनों के बीच भारी बारिश हुई है और कई जिलों में रेड तथा ऑरेंज अलर्ट जारी किया है। इसके बावजूद मुंबई मेट्रो सुचारू रूप से चल रही है। हमने बार-बार कहा है कि भारी बारिश के बावजूद मेट्रो लोगों के लिए काफी कारगर है। इस समय भी मेट्रो अपने समय पर चल रही है।" सीएम देवेंद्र फडणवीस के बयान पर मुंबई मेट्रो ने कहा, "बारिश हो या धूप, मुंबई रुकती नहीं और न ही हम। आज की भारी बारिश के बावजूद मुंबई के प्रति हमारी प्रतिबद्धता कभी डगमगाती नहीं। महाराष्ट्र के मुख्यमंत्री फडणवीस ने राज्य में मूसलाधार बारिश के बावजूद शहर को गतिमान रखने के लिए मेट्रो सेवाओं की सराहना की। हम उनके प्रोत्साहन भरे शब्दों के लिए आभार व्यक्त करते हैं। हम इस शहर को विश्वसनीयता, सुरक्षा और देखभाल के साथ सेवा देने के अपने मिशन में दृढ़ रहने का वचन देते हैं।" अस्वीकरण: यह न्यूज़ ऑटो फ़ीड्स द्वारा स्वतः प्रकाशित हुई खबर है। इस न्यूज़ में BhaskarHindi.com टीम के द्वारा किसी भी तरह का कोई बदलाव या परिवर्तन (एडिटिंग) नहीं किया गया है| इस न्यूज की एवं न्यूज में उपयोग में ली गई सामग्रियों की सम्पूर्ण जवाबदारी केवल और केवल न्यूज़ एजेंसी की है एवं इस न्यूज में दी गई जानकारी का उपयोग करने से पहले संबंधित क्षेत्र के विशेषज्ञों (वकील / इंजीनियर / ज्योतिष / वास्तुशास्त्री / डॉक्टर / न्यूज़ एजेंसी / अन्य विषय एक्सपर्ट) की सलाह जरूर लें। अतः संबंधित खबर एवं उपयोग में लिए गए टेक्स्ट मैटर, फोटो, विडियो एवं ऑडिओ को लेकर BhaskarHindi.com न्यूज पोर्टल की कोई भी जिम्मेदारी नहीं है| Created On : 18 Aug 2025 5:21 PM IST</w:t>
+      </w:r>
+    </w:p>
+    <w:p>
+      <w:pPr>
+        <w:pStyle w:val="Heading3"/>
+      </w:pPr>
+      <w:r>
+        <w:rPr/>
+        <w:t>Article 51</w:t>
+      </w:r>
+    </w:p>
+    <w:p>
+      <w:pPr>
+        <w:pStyle w:val="Normal"/>
+      </w:pPr>
+      <w:r>
+        <w:rPr/>
+        <w:t>Title: महाराष्ट्र : भारी बारिश के बाद नांदेड़ में राहत कार्य तेज, प्रशासन के संपर्क में सीएम फडणवीस</w:t>
+      </w:r>
+    </w:p>
+    <w:p>
+      <w:pPr>
+        <w:pStyle w:val="Normal"/>
+      </w:pPr>
+      <w:r>
+        <w:rPr/>
+        <w:t xml:space="preserve">URL: </w:t>
+      </w:r>
+      <w:r>
+        <w:t xml:space="preserve"> https://www.newsnationtv.com/maharashtra-bhari-barish-ke-baad-nanded-mein-rahat-bachav-karya-tez-jiladhikariyon-ke-sampark-mein-cm-fadnavis--20250818144516/</w:t>
+      </w:r>
+    </w:p>
+    <w:p>
+      <w:pPr>
+        <w:pStyle w:val="Normal"/>
+      </w:pPr>
+      <w:r>
+        <w:rPr/>
+        <w:t>Content: 0 By clicking the button, I accept the Terms of Use of the service and its Privacy Policy, as well as consent to the processing of personal data. Don’t have an account? Signup Powered by : महाराष्ट्र : भारी बारिश के बाद नांदेड़ में राहत कार्य तेज, प्रशासन के संपर्क में सीएम फडणवीस Follow Us (source : IANS) ( Photo Credit : IANS) नांदेड़, 18 अगस्त (आईएएनएस)। महाराष्ट्र के कई इलाकों में भारी बारिश जारी है। नांदेड़ में भी बारिश का असर देखने को मिला, जिसके कारण जनजीवन अस्त-व्यस्त हो गया है। प्रशासन की टीम राहत और बचाव कार्य में जुटी हुई है। मुख्यमंत्री देवेंद्र फडणवीस स्वयं कई जिलों के जिलाधिकारियों के संपर्क में हैं। मुख्यमंत्री देवेंद्र फडणवीस ने सोशल मीडिया प्लेटफॉर्म एक्स पर पोस्ट करके जिले में जलस्तर बढ़ने के बारे में जानकारी दी। उन्होंने लिखा, नांदेड़ जिले के मुखेड़ तालुका में भारी बारिश के कारण लेंडी बांध का जलस्तर काफी बढ़ गया है। इसके अलावा, लातूर, उदगीर और कर्नाटक से भी भारी मात्रा में पानी आ रहा है। रविवार को यहां लगभग 206 मिमी बारिश हुई। इसके परिणामस्वरूप, रावणगाव, भसवाड़ी, भिंगेली और हसनाल में दैनिक जीवन प्रभावित हुआ है। उन्होंने आगे लिखा, रावणगाव में, 225 नागरिक बाढ़ के पानी में फंसे हुए हैं, और अत्यंत प्रतिकूल परिस्थितियों में फंसे लोगों को निकाला गया है। शेष नागरिकों को सुरक्षित स्थानों पर पहुंचाने के प्रयास जारी हैं। उन्होंने बताया, हसनाल में 8 नागरिकों को बचाया गया है। भसवाड़ी में 20 नागरिक फंसे हुए हैं, लेकिन सुरक्षित हैं। भिंगेली में 40 नागरिक फंसे हुए हैं, लेकिन सुरक्षित हैं। पांच नागरिक लापता हैं और उनकी तलाश की जा रही है। कई जिलाधिकारी आपसी समन्वय से राहत और बचाव अभियान चलाकर लोगों को मदद पहुंचा रहे हैं। मुख्यमंत्री खुद जिलाधिकारियों के साथ संपर्क में हैं। सीएम फडणवीस ने बताया, मैं व्यक्तिगत रूप से नांदेड़ के जिला कलेक्टर के लगातार संपर्क में हूं, और नांदेड़, लातूर और बीदर के जिला कलेक्टर बचाव अभियान चलाने के लिए आपस में समन्वय कर रहे हैं। बचाव कार्यों के लिए एनडीआरएफ की एक टीम, एक सैन्य इकाई और एक पुलिस दल समन्वय से काम कर रहे हैं। छत्रपति संभाजीनगर से एक सैन्य इकाई भी भेजी गई है। प्रशासन को प्रभावित क्षेत्रों में रहने और निरंतर समन्वय बनाए रखने के निर्देश दिए गए हैं। --आईएएनएस एससीएच/एबीएम डिस्क्लेमरः यह आईएएनएस न्यूज फीड से सीधे पब्लिश हुई खबर है. इसके साथ न्यूज नेशन टीम ने किसी तरह की कोई एडिटिंग नहीं की है. ऐसे में संबंधित खबर को लेकर कोई भी जिम्मेदारी न्यूज एजेंसी की ही होगी. Subscribe to our Newsletter! इस लेख को साझा करें यदि आपको यह लेख पसंद आया है, तो इसे अपने दोस्तों के साथ साझा करें।वे आपको बाद में धन्यवाद देंगे</w:t>
+      </w:r>
+    </w:p>
+    <w:p>
+      <w:pPr>
+        <w:pStyle w:val="Heading3"/>
+      </w:pPr>
+      <w:r>
+        <w:rPr/>
+        <w:t>Article 52</w:t>
+      </w:r>
+    </w:p>
+    <w:p>
+      <w:pPr>
+        <w:pStyle w:val="Normal"/>
+      </w:pPr>
+      <w:r>
+        <w:rPr/>
+        <w:t>Title: उपराष्ट्रपति चुनाव में भाजपा का दांव, सीपी राधाकृष्णन उम्मीदवार, महाराष्ट्र की राजनीति में बढ़ी हलचल</w:t>
+      </w:r>
+    </w:p>
+    <w:p>
+      <w:pPr>
+        <w:pStyle w:val="Normal"/>
+      </w:pPr>
+      <w:r>
+        <w:rPr/>
+        <w:t xml:space="preserve">URL: </w:t>
+      </w:r>
+      <w:r>
+        <w:t xml:space="preserve"> https://mpbreakingnews.in/maharashtra/vice-president-election-bjp-candidate-cp-radhakrishnan-devendra-fadnavis-54-803924</w:t>
+      </w:r>
+    </w:p>
+    <w:p>
+      <w:pPr>
+        <w:pStyle w:val="Normal"/>
+      </w:pPr>
+      <w:r>
+        <w:rPr/>
+        <w:t>Content: भारतीय जनता पार्टी (भाजपा) ने उपराष्ट्रपति पद के चुनाव के लिए सी. पी. राधाकृष्णन को उम्मीदवार बनाया है। जगदीप धनखड़ के अचानक इस्तीफे के कारण यह चुनाव हो रहा है। भाजपा ने इस चुनाव को विपक्षी दलों की एकजुटता तोड़ने के अवसर के रूप में इस्तेमाल करने की रणनीति अपनाई है। राधाकृष्णन के नाम की घोषणा के साथ ही महाराष्ट्र के दो प्रमुख क्षेत्रीय दलों को कठिनाई में डाल दिया गया है। मुख्यमंत्री देवेंद्र फडणवीस ने शिवसेना (उद्धव ठाकरे गुट) और राष्ट्रवादी कांग्रेस पार्टी (शरद पवार गुट) से राधाकृष्णन का समर्थन करने की अपील की है, जिससे यह चुनाव बेहद दिलचस्प बन गया है। सी. पी. राधाकृष्णन मूल रूप से तमिलनाडु के हैं और वर्तमान में महाराष्ट्र के राज्यपाल के रूप में कार्यरत हैं। प्रधानमंत्री नरेंद्र मोदी और भाजपा अध्यक्ष जे. पी. नड्डा ने मिलकर उनके नाम पर सहमति जताई। राजनीतिक विश्लेषकों का मानना है कि राधाकृष्णन का चयन भी मोदी की रणनीतिक सोच का हिस्सा है। उनके नाम से न केवल महाराष्ट्र की राजनीति में असर पड़ेगा, बल्कि तमिलनाडु में भी डीएमके और एमडीएमके जैसे दलों में हलचल मच गई है, क्योंकि राधाकृष्णन के इन दलों से अच्छे संबंध रहे हैं। भाजपा का इतिहास रहा है कि राष्ट्रपति और उपराष्ट्रपति चुनावों में उसने विपक्षी खेमे को बांटने की कोशिश की है। 2007 में जब प्रतिभा पाटिल को राष्ट्रपति पद का उम्मीदवार बनाया गया था, तब शिवसेना ने भाजपा-एनडीए का हिस्सा होते हुए भी उन्हें समर्थन दिया था क्योंकि वे मराठी थीं। इसी तरह 2012 में शिवसेना ने यूपीए उम्मीदवार प्रणब मुखर्जी को भी वोट दिया था। अब एक बार फिर इस बात पर निगाहें टिकी हैं कि क्या उद्धव ठाकरे और शरद पवार की पार्टियां भाजपा के उम्मीदवार को समर्थन देंगी। मुख्यमंत्री फडणवीस ने कहा कि महाराष्ट्र के राज्यपाल को उपराष्ट्रपति पद के लिए उम्मीदवार बनाए जाना गर्व की बात है। राधाकृष्णन महाराष्ट्र के मतदाता भी हैं और उन्होंने विधानसभा चुनाव में मुंबई में मतदान किया था। फडणवीस ने मराठी अस्मिता का हवाला देते हुए कहा कि ठाकरे और पवार जैसे दलों को उनका समर्थन करना चाहिए। उन्होंने महाराष्ट्र के सभी सांसदों से अपील की कि वे राधाकृष्णन के पक्ष में वोट दें। अब यह देखना दिलचस्प होगा कि ठाकरे और पवार इस राजनीतिक दांव पर क्या कदम उठाते हैं। MP Breaking News is the leading Hindi News portal in Madhya Pradesh, a digital news platform of INTUITIVE NEWS &amp; MEDIA PRIVATE LIMITED, providing news from every segment/category for its readers. Fast and Latest news updates with authenticating content are the prime objective that we seek towards creating a milestone for ourselves. Contact us: mpbreakingnews (at) gmail.com Bhopal News Indore News Jabalpur News Gwalior News Play Store Apple Store © 2025 Intuitive News &amp; Media Pvt. Ltd. | Powered By Parshva Web Home | Contact Us | Policies | Terms and Conditions</w:t>
+      </w:r>
+    </w:p>
+    <w:p>
+      <w:pPr>
+        <w:pStyle w:val="Heading3"/>
+      </w:pPr>
+      <w:r>
+        <w:rPr/>
+        <w:t>Article 53</w:t>
+      </w:r>
+    </w:p>
+    <w:p>
+      <w:pPr>
+        <w:pStyle w:val="Normal"/>
+      </w:pPr>
+      <w:r>
+        <w:rPr/>
+        <w:t>Title: किसानों को जल्द मिल सकता है कर्जमाफी का तोहफा, मंत्री संजय राठोड़ का बड़ा बयान</w:t>
+      </w:r>
+    </w:p>
+    <w:p>
+      <w:pPr>
+        <w:pStyle w:val="Normal"/>
+      </w:pPr>
+      <w:r>
+        <w:rPr/>
+        <w:t xml:space="preserve">URL: </w:t>
+      </w:r>
+      <w:r>
+        <w:t xml:space="preserve"> https://mpbreakingnews.in/maharashtra/farmer-loan-waiver-maharashtra-sanjay-rathod-devendra-fadnavis-54-804134</w:t>
+      </w:r>
+    </w:p>
+    <w:p>
+      <w:pPr>
+        <w:pStyle w:val="Normal"/>
+      </w:pPr>
+      <w:r>
+        <w:rPr/>
+        <w:t>Content: महाराष्ट्र के किसान लंबे समय से कर्जमाफी की प्रतीक्षा कर रहे हैं। किसानों और किसान संगठनों ने इस मुद्दे पर बार-बार सरकार से मांग की है। अब मृदा और जलसंधारण मंत्री संजय राठोड़ ने इस पर बड़ा बयान दिया है। उनके मुताबिक, आने वाले समय में किसानों को बड़ी राहत मिलने वाली है और राज्य सरकार कर्जमाफी की घोषणा कर सकती है। इससे किसानों में नई उम्मीद जगी है। यवतमाल जिले के पुसद में हरितक्रांति के प्रणेता और पूर्व मुख्यमंत्री वसंतराव नाईक की 46वीं पुण्यतिथि पर एक सम्मान समारोह आयोजित किया गया। इस मौके पर राज्य के 13 किसानों को वसंतराव नाईक कृषि प्रतिष्ठान की ओर से कृषि गौरव पुरस्कार प्रदान किया गया। इस कार्यक्रम में मंत्री संजय राठोड़ विशेष रूप से मौजूद थे। उन्होंने पुरस्कार प्राप्त किसानों को बधाई देते हुए कहा कि यह सम्मान केवल पुरस्कार नहीं, बल्कि नई पीढ़ी को दिया गया एक अमूल्य धरोहर है। इसी दौरान उन्होंने कर्जमाफी को लेकर राज्य सरकार की मंशा स्पष्ट की। संजय राठोड़ ने कहा कि संकटग्रस्त किसानों को कर्जमाफी देने पर राज्य मंत्रिमंडल में चर्चा चल रही है। मुख्यमंत्री देवेंद्र फडणवीस जल्द ही किसानों के लिए कर्जमाफी की घोषणा करेंगे। उन्होंने य